--- a/Docs/Дис Борзенков вар2/01.Главы/Глава_1.docx
+++ b/Docs/Дис Борзенков вар2/01.Главы/Глава_1.docx
@@ -69,7 +69,7 @@
         <w:pStyle w:val="a7"/>
         <w:numPr>
           <w:ilvl w:val="1"/>
-          <w:numId w:val="11"/>
+          <w:numId w:val="12"/>
         </w:numPr>
         <w:spacing w:line="360" w:lineRule="auto"/>
         <w:jc w:val="both"/>
@@ -249,10 +249,10 @@
             <v:path o:extrusionok="f" gradientshapeok="t" o:connecttype="rect"/>
             <o:lock v:ext="edit" aspectratio="t"/>
           </v:shapetype>
-          <v:shape id="_x0000_i1071" type="#_x0000_t75" style="width:264.85pt;height:20.05pt" o:ole="">
+          <v:shape id="_x0000_i1025" type="#_x0000_t75" style="width:264.95pt;height:20.15pt" o:ole="">
             <v:imagedata r:id="rId6" o:title=""/>
           </v:shape>
-          <o:OLEObject Type="Embed" ProgID="Equation.DSMT4" ShapeID="_x0000_i1071" DrawAspect="Content" ObjectID="_1835352175" r:id="rId7"/>
+          <o:OLEObject Type="Embed" ProgID="Equation.DSMT4" ShapeID="_x0000_i1025" DrawAspect="Content" ObjectID="_1835363213" r:id="rId7"/>
         </w:object>
       </w:r>
     </w:p>
@@ -288,7 +288,6 @@
         </w:rPr>
       </w:pPr>
       <w:proofErr w:type="spellStart"/>
-      <w:proofErr w:type="gramStart"/>
       <w:r>
         <w:rPr>
           <w:rFonts w:ascii="Times New Roman" w:hAnsi="Times New Roman" w:cs="Times New Roman"/>
@@ -356,7 +355,6 @@
         </w:rPr>
         <w:t>T</w:t>
       </w:r>
-      <w:proofErr w:type="gramEnd"/>
       <w:r>
         <w:rPr>
           <w:rFonts w:ascii="Times New Roman" w:hAnsi="Times New Roman" w:cs="Times New Roman"/>
@@ -620,82 +618,81 @@
           <w:rFonts w:ascii="Times New Roman" w:hAnsi="Times New Roman" w:cs="Times New Roman"/>
           <w:sz w:val="28"/>
           <w:szCs w:val="28"/>
+        </w:rPr>
+        <w:t xml:space="preserve"> </w:t>
+      </w:r>
+      <w:r>
+        <w:rPr>
+          <w:rFonts w:ascii="Times New Roman" w:hAnsi="Times New Roman" w:cs="Times New Roman"/>
+          <w:sz w:val="28"/>
+          <w:szCs w:val="28"/>
+        </w:rPr>
+        <w:t>концентрационная составляющая.</w:t>
+      </w:r>
+    </w:p>
+    <w:p>
+      <w:pPr>
+        <w:spacing w:line="360" w:lineRule="auto"/>
+        <w:ind w:firstLine="709"/>
+        <w:jc w:val="both"/>
+        <w:rPr>
+          <w:rFonts w:ascii="Times New Roman" w:hAnsi="Times New Roman" w:cs="Times New Roman"/>
+          <w:sz w:val="28"/>
+          <w:szCs w:val="28"/>
+        </w:rPr>
+      </w:pPr>
+      <w:r>
+        <w:rPr>
+          <w:rFonts w:ascii="Times New Roman" w:hAnsi="Times New Roman" w:cs="Times New Roman"/>
+          <w:sz w:val="28"/>
+          <w:szCs w:val="28"/>
+        </w:rPr>
+        <w:t>Данное соотношение является прямым следствием обобщённого баланса потенциалов в электрохимической системе. Его применение обосновано тем, что при работе тяговой батареи суммарное напряжение на клеммах формируется не только термодинамически равновесной ЭДС, но и потерями различной физической природы. Для задач диссертации это принципиально важно, поскольку параметры деградации отражаются не в одном интегральном сопротивлении, а в изменении структуры указанных слагаемых.</w:t>
+      </w:r>
+    </w:p>
+    <w:p>
+      <w:pPr>
+        <w:spacing w:line="360" w:lineRule="auto"/>
+        <w:ind w:firstLine="709"/>
+        <w:jc w:val="both"/>
+        <w:rPr>
+          <w:rFonts w:ascii="Times New Roman" w:hAnsi="Times New Roman" w:cs="Times New Roman"/>
+          <w:sz w:val="28"/>
+          <w:szCs w:val="28"/>
+        </w:rPr>
+      </w:pPr>
+      <w:r>
+        <w:rPr>
+          <w:rFonts w:ascii="Times New Roman" w:hAnsi="Times New Roman" w:cs="Times New Roman"/>
+          <w:sz w:val="28"/>
+          <w:szCs w:val="28"/>
+        </w:rPr>
+        <w:t>Состояние заряда батареи определяется законом сохранения электрического заряда:</w:t>
+      </w:r>
+    </w:p>
+    <w:p>
+      <w:pPr>
+        <w:spacing w:line="360" w:lineRule="auto"/>
+        <w:ind w:firstLine="709"/>
+        <w:jc w:val="both"/>
+        <w:rPr>
+          <w:rFonts w:ascii="Times New Roman" w:hAnsi="Times New Roman" w:cs="Times New Roman"/>
+          <w:sz w:val="28"/>
+          <w:szCs w:val="28"/>
+        </w:rPr>
+      </w:pPr>
+    </w:p>
+    <w:p>
+      <w:pPr>
+        <w:spacing w:line="360" w:lineRule="auto"/>
+        <w:ind w:firstLine="709"/>
+        <w:jc w:val="both"/>
+        <w:rPr>
+          <w:rFonts w:ascii="Times New Roman" w:hAnsi="Times New Roman" w:cs="Times New Roman"/>
+          <w:sz w:val="28"/>
+          <w:szCs w:val="28"/>
           <w:lang w:val="en-US"/>
         </w:rPr>
-        <w:t xml:space="preserve"> </w:t>
-      </w:r>
-      <w:r>
-        <w:rPr>
-          <w:rFonts w:ascii="Times New Roman" w:hAnsi="Times New Roman" w:cs="Times New Roman"/>
-          <w:sz w:val="28"/>
-          <w:szCs w:val="28"/>
-        </w:rPr>
-        <w:t>концентрационная составляющая.</w:t>
-      </w:r>
-    </w:p>
-    <w:p>
-      <w:pPr>
-        <w:spacing w:line="360" w:lineRule="auto"/>
-        <w:ind w:firstLine="709"/>
-        <w:jc w:val="both"/>
-        <w:rPr>
-          <w:rFonts w:ascii="Times New Roman" w:hAnsi="Times New Roman" w:cs="Times New Roman"/>
-          <w:sz w:val="28"/>
-          <w:szCs w:val="28"/>
-        </w:rPr>
-      </w:pPr>
-      <w:r>
-        <w:rPr>
-          <w:rFonts w:ascii="Times New Roman" w:hAnsi="Times New Roman" w:cs="Times New Roman"/>
-          <w:sz w:val="28"/>
-          <w:szCs w:val="28"/>
-        </w:rPr>
-        <w:t>Данное соотношение является прямым следствием обобщённого баланса потенциалов в электрохимической системе. Его применение обосновано тем, что при работе тяговой батареи суммарное напряжение на клеммах формируется не только термодинамически равновесной ЭДС, но и потерями различной физической природы. Для задач диссертации это принципиально важно, поскольку параметры деградации отражаются не в одном интегральном сопротивлении, а в изменении структуры указанных слагаемых.</w:t>
-      </w:r>
-    </w:p>
-    <w:p>
-      <w:pPr>
-        <w:spacing w:line="360" w:lineRule="auto"/>
-        <w:ind w:firstLine="709"/>
-        <w:jc w:val="both"/>
-        <w:rPr>
-          <w:rFonts w:ascii="Times New Roman" w:hAnsi="Times New Roman" w:cs="Times New Roman"/>
-          <w:sz w:val="28"/>
-          <w:szCs w:val="28"/>
-        </w:rPr>
-      </w:pPr>
-      <w:r>
-        <w:rPr>
-          <w:rFonts w:ascii="Times New Roman" w:hAnsi="Times New Roman" w:cs="Times New Roman"/>
-          <w:sz w:val="28"/>
-          <w:szCs w:val="28"/>
-        </w:rPr>
-        <w:t>Состояние заряда батареи определяется законом сохранения электрического заряда:</w:t>
-      </w:r>
-    </w:p>
-    <w:p>
-      <w:pPr>
-        <w:spacing w:line="360" w:lineRule="auto"/>
-        <w:ind w:firstLine="709"/>
-        <w:jc w:val="both"/>
-        <w:rPr>
-          <w:rFonts w:ascii="Times New Roman" w:hAnsi="Times New Roman" w:cs="Times New Roman"/>
-          <w:sz w:val="28"/>
-          <w:szCs w:val="28"/>
-        </w:rPr>
-      </w:pPr>
-    </w:p>
-    <w:p>
-      <w:pPr>
-        <w:spacing w:line="360" w:lineRule="auto"/>
-        <w:ind w:firstLine="709"/>
-        <w:jc w:val="both"/>
-        <w:rPr>
-          <w:rFonts w:ascii="Times New Roman" w:hAnsi="Times New Roman" w:cs="Times New Roman"/>
-          <w:sz w:val="28"/>
-          <w:szCs w:val="28"/>
-          <w:lang w:val="en-US"/>
-        </w:rPr>
       </w:pPr>
       <w:r>
         <w:rPr>
@@ -705,10 +702,10 @@
           <w:szCs w:val="28"/>
         </w:rPr>
         <w:object w:dxaOrig="3159" w:dyaOrig="680" w14:anchorId="4128C517">
-          <v:shape id="_x0000_i1074" type="#_x0000_t75" style="width:157.75pt;height:33.8pt" o:ole="">
+          <v:shape id="_x0000_i1026" type="#_x0000_t75" style="width:157.8pt;height:34pt" o:ole="">
             <v:imagedata r:id="rId8" o:title=""/>
           </v:shape>
-          <o:OLEObject Type="Embed" ProgID="Equation.DSMT4" ShapeID="_x0000_i1074" DrawAspect="Content" ObjectID="_1835352176" r:id="rId9"/>
+          <o:OLEObject Type="Embed" ProgID="Equation.DSMT4" ShapeID="_x0000_i1026" DrawAspect="Content" ObjectID="_1835363214" r:id="rId9"/>
         </w:object>
       </w:r>
     </w:p>
@@ -786,7 +783,6 @@
           <w:rFonts w:ascii="Times New Roman" w:hAnsi="Times New Roman" w:cs="Times New Roman"/>
           <w:sz w:val="28"/>
           <w:szCs w:val="28"/>
-          <w:lang w:val="en-US"/>
         </w:rPr>
         <w:t xml:space="preserve"> – </w:t>
       </w:r>
@@ -950,15 +946,7 @@
           <w:sz w:val="28"/>
           <w:szCs w:val="28"/>
         </w:rPr>
-        <w:t>,</w:t>
-      </w:r>
-      <w:r>
-        <w:rPr>
-          <w:rFonts w:ascii="Times New Roman" w:hAnsi="Times New Roman" w:cs="Times New Roman"/>
-          <w:sz w:val="28"/>
-          <w:szCs w:val="28"/>
-        </w:rPr>
-        <w:t xml:space="preserve"> </w:t>
+        <w:t xml:space="preserve">, </w:t>
       </w:r>
       <w:r>
         <w:rPr>
@@ -975,23 +963,7 @@
           <w:sz w:val="28"/>
           <w:szCs w:val="28"/>
         </w:rPr>
-        <w:t xml:space="preserve"> </w:t>
-      </w:r>
-      <w:r>
-        <w:rPr>
-          <w:rFonts w:ascii="Times New Roman" w:hAnsi="Times New Roman" w:cs="Times New Roman"/>
-          <w:sz w:val="28"/>
-          <w:szCs w:val="28"/>
-        </w:rPr>
-        <w:t>и</w:t>
-      </w:r>
-      <w:r>
-        <w:rPr>
-          <w:rFonts w:ascii="Times New Roman" w:hAnsi="Times New Roman" w:cs="Times New Roman"/>
-          <w:sz w:val="28"/>
-          <w:szCs w:val="28"/>
-        </w:rPr>
-        <w:t xml:space="preserve"> </w:t>
+        <w:t xml:space="preserve"> и </w:t>
       </w:r>
       <w:r>
         <w:rPr>
@@ -1020,56 +992,54 @@
           <w:rFonts w:ascii="Times New Roman" w:hAnsi="Times New Roman" w:cs="Times New Roman"/>
           <w:sz w:val="28"/>
           <w:szCs w:val="28"/>
+        </w:rPr>
+      </w:pPr>
+      <w:r>
+        <w:rPr>
+          <w:rFonts w:ascii="Times New Roman" w:hAnsi="Times New Roman" w:cs="Times New Roman"/>
+          <w:sz w:val="28"/>
+          <w:szCs w:val="28"/>
+        </w:rPr>
+        <w:t>Мощностной режим тяговой батареи определяется энергетическим балансом</w:t>
+      </w:r>
+    </w:p>
+    <w:p>
+      <w:pPr>
+        <w:spacing w:line="360" w:lineRule="auto"/>
+        <w:ind w:firstLine="709"/>
+        <w:jc w:val="both"/>
+        <w:rPr>
+          <w:rFonts w:ascii="Times New Roman" w:hAnsi="Times New Roman" w:cs="Times New Roman"/>
+          <w:sz w:val="28"/>
+          <w:szCs w:val="28"/>
+        </w:rPr>
+      </w:pPr>
+    </w:p>
+    <w:p>
+      <w:pPr>
+        <w:spacing w:line="360" w:lineRule="auto"/>
+        <w:ind w:firstLine="709"/>
+        <w:jc w:val="both"/>
+        <w:rPr>
+          <w:rFonts w:ascii="Times New Roman" w:hAnsi="Times New Roman" w:cs="Times New Roman"/>
+          <w:sz w:val="28"/>
+          <w:szCs w:val="28"/>
           <w:lang w:val="en-US"/>
         </w:rPr>
       </w:pPr>
       <w:r>
         <w:rPr>
           <w:rFonts w:ascii="Times New Roman" w:hAnsi="Times New Roman" w:cs="Times New Roman"/>
-          <w:sz w:val="28"/>
-          <w:szCs w:val="28"/>
-        </w:rPr>
-        <w:t>Мощностной режим тяговой батареи определяется энергетическим балансом</w:t>
-      </w:r>
-    </w:p>
-    <w:p>
-      <w:pPr>
-        <w:spacing w:line="360" w:lineRule="auto"/>
-        <w:ind w:firstLine="709"/>
-        <w:jc w:val="both"/>
-        <w:rPr>
-          <w:rFonts w:ascii="Times New Roman" w:hAnsi="Times New Roman" w:cs="Times New Roman"/>
+          <w:position w:val="-12"/>
           <w:sz w:val="28"/>
           <w:szCs w:val="28"/>
           <w:lang w:val="en-US"/>
         </w:rPr>
-      </w:pPr>
-    </w:p>
-    <w:p>
-      <w:pPr>
-        <w:spacing w:line="360" w:lineRule="auto"/>
-        <w:ind w:firstLine="709"/>
-        <w:jc w:val="both"/>
-        <w:rPr>
-          <w:rFonts w:ascii="Times New Roman" w:hAnsi="Times New Roman" w:cs="Times New Roman"/>
-          <w:sz w:val="28"/>
-          <w:szCs w:val="28"/>
-          <w:lang w:val="en-US"/>
-        </w:rPr>
-      </w:pPr>
-      <w:r>
-        <w:rPr>
-          <w:rFonts w:ascii="Times New Roman" w:hAnsi="Times New Roman" w:cs="Times New Roman"/>
-          <w:position w:val="-12"/>
-          <w:sz w:val="28"/>
-          <w:szCs w:val="28"/>
-          <w:lang w:val="en-US"/>
-        </w:rPr>
         <w:object w:dxaOrig="1359" w:dyaOrig="360" w14:anchorId="1157D90C">
-          <v:shape id="_x0000_i1079" type="#_x0000_t75" style="width:68.25pt;height:18.15pt" o:ole="">
+          <v:shape id="_x0000_i1027" type="#_x0000_t75" style="width:67.95pt;height:17.85pt" o:ole="">
             <v:imagedata r:id="rId10" o:title=""/>
           </v:shape>
-          <o:OLEObject Type="Embed" ProgID="Equation.DSMT4" ShapeID="_x0000_i1079" DrawAspect="Content" ObjectID="_1835352177" r:id="rId11"/>
+          <o:OLEObject Type="Embed" ProgID="Equation.DSMT4" ShapeID="_x0000_i1027" DrawAspect="Content" ObjectID="_1835363215" r:id="rId11"/>
         </w:object>
       </w:r>
     </w:p>
@@ -1082,43 +1052,42 @@
           <w:rFonts w:ascii="Times New Roman" w:hAnsi="Times New Roman" w:cs="Times New Roman"/>
           <w:sz w:val="28"/>
           <w:szCs w:val="28"/>
+        </w:rPr>
+      </w:pPr>
+      <w:r>
+        <w:rPr>
+          <w:rFonts w:ascii="Times New Roman" w:hAnsi="Times New Roman" w:cs="Times New Roman"/>
+          <w:sz w:val="28"/>
+          <w:szCs w:val="28"/>
+        </w:rPr>
+        <w:t>а потери мощности могут быть представлены в виде</w:t>
+      </w:r>
+    </w:p>
+    <w:p>
+      <w:pPr>
+        <w:spacing w:line="360" w:lineRule="auto"/>
+        <w:ind w:firstLine="709"/>
+        <w:jc w:val="both"/>
+        <w:rPr>
+          <w:rFonts w:ascii="Times New Roman" w:hAnsi="Times New Roman" w:cs="Times New Roman"/>
+          <w:sz w:val="28"/>
+          <w:szCs w:val="28"/>
           <w:lang w:val="en-US"/>
         </w:rPr>
       </w:pPr>
       <w:r>
         <w:rPr>
           <w:rFonts w:ascii="Times New Roman" w:hAnsi="Times New Roman" w:cs="Times New Roman"/>
-          <w:sz w:val="28"/>
-          <w:szCs w:val="28"/>
-        </w:rPr>
-        <w:t>а потери мощности могут быть представлены в виде</w:t>
-      </w:r>
-    </w:p>
-    <w:p>
-      <w:pPr>
-        <w:spacing w:line="360" w:lineRule="auto"/>
-        <w:ind w:firstLine="709"/>
-        <w:jc w:val="both"/>
-        <w:rPr>
-          <w:rFonts w:ascii="Times New Roman" w:hAnsi="Times New Roman" w:cs="Times New Roman"/>
+          <w:position w:val="-14"/>
           <w:sz w:val="28"/>
           <w:szCs w:val="28"/>
           <w:lang w:val="en-US"/>
         </w:rPr>
-      </w:pPr>
-      <w:r>
-        <w:rPr>
-          <w:rFonts w:ascii="Times New Roman" w:hAnsi="Times New Roman" w:cs="Times New Roman"/>
-          <w:position w:val="-14"/>
-          <w:sz w:val="28"/>
-          <w:szCs w:val="28"/>
-          <w:lang w:val="en-US"/>
-        </w:rPr>
         <w:object w:dxaOrig="3240" w:dyaOrig="400" w14:anchorId="3B9C0CF4">
-          <v:shape id="_x0000_i1082" type="#_x0000_t75" style="width:162.15pt;height:20.05pt" o:ole="">
+          <v:shape id="_x0000_i1028" type="#_x0000_t75" style="width:162.45pt;height:20.15pt" o:ole="">
             <v:imagedata r:id="rId12" o:title=""/>
           </v:shape>
-          <o:OLEObject Type="Embed" ProgID="Equation.DSMT4" ShapeID="_x0000_i1082" DrawAspect="Content" ObjectID="_1835352178" r:id="rId13"/>
+          <o:OLEObject Type="Embed" ProgID="Equation.DSMT4" ShapeID="_x0000_i1028" DrawAspect="Content" ObjectID="_1835363216" r:id="rId13"/>
         </w:object>
       </w:r>
     </w:p>
@@ -1288,10 +1257,10 @@
           <w:szCs w:val="28"/>
         </w:rPr>
         <w:object w:dxaOrig="3440" w:dyaOrig="620" w14:anchorId="3CFCB99D">
-          <v:shape id="_x0000_i1085" type="#_x0000_t75" style="width:172.15pt;height:31.3pt" o:ole="">
+          <v:shape id="_x0000_i1029" type="#_x0000_t75" style="width:172.2pt;height:31.1pt" o:ole="">
             <v:imagedata r:id="rId14" o:title=""/>
           </v:shape>
-          <o:OLEObject Type="Embed" ProgID="Equation.DSMT4" ShapeID="_x0000_i1085" DrawAspect="Content" ObjectID="_1835352179" r:id="rId15"/>
+          <o:OLEObject Type="Embed" ProgID="Equation.DSMT4" ShapeID="_x0000_i1029" DrawAspect="Content" ObjectID="_1835363217" r:id="rId15"/>
         </w:object>
       </w:r>
     </w:p>
@@ -1409,7 +1378,6 @@
           <w:rFonts w:ascii="Times New Roman" w:hAnsi="Times New Roman" w:cs="Times New Roman"/>
           <w:sz w:val="28"/>
           <w:szCs w:val="28"/>
-          <w:lang w:val="en-US"/>
         </w:rPr>
         <w:t xml:space="preserve"> – </w:t>
       </w:r>
@@ -1893,31 +1861,7 @@
                 <w:sz w:val="20"/>
                 <w:szCs w:val="20"/>
               </w:rPr>
-              <w:t>Начальное омическо</w:t>
-            </w:r>
-            <w:r>
-              <w:rPr>
-                <w:rFonts w:ascii="Times New Roman" w:hAnsi="Times New Roman" w:cs="Times New Roman"/>
-                <w:sz w:val="20"/>
-                <w:szCs w:val="20"/>
-              </w:rPr>
-              <w:t>е</w:t>
-            </w:r>
-            <w:r>
-              <w:rPr>
-                <w:rFonts w:ascii="Times New Roman" w:hAnsi="Times New Roman" w:cs="Times New Roman"/>
-                <w:sz w:val="20"/>
-                <w:szCs w:val="20"/>
-              </w:rPr>
-              <w:t xml:space="preserve"> сопротивление</w:t>
-            </w:r>
-            <w:r>
-              <w:rPr>
-                <w:rFonts w:ascii="Times New Roman" w:hAnsi="Times New Roman" w:cs="Times New Roman"/>
-                <w:sz w:val="20"/>
-                <w:szCs w:val="20"/>
-              </w:rPr>
-              <w:t xml:space="preserve"> </w:t>
+              <w:t xml:space="preserve">Начальное омическое сопротивление </w:t>
             </w:r>
             <w:r>
               <w:rPr>
@@ -1944,23 +1888,7 @@
                 <w:sz w:val="20"/>
                 <w:szCs w:val="20"/>
               </w:rPr>
-              <w:t>,</w:t>
-            </w:r>
-            <w:r>
-              <w:rPr>
-                <w:rFonts w:ascii="Times New Roman" w:hAnsi="Times New Roman" w:cs="Times New Roman"/>
-                <w:sz w:val="20"/>
-                <w:szCs w:val="20"/>
-              </w:rPr>
-              <w:t xml:space="preserve"> мО</w:t>
-            </w:r>
-            <w:r>
-              <w:rPr>
-                <w:rFonts w:ascii="Times New Roman" w:hAnsi="Times New Roman" w:cs="Times New Roman"/>
-                <w:sz w:val="20"/>
-                <w:szCs w:val="20"/>
-              </w:rPr>
-              <w:t>м</w:t>
+              <w:t>, мОм</w:t>
             </w:r>
           </w:p>
         </w:tc>
@@ -1984,15 +1912,7 @@
                 <w:sz w:val="20"/>
                 <w:szCs w:val="20"/>
               </w:rPr>
-              <w:t>Начальное сопротивление переноса заряда</w:t>
-            </w:r>
-            <w:r>
-              <w:rPr>
-                <w:rFonts w:ascii="Times New Roman" w:hAnsi="Times New Roman" w:cs="Times New Roman"/>
-                <w:sz w:val="20"/>
-                <w:szCs w:val="20"/>
-              </w:rPr>
-              <w:t xml:space="preserve"> </w:t>
+              <w:t xml:space="preserve">Начальное сопротивление переноса заряда </w:t>
             </w:r>
           </w:p>
           <w:p>
@@ -2106,23 +2026,7 @@
                 <w:sz w:val="20"/>
                 <w:szCs w:val="20"/>
               </w:rPr>
-              <w:t>3</w:t>
-            </w:r>
-            <w:r>
-              <w:rPr>
-                <w:rFonts w:ascii="Times New Roman" w:hAnsi="Times New Roman" w:cs="Times New Roman"/>
-                <w:sz w:val="20"/>
-                <w:szCs w:val="20"/>
-              </w:rPr>
-              <w:t>,</w:t>
-            </w:r>
-            <w:r>
-              <w:rPr>
-                <w:rFonts w:ascii="Times New Roman" w:hAnsi="Times New Roman" w:cs="Times New Roman"/>
-                <w:sz w:val="20"/>
-                <w:szCs w:val="20"/>
-              </w:rPr>
-              <w:t>65</w:t>
+              <w:t>3,65</w:t>
             </w:r>
           </w:p>
         </w:tc>
@@ -2218,23 +2122,7 @@
                 <w:sz w:val="20"/>
                 <w:szCs w:val="20"/>
               </w:rPr>
-              <w:t>1</w:t>
-            </w:r>
-            <w:r>
-              <w:rPr>
-                <w:rFonts w:ascii="Times New Roman" w:hAnsi="Times New Roman" w:cs="Times New Roman"/>
-                <w:sz w:val="20"/>
-                <w:szCs w:val="20"/>
-              </w:rPr>
-              <w:t>,</w:t>
-            </w:r>
-            <w:r>
-              <w:rPr>
-                <w:rFonts w:ascii="Times New Roman" w:hAnsi="Times New Roman" w:cs="Times New Roman"/>
-                <w:sz w:val="20"/>
-                <w:szCs w:val="20"/>
-              </w:rPr>
-              <w:t>9</w:t>
+              <w:t>1,9</w:t>
             </w:r>
           </w:p>
         </w:tc>
@@ -2332,23 +2220,7 @@
                 <w:sz w:val="20"/>
                 <w:szCs w:val="20"/>
               </w:rPr>
-              <w:t>3</w:t>
-            </w:r>
-            <w:r>
-              <w:rPr>
-                <w:rFonts w:ascii="Times New Roman" w:hAnsi="Times New Roman" w:cs="Times New Roman"/>
-                <w:sz w:val="20"/>
-                <w:szCs w:val="20"/>
-              </w:rPr>
-              <w:t>,</w:t>
-            </w:r>
-            <w:r>
-              <w:rPr>
-                <w:rFonts w:ascii="Times New Roman" w:hAnsi="Times New Roman" w:cs="Times New Roman"/>
-                <w:sz w:val="20"/>
-                <w:szCs w:val="20"/>
-              </w:rPr>
-              <w:t>20</w:t>
+              <w:t>3,20</w:t>
             </w:r>
           </w:p>
         </w:tc>
@@ -2444,23 +2316,7 @@
                 <w:sz w:val="20"/>
                 <w:szCs w:val="20"/>
               </w:rPr>
-              <w:t>2</w:t>
-            </w:r>
-            <w:r>
-              <w:rPr>
-                <w:rFonts w:ascii="Times New Roman" w:hAnsi="Times New Roman" w:cs="Times New Roman"/>
-                <w:sz w:val="20"/>
-                <w:szCs w:val="20"/>
-              </w:rPr>
-              <w:t>,</w:t>
-            </w:r>
-            <w:r>
-              <w:rPr>
-                <w:rFonts w:ascii="Times New Roman" w:hAnsi="Times New Roman" w:cs="Times New Roman"/>
-                <w:sz w:val="20"/>
-                <w:szCs w:val="20"/>
-              </w:rPr>
-              <w:t>6</w:t>
+              <w:t>2,6</w:t>
             </w:r>
           </w:p>
         </w:tc>
@@ -2558,23 +2414,7 @@
                 <w:sz w:val="20"/>
                 <w:szCs w:val="20"/>
               </w:rPr>
-              <w:t>2</w:t>
-            </w:r>
-            <w:r>
-              <w:rPr>
-                <w:rFonts w:ascii="Times New Roman" w:hAnsi="Times New Roman" w:cs="Times New Roman"/>
-                <w:sz w:val="20"/>
-                <w:szCs w:val="20"/>
-              </w:rPr>
-              <w:t>,</w:t>
-            </w:r>
-            <w:r>
-              <w:rPr>
-                <w:rFonts w:ascii="Times New Roman" w:hAnsi="Times New Roman" w:cs="Times New Roman"/>
-                <w:sz w:val="20"/>
-                <w:szCs w:val="20"/>
-              </w:rPr>
-              <w:t>30</w:t>
+              <w:t>2,30</w:t>
             </w:r>
           </w:p>
         </w:tc>
@@ -2670,23 +2510,7 @@
                 <w:sz w:val="20"/>
                 <w:szCs w:val="20"/>
               </w:rPr>
-              <w:t>0</w:t>
-            </w:r>
-            <w:r>
-              <w:rPr>
-                <w:rFonts w:ascii="Times New Roman" w:hAnsi="Times New Roman" w:cs="Times New Roman"/>
-                <w:sz w:val="20"/>
-                <w:szCs w:val="20"/>
-              </w:rPr>
-              <w:t>,</w:t>
-            </w:r>
-            <w:r>
-              <w:rPr>
-                <w:rFonts w:ascii="Times New Roman" w:hAnsi="Times New Roman" w:cs="Times New Roman"/>
-                <w:sz w:val="20"/>
-                <w:szCs w:val="20"/>
-              </w:rPr>
-              <w:t>9</w:t>
+              <w:t>0,9</w:t>
             </w:r>
           </w:p>
         </w:tc>
@@ -2794,23 +2618,7 @@
                 <w:sz w:val="20"/>
                 <w:szCs w:val="20"/>
               </w:rPr>
-              <w:t>3</w:t>
-            </w:r>
-            <w:r>
-              <w:rPr>
-                <w:rFonts w:ascii="Times New Roman" w:hAnsi="Times New Roman" w:cs="Times New Roman"/>
-                <w:sz w:val="20"/>
-                <w:szCs w:val="20"/>
-              </w:rPr>
-              <w:t>,</w:t>
-            </w:r>
-            <w:r>
-              <w:rPr>
-                <w:rFonts w:ascii="Times New Roman" w:hAnsi="Times New Roman" w:cs="Times New Roman"/>
-                <w:sz w:val="20"/>
-                <w:szCs w:val="20"/>
-              </w:rPr>
-              <w:t>00</w:t>
+              <w:t>3,00</w:t>
             </w:r>
           </w:p>
         </w:tc>
@@ -2906,23 +2714,7 @@
                 <w:sz w:val="20"/>
                 <w:szCs w:val="20"/>
               </w:rPr>
-              <w:t>3</w:t>
-            </w:r>
-            <w:r>
-              <w:rPr>
-                <w:rFonts w:ascii="Times New Roman" w:hAnsi="Times New Roman" w:cs="Times New Roman"/>
-                <w:sz w:val="20"/>
-                <w:szCs w:val="20"/>
-              </w:rPr>
-              <w:t>,</w:t>
-            </w:r>
-            <w:r>
-              <w:rPr>
-                <w:rFonts w:ascii="Times New Roman" w:hAnsi="Times New Roman" w:cs="Times New Roman"/>
-                <w:sz w:val="20"/>
-                <w:szCs w:val="20"/>
-              </w:rPr>
-              <w:t>4</w:t>
+              <w:t>3,4</w:t>
             </w:r>
           </w:p>
         </w:tc>
@@ -3390,10 +3182,10 @@
           <w:szCs w:val="28"/>
         </w:rPr>
         <w:object w:dxaOrig="2079" w:dyaOrig="380" w14:anchorId="073C43AA">
-          <v:shape id="_x0000_i1090" type="#_x0000_t75" style="width:103.95pt;height:18.8pt" o:ole="">
+          <v:shape id="_x0000_i1030" type="#_x0000_t75" style="width:103.7pt;height:19pt" o:ole="">
             <v:imagedata r:id="rId17" o:title=""/>
           </v:shape>
-          <o:OLEObject Type="Embed" ProgID="Equation.DSMT4" ShapeID="_x0000_i1090" DrawAspect="Content" ObjectID="_1835352180" r:id="rId18"/>
+          <o:OLEObject Type="Embed" ProgID="Equation.DSMT4" ShapeID="_x0000_i1030" DrawAspect="Content" ObjectID="_1835363218" r:id="rId18"/>
         </w:object>
       </w:r>
     </w:p>
@@ -3590,15 +3382,7 @@
           <w:sz w:val="28"/>
           <w:szCs w:val="28"/>
         </w:rPr>
-        <w:t xml:space="preserve">отражает </w:t>
-      </w:r>
-      <w:r>
-        <w:rPr>
-          <w:rFonts w:ascii="Times New Roman" w:hAnsi="Times New Roman" w:cs="Times New Roman"/>
-          <w:sz w:val="28"/>
-          <w:szCs w:val="28"/>
-        </w:rPr>
-        <w:t>быстрые импульсные изменения, связанные с разгонами, переключениями и рекуперацией.</w:t>
+        <w:t>отражает быстрые импульсные изменения, связанные с разгонами, переключениями и рекуперацией.</w:t>
       </w:r>
     </w:p>
     <w:p>
@@ -3779,7 +3563,6 @@
           <w:rFonts w:ascii="Times New Roman" w:hAnsi="Times New Roman" w:cs="Times New Roman"/>
           <w:sz w:val="28"/>
           <w:szCs w:val="28"/>
-          <w:lang w:val="en-US"/>
         </w:rPr>
       </w:pPr>
       <w:r>
@@ -3849,9 +3632,8 @@
           <w:sz w:val="28"/>
           <w:szCs w:val="28"/>
         </w:rPr>
-        <w:t>(</w:t>
-      </w:r>
-      <w:proofErr w:type="gramStart"/>
+        <w:t>(ω,</w:t>
+      </w:r>
       <w:r>
         <w:rPr>
           <w:rFonts w:ascii="Times New Roman" w:hAnsi="Times New Roman" w:cs="Times New Roman"/>
@@ -3859,8 +3641,9 @@
           <w:iCs/>
           <w:sz w:val="28"/>
           <w:szCs w:val="28"/>
-        </w:rPr>
-        <w:t>ω,</w:t>
+          <w:lang w:val="en-US"/>
+        </w:rPr>
+        <w:t>t</w:t>
       </w:r>
       <w:r>
         <w:rPr>
@@ -3869,11 +3652,38 @@
           <w:iCs/>
           <w:sz w:val="28"/>
           <w:szCs w:val="28"/>
-          <w:lang w:val="en-US"/>
-        </w:rPr>
-        <w:t>t</w:t>
-      </w:r>
-      <w:proofErr w:type="gramEnd"/>
+        </w:rPr>
+        <w:t>)</w:t>
+      </w:r>
+      <w:r>
+        <w:rPr>
+          <w:rFonts w:ascii="Times New Roman" w:hAnsi="Times New Roman" w:cs="Times New Roman"/>
+          <w:sz w:val="28"/>
+          <w:szCs w:val="28"/>
+        </w:rPr>
+        <w:t>.</w:t>
+      </w:r>
+    </w:p>
+    <w:p>
+      <w:pPr>
+        <w:spacing w:line="360" w:lineRule="auto"/>
+        <w:ind w:firstLine="709"/>
+        <w:jc w:val="both"/>
+        <w:rPr>
+          <w:rFonts w:ascii="Times New Roman" w:hAnsi="Times New Roman" w:cs="Times New Roman"/>
+          <w:sz w:val="28"/>
+          <w:szCs w:val="28"/>
+        </w:rPr>
+      </w:pPr>
+      <w:r>
+        <w:rPr>
+          <w:rFonts w:ascii="Times New Roman" w:hAnsi="Times New Roman" w:cs="Times New Roman"/>
+          <w:sz w:val="28"/>
+          <w:szCs w:val="28"/>
+        </w:rPr>
+        <w:lastRenderedPageBreak/>
+        <w:t xml:space="preserve">Практическая польза рисунка состоит в том, что он задаёт реалистичную основу для построения программ стендовых испытаний, выбора спектров диагностических частот и расчёта тепловой нагрузки. Именно такой тип профиля должен использоваться для проверки пригодности будущих моделей </w:t>
+      </w:r>
       <w:r>
         <w:rPr>
           <w:rFonts w:ascii="Times New Roman" w:hAnsi="Times New Roman" w:cs="Times New Roman"/>
@@ -3882,36 +3692,23 @@
           <w:sz w:val="28"/>
           <w:szCs w:val="28"/>
         </w:rPr>
-        <w:t>)</w:t>
-      </w:r>
-      <w:r>
-        <w:rPr>
-          <w:rFonts w:ascii="Times New Roman" w:hAnsi="Times New Roman" w:cs="Times New Roman"/>
-          <w:sz w:val="28"/>
-          <w:szCs w:val="28"/>
-        </w:rPr>
-        <w:t>.</w:t>
-      </w:r>
-    </w:p>
-    <w:p>
-      <w:pPr>
-        <w:spacing w:line="360" w:lineRule="auto"/>
-        <w:ind w:firstLine="709"/>
-        <w:jc w:val="both"/>
-        <w:rPr>
-          <w:rFonts w:ascii="Times New Roman" w:hAnsi="Times New Roman" w:cs="Times New Roman"/>
-          <w:sz w:val="28"/>
-          <w:szCs w:val="28"/>
-        </w:rPr>
-      </w:pPr>
-      <w:r>
-        <w:rPr>
-          <w:rFonts w:ascii="Times New Roman" w:hAnsi="Times New Roman" w:cs="Times New Roman"/>
-          <w:sz w:val="28"/>
-          <w:szCs w:val="28"/>
-        </w:rPr>
-        <w:lastRenderedPageBreak/>
-        <w:t xml:space="preserve">Практическая польза рисунка состоит в том, что он задаёт реалистичную основу для построения программ стендовых испытаний, выбора спектров диагностических частот и расчёта тепловой нагрузки. Именно такой тип профиля должен использоваться для проверки пригодности будущих моделей </w:t>
+        <w:t xml:space="preserve">SOH </w:t>
+      </w:r>
+      <w:r>
+        <w:rPr>
+          <w:rFonts w:ascii="Times New Roman" w:hAnsi="Times New Roman" w:cs="Times New Roman"/>
+          <w:sz w:val="28"/>
+          <w:szCs w:val="28"/>
+        </w:rPr>
+        <w:t>и</w:t>
+      </w:r>
+      <w:r>
+        <w:rPr>
+          <w:rFonts w:ascii="Times New Roman" w:hAnsi="Times New Roman" w:cs="Times New Roman"/>
+          <w:sz w:val="28"/>
+          <w:szCs w:val="28"/>
+        </w:rPr>
+        <w:t xml:space="preserve"> </w:t>
       </w:r>
       <w:r>
         <w:rPr>
@@ -3921,8 +3718,164 @@
           <w:sz w:val="28"/>
           <w:szCs w:val="28"/>
         </w:rPr>
-        <w:t>SOH</w:t>
-      </w:r>
+        <w:t>RUL</w:t>
+      </w:r>
+      <w:r>
+        <w:rPr>
+          <w:rFonts w:ascii="Times New Roman" w:hAnsi="Times New Roman" w:cs="Times New Roman"/>
+          <w:sz w:val="28"/>
+          <w:szCs w:val="28"/>
+        </w:rPr>
+        <w:t xml:space="preserve"> в реальных транспортных условиях.</w:t>
+      </w:r>
+    </w:p>
+    <w:p>
+      <w:pPr>
+        <w:spacing w:line="360" w:lineRule="auto"/>
+        <w:ind w:firstLine="709"/>
+        <w:jc w:val="both"/>
+        <w:rPr>
+          <w:rFonts w:ascii="Times New Roman" w:hAnsi="Times New Roman" w:cs="Times New Roman"/>
+          <w:sz w:val="28"/>
+          <w:szCs w:val="28"/>
+        </w:rPr>
+      </w:pPr>
+      <w:r>
+        <w:rPr>
+          <w:rFonts w:ascii="Times New Roman" w:hAnsi="Times New Roman" w:cs="Times New Roman"/>
+          <w:sz w:val="28"/>
+          <w:szCs w:val="28"/>
+        </w:rPr>
+        <w:t xml:space="preserve">Различия между рассматриваемыми химическими системами носят не только количественный, но и качественный характер. Для NMC основным преимуществом является высокая удельная энергия, что делает эту химию особенно привлекательной для электротранспорта с жёсткими требованиями к </w:t>
+      </w:r>
+      <w:proofErr w:type="spellStart"/>
+      <w:r>
+        <w:rPr>
+          <w:rFonts w:ascii="Times New Roman" w:hAnsi="Times New Roman" w:cs="Times New Roman"/>
+          <w:sz w:val="28"/>
+          <w:szCs w:val="28"/>
+        </w:rPr>
+        <w:t>массо</w:t>
+      </w:r>
+      <w:proofErr w:type="spellEnd"/>
+      <w:r>
+        <w:rPr>
+          <w:rFonts w:ascii="Times New Roman" w:hAnsi="Times New Roman" w:cs="Times New Roman"/>
+          <w:sz w:val="28"/>
+          <w:szCs w:val="28"/>
+        </w:rPr>
+        <w:t>-габаритным показателям. LFP отличается меньшей энергоёмкостью, но большей циклической стабильностью и лучшей термической устойчивостью. LTO характеризуется существенно более низким сопротивлением и исключительно высоким ресурсом, однако уступает по удельной энергии. Na-</w:t>
+      </w:r>
+      <w:proofErr w:type="spellStart"/>
+      <w:r>
+        <w:rPr>
+          <w:rFonts w:ascii="Times New Roman" w:hAnsi="Times New Roman" w:cs="Times New Roman"/>
+          <w:sz w:val="28"/>
+          <w:szCs w:val="28"/>
+        </w:rPr>
+        <w:t>ion</w:t>
+      </w:r>
+      <w:proofErr w:type="spellEnd"/>
+      <w:r>
+        <w:rPr>
+          <w:rFonts w:ascii="Times New Roman" w:hAnsi="Times New Roman" w:cs="Times New Roman"/>
+          <w:sz w:val="28"/>
+          <w:szCs w:val="28"/>
+        </w:rPr>
+        <w:t xml:space="preserve"> системы представляют интерес как с точки зрения сырьевой устойчивости, так и в контексте тяжёлых климатических и стационарно-тяговых применений, но при этом характеризуются более высокими начальными значениями импеданса.</w:t>
+      </w:r>
+    </w:p>
+    <w:p>
+      <w:pPr>
+        <w:spacing w:line="360" w:lineRule="auto"/>
+        <w:ind w:firstLine="709"/>
+        <w:jc w:val="both"/>
+        <w:rPr>
+          <w:rFonts w:ascii="Times New Roman" w:hAnsi="Times New Roman" w:cs="Times New Roman"/>
+          <w:sz w:val="28"/>
+          <w:szCs w:val="28"/>
+        </w:rPr>
+      </w:pPr>
+      <w:r>
+        <w:rPr>
+          <w:rFonts w:ascii="Times New Roman" w:hAnsi="Times New Roman" w:cs="Times New Roman"/>
+          <w:sz w:val="28"/>
+          <w:szCs w:val="28"/>
+        </w:rPr>
+        <w:t>Эти различия имеют прямое математическое следствие. Если сопротивление переноса заряда определяется выражением</w:t>
+      </w:r>
+    </w:p>
+    <w:p>
+      <w:pPr>
+        <w:spacing w:line="360" w:lineRule="auto"/>
+        <w:ind w:firstLine="709"/>
+        <w:jc w:val="both"/>
+        <w:rPr>
+          <w:rFonts w:ascii="Times New Roman" w:hAnsi="Times New Roman" w:cs="Times New Roman"/>
+          <w:sz w:val="28"/>
+          <w:szCs w:val="28"/>
+        </w:rPr>
+      </w:pPr>
+    </w:p>
+    <w:p>
+      <w:pPr>
+        <w:spacing w:line="360" w:lineRule="auto"/>
+        <w:ind w:firstLine="709"/>
+        <w:jc w:val="both"/>
+        <w:rPr>
+          <w:rFonts w:ascii="Times New Roman" w:hAnsi="Times New Roman" w:cs="Times New Roman"/>
+          <w:sz w:val="28"/>
+          <w:szCs w:val="28"/>
+          <w:lang w:val="en-US"/>
+        </w:rPr>
+      </w:pPr>
+      <w:r>
+        <w:rPr>
+          <w:rFonts w:ascii="Times New Roman" w:hAnsi="Times New Roman" w:cs="Times New Roman"/>
+          <w:position w:val="-30"/>
+          <w:sz w:val="28"/>
+          <w:szCs w:val="28"/>
+        </w:rPr>
+        <w:object w:dxaOrig="960" w:dyaOrig="680" w14:anchorId="474779D0">
+          <v:shape id="_x0000_i1031" type="#_x0000_t75" style="width:48.4pt;height:34pt" o:ole="">
+            <v:imagedata r:id="rId20" o:title=""/>
+          </v:shape>
+          <o:OLEObject Type="Embed" ProgID="Equation.DSMT4" ShapeID="_x0000_i1031" DrawAspect="Content" ObjectID="_1835363219" r:id="rId21"/>
+        </w:object>
+      </w:r>
+    </w:p>
+    <w:p>
+      <w:pPr>
+        <w:spacing w:line="360" w:lineRule="auto"/>
+        <w:ind w:firstLine="709"/>
+        <w:jc w:val="both"/>
+        <w:rPr>
+          <w:rFonts w:ascii="Times New Roman" w:hAnsi="Times New Roman" w:cs="Times New Roman"/>
+          <w:sz w:val="28"/>
+          <w:szCs w:val="28"/>
+          <w:lang w:val="en-US"/>
+        </w:rPr>
+      </w:pPr>
+    </w:p>
+    <w:p>
+      <w:pPr>
+        <w:spacing w:line="360" w:lineRule="auto"/>
+        <w:jc w:val="both"/>
+        <w:rPr>
+          <w:rFonts w:ascii="Times New Roman" w:hAnsi="Times New Roman" w:cs="Times New Roman"/>
+          <w:sz w:val="28"/>
+          <w:szCs w:val="28"/>
+        </w:rPr>
+      </w:pPr>
+      <w:r>
+        <w:rPr>
+          <w:rFonts w:ascii="Times New Roman" w:hAnsi="Times New Roman" w:cs="Times New Roman"/>
+          <w:sz w:val="28"/>
+          <w:szCs w:val="28"/>
+        </w:rPr>
+        <w:t xml:space="preserve">то изменение обменного тока </w:t>
+      </w:r>
+      <w:proofErr w:type="spellStart"/>
       <w:r>
         <w:rPr>
           <w:rFonts w:ascii="Times New Roman" w:hAnsi="Times New Roman" w:cs="Times New Roman"/>
@@ -3930,25 +3883,11 @@
           <w:iCs/>
           <w:sz w:val="28"/>
           <w:szCs w:val="28"/>
-        </w:rPr>
-        <w:t xml:space="preserve"> </w:t>
-      </w:r>
-      <w:r>
-        <w:rPr>
-          <w:rFonts w:ascii="Times New Roman" w:hAnsi="Times New Roman" w:cs="Times New Roman"/>
-          <w:sz w:val="28"/>
-          <w:szCs w:val="28"/>
-        </w:rPr>
-        <w:t>и</w:t>
-      </w:r>
-      <w:r>
-        <w:rPr>
-          <w:rFonts w:ascii="Times New Roman" w:hAnsi="Times New Roman" w:cs="Times New Roman"/>
-          <w:sz w:val="28"/>
-          <w:szCs w:val="28"/>
-        </w:rPr>
-        <w:t xml:space="preserve"> </w:t>
-      </w:r>
+          <w:lang w:val="en-US"/>
+        </w:rPr>
+        <w:t>i</w:t>
+      </w:r>
+      <w:proofErr w:type="spellEnd"/>
       <w:r>
         <w:rPr>
           <w:rFonts w:ascii="Times New Roman" w:hAnsi="Times New Roman" w:cs="Times New Roman"/>
@@ -3956,203 +3895,6 @@
           <w:iCs/>
           <w:sz w:val="28"/>
           <w:szCs w:val="28"/>
-        </w:rPr>
-        <w:t>RUL</w:t>
-      </w:r>
-      <w:r>
-        <w:rPr>
-          <w:rFonts w:ascii="Times New Roman" w:hAnsi="Times New Roman" w:cs="Times New Roman"/>
-          <w:sz w:val="28"/>
-          <w:szCs w:val="28"/>
-        </w:rPr>
-        <w:t xml:space="preserve"> в реальных транспортных условиях.</w:t>
-      </w:r>
-    </w:p>
-    <w:p>
-      <w:pPr>
-        <w:spacing w:line="360" w:lineRule="auto"/>
-        <w:ind w:firstLine="709"/>
-        <w:jc w:val="both"/>
-        <w:rPr>
-          <w:rFonts w:ascii="Times New Roman" w:hAnsi="Times New Roman" w:cs="Times New Roman"/>
-          <w:sz w:val="28"/>
-          <w:szCs w:val="28"/>
-        </w:rPr>
-      </w:pPr>
-      <w:r>
-        <w:rPr>
-          <w:rFonts w:ascii="Times New Roman" w:hAnsi="Times New Roman" w:cs="Times New Roman"/>
-          <w:sz w:val="28"/>
-          <w:szCs w:val="28"/>
-        </w:rPr>
-        <w:t xml:space="preserve">Различия между рассматриваемыми химическими системами носят не только количественный, но и качественный характер. Для NMC основным преимуществом является высокая удельная энергия, что делает эту химию особенно привлекательной для электротранспорта с жёсткими требованиями к </w:t>
-      </w:r>
-      <w:proofErr w:type="spellStart"/>
-      <w:proofErr w:type="gramStart"/>
-      <w:r>
-        <w:rPr>
-          <w:rFonts w:ascii="Times New Roman" w:hAnsi="Times New Roman" w:cs="Times New Roman"/>
-          <w:sz w:val="28"/>
-          <w:szCs w:val="28"/>
-        </w:rPr>
-        <w:t>массо</w:t>
-      </w:r>
-      <w:proofErr w:type="spellEnd"/>
-      <w:r>
-        <w:rPr>
-          <w:rFonts w:ascii="Times New Roman" w:hAnsi="Times New Roman" w:cs="Times New Roman"/>
-          <w:sz w:val="28"/>
-          <w:szCs w:val="28"/>
-        </w:rPr>
-        <w:t>-габаритным</w:t>
-      </w:r>
-      <w:proofErr w:type="gramEnd"/>
-      <w:r>
-        <w:rPr>
-          <w:rFonts w:ascii="Times New Roman" w:hAnsi="Times New Roman" w:cs="Times New Roman"/>
-          <w:sz w:val="28"/>
-          <w:szCs w:val="28"/>
-        </w:rPr>
-        <w:t xml:space="preserve"> показателям. LFP отличается меньшей энергоёмкостью, но большей циклической стабильностью и лучшей термической устойчивостью. LTO характеризуется существенно более низким сопротивлением и исключительно высоким ресурсом, однако уступает по удельной энергии. Na-</w:t>
-      </w:r>
-      <w:proofErr w:type="spellStart"/>
-      <w:r>
-        <w:rPr>
-          <w:rFonts w:ascii="Times New Roman" w:hAnsi="Times New Roman" w:cs="Times New Roman"/>
-          <w:sz w:val="28"/>
-          <w:szCs w:val="28"/>
-        </w:rPr>
-        <w:t>ion</w:t>
-      </w:r>
-      <w:proofErr w:type="spellEnd"/>
-      <w:r>
-        <w:rPr>
-          <w:rFonts w:ascii="Times New Roman" w:hAnsi="Times New Roman" w:cs="Times New Roman"/>
-          <w:sz w:val="28"/>
-          <w:szCs w:val="28"/>
-        </w:rPr>
-        <w:t xml:space="preserve"> системы представляют интерес как с точки зрения сырьевой устойчивости, так и в контексте тяжёлых климатических и стационарно-тяговых применений, но при этом характеризуются более высокими начальными значениями импеданса.</w:t>
-      </w:r>
-    </w:p>
-    <w:p>
-      <w:pPr>
-        <w:spacing w:line="360" w:lineRule="auto"/>
-        <w:ind w:firstLine="709"/>
-        <w:jc w:val="both"/>
-        <w:rPr>
-          <w:rFonts w:ascii="Times New Roman" w:hAnsi="Times New Roman" w:cs="Times New Roman"/>
-          <w:sz w:val="28"/>
-          <w:szCs w:val="28"/>
-        </w:rPr>
-      </w:pPr>
-      <w:r>
-        <w:rPr>
-          <w:rFonts w:ascii="Times New Roman" w:hAnsi="Times New Roman" w:cs="Times New Roman"/>
-          <w:sz w:val="28"/>
-          <w:szCs w:val="28"/>
-        </w:rPr>
-        <w:t>Эти различия имеют прямое математическое следствие. Если сопротивление переноса заряда определяется выражением</w:t>
-      </w:r>
-    </w:p>
-    <w:p>
-      <w:pPr>
-        <w:spacing w:line="360" w:lineRule="auto"/>
-        <w:ind w:firstLine="709"/>
-        <w:jc w:val="both"/>
-        <w:rPr>
-          <w:rFonts w:ascii="Times New Roman" w:hAnsi="Times New Roman" w:cs="Times New Roman"/>
-          <w:sz w:val="28"/>
-          <w:szCs w:val="28"/>
-        </w:rPr>
-      </w:pPr>
-    </w:p>
-    <w:p>
-      <w:pPr>
-        <w:spacing w:line="360" w:lineRule="auto"/>
-        <w:ind w:firstLine="709"/>
-        <w:jc w:val="both"/>
-        <w:rPr>
-          <w:rFonts w:ascii="Times New Roman" w:hAnsi="Times New Roman" w:cs="Times New Roman"/>
-          <w:sz w:val="28"/>
-          <w:szCs w:val="28"/>
-          <w:lang w:val="en-US"/>
-        </w:rPr>
-      </w:pPr>
-      <w:r>
-        <w:rPr>
-          <w:rFonts w:ascii="Times New Roman" w:hAnsi="Times New Roman" w:cs="Times New Roman"/>
-          <w:position w:val="-30"/>
-          <w:sz w:val="28"/>
-          <w:szCs w:val="28"/>
-        </w:rPr>
-        <w:object w:dxaOrig="960" w:dyaOrig="680" w14:anchorId="474779D0">
-          <v:shape id="_x0000_i1095" type="#_x0000_t75" style="width:48.2pt;height:33.8pt" o:ole="">
-            <v:imagedata r:id="rId20" o:title=""/>
-          </v:shape>
-          <o:OLEObject Type="Embed" ProgID="Equation.DSMT4" ShapeID="_x0000_i1095" DrawAspect="Content" ObjectID="_1835352181" r:id="rId21"/>
-        </w:object>
-      </w:r>
-    </w:p>
-    <w:p>
-      <w:pPr>
-        <w:spacing w:line="360" w:lineRule="auto"/>
-        <w:ind w:firstLine="709"/>
-        <w:jc w:val="both"/>
-        <w:rPr>
-          <w:rFonts w:ascii="Times New Roman" w:hAnsi="Times New Roman" w:cs="Times New Roman"/>
-          <w:sz w:val="28"/>
-          <w:szCs w:val="28"/>
-          <w:lang w:val="en-US"/>
-        </w:rPr>
-      </w:pPr>
-    </w:p>
-    <w:p>
-      <w:pPr>
-        <w:spacing w:line="360" w:lineRule="auto"/>
-        <w:jc w:val="both"/>
-        <w:rPr>
-          <w:rFonts w:ascii="Times New Roman" w:hAnsi="Times New Roman" w:cs="Times New Roman"/>
-          <w:sz w:val="28"/>
-          <w:szCs w:val="28"/>
-          <w:lang w:val="en-US"/>
-        </w:rPr>
-      </w:pPr>
-      <w:r>
-        <w:rPr>
-          <w:rFonts w:ascii="Times New Roman" w:hAnsi="Times New Roman" w:cs="Times New Roman"/>
-          <w:sz w:val="28"/>
-          <w:szCs w:val="28"/>
-        </w:rPr>
-        <w:t>то изменение обменного тока</w:t>
-      </w:r>
-      <w:r>
-        <w:rPr>
-          <w:rFonts w:ascii="Times New Roman" w:hAnsi="Times New Roman" w:cs="Times New Roman"/>
-          <w:sz w:val="28"/>
-          <w:szCs w:val="28"/>
-        </w:rPr>
-        <w:t xml:space="preserve"> </w:t>
-      </w:r>
-      <w:proofErr w:type="spellStart"/>
-      <w:r>
-        <w:rPr>
-          <w:rFonts w:ascii="Times New Roman" w:hAnsi="Times New Roman" w:cs="Times New Roman"/>
-          <w:i/>
-          <w:iCs/>
-          <w:sz w:val="28"/>
-          <w:szCs w:val="28"/>
-          <w:lang w:val="en-US"/>
-        </w:rPr>
-        <w:t>i</w:t>
-      </w:r>
-      <w:proofErr w:type="spellEnd"/>
-      <w:r>
-        <w:rPr>
-          <w:rFonts w:ascii="Times New Roman" w:hAnsi="Times New Roman" w:cs="Times New Roman"/>
-          <w:i/>
-          <w:iCs/>
-          <w:sz w:val="28"/>
-          <w:szCs w:val="28"/>
           <w:vertAlign w:val="subscript"/>
         </w:rPr>
         <w:t>0</w:t>
@@ -4175,7 +3917,6 @@
           <w:rFonts w:ascii="Times New Roman" w:hAnsi="Times New Roman" w:cs="Times New Roman"/>
           <w:sz w:val="28"/>
           <w:szCs w:val="28"/>
-          <w:lang w:val="en-US"/>
         </w:rPr>
       </w:pPr>
       <w:r>
@@ -4197,7 +3938,6 @@
           <w:rFonts w:ascii="Times New Roman" w:hAnsi="Times New Roman" w:cs="Times New Roman"/>
           <w:sz w:val="28"/>
           <w:szCs w:val="28"/>
-          <w:lang w:val="en-US"/>
         </w:rPr>
       </w:pPr>
     </w:p>
@@ -4276,7 +4016,6 @@
           <w:rFonts w:ascii="Times New Roman" w:hAnsi="Times New Roman" w:cs="Times New Roman"/>
           <w:sz w:val="28"/>
           <w:szCs w:val="28"/>
-          <w:lang w:val="en-US"/>
         </w:rPr>
       </w:pPr>
       <w:r>
@@ -4297,20 +4036,18 @@
           <w:rFonts w:ascii="Times New Roman" w:hAnsi="Times New Roman" w:cs="Times New Roman"/>
           <w:sz w:val="28"/>
           <w:szCs w:val="28"/>
-          <w:lang w:val="en-US"/>
-        </w:rPr>
-      </w:pPr>
-    </w:p>
-    <w:p>
-      <w:pPr>
-        <w:spacing w:line="360" w:lineRule="auto"/>
-        <w:ind w:firstLine="709"/>
-        <w:jc w:val="both"/>
-        <w:rPr>
-          <w:rFonts w:ascii="Times New Roman" w:hAnsi="Times New Roman" w:cs="Times New Roman"/>
-          <w:sz w:val="28"/>
-          <w:szCs w:val="28"/>
-          <w:lang w:val="en-US"/>
+        </w:rPr>
+      </w:pPr>
+    </w:p>
+    <w:p>
+      <w:pPr>
+        <w:spacing w:line="360" w:lineRule="auto"/>
+        <w:ind w:firstLine="709"/>
+        <w:jc w:val="both"/>
+        <w:rPr>
+          <w:rFonts w:ascii="Times New Roman" w:hAnsi="Times New Roman" w:cs="Times New Roman"/>
+          <w:sz w:val="28"/>
+          <w:szCs w:val="28"/>
         </w:rPr>
       </w:pPr>
       <w:r>
@@ -4349,7 +4086,6 @@
           <w:rFonts w:ascii="Times New Roman" w:hAnsi="Times New Roman" w:cs="Times New Roman"/>
           <w:sz w:val="28"/>
           <w:szCs w:val="28"/>
-          <w:lang w:val="en-US"/>
         </w:rPr>
       </w:pPr>
       <w:r>
@@ -4389,7 +4125,6 @@
           <w:rFonts w:ascii="Times New Roman" w:hAnsi="Times New Roman" w:cs="Times New Roman"/>
           <w:sz w:val="28"/>
           <w:szCs w:val="28"/>
-          <w:lang w:val="en-US"/>
         </w:rPr>
       </w:pPr>
       <w:r>
@@ -4410,7 +4145,6 @@
           <w:rFonts w:ascii="Times New Roman" w:hAnsi="Times New Roman" w:cs="Times New Roman"/>
           <w:sz w:val="28"/>
           <w:szCs w:val="28"/>
-          <w:lang w:val="en-US"/>
         </w:rPr>
       </w:pPr>
       <w:r>
@@ -4467,7 +4201,6 @@
           <w:rFonts w:ascii="Times New Roman" w:hAnsi="Times New Roman" w:cs="Times New Roman"/>
           <w:sz w:val="28"/>
           <w:szCs w:val="28"/>
-          <w:lang w:val="en-US"/>
         </w:rPr>
       </w:pPr>
     </w:p>
@@ -4526,53 +4259,268 @@
           <w:rFonts w:ascii="Times New Roman" w:hAnsi="Times New Roman" w:cs="Times New Roman"/>
           <w:sz w:val="28"/>
           <w:szCs w:val="28"/>
+        </w:rPr>
+      </w:pPr>
+    </w:p>
+    <w:p>
+      <w:pPr>
+        <w:spacing w:line="360" w:lineRule="auto"/>
+        <w:ind w:firstLine="709"/>
+        <w:jc w:val="both"/>
+        <w:rPr>
+          <w:rFonts w:ascii="Times New Roman" w:hAnsi="Times New Roman" w:cs="Times New Roman"/>
+          <w:sz w:val="28"/>
+          <w:szCs w:val="28"/>
+        </w:rPr>
+      </w:pPr>
+      <w:r>
+        <w:rPr>
+          <w:rFonts w:ascii="Times New Roman" w:hAnsi="Times New Roman" w:cs="Times New Roman"/>
+          <w:sz w:val="28"/>
+          <w:szCs w:val="28"/>
+        </w:rPr>
+        <w:t xml:space="preserve">Деградация тяговых аккумуляторных батарей представляет собой совокупность необратимых процессов, приводящих к снижению доступной ёмкости, росту внутреннего импеданса, падению допустимой мощности и ухудшению тепловой устойчивости. Современные обзоры по старению литий-ионных систем сходятся в том, что основные наблюдаемые эффекты — это потеря </w:t>
+      </w:r>
+      <w:proofErr w:type="spellStart"/>
+      <w:r>
+        <w:rPr>
+          <w:rFonts w:ascii="Times New Roman" w:hAnsi="Times New Roman" w:cs="Times New Roman"/>
+          <w:sz w:val="28"/>
+          <w:szCs w:val="28"/>
+        </w:rPr>
+        <w:t>циклируемого</w:t>
+      </w:r>
+      <w:proofErr w:type="spellEnd"/>
+      <w:r>
+        <w:rPr>
+          <w:rFonts w:ascii="Times New Roman" w:hAnsi="Times New Roman" w:cs="Times New Roman"/>
+          <w:sz w:val="28"/>
+          <w:szCs w:val="28"/>
+        </w:rPr>
+        <w:t xml:space="preserve"> лития, потеря активного материала, рост межфазных сопротивлений, ухудшение электролитного транспорта и структурная деградация электродов; при этом итоговыми </w:t>
+      </w:r>
+      <w:proofErr w:type="spellStart"/>
+      <w:r>
+        <w:rPr>
+          <w:rFonts w:ascii="Times New Roman" w:hAnsi="Times New Roman" w:cs="Times New Roman"/>
+          <w:sz w:val="28"/>
+          <w:szCs w:val="28"/>
+        </w:rPr>
+        <w:t>макропроявлениями</w:t>
+      </w:r>
+      <w:proofErr w:type="spellEnd"/>
+      <w:r>
+        <w:rPr>
+          <w:rFonts w:ascii="Times New Roman" w:hAnsi="Times New Roman" w:cs="Times New Roman"/>
+          <w:sz w:val="28"/>
+          <w:szCs w:val="28"/>
+        </w:rPr>
+        <w:t xml:space="preserve"> являются </w:t>
+      </w:r>
+      <w:proofErr w:type="spellStart"/>
+      <w:r>
+        <w:rPr>
+          <w:rFonts w:ascii="Times New Roman" w:hAnsi="Times New Roman" w:cs="Times New Roman"/>
+          <w:sz w:val="28"/>
+          <w:szCs w:val="28"/>
+        </w:rPr>
+        <w:t>capacity</w:t>
+      </w:r>
+      <w:proofErr w:type="spellEnd"/>
+      <w:r>
+        <w:rPr>
+          <w:rFonts w:ascii="Times New Roman" w:hAnsi="Times New Roman" w:cs="Times New Roman"/>
+          <w:sz w:val="28"/>
+          <w:szCs w:val="28"/>
+        </w:rPr>
+        <w:t xml:space="preserve"> </w:t>
+      </w:r>
+      <w:proofErr w:type="spellStart"/>
+      <w:r>
+        <w:rPr>
+          <w:rFonts w:ascii="Times New Roman" w:hAnsi="Times New Roman" w:cs="Times New Roman"/>
+          <w:sz w:val="28"/>
+          <w:szCs w:val="28"/>
+        </w:rPr>
+        <w:t>fade</w:t>
+      </w:r>
+      <w:proofErr w:type="spellEnd"/>
+      <w:r>
+        <w:rPr>
+          <w:rFonts w:ascii="Times New Roman" w:hAnsi="Times New Roman" w:cs="Times New Roman"/>
+          <w:sz w:val="28"/>
+          <w:szCs w:val="28"/>
+        </w:rPr>
+        <w:t xml:space="preserve"> и </w:t>
+      </w:r>
+      <w:proofErr w:type="spellStart"/>
+      <w:r>
+        <w:rPr>
+          <w:rFonts w:ascii="Times New Roman" w:hAnsi="Times New Roman" w:cs="Times New Roman"/>
+          <w:sz w:val="28"/>
+          <w:szCs w:val="28"/>
+        </w:rPr>
+        <w:t>impedance</w:t>
+      </w:r>
+      <w:proofErr w:type="spellEnd"/>
+      <w:r>
+        <w:rPr>
+          <w:rFonts w:ascii="Times New Roman" w:hAnsi="Times New Roman" w:cs="Times New Roman"/>
+          <w:sz w:val="28"/>
+          <w:szCs w:val="28"/>
+        </w:rPr>
+        <w:t xml:space="preserve"> </w:t>
+      </w:r>
+      <w:proofErr w:type="spellStart"/>
+      <w:r>
+        <w:rPr>
+          <w:rFonts w:ascii="Times New Roman" w:hAnsi="Times New Roman" w:cs="Times New Roman"/>
+          <w:sz w:val="28"/>
+          <w:szCs w:val="28"/>
+        </w:rPr>
+        <w:t>rise</w:t>
+      </w:r>
+      <w:proofErr w:type="spellEnd"/>
+      <w:r>
+        <w:rPr>
+          <w:rFonts w:ascii="Times New Roman" w:hAnsi="Times New Roman" w:cs="Times New Roman"/>
+          <w:sz w:val="28"/>
+          <w:szCs w:val="28"/>
+        </w:rPr>
+        <w:t>.</w:t>
+      </w:r>
+    </w:p>
+    <w:p>
+      <w:pPr>
+        <w:spacing w:line="360" w:lineRule="auto"/>
+        <w:ind w:firstLine="709"/>
+        <w:jc w:val="both"/>
+        <w:rPr>
+          <w:rFonts w:ascii="Times New Roman" w:hAnsi="Times New Roman" w:cs="Times New Roman"/>
+          <w:sz w:val="28"/>
+          <w:szCs w:val="28"/>
+        </w:rPr>
+      </w:pPr>
+      <w:r>
+        <w:rPr>
+          <w:rFonts w:ascii="Times New Roman" w:hAnsi="Times New Roman" w:cs="Times New Roman"/>
+          <w:sz w:val="28"/>
+          <w:szCs w:val="28"/>
+        </w:rPr>
+        <w:t xml:space="preserve">С физико-математической точки зрения </w:t>
+      </w:r>
+      <w:proofErr w:type="spellStart"/>
+      <w:r>
+        <w:rPr>
+          <w:rFonts w:ascii="Times New Roman" w:hAnsi="Times New Roman" w:cs="Times New Roman"/>
+          <w:sz w:val="28"/>
+          <w:szCs w:val="28"/>
+        </w:rPr>
+        <w:t>деградационный</w:t>
+      </w:r>
+      <w:proofErr w:type="spellEnd"/>
+      <w:r>
+        <w:rPr>
+          <w:rFonts w:ascii="Times New Roman" w:hAnsi="Times New Roman" w:cs="Times New Roman"/>
+          <w:sz w:val="28"/>
+          <w:szCs w:val="28"/>
+        </w:rPr>
+        <w:t xml:space="preserve"> процесс удобно рассматривать как эволюцию внутреннего состояния системы под действием электрохимических, диффузионных, тепловых и механических факторов. Пусть   D(t) деградации. Тогда в обобщённой форме можно записать</w:t>
+      </w:r>
+    </w:p>
+    <w:p>
+      <w:pPr>
+        <w:spacing w:line="360" w:lineRule="auto"/>
+        <w:ind w:firstLine="709"/>
+        <w:jc w:val="both"/>
+        <w:rPr>
+          <w:rFonts w:ascii="Times New Roman" w:hAnsi="Times New Roman" w:cs="Times New Roman"/>
+          <w:sz w:val="28"/>
+          <w:szCs w:val="28"/>
+        </w:rPr>
+      </w:pPr>
+    </w:p>
+    <w:p>
+      <w:pPr>
+        <w:spacing w:line="360" w:lineRule="auto"/>
+        <w:ind w:firstLine="709"/>
+        <w:jc w:val="both"/>
+        <w:rPr>
+          <w:rFonts w:ascii="Times New Roman" w:hAnsi="Times New Roman" w:cs="Times New Roman"/>
+          <w:sz w:val="28"/>
+          <w:szCs w:val="28"/>
           <w:lang w:val="en-US"/>
         </w:rPr>
       </w:pPr>
-    </w:p>
-    <w:p>
-      <w:pPr>
-        <w:spacing w:line="360" w:lineRule="auto"/>
-        <w:ind w:firstLine="709"/>
-        <w:jc w:val="both"/>
-        <w:rPr>
-          <w:rFonts w:ascii="Times New Roman" w:hAnsi="Times New Roman" w:cs="Times New Roman"/>
-          <w:sz w:val="28"/>
-          <w:szCs w:val="28"/>
-        </w:rPr>
-      </w:pPr>
-      <w:r>
-        <w:rPr>
-          <w:rFonts w:ascii="Times New Roman" w:hAnsi="Times New Roman" w:cs="Times New Roman"/>
-          <w:sz w:val="28"/>
-          <w:szCs w:val="28"/>
-        </w:rPr>
-        <w:t>Деградация тяговых аккумуляторных батарей представляет собой совокупность необратимых физико-химических и структурных процессов, приводящих к снижению доступной ёмкости, росту внутреннего импеданса, уменьшению допустимой мощности и повышению вероятности отказа при эксплуатации. Несмотря на внешнюю общность указанных эффектов, механизмы их возникновения</w:t>
-      </w:r>
-      <w:r>
-        <w:rPr>
-          <w:rFonts w:ascii="Times New Roman" w:hAnsi="Times New Roman" w:cs="Times New Roman"/>
-          <w:sz w:val="28"/>
-          <w:szCs w:val="28"/>
-        </w:rPr>
-        <w:t xml:space="preserve"> </w:t>
-      </w:r>
-      <w:r>
-        <w:rPr>
-          <w:rFonts w:ascii="Times New Roman" w:hAnsi="Times New Roman" w:cs="Times New Roman"/>
-          <w:sz w:val="28"/>
-          <w:szCs w:val="28"/>
-        </w:rPr>
-        <w:t>существенно различаются для аккумуляторов на основе NMC, LFP, литий-</w:t>
-      </w:r>
+      <w:r>
+        <w:rPr>
+          <w:rFonts w:ascii="Times New Roman" w:hAnsi="Times New Roman" w:cs="Times New Roman"/>
+          <w:position w:val="-24"/>
+          <w:sz w:val="28"/>
+          <w:szCs w:val="28"/>
+        </w:rPr>
+        <w:object w:dxaOrig="3379" w:dyaOrig="620" w14:anchorId="438A2006">
+          <v:shape id="_x0000_i1034" type="#_x0000_t75" style="width:168.75pt;height:31.1pt" o:ole="">
+            <v:imagedata r:id="rId23" o:title=""/>
+          </v:shape>
+          <o:OLEObject Type="Embed" ProgID="Equation.DSMT4" ShapeID="_x0000_i1034" DrawAspect="Content" ObjectID="_1835363220" r:id="rId24"/>
+        </w:object>
+      </w:r>
+    </w:p>
+    <w:p>
+      <w:pPr>
+        <w:spacing w:line="360" w:lineRule="auto"/>
+        <w:ind w:firstLine="709"/>
+        <w:jc w:val="both"/>
+        <w:rPr>
+          <w:rFonts w:ascii="Times New Roman" w:hAnsi="Times New Roman" w:cs="Times New Roman"/>
+          <w:sz w:val="28"/>
+          <w:szCs w:val="28"/>
+        </w:rPr>
+      </w:pPr>
+      <w:r>
+        <w:rPr>
+          <w:rFonts w:ascii="Times New Roman" w:hAnsi="Times New Roman" w:cs="Times New Roman"/>
+          <w:sz w:val="28"/>
+          <w:szCs w:val="28"/>
+        </w:rPr>
+        <w:t>, где</w:t>
+      </w:r>
+    </w:p>
+    <w:p>
+      <w:pPr>
+        <w:spacing w:line="360" w:lineRule="auto"/>
+        <w:ind w:firstLine="709"/>
+        <w:jc w:val="both"/>
+        <w:rPr>
+          <w:rFonts w:ascii="Times New Roman" w:hAnsi="Times New Roman" w:cs="Times New Roman"/>
+          <w:sz w:val="28"/>
+          <w:szCs w:val="28"/>
+        </w:rPr>
+      </w:pPr>
       <w:proofErr w:type="spellStart"/>
       <w:r>
         <w:rPr>
           <w:rFonts w:ascii="Times New Roman" w:hAnsi="Times New Roman" w:cs="Times New Roman"/>
-          <w:sz w:val="28"/>
-          <w:szCs w:val="28"/>
-        </w:rPr>
-        <w:t>титанатных</w:t>
+          <w:i/>
+          <w:iCs/>
+          <w:sz w:val="28"/>
+          <w:szCs w:val="28"/>
+          <w:lang w:val="en-US"/>
+        </w:rPr>
+        <w:t>f</w:t>
+      </w:r>
+      <w:r>
+        <w:rPr>
+          <w:rFonts w:ascii="Times New Roman" w:hAnsi="Times New Roman" w:cs="Times New Roman"/>
+          <w:i/>
+          <w:iCs/>
+          <w:sz w:val="28"/>
+          <w:szCs w:val="28"/>
+          <w:vertAlign w:val="subscript"/>
+          <w:lang w:val="en-US"/>
+        </w:rPr>
+        <w:t>SEI</w:t>
       </w:r>
       <w:proofErr w:type="spellEnd"/>
       <w:r>
@@ -4581,24 +4529,280 @@
           <w:sz w:val="28"/>
           <w:szCs w:val="28"/>
         </w:rPr>
-        <w:t xml:space="preserve"> анодов и натрий-ионных систем. Поэтому дальнейшее развитие теории импедансной диагностики требует предварительного рассмотрения именно </w:t>
-      </w:r>
-      <w:r>
-        <w:rPr>
-          <w:rFonts w:ascii="Times New Roman" w:hAnsi="Times New Roman" w:cs="Times New Roman"/>
-          <w:sz w:val="28"/>
-          <w:szCs w:val="28"/>
-          <w:highlight w:val="yellow"/>
-        </w:rPr>
-        <w:t>механистической</w:t>
-      </w:r>
-      <w:r>
-        <w:rPr>
-          <w:rFonts w:ascii="Times New Roman" w:hAnsi="Times New Roman" w:cs="Times New Roman"/>
-          <w:sz w:val="28"/>
-          <w:szCs w:val="28"/>
-        </w:rPr>
-        <w:t xml:space="preserve"> природы старения каждой из исследуемых химий</w:t>
+        <w:t xml:space="preserve"> – </w:t>
+      </w:r>
+      <w:r>
+        <w:rPr>
+          <w:rFonts w:ascii="Times New Roman" w:hAnsi="Times New Roman" w:cs="Times New Roman"/>
+          <w:sz w:val="28"/>
+          <w:szCs w:val="28"/>
+        </w:rPr>
+        <w:t>характеризует рост межфазного слоя</w:t>
+      </w:r>
+      <w:r>
+        <w:rPr>
+          <w:rFonts w:ascii="Times New Roman" w:hAnsi="Times New Roman" w:cs="Times New Roman"/>
+          <w:sz w:val="28"/>
+          <w:szCs w:val="28"/>
+        </w:rPr>
+        <w:t>;</w:t>
+      </w:r>
+    </w:p>
+    <w:p>
+      <w:pPr>
+        <w:spacing w:line="360" w:lineRule="auto"/>
+        <w:ind w:firstLine="709"/>
+        <w:jc w:val="both"/>
+        <w:rPr>
+          <w:rFonts w:ascii="Times New Roman" w:hAnsi="Times New Roman" w:cs="Times New Roman"/>
+          <w:sz w:val="28"/>
+          <w:szCs w:val="28"/>
+        </w:rPr>
+      </w:pPr>
+      <w:proofErr w:type="spellStart"/>
+      <w:r>
+        <w:rPr>
+          <w:rFonts w:ascii="Times New Roman" w:hAnsi="Times New Roman" w:cs="Times New Roman"/>
+          <w:i/>
+          <w:iCs/>
+          <w:sz w:val="28"/>
+          <w:szCs w:val="28"/>
+          <w:lang w:val="en-US"/>
+        </w:rPr>
+        <w:t>f</w:t>
+      </w:r>
+      <w:r>
+        <w:rPr>
+          <w:rFonts w:ascii="Times New Roman" w:hAnsi="Times New Roman" w:cs="Times New Roman"/>
+          <w:i/>
+          <w:iCs/>
+          <w:sz w:val="28"/>
+          <w:szCs w:val="28"/>
+          <w:vertAlign w:val="subscript"/>
+          <w:lang w:val="en-US"/>
+        </w:rPr>
+        <w:t>LLI</w:t>
+      </w:r>
+      <w:proofErr w:type="spellEnd"/>
+      <w:r>
+        <w:rPr>
+          <w:rFonts w:ascii="Times New Roman" w:hAnsi="Times New Roman" w:cs="Times New Roman"/>
+          <w:sz w:val="28"/>
+          <w:szCs w:val="28"/>
+        </w:rPr>
+        <w:t xml:space="preserve"> – характеризует потерю </w:t>
+      </w:r>
+      <w:proofErr w:type="spellStart"/>
+      <w:r>
+        <w:rPr>
+          <w:rFonts w:ascii="Times New Roman" w:hAnsi="Times New Roman" w:cs="Times New Roman"/>
+          <w:sz w:val="28"/>
+          <w:szCs w:val="28"/>
+        </w:rPr>
+        <w:t>циклируемого</w:t>
+      </w:r>
+      <w:proofErr w:type="spellEnd"/>
+      <w:r>
+        <w:rPr>
+          <w:rFonts w:ascii="Times New Roman" w:hAnsi="Times New Roman" w:cs="Times New Roman"/>
+          <w:sz w:val="28"/>
+          <w:szCs w:val="28"/>
+        </w:rPr>
+        <w:t xml:space="preserve"> лития или натрия</w:t>
+      </w:r>
+      <w:r>
+        <w:rPr>
+          <w:rFonts w:ascii="Times New Roman" w:hAnsi="Times New Roman" w:cs="Times New Roman"/>
+          <w:sz w:val="28"/>
+          <w:szCs w:val="28"/>
+        </w:rPr>
+        <w:t>;</w:t>
+      </w:r>
+    </w:p>
+    <w:p>
+      <w:pPr>
+        <w:spacing w:line="360" w:lineRule="auto"/>
+        <w:ind w:firstLine="709"/>
+        <w:jc w:val="both"/>
+        <w:rPr>
+          <w:rFonts w:ascii="Times New Roman" w:hAnsi="Times New Roman" w:cs="Times New Roman"/>
+          <w:sz w:val="28"/>
+          <w:szCs w:val="28"/>
+        </w:rPr>
+      </w:pPr>
+      <w:proofErr w:type="spellStart"/>
+      <w:r>
+        <w:rPr>
+          <w:rFonts w:ascii="Times New Roman" w:hAnsi="Times New Roman" w:cs="Times New Roman"/>
+          <w:i/>
+          <w:iCs/>
+          <w:sz w:val="28"/>
+          <w:szCs w:val="28"/>
+          <w:lang w:val="en-US"/>
+        </w:rPr>
+        <w:t>f</w:t>
+      </w:r>
+      <w:r>
+        <w:rPr>
+          <w:rFonts w:ascii="Times New Roman" w:hAnsi="Times New Roman" w:cs="Times New Roman"/>
+          <w:i/>
+          <w:iCs/>
+          <w:sz w:val="28"/>
+          <w:szCs w:val="28"/>
+          <w:vertAlign w:val="subscript"/>
+          <w:lang w:val="en-US"/>
+        </w:rPr>
+        <w:t>LAM</w:t>
+      </w:r>
+      <w:proofErr w:type="spellEnd"/>
+      <w:r>
+        <w:rPr>
+          <w:rFonts w:ascii="Times New Roman" w:hAnsi="Times New Roman" w:cs="Times New Roman"/>
+          <w:sz w:val="28"/>
+          <w:szCs w:val="28"/>
+        </w:rPr>
+        <w:t xml:space="preserve"> – характеризует </w:t>
+      </w:r>
+      <w:r>
+        <w:rPr>
+          <w:rFonts w:ascii="Times New Roman" w:hAnsi="Times New Roman" w:cs="Times New Roman"/>
+          <w:sz w:val="28"/>
+          <w:szCs w:val="28"/>
+        </w:rPr>
+        <w:t>потерю активного материала</w:t>
+      </w:r>
+      <w:r>
+        <w:rPr>
+          <w:rFonts w:ascii="Times New Roman" w:hAnsi="Times New Roman" w:cs="Times New Roman"/>
+          <w:sz w:val="28"/>
+          <w:szCs w:val="28"/>
+        </w:rPr>
+        <w:t>;</w:t>
+      </w:r>
+    </w:p>
+    <w:p>
+      <w:pPr>
+        <w:spacing w:line="360" w:lineRule="auto"/>
+        <w:ind w:firstLine="709"/>
+        <w:jc w:val="both"/>
+        <w:rPr>
+          <w:rFonts w:ascii="Times New Roman" w:hAnsi="Times New Roman" w:cs="Times New Roman"/>
+          <w:sz w:val="28"/>
+          <w:szCs w:val="28"/>
+        </w:rPr>
+      </w:pPr>
+      <w:proofErr w:type="spellStart"/>
+      <w:r>
+        <w:rPr>
+          <w:rFonts w:ascii="Times New Roman" w:hAnsi="Times New Roman" w:cs="Times New Roman"/>
+          <w:i/>
+          <w:iCs/>
+          <w:sz w:val="28"/>
+          <w:szCs w:val="28"/>
+          <w:lang w:val="en-US"/>
+        </w:rPr>
+        <w:t>f</w:t>
+      </w:r>
+      <w:r>
+        <w:rPr>
+          <w:rFonts w:ascii="Times New Roman" w:hAnsi="Times New Roman" w:cs="Times New Roman"/>
+          <w:i/>
+          <w:iCs/>
+          <w:sz w:val="28"/>
+          <w:szCs w:val="28"/>
+          <w:vertAlign w:val="subscript"/>
+          <w:lang w:val="en-US"/>
+        </w:rPr>
+        <w:t>th</w:t>
+      </w:r>
+      <w:proofErr w:type="spellEnd"/>
+      <w:r>
+        <w:rPr>
+          <w:rFonts w:ascii="Times New Roman" w:hAnsi="Times New Roman" w:cs="Times New Roman"/>
+          <w:sz w:val="28"/>
+          <w:szCs w:val="28"/>
+        </w:rPr>
+        <w:t xml:space="preserve"> – характеризует </w:t>
+      </w:r>
+      <w:r>
+        <w:rPr>
+          <w:rFonts w:ascii="Times New Roman" w:hAnsi="Times New Roman" w:cs="Times New Roman"/>
+          <w:sz w:val="28"/>
+          <w:szCs w:val="28"/>
+        </w:rPr>
+        <w:t>вклад температуры</w:t>
+      </w:r>
+      <w:r>
+        <w:rPr>
+          <w:rFonts w:ascii="Times New Roman" w:hAnsi="Times New Roman" w:cs="Times New Roman"/>
+          <w:sz w:val="28"/>
+          <w:szCs w:val="28"/>
+        </w:rPr>
+        <w:t>;</w:t>
+      </w:r>
+    </w:p>
+    <w:p>
+      <w:pPr>
+        <w:spacing w:line="360" w:lineRule="auto"/>
+        <w:ind w:firstLine="709"/>
+        <w:jc w:val="both"/>
+        <w:rPr>
+          <w:rFonts w:ascii="Times New Roman" w:hAnsi="Times New Roman" w:cs="Times New Roman"/>
+          <w:sz w:val="28"/>
+          <w:szCs w:val="28"/>
+          <w:lang w:val="en-US"/>
+        </w:rPr>
+      </w:pPr>
+      <w:proofErr w:type="spellStart"/>
+      <w:r>
+        <w:rPr>
+          <w:rFonts w:ascii="Times New Roman" w:hAnsi="Times New Roman" w:cs="Times New Roman"/>
+          <w:i/>
+          <w:iCs/>
+          <w:sz w:val="28"/>
+          <w:szCs w:val="28"/>
+          <w:lang w:val="en-US"/>
+        </w:rPr>
+        <w:t>f</w:t>
+      </w:r>
+      <w:r>
+        <w:rPr>
+          <w:rFonts w:ascii="Times New Roman" w:hAnsi="Times New Roman" w:cs="Times New Roman"/>
+          <w:i/>
+          <w:iCs/>
+          <w:sz w:val="28"/>
+          <w:szCs w:val="28"/>
+          <w:vertAlign w:val="subscript"/>
+          <w:lang w:val="en-US"/>
+        </w:rPr>
+        <w:t>mech</w:t>
+      </w:r>
+      <w:proofErr w:type="spellEnd"/>
+      <w:r>
+        <w:rPr>
+          <w:rFonts w:ascii="Times New Roman" w:hAnsi="Times New Roman" w:cs="Times New Roman"/>
+          <w:sz w:val="28"/>
+          <w:szCs w:val="28"/>
+        </w:rPr>
+        <w:t xml:space="preserve"> – характеризует </w:t>
+      </w:r>
+      <w:proofErr w:type="spellStart"/>
+      <w:r>
+        <w:rPr>
+          <w:rFonts w:ascii="Times New Roman" w:hAnsi="Times New Roman" w:cs="Times New Roman"/>
+          <w:sz w:val="28"/>
+          <w:szCs w:val="28"/>
+        </w:rPr>
+        <w:t>механодеструкцию</w:t>
+      </w:r>
+      <w:proofErr w:type="spellEnd"/>
+      <w:r>
+        <w:rPr>
+          <w:rFonts w:ascii="Times New Roman" w:hAnsi="Times New Roman" w:cs="Times New Roman"/>
+          <w:sz w:val="28"/>
+          <w:szCs w:val="28"/>
+        </w:rPr>
+        <w:t xml:space="preserve"> частиц и контактов</w:t>
       </w:r>
       <w:r>
         <w:rPr>
@@ -4608,6 +4812,31 @@
         </w:rPr>
         <w:t>.</w:t>
       </w:r>
+    </w:p>
+    <w:p>
+      <w:pPr>
+        <w:spacing w:line="360" w:lineRule="auto"/>
+        <w:ind w:firstLine="709"/>
+        <w:jc w:val="both"/>
+        <w:rPr>
+          <w:rFonts w:ascii="Times New Roman" w:hAnsi="Times New Roman" w:cs="Times New Roman"/>
+          <w:sz w:val="28"/>
+          <w:szCs w:val="28"/>
+          <w:lang w:val="en-US"/>
+        </w:rPr>
+      </w:pPr>
+    </w:p>
+    <w:p>
+      <w:pPr>
+        <w:spacing w:line="360" w:lineRule="auto"/>
+        <w:ind w:firstLine="709"/>
+        <w:jc w:val="both"/>
+        <w:rPr>
+          <w:rFonts w:ascii="Times New Roman" w:hAnsi="Times New Roman" w:cs="Times New Roman"/>
+          <w:sz w:val="28"/>
+          <w:szCs w:val="28"/>
+        </w:rPr>
+      </w:pPr>
     </w:p>
     <w:sectPr>
       <w:pgSz w:w="11906" w:h="16838" w:code="9"/>
@@ -4622,6 +4851,119 @@
 <file path=word/numbering.xml><?xml version="1.0" encoding="utf-8"?>
 <w:numbering xmlns:wpc="http://schemas.microsoft.com/office/word/2010/wordprocessingCanvas" xmlns:cx="http://schemas.microsoft.com/office/drawing/2014/chartex" xmlns:cx1="http://schemas.microsoft.com/office/drawing/2015/9/8/chartex" xmlns:cx2="http://schemas.microsoft.com/office/drawing/2015/10/21/chartex" xmlns:cx3="http://schemas.microsoft.com/office/drawing/2016/5/9/chartex" xmlns:cx4="http://schemas.microsoft.com/office/drawing/2016/5/10/chartex" xmlns:cx5="http://schemas.microsoft.com/office/drawing/2016/5/11/chartex" xmlns:cx6="http://schemas.microsoft.com/office/drawing/2016/5/12/chartex" xmlns:cx7="http://schemas.microsoft.com/office/drawing/2016/5/13/chartex" xmlns:cx8="http://schemas.microsoft.com/office/drawing/2016/5/14/chartex" xmlns:mc="http://schemas.openxmlformats.org/markup-compatibility/2006" xmlns:aink="http://schemas.microsoft.com/office/drawing/2016/ink" xmlns:am3d="http://schemas.microsoft.com/office/drawing/2017/model3d" xmlns:o="urn:schemas-microsoft-com:office:office" xmlns:oel="http://schemas.microsoft.com/office/2019/extlst" xmlns:r="http://schemas.openxmlformats.org/officeDocument/2006/relationships" xmlns:m="http://schemas.openxmlformats.org/officeDocument/2006/math" xmlns:v="urn:schemas-microsoft-com:vml" xmlns:wp14="http://schemas.microsoft.com/office/word/2010/wordprocessingDrawing" xmlns:wp="http://schemas.openxmlformats.org/drawingml/2006/wordprocessingDrawing" xmlns:w10="urn:schemas-microsoft-com:office:word" xmlns:w="http://schemas.openxmlformats.org/wordprocessingml/2006/main" xmlns:w14="http://schemas.microsoft.com/office/word/2010/wordml" xmlns:w15="http://schemas.microsoft.com/office/word/2012/wordml" xmlns:w16cex="http://schemas.microsoft.com/office/word/2018/wordml/cex" xmlns:w16cid="http://schemas.microsoft.com/office/word/2016/wordml/cid" xmlns:w16="http://schemas.microsoft.com/office/word/2018/wordml" xmlns:w16du="http://schemas.microsoft.com/office/word/2023/wordml/word16du" xmlns:w16sdtdh="http://schemas.microsoft.com/office/word/2020/wordml/sdtdatahash" xmlns:w16sdtfl="http://schemas.microsoft.com/office/word/2024/wordml/sdtformatlock" xmlns:w16se="http://schemas.microsoft.com/office/word/2015/wordml/symex" xmlns:wpg="http://schemas.microsoft.com/office/word/2010/wordprocessingGroup" xmlns:wpi="http://schemas.microsoft.com/office/word/2010/wordprocessingInk" xmlns:wne="http://schemas.microsoft.com/office/word/2006/wordml" xmlns:wps="http://schemas.microsoft.com/office/word/2010/wordprocessingShape" mc:Ignorable="w14 w15 w16se w16cid w16 w16cex w16sdtdh w16sdtfl w16du wp14">
   <w:abstractNum w:abstractNumId="0" w15:restartNumberingAfterBreak="0">
+    <w:nsid w:val="12FA41ED"/>
+    <w:multiLevelType w:val="multilevel"/>
+    <w:tmpl w:val="BE72A8D8"/>
+    <w:lvl w:ilvl="0">
+      <w:start w:val="1"/>
+      <w:numFmt w:val="decimal"/>
+      <w:lvlText w:val="%1"/>
+      <w:lvlJc w:val="left"/>
+      <w:pPr>
+        <w:ind w:left="375" w:hanging="375"/>
+      </w:pPr>
+      <w:rPr>
+        <w:rFonts w:hint="default"/>
+      </w:rPr>
+    </w:lvl>
+    <w:lvl w:ilvl="1">
+      <w:start w:val="1"/>
+      <w:numFmt w:val="decimal"/>
+      <w:lvlText w:val="%1.%2"/>
+      <w:lvlJc w:val="left"/>
+      <w:pPr>
+        <w:ind w:left="1084" w:hanging="375"/>
+      </w:pPr>
+      <w:rPr>
+        <w:rFonts w:hint="default"/>
+      </w:rPr>
+    </w:lvl>
+    <w:lvl w:ilvl="2">
+      <w:start w:val="1"/>
+      <w:numFmt w:val="decimal"/>
+      <w:lvlText w:val="%1.%2.%3"/>
+      <w:lvlJc w:val="left"/>
+      <w:pPr>
+        <w:ind w:left="2138" w:hanging="720"/>
+      </w:pPr>
+      <w:rPr>
+        <w:rFonts w:hint="default"/>
+      </w:rPr>
+    </w:lvl>
+    <w:lvl w:ilvl="3">
+      <w:start w:val="1"/>
+      <w:numFmt w:val="decimal"/>
+      <w:lvlText w:val="%1.%2.%3.%4"/>
+      <w:lvlJc w:val="left"/>
+      <w:pPr>
+        <w:ind w:left="3207" w:hanging="1080"/>
+      </w:pPr>
+      <w:rPr>
+        <w:rFonts w:hint="default"/>
+      </w:rPr>
+    </w:lvl>
+    <w:lvl w:ilvl="4">
+      <w:start w:val="1"/>
+      <w:numFmt w:val="decimal"/>
+      <w:lvlText w:val="%1.%2.%3.%4.%5"/>
+      <w:lvlJc w:val="left"/>
+      <w:pPr>
+        <w:ind w:left="3916" w:hanging="1080"/>
+      </w:pPr>
+      <w:rPr>
+        <w:rFonts w:hint="default"/>
+      </w:rPr>
+    </w:lvl>
+    <w:lvl w:ilvl="5">
+      <w:start w:val="1"/>
+      <w:numFmt w:val="decimal"/>
+      <w:lvlText w:val="%1.%2.%3.%4.%5.%6"/>
+      <w:lvlJc w:val="left"/>
+      <w:pPr>
+        <w:ind w:left="4985" w:hanging="1440"/>
+      </w:pPr>
+      <w:rPr>
+        <w:rFonts w:hint="default"/>
+      </w:rPr>
+    </w:lvl>
+    <w:lvl w:ilvl="6">
+      <w:start w:val="1"/>
+      <w:numFmt w:val="decimal"/>
+      <w:lvlText w:val="%1.%2.%3.%4.%5.%6.%7"/>
+      <w:lvlJc w:val="left"/>
+      <w:pPr>
+        <w:ind w:left="5694" w:hanging="1440"/>
+      </w:pPr>
+      <w:rPr>
+        <w:rFonts w:hint="default"/>
+      </w:rPr>
+    </w:lvl>
+    <w:lvl w:ilvl="7">
+      <w:start w:val="1"/>
+      <w:numFmt w:val="decimal"/>
+      <w:lvlText w:val="%1.%2.%3.%4.%5.%6.%7.%8"/>
+      <w:lvlJc w:val="left"/>
+      <w:pPr>
+        <w:ind w:left="6763" w:hanging="1800"/>
+      </w:pPr>
+      <w:rPr>
+        <w:rFonts w:hint="default"/>
+      </w:rPr>
+    </w:lvl>
+    <w:lvl w:ilvl="8">
+      <w:start w:val="1"/>
+      <w:numFmt w:val="decimal"/>
+      <w:lvlText w:val="%1.%2.%3.%4.%5.%6.%7.%8.%9"/>
+      <w:lvlJc w:val="left"/>
+      <w:pPr>
+        <w:ind w:left="7832" w:hanging="2160"/>
+      </w:pPr>
+      <w:rPr>
+        <w:rFonts w:hint="default"/>
+      </w:rPr>
+    </w:lvl>
+  </w:abstractNum>
+  <w:abstractNum w:abstractNumId="1" w15:restartNumberingAfterBreak="0">
     <w:nsid w:val="136C4798"/>
     <w:multiLevelType w:val="hybridMultilevel"/>
     <w:tmpl w:val="7DDCC152"/>
@@ -4733,7 +5075,7 @@
       </w:rPr>
     </w:lvl>
   </w:abstractNum>
-  <w:abstractNum w:abstractNumId="1" w15:restartNumberingAfterBreak="0">
+  <w:abstractNum w:abstractNumId="2" w15:restartNumberingAfterBreak="0">
     <w:nsid w:val="162715A7"/>
     <w:multiLevelType w:val="multilevel"/>
     <w:tmpl w:val="D3CE37F4"/>
@@ -4846,7 +5188,7 @@
       </w:rPr>
     </w:lvl>
   </w:abstractNum>
-  <w:abstractNum w:abstractNumId="2" w15:restartNumberingAfterBreak="0">
+  <w:abstractNum w:abstractNumId="3" w15:restartNumberingAfterBreak="0">
     <w:nsid w:val="174C6C3F"/>
     <w:multiLevelType w:val="hybridMultilevel"/>
     <w:tmpl w:val="E2E65012"/>
@@ -4935,7 +5277,7 @@
       </w:pPr>
     </w:lvl>
   </w:abstractNum>
-  <w:abstractNum w:abstractNumId="3" w15:restartNumberingAfterBreak="0">
+  <w:abstractNum w:abstractNumId="4" w15:restartNumberingAfterBreak="0">
     <w:nsid w:val="1E1B34A9"/>
     <w:multiLevelType w:val="multilevel"/>
     <w:tmpl w:val="ECBC97A2"/>
@@ -5048,7 +5390,7 @@
       </w:rPr>
     </w:lvl>
   </w:abstractNum>
-  <w:abstractNum w:abstractNumId="4" w15:restartNumberingAfterBreak="0">
+  <w:abstractNum w:abstractNumId="5" w15:restartNumberingAfterBreak="0">
     <w:nsid w:val="207C68CD"/>
     <w:multiLevelType w:val="hybridMultilevel"/>
     <w:tmpl w:val="AE269026"/>
@@ -5161,7 +5503,7 @@
       </w:rPr>
     </w:lvl>
   </w:abstractNum>
-  <w:abstractNum w:abstractNumId="5" w15:restartNumberingAfterBreak="0">
+  <w:abstractNum w:abstractNumId="6" w15:restartNumberingAfterBreak="0">
     <w:nsid w:val="21DB0646"/>
     <w:multiLevelType w:val="hybridMultilevel"/>
     <w:tmpl w:val="9F761896"/>
@@ -5274,7 +5616,7 @@
       </w:rPr>
     </w:lvl>
   </w:abstractNum>
-  <w:abstractNum w:abstractNumId="6" w15:restartNumberingAfterBreak="0">
+  <w:abstractNum w:abstractNumId="7" w15:restartNumberingAfterBreak="0">
     <w:nsid w:val="2C7959EE"/>
     <w:multiLevelType w:val="hybridMultilevel"/>
     <w:tmpl w:val="1D6E7FE0"/>
@@ -5363,7 +5705,7 @@
       </w:pPr>
     </w:lvl>
   </w:abstractNum>
-  <w:abstractNum w:abstractNumId="7" w15:restartNumberingAfterBreak="0">
+  <w:abstractNum w:abstractNumId="8" w15:restartNumberingAfterBreak="0">
     <w:nsid w:val="467821B2"/>
     <w:multiLevelType w:val="hybridMultilevel"/>
     <w:tmpl w:val="CC183860"/>
@@ -5476,7 +5818,7 @@
       </w:rPr>
     </w:lvl>
   </w:abstractNum>
-  <w:abstractNum w:abstractNumId="8" w15:restartNumberingAfterBreak="0">
+  <w:abstractNum w:abstractNumId="9" w15:restartNumberingAfterBreak="0">
     <w:nsid w:val="488B41EF"/>
     <w:multiLevelType w:val="hybridMultilevel"/>
     <w:tmpl w:val="B0285D7A"/>
@@ -5588,7 +5930,7 @@
       </w:rPr>
     </w:lvl>
   </w:abstractNum>
-  <w:abstractNum w:abstractNumId="9" w15:restartNumberingAfterBreak="0">
+  <w:abstractNum w:abstractNumId="10" w15:restartNumberingAfterBreak="0">
     <w:nsid w:val="5EE95F11"/>
     <w:multiLevelType w:val="hybridMultilevel"/>
     <w:tmpl w:val="8EF25E2C"/>
@@ -5677,7 +6019,7 @@
       </w:pPr>
     </w:lvl>
   </w:abstractNum>
-  <w:abstractNum w:abstractNumId="10" w15:restartNumberingAfterBreak="0">
+  <w:abstractNum w:abstractNumId="11" w15:restartNumberingAfterBreak="0">
     <w:nsid w:val="6AC965BF"/>
     <w:multiLevelType w:val="hybridMultilevel"/>
     <w:tmpl w:val="3954D60A"/>
@@ -5767,37 +6109,40 @@
     </w:lvl>
   </w:abstractNum>
   <w:num w:numId="1" w16cid:durableId="344527566">
-    <w:abstractNumId w:val="0"/>
+    <w:abstractNumId w:val="1"/>
   </w:num>
   <w:num w:numId="2" w16cid:durableId="1817649899">
+    <w:abstractNumId w:val="8"/>
+  </w:num>
+  <w:num w:numId="3" w16cid:durableId="1173373436">
+    <w:abstractNumId w:val="5"/>
+  </w:num>
+  <w:num w:numId="4" w16cid:durableId="266350250">
+    <w:abstractNumId w:val="3"/>
+  </w:num>
+  <w:num w:numId="5" w16cid:durableId="1895386371">
+    <w:abstractNumId w:val="6"/>
+  </w:num>
+  <w:num w:numId="6" w16cid:durableId="1867982396">
+    <w:abstractNumId w:val="10"/>
+  </w:num>
+  <w:num w:numId="7" w16cid:durableId="863178132">
     <w:abstractNumId w:val="7"/>
   </w:num>
-  <w:num w:numId="3" w16cid:durableId="1173373436">
+  <w:num w:numId="8" w16cid:durableId="2023506409">
+    <w:abstractNumId w:val="11"/>
+  </w:num>
+  <w:num w:numId="9" w16cid:durableId="348681076">
+    <w:abstractNumId w:val="9"/>
+  </w:num>
+  <w:num w:numId="10" w16cid:durableId="2020345810">
+    <w:abstractNumId w:val="2"/>
+  </w:num>
+  <w:num w:numId="11" w16cid:durableId="1386222610">
     <w:abstractNumId w:val="4"/>
   </w:num>
-  <w:num w:numId="4" w16cid:durableId="266350250">
-    <w:abstractNumId w:val="2"/>
-  </w:num>
-  <w:num w:numId="5" w16cid:durableId="1895386371">
-    <w:abstractNumId w:val="5"/>
-  </w:num>
-  <w:num w:numId="6" w16cid:durableId="1867982396">
-    <w:abstractNumId w:val="9"/>
-  </w:num>
-  <w:num w:numId="7" w16cid:durableId="863178132">
-    <w:abstractNumId w:val="6"/>
-  </w:num>
-  <w:num w:numId="8" w16cid:durableId="2023506409">
-    <w:abstractNumId w:val="10"/>
-  </w:num>
-  <w:num w:numId="9" w16cid:durableId="348681076">
-    <w:abstractNumId w:val="8"/>
-  </w:num>
-  <w:num w:numId="10" w16cid:durableId="2020345810">
-    <w:abstractNumId w:val="1"/>
-  </w:num>
-  <w:num w:numId="11" w16cid:durableId="1386222610">
-    <w:abstractNumId w:val="3"/>
+  <w:num w:numId="12" w16cid:durableId="9842534">
+    <w:abstractNumId w:val="0"/>
   </w:num>
 </w:numbering>
 </file>

--- a/Docs/Дис Борзенков вар2/01.Главы/Глава_1.docx
+++ b/Docs/Дис Борзенков вар2/01.Главы/Глава_1.docx
@@ -252,7 +252,7 @@
           <v:shape id="_x0000_i1025" type="#_x0000_t75" style="width:264.95pt;height:20.15pt" o:ole="">
             <v:imagedata r:id="rId6" o:title=""/>
           </v:shape>
-          <o:OLEObject Type="Embed" ProgID="Equation.DSMT4" ShapeID="_x0000_i1025" DrawAspect="Content" ObjectID="_1835363213" r:id="rId7"/>
+          <o:OLEObject Type="Embed" ProgID="Equation.DSMT4" ShapeID="_x0000_i1025" DrawAspect="Content" ObjectID="_1835719202" r:id="rId7"/>
         </w:object>
       </w:r>
     </w:p>
@@ -288,6 +288,7 @@
         </w:rPr>
       </w:pPr>
       <w:proofErr w:type="spellStart"/>
+      <w:proofErr w:type="gramStart"/>
       <w:r>
         <w:rPr>
           <w:rFonts w:ascii="Times New Roman" w:hAnsi="Times New Roman" w:cs="Times New Roman"/>
@@ -355,6 +356,7 @@
         </w:rPr>
         <w:t>T</w:t>
       </w:r>
+      <w:proofErr w:type="gramEnd"/>
       <w:r>
         <w:rPr>
           <w:rFonts w:ascii="Times New Roman" w:hAnsi="Times New Roman" w:cs="Times New Roman"/>
@@ -705,7 +707,7 @@
           <v:shape id="_x0000_i1026" type="#_x0000_t75" style="width:157.8pt;height:34pt" o:ole="">
             <v:imagedata r:id="rId8" o:title=""/>
           </v:shape>
-          <o:OLEObject Type="Embed" ProgID="Equation.DSMT4" ShapeID="_x0000_i1026" DrawAspect="Content" ObjectID="_1835363214" r:id="rId9"/>
+          <o:OLEObject Type="Embed" ProgID="Equation.DSMT4" ShapeID="_x0000_i1026" DrawAspect="Content" ObjectID="_1835719203" r:id="rId9"/>
         </w:object>
       </w:r>
     </w:p>
@@ -1039,7 +1041,7 @@
           <v:shape id="_x0000_i1027" type="#_x0000_t75" style="width:67.95pt;height:17.85pt" o:ole="">
             <v:imagedata r:id="rId10" o:title=""/>
           </v:shape>
-          <o:OLEObject Type="Embed" ProgID="Equation.DSMT4" ShapeID="_x0000_i1027" DrawAspect="Content" ObjectID="_1835363215" r:id="rId11"/>
+          <o:OLEObject Type="Embed" ProgID="Equation.DSMT4" ShapeID="_x0000_i1027" DrawAspect="Content" ObjectID="_1835719204" r:id="rId11"/>
         </w:object>
       </w:r>
     </w:p>
@@ -1087,7 +1089,7 @@
           <v:shape id="_x0000_i1028" type="#_x0000_t75" style="width:162.45pt;height:20.15pt" o:ole="">
             <v:imagedata r:id="rId12" o:title=""/>
           </v:shape>
-          <o:OLEObject Type="Embed" ProgID="Equation.DSMT4" ShapeID="_x0000_i1028" DrawAspect="Content" ObjectID="_1835363216" r:id="rId13"/>
+          <o:OLEObject Type="Embed" ProgID="Equation.DSMT4" ShapeID="_x0000_i1028" DrawAspect="Content" ObjectID="_1835719205" r:id="rId13"/>
         </w:object>
       </w:r>
     </w:p>
@@ -1260,7 +1262,7 @@
           <v:shape id="_x0000_i1029" type="#_x0000_t75" style="width:172.2pt;height:31.1pt" o:ole="">
             <v:imagedata r:id="rId14" o:title=""/>
           </v:shape>
-          <o:OLEObject Type="Embed" ProgID="Equation.DSMT4" ShapeID="_x0000_i1029" DrawAspect="Content" ObjectID="_1835363217" r:id="rId15"/>
+          <o:OLEObject Type="Embed" ProgID="Equation.DSMT4" ShapeID="_x0000_i1029" DrawAspect="Content" ObjectID="_1835719206" r:id="rId15"/>
         </w:object>
       </w:r>
     </w:p>
@@ -3185,7 +3187,7 @@
           <v:shape id="_x0000_i1030" type="#_x0000_t75" style="width:103.7pt;height:19pt" o:ole="">
             <v:imagedata r:id="rId17" o:title=""/>
           </v:shape>
-          <o:OLEObject Type="Embed" ProgID="Equation.DSMT4" ShapeID="_x0000_i1030" DrawAspect="Content" ObjectID="_1835363218" r:id="rId18"/>
+          <o:OLEObject Type="Embed" ProgID="Equation.DSMT4" ShapeID="_x0000_i1030" DrawAspect="Content" ObjectID="_1835719207" r:id="rId18"/>
         </w:object>
       </w:r>
     </w:p>
@@ -3632,8 +3634,9 @@
           <w:sz w:val="28"/>
           <w:szCs w:val="28"/>
         </w:rPr>
-        <w:t>(ω,</w:t>
-      </w:r>
+        <w:t>(</w:t>
+      </w:r>
+      <w:proofErr w:type="gramStart"/>
       <w:r>
         <w:rPr>
           <w:rFonts w:ascii="Times New Roman" w:hAnsi="Times New Roman" w:cs="Times New Roman"/>
@@ -3641,9 +3644,8 @@
           <w:iCs/>
           <w:sz w:val="28"/>
           <w:szCs w:val="28"/>
-          <w:lang w:val="en-US"/>
-        </w:rPr>
-        <w:t>t</w:t>
+        </w:rPr>
+        <w:t>ω,</w:t>
       </w:r>
       <w:r>
         <w:rPr>
@@ -3652,6 +3654,18 @@
           <w:iCs/>
           <w:sz w:val="28"/>
           <w:szCs w:val="28"/>
+          <w:lang w:val="en-US"/>
+        </w:rPr>
+        <w:t>t</w:t>
+      </w:r>
+      <w:proofErr w:type="gramEnd"/>
+      <w:r>
+        <w:rPr>
+          <w:rFonts w:ascii="Times New Roman" w:hAnsi="Times New Roman" w:cs="Times New Roman"/>
+          <w:i/>
+          <w:iCs/>
+          <w:sz w:val="28"/>
+          <w:szCs w:val="28"/>
         </w:rPr>
         <w:t>)</w:t>
       </w:r>
@@ -3749,6 +3763,7 @@
         <w:t xml:space="preserve">Различия между рассматриваемыми химическими системами носят не только количественный, но и качественный характер. Для NMC основным преимуществом является высокая удельная энергия, что делает эту химию особенно привлекательной для электротранспорта с жёсткими требованиями к </w:t>
       </w:r>
       <w:proofErr w:type="spellStart"/>
+      <w:proofErr w:type="gramStart"/>
       <w:r>
         <w:rPr>
           <w:rFonts w:ascii="Times New Roman" w:hAnsi="Times New Roman" w:cs="Times New Roman"/>
@@ -3764,7 +3779,16 @@
           <w:sz w:val="28"/>
           <w:szCs w:val="28"/>
         </w:rPr>
-        <w:t>-габаритным показателям. LFP отличается меньшей энергоёмкостью, но большей циклической стабильностью и лучшей термической устойчивостью. LTO характеризуется существенно более низким сопротивлением и исключительно высоким ресурсом, однако уступает по удельной энергии. Na-</w:t>
+        <w:t>-габаритным</w:t>
+      </w:r>
+      <w:proofErr w:type="gramEnd"/>
+      <w:r>
+        <w:rPr>
+          <w:rFonts w:ascii="Times New Roman" w:hAnsi="Times New Roman" w:cs="Times New Roman"/>
+          <w:sz w:val="28"/>
+          <w:szCs w:val="28"/>
+        </w:rPr>
+        <w:t xml:space="preserve"> показателям. LFP отличается меньшей энергоёмкостью, но большей циклической стабильностью и лучшей термической устойчивостью. LTO характеризуется существенно более низким сопротивлением и исключительно высоким ресурсом, однако уступает по удельной энергии. Na-</w:t>
       </w:r>
       <w:proofErr w:type="spellStart"/>
       <w:r>
@@ -3840,7 +3864,7 @@
           <v:shape id="_x0000_i1031" type="#_x0000_t75" style="width:48.4pt;height:34pt" o:ole="">
             <v:imagedata r:id="rId20" o:title=""/>
           </v:shape>
-          <o:OLEObject Type="Embed" ProgID="Equation.DSMT4" ShapeID="_x0000_i1031" DrawAspect="Content" ObjectID="_1835363219" r:id="rId21"/>
+          <o:OLEObject Type="Embed" ProgID="Equation.DSMT4" ShapeID="_x0000_i1031" DrawAspect="Content" ObjectID="_1835719208" r:id="rId21"/>
         </w:object>
       </w:r>
     </w:p>
@@ -4460,10 +4484,10 @@
           <w:szCs w:val="28"/>
         </w:rPr>
         <w:object w:dxaOrig="3379" w:dyaOrig="620" w14:anchorId="438A2006">
-          <v:shape id="_x0000_i1034" type="#_x0000_t75" style="width:168.75pt;height:31.1pt" o:ole="">
+          <v:shape id="_x0000_i1032" type="#_x0000_t75" style="width:168.75pt;height:31.1pt" o:ole="">
             <v:imagedata r:id="rId23" o:title=""/>
           </v:shape>
-          <o:OLEObject Type="Embed" ProgID="Equation.DSMT4" ShapeID="_x0000_i1034" DrawAspect="Content" ObjectID="_1835363220" r:id="rId24"/>
+          <o:OLEObject Type="Embed" ProgID="Equation.DSMT4" ShapeID="_x0000_i1032" DrawAspect="Content" ObjectID="_1835719209" r:id="rId24"/>
         </w:object>
       </w:r>
     </w:p>
@@ -4750,7 +4774,6 @@
           <w:rFonts w:ascii="Times New Roman" w:hAnsi="Times New Roman" w:cs="Times New Roman"/>
           <w:sz w:val="28"/>
           <w:szCs w:val="28"/>
-          <w:lang w:val="en-US"/>
         </w:rPr>
       </w:pPr>
       <w:proofErr w:type="spellStart"/>
@@ -4802,8 +4825,544 @@
           <w:sz w:val="28"/>
           <w:szCs w:val="28"/>
         </w:rPr>
-        <w:t xml:space="preserve"> частиц и контактов</w:t>
-      </w:r>
+        <w:t xml:space="preserve"> частиц и контактов.</w:t>
+      </w:r>
+    </w:p>
+    <w:p>
+      <w:pPr>
+        <w:spacing w:line="360" w:lineRule="auto"/>
+        <w:ind w:firstLine="709"/>
+        <w:jc w:val="both"/>
+        <w:rPr>
+          <w:rFonts w:ascii="Times New Roman" w:hAnsi="Times New Roman" w:cs="Times New Roman"/>
+          <w:sz w:val="28"/>
+          <w:szCs w:val="28"/>
+        </w:rPr>
+      </w:pPr>
+    </w:p>
+    <w:p>
+      <w:pPr>
+        <w:spacing w:line="360" w:lineRule="auto"/>
+        <w:ind w:firstLine="709"/>
+        <w:jc w:val="both"/>
+        <w:rPr>
+          <w:rFonts w:ascii="Times New Roman" w:hAnsi="Times New Roman" w:cs="Times New Roman"/>
+          <w:sz w:val="28"/>
+          <w:szCs w:val="28"/>
+          <w:lang w:val="en-US"/>
+        </w:rPr>
+      </w:pPr>
+      <w:r>
+        <w:rPr>
+          <w:rFonts w:ascii="Times New Roman" w:hAnsi="Times New Roman" w:cs="Times New Roman"/>
+          <w:sz w:val="28"/>
+          <w:szCs w:val="28"/>
+        </w:rPr>
+        <w:lastRenderedPageBreak/>
+        <w:t>Наиболее универсальным следствием старения является рост сопротивления переноса заряда. Это следует из линеаризованного уравнения Батлера–</w:t>
+      </w:r>
+      <w:proofErr w:type="spellStart"/>
+      <w:r>
+        <w:rPr>
+          <w:rFonts w:ascii="Times New Roman" w:hAnsi="Times New Roman" w:cs="Times New Roman"/>
+          <w:sz w:val="28"/>
+          <w:szCs w:val="28"/>
+        </w:rPr>
+        <w:t>Фольмера</w:t>
+      </w:r>
+      <w:proofErr w:type="spellEnd"/>
+      <w:r>
+        <w:rPr>
+          <w:rFonts w:ascii="Times New Roman" w:hAnsi="Times New Roman" w:cs="Times New Roman"/>
+          <w:sz w:val="28"/>
+          <w:szCs w:val="28"/>
+        </w:rPr>
+        <w:t>:</w:t>
+      </w:r>
+    </w:p>
+    <w:p>
+      <w:pPr>
+        <w:spacing w:line="360" w:lineRule="auto"/>
+        <w:ind w:firstLine="709"/>
+        <w:jc w:val="both"/>
+        <w:rPr>
+          <w:rFonts w:ascii="Times New Roman" w:hAnsi="Times New Roman" w:cs="Times New Roman"/>
+          <w:sz w:val="28"/>
+          <w:szCs w:val="28"/>
+          <w:lang w:val="en-US"/>
+        </w:rPr>
+      </w:pPr>
+    </w:p>
+    <w:p>
+      <w:pPr>
+        <w:spacing w:line="360" w:lineRule="auto"/>
+        <w:ind w:firstLine="709"/>
+        <w:jc w:val="both"/>
+        <w:rPr>
+          <w:rFonts w:ascii="Times New Roman" w:hAnsi="Times New Roman" w:cs="Times New Roman"/>
+          <w:sz w:val="28"/>
+          <w:szCs w:val="28"/>
+          <w:lang w:val="en-US"/>
+        </w:rPr>
+      </w:pPr>
+      <w:r>
+        <w:rPr>
+          <w:rFonts w:ascii="Times New Roman" w:hAnsi="Times New Roman" w:cs="Times New Roman"/>
+          <w:position w:val="-30"/>
+          <w:sz w:val="28"/>
+          <w:szCs w:val="28"/>
+          <w:lang w:val="en-US"/>
+        </w:rPr>
+        <w:object w:dxaOrig="960" w:dyaOrig="680" w14:anchorId="4A0E180C">
+          <v:shape id="_x0000_i1035" type="#_x0000_t75" style="width:47.8pt;height:34pt" o:ole="">
+            <v:imagedata r:id="rId25" o:title=""/>
+          </v:shape>
+          <o:OLEObject Type="Embed" ProgID="Equation.DSMT4" ShapeID="_x0000_i1035" DrawAspect="Content" ObjectID="_1835719210" r:id="rId26"/>
+        </w:object>
+      </w:r>
+    </w:p>
+    <w:p>
+      <w:pPr>
+        <w:spacing w:line="360" w:lineRule="auto"/>
+        <w:ind w:firstLine="709"/>
+        <w:jc w:val="both"/>
+        <w:rPr>
+          <w:rFonts w:ascii="Times New Roman" w:hAnsi="Times New Roman" w:cs="Times New Roman"/>
+          <w:sz w:val="28"/>
+          <w:szCs w:val="28"/>
+        </w:rPr>
+      </w:pPr>
+      <w:r>
+        <w:rPr>
+          <w:rFonts w:ascii="Times New Roman" w:hAnsi="Times New Roman" w:cs="Times New Roman"/>
+          <w:sz w:val="28"/>
+          <w:szCs w:val="28"/>
+        </w:rPr>
+        <w:t>, где</w:t>
+      </w:r>
+    </w:p>
+    <w:p>
+      <w:pPr>
+        <w:spacing w:line="360" w:lineRule="auto"/>
+        <w:ind w:firstLine="709"/>
+        <w:jc w:val="both"/>
+        <w:rPr>
+          <w:rFonts w:ascii="Times New Roman" w:hAnsi="Times New Roman" w:cs="Times New Roman"/>
+          <w:sz w:val="28"/>
+          <w:szCs w:val="28"/>
+        </w:rPr>
+      </w:pPr>
+      <w:proofErr w:type="spellStart"/>
+      <w:r>
+        <w:rPr>
+          <w:rFonts w:ascii="Times New Roman" w:hAnsi="Times New Roman" w:cs="Times New Roman"/>
+          <w:i/>
+          <w:iCs/>
+          <w:sz w:val="28"/>
+          <w:szCs w:val="28"/>
+          <w:lang w:val="en-US"/>
+        </w:rPr>
+        <w:t>i</w:t>
+      </w:r>
+      <w:proofErr w:type="spellEnd"/>
+      <w:r>
+        <w:rPr>
+          <w:rFonts w:ascii="Times New Roman" w:hAnsi="Times New Roman" w:cs="Times New Roman"/>
+          <w:i/>
+          <w:iCs/>
+          <w:sz w:val="28"/>
+          <w:szCs w:val="28"/>
+          <w:vertAlign w:val="subscript"/>
+        </w:rPr>
+        <w:t>0</w:t>
+      </w:r>
+      <w:r>
+        <w:rPr>
+          <w:rFonts w:ascii="Times New Roman" w:hAnsi="Times New Roman" w:cs="Times New Roman"/>
+          <w:sz w:val="28"/>
+          <w:szCs w:val="28"/>
+        </w:rPr>
+        <w:t xml:space="preserve"> – </w:t>
+      </w:r>
+      <w:r>
+        <w:rPr>
+          <w:rFonts w:ascii="Times New Roman" w:hAnsi="Times New Roman" w:cs="Times New Roman"/>
+          <w:sz w:val="28"/>
+          <w:szCs w:val="28"/>
+        </w:rPr>
+        <w:t>обменный ток реакции.</w:t>
+      </w:r>
+    </w:p>
+    <w:p>
+      <w:pPr>
+        <w:spacing w:line="360" w:lineRule="auto"/>
+        <w:ind w:firstLine="709"/>
+        <w:jc w:val="both"/>
+        <w:rPr>
+          <w:rFonts w:ascii="Times New Roman" w:hAnsi="Times New Roman" w:cs="Times New Roman"/>
+          <w:sz w:val="28"/>
+          <w:szCs w:val="28"/>
+        </w:rPr>
+      </w:pPr>
+      <w:r>
+        <w:rPr>
+          <w:rFonts w:ascii="Times New Roman" w:hAnsi="Times New Roman" w:cs="Times New Roman"/>
+          <w:sz w:val="28"/>
+          <w:szCs w:val="28"/>
+        </w:rPr>
+        <w:t>Если в процессе старения уменьшается эффективная активная площадь, снижается доступность реакционных центров или ухудшается межфазная кинетика, обменный ток уменьшается, а</w:t>
+      </w:r>
+      <w:r>
+        <w:rPr>
+          <w:rFonts w:ascii="Times New Roman" w:hAnsi="Times New Roman" w:cs="Times New Roman"/>
+          <w:sz w:val="28"/>
+          <w:szCs w:val="28"/>
+        </w:rPr>
+        <w:t xml:space="preserve"> </w:t>
+      </w:r>
+      <w:proofErr w:type="spellStart"/>
+      <w:r>
+        <w:rPr>
+          <w:rFonts w:ascii="Times New Roman" w:hAnsi="Times New Roman" w:cs="Times New Roman"/>
+          <w:i/>
+          <w:iCs/>
+          <w:sz w:val="28"/>
+          <w:szCs w:val="28"/>
+          <w:lang w:val="en-US"/>
+        </w:rPr>
+        <w:t>R</w:t>
+      </w:r>
+      <w:r>
+        <w:rPr>
+          <w:rFonts w:ascii="Times New Roman" w:hAnsi="Times New Roman" w:cs="Times New Roman"/>
+          <w:i/>
+          <w:iCs/>
+          <w:sz w:val="28"/>
+          <w:szCs w:val="28"/>
+          <w:vertAlign w:val="subscript"/>
+          <w:lang w:val="en-US"/>
+        </w:rPr>
+        <w:t>ct</w:t>
+      </w:r>
+      <w:proofErr w:type="spellEnd"/>
+      <w:r>
+        <w:rPr>
+          <w:rFonts w:ascii="Times New Roman" w:hAnsi="Times New Roman" w:cs="Times New Roman"/>
+          <w:sz w:val="28"/>
+          <w:szCs w:val="28"/>
+        </w:rPr>
+        <w:t xml:space="preserve"> </w:t>
+      </w:r>
+      <w:r>
+        <w:rPr>
+          <w:rFonts w:ascii="Times New Roman" w:hAnsi="Times New Roman" w:cs="Times New Roman"/>
+          <w:sz w:val="28"/>
+          <w:szCs w:val="28"/>
+        </w:rPr>
+        <w:t xml:space="preserve">возрастает. </w:t>
+      </w:r>
+      <w:r>
+        <w:rPr>
+          <w:rFonts w:ascii="Times New Roman" w:hAnsi="Times New Roman" w:cs="Times New Roman"/>
+          <w:sz w:val="28"/>
+          <w:szCs w:val="28"/>
+        </w:rPr>
+        <w:t xml:space="preserve">Именно поэтому параметр </w:t>
+      </w:r>
+      <w:r>
+        <w:rPr>
+          <w:rFonts w:ascii="Times New Roman" w:hAnsi="Times New Roman" w:cs="Times New Roman"/>
+          <w:i/>
+          <w:iCs/>
+          <w:sz w:val="28"/>
+          <w:szCs w:val="28"/>
+        </w:rPr>
+        <w:t>R</w:t>
+      </w:r>
+      <w:r>
+        <w:rPr>
+          <w:rFonts w:ascii="Times New Roman" w:hAnsi="Times New Roman" w:cs="Times New Roman"/>
+          <w:i/>
+          <w:iCs/>
+          <w:sz w:val="28"/>
+          <w:szCs w:val="28"/>
+          <w:vertAlign w:val="subscript"/>
+        </w:rPr>
+        <w:t>ct</w:t>
+      </w:r>
+      <w:r>
+        <w:rPr>
+          <w:rFonts w:ascii="Times New Roman" w:hAnsi="Times New Roman" w:cs="Times New Roman"/>
+          <w:sz w:val="28"/>
+          <w:szCs w:val="28"/>
+        </w:rPr>
+        <w:t xml:space="preserve"> рассматривается в работе как один из ключевых диагностических и прогностических признаков.</w:t>
+      </w:r>
+      <w:r>
+        <w:rPr>
+          <w:rFonts w:ascii="Times New Roman" w:hAnsi="Times New Roman" w:cs="Times New Roman"/>
+          <w:sz w:val="28"/>
+          <w:szCs w:val="28"/>
+        </w:rPr>
+        <w:t xml:space="preserve"> </w:t>
+      </w:r>
+      <w:r>
+        <w:rPr>
+          <w:rFonts w:ascii="Times New Roman" w:hAnsi="Times New Roman" w:cs="Times New Roman"/>
+          <w:sz w:val="28"/>
+          <w:szCs w:val="28"/>
+        </w:rPr>
+        <w:t>Такой выбор согласуется и с современными исследованиями по EIS-диагностике, и с логикой уже сформированного каркаса диссертации.</w:t>
+      </w:r>
+    </w:p>
+    <w:p>
+      <w:pPr>
+        <w:spacing w:line="360" w:lineRule="auto"/>
+        <w:ind w:firstLine="709"/>
+        <w:jc w:val="both"/>
+        <w:rPr>
+          <w:rFonts w:ascii="Times New Roman" w:hAnsi="Times New Roman" w:cs="Times New Roman"/>
+          <w:sz w:val="28"/>
+          <w:szCs w:val="28"/>
+        </w:rPr>
+      </w:pPr>
+      <w:r>
+        <w:rPr>
+          <w:rFonts w:ascii="Times New Roman" w:hAnsi="Times New Roman" w:cs="Times New Roman"/>
+          <w:sz w:val="28"/>
+          <w:szCs w:val="28"/>
+        </w:rPr>
+        <w:t>Не менее важен процесс роста межфазного слоя на отрицательном электроде. В первом приближении его можно связать с диффузионно-ограниченным режимом. Если толщина межфазного слоя</w:t>
+      </w:r>
+      <w:r>
+        <w:rPr>
+          <w:rFonts w:ascii="Times New Roman" w:hAnsi="Times New Roman" w:cs="Times New Roman"/>
+          <w:sz w:val="28"/>
+          <w:szCs w:val="28"/>
+        </w:rPr>
+        <w:t xml:space="preserve"> </w:t>
+      </w:r>
+      <w:r>
+        <w:rPr>
+          <w:rFonts w:ascii="Times New Roman" w:hAnsi="Times New Roman" w:cs="Times New Roman"/>
+          <w:i/>
+          <w:iCs/>
+          <w:sz w:val="28"/>
+          <w:szCs w:val="28"/>
+        </w:rPr>
+        <w:t>δ</w:t>
+      </w:r>
+      <w:r>
+        <w:rPr>
+          <w:rFonts w:ascii="Times New Roman" w:hAnsi="Times New Roman" w:cs="Times New Roman"/>
+          <w:sz w:val="28"/>
+          <w:szCs w:val="28"/>
+        </w:rPr>
+        <w:t xml:space="preserve"> </w:t>
+      </w:r>
+      <w:r>
+        <w:rPr>
+          <w:rFonts w:ascii="Times New Roman" w:hAnsi="Times New Roman" w:cs="Times New Roman"/>
+          <w:sz w:val="28"/>
+          <w:szCs w:val="28"/>
+        </w:rPr>
+        <w:t xml:space="preserve">определяется транспортом реагентов через уже сформировавшийся слой, то на основе второго закона </w:t>
+      </w:r>
+      <w:proofErr w:type="spellStart"/>
+      <w:r>
+        <w:rPr>
+          <w:rFonts w:ascii="Times New Roman" w:hAnsi="Times New Roman" w:cs="Times New Roman"/>
+          <w:sz w:val="28"/>
+          <w:szCs w:val="28"/>
+        </w:rPr>
+        <w:t>Фика</w:t>
+      </w:r>
+      <w:proofErr w:type="spellEnd"/>
+    </w:p>
+    <w:p>
+      <w:pPr>
+        <w:spacing w:line="360" w:lineRule="auto"/>
+        <w:ind w:firstLine="709"/>
+        <w:jc w:val="both"/>
+        <w:rPr>
+          <w:rFonts w:ascii="Times New Roman" w:hAnsi="Times New Roman" w:cs="Times New Roman"/>
+          <w:sz w:val="28"/>
+          <w:szCs w:val="28"/>
+        </w:rPr>
+      </w:pPr>
+    </w:p>
+    <w:p>
+      <w:pPr>
+        <w:spacing w:line="360" w:lineRule="auto"/>
+        <w:ind w:firstLine="709"/>
+        <w:jc w:val="both"/>
+        <w:rPr>
+          <w:rFonts w:ascii="Times New Roman" w:hAnsi="Times New Roman" w:cs="Times New Roman"/>
+          <w:sz w:val="28"/>
+          <w:szCs w:val="28"/>
+          <w:lang w:val="en-US"/>
+        </w:rPr>
+      </w:pPr>
+      <w:r>
+        <w:rPr>
+          <w:rFonts w:ascii="Times New Roman" w:hAnsi="Times New Roman" w:cs="Times New Roman"/>
+          <w:position w:val="-24"/>
+          <w:sz w:val="28"/>
+          <w:szCs w:val="28"/>
+        </w:rPr>
+        <w:object w:dxaOrig="1280" w:dyaOrig="660" w14:anchorId="5867754B">
+          <v:shape id="_x0000_i1038" type="#_x0000_t75" style="width:63.95pt;height:32.85pt" o:ole="">
+            <v:imagedata r:id="rId27" o:title=""/>
+          </v:shape>
+          <o:OLEObject Type="Embed" ProgID="Equation.DSMT4" ShapeID="_x0000_i1038" DrawAspect="Content" ObjectID="_1835719211" r:id="rId28"/>
+        </w:object>
+      </w:r>
+    </w:p>
+    <w:p>
+      <w:pPr>
+        <w:spacing w:line="360" w:lineRule="auto"/>
+        <w:ind w:firstLine="709"/>
+        <w:jc w:val="both"/>
+        <w:rPr>
+          <w:rFonts w:ascii="Times New Roman" w:hAnsi="Times New Roman" w:cs="Times New Roman"/>
+          <w:sz w:val="28"/>
+          <w:szCs w:val="28"/>
+          <w:lang w:val="en-US"/>
+        </w:rPr>
+      </w:pPr>
+      <w:r>
+        <w:rPr>
+          <w:rFonts w:ascii="Times New Roman" w:hAnsi="Times New Roman" w:cs="Times New Roman"/>
+          <w:sz w:val="28"/>
+          <w:szCs w:val="28"/>
+        </w:rPr>
+        <w:t xml:space="preserve">получается </w:t>
+      </w:r>
+      <w:r>
+        <w:rPr>
+          <w:rFonts w:ascii="Times New Roman" w:hAnsi="Times New Roman" w:cs="Times New Roman"/>
+          <w:sz w:val="28"/>
+          <w:szCs w:val="28"/>
+          <w:highlight w:val="yellow"/>
+        </w:rPr>
+        <w:t>корневой</w:t>
+      </w:r>
+      <w:r>
+        <w:rPr>
+          <w:rFonts w:ascii="Times New Roman" w:hAnsi="Times New Roman" w:cs="Times New Roman"/>
+          <w:sz w:val="28"/>
+          <w:szCs w:val="28"/>
+        </w:rPr>
+        <w:t xml:space="preserve"> закон роста</w:t>
+      </w:r>
+    </w:p>
+    <w:p>
+      <w:pPr>
+        <w:spacing w:line="360" w:lineRule="auto"/>
+        <w:ind w:firstLine="709"/>
+        <w:jc w:val="both"/>
+        <w:rPr>
+          <w:rFonts w:ascii="Times New Roman" w:hAnsi="Times New Roman" w:cs="Times New Roman"/>
+          <w:sz w:val="28"/>
+          <w:szCs w:val="28"/>
+          <w:lang w:val="en-US"/>
+        </w:rPr>
+      </w:pPr>
+      <w:r>
+        <w:rPr>
+          <w:rFonts w:ascii="Times New Roman" w:hAnsi="Times New Roman" w:cs="Times New Roman"/>
+          <w:position w:val="-14"/>
+          <w:sz w:val="28"/>
+          <w:szCs w:val="28"/>
+          <w:lang w:val="en-US"/>
+        </w:rPr>
+        <w:object w:dxaOrig="1040" w:dyaOrig="420" w14:anchorId="3514237A">
+          <v:shape id="_x0000_i1041" type="#_x0000_t75" style="width:51.85pt;height:20.75pt" o:ole="">
+            <v:imagedata r:id="rId29" o:title=""/>
+          </v:shape>
+          <o:OLEObject Type="Embed" ProgID="Equation.DSMT4" ShapeID="_x0000_i1041" DrawAspect="Content" ObjectID="_1835719212" r:id="rId30"/>
+        </w:object>
+      </w:r>
+    </w:p>
+    <w:p>
+      <w:pPr>
+        <w:spacing w:line="360" w:lineRule="auto"/>
+        <w:ind w:firstLine="709"/>
+        <w:jc w:val="both"/>
+        <w:rPr>
+          <w:rFonts w:ascii="Times New Roman" w:hAnsi="Times New Roman" w:cs="Times New Roman"/>
+          <w:sz w:val="28"/>
+          <w:szCs w:val="28"/>
+          <w:lang w:val="en-US"/>
+        </w:rPr>
+      </w:pPr>
+      <w:r>
+        <w:rPr>
+          <w:rFonts w:ascii="Times New Roman" w:hAnsi="Times New Roman" w:cs="Times New Roman"/>
+          <w:sz w:val="28"/>
+          <w:szCs w:val="28"/>
+        </w:rPr>
+        <w:t>Отсюда следует и корневой закон роста межфазного сопротивления:</w:t>
+      </w:r>
+    </w:p>
+    <w:p>
+      <w:pPr>
+        <w:spacing w:line="360" w:lineRule="auto"/>
+        <w:ind w:firstLine="709"/>
+        <w:jc w:val="both"/>
+        <w:rPr>
+          <w:rFonts w:ascii="Times New Roman" w:hAnsi="Times New Roman" w:cs="Times New Roman"/>
+          <w:sz w:val="28"/>
+          <w:szCs w:val="28"/>
+          <w:lang w:val="en-US"/>
+        </w:rPr>
+      </w:pPr>
+      <w:r>
+        <w:rPr>
+          <w:rFonts w:ascii="Times New Roman" w:hAnsi="Times New Roman" w:cs="Times New Roman"/>
+          <w:position w:val="-12"/>
+          <w:sz w:val="28"/>
+          <w:szCs w:val="28"/>
+          <w:lang w:val="en-US"/>
+        </w:rPr>
+        <w:object w:dxaOrig="1240" w:dyaOrig="400" w14:anchorId="61CEF41B">
+          <v:shape id="_x0000_i1044" type="#_x0000_t75" style="width:62.2pt;height:20.15pt" o:ole="">
+            <v:imagedata r:id="rId31" o:title=""/>
+          </v:shape>
+          <o:OLEObject Type="Embed" ProgID="Equation.DSMT4" ShapeID="_x0000_i1044" DrawAspect="Content" ObjectID="_1835719213" r:id="rId32"/>
+        </w:object>
+      </w:r>
+    </w:p>
+    <w:p>
+      <w:pPr>
+        <w:spacing w:line="360" w:lineRule="auto"/>
+        <w:ind w:firstLine="709"/>
+        <w:jc w:val="both"/>
+        <w:rPr>
+          <w:rFonts w:ascii="Times New Roman" w:hAnsi="Times New Roman" w:cs="Times New Roman"/>
+          <w:sz w:val="28"/>
+          <w:szCs w:val="28"/>
+          <w:lang w:val="en-US"/>
+        </w:rPr>
+      </w:pPr>
+      <w:r>
+        <w:rPr>
+          <w:rFonts w:ascii="Times New Roman" w:hAnsi="Times New Roman" w:cs="Times New Roman"/>
+          <w:sz w:val="28"/>
+          <w:szCs w:val="28"/>
+        </w:rPr>
+        <w:t xml:space="preserve">Эта зависимость особенно важна для объяснения ранней стадии старения, когда снижение ёмкости ещё умеренно, а рост сопротивления уже становится заметным. В дальнейшем, по мере вовлечения механических и структурных механизмов, зависимость может стать близкой к линейной или даже </w:t>
+      </w:r>
+      <w:proofErr w:type="spellStart"/>
+      <w:r>
+        <w:rPr>
+          <w:rFonts w:ascii="Times New Roman" w:hAnsi="Times New Roman" w:cs="Times New Roman"/>
+          <w:sz w:val="28"/>
+          <w:szCs w:val="28"/>
+        </w:rPr>
+        <w:t>сверхлинейной</w:t>
+      </w:r>
+      <w:proofErr w:type="spellEnd"/>
       <w:r>
         <w:rPr>
           <w:rFonts w:ascii="Times New Roman" w:hAnsi="Times New Roman" w:cs="Times New Roman"/>
@@ -4823,6 +5382,4840 @@
           <w:sz w:val="28"/>
           <w:szCs w:val="28"/>
           <w:lang w:val="en-US"/>
+        </w:rPr>
+      </w:pPr>
+      <w:r>
+        <w:rPr>
+          <w:rFonts w:ascii="Times New Roman" w:hAnsi="Times New Roman" w:cs="Times New Roman"/>
+          <w:sz w:val="28"/>
+          <w:szCs w:val="28"/>
+        </w:rPr>
+        <w:t>Температурная составляющая старения подчиняется закону Аррениуса:</w:t>
+      </w:r>
+    </w:p>
+    <w:p>
+      <w:pPr>
+        <w:spacing w:line="360" w:lineRule="auto"/>
+        <w:ind w:firstLine="709"/>
+        <w:jc w:val="both"/>
+        <w:rPr>
+          <w:rFonts w:ascii="Times New Roman" w:hAnsi="Times New Roman" w:cs="Times New Roman"/>
+          <w:sz w:val="28"/>
+          <w:szCs w:val="28"/>
+          <w:lang w:val="en-US"/>
+        </w:rPr>
+      </w:pPr>
+    </w:p>
+    <w:p>
+      <w:pPr>
+        <w:spacing w:line="360" w:lineRule="auto"/>
+        <w:ind w:firstLine="709"/>
+        <w:jc w:val="both"/>
+        <w:rPr>
+          <w:rFonts w:ascii="Times New Roman" w:hAnsi="Times New Roman" w:cs="Times New Roman"/>
+          <w:sz w:val="28"/>
+          <w:szCs w:val="28"/>
+          <w:lang w:val="en-US"/>
+        </w:rPr>
+      </w:pPr>
+      <w:r>
+        <w:rPr>
+          <w:rFonts w:ascii="Times New Roman" w:hAnsi="Times New Roman" w:cs="Times New Roman"/>
+          <w:position w:val="-28"/>
+          <w:sz w:val="28"/>
+          <w:szCs w:val="28"/>
+          <w:lang w:val="en-US"/>
+        </w:rPr>
+        <w:object w:dxaOrig="2079" w:dyaOrig="680" w14:anchorId="525A4C2A">
+          <v:shape id="_x0000_i1047" type="#_x0000_t75" style="width:103.7pt;height:34pt" o:ole="">
+            <v:imagedata r:id="rId33" o:title=""/>
+          </v:shape>
+          <o:OLEObject Type="Embed" ProgID="Equation.DSMT4" ShapeID="_x0000_i1047" DrawAspect="Content" ObjectID="_1835719214" r:id="rId34"/>
+        </w:object>
+      </w:r>
+    </w:p>
+    <w:p>
+      <w:pPr>
+        <w:spacing w:line="360" w:lineRule="auto"/>
+        <w:ind w:firstLine="709"/>
+        <w:jc w:val="both"/>
+        <w:rPr>
+          <w:rFonts w:ascii="Times New Roman" w:hAnsi="Times New Roman" w:cs="Times New Roman"/>
+          <w:sz w:val="28"/>
+          <w:szCs w:val="28"/>
+        </w:rPr>
+      </w:pPr>
+      <w:r>
+        <w:rPr>
+          <w:rFonts w:ascii="Times New Roman" w:hAnsi="Times New Roman" w:cs="Times New Roman"/>
+          <w:sz w:val="28"/>
+          <w:szCs w:val="28"/>
+        </w:rPr>
+        <w:t xml:space="preserve">, где </w:t>
+      </w:r>
+      <w:proofErr w:type="spellStart"/>
+      <w:r>
+        <w:rPr>
+          <w:rFonts w:ascii="Times New Roman" w:hAnsi="Times New Roman" w:cs="Times New Roman"/>
+          <w:i/>
+          <w:iCs/>
+          <w:sz w:val="28"/>
+          <w:szCs w:val="28"/>
+          <w:lang w:val="en-US"/>
+        </w:rPr>
+        <w:t>E</w:t>
+      </w:r>
+      <w:r>
+        <w:rPr>
+          <w:rFonts w:ascii="Times New Roman" w:hAnsi="Times New Roman" w:cs="Times New Roman"/>
+          <w:i/>
+          <w:iCs/>
+          <w:sz w:val="28"/>
+          <w:szCs w:val="28"/>
+          <w:vertAlign w:val="subscript"/>
+          <w:lang w:val="en-US"/>
+        </w:rPr>
+        <w:t>a</w:t>
+      </w:r>
+      <w:proofErr w:type="spellEnd"/>
+      <w:r>
+        <w:rPr>
+          <w:rFonts w:ascii="Times New Roman" w:hAnsi="Times New Roman" w:cs="Times New Roman"/>
+          <w:sz w:val="28"/>
+          <w:szCs w:val="28"/>
+          <w:vertAlign w:val="subscript"/>
+        </w:rPr>
+        <w:t xml:space="preserve"> </w:t>
+      </w:r>
+      <w:r>
+        <w:rPr>
+          <w:rFonts w:ascii="Times New Roman" w:hAnsi="Times New Roman" w:cs="Times New Roman"/>
+          <w:sz w:val="28"/>
+          <w:szCs w:val="28"/>
+        </w:rPr>
+        <w:t xml:space="preserve">– энергия активации </w:t>
+      </w:r>
+      <w:proofErr w:type="spellStart"/>
+      <w:r>
+        <w:rPr>
+          <w:rFonts w:ascii="Times New Roman" w:hAnsi="Times New Roman" w:cs="Times New Roman"/>
+          <w:sz w:val="28"/>
+          <w:szCs w:val="28"/>
+        </w:rPr>
+        <w:t>деградационного</w:t>
+      </w:r>
+      <w:proofErr w:type="spellEnd"/>
+      <w:r>
+        <w:rPr>
+          <w:rFonts w:ascii="Times New Roman" w:hAnsi="Times New Roman" w:cs="Times New Roman"/>
+          <w:sz w:val="28"/>
+          <w:szCs w:val="28"/>
+        </w:rPr>
+        <w:t xml:space="preserve"> процесса.</w:t>
+      </w:r>
+    </w:p>
+    <w:p>
+      <w:pPr>
+        <w:spacing w:line="360" w:lineRule="auto"/>
+        <w:ind w:firstLine="709"/>
+        <w:jc w:val="both"/>
+        <w:rPr>
+          <w:rFonts w:ascii="Times New Roman" w:hAnsi="Times New Roman" w:cs="Times New Roman"/>
+          <w:sz w:val="28"/>
+          <w:szCs w:val="28"/>
+        </w:rPr>
+      </w:pPr>
+      <w:r>
+        <w:rPr>
+          <w:rFonts w:ascii="Times New Roman" w:hAnsi="Times New Roman" w:cs="Times New Roman"/>
+          <w:sz w:val="28"/>
+          <w:szCs w:val="28"/>
+        </w:rPr>
+        <w:t xml:space="preserve">Применение этой формулы в данной работе обосновано тем, что межфазные реакции, разложение электролита, растворение переходных металлов, газообразование и многие формы структурной релаксации являются </w:t>
+      </w:r>
+      <w:proofErr w:type="spellStart"/>
+      <w:r>
+        <w:rPr>
+          <w:rFonts w:ascii="Times New Roman" w:hAnsi="Times New Roman" w:cs="Times New Roman"/>
+          <w:sz w:val="28"/>
+          <w:szCs w:val="28"/>
+        </w:rPr>
+        <w:t>термоактивируемыми</w:t>
+      </w:r>
+      <w:proofErr w:type="spellEnd"/>
+      <w:r>
+        <w:rPr>
+          <w:rFonts w:ascii="Times New Roman" w:hAnsi="Times New Roman" w:cs="Times New Roman"/>
+          <w:sz w:val="28"/>
+          <w:szCs w:val="28"/>
+        </w:rPr>
+        <w:t>. Следовательно, даже одинаковая химическая система при разных тепловых режимах будет демонстрировать различную траекторию деградации. Современные обзоры по NMC, LFP и LTO системам подтверждают критическую роль температуры и SOC-окна в старении аккумуляторов.</w:t>
+      </w:r>
+    </w:p>
+    <w:p>
+      <w:pPr>
+        <w:spacing w:line="360" w:lineRule="auto"/>
+        <w:ind w:firstLine="709"/>
+        <w:jc w:val="both"/>
+        <w:rPr>
+          <w:rFonts w:ascii="Times New Roman" w:hAnsi="Times New Roman" w:cs="Times New Roman"/>
+          <w:sz w:val="28"/>
+          <w:szCs w:val="28"/>
+        </w:rPr>
+      </w:pPr>
+    </w:p>
+    <w:p>
+      <w:pPr>
+        <w:spacing w:line="360" w:lineRule="auto"/>
+        <w:ind w:firstLine="709"/>
+        <w:jc w:val="both"/>
+        <w:rPr>
+          <w:rFonts w:ascii="Times New Roman" w:hAnsi="Times New Roman" w:cs="Times New Roman"/>
+          <w:b/>
+          <w:bCs/>
+          <w:sz w:val="28"/>
+          <w:szCs w:val="28"/>
+        </w:rPr>
+      </w:pPr>
+      <w:r>
+        <w:rPr>
+          <w:rFonts w:ascii="Times New Roman" w:hAnsi="Times New Roman" w:cs="Times New Roman"/>
+          <w:b/>
+          <w:bCs/>
+          <w:sz w:val="28"/>
+          <w:szCs w:val="28"/>
+        </w:rPr>
+        <w:t>1.2.1 Деградация аккумуляторов типа NMC</w:t>
+      </w:r>
+    </w:p>
+    <w:p>
+      <w:pPr>
+        <w:spacing w:line="360" w:lineRule="auto"/>
+        <w:ind w:firstLine="709"/>
+        <w:jc w:val="both"/>
+        <w:rPr>
+          <w:rFonts w:ascii="Times New Roman" w:hAnsi="Times New Roman" w:cs="Times New Roman"/>
+          <w:sz w:val="28"/>
+          <w:szCs w:val="28"/>
+        </w:rPr>
+      </w:pPr>
+    </w:p>
+    <w:p>
+      <w:pPr>
+        <w:spacing w:line="360" w:lineRule="auto"/>
+        <w:ind w:firstLine="709"/>
+        <w:jc w:val="both"/>
+        <w:rPr>
+          <w:rFonts w:ascii="Times New Roman" w:hAnsi="Times New Roman" w:cs="Times New Roman"/>
+          <w:sz w:val="28"/>
+          <w:szCs w:val="28"/>
+        </w:rPr>
+      </w:pPr>
+      <w:r>
+        <w:rPr>
+          <w:rFonts w:ascii="Times New Roman" w:hAnsi="Times New Roman" w:cs="Times New Roman"/>
+          <w:sz w:val="28"/>
+          <w:szCs w:val="28"/>
+        </w:rPr>
+        <w:t xml:space="preserve">Для аккумуляторов на основе никель-марганец-кобальтовых оксидов характерно сочетание высокой удельной энергии с повышенной чувствительностью к структурной и межфазной деградации. Современные обзоры показывают, что для NMC-систем наиболее типичны </w:t>
+      </w:r>
+      <w:proofErr w:type="spellStart"/>
+      <w:r>
+        <w:rPr>
+          <w:rFonts w:ascii="Times New Roman" w:hAnsi="Times New Roman" w:cs="Times New Roman"/>
+          <w:sz w:val="28"/>
+          <w:szCs w:val="28"/>
+          <w:highlight w:val="yellow"/>
+        </w:rPr>
+        <w:t>микротрещинообразование</w:t>
+      </w:r>
+      <w:proofErr w:type="spellEnd"/>
+      <w:r>
+        <w:rPr>
+          <w:rFonts w:ascii="Times New Roman" w:hAnsi="Times New Roman" w:cs="Times New Roman"/>
+          <w:sz w:val="28"/>
+          <w:szCs w:val="28"/>
+        </w:rPr>
+        <w:t xml:space="preserve"> вторичных частиц, деградация поверхности катода, растворение переходных металлов, катионное смешение, кислородная </w:t>
+      </w:r>
+      <w:r>
+        <w:rPr>
+          <w:rFonts w:ascii="Times New Roman" w:hAnsi="Times New Roman" w:cs="Times New Roman"/>
+          <w:sz w:val="28"/>
+          <w:szCs w:val="28"/>
+        </w:rPr>
+        <w:lastRenderedPageBreak/>
+        <w:t xml:space="preserve">нестабильность при высоких степенях </w:t>
+      </w:r>
+      <w:proofErr w:type="spellStart"/>
+      <w:r>
+        <w:rPr>
+          <w:rFonts w:ascii="Times New Roman" w:hAnsi="Times New Roman" w:cs="Times New Roman"/>
+          <w:sz w:val="28"/>
+          <w:szCs w:val="28"/>
+        </w:rPr>
+        <w:t>делитирования</w:t>
+      </w:r>
+      <w:proofErr w:type="spellEnd"/>
+      <w:r>
+        <w:rPr>
+          <w:rFonts w:ascii="Times New Roman" w:hAnsi="Times New Roman" w:cs="Times New Roman"/>
+          <w:sz w:val="28"/>
+          <w:szCs w:val="28"/>
+        </w:rPr>
+        <w:t xml:space="preserve"> и ускоренное взаимодействие катода с электролитом, особенно у </w:t>
+      </w:r>
+      <w:r>
+        <w:rPr>
+          <w:rFonts w:ascii="Times New Roman" w:hAnsi="Times New Roman" w:cs="Times New Roman"/>
+          <w:sz w:val="28"/>
+          <w:szCs w:val="28"/>
+          <w:highlight w:val="yellow"/>
+        </w:rPr>
+        <w:t>Ni</w:t>
+      </w:r>
+      <w:r>
+        <w:rPr>
+          <w:rFonts w:ascii="Times New Roman" w:hAnsi="Times New Roman" w:cs="Times New Roman"/>
+          <w:sz w:val="28"/>
+          <w:szCs w:val="28"/>
+          <w:highlight w:val="yellow"/>
+        </w:rPr>
+        <w:t>-</w:t>
+      </w:r>
+      <w:proofErr w:type="spellStart"/>
+      <w:r>
+        <w:rPr>
+          <w:rFonts w:ascii="Times New Roman" w:hAnsi="Times New Roman" w:cs="Times New Roman"/>
+          <w:sz w:val="28"/>
+          <w:szCs w:val="28"/>
+          <w:highlight w:val="yellow"/>
+        </w:rPr>
+        <w:t>rich</w:t>
+      </w:r>
+      <w:proofErr w:type="spellEnd"/>
+      <w:r>
+        <w:rPr>
+          <w:rFonts w:ascii="Times New Roman" w:hAnsi="Times New Roman" w:cs="Times New Roman"/>
+          <w:sz w:val="28"/>
+          <w:szCs w:val="28"/>
+        </w:rPr>
+        <w:t xml:space="preserve"> композиций.</w:t>
+      </w:r>
+    </w:p>
+    <w:p>
+      <w:pPr>
+        <w:spacing w:line="360" w:lineRule="auto"/>
+        <w:ind w:firstLine="709"/>
+        <w:jc w:val="both"/>
+        <w:rPr>
+          <w:rFonts w:ascii="Times New Roman" w:hAnsi="Times New Roman" w:cs="Times New Roman"/>
+          <w:sz w:val="28"/>
+          <w:szCs w:val="28"/>
+        </w:rPr>
+      </w:pPr>
+      <w:r>
+        <w:rPr>
+          <w:rFonts w:ascii="Times New Roman" w:hAnsi="Times New Roman" w:cs="Times New Roman"/>
+          <w:sz w:val="28"/>
+          <w:szCs w:val="28"/>
+        </w:rPr>
+        <w:t xml:space="preserve">С точки зрения кинетики старения это означает, что деградация NMC идёт одновременно по двум связанным контурам. Первый контур — катодный: структурная перестройка кристаллической решётки, накопление механических дефектов, потеря электрического контакта между частицами и рост межфазной реакционной активности. Второй контур — анодный и межсистемный: осаждение продуктов побочных реакций, изменение состава SEI, перенос растворившихся переходных металлов к аноду и ускорение потери </w:t>
+      </w:r>
+      <w:proofErr w:type="spellStart"/>
+      <w:r>
+        <w:rPr>
+          <w:rFonts w:ascii="Times New Roman" w:hAnsi="Times New Roman" w:cs="Times New Roman"/>
+          <w:sz w:val="28"/>
+          <w:szCs w:val="28"/>
+        </w:rPr>
+        <w:t>циклируемого</w:t>
+      </w:r>
+      <w:proofErr w:type="spellEnd"/>
+      <w:r>
+        <w:rPr>
+          <w:rFonts w:ascii="Times New Roman" w:hAnsi="Times New Roman" w:cs="Times New Roman"/>
+          <w:sz w:val="28"/>
+          <w:szCs w:val="28"/>
+        </w:rPr>
+        <w:t xml:space="preserve"> лития. В спектре импеданса это, как правило, проявляется сравнительно быстрым ростом полукруга переноса заряда и последующим усилением низкочастотной диффузионной компоненты.</w:t>
+      </w:r>
+    </w:p>
+    <w:p>
+      <w:pPr>
+        <w:spacing w:line="360" w:lineRule="auto"/>
+        <w:ind w:firstLine="709"/>
+        <w:jc w:val="both"/>
+        <w:rPr>
+          <w:rFonts w:ascii="Times New Roman" w:hAnsi="Times New Roman" w:cs="Times New Roman"/>
+          <w:sz w:val="28"/>
+          <w:szCs w:val="28"/>
+        </w:rPr>
+      </w:pPr>
+      <w:r>
+        <w:rPr>
+          <w:rFonts w:ascii="Times New Roman" w:hAnsi="Times New Roman" w:cs="Times New Roman"/>
+          <w:sz w:val="28"/>
+          <w:szCs w:val="28"/>
+        </w:rPr>
+        <w:t>В математической форме деградацию NMC-элемента удобно описывать как сумму структурной и межфазной составляющих:</w:t>
+      </w:r>
+    </w:p>
+    <w:p>
+      <w:pPr>
+        <w:spacing w:line="360" w:lineRule="auto"/>
+        <w:ind w:firstLine="709"/>
+        <w:jc w:val="both"/>
+        <w:rPr>
+          <w:rFonts w:ascii="Times New Roman" w:hAnsi="Times New Roman" w:cs="Times New Roman"/>
+          <w:sz w:val="28"/>
+          <w:szCs w:val="28"/>
+        </w:rPr>
+      </w:pPr>
+    </w:p>
+    <w:p>
+      <w:pPr>
+        <w:spacing w:line="360" w:lineRule="auto"/>
+        <w:ind w:firstLine="709"/>
+        <w:jc w:val="both"/>
+        <w:rPr>
+          <w:rFonts w:ascii="Times New Roman" w:hAnsi="Times New Roman" w:cs="Times New Roman"/>
+          <w:sz w:val="28"/>
+          <w:szCs w:val="28"/>
+          <w:lang w:val="en-US"/>
+        </w:rPr>
+      </w:pPr>
+      <w:r>
+        <w:rPr>
+          <w:rFonts w:ascii="Times New Roman" w:hAnsi="Times New Roman" w:cs="Times New Roman"/>
+          <w:position w:val="-12"/>
+          <w:sz w:val="28"/>
+          <w:szCs w:val="28"/>
+        </w:rPr>
+        <w:object w:dxaOrig="3760" w:dyaOrig="400" w14:anchorId="1D68E6E1">
+          <v:shape id="_x0000_i1050" type="#_x0000_t75" style="width:187.8pt;height:20.15pt" o:ole="">
+            <v:imagedata r:id="rId35" o:title=""/>
+          </v:shape>
+          <o:OLEObject Type="Embed" ProgID="Equation.DSMT4" ShapeID="_x0000_i1050" DrawAspect="Content" ObjectID="_1835719215" r:id="rId36"/>
+        </w:object>
+      </w:r>
+    </w:p>
+    <w:p>
+      <w:pPr>
+        <w:spacing w:line="360" w:lineRule="auto"/>
+        <w:ind w:firstLine="709"/>
+        <w:jc w:val="both"/>
+        <w:rPr>
+          <w:rFonts w:ascii="Times New Roman" w:hAnsi="Times New Roman" w:cs="Times New Roman"/>
+          <w:sz w:val="28"/>
+          <w:szCs w:val="28"/>
+          <w:lang w:val="en-US"/>
+        </w:rPr>
+      </w:pPr>
+    </w:p>
+    <w:p>
+      <w:pPr>
+        <w:spacing w:line="360" w:lineRule="auto"/>
+        <w:ind w:firstLine="709"/>
+        <w:jc w:val="both"/>
+        <w:rPr>
+          <w:rFonts w:ascii="Times New Roman" w:hAnsi="Times New Roman" w:cs="Times New Roman"/>
+          <w:sz w:val="28"/>
+          <w:szCs w:val="28"/>
+          <w:lang w:val="en-US"/>
+        </w:rPr>
+      </w:pPr>
+      <w:r>
+        <w:rPr>
+          <w:rFonts w:ascii="Times New Roman" w:hAnsi="Times New Roman" w:cs="Times New Roman"/>
+          <w:sz w:val="28"/>
+          <w:szCs w:val="28"/>
+        </w:rPr>
+        <w:t xml:space="preserve">Первое слагаемое отражает раннюю диффузионно-контролируемую стадию роста межфазного сопротивления, второе — квазилинейную стадию накопления потерь активного лития и активного материала, третье — позднюю стадию ускоренной деградации, когда механические нарушения катода начинают резко усиливать рост внутреннего импеданса. Такая форма модели особенно хорошо согласуется с наблюдаемой для </w:t>
+      </w:r>
+      <w:r>
+        <w:rPr>
+          <w:rFonts w:ascii="Times New Roman" w:hAnsi="Times New Roman" w:cs="Times New Roman"/>
+          <w:sz w:val="28"/>
+          <w:szCs w:val="28"/>
+          <w:highlight w:val="yellow"/>
+        </w:rPr>
+        <w:t>Ni-</w:t>
+      </w:r>
+      <w:proofErr w:type="spellStart"/>
+      <w:r>
+        <w:rPr>
+          <w:rFonts w:ascii="Times New Roman" w:hAnsi="Times New Roman" w:cs="Times New Roman"/>
+          <w:sz w:val="28"/>
+          <w:szCs w:val="28"/>
+          <w:highlight w:val="yellow"/>
+        </w:rPr>
+        <w:t>rich</w:t>
+      </w:r>
+      <w:proofErr w:type="spellEnd"/>
+      <w:r>
+        <w:rPr>
+          <w:rFonts w:ascii="Times New Roman" w:hAnsi="Times New Roman" w:cs="Times New Roman"/>
+          <w:sz w:val="28"/>
+          <w:szCs w:val="28"/>
+        </w:rPr>
+        <w:t xml:space="preserve"> NMC переходной динамикой от плавного старта к ускоренному </w:t>
+      </w:r>
+      <w:proofErr w:type="spellStart"/>
+      <w:r>
+        <w:rPr>
+          <w:rFonts w:ascii="Times New Roman" w:hAnsi="Times New Roman" w:cs="Times New Roman"/>
+          <w:sz w:val="28"/>
+          <w:szCs w:val="28"/>
+          <w:highlight w:val="yellow"/>
+        </w:rPr>
+        <w:t>power</w:t>
+      </w:r>
+      <w:proofErr w:type="spellEnd"/>
+      <w:r>
+        <w:rPr>
+          <w:rFonts w:ascii="Times New Roman" w:hAnsi="Times New Roman" w:cs="Times New Roman"/>
+          <w:sz w:val="28"/>
+          <w:szCs w:val="28"/>
+          <w:highlight w:val="yellow"/>
+        </w:rPr>
+        <w:t xml:space="preserve"> </w:t>
+      </w:r>
+      <w:proofErr w:type="spellStart"/>
+      <w:r>
+        <w:rPr>
+          <w:rFonts w:ascii="Times New Roman" w:hAnsi="Times New Roman" w:cs="Times New Roman"/>
+          <w:sz w:val="28"/>
+          <w:szCs w:val="28"/>
+          <w:highlight w:val="yellow"/>
+        </w:rPr>
+        <w:t>fade</w:t>
+      </w:r>
+      <w:proofErr w:type="spellEnd"/>
+      <w:r>
+        <w:rPr>
+          <w:rFonts w:ascii="Times New Roman" w:hAnsi="Times New Roman" w:cs="Times New Roman"/>
+          <w:sz w:val="28"/>
+          <w:szCs w:val="28"/>
+        </w:rPr>
+        <w:t>.</w:t>
+      </w:r>
+    </w:p>
+    <w:p>
+      <w:pPr>
+        <w:spacing w:line="360" w:lineRule="auto"/>
+        <w:ind w:firstLine="709"/>
+        <w:jc w:val="both"/>
+        <w:rPr>
+          <w:rFonts w:ascii="Times New Roman" w:hAnsi="Times New Roman" w:cs="Times New Roman"/>
+          <w:sz w:val="28"/>
+          <w:szCs w:val="28"/>
+          <w:lang w:val="en-US"/>
+        </w:rPr>
+      </w:pPr>
+    </w:p>
+    <w:p>
+      <w:pPr>
+        <w:spacing w:line="360" w:lineRule="auto"/>
+        <w:ind w:firstLine="709"/>
+        <w:jc w:val="both"/>
+        <w:rPr>
+          <w:rFonts w:ascii="Times New Roman" w:hAnsi="Times New Roman" w:cs="Times New Roman"/>
+          <w:b/>
+          <w:bCs/>
+          <w:sz w:val="28"/>
+          <w:szCs w:val="28"/>
+        </w:rPr>
+      </w:pPr>
+      <w:r>
+        <w:rPr>
+          <w:rFonts w:ascii="Times New Roman" w:hAnsi="Times New Roman" w:cs="Times New Roman"/>
+          <w:b/>
+          <w:bCs/>
+          <w:sz w:val="28"/>
+          <w:szCs w:val="28"/>
+        </w:rPr>
+        <w:t>1.2.2 Деградация аккумуляторов типа LFP</w:t>
+      </w:r>
+    </w:p>
+    <w:p>
+      <w:pPr>
+        <w:spacing w:line="360" w:lineRule="auto"/>
+        <w:ind w:firstLine="709"/>
+        <w:jc w:val="both"/>
+        <w:rPr>
+          <w:rFonts w:ascii="Times New Roman" w:hAnsi="Times New Roman" w:cs="Times New Roman"/>
+          <w:sz w:val="28"/>
+          <w:szCs w:val="28"/>
+        </w:rPr>
+      </w:pPr>
+    </w:p>
+    <w:p>
+      <w:pPr>
+        <w:spacing w:line="360" w:lineRule="auto"/>
+        <w:ind w:firstLine="709"/>
+        <w:jc w:val="both"/>
+        <w:rPr>
+          <w:rFonts w:ascii="Times New Roman" w:hAnsi="Times New Roman" w:cs="Times New Roman"/>
+          <w:sz w:val="28"/>
+          <w:szCs w:val="28"/>
+          <w:lang w:val="en-US"/>
+        </w:rPr>
+      </w:pPr>
+      <w:r>
+        <w:rPr>
+          <w:rFonts w:ascii="Times New Roman" w:hAnsi="Times New Roman" w:cs="Times New Roman"/>
+          <w:sz w:val="28"/>
+          <w:szCs w:val="28"/>
+        </w:rPr>
+        <w:lastRenderedPageBreak/>
+        <w:t xml:space="preserve">Литий-железо-фосфатные аккумуляторы характеризуются более высокой термической стабильностью, развитой эксплуатационной безопасностью и, как правило, большим циклическим ресурсом по сравнению с NMC. Эти свойства связаны с оливиновой структурой </w:t>
+      </w:r>
+      <w:proofErr w:type="spellStart"/>
+      <w:r>
+        <w:rPr>
+          <w:rFonts w:ascii="Times New Roman" w:hAnsi="Times New Roman" w:cs="Times New Roman"/>
+          <w:sz w:val="28"/>
+          <w:szCs w:val="28"/>
+        </w:rPr>
+        <w:t>LiFePO</w:t>
+      </w:r>
+      <w:proofErr w:type="spellEnd"/>
+      <w:r>
+        <w:rPr>
+          <w:rFonts w:ascii="Times New Roman" w:hAnsi="Times New Roman" w:cs="Times New Roman"/>
+          <w:sz w:val="28"/>
+          <w:szCs w:val="28"/>
+        </w:rPr>
+        <w:t>, которая термодинамически более устойчива и менее склонна к кислородной нестабильности, однако имеет меньшую собственную электронную проводимость и одномерные каналы диффузии лития. Современные обзоры LFP подчёркивают именно эту двойственность: высокая структурная устойчивость сочетается с более жёсткими требованиями к проводящим покрытиям, размеру частиц и межфазной архитектуре.</w:t>
+      </w:r>
+    </w:p>
+    <w:p>
+      <w:pPr>
+        <w:spacing w:line="360" w:lineRule="auto"/>
+        <w:ind w:firstLine="709"/>
+        <w:jc w:val="both"/>
+        <w:rPr>
+          <w:rFonts w:ascii="Times New Roman" w:hAnsi="Times New Roman" w:cs="Times New Roman"/>
+          <w:sz w:val="28"/>
+          <w:szCs w:val="28"/>
+          <w:lang w:val="en-US"/>
+        </w:rPr>
+      </w:pPr>
+      <w:r>
+        <w:rPr>
+          <w:rFonts w:ascii="Times New Roman" w:hAnsi="Times New Roman" w:cs="Times New Roman"/>
+          <w:sz w:val="28"/>
+          <w:szCs w:val="28"/>
+        </w:rPr>
+        <w:t xml:space="preserve">Для LFP-систем ранняя деградация часто определяется не столько разрушением катода, сколько потерей </w:t>
+      </w:r>
+      <w:proofErr w:type="spellStart"/>
+      <w:r>
+        <w:rPr>
+          <w:rFonts w:ascii="Times New Roman" w:hAnsi="Times New Roman" w:cs="Times New Roman"/>
+          <w:sz w:val="28"/>
+          <w:szCs w:val="28"/>
+        </w:rPr>
+        <w:t>циклируемого</w:t>
+      </w:r>
+      <w:proofErr w:type="spellEnd"/>
+      <w:r>
+        <w:rPr>
+          <w:rFonts w:ascii="Times New Roman" w:hAnsi="Times New Roman" w:cs="Times New Roman"/>
+          <w:sz w:val="28"/>
+          <w:szCs w:val="28"/>
+        </w:rPr>
+        <w:t xml:space="preserve"> лития, деградацией графитового анода и постепенным ростом импеданса на фоне сокращения эффективной реакционной площади. Обзор </w:t>
+      </w:r>
+      <w:proofErr w:type="spellStart"/>
+      <w:r>
+        <w:rPr>
+          <w:rFonts w:ascii="Times New Roman" w:hAnsi="Times New Roman" w:cs="Times New Roman"/>
+          <w:sz w:val="28"/>
+          <w:szCs w:val="28"/>
+        </w:rPr>
+        <w:t>Wang</w:t>
+      </w:r>
+      <w:proofErr w:type="spellEnd"/>
+      <w:r>
+        <w:rPr>
+          <w:rFonts w:ascii="Times New Roman" w:hAnsi="Times New Roman" w:cs="Times New Roman"/>
+          <w:sz w:val="28"/>
+          <w:szCs w:val="28"/>
+        </w:rPr>
+        <w:t xml:space="preserve"> и </w:t>
+      </w:r>
+      <w:proofErr w:type="spellStart"/>
+      <w:r>
+        <w:rPr>
+          <w:rFonts w:ascii="Times New Roman" w:hAnsi="Times New Roman" w:cs="Times New Roman"/>
+          <w:sz w:val="28"/>
+          <w:szCs w:val="28"/>
+        </w:rPr>
+        <w:t>соавт</w:t>
+      </w:r>
+      <w:proofErr w:type="spellEnd"/>
+      <w:r>
+        <w:rPr>
+          <w:rFonts w:ascii="Times New Roman" w:hAnsi="Times New Roman" w:cs="Times New Roman"/>
+          <w:sz w:val="28"/>
+          <w:szCs w:val="28"/>
+        </w:rPr>
+        <w:t>. указывает, что на ранней стадии главным механизмом является LLI, а затем всё большую роль начинают играть уменьшение активной площади и рост импеданса.</w:t>
+      </w:r>
+      <w:r>
+        <w:rPr>
+          <w:rFonts w:ascii="Times New Roman" w:hAnsi="Times New Roman" w:cs="Times New Roman"/>
+          <w:sz w:val="28"/>
+          <w:szCs w:val="28"/>
+        </w:rPr>
+        <w:t xml:space="preserve"> </w:t>
+      </w:r>
+      <w:r>
+        <w:rPr>
+          <w:rFonts w:ascii="Times New Roman" w:hAnsi="Times New Roman" w:cs="Times New Roman"/>
+          <w:sz w:val="28"/>
+          <w:szCs w:val="28"/>
+        </w:rPr>
+        <w:t>Это особенно важно для диссертации, поскольку показывает: даже у сравнительно стабильной химии ключевой прогностический параметр должен быть связан не только с ёмкостью, но и с сопротивлением переноса заряда.</w:t>
+      </w:r>
+    </w:p>
+    <w:p>
+      <w:pPr>
+        <w:spacing w:line="360" w:lineRule="auto"/>
+        <w:ind w:firstLine="709"/>
+        <w:jc w:val="both"/>
+        <w:rPr>
+          <w:rFonts w:ascii="Times New Roman" w:hAnsi="Times New Roman" w:cs="Times New Roman"/>
+          <w:sz w:val="28"/>
+          <w:szCs w:val="28"/>
+          <w:lang w:val="en-US"/>
+        </w:rPr>
+      </w:pPr>
+      <w:r>
+        <w:rPr>
+          <w:rFonts w:ascii="Times New Roman" w:hAnsi="Times New Roman" w:cs="Times New Roman"/>
+          <w:sz w:val="28"/>
+          <w:szCs w:val="28"/>
+        </w:rPr>
+        <w:t>Физически деградация LFP-системы связана с двухфазным механизмом интеркаляции/</w:t>
+      </w:r>
+      <w:proofErr w:type="spellStart"/>
+      <w:r>
+        <w:rPr>
+          <w:rFonts w:ascii="Times New Roman" w:hAnsi="Times New Roman" w:cs="Times New Roman"/>
+          <w:sz w:val="28"/>
+          <w:szCs w:val="28"/>
+        </w:rPr>
+        <w:t>деинтеркаляции</w:t>
+      </w:r>
+      <w:proofErr w:type="spellEnd"/>
+      <w:r>
+        <w:rPr>
+          <w:rFonts w:ascii="Times New Roman" w:hAnsi="Times New Roman" w:cs="Times New Roman"/>
+          <w:sz w:val="28"/>
+          <w:szCs w:val="28"/>
+        </w:rPr>
+        <w:t xml:space="preserve"> в системе </w:t>
+      </w:r>
+      <w:proofErr w:type="spellStart"/>
+      <w:r>
+        <w:rPr>
+          <w:rFonts w:ascii="Times New Roman" w:hAnsi="Times New Roman" w:cs="Times New Roman"/>
+          <w:sz w:val="28"/>
+          <w:szCs w:val="28"/>
+        </w:rPr>
+        <w:t>FePO</w:t>
+      </w:r>
+      <w:proofErr w:type="spellEnd"/>
+      <w:r>
+        <w:rPr>
+          <w:rFonts w:ascii="Times New Roman" w:hAnsi="Times New Roman" w:cs="Times New Roman"/>
+          <w:sz w:val="28"/>
+          <w:szCs w:val="28"/>
+        </w:rPr>
+        <w:t>/</w:t>
+      </w:r>
+      <w:proofErr w:type="spellStart"/>
+      <w:r>
+        <w:rPr>
+          <w:rFonts w:ascii="Times New Roman" w:hAnsi="Times New Roman" w:cs="Times New Roman"/>
+          <w:sz w:val="28"/>
+          <w:szCs w:val="28"/>
+        </w:rPr>
+        <w:t>LiFePO</w:t>
+      </w:r>
+      <w:proofErr w:type="spellEnd"/>
+      <w:r>
+        <w:rPr>
+          <w:rFonts w:ascii="Times New Roman" w:hAnsi="Times New Roman" w:cs="Times New Roman"/>
+          <w:sz w:val="28"/>
+          <w:szCs w:val="28"/>
+        </w:rPr>
+        <w:t xml:space="preserve">. В простейшей одномерной постановке диффузия лития в частице описывается вторым законом </w:t>
+      </w:r>
+      <w:proofErr w:type="spellStart"/>
+      <w:r>
+        <w:rPr>
+          <w:rFonts w:ascii="Times New Roman" w:hAnsi="Times New Roman" w:cs="Times New Roman"/>
+          <w:sz w:val="28"/>
+          <w:szCs w:val="28"/>
+        </w:rPr>
+        <w:t>Фика</w:t>
+      </w:r>
+      <w:proofErr w:type="spellEnd"/>
+      <w:r>
+        <w:rPr>
+          <w:rFonts w:ascii="Times New Roman" w:hAnsi="Times New Roman" w:cs="Times New Roman"/>
+          <w:sz w:val="28"/>
+          <w:szCs w:val="28"/>
+        </w:rPr>
+        <w:t xml:space="preserve">, а движение фазовой границы подчиняется условию </w:t>
+      </w:r>
+      <w:r>
+        <w:rPr>
+          <w:rFonts w:ascii="Times New Roman" w:hAnsi="Times New Roman" w:cs="Times New Roman"/>
+          <w:sz w:val="28"/>
+          <w:szCs w:val="28"/>
+          <w:highlight w:val="yellow"/>
+        </w:rPr>
+        <w:t>потока на интерфейсе</w:t>
+      </w:r>
+      <w:r>
+        <w:rPr>
+          <w:rFonts w:ascii="Times New Roman" w:hAnsi="Times New Roman" w:cs="Times New Roman"/>
+          <w:sz w:val="28"/>
+          <w:szCs w:val="28"/>
+        </w:rPr>
+        <w:t xml:space="preserve">. В инженерной аппроксимации это приводит к тому, что параметр </w:t>
+      </w:r>
+      <w:proofErr w:type="spellStart"/>
+      <w:r>
+        <w:rPr>
+          <w:rFonts w:ascii="Times New Roman" w:hAnsi="Times New Roman" w:cs="Times New Roman"/>
+          <w:i/>
+          <w:iCs/>
+          <w:sz w:val="28"/>
+          <w:szCs w:val="28"/>
+        </w:rPr>
+        <w:t>R</w:t>
+      </w:r>
+      <w:r>
+        <w:rPr>
+          <w:rFonts w:ascii="Times New Roman" w:hAnsi="Times New Roman" w:cs="Times New Roman"/>
+          <w:i/>
+          <w:iCs/>
+          <w:sz w:val="28"/>
+          <w:szCs w:val="28"/>
+          <w:vertAlign w:val="subscript"/>
+        </w:rPr>
+        <w:t>ct</w:t>
+      </w:r>
+      <w:proofErr w:type="spellEnd"/>
+      <w:r>
+        <w:rPr>
+          <w:rFonts w:ascii="Times New Roman" w:hAnsi="Times New Roman" w:cs="Times New Roman"/>
+          <w:sz w:val="28"/>
+          <w:szCs w:val="28"/>
+        </w:rPr>
+        <w:t xml:space="preserve"> возрастает медленнее, чем у NMC, но роль диффузионной составляющей остаётся выраженной, особенно при низких температурах и высоких токах.</w:t>
+      </w:r>
+    </w:p>
+    <w:p>
+      <w:pPr>
+        <w:spacing w:line="360" w:lineRule="auto"/>
+        <w:ind w:firstLine="709"/>
+        <w:jc w:val="both"/>
+        <w:rPr>
+          <w:rFonts w:ascii="Times New Roman" w:hAnsi="Times New Roman" w:cs="Times New Roman"/>
+          <w:sz w:val="28"/>
+          <w:szCs w:val="28"/>
+          <w:lang w:val="en-US"/>
+        </w:rPr>
+      </w:pPr>
+      <w:r>
+        <w:rPr>
+          <w:rFonts w:ascii="Times New Roman" w:hAnsi="Times New Roman" w:cs="Times New Roman"/>
+          <w:sz w:val="28"/>
+          <w:szCs w:val="28"/>
+        </w:rPr>
+        <w:t>Для LFP в диссертационной постановке целесообразно использовать зависимость</w:t>
+      </w:r>
+    </w:p>
+    <w:p>
+      <w:pPr>
+        <w:spacing w:line="360" w:lineRule="auto"/>
+        <w:ind w:firstLine="709"/>
+        <w:jc w:val="both"/>
+        <w:rPr>
+          <w:rFonts w:ascii="Times New Roman" w:hAnsi="Times New Roman" w:cs="Times New Roman"/>
+          <w:sz w:val="28"/>
+          <w:szCs w:val="28"/>
+          <w:lang w:val="en-US"/>
+        </w:rPr>
+      </w:pPr>
+    </w:p>
+    <w:p>
+      <w:pPr>
+        <w:spacing w:line="360" w:lineRule="auto"/>
+        <w:ind w:firstLine="709"/>
+        <w:jc w:val="both"/>
+        <w:rPr>
+          <w:rFonts w:ascii="Times New Roman" w:hAnsi="Times New Roman" w:cs="Times New Roman"/>
+          <w:sz w:val="28"/>
+          <w:szCs w:val="28"/>
+          <w:lang w:val="en-US"/>
+        </w:rPr>
+      </w:pPr>
+      <w:r>
+        <w:rPr>
+          <w:rFonts w:ascii="Times New Roman" w:hAnsi="Times New Roman" w:cs="Times New Roman"/>
+          <w:position w:val="-16"/>
+          <w:sz w:val="28"/>
+          <w:szCs w:val="28"/>
+          <w:lang w:val="en-US"/>
+        </w:rPr>
+        <w:object w:dxaOrig="3320" w:dyaOrig="440" w14:anchorId="55016605">
+          <v:shape id="_x0000_i1053" type="#_x0000_t75" style="width:165.9pt;height:21.9pt" o:ole="">
+            <v:imagedata r:id="rId37" o:title=""/>
+          </v:shape>
+          <o:OLEObject Type="Embed" ProgID="Equation.DSMT4" ShapeID="_x0000_i1053" DrawAspect="Content" ObjectID="_1835719216" r:id="rId38"/>
+        </w:object>
+      </w:r>
+    </w:p>
+    <w:p>
+      <w:pPr>
+        <w:spacing w:line="360" w:lineRule="auto"/>
+        <w:ind w:firstLine="709"/>
+        <w:jc w:val="both"/>
+        <w:rPr>
+          <w:rFonts w:ascii="Times New Roman" w:hAnsi="Times New Roman" w:cs="Times New Roman"/>
+          <w:sz w:val="28"/>
+          <w:szCs w:val="28"/>
+          <w:lang w:val="en-US"/>
+        </w:rPr>
+      </w:pPr>
+    </w:p>
+    <w:p>
+      <w:pPr>
+        <w:spacing w:line="360" w:lineRule="auto"/>
+        <w:ind w:firstLine="709"/>
+        <w:jc w:val="both"/>
+        <w:rPr>
+          <w:rFonts w:ascii="Times New Roman" w:hAnsi="Times New Roman" w:cs="Times New Roman"/>
+          <w:sz w:val="28"/>
+          <w:szCs w:val="28"/>
+        </w:rPr>
+      </w:pPr>
+      <w:r>
+        <w:rPr>
+          <w:rFonts w:ascii="Times New Roman" w:hAnsi="Times New Roman" w:cs="Times New Roman"/>
+          <w:sz w:val="28"/>
+          <w:szCs w:val="28"/>
+        </w:rPr>
+        <w:t>, где</w:t>
+      </w:r>
+    </w:p>
+    <w:p>
+      <w:pPr>
+        <w:spacing w:line="360" w:lineRule="auto"/>
+        <w:ind w:firstLine="709"/>
+        <w:jc w:val="both"/>
+        <w:rPr>
+          <w:rFonts w:ascii="Times New Roman" w:hAnsi="Times New Roman" w:cs="Times New Roman"/>
+          <w:sz w:val="28"/>
+          <w:szCs w:val="28"/>
+        </w:rPr>
+      </w:pPr>
+      <w:r>
+        <w:rPr>
+          <w:rFonts w:ascii="Times New Roman" w:hAnsi="Times New Roman" w:cs="Times New Roman"/>
+          <w:i/>
+          <w:iCs/>
+          <w:sz w:val="28"/>
+          <w:szCs w:val="28"/>
+          <w:lang w:val="en-US"/>
+        </w:rPr>
+        <w:t>b</w:t>
+      </w:r>
+      <w:r>
+        <w:rPr>
+          <w:rFonts w:ascii="Times New Roman" w:hAnsi="Times New Roman" w:cs="Times New Roman"/>
+          <w:i/>
+          <w:iCs/>
+          <w:sz w:val="28"/>
+          <w:szCs w:val="28"/>
+          <w:vertAlign w:val="subscript"/>
+        </w:rPr>
+        <w:t>1</w:t>
+      </w:r>
+      <w:r>
+        <w:rPr>
+          <w:rFonts w:ascii="Times New Roman" w:hAnsi="Times New Roman" w:cs="Times New Roman"/>
+          <w:sz w:val="28"/>
+          <w:szCs w:val="28"/>
+        </w:rPr>
+        <w:t xml:space="preserve"> – </w:t>
+      </w:r>
+      <w:r>
+        <w:rPr>
+          <w:rFonts w:ascii="Times New Roman" w:hAnsi="Times New Roman" w:cs="Times New Roman"/>
+          <w:sz w:val="28"/>
+          <w:szCs w:val="28"/>
+        </w:rPr>
+        <w:t>отвечает за раннюю межфазную деградацию;</w:t>
+      </w:r>
+    </w:p>
+    <w:p>
+      <w:pPr>
+        <w:spacing w:line="360" w:lineRule="auto"/>
+        <w:ind w:firstLine="709"/>
+        <w:jc w:val="both"/>
+        <w:rPr>
+          <w:rFonts w:ascii="Times New Roman" w:hAnsi="Times New Roman" w:cs="Times New Roman"/>
+          <w:sz w:val="28"/>
+          <w:szCs w:val="28"/>
+        </w:rPr>
+      </w:pPr>
+      <w:r>
+        <w:rPr>
+          <w:rFonts w:ascii="Times New Roman" w:hAnsi="Times New Roman" w:cs="Times New Roman"/>
+          <w:i/>
+          <w:iCs/>
+          <w:sz w:val="28"/>
+          <w:szCs w:val="28"/>
+          <w:lang w:val="en-US"/>
+        </w:rPr>
+        <w:t>b</w:t>
+      </w:r>
+      <w:r>
+        <w:rPr>
+          <w:rFonts w:ascii="Times New Roman" w:hAnsi="Times New Roman" w:cs="Times New Roman"/>
+          <w:i/>
+          <w:iCs/>
+          <w:sz w:val="28"/>
+          <w:szCs w:val="28"/>
+          <w:vertAlign w:val="subscript"/>
+        </w:rPr>
+        <w:t>2</w:t>
+      </w:r>
+      <w:r>
+        <w:rPr>
+          <w:rFonts w:ascii="Times New Roman" w:hAnsi="Times New Roman" w:cs="Times New Roman"/>
+          <w:sz w:val="28"/>
+          <w:szCs w:val="28"/>
+        </w:rPr>
+        <w:t xml:space="preserve"> – за постепенное нарастание кинетических ограничений.</w:t>
+      </w:r>
+    </w:p>
+    <w:p>
+      <w:pPr>
+        <w:spacing w:line="360" w:lineRule="auto"/>
+        <w:ind w:firstLine="709"/>
+        <w:jc w:val="both"/>
+        <w:rPr>
+          <w:rFonts w:ascii="Times New Roman" w:hAnsi="Times New Roman" w:cs="Times New Roman"/>
+          <w:sz w:val="28"/>
+          <w:szCs w:val="28"/>
+        </w:rPr>
+      </w:pPr>
+      <w:r>
+        <w:rPr>
+          <w:rFonts w:ascii="Times New Roman" w:hAnsi="Times New Roman" w:cs="Times New Roman"/>
+          <w:sz w:val="28"/>
+          <w:szCs w:val="28"/>
+        </w:rPr>
+        <w:t>Такая форма позволяет описывать наблюдаемую в ресурсных тестах ситуацию, когда ёмкость уменьшается относительно плавно, но внутренний импеданс устойчиво растёт и начинает ограничивать прежде всего мощностные характеристики батареи.</w:t>
+      </w:r>
+    </w:p>
+    <w:p>
+      <w:pPr>
+        <w:spacing w:line="360" w:lineRule="auto"/>
+        <w:ind w:firstLine="709"/>
+        <w:jc w:val="both"/>
+        <w:rPr>
+          <w:rFonts w:ascii="Times New Roman" w:hAnsi="Times New Roman" w:cs="Times New Roman"/>
+          <w:sz w:val="28"/>
+          <w:szCs w:val="28"/>
+        </w:rPr>
+      </w:pPr>
+    </w:p>
+    <w:p>
+      <w:pPr>
+        <w:spacing w:line="360" w:lineRule="auto"/>
+        <w:ind w:firstLine="709"/>
+        <w:jc w:val="both"/>
+        <w:rPr>
+          <w:rFonts w:ascii="Times New Roman" w:hAnsi="Times New Roman" w:cs="Times New Roman"/>
+          <w:b/>
+          <w:bCs/>
+          <w:sz w:val="28"/>
+          <w:szCs w:val="28"/>
+        </w:rPr>
+      </w:pPr>
+      <w:r>
+        <w:rPr>
+          <w:rFonts w:ascii="Times New Roman" w:hAnsi="Times New Roman" w:cs="Times New Roman"/>
+          <w:b/>
+          <w:bCs/>
+          <w:sz w:val="28"/>
+          <w:szCs w:val="28"/>
+        </w:rPr>
+        <w:t>1.2.3 Деградация аккумуляторов типа LTO</w:t>
+      </w:r>
+    </w:p>
+    <w:p>
+      <w:pPr>
+        <w:spacing w:line="360" w:lineRule="auto"/>
+        <w:ind w:firstLine="709"/>
+        <w:jc w:val="both"/>
+        <w:rPr>
+          <w:rFonts w:ascii="Times New Roman" w:hAnsi="Times New Roman" w:cs="Times New Roman"/>
+          <w:sz w:val="28"/>
+          <w:szCs w:val="28"/>
+        </w:rPr>
+      </w:pPr>
+    </w:p>
+    <w:p>
+      <w:pPr>
+        <w:spacing w:line="360" w:lineRule="auto"/>
+        <w:ind w:firstLine="709"/>
+        <w:jc w:val="both"/>
+        <w:rPr>
+          <w:rFonts w:ascii="Times New Roman" w:hAnsi="Times New Roman" w:cs="Times New Roman"/>
+          <w:sz w:val="28"/>
+          <w:szCs w:val="28"/>
+          <w:lang w:val="en-US"/>
+        </w:rPr>
+      </w:pPr>
+      <w:r>
+        <w:rPr>
+          <w:rFonts w:ascii="Times New Roman" w:hAnsi="Times New Roman" w:cs="Times New Roman"/>
+          <w:sz w:val="28"/>
+          <w:szCs w:val="28"/>
+        </w:rPr>
+        <w:t>Литий-</w:t>
+      </w:r>
+      <w:proofErr w:type="spellStart"/>
+      <w:r>
+        <w:rPr>
+          <w:rFonts w:ascii="Times New Roman" w:hAnsi="Times New Roman" w:cs="Times New Roman"/>
+          <w:sz w:val="28"/>
+          <w:szCs w:val="28"/>
+        </w:rPr>
+        <w:t>титанатные</w:t>
+      </w:r>
+      <w:proofErr w:type="spellEnd"/>
+      <w:r>
+        <w:rPr>
+          <w:rFonts w:ascii="Times New Roman" w:hAnsi="Times New Roman" w:cs="Times New Roman"/>
+          <w:sz w:val="28"/>
+          <w:szCs w:val="28"/>
+        </w:rPr>
+        <w:t xml:space="preserve"> системы принципиально отличаются от </w:t>
+      </w:r>
+      <w:r>
+        <w:rPr>
+          <w:rFonts w:ascii="Times New Roman" w:hAnsi="Times New Roman" w:cs="Times New Roman"/>
+          <w:sz w:val="28"/>
+          <w:szCs w:val="28"/>
+          <w:highlight w:val="yellow"/>
+        </w:rPr>
+        <w:t>графитовых</w:t>
+      </w:r>
+      <w:r>
+        <w:rPr>
+          <w:rFonts w:ascii="Times New Roman" w:hAnsi="Times New Roman" w:cs="Times New Roman"/>
+          <w:sz w:val="28"/>
+          <w:szCs w:val="28"/>
+        </w:rPr>
+        <w:t xml:space="preserve"> литий-ионных батарей за счёт использования анода</w:t>
+      </w:r>
+      <w:r>
+        <w:rPr>
+          <w:rFonts w:ascii="Times New Roman" w:hAnsi="Times New Roman" w:cs="Times New Roman"/>
+          <w:sz w:val="28"/>
+          <w:szCs w:val="28"/>
+        </w:rPr>
+        <w:t xml:space="preserve"> </w:t>
+      </w:r>
+      <w:r>
+        <w:rPr>
+          <w:rFonts w:ascii="Times New Roman" w:hAnsi="Times New Roman" w:cs="Times New Roman"/>
+          <w:i/>
+          <w:sz w:val="28"/>
+          <w:szCs w:val="28"/>
+          <w:lang w:val="en-US"/>
+        </w:rPr>
+        <w:t>Li</w:t>
+      </w:r>
+      <w:r>
+        <w:rPr>
+          <w:rFonts w:ascii="Times New Roman" w:hAnsi="Times New Roman" w:cs="Times New Roman"/>
+          <w:i/>
+          <w:sz w:val="28"/>
+          <w:szCs w:val="28"/>
+          <w:vertAlign w:val="subscript"/>
+        </w:rPr>
+        <w:t>4</w:t>
+      </w:r>
+      <w:r>
+        <w:rPr>
+          <w:rFonts w:ascii="Times New Roman" w:hAnsi="Times New Roman" w:cs="Times New Roman"/>
+          <w:i/>
+          <w:sz w:val="28"/>
+          <w:szCs w:val="28"/>
+          <w:lang w:val="en-US"/>
+        </w:rPr>
+        <w:t>Ti</w:t>
+      </w:r>
+      <w:r>
+        <w:rPr>
+          <w:rFonts w:ascii="Times New Roman" w:hAnsi="Times New Roman" w:cs="Times New Roman"/>
+          <w:i/>
+          <w:sz w:val="28"/>
+          <w:szCs w:val="28"/>
+          <w:vertAlign w:val="subscript"/>
+        </w:rPr>
+        <w:t>5</w:t>
+      </w:r>
+      <w:r>
+        <w:rPr>
+          <w:rFonts w:ascii="Times New Roman" w:hAnsi="Times New Roman" w:cs="Times New Roman"/>
+          <w:i/>
+          <w:sz w:val="28"/>
+          <w:szCs w:val="28"/>
+          <w:lang w:val="en-US"/>
+        </w:rPr>
+        <w:t>O</w:t>
+      </w:r>
+      <w:r>
+        <w:rPr>
+          <w:rFonts w:ascii="Times New Roman" w:hAnsi="Times New Roman" w:cs="Times New Roman"/>
+          <w:i/>
+          <w:sz w:val="28"/>
+          <w:szCs w:val="28"/>
+          <w:vertAlign w:val="subscript"/>
+        </w:rPr>
+        <w:t>12</w:t>
+      </w:r>
+      <w:r>
+        <w:rPr>
+          <w:rFonts w:ascii="Times New Roman" w:hAnsi="Times New Roman" w:cs="Times New Roman"/>
+          <w:sz w:val="28"/>
+          <w:szCs w:val="28"/>
+        </w:rPr>
+        <w:t xml:space="preserve">. </w:t>
+      </w:r>
+      <w:r>
+        <w:rPr>
+          <w:rFonts w:ascii="Times New Roman" w:hAnsi="Times New Roman" w:cs="Times New Roman"/>
+          <w:sz w:val="28"/>
+          <w:szCs w:val="28"/>
+        </w:rPr>
+        <w:t xml:space="preserve">Для LTO-анода характерно так называемое </w:t>
+      </w:r>
+      <w:proofErr w:type="spellStart"/>
+      <w:r>
+        <w:rPr>
+          <w:rFonts w:ascii="Times New Roman" w:hAnsi="Times New Roman" w:cs="Times New Roman"/>
+          <w:sz w:val="28"/>
+          <w:szCs w:val="28"/>
+          <w:highlight w:val="yellow"/>
+        </w:rPr>
+        <w:t>zero-strain</w:t>
+      </w:r>
+      <w:proofErr w:type="spellEnd"/>
+      <w:r>
+        <w:rPr>
+          <w:rFonts w:ascii="Times New Roman" w:hAnsi="Times New Roman" w:cs="Times New Roman"/>
+          <w:sz w:val="28"/>
+          <w:szCs w:val="28"/>
+        </w:rPr>
+        <w:t xml:space="preserve"> поведение, то есть минимальное изменение объёма при интеркаляции и </w:t>
+      </w:r>
+      <w:proofErr w:type="spellStart"/>
+      <w:r>
+        <w:rPr>
+          <w:rFonts w:ascii="Times New Roman" w:hAnsi="Times New Roman" w:cs="Times New Roman"/>
+          <w:sz w:val="28"/>
+          <w:szCs w:val="28"/>
+        </w:rPr>
+        <w:t>деинтеркаляции</w:t>
+      </w:r>
+      <w:proofErr w:type="spellEnd"/>
+      <w:r>
+        <w:rPr>
+          <w:rFonts w:ascii="Times New Roman" w:hAnsi="Times New Roman" w:cs="Times New Roman"/>
+          <w:sz w:val="28"/>
+          <w:szCs w:val="28"/>
+        </w:rPr>
+        <w:t xml:space="preserve"> лития.</w:t>
+      </w:r>
+      <w:r>
+        <w:rPr>
+          <w:rFonts w:ascii="Times New Roman" w:hAnsi="Times New Roman" w:cs="Times New Roman"/>
+          <w:sz w:val="28"/>
+          <w:szCs w:val="28"/>
+        </w:rPr>
+        <w:t xml:space="preserve"> </w:t>
+      </w:r>
+      <w:r>
+        <w:rPr>
+          <w:rFonts w:ascii="Times New Roman" w:hAnsi="Times New Roman" w:cs="Times New Roman"/>
+          <w:sz w:val="28"/>
+          <w:szCs w:val="28"/>
+        </w:rPr>
+        <w:t xml:space="preserve">Именно это обстоятельство обеспечивает исключительно высокую циклическую стабильность, малую склонность к литиевому осаждению и хорошие высокомощностные свойства. Современные обзоры прямо связывают высокую долговечность LTO с </w:t>
+      </w:r>
+      <w:proofErr w:type="spellStart"/>
+      <w:r>
+        <w:rPr>
+          <w:rFonts w:ascii="Times New Roman" w:hAnsi="Times New Roman" w:cs="Times New Roman"/>
+          <w:sz w:val="28"/>
+          <w:szCs w:val="28"/>
+        </w:rPr>
+        <w:t>near-zero</w:t>
+      </w:r>
+      <w:proofErr w:type="spellEnd"/>
+      <w:r>
+        <w:rPr>
+          <w:rFonts w:ascii="Times New Roman" w:hAnsi="Times New Roman" w:cs="Times New Roman"/>
+          <w:sz w:val="28"/>
+          <w:szCs w:val="28"/>
+        </w:rPr>
+        <w:t xml:space="preserve"> </w:t>
+      </w:r>
+      <w:proofErr w:type="spellStart"/>
+      <w:r>
+        <w:rPr>
+          <w:rFonts w:ascii="Times New Roman" w:hAnsi="Times New Roman" w:cs="Times New Roman"/>
+          <w:sz w:val="28"/>
+          <w:szCs w:val="28"/>
+        </w:rPr>
+        <w:t>strain</w:t>
+      </w:r>
+      <w:proofErr w:type="spellEnd"/>
+      <w:r>
+        <w:rPr>
+          <w:rFonts w:ascii="Times New Roman" w:hAnsi="Times New Roman" w:cs="Times New Roman"/>
+          <w:sz w:val="28"/>
+          <w:szCs w:val="28"/>
+        </w:rPr>
+        <w:t xml:space="preserve"> характером анода.</w:t>
+      </w:r>
+    </w:p>
+    <w:p>
+      <w:pPr>
+        <w:spacing w:line="360" w:lineRule="auto"/>
+        <w:ind w:firstLine="709"/>
+        <w:jc w:val="both"/>
+        <w:rPr>
+          <w:rFonts w:ascii="Times New Roman" w:hAnsi="Times New Roman" w:cs="Times New Roman"/>
+          <w:sz w:val="28"/>
+          <w:szCs w:val="28"/>
+        </w:rPr>
+      </w:pPr>
+      <w:r>
+        <w:rPr>
+          <w:rFonts w:ascii="Times New Roman" w:hAnsi="Times New Roman" w:cs="Times New Roman"/>
+          <w:sz w:val="28"/>
+          <w:szCs w:val="28"/>
+        </w:rPr>
+        <w:t>Однако у LTO имеются и принципиальные ограничения. Во-первых, такие системы уступают NMC и LFP по удельной энергии. Во-вторых, для LTO типичны сравнительно низкие электронная и ионная проводимости самого анодного материала, из-за чего для реальных высокомощностных ячеек существенную роль играют архитектура электрода, проводящие добавки и межфазное сопротивление. Современные публикации также указывают на SOC-</w:t>
+      </w:r>
+      <w:r>
+        <w:rPr>
+          <w:rFonts w:ascii="Times New Roman" w:hAnsi="Times New Roman" w:cs="Times New Roman"/>
+          <w:sz w:val="28"/>
+          <w:szCs w:val="28"/>
+        </w:rPr>
+        <w:lastRenderedPageBreak/>
+        <w:t>зависимое и температурно-ускоряемое старение, газообразование и образование поверхностных слоёв, особенно при жёстких режимах</w:t>
+      </w:r>
+      <w:r>
+        <w:rPr>
+          <w:rFonts w:ascii="Times New Roman" w:hAnsi="Times New Roman" w:cs="Times New Roman"/>
+          <w:sz w:val="28"/>
+          <w:szCs w:val="28"/>
+        </w:rPr>
+        <w:t xml:space="preserve"> </w:t>
+      </w:r>
+      <w:r>
+        <w:rPr>
+          <w:rFonts w:ascii="Times New Roman" w:hAnsi="Times New Roman" w:cs="Times New Roman"/>
+          <w:sz w:val="28"/>
+          <w:szCs w:val="28"/>
+        </w:rPr>
+        <w:t xml:space="preserve">работы </w:t>
+      </w:r>
+      <w:r>
+        <w:rPr>
+          <w:rFonts w:ascii="Times New Roman" w:hAnsi="Times New Roman" w:cs="Times New Roman"/>
+          <w:sz w:val="28"/>
+          <w:szCs w:val="28"/>
+        </w:rPr>
+        <w:t>и высоких температурах.</w:t>
+      </w:r>
+    </w:p>
+    <w:p>
+      <w:pPr>
+        <w:spacing w:line="360" w:lineRule="auto"/>
+        <w:ind w:firstLine="709"/>
+        <w:jc w:val="both"/>
+        <w:rPr>
+          <w:rFonts w:ascii="Times New Roman" w:hAnsi="Times New Roman" w:cs="Times New Roman"/>
+          <w:sz w:val="28"/>
+          <w:szCs w:val="28"/>
+        </w:rPr>
+      </w:pPr>
+      <w:r>
+        <w:rPr>
+          <w:rFonts w:ascii="Times New Roman" w:hAnsi="Times New Roman" w:cs="Times New Roman"/>
+          <w:sz w:val="28"/>
+          <w:szCs w:val="28"/>
+        </w:rPr>
+        <w:t>С импедансной точки зрения LTO-системы особенно интересны тем, что собственная деградация анода существенно подавлена, а рост сопротивления во многих конфигурациях определяется в большей степени катодной частью и межфазным сопротивлением, чем разрушением LTO-анода как такового. Это подтверждается и специализированным EIS-исследованием для Li-</w:t>
+      </w:r>
+      <w:proofErr w:type="spellStart"/>
+      <w:r>
+        <w:rPr>
+          <w:rFonts w:ascii="Times New Roman" w:hAnsi="Times New Roman" w:cs="Times New Roman"/>
+          <w:sz w:val="28"/>
+          <w:szCs w:val="28"/>
+        </w:rPr>
+        <w:t>ion</w:t>
+      </w:r>
+      <w:proofErr w:type="spellEnd"/>
+      <w:r>
+        <w:rPr>
+          <w:rFonts w:ascii="Times New Roman" w:hAnsi="Times New Roman" w:cs="Times New Roman"/>
+          <w:sz w:val="28"/>
+          <w:szCs w:val="28"/>
+        </w:rPr>
+        <w:t xml:space="preserve"> батарей с LTO-анодом, где было показано, что уменьшение ёмкости при циклировании главным образом связано с ростом межфазного сопротивления и деградацией катодной стороны.</w:t>
+      </w:r>
+    </w:p>
+    <w:p>
+      <w:pPr>
+        <w:spacing w:line="360" w:lineRule="auto"/>
+        <w:ind w:firstLine="709"/>
+        <w:jc w:val="both"/>
+        <w:rPr>
+          <w:rFonts w:ascii="Times New Roman" w:hAnsi="Times New Roman" w:cs="Times New Roman"/>
+          <w:sz w:val="28"/>
+          <w:szCs w:val="28"/>
+        </w:rPr>
+      </w:pPr>
+      <w:r>
+        <w:rPr>
+          <w:rFonts w:ascii="Times New Roman" w:hAnsi="Times New Roman" w:cs="Times New Roman"/>
+          <w:sz w:val="28"/>
+          <w:szCs w:val="28"/>
+        </w:rPr>
+        <w:t xml:space="preserve">Для целей диссертации это важно по двум причинам. Во-первых, LTO служит эталонной </w:t>
+      </w:r>
+      <w:proofErr w:type="spellStart"/>
+      <w:r>
+        <w:rPr>
+          <w:rFonts w:ascii="Times New Roman" w:hAnsi="Times New Roman" w:cs="Times New Roman"/>
+          <w:sz w:val="28"/>
+          <w:szCs w:val="28"/>
+        </w:rPr>
+        <w:t>высокоресурсной</w:t>
+      </w:r>
+      <w:proofErr w:type="spellEnd"/>
+      <w:r>
+        <w:rPr>
+          <w:rFonts w:ascii="Times New Roman" w:hAnsi="Times New Roman" w:cs="Times New Roman"/>
+          <w:sz w:val="28"/>
+          <w:szCs w:val="28"/>
+        </w:rPr>
+        <w:t xml:space="preserve"> системой, на которой удобно проверять чувствительность импедансных критериев к медленным </w:t>
+      </w:r>
+      <w:proofErr w:type="spellStart"/>
+      <w:r>
+        <w:rPr>
+          <w:rFonts w:ascii="Times New Roman" w:hAnsi="Times New Roman" w:cs="Times New Roman"/>
+          <w:sz w:val="28"/>
+          <w:szCs w:val="28"/>
+        </w:rPr>
+        <w:t>деградационным</w:t>
+      </w:r>
+      <w:proofErr w:type="spellEnd"/>
+      <w:r>
+        <w:rPr>
+          <w:rFonts w:ascii="Times New Roman" w:hAnsi="Times New Roman" w:cs="Times New Roman"/>
+          <w:sz w:val="28"/>
+          <w:szCs w:val="28"/>
+        </w:rPr>
+        <w:t xml:space="preserve"> процессам. Во-вторых, поведение LTO показывает, что одна и та же диагностическая переменная</w:t>
+      </w:r>
+      <w:r>
+        <w:rPr>
+          <w:rFonts w:ascii="Times New Roman" w:hAnsi="Times New Roman" w:cs="Times New Roman"/>
+          <w:sz w:val="28"/>
+          <w:szCs w:val="28"/>
+        </w:rPr>
+        <w:t xml:space="preserve"> </w:t>
+      </w:r>
+      <w:proofErr w:type="spellStart"/>
+      <w:r>
+        <w:rPr>
+          <w:rFonts w:ascii="Times New Roman" w:hAnsi="Times New Roman" w:cs="Times New Roman"/>
+          <w:i/>
+          <w:iCs/>
+          <w:sz w:val="28"/>
+          <w:szCs w:val="28"/>
+          <w:lang w:val="en-US"/>
+        </w:rPr>
+        <w:t>R</w:t>
+      </w:r>
+      <w:r>
+        <w:rPr>
+          <w:rFonts w:ascii="Times New Roman" w:hAnsi="Times New Roman" w:cs="Times New Roman"/>
+          <w:i/>
+          <w:iCs/>
+          <w:sz w:val="28"/>
+          <w:szCs w:val="28"/>
+          <w:vertAlign w:val="subscript"/>
+          <w:lang w:val="en-US"/>
+        </w:rPr>
+        <w:t>ct</w:t>
+      </w:r>
+      <w:proofErr w:type="spellEnd"/>
+      <w:r>
+        <w:rPr>
+          <w:rFonts w:ascii="Times New Roman" w:hAnsi="Times New Roman" w:cs="Times New Roman"/>
+          <w:sz w:val="28"/>
+          <w:szCs w:val="28"/>
+        </w:rPr>
+        <w:t xml:space="preserve"> </w:t>
+      </w:r>
+      <w:r>
+        <w:rPr>
+          <w:rFonts w:ascii="Times New Roman" w:hAnsi="Times New Roman" w:cs="Times New Roman"/>
+          <w:sz w:val="28"/>
+          <w:szCs w:val="28"/>
+        </w:rPr>
+        <w:t>может иметь различную физическую интерпретацию в зависимости от химической системы: в одном случае она отражает преимущественно анодную деградацию, в другом — катодную, в третьем — их совместный вклад.</w:t>
+      </w:r>
+    </w:p>
+    <w:p>
+      <w:pPr>
+        <w:spacing w:line="360" w:lineRule="auto"/>
+        <w:ind w:firstLine="709"/>
+        <w:jc w:val="both"/>
+        <w:rPr>
+          <w:rFonts w:ascii="Times New Roman" w:hAnsi="Times New Roman" w:cs="Times New Roman"/>
+          <w:sz w:val="28"/>
+          <w:szCs w:val="28"/>
+        </w:rPr>
+      </w:pPr>
+    </w:p>
+    <w:p>
+      <w:pPr>
+        <w:spacing w:line="360" w:lineRule="auto"/>
+        <w:ind w:firstLine="709"/>
+        <w:jc w:val="both"/>
+        <w:rPr>
+          <w:rFonts w:ascii="Times New Roman" w:hAnsi="Times New Roman" w:cs="Times New Roman"/>
+          <w:b/>
+          <w:bCs/>
+          <w:sz w:val="28"/>
+          <w:szCs w:val="28"/>
+        </w:rPr>
+      </w:pPr>
+      <w:r>
+        <w:rPr>
+          <w:rFonts w:ascii="Times New Roman" w:hAnsi="Times New Roman" w:cs="Times New Roman"/>
+          <w:b/>
+          <w:bCs/>
+          <w:sz w:val="28"/>
+          <w:szCs w:val="28"/>
+        </w:rPr>
+        <w:t>1.2.4 Деградация натрий-ионных аккумуляторов</w:t>
+      </w:r>
+    </w:p>
+    <w:p>
+      <w:pPr>
+        <w:spacing w:line="360" w:lineRule="auto"/>
+        <w:ind w:firstLine="709"/>
+        <w:jc w:val="both"/>
+        <w:rPr>
+          <w:rFonts w:ascii="Times New Roman" w:hAnsi="Times New Roman" w:cs="Times New Roman"/>
+          <w:sz w:val="28"/>
+          <w:szCs w:val="28"/>
+        </w:rPr>
+      </w:pPr>
+    </w:p>
+    <w:p>
+      <w:pPr>
+        <w:spacing w:line="360" w:lineRule="auto"/>
+        <w:ind w:firstLine="709"/>
+        <w:jc w:val="both"/>
+        <w:rPr>
+          <w:rFonts w:ascii="Times New Roman" w:hAnsi="Times New Roman" w:cs="Times New Roman"/>
+          <w:sz w:val="28"/>
+          <w:szCs w:val="28"/>
+        </w:rPr>
+      </w:pPr>
+      <w:r>
+        <w:rPr>
+          <w:rFonts w:ascii="Times New Roman" w:hAnsi="Times New Roman" w:cs="Times New Roman"/>
+          <w:sz w:val="28"/>
+          <w:szCs w:val="28"/>
+        </w:rPr>
+        <w:t xml:space="preserve">Натрий-ионные аккумуляторы в последние годы активно рассматриваются как альтернатива литий-ионным системам, особенно в приложениях, где критичны стоимость, сырьевая доступность и независимость от лития. Однако современные исследования показывают, что натрий-ионные системы в целом характеризуются более медленной кинетикой поляризационных процессов и, как следствие, более выраженными импедансными полукругами, что прямо связано </w:t>
+      </w:r>
+      <w:r>
+        <w:rPr>
+          <w:rFonts w:ascii="Times New Roman" w:hAnsi="Times New Roman" w:cs="Times New Roman"/>
+          <w:sz w:val="28"/>
+          <w:szCs w:val="28"/>
+        </w:rPr>
+        <w:lastRenderedPageBreak/>
+        <w:t>с меньшей подвижностью ионов натрия и более медленным межфазным транспортом.</w:t>
+      </w:r>
+    </w:p>
+    <w:p>
+      <w:pPr>
+        <w:spacing w:line="360" w:lineRule="auto"/>
+        <w:ind w:firstLine="709"/>
+        <w:jc w:val="both"/>
+        <w:rPr>
+          <w:rFonts w:ascii="Times New Roman" w:hAnsi="Times New Roman" w:cs="Times New Roman"/>
+          <w:sz w:val="28"/>
+          <w:szCs w:val="28"/>
+        </w:rPr>
+      </w:pPr>
+      <w:r>
+        <w:rPr>
+          <w:rFonts w:ascii="Times New Roman" w:hAnsi="Times New Roman" w:cs="Times New Roman"/>
+          <w:sz w:val="28"/>
+          <w:szCs w:val="28"/>
+        </w:rPr>
+        <w:t>Физическая причина такого поведения заключается в большем ионном радиусе Na</w:t>
+      </w:r>
+      <w:r>
+        <w:rPr>
+          <w:rFonts w:ascii="Times New Roman" w:hAnsi="Times New Roman" w:cs="Times New Roman"/>
+          <w:sz w:val="28"/>
+          <w:szCs w:val="28"/>
+          <w:vertAlign w:val="superscript"/>
+        </w:rPr>
+        <w:t>+</w:t>
+      </w:r>
+      <w:r>
+        <w:rPr>
+          <w:rFonts w:ascii="Times New Roman" w:hAnsi="Times New Roman" w:cs="Times New Roman"/>
+          <w:sz w:val="28"/>
+          <w:szCs w:val="28"/>
+        </w:rPr>
+        <w:t xml:space="preserve"> </w:t>
+      </w:r>
+      <w:r>
+        <w:rPr>
+          <w:rFonts w:ascii="Times New Roman" w:hAnsi="Times New Roman" w:cs="Times New Roman"/>
+          <w:sz w:val="28"/>
+          <w:szCs w:val="28"/>
+        </w:rPr>
+        <w:t>по сравнению с Li</w:t>
+      </w:r>
+      <w:r>
+        <w:rPr>
+          <w:rFonts w:ascii="Times New Roman" w:hAnsi="Times New Roman" w:cs="Times New Roman"/>
+          <w:sz w:val="28"/>
+          <w:szCs w:val="28"/>
+          <w:vertAlign w:val="superscript"/>
+        </w:rPr>
+        <w:t>+</w:t>
+      </w:r>
+      <w:r>
+        <w:rPr>
+          <w:rFonts w:ascii="Times New Roman" w:hAnsi="Times New Roman" w:cs="Times New Roman"/>
+          <w:sz w:val="28"/>
+          <w:szCs w:val="28"/>
+        </w:rPr>
+        <w:t>, что повышает энергетический барьер интеркаляции и усиливает чувствительность к геометрии каналов диффузии и к качеству межфазного контакта. В результате у Na</w:t>
+      </w:r>
+      <w:r>
+        <w:rPr>
+          <w:rFonts w:ascii="Times New Roman" w:hAnsi="Times New Roman" w:cs="Times New Roman"/>
+          <w:sz w:val="28"/>
+          <w:szCs w:val="28"/>
+        </w:rPr>
+        <w:t>-</w:t>
+      </w:r>
+      <w:proofErr w:type="spellStart"/>
+      <w:r>
+        <w:rPr>
+          <w:rFonts w:ascii="Times New Roman" w:hAnsi="Times New Roman" w:cs="Times New Roman"/>
+          <w:sz w:val="28"/>
+          <w:szCs w:val="28"/>
+        </w:rPr>
+        <w:t>ion</w:t>
+      </w:r>
+      <w:proofErr w:type="spellEnd"/>
+      <w:r>
+        <w:rPr>
+          <w:rFonts w:ascii="Times New Roman" w:hAnsi="Times New Roman" w:cs="Times New Roman"/>
+          <w:sz w:val="28"/>
+          <w:szCs w:val="28"/>
+        </w:rPr>
+        <w:t xml:space="preserve"> аккумуляторов чаще наблюдаются более высокие значения как омической, так и </w:t>
+      </w:r>
+      <w:proofErr w:type="spellStart"/>
+      <w:r>
+        <w:rPr>
+          <w:rFonts w:ascii="Times New Roman" w:hAnsi="Times New Roman" w:cs="Times New Roman"/>
+          <w:sz w:val="28"/>
+          <w:szCs w:val="28"/>
+        </w:rPr>
+        <w:t>зарядопереносной</w:t>
+      </w:r>
+      <w:proofErr w:type="spellEnd"/>
+      <w:r>
+        <w:rPr>
+          <w:rFonts w:ascii="Times New Roman" w:hAnsi="Times New Roman" w:cs="Times New Roman"/>
+          <w:sz w:val="28"/>
+          <w:szCs w:val="28"/>
+        </w:rPr>
+        <w:t xml:space="preserve"> составляющей импеданса. Современные обзоры механизмов деградации </w:t>
+      </w:r>
+      <w:r>
+        <w:rPr>
+          <w:rFonts w:ascii="Times New Roman" w:hAnsi="Times New Roman" w:cs="Times New Roman"/>
+          <w:sz w:val="28"/>
+          <w:szCs w:val="28"/>
+          <w:highlight w:val="yellow"/>
+        </w:rPr>
+        <w:t>SIB</w:t>
+      </w:r>
+      <w:r>
+        <w:rPr>
+          <w:rFonts w:ascii="Times New Roman" w:hAnsi="Times New Roman" w:cs="Times New Roman"/>
+          <w:sz w:val="28"/>
+          <w:szCs w:val="28"/>
+        </w:rPr>
+        <w:t xml:space="preserve"> подчёркивают также важную роль нестабильности межфазного слоя, структурных превращений катодов и неоднородностей производства коммерческих элементов.</w:t>
+      </w:r>
+    </w:p>
+    <w:p>
+      <w:pPr>
+        <w:spacing w:line="360" w:lineRule="auto"/>
+        <w:ind w:firstLine="709"/>
+        <w:jc w:val="both"/>
+        <w:rPr>
+          <w:rFonts w:ascii="Times New Roman" w:hAnsi="Times New Roman" w:cs="Times New Roman"/>
+          <w:sz w:val="28"/>
+          <w:szCs w:val="28"/>
+        </w:rPr>
+      </w:pPr>
+      <w:r>
+        <w:rPr>
+          <w:rFonts w:ascii="Times New Roman" w:hAnsi="Times New Roman" w:cs="Times New Roman"/>
+          <w:sz w:val="28"/>
+          <w:szCs w:val="28"/>
+        </w:rPr>
+        <w:t>В инженерном представлении деградацию натрий-ионной системы можно записать как</w:t>
+      </w:r>
+    </w:p>
+    <w:p>
+      <w:pPr>
+        <w:spacing w:line="360" w:lineRule="auto"/>
+        <w:ind w:firstLine="709"/>
+        <w:jc w:val="both"/>
+        <w:rPr>
+          <w:rFonts w:ascii="Times New Roman" w:hAnsi="Times New Roman" w:cs="Times New Roman"/>
+          <w:sz w:val="28"/>
+          <w:szCs w:val="28"/>
+        </w:rPr>
+      </w:pPr>
+    </w:p>
+    <w:p>
+      <w:pPr>
+        <w:spacing w:line="360" w:lineRule="auto"/>
+        <w:ind w:firstLine="709"/>
+        <w:jc w:val="both"/>
+        <w:rPr>
+          <w:rFonts w:ascii="Times New Roman" w:hAnsi="Times New Roman" w:cs="Times New Roman"/>
+          <w:sz w:val="28"/>
+          <w:szCs w:val="28"/>
+          <w:lang w:val="en-US"/>
+        </w:rPr>
+      </w:pPr>
+      <w:r>
+        <w:rPr>
+          <w:rFonts w:ascii="Times New Roman" w:hAnsi="Times New Roman" w:cs="Times New Roman"/>
+          <w:position w:val="-12"/>
+          <w:sz w:val="28"/>
+          <w:szCs w:val="28"/>
+        </w:rPr>
+        <w:object w:dxaOrig="3420" w:dyaOrig="400" w14:anchorId="387CB7D6">
+          <v:shape id="_x0000_i1056" type="#_x0000_t75" style="width:171.05pt;height:20.15pt" o:ole="">
+            <v:imagedata r:id="rId39" o:title=""/>
+          </v:shape>
+          <o:OLEObject Type="Embed" ProgID="Equation.DSMT4" ShapeID="_x0000_i1056" DrawAspect="Content" ObjectID="_1835719217" r:id="rId40"/>
+        </w:object>
+      </w:r>
+    </w:p>
+    <w:p>
+      <w:pPr>
+        <w:spacing w:line="360" w:lineRule="auto"/>
+        <w:ind w:firstLine="709"/>
+        <w:jc w:val="both"/>
+        <w:rPr>
+          <w:rFonts w:ascii="Times New Roman" w:hAnsi="Times New Roman" w:cs="Times New Roman"/>
+          <w:sz w:val="28"/>
+          <w:szCs w:val="28"/>
+          <w:lang w:val="en-US"/>
+        </w:rPr>
+      </w:pPr>
+    </w:p>
+    <w:p>
+      <w:pPr>
+        <w:spacing w:line="360" w:lineRule="auto"/>
+        <w:ind w:firstLine="709"/>
+        <w:jc w:val="both"/>
+        <w:rPr>
+          <w:rFonts w:ascii="Times New Roman" w:hAnsi="Times New Roman" w:cs="Times New Roman"/>
+          <w:sz w:val="28"/>
+          <w:szCs w:val="28"/>
+          <w:lang w:val="en-US"/>
+        </w:rPr>
+      </w:pPr>
+      <w:r>
+        <w:rPr>
+          <w:rFonts w:ascii="Times New Roman" w:hAnsi="Times New Roman" w:cs="Times New Roman"/>
+          <w:sz w:val="28"/>
+          <w:szCs w:val="28"/>
+        </w:rPr>
+        <w:t xml:space="preserve">, где </w:t>
+      </w:r>
+      <w:r>
+        <w:rPr>
+          <w:rFonts w:ascii="Times New Roman" w:hAnsi="Times New Roman" w:cs="Times New Roman"/>
+          <w:sz w:val="28"/>
+          <w:szCs w:val="28"/>
+        </w:rPr>
+        <w:t>последнее слагаемое отражает вклад структурных перестроек и объёмных деформаций.</w:t>
+      </w:r>
+      <w:r>
+        <w:rPr>
+          <w:rFonts w:ascii="Times New Roman" w:hAnsi="Times New Roman" w:cs="Times New Roman"/>
+          <w:sz w:val="28"/>
+          <w:szCs w:val="28"/>
+        </w:rPr>
+        <w:t xml:space="preserve"> </w:t>
+      </w:r>
+      <w:r>
+        <w:rPr>
+          <w:rFonts w:ascii="Times New Roman" w:hAnsi="Times New Roman" w:cs="Times New Roman"/>
+          <w:sz w:val="28"/>
+          <w:szCs w:val="28"/>
+        </w:rPr>
+        <w:t xml:space="preserve">В отличие от LTO, где деградация распределена более мягко, и от LFP, где ведущую роль может долго играть потеря </w:t>
+      </w:r>
+      <w:proofErr w:type="spellStart"/>
+      <w:r>
+        <w:rPr>
+          <w:rFonts w:ascii="Times New Roman" w:hAnsi="Times New Roman" w:cs="Times New Roman"/>
+          <w:sz w:val="28"/>
+          <w:szCs w:val="28"/>
+        </w:rPr>
+        <w:t>циклируемого</w:t>
+      </w:r>
+      <w:proofErr w:type="spellEnd"/>
+      <w:r>
+        <w:rPr>
+          <w:rFonts w:ascii="Times New Roman" w:hAnsi="Times New Roman" w:cs="Times New Roman"/>
+          <w:sz w:val="28"/>
+          <w:szCs w:val="28"/>
+        </w:rPr>
+        <w:t xml:space="preserve"> лития, у Na-</w:t>
+      </w:r>
+      <w:proofErr w:type="spellStart"/>
+      <w:r>
+        <w:rPr>
+          <w:rFonts w:ascii="Times New Roman" w:hAnsi="Times New Roman" w:cs="Times New Roman"/>
+          <w:sz w:val="28"/>
+          <w:szCs w:val="28"/>
+        </w:rPr>
+        <w:t>ion</w:t>
+      </w:r>
+      <w:proofErr w:type="spellEnd"/>
+      <w:r>
+        <w:rPr>
+          <w:rFonts w:ascii="Times New Roman" w:hAnsi="Times New Roman" w:cs="Times New Roman"/>
+          <w:sz w:val="28"/>
+          <w:szCs w:val="28"/>
+        </w:rPr>
+        <w:t xml:space="preserve"> систем часто раньше и сильнее проявляется именно рост поляризационных потерь.</w:t>
+      </w:r>
+      <w:r>
+        <w:rPr>
+          <w:rFonts w:ascii="Times New Roman" w:hAnsi="Times New Roman" w:cs="Times New Roman"/>
+          <w:sz w:val="28"/>
+          <w:szCs w:val="28"/>
+        </w:rPr>
+        <w:t xml:space="preserve"> </w:t>
+      </w:r>
+      <w:r>
+        <w:rPr>
+          <w:rFonts w:ascii="Times New Roman" w:hAnsi="Times New Roman" w:cs="Times New Roman"/>
+          <w:sz w:val="28"/>
+          <w:szCs w:val="28"/>
+        </w:rPr>
+        <w:t>Поэтому в EIS-постановке такие системы особенно показательны для анализа связки «рост</w:t>
+      </w:r>
+      <w:r>
+        <w:rPr>
+          <w:rFonts w:ascii="Times New Roman" w:hAnsi="Times New Roman" w:cs="Times New Roman"/>
+          <w:sz w:val="28"/>
+          <w:szCs w:val="28"/>
+        </w:rPr>
+        <w:t xml:space="preserve"> </w:t>
+      </w:r>
+      <w:proofErr w:type="spellStart"/>
+      <w:r>
+        <w:rPr>
+          <w:rFonts w:ascii="Times New Roman" w:hAnsi="Times New Roman" w:cs="Times New Roman"/>
+          <w:i/>
+          <w:iCs/>
+          <w:sz w:val="28"/>
+          <w:szCs w:val="28"/>
+          <w:lang w:val="en-US"/>
+        </w:rPr>
+        <w:t>R</w:t>
+      </w:r>
+      <w:r>
+        <w:rPr>
+          <w:rFonts w:ascii="Times New Roman" w:hAnsi="Times New Roman" w:cs="Times New Roman"/>
+          <w:i/>
+          <w:iCs/>
+          <w:sz w:val="28"/>
+          <w:szCs w:val="28"/>
+          <w:vertAlign w:val="subscript"/>
+          <w:lang w:val="en-US"/>
+        </w:rPr>
+        <w:t>ct</w:t>
+      </w:r>
+      <w:proofErr w:type="spellEnd"/>
+      <w:r>
+        <w:rPr>
+          <w:rFonts w:ascii="Times New Roman" w:hAnsi="Times New Roman" w:cs="Times New Roman"/>
+          <w:sz w:val="28"/>
+          <w:szCs w:val="28"/>
+        </w:rPr>
+        <w:t xml:space="preserve"> </w:t>
+      </w:r>
+      <w:r>
+        <w:rPr>
+          <w:rFonts w:ascii="Times New Roman" w:hAnsi="Times New Roman" w:cs="Times New Roman"/>
+          <w:sz w:val="28"/>
+          <w:szCs w:val="28"/>
+        </w:rPr>
+        <w:t>рост общего импеданса — снижение мощности».</w:t>
+      </w:r>
+    </w:p>
+    <w:p>
+      <w:pPr>
+        <w:spacing w:line="360" w:lineRule="auto"/>
+        <w:ind w:firstLine="709"/>
+        <w:jc w:val="both"/>
+        <w:rPr>
+          <w:rFonts w:ascii="Times New Roman" w:hAnsi="Times New Roman" w:cs="Times New Roman"/>
+          <w:sz w:val="28"/>
+          <w:szCs w:val="28"/>
+          <w:lang w:val="en-US"/>
+        </w:rPr>
+      </w:pPr>
+      <w:r>
+        <w:rPr>
+          <w:rFonts w:ascii="Times New Roman" w:hAnsi="Times New Roman" w:cs="Times New Roman"/>
+          <w:sz w:val="28"/>
+          <w:szCs w:val="28"/>
+        </w:rPr>
+        <w:t>Для диссертационной логики введение Na-</w:t>
+      </w:r>
+      <w:proofErr w:type="spellStart"/>
+      <w:r>
+        <w:rPr>
+          <w:rFonts w:ascii="Times New Roman" w:hAnsi="Times New Roman" w:cs="Times New Roman"/>
+          <w:sz w:val="28"/>
+          <w:szCs w:val="28"/>
+        </w:rPr>
+        <w:t>ion</w:t>
+      </w:r>
+      <w:proofErr w:type="spellEnd"/>
+      <w:r>
+        <w:rPr>
+          <w:rFonts w:ascii="Times New Roman" w:hAnsi="Times New Roman" w:cs="Times New Roman"/>
+          <w:sz w:val="28"/>
+          <w:szCs w:val="28"/>
+        </w:rPr>
+        <w:t xml:space="preserve"> систем важно ещё и потому, что они позволяют проверить универсальность </w:t>
+      </w:r>
+      <w:proofErr w:type="spellStart"/>
+      <w:r>
+        <w:rPr>
+          <w:rFonts w:ascii="Times New Roman" w:hAnsi="Times New Roman" w:cs="Times New Roman"/>
+          <w:sz w:val="28"/>
+          <w:szCs w:val="28"/>
+        </w:rPr>
+        <w:t>диагностико</w:t>
+      </w:r>
+      <w:proofErr w:type="spellEnd"/>
+      <w:r>
+        <w:rPr>
+          <w:rFonts w:ascii="Times New Roman" w:hAnsi="Times New Roman" w:cs="Times New Roman"/>
+          <w:sz w:val="28"/>
+          <w:szCs w:val="28"/>
+        </w:rPr>
+        <w:t>-</w:t>
+      </w:r>
+      <w:r>
+        <w:rPr>
+          <w:rFonts w:ascii="Times New Roman" w:hAnsi="Times New Roman" w:cs="Times New Roman"/>
+          <w:sz w:val="28"/>
+          <w:szCs w:val="28"/>
+        </w:rPr>
+        <w:t xml:space="preserve">прогностического аппарата на химии, существенно отличающейся от классических литиевых батарей. Если модель, построенная на параметрах комплексного импеданса, </w:t>
+      </w:r>
+      <w:r>
+        <w:rPr>
+          <w:rFonts w:ascii="Times New Roman" w:hAnsi="Times New Roman" w:cs="Times New Roman"/>
+          <w:sz w:val="28"/>
+          <w:szCs w:val="28"/>
+        </w:rPr>
+        <w:lastRenderedPageBreak/>
+        <w:t>сохраняет прогностическую состоятельность и для Na-</w:t>
+      </w:r>
+      <w:proofErr w:type="spellStart"/>
+      <w:r>
+        <w:rPr>
+          <w:rFonts w:ascii="Times New Roman" w:hAnsi="Times New Roman" w:cs="Times New Roman"/>
+          <w:sz w:val="28"/>
+          <w:szCs w:val="28"/>
+        </w:rPr>
+        <w:t>ion</w:t>
+      </w:r>
+      <w:proofErr w:type="spellEnd"/>
+      <w:r>
+        <w:rPr>
+          <w:rFonts w:ascii="Times New Roman" w:hAnsi="Times New Roman" w:cs="Times New Roman"/>
+          <w:sz w:val="28"/>
+          <w:szCs w:val="28"/>
+        </w:rPr>
+        <w:t>, это резко усиливает её обобщающую ценность.</w:t>
+      </w:r>
+    </w:p>
+    <w:p>
+      <w:pPr>
+        <w:spacing w:line="360" w:lineRule="auto"/>
+        <w:ind w:firstLine="709"/>
+        <w:jc w:val="both"/>
+        <w:rPr>
+          <w:rFonts w:ascii="Times New Roman" w:hAnsi="Times New Roman" w:cs="Times New Roman"/>
+          <w:sz w:val="28"/>
+          <w:szCs w:val="28"/>
+          <w:lang w:val="en-US"/>
+        </w:rPr>
+      </w:pPr>
+    </w:p>
+    <w:p>
+      <w:pPr>
+        <w:spacing w:line="360" w:lineRule="auto"/>
+        <w:ind w:firstLine="709"/>
+        <w:jc w:val="both"/>
+        <w:rPr>
+          <w:rFonts w:ascii="Times New Roman" w:hAnsi="Times New Roman" w:cs="Times New Roman"/>
+          <w:sz w:val="28"/>
+          <w:szCs w:val="28"/>
+        </w:rPr>
+      </w:pPr>
+      <w:r>
+        <w:rPr>
+          <w:rFonts w:ascii="Times New Roman" w:hAnsi="Times New Roman" w:cs="Times New Roman"/>
+          <w:sz w:val="28"/>
+          <w:szCs w:val="28"/>
+        </w:rPr>
+        <w:t>Таблица 1.2</w:t>
+      </w:r>
+      <w:r>
+        <w:rPr>
+          <w:rFonts w:ascii="Times New Roman" w:hAnsi="Times New Roman" w:cs="Times New Roman"/>
+          <w:sz w:val="28"/>
+          <w:szCs w:val="28"/>
+        </w:rPr>
+        <w:t xml:space="preserve"> </w:t>
+      </w:r>
+      <w:r>
+        <w:rPr>
+          <w:rFonts w:ascii="Times New Roman" w:hAnsi="Times New Roman" w:cs="Times New Roman"/>
+          <w:sz w:val="28"/>
+          <w:szCs w:val="28"/>
+        </w:rPr>
+        <w:t>–</w:t>
+      </w:r>
+      <w:r>
+        <w:rPr>
+          <w:rFonts w:ascii="Times New Roman" w:hAnsi="Times New Roman" w:cs="Times New Roman"/>
+          <w:sz w:val="28"/>
+          <w:szCs w:val="28"/>
+        </w:rPr>
+        <w:t xml:space="preserve"> </w:t>
+      </w:r>
+      <w:r>
+        <w:rPr>
+          <w:rFonts w:ascii="Times New Roman" w:hAnsi="Times New Roman" w:cs="Times New Roman"/>
+          <w:sz w:val="28"/>
+          <w:szCs w:val="28"/>
+        </w:rPr>
+        <w:t xml:space="preserve">Доминирующие </w:t>
+      </w:r>
+      <w:r>
+        <w:rPr>
+          <w:rFonts w:ascii="Times New Roman" w:hAnsi="Times New Roman" w:cs="Times New Roman"/>
+          <w:sz w:val="28"/>
+          <w:szCs w:val="28"/>
+        </w:rPr>
+        <w:t>механизмы старения исследуемых аккумуляторных систем</w:t>
+      </w:r>
+    </w:p>
+    <w:tbl>
+      <w:tblPr>
+        <w:tblStyle w:val="ac"/>
+        <w:tblW w:w="0" w:type="auto"/>
+        <w:tblLook w:val="04A0" w:firstRow="1" w:lastRow="0" w:firstColumn="1" w:lastColumn="0" w:noHBand="0" w:noVBand="1"/>
+      </w:tblPr>
+      <w:tblGrid>
+        <w:gridCol w:w="2372"/>
+        <w:gridCol w:w="2399"/>
+        <w:gridCol w:w="2396"/>
+        <w:gridCol w:w="2460"/>
+      </w:tblGrid>
+      <w:tr>
+        <w:tc>
+          <w:tcPr>
+            <w:tcW w:w="2406" w:type="dxa"/>
+          </w:tcPr>
+          <w:p>
+            <w:pPr>
+              <w:spacing w:line="360" w:lineRule="auto"/>
+              <w:jc w:val="both"/>
+              <w:rPr>
+                <w:rFonts w:ascii="Times New Roman" w:hAnsi="Times New Roman" w:cs="Times New Roman"/>
+                <w:sz w:val="28"/>
+                <w:szCs w:val="28"/>
+              </w:rPr>
+            </w:pPr>
+            <w:r>
+              <w:rPr>
+                <w:rFonts w:ascii="Times New Roman" w:hAnsi="Times New Roman" w:cs="Times New Roman"/>
+                <w:sz w:val="28"/>
+                <w:szCs w:val="28"/>
+              </w:rPr>
+              <w:t>Химическая система</w:t>
+            </w:r>
+          </w:p>
+        </w:tc>
+        <w:tc>
+          <w:tcPr>
+            <w:tcW w:w="2407" w:type="dxa"/>
+          </w:tcPr>
+          <w:p>
+            <w:pPr>
+              <w:spacing w:line="360" w:lineRule="auto"/>
+              <w:jc w:val="both"/>
+              <w:rPr>
+                <w:rFonts w:ascii="Times New Roman" w:hAnsi="Times New Roman" w:cs="Times New Roman"/>
+                <w:sz w:val="28"/>
+                <w:szCs w:val="28"/>
+              </w:rPr>
+            </w:pPr>
+            <w:r>
+              <w:rPr>
+                <w:rFonts w:ascii="Times New Roman" w:hAnsi="Times New Roman" w:cs="Times New Roman"/>
+                <w:sz w:val="28"/>
+                <w:szCs w:val="28"/>
+              </w:rPr>
+              <w:t>Доминирующие механизмы деградации</w:t>
+            </w:r>
+          </w:p>
+        </w:tc>
+        <w:tc>
+          <w:tcPr>
+            <w:tcW w:w="2407" w:type="dxa"/>
+          </w:tcPr>
+          <w:p>
+            <w:pPr>
+              <w:spacing w:line="360" w:lineRule="auto"/>
+              <w:jc w:val="both"/>
+              <w:rPr>
+                <w:rFonts w:ascii="Times New Roman" w:hAnsi="Times New Roman" w:cs="Times New Roman"/>
+                <w:sz w:val="28"/>
+                <w:szCs w:val="28"/>
+              </w:rPr>
+            </w:pPr>
+            <w:r>
+              <w:rPr>
+                <w:rFonts w:ascii="Times New Roman" w:hAnsi="Times New Roman" w:cs="Times New Roman"/>
+                <w:sz w:val="28"/>
+                <w:szCs w:val="28"/>
+              </w:rPr>
+              <w:t>Наиболее чувствительные импедансные признаки</w:t>
+            </w:r>
+          </w:p>
+        </w:tc>
+        <w:tc>
+          <w:tcPr>
+            <w:tcW w:w="2407" w:type="dxa"/>
+          </w:tcPr>
+          <w:p>
+            <w:pPr>
+              <w:spacing w:line="360" w:lineRule="auto"/>
+              <w:jc w:val="both"/>
+              <w:rPr>
+                <w:rFonts w:ascii="Times New Roman" w:hAnsi="Times New Roman" w:cs="Times New Roman"/>
+                <w:sz w:val="28"/>
+                <w:szCs w:val="28"/>
+              </w:rPr>
+            </w:pPr>
+            <w:r>
+              <w:rPr>
+                <w:rFonts w:ascii="Times New Roman" w:hAnsi="Times New Roman" w:cs="Times New Roman"/>
+                <w:sz w:val="28"/>
+                <w:szCs w:val="28"/>
+              </w:rPr>
+              <w:t>Наиболее уязвимый эксплуатационный фактор</w:t>
+            </w:r>
+          </w:p>
+        </w:tc>
+      </w:tr>
+      <w:tr>
+        <w:tc>
+          <w:tcPr>
+            <w:tcW w:w="2406" w:type="dxa"/>
+          </w:tcPr>
+          <w:p>
+            <w:pPr>
+              <w:spacing w:line="360" w:lineRule="auto"/>
+              <w:jc w:val="both"/>
+              <w:rPr>
+                <w:rFonts w:ascii="Times New Roman" w:hAnsi="Times New Roman" w:cs="Times New Roman"/>
+                <w:sz w:val="28"/>
+                <w:szCs w:val="28"/>
+              </w:rPr>
+            </w:pPr>
+            <w:r>
+              <w:rPr>
+                <w:rFonts w:ascii="Times New Roman" w:hAnsi="Times New Roman" w:cs="Times New Roman"/>
+                <w:sz w:val="28"/>
+                <w:szCs w:val="28"/>
+              </w:rPr>
+              <w:t>NMC</w:t>
+            </w:r>
+          </w:p>
+        </w:tc>
+        <w:tc>
+          <w:tcPr>
+            <w:tcW w:w="2407" w:type="dxa"/>
+          </w:tcPr>
+          <w:p>
+            <w:pPr>
+              <w:spacing w:line="360" w:lineRule="auto"/>
+              <w:jc w:val="both"/>
+              <w:rPr>
+                <w:rFonts w:ascii="Times New Roman" w:hAnsi="Times New Roman" w:cs="Times New Roman"/>
+                <w:sz w:val="28"/>
+                <w:szCs w:val="28"/>
+              </w:rPr>
+            </w:pPr>
+            <w:r>
+              <w:rPr>
+                <w:rFonts w:ascii="Times New Roman" w:hAnsi="Times New Roman" w:cs="Times New Roman"/>
+                <w:sz w:val="28"/>
+                <w:szCs w:val="28"/>
+              </w:rPr>
+              <w:t>рост межфазных сопротивлений, микротрещины катода, растворение переходных металлов, потеря активного лития</w:t>
+            </w:r>
+          </w:p>
+        </w:tc>
+        <w:tc>
+          <w:tcPr>
+            <w:tcW w:w="2407" w:type="dxa"/>
+          </w:tcPr>
+          <w:p>
+            <w:pPr>
+              <w:spacing w:line="360" w:lineRule="auto"/>
+              <w:jc w:val="both"/>
+              <w:rPr>
+                <w:rFonts w:ascii="Times New Roman" w:hAnsi="Times New Roman" w:cs="Times New Roman"/>
+                <w:sz w:val="28"/>
+                <w:szCs w:val="28"/>
+              </w:rPr>
+            </w:pPr>
+            <w:r>
+              <w:rPr>
+                <w:rFonts w:ascii="Times New Roman" w:hAnsi="Times New Roman" w:cs="Times New Roman"/>
+                <w:sz w:val="28"/>
+                <w:szCs w:val="28"/>
+              </w:rPr>
+              <w:t xml:space="preserve">быстрый рост </w:t>
+            </w:r>
+            <w:proofErr w:type="spellStart"/>
+            <w:r>
+              <w:rPr>
+                <w:rFonts w:ascii="Times New Roman" w:hAnsi="Times New Roman" w:cs="Times New Roman"/>
+                <w:i/>
+                <w:iCs/>
+                <w:sz w:val="28"/>
+                <w:szCs w:val="28"/>
+              </w:rPr>
+              <w:t>Rct</w:t>
+            </w:r>
+            <w:proofErr w:type="spellEnd"/>
+            <w:r>
+              <w:rPr>
+                <w:rFonts w:ascii="Times New Roman" w:hAnsi="Times New Roman" w:cs="Times New Roman"/>
+                <w:sz w:val="28"/>
+                <w:szCs w:val="28"/>
+              </w:rPr>
+              <w:t xml:space="preserve">, расширение полукруга </w:t>
+            </w:r>
+            <w:r>
+              <w:rPr>
+                <w:rFonts w:ascii="Times New Roman" w:hAnsi="Times New Roman" w:cs="Times New Roman"/>
+                <w:sz w:val="28"/>
+                <w:szCs w:val="28"/>
+              </w:rPr>
+              <w:t xml:space="preserve">графика </w:t>
+            </w:r>
+            <w:r>
+              <w:rPr>
+                <w:rFonts w:ascii="Times New Roman" w:hAnsi="Times New Roman" w:cs="Times New Roman"/>
+                <w:sz w:val="28"/>
+                <w:szCs w:val="28"/>
+              </w:rPr>
+              <w:t>Найквиста, усиление низкочастотного хвоста</w:t>
+            </w:r>
+          </w:p>
+        </w:tc>
+        <w:tc>
+          <w:tcPr>
+            <w:tcW w:w="2407" w:type="dxa"/>
+          </w:tcPr>
+          <w:p>
+            <w:pPr>
+              <w:spacing w:line="360" w:lineRule="auto"/>
+              <w:jc w:val="both"/>
+              <w:rPr>
+                <w:rFonts w:ascii="Times New Roman" w:hAnsi="Times New Roman" w:cs="Times New Roman"/>
+                <w:sz w:val="28"/>
+                <w:szCs w:val="28"/>
+              </w:rPr>
+            </w:pPr>
+            <w:r>
+              <w:rPr>
+                <w:rFonts w:ascii="Times New Roman" w:hAnsi="Times New Roman" w:cs="Times New Roman"/>
+                <w:sz w:val="28"/>
+                <w:szCs w:val="28"/>
+              </w:rPr>
+              <w:t>высокий SOC, высокая температура, высокое верхнее напряжение</w:t>
+            </w:r>
+          </w:p>
+        </w:tc>
+      </w:tr>
+      <w:tr>
+        <w:tc>
+          <w:tcPr>
+            <w:tcW w:w="2406" w:type="dxa"/>
+          </w:tcPr>
+          <w:p>
+            <w:pPr>
+              <w:spacing w:line="360" w:lineRule="auto"/>
+              <w:jc w:val="both"/>
+              <w:rPr>
+                <w:rFonts w:ascii="Times New Roman" w:hAnsi="Times New Roman" w:cs="Times New Roman"/>
+                <w:sz w:val="28"/>
+                <w:szCs w:val="28"/>
+              </w:rPr>
+            </w:pPr>
+            <w:r>
+              <w:rPr>
+                <w:rFonts w:ascii="Times New Roman" w:hAnsi="Times New Roman" w:cs="Times New Roman"/>
+                <w:sz w:val="28"/>
+                <w:szCs w:val="28"/>
+              </w:rPr>
+              <w:t>LFP</w:t>
+            </w:r>
+          </w:p>
+        </w:tc>
+        <w:tc>
+          <w:tcPr>
+            <w:tcW w:w="2407" w:type="dxa"/>
+          </w:tcPr>
+          <w:p>
+            <w:pPr>
+              <w:spacing w:line="360" w:lineRule="auto"/>
+              <w:jc w:val="both"/>
+              <w:rPr>
+                <w:rFonts w:ascii="Times New Roman" w:hAnsi="Times New Roman" w:cs="Times New Roman"/>
+                <w:sz w:val="28"/>
+                <w:szCs w:val="28"/>
+              </w:rPr>
+            </w:pPr>
+            <w:r>
+              <w:rPr>
+                <w:rFonts w:ascii="Times New Roman" w:hAnsi="Times New Roman" w:cs="Times New Roman"/>
+                <w:sz w:val="28"/>
+                <w:szCs w:val="28"/>
+              </w:rPr>
+              <w:t xml:space="preserve">потеря </w:t>
+            </w:r>
+            <w:proofErr w:type="spellStart"/>
+            <w:r>
+              <w:rPr>
+                <w:rFonts w:ascii="Times New Roman" w:hAnsi="Times New Roman" w:cs="Times New Roman"/>
+                <w:sz w:val="28"/>
+                <w:szCs w:val="28"/>
+              </w:rPr>
+              <w:t>циклируемого</w:t>
+            </w:r>
+            <w:proofErr w:type="spellEnd"/>
+            <w:r>
+              <w:rPr>
+                <w:rFonts w:ascii="Times New Roman" w:hAnsi="Times New Roman" w:cs="Times New Roman"/>
+                <w:sz w:val="28"/>
+                <w:szCs w:val="28"/>
+              </w:rPr>
+              <w:t xml:space="preserve"> лития, снижение активной площади, рост межфазного сопротивления анода, диффузионные ограничения</w:t>
+            </w:r>
+          </w:p>
+        </w:tc>
+        <w:tc>
+          <w:tcPr>
+            <w:tcW w:w="2407" w:type="dxa"/>
+          </w:tcPr>
+          <w:p>
+            <w:pPr>
+              <w:spacing w:line="360" w:lineRule="auto"/>
+              <w:jc w:val="both"/>
+              <w:rPr>
+                <w:rFonts w:ascii="Times New Roman" w:hAnsi="Times New Roman" w:cs="Times New Roman"/>
+                <w:sz w:val="28"/>
+                <w:szCs w:val="28"/>
+              </w:rPr>
+            </w:pPr>
+            <w:r>
+              <w:rPr>
+                <w:rFonts w:ascii="Times New Roman" w:hAnsi="Times New Roman" w:cs="Times New Roman"/>
+                <w:sz w:val="28"/>
+                <w:szCs w:val="28"/>
+              </w:rPr>
+              <w:t>умеренный рост</w:t>
+            </w:r>
+            <w:r>
+              <w:rPr>
+                <w:rFonts w:ascii="Times New Roman" w:hAnsi="Times New Roman" w:cs="Times New Roman"/>
+                <w:sz w:val="28"/>
+                <w:szCs w:val="28"/>
+              </w:rPr>
+              <w:t xml:space="preserve"> </w:t>
+            </w:r>
+            <w:proofErr w:type="spellStart"/>
+            <w:r>
+              <w:rPr>
+                <w:rFonts w:ascii="Times New Roman" w:hAnsi="Times New Roman" w:cs="Times New Roman"/>
+                <w:i/>
+                <w:iCs/>
+                <w:sz w:val="28"/>
+                <w:szCs w:val="28"/>
+                <w:lang w:val="en-US"/>
+              </w:rPr>
+              <w:t>R</w:t>
+            </w:r>
+            <w:r>
+              <w:rPr>
+                <w:rFonts w:ascii="Times New Roman" w:hAnsi="Times New Roman" w:cs="Times New Roman"/>
+                <w:i/>
+                <w:iCs/>
+                <w:sz w:val="28"/>
+                <w:szCs w:val="28"/>
+                <w:vertAlign w:val="subscript"/>
+                <w:lang w:val="en-US"/>
+              </w:rPr>
+              <w:t>ct</w:t>
+            </w:r>
+            <w:proofErr w:type="spellEnd"/>
+            <w:r>
+              <w:rPr>
+                <w:rFonts w:ascii="Times New Roman" w:hAnsi="Times New Roman" w:cs="Times New Roman"/>
+                <w:sz w:val="28"/>
+                <w:szCs w:val="28"/>
+              </w:rPr>
+              <w:t xml:space="preserve">, </w:t>
+            </w:r>
+            <w:r>
+              <w:rPr>
+                <w:rFonts w:ascii="Times New Roman" w:hAnsi="Times New Roman" w:cs="Times New Roman"/>
+                <w:sz w:val="28"/>
+                <w:szCs w:val="28"/>
+              </w:rPr>
+              <w:t>выраженная диффузионная область</w:t>
+            </w:r>
+          </w:p>
+        </w:tc>
+        <w:tc>
+          <w:tcPr>
+            <w:tcW w:w="2407" w:type="dxa"/>
+          </w:tcPr>
+          <w:p>
+            <w:pPr>
+              <w:spacing w:line="360" w:lineRule="auto"/>
+              <w:jc w:val="both"/>
+              <w:rPr>
+                <w:rFonts w:ascii="Times New Roman" w:hAnsi="Times New Roman" w:cs="Times New Roman"/>
+                <w:sz w:val="28"/>
+                <w:szCs w:val="28"/>
+              </w:rPr>
+            </w:pPr>
+            <w:r>
+              <w:rPr>
+                <w:rFonts w:ascii="Times New Roman" w:hAnsi="Times New Roman" w:cs="Times New Roman"/>
+                <w:sz w:val="28"/>
+                <w:szCs w:val="28"/>
+              </w:rPr>
+              <w:t>низкие температуры, длительное хранение при высоком SOC, высокий ток</w:t>
+            </w:r>
+          </w:p>
+        </w:tc>
+      </w:tr>
+      <w:tr>
+        <w:tc>
+          <w:tcPr>
+            <w:tcW w:w="2406" w:type="dxa"/>
+          </w:tcPr>
+          <w:p>
+            <w:pPr>
+              <w:spacing w:line="360" w:lineRule="auto"/>
+              <w:jc w:val="both"/>
+              <w:rPr>
+                <w:rFonts w:ascii="Times New Roman" w:hAnsi="Times New Roman" w:cs="Times New Roman"/>
+                <w:sz w:val="28"/>
+                <w:szCs w:val="28"/>
+              </w:rPr>
+            </w:pPr>
+            <w:r>
+              <w:rPr>
+                <w:rFonts w:ascii="Times New Roman" w:hAnsi="Times New Roman" w:cs="Times New Roman"/>
+                <w:sz w:val="28"/>
+                <w:szCs w:val="28"/>
+              </w:rPr>
+              <w:t>LTO</w:t>
+            </w:r>
+          </w:p>
+        </w:tc>
+        <w:tc>
+          <w:tcPr>
+            <w:tcW w:w="2407" w:type="dxa"/>
+          </w:tcPr>
+          <w:p>
+            <w:pPr>
+              <w:spacing w:line="360" w:lineRule="auto"/>
+              <w:jc w:val="both"/>
+              <w:rPr>
+                <w:rFonts w:ascii="Times New Roman" w:hAnsi="Times New Roman" w:cs="Times New Roman"/>
+                <w:sz w:val="28"/>
+                <w:szCs w:val="28"/>
+              </w:rPr>
+            </w:pPr>
+            <w:r>
+              <w:rPr>
+                <w:rFonts w:ascii="Times New Roman" w:hAnsi="Times New Roman" w:cs="Times New Roman"/>
+                <w:sz w:val="28"/>
+                <w:szCs w:val="28"/>
+              </w:rPr>
+              <w:t xml:space="preserve">межфазное сопротивление, </w:t>
+            </w:r>
+            <w:r>
+              <w:rPr>
+                <w:rFonts w:ascii="Times New Roman" w:hAnsi="Times New Roman" w:cs="Times New Roman"/>
+                <w:sz w:val="28"/>
+                <w:szCs w:val="28"/>
+              </w:rPr>
+              <w:lastRenderedPageBreak/>
+              <w:t>газообразование, катодная деградация, температурно</w:t>
+            </w:r>
+            <w:r>
+              <w:rPr>
+                <w:rFonts w:ascii="Times New Roman" w:hAnsi="Times New Roman" w:cs="Times New Roman"/>
+                <w:sz w:val="28"/>
+                <w:szCs w:val="28"/>
+              </w:rPr>
+              <w:t>-</w:t>
+            </w:r>
+            <w:r>
+              <w:rPr>
+                <w:rFonts w:ascii="Times New Roman" w:hAnsi="Times New Roman" w:cs="Times New Roman"/>
+                <w:sz w:val="28"/>
+                <w:szCs w:val="28"/>
+              </w:rPr>
+              <w:t>ускоренное старение</w:t>
+            </w:r>
+          </w:p>
+        </w:tc>
+        <w:tc>
+          <w:tcPr>
+            <w:tcW w:w="2407" w:type="dxa"/>
+          </w:tcPr>
+          <w:p>
+            <w:pPr>
+              <w:spacing w:line="360" w:lineRule="auto"/>
+              <w:jc w:val="both"/>
+              <w:rPr>
+                <w:rFonts w:ascii="Times New Roman" w:hAnsi="Times New Roman" w:cs="Times New Roman"/>
+                <w:sz w:val="28"/>
+                <w:szCs w:val="28"/>
+              </w:rPr>
+            </w:pPr>
+            <w:r>
+              <w:rPr>
+                <w:rFonts w:ascii="Times New Roman" w:hAnsi="Times New Roman" w:cs="Times New Roman"/>
+                <w:sz w:val="28"/>
+                <w:szCs w:val="28"/>
+              </w:rPr>
+              <w:lastRenderedPageBreak/>
+              <w:t xml:space="preserve">медленный рост </w:t>
+            </w:r>
+            <w:proofErr w:type="spellStart"/>
+            <w:r>
+              <w:rPr>
+                <w:rFonts w:ascii="Times New Roman" w:hAnsi="Times New Roman" w:cs="Times New Roman"/>
+                <w:i/>
+                <w:iCs/>
+                <w:sz w:val="28"/>
+                <w:szCs w:val="28"/>
+              </w:rPr>
+              <w:t>Rct</w:t>
+            </w:r>
+            <w:proofErr w:type="spellEnd"/>
+            <w:r>
+              <w:rPr>
+                <w:rFonts w:ascii="Times New Roman" w:hAnsi="Times New Roman" w:cs="Times New Roman"/>
+                <w:sz w:val="28"/>
+                <w:szCs w:val="28"/>
+              </w:rPr>
+              <w:t xml:space="preserve">, слабый рост </w:t>
+            </w:r>
+            <w:r>
+              <w:rPr>
+                <w:rFonts w:ascii="Times New Roman" w:hAnsi="Times New Roman" w:cs="Times New Roman"/>
+                <w:sz w:val="28"/>
+                <w:szCs w:val="28"/>
+              </w:rPr>
+              <w:lastRenderedPageBreak/>
+              <w:t>общего импеданса на ранней стадии</w:t>
+            </w:r>
+          </w:p>
+        </w:tc>
+        <w:tc>
+          <w:tcPr>
+            <w:tcW w:w="2407" w:type="dxa"/>
+          </w:tcPr>
+          <w:p>
+            <w:pPr>
+              <w:spacing w:line="360" w:lineRule="auto"/>
+              <w:jc w:val="both"/>
+              <w:rPr>
+                <w:rFonts w:ascii="Times New Roman" w:hAnsi="Times New Roman" w:cs="Times New Roman"/>
+                <w:sz w:val="28"/>
+                <w:szCs w:val="28"/>
+                <w:highlight w:val="yellow"/>
+              </w:rPr>
+            </w:pPr>
+            <w:r>
+              <w:rPr>
+                <w:rFonts w:ascii="Times New Roman" w:hAnsi="Times New Roman" w:cs="Times New Roman"/>
+                <w:sz w:val="28"/>
+                <w:szCs w:val="28"/>
+                <w:highlight w:val="yellow"/>
+              </w:rPr>
+              <w:lastRenderedPageBreak/>
+              <w:t xml:space="preserve">высокие температуры, </w:t>
+            </w:r>
+            <w:r>
+              <w:rPr>
+                <w:rFonts w:ascii="Times New Roman" w:hAnsi="Times New Roman" w:cs="Times New Roman"/>
+                <w:sz w:val="28"/>
+                <w:szCs w:val="28"/>
+                <w:highlight w:val="yellow"/>
+              </w:rPr>
+              <w:lastRenderedPageBreak/>
+              <w:t xml:space="preserve">неблагоприятное SOC-окно, экстремальный </w:t>
+            </w:r>
+            <w:proofErr w:type="spellStart"/>
+            <w:r>
+              <w:rPr>
+                <w:rFonts w:ascii="Times New Roman" w:hAnsi="Times New Roman" w:cs="Times New Roman"/>
+                <w:sz w:val="28"/>
+                <w:szCs w:val="28"/>
+                <w:highlight w:val="yellow"/>
+              </w:rPr>
+              <w:t>power</w:t>
+            </w:r>
+            <w:proofErr w:type="spellEnd"/>
+            <w:r>
+              <w:rPr>
+                <w:rFonts w:ascii="Times New Roman" w:hAnsi="Times New Roman" w:cs="Times New Roman"/>
+                <w:sz w:val="28"/>
+                <w:szCs w:val="28"/>
+                <w:highlight w:val="yellow"/>
+              </w:rPr>
+              <w:t xml:space="preserve"> </w:t>
+            </w:r>
+            <w:proofErr w:type="spellStart"/>
+            <w:r>
+              <w:rPr>
+                <w:rFonts w:ascii="Times New Roman" w:hAnsi="Times New Roman" w:cs="Times New Roman"/>
+                <w:sz w:val="28"/>
+                <w:szCs w:val="28"/>
+                <w:highlight w:val="yellow"/>
+              </w:rPr>
+              <w:t>cycling</w:t>
+            </w:r>
+            <w:proofErr w:type="spellEnd"/>
+          </w:p>
+        </w:tc>
+      </w:tr>
+      <w:tr>
+        <w:tc>
+          <w:tcPr>
+            <w:tcW w:w="2406" w:type="dxa"/>
+          </w:tcPr>
+          <w:p>
+            <w:pPr>
+              <w:spacing w:line="360" w:lineRule="auto"/>
+              <w:jc w:val="both"/>
+              <w:rPr>
+                <w:rFonts w:ascii="Times New Roman" w:hAnsi="Times New Roman" w:cs="Times New Roman"/>
+                <w:sz w:val="28"/>
+                <w:szCs w:val="28"/>
+              </w:rPr>
+            </w:pPr>
+            <w:r>
+              <w:rPr>
+                <w:rFonts w:ascii="Times New Roman" w:hAnsi="Times New Roman" w:cs="Times New Roman"/>
+                <w:sz w:val="28"/>
+                <w:szCs w:val="28"/>
+              </w:rPr>
+              <w:t>Na-</w:t>
+            </w:r>
+            <w:proofErr w:type="spellStart"/>
+            <w:r>
+              <w:rPr>
+                <w:rFonts w:ascii="Times New Roman" w:hAnsi="Times New Roman" w:cs="Times New Roman"/>
+                <w:sz w:val="28"/>
+                <w:szCs w:val="28"/>
+              </w:rPr>
+              <w:t>ion</w:t>
+            </w:r>
+            <w:proofErr w:type="spellEnd"/>
+          </w:p>
+        </w:tc>
+        <w:tc>
+          <w:tcPr>
+            <w:tcW w:w="2407" w:type="dxa"/>
+          </w:tcPr>
+          <w:p>
+            <w:pPr>
+              <w:spacing w:line="360" w:lineRule="auto"/>
+              <w:jc w:val="both"/>
+              <w:rPr>
+                <w:rFonts w:ascii="Times New Roman" w:hAnsi="Times New Roman" w:cs="Times New Roman"/>
+                <w:sz w:val="28"/>
+                <w:szCs w:val="28"/>
+              </w:rPr>
+            </w:pPr>
+            <w:r>
+              <w:rPr>
+                <w:rFonts w:ascii="Times New Roman" w:hAnsi="Times New Roman" w:cs="Times New Roman"/>
+                <w:sz w:val="28"/>
+                <w:szCs w:val="28"/>
+              </w:rPr>
+              <w:t>нестабильность интерфейса, структурные превращения катода, замедленный транспорт Na</w:t>
+            </w:r>
+            <w:r>
+              <w:rPr>
+                <w:rFonts w:ascii="Times New Roman" w:hAnsi="Times New Roman" w:cs="Times New Roman"/>
+                <w:sz w:val="28"/>
+                <w:szCs w:val="28"/>
+                <w:vertAlign w:val="superscript"/>
+              </w:rPr>
+              <w:t>+</w:t>
+            </w:r>
+            <w:r>
+              <w:rPr>
+                <w:rFonts w:ascii="Times New Roman" w:hAnsi="Times New Roman" w:cs="Times New Roman"/>
+                <w:sz w:val="28"/>
+                <w:szCs w:val="28"/>
+              </w:rPr>
+              <w:t>, рост поляризации</w:t>
+            </w:r>
+          </w:p>
+        </w:tc>
+        <w:tc>
+          <w:tcPr>
+            <w:tcW w:w="2407" w:type="dxa"/>
+          </w:tcPr>
+          <w:p>
+            <w:pPr>
+              <w:spacing w:line="360" w:lineRule="auto"/>
+              <w:jc w:val="both"/>
+              <w:rPr>
+                <w:rFonts w:ascii="Times New Roman" w:hAnsi="Times New Roman" w:cs="Times New Roman"/>
+                <w:sz w:val="28"/>
+                <w:szCs w:val="28"/>
+              </w:rPr>
+            </w:pPr>
+            <w:r>
+              <w:rPr>
+                <w:rFonts w:ascii="Times New Roman" w:hAnsi="Times New Roman" w:cs="Times New Roman"/>
+                <w:sz w:val="28"/>
+                <w:szCs w:val="28"/>
+              </w:rPr>
+              <w:t>высокий начальный</w:t>
+            </w:r>
+            <w:r>
+              <w:rPr>
+                <w:rFonts w:ascii="Times New Roman" w:hAnsi="Times New Roman" w:cs="Times New Roman"/>
+                <w:sz w:val="28"/>
+                <w:szCs w:val="28"/>
+              </w:rPr>
+              <w:t xml:space="preserve"> </w:t>
+            </w:r>
+            <w:proofErr w:type="spellStart"/>
+            <w:r>
+              <w:rPr>
+                <w:rFonts w:ascii="Times New Roman" w:hAnsi="Times New Roman" w:cs="Times New Roman"/>
+                <w:i/>
+                <w:iCs/>
+                <w:sz w:val="28"/>
+                <w:szCs w:val="28"/>
+                <w:lang w:val="en-US"/>
+              </w:rPr>
+              <w:t>R</w:t>
+            </w:r>
+            <w:r>
+              <w:rPr>
+                <w:rFonts w:ascii="Times New Roman" w:hAnsi="Times New Roman" w:cs="Times New Roman"/>
+                <w:i/>
+                <w:iCs/>
+                <w:sz w:val="28"/>
+                <w:szCs w:val="28"/>
+                <w:vertAlign w:val="subscript"/>
+                <w:lang w:val="en-US"/>
+              </w:rPr>
+              <w:t>ct</w:t>
+            </w:r>
+            <w:proofErr w:type="spellEnd"/>
+            <w:r>
+              <w:rPr>
+                <w:rFonts w:ascii="Times New Roman" w:hAnsi="Times New Roman" w:cs="Times New Roman"/>
+                <w:sz w:val="28"/>
+                <w:szCs w:val="28"/>
+              </w:rPr>
+              <w:t>,</w:t>
+            </w:r>
+            <w:r>
+              <w:rPr>
+                <w:rFonts w:ascii="Times New Roman" w:hAnsi="Times New Roman" w:cs="Times New Roman"/>
+                <w:sz w:val="28"/>
+                <w:szCs w:val="28"/>
+              </w:rPr>
+              <w:t xml:space="preserve"> </w:t>
+            </w:r>
+            <w:r>
+              <w:rPr>
+                <w:rFonts w:ascii="Times New Roman" w:hAnsi="Times New Roman" w:cs="Times New Roman"/>
+                <w:sz w:val="28"/>
+                <w:szCs w:val="28"/>
+                <w:highlight w:val="yellow"/>
+              </w:rPr>
+              <w:t>крупные полукруги</w:t>
+            </w:r>
+            <w:r>
+              <w:rPr>
+                <w:rFonts w:ascii="Times New Roman" w:hAnsi="Times New Roman" w:cs="Times New Roman"/>
+                <w:sz w:val="28"/>
+                <w:szCs w:val="28"/>
+              </w:rPr>
+              <w:t>, сильный рост импеданса при старении</w:t>
+            </w:r>
+          </w:p>
+        </w:tc>
+        <w:tc>
+          <w:tcPr>
+            <w:tcW w:w="2407" w:type="dxa"/>
+          </w:tcPr>
+          <w:p>
+            <w:pPr>
+              <w:spacing w:line="360" w:lineRule="auto"/>
+              <w:jc w:val="both"/>
+              <w:rPr>
+                <w:rFonts w:ascii="Times New Roman" w:hAnsi="Times New Roman" w:cs="Times New Roman"/>
+                <w:sz w:val="28"/>
+                <w:szCs w:val="28"/>
+              </w:rPr>
+            </w:pPr>
+            <w:r>
+              <w:rPr>
+                <w:rFonts w:ascii="Times New Roman" w:hAnsi="Times New Roman" w:cs="Times New Roman"/>
+                <w:sz w:val="28"/>
+                <w:szCs w:val="28"/>
+              </w:rPr>
+              <w:t>температурные возмущения, высокие токи, неоднородность материала</w:t>
+            </w:r>
+          </w:p>
+        </w:tc>
+      </w:tr>
+    </w:tbl>
+    <w:p>
+      <w:pPr>
+        <w:spacing w:line="360" w:lineRule="auto"/>
+        <w:ind w:firstLine="709"/>
+        <w:jc w:val="both"/>
+        <w:rPr>
+          <w:rFonts w:ascii="Times New Roman" w:hAnsi="Times New Roman" w:cs="Times New Roman"/>
+          <w:sz w:val="28"/>
+          <w:szCs w:val="28"/>
+          <w:lang w:val="en-US"/>
+        </w:rPr>
+      </w:pPr>
+    </w:p>
+    <w:p>
+      <w:pPr>
+        <w:spacing w:line="360" w:lineRule="auto"/>
+        <w:ind w:firstLine="709"/>
+        <w:jc w:val="both"/>
+        <w:rPr>
+          <w:rFonts w:ascii="Times New Roman" w:hAnsi="Times New Roman" w:cs="Times New Roman"/>
+          <w:sz w:val="28"/>
+          <w:szCs w:val="28"/>
+        </w:rPr>
+      </w:pPr>
+      <w:r>
+        <w:rPr>
+          <w:rFonts w:ascii="Times New Roman" w:hAnsi="Times New Roman" w:cs="Times New Roman"/>
+          <w:sz w:val="28"/>
+          <w:szCs w:val="28"/>
+        </w:rPr>
+        <w:t>Таблица фиксирует, что одинаковая наблюдаемая макровеличина</w:t>
+      </w:r>
+      <w:r>
+        <w:rPr>
+          <w:rFonts w:ascii="Times New Roman" w:hAnsi="Times New Roman" w:cs="Times New Roman"/>
+          <w:sz w:val="28"/>
+          <w:szCs w:val="28"/>
+        </w:rPr>
+        <w:t xml:space="preserve">, </w:t>
+      </w:r>
+      <w:r>
+        <w:rPr>
+          <w:rFonts w:ascii="Times New Roman" w:hAnsi="Times New Roman" w:cs="Times New Roman"/>
+          <w:sz w:val="28"/>
+          <w:szCs w:val="28"/>
+        </w:rPr>
+        <w:t>например рост сопротивления переноса заряда</w:t>
+      </w:r>
+      <w:r>
+        <w:rPr>
+          <w:rFonts w:ascii="Times New Roman" w:hAnsi="Times New Roman" w:cs="Times New Roman"/>
+          <w:sz w:val="28"/>
+          <w:szCs w:val="28"/>
+        </w:rPr>
+        <w:t xml:space="preserve">, </w:t>
+      </w:r>
+      <w:r>
+        <w:rPr>
+          <w:rFonts w:ascii="Times New Roman" w:hAnsi="Times New Roman" w:cs="Times New Roman"/>
+          <w:sz w:val="28"/>
+          <w:szCs w:val="28"/>
+        </w:rPr>
+        <w:t xml:space="preserve">может иметь </w:t>
+      </w:r>
+      <w:r>
+        <w:rPr>
+          <w:rFonts w:ascii="Times New Roman" w:hAnsi="Times New Roman" w:cs="Times New Roman"/>
+          <w:sz w:val="28"/>
+          <w:szCs w:val="28"/>
+          <w:highlight w:val="yellow"/>
+        </w:rPr>
+        <w:t>различную причинную природу</w:t>
+      </w:r>
+      <w:r>
+        <w:rPr>
+          <w:rFonts w:ascii="Times New Roman" w:hAnsi="Times New Roman" w:cs="Times New Roman"/>
+          <w:sz w:val="28"/>
+          <w:szCs w:val="28"/>
+        </w:rPr>
+        <w:t>. Следовательно, в дальнейших разделах диссертации параметрическая идентификация должна сопровождаться химически-специфичной интерпретацией спектра.</w:t>
+      </w:r>
+    </w:p>
+    <w:p>
+      <w:pPr>
+        <w:spacing w:line="360" w:lineRule="auto"/>
+        <w:ind w:firstLine="709"/>
+        <w:jc w:val="both"/>
+        <w:rPr>
+          <w:rFonts w:ascii="Times New Roman" w:hAnsi="Times New Roman" w:cs="Times New Roman"/>
+          <w:sz w:val="28"/>
+          <w:szCs w:val="28"/>
+        </w:rPr>
+      </w:pPr>
+      <w:r>
+        <w:rPr>
+          <w:rFonts w:ascii="Times New Roman" w:hAnsi="Times New Roman" w:cs="Times New Roman"/>
+          <w:sz w:val="28"/>
+          <w:szCs w:val="28"/>
+        </w:rPr>
+        <w:t>Механистические различия между химическими системами удобно представить не только в словесной, но и в сравнительно аналитической форме.</w:t>
+      </w:r>
+    </w:p>
+    <w:p>
+      <w:pPr>
+        <w:spacing w:line="360" w:lineRule="auto"/>
+        <w:ind w:firstLine="709"/>
+        <w:jc w:val="both"/>
+        <w:rPr>
+          <w:rFonts w:ascii="Times New Roman" w:hAnsi="Times New Roman" w:cs="Times New Roman"/>
+          <w:sz w:val="28"/>
+          <w:szCs w:val="28"/>
+        </w:rPr>
+      </w:pPr>
+      <w:r>
+        <w:rPr>
+          <w:rFonts w:ascii="Times New Roman" w:hAnsi="Times New Roman" w:cs="Times New Roman"/>
+          <w:sz w:val="28"/>
+          <w:szCs w:val="28"/>
+        </w:rPr>
+        <w:t xml:space="preserve">Результаты </w:t>
+      </w:r>
+      <w:r>
+        <w:rPr>
+          <w:rFonts w:ascii="Times New Roman" w:hAnsi="Times New Roman" w:cs="Times New Roman"/>
+          <w:sz w:val="28"/>
+          <w:szCs w:val="28"/>
+          <w:highlight w:val="yellow"/>
+        </w:rPr>
+        <w:t>опытной серии</w:t>
+      </w:r>
+      <w:r>
+        <w:rPr>
+          <w:rFonts w:ascii="Times New Roman" w:hAnsi="Times New Roman" w:cs="Times New Roman"/>
+          <w:sz w:val="28"/>
+          <w:szCs w:val="28"/>
+        </w:rPr>
+        <w:t xml:space="preserve"> показывают, что каждая химическая система обладает собственным профилем доминирующих </w:t>
+      </w:r>
+      <w:proofErr w:type="spellStart"/>
+      <w:r>
+        <w:rPr>
+          <w:rFonts w:ascii="Times New Roman" w:hAnsi="Times New Roman" w:cs="Times New Roman"/>
+          <w:sz w:val="28"/>
+          <w:szCs w:val="28"/>
+        </w:rPr>
+        <w:t>деградационных</w:t>
+      </w:r>
+      <w:proofErr w:type="spellEnd"/>
+      <w:r>
+        <w:rPr>
+          <w:rFonts w:ascii="Times New Roman" w:hAnsi="Times New Roman" w:cs="Times New Roman"/>
+          <w:sz w:val="28"/>
+          <w:szCs w:val="28"/>
+        </w:rPr>
+        <w:t xml:space="preserve"> механизмов. Это означает, что универсальная диагностика возможна только при сохранении единого математического ядра и одновременном введении химически-специфичных коэффициентов интерпретации.</w:t>
+      </w:r>
+    </w:p>
+    <w:p>
+      <w:pPr>
+        <w:spacing w:line="360" w:lineRule="auto"/>
+        <w:ind w:firstLine="709"/>
+        <w:jc w:val="both"/>
+        <w:rPr>
+          <w:rFonts w:ascii="Times New Roman" w:hAnsi="Times New Roman" w:cs="Times New Roman"/>
+          <w:sz w:val="28"/>
+          <w:szCs w:val="28"/>
+        </w:rPr>
+      </w:pPr>
+      <w:r>
+        <w:rPr>
+          <w:noProof/>
+        </w:rPr>
+        <w:lastRenderedPageBreak/>
+        <w:drawing>
+          <wp:inline distT="0" distB="0" distL="0" distR="0" wp14:anchorId="37E798C6" wp14:editId="3197B26A">
+            <wp:extent cx="6119495" cy="3190240"/>
+            <wp:effectExtent l="0" t="0" r="0" b="0"/>
+            <wp:docPr id="167936353" name="Рисунок 1"/>
+            <wp:cNvGraphicFramePr>
+              <a:graphicFrameLocks xmlns:a="http://schemas.openxmlformats.org/drawingml/2006/main" noChangeAspect="1"/>
+            </wp:cNvGraphicFramePr>
+            <a:graphic xmlns:a="http://schemas.openxmlformats.org/drawingml/2006/main">
+              <a:graphicData uri="http://schemas.openxmlformats.org/drawingml/2006/picture">
+                <pic:pic xmlns:pic="http://schemas.openxmlformats.org/drawingml/2006/picture">
+                  <pic:nvPicPr>
+                    <pic:cNvPr id="0" name="Picture 33"/>
+                    <pic:cNvPicPr>
+                      <a:picLocks noChangeAspect="1" noChangeArrowheads="1"/>
+                    </pic:cNvPicPr>
+                  </pic:nvPicPr>
+                  <pic:blipFill>
+                    <a:blip r:embed="rId41" cstate="print">
+                      <a:extLst>
+                        <a:ext uri="{28A0092B-C50C-407E-A947-70E740481C1C}">
+                          <a14:useLocalDpi xmlns:a14="http://schemas.microsoft.com/office/drawing/2010/main" val="0"/>
+                        </a:ext>
+                      </a:extLst>
+                    </a:blip>
+                    <a:srcRect/>
+                    <a:stretch>
+                      <a:fillRect/>
+                    </a:stretch>
+                  </pic:blipFill>
+                  <pic:spPr bwMode="auto">
+                    <a:xfrm>
+                      <a:off x="0" y="0"/>
+                      <a:ext cx="6119495" cy="3190240"/>
+                    </a:xfrm>
+                    <a:prstGeom prst="rect">
+                      <a:avLst/>
+                    </a:prstGeom>
+                    <a:noFill/>
+                    <a:ln>
+                      <a:noFill/>
+                    </a:ln>
+                  </pic:spPr>
+                </pic:pic>
+              </a:graphicData>
+            </a:graphic>
+          </wp:inline>
+        </w:drawing>
+      </w:r>
+    </w:p>
+    <w:p>
+      <w:pPr>
+        <w:spacing w:line="360" w:lineRule="auto"/>
+        <w:ind w:firstLine="709"/>
+        <w:jc w:val="both"/>
+        <w:rPr>
+          <w:rFonts w:ascii="Times New Roman" w:hAnsi="Times New Roman" w:cs="Times New Roman"/>
+          <w:sz w:val="28"/>
+          <w:szCs w:val="28"/>
+        </w:rPr>
+      </w:pPr>
+      <w:r>
+        <w:rPr>
+          <w:rFonts w:ascii="Times New Roman" w:hAnsi="Times New Roman" w:cs="Times New Roman"/>
+          <w:sz w:val="28"/>
+          <w:szCs w:val="28"/>
+        </w:rPr>
+        <w:t xml:space="preserve">Рисунок 1.4 — Доминирующие механизмы деградации по результатам </w:t>
+      </w:r>
+      <w:r>
+        <w:rPr>
+          <w:rFonts w:ascii="Times New Roman" w:hAnsi="Times New Roman" w:cs="Times New Roman"/>
+          <w:sz w:val="28"/>
+          <w:szCs w:val="28"/>
+          <w:highlight w:val="yellow"/>
+        </w:rPr>
+        <w:t>опытной серии</w:t>
+      </w:r>
+    </w:p>
+    <w:p>
+      <w:pPr>
+        <w:spacing w:line="360" w:lineRule="auto"/>
+        <w:ind w:firstLine="709"/>
+        <w:jc w:val="both"/>
+        <w:rPr>
+          <w:rFonts w:ascii="Times New Roman" w:hAnsi="Times New Roman" w:cs="Times New Roman"/>
+          <w:sz w:val="28"/>
+          <w:szCs w:val="28"/>
+        </w:rPr>
+      </w:pPr>
+    </w:p>
+    <w:p>
+      <w:pPr>
+        <w:spacing w:line="360" w:lineRule="auto"/>
+        <w:ind w:firstLine="709"/>
+        <w:jc w:val="both"/>
+        <w:rPr>
+          <w:rFonts w:ascii="Times New Roman" w:hAnsi="Times New Roman" w:cs="Times New Roman"/>
+          <w:sz w:val="28"/>
+          <w:szCs w:val="28"/>
+        </w:rPr>
+      </w:pPr>
+      <w:r>
+        <w:rPr>
+          <w:rFonts w:ascii="Times New Roman" w:hAnsi="Times New Roman" w:cs="Times New Roman"/>
+          <w:sz w:val="28"/>
+          <w:szCs w:val="28"/>
+        </w:rPr>
+        <w:t>На рисунке представлена сравнительная карта основных механизмов старения для NMC, LFP, LTO и Na-</w:t>
+      </w:r>
+      <w:proofErr w:type="spellStart"/>
+      <w:r>
+        <w:rPr>
+          <w:rFonts w:ascii="Times New Roman" w:hAnsi="Times New Roman" w:cs="Times New Roman"/>
+          <w:sz w:val="28"/>
+          <w:szCs w:val="28"/>
+        </w:rPr>
+        <w:t>ion</w:t>
+      </w:r>
+      <w:proofErr w:type="spellEnd"/>
+      <w:r>
+        <w:rPr>
+          <w:rFonts w:ascii="Times New Roman" w:hAnsi="Times New Roman" w:cs="Times New Roman"/>
+          <w:sz w:val="28"/>
+          <w:szCs w:val="28"/>
+        </w:rPr>
+        <w:t xml:space="preserve"> систем. Числовые индексы отражают относительный вклад межфазного роста, потери </w:t>
+      </w:r>
+      <w:proofErr w:type="spellStart"/>
+      <w:r>
+        <w:rPr>
+          <w:rFonts w:ascii="Times New Roman" w:hAnsi="Times New Roman" w:cs="Times New Roman"/>
+          <w:sz w:val="28"/>
+          <w:szCs w:val="28"/>
+        </w:rPr>
+        <w:t>циклируемого</w:t>
+      </w:r>
+      <w:proofErr w:type="spellEnd"/>
+      <w:r>
+        <w:rPr>
+          <w:rFonts w:ascii="Times New Roman" w:hAnsi="Times New Roman" w:cs="Times New Roman"/>
+          <w:sz w:val="28"/>
+          <w:szCs w:val="28"/>
+        </w:rPr>
+        <w:t xml:space="preserve"> лития или натрия, структурной деградации, роста </w:t>
+      </w:r>
+      <w:proofErr w:type="spellStart"/>
+      <w:r>
+        <w:rPr>
+          <w:rFonts w:ascii="Times New Roman" w:hAnsi="Times New Roman" w:cs="Times New Roman"/>
+          <w:sz w:val="28"/>
+          <w:szCs w:val="28"/>
+        </w:rPr>
+        <w:t>зарядопереносного</w:t>
+      </w:r>
+      <w:proofErr w:type="spellEnd"/>
+      <w:r>
+        <w:rPr>
+          <w:rFonts w:ascii="Times New Roman" w:hAnsi="Times New Roman" w:cs="Times New Roman"/>
+          <w:sz w:val="28"/>
+          <w:szCs w:val="28"/>
+        </w:rPr>
+        <w:t xml:space="preserve"> сопротивления и диффузионных ограничений в суммарную </w:t>
+      </w:r>
+      <w:proofErr w:type="spellStart"/>
+      <w:r>
+        <w:rPr>
+          <w:rFonts w:ascii="Times New Roman" w:hAnsi="Times New Roman" w:cs="Times New Roman"/>
+          <w:sz w:val="28"/>
+          <w:szCs w:val="28"/>
+        </w:rPr>
+        <w:t>деградационную</w:t>
+      </w:r>
+      <w:proofErr w:type="spellEnd"/>
+      <w:r>
+        <w:rPr>
+          <w:rFonts w:ascii="Times New Roman" w:hAnsi="Times New Roman" w:cs="Times New Roman"/>
+          <w:sz w:val="28"/>
+          <w:szCs w:val="28"/>
+        </w:rPr>
+        <w:t xml:space="preserve"> картину исследуемых батарей.</w:t>
+      </w:r>
+    </w:p>
+    <w:p>
+      <w:pPr>
+        <w:spacing w:line="360" w:lineRule="auto"/>
+        <w:ind w:firstLine="709"/>
+        <w:jc w:val="both"/>
+        <w:rPr>
+          <w:rFonts w:ascii="Times New Roman" w:hAnsi="Times New Roman" w:cs="Times New Roman"/>
+          <w:sz w:val="28"/>
+          <w:szCs w:val="28"/>
+        </w:rPr>
+      </w:pPr>
+      <w:r>
+        <w:rPr>
+          <w:rFonts w:ascii="Times New Roman" w:hAnsi="Times New Roman" w:cs="Times New Roman"/>
+          <w:sz w:val="28"/>
+          <w:szCs w:val="28"/>
+        </w:rPr>
+        <w:t xml:space="preserve">Из рисунка следует, что для NMC наиболее существенны структурная деградация и рост межфазных сопротивлений, для LFP — </w:t>
+      </w:r>
+      <w:proofErr w:type="spellStart"/>
+      <w:r>
+        <w:rPr>
+          <w:rFonts w:ascii="Times New Roman" w:hAnsi="Times New Roman" w:cs="Times New Roman"/>
+          <w:sz w:val="28"/>
+          <w:szCs w:val="28"/>
+        </w:rPr>
+        <w:t>зарядопереносная</w:t>
+      </w:r>
+      <w:proofErr w:type="spellEnd"/>
+      <w:r>
+        <w:rPr>
+          <w:rFonts w:ascii="Times New Roman" w:hAnsi="Times New Roman" w:cs="Times New Roman"/>
+          <w:sz w:val="28"/>
+          <w:szCs w:val="28"/>
+        </w:rPr>
+        <w:t xml:space="preserve"> и диффузионная составляющие, для LTO вклад механизмов распределён более мягко и равномерно, а для Na-</w:t>
+      </w:r>
+      <w:proofErr w:type="spellStart"/>
+      <w:r>
+        <w:rPr>
+          <w:rFonts w:ascii="Times New Roman" w:hAnsi="Times New Roman" w:cs="Times New Roman"/>
+          <w:sz w:val="28"/>
+          <w:szCs w:val="28"/>
+        </w:rPr>
+        <w:t>ion</w:t>
+      </w:r>
+      <w:proofErr w:type="spellEnd"/>
+      <w:r>
+        <w:rPr>
+          <w:rFonts w:ascii="Times New Roman" w:hAnsi="Times New Roman" w:cs="Times New Roman"/>
+          <w:sz w:val="28"/>
+          <w:szCs w:val="28"/>
+        </w:rPr>
+        <w:t xml:space="preserve"> наиболее резко проявляются </w:t>
+      </w:r>
+      <w:proofErr w:type="spellStart"/>
+      <w:r>
+        <w:rPr>
+          <w:rFonts w:ascii="Times New Roman" w:hAnsi="Times New Roman" w:cs="Times New Roman"/>
+          <w:sz w:val="28"/>
+          <w:szCs w:val="28"/>
+        </w:rPr>
+        <w:t>зарядопереносные</w:t>
+      </w:r>
+      <w:proofErr w:type="spellEnd"/>
+      <w:r>
+        <w:rPr>
+          <w:rFonts w:ascii="Times New Roman" w:hAnsi="Times New Roman" w:cs="Times New Roman"/>
+          <w:sz w:val="28"/>
+          <w:szCs w:val="28"/>
+        </w:rPr>
+        <w:t xml:space="preserve"> и диффузионные ограничения. Такая картина согласуется с современными обзорами по соответствующим химическим системам.</w:t>
+      </w:r>
+    </w:p>
+    <w:p>
+      <w:pPr>
+        <w:spacing w:line="360" w:lineRule="auto"/>
+        <w:ind w:firstLine="709"/>
+        <w:jc w:val="both"/>
+        <w:rPr>
+          <w:rFonts w:ascii="Times New Roman" w:hAnsi="Times New Roman" w:cs="Times New Roman"/>
+          <w:sz w:val="28"/>
+          <w:szCs w:val="28"/>
+          <w:lang w:val="en-US"/>
+        </w:rPr>
+      </w:pPr>
+      <w:r>
+        <w:rPr>
+          <w:rFonts w:ascii="Times New Roman" w:hAnsi="Times New Roman" w:cs="Times New Roman"/>
+          <w:sz w:val="28"/>
+          <w:szCs w:val="28"/>
+        </w:rPr>
+        <w:t xml:space="preserve">Научная ценность рисунка состоит в том, что он переводит механизм старения из качественного описания в сравнительную матрицу, пригодную для дальнейшей математической параметризации. Практическая ценность состоит в </w:t>
+      </w:r>
+      <w:r>
+        <w:rPr>
+          <w:rFonts w:ascii="Times New Roman" w:hAnsi="Times New Roman" w:cs="Times New Roman"/>
+          <w:sz w:val="28"/>
+          <w:szCs w:val="28"/>
+        </w:rPr>
+        <w:lastRenderedPageBreak/>
+        <w:t xml:space="preserve">возможности заранее определить, какой набор импедансных признаков должен быть приоритетным для конкретной химической системы: для NMC — ранний мониторинг </w:t>
+      </w:r>
+      <w:proofErr w:type="spellStart"/>
+      <w:r>
+        <w:rPr>
+          <w:rFonts w:ascii="Times New Roman" w:hAnsi="Times New Roman" w:cs="Times New Roman"/>
+          <w:i/>
+          <w:iCs/>
+          <w:sz w:val="28"/>
+          <w:szCs w:val="28"/>
+          <w:lang w:val="en-US"/>
+        </w:rPr>
+        <w:t>R</w:t>
+      </w:r>
+      <w:r>
+        <w:rPr>
+          <w:rFonts w:ascii="Times New Roman" w:hAnsi="Times New Roman" w:cs="Times New Roman"/>
+          <w:i/>
+          <w:iCs/>
+          <w:sz w:val="28"/>
+          <w:szCs w:val="28"/>
+          <w:vertAlign w:val="subscript"/>
+          <w:lang w:val="en-US"/>
+        </w:rPr>
+        <w:t>ct</w:t>
+      </w:r>
+      <w:proofErr w:type="spellEnd"/>
+      <w:r>
+        <w:rPr>
+          <w:rFonts w:ascii="Times New Roman" w:hAnsi="Times New Roman" w:cs="Times New Roman"/>
+          <w:sz w:val="28"/>
+          <w:szCs w:val="28"/>
+        </w:rPr>
+        <w:t xml:space="preserve"> </w:t>
+      </w:r>
+      <w:r>
+        <w:rPr>
+          <w:rFonts w:ascii="Times New Roman" w:hAnsi="Times New Roman" w:cs="Times New Roman"/>
+          <w:sz w:val="28"/>
+          <w:szCs w:val="28"/>
+        </w:rPr>
+        <w:t>структурно-индуцированной поляризации, для LFP — диффузионных изменений, для LTO — долгосрочного дрейфа межфазных параметров, для Na-</w:t>
+      </w:r>
+      <w:proofErr w:type="spellStart"/>
+      <w:r>
+        <w:rPr>
+          <w:rFonts w:ascii="Times New Roman" w:hAnsi="Times New Roman" w:cs="Times New Roman"/>
+          <w:sz w:val="28"/>
+          <w:szCs w:val="28"/>
+        </w:rPr>
+        <w:t>ion</w:t>
+      </w:r>
+      <w:proofErr w:type="spellEnd"/>
+      <w:r>
+        <w:rPr>
+          <w:rFonts w:ascii="Times New Roman" w:hAnsi="Times New Roman" w:cs="Times New Roman"/>
+          <w:sz w:val="28"/>
+          <w:szCs w:val="28"/>
+        </w:rPr>
+        <w:t xml:space="preserve"> — совокупной поляризационной динамики.</w:t>
+      </w:r>
+    </w:p>
+    <w:p>
+      <w:pPr>
+        <w:spacing w:line="360" w:lineRule="auto"/>
+        <w:ind w:firstLine="709"/>
+        <w:jc w:val="both"/>
+        <w:rPr>
+          <w:rFonts w:ascii="Times New Roman" w:hAnsi="Times New Roman" w:cs="Times New Roman"/>
+          <w:sz w:val="28"/>
+          <w:szCs w:val="28"/>
+          <w:lang w:val="en-US"/>
+        </w:rPr>
+      </w:pPr>
+      <w:r>
+        <w:rPr>
+          <w:rFonts w:ascii="Times New Roman" w:hAnsi="Times New Roman" w:cs="Times New Roman"/>
+          <w:sz w:val="28"/>
+          <w:szCs w:val="28"/>
+        </w:rPr>
+        <w:t>Следующее фундаментальное различие между системами проявляется в скорости потери ёмкости при циклическом старении.</w:t>
+      </w:r>
+    </w:p>
+    <w:p>
+      <w:pPr>
+        <w:spacing w:line="360" w:lineRule="auto"/>
+        <w:ind w:firstLine="709"/>
+        <w:jc w:val="both"/>
+        <w:rPr>
+          <w:rFonts w:ascii="Times New Roman" w:hAnsi="Times New Roman" w:cs="Times New Roman"/>
+          <w:sz w:val="28"/>
+          <w:szCs w:val="28"/>
+          <w:lang w:val="en-US"/>
+        </w:rPr>
+      </w:pPr>
+      <w:r>
+        <w:rPr>
+          <w:rFonts w:ascii="Times New Roman" w:hAnsi="Times New Roman" w:cs="Times New Roman"/>
+          <w:sz w:val="28"/>
+          <w:szCs w:val="28"/>
+        </w:rPr>
+        <w:t xml:space="preserve">Кривые деградации относительной ёмкости, полученные в опытной серии циклических испытаний, позволяют проследить различие не только в общем ресурсе батарей, но и в форме </w:t>
+      </w:r>
+      <w:proofErr w:type="spellStart"/>
+      <w:r>
+        <w:rPr>
+          <w:rFonts w:ascii="Times New Roman" w:hAnsi="Times New Roman" w:cs="Times New Roman"/>
+          <w:sz w:val="28"/>
+          <w:szCs w:val="28"/>
+        </w:rPr>
+        <w:t>деградационной</w:t>
+      </w:r>
+      <w:proofErr w:type="spellEnd"/>
+      <w:r>
+        <w:rPr>
+          <w:rFonts w:ascii="Times New Roman" w:hAnsi="Times New Roman" w:cs="Times New Roman"/>
+          <w:sz w:val="28"/>
+          <w:szCs w:val="28"/>
+        </w:rPr>
+        <w:t xml:space="preserve"> траектории. Именно форма траектории, а не только точка достижения 80% ёмкости, играет решающую роль при построении прогностической модели.</w:t>
+      </w:r>
+    </w:p>
+    <w:p>
+      <w:pPr>
+        <w:spacing w:line="360" w:lineRule="auto"/>
+        <w:ind w:firstLine="709"/>
+        <w:jc w:val="both"/>
+        <w:rPr>
+          <w:rFonts w:ascii="Times New Roman" w:hAnsi="Times New Roman" w:cs="Times New Roman"/>
+          <w:sz w:val="28"/>
+          <w:szCs w:val="28"/>
+          <w:lang w:val="en-US"/>
+        </w:rPr>
+      </w:pPr>
+    </w:p>
+    <w:p>
+      <w:pPr>
+        <w:spacing w:line="360" w:lineRule="auto"/>
+        <w:ind w:firstLine="709"/>
+        <w:jc w:val="both"/>
+        <w:rPr>
+          <w:rFonts w:ascii="Times New Roman" w:hAnsi="Times New Roman" w:cs="Times New Roman"/>
+          <w:sz w:val="28"/>
+          <w:szCs w:val="28"/>
+          <w:lang w:val="en-US"/>
+        </w:rPr>
+      </w:pPr>
+      <w:r>
+        <w:rPr>
+          <w:noProof/>
+        </w:rPr>
+        <w:drawing>
+          <wp:inline distT="0" distB="0" distL="0" distR="0" wp14:anchorId="761FE863" wp14:editId="078E888B">
+            <wp:extent cx="6119495" cy="3638550"/>
+            <wp:effectExtent l="0" t="0" r="0" b="0"/>
+            <wp:docPr id="1030811972" name="Рисунок 2"/>
+            <wp:cNvGraphicFramePr>
+              <a:graphicFrameLocks xmlns:a="http://schemas.openxmlformats.org/drawingml/2006/main" noChangeAspect="1"/>
+            </wp:cNvGraphicFramePr>
+            <a:graphic xmlns:a="http://schemas.openxmlformats.org/drawingml/2006/main">
+              <a:graphicData uri="http://schemas.openxmlformats.org/drawingml/2006/picture">
+                <pic:pic xmlns:pic="http://schemas.openxmlformats.org/drawingml/2006/picture">
+                  <pic:nvPicPr>
+                    <pic:cNvPr id="0" name="Picture 35"/>
+                    <pic:cNvPicPr>
+                      <a:picLocks noChangeAspect="1" noChangeArrowheads="1"/>
+                    </pic:cNvPicPr>
+                  </pic:nvPicPr>
+                  <pic:blipFill>
+                    <a:blip r:embed="rId42" cstate="print">
+                      <a:extLst>
+                        <a:ext uri="{28A0092B-C50C-407E-A947-70E740481C1C}">
+                          <a14:useLocalDpi xmlns:a14="http://schemas.microsoft.com/office/drawing/2010/main" val="0"/>
+                        </a:ext>
+                      </a:extLst>
+                    </a:blip>
+                    <a:srcRect/>
+                    <a:stretch>
+                      <a:fillRect/>
+                    </a:stretch>
+                  </pic:blipFill>
+                  <pic:spPr bwMode="auto">
+                    <a:xfrm>
+                      <a:off x="0" y="0"/>
+                      <a:ext cx="6119495" cy="3638550"/>
+                    </a:xfrm>
+                    <a:prstGeom prst="rect">
+                      <a:avLst/>
+                    </a:prstGeom>
+                    <a:noFill/>
+                    <a:ln>
+                      <a:noFill/>
+                    </a:ln>
+                  </pic:spPr>
+                </pic:pic>
+              </a:graphicData>
+            </a:graphic>
+          </wp:inline>
+        </w:drawing>
+      </w:r>
+    </w:p>
+    <w:p>
+      <w:pPr>
+        <w:spacing w:line="360" w:lineRule="auto"/>
+        <w:ind w:firstLine="709"/>
+        <w:jc w:val="both"/>
+        <w:rPr>
+          <w:rFonts w:ascii="Times New Roman" w:hAnsi="Times New Roman" w:cs="Times New Roman"/>
+          <w:sz w:val="28"/>
+          <w:szCs w:val="28"/>
+          <w:lang w:val="en-US"/>
+        </w:rPr>
+      </w:pPr>
+      <w:r>
+        <w:rPr>
+          <w:rFonts w:ascii="Times New Roman" w:hAnsi="Times New Roman" w:cs="Times New Roman"/>
+          <w:sz w:val="28"/>
+          <w:szCs w:val="28"/>
+        </w:rPr>
+        <w:t>Рисунок 1.5 — Деградация относительной ёмкости в опытной серии циклических испытаний</w:t>
+      </w:r>
+    </w:p>
+    <w:p>
+      <w:pPr>
+        <w:spacing w:line="360" w:lineRule="auto"/>
+        <w:ind w:firstLine="709"/>
+        <w:jc w:val="both"/>
+        <w:rPr>
+          <w:rFonts w:ascii="Times New Roman" w:hAnsi="Times New Roman" w:cs="Times New Roman"/>
+          <w:sz w:val="28"/>
+          <w:szCs w:val="28"/>
+          <w:lang w:val="en-US"/>
+        </w:rPr>
+      </w:pPr>
+    </w:p>
+    <w:p>
+      <w:pPr>
+        <w:spacing w:line="360" w:lineRule="auto"/>
+        <w:ind w:firstLine="709"/>
+        <w:jc w:val="both"/>
+        <w:rPr>
+          <w:rFonts w:ascii="Times New Roman" w:hAnsi="Times New Roman" w:cs="Times New Roman"/>
+          <w:sz w:val="28"/>
+          <w:szCs w:val="28"/>
+          <w:lang w:val="en-US"/>
+        </w:rPr>
+      </w:pPr>
+      <w:r>
+        <w:rPr>
+          <w:rFonts w:ascii="Times New Roman" w:hAnsi="Times New Roman" w:cs="Times New Roman"/>
+          <w:sz w:val="28"/>
+          <w:szCs w:val="28"/>
+        </w:rPr>
+        <w:lastRenderedPageBreak/>
+        <w:t>На рисунке представлены зависимости C/C</w:t>
+      </w:r>
+      <w:r>
+        <w:rPr>
+          <w:rFonts w:ascii="Times New Roman" w:hAnsi="Times New Roman" w:cs="Times New Roman"/>
+          <w:sz w:val="28"/>
+          <w:szCs w:val="28"/>
+          <w:vertAlign w:val="subscript"/>
+        </w:rPr>
+        <w:t>0</w:t>
+      </w:r>
+      <w:r>
+        <w:rPr>
+          <w:rFonts w:ascii="Times New Roman" w:hAnsi="Times New Roman" w:cs="Times New Roman"/>
+          <w:sz w:val="28"/>
+          <w:szCs w:val="28"/>
+        </w:rPr>
+        <w:t xml:space="preserve"> от числа циклов для NMC, LFP, LTO и Na-</w:t>
+      </w:r>
+      <w:proofErr w:type="spellStart"/>
+      <w:r>
+        <w:rPr>
+          <w:rFonts w:ascii="Times New Roman" w:hAnsi="Times New Roman" w:cs="Times New Roman"/>
+          <w:sz w:val="28"/>
+          <w:szCs w:val="28"/>
+        </w:rPr>
+        <w:t>ion</w:t>
+      </w:r>
+      <w:proofErr w:type="spellEnd"/>
+      <w:r>
+        <w:rPr>
+          <w:rFonts w:ascii="Times New Roman" w:hAnsi="Times New Roman" w:cs="Times New Roman"/>
+          <w:sz w:val="28"/>
+          <w:szCs w:val="28"/>
+        </w:rPr>
+        <w:t xml:space="preserve"> батарей. Горизонтальная линия соответствует принятому пороговому критерию конца ресурса по ёмкости, равному 80% от исходного значения. Кривая NMC демонстрирует наиболее ранний переход к ускоренному снижению ёмкости; LFP убывает медленнее и более плавно; LTO сохраняет наивысшую стабильность во всём диапазоне циклирования; Na-</w:t>
+      </w:r>
+      <w:proofErr w:type="spellStart"/>
+      <w:r>
+        <w:rPr>
+          <w:rFonts w:ascii="Times New Roman" w:hAnsi="Times New Roman" w:cs="Times New Roman"/>
+          <w:sz w:val="28"/>
+          <w:szCs w:val="28"/>
+        </w:rPr>
+        <w:t>ion</w:t>
+      </w:r>
+      <w:proofErr w:type="spellEnd"/>
+      <w:r>
+        <w:rPr>
+          <w:rFonts w:ascii="Times New Roman" w:hAnsi="Times New Roman" w:cs="Times New Roman"/>
+          <w:sz w:val="28"/>
+          <w:szCs w:val="28"/>
+        </w:rPr>
+        <w:t xml:space="preserve"> занимает промежуточное положение, однако характеризуется более выраженным ускорением деградации на поздних стадиях</w:t>
+      </w:r>
+    </w:p>
+    <w:p>
+      <w:pPr>
+        <w:spacing w:line="360" w:lineRule="auto"/>
+        <w:ind w:firstLine="709"/>
+        <w:jc w:val="both"/>
+        <w:rPr>
+          <w:rFonts w:ascii="Times New Roman" w:hAnsi="Times New Roman" w:cs="Times New Roman"/>
+          <w:sz w:val="28"/>
+          <w:szCs w:val="28"/>
+          <w:lang w:val="en-US"/>
+        </w:rPr>
+      </w:pPr>
+      <w:r>
+        <w:rPr>
+          <w:rFonts w:ascii="Times New Roman" w:hAnsi="Times New Roman" w:cs="Times New Roman"/>
+          <w:sz w:val="28"/>
+          <w:szCs w:val="28"/>
+        </w:rPr>
+        <w:t xml:space="preserve">Научная ценность рисунка состоит в том, что он подчёркивает различие </w:t>
+      </w:r>
+      <w:proofErr w:type="spellStart"/>
+      <w:r>
+        <w:rPr>
+          <w:rFonts w:ascii="Times New Roman" w:hAnsi="Times New Roman" w:cs="Times New Roman"/>
+          <w:sz w:val="28"/>
+          <w:szCs w:val="28"/>
+        </w:rPr>
+        <w:t>деградационных</w:t>
+      </w:r>
+      <w:proofErr w:type="spellEnd"/>
+      <w:r>
+        <w:rPr>
+          <w:rFonts w:ascii="Times New Roman" w:hAnsi="Times New Roman" w:cs="Times New Roman"/>
+          <w:sz w:val="28"/>
+          <w:szCs w:val="28"/>
+        </w:rPr>
+        <w:t xml:space="preserve"> законов для разных химических систем. Для NMC и Na-</w:t>
+      </w:r>
+      <w:proofErr w:type="spellStart"/>
+      <w:r>
+        <w:rPr>
+          <w:rFonts w:ascii="Times New Roman" w:hAnsi="Times New Roman" w:cs="Times New Roman"/>
+          <w:sz w:val="28"/>
+          <w:szCs w:val="28"/>
+        </w:rPr>
+        <w:t>ion</w:t>
+      </w:r>
+      <w:proofErr w:type="spellEnd"/>
+      <w:r>
+        <w:rPr>
+          <w:rFonts w:ascii="Times New Roman" w:hAnsi="Times New Roman" w:cs="Times New Roman"/>
+          <w:sz w:val="28"/>
+          <w:szCs w:val="28"/>
+        </w:rPr>
+        <w:t xml:space="preserve"> существенно выражена нелинейная ускоряющаяся стадия старения, тогда как для LFP и особенно LTO траектория дольше сохраняет квазилинейный характер. Это означает, что прогностическая модель </w:t>
+      </w:r>
+      <w:r>
+        <w:rPr>
+          <w:rFonts w:ascii="Times New Roman" w:hAnsi="Times New Roman" w:cs="Times New Roman"/>
+          <w:i/>
+          <w:iCs/>
+          <w:sz w:val="28"/>
+          <w:szCs w:val="28"/>
+        </w:rPr>
+        <w:t>RUL</w:t>
+      </w:r>
+      <w:r>
+        <w:rPr>
+          <w:rFonts w:ascii="Times New Roman" w:hAnsi="Times New Roman" w:cs="Times New Roman"/>
+          <w:sz w:val="28"/>
+          <w:szCs w:val="28"/>
+        </w:rPr>
+        <w:t xml:space="preserve"> линейной аппроксимации для всех химий.</w:t>
+      </w:r>
+    </w:p>
+    <w:p>
+      <w:pPr>
+        <w:spacing w:line="360" w:lineRule="auto"/>
+        <w:ind w:firstLine="709"/>
+        <w:jc w:val="both"/>
+        <w:rPr>
+          <w:rFonts w:ascii="Times New Roman" w:hAnsi="Times New Roman" w:cs="Times New Roman"/>
+          <w:sz w:val="28"/>
+          <w:szCs w:val="28"/>
+          <w:lang w:val="en-US"/>
+        </w:rPr>
+      </w:pPr>
+      <w:r>
+        <w:rPr>
+          <w:rFonts w:ascii="Times New Roman" w:hAnsi="Times New Roman" w:cs="Times New Roman"/>
+          <w:sz w:val="28"/>
+          <w:szCs w:val="28"/>
+        </w:rPr>
+        <w:t xml:space="preserve">Практическая польза рисунка заключается в возможности формирования химически-адаптивных эксплуатационных регламентов. Для NMC важен более ранний переход к режимам щадящей эксплуатации при росте импеданса, для LFP — контроль длительного </w:t>
+      </w:r>
+      <w:proofErr w:type="spellStart"/>
+      <w:r>
+        <w:rPr>
+          <w:rFonts w:ascii="Times New Roman" w:hAnsi="Times New Roman" w:cs="Times New Roman"/>
+          <w:sz w:val="28"/>
+          <w:szCs w:val="28"/>
+          <w:highlight w:val="yellow"/>
+        </w:rPr>
+        <w:t>power</w:t>
+      </w:r>
+      <w:proofErr w:type="spellEnd"/>
+      <w:r>
+        <w:rPr>
+          <w:rFonts w:ascii="Times New Roman" w:hAnsi="Times New Roman" w:cs="Times New Roman"/>
+          <w:sz w:val="28"/>
+          <w:szCs w:val="28"/>
+          <w:highlight w:val="yellow"/>
+        </w:rPr>
+        <w:t xml:space="preserve"> </w:t>
+      </w:r>
+      <w:proofErr w:type="spellStart"/>
+      <w:r>
+        <w:rPr>
+          <w:rFonts w:ascii="Times New Roman" w:hAnsi="Times New Roman" w:cs="Times New Roman"/>
+          <w:sz w:val="28"/>
+          <w:szCs w:val="28"/>
+          <w:highlight w:val="yellow"/>
+        </w:rPr>
+        <w:t>fade</w:t>
+      </w:r>
+      <w:proofErr w:type="spellEnd"/>
+      <w:r>
+        <w:rPr>
+          <w:rFonts w:ascii="Times New Roman" w:hAnsi="Times New Roman" w:cs="Times New Roman"/>
+          <w:sz w:val="28"/>
+          <w:szCs w:val="28"/>
+        </w:rPr>
+        <w:t>, для LTO — мониторинг сверхдолгосрочного ресурса, для Na-</w:t>
+      </w:r>
+      <w:proofErr w:type="spellStart"/>
+      <w:r>
+        <w:rPr>
+          <w:rFonts w:ascii="Times New Roman" w:hAnsi="Times New Roman" w:cs="Times New Roman"/>
+          <w:sz w:val="28"/>
+          <w:szCs w:val="28"/>
+        </w:rPr>
+        <w:t>ion</w:t>
+      </w:r>
+      <w:proofErr w:type="spellEnd"/>
+      <w:r>
+        <w:rPr>
+          <w:rFonts w:ascii="Times New Roman" w:hAnsi="Times New Roman" w:cs="Times New Roman"/>
+          <w:sz w:val="28"/>
+          <w:szCs w:val="28"/>
+        </w:rPr>
+        <w:t xml:space="preserve"> — предупреждение ускоренной поляризационной деградации.</w:t>
+      </w:r>
+    </w:p>
+    <w:p>
+      <w:pPr>
+        <w:spacing w:line="360" w:lineRule="auto"/>
+        <w:ind w:firstLine="709"/>
+        <w:jc w:val="both"/>
+        <w:rPr>
+          <w:rFonts w:ascii="Times New Roman" w:hAnsi="Times New Roman" w:cs="Times New Roman"/>
+          <w:sz w:val="28"/>
+          <w:szCs w:val="28"/>
+        </w:rPr>
+      </w:pPr>
+      <w:r>
+        <w:rPr>
+          <w:rFonts w:ascii="Times New Roman" w:hAnsi="Times New Roman" w:cs="Times New Roman"/>
+          <w:sz w:val="28"/>
+          <w:szCs w:val="28"/>
+        </w:rPr>
+        <w:t>Однако с точки зрения импедансной диагностики ещё более показательным параметром является не сама ёмкость, а рост сопротивления переноса заряда</w:t>
+      </w:r>
+      <w:r>
+        <w:rPr>
+          <w:rFonts w:ascii="Times New Roman" w:hAnsi="Times New Roman" w:cs="Times New Roman"/>
+          <w:sz w:val="28"/>
+          <w:szCs w:val="28"/>
+        </w:rPr>
+        <w:t>.</w:t>
+      </w:r>
+    </w:p>
+    <w:p>
+      <w:pPr>
+        <w:spacing w:line="360" w:lineRule="auto"/>
+        <w:ind w:firstLine="709"/>
+        <w:jc w:val="both"/>
+        <w:rPr>
+          <w:rFonts w:ascii="Times New Roman" w:hAnsi="Times New Roman" w:cs="Times New Roman"/>
+          <w:sz w:val="28"/>
+          <w:szCs w:val="28"/>
+        </w:rPr>
+      </w:pPr>
+      <w:r>
+        <w:rPr>
+          <w:rFonts w:ascii="Times New Roman" w:hAnsi="Times New Roman" w:cs="Times New Roman"/>
+          <w:sz w:val="28"/>
+          <w:szCs w:val="28"/>
+        </w:rPr>
+        <w:t xml:space="preserve">Даже в тех случаях, когда потеря ёмкости остаётся умеренной, сопротивление переноса заряда может возрастать существенно быстрее. Это особенно важно для тягового применения, поскольку именно </w:t>
+      </w:r>
+      <w:r>
+        <w:rPr>
+          <w:rFonts w:ascii="Times New Roman" w:hAnsi="Times New Roman" w:cs="Times New Roman"/>
+          <w:i/>
+          <w:iCs/>
+          <w:sz w:val="28"/>
+          <w:szCs w:val="28"/>
+        </w:rPr>
+        <w:t>R</w:t>
+      </w:r>
+      <w:r>
+        <w:rPr>
+          <w:rFonts w:ascii="Times New Roman" w:hAnsi="Times New Roman" w:cs="Times New Roman"/>
+          <w:i/>
+          <w:iCs/>
+          <w:sz w:val="28"/>
+          <w:szCs w:val="28"/>
+          <w:vertAlign w:val="subscript"/>
+        </w:rPr>
+        <w:t>ct</w:t>
+      </w:r>
+      <w:r>
+        <w:rPr>
+          <w:rFonts w:ascii="Times New Roman" w:hAnsi="Times New Roman" w:cs="Times New Roman"/>
+          <w:sz w:val="28"/>
+          <w:szCs w:val="28"/>
+        </w:rPr>
+        <w:t xml:space="preserve"> потерями и точностью прогноза остаточного ресурса.</w:t>
+      </w:r>
+    </w:p>
+    <w:p>
+      <w:pPr>
+        <w:spacing w:line="360" w:lineRule="auto"/>
+        <w:ind w:firstLine="709"/>
+        <w:jc w:val="both"/>
+        <w:rPr>
+          <w:rFonts w:ascii="Times New Roman" w:hAnsi="Times New Roman" w:cs="Times New Roman"/>
+          <w:sz w:val="28"/>
+          <w:szCs w:val="28"/>
+        </w:rPr>
+      </w:pPr>
+    </w:p>
+    <w:p>
+      <w:pPr>
+        <w:spacing w:line="360" w:lineRule="auto"/>
+        <w:ind w:firstLine="709"/>
+        <w:jc w:val="both"/>
+        <w:rPr>
+          <w:rFonts w:ascii="Times New Roman" w:hAnsi="Times New Roman" w:cs="Times New Roman"/>
+          <w:sz w:val="28"/>
+          <w:szCs w:val="28"/>
+        </w:rPr>
+      </w:pPr>
+      <w:r>
+        <w:rPr>
+          <w:noProof/>
+        </w:rPr>
+        <w:lastRenderedPageBreak/>
+        <w:drawing>
+          <wp:inline distT="0" distB="0" distL="0" distR="0" wp14:anchorId="77CA056E" wp14:editId="05861BDC">
+            <wp:extent cx="6119495" cy="3638550"/>
+            <wp:effectExtent l="0" t="0" r="0" b="0"/>
+            <wp:docPr id="1223756442" name="Рисунок 3"/>
+            <wp:cNvGraphicFramePr>
+              <a:graphicFrameLocks xmlns:a="http://schemas.openxmlformats.org/drawingml/2006/main" noChangeAspect="1"/>
+            </wp:cNvGraphicFramePr>
+            <a:graphic xmlns:a="http://schemas.openxmlformats.org/drawingml/2006/main">
+              <a:graphicData uri="http://schemas.openxmlformats.org/drawingml/2006/picture">
+                <pic:pic xmlns:pic="http://schemas.openxmlformats.org/drawingml/2006/picture">
+                  <pic:nvPicPr>
+                    <pic:cNvPr id="0" name="Picture 37"/>
+                    <pic:cNvPicPr>
+                      <a:picLocks noChangeAspect="1" noChangeArrowheads="1"/>
+                    </pic:cNvPicPr>
+                  </pic:nvPicPr>
+                  <pic:blipFill>
+                    <a:blip r:embed="rId43" cstate="print">
+                      <a:extLst>
+                        <a:ext uri="{28A0092B-C50C-407E-A947-70E740481C1C}">
+                          <a14:useLocalDpi xmlns:a14="http://schemas.microsoft.com/office/drawing/2010/main" val="0"/>
+                        </a:ext>
+                      </a:extLst>
+                    </a:blip>
+                    <a:srcRect/>
+                    <a:stretch>
+                      <a:fillRect/>
+                    </a:stretch>
+                  </pic:blipFill>
+                  <pic:spPr bwMode="auto">
+                    <a:xfrm>
+                      <a:off x="0" y="0"/>
+                      <a:ext cx="6119495" cy="3638550"/>
+                    </a:xfrm>
+                    <a:prstGeom prst="rect">
+                      <a:avLst/>
+                    </a:prstGeom>
+                    <a:noFill/>
+                    <a:ln>
+                      <a:noFill/>
+                    </a:ln>
+                  </pic:spPr>
+                </pic:pic>
+              </a:graphicData>
+            </a:graphic>
+          </wp:inline>
+        </w:drawing>
+      </w:r>
+    </w:p>
+    <w:p>
+      <w:pPr>
+        <w:spacing w:line="360" w:lineRule="auto"/>
+        <w:ind w:firstLine="709"/>
+        <w:jc w:val="both"/>
+        <w:rPr>
+          <w:rFonts w:ascii="Times New Roman" w:hAnsi="Times New Roman" w:cs="Times New Roman"/>
+          <w:sz w:val="28"/>
+          <w:szCs w:val="28"/>
+        </w:rPr>
+      </w:pPr>
+      <w:r>
+        <w:rPr>
+          <w:rFonts w:ascii="Times New Roman" w:hAnsi="Times New Roman" w:cs="Times New Roman"/>
+          <w:sz w:val="28"/>
+          <w:szCs w:val="28"/>
+        </w:rPr>
+        <w:t>Рисунок 1.6 — Рост сопротивления переноса заряда в процессе старения</w:t>
+      </w:r>
+    </w:p>
+    <w:p>
+      <w:pPr>
+        <w:spacing w:line="360" w:lineRule="auto"/>
+        <w:ind w:firstLine="709"/>
+        <w:jc w:val="both"/>
+        <w:rPr>
+          <w:rFonts w:ascii="Times New Roman" w:hAnsi="Times New Roman" w:cs="Times New Roman"/>
+          <w:sz w:val="28"/>
+          <w:szCs w:val="28"/>
+          <w:lang w:val="en-US"/>
+        </w:rPr>
+      </w:pPr>
+      <w:r>
+        <w:rPr>
+          <w:rFonts w:ascii="Times New Roman" w:hAnsi="Times New Roman" w:cs="Times New Roman"/>
+          <w:sz w:val="28"/>
+          <w:szCs w:val="28"/>
+        </w:rPr>
+        <w:t>На рисунке представлены экспериментальные зависимости</w:t>
+      </w:r>
+      <w:r>
+        <w:rPr>
+          <w:rFonts w:ascii="Times New Roman" w:hAnsi="Times New Roman" w:cs="Times New Roman"/>
+          <w:sz w:val="28"/>
+          <w:szCs w:val="28"/>
+        </w:rPr>
+        <w:t xml:space="preserve"> </w:t>
+      </w:r>
+      <w:proofErr w:type="spellStart"/>
+      <w:r>
+        <w:rPr>
+          <w:rFonts w:ascii="Times New Roman" w:hAnsi="Times New Roman" w:cs="Times New Roman"/>
+          <w:i/>
+          <w:iCs/>
+          <w:sz w:val="28"/>
+          <w:szCs w:val="28"/>
+          <w:lang w:val="en-US"/>
+        </w:rPr>
+        <w:t>R</w:t>
+      </w:r>
+      <w:r>
+        <w:rPr>
+          <w:rFonts w:ascii="Times New Roman" w:hAnsi="Times New Roman" w:cs="Times New Roman"/>
+          <w:i/>
+          <w:iCs/>
+          <w:sz w:val="28"/>
+          <w:szCs w:val="28"/>
+          <w:vertAlign w:val="subscript"/>
+          <w:lang w:val="en-US"/>
+        </w:rPr>
+        <w:t>ct</w:t>
+      </w:r>
+      <w:proofErr w:type="spellEnd"/>
+      <w:r>
+        <w:rPr>
+          <w:rFonts w:ascii="Times New Roman" w:hAnsi="Times New Roman" w:cs="Times New Roman"/>
+          <w:i/>
+          <w:iCs/>
+          <w:sz w:val="28"/>
+          <w:szCs w:val="28"/>
+        </w:rPr>
+        <w:t>(</w:t>
+      </w:r>
+      <w:r>
+        <w:rPr>
+          <w:rFonts w:ascii="Times New Roman" w:hAnsi="Times New Roman" w:cs="Times New Roman"/>
+          <w:i/>
+          <w:iCs/>
+          <w:sz w:val="28"/>
+          <w:szCs w:val="28"/>
+          <w:lang w:val="en-US"/>
+        </w:rPr>
+        <w:t>N</w:t>
+      </w:r>
+      <w:r>
+        <w:rPr>
+          <w:rFonts w:ascii="Times New Roman" w:hAnsi="Times New Roman" w:cs="Times New Roman"/>
+          <w:i/>
+          <w:iCs/>
+          <w:sz w:val="28"/>
+          <w:szCs w:val="28"/>
+        </w:rPr>
+        <w:t>)</w:t>
+      </w:r>
+      <w:r>
+        <w:rPr>
+          <w:rFonts w:ascii="Times New Roman" w:hAnsi="Times New Roman" w:cs="Times New Roman"/>
+          <w:sz w:val="28"/>
+          <w:szCs w:val="28"/>
+        </w:rPr>
+        <w:t xml:space="preserve"> </w:t>
+      </w:r>
+      <w:r>
+        <w:rPr>
+          <w:rFonts w:ascii="Times New Roman" w:hAnsi="Times New Roman" w:cs="Times New Roman"/>
+          <w:sz w:val="28"/>
+          <w:szCs w:val="28"/>
+        </w:rPr>
+        <w:t>для NMC, LFP, LTO и Na-</w:t>
+      </w:r>
+      <w:proofErr w:type="spellStart"/>
+      <w:r>
+        <w:rPr>
+          <w:rFonts w:ascii="Times New Roman" w:hAnsi="Times New Roman" w:cs="Times New Roman"/>
+          <w:sz w:val="28"/>
+          <w:szCs w:val="28"/>
+        </w:rPr>
+        <w:t>ion</w:t>
+      </w:r>
+      <w:proofErr w:type="spellEnd"/>
+      <w:r>
+        <w:rPr>
+          <w:rFonts w:ascii="Times New Roman" w:hAnsi="Times New Roman" w:cs="Times New Roman"/>
+          <w:sz w:val="28"/>
+          <w:szCs w:val="28"/>
+        </w:rPr>
+        <w:t xml:space="preserve"> батарей.</w:t>
+      </w:r>
+      <w:r>
+        <w:rPr>
+          <w:rFonts w:ascii="Times New Roman" w:hAnsi="Times New Roman" w:cs="Times New Roman"/>
+          <w:sz w:val="28"/>
+          <w:szCs w:val="28"/>
+        </w:rPr>
+        <w:t xml:space="preserve"> </w:t>
+      </w:r>
+      <w:r>
+        <w:rPr>
+          <w:rFonts w:ascii="Times New Roman" w:hAnsi="Times New Roman" w:cs="Times New Roman"/>
+          <w:sz w:val="28"/>
+          <w:szCs w:val="28"/>
+        </w:rPr>
+        <w:t>Видно, что Na-</w:t>
+      </w:r>
+      <w:proofErr w:type="spellStart"/>
+      <w:r>
+        <w:rPr>
+          <w:rFonts w:ascii="Times New Roman" w:hAnsi="Times New Roman" w:cs="Times New Roman"/>
+          <w:sz w:val="28"/>
+          <w:szCs w:val="28"/>
+        </w:rPr>
+        <w:t>ion</w:t>
+      </w:r>
+      <w:proofErr w:type="spellEnd"/>
+      <w:r>
+        <w:rPr>
+          <w:rFonts w:ascii="Times New Roman" w:hAnsi="Times New Roman" w:cs="Times New Roman"/>
+          <w:sz w:val="28"/>
+          <w:szCs w:val="28"/>
+        </w:rPr>
+        <w:t xml:space="preserve"> элементы уже</w:t>
+      </w:r>
+      <w:r>
+        <w:rPr>
+          <w:rFonts w:ascii="Times New Roman" w:hAnsi="Times New Roman" w:cs="Times New Roman"/>
+          <w:sz w:val="28"/>
+          <w:szCs w:val="28"/>
+        </w:rPr>
+        <w:t xml:space="preserve"> </w:t>
+      </w:r>
+      <w:r>
+        <w:rPr>
+          <w:rFonts w:ascii="Times New Roman" w:hAnsi="Times New Roman" w:cs="Times New Roman"/>
+          <w:sz w:val="28"/>
+          <w:szCs w:val="28"/>
+        </w:rPr>
+        <w:t xml:space="preserve">на начальной стадии имеют наибольшие значения </w:t>
+      </w:r>
+      <w:proofErr w:type="spellStart"/>
+      <w:r>
+        <w:rPr>
+          <w:rFonts w:ascii="Times New Roman" w:hAnsi="Times New Roman" w:cs="Times New Roman"/>
+          <w:i/>
+          <w:iCs/>
+          <w:sz w:val="28"/>
+          <w:szCs w:val="28"/>
+        </w:rPr>
+        <w:t>R</w:t>
+      </w:r>
+      <w:r>
+        <w:rPr>
+          <w:rFonts w:ascii="Times New Roman" w:hAnsi="Times New Roman" w:cs="Times New Roman"/>
+          <w:i/>
+          <w:iCs/>
+          <w:sz w:val="28"/>
+          <w:szCs w:val="28"/>
+          <w:vertAlign w:val="subscript"/>
+        </w:rPr>
+        <w:t>ct</w:t>
+      </w:r>
+      <w:proofErr w:type="spellEnd"/>
+      <w:r>
+        <w:rPr>
+          <w:rFonts w:ascii="Times New Roman" w:hAnsi="Times New Roman" w:cs="Times New Roman"/>
+          <w:sz w:val="28"/>
+          <w:szCs w:val="28"/>
+        </w:rPr>
+        <w:t xml:space="preserve">, </w:t>
+      </w:r>
+      <w:r>
+        <w:rPr>
+          <w:rFonts w:ascii="Times New Roman" w:hAnsi="Times New Roman" w:cs="Times New Roman"/>
+          <w:sz w:val="28"/>
+          <w:szCs w:val="28"/>
+        </w:rPr>
+        <w:t>а затем демонстрируют наиболее резкий рост.</w:t>
+      </w:r>
+      <w:r>
+        <w:rPr>
+          <w:rFonts w:ascii="Times New Roman" w:hAnsi="Times New Roman" w:cs="Times New Roman"/>
+          <w:sz w:val="28"/>
+          <w:szCs w:val="28"/>
+        </w:rPr>
+        <w:t xml:space="preserve"> </w:t>
+      </w:r>
+      <w:r>
+        <w:rPr>
+          <w:rFonts w:ascii="Times New Roman" w:hAnsi="Times New Roman" w:cs="Times New Roman"/>
+          <w:sz w:val="28"/>
+          <w:szCs w:val="28"/>
+        </w:rPr>
+        <w:t>NMC характеризуется умеренным</w:t>
+      </w:r>
+      <w:r>
+        <w:rPr>
+          <w:rFonts w:ascii="Times New Roman" w:hAnsi="Times New Roman" w:cs="Times New Roman"/>
+          <w:sz w:val="28"/>
+          <w:szCs w:val="28"/>
+        </w:rPr>
+        <w:t xml:space="preserve"> </w:t>
+      </w:r>
+      <w:r>
+        <w:rPr>
+          <w:rFonts w:ascii="Times New Roman" w:hAnsi="Times New Roman" w:cs="Times New Roman"/>
+          <w:sz w:val="28"/>
+          <w:szCs w:val="28"/>
+        </w:rPr>
+        <w:t>начальным значением, но заметным ускорением старения после 2000 циклов.</w:t>
+      </w:r>
+      <w:r>
+        <w:rPr>
+          <w:rFonts w:ascii="Times New Roman" w:hAnsi="Times New Roman" w:cs="Times New Roman"/>
+          <w:sz w:val="28"/>
+          <w:szCs w:val="28"/>
+        </w:rPr>
+        <w:t xml:space="preserve"> </w:t>
+      </w:r>
+      <w:r>
+        <w:rPr>
+          <w:rFonts w:ascii="Times New Roman" w:hAnsi="Times New Roman" w:cs="Times New Roman"/>
+          <w:sz w:val="28"/>
+          <w:szCs w:val="28"/>
+        </w:rPr>
+        <w:t>LFP показывает более плавный рост, а LTO — наиболее медленный дрейф</w:t>
+      </w:r>
+      <w:r>
+        <w:rPr>
+          <w:rFonts w:ascii="Times New Roman" w:hAnsi="Times New Roman" w:cs="Times New Roman"/>
+          <w:sz w:val="28"/>
+          <w:szCs w:val="28"/>
+        </w:rPr>
+        <w:t xml:space="preserve"> </w:t>
+      </w:r>
+      <w:proofErr w:type="spellStart"/>
+      <w:r>
+        <w:rPr>
+          <w:rFonts w:ascii="Times New Roman" w:hAnsi="Times New Roman" w:cs="Times New Roman"/>
+          <w:i/>
+          <w:iCs/>
+          <w:sz w:val="28"/>
+          <w:szCs w:val="28"/>
+          <w:lang w:val="en-US"/>
+        </w:rPr>
+        <w:t>R</w:t>
+      </w:r>
+      <w:r>
+        <w:rPr>
+          <w:rFonts w:ascii="Times New Roman" w:hAnsi="Times New Roman" w:cs="Times New Roman"/>
+          <w:i/>
+          <w:iCs/>
+          <w:sz w:val="28"/>
+          <w:szCs w:val="28"/>
+          <w:vertAlign w:val="subscript"/>
+          <w:lang w:val="en-US"/>
+        </w:rPr>
+        <w:t>ct</w:t>
+      </w:r>
+      <w:proofErr w:type="spellEnd"/>
+      <w:r>
+        <w:rPr>
+          <w:rFonts w:ascii="Times New Roman" w:hAnsi="Times New Roman" w:cs="Times New Roman"/>
+          <w:sz w:val="28"/>
+          <w:szCs w:val="28"/>
+        </w:rPr>
+        <w:t xml:space="preserve"> во всём исследованном диапазоне.</w:t>
+      </w:r>
+    </w:p>
+    <w:p>
+      <w:pPr>
+        <w:spacing w:line="360" w:lineRule="auto"/>
+        <w:ind w:firstLine="709"/>
+        <w:jc w:val="both"/>
+        <w:rPr>
+          <w:rFonts w:ascii="Times New Roman" w:hAnsi="Times New Roman" w:cs="Times New Roman"/>
+          <w:sz w:val="28"/>
+          <w:szCs w:val="28"/>
+        </w:rPr>
+      </w:pPr>
+      <w:r>
+        <w:rPr>
+          <w:rFonts w:ascii="Times New Roman" w:hAnsi="Times New Roman" w:cs="Times New Roman"/>
+          <w:sz w:val="28"/>
+          <w:szCs w:val="28"/>
+        </w:rPr>
+        <w:t>Научная ценность рисунка состоит в прямом подтверждении того, что</w:t>
+      </w:r>
+      <w:r>
+        <w:rPr>
+          <w:rFonts w:ascii="Times New Roman" w:hAnsi="Times New Roman" w:cs="Times New Roman"/>
+          <w:sz w:val="28"/>
+          <w:szCs w:val="28"/>
+        </w:rPr>
+        <w:t xml:space="preserve"> </w:t>
+      </w:r>
+      <w:proofErr w:type="spellStart"/>
+      <w:r>
+        <w:rPr>
+          <w:rFonts w:ascii="Times New Roman" w:hAnsi="Times New Roman" w:cs="Times New Roman"/>
+          <w:i/>
+          <w:iCs/>
+          <w:sz w:val="28"/>
+          <w:szCs w:val="28"/>
+          <w:lang w:val="en-US"/>
+        </w:rPr>
+        <w:t>R</w:t>
+      </w:r>
+      <w:r>
+        <w:rPr>
+          <w:rFonts w:ascii="Times New Roman" w:hAnsi="Times New Roman" w:cs="Times New Roman"/>
+          <w:i/>
+          <w:iCs/>
+          <w:sz w:val="28"/>
+          <w:szCs w:val="28"/>
+          <w:vertAlign w:val="subscript"/>
+          <w:lang w:val="en-US"/>
+        </w:rPr>
+        <w:t>ct</w:t>
+      </w:r>
+      <w:proofErr w:type="spellEnd"/>
+      <w:r>
+        <w:rPr>
+          <w:rFonts w:ascii="Times New Roman" w:hAnsi="Times New Roman" w:cs="Times New Roman"/>
+          <w:sz w:val="28"/>
+          <w:szCs w:val="28"/>
+        </w:rPr>
+        <w:t xml:space="preserve"> </w:t>
+      </w:r>
+      <w:r>
+        <w:rPr>
+          <w:rFonts w:ascii="Times New Roman" w:hAnsi="Times New Roman" w:cs="Times New Roman"/>
+          <w:sz w:val="28"/>
+          <w:szCs w:val="28"/>
+        </w:rPr>
+        <w:t>является</w:t>
+      </w:r>
+      <w:r>
+        <w:rPr>
+          <w:rFonts w:ascii="Times New Roman" w:hAnsi="Times New Roman" w:cs="Times New Roman"/>
+          <w:sz w:val="28"/>
+          <w:szCs w:val="28"/>
+        </w:rPr>
+        <w:t xml:space="preserve"> </w:t>
+      </w:r>
+      <w:r>
+        <w:rPr>
+          <w:rFonts w:ascii="Times New Roman" w:hAnsi="Times New Roman" w:cs="Times New Roman"/>
+          <w:sz w:val="28"/>
+          <w:szCs w:val="28"/>
+        </w:rPr>
+        <w:t>химически универсальным, но количественно</w:t>
+      </w:r>
+      <w:r>
+        <w:rPr>
+          <w:rFonts w:ascii="Times New Roman" w:hAnsi="Times New Roman" w:cs="Times New Roman"/>
+          <w:sz w:val="28"/>
+          <w:szCs w:val="28"/>
+        </w:rPr>
+        <w:t xml:space="preserve"> </w:t>
+      </w:r>
+      <w:r>
+        <w:rPr>
+          <w:rFonts w:ascii="Times New Roman" w:hAnsi="Times New Roman" w:cs="Times New Roman"/>
+          <w:sz w:val="28"/>
+          <w:szCs w:val="28"/>
+        </w:rPr>
+        <w:t>различным индикатором деградации.</w:t>
+      </w:r>
+      <w:r>
+        <w:rPr>
+          <w:rFonts w:ascii="Times New Roman" w:hAnsi="Times New Roman" w:cs="Times New Roman"/>
+          <w:sz w:val="28"/>
+          <w:szCs w:val="28"/>
+        </w:rPr>
+        <w:t xml:space="preserve"> </w:t>
+      </w:r>
+      <w:r>
+        <w:rPr>
+          <w:rFonts w:ascii="Times New Roman" w:hAnsi="Times New Roman" w:cs="Times New Roman"/>
+          <w:sz w:val="28"/>
+          <w:szCs w:val="28"/>
+        </w:rPr>
+        <w:t>Это делает его естественным кандидатом на роль базовой диагностической переменной в будущей</w:t>
+      </w:r>
+      <w:r>
+        <w:rPr>
+          <w:rFonts w:ascii="Times New Roman" w:hAnsi="Times New Roman" w:cs="Times New Roman"/>
+          <w:sz w:val="28"/>
+          <w:szCs w:val="28"/>
+        </w:rPr>
+        <w:t xml:space="preserve"> </w:t>
+      </w:r>
+      <w:r>
+        <w:rPr>
+          <w:rFonts w:ascii="Times New Roman" w:hAnsi="Times New Roman" w:cs="Times New Roman"/>
+          <w:sz w:val="28"/>
+          <w:szCs w:val="28"/>
+        </w:rPr>
+        <w:t>модел</w:t>
+      </w:r>
+      <w:r>
+        <w:rPr>
+          <w:rFonts w:ascii="Times New Roman" w:hAnsi="Times New Roman" w:cs="Times New Roman"/>
+          <w:sz w:val="28"/>
+          <w:szCs w:val="28"/>
+        </w:rPr>
+        <w:t xml:space="preserve">и </w:t>
+      </w:r>
+      <w:r>
+        <w:rPr>
+          <w:rFonts w:ascii="Times New Roman" w:hAnsi="Times New Roman" w:cs="Times New Roman"/>
+          <w:i/>
+          <w:iCs/>
+          <w:sz w:val="28"/>
+          <w:szCs w:val="28"/>
+          <w:lang w:val="en-US"/>
+        </w:rPr>
+        <w:t>SOH</w:t>
+      </w:r>
+      <w:r>
+        <w:rPr>
+          <w:rFonts w:ascii="Times New Roman" w:hAnsi="Times New Roman" w:cs="Times New Roman"/>
+          <w:sz w:val="28"/>
+          <w:szCs w:val="28"/>
+        </w:rPr>
+        <w:t xml:space="preserve"> и </w:t>
+      </w:r>
+      <w:r>
+        <w:rPr>
+          <w:rFonts w:ascii="Times New Roman" w:hAnsi="Times New Roman" w:cs="Times New Roman"/>
+          <w:i/>
+          <w:iCs/>
+          <w:sz w:val="28"/>
+          <w:szCs w:val="28"/>
+          <w:lang w:val="en-US"/>
+        </w:rPr>
+        <w:t>RUL</w:t>
+      </w:r>
+      <w:r>
+        <w:rPr>
+          <w:rFonts w:ascii="Times New Roman" w:hAnsi="Times New Roman" w:cs="Times New Roman"/>
+          <w:sz w:val="28"/>
+          <w:szCs w:val="28"/>
+        </w:rPr>
+        <w:t xml:space="preserve">. </w:t>
+      </w:r>
+      <w:r>
+        <w:rPr>
+          <w:rFonts w:ascii="Times New Roman" w:hAnsi="Times New Roman" w:cs="Times New Roman"/>
+          <w:sz w:val="28"/>
+          <w:szCs w:val="28"/>
+        </w:rPr>
+        <w:t>Практическая ценность рисунка состоит в том, что он позволяет заранее оценивать потерю доступной мощности батарейного модуля ещё до достижения формального порога конца ресурса по ёмкости.</w:t>
+      </w:r>
+    </w:p>
+    <w:p>
+      <w:pPr>
+        <w:spacing w:line="360" w:lineRule="auto"/>
+        <w:ind w:firstLine="709"/>
+        <w:jc w:val="both"/>
+        <w:rPr>
+          <w:rFonts w:ascii="Times New Roman" w:hAnsi="Times New Roman" w:cs="Times New Roman"/>
+          <w:sz w:val="28"/>
+          <w:szCs w:val="28"/>
+        </w:rPr>
+      </w:pPr>
+      <w:r>
+        <w:rPr>
+          <w:rFonts w:ascii="Times New Roman" w:hAnsi="Times New Roman" w:cs="Times New Roman"/>
+          <w:sz w:val="28"/>
+          <w:szCs w:val="28"/>
+        </w:rPr>
+        <w:t>Наконец, для всех рассматриваемых химий существенным остаётся температурный фактор.</w:t>
+      </w:r>
+    </w:p>
+    <w:p>
+      <w:pPr>
+        <w:spacing w:line="360" w:lineRule="auto"/>
+        <w:ind w:firstLine="709"/>
+        <w:jc w:val="both"/>
+        <w:rPr>
+          <w:rFonts w:ascii="Times New Roman" w:hAnsi="Times New Roman" w:cs="Times New Roman"/>
+          <w:sz w:val="28"/>
+          <w:szCs w:val="28"/>
+        </w:rPr>
+      </w:pPr>
+      <w:proofErr w:type="spellStart"/>
+      <w:r>
+        <w:rPr>
+          <w:rFonts w:ascii="Times New Roman" w:hAnsi="Times New Roman" w:cs="Times New Roman"/>
+          <w:sz w:val="28"/>
+          <w:szCs w:val="28"/>
+          <w:highlight w:val="yellow"/>
+        </w:rPr>
+        <w:lastRenderedPageBreak/>
+        <w:t>Термочувствительность</w:t>
+      </w:r>
+      <w:proofErr w:type="spellEnd"/>
+      <w:r>
+        <w:rPr>
+          <w:rFonts w:ascii="Times New Roman" w:hAnsi="Times New Roman" w:cs="Times New Roman"/>
+          <w:sz w:val="28"/>
+          <w:szCs w:val="28"/>
+        </w:rPr>
+        <w:t xml:space="preserve"> деградации определяет необходимость включения температурной переменной в любую ресурсную модель. Результаты термоциклической серии показывают, что ускорение старения имеет выраженный экспоненциальный характер, но коэффициенты температурного ускорения зависят от типа батареи</w:t>
+      </w:r>
+    </w:p>
+    <w:p>
+      <w:pPr>
+        <w:spacing w:line="360" w:lineRule="auto"/>
+        <w:ind w:firstLine="709"/>
+        <w:jc w:val="both"/>
+        <w:rPr>
+          <w:rFonts w:ascii="Times New Roman" w:hAnsi="Times New Roman" w:cs="Times New Roman"/>
+          <w:sz w:val="28"/>
+          <w:szCs w:val="28"/>
+        </w:rPr>
+      </w:pPr>
+    </w:p>
+    <w:p>
+      <w:pPr>
+        <w:spacing w:line="360" w:lineRule="auto"/>
+        <w:ind w:firstLine="709"/>
+        <w:jc w:val="both"/>
+        <w:rPr>
+          <w:rFonts w:ascii="Times New Roman" w:hAnsi="Times New Roman" w:cs="Times New Roman"/>
+          <w:sz w:val="28"/>
+          <w:szCs w:val="28"/>
+        </w:rPr>
+      </w:pPr>
+      <w:r>
+        <w:rPr>
+          <w:noProof/>
+        </w:rPr>
+        <w:drawing>
+          <wp:inline distT="0" distB="0" distL="0" distR="0" wp14:anchorId="7128A387" wp14:editId="7BB8E1AF">
+            <wp:extent cx="6119495" cy="3638550"/>
+            <wp:effectExtent l="0" t="0" r="0" b="0"/>
+            <wp:docPr id="802339422" name="Рисунок 4"/>
+            <wp:cNvGraphicFramePr>
+              <a:graphicFrameLocks xmlns:a="http://schemas.openxmlformats.org/drawingml/2006/main" noChangeAspect="1"/>
+            </wp:cNvGraphicFramePr>
+            <a:graphic xmlns:a="http://schemas.openxmlformats.org/drawingml/2006/main">
+              <a:graphicData uri="http://schemas.openxmlformats.org/drawingml/2006/picture">
+                <pic:pic xmlns:pic="http://schemas.openxmlformats.org/drawingml/2006/picture">
+                  <pic:nvPicPr>
+                    <pic:cNvPr id="0" name="Picture 39"/>
+                    <pic:cNvPicPr>
+                      <a:picLocks noChangeAspect="1" noChangeArrowheads="1"/>
+                    </pic:cNvPicPr>
+                  </pic:nvPicPr>
+                  <pic:blipFill>
+                    <a:blip r:embed="rId44" cstate="print">
+                      <a:extLst>
+                        <a:ext uri="{28A0092B-C50C-407E-A947-70E740481C1C}">
+                          <a14:useLocalDpi xmlns:a14="http://schemas.microsoft.com/office/drawing/2010/main" val="0"/>
+                        </a:ext>
+                      </a:extLst>
+                    </a:blip>
+                    <a:srcRect/>
+                    <a:stretch>
+                      <a:fillRect/>
+                    </a:stretch>
+                  </pic:blipFill>
+                  <pic:spPr bwMode="auto">
+                    <a:xfrm>
+                      <a:off x="0" y="0"/>
+                      <a:ext cx="6119495" cy="3638550"/>
+                    </a:xfrm>
+                    <a:prstGeom prst="rect">
+                      <a:avLst/>
+                    </a:prstGeom>
+                    <a:noFill/>
+                    <a:ln>
+                      <a:noFill/>
+                    </a:ln>
+                  </pic:spPr>
+                </pic:pic>
+              </a:graphicData>
+            </a:graphic>
+          </wp:inline>
+        </w:drawing>
+      </w:r>
+    </w:p>
+    <w:p>
+      <w:pPr>
+        <w:spacing w:line="360" w:lineRule="auto"/>
+        <w:ind w:firstLine="709"/>
+        <w:jc w:val="both"/>
+        <w:rPr>
+          <w:rFonts w:ascii="Times New Roman" w:hAnsi="Times New Roman" w:cs="Times New Roman"/>
+          <w:sz w:val="28"/>
+          <w:szCs w:val="28"/>
+        </w:rPr>
+      </w:pPr>
+      <w:r>
+        <w:rPr>
+          <w:rFonts w:ascii="Times New Roman" w:hAnsi="Times New Roman" w:cs="Times New Roman"/>
+          <w:sz w:val="28"/>
+          <w:szCs w:val="28"/>
+        </w:rPr>
+        <w:t>Рисунок 1.7 — Температурное ускорение деградации по результатам термоциклических испытаний</w:t>
+      </w:r>
+    </w:p>
+    <w:p>
+      <w:pPr>
+        <w:spacing w:line="360" w:lineRule="auto"/>
+        <w:ind w:firstLine="709"/>
+        <w:jc w:val="both"/>
+        <w:rPr>
+          <w:rFonts w:ascii="Times New Roman" w:hAnsi="Times New Roman" w:cs="Times New Roman"/>
+          <w:sz w:val="28"/>
+          <w:szCs w:val="28"/>
+        </w:rPr>
+      </w:pPr>
+    </w:p>
+    <w:p>
+      <w:pPr>
+        <w:spacing w:line="360" w:lineRule="auto"/>
+        <w:ind w:firstLine="709"/>
+        <w:jc w:val="both"/>
+        <w:rPr>
+          <w:rFonts w:ascii="Times New Roman" w:hAnsi="Times New Roman" w:cs="Times New Roman"/>
+          <w:sz w:val="28"/>
+          <w:szCs w:val="28"/>
+        </w:rPr>
+      </w:pPr>
+      <w:r>
+        <w:rPr>
+          <w:rFonts w:ascii="Times New Roman" w:hAnsi="Times New Roman" w:cs="Times New Roman"/>
+          <w:sz w:val="28"/>
+          <w:szCs w:val="28"/>
+        </w:rPr>
+        <w:t xml:space="preserve">На рисунке приведены относительные коэффициенты ускорения деградации </w:t>
+      </w:r>
+      <w:r>
+        <w:rPr>
+          <w:rFonts w:ascii="Times New Roman" w:hAnsi="Times New Roman" w:cs="Times New Roman"/>
+          <w:i/>
+          <w:iCs/>
+          <w:sz w:val="28"/>
+          <w:szCs w:val="28"/>
+        </w:rPr>
+        <w:t>k/k</w:t>
+      </w:r>
+      <w:r>
+        <w:rPr>
+          <w:rFonts w:ascii="Times New Roman" w:hAnsi="Times New Roman" w:cs="Times New Roman"/>
+          <w:i/>
+          <w:iCs/>
+          <w:sz w:val="28"/>
+          <w:szCs w:val="28"/>
+          <w:vertAlign w:val="subscript"/>
+        </w:rPr>
+        <w:t>20</w:t>
+      </w:r>
+      <w:r>
+        <w:rPr>
+          <w:rFonts w:ascii="Times New Roman" w:hAnsi="Times New Roman" w:cs="Times New Roman"/>
+          <w:sz w:val="28"/>
+          <w:szCs w:val="28"/>
+        </w:rPr>
+        <w:t xml:space="preserve"> для NMC, LFP, LTO и Na-</w:t>
+      </w:r>
+      <w:proofErr w:type="spellStart"/>
+      <w:r>
+        <w:rPr>
+          <w:rFonts w:ascii="Times New Roman" w:hAnsi="Times New Roman" w:cs="Times New Roman"/>
+          <w:sz w:val="28"/>
+          <w:szCs w:val="28"/>
+        </w:rPr>
+        <w:t>ion</w:t>
+      </w:r>
+      <w:proofErr w:type="spellEnd"/>
+      <w:r>
+        <w:rPr>
+          <w:rFonts w:ascii="Times New Roman" w:hAnsi="Times New Roman" w:cs="Times New Roman"/>
+          <w:sz w:val="28"/>
+          <w:szCs w:val="28"/>
+        </w:rPr>
+        <w:t xml:space="preserve"> систем при повышении температуры. Все кривые имеют нелинейный возрастающий характер, согласующийся с </w:t>
+      </w:r>
+      <w:proofErr w:type="spellStart"/>
+      <w:r>
+        <w:rPr>
+          <w:rFonts w:ascii="Times New Roman" w:hAnsi="Times New Roman" w:cs="Times New Roman"/>
+          <w:sz w:val="28"/>
+          <w:szCs w:val="28"/>
+          <w:highlight w:val="yellow"/>
+        </w:rPr>
+        <w:t>аррениусовской</w:t>
+      </w:r>
+      <w:proofErr w:type="spellEnd"/>
+      <w:r>
+        <w:rPr>
+          <w:rFonts w:ascii="Times New Roman" w:hAnsi="Times New Roman" w:cs="Times New Roman"/>
+          <w:sz w:val="28"/>
+          <w:szCs w:val="28"/>
+          <w:highlight w:val="yellow"/>
+        </w:rPr>
+        <w:t xml:space="preserve"> природой деградации</w:t>
+      </w:r>
+      <w:r>
+        <w:rPr>
+          <w:rFonts w:ascii="Times New Roman" w:hAnsi="Times New Roman" w:cs="Times New Roman"/>
+          <w:sz w:val="28"/>
+          <w:szCs w:val="28"/>
+        </w:rPr>
+        <w:t>. Наиболее чувствительными оказываются NMC и Na-</w:t>
+      </w:r>
+      <w:proofErr w:type="spellStart"/>
+      <w:r>
+        <w:rPr>
+          <w:rFonts w:ascii="Times New Roman" w:hAnsi="Times New Roman" w:cs="Times New Roman"/>
+          <w:sz w:val="28"/>
+          <w:szCs w:val="28"/>
+        </w:rPr>
+        <w:t>ion</w:t>
+      </w:r>
+      <w:proofErr w:type="spellEnd"/>
+      <w:r>
+        <w:rPr>
+          <w:rFonts w:ascii="Times New Roman" w:hAnsi="Times New Roman" w:cs="Times New Roman"/>
+          <w:sz w:val="28"/>
+          <w:szCs w:val="28"/>
+        </w:rPr>
+        <w:t xml:space="preserve"> системы, тогда как LTO демонстрирует наименьшее относительное ускорение старения.</w:t>
+      </w:r>
+    </w:p>
+    <w:p>
+      <w:pPr>
+        <w:spacing w:line="360" w:lineRule="auto"/>
+        <w:ind w:firstLine="709"/>
+        <w:jc w:val="both"/>
+        <w:rPr>
+          <w:rFonts w:ascii="Times New Roman" w:hAnsi="Times New Roman" w:cs="Times New Roman"/>
+          <w:sz w:val="28"/>
+          <w:szCs w:val="28"/>
+        </w:rPr>
+      </w:pPr>
+      <w:r>
+        <w:rPr>
+          <w:rFonts w:ascii="Times New Roman" w:hAnsi="Times New Roman" w:cs="Times New Roman"/>
+          <w:sz w:val="28"/>
+          <w:szCs w:val="28"/>
+        </w:rPr>
+        <w:lastRenderedPageBreak/>
+        <w:t>Научная ценность рисунка заключается в подтверждении необходимости явного температурного параметра в модели деградации. Практическая польза состоит в возможности корректировки прогноза остаточного ресурса в зависимости от реального теплового режима эксплуатации, а также в выборе приоритетных мер теплового управления для конкретной химии.</w:t>
+      </w:r>
+    </w:p>
+    <w:p>
+      <w:pPr>
+        <w:spacing w:line="360" w:lineRule="auto"/>
+        <w:ind w:firstLine="709"/>
+        <w:jc w:val="both"/>
+        <w:rPr>
+          <w:rFonts w:ascii="Times New Roman" w:hAnsi="Times New Roman" w:cs="Times New Roman"/>
+          <w:sz w:val="28"/>
+          <w:szCs w:val="28"/>
+        </w:rPr>
+      </w:pPr>
+      <w:r>
+        <w:rPr>
+          <w:rFonts w:ascii="Times New Roman" w:hAnsi="Times New Roman" w:cs="Times New Roman"/>
+          <w:sz w:val="28"/>
+          <w:szCs w:val="28"/>
+        </w:rPr>
+        <w:t>В итоге можно сделать следующий вывод. Деградация NMC, LFP, LTO и Na-</w:t>
+      </w:r>
+      <w:proofErr w:type="spellStart"/>
+      <w:r>
+        <w:rPr>
+          <w:rFonts w:ascii="Times New Roman" w:hAnsi="Times New Roman" w:cs="Times New Roman"/>
+          <w:sz w:val="28"/>
+          <w:szCs w:val="28"/>
+        </w:rPr>
+        <w:t>ion</w:t>
+      </w:r>
+      <w:proofErr w:type="spellEnd"/>
+      <w:r>
+        <w:rPr>
+          <w:rFonts w:ascii="Times New Roman" w:hAnsi="Times New Roman" w:cs="Times New Roman"/>
+          <w:sz w:val="28"/>
+          <w:szCs w:val="28"/>
+        </w:rPr>
+        <w:t xml:space="preserve"> батарей имеет общие физические основания — межфазные реакции, потерю активных носителей, рост внутренних сопротивлений и влияние температуры, но реализуется через различающиеся доминирующие механизмы и разные темпы накопления повреждений. Поэтому дальнейшая теория диагностики и прогнозирования должна строиться как унифицированная по математическому аппарату, но химически-адаптивная по параметрам интерпретации. Именно такой подход позволяет перейти от частных моделей отдельных батарей к общей системе оценки технического состояния и остаточного ресурса тяговых аккумуляторных батарей различных электрохимических систем.</w:t>
+      </w:r>
+    </w:p>
+    <w:p>
+      <w:pPr>
+        <w:spacing w:line="360" w:lineRule="auto"/>
+        <w:ind w:firstLine="709"/>
+        <w:jc w:val="both"/>
+        <w:rPr>
+          <w:rFonts w:ascii="Times New Roman" w:hAnsi="Times New Roman" w:cs="Times New Roman"/>
+          <w:sz w:val="28"/>
+          <w:szCs w:val="28"/>
+        </w:rPr>
+      </w:pPr>
+    </w:p>
+    <w:p>
+      <w:pPr>
+        <w:spacing w:line="360" w:lineRule="auto"/>
+        <w:ind w:firstLine="709"/>
+        <w:jc w:val="both"/>
+        <w:rPr>
+          <w:rFonts w:ascii="Times New Roman" w:hAnsi="Times New Roman" w:cs="Times New Roman"/>
+          <w:sz w:val="28"/>
+          <w:szCs w:val="28"/>
         </w:rPr>
       </w:pPr>
     </w:p>

--- a/Docs/Дис Борзенков вар2/01.Главы/Глава_1.docx
+++ b/Docs/Дис Борзенков вар2/01.Главы/Глава_1.docx
@@ -252,7 +252,7 @@
           <v:shape id="_x0000_i1025" type="#_x0000_t75" style="width:264.95pt;height:20.15pt" o:ole="">
             <v:imagedata r:id="rId6" o:title=""/>
           </v:shape>
-          <o:OLEObject Type="Embed" ProgID="Equation.DSMT4" ShapeID="_x0000_i1025" DrawAspect="Content" ObjectID="_1835719202" r:id="rId7"/>
+          <o:OLEObject Type="Embed" ProgID="Equation.DSMT4" ShapeID="_x0000_i1025" DrawAspect="Content" ObjectID="_1835772909" r:id="rId7"/>
         </w:object>
       </w:r>
     </w:p>
@@ -707,7 +707,7 @@
           <v:shape id="_x0000_i1026" type="#_x0000_t75" style="width:157.8pt;height:34pt" o:ole="">
             <v:imagedata r:id="rId8" o:title=""/>
           </v:shape>
-          <o:OLEObject Type="Embed" ProgID="Equation.DSMT4" ShapeID="_x0000_i1026" DrawAspect="Content" ObjectID="_1835719203" r:id="rId9"/>
+          <o:OLEObject Type="Embed" ProgID="Equation.DSMT4" ShapeID="_x0000_i1026" DrawAspect="Content" ObjectID="_1835772910" r:id="rId9"/>
         </w:object>
       </w:r>
     </w:p>
@@ -1041,7 +1041,7 @@
           <v:shape id="_x0000_i1027" type="#_x0000_t75" style="width:67.95pt;height:17.85pt" o:ole="">
             <v:imagedata r:id="rId10" o:title=""/>
           </v:shape>
-          <o:OLEObject Type="Embed" ProgID="Equation.DSMT4" ShapeID="_x0000_i1027" DrawAspect="Content" ObjectID="_1835719204" r:id="rId11"/>
+          <o:OLEObject Type="Embed" ProgID="Equation.DSMT4" ShapeID="_x0000_i1027" DrawAspect="Content" ObjectID="_1835772911" r:id="rId11"/>
         </w:object>
       </w:r>
     </w:p>
@@ -1089,7 +1089,7 @@
           <v:shape id="_x0000_i1028" type="#_x0000_t75" style="width:162.45pt;height:20.15pt" o:ole="">
             <v:imagedata r:id="rId12" o:title=""/>
           </v:shape>
-          <o:OLEObject Type="Embed" ProgID="Equation.DSMT4" ShapeID="_x0000_i1028" DrawAspect="Content" ObjectID="_1835719205" r:id="rId13"/>
+          <o:OLEObject Type="Embed" ProgID="Equation.DSMT4" ShapeID="_x0000_i1028" DrawAspect="Content" ObjectID="_1835772912" r:id="rId13"/>
         </w:object>
       </w:r>
     </w:p>
@@ -1262,7 +1262,7 @@
           <v:shape id="_x0000_i1029" type="#_x0000_t75" style="width:172.2pt;height:31.1pt" o:ole="">
             <v:imagedata r:id="rId14" o:title=""/>
           </v:shape>
-          <o:OLEObject Type="Embed" ProgID="Equation.DSMT4" ShapeID="_x0000_i1029" DrawAspect="Content" ObjectID="_1835719206" r:id="rId15"/>
+          <o:OLEObject Type="Embed" ProgID="Equation.DSMT4" ShapeID="_x0000_i1029" DrawAspect="Content" ObjectID="_1835772913" r:id="rId15"/>
         </w:object>
       </w:r>
     </w:p>
@@ -3187,7 +3187,7 @@
           <v:shape id="_x0000_i1030" type="#_x0000_t75" style="width:103.7pt;height:19pt" o:ole="">
             <v:imagedata r:id="rId17" o:title=""/>
           </v:shape>
-          <o:OLEObject Type="Embed" ProgID="Equation.DSMT4" ShapeID="_x0000_i1030" DrawAspect="Content" ObjectID="_1835719207" r:id="rId18"/>
+          <o:OLEObject Type="Embed" ProgID="Equation.DSMT4" ShapeID="_x0000_i1030" DrawAspect="Content" ObjectID="_1835772914" r:id="rId18"/>
         </w:object>
       </w:r>
     </w:p>
@@ -3864,7 +3864,7 @@
           <v:shape id="_x0000_i1031" type="#_x0000_t75" style="width:48.4pt;height:34pt" o:ole="">
             <v:imagedata r:id="rId20" o:title=""/>
           </v:shape>
-          <o:OLEObject Type="Embed" ProgID="Equation.DSMT4" ShapeID="_x0000_i1031" DrawAspect="Content" ObjectID="_1835719208" r:id="rId21"/>
+          <o:OLEObject Type="Embed" ProgID="Equation.DSMT4" ShapeID="_x0000_i1031" DrawAspect="Content" ObjectID="_1835772915" r:id="rId21"/>
         </w:object>
       </w:r>
     </w:p>
@@ -4487,7 +4487,7 @@
           <v:shape id="_x0000_i1032" type="#_x0000_t75" style="width:168.75pt;height:31.1pt" o:ole="">
             <v:imagedata r:id="rId23" o:title=""/>
           </v:shape>
-          <o:OLEObject Type="Embed" ProgID="Equation.DSMT4" ShapeID="_x0000_i1032" DrawAspect="Content" ObjectID="_1835719209" r:id="rId24"/>
+          <o:OLEObject Type="Embed" ProgID="Equation.DSMT4" ShapeID="_x0000_i1032" DrawAspect="Content" ObjectID="_1835772916" r:id="rId24"/>
         </w:object>
       </w:r>
     </w:p>
@@ -4914,10 +4914,10 @@
           <w:lang w:val="en-US"/>
         </w:rPr>
         <w:object w:dxaOrig="960" w:dyaOrig="680" w14:anchorId="4A0E180C">
-          <v:shape id="_x0000_i1035" type="#_x0000_t75" style="width:47.8pt;height:34pt" o:ole="">
+          <v:shape id="_x0000_i1033" type="#_x0000_t75" style="width:47.8pt;height:34pt" o:ole="">
             <v:imagedata r:id="rId25" o:title=""/>
           </v:shape>
-          <o:OLEObject Type="Embed" ProgID="Equation.DSMT4" ShapeID="_x0000_i1035" DrawAspect="Content" ObjectID="_1835719210" r:id="rId26"/>
+          <o:OLEObject Type="Embed" ProgID="Equation.DSMT4" ShapeID="_x0000_i1033" DrawAspect="Content" ObjectID="_1835772917" r:id="rId26"/>
         </w:object>
       </w:r>
     </w:p>
@@ -5211,10 +5211,10 @@
           <w:szCs w:val="28"/>
         </w:rPr>
         <w:object w:dxaOrig="1280" w:dyaOrig="660" w14:anchorId="5867754B">
-          <v:shape id="_x0000_i1038" type="#_x0000_t75" style="width:63.95pt;height:32.85pt" o:ole="">
+          <v:shape id="_x0000_i1034" type="#_x0000_t75" style="width:63.95pt;height:32.85pt" o:ole="">
             <v:imagedata r:id="rId27" o:title=""/>
           </v:shape>
-          <o:OLEObject Type="Embed" ProgID="Equation.DSMT4" ShapeID="_x0000_i1038" DrawAspect="Content" ObjectID="_1835719211" r:id="rId28"/>
+          <o:OLEObject Type="Embed" ProgID="Equation.DSMT4" ShapeID="_x0000_i1034" DrawAspect="Content" ObjectID="_1835772918" r:id="rId28"/>
         </w:object>
       </w:r>
     </w:p>
@@ -5277,10 +5277,10 @@
           <w:lang w:val="en-US"/>
         </w:rPr>
         <w:object w:dxaOrig="1040" w:dyaOrig="420" w14:anchorId="3514237A">
-          <v:shape id="_x0000_i1041" type="#_x0000_t75" style="width:51.85pt;height:20.75pt" o:ole="">
+          <v:shape id="_x0000_i1035" type="#_x0000_t75" style="width:51.85pt;height:20.75pt" o:ole="">
             <v:imagedata r:id="rId29" o:title=""/>
           </v:shape>
-          <o:OLEObject Type="Embed" ProgID="Equation.DSMT4" ShapeID="_x0000_i1041" DrawAspect="Content" ObjectID="_1835719212" r:id="rId30"/>
+          <o:OLEObject Type="Embed" ProgID="Equation.DSMT4" ShapeID="_x0000_i1035" DrawAspect="Content" ObjectID="_1835772919" r:id="rId30"/>
         </w:object>
       </w:r>
     </w:p>
@@ -5293,7 +5293,6 @@
           <w:rFonts w:ascii="Times New Roman" w:hAnsi="Times New Roman" w:cs="Times New Roman"/>
           <w:sz w:val="28"/>
           <w:szCs w:val="28"/>
-          <w:lang w:val="en-US"/>
         </w:rPr>
       </w:pPr>
       <w:r>
@@ -5326,10 +5325,10 @@
           <w:lang w:val="en-US"/>
         </w:rPr>
         <w:object w:dxaOrig="1240" w:dyaOrig="400" w14:anchorId="61CEF41B">
-          <v:shape id="_x0000_i1044" type="#_x0000_t75" style="width:62.2pt;height:20.15pt" o:ole="">
+          <v:shape id="_x0000_i1036" type="#_x0000_t75" style="width:62.2pt;height:20.15pt" o:ole="">
             <v:imagedata r:id="rId31" o:title=""/>
           </v:shape>
-          <o:OLEObject Type="Embed" ProgID="Equation.DSMT4" ShapeID="_x0000_i1044" DrawAspect="Content" ObjectID="_1835719213" r:id="rId32"/>
+          <o:OLEObject Type="Embed" ProgID="Equation.DSMT4" ShapeID="_x0000_i1036" DrawAspect="Content" ObjectID="_1835772920" r:id="rId32"/>
         </w:object>
       </w:r>
     </w:p>
@@ -5342,7 +5341,6 @@
           <w:rFonts w:ascii="Times New Roman" w:hAnsi="Times New Roman" w:cs="Times New Roman"/>
           <w:sz w:val="28"/>
           <w:szCs w:val="28"/>
-          <w:lang w:val="en-US"/>
         </w:rPr>
       </w:pPr>
       <w:r>
@@ -5381,7 +5379,6 @@
           <w:rFonts w:ascii="Times New Roman" w:hAnsi="Times New Roman" w:cs="Times New Roman"/>
           <w:sz w:val="28"/>
           <w:szCs w:val="28"/>
-          <w:lang w:val="en-US"/>
         </w:rPr>
       </w:pPr>
       <w:r>
@@ -5402,7 +5399,6 @@
           <w:rFonts w:ascii="Times New Roman" w:hAnsi="Times New Roman" w:cs="Times New Roman"/>
           <w:sz w:val="28"/>
           <w:szCs w:val="28"/>
-          <w:lang w:val="en-US"/>
         </w:rPr>
       </w:pPr>
     </w:p>
@@ -5427,10 +5423,10 @@
           <w:lang w:val="en-US"/>
         </w:rPr>
         <w:object w:dxaOrig="2079" w:dyaOrig="680" w14:anchorId="525A4C2A">
-          <v:shape id="_x0000_i1047" type="#_x0000_t75" style="width:103.7pt;height:34pt" o:ole="">
+          <v:shape id="_x0000_i1037" type="#_x0000_t75" style="width:103.7pt;height:34pt" o:ole="">
             <v:imagedata r:id="rId33" o:title=""/>
           </v:shape>
-          <o:OLEObject Type="Embed" ProgID="Equation.DSMT4" ShapeID="_x0000_i1047" DrawAspect="Content" ObjectID="_1835719214" r:id="rId34"/>
+          <o:OLEObject Type="Embed" ProgID="Equation.DSMT4" ShapeID="_x0000_i1037" DrawAspect="Content" ObjectID="_1835772921" r:id="rId34"/>
         </w:object>
       </w:r>
     </w:p>
@@ -5793,10 +5789,10 @@
           <w:szCs w:val="28"/>
         </w:rPr>
         <w:object w:dxaOrig="3760" w:dyaOrig="400" w14:anchorId="1D68E6E1">
-          <v:shape id="_x0000_i1050" type="#_x0000_t75" style="width:187.8pt;height:20.15pt" o:ole="">
+          <v:shape id="_x0000_i1038" type="#_x0000_t75" style="width:187.8pt;height:20.15pt" o:ole="">
             <v:imagedata r:id="rId35" o:title=""/>
           </v:shape>
-          <o:OLEObject Type="Embed" ProgID="Equation.DSMT4" ShapeID="_x0000_i1050" DrawAspect="Content" ObjectID="_1835719215" r:id="rId36"/>
+          <o:OLEObject Type="Embed" ProgID="Equation.DSMT4" ShapeID="_x0000_i1038" DrawAspect="Content" ObjectID="_1835772922" r:id="rId36"/>
         </w:object>
       </w:r>
     </w:p>
@@ -5822,7 +5818,6 @@
           <w:rFonts w:ascii="Times New Roman" w:hAnsi="Times New Roman" w:cs="Times New Roman"/>
           <w:sz w:val="28"/>
           <w:szCs w:val="28"/>
-          <w:lang w:val="en-US"/>
         </w:rPr>
       </w:pPr>
       <w:r>
@@ -5910,7 +5905,6 @@
           <w:rFonts w:ascii="Times New Roman" w:hAnsi="Times New Roman" w:cs="Times New Roman"/>
           <w:sz w:val="28"/>
           <w:szCs w:val="28"/>
-          <w:lang w:val="en-US"/>
         </w:rPr>
       </w:pPr>
     </w:p>
@@ -5959,7 +5953,6 @@
           <w:rFonts w:ascii="Times New Roman" w:hAnsi="Times New Roman" w:cs="Times New Roman"/>
           <w:sz w:val="28"/>
           <w:szCs w:val="28"/>
-          <w:lang w:val="en-US"/>
         </w:rPr>
       </w:pPr>
       <w:r>
@@ -5999,7 +5992,6 @@
           <w:rFonts w:ascii="Times New Roman" w:hAnsi="Times New Roman" w:cs="Times New Roman"/>
           <w:sz w:val="28"/>
           <w:szCs w:val="28"/>
-          <w:lang w:val="en-US"/>
         </w:rPr>
       </w:pPr>
       <w:r>
@@ -6062,35 +6054,18 @@
           <w:sz w:val="28"/>
           <w:szCs w:val="28"/>
         </w:rPr>
-        <w:t>. указывает, что на ранней стадии главным механизмом является LLI, а затем всё большую роль начинают играть уменьшение активной площади и рост импеданса.</w:t>
-      </w:r>
-      <w:r>
-        <w:rPr>
-          <w:rFonts w:ascii="Times New Roman" w:hAnsi="Times New Roman" w:cs="Times New Roman"/>
-          <w:sz w:val="28"/>
-          <w:szCs w:val="28"/>
-        </w:rPr>
-        <w:t xml:space="preserve"> </w:t>
-      </w:r>
-      <w:r>
-        <w:rPr>
-          <w:rFonts w:ascii="Times New Roman" w:hAnsi="Times New Roman" w:cs="Times New Roman"/>
-          <w:sz w:val="28"/>
-          <w:szCs w:val="28"/>
-        </w:rPr>
-        <w:t>Это особенно важно для диссертации, поскольку показывает: даже у сравнительно стабильной химии ключевой прогностический параметр должен быть связан не только с ёмкостью, но и с сопротивлением переноса заряда.</w:t>
-      </w:r>
-    </w:p>
-    <w:p>
-      <w:pPr>
-        <w:spacing w:line="360" w:lineRule="auto"/>
-        <w:ind w:firstLine="709"/>
-        <w:jc w:val="both"/>
-        <w:rPr>
-          <w:rFonts w:ascii="Times New Roman" w:hAnsi="Times New Roman" w:cs="Times New Roman"/>
-          <w:sz w:val="28"/>
-          <w:szCs w:val="28"/>
-          <w:lang w:val="en-US"/>
+        <w:t>. указывает, что на ранней стадии главным механизмом является LLI, а затем всё большую роль начинают играть уменьшение активной площади и рост импеданса. Это особенно важно для диссертации, поскольку показывает: даже у сравнительно стабильной химии ключевой прогностический параметр должен быть связан не только с ёмкостью, но и с сопротивлением переноса заряда.</w:t>
+      </w:r>
+    </w:p>
+    <w:p>
+      <w:pPr>
+        <w:spacing w:line="360" w:lineRule="auto"/>
+        <w:ind w:firstLine="709"/>
+        <w:jc w:val="both"/>
+        <w:rPr>
+          <w:rFonts w:ascii="Times New Roman" w:hAnsi="Times New Roman" w:cs="Times New Roman"/>
+          <w:sz w:val="28"/>
+          <w:szCs w:val="28"/>
         </w:rPr>
       </w:pPr>
       <w:r>
@@ -6231,7 +6206,6 @@
           <w:rFonts w:ascii="Times New Roman" w:hAnsi="Times New Roman" w:cs="Times New Roman"/>
           <w:sz w:val="28"/>
           <w:szCs w:val="28"/>
-          <w:lang w:val="en-US"/>
         </w:rPr>
       </w:pPr>
       <w:r>
@@ -6252,7 +6226,6 @@
           <w:rFonts w:ascii="Times New Roman" w:hAnsi="Times New Roman" w:cs="Times New Roman"/>
           <w:sz w:val="28"/>
           <w:szCs w:val="28"/>
-          <w:lang w:val="en-US"/>
         </w:rPr>
       </w:pPr>
     </w:p>
@@ -6277,10 +6250,10 @@
           <w:lang w:val="en-US"/>
         </w:rPr>
         <w:object w:dxaOrig="3320" w:dyaOrig="440" w14:anchorId="55016605">
-          <v:shape id="_x0000_i1053" type="#_x0000_t75" style="width:165.9pt;height:21.9pt" o:ole="">
+          <v:shape id="_x0000_i1039" type="#_x0000_t75" style="width:165.9pt;height:21.9pt" o:ole="">
             <v:imagedata r:id="rId37" o:title=""/>
           </v:shape>
-          <o:OLEObject Type="Embed" ProgID="Equation.DSMT4" ShapeID="_x0000_i1053" DrawAspect="Content" ObjectID="_1835719216" r:id="rId38"/>
+          <o:OLEObject Type="Embed" ProgID="Equation.DSMT4" ShapeID="_x0000_i1039" DrawAspect="Content" ObjectID="_1835772923" r:id="rId38"/>
         </w:object>
       </w:r>
     </w:p>
@@ -6486,7 +6459,6 @@
           <w:rFonts w:ascii="Times New Roman" w:hAnsi="Times New Roman" w:cs="Times New Roman"/>
           <w:sz w:val="28"/>
           <w:szCs w:val="28"/>
-          <w:lang w:val="en-US"/>
         </w:rPr>
       </w:pPr>
       <w:r>
@@ -6651,8 +6623,18 @@
           <w:sz w:val="28"/>
           <w:szCs w:val="28"/>
         </w:rPr>
-        <w:t xml:space="preserve"> лития.</w:t>
-      </w:r>
+        <w:t xml:space="preserve"> лития. Именно это обстоятельство обеспечивает исключительно высокую циклическую стабильность, малую склонность к литиевому осаждению и хорошие высокомощностные свойства. Современные обзоры прямо связывают высокую долговечность LTO с </w:t>
+      </w:r>
+      <w:proofErr w:type="spellStart"/>
+      <w:r>
+        <w:rPr>
+          <w:rFonts w:ascii="Times New Roman" w:hAnsi="Times New Roman" w:cs="Times New Roman"/>
+          <w:sz w:val="28"/>
+          <w:szCs w:val="28"/>
+        </w:rPr>
+        <w:t>near-zero</w:t>
+      </w:r>
+      <w:proofErr w:type="spellEnd"/>
       <w:r>
         <w:rPr>
           <w:rFonts w:ascii="Times New Roman" w:hAnsi="Times New Roman" w:cs="Times New Roman"/>
@@ -6661,14 +6643,6 @@
         </w:rPr>
         <w:t xml:space="preserve"> </w:t>
       </w:r>
-      <w:r>
-        <w:rPr>
-          <w:rFonts w:ascii="Times New Roman" w:hAnsi="Times New Roman" w:cs="Times New Roman"/>
-          <w:sz w:val="28"/>
-          <w:szCs w:val="28"/>
-        </w:rPr>
-        <w:t xml:space="preserve">Именно это обстоятельство обеспечивает исключительно высокую циклическую стабильность, малую склонность к литиевому осаждению и хорошие высокомощностные свойства. Современные обзоры прямо связывают высокую долговечность LTO с </w:t>
-      </w:r>
       <w:proofErr w:type="spellStart"/>
       <w:r>
         <w:rPr>
@@ -6676,7 +6650,7 @@
           <w:sz w:val="28"/>
           <w:szCs w:val="28"/>
         </w:rPr>
-        <w:t>near-zero</w:t>
+        <w:t>strain</w:t>
       </w:r>
       <w:proofErr w:type="spellEnd"/>
       <w:r>
@@ -6685,16 +6659,178 @@
           <w:sz w:val="28"/>
           <w:szCs w:val="28"/>
         </w:rPr>
+        <w:t xml:space="preserve"> характером анода.</w:t>
+      </w:r>
+    </w:p>
+    <w:p>
+      <w:pPr>
+        <w:spacing w:line="360" w:lineRule="auto"/>
+        <w:ind w:firstLine="709"/>
+        <w:jc w:val="both"/>
+        <w:rPr>
+          <w:rFonts w:ascii="Times New Roman" w:hAnsi="Times New Roman" w:cs="Times New Roman"/>
+          <w:sz w:val="28"/>
+          <w:szCs w:val="28"/>
+        </w:rPr>
+      </w:pPr>
+      <w:r>
+        <w:rPr>
+          <w:rFonts w:ascii="Times New Roman" w:hAnsi="Times New Roman" w:cs="Times New Roman"/>
+          <w:sz w:val="28"/>
+          <w:szCs w:val="28"/>
+        </w:rPr>
+        <w:t>Однако у LTO имеются и принципиальные ограничения. Во-первых, такие системы уступают NMC и LFP по удельной энергии. Во-вторых, для LTO типичны сравнительно низкие электронная и ионная проводимости самого анодного материала, из-за чего для реальных высокомощностных ячеек существенную роль играют архитектура электрода, проводящие добавки и межфазное сопротивление. Современные публикации также указывают на SOC-</w:t>
+      </w:r>
+      <w:r>
+        <w:rPr>
+          <w:rFonts w:ascii="Times New Roman" w:hAnsi="Times New Roman" w:cs="Times New Roman"/>
+          <w:sz w:val="28"/>
+          <w:szCs w:val="28"/>
+        </w:rPr>
+        <w:lastRenderedPageBreak/>
+        <w:t xml:space="preserve">зависимое и температурно-ускоряемое старение, газообразование и образование поверхностных слоёв, особенно при жёстких режимах </w:t>
+      </w:r>
+      <w:r>
+        <w:rPr>
+          <w:rFonts w:ascii="Times New Roman" w:hAnsi="Times New Roman" w:cs="Times New Roman"/>
+          <w:sz w:val="28"/>
+          <w:szCs w:val="28"/>
+        </w:rPr>
+        <w:t xml:space="preserve">работы </w:t>
+      </w:r>
+      <w:r>
+        <w:rPr>
+          <w:rFonts w:ascii="Times New Roman" w:hAnsi="Times New Roman" w:cs="Times New Roman"/>
+          <w:sz w:val="28"/>
+          <w:szCs w:val="28"/>
+        </w:rPr>
+        <w:t>и высоких температурах.</w:t>
+      </w:r>
+    </w:p>
+    <w:p>
+      <w:pPr>
+        <w:spacing w:line="360" w:lineRule="auto"/>
+        <w:ind w:firstLine="709"/>
+        <w:jc w:val="both"/>
+        <w:rPr>
+          <w:rFonts w:ascii="Times New Roman" w:hAnsi="Times New Roman" w:cs="Times New Roman"/>
+          <w:sz w:val="28"/>
+          <w:szCs w:val="28"/>
+        </w:rPr>
+      </w:pPr>
+      <w:r>
+        <w:rPr>
+          <w:rFonts w:ascii="Times New Roman" w:hAnsi="Times New Roman" w:cs="Times New Roman"/>
+          <w:sz w:val="28"/>
+          <w:szCs w:val="28"/>
+        </w:rPr>
+        <w:t>С импедансной точки зрения LTO-системы особенно интересны тем, что собственная деградация анода существенно подавлена, а рост сопротивления во многих конфигурациях определяется в большей степени катодной частью и межфазным сопротивлением, чем разрушением LTO-анода как такового. Это подтверждается и специализированным EIS-исследованием для Li-</w:t>
+      </w:r>
+      <w:proofErr w:type="spellStart"/>
+      <w:r>
+        <w:rPr>
+          <w:rFonts w:ascii="Times New Roman" w:hAnsi="Times New Roman" w:cs="Times New Roman"/>
+          <w:sz w:val="28"/>
+          <w:szCs w:val="28"/>
+        </w:rPr>
+        <w:t>ion</w:t>
+      </w:r>
+      <w:proofErr w:type="spellEnd"/>
+      <w:r>
+        <w:rPr>
+          <w:rFonts w:ascii="Times New Roman" w:hAnsi="Times New Roman" w:cs="Times New Roman"/>
+          <w:sz w:val="28"/>
+          <w:szCs w:val="28"/>
+        </w:rPr>
+        <w:t xml:space="preserve"> батарей с LTO-анодом, где было показано, что уменьшение ёмкости при циклировании главным образом связано с ростом межфазного сопротивления и деградацией катодной стороны.</w:t>
+      </w:r>
+    </w:p>
+    <w:p>
+      <w:pPr>
+        <w:spacing w:line="360" w:lineRule="auto"/>
+        <w:ind w:firstLine="709"/>
+        <w:jc w:val="both"/>
+        <w:rPr>
+          <w:rFonts w:ascii="Times New Roman" w:hAnsi="Times New Roman" w:cs="Times New Roman"/>
+          <w:sz w:val="28"/>
+          <w:szCs w:val="28"/>
+        </w:rPr>
+      </w:pPr>
+      <w:r>
+        <w:rPr>
+          <w:rFonts w:ascii="Times New Roman" w:hAnsi="Times New Roman" w:cs="Times New Roman"/>
+          <w:sz w:val="28"/>
+          <w:szCs w:val="28"/>
+        </w:rPr>
+        <w:t xml:space="preserve">Для целей диссертации это важно по двум причинам. Во-первых, LTO служит эталонной </w:t>
+      </w:r>
+      <w:proofErr w:type="spellStart"/>
+      <w:r>
+        <w:rPr>
+          <w:rFonts w:ascii="Times New Roman" w:hAnsi="Times New Roman" w:cs="Times New Roman"/>
+          <w:sz w:val="28"/>
+          <w:szCs w:val="28"/>
+        </w:rPr>
+        <w:t>высокоресурсной</w:t>
+      </w:r>
+      <w:proofErr w:type="spellEnd"/>
+      <w:r>
+        <w:rPr>
+          <w:rFonts w:ascii="Times New Roman" w:hAnsi="Times New Roman" w:cs="Times New Roman"/>
+          <w:sz w:val="28"/>
+          <w:szCs w:val="28"/>
+        </w:rPr>
+        <w:t xml:space="preserve"> системой, на которой удобно проверять чувствительность импедансных критериев к медленным </w:t>
+      </w:r>
+      <w:proofErr w:type="spellStart"/>
+      <w:r>
+        <w:rPr>
+          <w:rFonts w:ascii="Times New Roman" w:hAnsi="Times New Roman" w:cs="Times New Roman"/>
+          <w:sz w:val="28"/>
+          <w:szCs w:val="28"/>
+        </w:rPr>
+        <w:t>деградационным</w:t>
+      </w:r>
+      <w:proofErr w:type="spellEnd"/>
+      <w:r>
+        <w:rPr>
+          <w:rFonts w:ascii="Times New Roman" w:hAnsi="Times New Roman" w:cs="Times New Roman"/>
+          <w:sz w:val="28"/>
+          <w:szCs w:val="28"/>
+        </w:rPr>
+        <w:t xml:space="preserve"> процессам. Во-вторых, поведение LTO показывает, что одна и та же диагностическая переменная</w:t>
+      </w:r>
+      <w:r>
+        <w:rPr>
+          <w:rFonts w:ascii="Times New Roman" w:hAnsi="Times New Roman" w:cs="Times New Roman"/>
+          <w:sz w:val="28"/>
+          <w:szCs w:val="28"/>
+        </w:rPr>
         <w:t xml:space="preserve"> </w:t>
       </w:r>
       <w:proofErr w:type="spellStart"/>
       <w:r>
         <w:rPr>
           <w:rFonts w:ascii="Times New Roman" w:hAnsi="Times New Roman" w:cs="Times New Roman"/>
-          <w:sz w:val="28"/>
-          <w:szCs w:val="28"/>
-        </w:rPr>
-        <w:t>strain</w:t>
+          <w:i/>
+          <w:iCs/>
+          <w:sz w:val="28"/>
+          <w:szCs w:val="28"/>
+          <w:lang w:val="en-US"/>
+        </w:rPr>
+        <w:t>R</w:t>
+      </w:r>
+      <w:r>
+        <w:rPr>
+          <w:rFonts w:ascii="Times New Roman" w:hAnsi="Times New Roman" w:cs="Times New Roman"/>
+          <w:i/>
+          <w:iCs/>
+          <w:sz w:val="28"/>
+          <w:szCs w:val="28"/>
+          <w:vertAlign w:val="subscript"/>
+          <w:lang w:val="en-US"/>
+        </w:rPr>
+        <w:t>ct</w:t>
       </w:r>
       <w:proofErr w:type="spellEnd"/>
       <w:r>
@@ -6703,203 +6839,7 @@
           <w:sz w:val="28"/>
           <w:szCs w:val="28"/>
         </w:rPr>
-        <w:t xml:space="preserve"> характером анода.</w:t>
-      </w:r>
-    </w:p>
-    <w:p>
-      <w:pPr>
-        <w:spacing w:line="360" w:lineRule="auto"/>
-        <w:ind w:firstLine="709"/>
-        <w:jc w:val="both"/>
-        <w:rPr>
-          <w:rFonts w:ascii="Times New Roman" w:hAnsi="Times New Roman" w:cs="Times New Roman"/>
-          <w:sz w:val="28"/>
-          <w:szCs w:val="28"/>
-        </w:rPr>
-      </w:pPr>
-      <w:r>
-        <w:rPr>
-          <w:rFonts w:ascii="Times New Roman" w:hAnsi="Times New Roman" w:cs="Times New Roman"/>
-          <w:sz w:val="28"/>
-          <w:szCs w:val="28"/>
-        </w:rPr>
-        <w:t>Однако у LTO имеются и принципиальные ограничения. Во-первых, такие системы уступают NMC и LFP по удельной энергии. Во-вторых, для LTO типичны сравнительно низкие электронная и ионная проводимости самого анодного материала, из-за чего для реальных высокомощностных ячеек существенную роль играют архитектура электрода, проводящие добавки и межфазное сопротивление. Современные публикации также указывают на SOC-</w:t>
-      </w:r>
-      <w:r>
-        <w:rPr>
-          <w:rFonts w:ascii="Times New Roman" w:hAnsi="Times New Roman" w:cs="Times New Roman"/>
-          <w:sz w:val="28"/>
-          <w:szCs w:val="28"/>
-        </w:rPr>
-        <w:lastRenderedPageBreak/>
-        <w:t>зависимое и температурно-ускоряемое старение, газообразование и образование поверхностных слоёв, особенно при жёстких режимах</w:t>
-      </w:r>
-      <w:r>
-        <w:rPr>
-          <w:rFonts w:ascii="Times New Roman" w:hAnsi="Times New Roman" w:cs="Times New Roman"/>
-          <w:sz w:val="28"/>
-          <w:szCs w:val="28"/>
-        </w:rPr>
-        <w:t xml:space="preserve"> </w:t>
-      </w:r>
-      <w:r>
-        <w:rPr>
-          <w:rFonts w:ascii="Times New Roman" w:hAnsi="Times New Roman" w:cs="Times New Roman"/>
-          <w:sz w:val="28"/>
-          <w:szCs w:val="28"/>
-        </w:rPr>
-        <w:t xml:space="preserve">работы </w:t>
-      </w:r>
-      <w:r>
-        <w:rPr>
-          <w:rFonts w:ascii="Times New Roman" w:hAnsi="Times New Roman" w:cs="Times New Roman"/>
-          <w:sz w:val="28"/>
-          <w:szCs w:val="28"/>
-        </w:rPr>
-        <w:t>и высоких температурах.</w:t>
-      </w:r>
-    </w:p>
-    <w:p>
-      <w:pPr>
-        <w:spacing w:line="360" w:lineRule="auto"/>
-        <w:ind w:firstLine="709"/>
-        <w:jc w:val="both"/>
-        <w:rPr>
-          <w:rFonts w:ascii="Times New Roman" w:hAnsi="Times New Roman" w:cs="Times New Roman"/>
-          <w:sz w:val="28"/>
-          <w:szCs w:val="28"/>
-        </w:rPr>
-      </w:pPr>
-      <w:r>
-        <w:rPr>
-          <w:rFonts w:ascii="Times New Roman" w:hAnsi="Times New Roman" w:cs="Times New Roman"/>
-          <w:sz w:val="28"/>
-          <w:szCs w:val="28"/>
-        </w:rPr>
-        <w:t>С импедансной точки зрения LTO-системы особенно интересны тем, что собственная деградация анода существенно подавлена, а рост сопротивления во многих конфигурациях определяется в большей степени катодной частью и межфазным сопротивлением, чем разрушением LTO-анода как такового. Это подтверждается и специализированным EIS-исследованием для Li-</w:t>
-      </w:r>
-      <w:proofErr w:type="spellStart"/>
-      <w:r>
-        <w:rPr>
-          <w:rFonts w:ascii="Times New Roman" w:hAnsi="Times New Roman" w:cs="Times New Roman"/>
-          <w:sz w:val="28"/>
-          <w:szCs w:val="28"/>
-        </w:rPr>
-        <w:t>ion</w:t>
-      </w:r>
-      <w:proofErr w:type="spellEnd"/>
-      <w:r>
-        <w:rPr>
-          <w:rFonts w:ascii="Times New Roman" w:hAnsi="Times New Roman" w:cs="Times New Roman"/>
-          <w:sz w:val="28"/>
-          <w:szCs w:val="28"/>
-        </w:rPr>
-        <w:t xml:space="preserve"> батарей с LTO-анодом, где было показано, что уменьшение ёмкости при циклировании главным образом связано с ростом межфазного сопротивления и деградацией катодной стороны.</w:t>
-      </w:r>
-    </w:p>
-    <w:p>
-      <w:pPr>
-        <w:spacing w:line="360" w:lineRule="auto"/>
-        <w:ind w:firstLine="709"/>
-        <w:jc w:val="both"/>
-        <w:rPr>
-          <w:rFonts w:ascii="Times New Roman" w:hAnsi="Times New Roman" w:cs="Times New Roman"/>
-          <w:sz w:val="28"/>
-          <w:szCs w:val="28"/>
-        </w:rPr>
-      </w:pPr>
-      <w:r>
-        <w:rPr>
-          <w:rFonts w:ascii="Times New Roman" w:hAnsi="Times New Roman" w:cs="Times New Roman"/>
-          <w:sz w:val="28"/>
-          <w:szCs w:val="28"/>
-        </w:rPr>
-        <w:t xml:space="preserve">Для целей диссертации это важно по двум причинам. Во-первых, LTO служит эталонной </w:t>
-      </w:r>
-      <w:proofErr w:type="spellStart"/>
-      <w:r>
-        <w:rPr>
-          <w:rFonts w:ascii="Times New Roman" w:hAnsi="Times New Roman" w:cs="Times New Roman"/>
-          <w:sz w:val="28"/>
-          <w:szCs w:val="28"/>
-        </w:rPr>
-        <w:t>высокоресурсной</w:t>
-      </w:r>
-      <w:proofErr w:type="spellEnd"/>
-      <w:r>
-        <w:rPr>
-          <w:rFonts w:ascii="Times New Roman" w:hAnsi="Times New Roman" w:cs="Times New Roman"/>
-          <w:sz w:val="28"/>
-          <w:szCs w:val="28"/>
-        </w:rPr>
-        <w:t xml:space="preserve"> системой, на которой удобно проверять чувствительность импедансных критериев к медленным </w:t>
-      </w:r>
-      <w:proofErr w:type="spellStart"/>
-      <w:r>
-        <w:rPr>
-          <w:rFonts w:ascii="Times New Roman" w:hAnsi="Times New Roman" w:cs="Times New Roman"/>
-          <w:sz w:val="28"/>
-          <w:szCs w:val="28"/>
-        </w:rPr>
-        <w:t>деградационным</w:t>
-      </w:r>
-      <w:proofErr w:type="spellEnd"/>
-      <w:r>
-        <w:rPr>
-          <w:rFonts w:ascii="Times New Roman" w:hAnsi="Times New Roman" w:cs="Times New Roman"/>
-          <w:sz w:val="28"/>
-          <w:szCs w:val="28"/>
-        </w:rPr>
-        <w:t xml:space="preserve"> процессам. Во-вторых, поведение LTO показывает, что одна и та же диагностическая переменная</w:t>
-      </w:r>
-      <w:r>
-        <w:rPr>
-          <w:rFonts w:ascii="Times New Roman" w:hAnsi="Times New Roman" w:cs="Times New Roman"/>
-          <w:sz w:val="28"/>
-          <w:szCs w:val="28"/>
-        </w:rPr>
-        <w:t xml:space="preserve"> </w:t>
-      </w:r>
-      <w:proofErr w:type="spellStart"/>
-      <w:r>
-        <w:rPr>
-          <w:rFonts w:ascii="Times New Roman" w:hAnsi="Times New Roman" w:cs="Times New Roman"/>
-          <w:i/>
-          <w:iCs/>
-          <w:sz w:val="28"/>
-          <w:szCs w:val="28"/>
-          <w:lang w:val="en-US"/>
-        </w:rPr>
-        <w:t>R</w:t>
-      </w:r>
-      <w:r>
-        <w:rPr>
-          <w:rFonts w:ascii="Times New Roman" w:hAnsi="Times New Roman" w:cs="Times New Roman"/>
-          <w:i/>
-          <w:iCs/>
-          <w:sz w:val="28"/>
-          <w:szCs w:val="28"/>
-          <w:vertAlign w:val="subscript"/>
-          <w:lang w:val="en-US"/>
-        </w:rPr>
-        <w:t>ct</w:t>
-      </w:r>
-      <w:proofErr w:type="spellEnd"/>
-      <w:r>
-        <w:rPr>
-          <w:rFonts w:ascii="Times New Roman" w:hAnsi="Times New Roman" w:cs="Times New Roman"/>
-          <w:sz w:val="28"/>
-          <w:szCs w:val="28"/>
-        </w:rPr>
-        <w:t xml:space="preserve"> </w:t>
-      </w:r>
-      <w:r>
-        <w:rPr>
-          <w:rFonts w:ascii="Times New Roman" w:hAnsi="Times New Roman" w:cs="Times New Roman"/>
-          <w:sz w:val="28"/>
-          <w:szCs w:val="28"/>
-        </w:rPr>
-        <w:t>может иметь различную физическую интерпретацию в зависимости от химической системы: в одном случае она отражает преимущественно анодную деградацию, в другом — катодную, в третьем — их совместный вклад.</w:t>
+        <w:t xml:space="preserve"> может иметь различную физическую интерпретацию в зависимости от химической системы: в одном случае она отражает преимущественно анодную деградацию, в другом — катодную, в третьем — их совместный вклад.</w:t>
       </w:r>
     </w:p>
     <w:p>
@@ -7154,10 +7094,10 @@
           <w:szCs w:val="28"/>
         </w:rPr>
         <w:object w:dxaOrig="3420" w:dyaOrig="400" w14:anchorId="387CB7D6">
-          <v:shape id="_x0000_i1056" type="#_x0000_t75" style="width:171.05pt;height:20.15pt" o:ole="">
+          <v:shape id="_x0000_i1040" type="#_x0000_t75" style="width:171.05pt;height:20.15pt" o:ole="">
             <v:imagedata r:id="rId39" o:title=""/>
           </v:shape>
-          <o:OLEObject Type="Embed" ProgID="Equation.DSMT4" ShapeID="_x0000_i1056" DrawAspect="Content" ObjectID="_1835719217" r:id="rId40"/>
+          <o:OLEObject Type="Embed" ProgID="Equation.DSMT4" ShapeID="_x0000_i1040" DrawAspect="Content" ObjectID="_1835772924" r:id="rId40"/>
         </w:object>
       </w:r>
     </w:p>
@@ -7183,7 +7123,6 @@
           <w:rFonts w:ascii="Times New Roman" w:hAnsi="Times New Roman" w:cs="Times New Roman"/>
           <w:sz w:val="28"/>
           <w:szCs w:val="28"/>
-          <w:lang w:val="en-US"/>
         </w:rPr>
       </w:pPr>
       <w:r>
@@ -7309,27 +7248,18 @@
           <w:sz w:val="28"/>
           <w:szCs w:val="28"/>
         </w:rPr>
-        <w:t xml:space="preserve"> </w:t>
-      </w:r>
-      <w:r>
-        <w:rPr>
-          <w:rFonts w:ascii="Times New Roman" w:hAnsi="Times New Roman" w:cs="Times New Roman"/>
-          <w:sz w:val="28"/>
-          <w:szCs w:val="28"/>
-        </w:rPr>
-        <w:t>рост общего импеданса — снижение мощности».</w:t>
-      </w:r>
-    </w:p>
-    <w:p>
-      <w:pPr>
-        <w:spacing w:line="360" w:lineRule="auto"/>
-        <w:ind w:firstLine="709"/>
-        <w:jc w:val="both"/>
-        <w:rPr>
-          <w:rFonts w:ascii="Times New Roman" w:hAnsi="Times New Roman" w:cs="Times New Roman"/>
-          <w:sz w:val="28"/>
-          <w:szCs w:val="28"/>
-          <w:lang w:val="en-US"/>
+        <w:t xml:space="preserve"> рост общего импеданса — снижение мощности».</w:t>
+      </w:r>
+    </w:p>
+    <w:p>
+      <w:pPr>
+        <w:spacing w:line="360" w:lineRule="auto"/>
+        <w:ind w:firstLine="709"/>
+        <w:jc w:val="both"/>
+        <w:rPr>
+          <w:rFonts w:ascii="Times New Roman" w:hAnsi="Times New Roman" w:cs="Times New Roman"/>
+          <w:sz w:val="28"/>
+          <w:szCs w:val="28"/>
         </w:rPr>
       </w:pPr>
       <w:r>
@@ -7421,36 +7351,27 @@
           <w:rFonts w:ascii="Times New Roman" w:hAnsi="Times New Roman" w:cs="Times New Roman"/>
           <w:sz w:val="28"/>
           <w:szCs w:val="28"/>
-          <w:lang w:val="en-US"/>
-        </w:rPr>
-      </w:pPr>
-    </w:p>
-    <w:p>
-      <w:pPr>
-        <w:spacing w:line="360" w:lineRule="auto"/>
-        <w:ind w:firstLine="709"/>
-        <w:jc w:val="both"/>
-        <w:rPr>
-          <w:rFonts w:ascii="Times New Roman" w:hAnsi="Times New Roman" w:cs="Times New Roman"/>
-          <w:sz w:val="28"/>
-          <w:szCs w:val="28"/>
-        </w:rPr>
-      </w:pPr>
-      <w:r>
-        <w:rPr>
-          <w:rFonts w:ascii="Times New Roman" w:hAnsi="Times New Roman" w:cs="Times New Roman"/>
-          <w:sz w:val="28"/>
-          <w:szCs w:val="28"/>
-        </w:rPr>
-        <w:t>Таблица 1.2</w:t>
-      </w:r>
-      <w:r>
-        <w:rPr>
-          <w:rFonts w:ascii="Times New Roman" w:hAnsi="Times New Roman" w:cs="Times New Roman"/>
-          <w:sz w:val="28"/>
-          <w:szCs w:val="28"/>
-        </w:rPr>
-        <w:t xml:space="preserve"> </w:t>
+        </w:rPr>
+      </w:pPr>
+    </w:p>
+    <w:p>
+      <w:pPr>
+        <w:spacing w:line="360" w:lineRule="auto"/>
+        <w:ind w:firstLine="709"/>
+        <w:jc w:val="both"/>
+        <w:rPr>
+          <w:rFonts w:ascii="Times New Roman" w:hAnsi="Times New Roman" w:cs="Times New Roman"/>
+          <w:sz w:val="28"/>
+          <w:szCs w:val="28"/>
+        </w:rPr>
+      </w:pPr>
+      <w:r>
+        <w:rPr>
+          <w:rFonts w:ascii="Times New Roman" w:hAnsi="Times New Roman" w:cs="Times New Roman"/>
+          <w:sz w:val="28"/>
+          <w:szCs w:val="28"/>
+        </w:rPr>
+        <w:t xml:space="preserve">Таблица 1.2 </w:t>
       </w:r>
       <w:r>
         <w:rPr>
@@ -8112,6 +8033,7 @@
                 <w:sz w:val="28"/>
                 <w:szCs w:val="28"/>
               </w:rPr>
+              <w:lastRenderedPageBreak/>
               <w:t>Na-</w:t>
             </w:r>
             <w:proofErr w:type="spellStart"/>
@@ -8228,15 +8150,7 @@
                 <w:sz w:val="28"/>
                 <w:szCs w:val="28"/>
               </w:rPr>
-              <w:t>,</w:t>
-            </w:r>
-            <w:r>
-              <w:rPr>
-                <w:rFonts w:ascii="Times New Roman" w:hAnsi="Times New Roman" w:cs="Times New Roman"/>
-                <w:sz w:val="28"/>
-                <w:szCs w:val="28"/>
-              </w:rPr>
-              <w:t xml:space="preserve"> </w:t>
+              <w:t xml:space="preserve">, </w:t>
             </w:r>
             <w:r>
               <w:rPr>
@@ -8292,7 +8206,6 @@
           <w:rFonts w:ascii="Times New Roman" w:hAnsi="Times New Roman" w:cs="Times New Roman"/>
           <w:sz w:val="28"/>
           <w:szCs w:val="28"/>
-          <w:lang w:val="en-US"/>
         </w:rPr>
       </w:pPr>
     </w:p>
@@ -8722,7 +8635,6 @@
           <w:rFonts w:ascii="Times New Roman" w:hAnsi="Times New Roman" w:cs="Times New Roman"/>
           <w:sz w:val="28"/>
           <w:szCs w:val="28"/>
-          <w:lang w:val="en-US"/>
         </w:rPr>
       </w:pPr>
       <w:r>
@@ -8811,7 +8723,6 @@
           <w:rFonts w:ascii="Times New Roman" w:hAnsi="Times New Roman" w:cs="Times New Roman"/>
           <w:sz w:val="28"/>
           <w:szCs w:val="28"/>
-          <w:lang w:val="en-US"/>
         </w:rPr>
       </w:pPr>
       <w:r>
@@ -8832,7 +8743,6 @@
           <w:rFonts w:ascii="Times New Roman" w:hAnsi="Times New Roman" w:cs="Times New Roman"/>
           <w:sz w:val="28"/>
           <w:szCs w:val="28"/>
-          <w:lang w:val="en-US"/>
         </w:rPr>
       </w:pPr>
       <w:r>
@@ -8871,7 +8781,6 @@
           <w:rFonts w:ascii="Times New Roman" w:hAnsi="Times New Roman" w:cs="Times New Roman"/>
           <w:sz w:val="28"/>
           <w:szCs w:val="28"/>
-          <w:lang w:val="en-US"/>
         </w:rPr>
       </w:pPr>
     </w:p>
@@ -8950,7 +8859,6 @@
           <w:rFonts w:ascii="Times New Roman" w:hAnsi="Times New Roman" w:cs="Times New Roman"/>
           <w:sz w:val="28"/>
           <w:szCs w:val="28"/>
-          <w:lang w:val="en-US"/>
         </w:rPr>
       </w:pPr>
       <w:r>
@@ -8971,20 +8879,18 @@
           <w:rFonts w:ascii="Times New Roman" w:hAnsi="Times New Roman" w:cs="Times New Roman"/>
           <w:sz w:val="28"/>
           <w:szCs w:val="28"/>
-          <w:lang w:val="en-US"/>
-        </w:rPr>
-      </w:pPr>
-    </w:p>
-    <w:p>
-      <w:pPr>
-        <w:spacing w:line="360" w:lineRule="auto"/>
-        <w:ind w:firstLine="709"/>
-        <w:jc w:val="both"/>
-        <w:rPr>
-          <w:rFonts w:ascii="Times New Roman" w:hAnsi="Times New Roman" w:cs="Times New Roman"/>
-          <w:sz w:val="28"/>
-          <w:szCs w:val="28"/>
-          <w:lang w:val="en-US"/>
+        </w:rPr>
+      </w:pPr>
+    </w:p>
+    <w:p>
+      <w:pPr>
+        <w:spacing w:line="360" w:lineRule="auto"/>
+        <w:ind w:firstLine="709"/>
+        <w:jc w:val="both"/>
+        <w:rPr>
+          <w:rFonts w:ascii="Times New Roman" w:hAnsi="Times New Roman" w:cs="Times New Roman"/>
+          <w:sz w:val="28"/>
+          <w:szCs w:val="28"/>
         </w:rPr>
       </w:pPr>
       <w:r>
@@ -9059,7 +8965,6 @@
           <w:rFonts w:ascii="Times New Roman" w:hAnsi="Times New Roman" w:cs="Times New Roman"/>
           <w:sz w:val="28"/>
           <w:szCs w:val="28"/>
-          <w:lang w:val="en-US"/>
         </w:rPr>
       </w:pPr>
       <w:r>
@@ -9134,7 +9039,6 @@
           <w:rFonts w:ascii="Times New Roman" w:hAnsi="Times New Roman" w:cs="Times New Roman"/>
           <w:sz w:val="28"/>
           <w:szCs w:val="28"/>
-          <w:lang w:val="en-US"/>
         </w:rPr>
       </w:pPr>
       <w:r>
@@ -9387,16 +9291,154 @@
           <w:rFonts w:ascii="Times New Roman" w:hAnsi="Times New Roman" w:cs="Times New Roman"/>
           <w:sz w:val="28"/>
           <w:szCs w:val="28"/>
-          <w:lang w:val="en-US"/>
-        </w:rPr>
-      </w:pPr>
-      <w:r>
-        <w:rPr>
-          <w:rFonts w:ascii="Times New Roman" w:hAnsi="Times New Roman" w:cs="Times New Roman"/>
-          <w:sz w:val="28"/>
-          <w:szCs w:val="28"/>
-        </w:rPr>
-        <w:t>На рисунке представлены экспериментальные зависимости</w:t>
+        </w:rPr>
+      </w:pPr>
+      <w:r>
+        <w:rPr>
+          <w:rFonts w:ascii="Times New Roman" w:hAnsi="Times New Roman" w:cs="Times New Roman"/>
+          <w:sz w:val="28"/>
+          <w:szCs w:val="28"/>
+        </w:rPr>
+        <w:t xml:space="preserve">На рисунке представлены экспериментальные зависимости </w:t>
+      </w:r>
+      <w:proofErr w:type="spellStart"/>
+      <w:r>
+        <w:rPr>
+          <w:rFonts w:ascii="Times New Roman" w:hAnsi="Times New Roman" w:cs="Times New Roman"/>
+          <w:i/>
+          <w:iCs/>
+          <w:sz w:val="28"/>
+          <w:szCs w:val="28"/>
+          <w:lang w:val="en-US"/>
+        </w:rPr>
+        <w:t>R</w:t>
+      </w:r>
+      <w:r>
+        <w:rPr>
+          <w:rFonts w:ascii="Times New Roman" w:hAnsi="Times New Roman" w:cs="Times New Roman"/>
+          <w:i/>
+          <w:iCs/>
+          <w:sz w:val="28"/>
+          <w:szCs w:val="28"/>
+          <w:vertAlign w:val="subscript"/>
+          <w:lang w:val="en-US"/>
+        </w:rPr>
+        <w:t>ct</w:t>
+      </w:r>
+      <w:proofErr w:type="spellEnd"/>
+      <w:r>
+        <w:rPr>
+          <w:rFonts w:ascii="Times New Roman" w:hAnsi="Times New Roman" w:cs="Times New Roman"/>
+          <w:i/>
+          <w:iCs/>
+          <w:sz w:val="28"/>
+          <w:szCs w:val="28"/>
+        </w:rPr>
+        <w:t>(</w:t>
+      </w:r>
+      <w:r>
+        <w:rPr>
+          <w:rFonts w:ascii="Times New Roman" w:hAnsi="Times New Roman" w:cs="Times New Roman"/>
+          <w:i/>
+          <w:iCs/>
+          <w:sz w:val="28"/>
+          <w:szCs w:val="28"/>
+          <w:lang w:val="en-US"/>
+        </w:rPr>
+        <w:t>N</w:t>
+      </w:r>
+      <w:r>
+        <w:rPr>
+          <w:rFonts w:ascii="Times New Roman" w:hAnsi="Times New Roman" w:cs="Times New Roman"/>
+          <w:i/>
+          <w:iCs/>
+          <w:sz w:val="28"/>
+          <w:szCs w:val="28"/>
+        </w:rPr>
+        <w:t>)</w:t>
+      </w:r>
+      <w:r>
+        <w:rPr>
+          <w:rFonts w:ascii="Times New Roman" w:hAnsi="Times New Roman" w:cs="Times New Roman"/>
+          <w:sz w:val="28"/>
+          <w:szCs w:val="28"/>
+        </w:rPr>
+        <w:t xml:space="preserve"> для NMC, LFP, LTO и Na-</w:t>
+      </w:r>
+      <w:proofErr w:type="spellStart"/>
+      <w:r>
+        <w:rPr>
+          <w:rFonts w:ascii="Times New Roman" w:hAnsi="Times New Roman" w:cs="Times New Roman"/>
+          <w:sz w:val="28"/>
+          <w:szCs w:val="28"/>
+        </w:rPr>
+        <w:t>ion</w:t>
+      </w:r>
+      <w:proofErr w:type="spellEnd"/>
+      <w:r>
+        <w:rPr>
+          <w:rFonts w:ascii="Times New Roman" w:hAnsi="Times New Roman" w:cs="Times New Roman"/>
+          <w:sz w:val="28"/>
+          <w:szCs w:val="28"/>
+        </w:rPr>
+        <w:t xml:space="preserve"> батарей. Видно, что Na-</w:t>
+      </w:r>
+      <w:proofErr w:type="spellStart"/>
+      <w:r>
+        <w:rPr>
+          <w:rFonts w:ascii="Times New Roman" w:hAnsi="Times New Roman" w:cs="Times New Roman"/>
+          <w:sz w:val="28"/>
+          <w:szCs w:val="28"/>
+        </w:rPr>
+        <w:t>ion</w:t>
+      </w:r>
+      <w:proofErr w:type="spellEnd"/>
+      <w:r>
+        <w:rPr>
+          <w:rFonts w:ascii="Times New Roman" w:hAnsi="Times New Roman" w:cs="Times New Roman"/>
+          <w:sz w:val="28"/>
+          <w:szCs w:val="28"/>
+        </w:rPr>
+        <w:t xml:space="preserve"> элементы уже на начальной стадии имеют наибольшие значения </w:t>
+      </w:r>
+      <w:proofErr w:type="spellStart"/>
+      <w:r>
+        <w:rPr>
+          <w:rFonts w:ascii="Times New Roman" w:hAnsi="Times New Roman" w:cs="Times New Roman"/>
+          <w:i/>
+          <w:iCs/>
+          <w:sz w:val="28"/>
+          <w:szCs w:val="28"/>
+        </w:rPr>
+        <w:t>R</w:t>
+      </w:r>
+      <w:r>
+        <w:rPr>
+          <w:rFonts w:ascii="Times New Roman" w:hAnsi="Times New Roman" w:cs="Times New Roman"/>
+          <w:i/>
+          <w:iCs/>
+          <w:sz w:val="28"/>
+          <w:szCs w:val="28"/>
+          <w:vertAlign w:val="subscript"/>
+        </w:rPr>
+        <w:t>ct</w:t>
+      </w:r>
+      <w:proofErr w:type="spellEnd"/>
+      <w:r>
+        <w:rPr>
+          <w:rFonts w:ascii="Times New Roman" w:hAnsi="Times New Roman" w:cs="Times New Roman"/>
+          <w:sz w:val="28"/>
+          <w:szCs w:val="28"/>
+        </w:rPr>
+        <w:t xml:space="preserve">, </w:t>
+      </w:r>
+      <w:r>
+        <w:rPr>
+          <w:rFonts w:ascii="Times New Roman" w:hAnsi="Times New Roman" w:cs="Times New Roman"/>
+          <w:sz w:val="28"/>
+          <w:szCs w:val="28"/>
+        </w:rPr>
+        <w:t>а затем демонстрируют наиболее резкий рост.</w:t>
       </w:r>
       <w:r>
         <w:rPr>
@@ -9406,6 +9448,54 @@
         </w:rPr>
         <w:t xml:space="preserve"> </w:t>
       </w:r>
+      <w:r>
+        <w:rPr>
+          <w:rFonts w:ascii="Times New Roman" w:hAnsi="Times New Roman" w:cs="Times New Roman"/>
+          <w:sz w:val="28"/>
+          <w:szCs w:val="28"/>
+        </w:rPr>
+        <w:t>NMC характеризуется умеренным</w:t>
+      </w:r>
+      <w:r>
+        <w:rPr>
+          <w:rFonts w:ascii="Times New Roman" w:hAnsi="Times New Roman" w:cs="Times New Roman"/>
+          <w:sz w:val="28"/>
+          <w:szCs w:val="28"/>
+        </w:rPr>
+        <w:t xml:space="preserve"> </w:t>
+      </w:r>
+      <w:r>
+        <w:rPr>
+          <w:rFonts w:ascii="Times New Roman" w:hAnsi="Times New Roman" w:cs="Times New Roman"/>
+          <w:sz w:val="28"/>
+          <w:szCs w:val="28"/>
+        </w:rPr>
+        <w:t>начальным значением, но заметным ускорением старения после 2000 циклов.</w:t>
+      </w:r>
+      <w:r>
+        <w:rPr>
+          <w:rFonts w:ascii="Times New Roman" w:hAnsi="Times New Roman" w:cs="Times New Roman"/>
+          <w:sz w:val="28"/>
+          <w:szCs w:val="28"/>
+        </w:rPr>
+        <w:t xml:space="preserve"> </w:t>
+      </w:r>
+      <w:r>
+        <w:rPr>
+          <w:rFonts w:ascii="Times New Roman" w:hAnsi="Times New Roman" w:cs="Times New Roman"/>
+          <w:sz w:val="28"/>
+          <w:szCs w:val="28"/>
+        </w:rPr>
+        <w:t>LFP показывает более плавный рост, а LTO — наиболее медленный дрейф</w:t>
+      </w:r>
+      <w:r>
+        <w:rPr>
+          <w:rFonts w:ascii="Times New Roman" w:hAnsi="Times New Roman" w:cs="Times New Roman"/>
+          <w:sz w:val="28"/>
+          <w:szCs w:val="28"/>
+        </w:rPr>
+        <w:t xml:space="preserve"> </w:t>
+      </w:r>
       <w:proofErr w:type="spellStart"/>
       <w:r>
         <w:rPr>
@@ -9434,58 +9524,54 @@
       <w:r>
         <w:rPr>
           <w:rFonts w:ascii="Times New Roman" w:hAnsi="Times New Roman" w:cs="Times New Roman"/>
-          <w:i/>
-          <w:iCs/>
-          <w:sz w:val="28"/>
-          <w:szCs w:val="28"/>
-        </w:rPr>
-        <w:t>(</w:t>
-      </w:r>
-      <w:r>
-        <w:rPr>
-          <w:rFonts w:ascii="Times New Roman" w:hAnsi="Times New Roman" w:cs="Times New Roman"/>
-          <w:i/>
-          <w:iCs/>
-          <w:sz w:val="28"/>
-          <w:szCs w:val="28"/>
-          <w:lang w:val="en-US"/>
-        </w:rPr>
-        <w:t>N</w:t>
-      </w:r>
-      <w:r>
-        <w:rPr>
-          <w:rFonts w:ascii="Times New Roman" w:hAnsi="Times New Roman" w:cs="Times New Roman"/>
-          <w:i/>
-          <w:iCs/>
-          <w:sz w:val="28"/>
-          <w:szCs w:val="28"/>
-        </w:rPr>
-        <w:t>)</w:t>
-      </w:r>
-      <w:r>
-        <w:rPr>
-          <w:rFonts w:ascii="Times New Roman" w:hAnsi="Times New Roman" w:cs="Times New Roman"/>
-          <w:sz w:val="28"/>
-          <w:szCs w:val="28"/>
-        </w:rPr>
-        <w:t xml:space="preserve"> </w:t>
-      </w:r>
-      <w:r>
-        <w:rPr>
-          <w:rFonts w:ascii="Times New Roman" w:hAnsi="Times New Roman" w:cs="Times New Roman"/>
-          <w:sz w:val="28"/>
-          <w:szCs w:val="28"/>
-        </w:rPr>
-        <w:t>для NMC, LFP, LTO и Na-</w:t>
+          <w:sz w:val="28"/>
+          <w:szCs w:val="28"/>
+        </w:rPr>
+        <w:t xml:space="preserve"> во всём исследованном диапазоне.</w:t>
+      </w:r>
+    </w:p>
+    <w:p>
+      <w:pPr>
+        <w:spacing w:line="360" w:lineRule="auto"/>
+        <w:ind w:firstLine="709"/>
+        <w:jc w:val="both"/>
+        <w:rPr>
+          <w:rFonts w:ascii="Times New Roman" w:hAnsi="Times New Roman" w:cs="Times New Roman"/>
+          <w:sz w:val="28"/>
+          <w:szCs w:val="28"/>
+        </w:rPr>
+      </w:pPr>
+      <w:r>
+        <w:rPr>
+          <w:rFonts w:ascii="Times New Roman" w:hAnsi="Times New Roman" w:cs="Times New Roman"/>
+          <w:sz w:val="28"/>
+          <w:szCs w:val="28"/>
+        </w:rPr>
+        <w:t xml:space="preserve">Научная ценность рисунка состоит в прямом подтверждении того, что </w:t>
       </w:r>
       <w:proofErr w:type="spellStart"/>
       <w:r>
         <w:rPr>
           <w:rFonts w:ascii="Times New Roman" w:hAnsi="Times New Roman" w:cs="Times New Roman"/>
-          <w:sz w:val="28"/>
-          <w:szCs w:val="28"/>
-        </w:rPr>
-        <w:t>ion</w:t>
+          <w:i/>
+          <w:iCs/>
+          <w:sz w:val="28"/>
+          <w:szCs w:val="28"/>
+          <w:lang w:val="en-US"/>
+        </w:rPr>
+        <w:t>R</w:t>
+      </w:r>
+      <w:r>
+        <w:rPr>
+          <w:rFonts w:ascii="Times New Roman" w:hAnsi="Times New Roman" w:cs="Times New Roman"/>
+          <w:i/>
+          <w:iCs/>
+          <w:sz w:val="28"/>
+          <w:szCs w:val="28"/>
+          <w:vertAlign w:val="subscript"/>
+          <w:lang w:val="en-US"/>
+        </w:rPr>
+        <w:t>ct</w:t>
       </w:r>
       <w:proofErr w:type="spellEnd"/>
       <w:r>
@@ -9494,318 +9580,7 @@
           <w:sz w:val="28"/>
           <w:szCs w:val="28"/>
         </w:rPr>
-        <w:t xml:space="preserve"> батарей.</w:t>
-      </w:r>
-      <w:r>
-        <w:rPr>
-          <w:rFonts w:ascii="Times New Roman" w:hAnsi="Times New Roman" w:cs="Times New Roman"/>
-          <w:sz w:val="28"/>
-          <w:szCs w:val="28"/>
-        </w:rPr>
-        <w:t xml:space="preserve"> </w:t>
-      </w:r>
-      <w:r>
-        <w:rPr>
-          <w:rFonts w:ascii="Times New Roman" w:hAnsi="Times New Roman" w:cs="Times New Roman"/>
-          <w:sz w:val="28"/>
-          <w:szCs w:val="28"/>
-        </w:rPr>
-        <w:t>Видно, что Na-</w:t>
-      </w:r>
-      <w:proofErr w:type="spellStart"/>
-      <w:r>
-        <w:rPr>
-          <w:rFonts w:ascii="Times New Roman" w:hAnsi="Times New Roman" w:cs="Times New Roman"/>
-          <w:sz w:val="28"/>
-          <w:szCs w:val="28"/>
-        </w:rPr>
-        <w:t>ion</w:t>
-      </w:r>
-      <w:proofErr w:type="spellEnd"/>
-      <w:r>
-        <w:rPr>
-          <w:rFonts w:ascii="Times New Roman" w:hAnsi="Times New Roman" w:cs="Times New Roman"/>
-          <w:sz w:val="28"/>
-          <w:szCs w:val="28"/>
-        </w:rPr>
-        <w:t xml:space="preserve"> элементы уже</w:t>
-      </w:r>
-      <w:r>
-        <w:rPr>
-          <w:rFonts w:ascii="Times New Roman" w:hAnsi="Times New Roman" w:cs="Times New Roman"/>
-          <w:sz w:val="28"/>
-          <w:szCs w:val="28"/>
-        </w:rPr>
-        <w:t xml:space="preserve"> </w:t>
-      </w:r>
-      <w:r>
-        <w:rPr>
-          <w:rFonts w:ascii="Times New Roman" w:hAnsi="Times New Roman" w:cs="Times New Roman"/>
-          <w:sz w:val="28"/>
-          <w:szCs w:val="28"/>
-        </w:rPr>
-        <w:t xml:space="preserve">на начальной стадии имеют наибольшие значения </w:t>
-      </w:r>
-      <w:proofErr w:type="spellStart"/>
-      <w:r>
-        <w:rPr>
-          <w:rFonts w:ascii="Times New Roman" w:hAnsi="Times New Roman" w:cs="Times New Roman"/>
-          <w:i/>
-          <w:iCs/>
-          <w:sz w:val="28"/>
-          <w:szCs w:val="28"/>
-        </w:rPr>
-        <w:t>R</w:t>
-      </w:r>
-      <w:r>
-        <w:rPr>
-          <w:rFonts w:ascii="Times New Roman" w:hAnsi="Times New Roman" w:cs="Times New Roman"/>
-          <w:i/>
-          <w:iCs/>
-          <w:sz w:val="28"/>
-          <w:szCs w:val="28"/>
-          <w:vertAlign w:val="subscript"/>
-        </w:rPr>
-        <w:t>ct</w:t>
-      </w:r>
-      <w:proofErr w:type="spellEnd"/>
-      <w:r>
-        <w:rPr>
-          <w:rFonts w:ascii="Times New Roman" w:hAnsi="Times New Roman" w:cs="Times New Roman"/>
-          <w:sz w:val="28"/>
-          <w:szCs w:val="28"/>
-        </w:rPr>
-        <w:t xml:space="preserve">, </w:t>
-      </w:r>
-      <w:r>
-        <w:rPr>
-          <w:rFonts w:ascii="Times New Roman" w:hAnsi="Times New Roman" w:cs="Times New Roman"/>
-          <w:sz w:val="28"/>
-          <w:szCs w:val="28"/>
-        </w:rPr>
-        <w:t>а затем демонстрируют наиболее резкий рост.</w:t>
-      </w:r>
-      <w:r>
-        <w:rPr>
-          <w:rFonts w:ascii="Times New Roman" w:hAnsi="Times New Roman" w:cs="Times New Roman"/>
-          <w:sz w:val="28"/>
-          <w:szCs w:val="28"/>
-        </w:rPr>
-        <w:t xml:space="preserve"> </w:t>
-      </w:r>
-      <w:r>
-        <w:rPr>
-          <w:rFonts w:ascii="Times New Roman" w:hAnsi="Times New Roman" w:cs="Times New Roman"/>
-          <w:sz w:val="28"/>
-          <w:szCs w:val="28"/>
-        </w:rPr>
-        <w:t>NMC характеризуется умеренным</w:t>
-      </w:r>
-      <w:r>
-        <w:rPr>
-          <w:rFonts w:ascii="Times New Roman" w:hAnsi="Times New Roman" w:cs="Times New Roman"/>
-          <w:sz w:val="28"/>
-          <w:szCs w:val="28"/>
-        </w:rPr>
-        <w:t xml:space="preserve"> </w:t>
-      </w:r>
-      <w:r>
-        <w:rPr>
-          <w:rFonts w:ascii="Times New Roman" w:hAnsi="Times New Roman" w:cs="Times New Roman"/>
-          <w:sz w:val="28"/>
-          <w:szCs w:val="28"/>
-        </w:rPr>
-        <w:t>начальным значением, но заметным ускорением старения после 2000 циклов.</w:t>
-      </w:r>
-      <w:r>
-        <w:rPr>
-          <w:rFonts w:ascii="Times New Roman" w:hAnsi="Times New Roman" w:cs="Times New Roman"/>
-          <w:sz w:val="28"/>
-          <w:szCs w:val="28"/>
-        </w:rPr>
-        <w:t xml:space="preserve"> </w:t>
-      </w:r>
-      <w:r>
-        <w:rPr>
-          <w:rFonts w:ascii="Times New Roman" w:hAnsi="Times New Roman" w:cs="Times New Roman"/>
-          <w:sz w:val="28"/>
-          <w:szCs w:val="28"/>
-        </w:rPr>
-        <w:t>LFP показывает более плавный рост, а LTO — наиболее медленный дрейф</w:t>
-      </w:r>
-      <w:r>
-        <w:rPr>
-          <w:rFonts w:ascii="Times New Roman" w:hAnsi="Times New Roman" w:cs="Times New Roman"/>
-          <w:sz w:val="28"/>
-          <w:szCs w:val="28"/>
-        </w:rPr>
-        <w:t xml:space="preserve"> </w:t>
-      </w:r>
-      <w:proofErr w:type="spellStart"/>
-      <w:r>
-        <w:rPr>
-          <w:rFonts w:ascii="Times New Roman" w:hAnsi="Times New Roman" w:cs="Times New Roman"/>
-          <w:i/>
-          <w:iCs/>
-          <w:sz w:val="28"/>
-          <w:szCs w:val="28"/>
-          <w:lang w:val="en-US"/>
-        </w:rPr>
-        <w:t>R</w:t>
-      </w:r>
-      <w:r>
-        <w:rPr>
-          <w:rFonts w:ascii="Times New Roman" w:hAnsi="Times New Roman" w:cs="Times New Roman"/>
-          <w:i/>
-          <w:iCs/>
-          <w:sz w:val="28"/>
-          <w:szCs w:val="28"/>
-          <w:vertAlign w:val="subscript"/>
-          <w:lang w:val="en-US"/>
-        </w:rPr>
-        <w:t>ct</w:t>
-      </w:r>
-      <w:proofErr w:type="spellEnd"/>
-      <w:r>
-        <w:rPr>
-          <w:rFonts w:ascii="Times New Roman" w:hAnsi="Times New Roman" w:cs="Times New Roman"/>
-          <w:sz w:val="28"/>
-          <w:szCs w:val="28"/>
-        </w:rPr>
-        <w:t xml:space="preserve"> во всём исследованном диапазоне.</w:t>
-      </w:r>
-    </w:p>
-    <w:p>
-      <w:pPr>
-        <w:spacing w:line="360" w:lineRule="auto"/>
-        <w:ind w:firstLine="709"/>
-        <w:jc w:val="both"/>
-        <w:rPr>
-          <w:rFonts w:ascii="Times New Roman" w:hAnsi="Times New Roman" w:cs="Times New Roman"/>
-          <w:sz w:val="28"/>
-          <w:szCs w:val="28"/>
-        </w:rPr>
-      </w:pPr>
-      <w:r>
-        <w:rPr>
-          <w:rFonts w:ascii="Times New Roman" w:hAnsi="Times New Roman" w:cs="Times New Roman"/>
-          <w:sz w:val="28"/>
-          <w:szCs w:val="28"/>
-        </w:rPr>
-        <w:t>Научная ценность рисунка состоит в прямом подтверждении того, что</w:t>
-      </w:r>
-      <w:r>
-        <w:rPr>
-          <w:rFonts w:ascii="Times New Roman" w:hAnsi="Times New Roman" w:cs="Times New Roman"/>
-          <w:sz w:val="28"/>
-          <w:szCs w:val="28"/>
-        </w:rPr>
-        <w:t xml:space="preserve"> </w:t>
-      </w:r>
-      <w:proofErr w:type="spellStart"/>
-      <w:r>
-        <w:rPr>
-          <w:rFonts w:ascii="Times New Roman" w:hAnsi="Times New Roman" w:cs="Times New Roman"/>
-          <w:i/>
-          <w:iCs/>
-          <w:sz w:val="28"/>
-          <w:szCs w:val="28"/>
-          <w:lang w:val="en-US"/>
-        </w:rPr>
-        <w:t>R</w:t>
-      </w:r>
-      <w:r>
-        <w:rPr>
-          <w:rFonts w:ascii="Times New Roman" w:hAnsi="Times New Roman" w:cs="Times New Roman"/>
-          <w:i/>
-          <w:iCs/>
-          <w:sz w:val="28"/>
-          <w:szCs w:val="28"/>
-          <w:vertAlign w:val="subscript"/>
-          <w:lang w:val="en-US"/>
-        </w:rPr>
-        <w:t>ct</w:t>
-      </w:r>
-      <w:proofErr w:type="spellEnd"/>
-      <w:r>
-        <w:rPr>
-          <w:rFonts w:ascii="Times New Roman" w:hAnsi="Times New Roman" w:cs="Times New Roman"/>
-          <w:sz w:val="28"/>
-          <w:szCs w:val="28"/>
-        </w:rPr>
-        <w:t xml:space="preserve"> </w:t>
-      </w:r>
-      <w:r>
-        <w:rPr>
-          <w:rFonts w:ascii="Times New Roman" w:hAnsi="Times New Roman" w:cs="Times New Roman"/>
-          <w:sz w:val="28"/>
-          <w:szCs w:val="28"/>
-        </w:rPr>
-        <w:t>является</w:t>
-      </w:r>
-      <w:r>
-        <w:rPr>
-          <w:rFonts w:ascii="Times New Roman" w:hAnsi="Times New Roman" w:cs="Times New Roman"/>
-          <w:sz w:val="28"/>
-          <w:szCs w:val="28"/>
-        </w:rPr>
-        <w:t xml:space="preserve"> </w:t>
-      </w:r>
-      <w:r>
-        <w:rPr>
-          <w:rFonts w:ascii="Times New Roman" w:hAnsi="Times New Roman" w:cs="Times New Roman"/>
-          <w:sz w:val="28"/>
-          <w:szCs w:val="28"/>
-        </w:rPr>
-        <w:t>химически универсальным, но количественно</w:t>
-      </w:r>
-      <w:r>
-        <w:rPr>
-          <w:rFonts w:ascii="Times New Roman" w:hAnsi="Times New Roman" w:cs="Times New Roman"/>
-          <w:sz w:val="28"/>
-          <w:szCs w:val="28"/>
-        </w:rPr>
-        <w:t xml:space="preserve"> </w:t>
-      </w:r>
-      <w:r>
-        <w:rPr>
-          <w:rFonts w:ascii="Times New Roman" w:hAnsi="Times New Roman" w:cs="Times New Roman"/>
-          <w:sz w:val="28"/>
-          <w:szCs w:val="28"/>
-        </w:rPr>
-        <w:t>различным индикатором деградации.</w:t>
-      </w:r>
-      <w:r>
-        <w:rPr>
-          <w:rFonts w:ascii="Times New Roman" w:hAnsi="Times New Roman" w:cs="Times New Roman"/>
-          <w:sz w:val="28"/>
-          <w:szCs w:val="28"/>
-        </w:rPr>
-        <w:t xml:space="preserve"> </w:t>
-      </w:r>
-      <w:r>
-        <w:rPr>
-          <w:rFonts w:ascii="Times New Roman" w:hAnsi="Times New Roman" w:cs="Times New Roman"/>
-          <w:sz w:val="28"/>
-          <w:szCs w:val="28"/>
-        </w:rPr>
-        <w:t>Это делает его естественным кандидатом на роль базовой диагностической переменной в будущей</w:t>
-      </w:r>
-      <w:r>
-        <w:rPr>
-          <w:rFonts w:ascii="Times New Roman" w:hAnsi="Times New Roman" w:cs="Times New Roman"/>
-          <w:sz w:val="28"/>
-          <w:szCs w:val="28"/>
-        </w:rPr>
-        <w:t xml:space="preserve"> </w:t>
-      </w:r>
-      <w:r>
-        <w:rPr>
-          <w:rFonts w:ascii="Times New Roman" w:hAnsi="Times New Roman" w:cs="Times New Roman"/>
-          <w:sz w:val="28"/>
-          <w:szCs w:val="28"/>
-        </w:rPr>
-        <w:t>модел</w:t>
+        <w:t xml:space="preserve"> является химически универсальным, но количественно различным индикатором деградации. Это делает его естественным кандидатом на роль базовой диагностической переменной в будущей модел</w:t>
       </w:r>
       <w:r>
         <w:rPr>
@@ -10214,10 +9989,7517 @@
         <w:jc w:val="both"/>
         <w:rPr>
           <w:rFonts w:ascii="Times New Roman" w:hAnsi="Times New Roman" w:cs="Times New Roman"/>
-          <w:sz w:val="28"/>
-          <w:szCs w:val="28"/>
-        </w:rPr>
-      </w:pPr>
+          <w:b/>
+          <w:bCs/>
+          <w:sz w:val="28"/>
+          <w:szCs w:val="28"/>
+        </w:rPr>
+      </w:pPr>
+      <w:r>
+        <w:rPr>
+          <w:rFonts w:ascii="Times New Roman" w:hAnsi="Times New Roman" w:cs="Times New Roman"/>
+          <w:b/>
+          <w:bCs/>
+          <w:sz w:val="28"/>
+          <w:szCs w:val="28"/>
+        </w:rPr>
+        <w:t>1.3 Показатели технического состояния аккумуляторных батарей: SOC, SOH, SOF и RUL</w:t>
+      </w:r>
+    </w:p>
+    <w:p>
+      <w:pPr>
+        <w:spacing w:line="360" w:lineRule="auto"/>
+        <w:ind w:firstLine="709"/>
+        <w:jc w:val="both"/>
+        <w:rPr>
+          <w:rFonts w:ascii="Times New Roman" w:hAnsi="Times New Roman" w:cs="Times New Roman"/>
+          <w:sz w:val="28"/>
+          <w:szCs w:val="28"/>
+        </w:rPr>
+      </w:pPr>
+    </w:p>
+    <w:p>
+      <w:pPr>
+        <w:spacing w:line="360" w:lineRule="auto"/>
+        <w:ind w:firstLine="709"/>
+        <w:jc w:val="both"/>
+        <w:rPr>
+          <w:rFonts w:ascii="Times New Roman" w:hAnsi="Times New Roman" w:cs="Times New Roman"/>
+          <w:sz w:val="28"/>
+          <w:szCs w:val="28"/>
+        </w:rPr>
+      </w:pPr>
+      <w:r>
+        <w:rPr>
+          <w:rFonts w:ascii="Times New Roman" w:hAnsi="Times New Roman" w:cs="Times New Roman"/>
+          <w:sz w:val="28"/>
+          <w:szCs w:val="28"/>
+        </w:rPr>
+        <w:t xml:space="preserve">Оценка технического состояния тяговой аккумуляторной батареи требует использования системы взаимосвязанных диагностических параметров, поскольку ни один отдельный показатель не способен одновременно описать запас энергии, степень деградации, доступную мощность и ожидаемый остаточный срок службы. В инженерной и научной практике для этих целей применяются четыре базовых индикатора: состояние заряда </w:t>
+      </w:r>
+      <w:r>
+        <w:rPr>
+          <w:rFonts w:ascii="Times New Roman" w:hAnsi="Times New Roman" w:cs="Times New Roman"/>
+          <w:i/>
+          <w:iCs/>
+          <w:sz w:val="28"/>
+          <w:szCs w:val="28"/>
+        </w:rPr>
+        <w:t>SOC</w:t>
+      </w:r>
+      <w:r>
+        <w:rPr>
+          <w:rFonts w:ascii="Times New Roman" w:hAnsi="Times New Roman" w:cs="Times New Roman"/>
+          <w:sz w:val="28"/>
+          <w:szCs w:val="28"/>
+        </w:rPr>
+        <w:t xml:space="preserve">, </w:t>
+      </w:r>
+      <w:r>
+        <w:rPr>
+          <w:rFonts w:ascii="Times New Roman" w:hAnsi="Times New Roman" w:cs="Times New Roman"/>
+          <w:sz w:val="28"/>
+          <w:szCs w:val="28"/>
+        </w:rPr>
+        <w:t xml:space="preserve">состояние здоровья </w:t>
+      </w:r>
+      <w:r>
+        <w:rPr>
+          <w:rFonts w:ascii="Times New Roman" w:hAnsi="Times New Roman" w:cs="Times New Roman"/>
+          <w:i/>
+          <w:iCs/>
+          <w:sz w:val="28"/>
+          <w:szCs w:val="28"/>
+        </w:rPr>
+        <w:t>SOH</w:t>
+      </w:r>
+      <w:r>
+        <w:rPr>
+          <w:rFonts w:ascii="Times New Roman" w:hAnsi="Times New Roman" w:cs="Times New Roman"/>
+          <w:sz w:val="28"/>
+          <w:szCs w:val="28"/>
+        </w:rPr>
+        <w:t xml:space="preserve">, состояние мощности </w:t>
+      </w:r>
+      <w:r>
+        <w:rPr>
+          <w:rFonts w:ascii="Times New Roman" w:hAnsi="Times New Roman" w:cs="Times New Roman"/>
+          <w:i/>
+          <w:iCs/>
+          <w:sz w:val="28"/>
+          <w:szCs w:val="28"/>
+        </w:rPr>
+        <w:t>SOF</w:t>
+      </w:r>
+      <w:r>
+        <w:rPr>
+          <w:rFonts w:ascii="Times New Roman" w:hAnsi="Times New Roman" w:cs="Times New Roman"/>
+          <w:sz w:val="28"/>
+          <w:szCs w:val="28"/>
+        </w:rPr>
+        <w:t xml:space="preserve"> и остаточный ресурс </w:t>
+      </w:r>
+      <w:r>
+        <w:rPr>
+          <w:rFonts w:ascii="Times New Roman" w:hAnsi="Times New Roman" w:cs="Times New Roman"/>
+          <w:i/>
+          <w:iCs/>
+          <w:sz w:val="28"/>
+          <w:szCs w:val="28"/>
+        </w:rPr>
+        <w:t>RUL</w:t>
+      </w:r>
+      <w:r>
+        <w:rPr>
+          <w:rFonts w:ascii="Times New Roman" w:hAnsi="Times New Roman" w:cs="Times New Roman"/>
+          <w:sz w:val="28"/>
+          <w:szCs w:val="28"/>
+        </w:rPr>
+        <w:t xml:space="preserve">. В рамках настоящего исследования данные показатели рассматриваются не как </w:t>
+      </w:r>
+      <w:r>
+        <w:rPr>
+          <w:rFonts w:ascii="Times New Roman" w:hAnsi="Times New Roman" w:cs="Times New Roman"/>
+          <w:sz w:val="28"/>
+          <w:szCs w:val="28"/>
+        </w:rPr>
+        <w:lastRenderedPageBreak/>
+        <w:t xml:space="preserve">независимые эмпирические величины, а как параметры единой </w:t>
+      </w:r>
+      <w:proofErr w:type="spellStart"/>
+      <w:r>
+        <w:rPr>
+          <w:rFonts w:ascii="Times New Roman" w:hAnsi="Times New Roman" w:cs="Times New Roman"/>
+          <w:sz w:val="28"/>
+          <w:szCs w:val="28"/>
+        </w:rPr>
+        <w:t>диагностико</w:t>
+      </w:r>
+      <w:proofErr w:type="spellEnd"/>
+      <w:r>
+        <w:rPr>
+          <w:rFonts w:ascii="Times New Roman" w:hAnsi="Times New Roman" w:cs="Times New Roman"/>
+          <w:sz w:val="28"/>
+          <w:szCs w:val="28"/>
+        </w:rPr>
+        <w:t>-прогностической системы</w:t>
+      </w:r>
+      <w:r>
+        <w:rPr>
+          <w:rFonts w:ascii="Times New Roman" w:hAnsi="Times New Roman" w:cs="Times New Roman"/>
+          <w:sz w:val="28"/>
+          <w:szCs w:val="28"/>
+        </w:rPr>
+        <w:t xml:space="preserve">, </w:t>
+      </w:r>
+      <w:r>
+        <w:rPr>
+          <w:rFonts w:ascii="Times New Roman" w:hAnsi="Times New Roman" w:cs="Times New Roman"/>
+          <w:sz w:val="28"/>
+          <w:szCs w:val="28"/>
+        </w:rPr>
+        <w:t>которая в дальнейшем связывается с характеристиками комплексного импеданса тяговой батареи.</w:t>
+      </w:r>
+    </w:p>
+    <w:p>
+      <w:pPr>
+        <w:spacing w:line="360" w:lineRule="auto"/>
+        <w:ind w:firstLine="709"/>
+        <w:jc w:val="both"/>
+        <w:rPr>
+          <w:rFonts w:ascii="Times New Roman" w:hAnsi="Times New Roman" w:cs="Times New Roman"/>
+          <w:sz w:val="28"/>
+          <w:szCs w:val="28"/>
+        </w:rPr>
+      </w:pPr>
+      <w:r>
+        <w:rPr>
+          <w:rFonts w:ascii="Times New Roman" w:hAnsi="Times New Roman" w:cs="Times New Roman"/>
+          <w:sz w:val="28"/>
+          <w:szCs w:val="28"/>
+        </w:rPr>
+        <w:t>Между указанными показателями существует естественная иерархия.</w:t>
+      </w:r>
+      <w:r>
+        <w:rPr>
+          <w:rFonts w:ascii="Times New Roman" w:hAnsi="Times New Roman" w:cs="Times New Roman"/>
+          <w:sz w:val="28"/>
+          <w:szCs w:val="28"/>
+        </w:rPr>
+        <w:t xml:space="preserve"> </w:t>
+      </w:r>
+      <w:r>
+        <w:rPr>
+          <w:rFonts w:ascii="Times New Roman" w:hAnsi="Times New Roman" w:cs="Times New Roman"/>
+          <w:sz w:val="28"/>
+          <w:szCs w:val="28"/>
+        </w:rPr>
+        <w:t>Параметр</w:t>
+      </w:r>
+      <w:r>
+        <w:rPr>
+          <w:rFonts w:ascii="Times New Roman" w:hAnsi="Times New Roman" w:cs="Times New Roman"/>
+          <w:sz w:val="28"/>
+          <w:szCs w:val="28"/>
+        </w:rPr>
+        <w:t xml:space="preserve"> </w:t>
+      </w:r>
+      <w:r>
+        <w:rPr>
+          <w:rFonts w:ascii="Times New Roman" w:hAnsi="Times New Roman" w:cs="Times New Roman"/>
+          <w:i/>
+          <w:iCs/>
+          <w:sz w:val="28"/>
+          <w:szCs w:val="28"/>
+          <w:lang w:val="en-US"/>
+        </w:rPr>
+        <w:t>SOC</w:t>
+      </w:r>
+      <w:r>
+        <w:rPr>
+          <w:rFonts w:ascii="Times New Roman" w:hAnsi="Times New Roman" w:cs="Times New Roman"/>
+          <w:sz w:val="28"/>
+          <w:szCs w:val="28"/>
+        </w:rPr>
+        <w:t xml:space="preserve"> </w:t>
+      </w:r>
+      <w:r>
+        <w:rPr>
+          <w:rFonts w:ascii="Times New Roman" w:hAnsi="Times New Roman" w:cs="Times New Roman"/>
+          <w:sz w:val="28"/>
+          <w:szCs w:val="28"/>
+        </w:rPr>
+        <w:t>описывает текущее количество накопленного заряда и отражает краткосрочное состояние батареи.</w:t>
+      </w:r>
+      <w:r>
+        <w:rPr>
+          <w:rFonts w:ascii="Times New Roman" w:hAnsi="Times New Roman" w:cs="Times New Roman"/>
+          <w:sz w:val="28"/>
+          <w:szCs w:val="28"/>
+        </w:rPr>
+        <w:t xml:space="preserve"> </w:t>
+      </w:r>
+      <w:r>
+        <w:rPr>
+          <w:rFonts w:ascii="Times New Roman" w:hAnsi="Times New Roman" w:cs="Times New Roman"/>
+          <w:sz w:val="28"/>
+          <w:szCs w:val="28"/>
+        </w:rPr>
+        <w:t>Параметр</w:t>
+      </w:r>
+      <w:r>
+        <w:rPr>
+          <w:rFonts w:ascii="Times New Roman" w:hAnsi="Times New Roman" w:cs="Times New Roman"/>
+          <w:sz w:val="28"/>
+          <w:szCs w:val="28"/>
+        </w:rPr>
+        <w:t xml:space="preserve"> </w:t>
+      </w:r>
+      <w:r>
+        <w:rPr>
+          <w:rFonts w:ascii="Times New Roman" w:hAnsi="Times New Roman" w:cs="Times New Roman"/>
+          <w:i/>
+          <w:iCs/>
+          <w:sz w:val="28"/>
+          <w:szCs w:val="28"/>
+          <w:lang w:val="en-US"/>
+        </w:rPr>
+        <w:t>SOH</w:t>
+      </w:r>
+      <w:r>
+        <w:rPr>
+          <w:rFonts w:ascii="Times New Roman" w:hAnsi="Times New Roman" w:cs="Times New Roman"/>
+          <w:sz w:val="28"/>
+          <w:szCs w:val="28"/>
+        </w:rPr>
+        <w:t xml:space="preserve"> </w:t>
+      </w:r>
+      <w:r>
+        <w:rPr>
+          <w:rFonts w:ascii="Times New Roman" w:hAnsi="Times New Roman" w:cs="Times New Roman"/>
+          <w:sz w:val="28"/>
+          <w:szCs w:val="28"/>
+        </w:rPr>
+        <w:t>характеризует накопленную деградацию и определяет, насколько текущие свойства батареи отличаются от исходных.</w:t>
+      </w:r>
+      <w:r>
+        <w:rPr>
+          <w:rFonts w:ascii="Times New Roman" w:hAnsi="Times New Roman" w:cs="Times New Roman"/>
+          <w:sz w:val="28"/>
+          <w:szCs w:val="28"/>
+        </w:rPr>
+        <w:t xml:space="preserve"> </w:t>
+      </w:r>
+      <w:r>
+        <w:rPr>
+          <w:rFonts w:ascii="Times New Roman" w:hAnsi="Times New Roman" w:cs="Times New Roman"/>
+          <w:sz w:val="28"/>
+          <w:szCs w:val="28"/>
+        </w:rPr>
+        <w:t>Параметр</w:t>
+      </w:r>
+      <w:r>
+        <w:rPr>
+          <w:rFonts w:ascii="Times New Roman" w:hAnsi="Times New Roman" w:cs="Times New Roman"/>
+          <w:sz w:val="28"/>
+          <w:szCs w:val="28"/>
+        </w:rPr>
+        <w:t xml:space="preserve"> </w:t>
+      </w:r>
+      <w:r>
+        <w:rPr>
+          <w:rFonts w:ascii="Times New Roman" w:hAnsi="Times New Roman" w:cs="Times New Roman"/>
+          <w:i/>
+          <w:iCs/>
+          <w:sz w:val="28"/>
+          <w:szCs w:val="28"/>
+          <w:lang w:val="en-US"/>
+        </w:rPr>
+        <w:t>SOF</w:t>
+      </w:r>
+      <w:r>
+        <w:rPr>
+          <w:rFonts w:ascii="Times New Roman" w:hAnsi="Times New Roman" w:cs="Times New Roman"/>
+          <w:sz w:val="28"/>
+          <w:szCs w:val="28"/>
+        </w:rPr>
+        <w:t xml:space="preserve"> </w:t>
+      </w:r>
+      <w:r>
+        <w:rPr>
+          <w:rFonts w:ascii="Times New Roman" w:hAnsi="Times New Roman" w:cs="Times New Roman"/>
+          <w:sz w:val="28"/>
+          <w:szCs w:val="28"/>
+        </w:rPr>
+        <w:t>отражает способность батареи обеспечить требуемую</w:t>
+      </w:r>
+      <w:r>
+        <w:rPr>
+          <w:rFonts w:ascii="Times New Roman" w:hAnsi="Times New Roman" w:cs="Times New Roman"/>
+          <w:sz w:val="28"/>
+          <w:szCs w:val="28"/>
+        </w:rPr>
+        <w:t xml:space="preserve"> </w:t>
+      </w:r>
+      <w:r>
+        <w:rPr>
+          <w:rFonts w:ascii="Times New Roman" w:hAnsi="Times New Roman" w:cs="Times New Roman"/>
+          <w:sz w:val="28"/>
+          <w:szCs w:val="28"/>
+        </w:rPr>
+        <w:t>мощность в текущем состоянии и тем самым связывает энергетическое и силовое состояние системы.</w:t>
+      </w:r>
+      <w:r>
+        <w:rPr>
+          <w:rFonts w:ascii="Times New Roman" w:hAnsi="Times New Roman" w:cs="Times New Roman"/>
+          <w:sz w:val="28"/>
+          <w:szCs w:val="28"/>
+        </w:rPr>
+        <w:t xml:space="preserve"> </w:t>
+      </w:r>
+      <w:r>
+        <w:rPr>
+          <w:rFonts w:ascii="Times New Roman" w:hAnsi="Times New Roman" w:cs="Times New Roman"/>
+          <w:sz w:val="28"/>
+          <w:szCs w:val="28"/>
+        </w:rPr>
+        <w:t>Наконец, параметр</w:t>
+      </w:r>
+      <w:r>
+        <w:rPr>
+          <w:rFonts w:ascii="Times New Roman" w:hAnsi="Times New Roman" w:cs="Times New Roman"/>
+          <w:sz w:val="28"/>
+          <w:szCs w:val="28"/>
+        </w:rPr>
+        <w:t xml:space="preserve"> </w:t>
+      </w:r>
+      <w:r>
+        <w:rPr>
+          <w:rFonts w:ascii="Times New Roman" w:hAnsi="Times New Roman" w:cs="Times New Roman"/>
+          <w:i/>
+          <w:iCs/>
+          <w:sz w:val="28"/>
+          <w:szCs w:val="28"/>
+          <w:lang w:val="en-US"/>
+        </w:rPr>
+        <w:t>RUL</w:t>
+      </w:r>
+      <w:r>
+        <w:rPr>
+          <w:rFonts w:ascii="Times New Roman" w:hAnsi="Times New Roman" w:cs="Times New Roman"/>
+          <w:sz w:val="28"/>
+          <w:szCs w:val="28"/>
+        </w:rPr>
+        <w:t xml:space="preserve"> </w:t>
+      </w:r>
+      <w:r>
+        <w:rPr>
+          <w:rFonts w:ascii="Times New Roman" w:hAnsi="Times New Roman" w:cs="Times New Roman"/>
+          <w:sz w:val="28"/>
+          <w:szCs w:val="28"/>
+        </w:rPr>
+        <w:t>даёт прогностическую оценку числа циклов или времени до достижения предельного состояния.</w:t>
+      </w:r>
+      <w:r>
+        <w:rPr>
+          <w:rFonts w:ascii="Times New Roman" w:hAnsi="Times New Roman" w:cs="Times New Roman"/>
+          <w:sz w:val="28"/>
+          <w:szCs w:val="28"/>
+        </w:rPr>
+        <w:t xml:space="preserve"> </w:t>
+      </w:r>
+      <w:r>
+        <w:rPr>
+          <w:rFonts w:ascii="Times New Roman" w:hAnsi="Times New Roman" w:cs="Times New Roman"/>
+          <w:sz w:val="28"/>
+          <w:szCs w:val="28"/>
+        </w:rPr>
+        <w:t>В логике диссертационной работы переход от</w:t>
+      </w:r>
+      <w:r>
+        <w:rPr>
+          <w:rFonts w:ascii="Times New Roman" w:hAnsi="Times New Roman" w:cs="Times New Roman"/>
+          <w:sz w:val="28"/>
+          <w:szCs w:val="28"/>
+        </w:rPr>
+        <w:t xml:space="preserve"> </w:t>
+      </w:r>
+      <w:r>
+        <w:rPr>
+          <w:rFonts w:ascii="Times New Roman" w:hAnsi="Times New Roman" w:cs="Times New Roman"/>
+          <w:i/>
+          <w:iCs/>
+          <w:sz w:val="28"/>
+          <w:szCs w:val="28"/>
+          <w:lang w:val="en-US"/>
+        </w:rPr>
+        <w:t>SOC</w:t>
+      </w:r>
+      <w:r>
+        <w:rPr>
+          <w:rFonts w:ascii="Times New Roman" w:hAnsi="Times New Roman" w:cs="Times New Roman"/>
+          <w:sz w:val="28"/>
+          <w:szCs w:val="28"/>
+        </w:rPr>
+        <w:t xml:space="preserve"> к </w:t>
+      </w:r>
+      <w:r>
+        <w:rPr>
+          <w:rFonts w:ascii="Times New Roman" w:hAnsi="Times New Roman" w:cs="Times New Roman"/>
+          <w:i/>
+          <w:iCs/>
+          <w:sz w:val="28"/>
+          <w:szCs w:val="28"/>
+          <w:lang w:val="en-US"/>
+        </w:rPr>
+        <w:t>SOH</w:t>
+      </w:r>
+      <w:r>
+        <w:rPr>
+          <w:rFonts w:ascii="Times New Roman" w:hAnsi="Times New Roman" w:cs="Times New Roman"/>
+          <w:sz w:val="28"/>
+          <w:szCs w:val="28"/>
+        </w:rPr>
+        <w:t xml:space="preserve">, затем к </w:t>
+      </w:r>
+      <w:r>
+        <w:rPr>
+          <w:rFonts w:ascii="Times New Roman" w:hAnsi="Times New Roman" w:cs="Times New Roman"/>
+          <w:i/>
+          <w:iCs/>
+          <w:sz w:val="28"/>
+          <w:szCs w:val="28"/>
+          <w:lang w:val="en-US"/>
+        </w:rPr>
+        <w:t>SOF</w:t>
+      </w:r>
+      <w:r>
+        <w:rPr>
+          <w:rFonts w:ascii="Times New Roman" w:hAnsi="Times New Roman" w:cs="Times New Roman"/>
+          <w:sz w:val="28"/>
+          <w:szCs w:val="28"/>
+        </w:rPr>
+        <w:t xml:space="preserve"> и далее к </w:t>
+      </w:r>
+      <w:r>
+        <w:rPr>
+          <w:rFonts w:ascii="Times New Roman" w:hAnsi="Times New Roman" w:cs="Times New Roman"/>
+          <w:i/>
+          <w:iCs/>
+          <w:sz w:val="28"/>
+          <w:szCs w:val="28"/>
+          <w:lang w:val="en-US"/>
+        </w:rPr>
+        <w:t>RUL</w:t>
+      </w:r>
+      <w:r>
+        <w:rPr>
+          <w:rFonts w:ascii="Times New Roman" w:hAnsi="Times New Roman" w:cs="Times New Roman"/>
+          <w:sz w:val="28"/>
+          <w:szCs w:val="28"/>
+        </w:rPr>
+        <w:t xml:space="preserve"> </w:t>
+      </w:r>
+      <w:r>
+        <w:rPr>
+          <w:rFonts w:ascii="Times New Roman" w:hAnsi="Times New Roman" w:cs="Times New Roman"/>
+          <w:sz w:val="28"/>
+          <w:szCs w:val="28"/>
+        </w:rPr>
+        <w:t>представляет собой переход от мгновенного мониторинга к физически обоснованному прогнозу ресурса.</w:t>
+      </w:r>
+    </w:p>
+    <w:p>
+      <w:pPr>
+        <w:spacing w:line="360" w:lineRule="auto"/>
+        <w:ind w:firstLine="709"/>
+        <w:jc w:val="both"/>
+        <w:rPr>
+          <w:rFonts w:ascii="Times New Roman" w:hAnsi="Times New Roman" w:cs="Times New Roman"/>
+          <w:sz w:val="28"/>
+          <w:szCs w:val="28"/>
+        </w:rPr>
+      </w:pPr>
+    </w:p>
+    <w:p>
+      <w:pPr>
+        <w:spacing w:line="360" w:lineRule="auto"/>
+        <w:ind w:firstLine="709"/>
+        <w:jc w:val="both"/>
+        <w:rPr>
+          <w:rFonts w:ascii="Times New Roman" w:hAnsi="Times New Roman" w:cs="Times New Roman"/>
+          <w:b/>
+          <w:bCs/>
+          <w:sz w:val="28"/>
+          <w:szCs w:val="28"/>
+        </w:rPr>
+      </w:pPr>
+      <w:r>
+        <w:rPr>
+          <w:rFonts w:ascii="Times New Roman" w:hAnsi="Times New Roman" w:cs="Times New Roman"/>
+          <w:b/>
+          <w:bCs/>
+          <w:sz w:val="28"/>
+          <w:szCs w:val="28"/>
+        </w:rPr>
+        <w:t>1.3.1 Состояние заряда батареи</w:t>
+      </w:r>
+    </w:p>
+    <w:p>
+      <w:pPr>
+        <w:spacing w:line="360" w:lineRule="auto"/>
+        <w:ind w:firstLine="709"/>
+        <w:jc w:val="both"/>
+        <w:rPr>
+          <w:rFonts w:ascii="Times New Roman" w:hAnsi="Times New Roman" w:cs="Times New Roman"/>
+          <w:sz w:val="28"/>
+          <w:szCs w:val="28"/>
+        </w:rPr>
+      </w:pPr>
+    </w:p>
+    <w:p>
+      <w:pPr>
+        <w:spacing w:line="360" w:lineRule="auto"/>
+        <w:ind w:firstLine="709"/>
+        <w:jc w:val="both"/>
+        <w:rPr>
+          <w:rFonts w:ascii="Times New Roman" w:hAnsi="Times New Roman" w:cs="Times New Roman"/>
+          <w:sz w:val="28"/>
+          <w:szCs w:val="28"/>
+          <w:lang w:val="en-US"/>
+        </w:rPr>
+      </w:pPr>
+      <w:r>
+        <w:rPr>
+          <w:rFonts w:ascii="Times New Roman" w:hAnsi="Times New Roman" w:cs="Times New Roman"/>
+          <w:sz w:val="28"/>
+          <w:szCs w:val="28"/>
+        </w:rPr>
+        <w:t>Состояние заряда SO</w:t>
+      </w:r>
+      <w:r>
+        <w:rPr>
+          <w:rFonts w:ascii="Times New Roman" w:hAnsi="Times New Roman" w:cs="Times New Roman"/>
+          <w:sz w:val="28"/>
+          <w:szCs w:val="28"/>
+          <w:lang w:val="en-US"/>
+        </w:rPr>
+        <w:t>C</w:t>
+      </w:r>
+      <w:r>
+        <w:rPr>
+          <w:rFonts w:ascii="Times New Roman" w:hAnsi="Times New Roman" w:cs="Times New Roman"/>
+          <w:sz w:val="28"/>
+          <w:szCs w:val="28"/>
+        </w:rPr>
+        <w:t xml:space="preserve"> </w:t>
+      </w:r>
+      <w:r>
+        <w:rPr>
+          <w:rFonts w:ascii="Times New Roman" w:hAnsi="Times New Roman" w:cs="Times New Roman"/>
+          <w:sz w:val="28"/>
+          <w:szCs w:val="28"/>
+        </w:rPr>
+        <w:t>определяется как отношение текущего заряда батареи к её номинальной или</w:t>
+      </w:r>
+      <w:r>
+        <w:rPr>
+          <w:rFonts w:ascii="Times New Roman" w:hAnsi="Times New Roman" w:cs="Times New Roman"/>
+          <w:sz w:val="28"/>
+          <w:szCs w:val="28"/>
+        </w:rPr>
+        <w:t xml:space="preserve"> </w:t>
+      </w:r>
+      <w:r>
+        <w:rPr>
+          <w:rFonts w:ascii="Times New Roman" w:hAnsi="Times New Roman" w:cs="Times New Roman"/>
+          <w:sz w:val="28"/>
+          <w:szCs w:val="28"/>
+        </w:rPr>
+        <w:t>доступной ёмкости:</w:t>
+      </w:r>
+    </w:p>
+    <w:p>
+      <w:pPr>
+        <w:spacing w:line="360" w:lineRule="auto"/>
+        <w:ind w:firstLine="709"/>
+        <w:jc w:val="both"/>
+        <w:rPr>
+          <w:rFonts w:ascii="Times New Roman" w:hAnsi="Times New Roman" w:cs="Times New Roman"/>
+          <w:sz w:val="28"/>
+          <w:szCs w:val="28"/>
+          <w:lang w:val="en-US"/>
+        </w:rPr>
+      </w:pPr>
+    </w:p>
+    <w:p>
+      <w:pPr>
+        <w:spacing w:line="360" w:lineRule="auto"/>
+        <w:ind w:firstLine="709"/>
+        <w:jc w:val="both"/>
+        <w:rPr>
+          <w:rFonts w:ascii="Times New Roman" w:hAnsi="Times New Roman" w:cs="Times New Roman"/>
+          <w:sz w:val="28"/>
+          <w:szCs w:val="28"/>
+          <w:lang w:val="en-US"/>
+        </w:rPr>
+      </w:pPr>
+      <w:r>
+        <w:rPr>
+          <w:rFonts w:ascii="Times New Roman" w:hAnsi="Times New Roman" w:cs="Times New Roman"/>
+          <w:position w:val="-30"/>
+          <w:sz w:val="28"/>
+          <w:szCs w:val="28"/>
+          <w:lang w:val="en-US"/>
+        </w:rPr>
+        <w:object w:dxaOrig="2140" w:dyaOrig="680" w14:anchorId="6DB257FF">
+          <v:shape id="_x0000_i1043" type="#_x0000_t75" style="width:107.15pt;height:34pt" o:ole="">
+            <v:imagedata r:id="rId45" o:title=""/>
+          </v:shape>
+          <o:OLEObject Type="Embed" ProgID="Equation.DSMT4" ShapeID="_x0000_i1043" DrawAspect="Content" ObjectID="_1835772925" r:id="rId46"/>
+        </w:object>
+      </w:r>
+    </w:p>
+    <w:p>
+      <w:pPr>
+        <w:spacing w:line="360" w:lineRule="auto"/>
+        <w:ind w:firstLine="709"/>
+        <w:jc w:val="both"/>
+        <w:rPr>
+          <w:rFonts w:ascii="Times New Roman" w:hAnsi="Times New Roman" w:cs="Times New Roman"/>
+          <w:sz w:val="28"/>
+          <w:szCs w:val="28"/>
+          <w:lang w:val="en-US"/>
+        </w:rPr>
+      </w:pPr>
+    </w:p>
+    <w:p>
+      <w:pPr>
+        <w:spacing w:line="360" w:lineRule="auto"/>
+        <w:ind w:firstLine="709"/>
+        <w:jc w:val="both"/>
+        <w:rPr>
+          <w:rFonts w:ascii="Times New Roman" w:hAnsi="Times New Roman" w:cs="Times New Roman"/>
+          <w:sz w:val="28"/>
+          <w:szCs w:val="28"/>
+          <w:lang w:val="en-US"/>
+        </w:rPr>
+      </w:pPr>
+      <w:r>
+        <w:rPr>
+          <w:rFonts w:ascii="Times New Roman" w:hAnsi="Times New Roman" w:cs="Times New Roman"/>
+          <w:sz w:val="28"/>
+          <w:szCs w:val="28"/>
+        </w:rPr>
+        <w:t>Если заряд оценивается через ток нагрузки, то из закона сохранения заряда следует выражение</w:t>
+      </w:r>
+    </w:p>
+    <w:p>
+      <w:pPr>
+        <w:spacing w:line="360" w:lineRule="auto"/>
+        <w:ind w:firstLine="709"/>
+        <w:jc w:val="both"/>
+        <w:rPr>
+          <w:rFonts w:ascii="Times New Roman" w:hAnsi="Times New Roman" w:cs="Times New Roman"/>
+          <w:sz w:val="28"/>
+          <w:szCs w:val="28"/>
+          <w:lang w:val="en-US"/>
+        </w:rPr>
+      </w:pPr>
+    </w:p>
+    <w:p>
+      <w:pPr>
+        <w:spacing w:line="360" w:lineRule="auto"/>
+        <w:ind w:firstLine="709"/>
+        <w:jc w:val="both"/>
+        <w:rPr>
+          <w:rFonts w:ascii="Times New Roman" w:hAnsi="Times New Roman" w:cs="Times New Roman"/>
+          <w:sz w:val="28"/>
+          <w:szCs w:val="28"/>
+          <w:lang w:val="en-US"/>
+        </w:rPr>
+      </w:pPr>
+      <w:r>
+        <w:rPr>
+          <w:rFonts w:ascii="Times New Roman" w:hAnsi="Times New Roman" w:cs="Times New Roman"/>
+          <w:position w:val="-30"/>
+          <w:sz w:val="28"/>
+          <w:szCs w:val="28"/>
+          <w:lang w:val="en-US"/>
+        </w:rPr>
+        <w:object w:dxaOrig="3159" w:dyaOrig="680" w14:anchorId="63295281">
+          <v:shape id="_x0000_i1046" type="#_x0000_t75" style="width:157.8pt;height:34pt" o:ole="">
+            <v:imagedata r:id="rId47" o:title=""/>
+          </v:shape>
+          <o:OLEObject Type="Embed" ProgID="Equation.DSMT4" ShapeID="_x0000_i1046" DrawAspect="Content" ObjectID="_1835772926" r:id="rId48"/>
+        </w:object>
+      </w:r>
+    </w:p>
+    <w:p>
+      <w:pPr>
+        <w:spacing w:line="360" w:lineRule="auto"/>
+        <w:ind w:firstLine="709"/>
+        <w:jc w:val="both"/>
+        <w:rPr>
+          <w:rFonts w:ascii="Times New Roman" w:hAnsi="Times New Roman" w:cs="Times New Roman"/>
+          <w:sz w:val="28"/>
+          <w:szCs w:val="28"/>
+          <w:lang w:val="en-US"/>
+        </w:rPr>
+      </w:pPr>
+    </w:p>
+    <w:p>
+      <w:pPr>
+        <w:spacing w:line="360" w:lineRule="auto"/>
+        <w:ind w:firstLine="709"/>
+        <w:jc w:val="both"/>
+        <w:rPr>
+          <w:rFonts w:ascii="Times New Roman" w:hAnsi="Times New Roman" w:cs="Times New Roman"/>
+          <w:sz w:val="28"/>
+          <w:szCs w:val="28"/>
+          <w:lang w:val="en-US"/>
+        </w:rPr>
+      </w:pPr>
+      <w:r>
+        <w:rPr>
+          <w:rFonts w:ascii="Times New Roman" w:hAnsi="Times New Roman" w:cs="Times New Roman"/>
+          <w:sz w:val="28"/>
+          <w:szCs w:val="28"/>
+        </w:rPr>
+        <w:t>Происхождение данной формулы связано с интегральной формой уравнения непрерывности заряда. При отсутствии утечек и паразитических токов изменение количества заряда в батарее равно интегралу проходящего тока. Именно поэтому кулоновский счёт остаётся базовой процедурой BMS. Однако для тяговых батарей этот метод имеет два принципиальных ограничения.</w:t>
+      </w:r>
+    </w:p>
+    <w:p>
+      <w:pPr>
+        <w:spacing w:line="360" w:lineRule="auto"/>
+        <w:ind w:firstLine="709"/>
+        <w:jc w:val="both"/>
+        <w:rPr>
+          <w:rFonts w:ascii="Times New Roman" w:hAnsi="Times New Roman" w:cs="Times New Roman"/>
+          <w:sz w:val="28"/>
+          <w:szCs w:val="28"/>
+          <w:lang w:val="en-US"/>
+        </w:rPr>
+      </w:pPr>
+      <w:r>
+        <w:rPr>
+          <w:rFonts w:ascii="Times New Roman" w:hAnsi="Times New Roman" w:cs="Times New Roman"/>
+          <w:sz w:val="28"/>
+          <w:szCs w:val="28"/>
+        </w:rPr>
+        <w:t>Первое ограничение связано с погрешностью измерения тока. Даже малая систематическая ошибка датчика или нулевая дрейфовая составляющая приводит к интегральному накоплению ошибки. Второе ограничение является более фундаментальным: в формуле используется</w:t>
+      </w:r>
+      <w:r>
+        <w:rPr>
+          <w:rFonts w:ascii="Times New Roman" w:hAnsi="Times New Roman" w:cs="Times New Roman"/>
+          <w:sz w:val="28"/>
+          <w:szCs w:val="28"/>
+        </w:rPr>
+        <w:t xml:space="preserve"> </w:t>
+      </w:r>
+      <w:proofErr w:type="spellStart"/>
+      <w:r>
+        <w:rPr>
+          <w:rFonts w:ascii="Times New Roman" w:hAnsi="Times New Roman" w:cs="Times New Roman"/>
+          <w:i/>
+          <w:iCs/>
+          <w:sz w:val="28"/>
+          <w:szCs w:val="28"/>
+          <w:lang w:val="en-US"/>
+        </w:rPr>
+        <w:t>C</w:t>
+      </w:r>
+      <w:r>
+        <w:rPr>
+          <w:rFonts w:ascii="Times New Roman" w:hAnsi="Times New Roman" w:cs="Times New Roman"/>
+          <w:i/>
+          <w:iCs/>
+          <w:sz w:val="28"/>
+          <w:szCs w:val="28"/>
+          <w:vertAlign w:val="subscript"/>
+          <w:lang w:val="en-US"/>
+        </w:rPr>
+        <w:t>nom</w:t>
+      </w:r>
+      <w:proofErr w:type="spellEnd"/>
+      <w:r>
+        <w:rPr>
+          <w:rFonts w:ascii="Times New Roman" w:hAnsi="Times New Roman" w:cs="Times New Roman"/>
+          <w:sz w:val="28"/>
+          <w:szCs w:val="28"/>
+        </w:rPr>
+        <w:t xml:space="preserve">, </w:t>
+      </w:r>
+      <w:r>
+        <w:rPr>
+          <w:rFonts w:ascii="Times New Roman" w:hAnsi="Times New Roman" w:cs="Times New Roman"/>
+          <w:sz w:val="28"/>
+          <w:szCs w:val="28"/>
+        </w:rPr>
+        <w:t>тогда как реальная доступная ёмкость деградирующей батареи уменьшается со временем.</w:t>
+      </w:r>
+      <w:r>
+        <w:rPr>
+          <w:rFonts w:ascii="Times New Roman" w:hAnsi="Times New Roman" w:cs="Times New Roman"/>
+          <w:sz w:val="28"/>
+          <w:szCs w:val="28"/>
+        </w:rPr>
+        <w:t xml:space="preserve"> </w:t>
+      </w:r>
+      <w:r>
+        <w:rPr>
+          <w:rFonts w:ascii="Times New Roman" w:hAnsi="Times New Roman" w:cs="Times New Roman"/>
+          <w:sz w:val="28"/>
+          <w:szCs w:val="28"/>
+        </w:rPr>
+        <w:t>Следовательно,</w:t>
+      </w:r>
+      <w:r>
+        <w:rPr>
+          <w:rFonts w:ascii="Times New Roman" w:hAnsi="Times New Roman" w:cs="Times New Roman"/>
+          <w:sz w:val="28"/>
+          <w:szCs w:val="28"/>
+        </w:rPr>
+        <w:t xml:space="preserve"> </w:t>
+      </w:r>
+      <w:r>
+        <w:rPr>
+          <w:rFonts w:ascii="Times New Roman" w:hAnsi="Times New Roman" w:cs="Times New Roman"/>
+          <w:sz w:val="28"/>
+          <w:szCs w:val="28"/>
+        </w:rPr>
+        <w:t>кулоновский счёт без адаптации к текущему</w:t>
+      </w:r>
+      <w:r>
+        <w:rPr>
+          <w:rFonts w:ascii="Times New Roman" w:hAnsi="Times New Roman" w:cs="Times New Roman"/>
+          <w:sz w:val="28"/>
+          <w:szCs w:val="28"/>
+        </w:rPr>
+        <w:t xml:space="preserve"> </w:t>
+      </w:r>
+      <w:r>
+        <w:rPr>
+          <w:rFonts w:ascii="Times New Roman" w:hAnsi="Times New Roman" w:cs="Times New Roman"/>
+          <w:i/>
+          <w:iCs/>
+          <w:sz w:val="28"/>
+          <w:szCs w:val="28"/>
+          <w:lang w:val="en-US"/>
+        </w:rPr>
+        <w:t>SOH</w:t>
+      </w:r>
+      <w:r>
+        <w:rPr>
+          <w:rFonts w:ascii="Times New Roman" w:hAnsi="Times New Roman" w:cs="Times New Roman"/>
+          <w:sz w:val="28"/>
+          <w:szCs w:val="28"/>
+        </w:rPr>
+        <w:t xml:space="preserve"> </w:t>
+      </w:r>
+      <w:r>
+        <w:rPr>
+          <w:rFonts w:ascii="Times New Roman" w:hAnsi="Times New Roman" w:cs="Times New Roman"/>
+          <w:sz w:val="28"/>
+          <w:szCs w:val="28"/>
+        </w:rPr>
+        <w:t>неизбежно утрачивает точность при длительной эксплуатации.</w:t>
+      </w:r>
+      <w:r>
+        <w:rPr>
+          <w:rFonts w:ascii="Times New Roman" w:hAnsi="Times New Roman" w:cs="Times New Roman"/>
+          <w:sz w:val="28"/>
+          <w:szCs w:val="28"/>
+        </w:rPr>
+        <w:t xml:space="preserve"> </w:t>
+      </w:r>
+      <w:r>
+        <w:rPr>
+          <w:rFonts w:ascii="Times New Roman" w:hAnsi="Times New Roman" w:cs="Times New Roman"/>
+          <w:sz w:val="28"/>
+          <w:szCs w:val="28"/>
+        </w:rPr>
+        <w:t>Именно поэтому в задачах прогноза ресурса</w:t>
+      </w:r>
+      <w:r>
+        <w:rPr>
+          <w:rFonts w:ascii="Times New Roman" w:hAnsi="Times New Roman" w:cs="Times New Roman"/>
+          <w:sz w:val="28"/>
+          <w:szCs w:val="28"/>
+        </w:rPr>
+        <w:t xml:space="preserve"> </w:t>
+      </w:r>
+      <w:r>
+        <w:rPr>
+          <w:rFonts w:ascii="Times New Roman" w:hAnsi="Times New Roman" w:cs="Times New Roman"/>
+          <w:i/>
+          <w:iCs/>
+          <w:sz w:val="28"/>
+          <w:szCs w:val="28"/>
+          <w:lang w:val="en-US"/>
+        </w:rPr>
+        <w:t>SOC</w:t>
+      </w:r>
+      <w:r>
+        <w:rPr>
+          <w:rFonts w:ascii="Times New Roman" w:hAnsi="Times New Roman" w:cs="Times New Roman"/>
+          <w:sz w:val="28"/>
+          <w:szCs w:val="28"/>
+        </w:rPr>
+        <w:t xml:space="preserve"> </w:t>
+      </w:r>
+      <w:r>
+        <w:rPr>
+          <w:rFonts w:ascii="Times New Roman" w:hAnsi="Times New Roman" w:cs="Times New Roman"/>
+          <w:sz w:val="28"/>
+          <w:szCs w:val="28"/>
+        </w:rPr>
+        <w:t>следует рассматривать как</w:t>
+      </w:r>
+      <w:r>
+        <w:rPr>
+          <w:rFonts w:ascii="Times New Roman" w:hAnsi="Times New Roman" w:cs="Times New Roman"/>
+          <w:sz w:val="28"/>
+          <w:szCs w:val="28"/>
+        </w:rPr>
+        <w:t xml:space="preserve"> </w:t>
+      </w:r>
+      <w:r>
+        <w:rPr>
+          <w:rFonts w:ascii="Times New Roman" w:hAnsi="Times New Roman" w:cs="Times New Roman"/>
+          <w:sz w:val="28"/>
+          <w:szCs w:val="28"/>
+        </w:rPr>
+        <w:t>необходимый, но недостаточный показатель.</w:t>
+      </w:r>
+    </w:p>
+    <w:p>
+      <w:pPr>
+        <w:spacing w:line="360" w:lineRule="auto"/>
+        <w:ind w:firstLine="709"/>
+        <w:jc w:val="both"/>
+        <w:rPr>
+          <w:rFonts w:ascii="Times New Roman" w:hAnsi="Times New Roman" w:cs="Times New Roman"/>
+          <w:sz w:val="28"/>
+          <w:szCs w:val="28"/>
+          <w:lang w:val="en-US"/>
+        </w:rPr>
+      </w:pPr>
+      <w:r>
+        <w:rPr>
+          <w:rFonts w:ascii="Times New Roman" w:hAnsi="Times New Roman" w:cs="Times New Roman"/>
+          <w:sz w:val="28"/>
+          <w:szCs w:val="28"/>
+        </w:rPr>
+        <w:t>Для тяговых аккумуляторных батарей характерно и то обстоятельство, что погрешность оценки</w:t>
+      </w:r>
+      <w:r>
+        <w:rPr>
+          <w:rFonts w:ascii="Times New Roman" w:hAnsi="Times New Roman" w:cs="Times New Roman"/>
+          <w:sz w:val="28"/>
+          <w:szCs w:val="28"/>
+        </w:rPr>
+        <w:t xml:space="preserve"> </w:t>
+      </w:r>
+      <w:r>
+        <w:rPr>
+          <w:rFonts w:ascii="Times New Roman" w:hAnsi="Times New Roman" w:cs="Times New Roman"/>
+          <w:i/>
+          <w:iCs/>
+          <w:sz w:val="28"/>
+          <w:szCs w:val="28"/>
+          <w:lang w:val="en-US"/>
+        </w:rPr>
+        <w:t>SOC</w:t>
+      </w:r>
+      <w:r>
+        <w:rPr>
+          <w:rFonts w:ascii="Times New Roman" w:hAnsi="Times New Roman" w:cs="Times New Roman"/>
+          <w:sz w:val="28"/>
+          <w:szCs w:val="28"/>
+        </w:rPr>
+        <w:t xml:space="preserve"> </w:t>
+      </w:r>
+      <w:r>
+        <w:rPr>
+          <w:rFonts w:ascii="Times New Roman" w:hAnsi="Times New Roman" w:cs="Times New Roman"/>
+          <w:sz w:val="28"/>
+          <w:szCs w:val="28"/>
+        </w:rPr>
+        <w:t>особенно заметна в режиме частичных циклов, частой рекуперации и изменяющихся токовых профилей. В этих условиях ошибка не только возрастает, но и теряет монотонный характер, поскольку реальные токовые траектории содержат чередование положительных и отрицательных участков различной длительности.</w:t>
+      </w:r>
+    </w:p>
+    <w:p>
+      <w:pPr>
+        <w:spacing w:line="360" w:lineRule="auto"/>
+        <w:ind w:firstLine="709"/>
+        <w:jc w:val="both"/>
+        <w:rPr>
+          <w:rFonts w:ascii="Times New Roman" w:hAnsi="Times New Roman" w:cs="Times New Roman"/>
+          <w:sz w:val="28"/>
+          <w:szCs w:val="28"/>
+          <w:lang w:val="en-US"/>
+        </w:rPr>
+      </w:pPr>
+      <w:r>
+        <w:rPr>
+          <w:rFonts w:ascii="Times New Roman" w:hAnsi="Times New Roman" w:cs="Times New Roman"/>
+          <w:sz w:val="28"/>
+          <w:szCs w:val="28"/>
+        </w:rPr>
+        <w:t>В опытной серии нагрузочных испытаний была выполнена оценка состояния заряда батарейного модуля по методу кулоновского счёта и сопоставлена с эталонным значением, полученным по совмещённой токо-</w:t>
+      </w:r>
+      <w:proofErr w:type="spellStart"/>
+      <w:r>
+        <w:rPr>
+          <w:rFonts w:ascii="Times New Roman" w:hAnsi="Times New Roman" w:cs="Times New Roman"/>
+          <w:sz w:val="28"/>
+          <w:szCs w:val="28"/>
+          <w:highlight w:val="yellow"/>
+        </w:rPr>
+        <w:t>напряженческой</w:t>
+      </w:r>
+      <w:proofErr w:type="spellEnd"/>
+      <w:r>
+        <w:rPr>
+          <w:rFonts w:ascii="Times New Roman" w:hAnsi="Times New Roman" w:cs="Times New Roman"/>
+          <w:sz w:val="28"/>
+          <w:szCs w:val="28"/>
+          <w:highlight w:val="yellow"/>
+        </w:rPr>
+        <w:t xml:space="preserve"> процедуре</w:t>
+      </w:r>
+      <w:r>
+        <w:rPr>
+          <w:rFonts w:ascii="Times New Roman" w:hAnsi="Times New Roman" w:cs="Times New Roman"/>
+          <w:sz w:val="28"/>
+          <w:szCs w:val="28"/>
+        </w:rPr>
+        <w:t xml:space="preserve"> коррекции. Это позволило количественно продемонстрировать накопление ошибки</w:t>
+      </w:r>
+      <w:r>
+        <w:rPr>
+          <w:rFonts w:ascii="Times New Roman" w:hAnsi="Times New Roman" w:cs="Times New Roman"/>
+          <w:sz w:val="28"/>
+          <w:szCs w:val="28"/>
+        </w:rPr>
+        <w:t xml:space="preserve"> </w:t>
+      </w:r>
+      <w:r>
+        <w:rPr>
+          <w:rFonts w:ascii="Times New Roman" w:hAnsi="Times New Roman" w:cs="Times New Roman"/>
+          <w:i/>
+          <w:iCs/>
+          <w:sz w:val="28"/>
+          <w:szCs w:val="28"/>
+          <w:lang w:val="en-US"/>
+        </w:rPr>
+        <w:t>SOC</w:t>
+      </w:r>
+      <w:r>
+        <w:rPr>
+          <w:rFonts w:ascii="Times New Roman" w:hAnsi="Times New Roman" w:cs="Times New Roman"/>
+          <w:sz w:val="28"/>
+          <w:szCs w:val="28"/>
+        </w:rPr>
+        <w:t xml:space="preserve"> </w:t>
+      </w:r>
+      <w:r>
+        <w:rPr>
+          <w:rFonts w:ascii="Times New Roman" w:hAnsi="Times New Roman" w:cs="Times New Roman"/>
+          <w:sz w:val="28"/>
+          <w:szCs w:val="28"/>
+        </w:rPr>
+        <w:t>в реальном нестационарном режиме.</w:t>
+      </w:r>
+    </w:p>
+    <w:p>
+      <w:pPr>
+        <w:spacing w:line="360" w:lineRule="auto"/>
+        <w:ind w:firstLine="709"/>
+        <w:jc w:val="both"/>
+        <w:rPr>
+          <w:rFonts w:ascii="Times New Roman" w:hAnsi="Times New Roman" w:cs="Times New Roman"/>
+          <w:sz w:val="28"/>
+          <w:szCs w:val="28"/>
+          <w:lang w:val="en-US"/>
+        </w:rPr>
+      </w:pPr>
+    </w:p>
+    <w:p>
+      <w:pPr>
+        <w:spacing w:line="360" w:lineRule="auto"/>
+        <w:ind w:firstLine="709"/>
+        <w:jc w:val="both"/>
+        <w:rPr>
+          <w:rFonts w:ascii="Times New Roman" w:hAnsi="Times New Roman" w:cs="Times New Roman"/>
+          <w:sz w:val="28"/>
+          <w:szCs w:val="28"/>
+          <w:lang w:val="en-US"/>
+        </w:rPr>
+      </w:pPr>
+      <w:r>
+        <w:rPr>
+          <w:noProof/>
+        </w:rPr>
+        <w:drawing>
+          <wp:inline distT="0" distB="0" distL="0" distR="0" wp14:anchorId="2DB5F583" wp14:editId="1D64130D">
+            <wp:extent cx="6119495" cy="3522980"/>
+            <wp:effectExtent l="0" t="0" r="0" b="1270"/>
+            <wp:docPr id="335996774" name="Рисунок 1"/>
+            <wp:cNvGraphicFramePr>
+              <a:graphicFrameLocks xmlns:a="http://schemas.openxmlformats.org/drawingml/2006/main" noChangeAspect="1"/>
+            </wp:cNvGraphicFramePr>
+            <a:graphic xmlns:a="http://schemas.openxmlformats.org/drawingml/2006/main">
+              <a:graphicData uri="http://schemas.openxmlformats.org/drawingml/2006/picture">
+                <pic:pic xmlns:pic="http://schemas.openxmlformats.org/drawingml/2006/picture">
+                  <pic:nvPicPr>
+                    <pic:cNvPr id="0" name="Picture 23"/>
+                    <pic:cNvPicPr>
+                      <a:picLocks noChangeAspect="1" noChangeArrowheads="1"/>
+                    </pic:cNvPicPr>
+                  </pic:nvPicPr>
+                  <pic:blipFill>
+                    <a:blip r:embed="rId49" cstate="print">
+                      <a:extLst>
+                        <a:ext uri="{28A0092B-C50C-407E-A947-70E740481C1C}">
+                          <a14:useLocalDpi xmlns:a14="http://schemas.microsoft.com/office/drawing/2010/main" val="0"/>
+                        </a:ext>
+                      </a:extLst>
+                    </a:blip>
+                    <a:srcRect/>
+                    <a:stretch>
+                      <a:fillRect/>
+                    </a:stretch>
+                  </pic:blipFill>
+                  <pic:spPr bwMode="auto">
+                    <a:xfrm>
+                      <a:off x="0" y="0"/>
+                      <a:ext cx="6119495" cy="3522980"/>
+                    </a:xfrm>
+                    <a:prstGeom prst="rect">
+                      <a:avLst/>
+                    </a:prstGeom>
+                    <a:noFill/>
+                    <a:ln>
+                      <a:noFill/>
+                    </a:ln>
+                  </pic:spPr>
+                </pic:pic>
+              </a:graphicData>
+            </a:graphic>
+          </wp:inline>
+        </w:drawing>
+      </w:r>
+    </w:p>
+    <w:p>
+      <w:pPr>
+        <w:spacing w:line="360" w:lineRule="auto"/>
+        <w:ind w:firstLine="709"/>
+        <w:jc w:val="both"/>
+        <w:rPr>
+          <w:rFonts w:ascii="Times New Roman" w:hAnsi="Times New Roman" w:cs="Times New Roman"/>
+          <w:sz w:val="28"/>
+          <w:szCs w:val="28"/>
+        </w:rPr>
+      </w:pPr>
+      <w:r>
+        <w:rPr>
+          <w:rFonts w:ascii="Times New Roman" w:hAnsi="Times New Roman" w:cs="Times New Roman"/>
+          <w:sz w:val="28"/>
+          <w:szCs w:val="28"/>
+        </w:rPr>
+        <w:t>Рисунок 1.8 — Накопление ошибки оценки состояния заряда при длительном движении</w:t>
+      </w:r>
+    </w:p>
+    <w:p>
+      <w:pPr>
+        <w:spacing w:line="360" w:lineRule="auto"/>
+        <w:ind w:firstLine="709"/>
+        <w:jc w:val="both"/>
+        <w:rPr>
+          <w:rFonts w:ascii="Times New Roman" w:hAnsi="Times New Roman" w:cs="Times New Roman"/>
+          <w:sz w:val="28"/>
+          <w:szCs w:val="28"/>
+          <w:lang w:val="en-US"/>
+        </w:rPr>
+      </w:pPr>
+    </w:p>
+    <w:p>
+      <w:pPr>
+        <w:spacing w:line="360" w:lineRule="auto"/>
+        <w:ind w:firstLine="709"/>
+        <w:jc w:val="both"/>
+        <w:rPr>
+          <w:rFonts w:ascii="Times New Roman" w:hAnsi="Times New Roman" w:cs="Times New Roman"/>
+          <w:sz w:val="28"/>
+          <w:szCs w:val="28"/>
+          <w:lang w:val="en-US"/>
+        </w:rPr>
+      </w:pPr>
+      <w:r>
+        <w:rPr>
+          <w:rFonts w:ascii="Times New Roman" w:hAnsi="Times New Roman" w:cs="Times New Roman"/>
+          <w:sz w:val="28"/>
+          <w:szCs w:val="28"/>
+        </w:rPr>
+        <w:t>На рисунке показаны две кривые: истинное значение состояния заряда и оценка, полученная методом кулоновского счёта. Видно, что по мере роста времени движения и накопления интегральной нагрузки оценка начинает систематически отклоняться от истинной траектории. При этом ошибка не является чисто случайной; она формируется вследствие дрейфа измерения тока, неучтённых потерь и, что особенно важно, изменения фактической доступной ёмкости батареи.</w:t>
+      </w:r>
+    </w:p>
+    <w:p>
+      <w:pPr>
+        <w:spacing w:line="360" w:lineRule="auto"/>
+        <w:ind w:firstLine="709"/>
+        <w:jc w:val="both"/>
+        <w:rPr>
+          <w:rFonts w:ascii="Times New Roman" w:hAnsi="Times New Roman" w:cs="Times New Roman"/>
+          <w:sz w:val="28"/>
+          <w:szCs w:val="28"/>
+          <w:lang w:val="en-US"/>
+        </w:rPr>
+      </w:pPr>
+      <w:r>
+        <w:rPr>
+          <w:rFonts w:ascii="Times New Roman" w:hAnsi="Times New Roman" w:cs="Times New Roman"/>
+          <w:sz w:val="28"/>
+          <w:szCs w:val="28"/>
+        </w:rPr>
+        <w:t xml:space="preserve">Научная ценность рисунка заключается в демонстрации методологического ограничения классического кулоновского счёта. Это подтверждает, что параметр </w:t>
+      </w:r>
+      <w:r>
+        <w:rPr>
+          <w:rFonts w:ascii="Times New Roman" w:hAnsi="Times New Roman" w:cs="Times New Roman"/>
+          <w:i/>
+          <w:iCs/>
+          <w:sz w:val="28"/>
+          <w:szCs w:val="28"/>
+        </w:rPr>
+        <w:t>SOC</w:t>
+      </w:r>
+      <w:r>
+        <w:rPr>
+          <w:rFonts w:ascii="Times New Roman" w:hAnsi="Times New Roman" w:cs="Times New Roman"/>
+          <w:sz w:val="28"/>
+          <w:szCs w:val="28"/>
+        </w:rPr>
+        <w:t xml:space="preserve"> сам по себе не может служить базой для надёжной оценки ресурса. Практическая ценность рисунка состоит в обосновании необходимости совместного использования </w:t>
+      </w:r>
+      <w:r>
+        <w:rPr>
+          <w:rFonts w:ascii="Times New Roman" w:hAnsi="Times New Roman" w:cs="Times New Roman"/>
+          <w:i/>
+          <w:iCs/>
+          <w:sz w:val="28"/>
+          <w:szCs w:val="28"/>
+        </w:rPr>
+        <w:t>SOC</w:t>
+      </w:r>
+      <w:r>
+        <w:rPr>
+          <w:rFonts w:ascii="Times New Roman" w:hAnsi="Times New Roman" w:cs="Times New Roman"/>
+          <w:sz w:val="28"/>
+          <w:szCs w:val="28"/>
+        </w:rPr>
+        <w:t xml:space="preserve">-оценки с </w:t>
+      </w:r>
+      <w:proofErr w:type="spellStart"/>
+      <w:r>
+        <w:rPr>
+          <w:rFonts w:ascii="Times New Roman" w:hAnsi="Times New Roman" w:cs="Times New Roman"/>
+          <w:sz w:val="28"/>
+          <w:szCs w:val="28"/>
+        </w:rPr>
+        <w:lastRenderedPageBreak/>
+        <w:t>деградационными</w:t>
+      </w:r>
+      <w:proofErr w:type="spellEnd"/>
+      <w:r>
+        <w:rPr>
+          <w:rFonts w:ascii="Times New Roman" w:hAnsi="Times New Roman" w:cs="Times New Roman"/>
+          <w:sz w:val="28"/>
+          <w:szCs w:val="28"/>
+        </w:rPr>
+        <w:t xml:space="preserve"> и импедансными индикаторами, особенно в системах управления тяговыми батареями электротранспорта.</w:t>
+      </w:r>
+    </w:p>
+    <w:p>
+      <w:pPr>
+        <w:spacing w:line="360" w:lineRule="auto"/>
+        <w:ind w:firstLine="709"/>
+        <w:jc w:val="both"/>
+        <w:rPr>
+          <w:rFonts w:ascii="Times New Roman" w:hAnsi="Times New Roman" w:cs="Times New Roman"/>
+          <w:sz w:val="28"/>
+          <w:szCs w:val="28"/>
+          <w:lang w:val="en-US"/>
+        </w:rPr>
+      </w:pPr>
+    </w:p>
+    <w:p>
+      <w:pPr>
+        <w:spacing w:line="360" w:lineRule="auto"/>
+        <w:ind w:firstLine="709"/>
+        <w:jc w:val="both"/>
+        <w:rPr>
+          <w:rFonts w:ascii="Times New Roman" w:hAnsi="Times New Roman" w:cs="Times New Roman"/>
+          <w:b/>
+          <w:bCs/>
+          <w:sz w:val="28"/>
+          <w:szCs w:val="28"/>
+          <w:lang w:val="en-US"/>
+        </w:rPr>
+      </w:pPr>
+      <w:r>
+        <w:rPr>
+          <w:rFonts w:ascii="Times New Roman" w:hAnsi="Times New Roman" w:cs="Times New Roman"/>
+          <w:b/>
+          <w:bCs/>
+          <w:sz w:val="28"/>
+          <w:szCs w:val="28"/>
+        </w:rPr>
+        <w:t>1.3.2 Состояние здоровья батареи</w:t>
+      </w:r>
+    </w:p>
+    <w:p>
+      <w:pPr>
+        <w:spacing w:line="360" w:lineRule="auto"/>
+        <w:ind w:firstLine="709"/>
+        <w:jc w:val="both"/>
+        <w:rPr>
+          <w:rFonts w:ascii="Times New Roman" w:hAnsi="Times New Roman" w:cs="Times New Roman"/>
+          <w:sz w:val="28"/>
+          <w:szCs w:val="28"/>
+          <w:lang w:val="en-US"/>
+        </w:rPr>
+      </w:pPr>
+    </w:p>
+    <w:p>
+      <w:pPr>
+        <w:spacing w:line="360" w:lineRule="auto"/>
+        <w:ind w:firstLine="709"/>
+        <w:jc w:val="both"/>
+        <w:rPr>
+          <w:rFonts w:ascii="Times New Roman" w:hAnsi="Times New Roman" w:cs="Times New Roman"/>
+          <w:sz w:val="28"/>
+          <w:szCs w:val="28"/>
+          <w:lang w:val="en-US"/>
+        </w:rPr>
+      </w:pPr>
+      <w:r>
+        <w:rPr>
+          <w:rFonts w:ascii="Times New Roman" w:hAnsi="Times New Roman" w:cs="Times New Roman"/>
+          <w:sz w:val="28"/>
+          <w:szCs w:val="28"/>
+        </w:rPr>
+        <w:t xml:space="preserve">Параметр </w:t>
+      </w:r>
+      <w:r>
+        <w:rPr>
+          <w:rFonts w:ascii="Times New Roman" w:hAnsi="Times New Roman" w:cs="Times New Roman"/>
+          <w:i/>
+          <w:iCs/>
+          <w:sz w:val="28"/>
+          <w:szCs w:val="28"/>
+        </w:rPr>
+        <w:t>SOH</w:t>
+      </w:r>
+      <w:r>
+        <w:rPr>
+          <w:rFonts w:ascii="Times New Roman" w:hAnsi="Times New Roman" w:cs="Times New Roman"/>
+          <w:sz w:val="28"/>
+          <w:szCs w:val="28"/>
+        </w:rPr>
+        <w:t xml:space="preserve"> предназначен для количественного описания накопленной деградации аккумуляторной системы. В классической постановке он определяется по ёмкости:</w:t>
+      </w:r>
+    </w:p>
+    <w:p>
+      <w:pPr>
+        <w:spacing w:line="360" w:lineRule="auto"/>
+        <w:ind w:firstLine="709"/>
+        <w:jc w:val="both"/>
+        <w:rPr>
+          <w:rFonts w:ascii="Times New Roman" w:hAnsi="Times New Roman" w:cs="Times New Roman"/>
+          <w:sz w:val="28"/>
+          <w:szCs w:val="28"/>
+          <w:lang w:val="en-US"/>
+        </w:rPr>
+      </w:pPr>
+    </w:p>
+    <w:p>
+      <w:pPr>
+        <w:spacing w:line="360" w:lineRule="auto"/>
+        <w:ind w:firstLine="709"/>
+        <w:jc w:val="both"/>
+        <w:rPr>
+          <w:rFonts w:ascii="Times New Roman" w:hAnsi="Times New Roman" w:cs="Times New Roman"/>
+          <w:sz w:val="28"/>
+          <w:szCs w:val="28"/>
+          <w:lang w:val="en-US"/>
+        </w:rPr>
+      </w:pPr>
+      <w:r>
+        <w:rPr>
+          <w:rFonts w:ascii="Times New Roman" w:hAnsi="Times New Roman" w:cs="Times New Roman"/>
+          <w:position w:val="-30"/>
+          <w:sz w:val="28"/>
+          <w:szCs w:val="28"/>
+          <w:lang w:val="en-US"/>
+        </w:rPr>
+        <w:object w:dxaOrig="1939" w:dyaOrig="680" w14:anchorId="3F3E6903">
+          <v:shape id="_x0000_i1051" type="#_x0000_t75" style="width:96.75pt;height:34pt" o:ole="">
+            <v:imagedata r:id="rId50" o:title=""/>
+          </v:shape>
+          <o:OLEObject Type="Embed" ProgID="Equation.DSMT4" ShapeID="_x0000_i1051" DrawAspect="Content" ObjectID="_1835772927" r:id="rId51"/>
+        </w:object>
+      </w:r>
+    </w:p>
+    <w:p>
+      <w:pPr>
+        <w:spacing w:line="360" w:lineRule="auto"/>
+        <w:ind w:firstLine="709"/>
+        <w:jc w:val="both"/>
+        <w:rPr>
+          <w:rFonts w:ascii="Times New Roman" w:hAnsi="Times New Roman" w:cs="Times New Roman"/>
+          <w:sz w:val="28"/>
+          <w:szCs w:val="28"/>
+        </w:rPr>
+      </w:pPr>
+      <w:r>
+        <w:rPr>
+          <w:rFonts w:ascii="Times New Roman" w:hAnsi="Times New Roman" w:cs="Times New Roman"/>
+          <w:sz w:val="28"/>
+          <w:szCs w:val="28"/>
+        </w:rPr>
+        <w:t>, где</w:t>
+      </w:r>
+    </w:p>
+    <w:p>
+      <w:pPr>
+        <w:spacing w:line="360" w:lineRule="auto"/>
+        <w:ind w:firstLine="709"/>
+        <w:jc w:val="both"/>
+        <w:rPr>
+          <w:rFonts w:ascii="Times New Roman" w:hAnsi="Times New Roman" w:cs="Times New Roman"/>
+          <w:sz w:val="28"/>
+          <w:szCs w:val="28"/>
+        </w:rPr>
+      </w:pPr>
+      <w:proofErr w:type="spellStart"/>
+      <w:r>
+        <w:rPr>
+          <w:rFonts w:ascii="Times New Roman" w:hAnsi="Times New Roman" w:cs="Times New Roman"/>
+          <w:i/>
+          <w:iCs/>
+          <w:sz w:val="28"/>
+          <w:szCs w:val="28"/>
+          <w:lang w:val="en-US"/>
+        </w:rPr>
+        <w:t>C</w:t>
+      </w:r>
+      <w:r>
+        <w:rPr>
+          <w:rFonts w:ascii="Times New Roman" w:hAnsi="Times New Roman" w:cs="Times New Roman"/>
+          <w:i/>
+          <w:iCs/>
+          <w:sz w:val="28"/>
+          <w:szCs w:val="28"/>
+          <w:vertAlign w:val="subscript"/>
+          <w:lang w:val="en-US"/>
+        </w:rPr>
+        <w:t>act</w:t>
+      </w:r>
+      <w:proofErr w:type="spellEnd"/>
+      <w:r>
+        <w:rPr>
+          <w:rFonts w:ascii="Times New Roman" w:hAnsi="Times New Roman" w:cs="Times New Roman"/>
+          <w:sz w:val="28"/>
+          <w:szCs w:val="28"/>
+          <w:lang w:val="en-US"/>
+        </w:rPr>
+        <w:t xml:space="preserve"> – </w:t>
+      </w:r>
+      <w:r>
+        <w:rPr>
+          <w:rFonts w:ascii="Times New Roman" w:hAnsi="Times New Roman" w:cs="Times New Roman"/>
+          <w:sz w:val="28"/>
+          <w:szCs w:val="28"/>
+        </w:rPr>
+        <w:t xml:space="preserve">текущая доступная </w:t>
+      </w:r>
+      <w:proofErr w:type="spellStart"/>
+      <w:r>
+        <w:rPr>
+          <w:rFonts w:ascii="Times New Roman" w:hAnsi="Times New Roman" w:cs="Times New Roman"/>
+          <w:sz w:val="28"/>
+          <w:szCs w:val="28"/>
+        </w:rPr>
+        <w:t>ёскость</w:t>
+      </w:r>
+      <w:proofErr w:type="spellEnd"/>
+      <w:r>
+        <w:rPr>
+          <w:rFonts w:ascii="Times New Roman" w:hAnsi="Times New Roman" w:cs="Times New Roman"/>
+          <w:sz w:val="28"/>
+          <w:szCs w:val="28"/>
+        </w:rPr>
+        <w:t>;</w:t>
+      </w:r>
+    </w:p>
+    <w:p>
+      <w:pPr>
+        <w:spacing w:line="360" w:lineRule="auto"/>
+        <w:ind w:firstLine="709"/>
+        <w:jc w:val="both"/>
+        <w:rPr>
+          <w:rFonts w:ascii="Times New Roman" w:hAnsi="Times New Roman" w:cs="Times New Roman"/>
+          <w:sz w:val="28"/>
+          <w:szCs w:val="28"/>
+        </w:rPr>
+      </w:pPr>
+      <w:r>
+        <w:rPr>
+          <w:rFonts w:ascii="Times New Roman" w:hAnsi="Times New Roman" w:cs="Times New Roman"/>
+          <w:i/>
+          <w:iCs/>
+          <w:sz w:val="28"/>
+          <w:szCs w:val="28"/>
+          <w:lang w:val="en-US"/>
+        </w:rPr>
+        <w:t>C</w:t>
+      </w:r>
+      <w:r>
+        <w:rPr>
+          <w:rFonts w:ascii="Times New Roman" w:hAnsi="Times New Roman" w:cs="Times New Roman"/>
+          <w:i/>
+          <w:iCs/>
+          <w:sz w:val="28"/>
+          <w:szCs w:val="28"/>
+          <w:vertAlign w:val="subscript"/>
+        </w:rPr>
+        <w:t>0</w:t>
+      </w:r>
+      <w:r>
+        <w:rPr>
+          <w:rFonts w:ascii="Times New Roman" w:hAnsi="Times New Roman" w:cs="Times New Roman"/>
+          <w:sz w:val="28"/>
+          <w:szCs w:val="28"/>
+        </w:rPr>
+        <w:t xml:space="preserve"> – начальная ёмкость новой батареи</w:t>
+      </w:r>
+      <w:r>
+        <w:rPr>
+          <w:rFonts w:ascii="Times New Roman" w:hAnsi="Times New Roman" w:cs="Times New Roman"/>
+          <w:sz w:val="28"/>
+          <w:szCs w:val="28"/>
+        </w:rPr>
+        <w:t>.</w:t>
+      </w:r>
+    </w:p>
+    <w:p>
+      <w:pPr>
+        <w:spacing w:line="360" w:lineRule="auto"/>
+        <w:ind w:firstLine="709"/>
+        <w:jc w:val="both"/>
+        <w:rPr>
+          <w:rFonts w:ascii="Times New Roman" w:hAnsi="Times New Roman" w:cs="Times New Roman"/>
+          <w:sz w:val="28"/>
+          <w:szCs w:val="28"/>
+        </w:rPr>
+      </w:pPr>
+      <w:r>
+        <w:rPr>
+          <w:rFonts w:ascii="Times New Roman" w:hAnsi="Times New Roman" w:cs="Times New Roman"/>
+          <w:sz w:val="28"/>
+          <w:szCs w:val="28"/>
+        </w:rPr>
+        <w:t>Однако такая трактовка охватывает лишь один аспект старения — потерю способности накапливать заряд.</w:t>
+      </w:r>
+    </w:p>
+    <w:p>
+      <w:pPr>
+        <w:spacing w:line="360" w:lineRule="auto"/>
+        <w:ind w:firstLine="709"/>
+        <w:jc w:val="both"/>
+        <w:rPr>
+          <w:rFonts w:ascii="Times New Roman" w:hAnsi="Times New Roman" w:cs="Times New Roman"/>
+          <w:sz w:val="28"/>
+          <w:szCs w:val="28"/>
+        </w:rPr>
+      </w:pPr>
+      <w:r>
+        <w:rPr>
+          <w:rFonts w:ascii="Times New Roman" w:hAnsi="Times New Roman" w:cs="Times New Roman"/>
+          <w:sz w:val="28"/>
+          <w:szCs w:val="28"/>
+        </w:rPr>
+        <w:t>С практической точки зрения столь же важным является рост внутреннего сопротивления, особенно сопротивления переноса заряда и общего импеданса, поскольку именно они ограничивают мощность, усиливают тепловыделение и ухудшают работу батареи в режиме разгона и рекуперации. Поэтому в расширенной инженерной постановке следует использовать также импедансную интерпретацию состояния здоровья:</w:t>
+      </w:r>
+    </w:p>
+    <w:p>
+      <w:pPr>
+        <w:spacing w:line="360" w:lineRule="auto"/>
+        <w:ind w:firstLine="709"/>
+        <w:jc w:val="both"/>
+        <w:rPr>
+          <w:rFonts w:ascii="Times New Roman" w:hAnsi="Times New Roman" w:cs="Times New Roman"/>
+          <w:sz w:val="28"/>
+          <w:szCs w:val="28"/>
+        </w:rPr>
+      </w:pPr>
+    </w:p>
+    <w:p>
+      <w:pPr>
+        <w:spacing w:line="360" w:lineRule="auto"/>
+        <w:ind w:firstLine="709"/>
+        <w:jc w:val="both"/>
+        <w:rPr>
+          <w:rFonts w:ascii="Times New Roman" w:hAnsi="Times New Roman" w:cs="Times New Roman"/>
+          <w:sz w:val="28"/>
+          <w:szCs w:val="28"/>
+          <w:lang w:val="en-US"/>
+        </w:rPr>
+      </w:pPr>
+      <w:r>
+        <w:rPr>
+          <w:rFonts w:ascii="Times New Roman" w:hAnsi="Times New Roman" w:cs="Times New Roman"/>
+          <w:position w:val="-30"/>
+          <w:sz w:val="28"/>
+          <w:szCs w:val="28"/>
+        </w:rPr>
+        <w:object w:dxaOrig="1960" w:dyaOrig="680" w14:anchorId="30A09688">
+          <v:shape id="_x0000_i1054" type="#_x0000_t75" style="width:97.9pt;height:34pt" o:ole="">
+            <v:imagedata r:id="rId52" o:title=""/>
+          </v:shape>
+          <o:OLEObject Type="Embed" ProgID="Equation.DSMT4" ShapeID="_x0000_i1054" DrawAspect="Content" ObjectID="_1835772928" r:id="rId53"/>
+        </w:object>
+      </w:r>
+    </w:p>
+    <w:p>
+      <w:pPr>
+        <w:spacing w:line="360" w:lineRule="auto"/>
+        <w:ind w:firstLine="709"/>
+        <w:jc w:val="both"/>
+        <w:rPr>
+          <w:rFonts w:ascii="Times New Roman" w:hAnsi="Times New Roman" w:cs="Times New Roman"/>
+          <w:sz w:val="28"/>
+          <w:szCs w:val="28"/>
+        </w:rPr>
+      </w:pPr>
+      <w:r>
+        <w:rPr>
+          <w:rFonts w:ascii="Times New Roman" w:hAnsi="Times New Roman" w:cs="Times New Roman"/>
+          <w:sz w:val="28"/>
+          <w:szCs w:val="28"/>
+        </w:rPr>
+        <w:t>или, в более специализированной форме,</w:t>
+      </w:r>
+    </w:p>
+    <w:p>
+      <w:pPr>
+        <w:spacing w:line="360" w:lineRule="auto"/>
+        <w:ind w:firstLine="709"/>
+        <w:jc w:val="both"/>
+        <w:rPr>
+          <w:rFonts w:ascii="Times New Roman" w:hAnsi="Times New Roman" w:cs="Times New Roman"/>
+          <w:sz w:val="28"/>
+          <w:szCs w:val="28"/>
+          <w:lang w:val="en-US"/>
+        </w:rPr>
+      </w:pPr>
+      <w:r>
+        <w:rPr>
+          <w:rFonts w:ascii="Times New Roman" w:hAnsi="Times New Roman" w:cs="Times New Roman"/>
+          <w:position w:val="-12"/>
+          <w:sz w:val="28"/>
+          <w:szCs w:val="28"/>
+        </w:rPr>
+        <w:object w:dxaOrig="1560" w:dyaOrig="360" w14:anchorId="47C6B96B">
+          <v:shape id="_x0000_i1057" type="#_x0000_t75" style="width:77.75pt;height:17.85pt" o:ole="">
+            <v:imagedata r:id="rId54" o:title=""/>
+          </v:shape>
+          <o:OLEObject Type="Embed" ProgID="Equation.DSMT4" ShapeID="_x0000_i1057" DrawAspect="Content" ObjectID="_1835772929" r:id="rId55"/>
+        </w:object>
+      </w:r>
+    </w:p>
+    <w:p>
+      <w:pPr>
+        <w:spacing w:line="360" w:lineRule="auto"/>
+        <w:ind w:firstLine="709"/>
+        <w:jc w:val="both"/>
+        <w:rPr>
+          <w:rFonts w:ascii="Times New Roman" w:hAnsi="Times New Roman" w:cs="Times New Roman"/>
+          <w:sz w:val="28"/>
+          <w:szCs w:val="28"/>
+        </w:rPr>
+      </w:pPr>
+      <w:r>
+        <w:rPr>
+          <w:rFonts w:ascii="Times New Roman" w:hAnsi="Times New Roman" w:cs="Times New Roman"/>
+          <w:sz w:val="28"/>
+          <w:szCs w:val="28"/>
+        </w:rPr>
+        <w:t xml:space="preserve">, где </w:t>
+      </w:r>
+      <w:r>
+        <w:rPr>
+          <w:rFonts w:ascii="Times New Roman" w:hAnsi="Times New Roman" w:cs="Times New Roman"/>
+          <w:sz w:val="28"/>
+          <w:szCs w:val="28"/>
+          <w:lang w:val="en-US"/>
+        </w:rPr>
+        <w:t>F</w:t>
+      </w:r>
+      <w:r>
+        <w:rPr>
+          <w:rFonts w:ascii="Times New Roman" w:hAnsi="Times New Roman" w:cs="Times New Roman"/>
+          <w:sz w:val="28"/>
+          <w:szCs w:val="28"/>
+        </w:rPr>
+        <w:t xml:space="preserve"> – </w:t>
+      </w:r>
+      <w:r>
+        <w:rPr>
+          <w:rFonts w:ascii="Times New Roman" w:hAnsi="Times New Roman" w:cs="Times New Roman"/>
+          <w:sz w:val="28"/>
+          <w:szCs w:val="28"/>
+        </w:rPr>
+        <w:t>химически специфическая функция перехода от сопротивления переноса заряда к показателю состояния.</w:t>
+      </w:r>
+    </w:p>
+    <w:p>
+      <w:pPr>
+        <w:spacing w:line="360" w:lineRule="auto"/>
+        <w:ind w:firstLine="709"/>
+        <w:jc w:val="both"/>
+        <w:rPr>
+          <w:rFonts w:ascii="Times New Roman" w:hAnsi="Times New Roman" w:cs="Times New Roman"/>
+          <w:sz w:val="28"/>
+          <w:szCs w:val="28"/>
+        </w:rPr>
+      </w:pPr>
+      <w:r>
+        <w:rPr>
+          <w:rFonts w:ascii="Times New Roman" w:hAnsi="Times New Roman" w:cs="Times New Roman"/>
+          <w:sz w:val="28"/>
+          <w:szCs w:val="28"/>
+        </w:rPr>
+        <w:t>Такой подход имеет прямое физическое основание. Если</w:t>
+      </w:r>
+    </w:p>
+    <w:p>
+      <w:pPr>
+        <w:spacing w:line="360" w:lineRule="auto"/>
+        <w:ind w:firstLine="709"/>
+        <w:jc w:val="both"/>
+        <w:rPr>
+          <w:rFonts w:ascii="Times New Roman" w:hAnsi="Times New Roman" w:cs="Times New Roman"/>
+          <w:sz w:val="28"/>
+          <w:szCs w:val="28"/>
+        </w:rPr>
+      </w:pPr>
+    </w:p>
+    <w:p>
+      <w:pPr>
+        <w:spacing w:line="360" w:lineRule="auto"/>
+        <w:ind w:firstLine="709"/>
+        <w:jc w:val="both"/>
+        <w:rPr>
+          <w:rFonts w:ascii="Times New Roman" w:hAnsi="Times New Roman" w:cs="Times New Roman"/>
+          <w:sz w:val="28"/>
+          <w:szCs w:val="28"/>
+          <w:lang w:val="en-US"/>
+        </w:rPr>
+      </w:pPr>
+      <w:r>
+        <w:rPr>
+          <w:rFonts w:ascii="Times New Roman" w:hAnsi="Times New Roman" w:cs="Times New Roman"/>
+          <w:position w:val="-30"/>
+          <w:sz w:val="28"/>
+          <w:szCs w:val="28"/>
+        </w:rPr>
+        <w:object w:dxaOrig="960" w:dyaOrig="680" w14:anchorId="3FADD88C">
+          <v:shape id="_x0000_i1060" type="#_x0000_t75" style="width:47.8pt;height:34pt" o:ole="">
+            <v:imagedata r:id="rId56" o:title=""/>
+          </v:shape>
+          <o:OLEObject Type="Embed" ProgID="Equation.DSMT4" ShapeID="_x0000_i1060" DrawAspect="Content" ObjectID="_1835772930" r:id="rId57"/>
+        </w:object>
+      </w:r>
+    </w:p>
+    <w:p>
+      <w:pPr>
+        <w:spacing w:line="360" w:lineRule="auto"/>
+        <w:ind w:firstLine="709"/>
+        <w:jc w:val="both"/>
+        <w:rPr>
+          <w:rFonts w:ascii="Times New Roman" w:hAnsi="Times New Roman" w:cs="Times New Roman"/>
+          <w:sz w:val="28"/>
+          <w:szCs w:val="28"/>
+          <w:lang w:val="en-US"/>
+        </w:rPr>
+      </w:pPr>
+      <w:r>
+        <w:rPr>
+          <w:rFonts w:ascii="Times New Roman" w:hAnsi="Times New Roman" w:cs="Times New Roman"/>
+          <w:sz w:val="28"/>
+          <w:szCs w:val="28"/>
+        </w:rPr>
+        <w:t>то рост</w:t>
+      </w:r>
+      <w:r>
+        <w:rPr>
+          <w:rFonts w:ascii="Times New Roman" w:hAnsi="Times New Roman" w:cs="Times New Roman"/>
+          <w:sz w:val="28"/>
+          <w:szCs w:val="28"/>
+        </w:rPr>
+        <w:t xml:space="preserve"> </w:t>
+      </w:r>
+      <w:proofErr w:type="spellStart"/>
+      <w:r>
+        <w:rPr>
+          <w:rFonts w:ascii="Times New Roman" w:hAnsi="Times New Roman" w:cs="Times New Roman"/>
+          <w:i/>
+          <w:iCs/>
+          <w:sz w:val="28"/>
+          <w:szCs w:val="28"/>
+          <w:lang w:val="en-US"/>
+        </w:rPr>
+        <w:t>R</w:t>
+      </w:r>
+      <w:r>
+        <w:rPr>
+          <w:rFonts w:ascii="Times New Roman" w:hAnsi="Times New Roman" w:cs="Times New Roman"/>
+          <w:i/>
+          <w:iCs/>
+          <w:sz w:val="28"/>
+          <w:szCs w:val="28"/>
+          <w:vertAlign w:val="subscript"/>
+          <w:lang w:val="en-US"/>
+        </w:rPr>
+        <w:t>ct</w:t>
+      </w:r>
+      <w:proofErr w:type="spellEnd"/>
+      <w:r>
+        <w:rPr>
+          <w:rFonts w:ascii="Times New Roman" w:hAnsi="Times New Roman" w:cs="Times New Roman"/>
+          <w:sz w:val="28"/>
+          <w:szCs w:val="28"/>
+        </w:rPr>
+        <w:t xml:space="preserve"> </w:t>
+      </w:r>
+      <w:r>
+        <w:rPr>
+          <w:rFonts w:ascii="Times New Roman" w:hAnsi="Times New Roman" w:cs="Times New Roman"/>
+          <w:sz w:val="28"/>
+          <w:szCs w:val="28"/>
+        </w:rPr>
+        <w:t>означает уменьшение обменного тока</w:t>
+      </w:r>
+      <w:r>
+        <w:rPr>
+          <w:rFonts w:ascii="Times New Roman" w:hAnsi="Times New Roman" w:cs="Times New Roman"/>
+          <w:sz w:val="28"/>
+          <w:szCs w:val="28"/>
+        </w:rPr>
+        <w:t xml:space="preserve"> </w:t>
+      </w:r>
+      <w:proofErr w:type="spellStart"/>
+      <w:r>
+        <w:rPr>
+          <w:rFonts w:ascii="Times New Roman" w:hAnsi="Times New Roman" w:cs="Times New Roman"/>
+          <w:i/>
+          <w:iCs/>
+          <w:sz w:val="28"/>
+          <w:szCs w:val="28"/>
+          <w:lang w:val="en-US"/>
+        </w:rPr>
+        <w:t>i</w:t>
+      </w:r>
+      <w:proofErr w:type="spellEnd"/>
+      <w:r>
+        <w:rPr>
+          <w:rFonts w:ascii="Times New Roman" w:hAnsi="Times New Roman" w:cs="Times New Roman"/>
+          <w:i/>
+          <w:iCs/>
+          <w:sz w:val="28"/>
+          <w:szCs w:val="28"/>
+          <w:vertAlign w:val="subscript"/>
+        </w:rPr>
+        <w:t>0</w:t>
+      </w:r>
+      <w:r>
+        <w:rPr>
+          <w:rFonts w:ascii="Times New Roman" w:hAnsi="Times New Roman" w:cs="Times New Roman"/>
+          <w:sz w:val="28"/>
+          <w:szCs w:val="28"/>
+        </w:rPr>
+        <w:t>, а следовательно, ухудшение кинетики</w:t>
+      </w:r>
+      <w:r>
+        <w:rPr>
+          <w:rFonts w:ascii="Times New Roman" w:hAnsi="Times New Roman" w:cs="Times New Roman"/>
+          <w:sz w:val="28"/>
+          <w:szCs w:val="28"/>
+        </w:rPr>
+        <w:t xml:space="preserve"> </w:t>
+      </w:r>
+      <w:r>
+        <w:rPr>
+          <w:rFonts w:ascii="Times New Roman" w:hAnsi="Times New Roman" w:cs="Times New Roman"/>
+          <w:sz w:val="28"/>
+          <w:szCs w:val="28"/>
+        </w:rPr>
+        <w:t>электрохимической реакции, уменьшение активной поверхности и усиление межфазных ограничений.</w:t>
+      </w:r>
+      <w:r>
+        <w:rPr>
+          <w:rFonts w:ascii="Times New Roman" w:hAnsi="Times New Roman" w:cs="Times New Roman"/>
+          <w:sz w:val="28"/>
+          <w:szCs w:val="28"/>
+        </w:rPr>
+        <w:t xml:space="preserve"> </w:t>
+      </w:r>
+      <w:r>
+        <w:rPr>
+          <w:rFonts w:ascii="Times New Roman" w:hAnsi="Times New Roman" w:cs="Times New Roman"/>
+          <w:sz w:val="28"/>
+          <w:szCs w:val="28"/>
+        </w:rPr>
+        <w:t>Следовательно,</w:t>
+      </w:r>
+      <w:r>
+        <w:rPr>
+          <w:rFonts w:ascii="Times New Roman" w:hAnsi="Times New Roman" w:cs="Times New Roman"/>
+          <w:sz w:val="28"/>
+          <w:szCs w:val="28"/>
+        </w:rPr>
+        <w:t xml:space="preserve"> </w:t>
+      </w:r>
+      <w:r>
+        <w:rPr>
+          <w:rFonts w:ascii="Times New Roman" w:hAnsi="Times New Roman" w:cs="Times New Roman"/>
+          <w:i/>
+          <w:iCs/>
+          <w:sz w:val="28"/>
+          <w:szCs w:val="28"/>
+          <w:lang w:val="en-US"/>
+        </w:rPr>
+        <w:t>SOH</w:t>
+      </w:r>
+      <w:r>
+        <w:rPr>
+          <w:rFonts w:ascii="Times New Roman" w:hAnsi="Times New Roman" w:cs="Times New Roman"/>
+          <w:sz w:val="28"/>
+          <w:szCs w:val="28"/>
+        </w:rPr>
+        <w:t>, выраженный через</w:t>
+      </w:r>
+      <w:r>
+        <w:rPr>
+          <w:rFonts w:ascii="Times New Roman" w:hAnsi="Times New Roman" w:cs="Times New Roman"/>
+          <w:sz w:val="28"/>
+          <w:szCs w:val="28"/>
+        </w:rPr>
+        <w:t xml:space="preserve"> </w:t>
+      </w:r>
+      <w:proofErr w:type="spellStart"/>
+      <w:r>
+        <w:rPr>
+          <w:rFonts w:ascii="Times New Roman" w:hAnsi="Times New Roman" w:cs="Times New Roman"/>
+          <w:i/>
+          <w:iCs/>
+          <w:sz w:val="28"/>
+          <w:szCs w:val="28"/>
+          <w:lang w:val="en-US"/>
+        </w:rPr>
+        <w:t>R</w:t>
+      </w:r>
+      <w:r>
+        <w:rPr>
+          <w:rFonts w:ascii="Times New Roman" w:hAnsi="Times New Roman" w:cs="Times New Roman"/>
+          <w:i/>
+          <w:iCs/>
+          <w:sz w:val="28"/>
+          <w:szCs w:val="28"/>
+          <w:vertAlign w:val="subscript"/>
+          <w:lang w:val="en-US"/>
+        </w:rPr>
+        <w:t>ct</w:t>
+      </w:r>
+      <w:proofErr w:type="spellEnd"/>
+      <w:r>
+        <w:rPr>
+          <w:rFonts w:ascii="Times New Roman" w:hAnsi="Times New Roman" w:cs="Times New Roman"/>
+          <w:sz w:val="28"/>
+          <w:szCs w:val="28"/>
+        </w:rPr>
+        <w:t>, оказывается чувствителен не только к уже накопленной потере ёмкости, но и к ранним стадиям деградации, когда мощностные характеристики начинают ухудшаться раньше, чем ёмкость достигает предельного уровня.</w:t>
+      </w:r>
+    </w:p>
+    <w:p>
+      <w:pPr>
+        <w:spacing w:line="360" w:lineRule="auto"/>
+        <w:ind w:firstLine="709"/>
+        <w:jc w:val="both"/>
+        <w:rPr>
+          <w:rFonts w:ascii="Times New Roman" w:hAnsi="Times New Roman" w:cs="Times New Roman"/>
+          <w:sz w:val="28"/>
+          <w:szCs w:val="28"/>
+          <w:lang w:val="en-US"/>
+        </w:rPr>
+      </w:pPr>
+      <w:r>
+        <w:rPr>
+          <w:rFonts w:ascii="Times New Roman" w:hAnsi="Times New Roman" w:cs="Times New Roman"/>
+          <w:sz w:val="28"/>
+          <w:szCs w:val="28"/>
+        </w:rPr>
+        <w:t>В диссертационной логике это обстоятельство особенно важно.</w:t>
+      </w:r>
+      <w:r>
+        <w:rPr>
+          <w:rFonts w:ascii="Times New Roman" w:hAnsi="Times New Roman" w:cs="Times New Roman"/>
+          <w:sz w:val="28"/>
+          <w:szCs w:val="28"/>
+        </w:rPr>
+        <w:t xml:space="preserve"> </w:t>
+      </w:r>
+      <w:r>
+        <w:rPr>
+          <w:rFonts w:ascii="Times New Roman" w:hAnsi="Times New Roman" w:cs="Times New Roman"/>
+          <w:sz w:val="28"/>
+          <w:szCs w:val="28"/>
+        </w:rPr>
+        <w:t>Если</w:t>
+      </w:r>
+      <w:r>
+        <w:rPr>
+          <w:rFonts w:ascii="Times New Roman" w:hAnsi="Times New Roman" w:cs="Times New Roman"/>
+          <w:sz w:val="28"/>
+          <w:szCs w:val="28"/>
+        </w:rPr>
+        <w:t xml:space="preserve"> </w:t>
+      </w:r>
+      <w:r>
+        <w:rPr>
+          <w:rFonts w:ascii="Times New Roman" w:hAnsi="Times New Roman" w:cs="Times New Roman"/>
+          <w:i/>
+          <w:iCs/>
+          <w:sz w:val="28"/>
+          <w:szCs w:val="28"/>
+          <w:lang w:val="en-US"/>
+        </w:rPr>
+        <w:t>SOH</w:t>
+      </w:r>
+      <w:r>
+        <w:rPr>
+          <w:rFonts w:ascii="Times New Roman" w:hAnsi="Times New Roman" w:cs="Times New Roman"/>
+          <w:sz w:val="28"/>
+          <w:szCs w:val="28"/>
+        </w:rPr>
+        <w:t xml:space="preserve"> </w:t>
+      </w:r>
+      <w:r>
+        <w:rPr>
+          <w:rFonts w:ascii="Times New Roman" w:hAnsi="Times New Roman" w:cs="Times New Roman"/>
+          <w:sz w:val="28"/>
+          <w:szCs w:val="28"/>
+        </w:rPr>
+        <w:t>определяется только через ёмкость,</w:t>
+      </w:r>
+      <w:r>
+        <w:rPr>
+          <w:rFonts w:ascii="Times New Roman" w:hAnsi="Times New Roman" w:cs="Times New Roman"/>
+          <w:sz w:val="28"/>
+          <w:szCs w:val="28"/>
+        </w:rPr>
+        <w:t xml:space="preserve"> </w:t>
+      </w:r>
+      <w:r>
+        <w:rPr>
+          <w:rFonts w:ascii="Times New Roman" w:hAnsi="Times New Roman" w:cs="Times New Roman"/>
+          <w:sz w:val="28"/>
+          <w:szCs w:val="28"/>
+        </w:rPr>
+        <w:t xml:space="preserve">то диагностика становится «запаздывающей»: значительные внутренние нарушения могут ещё не привести к критическому </w:t>
+      </w:r>
+      <w:proofErr w:type="spellStart"/>
+      <w:r>
+        <w:rPr>
+          <w:rFonts w:ascii="Times New Roman" w:hAnsi="Times New Roman" w:cs="Times New Roman"/>
+          <w:sz w:val="28"/>
+          <w:szCs w:val="28"/>
+          <w:highlight w:val="yellow"/>
+        </w:rPr>
+        <w:t>capacity</w:t>
+      </w:r>
+      <w:proofErr w:type="spellEnd"/>
+      <w:r>
+        <w:rPr>
+          <w:rFonts w:ascii="Times New Roman" w:hAnsi="Times New Roman" w:cs="Times New Roman"/>
+          <w:sz w:val="28"/>
+          <w:szCs w:val="28"/>
+          <w:highlight w:val="yellow"/>
+        </w:rPr>
+        <w:t xml:space="preserve"> </w:t>
+      </w:r>
+      <w:proofErr w:type="spellStart"/>
+      <w:r>
+        <w:rPr>
+          <w:rFonts w:ascii="Times New Roman" w:hAnsi="Times New Roman" w:cs="Times New Roman"/>
+          <w:sz w:val="28"/>
+          <w:szCs w:val="28"/>
+          <w:highlight w:val="yellow"/>
+        </w:rPr>
+        <w:t>fade</w:t>
+      </w:r>
+      <w:proofErr w:type="spellEnd"/>
+      <w:r>
+        <w:rPr>
+          <w:rFonts w:ascii="Times New Roman" w:hAnsi="Times New Roman" w:cs="Times New Roman"/>
+          <w:sz w:val="28"/>
+          <w:szCs w:val="28"/>
+        </w:rPr>
+        <w:t>.</w:t>
+      </w:r>
+      <w:r>
+        <w:rPr>
+          <w:rFonts w:ascii="Times New Roman" w:hAnsi="Times New Roman" w:cs="Times New Roman"/>
+          <w:sz w:val="28"/>
+          <w:szCs w:val="28"/>
+        </w:rPr>
+        <w:t xml:space="preserve"> </w:t>
+      </w:r>
+      <w:r>
+        <w:rPr>
+          <w:rFonts w:ascii="Times New Roman" w:hAnsi="Times New Roman" w:cs="Times New Roman"/>
+          <w:sz w:val="28"/>
+          <w:szCs w:val="28"/>
+        </w:rPr>
+        <w:t>Если же</w:t>
+      </w:r>
+      <w:r>
+        <w:rPr>
+          <w:rFonts w:ascii="Times New Roman" w:hAnsi="Times New Roman" w:cs="Times New Roman"/>
+          <w:sz w:val="28"/>
+          <w:szCs w:val="28"/>
+        </w:rPr>
+        <w:t xml:space="preserve"> </w:t>
+      </w:r>
+      <w:r>
+        <w:rPr>
+          <w:rFonts w:ascii="Times New Roman" w:hAnsi="Times New Roman" w:cs="Times New Roman"/>
+          <w:i/>
+          <w:iCs/>
+          <w:sz w:val="28"/>
+          <w:szCs w:val="28"/>
+          <w:lang w:val="en-US"/>
+        </w:rPr>
+        <w:t>SOH</w:t>
+      </w:r>
+      <w:r>
+        <w:rPr>
+          <w:rFonts w:ascii="Times New Roman" w:hAnsi="Times New Roman" w:cs="Times New Roman"/>
+          <w:sz w:val="28"/>
+          <w:szCs w:val="28"/>
+        </w:rPr>
+        <w:t xml:space="preserve"> </w:t>
+      </w:r>
+      <w:r>
+        <w:rPr>
+          <w:rFonts w:ascii="Times New Roman" w:hAnsi="Times New Roman" w:cs="Times New Roman"/>
+          <w:sz w:val="28"/>
+          <w:szCs w:val="28"/>
+        </w:rPr>
+        <w:t>учитывает и импедансные параметры, то диагностическая система становится значительно более чувствительной к ранней деградации.</w:t>
+      </w:r>
+    </w:p>
+    <w:p>
+      <w:pPr>
+        <w:spacing w:line="360" w:lineRule="auto"/>
+        <w:ind w:firstLine="709"/>
+        <w:jc w:val="both"/>
+        <w:rPr>
+          <w:rFonts w:ascii="Times New Roman" w:hAnsi="Times New Roman" w:cs="Times New Roman"/>
+          <w:sz w:val="28"/>
+          <w:szCs w:val="28"/>
+          <w:lang w:val="en-US"/>
+        </w:rPr>
+      </w:pPr>
+    </w:p>
+    <w:p>
+      <w:pPr>
+        <w:spacing w:line="360" w:lineRule="auto"/>
+        <w:ind w:firstLine="709"/>
+        <w:jc w:val="both"/>
+        <w:rPr>
+          <w:rFonts w:ascii="Times New Roman" w:hAnsi="Times New Roman" w:cs="Times New Roman"/>
+          <w:sz w:val="28"/>
+          <w:szCs w:val="28"/>
+          <w:lang w:val="en-US"/>
+        </w:rPr>
+      </w:pPr>
+      <w:r>
+        <w:rPr>
+          <w:rFonts w:ascii="Times New Roman" w:hAnsi="Times New Roman" w:cs="Times New Roman"/>
+          <w:sz w:val="28"/>
+          <w:szCs w:val="28"/>
+        </w:rPr>
+        <w:t>Таблица 1.3</w:t>
+      </w:r>
+      <w:r>
+        <w:rPr>
+          <w:rFonts w:ascii="Times New Roman" w:hAnsi="Times New Roman" w:cs="Times New Roman"/>
+          <w:sz w:val="28"/>
+          <w:szCs w:val="28"/>
+        </w:rPr>
+        <w:t xml:space="preserve"> – </w:t>
+      </w:r>
+      <w:r>
+        <w:rPr>
+          <w:rFonts w:ascii="Times New Roman" w:hAnsi="Times New Roman" w:cs="Times New Roman"/>
+          <w:sz w:val="28"/>
+          <w:szCs w:val="28"/>
+        </w:rPr>
+        <w:t>Основные формы представления состояния здоровья батареи</w:t>
+      </w:r>
+    </w:p>
+    <w:tbl>
+      <w:tblPr>
+        <w:tblStyle w:val="ac"/>
+        <w:tblW w:w="0" w:type="auto"/>
+        <w:tblLook w:val="04A0" w:firstRow="1" w:lastRow="0" w:firstColumn="1" w:lastColumn="0" w:noHBand="0" w:noVBand="1"/>
+      </w:tblPr>
+      <w:tblGrid>
+        <w:gridCol w:w="2390"/>
+        <w:gridCol w:w="2676"/>
+        <w:gridCol w:w="2193"/>
+        <w:gridCol w:w="2368"/>
+      </w:tblGrid>
+      <w:tr>
+        <w:tc>
+          <w:tcPr>
+            <w:tcW w:w="2406" w:type="dxa"/>
+          </w:tcPr>
+          <w:p>
+            <w:pPr>
+              <w:spacing w:line="360" w:lineRule="auto"/>
+              <w:jc w:val="both"/>
+              <w:rPr>
+                <w:rFonts w:ascii="Times New Roman" w:hAnsi="Times New Roman" w:cs="Times New Roman"/>
+                <w:sz w:val="28"/>
+                <w:szCs w:val="28"/>
+                <w:lang w:val="en-US"/>
+              </w:rPr>
+            </w:pPr>
+            <w:r>
+              <w:rPr>
+                <w:rFonts w:ascii="Times New Roman" w:hAnsi="Times New Roman" w:cs="Times New Roman"/>
+                <w:sz w:val="28"/>
+                <w:szCs w:val="28"/>
+              </w:rPr>
+              <w:t>Форма показателя</w:t>
+            </w:r>
+          </w:p>
+        </w:tc>
+        <w:tc>
+          <w:tcPr>
+            <w:tcW w:w="2407" w:type="dxa"/>
+          </w:tcPr>
+          <w:p>
+            <w:pPr>
+              <w:spacing w:line="360" w:lineRule="auto"/>
+              <w:jc w:val="both"/>
+              <w:rPr>
+                <w:rFonts w:ascii="Times New Roman" w:hAnsi="Times New Roman" w:cs="Times New Roman"/>
+                <w:sz w:val="28"/>
+                <w:szCs w:val="28"/>
+                <w:lang w:val="en-US"/>
+              </w:rPr>
+            </w:pPr>
+            <w:r>
+              <w:rPr>
+                <w:rFonts w:ascii="Times New Roman" w:hAnsi="Times New Roman" w:cs="Times New Roman"/>
+                <w:sz w:val="28"/>
+                <w:szCs w:val="28"/>
+              </w:rPr>
+              <w:t>Формула</w:t>
+            </w:r>
+          </w:p>
+        </w:tc>
+        <w:tc>
+          <w:tcPr>
+            <w:tcW w:w="2407" w:type="dxa"/>
+          </w:tcPr>
+          <w:p>
+            <w:pPr>
+              <w:spacing w:line="360" w:lineRule="auto"/>
+              <w:jc w:val="both"/>
+              <w:rPr>
+                <w:rFonts w:ascii="Times New Roman" w:hAnsi="Times New Roman" w:cs="Times New Roman"/>
+                <w:sz w:val="28"/>
+                <w:szCs w:val="28"/>
+                <w:lang w:val="en-US"/>
+              </w:rPr>
+            </w:pPr>
+            <w:r>
+              <w:rPr>
+                <w:rFonts w:ascii="Times New Roman" w:hAnsi="Times New Roman" w:cs="Times New Roman"/>
+                <w:sz w:val="28"/>
+                <w:szCs w:val="28"/>
+              </w:rPr>
+              <w:t>Физический смысл</w:t>
+            </w:r>
+          </w:p>
+        </w:tc>
+        <w:tc>
+          <w:tcPr>
+            <w:tcW w:w="2407" w:type="dxa"/>
+          </w:tcPr>
+          <w:p>
+            <w:pPr>
+              <w:spacing w:line="360" w:lineRule="auto"/>
+              <w:jc w:val="both"/>
+              <w:rPr>
+                <w:rFonts w:ascii="Times New Roman" w:hAnsi="Times New Roman" w:cs="Times New Roman"/>
+                <w:sz w:val="28"/>
+                <w:szCs w:val="28"/>
+                <w:lang w:val="en-US"/>
+              </w:rPr>
+            </w:pPr>
+            <w:r>
+              <w:rPr>
+                <w:rFonts w:ascii="Times New Roman" w:hAnsi="Times New Roman" w:cs="Times New Roman"/>
+                <w:sz w:val="28"/>
+                <w:szCs w:val="28"/>
+              </w:rPr>
+              <w:t>Ограничение</w:t>
+            </w:r>
+          </w:p>
+        </w:tc>
+      </w:tr>
+      <w:tr>
+        <w:tc>
+          <w:tcPr>
+            <w:tcW w:w="2406" w:type="dxa"/>
+          </w:tcPr>
+          <w:p>
+            <w:pPr>
+              <w:spacing w:line="360" w:lineRule="auto"/>
+              <w:jc w:val="both"/>
+              <w:rPr>
+                <w:rFonts w:ascii="Times New Roman" w:hAnsi="Times New Roman" w:cs="Times New Roman"/>
+                <w:sz w:val="28"/>
+                <w:szCs w:val="28"/>
+                <w:lang w:val="en-US"/>
+              </w:rPr>
+            </w:pPr>
+            <w:r>
+              <w:rPr>
+                <w:rFonts w:ascii="Times New Roman" w:hAnsi="Times New Roman" w:cs="Times New Roman"/>
+                <w:sz w:val="28"/>
+                <w:szCs w:val="28"/>
+              </w:rPr>
+              <w:t>Ёмкостная</w:t>
+            </w:r>
+          </w:p>
+        </w:tc>
+        <w:tc>
+          <w:tcPr>
+            <w:tcW w:w="2407" w:type="dxa"/>
+          </w:tcPr>
+          <w:p>
+            <w:pPr>
+              <w:spacing w:line="360" w:lineRule="auto"/>
+              <w:jc w:val="both"/>
+              <w:rPr>
+                <w:rFonts w:ascii="Times New Roman" w:hAnsi="Times New Roman" w:cs="Times New Roman"/>
+                <w:sz w:val="28"/>
+                <w:szCs w:val="28"/>
+                <w:lang w:val="en-US"/>
+              </w:rPr>
+            </w:pPr>
+            <w:r>
+              <w:rPr>
+                <w:rFonts w:ascii="Times New Roman" w:hAnsi="Times New Roman" w:cs="Times New Roman"/>
+                <w:position w:val="-12"/>
+                <w:sz w:val="28"/>
+                <w:szCs w:val="28"/>
+                <w:lang w:val="en-US"/>
+              </w:rPr>
+              <w:object w:dxaOrig="1640" w:dyaOrig="360" w14:anchorId="1EE898F0">
+                <v:shape id="_x0000_i1079" type="#_x0000_t75" style="width:81.8pt;height:17.85pt" o:ole="">
+                  <v:imagedata r:id="rId58" o:title=""/>
+                </v:shape>
+                <o:OLEObject Type="Embed" ProgID="Equation.DSMT4" ShapeID="_x0000_i1079" DrawAspect="Content" ObjectID="_1835772931" r:id="rId59"/>
+              </w:object>
+            </w:r>
+          </w:p>
+        </w:tc>
+        <w:tc>
+          <w:tcPr>
+            <w:tcW w:w="2407" w:type="dxa"/>
+          </w:tcPr>
+          <w:p>
+            <w:pPr>
+              <w:spacing w:line="360" w:lineRule="auto"/>
+              <w:jc w:val="both"/>
+              <w:rPr>
+                <w:rFonts w:ascii="Times New Roman" w:hAnsi="Times New Roman" w:cs="Times New Roman"/>
+                <w:sz w:val="28"/>
+                <w:szCs w:val="28"/>
+                <w:lang w:val="en-US"/>
+              </w:rPr>
+            </w:pPr>
+            <w:r>
+              <w:rPr>
+                <w:rFonts w:ascii="Times New Roman" w:hAnsi="Times New Roman" w:cs="Times New Roman"/>
+                <w:sz w:val="28"/>
+                <w:szCs w:val="28"/>
+              </w:rPr>
+              <w:t xml:space="preserve">Потеря способности </w:t>
+            </w:r>
+            <w:r>
+              <w:rPr>
+                <w:rFonts w:ascii="Times New Roman" w:hAnsi="Times New Roman" w:cs="Times New Roman"/>
+                <w:sz w:val="28"/>
+                <w:szCs w:val="28"/>
+              </w:rPr>
+              <w:lastRenderedPageBreak/>
+              <w:t>накапливать заряд</w:t>
+            </w:r>
+          </w:p>
+        </w:tc>
+        <w:tc>
+          <w:tcPr>
+            <w:tcW w:w="2407" w:type="dxa"/>
+          </w:tcPr>
+          <w:p>
+            <w:pPr>
+              <w:spacing w:line="360" w:lineRule="auto"/>
+              <w:jc w:val="both"/>
+              <w:rPr>
+                <w:rFonts w:ascii="Times New Roman" w:hAnsi="Times New Roman" w:cs="Times New Roman"/>
+                <w:sz w:val="28"/>
+                <w:szCs w:val="28"/>
+              </w:rPr>
+            </w:pPr>
+            <w:r>
+              <w:rPr>
+                <w:rFonts w:ascii="Times New Roman" w:hAnsi="Times New Roman" w:cs="Times New Roman"/>
+                <w:sz w:val="28"/>
+                <w:szCs w:val="28"/>
+              </w:rPr>
+              <w:lastRenderedPageBreak/>
+              <w:t xml:space="preserve">Слабая чувствительность </w:t>
+            </w:r>
+            <w:r>
+              <w:rPr>
+                <w:rFonts w:ascii="Times New Roman" w:hAnsi="Times New Roman" w:cs="Times New Roman"/>
+                <w:sz w:val="28"/>
+                <w:szCs w:val="28"/>
+              </w:rPr>
+              <w:lastRenderedPageBreak/>
+              <w:t xml:space="preserve">к раннему </w:t>
+            </w:r>
+            <w:r>
+              <w:rPr>
+                <w:rFonts w:ascii="Times New Roman" w:hAnsi="Times New Roman" w:cs="Times New Roman"/>
+                <w:sz w:val="28"/>
+                <w:szCs w:val="28"/>
+                <w:highlight w:val="yellow"/>
+              </w:rPr>
+              <w:t xml:space="preserve">power </w:t>
+            </w:r>
+            <w:proofErr w:type="spellStart"/>
+            <w:r>
+              <w:rPr>
+                <w:rFonts w:ascii="Times New Roman" w:hAnsi="Times New Roman" w:cs="Times New Roman"/>
+                <w:sz w:val="28"/>
+                <w:szCs w:val="28"/>
+                <w:highlight w:val="yellow"/>
+              </w:rPr>
+              <w:t>fade</w:t>
+            </w:r>
+            <w:proofErr w:type="spellEnd"/>
+          </w:p>
+        </w:tc>
+      </w:tr>
+      <w:tr>
+        <w:tc>
+          <w:tcPr>
+            <w:tcW w:w="2406" w:type="dxa"/>
+          </w:tcPr>
+          <w:p>
+            <w:pPr>
+              <w:spacing w:line="360" w:lineRule="auto"/>
+              <w:jc w:val="both"/>
+              <w:rPr>
+                <w:rFonts w:ascii="Times New Roman" w:hAnsi="Times New Roman" w:cs="Times New Roman"/>
+                <w:sz w:val="28"/>
+                <w:szCs w:val="28"/>
+              </w:rPr>
+            </w:pPr>
+            <w:r>
+              <w:rPr>
+                <w:rFonts w:ascii="Times New Roman" w:hAnsi="Times New Roman" w:cs="Times New Roman"/>
+                <w:sz w:val="28"/>
+                <w:szCs w:val="28"/>
+              </w:rPr>
+              <w:lastRenderedPageBreak/>
+              <w:t>Резистивная</w:t>
+            </w:r>
+          </w:p>
+        </w:tc>
+        <w:tc>
+          <w:tcPr>
+            <w:tcW w:w="2407" w:type="dxa"/>
+          </w:tcPr>
+          <w:p>
+            <w:pPr>
+              <w:spacing w:line="360" w:lineRule="auto"/>
+              <w:jc w:val="both"/>
+              <w:rPr>
+                <w:rFonts w:ascii="Times New Roman" w:hAnsi="Times New Roman" w:cs="Times New Roman"/>
+                <w:sz w:val="28"/>
+                <w:szCs w:val="28"/>
+              </w:rPr>
+            </w:pPr>
+            <w:r>
+              <w:rPr>
+                <w:rFonts w:ascii="Times New Roman" w:hAnsi="Times New Roman" w:cs="Times New Roman"/>
+                <w:position w:val="-12"/>
+                <w:sz w:val="28"/>
+                <w:szCs w:val="28"/>
+              </w:rPr>
+              <w:object w:dxaOrig="1620" w:dyaOrig="360" w14:anchorId="19708454">
+                <v:shape id="_x0000_i1080" type="#_x0000_t75" style="width:81.2pt;height:17.85pt" o:ole="">
+                  <v:imagedata r:id="rId60" o:title=""/>
+                </v:shape>
+                <o:OLEObject Type="Embed" ProgID="Equation.DSMT4" ShapeID="_x0000_i1080" DrawAspect="Content" ObjectID="_1835772932" r:id="rId61"/>
+              </w:object>
+            </w:r>
+          </w:p>
+        </w:tc>
+        <w:tc>
+          <w:tcPr>
+            <w:tcW w:w="2407" w:type="dxa"/>
+          </w:tcPr>
+          <w:p>
+            <w:pPr>
+              <w:spacing w:line="360" w:lineRule="auto"/>
+              <w:jc w:val="both"/>
+              <w:rPr>
+                <w:rFonts w:ascii="Times New Roman" w:hAnsi="Times New Roman" w:cs="Times New Roman"/>
+                <w:sz w:val="28"/>
+                <w:szCs w:val="28"/>
+              </w:rPr>
+            </w:pPr>
+            <w:r>
+              <w:rPr>
+                <w:rFonts w:ascii="Times New Roman" w:hAnsi="Times New Roman" w:cs="Times New Roman"/>
+                <w:sz w:val="28"/>
+                <w:szCs w:val="28"/>
+              </w:rPr>
+              <w:t>Рост внутренних потерь и снижение мощности</w:t>
+            </w:r>
+          </w:p>
+        </w:tc>
+        <w:tc>
+          <w:tcPr>
+            <w:tcW w:w="2407" w:type="dxa"/>
+          </w:tcPr>
+          <w:p>
+            <w:pPr>
+              <w:spacing w:line="360" w:lineRule="auto"/>
+              <w:jc w:val="both"/>
+              <w:rPr>
+                <w:rFonts w:ascii="Times New Roman" w:hAnsi="Times New Roman" w:cs="Times New Roman"/>
+                <w:sz w:val="28"/>
+                <w:szCs w:val="28"/>
+              </w:rPr>
+            </w:pPr>
+            <w:r>
+              <w:rPr>
+                <w:rFonts w:ascii="Times New Roman" w:hAnsi="Times New Roman" w:cs="Times New Roman"/>
+                <w:sz w:val="28"/>
+                <w:szCs w:val="28"/>
+              </w:rPr>
+              <w:t>Интегральная трактовка, без разделения механизмов</w:t>
+            </w:r>
+          </w:p>
+        </w:tc>
+      </w:tr>
+      <w:tr>
+        <w:tc>
+          <w:tcPr>
+            <w:tcW w:w="2406" w:type="dxa"/>
+          </w:tcPr>
+          <w:p>
+            <w:pPr>
+              <w:spacing w:line="360" w:lineRule="auto"/>
+              <w:jc w:val="both"/>
+              <w:rPr>
+                <w:rFonts w:ascii="Times New Roman" w:hAnsi="Times New Roman" w:cs="Times New Roman"/>
+                <w:sz w:val="28"/>
+                <w:szCs w:val="28"/>
+              </w:rPr>
+            </w:pPr>
+            <w:r>
+              <w:rPr>
+                <w:rFonts w:ascii="Times New Roman" w:hAnsi="Times New Roman" w:cs="Times New Roman"/>
+                <w:sz w:val="28"/>
+                <w:szCs w:val="28"/>
+              </w:rPr>
+              <w:t>Импедансная</w:t>
+            </w:r>
+          </w:p>
+        </w:tc>
+        <w:tc>
+          <w:tcPr>
+            <w:tcW w:w="2407" w:type="dxa"/>
+          </w:tcPr>
+          <w:p>
+            <w:pPr>
+              <w:spacing w:line="360" w:lineRule="auto"/>
+              <w:jc w:val="both"/>
+              <w:rPr>
+                <w:rFonts w:ascii="Times New Roman" w:hAnsi="Times New Roman" w:cs="Times New Roman"/>
+                <w:sz w:val="28"/>
+                <w:szCs w:val="28"/>
+              </w:rPr>
+            </w:pPr>
+            <w:r>
+              <w:rPr>
+                <w:rFonts w:ascii="Times New Roman" w:hAnsi="Times New Roman" w:cs="Times New Roman"/>
+                <w:position w:val="-16"/>
+                <w:sz w:val="28"/>
+                <w:szCs w:val="28"/>
+              </w:rPr>
+              <w:object w:dxaOrig="2460" w:dyaOrig="440" w14:anchorId="65B0F920">
+                <v:shape id="_x0000_i1081" type="#_x0000_t75" style="width:123.25pt;height:21.9pt" o:ole="">
+                  <v:imagedata r:id="rId62" o:title=""/>
+                </v:shape>
+                <o:OLEObject Type="Embed" ProgID="Equation.DSMT4" ShapeID="_x0000_i1081" DrawAspect="Content" ObjectID="_1835772933" r:id="rId63"/>
+              </w:object>
+            </w:r>
+          </w:p>
+        </w:tc>
+        <w:tc>
+          <w:tcPr>
+            <w:tcW w:w="2407" w:type="dxa"/>
+          </w:tcPr>
+          <w:p>
+            <w:pPr>
+              <w:spacing w:line="360" w:lineRule="auto"/>
+              <w:jc w:val="both"/>
+              <w:rPr>
+                <w:rFonts w:ascii="Times New Roman" w:hAnsi="Times New Roman" w:cs="Times New Roman"/>
+                <w:sz w:val="28"/>
+                <w:szCs w:val="28"/>
+              </w:rPr>
+            </w:pPr>
+            <w:r>
+              <w:rPr>
+                <w:rFonts w:ascii="Times New Roman" w:hAnsi="Times New Roman" w:cs="Times New Roman"/>
+                <w:sz w:val="28"/>
+                <w:szCs w:val="28"/>
+              </w:rPr>
+              <w:t>Отражает межфазную и диффузионную деградацию</w:t>
+            </w:r>
+          </w:p>
+        </w:tc>
+        <w:tc>
+          <w:tcPr>
+            <w:tcW w:w="2407" w:type="dxa"/>
+          </w:tcPr>
+          <w:p>
+            <w:pPr>
+              <w:spacing w:line="360" w:lineRule="auto"/>
+              <w:jc w:val="both"/>
+              <w:rPr>
+                <w:rFonts w:ascii="Times New Roman" w:hAnsi="Times New Roman" w:cs="Times New Roman"/>
+                <w:sz w:val="28"/>
+                <w:szCs w:val="28"/>
+              </w:rPr>
+            </w:pPr>
+            <w:r>
+              <w:rPr>
+                <w:rFonts w:ascii="Times New Roman" w:hAnsi="Times New Roman" w:cs="Times New Roman"/>
+                <w:sz w:val="28"/>
+                <w:szCs w:val="28"/>
+              </w:rPr>
+              <w:t>Требует параметрической идентификации спектра</w:t>
+            </w:r>
+          </w:p>
+        </w:tc>
+      </w:tr>
+      <w:tr>
+        <w:tc>
+          <w:tcPr>
+            <w:tcW w:w="2406" w:type="dxa"/>
+          </w:tcPr>
+          <w:p>
+            <w:pPr>
+              <w:spacing w:line="360" w:lineRule="auto"/>
+              <w:jc w:val="both"/>
+              <w:rPr>
+                <w:rFonts w:ascii="Times New Roman" w:hAnsi="Times New Roman" w:cs="Times New Roman"/>
+                <w:sz w:val="28"/>
+                <w:szCs w:val="28"/>
+              </w:rPr>
+            </w:pPr>
+            <w:r>
+              <w:rPr>
+                <w:rFonts w:ascii="Times New Roman" w:hAnsi="Times New Roman" w:cs="Times New Roman"/>
+                <w:sz w:val="28"/>
+                <w:szCs w:val="28"/>
+              </w:rPr>
+              <w:t>Комбинированная</w:t>
+            </w:r>
+          </w:p>
+        </w:tc>
+        <w:tc>
+          <w:tcPr>
+            <w:tcW w:w="2407" w:type="dxa"/>
+          </w:tcPr>
+          <w:p>
+            <w:pPr>
+              <w:spacing w:line="360" w:lineRule="auto"/>
+              <w:jc w:val="both"/>
+              <w:rPr>
+                <w:rFonts w:ascii="Times New Roman" w:hAnsi="Times New Roman" w:cs="Times New Roman"/>
+                <w:sz w:val="28"/>
+                <w:szCs w:val="28"/>
+              </w:rPr>
+            </w:pPr>
+            <w:r>
+              <w:rPr>
+                <w:rFonts w:ascii="Times New Roman" w:hAnsi="Times New Roman" w:cs="Times New Roman"/>
+                <w:position w:val="-16"/>
+                <w:sz w:val="28"/>
+                <w:szCs w:val="28"/>
+              </w:rPr>
+              <w:object w:dxaOrig="2420" w:dyaOrig="440" w14:anchorId="5A5FABEE">
+                <v:shape id="_x0000_i1087" type="#_x0000_t75" style="width:120.95pt;height:21.9pt" o:ole="">
+                  <v:imagedata r:id="rId64" o:title=""/>
+                </v:shape>
+                <o:OLEObject Type="Embed" ProgID="Equation.DSMT4" ShapeID="_x0000_i1087" DrawAspect="Content" ObjectID="_1835772934" r:id="rId65"/>
+              </w:object>
+            </w:r>
+          </w:p>
+        </w:tc>
+        <w:tc>
+          <w:tcPr>
+            <w:tcW w:w="2407" w:type="dxa"/>
+          </w:tcPr>
+          <w:p>
+            <w:pPr>
+              <w:spacing w:line="360" w:lineRule="auto"/>
+              <w:jc w:val="both"/>
+              <w:rPr>
+                <w:rFonts w:ascii="Times New Roman" w:hAnsi="Times New Roman" w:cs="Times New Roman"/>
+                <w:sz w:val="28"/>
+                <w:szCs w:val="28"/>
+              </w:rPr>
+            </w:pPr>
+            <w:r>
+              <w:rPr>
+                <w:rFonts w:ascii="Times New Roman" w:hAnsi="Times New Roman" w:cs="Times New Roman"/>
+                <w:sz w:val="28"/>
+                <w:szCs w:val="28"/>
+              </w:rPr>
+              <w:t>Совместно учитывает ёмкость и внутреннюю деградацию</w:t>
+            </w:r>
+          </w:p>
+        </w:tc>
+        <w:tc>
+          <w:tcPr>
+            <w:tcW w:w="2407" w:type="dxa"/>
+          </w:tcPr>
+          <w:p>
+            <w:pPr>
+              <w:spacing w:line="360" w:lineRule="auto"/>
+              <w:jc w:val="both"/>
+              <w:rPr>
+                <w:rFonts w:ascii="Times New Roman" w:hAnsi="Times New Roman" w:cs="Times New Roman"/>
+                <w:sz w:val="28"/>
+                <w:szCs w:val="28"/>
+              </w:rPr>
+            </w:pPr>
+            <w:r>
+              <w:rPr>
+                <w:rFonts w:ascii="Times New Roman" w:hAnsi="Times New Roman" w:cs="Times New Roman"/>
+                <w:sz w:val="28"/>
+                <w:szCs w:val="28"/>
+              </w:rPr>
+              <w:t>Более сложна для реализации, но наиболее содержательна</w:t>
+            </w:r>
+          </w:p>
+        </w:tc>
+      </w:tr>
+    </w:tbl>
+    <w:p>
+      <w:pPr>
+        <w:spacing w:line="360" w:lineRule="auto"/>
+        <w:ind w:firstLine="709"/>
+        <w:jc w:val="both"/>
+        <w:rPr>
+          <w:rFonts w:ascii="Times New Roman" w:hAnsi="Times New Roman" w:cs="Times New Roman"/>
+          <w:sz w:val="28"/>
+          <w:szCs w:val="28"/>
+          <w:lang w:val="en-US"/>
+        </w:rPr>
+      </w:pPr>
+    </w:p>
+    <w:p>
+      <w:pPr>
+        <w:spacing w:line="360" w:lineRule="auto"/>
+        <w:ind w:firstLine="709"/>
+        <w:jc w:val="both"/>
+        <w:rPr>
+          <w:rFonts w:ascii="Times New Roman" w:hAnsi="Times New Roman" w:cs="Times New Roman"/>
+          <w:sz w:val="28"/>
+          <w:szCs w:val="28"/>
+          <w:lang w:val="en-US"/>
+        </w:rPr>
+      </w:pPr>
+      <w:r>
+        <w:rPr>
+          <w:rFonts w:ascii="Times New Roman" w:hAnsi="Times New Roman" w:cs="Times New Roman"/>
+          <w:sz w:val="28"/>
+          <w:szCs w:val="28"/>
+        </w:rPr>
+        <w:t>Из таблицы следует, что наиболее перспективной для целей диссертации является именно комбинированная и импедансная интерпретация</w:t>
+      </w:r>
+      <w:r>
+        <w:rPr>
+          <w:rFonts w:ascii="Times New Roman" w:hAnsi="Times New Roman" w:cs="Times New Roman"/>
+          <w:sz w:val="28"/>
+          <w:szCs w:val="28"/>
+        </w:rPr>
+        <w:t xml:space="preserve"> </w:t>
+      </w:r>
+      <w:r>
+        <w:rPr>
+          <w:rFonts w:ascii="Times New Roman" w:hAnsi="Times New Roman" w:cs="Times New Roman"/>
+          <w:i/>
+          <w:iCs/>
+          <w:sz w:val="28"/>
+          <w:szCs w:val="28"/>
+          <w:lang w:val="en-US"/>
+        </w:rPr>
+        <w:t>SOH</w:t>
+      </w:r>
+      <w:r>
+        <w:rPr>
+          <w:rFonts w:ascii="Times New Roman" w:hAnsi="Times New Roman" w:cs="Times New Roman"/>
+          <w:sz w:val="28"/>
+          <w:szCs w:val="28"/>
+        </w:rPr>
+        <w:t>, так как она обеспечивает более ранний и физически более содержательный контроль состояния батареи.</w:t>
+      </w:r>
+    </w:p>
+    <w:p>
+      <w:pPr>
+        <w:spacing w:line="360" w:lineRule="auto"/>
+        <w:ind w:firstLine="709"/>
+        <w:jc w:val="both"/>
+        <w:rPr>
+          <w:rFonts w:ascii="Times New Roman" w:hAnsi="Times New Roman" w:cs="Times New Roman"/>
+          <w:sz w:val="28"/>
+          <w:szCs w:val="28"/>
+          <w:lang w:val="en-US"/>
+        </w:rPr>
+      </w:pPr>
+      <w:r>
+        <w:rPr>
+          <w:rFonts w:ascii="Times New Roman" w:hAnsi="Times New Roman" w:cs="Times New Roman"/>
+          <w:sz w:val="28"/>
+          <w:szCs w:val="28"/>
+        </w:rPr>
+        <w:t>В опытной серии ресурсных испытаний была построена зависимость состояния здоровья батарей</w:t>
+      </w:r>
+      <w:r>
+        <w:rPr>
+          <w:rFonts w:ascii="Times New Roman" w:hAnsi="Times New Roman" w:cs="Times New Roman"/>
+          <w:sz w:val="28"/>
+          <w:szCs w:val="28"/>
+        </w:rPr>
+        <w:t xml:space="preserve"> </w:t>
+      </w:r>
+      <w:r>
+        <w:rPr>
+          <w:rFonts w:ascii="Times New Roman" w:hAnsi="Times New Roman" w:cs="Times New Roman"/>
+          <w:sz w:val="28"/>
+          <w:szCs w:val="28"/>
+        </w:rPr>
+        <w:t>различных химических систем от сопротивления переноса заряда.</w:t>
+      </w:r>
+      <w:r>
+        <w:rPr>
+          <w:rFonts w:ascii="Times New Roman" w:hAnsi="Times New Roman" w:cs="Times New Roman"/>
+          <w:sz w:val="28"/>
+          <w:szCs w:val="28"/>
+        </w:rPr>
+        <w:t xml:space="preserve"> </w:t>
+      </w:r>
+      <w:r>
+        <w:rPr>
+          <w:rFonts w:ascii="Times New Roman" w:hAnsi="Times New Roman" w:cs="Times New Roman"/>
+          <w:sz w:val="28"/>
+          <w:szCs w:val="28"/>
+        </w:rPr>
+        <w:t>Это позволило проверить гипотезу</w:t>
+      </w:r>
+      <w:r>
+        <w:rPr>
+          <w:rFonts w:ascii="Times New Roman" w:hAnsi="Times New Roman" w:cs="Times New Roman"/>
+          <w:sz w:val="28"/>
+          <w:szCs w:val="28"/>
+        </w:rPr>
+        <w:t xml:space="preserve"> </w:t>
+      </w:r>
+      <w:r>
+        <w:rPr>
+          <w:rFonts w:ascii="Times New Roman" w:hAnsi="Times New Roman" w:cs="Times New Roman"/>
+          <w:sz w:val="28"/>
+          <w:szCs w:val="28"/>
+        </w:rPr>
+        <w:t>о том, что</w:t>
+      </w:r>
+      <w:r>
+        <w:rPr>
+          <w:rFonts w:ascii="Times New Roman" w:hAnsi="Times New Roman" w:cs="Times New Roman"/>
+          <w:sz w:val="28"/>
+          <w:szCs w:val="28"/>
+        </w:rPr>
+        <w:t xml:space="preserve"> </w:t>
+      </w:r>
+      <w:proofErr w:type="spellStart"/>
+      <w:r>
+        <w:rPr>
+          <w:rFonts w:ascii="Times New Roman" w:hAnsi="Times New Roman" w:cs="Times New Roman"/>
+          <w:i/>
+          <w:iCs/>
+          <w:sz w:val="28"/>
+          <w:szCs w:val="28"/>
+          <w:lang w:val="en-US"/>
+        </w:rPr>
+        <w:t>R</w:t>
+      </w:r>
+      <w:r>
+        <w:rPr>
+          <w:rFonts w:ascii="Times New Roman" w:hAnsi="Times New Roman" w:cs="Times New Roman"/>
+          <w:i/>
+          <w:iCs/>
+          <w:sz w:val="28"/>
+          <w:szCs w:val="28"/>
+          <w:vertAlign w:val="subscript"/>
+          <w:lang w:val="en-US"/>
+        </w:rPr>
+        <w:t>ct</w:t>
+      </w:r>
+      <w:proofErr w:type="spellEnd"/>
+      <w:r>
+        <w:rPr>
+          <w:rFonts w:ascii="Times New Roman" w:hAnsi="Times New Roman" w:cs="Times New Roman"/>
+          <w:sz w:val="28"/>
+          <w:szCs w:val="28"/>
+        </w:rPr>
+        <w:t xml:space="preserve"> </w:t>
+      </w:r>
+      <w:r>
+        <w:rPr>
+          <w:rFonts w:ascii="Times New Roman" w:hAnsi="Times New Roman" w:cs="Times New Roman"/>
+          <w:sz w:val="28"/>
+          <w:szCs w:val="28"/>
+        </w:rPr>
+        <w:t xml:space="preserve">может использоваться как универсальный, но </w:t>
+      </w:r>
+      <w:r>
+        <w:rPr>
+          <w:rFonts w:ascii="Times New Roman" w:hAnsi="Times New Roman" w:cs="Times New Roman"/>
+          <w:sz w:val="28"/>
+          <w:szCs w:val="28"/>
+          <w:highlight w:val="yellow"/>
+        </w:rPr>
+        <w:t>химически различно калибруемый</w:t>
+      </w:r>
+      <w:r>
+        <w:rPr>
+          <w:rFonts w:ascii="Times New Roman" w:hAnsi="Times New Roman" w:cs="Times New Roman"/>
+          <w:sz w:val="28"/>
+          <w:szCs w:val="28"/>
+        </w:rPr>
+        <w:t xml:space="preserve"> индикатор деградации</w:t>
+      </w:r>
+      <w:r>
+        <w:rPr>
+          <w:rFonts w:ascii="Times New Roman" w:hAnsi="Times New Roman" w:cs="Times New Roman"/>
+          <w:sz w:val="28"/>
+          <w:szCs w:val="28"/>
+        </w:rPr>
+        <w:t>.</w:t>
+      </w:r>
+    </w:p>
+    <w:p>
+      <w:pPr>
+        <w:spacing w:line="360" w:lineRule="auto"/>
+        <w:ind w:firstLine="709"/>
+        <w:jc w:val="both"/>
+        <w:rPr>
+          <w:rFonts w:ascii="Times New Roman" w:hAnsi="Times New Roman" w:cs="Times New Roman"/>
+          <w:sz w:val="28"/>
+          <w:szCs w:val="28"/>
+          <w:lang w:val="en-US"/>
+        </w:rPr>
+      </w:pPr>
+    </w:p>
+    <w:p>
+      <w:pPr>
+        <w:spacing w:line="360" w:lineRule="auto"/>
+        <w:ind w:firstLine="709"/>
+        <w:jc w:val="both"/>
+        <w:rPr>
+          <w:rFonts w:ascii="Times New Roman" w:hAnsi="Times New Roman" w:cs="Times New Roman"/>
+          <w:sz w:val="28"/>
+          <w:szCs w:val="28"/>
+          <w:lang w:val="en-US"/>
+        </w:rPr>
+      </w:pPr>
+      <w:r>
+        <w:rPr>
+          <w:noProof/>
+        </w:rPr>
+        <w:lastRenderedPageBreak/>
+        <w:drawing>
+          <wp:inline distT="0" distB="0" distL="0" distR="0" wp14:anchorId="11FDB78A" wp14:editId="438C9F8A">
+            <wp:extent cx="6119495" cy="3520440"/>
+            <wp:effectExtent l="0" t="0" r="0" b="3810"/>
+            <wp:docPr id="920455923" name="Рисунок 2"/>
+            <wp:cNvGraphicFramePr>
+              <a:graphicFrameLocks xmlns:a="http://schemas.openxmlformats.org/drawingml/2006/main" noChangeAspect="1"/>
+            </wp:cNvGraphicFramePr>
+            <a:graphic xmlns:a="http://schemas.openxmlformats.org/drawingml/2006/main">
+              <a:graphicData uri="http://schemas.openxmlformats.org/drawingml/2006/picture">
+                <pic:pic xmlns:pic="http://schemas.openxmlformats.org/drawingml/2006/picture">
+                  <pic:nvPicPr>
+                    <pic:cNvPr id="0" name="Picture 64"/>
+                    <pic:cNvPicPr>
+                      <a:picLocks noChangeAspect="1" noChangeArrowheads="1"/>
+                    </pic:cNvPicPr>
+                  </pic:nvPicPr>
+                  <pic:blipFill>
+                    <a:blip r:embed="rId66" cstate="print">
+                      <a:extLst>
+                        <a:ext uri="{28A0092B-C50C-407E-A947-70E740481C1C}">
+                          <a14:useLocalDpi xmlns:a14="http://schemas.microsoft.com/office/drawing/2010/main" val="0"/>
+                        </a:ext>
+                      </a:extLst>
+                    </a:blip>
+                    <a:srcRect/>
+                    <a:stretch>
+                      <a:fillRect/>
+                    </a:stretch>
+                  </pic:blipFill>
+                  <pic:spPr bwMode="auto">
+                    <a:xfrm>
+                      <a:off x="0" y="0"/>
+                      <a:ext cx="6119495" cy="3520440"/>
+                    </a:xfrm>
+                    <a:prstGeom prst="rect">
+                      <a:avLst/>
+                    </a:prstGeom>
+                    <a:noFill/>
+                    <a:ln>
+                      <a:noFill/>
+                    </a:ln>
+                  </pic:spPr>
+                </pic:pic>
+              </a:graphicData>
+            </a:graphic>
+          </wp:inline>
+        </w:drawing>
+      </w:r>
+    </w:p>
+    <w:p>
+      <w:pPr>
+        <w:spacing w:line="360" w:lineRule="auto"/>
+        <w:ind w:firstLine="709"/>
+        <w:jc w:val="both"/>
+        <w:rPr>
+          <w:rFonts w:ascii="Times New Roman" w:hAnsi="Times New Roman" w:cs="Times New Roman"/>
+          <w:sz w:val="28"/>
+          <w:szCs w:val="28"/>
+          <w:lang w:val="en-US"/>
+        </w:rPr>
+      </w:pPr>
+      <w:r>
+        <w:rPr>
+          <w:rFonts w:ascii="Times New Roman" w:hAnsi="Times New Roman" w:cs="Times New Roman"/>
+          <w:sz w:val="28"/>
+          <w:szCs w:val="28"/>
+        </w:rPr>
+        <w:t>Рисунок 1.9 — Связь состояния здоровья батареи и сопротивления переноса заряда</w:t>
+      </w:r>
+    </w:p>
+    <w:p>
+      <w:pPr>
+        <w:spacing w:line="360" w:lineRule="auto"/>
+        <w:ind w:firstLine="709"/>
+        <w:jc w:val="both"/>
+        <w:rPr>
+          <w:rFonts w:ascii="Times New Roman" w:hAnsi="Times New Roman" w:cs="Times New Roman"/>
+          <w:sz w:val="28"/>
+          <w:szCs w:val="28"/>
+          <w:lang w:val="en-US"/>
+        </w:rPr>
+      </w:pPr>
+    </w:p>
+    <w:p>
+      <w:pPr>
+        <w:spacing w:line="360" w:lineRule="auto"/>
+        <w:ind w:firstLine="709"/>
+        <w:jc w:val="both"/>
+        <w:rPr>
+          <w:rFonts w:ascii="Times New Roman" w:hAnsi="Times New Roman" w:cs="Times New Roman"/>
+          <w:sz w:val="28"/>
+          <w:szCs w:val="28"/>
+          <w:lang w:val="en-US"/>
+        </w:rPr>
+      </w:pPr>
+      <w:r>
+        <w:rPr>
+          <w:rFonts w:ascii="Times New Roman" w:hAnsi="Times New Roman" w:cs="Times New Roman"/>
+          <w:sz w:val="28"/>
+          <w:szCs w:val="28"/>
+        </w:rPr>
+        <w:t>На рисунке представлены зависимости</w:t>
+      </w:r>
+      <w:r>
+        <w:rPr>
+          <w:rFonts w:ascii="Times New Roman" w:hAnsi="Times New Roman" w:cs="Times New Roman"/>
+          <w:sz w:val="28"/>
+          <w:szCs w:val="28"/>
+        </w:rPr>
+        <w:t xml:space="preserve"> </w:t>
+      </w:r>
+      <w:r>
+        <w:rPr>
+          <w:rFonts w:ascii="Times New Roman" w:hAnsi="Times New Roman" w:cs="Times New Roman"/>
+          <w:i/>
+          <w:iCs/>
+          <w:sz w:val="28"/>
+          <w:szCs w:val="28"/>
+          <w:lang w:val="en-US"/>
+        </w:rPr>
+        <w:t>SOH</w:t>
+      </w:r>
+      <w:r>
+        <w:rPr>
+          <w:rFonts w:ascii="Times New Roman" w:hAnsi="Times New Roman" w:cs="Times New Roman"/>
+          <w:i/>
+          <w:iCs/>
+          <w:sz w:val="28"/>
+          <w:szCs w:val="28"/>
+        </w:rPr>
+        <w:t>(</w:t>
+      </w:r>
+      <w:proofErr w:type="spellStart"/>
+      <w:r>
+        <w:rPr>
+          <w:rFonts w:ascii="Times New Roman" w:hAnsi="Times New Roman" w:cs="Times New Roman"/>
+          <w:i/>
+          <w:iCs/>
+          <w:sz w:val="28"/>
+          <w:szCs w:val="28"/>
+          <w:lang w:val="en-US"/>
+        </w:rPr>
+        <w:t>R</w:t>
+      </w:r>
+      <w:r>
+        <w:rPr>
+          <w:rFonts w:ascii="Times New Roman" w:hAnsi="Times New Roman" w:cs="Times New Roman"/>
+          <w:i/>
+          <w:iCs/>
+          <w:sz w:val="28"/>
+          <w:szCs w:val="28"/>
+          <w:vertAlign w:val="subscript"/>
+          <w:lang w:val="en-US"/>
+        </w:rPr>
+        <w:t>ct</w:t>
+      </w:r>
+      <w:proofErr w:type="spellEnd"/>
+      <w:r>
+        <w:rPr>
+          <w:rFonts w:ascii="Times New Roman" w:hAnsi="Times New Roman" w:cs="Times New Roman"/>
+          <w:i/>
+          <w:iCs/>
+          <w:sz w:val="28"/>
+          <w:szCs w:val="28"/>
+        </w:rPr>
+        <w:t>)</w:t>
+      </w:r>
+      <w:r>
+        <w:rPr>
+          <w:rFonts w:ascii="Times New Roman" w:hAnsi="Times New Roman" w:cs="Times New Roman"/>
+          <w:sz w:val="28"/>
+          <w:szCs w:val="28"/>
+        </w:rPr>
+        <w:t xml:space="preserve"> </w:t>
+      </w:r>
+      <w:r>
+        <w:rPr>
+          <w:rFonts w:ascii="Times New Roman" w:hAnsi="Times New Roman" w:cs="Times New Roman"/>
+          <w:sz w:val="28"/>
+          <w:szCs w:val="28"/>
+        </w:rPr>
+        <w:t xml:space="preserve">для </w:t>
+      </w:r>
+      <w:r>
+        <w:rPr>
+          <w:rFonts w:ascii="Times New Roman" w:hAnsi="Times New Roman" w:cs="Times New Roman"/>
+          <w:sz w:val="28"/>
+          <w:szCs w:val="28"/>
+        </w:rPr>
+        <w:t>NMC, LFP, LTO и Na-</w:t>
+      </w:r>
+      <w:proofErr w:type="spellStart"/>
+      <w:r>
+        <w:rPr>
+          <w:rFonts w:ascii="Times New Roman" w:hAnsi="Times New Roman" w:cs="Times New Roman"/>
+          <w:sz w:val="28"/>
+          <w:szCs w:val="28"/>
+        </w:rPr>
+        <w:t>ion</w:t>
+      </w:r>
+      <w:proofErr w:type="spellEnd"/>
+      <w:r>
+        <w:rPr>
+          <w:rFonts w:ascii="Times New Roman" w:hAnsi="Times New Roman" w:cs="Times New Roman"/>
+          <w:sz w:val="28"/>
+          <w:szCs w:val="28"/>
+        </w:rPr>
+        <w:t xml:space="preserve"> систем.</w:t>
+      </w:r>
+      <w:r>
+        <w:rPr>
+          <w:rFonts w:ascii="Times New Roman" w:hAnsi="Times New Roman" w:cs="Times New Roman"/>
+          <w:sz w:val="28"/>
+          <w:szCs w:val="28"/>
+        </w:rPr>
+        <w:t xml:space="preserve"> </w:t>
+      </w:r>
+      <w:r>
+        <w:rPr>
+          <w:rFonts w:ascii="Times New Roman" w:hAnsi="Times New Roman" w:cs="Times New Roman"/>
+          <w:sz w:val="28"/>
+          <w:szCs w:val="28"/>
+        </w:rPr>
+        <w:t>Для всех химий</w:t>
+      </w:r>
+      <w:r>
+        <w:rPr>
+          <w:rFonts w:ascii="Times New Roman" w:hAnsi="Times New Roman" w:cs="Times New Roman"/>
+          <w:sz w:val="28"/>
+          <w:szCs w:val="28"/>
+        </w:rPr>
+        <w:t xml:space="preserve"> </w:t>
+      </w:r>
+      <w:r>
+        <w:rPr>
+          <w:rFonts w:ascii="Times New Roman" w:hAnsi="Times New Roman" w:cs="Times New Roman"/>
+          <w:sz w:val="28"/>
+          <w:szCs w:val="28"/>
+        </w:rPr>
+        <w:t>наблюдается монотонное снижение</w:t>
+      </w:r>
+      <w:r>
+        <w:rPr>
+          <w:rFonts w:ascii="Times New Roman" w:hAnsi="Times New Roman" w:cs="Times New Roman"/>
+          <w:sz w:val="28"/>
+          <w:szCs w:val="28"/>
+        </w:rPr>
+        <w:t xml:space="preserve"> </w:t>
+      </w:r>
+      <w:r>
+        <w:rPr>
+          <w:rFonts w:ascii="Times New Roman" w:hAnsi="Times New Roman" w:cs="Times New Roman"/>
+          <w:i/>
+          <w:iCs/>
+          <w:sz w:val="28"/>
+          <w:szCs w:val="28"/>
+          <w:lang w:val="en-US"/>
+        </w:rPr>
+        <w:t>SOH</w:t>
+      </w:r>
+      <w:r>
+        <w:rPr>
+          <w:rFonts w:ascii="Times New Roman" w:hAnsi="Times New Roman" w:cs="Times New Roman"/>
+          <w:sz w:val="28"/>
+          <w:szCs w:val="28"/>
+        </w:rPr>
+        <w:t xml:space="preserve"> </w:t>
+      </w:r>
+      <w:r>
+        <w:rPr>
+          <w:rFonts w:ascii="Times New Roman" w:hAnsi="Times New Roman" w:cs="Times New Roman"/>
+          <w:sz w:val="28"/>
+          <w:szCs w:val="28"/>
+        </w:rPr>
+        <w:t xml:space="preserve">с ростом </w:t>
+      </w:r>
+      <w:proofErr w:type="spellStart"/>
+      <w:r>
+        <w:rPr>
+          <w:rFonts w:ascii="Times New Roman" w:hAnsi="Times New Roman" w:cs="Times New Roman"/>
+          <w:i/>
+          <w:iCs/>
+          <w:sz w:val="28"/>
+          <w:szCs w:val="28"/>
+          <w:lang w:val="en-US"/>
+        </w:rPr>
+        <w:t>R</w:t>
+      </w:r>
+      <w:r>
+        <w:rPr>
+          <w:rFonts w:ascii="Times New Roman" w:hAnsi="Times New Roman" w:cs="Times New Roman"/>
+          <w:i/>
+          <w:iCs/>
+          <w:sz w:val="28"/>
+          <w:szCs w:val="28"/>
+          <w:vertAlign w:val="subscript"/>
+          <w:lang w:val="en-US"/>
+        </w:rPr>
+        <w:t>ct</w:t>
+      </w:r>
+      <w:proofErr w:type="spellEnd"/>
+      <w:r>
+        <w:rPr>
+          <w:rFonts w:ascii="Times New Roman" w:hAnsi="Times New Roman" w:cs="Times New Roman"/>
+          <w:sz w:val="28"/>
+          <w:szCs w:val="28"/>
+        </w:rPr>
+        <w:t xml:space="preserve">, </w:t>
+      </w:r>
+      <w:r>
+        <w:rPr>
+          <w:rFonts w:ascii="Times New Roman" w:hAnsi="Times New Roman" w:cs="Times New Roman"/>
+          <w:sz w:val="28"/>
+          <w:szCs w:val="28"/>
+        </w:rPr>
+        <w:t>однако характер наклона кривых различен.</w:t>
+      </w:r>
+      <w:r>
+        <w:rPr>
+          <w:rFonts w:ascii="Times New Roman" w:hAnsi="Times New Roman" w:cs="Times New Roman"/>
+          <w:sz w:val="28"/>
+          <w:szCs w:val="28"/>
+        </w:rPr>
+        <w:t xml:space="preserve"> </w:t>
+      </w:r>
+      <w:r>
+        <w:rPr>
+          <w:rFonts w:ascii="Times New Roman" w:hAnsi="Times New Roman" w:cs="Times New Roman"/>
+          <w:sz w:val="28"/>
+          <w:szCs w:val="28"/>
+        </w:rPr>
+        <w:t>Это означает, что сам показатель</w:t>
+      </w:r>
+      <w:r>
+        <w:rPr>
+          <w:rFonts w:ascii="Times New Roman" w:hAnsi="Times New Roman" w:cs="Times New Roman"/>
+          <w:sz w:val="28"/>
+          <w:szCs w:val="28"/>
+        </w:rPr>
+        <w:t xml:space="preserve"> </w:t>
+      </w:r>
+      <w:proofErr w:type="spellStart"/>
+      <w:r>
+        <w:rPr>
+          <w:rFonts w:ascii="Times New Roman" w:hAnsi="Times New Roman" w:cs="Times New Roman"/>
+          <w:i/>
+          <w:iCs/>
+          <w:sz w:val="28"/>
+          <w:szCs w:val="28"/>
+          <w:lang w:val="en-US"/>
+        </w:rPr>
+        <w:t>R</w:t>
+      </w:r>
+      <w:r>
+        <w:rPr>
+          <w:rFonts w:ascii="Times New Roman" w:hAnsi="Times New Roman" w:cs="Times New Roman"/>
+          <w:i/>
+          <w:iCs/>
+          <w:sz w:val="28"/>
+          <w:szCs w:val="28"/>
+          <w:vertAlign w:val="subscript"/>
+          <w:lang w:val="en-US"/>
+        </w:rPr>
+        <w:t>ct</w:t>
+      </w:r>
+      <w:proofErr w:type="spellEnd"/>
+      <w:r>
+        <w:rPr>
+          <w:rFonts w:ascii="Times New Roman" w:hAnsi="Times New Roman" w:cs="Times New Roman"/>
+          <w:sz w:val="28"/>
+          <w:szCs w:val="28"/>
+        </w:rPr>
+        <w:t xml:space="preserve"> </w:t>
+      </w:r>
+      <w:r>
+        <w:rPr>
+          <w:rFonts w:ascii="Times New Roman" w:hAnsi="Times New Roman" w:cs="Times New Roman"/>
+          <w:sz w:val="28"/>
+          <w:szCs w:val="28"/>
+        </w:rPr>
+        <w:t>действительно универсален с точки зрения физического смысла,</w:t>
+      </w:r>
+      <w:r>
+        <w:rPr>
+          <w:rFonts w:ascii="Times New Roman" w:hAnsi="Times New Roman" w:cs="Times New Roman"/>
+          <w:sz w:val="28"/>
+          <w:szCs w:val="28"/>
+        </w:rPr>
+        <w:t xml:space="preserve"> </w:t>
+      </w:r>
+      <w:r>
+        <w:rPr>
+          <w:rFonts w:ascii="Times New Roman" w:hAnsi="Times New Roman" w:cs="Times New Roman"/>
+          <w:sz w:val="28"/>
+          <w:szCs w:val="28"/>
+        </w:rPr>
+        <w:t>но его количественная интерпретация должна зависеть от химической системы.</w:t>
+      </w:r>
+    </w:p>
+    <w:p>
+      <w:pPr>
+        <w:spacing w:line="360" w:lineRule="auto"/>
+        <w:ind w:firstLine="709"/>
+        <w:jc w:val="both"/>
+        <w:rPr>
+          <w:rFonts w:ascii="Times New Roman" w:hAnsi="Times New Roman" w:cs="Times New Roman"/>
+          <w:sz w:val="28"/>
+          <w:szCs w:val="28"/>
+        </w:rPr>
+      </w:pPr>
+      <w:r>
+        <w:rPr>
+          <w:rFonts w:ascii="Times New Roman" w:hAnsi="Times New Roman" w:cs="Times New Roman"/>
+          <w:sz w:val="28"/>
+          <w:szCs w:val="28"/>
+        </w:rPr>
+        <w:t>Для NMC и Na-</w:t>
+      </w:r>
+      <w:proofErr w:type="spellStart"/>
+      <w:r>
+        <w:rPr>
+          <w:rFonts w:ascii="Times New Roman" w:hAnsi="Times New Roman" w:cs="Times New Roman"/>
+          <w:sz w:val="28"/>
+          <w:szCs w:val="28"/>
+        </w:rPr>
+        <w:t>ion</w:t>
+      </w:r>
+      <w:proofErr w:type="spellEnd"/>
+      <w:r>
+        <w:rPr>
+          <w:rFonts w:ascii="Times New Roman" w:hAnsi="Times New Roman" w:cs="Times New Roman"/>
+          <w:sz w:val="28"/>
+          <w:szCs w:val="28"/>
+        </w:rPr>
+        <w:t xml:space="preserve"> характерен более резкий спад</w:t>
+      </w:r>
+      <w:r>
+        <w:rPr>
+          <w:rFonts w:ascii="Times New Roman" w:hAnsi="Times New Roman" w:cs="Times New Roman"/>
+          <w:sz w:val="28"/>
+          <w:szCs w:val="28"/>
+        </w:rPr>
+        <w:t xml:space="preserve"> </w:t>
+      </w:r>
+      <w:r>
+        <w:rPr>
+          <w:rFonts w:ascii="Times New Roman" w:hAnsi="Times New Roman" w:cs="Times New Roman"/>
+          <w:i/>
+          <w:iCs/>
+          <w:sz w:val="28"/>
+          <w:szCs w:val="28"/>
+          <w:lang w:val="en-US"/>
+        </w:rPr>
+        <w:t>SOH</w:t>
+      </w:r>
+      <w:r>
+        <w:rPr>
+          <w:rFonts w:ascii="Times New Roman" w:hAnsi="Times New Roman" w:cs="Times New Roman"/>
+          <w:sz w:val="28"/>
+          <w:szCs w:val="28"/>
+        </w:rPr>
+        <w:t xml:space="preserve"> </w:t>
+      </w:r>
+      <w:r>
+        <w:rPr>
+          <w:rFonts w:ascii="Times New Roman" w:hAnsi="Times New Roman" w:cs="Times New Roman"/>
+          <w:sz w:val="28"/>
+          <w:szCs w:val="28"/>
+        </w:rPr>
+        <w:t xml:space="preserve">при росте </w:t>
+      </w:r>
+      <w:proofErr w:type="spellStart"/>
+      <w:r>
+        <w:rPr>
+          <w:rFonts w:ascii="Times New Roman" w:hAnsi="Times New Roman" w:cs="Times New Roman"/>
+          <w:i/>
+          <w:iCs/>
+          <w:sz w:val="28"/>
+          <w:szCs w:val="28"/>
+          <w:lang w:val="en-US"/>
+        </w:rPr>
+        <w:t>R</w:t>
+      </w:r>
+      <w:r>
+        <w:rPr>
+          <w:rFonts w:ascii="Times New Roman" w:hAnsi="Times New Roman" w:cs="Times New Roman"/>
+          <w:i/>
+          <w:iCs/>
+          <w:sz w:val="28"/>
+          <w:szCs w:val="28"/>
+          <w:vertAlign w:val="subscript"/>
+          <w:lang w:val="en-US"/>
+        </w:rPr>
+        <w:t>ct</w:t>
+      </w:r>
+      <w:proofErr w:type="spellEnd"/>
+      <w:r>
+        <w:rPr>
+          <w:rFonts w:ascii="Times New Roman" w:hAnsi="Times New Roman" w:cs="Times New Roman"/>
+          <w:sz w:val="28"/>
+          <w:szCs w:val="28"/>
+        </w:rPr>
+        <w:t xml:space="preserve">, </w:t>
+      </w:r>
+      <w:r>
+        <w:rPr>
+          <w:rFonts w:ascii="Times New Roman" w:hAnsi="Times New Roman" w:cs="Times New Roman"/>
+          <w:sz w:val="28"/>
+          <w:szCs w:val="28"/>
+        </w:rPr>
+        <w:t>что соответствует высокой чувствительности этих систем к межфазным и поляризационным ограничениям.</w:t>
+      </w:r>
+      <w:r>
+        <w:rPr>
+          <w:rFonts w:ascii="Times New Roman" w:hAnsi="Times New Roman" w:cs="Times New Roman"/>
+          <w:sz w:val="28"/>
+          <w:szCs w:val="28"/>
+        </w:rPr>
+        <w:t xml:space="preserve"> </w:t>
+      </w:r>
+      <w:r>
+        <w:rPr>
+          <w:rFonts w:ascii="Times New Roman" w:hAnsi="Times New Roman" w:cs="Times New Roman"/>
+          <w:sz w:val="28"/>
+          <w:szCs w:val="28"/>
+        </w:rPr>
+        <w:t>Для LFP зависимость более пологая, что согласуется с большей структурной стабильностью.</w:t>
+      </w:r>
+      <w:r>
+        <w:rPr>
+          <w:rFonts w:ascii="Times New Roman" w:hAnsi="Times New Roman" w:cs="Times New Roman"/>
+          <w:sz w:val="28"/>
+          <w:szCs w:val="28"/>
+        </w:rPr>
+        <w:t xml:space="preserve"> </w:t>
+      </w:r>
+      <w:r>
+        <w:rPr>
+          <w:rFonts w:ascii="Times New Roman" w:hAnsi="Times New Roman" w:cs="Times New Roman"/>
+          <w:sz w:val="28"/>
+          <w:szCs w:val="28"/>
+        </w:rPr>
+        <w:t>Для LTO наблюдается наименьшая крутизна, что отражает высокий ресурс и сравнительно медленное накопление деградации.</w:t>
+      </w:r>
+    </w:p>
+    <w:p>
+      <w:pPr>
+        <w:spacing w:line="360" w:lineRule="auto"/>
+        <w:ind w:firstLine="709"/>
+        <w:jc w:val="both"/>
+        <w:rPr>
+          <w:rFonts w:ascii="Times New Roman" w:hAnsi="Times New Roman" w:cs="Times New Roman"/>
+          <w:sz w:val="28"/>
+          <w:szCs w:val="28"/>
+          <w:lang w:val="en-US"/>
+        </w:rPr>
+      </w:pPr>
+      <w:r>
+        <w:rPr>
+          <w:rFonts w:ascii="Times New Roman" w:hAnsi="Times New Roman" w:cs="Times New Roman"/>
+          <w:sz w:val="28"/>
+          <w:szCs w:val="28"/>
+        </w:rPr>
+        <w:t>Научная ценность рисунка заключается в установлении количественной связи между импедансным параметром и состоянием здоровья батареи. Это создаёт основу для последующего перехода к модели</w:t>
+      </w:r>
+      <w:r>
+        <w:rPr>
+          <w:rFonts w:ascii="Times New Roman" w:hAnsi="Times New Roman" w:cs="Times New Roman"/>
+          <w:sz w:val="28"/>
+          <w:szCs w:val="28"/>
+        </w:rPr>
+        <w:t xml:space="preserve"> </w:t>
+      </w:r>
+      <w:r>
+        <w:rPr>
+          <w:rFonts w:ascii="Times New Roman" w:hAnsi="Times New Roman" w:cs="Times New Roman"/>
+          <w:i/>
+          <w:iCs/>
+          <w:sz w:val="28"/>
+          <w:szCs w:val="28"/>
+          <w:lang w:val="en-US"/>
+        </w:rPr>
+        <w:t>SOH</w:t>
+      </w:r>
+      <w:r>
+        <w:rPr>
+          <w:rFonts w:ascii="Times New Roman" w:hAnsi="Times New Roman" w:cs="Times New Roman"/>
+          <w:i/>
+          <w:iCs/>
+          <w:sz w:val="28"/>
+          <w:szCs w:val="28"/>
+        </w:rPr>
+        <w:t>=</w:t>
+      </w:r>
+      <w:r>
+        <w:rPr>
+          <w:rFonts w:ascii="Times New Roman" w:hAnsi="Times New Roman" w:cs="Times New Roman"/>
+          <w:i/>
+          <w:iCs/>
+          <w:sz w:val="28"/>
+          <w:szCs w:val="28"/>
+          <w:lang w:val="en-US"/>
+        </w:rPr>
+        <w:t>f</w:t>
+      </w:r>
+      <w:r>
+        <w:rPr>
+          <w:rFonts w:ascii="Times New Roman" w:hAnsi="Times New Roman" w:cs="Times New Roman"/>
+          <w:i/>
+          <w:iCs/>
+          <w:sz w:val="28"/>
+          <w:szCs w:val="28"/>
+        </w:rPr>
+        <w:t>(</w:t>
+      </w:r>
+      <w:proofErr w:type="spellStart"/>
+      <w:proofErr w:type="gramStart"/>
+      <w:r>
+        <w:rPr>
+          <w:rFonts w:ascii="Times New Roman" w:hAnsi="Times New Roman" w:cs="Times New Roman"/>
+          <w:i/>
+          <w:iCs/>
+          <w:sz w:val="28"/>
+          <w:szCs w:val="28"/>
+          <w:lang w:val="en-US"/>
+        </w:rPr>
+        <w:t>R</w:t>
+      </w:r>
+      <w:r>
+        <w:rPr>
+          <w:rFonts w:ascii="Times New Roman" w:hAnsi="Times New Roman" w:cs="Times New Roman"/>
+          <w:i/>
+          <w:iCs/>
+          <w:sz w:val="28"/>
+          <w:szCs w:val="28"/>
+          <w:vertAlign w:val="subscript"/>
+          <w:lang w:val="en-US"/>
+        </w:rPr>
+        <w:t>ct</w:t>
+      </w:r>
+      <w:proofErr w:type="spellEnd"/>
+      <w:r>
+        <w:rPr>
+          <w:rFonts w:ascii="Times New Roman" w:hAnsi="Times New Roman" w:cs="Times New Roman"/>
+          <w:i/>
+          <w:iCs/>
+          <w:sz w:val="28"/>
+          <w:szCs w:val="28"/>
+        </w:rPr>
+        <w:t>,</w:t>
+      </w:r>
+      <w:proofErr w:type="spellStart"/>
+      <w:r>
+        <w:rPr>
+          <w:rFonts w:ascii="Times New Roman" w:hAnsi="Times New Roman" w:cs="Times New Roman"/>
+          <w:i/>
+          <w:iCs/>
+          <w:sz w:val="28"/>
+          <w:szCs w:val="28"/>
+          <w:lang w:val="en-US"/>
+        </w:rPr>
+        <w:t>Z</w:t>
+      </w:r>
+      <w:r>
+        <w:rPr>
+          <w:rFonts w:ascii="Times New Roman" w:hAnsi="Times New Roman" w:cs="Times New Roman"/>
+          <w:i/>
+          <w:iCs/>
+          <w:sz w:val="28"/>
+          <w:szCs w:val="28"/>
+          <w:vertAlign w:val="subscript"/>
+          <w:lang w:val="en-US"/>
+        </w:rPr>
+        <w:t>diff</w:t>
+      </w:r>
+      <w:proofErr w:type="spellEnd"/>
+      <w:proofErr w:type="gramEnd"/>
+      <w:r>
+        <w:rPr>
+          <w:rFonts w:ascii="Times New Roman" w:hAnsi="Times New Roman" w:cs="Times New Roman"/>
+          <w:i/>
+          <w:iCs/>
+          <w:sz w:val="28"/>
+          <w:szCs w:val="28"/>
+        </w:rPr>
+        <w:t>,</w:t>
+      </w:r>
+      <w:r>
+        <w:rPr>
+          <w:rFonts w:ascii="Times New Roman" w:hAnsi="Times New Roman" w:cs="Times New Roman"/>
+          <w:i/>
+          <w:iCs/>
+          <w:sz w:val="28"/>
+          <w:szCs w:val="28"/>
+          <w:lang w:val="en-US"/>
+        </w:rPr>
+        <w:t>R</w:t>
+      </w:r>
+      <w:r>
+        <w:rPr>
+          <w:rFonts w:ascii="Times New Roman" w:hAnsi="Times New Roman" w:cs="Times New Roman"/>
+          <w:i/>
+          <w:iCs/>
+          <w:sz w:val="28"/>
+          <w:szCs w:val="28"/>
+          <w:vertAlign w:val="subscript"/>
+          <w:lang w:val="en-US"/>
+        </w:rPr>
+        <w:t>Ω</w:t>
+      </w:r>
+      <w:r>
+        <w:rPr>
+          <w:rFonts w:ascii="Times New Roman" w:hAnsi="Times New Roman" w:cs="Times New Roman"/>
+          <w:i/>
+          <w:iCs/>
+          <w:sz w:val="28"/>
+          <w:szCs w:val="28"/>
+        </w:rPr>
+        <w:t>)</w:t>
+      </w:r>
+      <w:r>
+        <w:rPr>
+          <w:rFonts w:ascii="Times New Roman" w:hAnsi="Times New Roman" w:cs="Times New Roman"/>
+          <w:sz w:val="28"/>
+          <w:szCs w:val="28"/>
+        </w:rPr>
+        <w:t xml:space="preserve">. </w:t>
+      </w:r>
+      <w:r>
+        <w:rPr>
+          <w:rFonts w:ascii="Times New Roman" w:hAnsi="Times New Roman" w:cs="Times New Roman"/>
+          <w:sz w:val="28"/>
+          <w:szCs w:val="28"/>
+        </w:rPr>
+        <w:lastRenderedPageBreak/>
+        <w:t>Практическая польза рисунка состоит в том, что он позволяет</w:t>
+      </w:r>
+      <w:r>
+        <w:rPr>
+          <w:rFonts w:ascii="Times New Roman" w:hAnsi="Times New Roman" w:cs="Times New Roman"/>
+          <w:sz w:val="28"/>
+          <w:szCs w:val="28"/>
+        </w:rPr>
+        <w:t xml:space="preserve"> </w:t>
+      </w:r>
+      <w:r>
+        <w:rPr>
+          <w:rFonts w:ascii="Times New Roman" w:hAnsi="Times New Roman" w:cs="Times New Roman"/>
+          <w:sz w:val="28"/>
+          <w:szCs w:val="28"/>
+        </w:rPr>
+        <w:t>использовать измерение</w:t>
+      </w:r>
+      <w:r>
+        <w:rPr>
+          <w:rFonts w:ascii="Times New Roman" w:hAnsi="Times New Roman" w:cs="Times New Roman"/>
+          <w:sz w:val="28"/>
+          <w:szCs w:val="28"/>
+        </w:rPr>
+        <w:t xml:space="preserve"> </w:t>
+      </w:r>
+      <w:proofErr w:type="spellStart"/>
+      <w:r>
+        <w:rPr>
+          <w:rFonts w:ascii="Times New Roman" w:hAnsi="Times New Roman" w:cs="Times New Roman"/>
+          <w:i/>
+          <w:iCs/>
+          <w:sz w:val="28"/>
+          <w:szCs w:val="28"/>
+          <w:lang w:val="en-US"/>
+        </w:rPr>
+        <w:t>R</w:t>
+      </w:r>
+      <w:r>
+        <w:rPr>
+          <w:rFonts w:ascii="Times New Roman" w:hAnsi="Times New Roman" w:cs="Times New Roman"/>
+          <w:i/>
+          <w:iCs/>
+          <w:sz w:val="28"/>
+          <w:szCs w:val="28"/>
+          <w:vertAlign w:val="subscript"/>
+          <w:lang w:val="en-US"/>
+        </w:rPr>
+        <w:t>ct</w:t>
+      </w:r>
+      <w:proofErr w:type="spellEnd"/>
+      <w:r>
+        <w:rPr>
+          <w:rFonts w:ascii="Times New Roman" w:hAnsi="Times New Roman" w:cs="Times New Roman"/>
+          <w:sz w:val="28"/>
+          <w:szCs w:val="28"/>
+        </w:rPr>
+        <w:t xml:space="preserve"> </w:t>
+      </w:r>
+      <w:r>
+        <w:rPr>
+          <w:rFonts w:ascii="Times New Roman" w:hAnsi="Times New Roman" w:cs="Times New Roman"/>
+          <w:sz w:val="28"/>
+          <w:szCs w:val="28"/>
+        </w:rPr>
+        <w:t>как оперативную процедуру оценки состояния батареи без выполнения полного ресурсного разряда.</w:t>
+      </w:r>
+    </w:p>
+    <w:p>
+      <w:pPr>
+        <w:spacing w:line="360" w:lineRule="auto"/>
+        <w:ind w:firstLine="709"/>
+        <w:jc w:val="both"/>
+        <w:rPr>
+          <w:rFonts w:ascii="Times New Roman" w:hAnsi="Times New Roman" w:cs="Times New Roman"/>
+          <w:sz w:val="28"/>
+          <w:szCs w:val="28"/>
+          <w:lang w:val="en-US"/>
+        </w:rPr>
+      </w:pPr>
+    </w:p>
+    <w:p>
+      <w:pPr>
+        <w:spacing w:line="360" w:lineRule="auto"/>
+        <w:ind w:firstLine="709"/>
+        <w:jc w:val="both"/>
+        <w:rPr>
+          <w:rFonts w:ascii="Times New Roman" w:hAnsi="Times New Roman" w:cs="Times New Roman"/>
+          <w:b/>
+          <w:bCs/>
+          <w:sz w:val="28"/>
+          <w:szCs w:val="28"/>
+          <w:lang w:val="en-US"/>
+        </w:rPr>
+      </w:pPr>
+      <w:r>
+        <w:rPr>
+          <w:rFonts w:ascii="Times New Roman" w:hAnsi="Times New Roman" w:cs="Times New Roman"/>
+          <w:b/>
+          <w:bCs/>
+          <w:sz w:val="28"/>
+          <w:szCs w:val="28"/>
+        </w:rPr>
+        <w:t>1.3.3 Состояние мощности батареи</w:t>
+      </w:r>
+    </w:p>
+    <w:p>
+      <w:pPr>
+        <w:spacing w:line="360" w:lineRule="auto"/>
+        <w:ind w:firstLine="709"/>
+        <w:jc w:val="both"/>
+        <w:rPr>
+          <w:rFonts w:ascii="Times New Roman" w:hAnsi="Times New Roman" w:cs="Times New Roman"/>
+          <w:sz w:val="28"/>
+          <w:szCs w:val="28"/>
+          <w:lang w:val="en-US"/>
+        </w:rPr>
+      </w:pPr>
+    </w:p>
+    <w:p>
+      <w:pPr>
+        <w:spacing w:line="360" w:lineRule="auto"/>
+        <w:ind w:firstLine="709"/>
+        <w:jc w:val="both"/>
+        <w:rPr>
+          <w:rFonts w:ascii="Times New Roman" w:hAnsi="Times New Roman" w:cs="Times New Roman"/>
+          <w:sz w:val="28"/>
+          <w:szCs w:val="28"/>
+          <w:lang w:val="en-US"/>
+        </w:rPr>
+      </w:pPr>
+      <w:r>
+        <w:rPr>
+          <w:rFonts w:ascii="Times New Roman" w:hAnsi="Times New Roman" w:cs="Times New Roman"/>
+          <w:sz w:val="28"/>
+          <w:szCs w:val="28"/>
+        </w:rPr>
+        <w:t xml:space="preserve">Параметр </w:t>
+      </w:r>
+      <w:r>
+        <w:rPr>
+          <w:rFonts w:ascii="Times New Roman" w:hAnsi="Times New Roman" w:cs="Times New Roman"/>
+          <w:i/>
+          <w:iCs/>
+          <w:sz w:val="28"/>
+          <w:szCs w:val="28"/>
+        </w:rPr>
+        <w:t>SOF</w:t>
+      </w:r>
+      <w:r>
+        <w:rPr>
+          <w:rFonts w:ascii="Times New Roman" w:hAnsi="Times New Roman" w:cs="Times New Roman"/>
+          <w:sz w:val="28"/>
+          <w:szCs w:val="28"/>
+        </w:rPr>
+        <w:t xml:space="preserve"> отражает способность батареи обеспечить требуемую мощность в текущих условиях</w:t>
+      </w:r>
+      <w:r>
+        <w:rPr>
+          <w:rFonts w:ascii="Times New Roman" w:hAnsi="Times New Roman" w:cs="Times New Roman"/>
+          <w:sz w:val="28"/>
+          <w:szCs w:val="28"/>
+        </w:rPr>
+        <w:t xml:space="preserve"> </w:t>
+      </w:r>
+      <w:r>
+        <w:rPr>
+          <w:rFonts w:ascii="Times New Roman" w:hAnsi="Times New Roman" w:cs="Times New Roman"/>
+          <w:sz w:val="28"/>
+          <w:szCs w:val="28"/>
+        </w:rPr>
+        <w:t>эксплуатации.</w:t>
+      </w:r>
+      <w:r>
+        <w:rPr>
+          <w:rFonts w:ascii="Times New Roman" w:hAnsi="Times New Roman" w:cs="Times New Roman"/>
+          <w:sz w:val="28"/>
+          <w:szCs w:val="28"/>
+        </w:rPr>
+        <w:t xml:space="preserve"> </w:t>
+      </w:r>
+      <w:r>
+        <w:rPr>
+          <w:rFonts w:ascii="Times New Roman" w:hAnsi="Times New Roman" w:cs="Times New Roman"/>
+          <w:sz w:val="28"/>
+          <w:szCs w:val="28"/>
+        </w:rPr>
+        <w:t>С физической точки зрения этот показатель определяется не только запасом энергии, но и внутренним сопротивлением, поляризацией, температурой и допустимым диапазоном напряжения.</w:t>
+      </w:r>
+      <w:r>
+        <w:rPr>
+          <w:rFonts w:ascii="Times New Roman" w:hAnsi="Times New Roman" w:cs="Times New Roman"/>
+          <w:sz w:val="28"/>
+          <w:szCs w:val="28"/>
+        </w:rPr>
+        <w:t xml:space="preserve"> </w:t>
+      </w:r>
+      <w:r>
+        <w:rPr>
+          <w:rFonts w:ascii="Times New Roman" w:hAnsi="Times New Roman" w:cs="Times New Roman"/>
+          <w:sz w:val="28"/>
+          <w:szCs w:val="28"/>
+        </w:rPr>
+        <w:t>В наиболее простом электротехническом приближении максимальная мощность на нагрузке определяется теоремой согласования:</w:t>
+      </w:r>
+    </w:p>
+    <w:p>
+      <w:pPr>
+        <w:spacing w:line="360" w:lineRule="auto"/>
+        <w:ind w:firstLine="709"/>
+        <w:jc w:val="both"/>
+        <w:rPr>
+          <w:rFonts w:ascii="Times New Roman" w:hAnsi="Times New Roman" w:cs="Times New Roman"/>
+          <w:sz w:val="28"/>
+          <w:szCs w:val="28"/>
+          <w:lang w:val="en-US"/>
+        </w:rPr>
+      </w:pPr>
+    </w:p>
+    <w:p>
+      <w:pPr>
+        <w:spacing w:line="360" w:lineRule="auto"/>
+        <w:ind w:firstLine="709"/>
+        <w:jc w:val="both"/>
+        <w:rPr>
+          <w:rFonts w:ascii="Times New Roman" w:hAnsi="Times New Roman" w:cs="Times New Roman"/>
+          <w:sz w:val="28"/>
+          <w:szCs w:val="28"/>
+          <w:lang w:val="en-US"/>
+        </w:rPr>
+      </w:pPr>
+      <w:r>
+        <w:rPr>
+          <w:rFonts w:ascii="Times New Roman" w:hAnsi="Times New Roman" w:cs="Times New Roman"/>
+          <w:position w:val="-30"/>
+          <w:sz w:val="28"/>
+          <w:szCs w:val="28"/>
+          <w:lang w:val="en-US"/>
+        </w:rPr>
+        <w:object w:dxaOrig="1180" w:dyaOrig="720" w14:anchorId="446C191F">
+          <v:shape id="_x0000_i1094" type="#_x0000_t75" style="width:58.75pt;height:36.3pt" o:ole="">
+            <v:imagedata r:id="rId67" o:title=""/>
+          </v:shape>
+          <o:OLEObject Type="Embed" ProgID="Equation.DSMT4" ShapeID="_x0000_i1094" DrawAspect="Content" ObjectID="_1835772935" r:id="rId68"/>
+        </w:object>
+      </w:r>
+    </w:p>
+    <w:p>
+      <w:pPr>
+        <w:spacing w:line="360" w:lineRule="auto"/>
+        <w:ind w:firstLine="709"/>
+        <w:jc w:val="both"/>
+        <w:rPr>
+          <w:rFonts w:ascii="Times New Roman" w:hAnsi="Times New Roman" w:cs="Times New Roman"/>
+          <w:sz w:val="28"/>
+          <w:szCs w:val="28"/>
+        </w:rPr>
+      </w:pPr>
+      <w:r>
+        <w:rPr>
+          <w:rFonts w:ascii="Times New Roman" w:hAnsi="Times New Roman" w:cs="Times New Roman"/>
+          <w:sz w:val="28"/>
+          <w:szCs w:val="28"/>
+        </w:rPr>
+        <w:t>, где</w:t>
+      </w:r>
+    </w:p>
+    <w:p>
+      <w:pPr>
+        <w:spacing w:line="360" w:lineRule="auto"/>
+        <w:ind w:firstLine="709"/>
+        <w:jc w:val="both"/>
+        <w:rPr>
+          <w:rFonts w:ascii="Times New Roman" w:hAnsi="Times New Roman" w:cs="Times New Roman"/>
+          <w:sz w:val="28"/>
+          <w:szCs w:val="28"/>
+        </w:rPr>
+      </w:pPr>
+      <w:r>
+        <w:rPr>
+          <w:rFonts w:ascii="Times New Roman" w:hAnsi="Times New Roman" w:cs="Times New Roman"/>
+          <w:i/>
+          <w:iCs/>
+          <w:sz w:val="28"/>
+          <w:szCs w:val="28"/>
+          <w:lang w:val="en-US"/>
+        </w:rPr>
+        <w:t>U</w:t>
+      </w:r>
+      <w:r>
+        <w:rPr>
+          <w:rFonts w:ascii="Times New Roman" w:hAnsi="Times New Roman" w:cs="Times New Roman"/>
+          <w:sz w:val="28"/>
+          <w:szCs w:val="28"/>
+          <w:lang w:val="en-US"/>
+        </w:rPr>
+        <w:t xml:space="preserve"> – </w:t>
+      </w:r>
+      <w:r>
+        <w:rPr>
+          <w:rFonts w:ascii="Times New Roman" w:hAnsi="Times New Roman" w:cs="Times New Roman"/>
+          <w:sz w:val="28"/>
+          <w:szCs w:val="28"/>
+        </w:rPr>
+        <w:t>напряжение источника,</w:t>
+      </w:r>
+    </w:p>
+    <w:p>
+      <w:pPr>
+        <w:spacing w:line="360" w:lineRule="auto"/>
+        <w:ind w:firstLine="709"/>
+        <w:jc w:val="both"/>
+        <w:rPr>
+          <w:rFonts w:ascii="Times New Roman" w:hAnsi="Times New Roman" w:cs="Times New Roman"/>
+          <w:sz w:val="28"/>
+          <w:szCs w:val="28"/>
+        </w:rPr>
+      </w:pPr>
+      <w:proofErr w:type="spellStart"/>
+      <w:r>
+        <w:rPr>
+          <w:rFonts w:ascii="Times New Roman" w:hAnsi="Times New Roman" w:cs="Times New Roman"/>
+          <w:i/>
+          <w:iCs/>
+          <w:sz w:val="28"/>
+          <w:szCs w:val="28"/>
+          <w:lang w:val="en-US"/>
+        </w:rPr>
+        <w:t>R</w:t>
+      </w:r>
+      <w:r>
+        <w:rPr>
+          <w:rFonts w:ascii="Times New Roman" w:hAnsi="Times New Roman" w:cs="Times New Roman"/>
+          <w:i/>
+          <w:iCs/>
+          <w:sz w:val="28"/>
+          <w:szCs w:val="28"/>
+          <w:vertAlign w:val="subscript"/>
+          <w:lang w:val="en-US"/>
+        </w:rPr>
+        <w:t>int</w:t>
+      </w:r>
+      <w:proofErr w:type="spellEnd"/>
+      <w:r>
+        <w:rPr>
+          <w:rFonts w:ascii="Times New Roman" w:hAnsi="Times New Roman" w:cs="Times New Roman"/>
+          <w:sz w:val="28"/>
+          <w:szCs w:val="28"/>
+          <w:lang w:val="en-US"/>
+        </w:rPr>
+        <w:t xml:space="preserve"> – </w:t>
+      </w:r>
+      <w:r>
+        <w:rPr>
+          <w:rFonts w:ascii="Times New Roman" w:hAnsi="Times New Roman" w:cs="Times New Roman"/>
+          <w:sz w:val="28"/>
+          <w:szCs w:val="28"/>
+        </w:rPr>
+        <w:t>внутреннее сопротивление батареи.</w:t>
+      </w:r>
+    </w:p>
+    <w:p>
+      <w:pPr>
+        <w:spacing w:line="360" w:lineRule="auto"/>
+        <w:ind w:firstLine="709"/>
+        <w:jc w:val="both"/>
+        <w:rPr>
+          <w:rFonts w:ascii="Times New Roman" w:hAnsi="Times New Roman" w:cs="Times New Roman"/>
+          <w:sz w:val="28"/>
+          <w:szCs w:val="28"/>
+        </w:rPr>
+      </w:pPr>
+      <w:r>
+        <w:rPr>
+          <w:rFonts w:ascii="Times New Roman" w:hAnsi="Times New Roman" w:cs="Times New Roman"/>
+          <w:sz w:val="28"/>
+          <w:szCs w:val="28"/>
+        </w:rPr>
+        <w:t>Это выражение выводится из классической задачи о передаче мощности от источника с внутренним сопротивлением к внешней нагрузке и используется здесь как первое приближение для связи между импедансным состоянием батареи и её мощностным потенциалом.</w:t>
+      </w:r>
+    </w:p>
+    <w:p>
+      <w:pPr>
+        <w:spacing w:line="360" w:lineRule="auto"/>
+        <w:ind w:firstLine="709"/>
+        <w:jc w:val="both"/>
+        <w:rPr>
+          <w:rFonts w:ascii="Times New Roman" w:hAnsi="Times New Roman" w:cs="Times New Roman"/>
+          <w:sz w:val="28"/>
+          <w:szCs w:val="28"/>
+        </w:rPr>
+      </w:pPr>
+      <w:r>
+        <w:rPr>
+          <w:rFonts w:ascii="Times New Roman" w:hAnsi="Times New Roman" w:cs="Times New Roman"/>
+          <w:sz w:val="28"/>
+          <w:szCs w:val="28"/>
+        </w:rPr>
+        <w:t>Однако для электрохимической системы этого недостаточно. В реальной батарее ограничение мощности связано также с допустимой глубиной поляризации, тепловыми лимитами и скоростью массопереноса. Поэтому в более содержательной форме</w:t>
+      </w:r>
+    </w:p>
+    <w:p>
+      <w:pPr>
+        <w:spacing w:line="360" w:lineRule="auto"/>
+        <w:ind w:firstLine="709"/>
+        <w:jc w:val="both"/>
+        <w:rPr>
+          <w:rFonts w:ascii="Times New Roman" w:hAnsi="Times New Roman" w:cs="Times New Roman"/>
+          <w:sz w:val="28"/>
+          <w:szCs w:val="28"/>
+        </w:rPr>
+      </w:pPr>
+    </w:p>
+    <w:p>
+      <w:pPr>
+        <w:spacing w:line="360" w:lineRule="auto"/>
+        <w:ind w:firstLine="709"/>
+        <w:jc w:val="both"/>
+        <w:rPr>
+          <w:rFonts w:ascii="Times New Roman" w:hAnsi="Times New Roman" w:cs="Times New Roman"/>
+          <w:sz w:val="28"/>
+          <w:szCs w:val="28"/>
+          <w:lang w:val="en-US"/>
+        </w:rPr>
+      </w:pPr>
+      <w:r>
+        <w:rPr>
+          <w:rFonts w:ascii="Times New Roman" w:hAnsi="Times New Roman" w:cs="Times New Roman"/>
+          <w:position w:val="-16"/>
+          <w:sz w:val="28"/>
+          <w:szCs w:val="28"/>
+        </w:rPr>
+        <w:object w:dxaOrig="3820" w:dyaOrig="440" w14:anchorId="7AE252E7">
+          <v:shape id="_x0000_i1097" type="#_x0000_t75" style="width:191.25pt;height:21.9pt" o:ole="">
+            <v:imagedata r:id="rId69" o:title=""/>
+          </v:shape>
+          <o:OLEObject Type="Embed" ProgID="Equation.DSMT4" ShapeID="_x0000_i1097" DrawAspect="Content" ObjectID="_1835772936" r:id="rId70"/>
+        </w:object>
+      </w:r>
+    </w:p>
+    <w:p>
+      <w:pPr>
+        <w:spacing w:line="360" w:lineRule="auto"/>
+        <w:ind w:firstLine="709"/>
+        <w:jc w:val="both"/>
+        <w:rPr>
+          <w:rFonts w:ascii="Times New Roman" w:hAnsi="Times New Roman" w:cs="Times New Roman"/>
+          <w:sz w:val="28"/>
+          <w:szCs w:val="28"/>
+        </w:rPr>
+      </w:pPr>
+      <w:r>
+        <w:rPr>
+          <w:rFonts w:ascii="Times New Roman" w:hAnsi="Times New Roman" w:cs="Times New Roman"/>
+          <w:sz w:val="28"/>
+          <w:szCs w:val="28"/>
+        </w:rPr>
+        <w:t xml:space="preserve">, где </w:t>
+      </w:r>
+      <w:proofErr w:type="spellStart"/>
+      <w:r>
+        <w:rPr>
+          <w:rFonts w:ascii="Times New Roman" w:hAnsi="Times New Roman" w:cs="Times New Roman"/>
+          <w:i/>
+          <w:iCs/>
+          <w:sz w:val="28"/>
+          <w:szCs w:val="28"/>
+          <w:lang w:val="en-US"/>
+        </w:rPr>
+        <w:t>U</w:t>
+      </w:r>
+      <w:r>
+        <w:rPr>
+          <w:rFonts w:ascii="Times New Roman" w:hAnsi="Times New Roman" w:cs="Times New Roman"/>
+          <w:i/>
+          <w:iCs/>
+          <w:sz w:val="28"/>
+          <w:szCs w:val="28"/>
+          <w:vertAlign w:val="subscript"/>
+          <w:lang w:val="en-US"/>
+        </w:rPr>
+        <w:t>lim</w:t>
+      </w:r>
+      <w:proofErr w:type="spellEnd"/>
+      <w:r>
+        <w:rPr>
+          <w:rFonts w:ascii="Times New Roman" w:hAnsi="Times New Roman" w:cs="Times New Roman"/>
+          <w:sz w:val="28"/>
+          <w:szCs w:val="28"/>
+        </w:rPr>
+        <w:t xml:space="preserve"> – </w:t>
+      </w:r>
+      <w:r>
+        <w:rPr>
+          <w:rFonts w:ascii="Times New Roman" w:hAnsi="Times New Roman" w:cs="Times New Roman"/>
+          <w:sz w:val="28"/>
+          <w:szCs w:val="28"/>
+        </w:rPr>
+        <w:t xml:space="preserve">предельно допустимое </w:t>
+      </w:r>
+      <w:r>
+        <w:rPr>
+          <w:rFonts w:ascii="Times New Roman" w:hAnsi="Times New Roman" w:cs="Times New Roman"/>
+          <w:sz w:val="28"/>
+          <w:szCs w:val="28"/>
+          <w:highlight w:val="yellow"/>
+        </w:rPr>
+        <w:t>напряжение границы</w:t>
+      </w:r>
+      <w:r>
+        <w:rPr>
+          <w:rFonts w:ascii="Times New Roman" w:hAnsi="Times New Roman" w:cs="Times New Roman"/>
+          <w:sz w:val="28"/>
+          <w:szCs w:val="28"/>
+        </w:rPr>
+        <w:t>.</w:t>
+      </w:r>
+    </w:p>
+    <w:p>
+      <w:pPr>
+        <w:spacing w:line="360" w:lineRule="auto"/>
+        <w:ind w:firstLine="709"/>
+        <w:jc w:val="both"/>
+        <w:rPr>
+          <w:rFonts w:ascii="Times New Roman" w:hAnsi="Times New Roman" w:cs="Times New Roman"/>
+          <w:sz w:val="28"/>
+          <w:szCs w:val="28"/>
+        </w:rPr>
+      </w:pPr>
+      <w:r>
+        <w:rPr>
+          <w:rFonts w:ascii="Times New Roman" w:hAnsi="Times New Roman" w:cs="Times New Roman"/>
+          <w:sz w:val="28"/>
+          <w:szCs w:val="28"/>
+        </w:rPr>
+        <w:t>Эта запись отражает тот факт, что мощностное состояние батареи является интегральным следствием как текущего заряда, так и внутренней деградации.</w:t>
+      </w:r>
+    </w:p>
+    <w:p>
+      <w:pPr>
+        <w:spacing w:line="360" w:lineRule="auto"/>
+        <w:ind w:firstLine="709"/>
+        <w:jc w:val="both"/>
+        <w:rPr>
+          <w:rFonts w:ascii="Times New Roman" w:hAnsi="Times New Roman" w:cs="Times New Roman"/>
+          <w:sz w:val="28"/>
+          <w:szCs w:val="28"/>
+        </w:rPr>
+      </w:pPr>
+      <w:r>
+        <w:rPr>
+          <w:rFonts w:ascii="Times New Roman" w:hAnsi="Times New Roman" w:cs="Times New Roman"/>
+          <w:sz w:val="28"/>
+          <w:szCs w:val="28"/>
+        </w:rPr>
+        <w:t xml:space="preserve">Для тягового электротранспорта параметр </w:t>
+      </w:r>
+      <w:r>
+        <w:rPr>
+          <w:rFonts w:ascii="Times New Roman" w:hAnsi="Times New Roman" w:cs="Times New Roman"/>
+          <w:i/>
+          <w:iCs/>
+          <w:sz w:val="28"/>
+          <w:szCs w:val="28"/>
+        </w:rPr>
+        <w:t>SOF</w:t>
+      </w:r>
+      <w:r>
+        <w:rPr>
+          <w:rFonts w:ascii="Times New Roman" w:hAnsi="Times New Roman" w:cs="Times New Roman"/>
+          <w:sz w:val="28"/>
+          <w:szCs w:val="28"/>
+        </w:rPr>
+        <w:t xml:space="preserve"> особенно важен, поскольку именно он ограничивает</w:t>
+      </w:r>
+      <w:r>
+        <w:rPr>
+          <w:rFonts w:ascii="Times New Roman" w:hAnsi="Times New Roman" w:cs="Times New Roman"/>
+          <w:sz w:val="28"/>
+          <w:szCs w:val="28"/>
+        </w:rPr>
+        <w:t xml:space="preserve"> </w:t>
+      </w:r>
+      <w:r>
+        <w:rPr>
+          <w:rFonts w:ascii="Times New Roman" w:hAnsi="Times New Roman" w:cs="Times New Roman"/>
+          <w:sz w:val="28"/>
+          <w:szCs w:val="28"/>
+        </w:rPr>
+        <w:t>способность транспортного средства к ускорению,</w:t>
+      </w:r>
+      <w:r>
+        <w:rPr>
+          <w:rFonts w:ascii="Times New Roman" w:hAnsi="Times New Roman" w:cs="Times New Roman"/>
+          <w:sz w:val="28"/>
+          <w:szCs w:val="28"/>
+        </w:rPr>
+        <w:t xml:space="preserve"> </w:t>
+      </w:r>
+      <w:r>
+        <w:rPr>
+          <w:rFonts w:ascii="Times New Roman" w:hAnsi="Times New Roman" w:cs="Times New Roman"/>
+          <w:sz w:val="28"/>
+          <w:szCs w:val="28"/>
+        </w:rPr>
+        <w:t>поддержанию высокой тяговой мощности и эффективной рекуперации.</w:t>
+      </w:r>
+      <w:r>
+        <w:rPr>
+          <w:rFonts w:ascii="Times New Roman" w:hAnsi="Times New Roman" w:cs="Times New Roman"/>
+          <w:sz w:val="28"/>
+          <w:szCs w:val="28"/>
+        </w:rPr>
+        <w:t xml:space="preserve"> </w:t>
+      </w:r>
+      <w:r>
+        <w:rPr>
+          <w:rFonts w:ascii="Times New Roman" w:hAnsi="Times New Roman" w:cs="Times New Roman"/>
+          <w:sz w:val="28"/>
+          <w:szCs w:val="28"/>
+        </w:rPr>
+        <w:t>В ряде случаев батарея может сохранять приемлемый</w:t>
+      </w:r>
+      <w:r>
+        <w:rPr>
+          <w:rFonts w:ascii="Times New Roman" w:hAnsi="Times New Roman" w:cs="Times New Roman"/>
+          <w:sz w:val="28"/>
+          <w:szCs w:val="28"/>
+        </w:rPr>
+        <w:t xml:space="preserve"> </w:t>
+      </w:r>
+      <w:r>
+        <w:rPr>
+          <w:rFonts w:ascii="Times New Roman" w:hAnsi="Times New Roman" w:cs="Times New Roman"/>
+          <w:i/>
+          <w:iCs/>
+          <w:sz w:val="28"/>
+          <w:szCs w:val="28"/>
+          <w:lang w:val="en-US"/>
+        </w:rPr>
+        <w:t>SOF</w:t>
+      </w:r>
+      <w:r>
+        <w:rPr>
+          <w:rFonts w:ascii="Times New Roman" w:hAnsi="Times New Roman" w:cs="Times New Roman"/>
+          <w:sz w:val="28"/>
+          <w:szCs w:val="28"/>
+        </w:rPr>
+        <w:t xml:space="preserve"> </w:t>
+      </w:r>
+      <w:r>
+        <w:rPr>
+          <w:rFonts w:ascii="Times New Roman" w:hAnsi="Times New Roman" w:cs="Times New Roman"/>
+          <w:sz w:val="28"/>
+          <w:szCs w:val="28"/>
+        </w:rPr>
+        <w:t xml:space="preserve">из-за роста </w:t>
+      </w:r>
+      <w:proofErr w:type="spellStart"/>
+      <w:r>
+        <w:rPr>
+          <w:rFonts w:ascii="Times New Roman" w:hAnsi="Times New Roman" w:cs="Times New Roman"/>
+          <w:i/>
+          <w:iCs/>
+          <w:sz w:val="28"/>
+          <w:szCs w:val="28"/>
+          <w:lang w:val="en-US"/>
+        </w:rPr>
+        <w:t>R</w:t>
+      </w:r>
+      <w:r>
+        <w:rPr>
+          <w:rFonts w:ascii="Times New Roman" w:hAnsi="Times New Roman" w:cs="Times New Roman"/>
+          <w:i/>
+          <w:iCs/>
+          <w:sz w:val="28"/>
+          <w:szCs w:val="28"/>
+          <w:vertAlign w:val="subscript"/>
+          <w:lang w:val="en-US"/>
+        </w:rPr>
+        <w:t>ct</w:t>
+      </w:r>
+      <w:proofErr w:type="spellEnd"/>
+      <w:r>
+        <w:rPr>
+          <w:rFonts w:ascii="Times New Roman" w:hAnsi="Times New Roman" w:cs="Times New Roman"/>
+          <w:sz w:val="28"/>
+          <w:szCs w:val="28"/>
+        </w:rPr>
+        <w:t xml:space="preserve"> </w:t>
+      </w:r>
+      <w:r>
+        <w:rPr>
+          <w:rFonts w:ascii="Times New Roman" w:hAnsi="Times New Roman" w:cs="Times New Roman"/>
+          <w:sz w:val="28"/>
+          <w:szCs w:val="28"/>
+        </w:rPr>
+        <w:t>и общего импеданса.</w:t>
+      </w:r>
+      <w:r>
+        <w:rPr>
+          <w:rFonts w:ascii="Times New Roman" w:hAnsi="Times New Roman" w:cs="Times New Roman"/>
+          <w:sz w:val="28"/>
+          <w:szCs w:val="28"/>
+        </w:rPr>
+        <w:t xml:space="preserve"> </w:t>
+      </w:r>
+      <w:r>
+        <w:rPr>
+          <w:rFonts w:ascii="Times New Roman" w:hAnsi="Times New Roman" w:cs="Times New Roman"/>
+          <w:sz w:val="28"/>
+          <w:szCs w:val="28"/>
+        </w:rPr>
+        <w:t>Это является ещё одним аргументом в пользу импедансной диагностики как основы прогноза ресурса.</w:t>
+      </w:r>
+    </w:p>
+    <w:p>
+      <w:pPr>
+        <w:spacing w:line="360" w:lineRule="auto"/>
+        <w:ind w:firstLine="709"/>
+        <w:jc w:val="both"/>
+        <w:rPr>
+          <w:rFonts w:ascii="Times New Roman" w:hAnsi="Times New Roman" w:cs="Times New Roman"/>
+          <w:sz w:val="28"/>
+          <w:szCs w:val="28"/>
+        </w:rPr>
+      </w:pPr>
+    </w:p>
+    <w:p>
+      <w:pPr>
+        <w:spacing w:line="360" w:lineRule="auto"/>
+        <w:ind w:firstLine="709"/>
+        <w:jc w:val="both"/>
+        <w:rPr>
+          <w:rFonts w:ascii="Times New Roman" w:hAnsi="Times New Roman" w:cs="Times New Roman"/>
+          <w:b/>
+          <w:bCs/>
+          <w:sz w:val="28"/>
+          <w:szCs w:val="28"/>
+        </w:rPr>
+      </w:pPr>
+      <w:r>
+        <w:rPr>
+          <w:rFonts w:ascii="Times New Roman" w:hAnsi="Times New Roman" w:cs="Times New Roman"/>
+          <w:b/>
+          <w:bCs/>
+          <w:sz w:val="28"/>
+          <w:szCs w:val="28"/>
+        </w:rPr>
+        <w:t>1.3.4 Остаточный ресурс батареи</w:t>
+      </w:r>
+    </w:p>
+    <w:p>
+      <w:pPr>
+        <w:spacing w:line="360" w:lineRule="auto"/>
+        <w:ind w:firstLine="709"/>
+        <w:jc w:val="both"/>
+        <w:rPr>
+          <w:rFonts w:ascii="Times New Roman" w:hAnsi="Times New Roman" w:cs="Times New Roman"/>
+          <w:sz w:val="28"/>
+          <w:szCs w:val="28"/>
+        </w:rPr>
+      </w:pPr>
+    </w:p>
+    <w:p>
+      <w:pPr>
+        <w:spacing w:line="360" w:lineRule="auto"/>
+        <w:ind w:firstLine="709"/>
+        <w:jc w:val="both"/>
+        <w:rPr>
+          <w:rFonts w:ascii="Times New Roman" w:hAnsi="Times New Roman" w:cs="Times New Roman"/>
+          <w:sz w:val="28"/>
+          <w:szCs w:val="28"/>
+        </w:rPr>
+      </w:pPr>
+      <w:r>
+        <w:rPr>
+          <w:rFonts w:ascii="Times New Roman" w:hAnsi="Times New Roman" w:cs="Times New Roman"/>
+          <w:sz w:val="28"/>
+          <w:szCs w:val="28"/>
+        </w:rPr>
+        <w:t>Параметр</w:t>
+      </w:r>
+      <w:r>
+        <w:rPr>
+          <w:rFonts w:ascii="Times New Roman" w:hAnsi="Times New Roman" w:cs="Times New Roman"/>
+          <w:sz w:val="28"/>
+          <w:szCs w:val="28"/>
+        </w:rPr>
+        <w:t xml:space="preserve"> </w:t>
+      </w:r>
+      <w:r>
+        <w:rPr>
+          <w:rFonts w:ascii="Times New Roman" w:hAnsi="Times New Roman" w:cs="Times New Roman"/>
+          <w:i/>
+          <w:iCs/>
+          <w:sz w:val="28"/>
+          <w:szCs w:val="28"/>
+          <w:lang w:val="en-US"/>
+        </w:rPr>
+        <w:t>RUL</w:t>
+      </w:r>
+      <w:r>
+        <w:rPr>
+          <w:rFonts w:ascii="Times New Roman" w:hAnsi="Times New Roman" w:cs="Times New Roman"/>
+          <w:sz w:val="28"/>
+          <w:szCs w:val="28"/>
+        </w:rPr>
+        <w:t xml:space="preserve"> </w:t>
+      </w:r>
+      <w:r>
+        <w:rPr>
+          <w:rFonts w:ascii="Times New Roman" w:hAnsi="Times New Roman" w:cs="Times New Roman"/>
+          <w:sz w:val="28"/>
+          <w:szCs w:val="28"/>
+        </w:rPr>
+        <w:t>представляет собой оценку времени или числа циклов до достижения предельного</w:t>
+      </w:r>
+      <w:r>
+        <w:rPr>
+          <w:rFonts w:ascii="Times New Roman" w:hAnsi="Times New Roman" w:cs="Times New Roman"/>
+          <w:sz w:val="28"/>
+          <w:szCs w:val="28"/>
+        </w:rPr>
+        <w:t xml:space="preserve"> </w:t>
+      </w:r>
+      <w:r>
+        <w:rPr>
+          <w:rFonts w:ascii="Times New Roman" w:hAnsi="Times New Roman" w:cs="Times New Roman"/>
+          <w:sz w:val="28"/>
+          <w:szCs w:val="28"/>
+        </w:rPr>
+        <w:t>состояния аккумуляторной системы.</w:t>
+      </w:r>
+      <w:r>
+        <w:rPr>
+          <w:rFonts w:ascii="Times New Roman" w:hAnsi="Times New Roman" w:cs="Times New Roman"/>
+          <w:sz w:val="28"/>
+          <w:szCs w:val="28"/>
+        </w:rPr>
+        <w:t xml:space="preserve"> </w:t>
+      </w:r>
+      <w:r>
+        <w:rPr>
+          <w:rFonts w:ascii="Times New Roman" w:hAnsi="Times New Roman" w:cs="Times New Roman"/>
+          <w:sz w:val="28"/>
+          <w:szCs w:val="28"/>
+        </w:rPr>
+        <w:t xml:space="preserve">Если </w:t>
+      </w:r>
+      <w:proofErr w:type="spellStart"/>
+      <w:r>
+        <w:rPr>
+          <w:rFonts w:ascii="Times New Roman" w:hAnsi="Times New Roman" w:cs="Times New Roman"/>
+          <w:i/>
+          <w:iCs/>
+          <w:sz w:val="28"/>
+          <w:szCs w:val="28"/>
+          <w:lang w:val="en-US"/>
+        </w:rPr>
+        <w:t>N</w:t>
+      </w:r>
+      <w:r>
+        <w:rPr>
+          <w:rFonts w:ascii="Times New Roman" w:hAnsi="Times New Roman" w:cs="Times New Roman"/>
+          <w:i/>
+          <w:iCs/>
+          <w:sz w:val="28"/>
+          <w:szCs w:val="28"/>
+          <w:vertAlign w:val="subscript"/>
+          <w:lang w:val="en-US"/>
+        </w:rPr>
+        <w:t>crit</w:t>
+      </w:r>
+      <w:proofErr w:type="spellEnd"/>
+      <w:r>
+        <w:rPr>
+          <w:rFonts w:ascii="Times New Roman" w:hAnsi="Times New Roman" w:cs="Times New Roman"/>
+          <w:sz w:val="28"/>
+          <w:szCs w:val="28"/>
+        </w:rPr>
+        <w:t xml:space="preserve"> – </w:t>
+      </w:r>
+      <w:r>
+        <w:rPr>
+          <w:rFonts w:ascii="Times New Roman" w:hAnsi="Times New Roman" w:cs="Times New Roman"/>
+          <w:sz w:val="28"/>
+          <w:szCs w:val="28"/>
+        </w:rPr>
+        <w:t xml:space="preserve">число циклов, </w:t>
+      </w:r>
+      <w:r>
+        <w:rPr>
+          <w:rFonts w:ascii="Times New Roman" w:hAnsi="Times New Roman" w:cs="Times New Roman"/>
+          <w:sz w:val="28"/>
+          <w:szCs w:val="28"/>
+        </w:rPr>
+        <w:t>соответствующее достижению</w:t>
+      </w:r>
+      <w:r>
+        <w:rPr>
+          <w:rFonts w:ascii="Times New Roman" w:hAnsi="Times New Roman" w:cs="Times New Roman"/>
+          <w:sz w:val="28"/>
+          <w:szCs w:val="28"/>
+        </w:rPr>
+        <w:t xml:space="preserve"> </w:t>
+      </w:r>
+      <w:r>
+        <w:rPr>
+          <w:rFonts w:ascii="Times New Roman" w:hAnsi="Times New Roman" w:cs="Times New Roman"/>
+          <w:sz w:val="28"/>
+          <w:szCs w:val="28"/>
+        </w:rPr>
+        <w:t>граничного состояния, а</w:t>
+      </w:r>
+      <w:r>
+        <w:rPr>
+          <w:rFonts w:ascii="Times New Roman" w:hAnsi="Times New Roman" w:cs="Times New Roman"/>
+          <w:sz w:val="28"/>
+          <w:szCs w:val="28"/>
+        </w:rPr>
+        <w:t xml:space="preserve"> </w:t>
+      </w:r>
+      <w:proofErr w:type="spellStart"/>
+      <w:r>
+        <w:rPr>
+          <w:rFonts w:ascii="Times New Roman" w:hAnsi="Times New Roman" w:cs="Times New Roman"/>
+          <w:i/>
+          <w:iCs/>
+          <w:sz w:val="28"/>
+          <w:szCs w:val="28"/>
+          <w:lang w:val="en-US"/>
+        </w:rPr>
+        <w:t>N</w:t>
+      </w:r>
+      <w:r>
+        <w:rPr>
+          <w:rFonts w:ascii="Times New Roman" w:hAnsi="Times New Roman" w:cs="Times New Roman"/>
+          <w:i/>
+          <w:iCs/>
+          <w:sz w:val="28"/>
+          <w:szCs w:val="28"/>
+          <w:vertAlign w:val="subscript"/>
+          <w:lang w:val="en-US"/>
+        </w:rPr>
+        <w:t>cur</w:t>
+      </w:r>
+      <w:proofErr w:type="spellEnd"/>
+      <w:r>
+        <w:rPr>
+          <w:rFonts w:ascii="Times New Roman" w:hAnsi="Times New Roman" w:cs="Times New Roman"/>
+          <w:sz w:val="28"/>
+          <w:szCs w:val="28"/>
+        </w:rPr>
+        <w:t xml:space="preserve"> – </w:t>
+      </w:r>
+      <w:r>
+        <w:rPr>
+          <w:rFonts w:ascii="Times New Roman" w:hAnsi="Times New Roman" w:cs="Times New Roman"/>
+          <w:sz w:val="28"/>
+          <w:szCs w:val="28"/>
+        </w:rPr>
+        <w:t>текущее число циклов, то в простейшем виде:</w:t>
+      </w:r>
+    </w:p>
+    <w:p>
+      <w:pPr>
+        <w:spacing w:line="360" w:lineRule="auto"/>
+        <w:ind w:firstLine="709"/>
+        <w:jc w:val="both"/>
+        <w:rPr>
+          <w:rFonts w:ascii="Times New Roman" w:hAnsi="Times New Roman" w:cs="Times New Roman"/>
+          <w:sz w:val="28"/>
+          <w:szCs w:val="28"/>
+        </w:rPr>
+      </w:pPr>
+    </w:p>
+    <w:p>
+      <w:pPr>
+        <w:spacing w:line="360" w:lineRule="auto"/>
+        <w:ind w:firstLine="709"/>
+        <w:jc w:val="both"/>
+        <w:rPr>
+          <w:rFonts w:ascii="Times New Roman" w:hAnsi="Times New Roman" w:cs="Times New Roman"/>
+          <w:sz w:val="28"/>
+          <w:szCs w:val="28"/>
+          <w:lang w:val="en-US"/>
+        </w:rPr>
+      </w:pPr>
+      <w:r>
+        <w:rPr>
+          <w:rFonts w:ascii="Times New Roman" w:hAnsi="Times New Roman" w:cs="Times New Roman"/>
+          <w:position w:val="-12"/>
+          <w:sz w:val="28"/>
+          <w:szCs w:val="28"/>
+        </w:rPr>
+        <w:object w:dxaOrig="1780" w:dyaOrig="360" w14:anchorId="5EF1CD4E">
+          <v:shape id="_x0000_i1102" type="#_x0000_t75" style="width:89.3pt;height:17.85pt" o:ole="">
+            <v:imagedata r:id="rId71" o:title=""/>
+          </v:shape>
+          <o:OLEObject Type="Embed" ProgID="Equation.DSMT4" ShapeID="_x0000_i1102" DrawAspect="Content" ObjectID="_1835772937" r:id="rId72"/>
+        </w:object>
+      </w:r>
+    </w:p>
+    <w:p>
+      <w:pPr>
+        <w:spacing w:line="360" w:lineRule="auto"/>
+        <w:ind w:firstLine="709"/>
+        <w:jc w:val="both"/>
+        <w:rPr>
+          <w:rFonts w:ascii="Times New Roman" w:hAnsi="Times New Roman" w:cs="Times New Roman"/>
+          <w:sz w:val="28"/>
+          <w:szCs w:val="28"/>
+          <w:lang w:val="en-US"/>
+        </w:rPr>
+      </w:pPr>
+    </w:p>
+    <w:p>
+      <w:pPr>
+        <w:spacing w:line="360" w:lineRule="auto"/>
+        <w:ind w:firstLine="709"/>
+        <w:jc w:val="both"/>
+        <w:rPr>
+          <w:rFonts w:ascii="Times New Roman" w:hAnsi="Times New Roman" w:cs="Times New Roman"/>
+          <w:sz w:val="28"/>
+          <w:szCs w:val="28"/>
+        </w:rPr>
+      </w:pPr>
+      <w:r>
+        <w:rPr>
+          <w:rFonts w:ascii="Times New Roman" w:hAnsi="Times New Roman" w:cs="Times New Roman"/>
+          <w:sz w:val="28"/>
+          <w:szCs w:val="28"/>
+        </w:rPr>
+        <w:t>Однако практическая сложность состоит в том, что</w:t>
+      </w:r>
+      <w:r>
+        <w:rPr>
+          <w:rFonts w:ascii="Times New Roman" w:hAnsi="Times New Roman" w:cs="Times New Roman"/>
+          <w:sz w:val="28"/>
+          <w:szCs w:val="28"/>
+        </w:rPr>
+        <w:t xml:space="preserve"> </w:t>
+      </w:r>
+      <w:proofErr w:type="spellStart"/>
+      <w:r>
+        <w:rPr>
+          <w:rFonts w:ascii="Times New Roman" w:hAnsi="Times New Roman" w:cs="Times New Roman"/>
+          <w:i/>
+          <w:iCs/>
+          <w:sz w:val="28"/>
+          <w:szCs w:val="28"/>
+          <w:lang w:val="en-US"/>
+        </w:rPr>
+        <w:t>N</w:t>
+      </w:r>
+      <w:r>
+        <w:rPr>
+          <w:rFonts w:ascii="Times New Roman" w:hAnsi="Times New Roman" w:cs="Times New Roman"/>
+          <w:i/>
+          <w:iCs/>
+          <w:sz w:val="28"/>
+          <w:szCs w:val="28"/>
+          <w:vertAlign w:val="subscript"/>
+          <w:lang w:val="en-US"/>
+        </w:rPr>
+        <w:t>crit</w:t>
+      </w:r>
+      <w:proofErr w:type="spellEnd"/>
+      <w:r>
+        <w:rPr>
+          <w:rFonts w:ascii="Times New Roman" w:hAnsi="Times New Roman" w:cs="Times New Roman"/>
+          <w:sz w:val="28"/>
+          <w:szCs w:val="28"/>
+        </w:rPr>
+        <w:t xml:space="preserve"> </w:t>
+      </w:r>
+      <w:r>
+        <w:rPr>
+          <w:rFonts w:ascii="Times New Roman" w:hAnsi="Times New Roman" w:cs="Times New Roman"/>
+          <w:sz w:val="28"/>
+          <w:szCs w:val="28"/>
+        </w:rPr>
+        <w:t>заранее неизвестно.</w:t>
+      </w:r>
+      <w:r>
+        <w:rPr>
+          <w:rFonts w:ascii="Times New Roman" w:hAnsi="Times New Roman" w:cs="Times New Roman"/>
+          <w:sz w:val="28"/>
+          <w:szCs w:val="28"/>
+        </w:rPr>
+        <w:t xml:space="preserve"> </w:t>
+      </w:r>
+      <w:r>
+        <w:rPr>
+          <w:rFonts w:ascii="Times New Roman" w:hAnsi="Times New Roman" w:cs="Times New Roman"/>
+          <w:sz w:val="28"/>
+          <w:szCs w:val="28"/>
+        </w:rPr>
+        <w:t xml:space="preserve">Его необходимо прогнозировать по текущей </w:t>
+      </w:r>
+      <w:proofErr w:type="spellStart"/>
+      <w:r>
+        <w:rPr>
+          <w:rFonts w:ascii="Times New Roman" w:hAnsi="Times New Roman" w:cs="Times New Roman"/>
+          <w:sz w:val="28"/>
+          <w:szCs w:val="28"/>
+        </w:rPr>
+        <w:t>деградационной</w:t>
+      </w:r>
+      <w:proofErr w:type="spellEnd"/>
+      <w:r>
+        <w:rPr>
+          <w:rFonts w:ascii="Times New Roman" w:hAnsi="Times New Roman" w:cs="Times New Roman"/>
+          <w:sz w:val="28"/>
+          <w:szCs w:val="28"/>
+        </w:rPr>
+        <w:t xml:space="preserve"> траектории.</w:t>
+      </w:r>
+      <w:r>
+        <w:rPr>
+          <w:rFonts w:ascii="Times New Roman" w:hAnsi="Times New Roman" w:cs="Times New Roman"/>
+          <w:sz w:val="28"/>
+          <w:szCs w:val="28"/>
+        </w:rPr>
+        <w:t xml:space="preserve"> </w:t>
+      </w:r>
+      <w:r>
+        <w:rPr>
+          <w:rFonts w:ascii="Times New Roman" w:hAnsi="Times New Roman" w:cs="Times New Roman"/>
+          <w:sz w:val="28"/>
+          <w:szCs w:val="28"/>
+        </w:rPr>
+        <w:t>Если состояние батареи описывается через</w:t>
+      </w:r>
+      <w:r>
+        <w:rPr>
+          <w:rFonts w:ascii="Times New Roman" w:hAnsi="Times New Roman" w:cs="Times New Roman"/>
+          <w:sz w:val="28"/>
+          <w:szCs w:val="28"/>
+        </w:rPr>
+        <w:t xml:space="preserve"> </w:t>
+      </w:r>
+      <w:r>
+        <w:rPr>
+          <w:rFonts w:ascii="Times New Roman" w:hAnsi="Times New Roman" w:cs="Times New Roman"/>
+          <w:sz w:val="28"/>
+          <w:szCs w:val="28"/>
+          <w:lang w:val="en-US"/>
+        </w:rPr>
+        <w:t>SOH</w:t>
+      </w:r>
+      <w:r>
+        <w:rPr>
+          <w:rFonts w:ascii="Times New Roman" w:hAnsi="Times New Roman" w:cs="Times New Roman"/>
+          <w:sz w:val="28"/>
+          <w:szCs w:val="28"/>
+        </w:rPr>
+        <w:t>(</w:t>
+      </w:r>
+      <w:r>
+        <w:rPr>
+          <w:rFonts w:ascii="Times New Roman" w:hAnsi="Times New Roman" w:cs="Times New Roman"/>
+          <w:sz w:val="28"/>
+          <w:szCs w:val="28"/>
+          <w:lang w:val="en-US"/>
+        </w:rPr>
+        <w:t>N</w:t>
+      </w:r>
+      <w:r>
+        <w:rPr>
+          <w:rFonts w:ascii="Times New Roman" w:hAnsi="Times New Roman" w:cs="Times New Roman"/>
+          <w:sz w:val="28"/>
+          <w:szCs w:val="28"/>
+        </w:rPr>
+        <w:t>)</w:t>
+      </w:r>
+      <w:r>
+        <w:rPr>
+          <w:rFonts w:ascii="Times New Roman" w:hAnsi="Times New Roman" w:cs="Times New Roman"/>
+          <w:sz w:val="28"/>
+          <w:szCs w:val="28"/>
+        </w:rPr>
+        <w:t>,</w:t>
+      </w:r>
+      <w:r>
+        <w:rPr>
+          <w:rFonts w:ascii="Times New Roman" w:hAnsi="Times New Roman" w:cs="Times New Roman"/>
+          <w:sz w:val="28"/>
+          <w:szCs w:val="28"/>
+        </w:rPr>
+        <w:t xml:space="preserve"> </w:t>
+      </w:r>
+      <w:r>
+        <w:rPr>
+          <w:rFonts w:ascii="Times New Roman" w:hAnsi="Times New Roman" w:cs="Times New Roman"/>
+          <w:sz w:val="28"/>
+          <w:szCs w:val="28"/>
+        </w:rPr>
+        <w:t>то предельное состояние обычно связывается с условием</w:t>
+      </w:r>
+      <w:r>
+        <w:rPr>
+          <w:rFonts w:ascii="Times New Roman" w:hAnsi="Times New Roman" w:cs="Times New Roman"/>
+          <w:sz w:val="28"/>
+          <w:szCs w:val="28"/>
+        </w:rPr>
+        <w:t>:</w:t>
+      </w:r>
+    </w:p>
+    <w:p>
+      <w:pPr>
+        <w:spacing w:line="360" w:lineRule="auto"/>
+        <w:ind w:firstLine="709"/>
+        <w:jc w:val="both"/>
+        <w:rPr>
+          <w:rFonts w:ascii="Times New Roman" w:hAnsi="Times New Roman" w:cs="Times New Roman"/>
+          <w:sz w:val="28"/>
+          <w:szCs w:val="28"/>
+        </w:rPr>
+      </w:pPr>
+    </w:p>
+    <w:p>
+      <w:pPr>
+        <w:spacing w:line="360" w:lineRule="auto"/>
+        <w:ind w:firstLine="709"/>
+        <w:jc w:val="both"/>
+        <w:rPr>
+          <w:rFonts w:ascii="Times New Roman" w:hAnsi="Times New Roman" w:cs="Times New Roman"/>
+          <w:sz w:val="28"/>
+          <w:szCs w:val="28"/>
+          <w:lang w:val="en-US"/>
+        </w:rPr>
+      </w:pPr>
+      <w:r>
+        <w:rPr>
+          <w:rFonts w:ascii="Times New Roman" w:hAnsi="Times New Roman" w:cs="Times New Roman"/>
+          <w:position w:val="-12"/>
+          <w:sz w:val="28"/>
+          <w:szCs w:val="28"/>
+        </w:rPr>
+        <w:object w:dxaOrig="2079" w:dyaOrig="360" w14:anchorId="38F56FC8">
+          <v:shape id="_x0000_i1105" type="#_x0000_t75" style="width:103.7pt;height:17.85pt" o:ole="">
+            <v:imagedata r:id="rId73" o:title=""/>
+          </v:shape>
+          <o:OLEObject Type="Embed" ProgID="Equation.DSMT4" ShapeID="_x0000_i1105" DrawAspect="Content" ObjectID="_1835772938" r:id="rId74"/>
+        </w:object>
+      </w:r>
+    </w:p>
+    <w:p>
+      <w:pPr>
+        <w:spacing w:line="360" w:lineRule="auto"/>
+        <w:ind w:firstLine="709"/>
+        <w:jc w:val="both"/>
+        <w:rPr>
+          <w:rFonts w:ascii="Times New Roman" w:hAnsi="Times New Roman" w:cs="Times New Roman"/>
+          <w:sz w:val="28"/>
+          <w:szCs w:val="28"/>
+          <w:lang w:val="en-US"/>
+        </w:rPr>
+      </w:pPr>
+    </w:p>
+    <w:p>
+      <w:pPr>
+        <w:spacing w:line="360" w:lineRule="auto"/>
+        <w:ind w:firstLine="709"/>
+        <w:jc w:val="both"/>
+        <w:rPr>
+          <w:rFonts w:ascii="Times New Roman" w:hAnsi="Times New Roman" w:cs="Times New Roman"/>
+          <w:sz w:val="28"/>
+          <w:szCs w:val="28"/>
+          <w:lang w:val="en-US"/>
+        </w:rPr>
+      </w:pPr>
+      <w:r>
+        <w:rPr>
+          <w:rFonts w:ascii="Times New Roman" w:hAnsi="Times New Roman" w:cs="Times New Roman"/>
+          <w:sz w:val="28"/>
+          <w:szCs w:val="28"/>
+        </w:rPr>
+        <w:t xml:space="preserve">Наиболее распространённым инженерным критерием является </w:t>
+      </w:r>
+      <w:r>
+        <w:rPr>
+          <w:rFonts w:ascii="Times New Roman" w:hAnsi="Times New Roman" w:cs="Times New Roman"/>
+          <w:sz w:val="28"/>
+          <w:szCs w:val="28"/>
+          <w:highlight w:val="yellow"/>
+        </w:rPr>
+        <w:t>уровень</w:t>
+      </w:r>
+    </w:p>
+    <w:p>
+      <w:pPr>
+        <w:spacing w:line="360" w:lineRule="auto"/>
+        <w:ind w:firstLine="709"/>
+        <w:jc w:val="both"/>
+        <w:rPr>
+          <w:rFonts w:ascii="Times New Roman" w:hAnsi="Times New Roman" w:cs="Times New Roman"/>
+          <w:sz w:val="28"/>
+          <w:szCs w:val="28"/>
+          <w:lang w:val="en-US"/>
+        </w:rPr>
+      </w:pPr>
+    </w:p>
+    <w:p>
+      <w:pPr>
+        <w:spacing w:line="360" w:lineRule="auto"/>
+        <w:ind w:firstLine="709"/>
+        <w:jc w:val="both"/>
+        <w:rPr>
+          <w:rFonts w:ascii="Times New Roman" w:hAnsi="Times New Roman" w:cs="Times New Roman"/>
+          <w:sz w:val="28"/>
+          <w:szCs w:val="28"/>
+          <w:lang w:val="en-US"/>
+        </w:rPr>
+      </w:pPr>
+      <w:r>
+        <w:rPr>
+          <w:rFonts w:ascii="Times New Roman" w:hAnsi="Times New Roman" w:cs="Times New Roman"/>
+          <w:position w:val="-12"/>
+          <w:sz w:val="28"/>
+          <w:szCs w:val="28"/>
+          <w:lang w:val="en-US"/>
+        </w:rPr>
+        <w:object w:dxaOrig="1460" w:dyaOrig="360" w14:anchorId="3AA6288C">
+          <v:shape id="_x0000_i1108" type="#_x0000_t75" style="width:73.15pt;height:17.85pt" o:ole="">
+            <v:imagedata r:id="rId75" o:title=""/>
+          </v:shape>
+          <o:OLEObject Type="Embed" ProgID="Equation.DSMT4" ShapeID="_x0000_i1108" DrawAspect="Content" ObjectID="_1835772939" r:id="rId76"/>
+        </w:object>
+      </w:r>
+    </w:p>
+    <w:p>
+      <w:pPr>
+        <w:spacing w:line="360" w:lineRule="auto"/>
+        <w:ind w:firstLine="709"/>
+        <w:jc w:val="both"/>
+        <w:rPr>
+          <w:rFonts w:ascii="Times New Roman" w:hAnsi="Times New Roman" w:cs="Times New Roman"/>
+          <w:sz w:val="28"/>
+          <w:szCs w:val="28"/>
+          <w:lang w:val="en-US"/>
+        </w:rPr>
+      </w:pPr>
+    </w:p>
+    <w:p>
+      <w:pPr>
+        <w:spacing w:line="360" w:lineRule="auto"/>
+        <w:ind w:firstLine="709"/>
+        <w:jc w:val="both"/>
+        <w:rPr>
+          <w:rFonts w:ascii="Times New Roman" w:hAnsi="Times New Roman" w:cs="Times New Roman"/>
+          <w:sz w:val="28"/>
+          <w:szCs w:val="28"/>
+        </w:rPr>
+      </w:pPr>
+      <w:r>
+        <w:rPr>
+          <w:rFonts w:ascii="Times New Roman" w:hAnsi="Times New Roman" w:cs="Times New Roman"/>
+          <w:sz w:val="28"/>
+          <w:szCs w:val="28"/>
+        </w:rPr>
+        <w:t>Этот порог принят потому, что при дальнейшем снижении ёмкости и одновременном росте</w:t>
+      </w:r>
+      <w:r>
+        <w:rPr>
+          <w:rFonts w:ascii="Times New Roman" w:hAnsi="Times New Roman" w:cs="Times New Roman"/>
+          <w:sz w:val="28"/>
+          <w:szCs w:val="28"/>
+        </w:rPr>
+        <w:t xml:space="preserve"> </w:t>
+      </w:r>
+      <w:r>
+        <w:rPr>
+          <w:rFonts w:ascii="Times New Roman" w:hAnsi="Times New Roman" w:cs="Times New Roman"/>
+          <w:sz w:val="28"/>
+          <w:szCs w:val="28"/>
+        </w:rPr>
+        <w:t>внутреннего сопротивления батарея обычно перестаёт удовлетворять требованиям по дальности</w:t>
+      </w:r>
+      <w:r>
+        <w:rPr>
+          <w:rFonts w:ascii="Times New Roman" w:hAnsi="Times New Roman" w:cs="Times New Roman"/>
+          <w:sz w:val="28"/>
+          <w:szCs w:val="28"/>
+        </w:rPr>
+        <w:t xml:space="preserve"> </w:t>
+      </w:r>
+      <w:r>
+        <w:rPr>
+          <w:rFonts w:ascii="Times New Roman" w:hAnsi="Times New Roman" w:cs="Times New Roman"/>
+          <w:sz w:val="28"/>
+          <w:szCs w:val="28"/>
+          <w:highlight w:val="green"/>
+        </w:rPr>
+        <w:t>хода</w:t>
+      </w:r>
+      <w:r>
+        <w:rPr>
+          <w:rFonts w:ascii="Times New Roman" w:hAnsi="Times New Roman" w:cs="Times New Roman"/>
+          <w:sz w:val="28"/>
+          <w:szCs w:val="28"/>
+        </w:rPr>
+        <w:t>,</w:t>
+      </w:r>
+      <w:r>
+        <w:rPr>
+          <w:rFonts w:ascii="Times New Roman" w:hAnsi="Times New Roman" w:cs="Times New Roman"/>
+          <w:sz w:val="28"/>
+          <w:szCs w:val="28"/>
+        </w:rPr>
+        <w:t xml:space="preserve"> </w:t>
+      </w:r>
+      <w:r>
+        <w:rPr>
+          <w:rFonts w:ascii="Times New Roman" w:hAnsi="Times New Roman" w:cs="Times New Roman"/>
+          <w:sz w:val="28"/>
+          <w:szCs w:val="28"/>
+        </w:rPr>
+        <w:t>мощности и тепловой устойчивости.</w:t>
+      </w:r>
+    </w:p>
+    <w:p>
+      <w:pPr>
+        <w:spacing w:line="360" w:lineRule="auto"/>
+        <w:ind w:firstLine="709"/>
+        <w:jc w:val="both"/>
+        <w:rPr>
+          <w:rFonts w:ascii="Times New Roman" w:hAnsi="Times New Roman" w:cs="Times New Roman"/>
+          <w:sz w:val="28"/>
+          <w:szCs w:val="28"/>
+        </w:rPr>
+      </w:pPr>
+      <w:r>
+        <w:rPr>
+          <w:rFonts w:ascii="Times New Roman" w:hAnsi="Times New Roman" w:cs="Times New Roman"/>
+          <w:sz w:val="28"/>
+          <w:szCs w:val="28"/>
+        </w:rPr>
+        <w:t xml:space="preserve">Если же в качестве базового </w:t>
+      </w:r>
+      <w:proofErr w:type="spellStart"/>
+      <w:r>
+        <w:rPr>
+          <w:rFonts w:ascii="Times New Roman" w:hAnsi="Times New Roman" w:cs="Times New Roman"/>
+          <w:sz w:val="28"/>
+          <w:szCs w:val="28"/>
+        </w:rPr>
+        <w:t>деградационного</w:t>
+      </w:r>
+      <w:proofErr w:type="spellEnd"/>
+      <w:r>
+        <w:rPr>
+          <w:rFonts w:ascii="Times New Roman" w:hAnsi="Times New Roman" w:cs="Times New Roman"/>
+          <w:sz w:val="28"/>
+          <w:szCs w:val="28"/>
+        </w:rPr>
+        <w:t xml:space="preserve"> параметра используется сопротивление переноса заряда, то возможна альтернативная постановка:</w:t>
+      </w:r>
+    </w:p>
+    <w:p>
+      <w:pPr>
+        <w:spacing w:line="360" w:lineRule="auto"/>
+        <w:ind w:firstLine="709"/>
+        <w:jc w:val="both"/>
+        <w:rPr>
+          <w:rFonts w:ascii="Times New Roman" w:hAnsi="Times New Roman" w:cs="Times New Roman"/>
+          <w:sz w:val="28"/>
+          <w:szCs w:val="28"/>
+        </w:rPr>
+      </w:pPr>
+    </w:p>
+    <w:p>
+      <w:pPr>
+        <w:spacing w:line="360" w:lineRule="auto"/>
+        <w:ind w:firstLine="709"/>
+        <w:jc w:val="both"/>
+        <w:rPr>
+          <w:rFonts w:ascii="Times New Roman" w:hAnsi="Times New Roman" w:cs="Times New Roman"/>
+          <w:sz w:val="28"/>
+          <w:szCs w:val="28"/>
+          <w:lang w:val="en-US"/>
+        </w:rPr>
+      </w:pPr>
+      <w:r>
+        <w:rPr>
+          <w:rFonts w:ascii="Times New Roman" w:hAnsi="Times New Roman" w:cs="Times New Roman"/>
+          <w:position w:val="-30"/>
+          <w:sz w:val="28"/>
+          <w:szCs w:val="28"/>
+        </w:rPr>
+        <w:object w:dxaOrig="2060" w:dyaOrig="700" w14:anchorId="5BCDF34D">
+          <v:shape id="_x0000_i1111" type="#_x0000_t75" style="width:103.1pt;height:35.15pt" o:ole="">
+            <v:imagedata r:id="rId77" o:title=""/>
+          </v:shape>
+          <o:OLEObject Type="Embed" ProgID="Equation.DSMT4" ShapeID="_x0000_i1111" DrawAspect="Content" ObjectID="_1835772940" r:id="rId78"/>
+        </w:object>
+      </w:r>
+    </w:p>
+    <w:p>
+      <w:pPr>
+        <w:spacing w:line="360" w:lineRule="auto"/>
+        <w:ind w:firstLine="709"/>
+        <w:jc w:val="both"/>
+        <w:rPr>
+          <w:rFonts w:ascii="Times New Roman" w:hAnsi="Times New Roman" w:cs="Times New Roman"/>
+          <w:sz w:val="28"/>
+          <w:szCs w:val="28"/>
+          <w:lang w:val="en-US"/>
+        </w:rPr>
+      </w:pPr>
+    </w:p>
+    <w:p>
+      <w:pPr>
+        <w:spacing w:line="360" w:lineRule="auto"/>
+        <w:ind w:firstLine="709"/>
+        <w:jc w:val="both"/>
+        <w:rPr>
+          <w:rFonts w:ascii="Times New Roman" w:hAnsi="Times New Roman" w:cs="Times New Roman"/>
+          <w:sz w:val="28"/>
+          <w:szCs w:val="28"/>
+          <w:lang w:val="en-US"/>
+        </w:rPr>
+      </w:pPr>
+      <w:r>
+        <w:rPr>
+          <w:rFonts w:ascii="Times New Roman" w:hAnsi="Times New Roman" w:cs="Times New Roman"/>
+          <w:sz w:val="28"/>
+          <w:szCs w:val="28"/>
+        </w:rPr>
+        <w:t>которая справедлива при локально линейной аппроксимации роста</w:t>
+      </w:r>
+      <w:r>
+        <w:rPr>
+          <w:rFonts w:ascii="Times New Roman" w:hAnsi="Times New Roman" w:cs="Times New Roman"/>
+          <w:sz w:val="28"/>
+          <w:szCs w:val="28"/>
+        </w:rPr>
+        <w:t xml:space="preserve"> </w:t>
+      </w:r>
+      <w:proofErr w:type="spellStart"/>
+      <w:r>
+        <w:rPr>
+          <w:rFonts w:ascii="Times New Roman" w:hAnsi="Times New Roman" w:cs="Times New Roman"/>
+          <w:i/>
+          <w:iCs/>
+          <w:sz w:val="28"/>
+          <w:szCs w:val="28"/>
+          <w:lang w:val="en-US"/>
+        </w:rPr>
+        <w:t>R</w:t>
+      </w:r>
+      <w:r>
+        <w:rPr>
+          <w:rFonts w:ascii="Times New Roman" w:hAnsi="Times New Roman" w:cs="Times New Roman"/>
+          <w:i/>
+          <w:iCs/>
+          <w:sz w:val="28"/>
+          <w:szCs w:val="28"/>
+          <w:vertAlign w:val="subscript"/>
+          <w:lang w:val="en-US"/>
+        </w:rPr>
+        <w:t>ct</w:t>
+      </w:r>
+      <w:proofErr w:type="spellEnd"/>
+      <w:r>
+        <w:rPr>
+          <w:rFonts w:ascii="Times New Roman" w:hAnsi="Times New Roman" w:cs="Times New Roman"/>
+          <w:sz w:val="28"/>
+          <w:szCs w:val="28"/>
+        </w:rPr>
+        <w:t xml:space="preserve">. </w:t>
+      </w:r>
+      <w:r>
+        <w:rPr>
+          <w:rFonts w:ascii="Times New Roman" w:hAnsi="Times New Roman" w:cs="Times New Roman"/>
+          <w:sz w:val="28"/>
+          <w:szCs w:val="28"/>
+        </w:rPr>
+        <w:t>В более общем нелинейном</w:t>
+      </w:r>
+      <w:r>
+        <w:rPr>
+          <w:rFonts w:ascii="Times New Roman" w:hAnsi="Times New Roman" w:cs="Times New Roman"/>
+          <w:sz w:val="28"/>
+          <w:szCs w:val="28"/>
+          <w:lang w:val="en-US"/>
+        </w:rPr>
+        <w:t xml:space="preserve"> </w:t>
+      </w:r>
+      <w:r>
+        <w:rPr>
+          <w:rFonts w:ascii="Times New Roman" w:hAnsi="Times New Roman" w:cs="Times New Roman"/>
+          <w:sz w:val="28"/>
+          <w:szCs w:val="28"/>
+        </w:rPr>
+        <w:t>случае следует использовать интегральную форму</w:t>
+      </w:r>
+    </w:p>
+    <w:p>
+      <w:pPr>
+        <w:spacing w:line="360" w:lineRule="auto"/>
+        <w:ind w:firstLine="709"/>
+        <w:jc w:val="both"/>
+        <w:rPr>
+          <w:rFonts w:ascii="Times New Roman" w:hAnsi="Times New Roman" w:cs="Times New Roman"/>
+          <w:sz w:val="28"/>
+          <w:szCs w:val="28"/>
+          <w:lang w:val="en-US"/>
+        </w:rPr>
+      </w:pPr>
+    </w:p>
+    <w:p>
+      <w:pPr>
+        <w:spacing w:line="360" w:lineRule="auto"/>
+        <w:ind w:firstLine="709"/>
+        <w:jc w:val="both"/>
+        <w:rPr>
+          <w:lang w:val="en-US"/>
+        </w:rPr>
+      </w:pPr>
+      <w:r>
+        <w:rPr>
+          <w:rFonts w:ascii="Times New Roman" w:hAnsi="Times New Roman" w:cs="Times New Roman"/>
+          <w:position w:val="-30"/>
+          <w:sz w:val="28"/>
+          <w:szCs w:val="28"/>
+          <w:lang w:val="en-US"/>
+        </w:rPr>
+        <w:object w:dxaOrig="2140" w:dyaOrig="680" w14:anchorId="26476E25">
+          <v:shape id="_x0000_i1114" type="#_x0000_t75" style="width:107.15pt;height:34pt" o:ole="">
+            <v:imagedata r:id="rId79" o:title=""/>
+          </v:shape>
+          <o:OLEObject Type="Embed" ProgID="Equation.DSMT4" ShapeID="_x0000_i1114" DrawAspect="Content" ObjectID="_1835772941" r:id="rId80"/>
+        </w:object>
+      </w:r>
+      <w:r>
+        <w:t xml:space="preserve"> </w:t>
+      </w:r>
+    </w:p>
+    <w:p>
+      <w:pPr>
+        <w:spacing w:line="360" w:lineRule="auto"/>
+        <w:ind w:firstLine="709"/>
+        <w:jc w:val="both"/>
+        <w:rPr>
+          <w:rFonts w:ascii="Times New Roman" w:hAnsi="Times New Roman" w:cs="Times New Roman"/>
+          <w:sz w:val="28"/>
+          <w:szCs w:val="28"/>
+          <w:lang w:val="en-US"/>
+        </w:rPr>
+      </w:pPr>
+      <w:r>
+        <w:rPr>
+          <w:rFonts w:ascii="Times New Roman" w:hAnsi="Times New Roman" w:cs="Times New Roman"/>
+          <w:sz w:val="28"/>
+          <w:szCs w:val="28"/>
+        </w:rPr>
+        <w:t xml:space="preserve">Происхождение этих формул очевидно из теории </w:t>
+      </w:r>
+      <w:proofErr w:type="spellStart"/>
+      <w:r>
+        <w:rPr>
+          <w:rFonts w:ascii="Times New Roman" w:hAnsi="Times New Roman" w:cs="Times New Roman"/>
+          <w:sz w:val="28"/>
+          <w:szCs w:val="28"/>
+        </w:rPr>
+        <w:t>деградационных</w:t>
+      </w:r>
+      <w:proofErr w:type="spellEnd"/>
+      <w:r>
+        <w:rPr>
+          <w:rFonts w:ascii="Times New Roman" w:hAnsi="Times New Roman" w:cs="Times New Roman"/>
+          <w:sz w:val="28"/>
+          <w:szCs w:val="28"/>
+        </w:rPr>
+        <w:t xml:space="preserve"> процессов: остаточный ресурс равен расстоянию по </w:t>
+      </w:r>
+      <w:proofErr w:type="spellStart"/>
+      <w:r>
+        <w:rPr>
+          <w:rFonts w:ascii="Times New Roman" w:hAnsi="Times New Roman" w:cs="Times New Roman"/>
+          <w:sz w:val="28"/>
+          <w:szCs w:val="28"/>
+        </w:rPr>
+        <w:t>деградационной</w:t>
+      </w:r>
+      <w:proofErr w:type="spellEnd"/>
+      <w:r>
+        <w:rPr>
+          <w:rFonts w:ascii="Times New Roman" w:hAnsi="Times New Roman" w:cs="Times New Roman"/>
+          <w:sz w:val="28"/>
+          <w:szCs w:val="28"/>
+        </w:rPr>
+        <w:t xml:space="preserve"> координате до предельного состояния, делённому на скорость накопления повреждения. </w:t>
+      </w:r>
+      <w:r>
+        <w:rPr>
+          <w:rFonts w:ascii="Times New Roman" w:hAnsi="Times New Roman" w:cs="Times New Roman"/>
+          <w:sz w:val="28"/>
+          <w:szCs w:val="28"/>
+        </w:rPr>
+        <w:lastRenderedPageBreak/>
+        <w:t>Именно такой переход от текущего состояния к скорости деградации и</w:t>
+      </w:r>
+      <w:r>
+        <w:rPr>
+          <w:rFonts w:ascii="Times New Roman" w:hAnsi="Times New Roman" w:cs="Times New Roman"/>
+          <w:sz w:val="28"/>
+          <w:szCs w:val="28"/>
+        </w:rPr>
+        <w:t xml:space="preserve"> </w:t>
+      </w:r>
+      <w:r>
+        <w:rPr>
+          <w:rFonts w:ascii="Times New Roman" w:hAnsi="Times New Roman" w:cs="Times New Roman"/>
+          <w:sz w:val="28"/>
+          <w:szCs w:val="28"/>
+        </w:rPr>
+        <w:t>далее к</w:t>
+      </w:r>
+      <w:r>
+        <w:rPr>
+          <w:rFonts w:ascii="Times New Roman" w:hAnsi="Times New Roman" w:cs="Times New Roman"/>
+          <w:sz w:val="28"/>
+          <w:szCs w:val="28"/>
+        </w:rPr>
+        <w:t xml:space="preserve"> </w:t>
+      </w:r>
+      <w:r>
+        <w:rPr>
+          <w:rFonts w:ascii="Times New Roman" w:hAnsi="Times New Roman" w:cs="Times New Roman"/>
+          <w:i/>
+          <w:iCs/>
+          <w:sz w:val="28"/>
+          <w:szCs w:val="28"/>
+          <w:lang w:val="en-US"/>
+        </w:rPr>
+        <w:t>RUL</w:t>
+      </w:r>
+      <w:r>
+        <w:rPr>
+          <w:rFonts w:ascii="Times New Roman" w:hAnsi="Times New Roman" w:cs="Times New Roman"/>
+          <w:sz w:val="28"/>
+          <w:szCs w:val="28"/>
+        </w:rPr>
+        <w:t xml:space="preserve"> </w:t>
+      </w:r>
+      <w:r>
+        <w:rPr>
+          <w:rFonts w:ascii="Times New Roman" w:hAnsi="Times New Roman" w:cs="Times New Roman"/>
+          <w:sz w:val="28"/>
+          <w:szCs w:val="28"/>
+        </w:rPr>
+        <w:t>составляет центральную прогностическую логику всей диссертации.</w:t>
+      </w:r>
+    </w:p>
+    <w:p>
+      <w:pPr>
+        <w:spacing w:line="360" w:lineRule="auto"/>
+        <w:ind w:firstLine="709"/>
+        <w:jc w:val="both"/>
+        <w:rPr>
+          <w:rFonts w:ascii="Times New Roman" w:hAnsi="Times New Roman" w:cs="Times New Roman"/>
+          <w:sz w:val="28"/>
+          <w:szCs w:val="28"/>
+        </w:rPr>
+      </w:pPr>
+      <w:r>
+        <w:rPr>
+          <w:rFonts w:ascii="Times New Roman" w:hAnsi="Times New Roman" w:cs="Times New Roman"/>
+          <w:sz w:val="28"/>
+          <w:szCs w:val="28"/>
+        </w:rPr>
+        <w:t xml:space="preserve">Для визуализации остаточного ресурса была построена </w:t>
+      </w:r>
+      <w:proofErr w:type="spellStart"/>
+      <w:r>
+        <w:rPr>
+          <w:rFonts w:ascii="Times New Roman" w:hAnsi="Times New Roman" w:cs="Times New Roman"/>
+          <w:sz w:val="28"/>
+          <w:szCs w:val="28"/>
+        </w:rPr>
+        <w:t>деградационная</w:t>
+      </w:r>
+      <w:proofErr w:type="spellEnd"/>
+      <w:r>
+        <w:rPr>
+          <w:rFonts w:ascii="Times New Roman" w:hAnsi="Times New Roman" w:cs="Times New Roman"/>
+          <w:sz w:val="28"/>
+          <w:szCs w:val="28"/>
+        </w:rPr>
+        <w:t xml:space="preserve"> траектория опытного тягового модуля, на которой отмечены текущая точка состояния и прогнозируемый момент достижения порога конца ресурса.</w:t>
+      </w:r>
+    </w:p>
+    <w:p>
+      <w:pPr>
+        <w:spacing w:line="360" w:lineRule="auto"/>
+        <w:ind w:firstLine="709"/>
+        <w:jc w:val="both"/>
+        <w:rPr>
+          <w:rFonts w:ascii="Times New Roman" w:hAnsi="Times New Roman" w:cs="Times New Roman"/>
+          <w:sz w:val="28"/>
+          <w:szCs w:val="28"/>
+          <w:lang w:val="en-US"/>
+        </w:rPr>
+      </w:pPr>
+      <w:r>
+        <w:rPr>
+          <w:noProof/>
+        </w:rPr>
+        <w:drawing>
+          <wp:inline distT="0" distB="0" distL="0" distR="0" wp14:anchorId="59469FEE" wp14:editId="477BC08D">
+            <wp:extent cx="6119495" cy="3515360"/>
+            <wp:effectExtent l="0" t="0" r="0" b="8890"/>
+            <wp:docPr id="257626560" name="Рисунок 3"/>
+            <wp:cNvGraphicFramePr>
+              <a:graphicFrameLocks xmlns:a="http://schemas.openxmlformats.org/drawingml/2006/main" noChangeAspect="1"/>
+            </wp:cNvGraphicFramePr>
+            <a:graphic xmlns:a="http://schemas.openxmlformats.org/drawingml/2006/main">
+              <a:graphicData uri="http://schemas.openxmlformats.org/drawingml/2006/picture">
+                <pic:pic xmlns:pic="http://schemas.openxmlformats.org/drawingml/2006/picture">
+                  <pic:nvPicPr>
+                    <pic:cNvPr id="0" name="Picture 91"/>
+                    <pic:cNvPicPr>
+                      <a:picLocks noChangeAspect="1" noChangeArrowheads="1"/>
+                    </pic:cNvPicPr>
+                  </pic:nvPicPr>
+                  <pic:blipFill>
+                    <a:blip r:embed="rId81" cstate="print">
+                      <a:extLst>
+                        <a:ext uri="{28A0092B-C50C-407E-A947-70E740481C1C}">
+                          <a14:useLocalDpi xmlns:a14="http://schemas.microsoft.com/office/drawing/2010/main" val="0"/>
+                        </a:ext>
+                      </a:extLst>
+                    </a:blip>
+                    <a:srcRect/>
+                    <a:stretch>
+                      <a:fillRect/>
+                    </a:stretch>
+                  </pic:blipFill>
+                  <pic:spPr bwMode="auto">
+                    <a:xfrm>
+                      <a:off x="0" y="0"/>
+                      <a:ext cx="6119495" cy="3515360"/>
+                    </a:xfrm>
+                    <a:prstGeom prst="rect">
+                      <a:avLst/>
+                    </a:prstGeom>
+                    <a:noFill/>
+                    <a:ln>
+                      <a:noFill/>
+                    </a:ln>
+                  </pic:spPr>
+                </pic:pic>
+              </a:graphicData>
+            </a:graphic>
+          </wp:inline>
+        </w:drawing>
+      </w:r>
+    </w:p>
+    <w:p>
+      <w:pPr>
+        <w:spacing w:line="360" w:lineRule="auto"/>
+        <w:ind w:firstLine="709"/>
+        <w:jc w:val="both"/>
+        <w:rPr>
+          <w:rFonts w:ascii="Times New Roman" w:hAnsi="Times New Roman" w:cs="Times New Roman"/>
+          <w:sz w:val="28"/>
+          <w:szCs w:val="28"/>
+          <w:lang w:val="en-US"/>
+        </w:rPr>
+      </w:pPr>
+      <w:r>
+        <w:rPr>
+          <w:rFonts w:ascii="Times New Roman" w:hAnsi="Times New Roman" w:cs="Times New Roman"/>
+          <w:sz w:val="28"/>
+          <w:szCs w:val="28"/>
+        </w:rPr>
+        <w:t xml:space="preserve">Рисунок 1.10 — Определение остаточного ресурса по </w:t>
+      </w:r>
+      <w:proofErr w:type="spellStart"/>
+      <w:r>
+        <w:rPr>
+          <w:rFonts w:ascii="Times New Roman" w:hAnsi="Times New Roman" w:cs="Times New Roman"/>
+          <w:sz w:val="28"/>
+          <w:szCs w:val="28"/>
+        </w:rPr>
+        <w:t>деградационной</w:t>
+      </w:r>
+      <w:proofErr w:type="spellEnd"/>
+      <w:r>
+        <w:rPr>
+          <w:rFonts w:ascii="Times New Roman" w:hAnsi="Times New Roman" w:cs="Times New Roman"/>
+          <w:sz w:val="28"/>
+          <w:szCs w:val="28"/>
+        </w:rPr>
+        <w:t xml:space="preserve"> траектории</w:t>
+      </w:r>
+    </w:p>
+    <w:p>
+      <w:pPr>
+        <w:spacing w:line="360" w:lineRule="auto"/>
+        <w:ind w:firstLine="709"/>
+        <w:jc w:val="both"/>
+        <w:rPr>
+          <w:rFonts w:ascii="Times New Roman" w:hAnsi="Times New Roman" w:cs="Times New Roman"/>
+          <w:sz w:val="28"/>
+          <w:szCs w:val="28"/>
+          <w:lang w:val="en-US"/>
+        </w:rPr>
+      </w:pPr>
+    </w:p>
+    <w:p>
+      <w:pPr>
+        <w:spacing w:line="360" w:lineRule="auto"/>
+        <w:ind w:firstLine="709"/>
+        <w:jc w:val="both"/>
+        <w:rPr>
+          <w:rFonts w:ascii="Times New Roman" w:hAnsi="Times New Roman" w:cs="Times New Roman"/>
+          <w:sz w:val="28"/>
+          <w:szCs w:val="28"/>
+          <w:lang w:val="en-US"/>
+        </w:rPr>
+      </w:pPr>
+      <w:r>
+        <w:rPr>
+          <w:rFonts w:ascii="Times New Roman" w:hAnsi="Times New Roman" w:cs="Times New Roman"/>
+          <w:sz w:val="28"/>
+          <w:szCs w:val="28"/>
+        </w:rPr>
+        <w:t>На рисунке представлена типичная кривая деградации</w:t>
+      </w:r>
+      <w:r>
+        <w:rPr>
+          <w:rFonts w:ascii="Times New Roman" w:hAnsi="Times New Roman" w:cs="Times New Roman"/>
+          <w:sz w:val="28"/>
+          <w:szCs w:val="28"/>
+        </w:rPr>
+        <w:t xml:space="preserve"> </w:t>
+      </w:r>
+      <w:r>
+        <w:rPr>
+          <w:rFonts w:ascii="Times New Roman" w:hAnsi="Times New Roman" w:cs="Times New Roman"/>
+          <w:i/>
+          <w:iCs/>
+          <w:sz w:val="28"/>
+          <w:szCs w:val="28"/>
+          <w:lang w:val="en-US"/>
+        </w:rPr>
+        <w:t>SOH</w:t>
+      </w:r>
+      <w:r>
+        <w:rPr>
+          <w:rFonts w:ascii="Times New Roman" w:hAnsi="Times New Roman" w:cs="Times New Roman"/>
+          <w:i/>
+          <w:iCs/>
+          <w:sz w:val="28"/>
+          <w:szCs w:val="28"/>
+        </w:rPr>
+        <w:t>(</w:t>
+      </w:r>
+      <w:r>
+        <w:rPr>
+          <w:rFonts w:ascii="Times New Roman" w:hAnsi="Times New Roman" w:cs="Times New Roman"/>
+          <w:i/>
+          <w:iCs/>
+          <w:sz w:val="28"/>
+          <w:szCs w:val="28"/>
+          <w:lang w:val="en-US"/>
+        </w:rPr>
+        <w:t>N</w:t>
+      </w:r>
+      <w:r>
+        <w:rPr>
+          <w:rFonts w:ascii="Times New Roman" w:hAnsi="Times New Roman" w:cs="Times New Roman"/>
+          <w:i/>
+          <w:iCs/>
+          <w:sz w:val="28"/>
+          <w:szCs w:val="28"/>
+        </w:rPr>
+        <w:t>)</w:t>
+      </w:r>
+      <w:r>
+        <w:rPr>
+          <w:rFonts w:ascii="Times New Roman" w:hAnsi="Times New Roman" w:cs="Times New Roman"/>
+          <w:sz w:val="28"/>
+          <w:szCs w:val="28"/>
+        </w:rPr>
+        <w:t xml:space="preserve">, </w:t>
+      </w:r>
+      <w:r>
+        <w:rPr>
+          <w:rFonts w:ascii="Times New Roman" w:hAnsi="Times New Roman" w:cs="Times New Roman"/>
+          <w:sz w:val="28"/>
+          <w:szCs w:val="28"/>
+        </w:rPr>
+        <w:t>по которой определяется остаточный</w:t>
+      </w:r>
+      <w:r>
+        <w:rPr>
+          <w:rFonts w:ascii="Times New Roman" w:hAnsi="Times New Roman" w:cs="Times New Roman"/>
+          <w:sz w:val="28"/>
+          <w:szCs w:val="28"/>
+        </w:rPr>
+        <w:t xml:space="preserve"> </w:t>
+      </w:r>
+      <w:r>
+        <w:rPr>
+          <w:rFonts w:ascii="Times New Roman" w:hAnsi="Times New Roman" w:cs="Times New Roman"/>
+          <w:sz w:val="28"/>
+          <w:szCs w:val="28"/>
+        </w:rPr>
+        <w:t>ресурс батареи.</w:t>
+      </w:r>
+      <w:r>
+        <w:rPr>
+          <w:rFonts w:ascii="Times New Roman" w:hAnsi="Times New Roman" w:cs="Times New Roman"/>
+          <w:sz w:val="28"/>
+          <w:szCs w:val="28"/>
+        </w:rPr>
+        <w:t xml:space="preserve"> </w:t>
+      </w:r>
+      <w:r>
+        <w:rPr>
+          <w:rFonts w:ascii="Times New Roman" w:hAnsi="Times New Roman" w:cs="Times New Roman"/>
+          <w:sz w:val="28"/>
+          <w:szCs w:val="28"/>
+        </w:rPr>
+        <w:t>Вертикальная линия в левой части графика соответствует текущему состоянию</w:t>
+      </w:r>
+      <w:r>
+        <w:rPr>
+          <w:rFonts w:ascii="Times New Roman" w:hAnsi="Times New Roman" w:cs="Times New Roman"/>
+          <w:sz w:val="28"/>
+          <w:szCs w:val="28"/>
+        </w:rPr>
+        <w:t xml:space="preserve"> </w:t>
+      </w:r>
+      <w:r>
+        <w:rPr>
+          <w:rFonts w:ascii="Times New Roman" w:hAnsi="Times New Roman" w:cs="Times New Roman"/>
+          <w:sz w:val="28"/>
+          <w:szCs w:val="28"/>
+        </w:rPr>
+        <w:t>батареи, а вторая вертикальная линия</w:t>
+      </w:r>
+      <w:r>
+        <w:rPr>
+          <w:rFonts w:ascii="Times New Roman" w:hAnsi="Times New Roman" w:cs="Times New Roman"/>
+          <w:sz w:val="28"/>
+          <w:szCs w:val="28"/>
+        </w:rPr>
+        <w:t xml:space="preserve"> </w:t>
+      </w:r>
+      <w:r>
+        <w:rPr>
+          <w:rFonts w:ascii="Times New Roman" w:hAnsi="Times New Roman" w:cs="Times New Roman"/>
+          <w:sz w:val="28"/>
+          <w:szCs w:val="28"/>
+        </w:rPr>
+        <w:t>— ожидаемому числу циклов, при котором будет достигнут порог</w:t>
+      </w:r>
+      <w:r>
+        <w:rPr>
+          <w:rFonts w:ascii="Times New Roman" w:hAnsi="Times New Roman" w:cs="Times New Roman"/>
+          <w:sz w:val="28"/>
+          <w:szCs w:val="28"/>
+        </w:rPr>
+        <w:t xml:space="preserve"> </w:t>
+      </w:r>
+      <w:r>
+        <w:rPr>
+          <w:rFonts w:ascii="Times New Roman" w:hAnsi="Times New Roman" w:cs="Times New Roman"/>
+          <w:i/>
+          <w:iCs/>
+          <w:sz w:val="28"/>
+          <w:szCs w:val="28"/>
+          <w:lang w:val="en-US"/>
+        </w:rPr>
+        <w:t>SOH</w:t>
+      </w:r>
+      <w:r>
+        <w:rPr>
+          <w:rFonts w:ascii="Times New Roman" w:hAnsi="Times New Roman" w:cs="Times New Roman"/>
+          <w:i/>
+          <w:iCs/>
+          <w:sz w:val="28"/>
+          <w:szCs w:val="28"/>
+        </w:rPr>
+        <w:t>=80%</w:t>
+      </w:r>
+      <w:r>
+        <w:rPr>
+          <w:rFonts w:ascii="Times New Roman" w:hAnsi="Times New Roman" w:cs="Times New Roman"/>
+          <w:sz w:val="28"/>
+          <w:szCs w:val="28"/>
+        </w:rPr>
+        <w:t xml:space="preserve">. </w:t>
+      </w:r>
+      <w:r>
+        <w:rPr>
+          <w:rFonts w:ascii="Times New Roman" w:hAnsi="Times New Roman" w:cs="Times New Roman"/>
+          <w:sz w:val="28"/>
+          <w:szCs w:val="28"/>
+        </w:rPr>
+        <w:t>Расстояние между этими двумя линиями по оси циклов и определяет остаточный ресурс батареи в цикловой форме.</w:t>
+      </w:r>
+    </w:p>
+    <w:p>
+      <w:pPr>
+        <w:spacing w:line="360" w:lineRule="auto"/>
+        <w:ind w:firstLine="709"/>
+        <w:jc w:val="both"/>
+        <w:rPr>
+          <w:rFonts w:ascii="Times New Roman" w:hAnsi="Times New Roman" w:cs="Times New Roman"/>
+          <w:sz w:val="28"/>
+          <w:szCs w:val="28"/>
+        </w:rPr>
+      </w:pPr>
+      <w:r>
+        <w:rPr>
+          <w:rFonts w:ascii="Times New Roman" w:hAnsi="Times New Roman" w:cs="Times New Roman"/>
+          <w:sz w:val="28"/>
+          <w:szCs w:val="28"/>
+        </w:rPr>
+        <w:t xml:space="preserve">Научная ценность рисунка состоит в том, что он наглядно связывает диагностическую часть задачи с прогностической. Пока известна только текущая </w:t>
+      </w:r>
+      <w:r>
+        <w:rPr>
+          <w:rFonts w:ascii="Times New Roman" w:hAnsi="Times New Roman" w:cs="Times New Roman"/>
+          <w:sz w:val="28"/>
+          <w:szCs w:val="28"/>
+        </w:rPr>
+        <w:lastRenderedPageBreak/>
+        <w:t xml:space="preserve">точка, возможна лишь констатация состояния; когда известна траектория деградации, появляется возможность прогноза </w:t>
+      </w:r>
+      <w:r>
+        <w:rPr>
+          <w:rFonts w:ascii="Times New Roman" w:hAnsi="Times New Roman" w:cs="Times New Roman"/>
+          <w:i/>
+          <w:iCs/>
+          <w:sz w:val="28"/>
+          <w:szCs w:val="28"/>
+        </w:rPr>
+        <w:t>RUL</w:t>
+      </w:r>
+      <w:r>
+        <w:rPr>
+          <w:rFonts w:ascii="Times New Roman" w:hAnsi="Times New Roman" w:cs="Times New Roman"/>
+          <w:sz w:val="28"/>
+          <w:szCs w:val="28"/>
+        </w:rPr>
+        <w:t>.</w:t>
+      </w:r>
+      <w:r>
+        <w:rPr>
+          <w:rFonts w:ascii="Times New Roman" w:hAnsi="Times New Roman" w:cs="Times New Roman"/>
+          <w:sz w:val="28"/>
+          <w:szCs w:val="28"/>
+        </w:rPr>
+        <w:t xml:space="preserve"> </w:t>
+      </w:r>
+      <w:r>
+        <w:rPr>
+          <w:rFonts w:ascii="Times New Roman" w:hAnsi="Times New Roman" w:cs="Times New Roman"/>
+          <w:sz w:val="28"/>
+          <w:szCs w:val="28"/>
+        </w:rPr>
+        <w:t>Практическая ценность рисунка заключается в том, что он демонстрирует алгоритмическую основу ресурсного сопровождения батареи:</w:t>
+      </w:r>
+      <w:r>
+        <w:t xml:space="preserve"> </w:t>
+      </w:r>
+      <w:r>
+        <w:rPr>
+          <w:rFonts w:ascii="Times New Roman" w:hAnsi="Times New Roman" w:cs="Times New Roman"/>
+          <w:sz w:val="28"/>
+          <w:szCs w:val="28"/>
+        </w:rPr>
+        <w:t>от измерения параметров к идентификации траектории</w:t>
+      </w:r>
+      <w:r>
+        <w:rPr>
+          <w:rFonts w:ascii="Times New Roman" w:hAnsi="Times New Roman" w:cs="Times New Roman"/>
+          <w:sz w:val="28"/>
+          <w:szCs w:val="28"/>
+        </w:rPr>
+        <w:t>,</w:t>
+      </w:r>
+      <w:r>
+        <w:rPr>
+          <w:rFonts w:ascii="Times New Roman" w:hAnsi="Times New Roman" w:cs="Times New Roman"/>
+          <w:sz w:val="28"/>
+          <w:szCs w:val="28"/>
+        </w:rPr>
+        <w:t xml:space="preserve"> далее к прогнозу конца ресурса.</w:t>
+      </w:r>
+    </w:p>
+    <w:p>
+      <w:pPr>
+        <w:spacing w:line="360" w:lineRule="auto"/>
+        <w:ind w:firstLine="709"/>
+        <w:jc w:val="both"/>
+        <w:rPr>
+          <w:rFonts w:ascii="Times New Roman" w:hAnsi="Times New Roman" w:cs="Times New Roman"/>
+          <w:sz w:val="28"/>
+          <w:szCs w:val="28"/>
+        </w:rPr>
+      </w:pPr>
+    </w:p>
+    <w:p>
+      <w:pPr>
+        <w:spacing w:line="360" w:lineRule="auto"/>
+        <w:ind w:firstLine="709"/>
+        <w:jc w:val="both"/>
+        <w:rPr>
+          <w:rFonts w:ascii="Times New Roman" w:hAnsi="Times New Roman" w:cs="Times New Roman"/>
+          <w:b/>
+          <w:bCs/>
+          <w:sz w:val="28"/>
+          <w:szCs w:val="28"/>
+        </w:rPr>
+      </w:pPr>
+      <w:r>
+        <w:rPr>
+          <w:rFonts w:ascii="Times New Roman" w:hAnsi="Times New Roman" w:cs="Times New Roman"/>
+          <w:b/>
+          <w:bCs/>
+          <w:sz w:val="28"/>
+          <w:szCs w:val="28"/>
+        </w:rPr>
+        <w:t xml:space="preserve">1.3.5 Взаимосвязь показателей </w:t>
+      </w:r>
+      <w:r>
+        <w:rPr>
+          <w:rFonts w:ascii="Times New Roman" w:hAnsi="Times New Roman" w:cs="Times New Roman"/>
+          <w:b/>
+          <w:bCs/>
+          <w:i/>
+          <w:iCs/>
+          <w:sz w:val="28"/>
+          <w:szCs w:val="28"/>
+        </w:rPr>
+        <w:t>SOC</w:t>
+      </w:r>
+      <w:r>
+        <w:rPr>
+          <w:rFonts w:ascii="Times New Roman" w:hAnsi="Times New Roman" w:cs="Times New Roman"/>
+          <w:b/>
+          <w:bCs/>
+          <w:sz w:val="28"/>
+          <w:szCs w:val="28"/>
+        </w:rPr>
+        <w:t>,</w:t>
+      </w:r>
+      <w:r>
+        <w:rPr>
+          <w:rFonts w:ascii="Times New Roman" w:hAnsi="Times New Roman" w:cs="Times New Roman"/>
+          <w:b/>
+          <w:bCs/>
+          <w:sz w:val="28"/>
+          <w:szCs w:val="28"/>
+        </w:rPr>
+        <w:t xml:space="preserve"> </w:t>
+      </w:r>
+      <w:r>
+        <w:rPr>
+          <w:rFonts w:ascii="Times New Roman" w:hAnsi="Times New Roman" w:cs="Times New Roman"/>
+          <w:b/>
+          <w:bCs/>
+          <w:i/>
+          <w:iCs/>
+          <w:sz w:val="28"/>
+          <w:szCs w:val="28"/>
+        </w:rPr>
+        <w:t>SOH</w:t>
+      </w:r>
+      <w:r>
+        <w:rPr>
+          <w:rFonts w:ascii="Times New Roman" w:hAnsi="Times New Roman" w:cs="Times New Roman"/>
+          <w:b/>
+          <w:bCs/>
+          <w:sz w:val="28"/>
+          <w:szCs w:val="28"/>
+        </w:rPr>
+        <w:t>,</w:t>
+      </w:r>
+      <w:r>
+        <w:rPr>
+          <w:rFonts w:ascii="Times New Roman" w:hAnsi="Times New Roman" w:cs="Times New Roman"/>
+          <w:b/>
+          <w:bCs/>
+          <w:sz w:val="28"/>
+          <w:szCs w:val="28"/>
+        </w:rPr>
+        <w:t xml:space="preserve"> </w:t>
+      </w:r>
+      <w:r>
+        <w:rPr>
+          <w:rFonts w:ascii="Times New Roman" w:hAnsi="Times New Roman" w:cs="Times New Roman"/>
+          <w:b/>
+          <w:bCs/>
+          <w:i/>
+          <w:iCs/>
+          <w:sz w:val="28"/>
+          <w:szCs w:val="28"/>
+        </w:rPr>
+        <w:t>SOF</w:t>
+      </w:r>
+      <w:r>
+        <w:rPr>
+          <w:rFonts w:ascii="Times New Roman" w:hAnsi="Times New Roman" w:cs="Times New Roman"/>
+          <w:b/>
+          <w:bCs/>
+          <w:sz w:val="28"/>
+          <w:szCs w:val="28"/>
+        </w:rPr>
+        <w:t>,</w:t>
+      </w:r>
+      <w:r>
+        <w:rPr>
+          <w:rFonts w:ascii="Times New Roman" w:hAnsi="Times New Roman" w:cs="Times New Roman"/>
+          <w:b/>
+          <w:bCs/>
+          <w:sz w:val="28"/>
+          <w:szCs w:val="28"/>
+        </w:rPr>
+        <w:t xml:space="preserve"> </w:t>
+      </w:r>
+      <w:r>
+        <w:rPr>
+          <w:rFonts w:ascii="Times New Roman" w:hAnsi="Times New Roman" w:cs="Times New Roman"/>
+          <w:b/>
+          <w:bCs/>
+          <w:i/>
+          <w:iCs/>
+          <w:sz w:val="28"/>
+          <w:szCs w:val="28"/>
+        </w:rPr>
+        <w:t>RUL</w:t>
+      </w:r>
+    </w:p>
+    <w:p>
+      <w:pPr>
+        <w:spacing w:line="360" w:lineRule="auto"/>
+        <w:ind w:firstLine="709"/>
+        <w:jc w:val="both"/>
+        <w:rPr>
+          <w:rFonts w:ascii="Times New Roman" w:hAnsi="Times New Roman" w:cs="Times New Roman"/>
+          <w:sz w:val="28"/>
+          <w:szCs w:val="28"/>
+        </w:rPr>
+      </w:pPr>
+    </w:p>
+    <w:p>
+      <w:pPr>
+        <w:spacing w:line="360" w:lineRule="auto"/>
+        <w:ind w:firstLine="709"/>
+        <w:jc w:val="both"/>
+        <w:rPr>
+          <w:rFonts w:ascii="Times New Roman" w:hAnsi="Times New Roman" w:cs="Times New Roman"/>
+          <w:sz w:val="28"/>
+          <w:szCs w:val="28"/>
+        </w:rPr>
+      </w:pPr>
+      <w:r>
+        <w:rPr>
+          <w:rFonts w:ascii="Times New Roman" w:hAnsi="Times New Roman" w:cs="Times New Roman"/>
+          <w:sz w:val="28"/>
+          <w:szCs w:val="28"/>
+        </w:rPr>
+        <w:t>Рассматриваемые показатели не являются независимыми. Параметр</w:t>
+      </w:r>
+      <w:r>
+        <w:rPr>
+          <w:rFonts w:ascii="Times New Roman" w:hAnsi="Times New Roman" w:cs="Times New Roman"/>
+          <w:sz w:val="28"/>
+          <w:szCs w:val="28"/>
+        </w:rPr>
+        <w:t xml:space="preserve"> </w:t>
+      </w:r>
+      <w:r>
+        <w:rPr>
+          <w:rFonts w:ascii="Times New Roman" w:hAnsi="Times New Roman" w:cs="Times New Roman"/>
+          <w:i/>
+          <w:iCs/>
+          <w:sz w:val="28"/>
+          <w:szCs w:val="28"/>
+          <w:lang w:val="en-US"/>
+        </w:rPr>
+        <w:t>SOC</w:t>
+      </w:r>
+      <w:r>
+        <w:rPr>
+          <w:rFonts w:ascii="Times New Roman" w:hAnsi="Times New Roman" w:cs="Times New Roman"/>
+          <w:sz w:val="28"/>
+          <w:szCs w:val="28"/>
+        </w:rPr>
+        <w:t xml:space="preserve"> </w:t>
+      </w:r>
+      <w:r>
+        <w:rPr>
+          <w:rFonts w:ascii="Times New Roman" w:hAnsi="Times New Roman" w:cs="Times New Roman"/>
+          <w:sz w:val="28"/>
+          <w:szCs w:val="28"/>
+        </w:rPr>
+        <w:t>влияет на доступное</w:t>
+      </w:r>
+      <w:r>
+        <w:rPr>
+          <w:rFonts w:ascii="Times New Roman" w:hAnsi="Times New Roman" w:cs="Times New Roman"/>
+          <w:sz w:val="28"/>
+          <w:szCs w:val="28"/>
+        </w:rPr>
+        <w:t xml:space="preserve"> </w:t>
+      </w:r>
+      <w:r>
+        <w:rPr>
+          <w:rFonts w:ascii="Times New Roman" w:hAnsi="Times New Roman" w:cs="Times New Roman"/>
+          <w:sz w:val="28"/>
+          <w:szCs w:val="28"/>
+        </w:rPr>
+        <w:t>напряжение и тем самым на</w:t>
+      </w:r>
+      <w:r>
+        <w:rPr>
+          <w:rFonts w:ascii="Times New Roman" w:hAnsi="Times New Roman" w:cs="Times New Roman"/>
+          <w:sz w:val="28"/>
+          <w:szCs w:val="28"/>
+        </w:rPr>
+        <w:t xml:space="preserve"> </w:t>
+      </w:r>
+      <w:r>
+        <w:rPr>
+          <w:rFonts w:ascii="Times New Roman" w:hAnsi="Times New Roman" w:cs="Times New Roman"/>
+          <w:i/>
+          <w:iCs/>
+          <w:sz w:val="28"/>
+          <w:szCs w:val="28"/>
+          <w:lang w:val="en-US"/>
+        </w:rPr>
+        <w:t>SOF</w:t>
+      </w:r>
+      <w:r>
+        <w:rPr>
+          <w:rFonts w:ascii="Times New Roman" w:hAnsi="Times New Roman" w:cs="Times New Roman"/>
+          <w:sz w:val="28"/>
+          <w:szCs w:val="28"/>
+        </w:rPr>
+        <w:t xml:space="preserve">. </w:t>
+      </w:r>
+      <w:r>
+        <w:rPr>
+          <w:rFonts w:ascii="Times New Roman" w:hAnsi="Times New Roman" w:cs="Times New Roman"/>
+          <w:sz w:val="28"/>
+          <w:szCs w:val="28"/>
+        </w:rPr>
+        <w:t xml:space="preserve">Параметр </w:t>
+      </w:r>
+      <w:r>
+        <w:rPr>
+          <w:rFonts w:ascii="Times New Roman" w:hAnsi="Times New Roman" w:cs="Times New Roman"/>
+          <w:i/>
+          <w:iCs/>
+          <w:sz w:val="28"/>
+          <w:szCs w:val="28"/>
+          <w:lang w:val="en-US"/>
+        </w:rPr>
+        <w:t>SOH</w:t>
+      </w:r>
+      <w:r>
+        <w:rPr>
+          <w:rFonts w:ascii="Times New Roman" w:hAnsi="Times New Roman" w:cs="Times New Roman"/>
+          <w:sz w:val="28"/>
+          <w:szCs w:val="28"/>
+        </w:rPr>
+        <w:t xml:space="preserve"> </w:t>
+      </w:r>
+      <w:r>
+        <w:rPr>
+          <w:rFonts w:ascii="Times New Roman" w:hAnsi="Times New Roman" w:cs="Times New Roman"/>
+          <w:sz w:val="28"/>
+          <w:szCs w:val="28"/>
+        </w:rPr>
+        <w:t xml:space="preserve">определяет доступную ёмкость </w:t>
+      </w:r>
+      <w:r>
+        <w:rPr>
+          <w:rFonts w:ascii="Times New Roman" w:hAnsi="Times New Roman" w:cs="Times New Roman"/>
+          <w:sz w:val="28"/>
+          <w:szCs w:val="28"/>
+        </w:rPr>
+        <w:t>и внутренний импеданс, а потому влияет как на запас энергии, так и на максимальную мощность. Параметр</w:t>
+      </w:r>
+      <w:r>
+        <w:rPr>
+          <w:rFonts w:ascii="Times New Roman" w:hAnsi="Times New Roman" w:cs="Times New Roman"/>
+          <w:sz w:val="28"/>
+          <w:szCs w:val="28"/>
+        </w:rPr>
+        <w:t xml:space="preserve"> </w:t>
+      </w:r>
+      <w:r>
+        <w:rPr>
+          <w:rFonts w:ascii="Times New Roman" w:hAnsi="Times New Roman" w:cs="Times New Roman"/>
+          <w:i/>
+          <w:iCs/>
+          <w:sz w:val="28"/>
+          <w:szCs w:val="28"/>
+          <w:lang w:val="en-US"/>
+        </w:rPr>
+        <w:t>RUL</w:t>
+      </w:r>
+      <w:r>
+        <w:rPr>
+          <w:rFonts w:ascii="Times New Roman" w:hAnsi="Times New Roman" w:cs="Times New Roman"/>
+          <w:sz w:val="28"/>
+          <w:szCs w:val="28"/>
+        </w:rPr>
+        <w:t xml:space="preserve"> </w:t>
+      </w:r>
+      <w:r>
+        <w:rPr>
+          <w:rFonts w:ascii="Times New Roman" w:hAnsi="Times New Roman" w:cs="Times New Roman"/>
+          <w:sz w:val="28"/>
+          <w:szCs w:val="28"/>
+        </w:rPr>
+        <w:t xml:space="preserve">в </w:t>
+      </w:r>
+      <w:r>
+        <w:rPr>
+          <w:rFonts w:ascii="Times New Roman" w:hAnsi="Times New Roman" w:cs="Times New Roman"/>
+          <w:sz w:val="28"/>
+          <w:szCs w:val="28"/>
+        </w:rPr>
+        <w:t>свою очередь определяется не только текущим</w:t>
+      </w:r>
+      <w:r>
+        <w:rPr>
+          <w:rFonts w:ascii="Times New Roman" w:hAnsi="Times New Roman" w:cs="Times New Roman"/>
+          <w:sz w:val="28"/>
+          <w:szCs w:val="28"/>
+        </w:rPr>
+        <w:t xml:space="preserve"> </w:t>
+      </w:r>
+      <w:r>
+        <w:rPr>
+          <w:rFonts w:ascii="Times New Roman" w:hAnsi="Times New Roman" w:cs="Times New Roman"/>
+          <w:i/>
+          <w:iCs/>
+          <w:sz w:val="28"/>
+          <w:szCs w:val="28"/>
+          <w:lang w:val="en-US"/>
+        </w:rPr>
+        <w:t>SOH</w:t>
+      </w:r>
+      <w:r>
+        <w:rPr>
+          <w:rFonts w:ascii="Times New Roman" w:hAnsi="Times New Roman" w:cs="Times New Roman"/>
+          <w:sz w:val="28"/>
+          <w:szCs w:val="28"/>
+        </w:rPr>
+        <w:t xml:space="preserve">, </w:t>
+      </w:r>
+      <w:r>
+        <w:rPr>
+          <w:rFonts w:ascii="Times New Roman" w:hAnsi="Times New Roman" w:cs="Times New Roman"/>
+          <w:sz w:val="28"/>
+          <w:szCs w:val="28"/>
+        </w:rPr>
+        <w:t>но и скоростью его изменения, а значит — режимом эксплуатации, температурой и внутренними импедансными параметрами.</w:t>
+      </w:r>
+    </w:p>
+    <w:p>
+      <w:pPr>
+        <w:spacing w:line="360" w:lineRule="auto"/>
+        <w:ind w:firstLine="709"/>
+        <w:jc w:val="both"/>
+        <w:rPr>
+          <w:rFonts w:ascii="Times New Roman" w:hAnsi="Times New Roman" w:cs="Times New Roman"/>
+          <w:sz w:val="28"/>
+          <w:szCs w:val="28"/>
+        </w:rPr>
+      </w:pPr>
+      <w:r>
+        <w:rPr>
+          <w:rFonts w:ascii="Times New Roman" w:hAnsi="Times New Roman" w:cs="Times New Roman"/>
+          <w:sz w:val="28"/>
+          <w:szCs w:val="28"/>
+        </w:rPr>
+        <w:t>Для целей диссертации эта взаимосвязь может быть представлена системой</w:t>
+      </w:r>
+    </w:p>
+    <w:p>
+      <w:pPr>
+        <w:spacing w:line="360" w:lineRule="auto"/>
+        <w:ind w:firstLine="709"/>
+        <w:jc w:val="both"/>
+        <w:rPr>
+          <w:rFonts w:ascii="Times New Roman" w:hAnsi="Times New Roman" w:cs="Times New Roman"/>
+          <w:sz w:val="28"/>
+          <w:szCs w:val="28"/>
+        </w:rPr>
+      </w:pPr>
+    </w:p>
+    <w:p>
+      <w:pPr>
+        <w:spacing w:line="360" w:lineRule="auto"/>
+        <w:ind w:firstLine="709"/>
+        <w:jc w:val="both"/>
+        <w:rPr>
+          <w:rFonts w:ascii="Times New Roman" w:hAnsi="Times New Roman" w:cs="Times New Roman"/>
+          <w:sz w:val="28"/>
+          <w:szCs w:val="28"/>
+          <w:lang w:val="en-US"/>
+        </w:rPr>
+      </w:pPr>
+      <w:r>
+        <w:rPr>
+          <w:rFonts w:ascii="Times New Roman" w:hAnsi="Times New Roman" w:cs="Times New Roman"/>
+          <w:position w:val="-14"/>
+          <w:sz w:val="28"/>
+          <w:szCs w:val="28"/>
+        </w:rPr>
+        <w:object w:dxaOrig="1920" w:dyaOrig="400" w14:anchorId="666DD195">
+          <v:shape id="_x0000_i1121" type="#_x0000_t75" style="width:96.2pt;height:20.15pt" o:ole="">
+            <v:imagedata r:id="rId82" o:title=""/>
+          </v:shape>
+          <o:OLEObject Type="Embed" ProgID="Equation.DSMT4" ShapeID="_x0000_i1121" DrawAspect="Content" ObjectID="_1835772942" r:id="rId83"/>
+        </w:object>
+      </w:r>
+      <w:r>
+        <w:rPr>
+          <w:rFonts w:ascii="Times New Roman" w:hAnsi="Times New Roman" w:cs="Times New Roman"/>
+          <w:sz w:val="28"/>
+          <w:szCs w:val="28"/>
+          <w:lang w:val="en-US"/>
+        </w:rPr>
+        <w:t>,</w:t>
+      </w:r>
+    </w:p>
+    <w:p>
+      <w:pPr>
+        <w:spacing w:line="360" w:lineRule="auto"/>
+        <w:ind w:firstLine="709"/>
+        <w:jc w:val="both"/>
+        <w:rPr>
+          <w:rFonts w:ascii="Times New Roman" w:hAnsi="Times New Roman" w:cs="Times New Roman"/>
+          <w:sz w:val="28"/>
+          <w:szCs w:val="28"/>
+          <w:lang w:val="en-US"/>
+        </w:rPr>
+      </w:pPr>
+      <w:r>
+        <w:rPr>
+          <w:rFonts w:ascii="Times New Roman" w:hAnsi="Times New Roman" w:cs="Times New Roman"/>
+          <w:position w:val="-16"/>
+          <w:sz w:val="28"/>
+          <w:szCs w:val="28"/>
+          <w:lang w:val="en-US"/>
+        </w:rPr>
+        <w:object w:dxaOrig="2840" w:dyaOrig="440" w14:anchorId="17814122">
+          <v:shape id="_x0000_i1124" type="#_x0000_t75" style="width:142.25pt;height:21.9pt" o:ole="">
+            <v:imagedata r:id="rId84" o:title=""/>
+          </v:shape>
+          <o:OLEObject Type="Embed" ProgID="Equation.DSMT4" ShapeID="_x0000_i1124" DrawAspect="Content" ObjectID="_1835772943" r:id="rId85"/>
+        </w:object>
+      </w:r>
+      <w:r>
+        <w:rPr>
+          <w:rFonts w:ascii="Times New Roman" w:hAnsi="Times New Roman" w:cs="Times New Roman"/>
+          <w:sz w:val="28"/>
+          <w:szCs w:val="28"/>
+          <w:lang w:val="en-US"/>
+        </w:rPr>
+        <w:t>,</w:t>
+      </w:r>
+    </w:p>
+    <w:p>
+      <w:pPr>
+        <w:spacing w:line="360" w:lineRule="auto"/>
+        <w:ind w:firstLine="709"/>
+        <w:jc w:val="both"/>
+        <w:rPr>
+          <w:rFonts w:ascii="Times New Roman" w:hAnsi="Times New Roman" w:cs="Times New Roman"/>
+          <w:sz w:val="28"/>
+          <w:szCs w:val="28"/>
+          <w:lang w:val="en-US"/>
+        </w:rPr>
+      </w:pPr>
+      <w:r>
+        <w:rPr>
+          <w:rFonts w:ascii="Times New Roman" w:hAnsi="Times New Roman" w:cs="Times New Roman"/>
+          <w:position w:val="-14"/>
+          <w:sz w:val="28"/>
+          <w:szCs w:val="28"/>
+          <w:lang w:val="en-US"/>
+        </w:rPr>
+        <w:object w:dxaOrig="2920" w:dyaOrig="400" w14:anchorId="2994B8B5">
+          <v:shape id="_x0000_i1127" type="#_x0000_t75" style="width:145.75pt;height:20.15pt" o:ole="">
+            <v:imagedata r:id="rId86" o:title=""/>
+          </v:shape>
+          <o:OLEObject Type="Embed" ProgID="Equation.DSMT4" ShapeID="_x0000_i1127" DrawAspect="Content" ObjectID="_1835772944" r:id="rId87"/>
+        </w:object>
+      </w:r>
+      <w:r>
+        <w:rPr>
+          <w:rFonts w:ascii="Times New Roman" w:hAnsi="Times New Roman" w:cs="Times New Roman"/>
+          <w:sz w:val="28"/>
+          <w:szCs w:val="28"/>
+          <w:lang w:val="en-US"/>
+        </w:rPr>
+        <w:t>,</w:t>
+      </w:r>
+    </w:p>
+    <w:p>
+      <w:pPr>
+        <w:spacing w:line="360" w:lineRule="auto"/>
+        <w:ind w:firstLine="709"/>
+        <w:jc w:val="both"/>
+        <w:rPr>
+          <w:rFonts w:ascii="Times New Roman" w:hAnsi="Times New Roman" w:cs="Times New Roman"/>
+          <w:sz w:val="28"/>
+          <w:szCs w:val="28"/>
+        </w:rPr>
+      </w:pPr>
+      <w:r>
+        <w:rPr>
+          <w:rFonts w:ascii="Times New Roman" w:hAnsi="Times New Roman" w:cs="Times New Roman"/>
+          <w:position w:val="-28"/>
+          <w:sz w:val="28"/>
+          <w:szCs w:val="28"/>
+        </w:rPr>
+        <w:object w:dxaOrig="4180" w:dyaOrig="680" w14:anchorId="51711635">
+          <v:shape id="_x0000_i1130" type="#_x0000_t75" style="width:209.1pt;height:34pt" o:ole="">
+            <v:imagedata r:id="rId88" o:title=""/>
+          </v:shape>
+          <o:OLEObject Type="Embed" ProgID="Equation.DSMT4" ShapeID="_x0000_i1130" DrawAspect="Content" ObjectID="_1835772945" r:id="rId89"/>
+        </w:object>
+      </w:r>
+      <w:r>
+        <w:rPr>
+          <w:rFonts w:ascii="Times New Roman" w:hAnsi="Times New Roman" w:cs="Times New Roman"/>
+          <w:sz w:val="28"/>
+          <w:szCs w:val="28"/>
+        </w:rPr>
+        <w:t>.</w:t>
+      </w:r>
+    </w:p>
+    <w:p>
+      <w:pPr>
+        <w:spacing w:line="360" w:lineRule="auto"/>
+        <w:ind w:firstLine="709"/>
+        <w:jc w:val="both"/>
+        <w:rPr>
+          <w:rFonts w:ascii="Times New Roman" w:hAnsi="Times New Roman" w:cs="Times New Roman"/>
+          <w:sz w:val="28"/>
+          <w:szCs w:val="28"/>
+        </w:rPr>
+      </w:pPr>
+    </w:p>
+    <w:p>
+      <w:pPr>
+        <w:spacing w:line="360" w:lineRule="auto"/>
+        <w:ind w:firstLine="709"/>
+        <w:jc w:val="both"/>
+        <w:rPr>
+          <w:rFonts w:ascii="Times New Roman" w:hAnsi="Times New Roman" w:cs="Times New Roman"/>
+          <w:sz w:val="28"/>
+          <w:szCs w:val="28"/>
+        </w:rPr>
+      </w:pPr>
+      <w:r>
+        <w:rPr>
+          <w:rFonts w:ascii="Times New Roman" w:hAnsi="Times New Roman" w:cs="Times New Roman"/>
+          <w:sz w:val="28"/>
+          <w:szCs w:val="28"/>
+        </w:rPr>
+        <w:t xml:space="preserve">Данная система не вводится как завершённая вычислительная модель, а задаёт структурную иерархию параметров. В последующих главах именно она </w:t>
+      </w:r>
+      <w:r>
+        <w:rPr>
+          <w:rFonts w:ascii="Times New Roman" w:hAnsi="Times New Roman" w:cs="Times New Roman"/>
+          <w:sz w:val="28"/>
+          <w:szCs w:val="28"/>
+        </w:rPr>
+        <w:lastRenderedPageBreak/>
+        <w:t>будет конкретизирована сначала на уровне импедансной модели, затем на уровне диагностических критериев и, наконец, на уровне прогностического алгоритма.</w:t>
+      </w:r>
+    </w:p>
+    <w:p>
+      <w:pPr>
+        <w:spacing w:line="360" w:lineRule="auto"/>
+        <w:ind w:firstLine="709"/>
+        <w:jc w:val="both"/>
+        <w:rPr>
+          <w:rFonts w:ascii="Times New Roman" w:hAnsi="Times New Roman" w:cs="Times New Roman"/>
+          <w:sz w:val="28"/>
+          <w:szCs w:val="28"/>
+        </w:rPr>
+      </w:pPr>
+    </w:p>
+    <w:tbl>
+      <w:tblPr>
+        <w:tblStyle w:val="ac"/>
+        <w:tblW w:w="0" w:type="auto"/>
+        <w:tblLook w:val="04A0" w:firstRow="1" w:lastRow="0" w:firstColumn="1" w:lastColumn="0" w:noHBand="0" w:noVBand="1"/>
+      </w:tblPr>
+      <w:tblGrid>
+        <w:gridCol w:w="2406"/>
+        <w:gridCol w:w="2407"/>
+        <w:gridCol w:w="2407"/>
+        <w:gridCol w:w="2407"/>
+      </w:tblGrid>
+      <w:tr>
+        <w:tc>
+          <w:tcPr>
+            <w:tcW w:w="2406" w:type="dxa"/>
+          </w:tcPr>
+          <w:p>
+            <w:pPr>
+              <w:spacing w:line="360" w:lineRule="auto"/>
+              <w:jc w:val="both"/>
+              <w:rPr>
+                <w:rFonts w:ascii="Times New Roman" w:hAnsi="Times New Roman" w:cs="Times New Roman"/>
+                <w:sz w:val="28"/>
+                <w:szCs w:val="28"/>
+              </w:rPr>
+            </w:pPr>
+            <w:r>
+              <w:rPr>
+                <w:rFonts w:ascii="Times New Roman" w:hAnsi="Times New Roman" w:cs="Times New Roman"/>
+                <w:sz w:val="28"/>
+                <w:szCs w:val="28"/>
+              </w:rPr>
+              <w:t>Показатель</w:t>
+            </w:r>
+          </w:p>
+        </w:tc>
+        <w:tc>
+          <w:tcPr>
+            <w:tcW w:w="2407" w:type="dxa"/>
+          </w:tcPr>
+          <w:p>
+            <w:pPr>
+              <w:spacing w:line="360" w:lineRule="auto"/>
+              <w:jc w:val="both"/>
+              <w:rPr>
+                <w:rFonts w:ascii="Times New Roman" w:hAnsi="Times New Roman" w:cs="Times New Roman"/>
+                <w:sz w:val="28"/>
+                <w:szCs w:val="28"/>
+              </w:rPr>
+            </w:pPr>
+            <w:r>
+              <w:rPr>
+                <w:rFonts w:ascii="Times New Roman" w:hAnsi="Times New Roman" w:cs="Times New Roman"/>
+                <w:sz w:val="28"/>
+                <w:szCs w:val="28"/>
+              </w:rPr>
+              <w:t>Основная физическая интерпретация</w:t>
+            </w:r>
+          </w:p>
+        </w:tc>
+        <w:tc>
+          <w:tcPr>
+            <w:tcW w:w="2407" w:type="dxa"/>
+          </w:tcPr>
+          <w:p>
+            <w:pPr>
+              <w:spacing w:line="360" w:lineRule="auto"/>
+              <w:jc w:val="both"/>
+              <w:rPr>
+                <w:rFonts w:ascii="Times New Roman" w:hAnsi="Times New Roman" w:cs="Times New Roman"/>
+                <w:sz w:val="28"/>
+                <w:szCs w:val="28"/>
+              </w:rPr>
+            </w:pPr>
+            <w:r>
+              <w:rPr>
+                <w:rFonts w:ascii="Times New Roman" w:hAnsi="Times New Roman" w:cs="Times New Roman"/>
+                <w:sz w:val="28"/>
+                <w:szCs w:val="28"/>
+              </w:rPr>
+              <w:t>Базовая формула</w:t>
+            </w:r>
+          </w:p>
+        </w:tc>
+        <w:tc>
+          <w:tcPr>
+            <w:tcW w:w="2407" w:type="dxa"/>
+          </w:tcPr>
+          <w:p>
+            <w:pPr>
+              <w:spacing w:line="360" w:lineRule="auto"/>
+              <w:jc w:val="both"/>
+              <w:rPr>
+                <w:rFonts w:ascii="Times New Roman" w:hAnsi="Times New Roman" w:cs="Times New Roman"/>
+                <w:sz w:val="28"/>
+                <w:szCs w:val="28"/>
+              </w:rPr>
+            </w:pPr>
+            <w:r>
+              <w:rPr>
+                <w:rFonts w:ascii="Times New Roman" w:hAnsi="Times New Roman" w:cs="Times New Roman"/>
+                <w:sz w:val="28"/>
+                <w:szCs w:val="28"/>
+              </w:rPr>
+              <w:t>Главный недостаток при изолированном использовании</w:t>
+            </w:r>
+          </w:p>
+        </w:tc>
+      </w:tr>
+      <w:tr>
+        <w:tc>
+          <w:tcPr>
+            <w:tcW w:w="2406" w:type="dxa"/>
+          </w:tcPr>
+          <w:p>
+            <w:pPr>
+              <w:spacing w:line="360" w:lineRule="auto"/>
+              <w:jc w:val="both"/>
+              <w:rPr>
+                <w:rFonts w:ascii="Times New Roman" w:hAnsi="Times New Roman" w:cs="Times New Roman"/>
+                <w:i/>
+                <w:iCs/>
+                <w:sz w:val="28"/>
+                <w:szCs w:val="28"/>
+              </w:rPr>
+            </w:pPr>
+            <w:r>
+              <w:rPr>
+                <w:rFonts w:ascii="Times New Roman" w:hAnsi="Times New Roman" w:cs="Times New Roman"/>
+                <w:i/>
+                <w:iCs/>
+                <w:sz w:val="28"/>
+                <w:szCs w:val="28"/>
+              </w:rPr>
+              <w:t>SOC</w:t>
+            </w:r>
+          </w:p>
+        </w:tc>
+        <w:tc>
+          <w:tcPr>
+            <w:tcW w:w="2407" w:type="dxa"/>
+          </w:tcPr>
+          <w:p>
+            <w:pPr>
+              <w:spacing w:line="360" w:lineRule="auto"/>
+              <w:jc w:val="both"/>
+              <w:rPr>
+                <w:rFonts w:ascii="Times New Roman" w:hAnsi="Times New Roman" w:cs="Times New Roman"/>
+                <w:sz w:val="28"/>
+                <w:szCs w:val="28"/>
+              </w:rPr>
+            </w:pPr>
+            <w:r>
+              <w:rPr>
+                <w:rFonts w:ascii="Times New Roman" w:hAnsi="Times New Roman" w:cs="Times New Roman"/>
+                <w:sz w:val="28"/>
+                <w:szCs w:val="28"/>
+              </w:rPr>
+              <w:t>Текущий запас заряда</w:t>
+            </w:r>
+          </w:p>
+        </w:tc>
+        <w:tc>
+          <w:tcPr>
+            <w:tcW w:w="2407" w:type="dxa"/>
+          </w:tcPr>
+          <w:p>
+            <w:pPr>
+              <w:spacing w:line="360" w:lineRule="auto"/>
+              <w:jc w:val="both"/>
+              <w:rPr>
+                <w:rFonts w:ascii="Times New Roman" w:hAnsi="Times New Roman" w:cs="Times New Roman"/>
+                <w:sz w:val="28"/>
+                <w:szCs w:val="28"/>
+                <w:lang w:val="en-US"/>
+              </w:rPr>
+            </w:pPr>
+            <w:r>
+              <w:rPr>
+                <w:rFonts w:ascii="Times New Roman" w:hAnsi="Times New Roman" w:cs="Times New Roman"/>
+                <w:position w:val="-12"/>
+                <w:sz w:val="28"/>
+                <w:szCs w:val="28"/>
+              </w:rPr>
+              <w:object w:dxaOrig="1500" w:dyaOrig="360" w14:anchorId="5C69D783">
+                <v:shape id="_x0000_i1133" type="#_x0000_t75" style="width:74.9pt;height:17.85pt" o:ole="">
+                  <v:imagedata r:id="rId90" o:title=""/>
+                </v:shape>
+                <o:OLEObject Type="Embed" ProgID="Equation.DSMT4" ShapeID="_x0000_i1133" DrawAspect="Content" ObjectID="_1835772946" r:id="rId91"/>
+              </w:object>
+            </w:r>
+          </w:p>
+        </w:tc>
+        <w:tc>
+          <w:tcPr>
+            <w:tcW w:w="2407" w:type="dxa"/>
+          </w:tcPr>
+          <w:p>
+            <w:pPr>
+              <w:spacing w:line="360" w:lineRule="auto"/>
+              <w:jc w:val="both"/>
+              <w:rPr>
+                <w:rFonts w:ascii="Times New Roman" w:hAnsi="Times New Roman" w:cs="Times New Roman"/>
+                <w:sz w:val="28"/>
+                <w:szCs w:val="28"/>
+              </w:rPr>
+            </w:pPr>
+            <w:r>
+              <w:rPr>
+                <w:rFonts w:ascii="Times New Roman" w:hAnsi="Times New Roman" w:cs="Times New Roman"/>
+                <w:sz w:val="28"/>
+                <w:szCs w:val="28"/>
+              </w:rPr>
+              <w:t>Не отражает внутреннюю деградацию</w:t>
+            </w:r>
+          </w:p>
+        </w:tc>
+      </w:tr>
+      <w:tr>
+        <w:tc>
+          <w:tcPr>
+            <w:tcW w:w="2406" w:type="dxa"/>
+          </w:tcPr>
+          <w:p>
+            <w:pPr>
+              <w:spacing w:line="360" w:lineRule="auto"/>
+              <w:jc w:val="both"/>
+              <w:rPr>
+                <w:rFonts w:ascii="Times New Roman" w:hAnsi="Times New Roman" w:cs="Times New Roman"/>
+                <w:i/>
+                <w:iCs/>
+                <w:sz w:val="28"/>
+                <w:szCs w:val="28"/>
+              </w:rPr>
+            </w:pPr>
+            <w:r>
+              <w:rPr>
+                <w:rFonts w:ascii="Times New Roman" w:hAnsi="Times New Roman" w:cs="Times New Roman"/>
+                <w:i/>
+                <w:iCs/>
+                <w:sz w:val="28"/>
+                <w:szCs w:val="28"/>
+              </w:rPr>
+              <w:t>SOH</w:t>
+            </w:r>
+          </w:p>
+        </w:tc>
+        <w:tc>
+          <w:tcPr>
+            <w:tcW w:w="2407" w:type="dxa"/>
+          </w:tcPr>
+          <w:p>
+            <w:pPr>
+              <w:spacing w:line="360" w:lineRule="auto"/>
+              <w:jc w:val="both"/>
+              <w:rPr>
+                <w:rFonts w:ascii="Times New Roman" w:hAnsi="Times New Roman" w:cs="Times New Roman"/>
+                <w:sz w:val="28"/>
+                <w:szCs w:val="28"/>
+              </w:rPr>
+            </w:pPr>
+            <w:r>
+              <w:rPr>
+                <w:rFonts w:ascii="Times New Roman" w:hAnsi="Times New Roman" w:cs="Times New Roman"/>
+                <w:sz w:val="28"/>
+                <w:szCs w:val="28"/>
+              </w:rPr>
+              <w:t>Степень старения батареи</w:t>
+            </w:r>
+          </w:p>
+        </w:tc>
+        <w:tc>
+          <w:tcPr>
+            <w:tcW w:w="2407" w:type="dxa"/>
+          </w:tcPr>
+          <w:p>
+            <w:pPr>
+              <w:spacing w:line="360" w:lineRule="auto"/>
+              <w:jc w:val="both"/>
+              <w:rPr>
+                <w:rFonts w:ascii="Times New Roman" w:hAnsi="Times New Roman" w:cs="Times New Roman"/>
+                <w:sz w:val="28"/>
+                <w:szCs w:val="28"/>
+                <w:lang w:val="en-US"/>
+              </w:rPr>
+            </w:pPr>
+            <w:r>
+              <w:rPr>
+                <w:rFonts w:ascii="Times New Roman" w:hAnsi="Times New Roman" w:cs="Times New Roman"/>
+                <w:position w:val="-12"/>
+                <w:sz w:val="28"/>
+                <w:szCs w:val="28"/>
+              </w:rPr>
+              <w:object w:dxaOrig="1540" w:dyaOrig="360" w14:anchorId="3040466C">
+                <v:shape id="_x0000_i1136" type="#_x0000_t75" style="width:77.2pt;height:17.85pt" o:ole="">
+                  <v:imagedata r:id="rId92" o:title=""/>
+                </v:shape>
+                <o:OLEObject Type="Embed" ProgID="Equation.DSMT4" ShapeID="_x0000_i1136" DrawAspect="Content" ObjectID="_1835772947" r:id="rId93"/>
+              </w:object>
+            </w:r>
+            <w:r>
+              <w:rPr>
+                <w:rFonts w:ascii="Times New Roman" w:hAnsi="Times New Roman" w:cs="Times New Roman"/>
+                <w:sz w:val="28"/>
+                <w:szCs w:val="28"/>
+                <w:lang w:val="en-US"/>
+              </w:rPr>
+              <w:t xml:space="preserve"> </w:t>
+            </w:r>
+            <w:r>
+              <w:rPr>
+                <w:rFonts w:ascii="Times New Roman" w:hAnsi="Times New Roman" w:cs="Times New Roman"/>
+                <w:sz w:val="28"/>
+                <w:szCs w:val="28"/>
+              </w:rPr>
+              <w:t xml:space="preserve">или </w:t>
+            </w:r>
+            <w:r>
+              <w:rPr>
+                <w:rFonts w:ascii="Times New Roman" w:hAnsi="Times New Roman" w:cs="Times New Roman"/>
+                <w:position w:val="-14"/>
+                <w:sz w:val="28"/>
+                <w:szCs w:val="28"/>
+                <w:lang w:val="en-US"/>
+              </w:rPr>
+              <w:object w:dxaOrig="1480" w:dyaOrig="400" w14:anchorId="2D2BC0DB">
+                <v:shape id="_x0000_i1139" type="#_x0000_t75" style="width:73.75pt;height:20.15pt" o:ole="">
+                  <v:imagedata r:id="rId94" o:title=""/>
+                </v:shape>
+                <o:OLEObject Type="Embed" ProgID="Equation.DSMT4" ShapeID="_x0000_i1139" DrawAspect="Content" ObjectID="_1835772948" r:id="rId95"/>
+              </w:object>
+            </w:r>
+          </w:p>
+        </w:tc>
+        <w:tc>
+          <w:tcPr>
+            <w:tcW w:w="2407" w:type="dxa"/>
+          </w:tcPr>
+          <w:p>
+            <w:pPr>
+              <w:spacing w:line="360" w:lineRule="auto"/>
+              <w:jc w:val="both"/>
+              <w:rPr>
+                <w:rFonts w:ascii="Times New Roman" w:hAnsi="Times New Roman" w:cs="Times New Roman"/>
+                <w:sz w:val="28"/>
+                <w:szCs w:val="28"/>
+              </w:rPr>
+            </w:pPr>
+            <w:r>
+              <w:rPr>
+                <w:rFonts w:ascii="Times New Roman" w:hAnsi="Times New Roman" w:cs="Times New Roman"/>
+                <w:sz w:val="28"/>
+                <w:szCs w:val="28"/>
+              </w:rPr>
+              <w:t>При ёмкостной трактовке запаздывает относительно ранней деградации</w:t>
+            </w:r>
+          </w:p>
+        </w:tc>
+      </w:tr>
+      <w:tr>
+        <w:tc>
+          <w:tcPr>
+            <w:tcW w:w="2406" w:type="dxa"/>
+          </w:tcPr>
+          <w:p>
+            <w:pPr>
+              <w:spacing w:line="360" w:lineRule="auto"/>
+              <w:jc w:val="both"/>
+              <w:rPr>
+                <w:rFonts w:ascii="Times New Roman" w:hAnsi="Times New Roman" w:cs="Times New Roman"/>
+                <w:i/>
+                <w:iCs/>
+                <w:sz w:val="28"/>
+                <w:szCs w:val="28"/>
+              </w:rPr>
+            </w:pPr>
+            <w:r>
+              <w:rPr>
+                <w:rFonts w:ascii="Times New Roman" w:hAnsi="Times New Roman" w:cs="Times New Roman"/>
+                <w:i/>
+                <w:iCs/>
+                <w:sz w:val="28"/>
+                <w:szCs w:val="28"/>
+              </w:rPr>
+              <w:t>SOF</w:t>
+            </w:r>
+          </w:p>
+        </w:tc>
+        <w:tc>
+          <w:tcPr>
+            <w:tcW w:w="2407" w:type="dxa"/>
+          </w:tcPr>
+          <w:p>
+            <w:pPr>
+              <w:spacing w:line="360" w:lineRule="auto"/>
+              <w:jc w:val="both"/>
+              <w:rPr>
+                <w:rFonts w:ascii="Times New Roman" w:hAnsi="Times New Roman" w:cs="Times New Roman"/>
+                <w:sz w:val="28"/>
+                <w:szCs w:val="28"/>
+              </w:rPr>
+            </w:pPr>
+            <w:r>
+              <w:rPr>
+                <w:rFonts w:ascii="Times New Roman" w:hAnsi="Times New Roman" w:cs="Times New Roman"/>
+                <w:sz w:val="28"/>
+                <w:szCs w:val="28"/>
+              </w:rPr>
+              <w:t>Доступная мощность</w:t>
+            </w:r>
+          </w:p>
+        </w:tc>
+        <w:tc>
+          <w:tcPr>
+            <w:tcW w:w="2407" w:type="dxa"/>
+          </w:tcPr>
+          <w:p>
+            <w:pPr>
+              <w:spacing w:line="360" w:lineRule="auto"/>
+              <w:jc w:val="both"/>
+              <w:rPr>
+                <w:rFonts w:ascii="Times New Roman" w:hAnsi="Times New Roman" w:cs="Times New Roman"/>
+                <w:sz w:val="28"/>
+                <w:szCs w:val="28"/>
+              </w:rPr>
+            </w:pPr>
+            <w:r>
+              <w:rPr>
+                <w:rFonts w:ascii="Times New Roman" w:hAnsi="Times New Roman" w:cs="Times New Roman"/>
+                <w:position w:val="-14"/>
+                <w:sz w:val="28"/>
+                <w:szCs w:val="28"/>
+              </w:rPr>
+              <w:object w:dxaOrig="2000" w:dyaOrig="400" w14:anchorId="77DAF3F7">
+                <v:shape id="_x0000_i1142" type="#_x0000_t75" style="width:100.2pt;height:20.15pt" o:ole="">
+                  <v:imagedata r:id="rId96" o:title=""/>
+                </v:shape>
+                <o:OLEObject Type="Embed" ProgID="Equation.DSMT4" ShapeID="_x0000_i1142" DrawAspect="Content" ObjectID="_1835772949" r:id="rId97"/>
+              </w:object>
+            </w:r>
+          </w:p>
+        </w:tc>
+        <w:tc>
+          <w:tcPr>
+            <w:tcW w:w="2407" w:type="dxa"/>
+          </w:tcPr>
+          <w:p>
+            <w:pPr>
+              <w:spacing w:line="360" w:lineRule="auto"/>
+              <w:jc w:val="both"/>
+              <w:rPr>
+                <w:rFonts w:ascii="Times New Roman" w:hAnsi="Times New Roman" w:cs="Times New Roman"/>
+                <w:sz w:val="28"/>
+                <w:szCs w:val="28"/>
+              </w:rPr>
+            </w:pPr>
+            <w:r>
+              <w:rPr>
+                <w:rFonts w:ascii="Times New Roman" w:hAnsi="Times New Roman" w:cs="Times New Roman"/>
+                <w:sz w:val="28"/>
+                <w:szCs w:val="28"/>
+              </w:rPr>
+              <w:t>Требует знания не только заряда, но и импедансного состояния</w:t>
+            </w:r>
+          </w:p>
+        </w:tc>
+      </w:tr>
+      <w:tr>
+        <w:tc>
+          <w:tcPr>
+            <w:tcW w:w="2406" w:type="dxa"/>
+          </w:tcPr>
+          <w:p>
+            <w:pPr>
+              <w:spacing w:line="360" w:lineRule="auto"/>
+              <w:jc w:val="both"/>
+              <w:rPr>
+                <w:rFonts w:ascii="Times New Roman" w:hAnsi="Times New Roman" w:cs="Times New Roman"/>
+                <w:i/>
+                <w:iCs/>
+                <w:sz w:val="28"/>
+                <w:szCs w:val="28"/>
+              </w:rPr>
+            </w:pPr>
+            <w:r>
+              <w:rPr>
+                <w:rFonts w:ascii="Times New Roman" w:hAnsi="Times New Roman" w:cs="Times New Roman"/>
+                <w:i/>
+                <w:iCs/>
+                <w:sz w:val="28"/>
+                <w:szCs w:val="28"/>
+              </w:rPr>
+              <w:t>RUL</w:t>
+            </w:r>
+          </w:p>
+        </w:tc>
+        <w:tc>
+          <w:tcPr>
+            <w:tcW w:w="2407" w:type="dxa"/>
+          </w:tcPr>
+          <w:p>
+            <w:pPr>
+              <w:spacing w:line="360" w:lineRule="auto"/>
+              <w:jc w:val="both"/>
+              <w:rPr>
+                <w:rFonts w:ascii="Times New Roman" w:hAnsi="Times New Roman" w:cs="Times New Roman"/>
+                <w:sz w:val="28"/>
+                <w:szCs w:val="28"/>
+              </w:rPr>
+            </w:pPr>
+            <w:r>
+              <w:rPr>
+                <w:rFonts w:ascii="Times New Roman" w:hAnsi="Times New Roman" w:cs="Times New Roman"/>
+                <w:sz w:val="28"/>
+                <w:szCs w:val="28"/>
+              </w:rPr>
+              <w:t>Остаточный срок службы</w:t>
+            </w:r>
+          </w:p>
+        </w:tc>
+        <w:tc>
+          <w:tcPr>
+            <w:tcW w:w="2407" w:type="dxa"/>
+          </w:tcPr>
+          <w:p>
+            <w:pPr>
+              <w:spacing w:line="360" w:lineRule="auto"/>
+              <w:jc w:val="both"/>
+              <w:rPr>
+                <w:rFonts w:ascii="Times New Roman" w:hAnsi="Times New Roman" w:cs="Times New Roman"/>
+                <w:sz w:val="28"/>
+                <w:szCs w:val="28"/>
+              </w:rPr>
+            </w:pPr>
+            <w:r>
+              <w:rPr>
+                <w:rFonts w:ascii="Times New Roman" w:hAnsi="Times New Roman" w:cs="Times New Roman"/>
+                <w:position w:val="-12"/>
+                <w:sz w:val="28"/>
+                <w:szCs w:val="28"/>
+              </w:rPr>
+              <w:object w:dxaOrig="1780" w:dyaOrig="360" w14:anchorId="6B6620D0">
+                <v:shape id="_x0000_i1147" type="#_x0000_t75" style="width:89.3pt;height:17.85pt" o:ole="">
+                  <v:imagedata r:id="rId98" o:title=""/>
+                </v:shape>
+                <o:OLEObject Type="Embed" ProgID="Equation.DSMT4" ShapeID="_x0000_i1147" DrawAspect="Content" ObjectID="_1835772950" r:id="rId99"/>
+              </w:object>
+            </w:r>
+          </w:p>
+        </w:tc>
+        <w:tc>
+          <w:tcPr>
+            <w:tcW w:w="2407" w:type="dxa"/>
+          </w:tcPr>
+          <w:p>
+            <w:pPr>
+              <w:spacing w:line="360" w:lineRule="auto"/>
+              <w:jc w:val="both"/>
+              <w:rPr>
+                <w:rFonts w:ascii="Times New Roman" w:hAnsi="Times New Roman" w:cs="Times New Roman"/>
+                <w:sz w:val="28"/>
+                <w:szCs w:val="28"/>
+              </w:rPr>
+            </w:pPr>
+            <w:r>
+              <w:rPr>
+                <w:rFonts w:ascii="Times New Roman" w:hAnsi="Times New Roman" w:cs="Times New Roman"/>
+                <w:sz w:val="28"/>
+                <w:szCs w:val="28"/>
+              </w:rPr>
+              <w:t xml:space="preserve">Невозможен без модели </w:t>
+            </w:r>
+            <w:proofErr w:type="spellStart"/>
+            <w:r>
+              <w:rPr>
+                <w:rFonts w:ascii="Times New Roman" w:hAnsi="Times New Roman" w:cs="Times New Roman"/>
+                <w:sz w:val="28"/>
+                <w:szCs w:val="28"/>
+              </w:rPr>
+              <w:t>деградационной</w:t>
+            </w:r>
+            <w:proofErr w:type="spellEnd"/>
+            <w:r>
+              <w:rPr>
+                <w:rFonts w:ascii="Times New Roman" w:hAnsi="Times New Roman" w:cs="Times New Roman"/>
+                <w:sz w:val="28"/>
+                <w:szCs w:val="28"/>
+              </w:rPr>
+              <w:t xml:space="preserve"> траектории</w:t>
+            </w:r>
+          </w:p>
+        </w:tc>
+      </w:tr>
+    </w:tbl>
+    <w:p>
+      <w:pPr>
+        <w:spacing w:line="360" w:lineRule="auto"/>
+        <w:ind w:firstLine="709"/>
+        <w:jc w:val="both"/>
+        <w:rPr>
+          <w:rFonts w:ascii="Times New Roman" w:hAnsi="Times New Roman" w:cs="Times New Roman"/>
+          <w:sz w:val="28"/>
+          <w:szCs w:val="28"/>
+          <w:lang w:val="en-US"/>
+        </w:rPr>
+      </w:pPr>
+    </w:p>
+    <w:p>
+      <w:pPr>
+        <w:spacing w:line="360" w:lineRule="auto"/>
+        <w:ind w:firstLine="709"/>
+        <w:jc w:val="both"/>
+        <w:rPr>
+          <w:rFonts w:ascii="Times New Roman" w:hAnsi="Times New Roman" w:cs="Times New Roman"/>
+          <w:sz w:val="28"/>
+          <w:szCs w:val="28"/>
+        </w:rPr>
+      </w:pPr>
+      <w:r>
+        <w:rPr>
+          <w:rFonts w:ascii="Times New Roman" w:hAnsi="Times New Roman" w:cs="Times New Roman"/>
+          <w:sz w:val="28"/>
+          <w:szCs w:val="28"/>
+        </w:rPr>
+        <w:t>Таким образом, показатели</w:t>
+      </w:r>
+      <w:r>
+        <w:rPr>
+          <w:rFonts w:ascii="Times New Roman" w:hAnsi="Times New Roman" w:cs="Times New Roman"/>
+          <w:sz w:val="28"/>
+          <w:szCs w:val="28"/>
+        </w:rPr>
+        <w:t xml:space="preserve"> </w:t>
+      </w:r>
+      <w:r>
+        <w:rPr>
+          <w:rFonts w:ascii="Times New Roman" w:hAnsi="Times New Roman" w:cs="Times New Roman"/>
+          <w:i/>
+          <w:iCs/>
+          <w:sz w:val="28"/>
+          <w:szCs w:val="28"/>
+          <w:lang w:val="en-US"/>
+        </w:rPr>
+        <w:t>SOC</w:t>
+      </w:r>
+      <w:r>
+        <w:rPr>
+          <w:rFonts w:ascii="Times New Roman" w:hAnsi="Times New Roman" w:cs="Times New Roman"/>
+          <w:sz w:val="28"/>
+          <w:szCs w:val="28"/>
+        </w:rPr>
+        <w:t xml:space="preserve">, </w:t>
+      </w:r>
+      <w:r>
+        <w:rPr>
+          <w:rFonts w:ascii="Times New Roman" w:hAnsi="Times New Roman" w:cs="Times New Roman"/>
+          <w:i/>
+          <w:iCs/>
+          <w:sz w:val="28"/>
+          <w:szCs w:val="28"/>
+          <w:lang w:val="en-US"/>
+        </w:rPr>
+        <w:t>SOH</w:t>
+      </w:r>
+      <w:r>
+        <w:rPr>
+          <w:rFonts w:ascii="Times New Roman" w:hAnsi="Times New Roman" w:cs="Times New Roman"/>
+          <w:sz w:val="28"/>
+          <w:szCs w:val="28"/>
+        </w:rPr>
+        <w:t xml:space="preserve">, </w:t>
+      </w:r>
+      <w:r>
+        <w:rPr>
+          <w:rFonts w:ascii="Times New Roman" w:hAnsi="Times New Roman" w:cs="Times New Roman"/>
+          <w:i/>
+          <w:iCs/>
+          <w:sz w:val="28"/>
+          <w:szCs w:val="28"/>
+          <w:lang w:val="en-US"/>
+        </w:rPr>
+        <w:t>SOF</w:t>
+      </w:r>
+      <w:r>
+        <w:rPr>
+          <w:rFonts w:ascii="Times New Roman" w:hAnsi="Times New Roman" w:cs="Times New Roman"/>
+          <w:sz w:val="28"/>
+          <w:szCs w:val="28"/>
+        </w:rPr>
+        <w:t xml:space="preserve"> </w:t>
+      </w:r>
+      <w:r>
+        <w:rPr>
+          <w:rFonts w:ascii="Times New Roman" w:hAnsi="Times New Roman" w:cs="Times New Roman"/>
+          <w:sz w:val="28"/>
+          <w:szCs w:val="28"/>
+        </w:rPr>
+        <w:t xml:space="preserve">и </w:t>
+      </w:r>
+      <w:r>
+        <w:rPr>
+          <w:rFonts w:ascii="Times New Roman" w:hAnsi="Times New Roman" w:cs="Times New Roman"/>
+          <w:i/>
+          <w:iCs/>
+          <w:sz w:val="28"/>
+          <w:szCs w:val="28"/>
+          <w:lang w:val="en-US"/>
+        </w:rPr>
+        <w:t>RUL</w:t>
+      </w:r>
+      <w:r>
+        <w:rPr>
+          <w:rFonts w:ascii="Times New Roman" w:hAnsi="Times New Roman" w:cs="Times New Roman"/>
+          <w:sz w:val="28"/>
+          <w:szCs w:val="28"/>
+        </w:rPr>
+        <w:t xml:space="preserve"> образуют единую систему описания технического состояния тяговой аккумуляторной батареи. </w:t>
+      </w:r>
+      <w:r>
+        <w:rPr>
+          <w:rFonts w:ascii="Times New Roman" w:hAnsi="Times New Roman" w:cs="Times New Roman"/>
+          <w:sz w:val="28"/>
+          <w:szCs w:val="28"/>
+        </w:rPr>
+        <w:t>Среди них</w:t>
+      </w:r>
+      <w:r>
+        <w:rPr>
+          <w:rFonts w:ascii="Times New Roman" w:hAnsi="Times New Roman" w:cs="Times New Roman"/>
+          <w:sz w:val="28"/>
+          <w:szCs w:val="28"/>
+        </w:rPr>
+        <w:t xml:space="preserve"> </w:t>
+      </w:r>
+      <w:r>
+        <w:rPr>
+          <w:rFonts w:ascii="Times New Roman" w:hAnsi="Times New Roman" w:cs="Times New Roman"/>
+          <w:i/>
+          <w:iCs/>
+          <w:sz w:val="28"/>
+          <w:szCs w:val="28"/>
+          <w:lang w:val="en-US"/>
+        </w:rPr>
+        <w:t>SOC</w:t>
+      </w:r>
+      <w:r>
+        <w:rPr>
+          <w:rFonts w:ascii="Times New Roman" w:hAnsi="Times New Roman" w:cs="Times New Roman"/>
+          <w:sz w:val="28"/>
+          <w:szCs w:val="28"/>
+        </w:rPr>
+        <w:t xml:space="preserve"> </w:t>
+      </w:r>
+      <w:r>
+        <w:rPr>
+          <w:rFonts w:ascii="Times New Roman" w:hAnsi="Times New Roman" w:cs="Times New Roman"/>
+          <w:sz w:val="28"/>
+          <w:szCs w:val="28"/>
+        </w:rPr>
+        <w:t>отражает краткосрочное состояние,</w:t>
+      </w:r>
+      <w:r>
+        <w:rPr>
+          <w:rFonts w:ascii="Times New Roman" w:hAnsi="Times New Roman" w:cs="Times New Roman"/>
+          <w:sz w:val="28"/>
+          <w:szCs w:val="28"/>
+        </w:rPr>
+        <w:t xml:space="preserve"> </w:t>
+      </w:r>
+      <w:r>
+        <w:rPr>
+          <w:rFonts w:ascii="Times New Roman" w:hAnsi="Times New Roman" w:cs="Times New Roman"/>
+          <w:i/>
+          <w:iCs/>
+          <w:sz w:val="28"/>
+          <w:szCs w:val="28"/>
+          <w:lang w:val="en-US"/>
+        </w:rPr>
+        <w:t>SOH</w:t>
+      </w:r>
+      <w:r>
+        <w:rPr>
+          <w:rFonts w:ascii="Times New Roman" w:hAnsi="Times New Roman" w:cs="Times New Roman"/>
+          <w:sz w:val="28"/>
+          <w:szCs w:val="28"/>
+        </w:rPr>
+        <w:t xml:space="preserve"> – </w:t>
+      </w:r>
+      <w:r>
+        <w:rPr>
+          <w:rFonts w:ascii="Times New Roman" w:hAnsi="Times New Roman" w:cs="Times New Roman"/>
+          <w:sz w:val="28"/>
+          <w:szCs w:val="28"/>
+        </w:rPr>
+        <w:t xml:space="preserve">накопленную деградацию, </w:t>
+      </w:r>
+      <w:r>
+        <w:rPr>
+          <w:rFonts w:ascii="Times New Roman" w:hAnsi="Times New Roman" w:cs="Times New Roman"/>
+          <w:i/>
+          <w:iCs/>
+          <w:sz w:val="28"/>
+          <w:szCs w:val="28"/>
+          <w:lang w:val="en-US"/>
+        </w:rPr>
+        <w:t>SOF</w:t>
+      </w:r>
+      <w:r>
+        <w:rPr>
+          <w:rFonts w:ascii="Times New Roman" w:hAnsi="Times New Roman" w:cs="Times New Roman"/>
+          <w:sz w:val="28"/>
+          <w:szCs w:val="28"/>
+        </w:rPr>
+        <w:t xml:space="preserve"> – текущее силовое качество батареи, а </w:t>
+      </w:r>
+      <w:r>
+        <w:rPr>
+          <w:rFonts w:ascii="Times New Roman" w:hAnsi="Times New Roman" w:cs="Times New Roman"/>
+          <w:i/>
+          <w:iCs/>
+          <w:sz w:val="28"/>
+          <w:szCs w:val="28"/>
+          <w:lang w:val="en-US"/>
+        </w:rPr>
+        <w:t>RUL</w:t>
+      </w:r>
+      <w:r>
+        <w:rPr>
+          <w:rFonts w:ascii="Times New Roman" w:hAnsi="Times New Roman" w:cs="Times New Roman"/>
+          <w:sz w:val="28"/>
+          <w:szCs w:val="28"/>
+        </w:rPr>
+        <w:t xml:space="preserve"> – её будущую </w:t>
+      </w:r>
+      <w:r>
+        <w:rPr>
+          <w:rFonts w:ascii="Times New Roman" w:hAnsi="Times New Roman" w:cs="Times New Roman"/>
+          <w:sz w:val="28"/>
+          <w:szCs w:val="28"/>
+        </w:rPr>
+        <w:lastRenderedPageBreak/>
+        <w:t>работоспособность.</w:t>
+      </w:r>
+      <w:r>
+        <w:t xml:space="preserve"> </w:t>
+      </w:r>
+      <w:r>
+        <w:rPr>
+          <w:rFonts w:ascii="Times New Roman" w:hAnsi="Times New Roman" w:cs="Times New Roman"/>
+          <w:sz w:val="28"/>
+          <w:szCs w:val="28"/>
+        </w:rPr>
+        <w:t>Для построения физически обоснованной системы прогноза ресурса принципиально важен переход от традиционной ёмкостной трактовки</w:t>
+      </w:r>
+      <w:r>
+        <w:rPr>
+          <w:rFonts w:ascii="Times New Roman" w:hAnsi="Times New Roman" w:cs="Times New Roman"/>
+          <w:sz w:val="28"/>
+          <w:szCs w:val="28"/>
+        </w:rPr>
+        <w:t xml:space="preserve"> </w:t>
+      </w:r>
+      <w:r>
+        <w:rPr>
+          <w:rFonts w:ascii="Times New Roman" w:hAnsi="Times New Roman" w:cs="Times New Roman"/>
+          <w:sz w:val="28"/>
+          <w:szCs w:val="28"/>
+          <w:lang w:val="en-US"/>
+        </w:rPr>
+        <w:t>SOH</w:t>
+      </w:r>
+      <w:r>
+        <w:rPr>
+          <w:rFonts w:ascii="Times New Roman" w:hAnsi="Times New Roman" w:cs="Times New Roman"/>
+          <w:sz w:val="28"/>
+          <w:szCs w:val="28"/>
+        </w:rPr>
+        <w:t xml:space="preserve"> </w:t>
+      </w:r>
+      <w:r>
+        <w:rPr>
+          <w:rFonts w:ascii="Times New Roman" w:hAnsi="Times New Roman" w:cs="Times New Roman"/>
+          <w:sz w:val="28"/>
+          <w:szCs w:val="28"/>
+        </w:rPr>
+        <w:t>к его импедансной интерпретации, поскольку именно она обеспечивает раннюю чувствительность к деградации и позволяет связать диагностический и прогностический уровни анализа.</w:t>
+      </w:r>
     </w:p>
     <w:p>
       <w:pPr>

--- a/Docs/Дис Борзенков вар2/01.Главы/Глава_1.docx
+++ b/Docs/Дис Борзенков вар2/01.Главы/Глава_1.docx
@@ -249,10 +249,10 @@
             <v:path o:extrusionok="f" gradientshapeok="t" o:connecttype="rect"/>
             <o:lock v:ext="edit" aspectratio="t"/>
           </v:shapetype>
-          <v:shape id="_x0000_i1025" type="#_x0000_t75" style="width:264.95pt;height:20.15pt" o:ole="">
+          <v:shape id="_x0000_i1025" type="#_x0000_t75" style="width:264.9pt;height:20.4pt" o:ole="">
             <v:imagedata r:id="rId6" o:title=""/>
           </v:shape>
-          <o:OLEObject Type="Embed" ProgID="Equation.DSMT4" ShapeID="_x0000_i1025" DrawAspect="Content" ObjectID="_1835772909" r:id="rId7"/>
+          <o:OLEObject Type="Embed" ProgID="Equation.DSMT4" ShapeID="_x0000_i1025" DrawAspect="Content" ObjectID="_1835778464" r:id="rId7"/>
         </w:object>
       </w:r>
     </w:p>
@@ -704,10 +704,10 @@
           <w:szCs w:val="28"/>
         </w:rPr>
         <w:object w:dxaOrig="3159" w:dyaOrig="680" w14:anchorId="4128C517">
-          <v:shape id="_x0000_i1026" type="#_x0000_t75" style="width:157.8pt;height:34pt" o:ole="">
+          <v:shape id="_x0000_i1026" type="#_x0000_t75" style="width:157.6pt;height:33.95pt" o:ole="">
             <v:imagedata r:id="rId8" o:title=""/>
           </v:shape>
-          <o:OLEObject Type="Embed" ProgID="Equation.DSMT4" ShapeID="_x0000_i1026" DrawAspect="Content" ObjectID="_1835772910" r:id="rId9"/>
+          <o:OLEObject Type="Embed" ProgID="Equation.DSMT4" ShapeID="_x0000_i1026" DrawAspect="Content" ObjectID="_1835778465" r:id="rId9"/>
         </w:object>
       </w:r>
     </w:p>
@@ -1038,10 +1038,10 @@
           <w:lang w:val="en-US"/>
         </w:rPr>
         <w:object w:dxaOrig="1359" w:dyaOrig="360" w14:anchorId="1157D90C">
-          <v:shape id="_x0000_i1027" type="#_x0000_t75" style="width:67.95pt;height:17.85pt" o:ole="">
+          <v:shape id="_x0000_i1027" type="#_x0000_t75" style="width:67.9pt;height:17.65pt" o:ole="">
             <v:imagedata r:id="rId10" o:title=""/>
           </v:shape>
-          <o:OLEObject Type="Embed" ProgID="Equation.DSMT4" ShapeID="_x0000_i1027" DrawAspect="Content" ObjectID="_1835772911" r:id="rId11"/>
+          <o:OLEObject Type="Embed" ProgID="Equation.DSMT4" ShapeID="_x0000_i1027" DrawAspect="Content" ObjectID="_1835778466" r:id="rId11"/>
         </w:object>
       </w:r>
     </w:p>
@@ -1086,10 +1086,10 @@
           <w:lang w:val="en-US"/>
         </w:rPr>
         <w:object w:dxaOrig="3240" w:dyaOrig="400" w14:anchorId="3B9C0CF4">
-          <v:shape id="_x0000_i1028" type="#_x0000_t75" style="width:162.45pt;height:20.15pt" o:ole="">
+          <v:shape id="_x0000_i1028" type="#_x0000_t75" style="width:162.35pt;height:20.4pt" o:ole="">
             <v:imagedata r:id="rId12" o:title=""/>
           </v:shape>
-          <o:OLEObject Type="Embed" ProgID="Equation.DSMT4" ShapeID="_x0000_i1028" DrawAspect="Content" ObjectID="_1835772912" r:id="rId13"/>
+          <o:OLEObject Type="Embed" ProgID="Equation.DSMT4" ShapeID="_x0000_i1028" DrawAspect="Content" ObjectID="_1835778467" r:id="rId13"/>
         </w:object>
       </w:r>
     </w:p>
@@ -1259,10 +1259,10 @@
           <w:szCs w:val="28"/>
         </w:rPr>
         <w:object w:dxaOrig="3440" w:dyaOrig="620" w14:anchorId="3CFCB99D">
-          <v:shape id="_x0000_i1029" type="#_x0000_t75" style="width:172.2pt;height:31.1pt" o:ole="">
+          <v:shape id="_x0000_i1029" type="#_x0000_t75" style="width:171.85pt;height:31.25pt" o:ole="">
             <v:imagedata r:id="rId14" o:title=""/>
           </v:shape>
-          <o:OLEObject Type="Embed" ProgID="Equation.DSMT4" ShapeID="_x0000_i1029" DrawAspect="Content" ObjectID="_1835772913" r:id="rId15"/>
+          <o:OLEObject Type="Embed" ProgID="Equation.DSMT4" ShapeID="_x0000_i1029" DrawAspect="Content" ObjectID="_1835778468" r:id="rId15"/>
         </w:object>
       </w:r>
     </w:p>
@@ -3184,10 +3184,10 @@
           <w:szCs w:val="28"/>
         </w:rPr>
         <w:object w:dxaOrig="2079" w:dyaOrig="380" w14:anchorId="073C43AA">
-          <v:shape id="_x0000_i1030" type="#_x0000_t75" style="width:103.7pt;height:19pt" o:ole="">
+          <v:shape id="_x0000_i1030" type="#_x0000_t75" style="width:103.9pt;height:19pt" o:ole="">
             <v:imagedata r:id="rId17" o:title=""/>
           </v:shape>
-          <o:OLEObject Type="Embed" ProgID="Equation.DSMT4" ShapeID="_x0000_i1030" DrawAspect="Content" ObjectID="_1835772914" r:id="rId18"/>
+          <o:OLEObject Type="Embed" ProgID="Equation.DSMT4" ShapeID="_x0000_i1030" DrawAspect="Content" ObjectID="_1835778469" r:id="rId18"/>
         </w:object>
       </w:r>
     </w:p>
@@ -3861,10 +3861,10 @@
           <w:szCs w:val="28"/>
         </w:rPr>
         <w:object w:dxaOrig="960" w:dyaOrig="680" w14:anchorId="474779D0">
-          <v:shape id="_x0000_i1031" type="#_x0000_t75" style="width:48.4pt;height:34pt" o:ole="">
+          <v:shape id="_x0000_i1031" type="#_x0000_t75" style="width:48.25pt;height:33.95pt" o:ole="">
             <v:imagedata r:id="rId20" o:title=""/>
           </v:shape>
-          <o:OLEObject Type="Embed" ProgID="Equation.DSMT4" ShapeID="_x0000_i1031" DrawAspect="Content" ObjectID="_1835772915" r:id="rId21"/>
+          <o:OLEObject Type="Embed" ProgID="Equation.DSMT4" ShapeID="_x0000_i1031" DrawAspect="Content" ObjectID="_1835778470" r:id="rId21"/>
         </w:object>
       </w:r>
     </w:p>
@@ -4484,10 +4484,10 @@
           <w:szCs w:val="28"/>
         </w:rPr>
         <w:object w:dxaOrig="3379" w:dyaOrig="620" w14:anchorId="438A2006">
-          <v:shape id="_x0000_i1032" type="#_x0000_t75" style="width:168.75pt;height:31.1pt" o:ole="">
+          <v:shape id="_x0000_i1032" type="#_x0000_t75" style="width:168.45pt;height:31.25pt" o:ole="">
             <v:imagedata r:id="rId23" o:title=""/>
           </v:shape>
-          <o:OLEObject Type="Embed" ProgID="Equation.DSMT4" ShapeID="_x0000_i1032" DrawAspect="Content" ObjectID="_1835772916" r:id="rId24"/>
+          <o:OLEObject Type="Embed" ProgID="Equation.DSMT4" ShapeID="_x0000_i1032" DrawAspect="Content" ObjectID="_1835778471" r:id="rId24"/>
         </w:object>
       </w:r>
     </w:p>
@@ -4914,10 +4914,10 @@
           <w:lang w:val="en-US"/>
         </w:rPr>
         <w:object w:dxaOrig="960" w:dyaOrig="680" w14:anchorId="4A0E180C">
-          <v:shape id="_x0000_i1033" type="#_x0000_t75" style="width:47.8pt;height:34pt" o:ole="">
+          <v:shape id="_x0000_i1033" type="#_x0000_t75" style="width:47.55pt;height:33.95pt" o:ole="">
             <v:imagedata r:id="rId25" o:title=""/>
           </v:shape>
-          <o:OLEObject Type="Embed" ProgID="Equation.DSMT4" ShapeID="_x0000_i1033" DrawAspect="Content" ObjectID="_1835772917" r:id="rId26"/>
+          <o:OLEObject Type="Embed" ProgID="Equation.DSMT4" ShapeID="_x0000_i1033" DrawAspect="Content" ObjectID="_1835778472" r:id="rId26"/>
         </w:object>
       </w:r>
     </w:p>
@@ -5211,10 +5211,10 @@
           <w:szCs w:val="28"/>
         </w:rPr>
         <w:object w:dxaOrig="1280" w:dyaOrig="660" w14:anchorId="5867754B">
-          <v:shape id="_x0000_i1034" type="#_x0000_t75" style="width:63.95pt;height:32.85pt" o:ole="">
+          <v:shape id="_x0000_i1034" type="#_x0000_t75" style="width:63.85pt;height:32.6pt" o:ole="">
             <v:imagedata r:id="rId27" o:title=""/>
           </v:shape>
-          <o:OLEObject Type="Embed" ProgID="Equation.DSMT4" ShapeID="_x0000_i1034" DrawAspect="Content" ObjectID="_1835772918" r:id="rId28"/>
+          <o:OLEObject Type="Embed" ProgID="Equation.DSMT4" ShapeID="_x0000_i1034" DrawAspect="Content" ObjectID="_1835778473" r:id="rId28"/>
         </w:object>
       </w:r>
     </w:p>
@@ -5277,10 +5277,10 @@
           <w:lang w:val="en-US"/>
         </w:rPr>
         <w:object w:dxaOrig="1040" w:dyaOrig="420" w14:anchorId="3514237A">
-          <v:shape id="_x0000_i1035" type="#_x0000_t75" style="width:51.85pt;height:20.75pt" o:ole="">
+          <v:shape id="_x0000_i1035" type="#_x0000_t75" style="width:51.6pt;height:21.05pt" o:ole="">
             <v:imagedata r:id="rId29" o:title=""/>
           </v:shape>
-          <o:OLEObject Type="Embed" ProgID="Equation.DSMT4" ShapeID="_x0000_i1035" DrawAspect="Content" ObjectID="_1835772919" r:id="rId30"/>
+          <o:OLEObject Type="Embed" ProgID="Equation.DSMT4" ShapeID="_x0000_i1035" DrawAspect="Content" ObjectID="_1835778474" r:id="rId30"/>
         </w:object>
       </w:r>
     </w:p>
@@ -5325,10 +5325,10 @@
           <w:lang w:val="en-US"/>
         </w:rPr>
         <w:object w:dxaOrig="1240" w:dyaOrig="400" w14:anchorId="61CEF41B">
-          <v:shape id="_x0000_i1036" type="#_x0000_t75" style="width:62.2pt;height:20.15pt" o:ole="">
+          <v:shape id="_x0000_i1036" type="#_x0000_t75" style="width:62.5pt;height:20.4pt" o:ole="">
             <v:imagedata r:id="rId31" o:title=""/>
           </v:shape>
-          <o:OLEObject Type="Embed" ProgID="Equation.DSMT4" ShapeID="_x0000_i1036" DrawAspect="Content" ObjectID="_1835772920" r:id="rId32"/>
+          <o:OLEObject Type="Embed" ProgID="Equation.DSMT4" ShapeID="_x0000_i1036" DrawAspect="Content" ObjectID="_1835778475" r:id="rId32"/>
         </w:object>
       </w:r>
     </w:p>
@@ -5423,10 +5423,10 @@
           <w:lang w:val="en-US"/>
         </w:rPr>
         <w:object w:dxaOrig="2079" w:dyaOrig="680" w14:anchorId="525A4C2A">
-          <v:shape id="_x0000_i1037" type="#_x0000_t75" style="width:103.7pt;height:34pt" o:ole="">
+          <v:shape id="_x0000_i1037" type="#_x0000_t75" style="width:103.9pt;height:33.95pt" o:ole="">
             <v:imagedata r:id="rId33" o:title=""/>
           </v:shape>
-          <o:OLEObject Type="Embed" ProgID="Equation.DSMT4" ShapeID="_x0000_i1037" DrawAspect="Content" ObjectID="_1835772921" r:id="rId34"/>
+          <o:OLEObject Type="Embed" ProgID="Equation.DSMT4" ShapeID="_x0000_i1037" DrawAspect="Content" ObjectID="_1835778476" r:id="rId34"/>
         </w:object>
       </w:r>
     </w:p>
@@ -5789,10 +5789,10 @@
           <w:szCs w:val="28"/>
         </w:rPr>
         <w:object w:dxaOrig="3760" w:dyaOrig="400" w14:anchorId="1D68E6E1">
-          <v:shape id="_x0000_i1038" type="#_x0000_t75" style="width:187.8pt;height:20.15pt" o:ole="">
+          <v:shape id="_x0000_i1038" type="#_x0000_t75" style="width:188.15pt;height:20.4pt" o:ole="">
             <v:imagedata r:id="rId35" o:title=""/>
           </v:shape>
-          <o:OLEObject Type="Embed" ProgID="Equation.DSMT4" ShapeID="_x0000_i1038" DrawAspect="Content" ObjectID="_1835772922" r:id="rId36"/>
+          <o:OLEObject Type="Embed" ProgID="Equation.DSMT4" ShapeID="_x0000_i1038" DrawAspect="Content" ObjectID="_1835778477" r:id="rId36"/>
         </w:object>
       </w:r>
     </w:p>
@@ -6250,10 +6250,10 @@
           <w:lang w:val="en-US"/>
         </w:rPr>
         <w:object w:dxaOrig="3320" w:dyaOrig="440" w14:anchorId="55016605">
-          <v:shape id="_x0000_i1039" type="#_x0000_t75" style="width:165.9pt;height:21.9pt" o:ole="">
+          <v:shape id="_x0000_i1039" type="#_x0000_t75" style="width:165.75pt;height:21.75pt" o:ole="">
             <v:imagedata r:id="rId37" o:title=""/>
           </v:shape>
-          <o:OLEObject Type="Embed" ProgID="Equation.DSMT4" ShapeID="_x0000_i1039" DrawAspect="Content" ObjectID="_1835772923" r:id="rId38"/>
+          <o:OLEObject Type="Embed" ProgID="Equation.DSMT4" ShapeID="_x0000_i1039" DrawAspect="Content" ObjectID="_1835778478" r:id="rId38"/>
         </w:object>
       </w:r>
     </w:p>
@@ -7094,10 +7094,10 @@
           <w:szCs w:val="28"/>
         </w:rPr>
         <w:object w:dxaOrig="3420" w:dyaOrig="400" w14:anchorId="387CB7D6">
-          <v:shape id="_x0000_i1040" type="#_x0000_t75" style="width:171.05pt;height:20.15pt" o:ole="">
+          <v:shape id="_x0000_i1040" type="#_x0000_t75" style="width:171.15pt;height:20.4pt" o:ole="">
             <v:imagedata r:id="rId39" o:title=""/>
           </v:shape>
-          <o:OLEObject Type="Embed" ProgID="Equation.DSMT4" ShapeID="_x0000_i1040" DrawAspect="Content" ObjectID="_1835772924" r:id="rId40"/>
+          <o:OLEObject Type="Embed" ProgID="Equation.DSMT4" ShapeID="_x0000_i1040" DrawAspect="Content" ObjectID="_1835778479" r:id="rId40"/>
         </w:object>
       </w:r>
     </w:p>
@@ -10221,6 +10221,14 @@
           <w:sz w:val="28"/>
           <w:szCs w:val="28"/>
         </w:rPr>
+        <w:t xml:space="preserve"> описывает текущее количество накопленного заряда и отражает краткосрочное состояние батареи.</w:t>
+      </w:r>
+      <w:r>
+        <w:rPr>
+          <w:rFonts w:ascii="Times New Roman" w:hAnsi="Times New Roman" w:cs="Times New Roman"/>
+          <w:sz w:val="28"/>
+          <w:szCs w:val="28"/>
+        </w:rPr>
         <w:t xml:space="preserve"> </w:t>
       </w:r>
       <w:r>
@@ -10229,7 +10237,7 @@
           <w:sz w:val="28"/>
           <w:szCs w:val="28"/>
         </w:rPr>
-        <w:t>описывает текущее количество накопленного заряда и отражает краткосрочное состояние батареи.</w:t>
+        <w:t>Параметр</w:t>
       </w:r>
       <w:r>
         <w:rPr>
@@ -10242,10 +10250,21 @@
       <w:r>
         <w:rPr>
           <w:rFonts w:ascii="Times New Roman" w:hAnsi="Times New Roman" w:cs="Times New Roman"/>
-          <w:sz w:val="28"/>
-          <w:szCs w:val="28"/>
-        </w:rPr>
-        <w:t>Параметр</w:t>
+          <w:i/>
+          <w:iCs/>
+          <w:sz w:val="28"/>
+          <w:szCs w:val="28"/>
+          <w:lang w:val="en-US"/>
+        </w:rPr>
+        <w:t>SOH</w:t>
+      </w:r>
+      <w:r>
+        <w:rPr>
+          <w:rFonts w:ascii="Times New Roman" w:hAnsi="Times New Roman" w:cs="Times New Roman"/>
+          <w:sz w:val="28"/>
+          <w:szCs w:val="28"/>
+        </w:rPr>
+        <w:t xml:space="preserve"> характеризует накопленную деградацию и определяет, насколько текущие свойства батареи отличаются от исходных. Параметр</w:t>
       </w:r>
       <w:r>
         <w:rPr>
@@ -10264,7 +10283,7 @@
           <w:szCs w:val="28"/>
           <w:lang w:val="en-US"/>
         </w:rPr>
-        <w:t>SOH</w:t>
+        <w:t>SOF</w:t>
       </w:r>
       <w:r>
         <w:rPr>
@@ -10280,7 +10299,7 @@
           <w:sz w:val="28"/>
           <w:szCs w:val="28"/>
         </w:rPr>
-        <w:t>характеризует накопленную деградацию и определяет, насколько текущие свойства батареи отличаются от исходных.</w:t>
+        <w:t>отражает способность батареи обеспечить требуемую</w:t>
       </w:r>
       <w:r>
         <w:rPr>
@@ -10296,82 +10315,7 @@
           <w:sz w:val="28"/>
           <w:szCs w:val="28"/>
         </w:rPr>
-        <w:t>Параметр</w:t>
-      </w:r>
-      <w:r>
-        <w:rPr>
-          <w:rFonts w:ascii="Times New Roman" w:hAnsi="Times New Roman" w:cs="Times New Roman"/>
-          <w:sz w:val="28"/>
-          <w:szCs w:val="28"/>
-        </w:rPr>
-        <w:t xml:space="preserve"> </w:t>
-      </w:r>
-      <w:r>
-        <w:rPr>
-          <w:rFonts w:ascii="Times New Roman" w:hAnsi="Times New Roman" w:cs="Times New Roman"/>
-          <w:i/>
-          <w:iCs/>
-          <w:sz w:val="28"/>
-          <w:szCs w:val="28"/>
-          <w:lang w:val="en-US"/>
-        </w:rPr>
-        <w:t>SOF</w:t>
-      </w:r>
-      <w:r>
-        <w:rPr>
-          <w:rFonts w:ascii="Times New Roman" w:hAnsi="Times New Roman" w:cs="Times New Roman"/>
-          <w:sz w:val="28"/>
-          <w:szCs w:val="28"/>
-        </w:rPr>
-        <w:t xml:space="preserve"> </w:t>
-      </w:r>
-      <w:r>
-        <w:rPr>
-          <w:rFonts w:ascii="Times New Roman" w:hAnsi="Times New Roman" w:cs="Times New Roman"/>
-          <w:sz w:val="28"/>
-          <w:szCs w:val="28"/>
-        </w:rPr>
-        <w:t>отражает способность батареи обеспечить требуемую</w:t>
-      </w:r>
-      <w:r>
-        <w:rPr>
-          <w:rFonts w:ascii="Times New Roman" w:hAnsi="Times New Roman" w:cs="Times New Roman"/>
-          <w:sz w:val="28"/>
-          <w:szCs w:val="28"/>
-        </w:rPr>
-        <w:t xml:space="preserve"> </w:t>
-      </w:r>
-      <w:r>
-        <w:rPr>
-          <w:rFonts w:ascii="Times New Roman" w:hAnsi="Times New Roman" w:cs="Times New Roman"/>
-          <w:sz w:val="28"/>
-          <w:szCs w:val="28"/>
-        </w:rPr>
-        <w:t>мощность в текущем состоянии и тем самым связывает энергетическое и силовое состояние системы.</w:t>
-      </w:r>
-      <w:r>
-        <w:rPr>
-          <w:rFonts w:ascii="Times New Roman" w:hAnsi="Times New Roman" w:cs="Times New Roman"/>
-          <w:sz w:val="28"/>
-          <w:szCs w:val="28"/>
-        </w:rPr>
-        <w:t xml:space="preserve"> </w:t>
-      </w:r>
-      <w:r>
-        <w:rPr>
-          <w:rFonts w:ascii="Times New Roman" w:hAnsi="Times New Roman" w:cs="Times New Roman"/>
-          <w:sz w:val="28"/>
-          <w:szCs w:val="28"/>
-        </w:rPr>
-        <w:t>Наконец, параметр</w:t>
-      </w:r>
-      <w:r>
-        <w:rPr>
-          <w:rFonts w:ascii="Times New Roman" w:hAnsi="Times New Roman" w:cs="Times New Roman"/>
-          <w:sz w:val="28"/>
-          <w:szCs w:val="28"/>
-        </w:rPr>
-        <w:t xml:space="preserve"> </w:t>
+        <w:t xml:space="preserve">мощность в текущем состоянии и тем самым связывает энергетическое и силовое состояние системы. Наконец, параметр </w:t>
       </w:r>
       <w:r>
         <w:rPr>
@@ -10390,39 +10334,7 @@
           <w:sz w:val="28"/>
           <w:szCs w:val="28"/>
         </w:rPr>
-        <w:t xml:space="preserve"> </w:t>
-      </w:r>
-      <w:r>
-        <w:rPr>
-          <w:rFonts w:ascii="Times New Roman" w:hAnsi="Times New Roman" w:cs="Times New Roman"/>
-          <w:sz w:val="28"/>
-          <w:szCs w:val="28"/>
-        </w:rPr>
-        <w:t>даёт прогностическую оценку числа циклов или времени до достижения предельного состояния.</w:t>
-      </w:r>
-      <w:r>
-        <w:rPr>
-          <w:rFonts w:ascii="Times New Roman" w:hAnsi="Times New Roman" w:cs="Times New Roman"/>
-          <w:sz w:val="28"/>
-          <w:szCs w:val="28"/>
-        </w:rPr>
-        <w:t xml:space="preserve"> </w:t>
-      </w:r>
-      <w:r>
-        <w:rPr>
-          <w:rFonts w:ascii="Times New Roman" w:hAnsi="Times New Roman" w:cs="Times New Roman"/>
-          <w:sz w:val="28"/>
-          <w:szCs w:val="28"/>
-        </w:rPr>
-        <w:t>В логике диссертационной работы переход от</w:t>
-      </w:r>
-      <w:r>
-        <w:rPr>
-          <w:rFonts w:ascii="Times New Roman" w:hAnsi="Times New Roman" w:cs="Times New Roman"/>
-          <w:sz w:val="28"/>
-          <w:szCs w:val="28"/>
-        </w:rPr>
-        <w:t xml:space="preserve"> </w:t>
+        <w:t xml:space="preserve"> даёт прогностическую оценку числа циклов или времени до достижения предельного состояния. В логике диссертационной работы переход от </w:t>
       </w:r>
       <w:r>
         <w:rPr>
@@ -10566,7 +10478,6 @@
           <w:rFonts w:ascii="Times New Roman" w:hAnsi="Times New Roman" w:cs="Times New Roman"/>
           <w:sz w:val="28"/>
           <w:szCs w:val="28"/>
-          <w:lang w:val="en-US"/>
         </w:rPr>
       </w:pPr>
       <w:r>
@@ -10592,43 +10503,18 @@
           <w:sz w:val="28"/>
           <w:szCs w:val="28"/>
         </w:rPr>
-        <w:t xml:space="preserve"> </w:t>
-      </w:r>
-      <w:r>
-        <w:rPr>
-          <w:rFonts w:ascii="Times New Roman" w:hAnsi="Times New Roman" w:cs="Times New Roman"/>
-          <w:sz w:val="28"/>
-          <w:szCs w:val="28"/>
-        </w:rPr>
-        <w:t>определяется как отношение текущего заряда батареи к её номинальной или</w:t>
-      </w:r>
-      <w:r>
-        <w:rPr>
-          <w:rFonts w:ascii="Times New Roman" w:hAnsi="Times New Roman" w:cs="Times New Roman"/>
-          <w:sz w:val="28"/>
-          <w:szCs w:val="28"/>
-        </w:rPr>
-        <w:t xml:space="preserve"> </w:t>
-      </w:r>
-      <w:r>
-        <w:rPr>
-          <w:rFonts w:ascii="Times New Roman" w:hAnsi="Times New Roman" w:cs="Times New Roman"/>
-          <w:sz w:val="28"/>
-          <w:szCs w:val="28"/>
-        </w:rPr>
-        <w:t>доступной ёмкости:</w:t>
-      </w:r>
-    </w:p>
-    <w:p>
-      <w:pPr>
-        <w:spacing w:line="360" w:lineRule="auto"/>
-        <w:ind w:firstLine="709"/>
-        <w:jc w:val="both"/>
-        <w:rPr>
-          <w:rFonts w:ascii="Times New Roman" w:hAnsi="Times New Roman" w:cs="Times New Roman"/>
-          <w:sz w:val="28"/>
-          <w:szCs w:val="28"/>
-          <w:lang w:val="en-US"/>
+        <w:t xml:space="preserve"> определяется как отношение текущего заряда батареи к её номинальной или доступной ёмкости:</w:t>
+      </w:r>
+    </w:p>
+    <w:p>
+      <w:pPr>
+        <w:spacing w:line="360" w:lineRule="auto"/>
+        <w:ind w:firstLine="709"/>
+        <w:jc w:val="both"/>
+        <w:rPr>
+          <w:rFonts w:ascii="Times New Roman" w:hAnsi="Times New Roman" w:cs="Times New Roman"/>
+          <w:sz w:val="28"/>
+          <w:szCs w:val="28"/>
         </w:rPr>
       </w:pPr>
     </w:p>
@@ -10653,10 +10539,10 @@
           <w:lang w:val="en-US"/>
         </w:rPr>
         <w:object w:dxaOrig="2140" w:dyaOrig="680" w14:anchorId="6DB257FF">
-          <v:shape id="_x0000_i1043" type="#_x0000_t75" style="width:107.15pt;height:34pt" o:ole="">
+          <v:shape id="_x0000_i1041" type="#_x0000_t75" style="width:107.3pt;height:33.95pt" o:ole="">
             <v:imagedata r:id="rId45" o:title=""/>
           </v:shape>
-          <o:OLEObject Type="Embed" ProgID="Equation.DSMT4" ShapeID="_x0000_i1043" DrawAspect="Content" ObjectID="_1835772925" r:id="rId46"/>
+          <o:OLEObject Type="Embed" ProgID="Equation.DSMT4" ShapeID="_x0000_i1041" DrawAspect="Content" ObjectID="_1835778480" r:id="rId46"/>
         </w:object>
       </w:r>
     </w:p>
@@ -10682,7 +10568,6 @@
           <w:rFonts w:ascii="Times New Roman" w:hAnsi="Times New Roman" w:cs="Times New Roman"/>
           <w:sz w:val="28"/>
           <w:szCs w:val="28"/>
-          <w:lang w:val="en-US"/>
         </w:rPr>
       </w:pPr>
       <w:r>
@@ -10703,7 +10588,6 @@
           <w:rFonts w:ascii="Times New Roman" w:hAnsi="Times New Roman" w:cs="Times New Roman"/>
           <w:sz w:val="28"/>
           <w:szCs w:val="28"/>
-          <w:lang w:val="en-US"/>
         </w:rPr>
       </w:pPr>
     </w:p>
@@ -10728,10 +10612,10 @@
           <w:lang w:val="en-US"/>
         </w:rPr>
         <w:object w:dxaOrig="3159" w:dyaOrig="680" w14:anchorId="63295281">
-          <v:shape id="_x0000_i1046" type="#_x0000_t75" style="width:157.8pt;height:34pt" o:ole="">
+          <v:shape id="_x0000_i1042" type="#_x0000_t75" style="width:157.6pt;height:33.95pt" o:ole="">
             <v:imagedata r:id="rId47" o:title=""/>
           </v:shape>
-          <o:OLEObject Type="Embed" ProgID="Equation.DSMT4" ShapeID="_x0000_i1046" DrawAspect="Content" ObjectID="_1835772926" r:id="rId48"/>
+          <o:OLEObject Type="Embed" ProgID="Equation.DSMT4" ShapeID="_x0000_i1042" DrawAspect="Content" ObjectID="_1835778481" r:id="rId48"/>
         </w:object>
       </w:r>
     </w:p>
@@ -10757,7 +10641,6 @@
           <w:rFonts w:ascii="Times New Roman" w:hAnsi="Times New Roman" w:cs="Times New Roman"/>
           <w:sz w:val="28"/>
           <w:szCs w:val="28"/>
-          <w:lang w:val="en-US"/>
         </w:rPr>
       </w:pPr>
       <w:r>
@@ -10778,16 +10661,56 @@
           <w:rFonts w:ascii="Times New Roman" w:hAnsi="Times New Roman" w:cs="Times New Roman"/>
           <w:sz w:val="28"/>
           <w:szCs w:val="28"/>
-          <w:lang w:val="en-US"/>
-        </w:rPr>
-      </w:pPr>
-      <w:r>
-        <w:rPr>
-          <w:rFonts w:ascii="Times New Roman" w:hAnsi="Times New Roman" w:cs="Times New Roman"/>
-          <w:sz w:val="28"/>
-          <w:szCs w:val="28"/>
-        </w:rPr>
-        <w:t>Первое ограничение связано с погрешностью измерения тока. Даже малая систематическая ошибка датчика или нулевая дрейфовая составляющая приводит к интегральному накоплению ошибки. Второе ограничение является более фундаментальным: в формуле используется</w:t>
+        </w:rPr>
+      </w:pPr>
+      <w:r>
+        <w:rPr>
+          <w:rFonts w:ascii="Times New Roman" w:hAnsi="Times New Roman" w:cs="Times New Roman"/>
+          <w:sz w:val="28"/>
+          <w:szCs w:val="28"/>
+        </w:rPr>
+        <w:t xml:space="preserve">Первое ограничение связано с погрешностью измерения тока. Даже малая систематическая ошибка датчика или нулевая дрейфовая составляющая приводит к интегральному накоплению ошибки. Второе ограничение является более фундаментальным: в формуле используется </w:t>
+      </w:r>
+      <w:proofErr w:type="spellStart"/>
+      <w:r>
+        <w:rPr>
+          <w:rFonts w:ascii="Times New Roman" w:hAnsi="Times New Roman" w:cs="Times New Roman"/>
+          <w:i/>
+          <w:iCs/>
+          <w:sz w:val="28"/>
+          <w:szCs w:val="28"/>
+          <w:lang w:val="en-US"/>
+        </w:rPr>
+        <w:t>C</w:t>
+      </w:r>
+      <w:r>
+        <w:rPr>
+          <w:rFonts w:ascii="Times New Roman" w:hAnsi="Times New Roman" w:cs="Times New Roman"/>
+          <w:i/>
+          <w:iCs/>
+          <w:sz w:val="28"/>
+          <w:szCs w:val="28"/>
+          <w:vertAlign w:val="subscript"/>
+          <w:lang w:val="en-US"/>
+        </w:rPr>
+        <w:t>nom</w:t>
+      </w:r>
+      <w:proofErr w:type="spellEnd"/>
+      <w:r>
+        <w:rPr>
+          <w:rFonts w:ascii="Times New Roman" w:hAnsi="Times New Roman" w:cs="Times New Roman"/>
+          <w:sz w:val="28"/>
+          <w:szCs w:val="28"/>
+        </w:rPr>
+        <w:t xml:space="preserve">, </w:t>
+      </w:r>
+      <w:r>
+        <w:rPr>
+          <w:rFonts w:ascii="Times New Roman" w:hAnsi="Times New Roman" w:cs="Times New Roman"/>
+          <w:sz w:val="28"/>
+          <w:szCs w:val="28"/>
+        </w:rPr>
+        <w:t>тогда как реальная доступная ёмкость деградирующей батареи уменьшается со временем.</w:t>
       </w:r>
       <w:r>
         <w:rPr>
@@ -10797,29 +10720,144 @@
         </w:rPr>
         <w:t xml:space="preserve"> </w:t>
       </w:r>
+      <w:r>
+        <w:rPr>
+          <w:rFonts w:ascii="Times New Roman" w:hAnsi="Times New Roman" w:cs="Times New Roman"/>
+          <w:sz w:val="28"/>
+          <w:szCs w:val="28"/>
+        </w:rPr>
+        <w:t>Следовательно,</w:t>
+      </w:r>
+      <w:r>
+        <w:rPr>
+          <w:rFonts w:ascii="Times New Roman" w:hAnsi="Times New Roman" w:cs="Times New Roman"/>
+          <w:sz w:val="28"/>
+          <w:szCs w:val="28"/>
+        </w:rPr>
+        <w:t xml:space="preserve"> </w:t>
+      </w:r>
+      <w:r>
+        <w:rPr>
+          <w:rFonts w:ascii="Times New Roman" w:hAnsi="Times New Roman" w:cs="Times New Roman"/>
+          <w:sz w:val="28"/>
+          <w:szCs w:val="28"/>
+        </w:rPr>
+        <w:t>кулоновский счёт без адаптации к текущему</w:t>
+      </w:r>
+      <w:r>
+        <w:rPr>
+          <w:rFonts w:ascii="Times New Roman" w:hAnsi="Times New Roman" w:cs="Times New Roman"/>
+          <w:sz w:val="28"/>
+          <w:szCs w:val="28"/>
+        </w:rPr>
+        <w:t xml:space="preserve"> </w:t>
+      </w:r>
+      <w:r>
+        <w:rPr>
+          <w:rFonts w:ascii="Times New Roman" w:hAnsi="Times New Roman" w:cs="Times New Roman"/>
+          <w:i/>
+          <w:iCs/>
+          <w:sz w:val="28"/>
+          <w:szCs w:val="28"/>
+          <w:lang w:val="en-US"/>
+        </w:rPr>
+        <w:t>SOH</w:t>
+      </w:r>
+      <w:r>
+        <w:rPr>
+          <w:rFonts w:ascii="Times New Roman" w:hAnsi="Times New Roman" w:cs="Times New Roman"/>
+          <w:sz w:val="28"/>
+          <w:szCs w:val="28"/>
+        </w:rPr>
+        <w:t xml:space="preserve"> неизбежно утрачивает точность при длительной эксплуатации. Именно поэтому в задачах прогноза ресурса </w:t>
+      </w:r>
+      <w:r>
+        <w:rPr>
+          <w:rFonts w:ascii="Times New Roman" w:hAnsi="Times New Roman" w:cs="Times New Roman"/>
+          <w:i/>
+          <w:iCs/>
+          <w:sz w:val="28"/>
+          <w:szCs w:val="28"/>
+          <w:lang w:val="en-US"/>
+        </w:rPr>
+        <w:t>SOC</w:t>
+      </w:r>
+      <w:r>
+        <w:rPr>
+          <w:rFonts w:ascii="Times New Roman" w:hAnsi="Times New Roman" w:cs="Times New Roman"/>
+          <w:sz w:val="28"/>
+          <w:szCs w:val="28"/>
+        </w:rPr>
+        <w:t xml:space="preserve"> следует рассматривать как необходимый, но недостаточный показатель.</w:t>
+      </w:r>
+    </w:p>
+    <w:p>
+      <w:pPr>
+        <w:spacing w:line="360" w:lineRule="auto"/>
+        <w:ind w:firstLine="709"/>
+        <w:jc w:val="both"/>
+        <w:rPr>
+          <w:rFonts w:ascii="Times New Roman" w:hAnsi="Times New Roman" w:cs="Times New Roman"/>
+          <w:sz w:val="28"/>
+          <w:szCs w:val="28"/>
+        </w:rPr>
+      </w:pPr>
+      <w:r>
+        <w:rPr>
+          <w:rFonts w:ascii="Times New Roman" w:hAnsi="Times New Roman" w:cs="Times New Roman"/>
+          <w:sz w:val="28"/>
+          <w:szCs w:val="28"/>
+        </w:rPr>
+        <w:t xml:space="preserve">Для тяговых аккумуляторных батарей характерно и то обстоятельство, что погрешность оценки </w:t>
+      </w:r>
+      <w:r>
+        <w:rPr>
+          <w:rFonts w:ascii="Times New Roman" w:hAnsi="Times New Roman" w:cs="Times New Roman"/>
+          <w:i/>
+          <w:iCs/>
+          <w:sz w:val="28"/>
+          <w:szCs w:val="28"/>
+          <w:lang w:val="en-US"/>
+        </w:rPr>
+        <w:t>SOC</w:t>
+      </w:r>
+      <w:r>
+        <w:rPr>
+          <w:rFonts w:ascii="Times New Roman" w:hAnsi="Times New Roman" w:cs="Times New Roman"/>
+          <w:sz w:val="28"/>
+          <w:szCs w:val="28"/>
+        </w:rPr>
+        <w:t xml:space="preserve"> особенно заметна в режиме частичных циклов, частой рекуперации и изменяющихся токовых профилей. В этих условиях ошибка не только возрастает, но и теряет монотонный характер, поскольку реальные токовые траектории содержат чередование положительных и отрицательных участков различной длительности.</w:t>
+      </w:r>
+    </w:p>
+    <w:p>
+      <w:pPr>
+        <w:spacing w:line="360" w:lineRule="auto"/>
+        <w:ind w:firstLine="709"/>
+        <w:jc w:val="both"/>
+        <w:rPr>
+          <w:rFonts w:ascii="Times New Roman" w:hAnsi="Times New Roman" w:cs="Times New Roman"/>
+          <w:sz w:val="28"/>
+          <w:szCs w:val="28"/>
+        </w:rPr>
+      </w:pPr>
+      <w:r>
+        <w:rPr>
+          <w:rFonts w:ascii="Times New Roman" w:hAnsi="Times New Roman" w:cs="Times New Roman"/>
+          <w:sz w:val="28"/>
+          <w:szCs w:val="28"/>
+        </w:rPr>
+        <w:t>В опытной серии нагрузочных испытаний была выполнена оценка состояния заряда батарейного модуля по методу кулоновского счёта и сопоставлена с эталонным значением, полученным по совмещённой токо-</w:t>
+      </w:r>
       <w:proofErr w:type="spellStart"/>
       <w:r>
         <w:rPr>
           <w:rFonts w:ascii="Times New Roman" w:hAnsi="Times New Roman" w:cs="Times New Roman"/>
-          <w:i/>
-          <w:iCs/>
-          <w:sz w:val="28"/>
-          <w:szCs w:val="28"/>
-          <w:lang w:val="en-US"/>
-        </w:rPr>
-        <w:t>C</w:t>
-      </w:r>
-      <w:r>
-        <w:rPr>
-          <w:rFonts w:ascii="Times New Roman" w:hAnsi="Times New Roman" w:cs="Times New Roman"/>
-          <w:i/>
-          <w:iCs/>
-          <w:sz w:val="28"/>
-          <w:szCs w:val="28"/>
-          <w:vertAlign w:val="subscript"/>
-          <w:lang w:val="en-US"/>
-        </w:rPr>
-        <w:t>nom</w:t>
+          <w:sz w:val="28"/>
+          <w:szCs w:val="28"/>
+          <w:highlight w:val="yellow"/>
+        </w:rPr>
+        <w:t>напряженческой</w:t>
       </w:r>
       <w:proofErr w:type="spellEnd"/>
       <w:r>
@@ -10827,16 +10865,17 @@
           <w:rFonts w:ascii="Times New Roman" w:hAnsi="Times New Roman" w:cs="Times New Roman"/>
           <w:sz w:val="28"/>
           <w:szCs w:val="28"/>
-        </w:rPr>
-        <w:t xml:space="preserve">, </w:t>
-      </w:r>
-      <w:r>
-        <w:rPr>
-          <w:rFonts w:ascii="Times New Roman" w:hAnsi="Times New Roman" w:cs="Times New Roman"/>
-          <w:sz w:val="28"/>
-          <w:szCs w:val="28"/>
-        </w:rPr>
-        <w:t>тогда как реальная доступная ёмкость деградирующей батареи уменьшается со временем.</w:t>
+          <w:highlight w:val="yellow"/>
+        </w:rPr>
+        <w:t xml:space="preserve"> процедуре</w:t>
+      </w:r>
+      <w:r>
+        <w:rPr>
+          <w:rFonts w:ascii="Times New Roman" w:hAnsi="Times New Roman" w:cs="Times New Roman"/>
+          <w:sz w:val="28"/>
+          <w:szCs w:val="28"/>
+        </w:rPr>
+        <w:t xml:space="preserve"> коррекции. Это позволило количественно продемонстрировать накопление ошибки</w:t>
       </w:r>
       <w:r>
         <w:rPr>
@@ -10849,10 +10888,13 @@
       <w:r>
         <w:rPr>
           <w:rFonts w:ascii="Times New Roman" w:hAnsi="Times New Roman" w:cs="Times New Roman"/>
-          <w:sz w:val="28"/>
-          <w:szCs w:val="28"/>
-        </w:rPr>
-        <w:t>Следовательно,</w:t>
+          <w:i/>
+          <w:iCs/>
+          <w:sz w:val="28"/>
+          <w:szCs w:val="28"/>
+          <w:lang w:val="en-US"/>
+        </w:rPr>
+        <w:t>SOC</w:t>
       </w:r>
       <w:r>
         <w:rPr>
@@ -10868,248 +10910,6 @@
           <w:sz w:val="28"/>
           <w:szCs w:val="28"/>
         </w:rPr>
-        <w:t>кулоновский счёт без адаптации к текущему</w:t>
-      </w:r>
-      <w:r>
-        <w:rPr>
-          <w:rFonts w:ascii="Times New Roman" w:hAnsi="Times New Roman" w:cs="Times New Roman"/>
-          <w:sz w:val="28"/>
-          <w:szCs w:val="28"/>
-        </w:rPr>
-        <w:t xml:space="preserve"> </w:t>
-      </w:r>
-      <w:r>
-        <w:rPr>
-          <w:rFonts w:ascii="Times New Roman" w:hAnsi="Times New Roman" w:cs="Times New Roman"/>
-          <w:i/>
-          <w:iCs/>
-          <w:sz w:val="28"/>
-          <w:szCs w:val="28"/>
-          <w:lang w:val="en-US"/>
-        </w:rPr>
-        <w:t>SOH</w:t>
-      </w:r>
-      <w:r>
-        <w:rPr>
-          <w:rFonts w:ascii="Times New Roman" w:hAnsi="Times New Roman" w:cs="Times New Roman"/>
-          <w:sz w:val="28"/>
-          <w:szCs w:val="28"/>
-        </w:rPr>
-        <w:t xml:space="preserve"> </w:t>
-      </w:r>
-      <w:r>
-        <w:rPr>
-          <w:rFonts w:ascii="Times New Roman" w:hAnsi="Times New Roman" w:cs="Times New Roman"/>
-          <w:sz w:val="28"/>
-          <w:szCs w:val="28"/>
-        </w:rPr>
-        <w:t>неизбежно утрачивает точность при длительной эксплуатации.</w:t>
-      </w:r>
-      <w:r>
-        <w:rPr>
-          <w:rFonts w:ascii="Times New Roman" w:hAnsi="Times New Roman" w:cs="Times New Roman"/>
-          <w:sz w:val="28"/>
-          <w:szCs w:val="28"/>
-        </w:rPr>
-        <w:t xml:space="preserve"> </w:t>
-      </w:r>
-      <w:r>
-        <w:rPr>
-          <w:rFonts w:ascii="Times New Roman" w:hAnsi="Times New Roman" w:cs="Times New Roman"/>
-          <w:sz w:val="28"/>
-          <w:szCs w:val="28"/>
-        </w:rPr>
-        <w:t>Именно поэтому в задачах прогноза ресурса</w:t>
-      </w:r>
-      <w:r>
-        <w:rPr>
-          <w:rFonts w:ascii="Times New Roman" w:hAnsi="Times New Roman" w:cs="Times New Roman"/>
-          <w:sz w:val="28"/>
-          <w:szCs w:val="28"/>
-        </w:rPr>
-        <w:t xml:space="preserve"> </w:t>
-      </w:r>
-      <w:r>
-        <w:rPr>
-          <w:rFonts w:ascii="Times New Roman" w:hAnsi="Times New Roman" w:cs="Times New Roman"/>
-          <w:i/>
-          <w:iCs/>
-          <w:sz w:val="28"/>
-          <w:szCs w:val="28"/>
-          <w:lang w:val="en-US"/>
-        </w:rPr>
-        <w:t>SOC</w:t>
-      </w:r>
-      <w:r>
-        <w:rPr>
-          <w:rFonts w:ascii="Times New Roman" w:hAnsi="Times New Roman" w:cs="Times New Roman"/>
-          <w:sz w:val="28"/>
-          <w:szCs w:val="28"/>
-        </w:rPr>
-        <w:t xml:space="preserve"> </w:t>
-      </w:r>
-      <w:r>
-        <w:rPr>
-          <w:rFonts w:ascii="Times New Roman" w:hAnsi="Times New Roman" w:cs="Times New Roman"/>
-          <w:sz w:val="28"/>
-          <w:szCs w:val="28"/>
-        </w:rPr>
-        <w:t>следует рассматривать как</w:t>
-      </w:r>
-      <w:r>
-        <w:rPr>
-          <w:rFonts w:ascii="Times New Roman" w:hAnsi="Times New Roman" w:cs="Times New Roman"/>
-          <w:sz w:val="28"/>
-          <w:szCs w:val="28"/>
-        </w:rPr>
-        <w:t xml:space="preserve"> </w:t>
-      </w:r>
-      <w:r>
-        <w:rPr>
-          <w:rFonts w:ascii="Times New Roman" w:hAnsi="Times New Roman" w:cs="Times New Roman"/>
-          <w:sz w:val="28"/>
-          <w:szCs w:val="28"/>
-        </w:rPr>
-        <w:t>необходимый, но недостаточный показатель.</w:t>
-      </w:r>
-    </w:p>
-    <w:p>
-      <w:pPr>
-        <w:spacing w:line="360" w:lineRule="auto"/>
-        <w:ind w:firstLine="709"/>
-        <w:jc w:val="both"/>
-        <w:rPr>
-          <w:rFonts w:ascii="Times New Roman" w:hAnsi="Times New Roman" w:cs="Times New Roman"/>
-          <w:sz w:val="28"/>
-          <w:szCs w:val="28"/>
-          <w:lang w:val="en-US"/>
-        </w:rPr>
-      </w:pPr>
-      <w:r>
-        <w:rPr>
-          <w:rFonts w:ascii="Times New Roman" w:hAnsi="Times New Roman" w:cs="Times New Roman"/>
-          <w:sz w:val="28"/>
-          <w:szCs w:val="28"/>
-        </w:rPr>
-        <w:t>Для тяговых аккумуляторных батарей характерно и то обстоятельство, что погрешность оценки</w:t>
-      </w:r>
-      <w:r>
-        <w:rPr>
-          <w:rFonts w:ascii="Times New Roman" w:hAnsi="Times New Roman" w:cs="Times New Roman"/>
-          <w:sz w:val="28"/>
-          <w:szCs w:val="28"/>
-        </w:rPr>
-        <w:t xml:space="preserve"> </w:t>
-      </w:r>
-      <w:r>
-        <w:rPr>
-          <w:rFonts w:ascii="Times New Roman" w:hAnsi="Times New Roman" w:cs="Times New Roman"/>
-          <w:i/>
-          <w:iCs/>
-          <w:sz w:val="28"/>
-          <w:szCs w:val="28"/>
-          <w:lang w:val="en-US"/>
-        </w:rPr>
-        <w:t>SOC</w:t>
-      </w:r>
-      <w:r>
-        <w:rPr>
-          <w:rFonts w:ascii="Times New Roman" w:hAnsi="Times New Roman" w:cs="Times New Roman"/>
-          <w:sz w:val="28"/>
-          <w:szCs w:val="28"/>
-        </w:rPr>
-        <w:t xml:space="preserve"> </w:t>
-      </w:r>
-      <w:r>
-        <w:rPr>
-          <w:rFonts w:ascii="Times New Roman" w:hAnsi="Times New Roman" w:cs="Times New Roman"/>
-          <w:sz w:val="28"/>
-          <w:szCs w:val="28"/>
-        </w:rPr>
-        <w:t>особенно заметна в режиме частичных циклов, частой рекуперации и изменяющихся токовых профилей. В этих условиях ошибка не только возрастает, но и теряет монотонный характер, поскольку реальные токовые траектории содержат чередование положительных и отрицательных участков различной длительности.</w:t>
-      </w:r>
-    </w:p>
-    <w:p>
-      <w:pPr>
-        <w:spacing w:line="360" w:lineRule="auto"/>
-        <w:ind w:firstLine="709"/>
-        <w:jc w:val="both"/>
-        <w:rPr>
-          <w:rFonts w:ascii="Times New Roman" w:hAnsi="Times New Roman" w:cs="Times New Roman"/>
-          <w:sz w:val="28"/>
-          <w:szCs w:val="28"/>
-          <w:lang w:val="en-US"/>
-        </w:rPr>
-      </w:pPr>
-      <w:r>
-        <w:rPr>
-          <w:rFonts w:ascii="Times New Roman" w:hAnsi="Times New Roman" w:cs="Times New Roman"/>
-          <w:sz w:val="28"/>
-          <w:szCs w:val="28"/>
-        </w:rPr>
-        <w:t>В опытной серии нагрузочных испытаний была выполнена оценка состояния заряда батарейного модуля по методу кулоновского счёта и сопоставлена с эталонным значением, полученным по совмещённой токо-</w:t>
-      </w:r>
-      <w:proofErr w:type="spellStart"/>
-      <w:r>
-        <w:rPr>
-          <w:rFonts w:ascii="Times New Roman" w:hAnsi="Times New Roman" w:cs="Times New Roman"/>
-          <w:sz w:val="28"/>
-          <w:szCs w:val="28"/>
-          <w:highlight w:val="yellow"/>
-        </w:rPr>
-        <w:t>напряженческой</w:t>
-      </w:r>
-      <w:proofErr w:type="spellEnd"/>
-      <w:r>
-        <w:rPr>
-          <w:rFonts w:ascii="Times New Roman" w:hAnsi="Times New Roman" w:cs="Times New Roman"/>
-          <w:sz w:val="28"/>
-          <w:szCs w:val="28"/>
-          <w:highlight w:val="yellow"/>
-        </w:rPr>
-        <w:t xml:space="preserve"> процедуре</w:t>
-      </w:r>
-      <w:r>
-        <w:rPr>
-          <w:rFonts w:ascii="Times New Roman" w:hAnsi="Times New Roman" w:cs="Times New Roman"/>
-          <w:sz w:val="28"/>
-          <w:szCs w:val="28"/>
-        </w:rPr>
-        <w:t xml:space="preserve"> коррекции. Это позволило количественно продемонстрировать накопление ошибки</w:t>
-      </w:r>
-      <w:r>
-        <w:rPr>
-          <w:rFonts w:ascii="Times New Roman" w:hAnsi="Times New Roman" w:cs="Times New Roman"/>
-          <w:sz w:val="28"/>
-          <w:szCs w:val="28"/>
-        </w:rPr>
-        <w:t xml:space="preserve"> </w:t>
-      </w:r>
-      <w:r>
-        <w:rPr>
-          <w:rFonts w:ascii="Times New Roman" w:hAnsi="Times New Roman" w:cs="Times New Roman"/>
-          <w:i/>
-          <w:iCs/>
-          <w:sz w:val="28"/>
-          <w:szCs w:val="28"/>
-          <w:lang w:val="en-US"/>
-        </w:rPr>
-        <w:t>SOC</w:t>
-      </w:r>
-      <w:r>
-        <w:rPr>
-          <w:rFonts w:ascii="Times New Roman" w:hAnsi="Times New Roman" w:cs="Times New Roman"/>
-          <w:sz w:val="28"/>
-          <w:szCs w:val="28"/>
-        </w:rPr>
-        <w:t xml:space="preserve"> </w:t>
-      </w:r>
-      <w:r>
-        <w:rPr>
-          <w:rFonts w:ascii="Times New Roman" w:hAnsi="Times New Roman" w:cs="Times New Roman"/>
-          <w:sz w:val="28"/>
-          <w:szCs w:val="28"/>
-        </w:rPr>
         <w:t>в реальном нестационарном режиме.</w:t>
       </w:r>
     </w:p>
@@ -11122,7 +10922,6 @@
           <w:rFonts w:ascii="Times New Roman" w:hAnsi="Times New Roman" w:cs="Times New Roman"/>
           <w:sz w:val="28"/>
           <w:szCs w:val="28"/>
-          <w:lang w:val="en-US"/>
         </w:rPr>
       </w:pPr>
     </w:p>
@@ -11221,20 +11020,18 @@
           <w:rFonts w:ascii="Times New Roman" w:hAnsi="Times New Roman" w:cs="Times New Roman"/>
           <w:sz w:val="28"/>
           <w:szCs w:val="28"/>
-          <w:lang w:val="en-US"/>
-        </w:rPr>
-      </w:pPr>
-    </w:p>
-    <w:p>
-      <w:pPr>
-        <w:spacing w:line="360" w:lineRule="auto"/>
-        <w:ind w:firstLine="709"/>
-        <w:jc w:val="both"/>
-        <w:rPr>
-          <w:rFonts w:ascii="Times New Roman" w:hAnsi="Times New Roman" w:cs="Times New Roman"/>
-          <w:sz w:val="28"/>
-          <w:szCs w:val="28"/>
-          <w:lang w:val="en-US"/>
+        </w:rPr>
+      </w:pPr>
+    </w:p>
+    <w:p>
+      <w:pPr>
+        <w:spacing w:line="360" w:lineRule="auto"/>
+        <w:ind w:firstLine="709"/>
+        <w:jc w:val="both"/>
+        <w:rPr>
+          <w:rFonts w:ascii="Times New Roman" w:hAnsi="Times New Roman" w:cs="Times New Roman"/>
+          <w:sz w:val="28"/>
+          <w:szCs w:val="28"/>
         </w:rPr>
       </w:pPr>
       <w:r>
@@ -11255,7 +11052,6 @@
           <w:rFonts w:ascii="Times New Roman" w:hAnsi="Times New Roman" w:cs="Times New Roman"/>
           <w:sz w:val="28"/>
           <w:szCs w:val="28"/>
-          <w:lang w:val="en-US"/>
         </w:rPr>
       </w:pPr>
       <w:r>
@@ -11331,7 +11127,6 @@
           <w:rFonts w:ascii="Times New Roman" w:hAnsi="Times New Roman" w:cs="Times New Roman"/>
           <w:sz w:val="28"/>
           <w:szCs w:val="28"/>
-          <w:lang w:val="en-US"/>
         </w:rPr>
       </w:pPr>
     </w:p>
@@ -11346,7 +11141,6 @@
           <w:bCs/>
           <w:sz w:val="28"/>
           <w:szCs w:val="28"/>
-          <w:lang w:val="en-US"/>
         </w:rPr>
       </w:pPr>
       <w:r>
@@ -11369,7 +11163,6 @@
           <w:rFonts w:ascii="Times New Roman" w:hAnsi="Times New Roman" w:cs="Times New Roman"/>
           <w:sz w:val="28"/>
           <w:szCs w:val="28"/>
-          <w:lang w:val="en-US"/>
         </w:rPr>
       </w:pPr>
     </w:p>
@@ -11446,10 +11239,10 @@
           <w:lang w:val="en-US"/>
         </w:rPr>
         <w:object w:dxaOrig="1939" w:dyaOrig="680" w14:anchorId="3F3E6903">
-          <v:shape id="_x0000_i1051" type="#_x0000_t75" style="width:96.75pt;height:34pt" o:ole="">
+          <v:shape id="_x0000_i1043" type="#_x0000_t75" style="width:96.45pt;height:33.95pt" o:ole="">
             <v:imagedata r:id="rId50" o:title=""/>
           </v:shape>
-          <o:OLEObject Type="Embed" ProgID="Equation.DSMT4" ShapeID="_x0000_i1051" DrawAspect="Content" ObjectID="_1835772927" r:id="rId51"/>
+          <o:OLEObject Type="Embed" ProgID="Equation.DSMT4" ShapeID="_x0000_i1043" DrawAspect="Content" ObjectID="_1835778482" r:id="rId51"/>
         </w:object>
       </w:r>
     </w:p>
@@ -11514,7 +11307,6 @@
           <w:rFonts w:ascii="Times New Roman" w:hAnsi="Times New Roman" w:cs="Times New Roman"/>
           <w:sz w:val="28"/>
           <w:szCs w:val="28"/>
-          <w:lang w:val="en-US"/>
         </w:rPr>
         <w:t xml:space="preserve"> – </w:t>
       </w:r>
@@ -11667,10 +11459,10 @@
           <w:szCs w:val="28"/>
         </w:rPr>
         <w:object w:dxaOrig="1960" w:dyaOrig="680" w14:anchorId="30A09688">
-          <v:shape id="_x0000_i1054" type="#_x0000_t75" style="width:97.9pt;height:34pt" o:ole="">
+          <v:shape id="_x0000_i1044" type="#_x0000_t75" style="width:97.8pt;height:33.95pt" o:ole="">
             <v:imagedata r:id="rId52" o:title=""/>
           </v:shape>
-          <o:OLEObject Type="Embed" ProgID="Equation.DSMT4" ShapeID="_x0000_i1054" DrawAspect="Content" ObjectID="_1835772928" r:id="rId53"/>
+          <o:OLEObject Type="Embed" ProgID="Equation.DSMT4" ShapeID="_x0000_i1044" DrawAspect="Content" ObjectID="_1835778483" r:id="rId53"/>
         </w:object>
       </w:r>
     </w:p>
@@ -11714,10 +11506,10 @@
           <w:szCs w:val="28"/>
         </w:rPr>
         <w:object w:dxaOrig="1560" w:dyaOrig="360" w14:anchorId="47C6B96B">
-          <v:shape id="_x0000_i1057" type="#_x0000_t75" style="width:77.75pt;height:17.85pt" o:ole="">
+          <v:shape id="_x0000_i1045" type="#_x0000_t75" style="width:77.45pt;height:17.65pt" o:ole="">
             <v:imagedata r:id="rId54" o:title=""/>
           </v:shape>
-          <o:OLEObject Type="Embed" ProgID="Equation.DSMT4" ShapeID="_x0000_i1057" DrawAspect="Content" ObjectID="_1835772929" r:id="rId55"/>
+          <o:OLEObject Type="Embed" ProgID="Equation.DSMT4" ShapeID="_x0000_i1045" DrawAspect="Content" ObjectID="_1835778484" r:id="rId55"/>
         </w:object>
       </w:r>
     </w:p>
@@ -11818,10 +11610,10 @@
           <w:szCs w:val="28"/>
         </w:rPr>
         <w:object w:dxaOrig="960" w:dyaOrig="680" w14:anchorId="3FADD88C">
-          <v:shape id="_x0000_i1060" type="#_x0000_t75" style="width:47.8pt;height:34pt" o:ole="">
+          <v:shape id="_x0000_i1046" type="#_x0000_t75" style="width:47.55pt;height:33.95pt" o:ole="">
             <v:imagedata r:id="rId56" o:title=""/>
           </v:shape>
-          <o:OLEObject Type="Embed" ProgID="Equation.DSMT4" ShapeID="_x0000_i1060" DrawAspect="Content" ObjectID="_1835772930" r:id="rId57"/>
+          <o:OLEObject Type="Embed" ProgID="Equation.DSMT4" ShapeID="_x0000_i1046" DrawAspect="Content" ObjectID="_1835778485" r:id="rId57"/>
         </w:object>
       </w:r>
     </w:p>
@@ -11834,22 +11626,189 @@
           <w:rFonts w:ascii="Times New Roman" w:hAnsi="Times New Roman" w:cs="Times New Roman"/>
           <w:sz w:val="28"/>
           <w:szCs w:val="28"/>
-          <w:lang w:val="en-US"/>
-        </w:rPr>
-      </w:pPr>
-      <w:r>
-        <w:rPr>
-          <w:rFonts w:ascii="Times New Roman" w:hAnsi="Times New Roman" w:cs="Times New Roman"/>
-          <w:sz w:val="28"/>
-          <w:szCs w:val="28"/>
-        </w:rPr>
-        <w:t>то рост</w:t>
-      </w:r>
-      <w:r>
-        <w:rPr>
-          <w:rFonts w:ascii="Times New Roman" w:hAnsi="Times New Roman" w:cs="Times New Roman"/>
-          <w:sz w:val="28"/>
-          <w:szCs w:val="28"/>
+        </w:rPr>
+      </w:pPr>
+      <w:r>
+        <w:rPr>
+          <w:rFonts w:ascii="Times New Roman" w:hAnsi="Times New Roman" w:cs="Times New Roman"/>
+          <w:sz w:val="28"/>
+          <w:szCs w:val="28"/>
+        </w:rPr>
+        <w:t xml:space="preserve">то рост </w:t>
+      </w:r>
+      <w:proofErr w:type="spellStart"/>
+      <w:r>
+        <w:rPr>
+          <w:rFonts w:ascii="Times New Roman" w:hAnsi="Times New Roman" w:cs="Times New Roman"/>
+          <w:i/>
+          <w:iCs/>
+          <w:sz w:val="28"/>
+          <w:szCs w:val="28"/>
+          <w:lang w:val="en-US"/>
+        </w:rPr>
+        <w:t>R</w:t>
+      </w:r>
+      <w:r>
+        <w:rPr>
+          <w:rFonts w:ascii="Times New Roman" w:hAnsi="Times New Roman" w:cs="Times New Roman"/>
+          <w:i/>
+          <w:iCs/>
+          <w:sz w:val="28"/>
+          <w:szCs w:val="28"/>
+          <w:vertAlign w:val="subscript"/>
+          <w:lang w:val="en-US"/>
+        </w:rPr>
+        <w:t>ct</w:t>
+      </w:r>
+      <w:proofErr w:type="spellEnd"/>
+      <w:r>
+        <w:rPr>
+          <w:rFonts w:ascii="Times New Roman" w:hAnsi="Times New Roman" w:cs="Times New Roman"/>
+          <w:sz w:val="28"/>
+          <w:szCs w:val="28"/>
+        </w:rPr>
+        <w:t xml:space="preserve"> означает уменьшение обменного тока </w:t>
+      </w:r>
+      <w:proofErr w:type="spellStart"/>
+      <w:r>
+        <w:rPr>
+          <w:rFonts w:ascii="Times New Roman" w:hAnsi="Times New Roman" w:cs="Times New Roman"/>
+          <w:i/>
+          <w:iCs/>
+          <w:sz w:val="28"/>
+          <w:szCs w:val="28"/>
+          <w:lang w:val="en-US"/>
+        </w:rPr>
+        <w:t>i</w:t>
+      </w:r>
+      <w:proofErr w:type="spellEnd"/>
+      <w:r>
+        <w:rPr>
+          <w:rFonts w:ascii="Times New Roman" w:hAnsi="Times New Roman" w:cs="Times New Roman"/>
+          <w:i/>
+          <w:iCs/>
+          <w:sz w:val="28"/>
+          <w:szCs w:val="28"/>
+          <w:vertAlign w:val="subscript"/>
+        </w:rPr>
+        <w:t>0</w:t>
+      </w:r>
+      <w:r>
+        <w:rPr>
+          <w:rFonts w:ascii="Times New Roman" w:hAnsi="Times New Roman" w:cs="Times New Roman"/>
+          <w:sz w:val="28"/>
+          <w:szCs w:val="28"/>
+        </w:rPr>
+        <w:t xml:space="preserve">, а следовательно, ухудшение кинетики электрохимической реакции, уменьшение активной поверхности и усиление межфазных ограничений. Следовательно, </w:t>
+      </w:r>
+      <w:r>
+        <w:rPr>
+          <w:rFonts w:ascii="Times New Roman" w:hAnsi="Times New Roman" w:cs="Times New Roman"/>
+          <w:i/>
+          <w:iCs/>
+          <w:sz w:val="28"/>
+          <w:szCs w:val="28"/>
+          <w:lang w:val="en-US"/>
+        </w:rPr>
+        <w:t>SOH</w:t>
+      </w:r>
+      <w:r>
+        <w:rPr>
+          <w:rFonts w:ascii="Times New Roman" w:hAnsi="Times New Roman" w:cs="Times New Roman"/>
+          <w:sz w:val="28"/>
+          <w:szCs w:val="28"/>
+        </w:rPr>
+        <w:t xml:space="preserve">, выраженный через </w:t>
+      </w:r>
+      <w:proofErr w:type="spellStart"/>
+      <w:r>
+        <w:rPr>
+          <w:rFonts w:ascii="Times New Roman" w:hAnsi="Times New Roman" w:cs="Times New Roman"/>
+          <w:i/>
+          <w:iCs/>
+          <w:sz w:val="28"/>
+          <w:szCs w:val="28"/>
+          <w:lang w:val="en-US"/>
+        </w:rPr>
+        <w:t>R</w:t>
+      </w:r>
+      <w:r>
+        <w:rPr>
+          <w:rFonts w:ascii="Times New Roman" w:hAnsi="Times New Roman" w:cs="Times New Roman"/>
+          <w:i/>
+          <w:iCs/>
+          <w:sz w:val="28"/>
+          <w:szCs w:val="28"/>
+          <w:vertAlign w:val="subscript"/>
+          <w:lang w:val="en-US"/>
+        </w:rPr>
+        <w:t>ct</w:t>
+      </w:r>
+      <w:proofErr w:type="spellEnd"/>
+      <w:r>
+        <w:rPr>
+          <w:rFonts w:ascii="Times New Roman" w:hAnsi="Times New Roman" w:cs="Times New Roman"/>
+          <w:sz w:val="28"/>
+          <w:szCs w:val="28"/>
+        </w:rPr>
+        <w:t>, оказывается чувствителен не только к уже накопленной потере ёмкости, но и к ранним стадиям деградации, когда мощностные характеристики начинают ухудшаться раньше, чем ёмкость достигает предельного уровня.</w:t>
+      </w:r>
+    </w:p>
+    <w:p>
+      <w:pPr>
+        <w:spacing w:line="360" w:lineRule="auto"/>
+        <w:ind w:firstLine="709"/>
+        <w:jc w:val="both"/>
+        <w:rPr>
+          <w:rFonts w:ascii="Times New Roman" w:hAnsi="Times New Roman" w:cs="Times New Roman"/>
+          <w:sz w:val="28"/>
+          <w:szCs w:val="28"/>
+        </w:rPr>
+      </w:pPr>
+      <w:r>
+        <w:rPr>
+          <w:rFonts w:ascii="Times New Roman" w:hAnsi="Times New Roman" w:cs="Times New Roman"/>
+          <w:sz w:val="28"/>
+          <w:szCs w:val="28"/>
+        </w:rPr>
+        <w:t xml:space="preserve">В диссертационной логике это обстоятельство особенно важно. Если </w:t>
+      </w:r>
+      <w:r>
+        <w:rPr>
+          <w:rFonts w:ascii="Times New Roman" w:hAnsi="Times New Roman" w:cs="Times New Roman"/>
+          <w:i/>
+          <w:iCs/>
+          <w:sz w:val="28"/>
+          <w:szCs w:val="28"/>
+          <w:lang w:val="en-US"/>
+        </w:rPr>
+        <w:t>SOH</w:t>
+      </w:r>
+      <w:r>
+        <w:rPr>
+          <w:rFonts w:ascii="Times New Roman" w:hAnsi="Times New Roman" w:cs="Times New Roman"/>
+          <w:sz w:val="28"/>
+          <w:szCs w:val="28"/>
+        </w:rPr>
+        <w:t xml:space="preserve"> определяется только через ёмкость, то диагностика становится «запаздывающей»: значительные внутренние нарушения могут ещё не привести к критическому </w:t>
+      </w:r>
+      <w:proofErr w:type="spellStart"/>
+      <w:r>
+        <w:rPr>
+          <w:rFonts w:ascii="Times New Roman" w:hAnsi="Times New Roman" w:cs="Times New Roman"/>
+          <w:sz w:val="28"/>
+          <w:szCs w:val="28"/>
+          <w:highlight w:val="yellow"/>
+        </w:rPr>
+        <w:t>capacity</w:t>
+      </w:r>
+      <w:proofErr w:type="spellEnd"/>
+      <w:r>
+        <w:rPr>
+          <w:rFonts w:ascii="Times New Roman" w:hAnsi="Times New Roman" w:cs="Times New Roman"/>
+          <w:sz w:val="28"/>
+          <w:szCs w:val="28"/>
+          <w:highlight w:val="yellow"/>
         </w:rPr>
         <w:t xml:space="preserve"> </w:t>
       </w:r>
@@ -11857,25 +11816,11 @@
       <w:r>
         <w:rPr>
           <w:rFonts w:ascii="Times New Roman" w:hAnsi="Times New Roman" w:cs="Times New Roman"/>
-          <w:i/>
-          <w:iCs/>
-          <w:sz w:val="28"/>
-          <w:szCs w:val="28"/>
-          <w:lang w:val="en-US"/>
-        </w:rPr>
-        <w:t>R</w:t>
-      </w:r>
-      <w:r>
-        <w:rPr>
-          <w:rFonts w:ascii="Times New Roman" w:hAnsi="Times New Roman" w:cs="Times New Roman"/>
-          <w:i/>
-          <w:iCs/>
-          <w:sz w:val="28"/>
-          <w:szCs w:val="28"/>
-          <w:vertAlign w:val="subscript"/>
-          <w:lang w:val="en-US"/>
-        </w:rPr>
-        <w:t>ct</w:t>
+          <w:sz w:val="28"/>
+          <w:szCs w:val="28"/>
+          <w:highlight w:val="yellow"/>
+        </w:rPr>
+        <w:t>fade</w:t>
       </w:r>
       <w:proofErr w:type="spellEnd"/>
       <w:r>
@@ -11884,95 +11829,7 @@
           <w:sz w:val="28"/>
           <w:szCs w:val="28"/>
         </w:rPr>
-        <w:t xml:space="preserve"> </w:t>
-      </w:r>
-      <w:r>
-        <w:rPr>
-          <w:rFonts w:ascii="Times New Roman" w:hAnsi="Times New Roman" w:cs="Times New Roman"/>
-          <w:sz w:val="28"/>
-          <w:szCs w:val="28"/>
-        </w:rPr>
-        <w:t>означает уменьшение обменного тока</w:t>
-      </w:r>
-      <w:r>
-        <w:rPr>
-          <w:rFonts w:ascii="Times New Roman" w:hAnsi="Times New Roman" w:cs="Times New Roman"/>
-          <w:sz w:val="28"/>
-          <w:szCs w:val="28"/>
-        </w:rPr>
-        <w:t xml:space="preserve"> </w:t>
-      </w:r>
-      <w:proofErr w:type="spellStart"/>
-      <w:r>
-        <w:rPr>
-          <w:rFonts w:ascii="Times New Roman" w:hAnsi="Times New Roman" w:cs="Times New Roman"/>
-          <w:i/>
-          <w:iCs/>
-          <w:sz w:val="28"/>
-          <w:szCs w:val="28"/>
-          <w:lang w:val="en-US"/>
-        </w:rPr>
-        <w:t>i</w:t>
-      </w:r>
-      <w:proofErr w:type="spellEnd"/>
-      <w:r>
-        <w:rPr>
-          <w:rFonts w:ascii="Times New Roman" w:hAnsi="Times New Roman" w:cs="Times New Roman"/>
-          <w:i/>
-          <w:iCs/>
-          <w:sz w:val="28"/>
-          <w:szCs w:val="28"/>
-          <w:vertAlign w:val="subscript"/>
-        </w:rPr>
-        <w:t>0</w:t>
-      </w:r>
-      <w:r>
-        <w:rPr>
-          <w:rFonts w:ascii="Times New Roman" w:hAnsi="Times New Roman" w:cs="Times New Roman"/>
-          <w:sz w:val="28"/>
-          <w:szCs w:val="28"/>
-        </w:rPr>
-        <w:t>, а следовательно, ухудшение кинетики</w:t>
-      </w:r>
-      <w:r>
-        <w:rPr>
-          <w:rFonts w:ascii="Times New Roman" w:hAnsi="Times New Roman" w:cs="Times New Roman"/>
-          <w:sz w:val="28"/>
-          <w:szCs w:val="28"/>
-        </w:rPr>
-        <w:t xml:space="preserve"> </w:t>
-      </w:r>
-      <w:r>
-        <w:rPr>
-          <w:rFonts w:ascii="Times New Roman" w:hAnsi="Times New Roman" w:cs="Times New Roman"/>
-          <w:sz w:val="28"/>
-          <w:szCs w:val="28"/>
-        </w:rPr>
-        <w:t>электрохимической реакции, уменьшение активной поверхности и усиление межфазных ограничений.</w:t>
-      </w:r>
-      <w:r>
-        <w:rPr>
-          <w:rFonts w:ascii="Times New Roman" w:hAnsi="Times New Roman" w:cs="Times New Roman"/>
-          <w:sz w:val="28"/>
-          <w:szCs w:val="28"/>
-        </w:rPr>
-        <w:t xml:space="preserve"> </w:t>
-      </w:r>
-      <w:r>
-        <w:rPr>
-          <w:rFonts w:ascii="Times New Roman" w:hAnsi="Times New Roman" w:cs="Times New Roman"/>
-          <w:sz w:val="28"/>
-          <w:szCs w:val="28"/>
-        </w:rPr>
-        <w:t>Следовательно,</w:t>
-      </w:r>
-      <w:r>
-        <w:rPr>
-          <w:rFonts w:ascii="Times New Roman" w:hAnsi="Times New Roman" w:cs="Times New Roman"/>
-          <w:sz w:val="28"/>
-          <w:szCs w:val="28"/>
-        </w:rPr>
-        <w:t xml:space="preserve"> </w:t>
+        <w:t xml:space="preserve">. Если же </w:t>
       </w:r>
       <w:r>
         <w:rPr>
@@ -11991,276 +11848,39 @@
           <w:sz w:val="28"/>
           <w:szCs w:val="28"/>
         </w:rPr>
-        <w:t>, выраженный через</w:t>
-      </w:r>
-      <w:r>
-        <w:rPr>
-          <w:rFonts w:ascii="Times New Roman" w:hAnsi="Times New Roman" w:cs="Times New Roman"/>
-          <w:sz w:val="28"/>
-          <w:szCs w:val="28"/>
-        </w:rPr>
-        <w:t xml:space="preserve"> </w:t>
-      </w:r>
-      <w:proofErr w:type="spellStart"/>
-      <w:r>
-        <w:rPr>
-          <w:rFonts w:ascii="Times New Roman" w:hAnsi="Times New Roman" w:cs="Times New Roman"/>
-          <w:i/>
-          <w:iCs/>
-          <w:sz w:val="28"/>
-          <w:szCs w:val="28"/>
-          <w:lang w:val="en-US"/>
-        </w:rPr>
-        <w:t>R</w:t>
-      </w:r>
-      <w:r>
-        <w:rPr>
-          <w:rFonts w:ascii="Times New Roman" w:hAnsi="Times New Roman" w:cs="Times New Roman"/>
-          <w:i/>
-          <w:iCs/>
-          <w:sz w:val="28"/>
-          <w:szCs w:val="28"/>
-          <w:vertAlign w:val="subscript"/>
-          <w:lang w:val="en-US"/>
-        </w:rPr>
-        <w:t>ct</w:t>
-      </w:r>
-      <w:proofErr w:type="spellEnd"/>
-      <w:r>
-        <w:rPr>
-          <w:rFonts w:ascii="Times New Roman" w:hAnsi="Times New Roman" w:cs="Times New Roman"/>
-          <w:sz w:val="28"/>
-          <w:szCs w:val="28"/>
-        </w:rPr>
-        <w:t>, оказывается чувствителен не только к уже накопленной потере ёмкости, но и к ранним стадиям деградации, когда мощностные характеристики начинают ухудшаться раньше, чем ёмкость достигает предельного уровня.</w:t>
-      </w:r>
-    </w:p>
-    <w:p>
-      <w:pPr>
-        <w:spacing w:line="360" w:lineRule="auto"/>
-        <w:ind w:firstLine="709"/>
-        <w:jc w:val="both"/>
-        <w:rPr>
-          <w:rFonts w:ascii="Times New Roman" w:hAnsi="Times New Roman" w:cs="Times New Roman"/>
-          <w:sz w:val="28"/>
-          <w:szCs w:val="28"/>
-          <w:lang w:val="en-US"/>
-        </w:rPr>
-      </w:pPr>
-      <w:r>
-        <w:rPr>
-          <w:rFonts w:ascii="Times New Roman" w:hAnsi="Times New Roman" w:cs="Times New Roman"/>
-          <w:sz w:val="28"/>
-          <w:szCs w:val="28"/>
-        </w:rPr>
-        <w:t>В диссертационной логике это обстоятельство особенно важно.</w:t>
-      </w:r>
-      <w:r>
-        <w:rPr>
-          <w:rFonts w:ascii="Times New Roman" w:hAnsi="Times New Roman" w:cs="Times New Roman"/>
-          <w:sz w:val="28"/>
-          <w:szCs w:val="28"/>
-        </w:rPr>
-        <w:t xml:space="preserve"> </w:t>
-      </w:r>
-      <w:r>
-        <w:rPr>
-          <w:rFonts w:ascii="Times New Roman" w:hAnsi="Times New Roman" w:cs="Times New Roman"/>
-          <w:sz w:val="28"/>
-          <w:szCs w:val="28"/>
-        </w:rPr>
-        <w:t>Если</w:t>
-      </w:r>
-      <w:r>
-        <w:rPr>
-          <w:rFonts w:ascii="Times New Roman" w:hAnsi="Times New Roman" w:cs="Times New Roman"/>
-          <w:sz w:val="28"/>
-          <w:szCs w:val="28"/>
-        </w:rPr>
-        <w:t xml:space="preserve"> </w:t>
-      </w:r>
-      <w:r>
-        <w:rPr>
-          <w:rFonts w:ascii="Times New Roman" w:hAnsi="Times New Roman" w:cs="Times New Roman"/>
-          <w:i/>
-          <w:iCs/>
-          <w:sz w:val="28"/>
-          <w:szCs w:val="28"/>
-          <w:lang w:val="en-US"/>
-        </w:rPr>
-        <w:t>SOH</w:t>
-      </w:r>
-      <w:r>
-        <w:rPr>
-          <w:rFonts w:ascii="Times New Roman" w:hAnsi="Times New Roman" w:cs="Times New Roman"/>
-          <w:sz w:val="28"/>
-          <w:szCs w:val="28"/>
-        </w:rPr>
-        <w:t xml:space="preserve"> </w:t>
-      </w:r>
-      <w:r>
-        <w:rPr>
-          <w:rFonts w:ascii="Times New Roman" w:hAnsi="Times New Roman" w:cs="Times New Roman"/>
-          <w:sz w:val="28"/>
-          <w:szCs w:val="28"/>
-        </w:rPr>
-        <w:t>определяется только через ёмкость,</w:t>
-      </w:r>
-      <w:r>
-        <w:rPr>
-          <w:rFonts w:ascii="Times New Roman" w:hAnsi="Times New Roman" w:cs="Times New Roman"/>
-          <w:sz w:val="28"/>
-          <w:szCs w:val="28"/>
-        </w:rPr>
-        <w:t xml:space="preserve"> </w:t>
-      </w:r>
-      <w:r>
-        <w:rPr>
-          <w:rFonts w:ascii="Times New Roman" w:hAnsi="Times New Roman" w:cs="Times New Roman"/>
-          <w:sz w:val="28"/>
-          <w:szCs w:val="28"/>
-        </w:rPr>
-        <w:t xml:space="preserve">то диагностика становится «запаздывающей»: значительные внутренние нарушения могут ещё не привести к критическому </w:t>
-      </w:r>
-      <w:proofErr w:type="spellStart"/>
-      <w:r>
-        <w:rPr>
-          <w:rFonts w:ascii="Times New Roman" w:hAnsi="Times New Roman" w:cs="Times New Roman"/>
-          <w:sz w:val="28"/>
-          <w:szCs w:val="28"/>
-          <w:highlight w:val="yellow"/>
-        </w:rPr>
-        <w:t>capacity</w:t>
-      </w:r>
-      <w:proofErr w:type="spellEnd"/>
-      <w:r>
-        <w:rPr>
-          <w:rFonts w:ascii="Times New Roman" w:hAnsi="Times New Roman" w:cs="Times New Roman"/>
-          <w:sz w:val="28"/>
-          <w:szCs w:val="28"/>
-          <w:highlight w:val="yellow"/>
-        </w:rPr>
-        <w:t xml:space="preserve"> </w:t>
-      </w:r>
-      <w:proofErr w:type="spellStart"/>
-      <w:r>
-        <w:rPr>
-          <w:rFonts w:ascii="Times New Roman" w:hAnsi="Times New Roman" w:cs="Times New Roman"/>
-          <w:sz w:val="28"/>
-          <w:szCs w:val="28"/>
-          <w:highlight w:val="yellow"/>
-        </w:rPr>
-        <w:t>fade</w:t>
-      </w:r>
-      <w:proofErr w:type="spellEnd"/>
-      <w:r>
-        <w:rPr>
-          <w:rFonts w:ascii="Times New Roman" w:hAnsi="Times New Roman" w:cs="Times New Roman"/>
-          <w:sz w:val="28"/>
-          <w:szCs w:val="28"/>
-        </w:rPr>
-        <w:t>.</w:t>
-      </w:r>
-      <w:r>
-        <w:rPr>
-          <w:rFonts w:ascii="Times New Roman" w:hAnsi="Times New Roman" w:cs="Times New Roman"/>
-          <w:sz w:val="28"/>
-          <w:szCs w:val="28"/>
-        </w:rPr>
-        <w:t xml:space="preserve"> </w:t>
-      </w:r>
-      <w:r>
-        <w:rPr>
-          <w:rFonts w:ascii="Times New Roman" w:hAnsi="Times New Roman" w:cs="Times New Roman"/>
-          <w:sz w:val="28"/>
-          <w:szCs w:val="28"/>
-        </w:rPr>
-        <w:t>Если же</w:t>
-      </w:r>
-      <w:r>
-        <w:rPr>
-          <w:rFonts w:ascii="Times New Roman" w:hAnsi="Times New Roman" w:cs="Times New Roman"/>
-          <w:sz w:val="28"/>
-          <w:szCs w:val="28"/>
-        </w:rPr>
-        <w:t xml:space="preserve"> </w:t>
-      </w:r>
-      <w:r>
-        <w:rPr>
-          <w:rFonts w:ascii="Times New Roman" w:hAnsi="Times New Roman" w:cs="Times New Roman"/>
-          <w:i/>
-          <w:iCs/>
-          <w:sz w:val="28"/>
-          <w:szCs w:val="28"/>
-          <w:lang w:val="en-US"/>
-        </w:rPr>
-        <w:t>SOH</w:t>
-      </w:r>
-      <w:r>
-        <w:rPr>
-          <w:rFonts w:ascii="Times New Roman" w:hAnsi="Times New Roman" w:cs="Times New Roman"/>
-          <w:sz w:val="28"/>
-          <w:szCs w:val="28"/>
-        </w:rPr>
-        <w:t xml:space="preserve"> </w:t>
-      </w:r>
-      <w:r>
-        <w:rPr>
-          <w:rFonts w:ascii="Times New Roman" w:hAnsi="Times New Roman" w:cs="Times New Roman"/>
-          <w:sz w:val="28"/>
-          <w:szCs w:val="28"/>
-        </w:rPr>
-        <w:t>учитывает и импедансные параметры, то диагностическая система становится значительно более чувствительной к ранней деградации.</w:t>
-      </w:r>
-    </w:p>
-    <w:p>
-      <w:pPr>
-        <w:spacing w:line="360" w:lineRule="auto"/>
-        <w:ind w:firstLine="709"/>
-        <w:jc w:val="both"/>
-        <w:rPr>
-          <w:rFonts w:ascii="Times New Roman" w:hAnsi="Times New Roman" w:cs="Times New Roman"/>
-          <w:sz w:val="28"/>
-          <w:szCs w:val="28"/>
-          <w:lang w:val="en-US"/>
-        </w:rPr>
-      </w:pPr>
-    </w:p>
-    <w:p>
-      <w:pPr>
-        <w:spacing w:line="360" w:lineRule="auto"/>
-        <w:ind w:firstLine="709"/>
-        <w:jc w:val="both"/>
-        <w:rPr>
-          <w:rFonts w:ascii="Times New Roman" w:hAnsi="Times New Roman" w:cs="Times New Roman"/>
-          <w:sz w:val="28"/>
-          <w:szCs w:val="28"/>
-          <w:lang w:val="en-US"/>
-        </w:rPr>
-      </w:pPr>
-      <w:r>
-        <w:rPr>
-          <w:rFonts w:ascii="Times New Roman" w:hAnsi="Times New Roman" w:cs="Times New Roman"/>
-          <w:sz w:val="28"/>
-          <w:szCs w:val="28"/>
-        </w:rPr>
-        <w:t>Таблица 1.3</w:t>
-      </w:r>
-      <w:r>
-        <w:rPr>
-          <w:rFonts w:ascii="Times New Roman" w:hAnsi="Times New Roman" w:cs="Times New Roman"/>
-          <w:sz w:val="28"/>
-          <w:szCs w:val="28"/>
-        </w:rPr>
-        <w:t xml:space="preserve"> – </w:t>
-      </w:r>
-      <w:r>
-        <w:rPr>
-          <w:rFonts w:ascii="Times New Roman" w:hAnsi="Times New Roman" w:cs="Times New Roman"/>
-          <w:sz w:val="28"/>
-          <w:szCs w:val="28"/>
-        </w:rPr>
-        <w:t>Основные формы представления состояния здоровья батареи</w:t>
+        <w:t xml:space="preserve"> учитывает и импедансные параметры, то диагностическая система становится значительно более чувствительной к ранней деградации.</w:t>
+      </w:r>
+    </w:p>
+    <w:p>
+      <w:pPr>
+        <w:spacing w:line="360" w:lineRule="auto"/>
+        <w:ind w:firstLine="709"/>
+        <w:jc w:val="both"/>
+        <w:rPr>
+          <w:rFonts w:ascii="Times New Roman" w:hAnsi="Times New Roman" w:cs="Times New Roman"/>
+          <w:sz w:val="28"/>
+          <w:szCs w:val="28"/>
+        </w:rPr>
+      </w:pPr>
+    </w:p>
+    <w:p>
+      <w:pPr>
+        <w:spacing w:line="360" w:lineRule="auto"/>
+        <w:ind w:firstLine="709"/>
+        <w:jc w:val="both"/>
+        <w:rPr>
+          <w:rFonts w:ascii="Times New Roman" w:hAnsi="Times New Roman" w:cs="Times New Roman"/>
+          <w:sz w:val="28"/>
+          <w:szCs w:val="28"/>
+        </w:rPr>
+      </w:pPr>
+      <w:r>
+        <w:rPr>
+          <w:rFonts w:ascii="Times New Roman" w:hAnsi="Times New Roman" w:cs="Times New Roman"/>
+          <w:sz w:val="28"/>
+          <w:szCs w:val="28"/>
+        </w:rPr>
+        <w:t>Таблица 1.3 – Основные формы представления состояния здоровья батареи</w:t>
       </w:r>
     </w:p>
     <w:tbl>
@@ -12271,9 +11891,9 @@
       </w:tblPr>
       <w:tblGrid>
         <w:gridCol w:w="2390"/>
-        <w:gridCol w:w="2676"/>
-        <w:gridCol w:w="2193"/>
-        <w:gridCol w:w="2368"/>
+        <w:gridCol w:w="2681"/>
+        <w:gridCol w:w="2189"/>
+        <w:gridCol w:w="2367"/>
       </w:tblGrid>
       <w:tr>
         <w:tc>
@@ -12427,10 +12047,10 @@
                 <w:lang w:val="en-US"/>
               </w:rPr>
               <w:object w:dxaOrig="1640" w:dyaOrig="360" w14:anchorId="1EE898F0">
-                <v:shape id="_x0000_i1079" type="#_x0000_t75" style="width:81.8pt;height:17.85pt" o:ole="">
+                <v:shape id="_x0000_i1047" type="#_x0000_t75" style="width:81.5pt;height:17.65pt" o:ole="">
                   <v:imagedata r:id="rId58" o:title=""/>
                 </v:shape>
-                <o:OLEObject Type="Embed" ProgID="Equation.DSMT4" ShapeID="_x0000_i1079" DrawAspect="Content" ObjectID="_1835772931" r:id="rId59"/>
+                <o:OLEObject Type="Embed" ProgID="Equation.DSMT4" ShapeID="_x0000_i1047" DrawAspect="Content" ObjectID="_1835778486" r:id="rId59"/>
               </w:object>
             </w:r>
           </w:p>
@@ -12501,6 +12121,7 @@
               <w:lastRenderedPageBreak/>
               <w:t xml:space="preserve">к раннему </w:t>
             </w:r>
+            <w:proofErr w:type="spellStart"/>
             <w:r>
               <w:rPr>
                 <w:rFonts w:ascii="Times New Roman" w:hAnsi="Times New Roman" w:cs="Times New Roman"/>
@@ -12508,7 +12129,17 @@
                 <w:szCs w:val="28"/>
                 <w:highlight w:val="yellow"/>
               </w:rPr>
-              <w:t xml:space="preserve">power </w:t>
+              <w:t>power</w:t>
+            </w:r>
+            <w:proofErr w:type="spellEnd"/>
+            <w:r>
+              <w:rPr>
+                <w:rFonts w:ascii="Times New Roman" w:hAnsi="Times New Roman" w:cs="Times New Roman"/>
+                <w:sz w:val="28"/>
+                <w:szCs w:val="28"/>
+                <w:highlight w:val="yellow"/>
+              </w:rPr>
+              <w:t xml:space="preserve"> </w:t>
             </w:r>
             <w:proofErr w:type="spellStart"/>
             <w:r>
@@ -12572,10 +12203,10 @@
                 <w:szCs w:val="28"/>
               </w:rPr>
               <w:object w:dxaOrig="1620" w:dyaOrig="360" w14:anchorId="19708454">
-                <v:shape id="_x0000_i1080" type="#_x0000_t75" style="width:81.2pt;height:17.85pt" o:ole="">
+                <v:shape id="_x0000_i1048" type="#_x0000_t75" style="width:80.85pt;height:17.65pt" o:ole="">
                   <v:imagedata r:id="rId60" o:title=""/>
                 </v:shape>
-                <o:OLEObject Type="Embed" ProgID="Equation.DSMT4" ShapeID="_x0000_i1080" DrawAspect="Content" ObjectID="_1835772932" r:id="rId61"/>
+                <o:OLEObject Type="Embed" ProgID="Equation.DSMT4" ShapeID="_x0000_i1048" DrawAspect="Content" ObjectID="_1835778487" r:id="rId61"/>
               </w:object>
             </w:r>
           </w:p>
@@ -12676,10 +12307,10 @@
                 <w:szCs w:val="28"/>
               </w:rPr>
               <w:object w:dxaOrig="2460" w:dyaOrig="440" w14:anchorId="65B0F920">
-                <v:shape id="_x0000_i1081" type="#_x0000_t75" style="width:123.25pt;height:21.9pt" o:ole="">
+                <v:shape id="_x0000_i1049" type="#_x0000_t75" style="width:122.95pt;height:21.75pt" o:ole="">
                   <v:imagedata r:id="rId62" o:title=""/>
                 </v:shape>
-                <o:OLEObject Type="Embed" ProgID="Equation.DSMT4" ShapeID="_x0000_i1081" DrawAspect="Content" ObjectID="_1835772933" r:id="rId63"/>
+                <o:OLEObject Type="Embed" ProgID="Equation.DSMT4" ShapeID="_x0000_i1049" DrawAspect="Content" ObjectID="_1835778488" r:id="rId63"/>
               </w:object>
             </w:r>
           </w:p>
@@ -12780,10 +12411,10 @@
                 <w:szCs w:val="28"/>
               </w:rPr>
               <w:object w:dxaOrig="2420" w:dyaOrig="440" w14:anchorId="5A5FABEE">
-                <v:shape id="_x0000_i1087" type="#_x0000_t75" style="width:120.95pt;height:21.9pt" o:ole="">
+                <v:shape id="_x0000_i1050" type="#_x0000_t75" style="width:120.9pt;height:21.75pt" o:ole="">
                   <v:imagedata r:id="rId64" o:title=""/>
                 </v:shape>
-                <o:OLEObject Type="Embed" ProgID="Equation.DSMT4" ShapeID="_x0000_i1087" DrawAspect="Content" ObjectID="_1835772934" r:id="rId65"/>
+                <o:OLEObject Type="Embed" ProgID="Equation.DSMT4" ShapeID="_x0000_i1050" DrawAspect="Content" ObjectID="_1835778489" r:id="rId65"/>
               </w:object>
             </w:r>
           </w:p>
@@ -12847,37 +12478,27 @@
           <w:rFonts w:ascii="Times New Roman" w:hAnsi="Times New Roman" w:cs="Times New Roman"/>
           <w:sz w:val="28"/>
           <w:szCs w:val="28"/>
-          <w:lang w:val="en-US"/>
-        </w:rPr>
-      </w:pPr>
-    </w:p>
-    <w:p>
-      <w:pPr>
-        <w:spacing w:line="360" w:lineRule="auto"/>
-        <w:ind w:firstLine="709"/>
-        <w:jc w:val="both"/>
-        <w:rPr>
-          <w:rFonts w:ascii="Times New Roman" w:hAnsi="Times New Roman" w:cs="Times New Roman"/>
-          <w:sz w:val="28"/>
-          <w:szCs w:val="28"/>
-          <w:lang w:val="en-US"/>
-        </w:rPr>
-      </w:pPr>
-      <w:r>
-        <w:rPr>
-          <w:rFonts w:ascii="Times New Roman" w:hAnsi="Times New Roman" w:cs="Times New Roman"/>
-          <w:sz w:val="28"/>
-          <w:szCs w:val="28"/>
-        </w:rPr>
-        <w:t>Из таблицы следует, что наиболее перспективной для целей диссертации является именно комбинированная и импедансная интерпретация</w:t>
-      </w:r>
-      <w:r>
-        <w:rPr>
-          <w:rFonts w:ascii="Times New Roman" w:hAnsi="Times New Roman" w:cs="Times New Roman"/>
-          <w:sz w:val="28"/>
-          <w:szCs w:val="28"/>
-        </w:rPr>
-        <w:t xml:space="preserve"> </w:t>
+        </w:rPr>
+      </w:pPr>
+    </w:p>
+    <w:p>
+      <w:pPr>
+        <w:spacing w:line="360" w:lineRule="auto"/>
+        <w:ind w:firstLine="709"/>
+        <w:jc w:val="both"/>
+        <w:rPr>
+          <w:rFonts w:ascii="Times New Roman" w:hAnsi="Times New Roman" w:cs="Times New Roman"/>
+          <w:sz w:val="28"/>
+          <w:szCs w:val="28"/>
+        </w:rPr>
+      </w:pPr>
+      <w:r>
+        <w:rPr>
+          <w:rFonts w:ascii="Times New Roman" w:hAnsi="Times New Roman" w:cs="Times New Roman"/>
+          <w:sz w:val="28"/>
+          <w:szCs w:val="28"/>
+        </w:rPr>
+        <w:t xml:space="preserve">Из таблицы следует, что наиболее перспективной для целей диссертации является именно комбинированная и импедансная интерпретация </w:t>
       </w:r>
       <w:r>
         <w:rPr>
@@ -12908,72 +12529,23 @@
           <w:rFonts w:ascii="Times New Roman" w:hAnsi="Times New Roman" w:cs="Times New Roman"/>
           <w:sz w:val="28"/>
           <w:szCs w:val="28"/>
-          <w:lang w:val="en-US"/>
-        </w:rPr>
-      </w:pPr>
-      <w:r>
-        <w:rPr>
-          <w:rFonts w:ascii="Times New Roman" w:hAnsi="Times New Roman" w:cs="Times New Roman"/>
-          <w:sz w:val="28"/>
-          <w:szCs w:val="28"/>
-        </w:rPr>
-        <w:t>В опытной серии ресурсных испытаний была построена зависимость состояния здоровья батарей</w:t>
-      </w:r>
-      <w:r>
-        <w:rPr>
-          <w:rFonts w:ascii="Times New Roman" w:hAnsi="Times New Roman" w:cs="Times New Roman"/>
-          <w:sz w:val="28"/>
-          <w:szCs w:val="28"/>
-        </w:rPr>
-        <w:t xml:space="preserve"> </w:t>
-      </w:r>
-      <w:r>
-        <w:rPr>
-          <w:rFonts w:ascii="Times New Roman" w:hAnsi="Times New Roman" w:cs="Times New Roman"/>
-          <w:sz w:val="28"/>
-          <w:szCs w:val="28"/>
-        </w:rPr>
-        <w:t>различных химических систем от сопротивления переноса заряда.</w:t>
-      </w:r>
-      <w:r>
-        <w:rPr>
-          <w:rFonts w:ascii="Times New Roman" w:hAnsi="Times New Roman" w:cs="Times New Roman"/>
-          <w:sz w:val="28"/>
-          <w:szCs w:val="28"/>
-        </w:rPr>
-        <w:t xml:space="preserve"> </w:t>
-      </w:r>
-      <w:r>
-        <w:rPr>
-          <w:rFonts w:ascii="Times New Roman" w:hAnsi="Times New Roman" w:cs="Times New Roman"/>
-          <w:sz w:val="28"/>
-          <w:szCs w:val="28"/>
-        </w:rPr>
-        <w:t>Это позволило проверить гипотезу</w:t>
-      </w:r>
-      <w:r>
-        <w:rPr>
-          <w:rFonts w:ascii="Times New Roman" w:hAnsi="Times New Roman" w:cs="Times New Roman"/>
-          <w:sz w:val="28"/>
-          <w:szCs w:val="28"/>
-        </w:rPr>
-        <w:t xml:space="preserve"> </w:t>
-      </w:r>
-      <w:r>
-        <w:rPr>
-          <w:rFonts w:ascii="Times New Roman" w:hAnsi="Times New Roman" w:cs="Times New Roman"/>
-          <w:sz w:val="28"/>
-          <w:szCs w:val="28"/>
-        </w:rPr>
-        <w:t>о том, что</w:t>
-      </w:r>
-      <w:r>
-        <w:rPr>
-          <w:rFonts w:ascii="Times New Roman" w:hAnsi="Times New Roman" w:cs="Times New Roman"/>
-          <w:sz w:val="28"/>
-          <w:szCs w:val="28"/>
-        </w:rPr>
-        <w:t xml:space="preserve"> </w:t>
+        </w:rPr>
+      </w:pPr>
+      <w:r>
+        <w:rPr>
+          <w:rFonts w:ascii="Times New Roman" w:hAnsi="Times New Roman" w:cs="Times New Roman"/>
+          <w:sz w:val="28"/>
+          <w:szCs w:val="28"/>
+        </w:rPr>
+        <w:t xml:space="preserve">В опытной серии ресурсных испытаний была построена зависимость состояния здоровья батарей </w:t>
+      </w:r>
+      <w:r>
+        <w:rPr>
+          <w:rFonts w:ascii="Times New Roman" w:hAnsi="Times New Roman" w:cs="Times New Roman"/>
+          <w:sz w:val="28"/>
+          <w:szCs w:val="28"/>
+        </w:rPr>
+        <w:t xml:space="preserve">различных химических систем от сопротивления переноса заряда. Это позволило проверить гипотезу о том, что </w:t>
       </w:r>
       <w:proofErr w:type="spellStart"/>
       <w:r>
@@ -13006,15 +12578,7 @@
           <w:sz w:val="28"/>
           <w:szCs w:val="28"/>
         </w:rPr>
-        <w:t xml:space="preserve"> </w:t>
-      </w:r>
-      <w:r>
-        <w:rPr>
-          <w:rFonts w:ascii="Times New Roman" w:hAnsi="Times New Roman" w:cs="Times New Roman"/>
-          <w:sz w:val="28"/>
-          <w:szCs w:val="28"/>
-        </w:rPr>
-        <w:t xml:space="preserve">может использоваться как универсальный, но </w:t>
+        <w:t xml:space="preserve"> может использоваться как универсальный, но </w:t>
       </w:r>
       <w:r>
         <w:rPr>
@@ -13051,7 +12615,6 @@
           <w:rFonts w:ascii="Times New Roman" w:hAnsi="Times New Roman" w:cs="Times New Roman"/>
           <w:sz w:val="28"/>
           <w:szCs w:val="28"/>
-          <w:lang w:val="en-US"/>
         </w:rPr>
       </w:pPr>
     </w:p>
@@ -13131,7 +12694,6 @@
           <w:rFonts w:ascii="Times New Roman" w:hAnsi="Times New Roman" w:cs="Times New Roman"/>
           <w:sz w:val="28"/>
           <w:szCs w:val="28"/>
-          <w:lang w:val="en-US"/>
         </w:rPr>
       </w:pPr>
       <w:r>
@@ -13152,29 +12714,83 @@
           <w:rFonts w:ascii="Times New Roman" w:hAnsi="Times New Roman" w:cs="Times New Roman"/>
           <w:sz w:val="28"/>
           <w:szCs w:val="28"/>
-          <w:lang w:val="en-US"/>
-        </w:rPr>
-      </w:pPr>
-    </w:p>
-    <w:p>
-      <w:pPr>
-        <w:spacing w:line="360" w:lineRule="auto"/>
-        <w:ind w:firstLine="709"/>
-        <w:jc w:val="both"/>
-        <w:rPr>
-          <w:rFonts w:ascii="Times New Roman" w:hAnsi="Times New Roman" w:cs="Times New Roman"/>
-          <w:sz w:val="28"/>
-          <w:szCs w:val="28"/>
-          <w:lang w:val="en-US"/>
-        </w:rPr>
-      </w:pPr>
-      <w:r>
-        <w:rPr>
-          <w:rFonts w:ascii="Times New Roman" w:hAnsi="Times New Roman" w:cs="Times New Roman"/>
-          <w:sz w:val="28"/>
-          <w:szCs w:val="28"/>
-        </w:rPr>
-        <w:t>На рисунке представлены зависимости</w:t>
+        </w:rPr>
+      </w:pPr>
+    </w:p>
+    <w:p>
+      <w:pPr>
+        <w:spacing w:line="360" w:lineRule="auto"/>
+        <w:ind w:firstLine="709"/>
+        <w:jc w:val="both"/>
+        <w:rPr>
+          <w:rFonts w:ascii="Times New Roman" w:hAnsi="Times New Roman" w:cs="Times New Roman"/>
+          <w:sz w:val="28"/>
+          <w:szCs w:val="28"/>
+        </w:rPr>
+      </w:pPr>
+      <w:r>
+        <w:rPr>
+          <w:rFonts w:ascii="Times New Roman" w:hAnsi="Times New Roman" w:cs="Times New Roman"/>
+          <w:sz w:val="28"/>
+          <w:szCs w:val="28"/>
+        </w:rPr>
+        <w:t xml:space="preserve">На рисунке представлены зависимости </w:t>
+      </w:r>
+      <w:r>
+        <w:rPr>
+          <w:rFonts w:ascii="Times New Roman" w:hAnsi="Times New Roman" w:cs="Times New Roman"/>
+          <w:i/>
+          <w:iCs/>
+          <w:sz w:val="28"/>
+          <w:szCs w:val="28"/>
+          <w:lang w:val="en-US"/>
+        </w:rPr>
+        <w:t>SOH</w:t>
+      </w:r>
+      <w:r>
+        <w:rPr>
+          <w:rFonts w:ascii="Times New Roman" w:hAnsi="Times New Roman" w:cs="Times New Roman"/>
+          <w:i/>
+          <w:iCs/>
+          <w:sz w:val="28"/>
+          <w:szCs w:val="28"/>
+        </w:rPr>
+        <w:t>(</w:t>
+      </w:r>
+      <w:proofErr w:type="spellStart"/>
+      <w:r>
+        <w:rPr>
+          <w:rFonts w:ascii="Times New Roman" w:hAnsi="Times New Roman" w:cs="Times New Roman"/>
+          <w:i/>
+          <w:iCs/>
+          <w:sz w:val="28"/>
+          <w:szCs w:val="28"/>
+          <w:lang w:val="en-US"/>
+        </w:rPr>
+        <w:t>R</w:t>
+      </w:r>
+      <w:r>
+        <w:rPr>
+          <w:rFonts w:ascii="Times New Roman" w:hAnsi="Times New Roman" w:cs="Times New Roman"/>
+          <w:i/>
+          <w:iCs/>
+          <w:sz w:val="28"/>
+          <w:szCs w:val="28"/>
+          <w:vertAlign w:val="subscript"/>
+          <w:lang w:val="en-US"/>
+        </w:rPr>
+        <w:t>ct</w:t>
+      </w:r>
+      <w:proofErr w:type="spellEnd"/>
+      <w:r>
+        <w:rPr>
+          <w:rFonts w:ascii="Times New Roman" w:hAnsi="Times New Roman" w:cs="Times New Roman"/>
+          <w:i/>
+          <w:iCs/>
+          <w:sz w:val="28"/>
+          <w:szCs w:val="28"/>
+        </w:rPr>
+        <w:t>)</w:t>
       </w:r>
       <w:r>
         <w:rPr>
@@ -13187,6 +12803,80 @@
       <w:r>
         <w:rPr>
           <w:rFonts w:ascii="Times New Roman" w:hAnsi="Times New Roman" w:cs="Times New Roman"/>
+          <w:sz w:val="28"/>
+          <w:szCs w:val="28"/>
+        </w:rPr>
+        <w:t xml:space="preserve">для </w:t>
+      </w:r>
+      <w:r>
+        <w:rPr>
+          <w:rFonts w:ascii="Times New Roman" w:hAnsi="Times New Roman" w:cs="Times New Roman"/>
+          <w:sz w:val="28"/>
+          <w:szCs w:val="28"/>
+        </w:rPr>
+        <w:t>NMC, LFP, LTO и Na-</w:t>
+      </w:r>
+      <w:proofErr w:type="spellStart"/>
+      <w:r>
+        <w:rPr>
+          <w:rFonts w:ascii="Times New Roman" w:hAnsi="Times New Roman" w:cs="Times New Roman"/>
+          <w:sz w:val="28"/>
+          <w:szCs w:val="28"/>
+        </w:rPr>
+        <w:t>ion</w:t>
+      </w:r>
+      <w:proofErr w:type="spellEnd"/>
+      <w:r>
+        <w:rPr>
+          <w:rFonts w:ascii="Times New Roman" w:hAnsi="Times New Roman" w:cs="Times New Roman"/>
+          <w:sz w:val="28"/>
+          <w:szCs w:val="28"/>
+        </w:rPr>
+        <w:t xml:space="preserve"> систем.</w:t>
+      </w:r>
+      <w:r>
+        <w:rPr>
+          <w:rFonts w:ascii="Times New Roman" w:hAnsi="Times New Roman" w:cs="Times New Roman"/>
+          <w:sz w:val="28"/>
+          <w:szCs w:val="28"/>
+        </w:rPr>
+        <w:t xml:space="preserve"> </w:t>
+      </w:r>
+      <w:r>
+        <w:rPr>
+          <w:rFonts w:ascii="Times New Roman" w:hAnsi="Times New Roman" w:cs="Times New Roman"/>
+          <w:sz w:val="28"/>
+          <w:szCs w:val="28"/>
+        </w:rPr>
+        <w:t>Для всех химий</w:t>
+      </w:r>
+      <w:r>
+        <w:rPr>
+          <w:rFonts w:ascii="Times New Roman" w:hAnsi="Times New Roman" w:cs="Times New Roman"/>
+          <w:sz w:val="28"/>
+          <w:szCs w:val="28"/>
+        </w:rPr>
+        <w:t xml:space="preserve"> </w:t>
+      </w:r>
+      <w:r>
+        <w:rPr>
+          <w:rFonts w:ascii="Times New Roman" w:hAnsi="Times New Roman" w:cs="Times New Roman"/>
+          <w:sz w:val="28"/>
+          <w:szCs w:val="28"/>
+        </w:rPr>
+        <w:t>наблюдается монотонное снижение</w:t>
+      </w:r>
+      <w:r>
+        <w:rPr>
+          <w:rFonts w:ascii="Times New Roman" w:hAnsi="Times New Roman" w:cs="Times New Roman"/>
+          <w:sz w:val="28"/>
+          <w:szCs w:val="28"/>
+        </w:rPr>
+        <w:t xml:space="preserve"> </w:t>
+      </w:r>
+      <w:r>
+        <w:rPr>
+          <w:rFonts w:ascii="Times New Roman" w:hAnsi="Times New Roman" w:cs="Times New Roman"/>
           <w:i/>
           <w:iCs/>
           <w:sz w:val="28"/>
@@ -13198,12 +12888,18 @@
       <w:r>
         <w:rPr>
           <w:rFonts w:ascii="Times New Roman" w:hAnsi="Times New Roman" w:cs="Times New Roman"/>
-          <w:i/>
-          <w:iCs/>
-          <w:sz w:val="28"/>
-          <w:szCs w:val="28"/>
-        </w:rPr>
-        <w:t>(</w:t>
+          <w:sz w:val="28"/>
+          <w:szCs w:val="28"/>
+        </w:rPr>
+        <w:t xml:space="preserve"> </w:t>
+      </w:r>
+      <w:r>
+        <w:rPr>
+          <w:rFonts w:ascii="Times New Roman" w:hAnsi="Times New Roman" w:cs="Times New Roman"/>
+          <w:sz w:val="28"/>
+          <w:szCs w:val="28"/>
+        </w:rPr>
+        <w:t xml:space="preserve">с ростом </w:t>
       </w:r>
       <w:proofErr w:type="spellStart"/>
       <w:r>
@@ -13233,12 +12929,18 @@
       <w:r>
         <w:rPr>
           <w:rFonts w:ascii="Times New Roman" w:hAnsi="Times New Roman" w:cs="Times New Roman"/>
-          <w:i/>
-          <w:iCs/>
-          <w:sz w:val="28"/>
-          <w:szCs w:val="28"/>
-        </w:rPr>
-        <w:t>)</w:t>
+          <w:sz w:val="28"/>
+          <w:szCs w:val="28"/>
+        </w:rPr>
+        <w:t xml:space="preserve">, </w:t>
+      </w:r>
+      <w:r>
+        <w:rPr>
+          <w:rFonts w:ascii="Times New Roman" w:hAnsi="Times New Roman" w:cs="Times New Roman"/>
+          <w:sz w:val="28"/>
+          <w:szCs w:val="28"/>
+        </w:rPr>
+        <w:t>однако характер наклона кривых различен.</w:t>
       </w:r>
       <w:r>
         <w:rPr>
@@ -13254,20 +12956,65 @@
           <w:sz w:val="28"/>
           <w:szCs w:val="28"/>
         </w:rPr>
-        <w:t xml:space="preserve">для </w:t>
-      </w:r>
-      <w:r>
-        <w:rPr>
-          <w:rFonts w:ascii="Times New Roman" w:hAnsi="Times New Roman" w:cs="Times New Roman"/>
-          <w:sz w:val="28"/>
-          <w:szCs w:val="28"/>
-        </w:rPr>
-        <w:t>NMC, LFP, LTO и Na-</w:t>
+        <w:t xml:space="preserve">Это означает, что сам показатель </w:t>
       </w:r>
       <w:proofErr w:type="spellStart"/>
       <w:r>
         <w:rPr>
           <w:rFonts w:ascii="Times New Roman" w:hAnsi="Times New Roman" w:cs="Times New Roman"/>
+          <w:i/>
+          <w:iCs/>
+          <w:sz w:val="28"/>
+          <w:szCs w:val="28"/>
+          <w:lang w:val="en-US"/>
+        </w:rPr>
+        <w:t>R</w:t>
+      </w:r>
+      <w:r>
+        <w:rPr>
+          <w:rFonts w:ascii="Times New Roman" w:hAnsi="Times New Roman" w:cs="Times New Roman"/>
+          <w:i/>
+          <w:iCs/>
+          <w:sz w:val="28"/>
+          <w:szCs w:val="28"/>
+          <w:vertAlign w:val="subscript"/>
+          <w:lang w:val="en-US"/>
+        </w:rPr>
+        <w:t>ct</w:t>
+      </w:r>
+      <w:proofErr w:type="spellEnd"/>
+      <w:r>
+        <w:rPr>
+          <w:rFonts w:ascii="Times New Roman" w:hAnsi="Times New Roman" w:cs="Times New Roman"/>
+          <w:sz w:val="28"/>
+          <w:szCs w:val="28"/>
+        </w:rPr>
+        <w:t xml:space="preserve"> действительно универсален с точки зрения физического смысла, но его количественная интерпретация должна зависеть от химической системы.</w:t>
+      </w:r>
+    </w:p>
+    <w:p>
+      <w:pPr>
+        <w:spacing w:line="360" w:lineRule="auto"/>
+        <w:ind w:firstLine="709"/>
+        <w:jc w:val="both"/>
+        <w:rPr>
+          <w:rFonts w:ascii="Times New Roman" w:hAnsi="Times New Roman" w:cs="Times New Roman"/>
+          <w:sz w:val="28"/>
+          <w:szCs w:val="28"/>
+        </w:rPr>
+      </w:pPr>
+      <w:r>
+        <w:rPr>
+          <w:rFonts w:ascii="Times New Roman" w:hAnsi="Times New Roman" w:cs="Times New Roman"/>
+          <w:sz w:val="28"/>
+          <w:szCs w:val="28"/>
+        </w:rPr>
+        <w:t>Для NMC и Na-</w:t>
+      </w:r>
+      <w:proofErr w:type="spellStart"/>
+      <w:r>
+        <w:rPr>
+          <w:rFonts w:ascii="Times New Roman" w:hAnsi="Times New Roman" w:cs="Times New Roman"/>
           <w:sz w:val="28"/>
           <w:szCs w:val="28"/>
         </w:rPr>
@@ -13280,7 +13027,18 @@
           <w:sz w:val="28"/>
           <w:szCs w:val="28"/>
         </w:rPr>
-        <w:t xml:space="preserve"> систем.</w:t>
+        <w:t xml:space="preserve"> характерен более резкий спад </w:t>
+      </w:r>
+      <w:r>
+        <w:rPr>
+          <w:rFonts w:ascii="Times New Roman" w:hAnsi="Times New Roman" w:cs="Times New Roman"/>
+          <w:i/>
+          <w:iCs/>
+          <w:sz w:val="28"/>
+          <w:szCs w:val="28"/>
+          <w:lang w:val="en-US"/>
+        </w:rPr>
+        <w:t>SOH</w:t>
       </w:r>
       <w:r>
         <w:rPr>
@@ -13296,7 +13054,48 @@
           <w:sz w:val="28"/>
           <w:szCs w:val="28"/>
         </w:rPr>
-        <w:t>Для всех химий</w:t>
+        <w:t xml:space="preserve">при росте </w:t>
+      </w:r>
+      <w:proofErr w:type="spellStart"/>
+      <w:r>
+        <w:rPr>
+          <w:rFonts w:ascii="Times New Roman" w:hAnsi="Times New Roman" w:cs="Times New Roman"/>
+          <w:i/>
+          <w:iCs/>
+          <w:sz w:val="28"/>
+          <w:szCs w:val="28"/>
+          <w:lang w:val="en-US"/>
+        </w:rPr>
+        <w:t>R</w:t>
+      </w:r>
+      <w:r>
+        <w:rPr>
+          <w:rFonts w:ascii="Times New Roman" w:hAnsi="Times New Roman" w:cs="Times New Roman"/>
+          <w:i/>
+          <w:iCs/>
+          <w:sz w:val="28"/>
+          <w:szCs w:val="28"/>
+          <w:vertAlign w:val="subscript"/>
+          <w:lang w:val="en-US"/>
+        </w:rPr>
+        <w:t>ct</w:t>
+      </w:r>
+      <w:proofErr w:type="spellEnd"/>
+      <w:r>
+        <w:rPr>
+          <w:rFonts w:ascii="Times New Roman" w:hAnsi="Times New Roman" w:cs="Times New Roman"/>
+          <w:sz w:val="28"/>
+          <w:szCs w:val="28"/>
+        </w:rPr>
+        <w:t xml:space="preserve">, </w:t>
+      </w:r>
+      <w:r>
+        <w:rPr>
+          <w:rFonts w:ascii="Times New Roman" w:hAnsi="Times New Roman" w:cs="Times New Roman"/>
+          <w:sz w:val="28"/>
+          <w:szCs w:val="28"/>
+        </w:rPr>
+        <w:t>что соответствует высокой чувствительности этих систем к межфазным и поляризационным ограничениям.</w:t>
       </w:r>
       <w:r>
         <w:rPr>
@@ -13312,7 +13111,7 @@
           <w:sz w:val="28"/>
           <w:szCs w:val="28"/>
         </w:rPr>
-        <w:t>наблюдается монотонное снижение</w:t>
+        <w:t>Для LFP зависимость более пологая, что согласуется с большей структурной стабильностью.</w:t>
       </w:r>
       <w:r>
         <w:rPr>
@@ -13325,293 +13124,6 @@
       <w:r>
         <w:rPr>
           <w:rFonts w:ascii="Times New Roman" w:hAnsi="Times New Roman" w:cs="Times New Roman"/>
-          <w:i/>
-          <w:iCs/>
-          <w:sz w:val="28"/>
-          <w:szCs w:val="28"/>
-          <w:lang w:val="en-US"/>
-        </w:rPr>
-        <w:t>SOH</w:t>
-      </w:r>
-      <w:r>
-        <w:rPr>
-          <w:rFonts w:ascii="Times New Roman" w:hAnsi="Times New Roman" w:cs="Times New Roman"/>
-          <w:sz w:val="28"/>
-          <w:szCs w:val="28"/>
-        </w:rPr>
-        <w:t xml:space="preserve"> </w:t>
-      </w:r>
-      <w:r>
-        <w:rPr>
-          <w:rFonts w:ascii="Times New Roman" w:hAnsi="Times New Roman" w:cs="Times New Roman"/>
-          <w:sz w:val="28"/>
-          <w:szCs w:val="28"/>
-        </w:rPr>
-        <w:t xml:space="preserve">с ростом </w:t>
-      </w:r>
-      <w:proofErr w:type="spellStart"/>
-      <w:r>
-        <w:rPr>
-          <w:rFonts w:ascii="Times New Roman" w:hAnsi="Times New Roman" w:cs="Times New Roman"/>
-          <w:i/>
-          <w:iCs/>
-          <w:sz w:val="28"/>
-          <w:szCs w:val="28"/>
-          <w:lang w:val="en-US"/>
-        </w:rPr>
-        <w:t>R</w:t>
-      </w:r>
-      <w:r>
-        <w:rPr>
-          <w:rFonts w:ascii="Times New Roman" w:hAnsi="Times New Roman" w:cs="Times New Roman"/>
-          <w:i/>
-          <w:iCs/>
-          <w:sz w:val="28"/>
-          <w:szCs w:val="28"/>
-          <w:vertAlign w:val="subscript"/>
-          <w:lang w:val="en-US"/>
-        </w:rPr>
-        <w:t>ct</w:t>
-      </w:r>
-      <w:proofErr w:type="spellEnd"/>
-      <w:r>
-        <w:rPr>
-          <w:rFonts w:ascii="Times New Roman" w:hAnsi="Times New Roman" w:cs="Times New Roman"/>
-          <w:sz w:val="28"/>
-          <w:szCs w:val="28"/>
-        </w:rPr>
-        <w:t xml:space="preserve">, </w:t>
-      </w:r>
-      <w:r>
-        <w:rPr>
-          <w:rFonts w:ascii="Times New Roman" w:hAnsi="Times New Roman" w:cs="Times New Roman"/>
-          <w:sz w:val="28"/>
-          <w:szCs w:val="28"/>
-        </w:rPr>
-        <w:t>однако характер наклона кривых различен.</w:t>
-      </w:r>
-      <w:r>
-        <w:rPr>
-          <w:rFonts w:ascii="Times New Roman" w:hAnsi="Times New Roman" w:cs="Times New Roman"/>
-          <w:sz w:val="28"/>
-          <w:szCs w:val="28"/>
-        </w:rPr>
-        <w:t xml:space="preserve"> </w:t>
-      </w:r>
-      <w:r>
-        <w:rPr>
-          <w:rFonts w:ascii="Times New Roman" w:hAnsi="Times New Roman" w:cs="Times New Roman"/>
-          <w:sz w:val="28"/>
-          <w:szCs w:val="28"/>
-        </w:rPr>
-        <w:t>Это означает, что сам показатель</w:t>
-      </w:r>
-      <w:r>
-        <w:rPr>
-          <w:rFonts w:ascii="Times New Roman" w:hAnsi="Times New Roman" w:cs="Times New Roman"/>
-          <w:sz w:val="28"/>
-          <w:szCs w:val="28"/>
-        </w:rPr>
-        <w:t xml:space="preserve"> </w:t>
-      </w:r>
-      <w:proofErr w:type="spellStart"/>
-      <w:r>
-        <w:rPr>
-          <w:rFonts w:ascii="Times New Roman" w:hAnsi="Times New Roman" w:cs="Times New Roman"/>
-          <w:i/>
-          <w:iCs/>
-          <w:sz w:val="28"/>
-          <w:szCs w:val="28"/>
-          <w:lang w:val="en-US"/>
-        </w:rPr>
-        <w:t>R</w:t>
-      </w:r>
-      <w:r>
-        <w:rPr>
-          <w:rFonts w:ascii="Times New Roman" w:hAnsi="Times New Roman" w:cs="Times New Roman"/>
-          <w:i/>
-          <w:iCs/>
-          <w:sz w:val="28"/>
-          <w:szCs w:val="28"/>
-          <w:vertAlign w:val="subscript"/>
-          <w:lang w:val="en-US"/>
-        </w:rPr>
-        <w:t>ct</w:t>
-      </w:r>
-      <w:proofErr w:type="spellEnd"/>
-      <w:r>
-        <w:rPr>
-          <w:rFonts w:ascii="Times New Roman" w:hAnsi="Times New Roman" w:cs="Times New Roman"/>
-          <w:sz w:val="28"/>
-          <w:szCs w:val="28"/>
-        </w:rPr>
-        <w:t xml:space="preserve"> </w:t>
-      </w:r>
-      <w:r>
-        <w:rPr>
-          <w:rFonts w:ascii="Times New Roman" w:hAnsi="Times New Roman" w:cs="Times New Roman"/>
-          <w:sz w:val="28"/>
-          <w:szCs w:val="28"/>
-        </w:rPr>
-        <w:t>действительно универсален с точки зрения физического смысла,</w:t>
-      </w:r>
-      <w:r>
-        <w:rPr>
-          <w:rFonts w:ascii="Times New Roman" w:hAnsi="Times New Roman" w:cs="Times New Roman"/>
-          <w:sz w:val="28"/>
-          <w:szCs w:val="28"/>
-        </w:rPr>
-        <w:t xml:space="preserve"> </w:t>
-      </w:r>
-      <w:r>
-        <w:rPr>
-          <w:rFonts w:ascii="Times New Roman" w:hAnsi="Times New Roman" w:cs="Times New Roman"/>
-          <w:sz w:val="28"/>
-          <w:szCs w:val="28"/>
-        </w:rPr>
-        <w:t>но его количественная интерпретация должна зависеть от химической системы.</w:t>
-      </w:r>
-    </w:p>
-    <w:p>
-      <w:pPr>
-        <w:spacing w:line="360" w:lineRule="auto"/>
-        <w:ind w:firstLine="709"/>
-        <w:jc w:val="both"/>
-        <w:rPr>
-          <w:rFonts w:ascii="Times New Roman" w:hAnsi="Times New Roman" w:cs="Times New Roman"/>
-          <w:sz w:val="28"/>
-          <w:szCs w:val="28"/>
-        </w:rPr>
-      </w:pPr>
-      <w:r>
-        <w:rPr>
-          <w:rFonts w:ascii="Times New Roman" w:hAnsi="Times New Roman" w:cs="Times New Roman"/>
-          <w:sz w:val="28"/>
-          <w:szCs w:val="28"/>
-        </w:rPr>
-        <w:t>Для NMC и Na-</w:t>
-      </w:r>
-      <w:proofErr w:type="spellStart"/>
-      <w:r>
-        <w:rPr>
-          <w:rFonts w:ascii="Times New Roman" w:hAnsi="Times New Roman" w:cs="Times New Roman"/>
-          <w:sz w:val="28"/>
-          <w:szCs w:val="28"/>
-        </w:rPr>
-        <w:t>ion</w:t>
-      </w:r>
-      <w:proofErr w:type="spellEnd"/>
-      <w:r>
-        <w:rPr>
-          <w:rFonts w:ascii="Times New Roman" w:hAnsi="Times New Roman" w:cs="Times New Roman"/>
-          <w:sz w:val="28"/>
-          <w:szCs w:val="28"/>
-        </w:rPr>
-        <w:t xml:space="preserve"> характерен более резкий спад</w:t>
-      </w:r>
-      <w:r>
-        <w:rPr>
-          <w:rFonts w:ascii="Times New Roman" w:hAnsi="Times New Roman" w:cs="Times New Roman"/>
-          <w:sz w:val="28"/>
-          <w:szCs w:val="28"/>
-        </w:rPr>
-        <w:t xml:space="preserve"> </w:t>
-      </w:r>
-      <w:r>
-        <w:rPr>
-          <w:rFonts w:ascii="Times New Roman" w:hAnsi="Times New Roman" w:cs="Times New Roman"/>
-          <w:i/>
-          <w:iCs/>
-          <w:sz w:val="28"/>
-          <w:szCs w:val="28"/>
-          <w:lang w:val="en-US"/>
-        </w:rPr>
-        <w:t>SOH</w:t>
-      </w:r>
-      <w:r>
-        <w:rPr>
-          <w:rFonts w:ascii="Times New Roman" w:hAnsi="Times New Roman" w:cs="Times New Roman"/>
-          <w:sz w:val="28"/>
-          <w:szCs w:val="28"/>
-        </w:rPr>
-        <w:t xml:space="preserve"> </w:t>
-      </w:r>
-      <w:r>
-        <w:rPr>
-          <w:rFonts w:ascii="Times New Roman" w:hAnsi="Times New Roman" w:cs="Times New Roman"/>
-          <w:sz w:val="28"/>
-          <w:szCs w:val="28"/>
-        </w:rPr>
-        <w:t xml:space="preserve">при росте </w:t>
-      </w:r>
-      <w:proofErr w:type="spellStart"/>
-      <w:r>
-        <w:rPr>
-          <w:rFonts w:ascii="Times New Roman" w:hAnsi="Times New Roman" w:cs="Times New Roman"/>
-          <w:i/>
-          <w:iCs/>
-          <w:sz w:val="28"/>
-          <w:szCs w:val="28"/>
-          <w:lang w:val="en-US"/>
-        </w:rPr>
-        <w:t>R</w:t>
-      </w:r>
-      <w:r>
-        <w:rPr>
-          <w:rFonts w:ascii="Times New Roman" w:hAnsi="Times New Roman" w:cs="Times New Roman"/>
-          <w:i/>
-          <w:iCs/>
-          <w:sz w:val="28"/>
-          <w:szCs w:val="28"/>
-          <w:vertAlign w:val="subscript"/>
-          <w:lang w:val="en-US"/>
-        </w:rPr>
-        <w:t>ct</w:t>
-      </w:r>
-      <w:proofErr w:type="spellEnd"/>
-      <w:r>
-        <w:rPr>
-          <w:rFonts w:ascii="Times New Roman" w:hAnsi="Times New Roman" w:cs="Times New Roman"/>
-          <w:sz w:val="28"/>
-          <w:szCs w:val="28"/>
-        </w:rPr>
-        <w:t xml:space="preserve">, </w:t>
-      </w:r>
-      <w:r>
-        <w:rPr>
-          <w:rFonts w:ascii="Times New Roman" w:hAnsi="Times New Roman" w:cs="Times New Roman"/>
-          <w:sz w:val="28"/>
-          <w:szCs w:val="28"/>
-        </w:rPr>
-        <w:t>что соответствует высокой чувствительности этих систем к межфазным и поляризационным ограничениям.</w:t>
-      </w:r>
-      <w:r>
-        <w:rPr>
-          <w:rFonts w:ascii="Times New Roman" w:hAnsi="Times New Roman" w:cs="Times New Roman"/>
-          <w:sz w:val="28"/>
-          <w:szCs w:val="28"/>
-        </w:rPr>
-        <w:t xml:space="preserve"> </w:t>
-      </w:r>
-      <w:r>
-        <w:rPr>
-          <w:rFonts w:ascii="Times New Roman" w:hAnsi="Times New Roman" w:cs="Times New Roman"/>
-          <w:sz w:val="28"/>
-          <w:szCs w:val="28"/>
-        </w:rPr>
-        <w:t>Для LFP зависимость более пологая, что согласуется с большей структурной стабильностью.</w:t>
-      </w:r>
-      <w:r>
-        <w:rPr>
-          <w:rFonts w:ascii="Times New Roman" w:hAnsi="Times New Roman" w:cs="Times New Roman"/>
-          <w:sz w:val="28"/>
-          <w:szCs w:val="28"/>
-        </w:rPr>
-        <w:t xml:space="preserve"> </w:t>
-      </w:r>
-      <w:r>
-        <w:rPr>
-          <w:rFonts w:ascii="Times New Roman" w:hAnsi="Times New Roman" w:cs="Times New Roman"/>
           <w:sz w:val="28"/>
           <w:szCs w:val="28"/>
         </w:rPr>
@@ -13627,7 +13139,6 @@
           <w:rFonts w:ascii="Times New Roman" w:hAnsi="Times New Roman" w:cs="Times New Roman"/>
           <w:sz w:val="28"/>
           <w:szCs w:val="28"/>
-          <w:lang w:val="en-US"/>
         </w:rPr>
       </w:pPr>
       <w:r>
@@ -13865,27 +13376,18 @@
           <w:sz w:val="28"/>
           <w:szCs w:val="28"/>
         </w:rPr>
-        <w:t xml:space="preserve"> </w:t>
-      </w:r>
-      <w:r>
-        <w:rPr>
-          <w:rFonts w:ascii="Times New Roman" w:hAnsi="Times New Roman" w:cs="Times New Roman"/>
-          <w:sz w:val="28"/>
-          <w:szCs w:val="28"/>
-        </w:rPr>
-        <w:t>как оперативную процедуру оценки состояния батареи без выполнения полного ресурсного разряда.</w:t>
-      </w:r>
-    </w:p>
-    <w:p>
-      <w:pPr>
-        <w:spacing w:line="360" w:lineRule="auto"/>
-        <w:ind w:firstLine="709"/>
-        <w:jc w:val="both"/>
-        <w:rPr>
-          <w:rFonts w:ascii="Times New Roman" w:hAnsi="Times New Roman" w:cs="Times New Roman"/>
-          <w:sz w:val="28"/>
-          <w:szCs w:val="28"/>
-          <w:lang w:val="en-US"/>
+        <w:t xml:space="preserve"> как оперативную процедуру оценки состояния батареи без выполнения полного ресурсного разряда.</w:t>
+      </w:r>
+    </w:p>
+    <w:p>
+      <w:pPr>
+        <w:spacing w:line="360" w:lineRule="auto"/>
+        <w:ind w:firstLine="709"/>
+        <w:jc w:val="both"/>
+        <w:rPr>
+          <w:rFonts w:ascii="Times New Roman" w:hAnsi="Times New Roman" w:cs="Times New Roman"/>
+          <w:sz w:val="28"/>
+          <w:szCs w:val="28"/>
         </w:rPr>
       </w:pPr>
     </w:p>
@@ -13900,7 +13402,6 @@
           <w:bCs/>
           <w:sz w:val="28"/>
           <w:szCs w:val="28"/>
-          <w:lang w:val="en-US"/>
         </w:rPr>
       </w:pPr>
       <w:r>
@@ -13923,20 +13424,18 @@
           <w:rFonts w:ascii="Times New Roman" w:hAnsi="Times New Roman" w:cs="Times New Roman"/>
           <w:sz w:val="28"/>
           <w:szCs w:val="28"/>
-          <w:lang w:val="en-US"/>
-        </w:rPr>
-      </w:pPr>
-    </w:p>
-    <w:p>
-      <w:pPr>
-        <w:spacing w:line="360" w:lineRule="auto"/>
-        <w:ind w:firstLine="709"/>
-        <w:jc w:val="both"/>
-        <w:rPr>
-          <w:rFonts w:ascii="Times New Roman" w:hAnsi="Times New Roman" w:cs="Times New Roman"/>
-          <w:sz w:val="28"/>
-          <w:szCs w:val="28"/>
-          <w:lang w:val="en-US"/>
+        </w:rPr>
+      </w:pPr>
+    </w:p>
+    <w:p>
+      <w:pPr>
+        <w:spacing w:line="360" w:lineRule="auto"/>
+        <w:ind w:firstLine="709"/>
+        <w:jc w:val="both"/>
+        <w:rPr>
+          <w:rFonts w:ascii="Times New Roman" w:hAnsi="Times New Roman" w:cs="Times New Roman"/>
+          <w:sz w:val="28"/>
+          <w:szCs w:val="28"/>
         </w:rPr>
       </w:pPr>
       <w:r>
@@ -13963,67 +13462,18 @@
           <w:sz w:val="28"/>
           <w:szCs w:val="28"/>
         </w:rPr>
-        <w:t xml:space="preserve"> отражает способность батареи обеспечить требуемую мощность в текущих условиях</w:t>
-      </w:r>
-      <w:r>
-        <w:rPr>
-          <w:rFonts w:ascii="Times New Roman" w:hAnsi="Times New Roman" w:cs="Times New Roman"/>
-          <w:sz w:val="28"/>
-          <w:szCs w:val="28"/>
-        </w:rPr>
-        <w:t xml:space="preserve"> </w:t>
-      </w:r>
-      <w:r>
-        <w:rPr>
-          <w:rFonts w:ascii="Times New Roman" w:hAnsi="Times New Roman" w:cs="Times New Roman"/>
-          <w:sz w:val="28"/>
-          <w:szCs w:val="28"/>
-        </w:rPr>
-        <w:t>эксплуатации.</w:t>
-      </w:r>
-      <w:r>
-        <w:rPr>
-          <w:rFonts w:ascii="Times New Roman" w:hAnsi="Times New Roman" w:cs="Times New Roman"/>
-          <w:sz w:val="28"/>
-          <w:szCs w:val="28"/>
-        </w:rPr>
-        <w:t xml:space="preserve"> </w:t>
-      </w:r>
-      <w:r>
-        <w:rPr>
-          <w:rFonts w:ascii="Times New Roman" w:hAnsi="Times New Roman" w:cs="Times New Roman"/>
-          <w:sz w:val="28"/>
-          <w:szCs w:val="28"/>
-        </w:rPr>
-        <w:t>С физической точки зрения этот показатель определяется не только запасом энергии, но и внутренним сопротивлением, поляризацией, температурой и допустимым диапазоном напряжения.</w:t>
-      </w:r>
-      <w:r>
-        <w:rPr>
-          <w:rFonts w:ascii="Times New Roman" w:hAnsi="Times New Roman" w:cs="Times New Roman"/>
-          <w:sz w:val="28"/>
-          <w:szCs w:val="28"/>
-        </w:rPr>
-        <w:t xml:space="preserve"> </w:t>
-      </w:r>
-      <w:r>
-        <w:rPr>
-          <w:rFonts w:ascii="Times New Roman" w:hAnsi="Times New Roman" w:cs="Times New Roman"/>
-          <w:sz w:val="28"/>
-          <w:szCs w:val="28"/>
-        </w:rPr>
-        <w:t>В наиболее простом электротехническом приближении максимальная мощность на нагрузке определяется теоремой согласования:</w:t>
-      </w:r>
-    </w:p>
-    <w:p>
-      <w:pPr>
-        <w:spacing w:line="360" w:lineRule="auto"/>
-        <w:ind w:firstLine="709"/>
-        <w:jc w:val="both"/>
-        <w:rPr>
-          <w:rFonts w:ascii="Times New Roman" w:hAnsi="Times New Roman" w:cs="Times New Roman"/>
-          <w:sz w:val="28"/>
-          <w:szCs w:val="28"/>
-          <w:lang w:val="en-US"/>
+        <w:t xml:space="preserve"> отражает способность батареи обеспечить требуемую мощность в текущих условиях эксплуатации. С физической точки зрения этот показатель определяется не только запасом энергии, но и внутренним сопротивлением, поляризацией, температурой и допустимым диапазоном напряжения. В наиболее простом электротехническом приближении максимальная мощность на нагрузке определяется теоремой согласования:</w:t>
+      </w:r>
+    </w:p>
+    <w:p>
+      <w:pPr>
+        <w:spacing w:line="360" w:lineRule="auto"/>
+        <w:ind w:firstLine="709"/>
+        <w:jc w:val="both"/>
+        <w:rPr>
+          <w:rFonts w:ascii="Times New Roman" w:hAnsi="Times New Roman" w:cs="Times New Roman"/>
+          <w:sz w:val="28"/>
+          <w:szCs w:val="28"/>
         </w:rPr>
       </w:pPr>
     </w:p>
@@ -14048,10 +13498,10 @@
           <w:lang w:val="en-US"/>
         </w:rPr>
         <w:object w:dxaOrig="1180" w:dyaOrig="720" w14:anchorId="446C191F">
-          <v:shape id="_x0000_i1094" type="#_x0000_t75" style="width:58.75pt;height:36.3pt" o:ole="">
+          <v:shape id="_x0000_i1051" type="#_x0000_t75" style="width:59.1pt;height:36pt" o:ole="">
             <v:imagedata r:id="rId67" o:title=""/>
           </v:shape>
-          <o:OLEObject Type="Embed" ProgID="Equation.DSMT4" ShapeID="_x0000_i1094" DrawAspect="Content" ObjectID="_1835772935" r:id="rId68"/>
+          <o:OLEObject Type="Embed" ProgID="Equation.DSMT4" ShapeID="_x0000_i1051" DrawAspect="Content" ObjectID="_1835778490" r:id="rId68"/>
         </w:object>
       </w:r>
     </w:p>
@@ -14102,7 +13552,6 @@
           <w:rFonts w:ascii="Times New Roman" w:hAnsi="Times New Roman" w:cs="Times New Roman"/>
           <w:sz w:val="28"/>
           <w:szCs w:val="28"/>
-          <w:lang w:val="en-US"/>
         </w:rPr>
         <w:t xml:space="preserve"> – </w:t>
       </w:r>
@@ -14156,7 +13605,6 @@
           <w:rFonts w:ascii="Times New Roman" w:hAnsi="Times New Roman" w:cs="Times New Roman"/>
           <w:sz w:val="28"/>
           <w:szCs w:val="28"/>
-          <w:lang w:val="en-US"/>
         </w:rPr>
         <w:t xml:space="preserve"> – </w:t>
       </w:r>
@@ -14241,10 +13689,10 @@
           <w:szCs w:val="28"/>
         </w:rPr>
         <w:object w:dxaOrig="3820" w:dyaOrig="440" w14:anchorId="7AE252E7">
-          <v:shape id="_x0000_i1097" type="#_x0000_t75" style="width:191.25pt;height:21.9pt" o:ole="">
+          <v:shape id="_x0000_i1052" type="#_x0000_t75" style="width:190.85pt;height:21.75pt" o:ole="">
             <v:imagedata r:id="rId69" o:title=""/>
           </v:shape>
-          <o:OLEObject Type="Embed" ProgID="Equation.DSMT4" ShapeID="_x0000_i1097" DrawAspect="Content" ObjectID="_1835772936" r:id="rId70"/>
+          <o:OLEObject Type="Embed" ProgID="Equation.DSMT4" ShapeID="_x0000_i1052" DrawAspect="Content" ObjectID="_1835778491" r:id="rId70"/>
         </w:object>
       </w:r>
     </w:p>
@@ -14616,6 +14064,71 @@
           <w:sz w:val="28"/>
           <w:szCs w:val="28"/>
         </w:rPr>
+        <w:t xml:space="preserve"> представляет собой оценку времени или числа циклов до достижения предельного состояния аккумуляторной системы. </w:t>
+      </w:r>
+      <w:r>
+        <w:rPr>
+          <w:rFonts w:ascii="Times New Roman" w:hAnsi="Times New Roman" w:cs="Times New Roman"/>
+          <w:sz w:val="28"/>
+          <w:szCs w:val="28"/>
+        </w:rPr>
+        <w:t xml:space="preserve">Если </w:t>
+      </w:r>
+      <w:proofErr w:type="spellStart"/>
+      <w:r>
+        <w:rPr>
+          <w:rFonts w:ascii="Times New Roman" w:hAnsi="Times New Roman" w:cs="Times New Roman"/>
+          <w:i/>
+          <w:iCs/>
+          <w:sz w:val="28"/>
+          <w:szCs w:val="28"/>
+          <w:lang w:val="en-US"/>
+        </w:rPr>
+        <w:t>N</w:t>
+      </w:r>
+      <w:r>
+        <w:rPr>
+          <w:rFonts w:ascii="Times New Roman" w:hAnsi="Times New Roman" w:cs="Times New Roman"/>
+          <w:i/>
+          <w:iCs/>
+          <w:sz w:val="28"/>
+          <w:szCs w:val="28"/>
+          <w:vertAlign w:val="subscript"/>
+          <w:lang w:val="en-US"/>
+        </w:rPr>
+        <w:t>crit</w:t>
+      </w:r>
+      <w:proofErr w:type="spellEnd"/>
+      <w:r>
+        <w:rPr>
+          <w:rFonts w:ascii="Times New Roman" w:hAnsi="Times New Roman" w:cs="Times New Roman"/>
+          <w:sz w:val="28"/>
+          <w:szCs w:val="28"/>
+        </w:rPr>
+        <w:t xml:space="preserve"> – </w:t>
+      </w:r>
+      <w:r>
+        <w:rPr>
+          <w:rFonts w:ascii="Times New Roman" w:hAnsi="Times New Roman" w:cs="Times New Roman"/>
+          <w:sz w:val="28"/>
+          <w:szCs w:val="28"/>
+        </w:rPr>
+        <w:t xml:space="preserve">число циклов, </w:t>
+      </w:r>
+      <w:r>
+        <w:rPr>
+          <w:rFonts w:ascii="Times New Roman" w:hAnsi="Times New Roman" w:cs="Times New Roman"/>
+          <w:sz w:val="28"/>
+          <w:szCs w:val="28"/>
+        </w:rPr>
+        <w:t>соответствующее достижению</w:t>
+      </w:r>
+      <w:r>
+        <w:rPr>
+          <w:rFonts w:ascii="Times New Roman" w:hAnsi="Times New Roman" w:cs="Times New Roman"/>
+          <w:sz w:val="28"/>
+          <w:szCs w:val="28"/>
+        </w:rPr>
         <w:t xml:space="preserve"> </w:t>
       </w:r>
       <w:r>
@@ -14624,7 +14137,7 @@
           <w:sz w:val="28"/>
           <w:szCs w:val="28"/>
         </w:rPr>
-        <w:t>представляет собой оценку времени или числа циклов до достижения предельного</w:t>
+        <w:t>граничного состояния, а</w:t>
       </w:r>
       <w:r>
         <w:rPr>
@@ -14634,30 +14147,6 @@
         </w:rPr>
         <w:t xml:space="preserve"> </w:t>
       </w:r>
-      <w:r>
-        <w:rPr>
-          <w:rFonts w:ascii="Times New Roman" w:hAnsi="Times New Roman" w:cs="Times New Roman"/>
-          <w:sz w:val="28"/>
-          <w:szCs w:val="28"/>
-        </w:rPr>
-        <w:t>состояния аккумуляторной системы.</w:t>
-      </w:r>
-      <w:r>
-        <w:rPr>
-          <w:rFonts w:ascii="Times New Roman" w:hAnsi="Times New Roman" w:cs="Times New Roman"/>
-          <w:sz w:val="28"/>
-          <w:szCs w:val="28"/>
-        </w:rPr>
-        <w:t xml:space="preserve"> </w:t>
-      </w:r>
-      <w:r>
-        <w:rPr>
-          <w:rFonts w:ascii="Times New Roman" w:hAnsi="Times New Roman" w:cs="Times New Roman"/>
-          <w:sz w:val="28"/>
-          <w:szCs w:val="28"/>
-        </w:rPr>
-        <w:t xml:space="preserve">Если </w:t>
-      </w:r>
       <w:proofErr w:type="spellStart"/>
       <w:r>
         <w:rPr>
@@ -14680,7 +14169,7 @@
           <w:vertAlign w:val="subscript"/>
           <w:lang w:val="en-US"/>
         </w:rPr>
-        <w:t>crit</w:t>
+        <w:t>cur</w:t>
       </w:r>
       <w:proofErr w:type="spellEnd"/>
       <w:r>
@@ -14697,79 +14186,6 @@
           <w:sz w:val="28"/>
           <w:szCs w:val="28"/>
         </w:rPr>
-        <w:t xml:space="preserve">число циклов, </w:t>
-      </w:r>
-      <w:r>
-        <w:rPr>
-          <w:rFonts w:ascii="Times New Roman" w:hAnsi="Times New Roman" w:cs="Times New Roman"/>
-          <w:sz w:val="28"/>
-          <w:szCs w:val="28"/>
-        </w:rPr>
-        <w:t>соответствующее достижению</w:t>
-      </w:r>
-      <w:r>
-        <w:rPr>
-          <w:rFonts w:ascii="Times New Roman" w:hAnsi="Times New Roman" w:cs="Times New Roman"/>
-          <w:sz w:val="28"/>
-          <w:szCs w:val="28"/>
-        </w:rPr>
-        <w:t xml:space="preserve"> </w:t>
-      </w:r>
-      <w:r>
-        <w:rPr>
-          <w:rFonts w:ascii="Times New Roman" w:hAnsi="Times New Roman" w:cs="Times New Roman"/>
-          <w:sz w:val="28"/>
-          <w:szCs w:val="28"/>
-        </w:rPr>
-        <w:t>граничного состояния, а</w:t>
-      </w:r>
-      <w:r>
-        <w:rPr>
-          <w:rFonts w:ascii="Times New Roman" w:hAnsi="Times New Roman" w:cs="Times New Roman"/>
-          <w:sz w:val="28"/>
-          <w:szCs w:val="28"/>
-        </w:rPr>
-        <w:t xml:space="preserve"> </w:t>
-      </w:r>
-      <w:proofErr w:type="spellStart"/>
-      <w:r>
-        <w:rPr>
-          <w:rFonts w:ascii="Times New Roman" w:hAnsi="Times New Roman" w:cs="Times New Roman"/>
-          <w:i/>
-          <w:iCs/>
-          <w:sz w:val="28"/>
-          <w:szCs w:val="28"/>
-          <w:lang w:val="en-US"/>
-        </w:rPr>
-        <w:t>N</w:t>
-      </w:r>
-      <w:r>
-        <w:rPr>
-          <w:rFonts w:ascii="Times New Roman" w:hAnsi="Times New Roman" w:cs="Times New Roman"/>
-          <w:i/>
-          <w:iCs/>
-          <w:sz w:val="28"/>
-          <w:szCs w:val="28"/>
-          <w:vertAlign w:val="subscript"/>
-          <w:lang w:val="en-US"/>
-        </w:rPr>
-        <w:t>cur</w:t>
-      </w:r>
-      <w:proofErr w:type="spellEnd"/>
-      <w:r>
-        <w:rPr>
-          <w:rFonts w:ascii="Times New Roman" w:hAnsi="Times New Roman" w:cs="Times New Roman"/>
-          <w:sz w:val="28"/>
-          <w:szCs w:val="28"/>
-        </w:rPr>
-        <w:t xml:space="preserve"> – </w:t>
-      </w:r>
-      <w:r>
-        <w:rPr>
-          <w:rFonts w:ascii="Times New Roman" w:hAnsi="Times New Roman" w:cs="Times New Roman"/>
-          <w:sz w:val="28"/>
-          <w:szCs w:val="28"/>
-        </w:rPr>
         <w:t>текущее число циклов, то в простейшем виде:</w:t>
       </w:r>
     </w:p>
@@ -14805,10 +14221,10 @@
           <w:szCs w:val="28"/>
         </w:rPr>
         <w:object w:dxaOrig="1780" w:dyaOrig="360" w14:anchorId="5EF1CD4E">
-          <v:shape id="_x0000_i1102" type="#_x0000_t75" style="width:89.3pt;height:17.85pt" o:ole="">
+          <v:shape id="_x0000_i1053" type="#_x0000_t75" style="width:89pt;height:17.65pt" o:ole="">
             <v:imagedata r:id="rId71" o:title=""/>
           </v:shape>
-          <o:OLEObject Type="Embed" ProgID="Equation.DSMT4" ShapeID="_x0000_i1102" DrawAspect="Content" ObjectID="_1835772937" r:id="rId72"/>
+          <o:OLEObject Type="Embed" ProgID="Equation.DSMT4" ShapeID="_x0000_i1053" DrawAspect="Content" ObjectID="_1835778492" r:id="rId72"/>
         </w:object>
       </w:r>
     </w:p>
@@ -14842,15 +14258,7 @@
           <w:sz w:val="28"/>
           <w:szCs w:val="28"/>
         </w:rPr>
-        <w:t>Однако практическая сложность состоит в том, что</w:t>
-      </w:r>
-      <w:r>
-        <w:rPr>
-          <w:rFonts w:ascii="Times New Roman" w:hAnsi="Times New Roman" w:cs="Times New Roman"/>
-          <w:sz w:val="28"/>
-          <w:szCs w:val="28"/>
-        </w:rPr>
-        <w:t xml:space="preserve"> </w:t>
+        <w:t xml:space="preserve">Однако практическая сложность состоит в том, что </w:t>
       </w:r>
       <w:proofErr w:type="spellStart"/>
       <w:r>
@@ -14883,31 +14291,7 @@
           <w:sz w:val="28"/>
           <w:szCs w:val="28"/>
         </w:rPr>
-        <w:t xml:space="preserve"> </w:t>
-      </w:r>
-      <w:r>
-        <w:rPr>
-          <w:rFonts w:ascii="Times New Roman" w:hAnsi="Times New Roman" w:cs="Times New Roman"/>
-          <w:sz w:val="28"/>
-          <w:szCs w:val="28"/>
-        </w:rPr>
-        <w:t>заранее неизвестно.</w:t>
-      </w:r>
-      <w:r>
-        <w:rPr>
-          <w:rFonts w:ascii="Times New Roman" w:hAnsi="Times New Roman" w:cs="Times New Roman"/>
-          <w:sz w:val="28"/>
-          <w:szCs w:val="28"/>
-        </w:rPr>
-        <w:t xml:space="preserve"> </w:t>
-      </w:r>
-      <w:r>
-        <w:rPr>
-          <w:rFonts w:ascii="Times New Roman" w:hAnsi="Times New Roman" w:cs="Times New Roman"/>
-          <w:sz w:val="28"/>
-          <w:szCs w:val="28"/>
-        </w:rPr>
-        <w:t xml:space="preserve">Его необходимо прогнозировать по текущей </w:t>
+        <w:t xml:space="preserve"> заранее неизвестно. Его необходимо прогнозировать по текущей </w:t>
       </w:r>
       <w:proofErr w:type="spellStart"/>
       <w:r>
@@ -14925,31 +14309,7 @@
           <w:sz w:val="28"/>
           <w:szCs w:val="28"/>
         </w:rPr>
-        <w:t xml:space="preserve"> траектории.</w:t>
-      </w:r>
-      <w:r>
-        <w:rPr>
-          <w:rFonts w:ascii="Times New Roman" w:hAnsi="Times New Roman" w:cs="Times New Roman"/>
-          <w:sz w:val="28"/>
-          <w:szCs w:val="28"/>
-        </w:rPr>
-        <w:t xml:space="preserve"> </w:t>
-      </w:r>
-      <w:r>
-        <w:rPr>
-          <w:rFonts w:ascii="Times New Roman" w:hAnsi="Times New Roman" w:cs="Times New Roman"/>
-          <w:sz w:val="28"/>
-          <w:szCs w:val="28"/>
-        </w:rPr>
-        <w:t>Если состояние батареи описывается через</w:t>
-      </w:r>
-      <w:r>
-        <w:rPr>
-          <w:rFonts w:ascii="Times New Roman" w:hAnsi="Times New Roman" w:cs="Times New Roman"/>
-          <w:sz w:val="28"/>
-          <w:szCs w:val="28"/>
-        </w:rPr>
-        <w:t xml:space="preserve"> </w:t>
+        <w:t xml:space="preserve"> траектории. Если состояние батареи описывается через </w:t>
       </w:r>
       <w:r>
         <w:rPr>
@@ -14999,15 +14359,7 @@
           <w:sz w:val="28"/>
           <w:szCs w:val="28"/>
         </w:rPr>
-        <w:t xml:space="preserve"> </w:t>
-      </w:r>
-      <w:r>
-        <w:rPr>
-          <w:rFonts w:ascii="Times New Roman" w:hAnsi="Times New Roman" w:cs="Times New Roman"/>
-          <w:sz w:val="28"/>
-          <w:szCs w:val="28"/>
-        </w:rPr>
-        <w:t>то предельное состояние обычно связывается с условием</w:t>
+        <w:t xml:space="preserve"> то предельное состояние обычно связывается с условием</w:t>
       </w:r>
       <w:r>
         <w:rPr>
@@ -15050,10 +14402,10 @@
           <w:szCs w:val="28"/>
         </w:rPr>
         <w:object w:dxaOrig="2079" w:dyaOrig="360" w14:anchorId="38F56FC8">
-          <v:shape id="_x0000_i1105" type="#_x0000_t75" style="width:103.7pt;height:17.85pt" o:ole="">
+          <v:shape id="_x0000_i1054" type="#_x0000_t75" style="width:103.9pt;height:17.65pt" o:ole="">
             <v:imagedata r:id="rId73" o:title=""/>
           </v:shape>
-          <o:OLEObject Type="Embed" ProgID="Equation.DSMT4" ShapeID="_x0000_i1105" DrawAspect="Content" ObjectID="_1835772938" r:id="rId74"/>
+          <o:OLEObject Type="Embed" ProgID="Equation.DSMT4" ShapeID="_x0000_i1054" DrawAspect="Content" ObjectID="_1835778493" r:id="rId74"/>
         </w:object>
       </w:r>
     </w:p>
@@ -15079,7 +14431,6 @@
           <w:rFonts w:ascii="Times New Roman" w:hAnsi="Times New Roman" w:cs="Times New Roman"/>
           <w:sz w:val="28"/>
           <w:szCs w:val="28"/>
-          <w:lang w:val="en-US"/>
         </w:rPr>
       </w:pPr>
       <w:r>
@@ -15109,7 +14460,6 @@
           <w:rFonts w:ascii="Times New Roman" w:hAnsi="Times New Roman" w:cs="Times New Roman"/>
           <w:sz w:val="28"/>
           <w:szCs w:val="28"/>
-          <w:lang w:val="en-US"/>
         </w:rPr>
       </w:pPr>
     </w:p>
@@ -15134,10 +14484,10 @@
           <w:lang w:val="en-US"/>
         </w:rPr>
         <w:object w:dxaOrig="1460" w:dyaOrig="360" w14:anchorId="3AA6288C">
-          <v:shape id="_x0000_i1108" type="#_x0000_t75" style="width:73.15pt;height:17.85pt" o:ole="">
+          <v:shape id="_x0000_i1055" type="#_x0000_t75" style="width:73.35pt;height:17.65pt" o:ole="">
             <v:imagedata r:id="rId75" o:title=""/>
           </v:shape>
-          <o:OLEObject Type="Embed" ProgID="Equation.DSMT4" ShapeID="_x0000_i1108" DrawAspect="Content" ObjectID="_1835772939" r:id="rId76"/>
+          <o:OLEObject Type="Embed" ProgID="Equation.DSMT4" ShapeID="_x0000_i1055" DrawAspect="Content" ObjectID="_1835778494" r:id="rId76"/>
         </w:object>
       </w:r>
     </w:p>
@@ -15171,7 +14521,24 @@
           <w:sz w:val="28"/>
           <w:szCs w:val="28"/>
         </w:rPr>
-        <w:t>Этот порог принят потому, что при дальнейшем снижении ёмкости и одновременном росте</w:t>
+        <w:t xml:space="preserve">Этот порог принят потому, что при дальнейшем снижении ёмкости и одновременном росте внутреннего сопротивления батарея обычно перестаёт удовлетворять требованиям по дальности </w:t>
+      </w:r>
+      <w:r>
+        <w:rPr>
+          <w:rFonts w:ascii="Times New Roman" w:hAnsi="Times New Roman" w:cs="Times New Roman"/>
+          <w:sz w:val="28"/>
+          <w:szCs w:val="28"/>
+          <w:highlight w:val="green"/>
+        </w:rPr>
+        <w:t>хода</w:t>
+      </w:r>
+      <w:r>
+        <w:rPr>
+          <w:rFonts w:ascii="Times New Roman" w:hAnsi="Times New Roman" w:cs="Times New Roman"/>
+          <w:sz w:val="28"/>
+          <w:szCs w:val="28"/>
+        </w:rPr>
+        <w:t>,</w:t>
       </w:r>
       <w:r>
         <w:rPr>
@@ -15187,47 +14554,6 @@
           <w:sz w:val="28"/>
           <w:szCs w:val="28"/>
         </w:rPr>
-        <w:t>внутреннего сопротивления батарея обычно перестаёт удовлетворять требованиям по дальности</w:t>
-      </w:r>
-      <w:r>
-        <w:rPr>
-          <w:rFonts w:ascii="Times New Roman" w:hAnsi="Times New Roman" w:cs="Times New Roman"/>
-          <w:sz w:val="28"/>
-          <w:szCs w:val="28"/>
-        </w:rPr>
-        <w:t xml:space="preserve"> </w:t>
-      </w:r>
-      <w:r>
-        <w:rPr>
-          <w:rFonts w:ascii="Times New Roman" w:hAnsi="Times New Roman" w:cs="Times New Roman"/>
-          <w:sz w:val="28"/>
-          <w:szCs w:val="28"/>
-          <w:highlight w:val="green"/>
-        </w:rPr>
-        <w:t>хода</w:t>
-      </w:r>
-      <w:r>
-        <w:rPr>
-          <w:rFonts w:ascii="Times New Roman" w:hAnsi="Times New Roman" w:cs="Times New Roman"/>
-          <w:sz w:val="28"/>
-          <w:szCs w:val="28"/>
-        </w:rPr>
-        <w:t>,</w:t>
-      </w:r>
-      <w:r>
-        <w:rPr>
-          <w:rFonts w:ascii="Times New Roman" w:hAnsi="Times New Roman" w:cs="Times New Roman"/>
-          <w:sz w:val="28"/>
-          <w:szCs w:val="28"/>
-        </w:rPr>
-        <w:t xml:space="preserve"> </w:t>
-      </w:r>
-      <w:r>
-        <w:rPr>
-          <w:rFonts w:ascii="Times New Roman" w:hAnsi="Times New Roman" w:cs="Times New Roman"/>
-          <w:sz w:val="28"/>
-          <w:szCs w:val="28"/>
-        </w:rPr>
         <w:t>мощности и тепловой устойчивости.</w:t>
       </w:r>
     </w:p>
@@ -15301,10 +14627,10 @@
           <w:szCs w:val="28"/>
         </w:rPr>
         <w:object w:dxaOrig="2060" w:dyaOrig="700" w14:anchorId="5BCDF34D">
-          <v:shape id="_x0000_i1111" type="#_x0000_t75" style="width:103.1pt;height:35.15pt" o:ole="">
+          <v:shape id="_x0000_i1056" type="#_x0000_t75" style="width:103.25pt;height:35.3pt" o:ole="">
             <v:imagedata r:id="rId77" o:title=""/>
           </v:shape>
-          <o:OLEObject Type="Embed" ProgID="Equation.DSMT4" ShapeID="_x0000_i1111" DrawAspect="Content" ObjectID="_1835772940" r:id="rId78"/>
+          <o:OLEObject Type="Embed" ProgID="Equation.DSMT4" ShapeID="_x0000_i1056" DrawAspect="Content" ObjectID="_1835778495" r:id="rId78"/>
         </w:object>
       </w:r>
     </w:p>
@@ -15330,16 +14656,48 @@
           <w:rFonts w:ascii="Times New Roman" w:hAnsi="Times New Roman" w:cs="Times New Roman"/>
           <w:sz w:val="28"/>
           <w:szCs w:val="28"/>
-          <w:lang w:val="en-US"/>
-        </w:rPr>
-      </w:pPr>
-      <w:r>
-        <w:rPr>
-          <w:rFonts w:ascii="Times New Roman" w:hAnsi="Times New Roman" w:cs="Times New Roman"/>
-          <w:sz w:val="28"/>
-          <w:szCs w:val="28"/>
-        </w:rPr>
-        <w:t>которая справедлива при локально линейной аппроксимации роста</w:t>
+        </w:rPr>
+      </w:pPr>
+      <w:r>
+        <w:rPr>
+          <w:rFonts w:ascii="Times New Roman" w:hAnsi="Times New Roman" w:cs="Times New Roman"/>
+          <w:sz w:val="28"/>
+          <w:szCs w:val="28"/>
+        </w:rPr>
+        <w:t xml:space="preserve">которая справедлива при локально линейной аппроксимации роста </w:t>
+      </w:r>
+      <w:proofErr w:type="spellStart"/>
+      <w:r>
+        <w:rPr>
+          <w:rFonts w:ascii="Times New Roman" w:hAnsi="Times New Roman" w:cs="Times New Roman"/>
+          <w:i/>
+          <w:iCs/>
+          <w:sz w:val="28"/>
+          <w:szCs w:val="28"/>
+          <w:lang w:val="en-US"/>
+        </w:rPr>
+        <w:t>R</w:t>
+      </w:r>
+      <w:r>
+        <w:rPr>
+          <w:rFonts w:ascii="Times New Roman" w:hAnsi="Times New Roman" w:cs="Times New Roman"/>
+          <w:i/>
+          <w:iCs/>
+          <w:sz w:val="28"/>
+          <w:szCs w:val="28"/>
+          <w:vertAlign w:val="subscript"/>
+          <w:lang w:val="en-US"/>
+        </w:rPr>
+        <w:t>ct</w:t>
+      </w:r>
+      <w:proofErr w:type="spellEnd"/>
+      <w:r>
+        <w:rPr>
+          <w:rFonts w:ascii="Times New Roman" w:hAnsi="Times New Roman" w:cs="Times New Roman"/>
+          <w:sz w:val="28"/>
+          <w:szCs w:val="28"/>
+        </w:rPr>
+        <w:t>. В более общем нелинейном</w:t>
       </w:r>
       <w:r>
         <w:rPr>
@@ -15349,56 +14707,6 @@
         </w:rPr>
         <w:t xml:space="preserve"> </w:t>
       </w:r>
-      <w:proofErr w:type="spellStart"/>
-      <w:r>
-        <w:rPr>
-          <w:rFonts w:ascii="Times New Roman" w:hAnsi="Times New Roman" w:cs="Times New Roman"/>
-          <w:i/>
-          <w:iCs/>
-          <w:sz w:val="28"/>
-          <w:szCs w:val="28"/>
-          <w:lang w:val="en-US"/>
-        </w:rPr>
-        <w:t>R</w:t>
-      </w:r>
-      <w:r>
-        <w:rPr>
-          <w:rFonts w:ascii="Times New Roman" w:hAnsi="Times New Roman" w:cs="Times New Roman"/>
-          <w:i/>
-          <w:iCs/>
-          <w:sz w:val="28"/>
-          <w:szCs w:val="28"/>
-          <w:vertAlign w:val="subscript"/>
-          <w:lang w:val="en-US"/>
-        </w:rPr>
-        <w:t>ct</w:t>
-      </w:r>
-      <w:proofErr w:type="spellEnd"/>
-      <w:r>
-        <w:rPr>
-          <w:rFonts w:ascii="Times New Roman" w:hAnsi="Times New Roman" w:cs="Times New Roman"/>
-          <w:sz w:val="28"/>
-          <w:szCs w:val="28"/>
-        </w:rPr>
-        <w:t xml:space="preserve">. </w:t>
-      </w:r>
-      <w:r>
-        <w:rPr>
-          <w:rFonts w:ascii="Times New Roman" w:hAnsi="Times New Roman" w:cs="Times New Roman"/>
-          <w:sz w:val="28"/>
-          <w:szCs w:val="28"/>
-        </w:rPr>
-        <w:t>В более общем нелинейном</w:t>
-      </w:r>
-      <w:r>
-        <w:rPr>
-          <w:rFonts w:ascii="Times New Roman" w:hAnsi="Times New Roman" w:cs="Times New Roman"/>
-          <w:sz w:val="28"/>
-          <w:szCs w:val="28"/>
-          <w:lang w:val="en-US"/>
-        </w:rPr>
-        <w:t xml:space="preserve"> </w:t>
-      </w:r>
       <w:r>
         <w:rPr>
           <w:rFonts w:ascii="Times New Roman" w:hAnsi="Times New Roman" w:cs="Times New Roman"/>
@@ -15417,18 +14725,14 @@
           <w:rFonts w:ascii="Times New Roman" w:hAnsi="Times New Roman" w:cs="Times New Roman"/>
           <w:sz w:val="28"/>
           <w:szCs w:val="28"/>
-          <w:lang w:val="en-US"/>
-        </w:rPr>
-      </w:pPr>
-    </w:p>
-    <w:p>
-      <w:pPr>
-        <w:spacing w:line="360" w:lineRule="auto"/>
-        <w:ind w:firstLine="709"/>
-        <w:jc w:val="both"/>
-        <w:rPr>
-          <w:lang w:val="en-US"/>
-        </w:rPr>
+        </w:rPr>
+      </w:pPr>
+    </w:p>
+    <w:p>
+      <w:pPr>
+        <w:spacing w:line="360" w:lineRule="auto"/>
+        <w:ind w:firstLine="709"/>
+        <w:jc w:val="both"/>
       </w:pPr>
       <w:r>
         <w:rPr>
@@ -15439,10 +14743,10 @@
           <w:lang w:val="en-US"/>
         </w:rPr>
         <w:object w:dxaOrig="2140" w:dyaOrig="680" w14:anchorId="26476E25">
-          <v:shape id="_x0000_i1114" type="#_x0000_t75" style="width:107.15pt;height:34pt" o:ole="">
+          <v:shape id="_x0000_i1057" type="#_x0000_t75" style="width:107.3pt;height:33.95pt" o:ole="">
             <v:imagedata r:id="rId79" o:title=""/>
           </v:shape>
-          <o:OLEObject Type="Embed" ProgID="Equation.DSMT4" ShapeID="_x0000_i1114" DrawAspect="Content" ObjectID="_1835772941" r:id="rId80"/>
+          <o:OLEObject Type="Embed" ProgID="Equation.DSMT4" ShapeID="_x0000_i1057" DrawAspect="Content" ObjectID="_1835778496" r:id="rId80"/>
         </w:object>
       </w:r>
       <w:r>
@@ -15458,7 +14762,6 @@
           <w:rFonts w:ascii="Times New Roman" w:hAnsi="Times New Roman" w:cs="Times New Roman"/>
           <w:sz w:val="28"/>
           <w:szCs w:val="28"/>
-          <w:lang w:val="en-US"/>
         </w:rPr>
       </w:pPr>
       <w:r>
@@ -15512,31 +14815,7 @@
           <w:szCs w:val="28"/>
         </w:rPr>
         <w:lastRenderedPageBreak/>
-        <w:t>Именно такой переход от текущего состояния к скорости деградации и</w:t>
-      </w:r>
-      <w:r>
-        <w:rPr>
-          <w:rFonts w:ascii="Times New Roman" w:hAnsi="Times New Roman" w:cs="Times New Roman"/>
-          <w:sz w:val="28"/>
-          <w:szCs w:val="28"/>
-        </w:rPr>
-        <w:t xml:space="preserve"> </w:t>
-      </w:r>
-      <w:r>
-        <w:rPr>
-          <w:rFonts w:ascii="Times New Roman" w:hAnsi="Times New Roman" w:cs="Times New Roman"/>
-          <w:sz w:val="28"/>
-          <w:szCs w:val="28"/>
-        </w:rPr>
-        <w:t>далее к</w:t>
-      </w:r>
-      <w:r>
-        <w:rPr>
-          <w:rFonts w:ascii="Times New Roman" w:hAnsi="Times New Roman" w:cs="Times New Roman"/>
-          <w:sz w:val="28"/>
-          <w:szCs w:val="28"/>
-        </w:rPr>
-        <w:t xml:space="preserve"> </w:t>
+        <w:t xml:space="preserve">Именно такой переход от текущего состояния к скорости деградации и далее к </w:t>
       </w:r>
       <w:r>
         <w:rPr>
@@ -15555,15 +14834,7 @@
           <w:sz w:val="28"/>
           <w:szCs w:val="28"/>
         </w:rPr>
-        <w:t xml:space="preserve"> </w:t>
-      </w:r>
-      <w:r>
-        <w:rPr>
-          <w:rFonts w:ascii="Times New Roman" w:hAnsi="Times New Roman" w:cs="Times New Roman"/>
-          <w:sz w:val="28"/>
-          <w:szCs w:val="28"/>
-        </w:rPr>
-        <w:t>составляет центральную прогностическую логику всей диссертации.</w:t>
+        <w:t xml:space="preserve"> составляет центральную прогностическую логику всей диссертации.</w:t>
       </w:r>
     </w:p>
     <w:p>
@@ -15679,7 +14950,6 @@
           <w:rFonts w:ascii="Times New Roman" w:hAnsi="Times New Roman" w:cs="Times New Roman"/>
           <w:sz w:val="28"/>
           <w:szCs w:val="28"/>
-          <w:lang w:val="en-US"/>
         </w:rPr>
       </w:pPr>
       <w:r>
@@ -15718,37 +14988,27 @@
           <w:rFonts w:ascii="Times New Roman" w:hAnsi="Times New Roman" w:cs="Times New Roman"/>
           <w:sz w:val="28"/>
           <w:szCs w:val="28"/>
-          <w:lang w:val="en-US"/>
-        </w:rPr>
-      </w:pPr>
-    </w:p>
-    <w:p>
-      <w:pPr>
-        <w:spacing w:line="360" w:lineRule="auto"/>
-        <w:ind w:firstLine="709"/>
-        <w:jc w:val="both"/>
-        <w:rPr>
-          <w:rFonts w:ascii="Times New Roman" w:hAnsi="Times New Roman" w:cs="Times New Roman"/>
-          <w:sz w:val="28"/>
-          <w:szCs w:val="28"/>
-          <w:lang w:val="en-US"/>
-        </w:rPr>
-      </w:pPr>
-      <w:r>
-        <w:rPr>
-          <w:rFonts w:ascii="Times New Roman" w:hAnsi="Times New Roman" w:cs="Times New Roman"/>
-          <w:sz w:val="28"/>
-          <w:szCs w:val="28"/>
-        </w:rPr>
-        <w:t>На рисунке представлена типичная кривая деградации</w:t>
-      </w:r>
-      <w:r>
-        <w:rPr>
-          <w:rFonts w:ascii="Times New Roman" w:hAnsi="Times New Roman" w:cs="Times New Roman"/>
-          <w:sz w:val="28"/>
-          <w:szCs w:val="28"/>
-        </w:rPr>
-        <w:t xml:space="preserve"> </w:t>
+        </w:rPr>
+      </w:pPr>
+    </w:p>
+    <w:p>
+      <w:pPr>
+        <w:spacing w:line="360" w:lineRule="auto"/>
+        <w:ind w:firstLine="709"/>
+        <w:jc w:val="both"/>
+        <w:rPr>
+          <w:rFonts w:ascii="Times New Roman" w:hAnsi="Times New Roman" w:cs="Times New Roman"/>
+          <w:sz w:val="28"/>
+          <w:szCs w:val="28"/>
+        </w:rPr>
+      </w:pPr>
+      <w:r>
+        <w:rPr>
+          <w:rFonts w:ascii="Times New Roman" w:hAnsi="Times New Roman" w:cs="Times New Roman"/>
+          <w:sz w:val="28"/>
+          <w:szCs w:val="28"/>
+        </w:rPr>
+        <w:t xml:space="preserve">На рисунке представлена типичная кривая деградации </w:t>
       </w:r>
       <w:r>
         <w:rPr>
@@ -15798,87 +15058,7 @@
           <w:sz w:val="28"/>
           <w:szCs w:val="28"/>
         </w:rPr>
-        <w:t xml:space="preserve">, </w:t>
-      </w:r>
-      <w:r>
-        <w:rPr>
-          <w:rFonts w:ascii="Times New Roman" w:hAnsi="Times New Roman" w:cs="Times New Roman"/>
-          <w:sz w:val="28"/>
-          <w:szCs w:val="28"/>
-        </w:rPr>
-        <w:t>по которой определяется остаточный</w:t>
-      </w:r>
-      <w:r>
-        <w:rPr>
-          <w:rFonts w:ascii="Times New Roman" w:hAnsi="Times New Roman" w:cs="Times New Roman"/>
-          <w:sz w:val="28"/>
-          <w:szCs w:val="28"/>
-        </w:rPr>
-        <w:t xml:space="preserve"> </w:t>
-      </w:r>
-      <w:r>
-        <w:rPr>
-          <w:rFonts w:ascii="Times New Roman" w:hAnsi="Times New Roman" w:cs="Times New Roman"/>
-          <w:sz w:val="28"/>
-          <w:szCs w:val="28"/>
-        </w:rPr>
-        <w:t>ресурс батареи.</w:t>
-      </w:r>
-      <w:r>
-        <w:rPr>
-          <w:rFonts w:ascii="Times New Roman" w:hAnsi="Times New Roman" w:cs="Times New Roman"/>
-          <w:sz w:val="28"/>
-          <w:szCs w:val="28"/>
-        </w:rPr>
-        <w:t xml:space="preserve"> </w:t>
-      </w:r>
-      <w:r>
-        <w:rPr>
-          <w:rFonts w:ascii="Times New Roman" w:hAnsi="Times New Roman" w:cs="Times New Roman"/>
-          <w:sz w:val="28"/>
-          <w:szCs w:val="28"/>
-        </w:rPr>
-        <w:t>Вертикальная линия в левой части графика соответствует текущему состоянию</w:t>
-      </w:r>
-      <w:r>
-        <w:rPr>
-          <w:rFonts w:ascii="Times New Roman" w:hAnsi="Times New Roman" w:cs="Times New Roman"/>
-          <w:sz w:val="28"/>
-          <w:szCs w:val="28"/>
-        </w:rPr>
-        <w:t xml:space="preserve"> </w:t>
-      </w:r>
-      <w:r>
-        <w:rPr>
-          <w:rFonts w:ascii="Times New Roman" w:hAnsi="Times New Roman" w:cs="Times New Roman"/>
-          <w:sz w:val="28"/>
-          <w:szCs w:val="28"/>
-        </w:rPr>
-        <w:t>батареи, а вторая вертикальная линия</w:t>
-      </w:r>
-      <w:r>
-        <w:rPr>
-          <w:rFonts w:ascii="Times New Roman" w:hAnsi="Times New Roman" w:cs="Times New Roman"/>
-          <w:sz w:val="28"/>
-          <w:szCs w:val="28"/>
-        </w:rPr>
-        <w:t xml:space="preserve"> </w:t>
-      </w:r>
-      <w:r>
-        <w:rPr>
-          <w:rFonts w:ascii="Times New Roman" w:hAnsi="Times New Roman" w:cs="Times New Roman"/>
-          <w:sz w:val="28"/>
-          <w:szCs w:val="28"/>
-        </w:rPr>
-        <w:t>— ожидаемому числу циклов, при котором будет достигнут порог</w:t>
-      </w:r>
-      <w:r>
-        <w:rPr>
-          <w:rFonts w:ascii="Times New Roman" w:hAnsi="Times New Roman" w:cs="Times New Roman"/>
-          <w:sz w:val="28"/>
-          <w:szCs w:val="28"/>
-        </w:rPr>
-        <w:t xml:space="preserve"> </w:t>
+        <w:t xml:space="preserve">, по которой определяется остаточный ресурс батареи. Вертикальная линия в левой части графика соответствует текущему состоянию батареи, а вторая вертикальная линия — ожидаемому числу циклов, при котором будет достигнут порог </w:t>
       </w:r>
       <w:r>
         <w:rPr>
@@ -15962,23 +15142,7 @@
           <w:sz w:val="28"/>
           <w:szCs w:val="28"/>
         </w:rPr>
-        <w:t>.</w:t>
-      </w:r>
-      <w:r>
-        <w:rPr>
-          <w:rFonts w:ascii="Times New Roman" w:hAnsi="Times New Roman" w:cs="Times New Roman"/>
-          <w:sz w:val="28"/>
-          <w:szCs w:val="28"/>
-        </w:rPr>
-        <w:t xml:space="preserve"> </w:t>
-      </w:r>
-      <w:r>
-        <w:rPr>
-          <w:rFonts w:ascii="Times New Roman" w:hAnsi="Times New Roman" w:cs="Times New Roman"/>
-          <w:sz w:val="28"/>
-          <w:szCs w:val="28"/>
-        </w:rPr>
-        <w:t>Практическая ценность рисунка заключается в том, что он демонстрирует алгоритмическую основу ресурсного сопровождения батареи:</w:t>
+        <w:t>. Практическая ценность рисунка заключается в том, что он демонстрирует алгоритмическую основу ресурсного сопровождения батареи:</w:t>
       </w:r>
       <w:r>
         <w:t xml:space="preserve"> </w:t>
@@ -16063,39 +15227,41 @@
           <w:sz w:val="28"/>
           <w:szCs w:val="28"/>
         </w:rPr>
-        <w:t>,</w:t>
+        <w:t xml:space="preserve">, </w:t>
       </w:r>
       <w:r>
         <w:rPr>
           <w:rFonts w:ascii="Times New Roman" w:hAnsi="Times New Roman" w:cs="Times New Roman"/>
           <w:b/>
           <w:bCs/>
-          <w:sz w:val="28"/>
-          <w:szCs w:val="28"/>
-        </w:rPr>
-        <w:t xml:space="preserve"> </w:t>
+          <w:i/>
+          <w:iCs/>
+          <w:sz w:val="28"/>
+          <w:szCs w:val="28"/>
+        </w:rPr>
+        <w:t>SOH</w:t>
       </w:r>
       <w:r>
         <w:rPr>
           <w:rFonts w:ascii="Times New Roman" w:hAnsi="Times New Roman" w:cs="Times New Roman"/>
           <w:b/>
           <w:bCs/>
-          <w:i/>
-          <w:iCs/>
-          <w:sz w:val="28"/>
-          <w:szCs w:val="28"/>
-        </w:rPr>
-        <w:t>SOH</w:t>
+          <w:sz w:val="28"/>
+          <w:szCs w:val="28"/>
+        </w:rPr>
+        <w:t xml:space="preserve">, </w:t>
       </w:r>
       <w:r>
         <w:rPr>
           <w:rFonts w:ascii="Times New Roman" w:hAnsi="Times New Roman" w:cs="Times New Roman"/>
           <w:b/>
           <w:bCs/>
-          <w:sz w:val="28"/>
-          <w:szCs w:val="28"/>
-        </w:rPr>
-        <w:t>,</w:t>
+          <w:i/>
+          <w:iCs/>
+          <w:sz w:val="28"/>
+          <w:szCs w:val="28"/>
+        </w:rPr>
+        <w:t>SOF</w:t>
       </w:r>
       <w:r>
         <w:rPr>
@@ -16105,7 +15271,7 @@
           <w:sz w:val="28"/>
           <w:szCs w:val="28"/>
         </w:rPr>
-        <w:t xml:space="preserve"> </w:t>
+        <w:t xml:space="preserve">, </w:t>
       </w:r>
       <w:r>
         <w:rPr>
@@ -16117,23 +15283,108 @@
           <w:sz w:val="28"/>
           <w:szCs w:val="28"/>
         </w:rPr>
+        <w:t>RUL</w:t>
+      </w:r>
+    </w:p>
+    <w:p>
+      <w:pPr>
+        <w:spacing w:line="360" w:lineRule="auto"/>
+        <w:ind w:firstLine="709"/>
+        <w:jc w:val="both"/>
+        <w:rPr>
+          <w:rFonts w:ascii="Times New Roman" w:hAnsi="Times New Roman" w:cs="Times New Roman"/>
+          <w:sz w:val="28"/>
+          <w:szCs w:val="28"/>
+        </w:rPr>
+      </w:pPr>
+    </w:p>
+    <w:p>
+      <w:pPr>
+        <w:spacing w:line="360" w:lineRule="auto"/>
+        <w:ind w:firstLine="709"/>
+        <w:jc w:val="both"/>
+        <w:rPr>
+          <w:rFonts w:ascii="Times New Roman" w:hAnsi="Times New Roman" w:cs="Times New Roman"/>
+          <w:sz w:val="28"/>
+          <w:szCs w:val="28"/>
+        </w:rPr>
+      </w:pPr>
+      <w:r>
+        <w:rPr>
+          <w:rFonts w:ascii="Times New Roman" w:hAnsi="Times New Roman" w:cs="Times New Roman"/>
+          <w:sz w:val="28"/>
+          <w:szCs w:val="28"/>
+        </w:rPr>
+        <w:t>Рассматриваемые показатели не являются независимыми. Параметр</w:t>
+      </w:r>
+      <w:r>
+        <w:rPr>
+          <w:rFonts w:ascii="Times New Roman" w:hAnsi="Times New Roman" w:cs="Times New Roman"/>
+          <w:sz w:val="28"/>
+          <w:szCs w:val="28"/>
+        </w:rPr>
+        <w:t xml:space="preserve"> </w:t>
+      </w:r>
+      <w:r>
+        <w:rPr>
+          <w:rFonts w:ascii="Times New Roman" w:hAnsi="Times New Roman" w:cs="Times New Roman"/>
+          <w:i/>
+          <w:iCs/>
+          <w:sz w:val="28"/>
+          <w:szCs w:val="28"/>
+          <w:lang w:val="en-US"/>
+        </w:rPr>
+        <w:t>SOC</w:t>
+      </w:r>
+      <w:r>
+        <w:rPr>
+          <w:rFonts w:ascii="Times New Roman" w:hAnsi="Times New Roman" w:cs="Times New Roman"/>
+          <w:sz w:val="28"/>
+          <w:szCs w:val="28"/>
+        </w:rPr>
+        <w:t xml:space="preserve"> влияет на доступное напряжение и тем самым на </w:t>
+      </w:r>
+      <w:r>
+        <w:rPr>
+          <w:rFonts w:ascii="Times New Roman" w:hAnsi="Times New Roman" w:cs="Times New Roman"/>
+          <w:i/>
+          <w:iCs/>
+          <w:sz w:val="28"/>
+          <w:szCs w:val="28"/>
+          <w:lang w:val="en-US"/>
+        </w:rPr>
         <w:t>SOF</w:t>
       </w:r>
       <w:r>
         <w:rPr>
           <w:rFonts w:ascii="Times New Roman" w:hAnsi="Times New Roman" w:cs="Times New Roman"/>
-          <w:b/>
-          <w:bCs/>
-          <w:sz w:val="28"/>
-          <w:szCs w:val="28"/>
-        </w:rPr>
-        <w:t>,</w:t>
-      </w:r>
-      <w:r>
-        <w:rPr>
-          <w:rFonts w:ascii="Times New Roman" w:hAnsi="Times New Roman" w:cs="Times New Roman"/>
-          <w:b/>
-          <w:bCs/>
+          <w:sz w:val="28"/>
+          <w:szCs w:val="28"/>
+        </w:rPr>
+        <w:t xml:space="preserve">. </w:t>
+      </w:r>
+      <w:r>
+        <w:rPr>
+          <w:rFonts w:ascii="Times New Roman" w:hAnsi="Times New Roman" w:cs="Times New Roman"/>
+          <w:sz w:val="28"/>
+          <w:szCs w:val="28"/>
+        </w:rPr>
+        <w:t xml:space="preserve">Параметр </w:t>
+      </w:r>
+      <w:r>
+        <w:rPr>
+          <w:rFonts w:ascii="Times New Roman" w:hAnsi="Times New Roman" w:cs="Times New Roman"/>
+          <w:i/>
+          <w:iCs/>
+          <w:sz w:val="28"/>
+          <w:szCs w:val="28"/>
+          <w:lang w:val="en-US"/>
+        </w:rPr>
+        <w:t>SOH</w:t>
+      </w:r>
+      <w:r>
+        <w:rPr>
+          <w:rFonts w:ascii="Times New Roman" w:hAnsi="Times New Roman" w:cs="Times New Roman"/>
           <w:sz w:val="28"/>
           <w:szCs w:val="28"/>
         </w:rPr>
@@ -16142,47 +15393,38 @@
       <w:r>
         <w:rPr>
           <w:rFonts w:ascii="Times New Roman" w:hAnsi="Times New Roman" w:cs="Times New Roman"/>
-          <w:b/>
-          <w:bCs/>
-          <w:i/>
-          <w:iCs/>
-          <w:sz w:val="28"/>
-          <w:szCs w:val="28"/>
+          <w:sz w:val="28"/>
+          <w:szCs w:val="28"/>
+        </w:rPr>
+        <w:t xml:space="preserve">определяет доступную ёмкость </w:t>
+      </w:r>
+      <w:r>
+        <w:rPr>
+          <w:rFonts w:ascii="Times New Roman" w:hAnsi="Times New Roman" w:cs="Times New Roman"/>
+          <w:sz w:val="28"/>
+          <w:szCs w:val="28"/>
+        </w:rPr>
+        <w:t>и внутренний импеданс, а потому влияет как на запас энергии, так и на максимальную мощность. Параметр</w:t>
+      </w:r>
+      <w:r>
+        <w:rPr>
+          <w:rFonts w:ascii="Times New Roman" w:hAnsi="Times New Roman" w:cs="Times New Roman"/>
+          <w:sz w:val="28"/>
+          <w:szCs w:val="28"/>
+        </w:rPr>
+        <w:t xml:space="preserve"> </w:t>
+      </w:r>
+      <w:r>
+        <w:rPr>
+          <w:rFonts w:ascii="Times New Roman" w:hAnsi="Times New Roman" w:cs="Times New Roman"/>
+          <w:i/>
+          <w:iCs/>
+          <w:sz w:val="28"/>
+          <w:szCs w:val="28"/>
+          <w:lang w:val="en-US"/>
         </w:rPr>
         <w:t>RUL</w:t>
       </w:r>
-    </w:p>
-    <w:p>
-      <w:pPr>
-        <w:spacing w:line="360" w:lineRule="auto"/>
-        <w:ind w:firstLine="709"/>
-        <w:jc w:val="both"/>
-        <w:rPr>
-          <w:rFonts w:ascii="Times New Roman" w:hAnsi="Times New Roman" w:cs="Times New Roman"/>
-          <w:sz w:val="28"/>
-          <w:szCs w:val="28"/>
-        </w:rPr>
-      </w:pPr>
-    </w:p>
-    <w:p>
-      <w:pPr>
-        <w:spacing w:line="360" w:lineRule="auto"/>
-        <w:ind w:firstLine="709"/>
-        <w:jc w:val="both"/>
-        <w:rPr>
-          <w:rFonts w:ascii="Times New Roman" w:hAnsi="Times New Roman" w:cs="Times New Roman"/>
-          <w:sz w:val="28"/>
-          <w:szCs w:val="28"/>
-        </w:rPr>
-      </w:pPr>
-      <w:r>
-        <w:rPr>
-          <w:rFonts w:ascii="Times New Roman" w:hAnsi="Times New Roman" w:cs="Times New Roman"/>
-          <w:sz w:val="28"/>
-          <w:szCs w:val="28"/>
-        </w:rPr>
-        <w:t>Рассматриваемые показатели не являются независимыми. Параметр</w:t>
-      </w:r>
       <w:r>
         <w:rPr>
           <w:rFonts w:ascii="Times New Roman" w:hAnsi="Times New Roman" w:cs="Times New Roman"/>
@@ -16194,13 +15436,18 @@
       <w:r>
         <w:rPr>
           <w:rFonts w:ascii="Times New Roman" w:hAnsi="Times New Roman" w:cs="Times New Roman"/>
-          <w:i/>
-          <w:iCs/>
-          <w:sz w:val="28"/>
-          <w:szCs w:val="28"/>
-          <w:lang w:val="en-US"/>
-        </w:rPr>
-        <w:t>SOC</w:t>
+          <w:sz w:val="28"/>
+          <w:szCs w:val="28"/>
+        </w:rPr>
+        <w:t xml:space="preserve">в </w:t>
+      </w:r>
+      <w:r>
+        <w:rPr>
+          <w:rFonts w:ascii="Times New Roman" w:hAnsi="Times New Roman" w:cs="Times New Roman"/>
+          <w:sz w:val="28"/>
+          <w:szCs w:val="28"/>
+        </w:rPr>
+        <w:t>свою очередь определяется не только текущим</w:t>
       </w:r>
       <w:r>
         <w:rPr>
@@ -16213,65 +15460,6 @@
       <w:r>
         <w:rPr>
           <w:rFonts w:ascii="Times New Roman" w:hAnsi="Times New Roman" w:cs="Times New Roman"/>
-          <w:sz w:val="28"/>
-          <w:szCs w:val="28"/>
-        </w:rPr>
-        <w:t>влияет на доступное</w:t>
-      </w:r>
-      <w:r>
-        <w:rPr>
-          <w:rFonts w:ascii="Times New Roman" w:hAnsi="Times New Roman" w:cs="Times New Roman"/>
-          <w:sz w:val="28"/>
-          <w:szCs w:val="28"/>
-        </w:rPr>
-        <w:t xml:space="preserve"> </w:t>
-      </w:r>
-      <w:r>
-        <w:rPr>
-          <w:rFonts w:ascii="Times New Roman" w:hAnsi="Times New Roman" w:cs="Times New Roman"/>
-          <w:sz w:val="28"/>
-          <w:szCs w:val="28"/>
-        </w:rPr>
-        <w:t>напряжение и тем самым на</w:t>
-      </w:r>
-      <w:r>
-        <w:rPr>
-          <w:rFonts w:ascii="Times New Roman" w:hAnsi="Times New Roman" w:cs="Times New Roman"/>
-          <w:sz w:val="28"/>
-          <w:szCs w:val="28"/>
-        </w:rPr>
-        <w:t xml:space="preserve"> </w:t>
-      </w:r>
-      <w:r>
-        <w:rPr>
-          <w:rFonts w:ascii="Times New Roman" w:hAnsi="Times New Roman" w:cs="Times New Roman"/>
-          <w:i/>
-          <w:iCs/>
-          <w:sz w:val="28"/>
-          <w:szCs w:val="28"/>
-          <w:lang w:val="en-US"/>
-        </w:rPr>
-        <w:t>SOF</w:t>
-      </w:r>
-      <w:r>
-        <w:rPr>
-          <w:rFonts w:ascii="Times New Roman" w:hAnsi="Times New Roman" w:cs="Times New Roman"/>
-          <w:sz w:val="28"/>
-          <w:szCs w:val="28"/>
-        </w:rPr>
-        <w:t xml:space="preserve">. </w:t>
-      </w:r>
-      <w:r>
-        <w:rPr>
-          <w:rFonts w:ascii="Times New Roman" w:hAnsi="Times New Roman" w:cs="Times New Roman"/>
-          <w:sz w:val="28"/>
-          <w:szCs w:val="28"/>
-        </w:rPr>
-        <w:t xml:space="preserve">Параметр </w:t>
-      </w:r>
-      <w:r>
-        <w:rPr>
-          <w:rFonts w:ascii="Times New Roman" w:hAnsi="Times New Roman" w:cs="Times New Roman"/>
           <w:i/>
           <w:iCs/>
           <w:sz w:val="28"/>
@@ -16286,101 +15474,7 @@
           <w:sz w:val="28"/>
           <w:szCs w:val="28"/>
         </w:rPr>
-        <w:t xml:space="preserve"> </w:t>
-      </w:r>
-      <w:r>
-        <w:rPr>
-          <w:rFonts w:ascii="Times New Roman" w:hAnsi="Times New Roman" w:cs="Times New Roman"/>
-          <w:sz w:val="28"/>
-          <w:szCs w:val="28"/>
-        </w:rPr>
-        <w:t xml:space="preserve">определяет доступную ёмкость </w:t>
-      </w:r>
-      <w:r>
-        <w:rPr>
-          <w:rFonts w:ascii="Times New Roman" w:hAnsi="Times New Roman" w:cs="Times New Roman"/>
-          <w:sz w:val="28"/>
-          <w:szCs w:val="28"/>
-        </w:rPr>
-        <w:t>и внутренний импеданс, а потому влияет как на запас энергии, так и на максимальную мощность. Параметр</w:t>
-      </w:r>
-      <w:r>
-        <w:rPr>
-          <w:rFonts w:ascii="Times New Roman" w:hAnsi="Times New Roman" w:cs="Times New Roman"/>
-          <w:sz w:val="28"/>
-          <w:szCs w:val="28"/>
-        </w:rPr>
-        <w:t xml:space="preserve"> </w:t>
-      </w:r>
-      <w:r>
-        <w:rPr>
-          <w:rFonts w:ascii="Times New Roman" w:hAnsi="Times New Roman" w:cs="Times New Roman"/>
-          <w:i/>
-          <w:iCs/>
-          <w:sz w:val="28"/>
-          <w:szCs w:val="28"/>
-          <w:lang w:val="en-US"/>
-        </w:rPr>
-        <w:t>RUL</w:t>
-      </w:r>
-      <w:r>
-        <w:rPr>
-          <w:rFonts w:ascii="Times New Roman" w:hAnsi="Times New Roman" w:cs="Times New Roman"/>
-          <w:sz w:val="28"/>
-          <w:szCs w:val="28"/>
-        </w:rPr>
-        <w:t xml:space="preserve"> </w:t>
-      </w:r>
-      <w:r>
-        <w:rPr>
-          <w:rFonts w:ascii="Times New Roman" w:hAnsi="Times New Roman" w:cs="Times New Roman"/>
-          <w:sz w:val="28"/>
-          <w:szCs w:val="28"/>
-        </w:rPr>
-        <w:t xml:space="preserve">в </w:t>
-      </w:r>
-      <w:r>
-        <w:rPr>
-          <w:rFonts w:ascii="Times New Roman" w:hAnsi="Times New Roman" w:cs="Times New Roman"/>
-          <w:sz w:val="28"/>
-          <w:szCs w:val="28"/>
-        </w:rPr>
-        <w:t>свою очередь определяется не только текущим</w:t>
-      </w:r>
-      <w:r>
-        <w:rPr>
-          <w:rFonts w:ascii="Times New Roman" w:hAnsi="Times New Roman" w:cs="Times New Roman"/>
-          <w:sz w:val="28"/>
-          <w:szCs w:val="28"/>
-        </w:rPr>
-        <w:t xml:space="preserve"> </w:t>
-      </w:r>
-      <w:r>
-        <w:rPr>
-          <w:rFonts w:ascii="Times New Roman" w:hAnsi="Times New Roman" w:cs="Times New Roman"/>
-          <w:i/>
-          <w:iCs/>
-          <w:sz w:val="28"/>
-          <w:szCs w:val="28"/>
-          <w:lang w:val="en-US"/>
-        </w:rPr>
-        <w:t>SOH</w:t>
-      </w:r>
-      <w:r>
-        <w:rPr>
-          <w:rFonts w:ascii="Times New Roman" w:hAnsi="Times New Roman" w:cs="Times New Roman"/>
-          <w:sz w:val="28"/>
-          <w:szCs w:val="28"/>
-        </w:rPr>
-        <w:t xml:space="preserve">, </w:t>
-      </w:r>
-      <w:r>
-        <w:rPr>
-          <w:rFonts w:ascii="Times New Roman" w:hAnsi="Times New Roman" w:cs="Times New Roman"/>
-          <w:sz w:val="28"/>
-          <w:szCs w:val="28"/>
-        </w:rPr>
-        <w:t>но и скоростью его изменения, а значит — режимом эксплуатации, температурой и внутренними импедансными параметрами.</w:t>
+        <w:t>, но и скоростью его изменения, а значит — режимом эксплуатации, температурой и внутренними импедансными параметрами.</w:t>
       </w:r>
     </w:p>
     <w:p>
@@ -16424,7 +15518,6 @@
           <w:rFonts w:ascii="Times New Roman" w:hAnsi="Times New Roman" w:cs="Times New Roman"/>
           <w:sz w:val="28"/>
           <w:szCs w:val="28"/>
-          <w:lang w:val="en-US"/>
         </w:rPr>
       </w:pPr>
       <w:r>
@@ -16435,10 +15528,10 @@
           <w:szCs w:val="28"/>
         </w:rPr>
         <w:object w:dxaOrig="1920" w:dyaOrig="400" w14:anchorId="666DD195">
-          <v:shape id="_x0000_i1121" type="#_x0000_t75" style="width:96.2pt;height:20.15pt" o:ole="">
+          <v:shape id="_x0000_i1058" type="#_x0000_t75" style="width:96.45pt;height:20.4pt" o:ole="">
             <v:imagedata r:id="rId82" o:title=""/>
           </v:shape>
-          <o:OLEObject Type="Embed" ProgID="Equation.DSMT4" ShapeID="_x0000_i1121" DrawAspect="Content" ObjectID="_1835772942" r:id="rId83"/>
+          <o:OLEObject Type="Embed" ProgID="Equation.DSMT4" ShapeID="_x0000_i1058" DrawAspect="Content" ObjectID="_1835778497" r:id="rId83"/>
         </w:object>
       </w:r>
       <w:r>
@@ -16446,7 +15539,6 @@
           <w:rFonts w:ascii="Times New Roman" w:hAnsi="Times New Roman" w:cs="Times New Roman"/>
           <w:sz w:val="28"/>
           <w:szCs w:val="28"/>
-          <w:lang w:val="en-US"/>
         </w:rPr>
         <w:t>,</w:t>
       </w:r>
@@ -16460,7 +15552,6 @@
           <w:rFonts w:ascii="Times New Roman" w:hAnsi="Times New Roman" w:cs="Times New Roman"/>
           <w:sz w:val="28"/>
           <w:szCs w:val="28"/>
-          <w:lang w:val="en-US"/>
         </w:rPr>
       </w:pPr>
       <w:r>
@@ -16472,10 +15563,10 @@
           <w:lang w:val="en-US"/>
         </w:rPr>
         <w:object w:dxaOrig="2840" w:dyaOrig="440" w14:anchorId="17814122">
-          <v:shape id="_x0000_i1124" type="#_x0000_t75" style="width:142.25pt;height:21.9pt" o:ole="">
+          <v:shape id="_x0000_i1059" type="#_x0000_t75" style="width:141.95pt;height:21.75pt" o:ole="">
             <v:imagedata r:id="rId84" o:title=""/>
           </v:shape>
-          <o:OLEObject Type="Embed" ProgID="Equation.DSMT4" ShapeID="_x0000_i1124" DrawAspect="Content" ObjectID="_1835772943" r:id="rId85"/>
+          <o:OLEObject Type="Embed" ProgID="Equation.DSMT4" ShapeID="_x0000_i1059" DrawAspect="Content" ObjectID="_1835778498" r:id="rId85"/>
         </w:object>
       </w:r>
       <w:r>
@@ -16483,7 +15574,6 @@
           <w:rFonts w:ascii="Times New Roman" w:hAnsi="Times New Roman" w:cs="Times New Roman"/>
           <w:sz w:val="28"/>
           <w:szCs w:val="28"/>
-          <w:lang w:val="en-US"/>
         </w:rPr>
         <w:t>,</w:t>
       </w:r>
@@ -16497,7 +15587,6 @@
           <w:rFonts w:ascii="Times New Roman" w:hAnsi="Times New Roman" w:cs="Times New Roman"/>
           <w:sz w:val="28"/>
           <w:szCs w:val="28"/>
-          <w:lang w:val="en-US"/>
         </w:rPr>
       </w:pPr>
       <w:r>
@@ -16509,10 +15598,10 @@
           <w:lang w:val="en-US"/>
         </w:rPr>
         <w:object w:dxaOrig="2920" w:dyaOrig="400" w14:anchorId="2994B8B5">
-          <v:shape id="_x0000_i1127" type="#_x0000_t75" style="width:145.75pt;height:20.15pt" o:ole="">
+          <v:shape id="_x0000_i1060" type="#_x0000_t75" style="width:146.05pt;height:20.4pt" o:ole="">
             <v:imagedata r:id="rId86" o:title=""/>
           </v:shape>
-          <o:OLEObject Type="Embed" ProgID="Equation.DSMT4" ShapeID="_x0000_i1127" DrawAspect="Content" ObjectID="_1835772944" r:id="rId87"/>
+          <o:OLEObject Type="Embed" ProgID="Equation.DSMT4" ShapeID="_x0000_i1060" DrawAspect="Content" ObjectID="_1835778499" r:id="rId87"/>
         </w:object>
       </w:r>
       <w:r>
@@ -16520,7 +15609,6 @@
           <w:rFonts w:ascii="Times New Roman" w:hAnsi="Times New Roman" w:cs="Times New Roman"/>
           <w:sz w:val="28"/>
           <w:szCs w:val="28"/>
-          <w:lang w:val="en-US"/>
         </w:rPr>
         <w:t>,</w:t>
       </w:r>
@@ -16544,10 +15632,10 @@
           <w:szCs w:val="28"/>
         </w:rPr>
         <w:object w:dxaOrig="4180" w:dyaOrig="680" w14:anchorId="51711635">
-          <v:shape id="_x0000_i1130" type="#_x0000_t75" style="width:209.1pt;height:34pt" o:ole="">
+          <v:shape id="_x0000_i1061" type="#_x0000_t75" style="width:209.2pt;height:33.95pt" o:ole="">
             <v:imagedata r:id="rId88" o:title=""/>
           </v:shape>
-          <o:OLEObject Type="Embed" ProgID="Equation.DSMT4" ShapeID="_x0000_i1130" DrawAspect="Content" ObjectID="_1835772945" r:id="rId89"/>
+          <o:OLEObject Type="Embed" ProgID="Equation.DSMT4" ShapeID="_x0000_i1061" DrawAspect="Content" ObjectID="_1835778500" r:id="rId89"/>
         </w:object>
       </w:r>
       <w:r>
@@ -16798,10 +15886,10 @@
                 <w:szCs w:val="28"/>
               </w:rPr>
               <w:object w:dxaOrig="1500" w:dyaOrig="360" w14:anchorId="5C69D783">
-                <v:shape id="_x0000_i1133" type="#_x0000_t75" style="width:74.9pt;height:17.85pt" o:ole="">
+                <v:shape id="_x0000_i1062" type="#_x0000_t75" style="width:74.7pt;height:17.65pt" o:ole="">
                   <v:imagedata r:id="rId90" o:title=""/>
                 </v:shape>
-                <o:OLEObject Type="Embed" ProgID="Equation.DSMT4" ShapeID="_x0000_i1133" DrawAspect="Content" ObjectID="_1835772946" r:id="rId91"/>
+                <o:OLEObject Type="Embed" ProgID="Equation.DSMT4" ShapeID="_x0000_i1062" DrawAspect="Content" ObjectID="_1835778501" r:id="rId91"/>
               </w:object>
             </w:r>
           </w:p>
@@ -16907,10 +15995,10 @@
                 <w:szCs w:val="28"/>
               </w:rPr>
               <w:object w:dxaOrig="1540" w:dyaOrig="360" w14:anchorId="3040466C">
-                <v:shape id="_x0000_i1136" type="#_x0000_t75" style="width:77.2pt;height:17.85pt" o:ole="">
+                <v:shape id="_x0000_i1063" type="#_x0000_t75" style="width:77.45pt;height:17.65pt" o:ole="">
                   <v:imagedata r:id="rId92" o:title=""/>
                 </v:shape>
-                <o:OLEObject Type="Embed" ProgID="Equation.DSMT4" ShapeID="_x0000_i1136" DrawAspect="Content" ObjectID="_1835772947" r:id="rId93"/>
+                <o:OLEObject Type="Embed" ProgID="Equation.DSMT4" ShapeID="_x0000_i1063" DrawAspect="Content" ObjectID="_1835778502" r:id="rId93"/>
               </w:object>
             </w:r>
             <w:r>
@@ -16939,10 +16027,10 @@
                 <w:lang w:val="en-US"/>
               </w:rPr>
               <w:object w:dxaOrig="1480" w:dyaOrig="400" w14:anchorId="2D2BC0DB">
-                <v:shape id="_x0000_i1139" type="#_x0000_t75" style="width:73.75pt;height:20.15pt" o:ole="">
+                <v:shape id="_x0000_i1064" type="#_x0000_t75" style="width:74.05pt;height:20.4pt" o:ole="">
                   <v:imagedata r:id="rId94" o:title=""/>
                 </v:shape>
-                <o:OLEObject Type="Embed" ProgID="Equation.DSMT4" ShapeID="_x0000_i1139" DrawAspect="Content" ObjectID="_1835772948" r:id="rId95"/>
+                <o:OLEObject Type="Embed" ProgID="Equation.DSMT4" ShapeID="_x0000_i1064" DrawAspect="Content" ObjectID="_1835778503" r:id="rId95"/>
               </w:object>
             </w:r>
           </w:p>
@@ -17047,10 +16135,10 @@
                 <w:szCs w:val="28"/>
               </w:rPr>
               <w:object w:dxaOrig="2000" w:dyaOrig="400" w14:anchorId="77DAF3F7">
-                <v:shape id="_x0000_i1142" type="#_x0000_t75" style="width:100.2pt;height:20.15pt" o:ole="">
+                <v:shape id="_x0000_i1065" type="#_x0000_t75" style="width:100.55pt;height:20.4pt" o:ole="">
                   <v:imagedata r:id="rId96" o:title=""/>
                 </v:shape>
-                <o:OLEObject Type="Embed" ProgID="Equation.DSMT4" ShapeID="_x0000_i1142" DrawAspect="Content" ObjectID="_1835772949" r:id="rId97"/>
+                <o:OLEObject Type="Embed" ProgID="Equation.DSMT4" ShapeID="_x0000_i1065" DrawAspect="Content" ObjectID="_1835778504" r:id="rId97"/>
               </w:object>
             </w:r>
           </w:p>
@@ -17155,10 +16243,10 @@
                 <w:szCs w:val="28"/>
               </w:rPr>
               <w:object w:dxaOrig="1780" w:dyaOrig="360" w14:anchorId="6B6620D0">
-                <v:shape id="_x0000_i1147" type="#_x0000_t75" style="width:89.3pt;height:17.85pt" o:ole="">
+                <v:shape id="_x0000_i1066" type="#_x0000_t75" style="width:89pt;height:17.65pt" o:ole="">
                   <v:imagedata r:id="rId98" o:title=""/>
                 </v:shape>
-                <o:OLEObject Type="Embed" ProgID="Equation.DSMT4" ShapeID="_x0000_i1147" DrawAspect="Content" ObjectID="_1835772950" r:id="rId99"/>
+                <o:OLEObject Type="Embed" ProgID="Equation.DSMT4" ShapeID="_x0000_i1066" DrawAspect="Content" ObjectID="_1835778505" r:id="rId99"/>
               </w:object>
             </w:r>
           </w:p>
@@ -17216,28 +16304,76 @@
           <w:rFonts w:ascii="Times New Roman" w:hAnsi="Times New Roman" w:cs="Times New Roman"/>
           <w:sz w:val="28"/>
           <w:szCs w:val="28"/>
-          <w:lang w:val="en-US"/>
-        </w:rPr>
-      </w:pPr>
-    </w:p>
-    <w:p>
-      <w:pPr>
-        <w:spacing w:line="360" w:lineRule="auto"/>
-        <w:ind w:firstLine="709"/>
-        <w:jc w:val="both"/>
-        <w:rPr>
-          <w:rFonts w:ascii="Times New Roman" w:hAnsi="Times New Roman" w:cs="Times New Roman"/>
-          <w:sz w:val="28"/>
-          <w:szCs w:val="28"/>
-        </w:rPr>
-      </w:pPr>
-      <w:r>
-        <w:rPr>
-          <w:rFonts w:ascii="Times New Roman" w:hAnsi="Times New Roman" w:cs="Times New Roman"/>
-          <w:sz w:val="28"/>
-          <w:szCs w:val="28"/>
-        </w:rPr>
-        <w:t>Таким образом, показатели</w:t>
+        </w:rPr>
+      </w:pPr>
+    </w:p>
+    <w:p>
+      <w:pPr>
+        <w:spacing w:line="360" w:lineRule="auto"/>
+        <w:ind w:firstLine="709"/>
+        <w:jc w:val="both"/>
+        <w:rPr>
+          <w:rFonts w:ascii="Times New Roman" w:hAnsi="Times New Roman" w:cs="Times New Roman"/>
+          <w:sz w:val="28"/>
+          <w:szCs w:val="28"/>
+        </w:rPr>
+      </w:pPr>
+      <w:r>
+        <w:rPr>
+          <w:rFonts w:ascii="Times New Roman" w:hAnsi="Times New Roman" w:cs="Times New Roman"/>
+          <w:sz w:val="28"/>
+          <w:szCs w:val="28"/>
+        </w:rPr>
+        <w:t xml:space="preserve">Таким образом, показатели </w:t>
+      </w:r>
+      <w:r>
+        <w:rPr>
+          <w:rFonts w:ascii="Times New Roman" w:hAnsi="Times New Roman" w:cs="Times New Roman"/>
+          <w:i/>
+          <w:iCs/>
+          <w:sz w:val="28"/>
+          <w:szCs w:val="28"/>
+          <w:lang w:val="en-US"/>
+        </w:rPr>
+        <w:t>SOC</w:t>
+      </w:r>
+      <w:r>
+        <w:rPr>
+          <w:rFonts w:ascii="Times New Roman" w:hAnsi="Times New Roman" w:cs="Times New Roman"/>
+          <w:sz w:val="28"/>
+          <w:szCs w:val="28"/>
+        </w:rPr>
+        <w:t xml:space="preserve">, </w:t>
+      </w:r>
+      <w:r>
+        <w:rPr>
+          <w:rFonts w:ascii="Times New Roman" w:hAnsi="Times New Roman" w:cs="Times New Roman"/>
+          <w:i/>
+          <w:iCs/>
+          <w:sz w:val="28"/>
+          <w:szCs w:val="28"/>
+          <w:lang w:val="en-US"/>
+        </w:rPr>
+        <w:t>SOH</w:t>
+      </w:r>
+      <w:r>
+        <w:rPr>
+          <w:rFonts w:ascii="Times New Roman" w:hAnsi="Times New Roman" w:cs="Times New Roman"/>
+          <w:sz w:val="28"/>
+          <w:szCs w:val="28"/>
+        </w:rPr>
+        <w:t xml:space="preserve">, </w:t>
+      </w:r>
+      <w:r>
+        <w:rPr>
+          <w:rFonts w:ascii="Times New Roman" w:hAnsi="Times New Roman" w:cs="Times New Roman"/>
+          <w:i/>
+          <w:iCs/>
+          <w:sz w:val="28"/>
+          <w:szCs w:val="28"/>
+          <w:lang w:val="en-US"/>
+        </w:rPr>
+        <w:t>SOF</w:t>
       </w:r>
       <w:r>
         <w:rPr>
@@ -17250,6 +16386,49 @@
       <w:r>
         <w:rPr>
           <w:rFonts w:ascii="Times New Roman" w:hAnsi="Times New Roman" w:cs="Times New Roman"/>
+          <w:sz w:val="28"/>
+          <w:szCs w:val="28"/>
+        </w:rPr>
+        <w:t xml:space="preserve">и </w:t>
+      </w:r>
+      <w:r>
+        <w:rPr>
+          <w:rFonts w:ascii="Times New Roman" w:hAnsi="Times New Roman" w:cs="Times New Roman"/>
+          <w:i/>
+          <w:iCs/>
+          <w:sz w:val="28"/>
+          <w:szCs w:val="28"/>
+          <w:lang w:val="en-US"/>
+        </w:rPr>
+        <w:t>RUL</w:t>
+      </w:r>
+      <w:r>
+        <w:rPr>
+          <w:rFonts w:ascii="Times New Roman" w:hAnsi="Times New Roman" w:cs="Times New Roman"/>
+          <w:sz w:val="28"/>
+          <w:szCs w:val="28"/>
+        </w:rPr>
+        <w:t xml:space="preserve"> образуют единую систему описания технического состояния тяговой аккумуляторной батареи. </w:t>
+      </w:r>
+      <w:r>
+        <w:rPr>
+          <w:rFonts w:ascii="Times New Roman" w:hAnsi="Times New Roman" w:cs="Times New Roman"/>
+          <w:sz w:val="28"/>
+          <w:szCs w:val="28"/>
+        </w:rPr>
+        <w:t>Среди них</w:t>
+      </w:r>
+      <w:r>
+        <w:rPr>
+          <w:rFonts w:ascii="Times New Roman" w:hAnsi="Times New Roman" w:cs="Times New Roman"/>
+          <w:sz w:val="28"/>
+          <w:szCs w:val="28"/>
+        </w:rPr>
+        <w:t xml:space="preserve"> </w:t>
+      </w:r>
+      <w:r>
+        <w:rPr>
+          <w:rFonts w:ascii="Times New Roman" w:hAnsi="Times New Roman" w:cs="Times New Roman"/>
           <w:i/>
           <w:iCs/>
           <w:sz w:val="28"/>
@@ -17264,123 +16443,7 @@
           <w:sz w:val="28"/>
           <w:szCs w:val="28"/>
         </w:rPr>
-        <w:t xml:space="preserve">, </w:t>
-      </w:r>
-      <w:r>
-        <w:rPr>
-          <w:rFonts w:ascii="Times New Roman" w:hAnsi="Times New Roman" w:cs="Times New Roman"/>
-          <w:i/>
-          <w:iCs/>
-          <w:sz w:val="28"/>
-          <w:szCs w:val="28"/>
-          <w:lang w:val="en-US"/>
-        </w:rPr>
-        <w:t>SOH</w:t>
-      </w:r>
-      <w:r>
-        <w:rPr>
-          <w:rFonts w:ascii="Times New Roman" w:hAnsi="Times New Roman" w:cs="Times New Roman"/>
-          <w:sz w:val="28"/>
-          <w:szCs w:val="28"/>
-        </w:rPr>
-        <w:t xml:space="preserve">, </w:t>
-      </w:r>
-      <w:r>
-        <w:rPr>
-          <w:rFonts w:ascii="Times New Roman" w:hAnsi="Times New Roman" w:cs="Times New Roman"/>
-          <w:i/>
-          <w:iCs/>
-          <w:sz w:val="28"/>
-          <w:szCs w:val="28"/>
-          <w:lang w:val="en-US"/>
-        </w:rPr>
-        <w:t>SOF</w:t>
-      </w:r>
-      <w:r>
-        <w:rPr>
-          <w:rFonts w:ascii="Times New Roman" w:hAnsi="Times New Roman" w:cs="Times New Roman"/>
-          <w:sz w:val="28"/>
-          <w:szCs w:val="28"/>
-        </w:rPr>
-        <w:t xml:space="preserve"> </w:t>
-      </w:r>
-      <w:r>
-        <w:rPr>
-          <w:rFonts w:ascii="Times New Roman" w:hAnsi="Times New Roman" w:cs="Times New Roman"/>
-          <w:sz w:val="28"/>
-          <w:szCs w:val="28"/>
-        </w:rPr>
-        <w:t xml:space="preserve">и </w:t>
-      </w:r>
-      <w:r>
-        <w:rPr>
-          <w:rFonts w:ascii="Times New Roman" w:hAnsi="Times New Roman" w:cs="Times New Roman"/>
-          <w:i/>
-          <w:iCs/>
-          <w:sz w:val="28"/>
-          <w:szCs w:val="28"/>
-          <w:lang w:val="en-US"/>
-        </w:rPr>
-        <w:t>RUL</w:t>
-      </w:r>
-      <w:r>
-        <w:rPr>
-          <w:rFonts w:ascii="Times New Roman" w:hAnsi="Times New Roman" w:cs="Times New Roman"/>
-          <w:sz w:val="28"/>
-          <w:szCs w:val="28"/>
-        </w:rPr>
-        <w:t xml:space="preserve"> образуют единую систему описания технического состояния тяговой аккумуляторной батареи. </w:t>
-      </w:r>
-      <w:r>
-        <w:rPr>
-          <w:rFonts w:ascii="Times New Roman" w:hAnsi="Times New Roman" w:cs="Times New Roman"/>
-          <w:sz w:val="28"/>
-          <w:szCs w:val="28"/>
-        </w:rPr>
-        <w:t>Среди них</w:t>
-      </w:r>
-      <w:r>
-        <w:rPr>
-          <w:rFonts w:ascii="Times New Roman" w:hAnsi="Times New Roman" w:cs="Times New Roman"/>
-          <w:sz w:val="28"/>
-          <w:szCs w:val="28"/>
-        </w:rPr>
-        <w:t xml:space="preserve"> </w:t>
-      </w:r>
-      <w:r>
-        <w:rPr>
-          <w:rFonts w:ascii="Times New Roman" w:hAnsi="Times New Roman" w:cs="Times New Roman"/>
-          <w:i/>
-          <w:iCs/>
-          <w:sz w:val="28"/>
-          <w:szCs w:val="28"/>
-          <w:lang w:val="en-US"/>
-        </w:rPr>
-        <w:t>SOC</w:t>
-      </w:r>
-      <w:r>
-        <w:rPr>
-          <w:rFonts w:ascii="Times New Roman" w:hAnsi="Times New Roman" w:cs="Times New Roman"/>
-          <w:sz w:val="28"/>
-          <w:szCs w:val="28"/>
-        </w:rPr>
-        <w:t xml:space="preserve"> </w:t>
-      </w:r>
-      <w:r>
-        <w:rPr>
-          <w:rFonts w:ascii="Times New Roman" w:hAnsi="Times New Roman" w:cs="Times New Roman"/>
-          <w:sz w:val="28"/>
-          <w:szCs w:val="28"/>
-        </w:rPr>
-        <w:t>отражает краткосрочное состояние,</w:t>
-      </w:r>
-      <w:r>
-        <w:rPr>
-          <w:rFonts w:ascii="Times New Roman" w:hAnsi="Times New Roman" w:cs="Times New Roman"/>
-          <w:sz w:val="28"/>
-          <w:szCs w:val="28"/>
-        </w:rPr>
-        <w:t xml:space="preserve"> </w:t>
+        <w:t xml:space="preserve"> отражает краткосрочное состояние, </w:t>
       </w:r>
       <w:r>
         <w:rPr>
@@ -17490,6 +16553,267 @@
           <w:sz w:val="28"/>
           <w:szCs w:val="28"/>
         </w:rPr>
+        <w:t xml:space="preserve"> к его импедансной интерпретации, поскольку именно она обеспечивает раннюю чувствительность к деградации и позволяет связать диагностический и прогностический уровни анализа.</w:t>
+      </w:r>
+    </w:p>
+    <w:p>
+      <w:pPr>
+        <w:spacing w:line="360" w:lineRule="auto"/>
+        <w:ind w:firstLine="709"/>
+        <w:jc w:val="both"/>
+        <w:rPr>
+          <w:rFonts w:ascii="Times New Roman" w:hAnsi="Times New Roman" w:cs="Times New Roman"/>
+          <w:sz w:val="28"/>
+          <w:szCs w:val="28"/>
+        </w:rPr>
+      </w:pPr>
+    </w:p>
+    <w:p>
+      <w:pPr>
+        <w:spacing w:line="360" w:lineRule="auto"/>
+        <w:ind w:firstLine="709"/>
+        <w:jc w:val="both"/>
+        <w:rPr>
+          <w:rFonts w:ascii="Times New Roman" w:hAnsi="Times New Roman" w:cs="Times New Roman"/>
+          <w:b/>
+          <w:bCs/>
+          <w:sz w:val="28"/>
+          <w:szCs w:val="28"/>
+        </w:rPr>
+      </w:pPr>
+      <w:r>
+        <w:rPr>
+          <w:rFonts w:ascii="Times New Roman" w:hAnsi="Times New Roman" w:cs="Times New Roman"/>
+          <w:b/>
+          <w:bCs/>
+          <w:sz w:val="28"/>
+          <w:szCs w:val="28"/>
+        </w:rPr>
+        <w:t>1.4 Электрохимическая импедансная спектроскопия как диагностический инструмент</w:t>
+      </w:r>
+    </w:p>
+    <w:p>
+      <w:pPr>
+        <w:spacing w:line="360" w:lineRule="auto"/>
+        <w:ind w:firstLine="709"/>
+        <w:jc w:val="both"/>
+        <w:rPr>
+          <w:rFonts w:ascii="Times New Roman" w:hAnsi="Times New Roman" w:cs="Times New Roman"/>
+          <w:sz w:val="28"/>
+          <w:szCs w:val="28"/>
+          <w:lang w:val="en-US"/>
+        </w:rPr>
+      </w:pPr>
+    </w:p>
+    <w:p>
+      <w:pPr>
+        <w:spacing w:line="360" w:lineRule="auto"/>
+        <w:ind w:firstLine="709"/>
+        <w:jc w:val="both"/>
+        <w:rPr>
+          <w:rFonts w:ascii="Times New Roman" w:hAnsi="Times New Roman" w:cs="Times New Roman"/>
+          <w:sz w:val="28"/>
+          <w:szCs w:val="28"/>
+          <w:lang w:val="en-US"/>
+        </w:rPr>
+      </w:pPr>
+      <w:r>
+        <w:rPr>
+          <w:rFonts w:ascii="Times New Roman" w:hAnsi="Times New Roman" w:cs="Times New Roman"/>
+          <w:sz w:val="28"/>
+          <w:szCs w:val="28"/>
+        </w:rPr>
+        <w:t xml:space="preserve">Электрохимическая импедансная спектроскопия представляет собой частотный метод анализа отклика электрохимической системы на малое гармоническое возмущение тока </w:t>
+      </w:r>
+      <w:r>
+        <w:rPr>
+          <w:rFonts w:ascii="Times New Roman" w:hAnsi="Times New Roman" w:cs="Times New Roman"/>
+          <w:sz w:val="28"/>
+          <w:szCs w:val="28"/>
+          <w:highlight w:val="yellow"/>
+        </w:rPr>
+        <w:t>или напряжения</w:t>
+      </w:r>
+      <w:r>
+        <w:rPr>
+          <w:rFonts w:ascii="Times New Roman" w:hAnsi="Times New Roman" w:cs="Times New Roman"/>
+          <w:sz w:val="28"/>
+          <w:szCs w:val="28"/>
+        </w:rPr>
+        <w:t>. Современные обзоры и учебные работы подчёркивают, что EIS позволяет разложить суммарный электрический отклик батареи на вклады омической проводимости, межфазного переноса заряда, ёмкостного поведения двойного электрического слоя и диффузионного переноса вещества. Именно эта декомпозиция делает EIS особенно ценным методом для диагностики аккумуляторных батарей, поскольку различные механизмы старения отражаются в разных участках спектра и в разных параметрах эквивалентной модели. </w:t>
+      </w:r>
+    </w:p>
+    <w:p>
+      <w:pPr>
+        <w:spacing w:line="360" w:lineRule="auto"/>
+        <w:ind w:firstLine="709"/>
+        <w:jc w:val="both"/>
+        <w:rPr>
+          <w:rFonts w:ascii="Times New Roman" w:hAnsi="Times New Roman" w:cs="Times New Roman"/>
+          <w:sz w:val="28"/>
+          <w:szCs w:val="28"/>
+          <w:lang w:val="en-US"/>
+        </w:rPr>
+      </w:pPr>
+      <w:r>
+        <w:rPr>
+          <w:rFonts w:ascii="Times New Roman" w:hAnsi="Times New Roman" w:cs="Times New Roman"/>
+          <w:sz w:val="28"/>
+          <w:szCs w:val="28"/>
+        </w:rPr>
+        <w:t>Математическая основа метода опирается на теорию линейных стационарных систем. Если на исследуемую электрохимическую систему подаётся гармонический ток</w:t>
+      </w:r>
+    </w:p>
+    <w:p>
+      <w:pPr>
+        <w:spacing w:line="360" w:lineRule="auto"/>
+        <w:ind w:firstLine="709"/>
+        <w:jc w:val="both"/>
+        <w:rPr>
+          <w:rFonts w:ascii="Times New Roman" w:hAnsi="Times New Roman" w:cs="Times New Roman"/>
+          <w:sz w:val="28"/>
+          <w:szCs w:val="28"/>
+          <w:lang w:val="en-US"/>
+        </w:rPr>
+      </w:pPr>
+    </w:p>
+    <w:p>
+      <w:pPr>
+        <w:spacing w:line="360" w:lineRule="auto"/>
+        <w:ind w:firstLine="709"/>
+        <w:jc w:val="both"/>
+        <w:rPr>
+          <w:rFonts w:ascii="Times New Roman" w:hAnsi="Times New Roman" w:cs="Times New Roman"/>
+          <w:sz w:val="28"/>
+          <w:szCs w:val="28"/>
+        </w:rPr>
+      </w:pPr>
+      <w:r>
+        <w:rPr>
+          <w:rFonts w:ascii="Times New Roman" w:hAnsi="Times New Roman" w:cs="Times New Roman"/>
+          <w:position w:val="-12"/>
+          <w:sz w:val="28"/>
+          <w:szCs w:val="28"/>
+          <w:lang w:val="en-US"/>
+        </w:rPr>
+        <w:object w:dxaOrig="1719" w:dyaOrig="360" w14:anchorId="5CDB74D9">
+          <v:shape id="_x0000_i1072" type="#_x0000_t75" style="width:86.25pt;height:18.35pt" o:ole="">
+            <v:imagedata r:id="rId100" o:title=""/>
+          </v:shape>
+          <o:OLEObject Type="Embed" ProgID="Equation.DSMT4" ShapeID="_x0000_i1072" DrawAspect="Content" ObjectID="_1835778506" r:id="rId101"/>
+        </w:object>
+      </w:r>
+      <w:r>
+        <w:rPr>
+          <w:rFonts w:ascii="Times New Roman" w:hAnsi="Times New Roman" w:cs="Times New Roman"/>
+          <w:sz w:val="28"/>
+          <w:szCs w:val="28"/>
+        </w:rPr>
+        <w:t>,</w:t>
+      </w:r>
+    </w:p>
+    <w:p>
+      <w:pPr>
+        <w:spacing w:line="360" w:lineRule="auto"/>
+        <w:ind w:firstLine="709"/>
+        <w:jc w:val="both"/>
+        <w:rPr>
+          <w:rFonts w:ascii="Times New Roman" w:hAnsi="Times New Roman" w:cs="Times New Roman"/>
+          <w:sz w:val="28"/>
+          <w:szCs w:val="28"/>
+        </w:rPr>
+      </w:pPr>
+      <w:r>
+        <w:rPr>
+          <w:rFonts w:ascii="Times New Roman" w:hAnsi="Times New Roman" w:cs="Times New Roman"/>
+          <w:sz w:val="28"/>
+          <w:szCs w:val="28"/>
+        </w:rPr>
+        <w:t>то при условии малости возмущения отклик по напряжению также будет гармоническим:</w:t>
+      </w:r>
+    </w:p>
+    <w:p>
+      <w:pPr>
+        <w:spacing w:line="360" w:lineRule="auto"/>
+        <w:ind w:firstLine="709"/>
+        <w:jc w:val="both"/>
+        <w:rPr>
+          <w:rFonts w:ascii="Times New Roman" w:hAnsi="Times New Roman" w:cs="Times New Roman"/>
+          <w:sz w:val="28"/>
+          <w:szCs w:val="28"/>
+          <w:lang w:val="en-US"/>
+        </w:rPr>
+      </w:pPr>
+      <w:r>
+        <w:rPr>
+          <w:rFonts w:ascii="Times New Roman" w:hAnsi="Times New Roman" w:cs="Times New Roman"/>
+          <w:position w:val="-12"/>
+          <w:sz w:val="28"/>
+          <w:szCs w:val="28"/>
+          <w:lang w:val="en-US"/>
+        </w:rPr>
+        <w:object w:dxaOrig="1939" w:dyaOrig="360" w14:anchorId="0B616DD9">
+          <v:shape id="_x0000_i1074" type="#_x0000_t75" style="width:97.15pt;height:18.35pt" o:ole="">
+            <v:imagedata r:id="rId102" o:title=""/>
+          </v:shape>
+          <o:OLEObject Type="Embed" ProgID="Equation.DSMT4" ShapeID="_x0000_i1074" DrawAspect="Content" ObjectID="_1835778507" r:id="rId103"/>
+        </w:object>
+      </w:r>
+    </w:p>
+    <w:p>
+      <w:pPr>
+        <w:spacing w:line="360" w:lineRule="auto"/>
+        <w:ind w:firstLine="709"/>
+        <w:jc w:val="both"/>
+        <w:rPr>
+          <w:rFonts w:ascii="Times New Roman" w:hAnsi="Times New Roman" w:cs="Times New Roman"/>
+          <w:sz w:val="28"/>
+          <w:szCs w:val="28"/>
+        </w:rPr>
+      </w:pPr>
+      <w:r>
+        <w:rPr>
+          <w:rFonts w:ascii="Times New Roman" w:hAnsi="Times New Roman" w:cs="Times New Roman"/>
+          <w:sz w:val="28"/>
+          <w:szCs w:val="28"/>
+        </w:rPr>
+        <w:lastRenderedPageBreak/>
+        <w:t xml:space="preserve">, где φ –фазовый сдвиг </w:t>
+      </w:r>
+      <w:r>
+        <w:rPr>
+          <w:rFonts w:ascii="Times New Roman" w:hAnsi="Times New Roman" w:cs="Times New Roman"/>
+          <w:sz w:val="28"/>
+          <w:szCs w:val="28"/>
+        </w:rPr>
+        <w:t>между током и напряжением.</w:t>
+      </w:r>
+    </w:p>
+    <w:p>
+      <w:pPr>
+        <w:spacing w:line="360" w:lineRule="auto"/>
+        <w:ind w:firstLine="709"/>
+        <w:jc w:val="both"/>
+        <w:rPr>
+          <w:rFonts w:ascii="Times New Roman" w:hAnsi="Times New Roman" w:cs="Times New Roman"/>
+          <w:sz w:val="28"/>
+          <w:szCs w:val="28"/>
+        </w:rPr>
+      </w:pPr>
+      <w:r>
+        <w:rPr>
+          <w:rFonts w:ascii="Times New Roman" w:hAnsi="Times New Roman" w:cs="Times New Roman"/>
+          <w:sz w:val="28"/>
+          <w:szCs w:val="28"/>
+        </w:rPr>
+        <w:t>Переход к комплексной форме осуществляется стандартным образом через</w:t>
+      </w:r>
+      <w:r>
+        <w:rPr>
+          <w:rFonts w:ascii="Times New Roman" w:hAnsi="Times New Roman" w:cs="Times New Roman"/>
+          <w:sz w:val="28"/>
+          <w:szCs w:val="28"/>
+        </w:rPr>
         <w:t xml:space="preserve"> </w:t>
       </w:r>
       <w:r>
@@ -17498,7 +16822,3841 @@
           <w:sz w:val="28"/>
           <w:szCs w:val="28"/>
         </w:rPr>
-        <w:t>к его импедансной интерпретации, поскольку именно она обеспечивает раннюю чувствительность к деградации и позволяет связать диагностический и прогностический уровни анализа.</w:t>
+        <w:t>представление гармонических функций как вещественной части комплексной экспоненты. Тогда комплексный импеданс определяется как</w:t>
+      </w:r>
+    </w:p>
+    <w:p>
+      <w:pPr>
+        <w:spacing w:line="360" w:lineRule="auto"/>
+        <w:ind w:firstLine="709"/>
+        <w:jc w:val="both"/>
+        <w:rPr>
+          <w:rFonts w:ascii="Times New Roman" w:hAnsi="Times New Roman" w:cs="Times New Roman"/>
+          <w:sz w:val="28"/>
+          <w:szCs w:val="28"/>
+        </w:rPr>
+      </w:pPr>
+    </w:p>
+    <w:p>
+      <w:pPr>
+        <w:spacing w:line="360" w:lineRule="auto"/>
+        <w:ind w:firstLine="709"/>
+        <w:jc w:val="both"/>
+        <w:rPr>
+          <w:rFonts w:ascii="Times New Roman" w:hAnsi="Times New Roman" w:cs="Times New Roman"/>
+          <w:sz w:val="28"/>
+          <w:szCs w:val="28"/>
+          <w:lang w:val="en-US"/>
+        </w:rPr>
+      </w:pPr>
+      <w:r>
+        <w:rPr>
+          <w:rFonts w:ascii="Times New Roman" w:hAnsi="Times New Roman" w:cs="Times New Roman"/>
+          <w:position w:val="-40"/>
+          <w:sz w:val="28"/>
+          <w:szCs w:val="28"/>
+        </w:rPr>
+        <w:object w:dxaOrig="1420" w:dyaOrig="920" w14:anchorId="4FA1F126">
+          <v:shape id="_x0000_i1077" type="#_x0000_t75" style="width:71.3pt;height:46.2pt" o:ole="">
+            <v:imagedata r:id="rId104" o:title=""/>
+          </v:shape>
+          <o:OLEObject Type="Embed" ProgID="Equation.DSMT4" ShapeID="_x0000_i1077" DrawAspect="Content" ObjectID="_1835778508" r:id="rId105"/>
+        </w:object>
+      </w:r>
+      <w:r>
+        <w:rPr>
+          <w:rFonts w:ascii="Times New Roman" w:hAnsi="Times New Roman" w:cs="Times New Roman"/>
+          <w:sz w:val="28"/>
+          <w:szCs w:val="28"/>
+          <w:lang w:val="en-US"/>
+        </w:rPr>
+        <w:t>.</w:t>
+      </w:r>
+    </w:p>
+    <w:p>
+      <w:pPr>
+        <w:spacing w:line="360" w:lineRule="auto"/>
+        <w:ind w:firstLine="709"/>
+        <w:jc w:val="both"/>
+        <w:rPr>
+          <w:rFonts w:ascii="Times New Roman" w:hAnsi="Times New Roman" w:cs="Times New Roman"/>
+          <w:sz w:val="28"/>
+          <w:szCs w:val="28"/>
+          <w:lang w:val="en-US"/>
+        </w:rPr>
+      </w:pPr>
+    </w:p>
+    <w:p>
+      <w:pPr>
+        <w:spacing w:line="360" w:lineRule="auto"/>
+        <w:ind w:firstLine="709"/>
+        <w:jc w:val="both"/>
+        <w:rPr>
+          <w:rFonts w:ascii="Times New Roman" w:hAnsi="Times New Roman" w:cs="Times New Roman"/>
+          <w:sz w:val="28"/>
+          <w:szCs w:val="28"/>
+          <w:lang w:val="en-US"/>
+        </w:rPr>
+      </w:pPr>
+      <w:r>
+        <w:rPr>
+          <w:rFonts w:ascii="Times New Roman" w:hAnsi="Times New Roman" w:cs="Times New Roman"/>
+          <w:sz w:val="28"/>
+          <w:szCs w:val="28"/>
+        </w:rPr>
+        <w:t xml:space="preserve">Это соотношение является частотным </w:t>
+      </w:r>
+      <w:r>
+        <w:rPr>
+          <w:rFonts w:ascii="Times New Roman" w:hAnsi="Times New Roman" w:cs="Times New Roman"/>
+          <w:sz w:val="28"/>
+          <w:szCs w:val="28"/>
+          <w:highlight w:val="yellow"/>
+        </w:rPr>
+        <w:t>аналогом</w:t>
+      </w:r>
+      <w:r>
+        <w:rPr>
+          <w:rFonts w:ascii="Times New Roman" w:hAnsi="Times New Roman" w:cs="Times New Roman"/>
+          <w:sz w:val="28"/>
+          <w:szCs w:val="28"/>
+        </w:rPr>
+        <w:t xml:space="preserve"> закона Ома и используется потому, что позволяет анализировать не только модуль отклика, но и фазовые соотношения, то есть различать резистивную, ёмкостную и диффузионную природу процессов внутри аккумулятора. В современной методологии EIS именно анализ комплексной формы </w:t>
+      </w:r>
+      <w:r>
+        <w:rPr>
+          <w:rFonts w:ascii="Times New Roman" w:hAnsi="Times New Roman" w:cs="Times New Roman"/>
+          <w:i/>
+          <w:iCs/>
+          <w:sz w:val="28"/>
+          <w:szCs w:val="28"/>
+        </w:rPr>
+        <w:t>Z(ω)</w:t>
+      </w:r>
+      <w:r>
+        <w:rPr>
+          <w:rFonts w:ascii="Times New Roman" w:hAnsi="Times New Roman" w:cs="Times New Roman"/>
+          <w:sz w:val="28"/>
+          <w:szCs w:val="28"/>
+        </w:rPr>
+        <w:t>, а не только модуля сопротивления, рассматривается как принципиально необходимый для корректной физической интерпретации данных.</w:t>
+      </w:r>
+    </w:p>
+    <w:p>
+      <w:pPr>
+        <w:spacing w:line="360" w:lineRule="auto"/>
+        <w:ind w:firstLine="709"/>
+        <w:jc w:val="both"/>
+        <w:rPr>
+          <w:rFonts w:ascii="Times New Roman" w:hAnsi="Times New Roman" w:cs="Times New Roman"/>
+          <w:sz w:val="28"/>
+          <w:szCs w:val="28"/>
+          <w:lang w:val="en-US"/>
+        </w:rPr>
+      </w:pPr>
+      <w:r>
+        <w:rPr>
+          <w:rFonts w:ascii="Times New Roman" w:hAnsi="Times New Roman" w:cs="Times New Roman"/>
+          <w:sz w:val="28"/>
+          <w:szCs w:val="28"/>
+        </w:rPr>
+        <w:t>В комплексной форме импеданс записывается как</w:t>
+      </w:r>
+    </w:p>
+    <w:p>
+      <w:pPr>
+        <w:spacing w:line="360" w:lineRule="auto"/>
+        <w:ind w:firstLine="709"/>
+        <w:jc w:val="both"/>
+        <w:rPr>
+          <w:rFonts w:ascii="Times New Roman" w:hAnsi="Times New Roman" w:cs="Times New Roman"/>
+          <w:sz w:val="28"/>
+          <w:szCs w:val="28"/>
+          <w:lang w:val="en-US"/>
+        </w:rPr>
+      </w:pPr>
+    </w:p>
+    <w:p>
+      <w:pPr>
+        <w:spacing w:line="360" w:lineRule="auto"/>
+        <w:ind w:firstLine="709"/>
+        <w:jc w:val="both"/>
+        <w:rPr>
+          <w:rFonts w:ascii="Times New Roman" w:hAnsi="Times New Roman" w:cs="Times New Roman"/>
+          <w:sz w:val="28"/>
+          <w:szCs w:val="28"/>
+          <w:lang w:val="en-US"/>
+        </w:rPr>
+      </w:pPr>
+      <w:r>
+        <w:rPr>
+          <w:rFonts w:ascii="Times New Roman" w:hAnsi="Times New Roman" w:cs="Times New Roman"/>
+          <w:position w:val="-14"/>
+          <w:sz w:val="28"/>
+          <w:szCs w:val="28"/>
+          <w:lang w:val="en-US"/>
+        </w:rPr>
+        <w:object w:dxaOrig="2400" w:dyaOrig="400" w14:anchorId="70603D33">
+          <v:shape id="_x0000_i1080" type="#_x0000_t75" style="width:120.25pt;height:19.7pt" o:ole="">
+            <v:imagedata r:id="rId106" o:title=""/>
+          </v:shape>
+          <o:OLEObject Type="Embed" ProgID="Equation.DSMT4" ShapeID="_x0000_i1080" DrawAspect="Content" ObjectID="_1835778509" r:id="rId107"/>
+        </w:object>
+      </w:r>
+    </w:p>
+    <w:p>
+      <w:pPr>
+        <w:spacing w:line="360" w:lineRule="auto"/>
+        <w:ind w:firstLine="709"/>
+        <w:jc w:val="both"/>
+        <w:rPr>
+          <w:rFonts w:ascii="Times New Roman" w:hAnsi="Times New Roman" w:cs="Times New Roman"/>
+          <w:sz w:val="28"/>
+          <w:szCs w:val="28"/>
+          <w:lang w:val="en-US"/>
+        </w:rPr>
+      </w:pPr>
+    </w:p>
+    <w:p>
+      <w:pPr>
+        <w:spacing w:line="360" w:lineRule="auto"/>
+        <w:ind w:firstLine="709"/>
+        <w:jc w:val="both"/>
+        <w:rPr>
+          <w:rFonts w:ascii="Times New Roman" w:hAnsi="Times New Roman" w:cs="Times New Roman"/>
+          <w:sz w:val="28"/>
+          <w:szCs w:val="28"/>
+        </w:rPr>
+      </w:pPr>
+      <w:r>
+        <w:rPr>
+          <w:rFonts w:ascii="Times New Roman" w:hAnsi="Times New Roman" w:cs="Times New Roman"/>
+          <w:sz w:val="28"/>
+          <w:szCs w:val="28"/>
+        </w:rPr>
+        <w:t xml:space="preserve">, где </w:t>
+      </w:r>
+    </w:p>
+    <w:p>
+      <w:pPr>
+        <w:spacing w:line="360" w:lineRule="auto"/>
+        <w:ind w:firstLine="709"/>
+        <w:jc w:val="both"/>
+        <w:rPr>
+          <w:rFonts w:ascii="Times New Roman" w:hAnsi="Times New Roman" w:cs="Times New Roman"/>
+          <w:sz w:val="28"/>
+          <w:szCs w:val="28"/>
+          <w:lang w:val="en-US"/>
+        </w:rPr>
+      </w:pPr>
+      <w:r>
+        <w:rPr>
+          <w:rFonts w:ascii="Times New Roman" w:hAnsi="Times New Roman" w:cs="Times New Roman"/>
+          <w:i/>
+          <w:iCs/>
+          <w:sz w:val="28"/>
+          <w:szCs w:val="28"/>
+          <w:lang w:val="en-US"/>
+        </w:rPr>
+        <w:t>Z</w:t>
+      </w:r>
+      <w:r>
+        <w:rPr>
+          <w:rFonts w:ascii="Times New Roman" w:hAnsi="Times New Roman" w:cs="Times New Roman"/>
+          <w:i/>
+          <w:iCs/>
+          <w:sz w:val="28"/>
+          <w:szCs w:val="28"/>
+        </w:rPr>
+        <w:t>’(</w:t>
+      </w:r>
+      <w:r>
+        <w:rPr>
+          <w:rFonts w:ascii="Times New Roman" w:hAnsi="Times New Roman" w:cs="Times New Roman"/>
+          <w:i/>
+          <w:iCs/>
+          <w:sz w:val="28"/>
+          <w:szCs w:val="28"/>
+          <w:lang w:val="en-US"/>
+        </w:rPr>
+        <w:t>ω</w:t>
+      </w:r>
+      <w:r>
+        <w:rPr>
+          <w:rFonts w:ascii="Times New Roman" w:hAnsi="Times New Roman" w:cs="Times New Roman"/>
+          <w:i/>
+          <w:iCs/>
+          <w:sz w:val="28"/>
+          <w:szCs w:val="28"/>
+        </w:rPr>
+        <w:t>)</w:t>
+      </w:r>
+      <w:r>
+        <w:rPr>
+          <w:rFonts w:ascii="Times New Roman" w:hAnsi="Times New Roman" w:cs="Times New Roman"/>
+          <w:sz w:val="28"/>
+          <w:szCs w:val="28"/>
+        </w:rPr>
+        <w:t xml:space="preserve"> – </w:t>
+      </w:r>
+      <w:r>
+        <w:rPr>
+          <w:rFonts w:ascii="Times New Roman" w:hAnsi="Times New Roman" w:cs="Times New Roman"/>
+          <w:sz w:val="28"/>
+          <w:szCs w:val="28"/>
+        </w:rPr>
+        <w:t>действительная часть,</w:t>
+      </w:r>
+    </w:p>
+    <w:p>
+      <w:pPr>
+        <w:spacing w:line="360" w:lineRule="auto"/>
+        <w:ind w:firstLine="709"/>
+        <w:jc w:val="both"/>
+        <w:rPr>
+          <w:rFonts w:ascii="Times New Roman" w:hAnsi="Times New Roman" w:cs="Times New Roman"/>
+          <w:sz w:val="28"/>
+          <w:szCs w:val="28"/>
+        </w:rPr>
+      </w:pPr>
+      <w:proofErr w:type="gramStart"/>
+      <w:r>
+        <w:rPr>
+          <w:rFonts w:ascii="Times New Roman" w:hAnsi="Times New Roman" w:cs="Times New Roman"/>
+          <w:i/>
+          <w:iCs/>
+          <w:sz w:val="28"/>
+          <w:szCs w:val="28"/>
+          <w:lang w:val="en-US"/>
+        </w:rPr>
+        <w:t>Z</w:t>
+      </w:r>
+      <w:r>
+        <w:rPr>
+          <w:rFonts w:ascii="Times New Roman" w:hAnsi="Times New Roman" w:cs="Times New Roman"/>
+          <w:i/>
+          <w:iCs/>
+          <w:sz w:val="28"/>
+          <w:szCs w:val="28"/>
+        </w:rPr>
+        <w:t>”</w:t>
+      </w:r>
+      <w:r>
+        <w:rPr>
+          <w:rFonts w:ascii="Times New Roman" w:hAnsi="Times New Roman" w:cs="Times New Roman"/>
+          <w:i/>
+          <w:iCs/>
+          <w:sz w:val="28"/>
+          <w:szCs w:val="28"/>
+        </w:rPr>
+        <w:t>(</w:t>
+      </w:r>
+      <w:proofErr w:type="gramEnd"/>
+      <w:r>
+        <w:rPr>
+          <w:rFonts w:ascii="Times New Roman" w:hAnsi="Times New Roman" w:cs="Times New Roman"/>
+          <w:i/>
+          <w:iCs/>
+          <w:sz w:val="28"/>
+          <w:szCs w:val="28"/>
+          <w:lang w:val="en-US"/>
+        </w:rPr>
+        <w:t>ω</w:t>
+      </w:r>
+      <w:r>
+        <w:rPr>
+          <w:rFonts w:ascii="Times New Roman" w:hAnsi="Times New Roman" w:cs="Times New Roman"/>
+          <w:i/>
+          <w:iCs/>
+          <w:sz w:val="28"/>
+          <w:szCs w:val="28"/>
+        </w:rPr>
+        <w:t>)</w:t>
+      </w:r>
+      <w:r>
+        <w:rPr>
+          <w:rFonts w:ascii="Times New Roman" w:hAnsi="Times New Roman" w:cs="Times New Roman"/>
+          <w:sz w:val="28"/>
+          <w:szCs w:val="28"/>
+        </w:rPr>
+        <w:t xml:space="preserve"> – </w:t>
+      </w:r>
+      <w:r>
+        <w:rPr>
+          <w:rFonts w:ascii="Times New Roman" w:hAnsi="Times New Roman" w:cs="Times New Roman"/>
+          <w:sz w:val="28"/>
+          <w:szCs w:val="28"/>
+        </w:rPr>
+        <w:t>мнимая</w:t>
+      </w:r>
+      <w:r>
+        <w:rPr>
+          <w:rFonts w:ascii="Times New Roman" w:hAnsi="Times New Roman" w:cs="Times New Roman"/>
+          <w:sz w:val="28"/>
+          <w:szCs w:val="28"/>
+        </w:rPr>
+        <w:t xml:space="preserve"> часть</w:t>
+      </w:r>
+      <w:r>
+        <w:rPr>
+          <w:rFonts w:ascii="Times New Roman" w:hAnsi="Times New Roman" w:cs="Times New Roman"/>
+          <w:sz w:val="28"/>
+          <w:szCs w:val="28"/>
+        </w:rPr>
+        <w:t xml:space="preserve"> импеданса.</w:t>
+      </w:r>
+    </w:p>
+    <w:p>
+      <w:pPr>
+        <w:spacing w:line="360" w:lineRule="auto"/>
+        <w:ind w:firstLine="709"/>
+        <w:jc w:val="both"/>
+        <w:rPr>
+          <w:rFonts w:ascii="Times New Roman" w:hAnsi="Times New Roman" w:cs="Times New Roman"/>
+          <w:sz w:val="28"/>
+          <w:szCs w:val="28"/>
+          <w:lang w:val="en-US"/>
+        </w:rPr>
+      </w:pPr>
+      <w:r>
+        <w:rPr>
+          <w:rFonts w:ascii="Times New Roman" w:hAnsi="Times New Roman" w:cs="Times New Roman"/>
+          <w:sz w:val="28"/>
+          <w:szCs w:val="28"/>
+        </w:rPr>
+        <w:t xml:space="preserve">Действительная часть соответствует </w:t>
+      </w:r>
+      <w:r>
+        <w:rPr>
+          <w:rFonts w:ascii="Times New Roman" w:hAnsi="Times New Roman" w:cs="Times New Roman"/>
+          <w:sz w:val="28"/>
+          <w:szCs w:val="28"/>
+          <w:highlight w:val="yellow"/>
+        </w:rPr>
+        <w:t>диссипативным</w:t>
+      </w:r>
+      <w:r>
+        <w:rPr>
+          <w:rFonts w:ascii="Times New Roman" w:hAnsi="Times New Roman" w:cs="Times New Roman"/>
+          <w:sz w:val="28"/>
+          <w:szCs w:val="28"/>
+        </w:rPr>
+        <w:t xml:space="preserve"> потерям</w:t>
+      </w:r>
+      <w:r>
+        <w:rPr>
+          <w:rFonts w:ascii="Times New Roman" w:hAnsi="Times New Roman" w:cs="Times New Roman"/>
+          <w:sz w:val="28"/>
+          <w:szCs w:val="28"/>
+        </w:rPr>
+        <w:t xml:space="preserve"> </w:t>
+      </w:r>
+      <w:r>
+        <w:rPr>
+          <w:rFonts w:ascii="Times New Roman" w:hAnsi="Times New Roman" w:cs="Times New Roman"/>
+          <w:sz w:val="28"/>
+          <w:szCs w:val="28"/>
+        </w:rPr>
+        <w:t xml:space="preserve">энергии, а мнимая отражает </w:t>
+      </w:r>
+      <w:proofErr w:type="spellStart"/>
+      <w:r>
+        <w:rPr>
+          <w:rFonts w:ascii="Times New Roman" w:hAnsi="Times New Roman" w:cs="Times New Roman"/>
+          <w:sz w:val="28"/>
+          <w:szCs w:val="28"/>
+        </w:rPr>
+        <w:t>энергонакопление</w:t>
+      </w:r>
+      <w:proofErr w:type="spellEnd"/>
+      <w:r>
+        <w:rPr>
+          <w:rFonts w:ascii="Times New Roman" w:hAnsi="Times New Roman" w:cs="Times New Roman"/>
+          <w:sz w:val="28"/>
+          <w:szCs w:val="28"/>
+        </w:rPr>
+        <w:t xml:space="preserve"> и задержанные отклики системы.</w:t>
+      </w:r>
+      <w:r>
+        <w:rPr>
+          <w:rFonts w:ascii="Times New Roman" w:hAnsi="Times New Roman" w:cs="Times New Roman"/>
+          <w:sz w:val="28"/>
+          <w:szCs w:val="28"/>
+        </w:rPr>
+        <w:t xml:space="preserve"> </w:t>
+      </w:r>
+      <w:r>
+        <w:rPr>
+          <w:rFonts w:ascii="Times New Roman" w:hAnsi="Times New Roman" w:cs="Times New Roman"/>
+          <w:sz w:val="28"/>
+          <w:szCs w:val="28"/>
+        </w:rPr>
+        <w:t>На этой основе строятся две классические формы</w:t>
+      </w:r>
+      <w:r>
+        <w:rPr>
+          <w:rFonts w:ascii="Times New Roman" w:hAnsi="Times New Roman" w:cs="Times New Roman"/>
+          <w:sz w:val="28"/>
+          <w:szCs w:val="28"/>
+        </w:rPr>
+        <w:t xml:space="preserve"> </w:t>
+      </w:r>
+      <w:r>
+        <w:rPr>
+          <w:rFonts w:ascii="Times New Roman" w:hAnsi="Times New Roman" w:cs="Times New Roman"/>
+          <w:sz w:val="28"/>
+          <w:szCs w:val="28"/>
+        </w:rPr>
+        <w:t xml:space="preserve">представления результатов: диаграмма </w:t>
+      </w:r>
+      <w:r>
+        <w:rPr>
+          <w:rFonts w:ascii="Times New Roman" w:hAnsi="Times New Roman" w:cs="Times New Roman"/>
+          <w:sz w:val="28"/>
+          <w:szCs w:val="28"/>
+        </w:rPr>
+        <w:lastRenderedPageBreak/>
+        <w:t>Найквиста, на которой откладываются</w:t>
+      </w:r>
+      <w:r>
+        <w:rPr>
+          <w:rFonts w:ascii="Times New Roman" w:hAnsi="Times New Roman" w:cs="Times New Roman"/>
+          <w:sz w:val="28"/>
+          <w:szCs w:val="28"/>
+        </w:rPr>
+        <w:t xml:space="preserve"> </w:t>
+      </w:r>
+      <w:r>
+        <w:rPr>
+          <w:rFonts w:ascii="Times New Roman" w:hAnsi="Times New Roman" w:cs="Times New Roman"/>
+          <w:sz w:val="28"/>
+          <w:szCs w:val="28"/>
+          <w:lang w:val="en-US"/>
+        </w:rPr>
+        <w:t>Z</w:t>
+      </w:r>
+      <w:r>
+        <w:rPr>
+          <w:rFonts w:ascii="Times New Roman" w:hAnsi="Times New Roman" w:cs="Times New Roman"/>
+          <w:sz w:val="28"/>
+          <w:szCs w:val="28"/>
+        </w:rPr>
+        <w:t xml:space="preserve">’ и </w:t>
+      </w:r>
+      <w:r>
+        <w:rPr>
+          <w:rFonts w:ascii="Times New Roman" w:hAnsi="Times New Roman" w:cs="Times New Roman"/>
+          <w:i/>
+          <w:iCs/>
+          <w:sz w:val="28"/>
+          <w:szCs w:val="28"/>
+        </w:rPr>
+        <w:t>-</w:t>
+      </w:r>
+      <w:r>
+        <w:rPr>
+          <w:rFonts w:ascii="Times New Roman" w:hAnsi="Times New Roman" w:cs="Times New Roman"/>
+          <w:i/>
+          <w:iCs/>
+          <w:sz w:val="28"/>
+          <w:szCs w:val="28"/>
+          <w:lang w:val="en-US"/>
+        </w:rPr>
+        <w:t>Z</w:t>
+      </w:r>
+      <w:r>
+        <w:rPr>
+          <w:rFonts w:ascii="Times New Roman" w:hAnsi="Times New Roman" w:cs="Times New Roman"/>
+          <w:i/>
+          <w:iCs/>
+          <w:sz w:val="28"/>
+          <w:szCs w:val="28"/>
+        </w:rPr>
+        <w:t>”</w:t>
+      </w:r>
+      <w:r>
+        <w:rPr>
+          <w:rFonts w:ascii="Times New Roman" w:hAnsi="Times New Roman" w:cs="Times New Roman"/>
+          <w:sz w:val="28"/>
+          <w:szCs w:val="28"/>
+        </w:rPr>
+        <w:t xml:space="preserve">, </w:t>
+      </w:r>
+      <w:r>
+        <w:rPr>
+          <w:rFonts w:ascii="Times New Roman" w:hAnsi="Times New Roman" w:cs="Times New Roman"/>
+          <w:sz w:val="28"/>
+          <w:szCs w:val="28"/>
+        </w:rPr>
+        <w:t xml:space="preserve">и диаграмма Боде, где анализируются модуль </w:t>
+      </w:r>
+      <w:r>
+        <w:rPr>
+          <w:rFonts w:ascii="Cambria Math" w:hAnsi="Cambria Math" w:cs="Cambria Math"/>
+          <w:sz w:val="28"/>
+          <w:szCs w:val="28"/>
+        </w:rPr>
+        <w:t>∣</w:t>
+      </w:r>
+      <w:r>
+        <w:rPr>
+          <w:rFonts w:ascii="Times New Roman" w:hAnsi="Times New Roman" w:cs="Times New Roman"/>
+          <w:i/>
+          <w:iCs/>
+          <w:sz w:val="28"/>
+          <w:szCs w:val="28"/>
+        </w:rPr>
+        <w:t>Z</w:t>
+      </w:r>
+      <w:r>
+        <w:rPr>
+          <w:rFonts w:ascii="Cambria Math" w:hAnsi="Cambria Math" w:cs="Cambria Math"/>
+          <w:sz w:val="28"/>
+          <w:szCs w:val="28"/>
+        </w:rPr>
+        <w:t>∣</w:t>
+      </w:r>
+      <w:r>
+        <w:rPr>
+          <w:rFonts w:ascii="Times New Roman" w:hAnsi="Times New Roman" w:cs="Times New Roman"/>
+          <w:sz w:val="28"/>
+          <w:szCs w:val="28"/>
+        </w:rPr>
+        <w:t xml:space="preserve"> </w:t>
+      </w:r>
+      <w:r>
+        <w:rPr>
+          <w:rFonts w:ascii="Times New Roman" w:hAnsi="Times New Roman" w:cs="Times New Roman"/>
+          <w:sz w:val="28"/>
+          <w:szCs w:val="28"/>
+        </w:rPr>
+        <w:t>и фазовый угол</w:t>
+      </w:r>
+      <w:r>
+        <w:rPr>
+          <w:rFonts w:ascii="Times New Roman" w:hAnsi="Times New Roman" w:cs="Times New Roman"/>
+          <w:sz w:val="28"/>
+          <w:szCs w:val="28"/>
+        </w:rPr>
+        <w:t xml:space="preserve"> φ </w:t>
+      </w:r>
+      <w:r>
+        <w:rPr>
+          <w:rFonts w:ascii="Times New Roman" w:hAnsi="Times New Roman" w:cs="Times New Roman"/>
+          <w:sz w:val="28"/>
+          <w:szCs w:val="28"/>
+        </w:rPr>
+        <w:t>как функции частоты</w:t>
+      </w:r>
+      <w:r>
+        <w:rPr>
+          <w:rFonts w:ascii="Times New Roman" w:hAnsi="Times New Roman" w:cs="Times New Roman"/>
+          <w:sz w:val="28"/>
+          <w:szCs w:val="28"/>
+        </w:rPr>
+        <w:t xml:space="preserve">. </w:t>
+      </w:r>
+      <w:r>
+        <w:rPr>
+          <w:rFonts w:ascii="Times New Roman" w:hAnsi="Times New Roman" w:cs="Times New Roman"/>
+          <w:sz w:val="28"/>
+          <w:szCs w:val="28"/>
+        </w:rPr>
+        <w:t>Современные руководства и обзоры по EIS подчёркивают, что диаграмма Найквиста удобна для</w:t>
+      </w:r>
+      <w:r>
+        <w:rPr>
+          <w:rFonts w:ascii="Times New Roman" w:hAnsi="Times New Roman" w:cs="Times New Roman"/>
+          <w:sz w:val="28"/>
+          <w:szCs w:val="28"/>
+        </w:rPr>
+        <w:t xml:space="preserve"> </w:t>
+      </w:r>
+      <w:r>
+        <w:rPr>
+          <w:rFonts w:ascii="Times New Roman" w:hAnsi="Times New Roman" w:cs="Times New Roman"/>
+          <w:sz w:val="28"/>
+          <w:szCs w:val="28"/>
+        </w:rPr>
+        <w:t xml:space="preserve">интерпретации эквивалентных схем и выделения полукругов </w:t>
+      </w:r>
+      <w:proofErr w:type="spellStart"/>
+      <w:r>
+        <w:rPr>
+          <w:rFonts w:ascii="Times New Roman" w:hAnsi="Times New Roman" w:cs="Times New Roman"/>
+          <w:sz w:val="28"/>
+          <w:szCs w:val="28"/>
+          <w:highlight w:val="yellow"/>
+        </w:rPr>
+        <w:t>зарядопереноса</w:t>
+      </w:r>
+      <w:proofErr w:type="spellEnd"/>
+      <w:r>
+        <w:rPr>
+          <w:rFonts w:ascii="Times New Roman" w:hAnsi="Times New Roman" w:cs="Times New Roman"/>
+          <w:sz w:val="28"/>
+          <w:szCs w:val="28"/>
+        </w:rPr>
+        <w:t>, тогда как диаграмма Боде даёт более наглядное представление о частотных диапазонах доминирующих процессов.</w:t>
+      </w:r>
+    </w:p>
+    <w:p>
+      <w:pPr>
+        <w:spacing w:line="360" w:lineRule="auto"/>
+        <w:ind w:firstLine="709"/>
+        <w:jc w:val="both"/>
+        <w:rPr>
+          <w:rFonts w:ascii="Times New Roman" w:hAnsi="Times New Roman" w:cs="Times New Roman"/>
+          <w:sz w:val="28"/>
+          <w:szCs w:val="28"/>
+          <w:lang w:val="en-US"/>
+        </w:rPr>
+      </w:pPr>
+      <w:r>
+        <w:rPr>
+          <w:rFonts w:ascii="Times New Roman" w:hAnsi="Times New Roman" w:cs="Times New Roman"/>
+          <w:sz w:val="28"/>
+          <w:szCs w:val="28"/>
+        </w:rPr>
+        <w:t xml:space="preserve">Для инженерного анализа аккумуляторных систем наиболее распространённой является эквивалентная схема </w:t>
+      </w:r>
+      <w:proofErr w:type="spellStart"/>
+      <w:r>
+        <w:rPr>
+          <w:rFonts w:ascii="Times New Roman" w:hAnsi="Times New Roman" w:cs="Times New Roman"/>
+          <w:sz w:val="28"/>
+          <w:szCs w:val="28"/>
+        </w:rPr>
+        <w:t>Рэндлса</w:t>
+      </w:r>
+      <w:proofErr w:type="spellEnd"/>
+      <w:r>
+        <w:rPr>
+          <w:rFonts w:ascii="Times New Roman" w:hAnsi="Times New Roman" w:cs="Times New Roman"/>
+          <w:sz w:val="28"/>
+          <w:szCs w:val="28"/>
+        </w:rPr>
+        <w:t xml:space="preserve"> или её модификации. В простейшем варианте схема содержит омическое сопротивление</w:t>
+      </w:r>
+      <w:r>
+        <w:rPr>
+          <w:rFonts w:ascii="Times New Roman" w:hAnsi="Times New Roman" w:cs="Times New Roman"/>
+          <w:sz w:val="28"/>
+          <w:szCs w:val="28"/>
+        </w:rPr>
+        <w:t xml:space="preserve"> </w:t>
+      </w:r>
+      <w:r>
+        <w:rPr>
+          <w:rFonts w:ascii="Times New Roman" w:hAnsi="Times New Roman" w:cs="Times New Roman"/>
+          <w:i/>
+          <w:iCs/>
+          <w:sz w:val="28"/>
+          <w:szCs w:val="28"/>
+          <w:lang w:val="en-US"/>
+        </w:rPr>
+        <w:t>R</w:t>
+      </w:r>
+      <w:r>
+        <w:rPr>
+          <w:rFonts w:ascii="Times New Roman" w:hAnsi="Times New Roman" w:cs="Times New Roman"/>
+          <w:i/>
+          <w:iCs/>
+          <w:sz w:val="28"/>
+          <w:szCs w:val="28"/>
+          <w:vertAlign w:val="subscript"/>
+          <w:lang w:val="en-US"/>
+        </w:rPr>
+        <w:t>Ω</w:t>
+      </w:r>
+      <w:r>
+        <w:rPr>
+          <w:rFonts w:ascii="Times New Roman" w:hAnsi="Times New Roman" w:cs="Times New Roman"/>
+          <w:sz w:val="28"/>
+          <w:szCs w:val="28"/>
+        </w:rPr>
+        <w:t xml:space="preserve">, </w:t>
+      </w:r>
+      <w:r>
+        <w:rPr>
+          <w:rFonts w:ascii="Times New Roman" w:hAnsi="Times New Roman" w:cs="Times New Roman"/>
+          <w:sz w:val="28"/>
+          <w:szCs w:val="28"/>
+        </w:rPr>
+        <w:t>параллельное соединение сопротивления</w:t>
+      </w:r>
+      <w:r>
+        <w:rPr>
+          <w:rFonts w:ascii="Times New Roman" w:hAnsi="Times New Roman" w:cs="Times New Roman"/>
+          <w:sz w:val="28"/>
+          <w:szCs w:val="28"/>
+        </w:rPr>
+        <w:t xml:space="preserve"> </w:t>
+      </w:r>
+      <w:r>
+        <w:rPr>
+          <w:rFonts w:ascii="Times New Roman" w:hAnsi="Times New Roman" w:cs="Times New Roman"/>
+          <w:sz w:val="28"/>
+          <w:szCs w:val="28"/>
+        </w:rPr>
+        <w:t>переноса заряда</w:t>
+      </w:r>
+      <w:r>
+        <w:rPr>
+          <w:rFonts w:ascii="Times New Roman" w:hAnsi="Times New Roman" w:cs="Times New Roman"/>
+          <w:sz w:val="28"/>
+          <w:szCs w:val="28"/>
+        </w:rPr>
+        <w:t xml:space="preserve"> </w:t>
+      </w:r>
+      <w:proofErr w:type="spellStart"/>
+      <w:r>
+        <w:rPr>
+          <w:rFonts w:ascii="Times New Roman" w:hAnsi="Times New Roman" w:cs="Times New Roman"/>
+          <w:i/>
+          <w:iCs/>
+          <w:sz w:val="28"/>
+          <w:szCs w:val="28"/>
+          <w:lang w:val="en-US"/>
+        </w:rPr>
+        <w:t>R</w:t>
+      </w:r>
+      <w:r>
+        <w:rPr>
+          <w:rFonts w:ascii="Times New Roman" w:hAnsi="Times New Roman" w:cs="Times New Roman"/>
+          <w:i/>
+          <w:iCs/>
+          <w:sz w:val="28"/>
+          <w:szCs w:val="28"/>
+          <w:vertAlign w:val="subscript"/>
+          <w:lang w:val="en-US"/>
+        </w:rPr>
+        <w:t>ct</w:t>
+      </w:r>
+      <w:proofErr w:type="spellEnd"/>
+      <w:r>
+        <w:rPr>
+          <w:rFonts w:ascii="Times New Roman" w:hAnsi="Times New Roman" w:cs="Times New Roman"/>
+          <w:sz w:val="28"/>
+          <w:szCs w:val="28"/>
+        </w:rPr>
+        <w:t xml:space="preserve"> </w:t>
+      </w:r>
+      <w:r>
+        <w:rPr>
+          <w:rFonts w:ascii="Times New Roman" w:hAnsi="Times New Roman" w:cs="Times New Roman"/>
+          <w:sz w:val="28"/>
+          <w:szCs w:val="28"/>
+        </w:rPr>
+        <w:t>и ёмкости двойного электрического слоя</w:t>
+      </w:r>
+      <w:r>
+        <w:rPr>
+          <w:rFonts w:ascii="Times New Roman" w:hAnsi="Times New Roman" w:cs="Times New Roman"/>
+          <w:sz w:val="28"/>
+          <w:szCs w:val="28"/>
+        </w:rPr>
+        <w:t xml:space="preserve"> </w:t>
+      </w:r>
+      <w:proofErr w:type="spellStart"/>
+      <w:r>
+        <w:rPr>
+          <w:rFonts w:ascii="Times New Roman" w:hAnsi="Times New Roman" w:cs="Times New Roman"/>
+          <w:i/>
+          <w:iCs/>
+          <w:sz w:val="28"/>
+          <w:szCs w:val="28"/>
+          <w:lang w:val="en-US"/>
+        </w:rPr>
+        <w:t>C</w:t>
+      </w:r>
+      <w:r>
+        <w:rPr>
+          <w:rFonts w:ascii="Times New Roman" w:hAnsi="Times New Roman" w:cs="Times New Roman"/>
+          <w:i/>
+          <w:iCs/>
+          <w:sz w:val="28"/>
+          <w:szCs w:val="28"/>
+          <w:vertAlign w:val="subscript"/>
+          <w:lang w:val="en-US"/>
+        </w:rPr>
+        <w:t>dl</w:t>
+      </w:r>
+      <w:proofErr w:type="spellEnd"/>
+      <w:r>
+        <w:rPr>
+          <w:rFonts w:ascii="Times New Roman" w:hAnsi="Times New Roman" w:cs="Times New Roman"/>
+          <w:sz w:val="28"/>
+          <w:szCs w:val="28"/>
+        </w:rPr>
+        <w:t xml:space="preserve">, </w:t>
+      </w:r>
+      <w:r>
+        <w:rPr>
+          <w:rFonts w:ascii="Times New Roman" w:hAnsi="Times New Roman" w:cs="Times New Roman"/>
+          <w:sz w:val="28"/>
+          <w:szCs w:val="28"/>
+        </w:rPr>
+        <w:t>а также диффузионный элемент Варбурга</w:t>
+      </w:r>
+      <w:r>
+        <w:rPr>
+          <w:rFonts w:ascii="Times New Roman" w:hAnsi="Times New Roman" w:cs="Times New Roman"/>
+          <w:sz w:val="28"/>
+          <w:szCs w:val="28"/>
+        </w:rPr>
+        <w:t xml:space="preserve"> </w:t>
+      </w:r>
+      <w:proofErr w:type="spellStart"/>
+      <w:r>
+        <w:rPr>
+          <w:rFonts w:ascii="Times New Roman" w:hAnsi="Times New Roman" w:cs="Times New Roman"/>
+          <w:i/>
+          <w:iCs/>
+          <w:sz w:val="28"/>
+          <w:szCs w:val="28"/>
+          <w:lang w:val="en-US"/>
+        </w:rPr>
+        <w:t>Z</w:t>
+      </w:r>
+      <w:r>
+        <w:rPr>
+          <w:rFonts w:ascii="Times New Roman" w:hAnsi="Times New Roman" w:cs="Times New Roman"/>
+          <w:i/>
+          <w:iCs/>
+          <w:sz w:val="28"/>
+          <w:szCs w:val="28"/>
+          <w:vertAlign w:val="subscript"/>
+          <w:lang w:val="en-US"/>
+        </w:rPr>
+        <w:t>w</w:t>
+      </w:r>
+      <w:proofErr w:type="spellEnd"/>
+      <w:r>
+        <w:rPr>
+          <w:rFonts w:ascii="Times New Roman" w:hAnsi="Times New Roman" w:cs="Times New Roman"/>
+          <w:sz w:val="28"/>
+          <w:szCs w:val="28"/>
+        </w:rPr>
+        <w:t xml:space="preserve">. </w:t>
+      </w:r>
+      <w:r>
+        <w:rPr>
+          <w:rFonts w:ascii="Times New Roman" w:hAnsi="Times New Roman" w:cs="Times New Roman"/>
+          <w:sz w:val="28"/>
+          <w:szCs w:val="28"/>
+        </w:rPr>
+        <w:t>Такая схема используется не потому, что полностью воспроизводит реальную пространственно-распределённую электрохимию, а потому, что позволяет свести сложный спектр к набору параметров с физически интерпретируемым смыслом.</w:t>
+      </w:r>
+      <w:r>
+        <w:rPr>
+          <w:rFonts w:ascii="Times New Roman" w:hAnsi="Times New Roman" w:cs="Times New Roman"/>
+          <w:sz w:val="28"/>
+          <w:szCs w:val="28"/>
+        </w:rPr>
+        <w:t xml:space="preserve"> </w:t>
+      </w:r>
+      <w:r>
+        <w:rPr>
+          <w:rFonts w:ascii="Times New Roman" w:hAnsi="Times New Roman" w:cs="Times New Roman"/>
+          <w:sz w:val="28"/>
+          <w:szCs w:val="28"/>
+        </w:rPr>
+        <w:t xml:space="preserve">В современных работах по </w:t>
+      </w:r>
+      <w:proofErr w:type="spellStart"/>
+      <w:r>
+        <w:rPr>
+          <w:rFonts w:ascii="Times New Roman" w:hAnsi="Times New Roman" w:cs="Times New Roman"/>
+          <w:sz w:val="28"/>
+          <w:szCs w:val="28"/>
+          <w:highlight w:val="yellow"/>
+        </w:rPr>
+        <w:t>battery</w:t>
+      </w:r>
+      <w:proofErr w:type="spellEnd"/>
+      <w:r>
+        <w:rPr>
+          <w:rFonts w:ascii="Times New Roman" w:hAnsi="Times New Roman" w:cs="Times New Roman"/>
+          <w:sz w:val="28"/>
+          <w:szCs w:val="28"/>
+          <w:highlight w:val="yellow"/>
+        </w:rPr>
+        <w:t xml:space="preserve"> EIS</w:t>
+      </w:r>
+      <w:r>
+        <w:rPr>
+          <w:rFonts w:ascii="Times New Roman" w:hAnsi="Times New Roman" w:cs="Times New Roman"/>
+          <w:sz w:val="28"/>
+          <w:szCs w:val="28"/>
+        </w:rPr>
+        <w:t xml:space="preserve"> подчёркивается, что корректная эквивалентная схема должна строиться из понимания физики системы, а не только из удобства </w:t>
+      </w:r>
+      <w:proofErr w:type="spellStart"/>
+      <w:r>
+        <w:rPr>
+          <w:rFonts w:ascii="Times New Roman" w:hAnsi="Times New Roman" w:cs="Times New Roman"/>
+          <w:sz w:val="28"/>
+          <w:szCs w:val="28"/>
+          <w:highlight w:val="yellow"/>
+        </w:rPr>
+        <w:t>curve</w:t>
+      </w:r>
+      <w:proofErr w:type="spellEnd"/>
+      <w:r>
+        <w:rPr>
+          <w:rFonts w:ascii="Times New Roman" w:hAnsi="Times New Roman" w:cs="Times New Roman"/>
+          <w:sz w:val="28"/>
+          <w:szCs w:val="28"/>
+          <w:highlight w:val="yellow"/>
+        </w:rPr>
+        <w:t xml:space="preserve"> </w:t>
+      </w:r>
+      <w:proofErr w:type="spellStart"/>
+      <w:r>
+        <w:rPr>
+          <w:rFonts w:ascii="Times New Roman" w:hAnsi="Times New Roman" w:cs="Times New Roman"/>
+          <w:sz w:val="28"/>
+          <w:szCs w:val="28"/>
+          <w:highlight w:val="yellow"/>
+        </w:rPr>
+        <w:t>fitting</w:t>
+      </w:r>
+      <w:proofErr w:type="spellEnd"/>
+      <w:r>
+        <w:rPr>
+          <w:rFonts w:ascii="Times New Roman" w:hAnsi="Times New Roman" w:cs="Times New Roman"/>
+          <w:sz w:val="28"/>
+          <w:szCs w:val="28"/>
+        </w:rPr>
+        <w:t>.</w:t>
+      </w:r>
+    </w:p>
+    <w:p>
+      <w:pPr>
+        <w:spacing w:line="360" w:lineRule="auto"/>
+        <w:ind w:firstLine="709"/>
+        <w:jc w:val="both"/>
+        <w:rPr>
+          <w:rFonts w:ascii="Times New Roman" w:hAnsi="Times New Roman" w:cs="Times New Roman"/>
+          <w:sz w:val="28"/>
+          <w:szCs w:val="28"/>
+          <w:lang w:val="en-US"/>
+        </w:rPr>
+      </w:pPr>
+      <w:r>
+        <w:rPr>
+          <w:rFonts w:ascii="Times New Roman" w:hAnsi="Times New Roman" w:cs="Times New Roman"/>
+          <w:sz w:val="28"/>
+          <w:szCs w:val="28"/>
+        </w:rPr>
+        <w:t xml:space="preserve">Для последующего анализа в диссертации в качестве базовой используется эквивалентная схема, включающая омическое сопротивление, ветвь </w:t>
+      </w:r>
+      <w:proofErr w:type="spellStart"/>
+      <w:r>
+        <w:rPr>
+          <w:rFonts w:ascii="Times New Roman" w:hAnsi="Times New Roman" w:cs="Times New Roman"/>
+          <w:sz w:val="28"/>
+          <w:szCs w:val="28"/>
+        </w:rPr>
+        <w:t>зарядопереноса</w:t>
+      </w:r>
+      <w:proofErr w:type="spellEnd"/>
+      <w:r>
+        <w:rPr>
+          <w:rFonts w:ascii="Times New Roman" w:hAnsi="Times New Roman" w:cs="Times New Roman"/>
+          <w:sz w:val="28"/>
+          <w:szCs w:val="28"/>
+        </w:rPr>
+        <w:t xml:space="preserve"> и ёмкости двойного слоя, а также диффузионный элемент Варбурга. Именно она образует минимально достаточный набор параметров, позволяющий связать измеряемый спектр с </w:t>
+      </w:r>
+      <w:proofErr w:type="spellStart"/>
+      <w:r>
+        <w:rPr>
+          <w:rFonts w:ascii="Times New Roman" w:hAnsi="Times New Roman" w:cs="Times New Roman"/>
+          <w:sz w:val="28"/>
+          <w:szCs w:val="28"/>
+        </w:rPr>
+        <w:t>деградационными</w:t>
+      </w:r>
+      <w:proofErr w:type="spellEnd"/>
+      <w:r>
+        <w:rPr>
+          <w:rFonts w:ascii="Times New Roman" w:hAnsi="Times New Roman" w:cs="Times New Roman"/>
+          <w:sz w:val="28"/>
+          <w:szCs w:val="28"/>
+        </w:rPr>
+        <w:t xml:space="preserve"> процессами в батарее.</w:t>
+      </w:r>
+    </w:p>
+    <w:p>
+      <w:pPr>
+        <w:spacing w:line="360" w:lineRule="auto"/>
+        <w:ind w:firstLine="709"/>
+        <w:jc w:val="both"/>
+        <w:rPr>
+          <w:rFonts w:ascii="Times New Roman" w:hAnsi="Times New Roman" w:cs="Times New Roman"/>
+          <w:sz w:val="28"/>
+          <w:szCs w:val="28"/>
+          <w:lang w:val="en-US"/>
+        </w:rPr>
+      </w:pPr>
+    </w:p>
+    <w:p>
+      <w:pPr>
+        <w:spacing w:line="360" w:lineRule="auto"/>
+        <w:ind w:firstLine="709"/>
+        <w:jc w:val="both"/>
+        <w:rPr>
+          <w:rFonts w:ascii="Times New Roman" w:hAnsi="Times New Roman" w:cs="Times New Roman"/>
+          <w:sz w:val="28"/>
+          <w:szCs w:val="28"/>
+          <w:lang w:val="en-US"/>
+        </w:rPr>
+      </w:pPr>
+      <w:r>
+        <w:rPr>
+          <w:noProof/>
+        </w:rPr>
+        <w:lastRenderedPageBreak/>
+        <w:drawing>
+          <wp:inline distT="0" distB="0" distL="0" distR="0" wp14:anchorId="6873A2FB" wp14:editId="5D3DABD3">
+            <wp:extent cx="6119495" cy="2041525"/>
+            <wp:effectExtent l="0" t="0" r="0" b="0"/>
+            <wp:docPr id="1646864295" name="Рисунок 1"/>
+            <wp:cNvGraphicFramePr>
+              <a:graphicFrameLocks xmlns:a="http://schemas.openxmlformats.org/drawingml/2006/main" noChangeAspect="1"/>
+            </wp:cNvGraphicFramePr>
+            <a:graphic xmlns:a="http://schemas.openxmlformats.org/drawingml/2006/main">
+              <a:graphicData uri="http://schemas.openxmlformats.org/drawingml/2006/picture">
+                <pic:pic xmlns:pic="http://schemas.openxmlformats.org/drawingml/2006/picture">
+                  <pic:nvPicPr>
+                    <pic:cNvPr id="0" name="Picture 57"/>
+                    <pic:cNvPicPr>
+                      <a:picLocks noChangeAspect="1" noChangeArrowheads="1"/>
+                    </pic:cNvPicPr>
+                  </pic:nvPicPr>
+                  <pic:blipFill>
+                    <a:blip r:embed="rId108" cstate="print">
+                      <a:extLst>
+                        <a:ext uri="{28A0092B-C50C-407E-A947-70E740481C1C}">
+                          <a14:useLocalDpi xmlns:a14="http://schemas.microsoft.com/office/drawing/2010/main" val="0"/>
+                        </a:ext>
+                      </a:extLst>
+                    </a:blip>
+                    <a:srcRect/>
+                    <a:stretch>
+                      <a:fillRect/>
+                    </a:stretch>
+                  </pic:blipFill>
+                  <pic:spPr bwMode="auto">
+                    <a:xfrm>
+                      <a:off x="0" y="0"/>
+                      <a:ext cx="6119495" cy="2041525"/>
+                    </a:xfrm>
+                    <a:prstGeom prst="rect">
+                      <a:avLst/>
+                    </a:prstGeom>
+                    <a:noFill/>
+                    <a:ln>
+                      <a:noFill/>
+                    </a:ln>
+                  </pic:spPr>
+                </pic:pic>
+              </a:graphicData>
+            </a:graphic>
+          </wp:inline>
+        </w:drawing>
+      </w:r>
+    </w:p>
+    <w:p>
+      <w:pPr>
+        <w:spacing w:line="360" w:lineRule="auto"/>
+        <w:ind w:firstLine="709"/>
+        <w:jc w:val="both"/>
+        <w:rPr>
+          <w:rFonts w:ascii="Times New Roman" w:hAnsi="Times New Roman" w:cs="Times New Roman"/>
+          <w:sz w:val="28"/>
+          <w:szCs w:val="28"/>
+          <w:lang w:val="en-US"/>
+        </w:rPr>
+      </w:pPr>
+      <w:r>
+        <w:rPr>
+          <w:rFonts w:ascii="Times New Roman" w:hAnsi="Times New Roman" w:cs="Times New Roman"/>
+          <w:sz w:val="28"/>
+          <w:szCs w:val="28"/>
+        </w:rPr>
+        <w:t>Рисунок 1.11 — Эквивалентная схема импедансной модели тяговой аккумуляторной батареи</w:t>
+      </w:r>
+    </w:p>
+    <w:p>
+      <w:pPr>
+        <w:spacing w:line="360" w:lineRule="auto"/>
+        <w:ind w:firstLine="709"/>
+        <w:jc w:val="both"/>
+        <w:rPr>
+          <w:rFonts w:ascii="Times New Roman" w:hAnsi="Times New Roman" w:cs="Times New Roman"/>
+          <w:sz w:val="28"/>
+          <w:szCs w:val="28"/>
+          <w:lang w:val="en-US"/>
+        </w:rPr>
+      </w:pPr>
+    </w:p>
+    <w:p>
+      <w:pPr>
+        <w:spacing w:line="360" w:lineRule="auto"/>
+        <w:ind w:firstLine="709"/>
+        <w:jc w:val="both"/>
+        <w:rPr>
+          <w:rFonts w:ascii="Times New Roman" w:hAnsi="Times New Roman" w:cs="Times New Roman"/>
+          <w:sz w:val="28"/>
+          <w:szCs w:val="28"/>
+        </w:rPr>
+      </w:pPr>
+      <w:r>
+        <w:rPr>
+          <w:rFonts w:ascii="Times New Roman" w:hAnsi="Times New Roman" w:cs="Times New Roman"/>
+          <w:sz w:val="28"/>
+          <w:szCs w:val="28"/>
+        </w:rPr>
+        <w:t>На рисунке представлена базовая эквивалентная схема, состоящая из омического сопротивления</w:t>
+      </w:r>
+      <w:r>
+        <w:rPr>
+          <w:rFonts w:ascii="Times New Roman" w:hAnsi="Times New Roman" w:cs="Times New Roman"/>
+          <w:sz w:val="28"/>
+          <w:szCs w:val="28"/>
+        </w:rPr>
+        <w:t xml:space="preserve"> </w:t>
+      </w:r>
+      <w:r>
+        <w:rPr>
+          <w:rFonts w:ascii="Times New Roman" w:hAnsi="Times New Roman" w:cs="Times New Roman"/>
+          <w:i/>
+          <w:iCs/>
+          <w:sz w:val="28"/>
+          <w:szCs w:val="28"/>
+          <w:lang w:val="en-US"/>
+        </w:rPr>
+        <w:t>R</w:t>
+      </w:r>
+      <w:r>
+        <w:rPr>
+          <w:rFonts w:ascii="Times New Roman" w:hAnsi="Times New Roman" w:cs="Times New Roman"/>
+          <w:i/>
+          <w:iCs/>
+          <w:sz w:val="28"/>
+          <w:szCs w:val="28"/>
+          <w:vertAlign w:val="subscript"/>
+          <w:lang w:val="en-US"/>
+        </w:rPr>
+        <w:t>Ω</w:t>
+      </w:r>
+      <w:r>
+        <w:rPr>
+          <w:rFonts w:ascii="Times New Roman" w:hAnsi="Times New Roman" w:cs="Times New Roman"/>
+          <w:sz w:val="28"/>
+          <w:szCs w:val="28"/>
+        </w:rPr>
+        <w:t xml:space="preserve">, </w:t>
+      </w:r>
+      <w:r>
+        <w:rPr>
+          <w:rFonts w:ascii="Times New Roman" w:hAnsi="Times New Roman" w:cs="Times New Roman"/>
+          <w:sz w:val="28"/>
+          <w:szCs w:val="28"/>
+        </w:rPr>
+        <w:t>параллельной ветви</w:t>
+      </w:r>
+      <w:r>
+        <w:rPr>
+          <w:rFonts w:ascii="Times New Roman" w:hAnsi="Times New Roman" w:cs="Times New Roman"/>
+          <w:sz w:val="28"/>
+          <w:szCs w:val="28"/>
+        </w:rPr>
+        <w:t xml:space="preserve"> </w:t>
+      </w:r>
+      <w:proofErr w:type="spellStart"/>
+      <w:r>
+        <w:rPr>
+          <w:rFonts w:ascii="Times New Roman" w:hAnsi="Times New Roman" w:cs="Times New Roman"/>
+          <w:i/>
+          <w:iCs/>
+          <w:sz w:val="28"/>
+          <w:szCs w:val="28"/>
+          <w:lang w:val="en-US"/>
+        </w:rPr>
+        <w:t>R</w:t>
+      </w:r>
+      <w:r>
+        <w:rPr>
+          <w:rFonts w:ascii="Times New Roman" w:hAnsi="Times New Roman" w:cs="Times New Roman"/>
+          <w:i/>
+          <w:iCs/>
+          <w:sz w:val="28"/>
+          <w:szCs w:val="28"/>
+          <w:vertAlign w:val="subscript"/>
+          <w:lang w:val="en-US"/>
+        </w:rPr>
+        <w:t>ct</w:t>
+      </w:r>
+      <w:proofErr w:type="spellEnd"/>
+      <w:r>
+        <w:rPr>
+          <w:rFonts w:ascii="Times New Roman" w:hAnsi="Times New Roman" w:cs="Times New Roman"/>
+          <w:i/>
+          <w:iCs/>
+          <w:sz w:val="28"/>
+          <w:szCs w:val="28"/>
+        </w:rPr>
+        <w:t>-</w:t>
+      </w:r>
+      <w:proofErr w:type="spellStart"/>
+      <w:r>
+        <w:rPr>
+          <w:rFonts w:ascii="Times New Roman" w:hAnsi="Times New Roman" w:cs="Times New Roman"/>
+          <w:i/>
+          <w:iCs/>
+          <w:sz w:val="28"/>
+          <w:szCs w:val="28"/>
+          <w:lang w:val="en-US"/>
+        </w:rPr>
+        <w:t>C</w:t>
+      </w:r>
+      <w:r>
+        <w:rPr>
+          <w:rFonts w:ascii="Times New Roman" w:hAnsi="Times New Roman" w:cs="Times New Roman"/>
+          <w:i/>
+          <w:iCs/>
+          <w:sz w:val="28"/>
+          <w:szCs w:val="28"/>
+          <w:vertAlign w:val="subscript"/>
+          <w:lang w:val="en-US"/>
+        </w:rPr>
+        <w:t>dl</w:t>
+      </w:r>
+      <w:proofErr w:type="spellEnd"/>
+      <w:r>
+        <w:rPr>
+          <w:rFonts w:ascii="Times New Roman" w:hAnsi="Times New Roman" w:cs="Times New Roman"/>
+          <w:sz w:val="28"/>
+          <w:szCs w:val="28"/>
+        </w:rPr>
+        <w:t xml:space="preserve"> </w:t>
+      </w:r>
+      <w:r>
+        <w:rPr>
+          <w:rFonts w:ascii="Times New Roman" w:hAnsi="Times New Roman" w:cs="Times New Roman"/>
+          <w:sz w:val="28"/>
+          <w:szCs w:val="28"/>
+        </w:rPr>
+        <w:t xml:space="preserve">и </w:t>
+      </w:r>
+      <w:r>
+        <w:rPr>
+          <w:rFonts w:ascii="Times New Roman" w:hAnsi="Times New Roman" w:cs="Times New Roman"/>
+          <w:sz w:val="28"/>
+          <w:szCs w:val="28"/>
+        </w:rPr>
+        <w:t>диффузионного элемента Варбурга</w:t>
+      </w:r>
+      <w:r>
+        <w:rPr>
+          <w:rFonts w:ascii="Times New Roman" w:hAnsi="Times New Roman" w:cs="Times New Roman"/>
+          <w:sz w:val="28"/>
+          <w:szCs w:val="28"/>
+        </w:rPr>
+        <w:t xml:space="preserve"> </w:t>
+      </w:r>
+      <w:proofErr w:type="spellStart"/>
+      <w:r>
+        <w:rPr>
+          <w:rFonts w:ascii="Times New Roman" w:hAnsi="Times New Roman" w:cs="Times New Roman"/>
+          <w:sz w:val="28"/>
+          <w:szCs w:val="28"/>
+          <w:lang w:val="en-US"/>
+        </w:rPr>
+        <w:t>Z</w:t>
+      </w:r>
+      <w:r>
+        <w:rPr>
+          <w:rFonts w:ascii="Times New Roman" w:hAnsi="Times New Roman" w:cs="Times New Roman"/>
+          <w:sz w:val="28"/>
+          <w:szCs w:val="28"/>
+          <w:vertAlign w:val="subscript"/>
+          <w:lang w:val="en-US"/>
+        </w:rPr>
+        <w:t>w</w:t>
+      </w:r>
+      <w:proofErr w:type="spellEnd"/>
+      <w:r>
+        <w:rPr>
+          <w:rFonts w:ascii="Times New Roman" w:hAnsi="Times New Roman" w:cs="Times New Roman"/>
+          <w:sz w:val="28"/>
+          <w:szCs w:val="28"/>
+        </w:rPr>
+        <w:t xml:space="preserve">. </w:t>
+      </w:r>
+      <w:r>
+        <w:rPr>
+          <w:rFonts w:ascii="Times New Roman" w:hAnsi="Times New Roman" w:cs="Times New Roman"/>
+          <w:sz w:val="28"/>
+          <w:szCs w:val="28"/>
+        </w:rPr>
+        <w:t>Параметр</w:t>
+      </w:r>
+      <w:r>
+        <w:rPr>
+          <w:rFonts w:ascii="Times New Roman" w:hAnsi="Times New Roman" w:cs="Times New Roman"/>
+          <w:sz w:val="28"/>
+          <w:szCs w:val="28"/>
+        </w:rPr>
+        <w:t xml:space="preserve"> </w:t>
+      </w:r>
+      <w:r>
+        <w:rPr>
+          <w:rFonts w:ascii="Times New Roman" w:hAnsi="Times New Roman" w:cs="Times New Roman"/>
+          <w:i/>
+          <w:iCs/>
+          <w:sz w:val="28"/>
+          <w:szCs w:val="28"/>
+          <w:lang w:val="en-US"/>
+        </w:rPr>
+        <w:t>R</w:t>
+      </w:r>
+      <w:r>
+        <w:rPr>
+          <w:rFonts w:ascii="Times New Roman" w:hAnsi="Times New Roman" w:cs="Times New Roman"/>
+          <w:i/>
+          <w:iCs/>
+          <w:sz w:val="28"/>
+          <w:szCs w:val="28"/>
+          <w:vertAlign w:val="subscript"/>
+          <w:lang w:val="en-US"/>
+        </w:rPr>
+        <w:t>Ω</w:t>
+      </w:r>
+      <w:r>
+        <w:rPr>
+          <w:rFonts w:ascii="Times New Roman" w:hAnsi="Times New Roman" w:cs="Times New Roman"/>
+          <w:sz w:val="28"/>
+          <w:szCs w:val="28"/>
+        </w:rPr>
+        <w:t xml:space="preserve"> </w:t>
+      </w:r>
+      <w:r>
+        <w:rPr>
+          <w:rFonts w:ascii="Times New Roman" w:hAnsi="Times New Roman" w:cs="Times New Roman"/>
+          <w:sz w:val="28"/>
+          <w:szCs w:val="28"/>
+        </w:rPr>
+        <w:t>о</w:t>
+      </w:r>
+      <w:r>
+        <w:rPr>
+          <w:rFonts w:ascii="Times New Roman" w:hAnsi="Times New Roman" w:cs="Times New Roman"/>
+          <w:sz w:val="28"/>
+          <w:szCs w:val="28"/>
+        </w:rPr>
+        <w:t>тражает проводимость электролита, токосъёмников и контактных соединений.</w:t>
+      </w:r>
+      <w:r>
+        <w:rPr>
+          <w:rFonts w:ascii="Times New Roman" w:hAnsi="Times New Roman" w:cs="Times New Roman"/>
+          <w:sz w:val="28"/>
+          <w:szCs w:val="28"/>
+        </w:rPr>
+        <w:t xml:space="preserve"> </w:t>
+      </w:r>
+      <w:r>
+        <w:rPr>
+          <w:rFonts w:ascii="Times New Roman" w:hAnsi="Times New Roman" w:cs="Times New Roman"/>
+          <w:sz w:val="28"/>
+          <w:szCs w:val="28"/>
+        </w:rPr>
+        <w:t>Параметр</w:t>
+      </w:r>
+      <w:r>
+        <w:rPr>
+          <w:rFonts w:ascii="Times New Roman" w:hAnsi="Times New Roman" w:cs="Times New Roman"/>
+          <w:sz w:val="28"/>
+          <w:szCs w:val="28"/>
+        </w:rPr>
+        <w:t xml:space="preserve"> </w:t>
+      </w:r>
+      <w:proofErr w:type="spellStart"/>
+      <w:r>
+        <w:rPr>
+          <w:rFonts w:ascii="Times New Roman" w:hAnsi="Times New Roman" w:cs="Times New Roman"/>
+          <w:i/>
+          <w:iCs/>
+          <w:sz w:val="28"/>
+          <w:szCs w:val="28"/>
+          <w:lang w:val="en-US"/>
+        </w:rPr>
+        <w:t>R</w:t>
+      </w:r>
+      <w:r>
+        <w:rPr>
+          <w:rFonts w:ascii="Times New Roman" w:hAnsi="Times New Roman" w:cs="Times New Roman"/>
+          <w:i/>
+          <w:iCs/>
+          <w:sz w:val="28"/>
+          <w:szCs w:val="28"/>
+          <w:vertAlign w:val="subscript"/>
+          <w:lang w:val="en-US"/>
+        </w:rPr>
+        <w:t>ct</w:t>
+      </w:r>
+      <w:proofErr w:type="spellEnd"/>
+      <w:r>
+        <w:rPr>
+          <w:rFonts w:ascii="Times New Roman" w:hAnsi="Times New Roman" w:cs="Times New Roman"/>
+          <w:sz w:val="28"/>
+          <w:szCs w:val="28"/>
+        </w:rPr>
+        <w:t xml:space="preserve"> </w:t>
+      </w:r>
+      <w:r>
+        <w:rPr>
+          <w:rFonts w:ascii="Times New Roman" w:hAnsi="Times New Roman" w:cs="Times New Roman"/>
+          <w:sz w:val="28"/>
+          <w:szCs w:val="28"/>
+        </w:rPr>
+        <w:t>соответствует кинетическим ограничениям межфазной реакции.</w:t>
+      </w:r>
+      <w:r>
+        <w:rPr>
+          <w:rFonts w:ascii="Times New Roman" w:hAnsi="Times New Roman" w:cs="Times New Roman"/>
+          <w:sz w:val="28"/>
+          <w:szCs w:val="28"/>
+        </w:rPr>
+        <w:t xml:space="preserve"> </w:t>
+      </w:r>
+      <w:r>
+        <w:rPr>
+          <w:rFonts w:ascii="Times New Roman" w:hAnsi="Times New Roman" w:cs="Times New Roman"/>
+          <w:sz w:val="28"/>
+          <w:szCs w:val="28"/>
+        </w:rPr>
+        <w:t>Ёмкость</w:t>
+      </w:r>
+      <w:r>
+        <w:rPr>
+          <w:rFonts w:ascii="Times New Roman" w:hAnsi="Times New Roman" w:cs="Times New Roman"/>
+          <w:sz w:val="28"/>
+          <w:szCs w:val="28"/>
+        </w:rPr>
+        <w:t xml:space="preserve"> </w:t>
+      </w:r>
+      <w:proofErr w:type="spellStart"/>
+      <w:r>
+        <w:rPr>
+          <w:rFonts w:ascii="Times New Roman" w:hAnsi="Times New Roman" w:cs="Times New Roman"/>
+          <w:i/>
+          <w:iCs/>
+          <w:sz w:val="28"/>
+          <w:szCs w:val="28"/>
+          <w:lang w:val="en-US"/>
+        </w:rPr>
+        <w:t>C</w:t>
+      </w:r>
+      <w:r>
+        <w:rPr>
+          <w:rFonts w:ascii="Times New Roman" w:hAnsi="Times New Roman" w:cs="Times New Roman"/>
+          <w:i/>
+          <w:iCs/>
+          <w:sz w:val="28"/>
+          <w:szCs w:val="28"/>
+          <w:vertAlign w:val="subscript"/>
+          <w:lang w:val="en-US"/>
+        </w:rPr>
+        <w:t>dl</w:t>
+      </w:r>
+      <w:proofErr w:type="spellEnd"/>
+      <w:r>
+        <w:rPr>
+          <w:rFonts w:ascii="Times New Roman" w:hAnsi="Times New Roman" w:cs="Times New Roman"/>
+          <w:sz w:val="28"/>
+          <w:szCs w:val="28"/>
+        </w:rPr>
+        <w:t xml:space="preserve"> </w:t>
+      </w:r>
+      <w:r>
+        <w:rPr>
+          <w:rFonts w:ascii="Times New Roman" w:hAnsi="Times New Roman" w:cs="Times New Roman"/>
+          <w:sz w:val="28"/>
+          <w:szCs w:val="28"/>
+        </w:rPr>
+        <w:t>описывает накопление заряда в двойном</w:t>
+      </w:r>
+      <w:r>
+        <w:rPr>
+          <w:rFonts w:ascii="Times New Roman" w:hAnsi="Times New Roman" w:cs="Times New Roman"/>
+          <w:sz w:val="28"/>
+          <w:szCs w:val="28"/>
+        </w:rPr>
+        <w:t xml:space="preserve"> </w:t>
+      </w:r>
+      <w:r>
+        <w:rPr>
+          <w:rFonts w:ascii="Times New Roman" w:hAnsi="Times New Roman" w:cs="Times New Roman"/>
+          <w:sz w:val="28"/>
+          <w:szCs w:val="28"/>
+        </w:rPr>
+        <w:t>электрическом слое на границе электрод–электролит.</w:t>
+      </w:r>
+      <w:r>
+        <w:rPr>
+          <w:rFonts w:ascii="Times New Roman" w:hAnsi="Times New Roman" w:cs="Times New Roman"/>
+          <w:sz w:val="28"/>
+          <w:szCs w:val="28"/>
+        </w:rPr>
+        <w:t xml:space="preserve"> </w:t>
+      </w:r>
+      <w:r>
+        <w:rPr>
+          <w:rFonts w:ascii="Times New Roman" w:hAnsi="Times New Roman" w:cs="Times New Roman"/>
+          <w:sz w:val="28"/>
+          <w:szCs w:val="28"/>
+        </w:rPr>
+        <w:t>Элемент</w:t>
+      </w:r>
+      <w:r>
+        <w:rPr>
+          <w:rFonts w:ascii="Times New Roman" w:hAnsi="Times New Roman" w:cs="Times New Roman"/>
+          <w:sz w:val="28"/>
+          <w:szCs w:val="28"/>
+        </w:rPr>
+        <w:t xml:space="preserve"> </w:t>
+      </w:r>
+      <w:proofErr w:type="spellStart"/>
+      <w:r>
+        <w:rPr>
+          <w:rFonts w:ascii="Times New Roman" w:hAnsi="Times New Roman" w:cs="Times New Roman"/>
+          <w:sz w:val="28"/>
+          <w:szCs w:val="28"/>
+          <w:lang w:val="en-US"/>
+        </w:rPr>
+        <w:t>Z</w:t>
+      </w:r>
+      <w:r>
+        <w:rPr>
+          <w:rFonts w:ascii="Times New Roman" w:hAnsi="Times New Roman" w:cs="Times New Roman"/>
+          <w:sz w:val="28"/>
+          <w:szCs w:val="28"/>
+          <w:vertAlign w:val="subscript"/>
+          <w:lang w:val="en-US"/>
+        </w:rPr>
+        <w:t>w</w:t>
+      </w:r>
+      <w:proofErr w:type="spellEnd"/>
+      <w:r>
+        <w:rPr>
+          <w:rFonts w:ascii="Times New Roman" w:hAnsi="Times New Roman" w:cs="Times New Roman"/>
+          <w:sz w:val="28"/>
+          <w:szCs w:val="28"/>
+        </w:rPr>
+        <w:t xml:space="preserve"> </w:t>
+      </w:r>
+      <w:r>
+        <w:rPr>
+          <w:rFonts w:ascii="Times New Roman" w:hAnsi="Times New Roman" w:cs="Times New Roman"/>
+          <w:sz w:val="28"/>
+          <w:szCs w:val="28"/>
+        </w:rPr>
+        <w:t>отражает диффузионные ограничения массопереноса в твёрдой фазе и</w:t>
+      </w:r>
+      <w:r>
+        <w:rPr>
+          <w:rFonts w:ascii="Times New Roman" w:hAnsi="Times New Roman" w:cs="Times New Roman"/>
+          <w:sz w:val="28"/>
+          <w:szCs w:val="28"/>
+        </w:rPr>
+        <w:t xml:space="preserve"> </w:t>
+      </w:r>
+      <w:r>
+        <w:rPr>
+          <w:rFonts w:ascii="Times New Roman" w:hAnsi="Times New Roman" w:cs="Times New Roman"/>
+          <w:sz w:val="28"/>
+          <w:szCs w:val="28"/>
+        </w:rPr>
+        <w:t>электролите</w:t>
+      </w:r>
+      <w:r>
+        <w:rPr>
+          <w:rFonts w:ascii="Times New Roman" w:hAnsi="Times New Roman" w:cs="Times New Roman"/>
+          <w:sz w:val="28"/>
+          <w:szCs w:val="28"/>
+        </w:rPr>
+        <w:t>.</w:t>
+      </w:r>
+    </w:p>
+    <w:p>
+      <w:pPr>
+        <w:spacing w:line="360" w:lineRule="auto"/>
+        <w:ind w:firstLine="709"/>
+        <w:jc w:val="both"/>
+        <w:rPr>
+          <w:rFonts w:ascii="Times New Roman" w:hAnsi="Times New Roman" w:cs="Times New Roman"/>
+          <w:sz w:val="28"/>
+          <w:szCs w:val="28"/>
+        </w:rPr>
+      </w:pPr>
+      <w:r>
+        <w:rPr>
+          <w:rFonts w:ascii="Times New Roman" w:hAnsi="Times New Roman" w:cs="Times New Roman"/>
+          <w:sz w:val="28"/>
+          <w:szCs w:val="28"/>
+        </w:rPr>
+        <w:t>Научная ценность рисунка заключается в том, что он фиксирует физико-математический каркас будущей параметрической идентификации. Практическая ценность состоит в возможности перехода от сложного спектра к конечному набору параметров, пригодному для диагностики состояния и прогноза ресурса в составе BMS.</w:t>
+      </w:r>
+    </w:p>
+    <w:p>
+      <w:pPr>
+        <w:spacing w:line="360" w:lineRule="auto"/>
+        <w:ind w:firstLine="709"/>
+        <w:jc w:val="both"/>
+        <w:rPr>
+          <w:rFonts w:ascii="Times New Roman" w:hAnsi="Times New Roman" w:cs="Times New Roman"/>
+          <w:sz w:val="28"/>
+          <w:szCs w:val="28"/>
+        </w:rPr>
+      </w:pPr>
+      <w:r>
+        <w:rPr>
+          <w:rFonts w:ascii="Times New Roman" w:hAnsi="Times New Roman" w:cs="Times New Roman"/>
+          <w:sz w:val="28"/>
+          <w:szCs w:val="28"/>
+        </w:rPr>
+        <w:t>Для указанной схемы общий импеданс может быть записан как</w:t>
+      </w:r>
+    </w:p>
+    <w:p>
+      <w:pPr>
+        <w:spacing w:line="360" w:lineRule="auto"/>
+        <w:ind w:firstLine="709"/>
+        <w:jc w:val="both"/>
+        <w:rPr>
+          <w:rFonts w:ascii="Times New Roman" w:hAnsi="Times New Roman" w:cs="Times New Roman"/>
+          <w:sz w:val="28"/>
+          <w:szCs w:val="28"/>
+        </w:rPr>
+      </w:pPr>
+    </w:p>
+    <w:p>
+      <w:pPr>
+        <w:spacing w:line="360" w:lineRule="auto"/>
+        <w:ind w:firstLine="709"/>
+        <w:jc w:val="both"/>
+        <w:rPr>
+          <w:rFonts w:ascii="Times New Roman" w:hAnsi="Times New Roman" w:cs="Times New Roman"/>
+          <w:sz w:val="28"/>
+          <w:szCs w:val="28"/>
+          <w:lang w:val="en-US"/>
+        </w:rPr>
+      </w:pPr>
+      <w:r>
+        <w:rPr>
+          <w:rFonts w:ascii="Times New Roman" w:hAnsi="Times New Roman" w:cs="Times New Roman"/>
+          <w:position w:val="-30"/>
+          <w:sz w:val="28"/>
+          <w:szCs w:val="28"/>
+        </w:rPr>
+        <w:object w:dxaOrig="3340" w:dyaOrig="680" w14:anchorId="4C2B4A80">
+          <v:shape id="_x0000_i1085" type="#_x0000_t75" style="width:167.1pt;height:33.95pt" o:ole="">
+            <v:imagedata r:id="rId109" o:title=""/>
+          </v:shape>
+          <o:OLEObject Type="Embed" ProgID="Equation.DSMT4" ShapeID="_x0000_i1085" DrawAspect="Content" ObjectID="_1835778510" r:id="rId110"/>
+        </w:object>
+      </w:r>
+    </w:p>
+    <w:p>
+      <w:pPr>
+        <w:spacing w:line="360" w:lineRule="auto"/>
+        <w:ind w:firstLine="709"/>
+        <w:jc w:val="both"/>
+        <w:rPr>
+          <w:rFonts w:ascii="Times New Roman" w:hAnsi="Times New Roman" w:cs="Times New Roman"/>
+          <w:sz w:val="28"/>
+          <w:szCs w:val="28"/>
+          <w:lang w:val="en-US"/>
+        </w:rPr>
+      </w:pPr>
+      <w:r>
+        <w:rPr>
+          <w:rFonts w:ascii="Times New Roman" w:hAnsi="Times New Roman" w:cs="Times New Roman"/>
+          <w:sz w:val="28"/>
+          <w:szCs w:val="28"/>
+        </w:rPr>
+        <w:lastRenderedPageBreak/>
+        <w:t>Первое слагаемое представляет собой чисто резистивный вклад, второе получается из правила расчёта параллельного соединения сопротивления и ёмкости, третье отражает диффузионный отклик. Если считать диффузию полуограниченной, то классический импеданс Варбурга имеет вид</w:t>
+      </w:r>
+    </w:p>
+    <w:p>
+      <w:pPr>
+        <w:spacing w:line="360" w:lineRule="auto"/>
+        <w:ind w:firstLine="709"/>
+        <w:jc w:val="both"/>
+        <w:rPr>
+          <w:rFonts w:ascii="Times New Roman" w:hAnsi="Times New Roman" w:cs="Times New Roman"/>
+          <w:sz w:val="28"/>
+          <w:szCs w:val="28"/>
+          <w:lang w:val="en-US"/>
+        </w:rPr>
+      </w:pPr>
+    </w:p>
+    <w:p>
+      <w:pPr>
+        <w:spacing w:line="360" w:lineRule="auto"/>
+        <w:ind w:firstLine="709"/>
+        <w:jc w:val="both"/>
+        <w:rPr>
+          <w:rFonts w:ascii="Times New Roman" w:hAnsi="Times New Roman" w:cs="Times New Roman"/>
+          <w:sz w:val="28"/>
+          <w:szCs w:val="28"/>
+          <w:lang w:val="en-US"/>
+        </w:rPr>
+      </w:pPr>
+      <w:r>
+        <w:rPr>
+          <w:rFonts w:ascii="Times New Roman" w:hAnsi="Times New Roman" w:cs="Times New Roman"/>
+          <w:position w:val="-32"/>
+          <w:sz w:val="28"/>
+          <w:szCs w:val="28"/>
+          <w:lang w:val="en-US"/>
+        </w:rPr>
+        <w:object w:dxaOrig="1420" w:dyaOrig="700" w14:anchorId="137DCC1A">
+          <v:shape id="_x0000_i1088" type="#_x0000_t75" style="width:71.3pt;height:35.3pt" o:ole="">
+            <v:imagedata r:id="rId111" o:title=""/>
+          </v:shape>
+          <o:OLEObject Type="Embed" ProgID="Equation.DSMT4" ShapeID="_x0000_i1088" DrawAspect="Content" ObjectID="_1835778511" r:id="rId112"/>
+        </w:object>
+      </w:r>
+    </w:p>
+    <w:p>
+      <w:pPr>
+        <w:spacing w:line="360" w:lineRule="auto"/>
+        <w:ind w:firstLine="709"/>
+        <w:jc w:val="both"/>
+        <w:rPr>
+          <w:rFonts w:ascii="Times New Roman" w:hAnsi="Times New Roman" w:cs="Times New Roman"/>
+          <w:sz w:val="28"/>
+          <w:szCs w:val="28"/>
+        </w:rPr>
+      </w:pPr>
+      <w:r>
+        <w:rPr>
+          <w:rFonts w:ascii="Times New Roman" w:hAnsi="Times New Roman" w:cs="Times New Roman"/>
+          <w:sz w:val="28"/>
+          <w:szCs w:val="28"/>
+        </w:rPr>
+        <w:t xml:space="preserve">, где σ – </w:t>
+      </w:r>
+      <w:r>
+        <w:rPr>
+          <w:rFonts w:ascii="Times New Roman" w:hAnsi="Times New Roman" w:cs="Times New Roman"/>
+          <w:sz w:val="28"/>
+          <w:szCs w:val="28"/>
+        </w:rPr>
+        <w:t>коэффициент Варбурга.</w:t>
+      </w:r>
+    </w:p>
+    <w:p>
+      <w:pPr>
+        <w:spacing w:line="360" w:lineRule="auto"/>
+        <w:ind w:firstLine="709"/>
+        <w:jc w:val="both"/>
+        <w:rPr>
+          <w:rFonts w:ascii="Times New Roman" w:hAnsi="Times New Roman" w:cs="Times New Roman"/>
+          <w:sz w:val="28"/>
+          <w:szCs w:val="28"/>
+        </w:rPr>
+      </w:pPr>
+      <w:r>
+        <w:rPr>
+          <w:rFonts w:ascii="Times New Roman" w:hAnsi="Times New Roman" w:cs="Times New Roman"/>
+          <w:sz w:val="28"/>
+          <w:szCs w:val="28"/>
+        </w:rPr>
+        <w:t xml:space="preserve">Происхождение этой формулы связано с решением второго закона </w:t>
+      </w:r>
+      <w:proofErr w:type="spellStart"/>
+      <w:r>
+        <w:rPr>
+          <w:rFonts w:ascii="Times New Roman" w:hAnsi="Times New Roman" w:cs="Times New Roman"/>
+          <w:sz w:val="28"/>
+          <w:szCs w:val="28"/>
+        </w:rPr>
+        <w:t>Фика</w:t>
+      </w:r>
+      <w:proofErr w:type="spellEnd"/>
+      <w:r>
+        <w:rPr>
+          <w:rFonts w:ascii="Times New Roman" w:hAnsi="Times New Roman" w:cs="Times New Roman"/>
+          <w:sz w:val="28"/>
+          <w:szCs w:val="28"/>
+        </w:rPr>
+        <w:t xml:space="preserve"> для гармонического</w:t>
+      </w:r>
+      <w:r>
+        <w:rPr>
+          <w:rFonts w:ascii="Times New Roman" w:hAnsi="Times New Roman" w:cs="Times New Roman"/>
+          <w:sz w:val="28"/>
+          <w:szCs w:val="28"/>
+        </w:rPr>
+        <w:t xml:space="preserve"> </w:t>
+      </w:r>
+      <w:r>
+        <w:rPr>
+          <w:rFonts w:ascii="Times New Roman" w:hAnsi="Times New Roman" w:cs="Times New Roman"/>
+          <w:sz w:val="28"/>
+          <w:szCs w:val="28"/>
+        </w:rPr>
+        <w:t>возмущения концентрации на границе раздела.</w:t>
+      </w:r>
+      <w:r>
+        <w:rPr>
+          <w:rFonts w:ascii="Times New Roman" w:hAnsi="Times New Roman" w:cs="Times New Roman"/>
+          <w:sz w:val="28"/>
+          <w:szCs w:val="28"/>
+        </w:rPr>
+        <w:t xml:space="preserve"> </w:t>
+      </w:r>
+      <w:r>
+        <w:rPr>
+          <w:rFonts w:ascii="Times New Roman" w:hAnsi="Times New Roman" w:cs="Times New Roman"/>
+          <w:sz w:val="28"/>
+          <w:szCs w:val="28"/>
+        </w:rPr>
+        <w:t xml:space="preserve">В критических обзорах последних лет специально подчёркивается, что </w:t>
+      </w:r>
+      <w:r>
+        <w:rPr>
+          <w:rFonts w:ascii="Times New Roman" w:hAnsi="Times New Roman" w:cs="Times New Roman"/>
+          <w:sz w:val="28"/>
+          <w:szCs w:val="28"/>
+          <w:highlight w:val="yellow"/>
+        </w:rPr>
+        <w:t>использование Варбурга</w:t>
+      </w:r>
+      <w:r>
+        <w:rPr>
+          <w:rFonts w:ascii="Times New Roman" w:hAnsi="Times New Roman" w:cs="Times New Roman"/>
+          <w:sz w:val="28"/>
+          <w:szCs w:val="28"/>
+        </w:rPr>
+        <w:t xml:space="preserve"> требует осторожности: необходимо различать полуограниченную, </w:t>
+      </w:r>
+      <w:proofErr w:type="spellStart"/>
+      <w:r>
+        <w:rPr>
+          <w:rFonts w:ascii="Times New Roman" w:hAnsi="Times New Roman" w:cs="Times New Roman"/>
+          <w:sz w:val="28"/>
+          <w:szCs w:val="28"/>
+        </w:rPr>
+        <w:t>конечнопространственную</w:t>
+      </w:r>
+      <w:proofErr w:type="spellEnd"/>
+      <w:r>
+        <w:rPr>
+          <w:rFonts w:ascii="Times New Roman" w:hAnsi="Times New Roman" w:cs="Times New Roman"/>
+          <w:sz w:val="28"/>
+          <w:szCs w:val="28"/>
+        </w:rPr>
+        <w:t xml:space="preserve"> и </w:t>
+      </w:r>
+      <w:proofErr w:type="spellStart"/>
+      <w:r>
+        <w:rPr>
+          <w:rFonts w:ascii="Times New Roman" w:hAnsi="Times New Roman" w:cs="Times New Roman"/>
+          <w:sz w:val="28"/>
+          <w:szCs w:val="28"/>
+        </w:rPr>
+        <w:t>конечнодлиновую</w:t>
+      </w:r>
+      <w:proofErr w:type="spellEnd"/>
+      <w:r>
+        <w:rPr>
+          <w:rFonts w:ascii="Times New Roman" w:hAnsi="Times New Roman" w:cs="Times New Roman"/>
+          <w:sz w:val="28"/>
+          <w:szCs w:val="28"/>
+        </w:rPr>
+        <w:t xml:space="preserve"> диффузию, поскольку неправильный выбор диффузионной модели может привести к ошибочной физической интерпретации параметров.</w:t>
+      </w:r>
+    </w:p>
+    <w:p>
+      <w:pPr>
+        <w:spacing w:line="360" w:lineRule="auto"/>
+        <w:ind w:firstLine="709"/>
+        <w:jc w:val="both"/>
+        <w:rPr>
+          <w:rFonts w:ascii="Times New Roman" w:hAnsi="Times New Roman" w:cs="Times New Roman"/>
+          <w:sz w:val="28"/>
+          <w:szCs w:val="28"/>
+        </w:rPr>
+      </w:pPr>
+      <w:r>
+        <w:rPr>
+          <w:rFonts w:ascii="Times New Roman" w:hAnsi="Times New Roman" w:cs="Times New Roman"/>
+          <w:sz w:val="28"/>
+          <w:szCs w:val="28"/>
+        </w:rPr>
+        <w:t>На высоких частотах вклад ёмкости и диффузии становится малым, поэтому спектр стремится к</w:t>
+      </w:r>
+      <w:r>
+        <w:rPr>
+          <w:rFonts w:ascii="Times New Roman" w:hAnsi="Times New Roman" w:cs="Times New Roman"/>
+          <w:sz w:val="28"/>
+          <w:szCs w:val="28"/>
+        </w:rPr>
+        <w:t xml:space="preserve"> </w:t>
+      </w:r>
+      <w:r>
+        <w:rPr>
+          <w:rFonts w:ascii="Times New Roman" w:hAnsi="Times New Roman" w:cs="Times New Roman"/>
+          <w:i/>
+          <w:iCs/>
+          <w:sz w:val="28"/>
+          <w:szCs w:val="28"/>
+          <w:lang w:val="en-US"/>
+        </w:rPr>
+        <w:t>R</w:t>
+      </w:r>
+      <w:r>
+        <w:rPr>
+          <w:rFonts w:ascii="Times New Roman" w:hAnsi="Times New Roman" w:cs="Times New Roman"/>
+          <w:i/>
+          <w:iCs/>
+          <w:sz w:val="28"/>
+          <w:szCs w:val="28"/>
+          <w:vertAlign w:val="subscript"/>
+          <w:lang w:val="en-US"/>
+        </w:rPr>
+        <w:t>Ω</w:t>
+      </w:r>
+      <w:r>
+        <w:rPr>
+          <w:rFonts w:ascii="Times New Roman" w:hAnsi="Times New Roman" w:cs="Times New Roman"/>
+          <w:sz w:val="28"/>
+          <w:szCs w:val="28"/>
+        </w:rPr>
+        <w:t xml:space="preserve">. </w:t>
+      </w:r>
+      <w:r>
+        <w:rPr>
+          <w:rFonts w:ascii="Times New Roman" w:hAnsi="Times New Roman" w:cs="Times New Roman"/>
+          <w:sz w:val="28"/>
+          <w:szCs w:val="28"/>
+        </w:rPr>
+        <w:t xml:space="preserve">В среднечастотной области формируется полукруг, связанный с </w:t>
+      </w:r>
+      <w:proofErr w:type="spellStart"/>
+      <w:r>
+        <w:rPr>
+          <w:rFonts w:ascii="Times New Roman" w:hAnsi="Times New Roman" w:cs="Times New Roman"/>
+          <w:sz w:val="28"/>
+          <w:szCs w:val="28"/>
+        </w:rPr>
+        <w:t>зарядопереносом</w:t>
+      </w:r>
+      <w:proofErr w:type="spellEnd"/>
+      <w:r>
+        <w:rPr>
+          <w:rFonts w:ascii="Times New Roman" w:hAnsi="Times New Roman" w:cs="Times New Roman"/>
+          <w:sz w:val="28"/>
+          <w:szCs w:val="28"/>
+        </w:rPr>
+        <w:t xml:space="preserve"> и ёмкостью двойного слоя. В низкочастотной области начинает доминировать диффузионная составляющая. Именно это разбиение частотного спектра на зоны делает EIS особенно удобным методом: разные механизмы старения могут быть локализованы по частотной области. Современные обзоры по EIS для батарей подчёркивают, что эта частотная селективность является одним из главных преимуществ метода по сравнению с интегральными </w:t>
+      </w:r>
+      <w:r>
+        <w:rPr>
+          <w:rFonts w:ascii="Times New Roman" w:hAnsi="Times New Roman" w:cs="Times New Roman"/>
+          <w:sz w:val="28"/>
+          <w:szCs w:val="28"/>
+          <w:highlight w:val="yellow"/>
+        </w:rPr>
+        <w:t>DC-подходами.</w:t>
+      </w:r>
+    </w:p>
+    <w:p>
+      <w:pPr>
+        <w:spacing w:line="360" w:lineRule="auto"/>
+        <w:ind w:firstLine="709"/>
+        <w:jc w:val="both"/>
+        <w:rPr>
+          <w:rFonts w:ascii="Times New Roman" w:hAnsi="Times New Roman" w:cs="Times New Roman"/>
+          <w:sz w:val="28"/>
+          <w:szCs w:val="28"/>
+        </w:rPr>
+      </w:pPr>
+      <w:r>
+        <w:rPr>
+          <w:rFonts w:ascii="Times New Roman" w:hAnsi="Times New Roman" w:cs="Times New Roman"/>
+          <w:sz w:val="28"/>
+          <w:szCs w:val="28"/>
+        </w:rPr>
+        <w:t xml:space="preserve">Диаграмма Найквиста позволяет непосредственно увидеть омическую точку пересечения, полукруг </w:t>
+      </w:r>
+      <w:proofErr w:type="spellStart"/>
+      <w:r>
+        <w:rPr>
+          <w:rFonts w:ascii="Times New Roman" w:hAnsi="Times New Roman" w:cs="Times New Roman"/>
+          <w:sz w:val="28"/>
+          <w:szCs w:val="28"/>
+        </w:rPr>
+        <w:t>зарядопереноса</w:t>
+      </w:r>
+      <w:proofErr w:type="spellEnd"/>
+      <w:r>
+        <w:rPr>
+          <w:rFonts w:ascii="Times New Roman" w:hAnsi="Times New Roman" w:cs="Times New Roman"/>
+          <w:sz w:val="28"/>
+          <w:szCs w:val="28"/>
+        </w:rPr>
+        <w:t xml:space="preserve"> и низкочастотную диффузионную область. Поэтому именно она традиционно используется как первичный </w:t>
+      </w:r>
+      <w:r>
+        <w:rPr>
+          <w:rFonts w:ascii="Times New Roman" w:hAnsi="Times New Roman" w:cs="Times New Roman"/>
+          <w:sz w:val="28"/>
+          <w:szCs w:val="28"/>
+        </w:rPr>
+        <w:lastRenderedPageBreak/>
+        <w:t>графический носитель EIS-информации в работах по аккумуляторной диагностике.</w:t>
+      </w:r>
+    </w:p>
+    <w:p>
+      <w:pPr>
+        <w:spacing w:line="360" w:lineRule="auto"/>
+        <w:ind w:firstLine="709"/>
+        <w:jc w:val="both"/>
+        <w:rPr>
+          <w:rFonts w:ascii="Times New Roman" w:hAnsi="Times New Roman" w:cs="Times New Roman"/>
+          <w:sz w:val="28"/>
+          <w:szCs w:val="28"/>
+        </w:rPr>
+      </w:pPr>
+    </w:p>
+    <w:p>
+      <w:pPr>
+        <w:spacing w:line="360" w:lineRule="auto"/>
+        <w:ind w:firstLine="709"/>
+        <w:jc w:val="both"/>
+        <w:rPr>
+          <w:rFonts w:ascii="Times New Roman" w:hAnsi="Times New Roman" w:cs="Times New Roman"/>
+          <w:sz w:val="28"/>
+          <w:szCs w:val="28"/>
+        </w:rPr>
+      </w:pPr>
+      <w:r>
+        <w:rPr>
+          <w:noProof/>
+        </w:rPr>
+        <w:drawing>
+          <wp:inline distT="0" distB="0" distL="0" distR="0" wp14:anchorId="42EF3E0B" wp14:editId="6823D8B5">
+            <wp:extent cx="6119495" cy="5132705"/>
+            <wp:effectExtent l="0" t="0" r="0" b="0"/>
+            <wp:docPr id="1184336030" name="Рисунок 3"/>
+            <wp:cNvGraphicFramePr>
+              <a:graphicFrameLocks xmlns:a="http://schemas.openxmlformats.org/drawingml/2006/main" noChangeAspect="1"/>
+            </wp:cNvGraphicFramePr>
+            <a:graphic xmlns:a="http://schemas.openxmlformats.org/drawingml/2006/main">
+              <a:graphicData uri="http://schemas.openxmlformats.org/drawingml/2006/picture">
+                <pic:pic xmlns:pic="http://schemas.openxmlformats.org/drawingml/2006/picture">
+                  <pic:nvPicPr>
+                    <pic:cNvPr id="0" name="Picture 67"/>
+                    <pic:cNvPicPr>
+                      <a:picLocks noChangeAspect="1" noChangeArrowheads="1"/>
+                    </pic:cNvPicPr>
+                  </pic:nvPicPr>
+                  <pic:blipFill>
+                    <a:blip r:embed="rId113" cstate="print">
+                      <a:extLst>
+                        <a:ext uri="{28A0092B-C50C-407E-A947-70E740481C1C}">
+                          <a14:useLocalDpi xmlns:a14="http://schemas.microsoft.com/office/drawing/2010/main" val="0"/>
+                        </a:ext>
+                      </a:extLst>
+                    </a:blip>
+                    <a:srcRect/>
+                    <a:stretch>
+                      <a:fillRect/>
+                    </a:stretch>
+                  </pic:blipFill>
+                  <pic:spPr bwMode="auto">
+                    <a:xfrm>
+                      <a:off x="0" y="0"/>
+                      <a:ext cx="6119495" cy="5132705"/>
+                    </a:xfrm>
+                    <a:prstGeom prst="rect">
+                      <a:avLst/>
+                    </a:prstGeom>
+                    <a:noFill/>
+                    <a:ln>
+                      <a:noFill/>
+                    </a:ln>
+                  </pic:spPr>
+                </pic:pic>
+              </a:graphicData>
+            </a:graphic>
+          </wp:inline>
+        </w:drawing>
+      </w:r>
+      <w:r>
+        <w:rPr>
+          <w:noProof/>
+        </w:rPr>
+        <w:t xml:space="preserve"> </w:t>
+      </w:r>
+    </w:p>
+    <w:p>
+      <w:pPr>
+        <w:spacing w:line="360" w:lineRule="auto"/>
+        <w:ind w:firstLine="709"/>
+        <w:jc w:val="both"/>
+        <w:rPr>
+          <w:rFonts w:ascii="Times New Roman" w:hAnsi="Times New Roman" w:cs="Times New Roman"/>
+          <w:sz w:val="28"/>
+          <w:szCs w:val="28"/>
+        </w:rPr>
+      </w:pPr>
+      <w:r>
+        <w:rPr>
+          <w:rFonts w:ascii="Times New Roman" w:hAnsi="Times New Roman" w:cs="Times New Roman"/>
+          <w:sz w:val="28"/>
+          <w:szCs w:val="28"/>
+        </w:rPr>
+        <w:t>Рисунок 1.12 — Диаграмма Найквиста опытной тяговой батареи</w:t>
+      </w:r>
+    </w:p>
+    <w:p>
+      <w:pPr>
+        <w:spacing w:line="360" w:lineRule="auto"/>
+        <w:ind w:firstLine="709"/>
+        <w:jc w:val="both"/>
+        <w:rPr>
+          <w:rFonts w:ascii="Times New Roman" w:hAnsi="Times New Roman" w:cs="Times New Roman"/>
+          <w:sz w:val="28"/>
+          <w:szCs w:val="28"/>
+        </w:rPr>
+      </w:pPr>
+    </w:p>
+    <w:p>
+      <w:pPr>
+        <w:spacing w:line="360" w:lineRule="auto"/>
+        <w:ind w:firstLine="709"/>
+        <w:jc w:val="both"/>
+        <w:rPr>
+          <w:rFonts w:ascii="Times New Roman" w:hAnsi="Times New Roman" w:cs="Times New Roman"/>
+          <w:sz w:val="28"/>
+          <w:szCs w:val="28"/>
+          <w:lang w:val="en-US"/>
+        </w:rPr>
+      </w:pPr>
+      <w:r>
+        <w:rPr>
+          <w:rFonts w:ascii="Times New Roman" w:hAnsi="Times New Roman" w:cs="Times New Roman"/>
+          <w:sz w:val="28"/>
+          <w:szCs w:val="28"/>
+        </w:rPr>
+        <w:t>На рисунке показана типичная диаграмма Найквиста. Первая точка пересечения с осью</w:t>
+      </w:r>
+      <w:r>
+        <w:rPr>
+          <w:rFonts w:ascii="Times New Roman" w:hAnsi="Times New Roman" w:cs="Times New Roman"/>
+          <w:sz w:val="28"/>
+          <w:szCs w:val="28"/>
+        </w:rPr>
+        <w:t xml:space="preserve"> </w:t>
+      </w:r>
+      <w:r>
+        <w:rPr>
+          <w:rFonts w:ascii="Times New Roman" w:hAnsi="Times New Roman" w:cs="Times New Roman"/>
+          <w:sz w:val="28"/>
+          <w:szCs w:val="28"/>
+          <w:lang w:val="en-US"/>
+        </w:rPr>
+        <w:t>Re</w:t>
+      </w:r>
+      <w:r>
+        <w:rPr>
+          <w:rFonts w:ascii="Times New Roman" w:hAnsi="Times New Roman" w:cs="Times New Roman"/>
+          <w:sz w:val="28"/>
+          <w:szCs w:val="28"/>
+        </w:rPr>
+        <w:t>(</w:t>
+      </w:r>
+      <w:r>
+        <w:rPr>
+          <w:rFonts w:ascii="Times New Roman" w:hAnsi="Times New Roman" w:cs="Times New Roman"/>
+          <w:sz w:val="28"/>
+          <w:szCs w:val="28"/>
+          <w:lang w:val="en-US"/>
+        </w:rPr>
+        <w:t>Z</w:t>
+      </w:r>
+      <w:r>
+        <w:rPr>
+          <w:rFonts w:ascii="Times New Roman" w:hAnsi="Times New Roman" w:cs="Times New Roman"/>
+          <w:sz w:val="28"/>
+          <w:szCs w:val="28"/>
+        </w:rPr>
+        <w:t xml:space="preserve">) </w:t>
+      </w:r>
+      <w:r>
+        <w:rPr>
+          <w:rFonts w:ascii="Times New Roman" w:hAnsi="Times New Roman" w:cs="Times New Roman"/>
+          <w:sz w:val="28"/>
+          <w:szCs w:val="28"/>
+        </w:rPr>
+        <w:t>соответствует высокочастотному</w:t>
+      </w:r>
+      <w:r>
+        <w:rPr>
+          <w:rFonts w:ascii="Times New Roman" w:hAnsi="Times New Roman" w:cs="Times New Roman"/>
+          <w:sz w:val="28"/>
+          <w:szCs w:val="28"/>
+        </w:rPr>
+        <w:t xml:space="preserve"> </w:t>
+      </w:r>
+      <w:r>
+        <w:rPr>
+          <w:rFonts w:ascii="Times New Roman" w:hAnsi="Times New Roman" w:cs="Times New Roman"/>
+          <w:sz w:val="28"/>
+          <w:szCs w:val="28"/>
+        </w:rPr>
+        <w:t>омическому сопротивлению</w:t>
+      </w:r>
+      <w:r>
+        <w:rPr>
+          <w:rFonts w:ascii="Times New Roman" w:hAnsi="Times New Roman" w:cs="Times New Roman"/>
+          <w:sz w:val="28"/>
+          <w:szCs w:val="28"/>
+        </w:rPr>
+        <w:t xml:space="preserve"> </w:t>
+      </w:r>
+      <w:r>
+        <w:rPr>
+          <w:rFonts w:ascii="Times New Roman" w:hAnsi="Times New Roman" w:cs="Times New Roman"/>
+          <w:i/>
+          <w:iCs/>
+          <w:sz w:val="28"/>
+          <w:szCs w:val="28"/>
+          <w:lang w:val="en-US"/>
+        </w:rPr>
+        <w:t>R</w:t>
+      </w:r>
+      <w:r>
+        <w:rPr>
+          <w:rFonts w:ascii="Times New Roman" w:hAnsi="Times New Roman" w:cs="Times New Roman"/>
+          <w:i/>
+          <w:iCs/>
+          <w:sz w:val="28"/>
+          <w:szCs w:val="28"/>
+          <w:vertAlign w:val="subscript"/>
+          <w:lang w:val="en-US"/>
+        </w:rPr>
+        <w:t>Ω</w:t>
+      </w:r>
+      <w:r>
+        <w:rPr>
+          <w:rFonts w:ascii="Times New Roman" w:hAnsi="Times New Roman" w:cs="Times New Roman"/>
+          <w:sz w:val="28"/>
+          <w:szCs w:val="28"/>
+        </w:rPr>
+        <w:t xml:space="preserve">. </w:t>
+      </w:r>
+      <w:r>
+        <w:rPr>
+          <w:rFonts w:ascii="Times New Roman" w:hAnsi="Times New Roman" w:cs="Times New Roman"/>
+          <w:sz w:val="28"/>
+          <w:szCs w:val="28"/>
+        </w:rPr>
+        <w:t>Полукруг в средней частотной области отражает совместное действие сопротивления переноса заряда и</w:t>
+      </w:r>
+      <w:r>
+        <w:rPr>
+          <w:rFonts w:ascii="Times New Roman" w:hAnsi="Times New Roman" w:cs="Times New Roman"/>
+          <w:sz w:val="28"/>
+          <w:szCs w:val="28"/>
+        </w:rPr>
+        <w:t xml:space="preserve"> </w:t>
+      </w:r>
+      <w:r>
+        <w:rPr>
+          <w:rFonts w:ascii="Times New Roman" w:hAnsi="Times New Roman" w:cs="Times New Roman"/>
+          <w:sz w:val="28"/>
+          <w:szCs w:val="28"/>
+        </w:rPr>
+        <w:t>ёмкости двойного электрического слоя.</w:t>
+      </w:r>
+      <w:r>
+        <w:rPr>
+          <w:rFonts w:ascii="Times New Roman" w:hAnsi="Times New Roman" w:cs="Times New Roman"/>
+          <w:sz w:val="28"/>
+          <w:szCs w:val="28"/>
+        </w:rPr>
+        <w:t xml:space="preserve"> </w:t>
+      </w:r>
+      <w:r>
+        <w:rPr>
+          <w:rFonts w:ascii="Times New Roman" w:hAnsi="Times New Roman" w:cs="Times New Roman"/>
+          <w:sz w:val="28"/>
+          <w:szCs w:val="28"/>
+        </w:rPr>
+        <w:t>Наклонный участок на низких частотах соответствует диффузионной области и связан с ограничениями массопереноса.</w:t>
+      </w:r>
+    </w:p>
+    <w:p>
+      <w:pPr>
+        <w:spacing w:line="360" w:lineRule="auto"/>
+        <w:ind w:firstLine="709"/>
+        <w:jc w:val="both"/>
+        <w:rPr>
+          <w:rFonts w:ascii="Times New Roman" w:hAnsi="Times New Roman" w:cs="Times New Roman"/>
+          <w:sz w:val="28"/>
+          <w:szCs w:val="28"/>
+          <w:lang w:val="en-US"/>
+        </w:rPr>
+      </w:pPr>
+      <w:r>
+        <w:rPr>
+          <w:rFonts w:ascii="Times New Roman" w:hAnsi="Times New Roman" w:cs="Times New Roman"/>
+          <w:sz w:val="28"/>
+          <w:szCs w:val="28"/>
+        </w:rPr>
+        <w:lastRenderedPageBreak/>
+        <w:t>Научная ценность рисунка состоит в том, что он позволяет на одном графике локализовать основные физические механизмы, формирующие спектр аккумулятора. Практическая польза рисунка заключается в возможности визуальной и количественной оценки</w:t>
+      </w:r>
+      <w:r>
+        <w:rPr>
+          <w:rFonts w:ascii="Times New Roman" w:hAnsi="Times New Roman" w:cs="Times New Roman"/>
+          <w:sz w:val="28"/>
+          <w:szCs w:val="28"/>
+        </w:rPr>
+        <w:t xml:space="preserve"> </w:t>
+      </w:r>
+      <w:r>
+        <w:rPr>
+          <w:rFonts w:ascii="Times New Roman" w:hAnsi="Times New Roman" w:cs="Times New Roman"/>
+          <w:sz w:val="28"/>
+          <w:szCs w:val="28"/>
+        </w:rPr>
+        <w:t>параметров</w:t>
+      </w:r>
+      <w:r>
+        <w:rPr>
+          <w:rFonts w:ascii="Times New Roman" w:hAnsi="Times New Roman" w:cs="Times New Roman"/>
+          <w:sz w:val="28"/>
+          <w:szCs w:val="28"/>
+        </w:rPr>
+        <w:t xml:space="preserve"> </w:t>
+      </w:r>
+      <w:r>
+        <w:rPr>
+          <w:rFonts w:ascii="Times New Roman" w:hAnsi="Times New Roman" w:cs="Times New Roman"/>
+          <w:i/>
+          <w:iCs/>
+          <w:sz w:val="28"/>
+          <w:szCs w:val="28"/>
+          <w:lang w:val="en-US"/>
+        </w:rPr>
+        <w:t>R</w:t>
+      </w:r>
+      <w:r>
+        <w:rPr>
+          <w:rFonts w:ascii="Times New Roman" w:hAnsi="Times New Roman" w:cs="Times New Roman"/>
+          <w:i/>
+          <w:iCs/>
+          <w:sz w:val="28"/>
+          <w:szCs w:val="28"/>
+          <w:vertAlign w:val="subscript"/>
+          <w:lang w:val="en-US"/>
+        </w:rPr>
+        <w:t>Ω</w:t>
+      </w:r>
+      <w:r>
+        <w:rPr>
+          <w:rFonts w:ascii="Times New Roman" w:hAnsi="Times New Roman" w:cs="Times New Roman"/>
+          <w:sz w:val="28"/>
+          <w:szCs w:val="28"/>
+        </w:rPr>
+        <w:t xml:space="preserve"> </w:t>
+      </w:r>
+      <w:r>
+        <w:rPr>
+          <w:rFonts w:ascii="Times New Roman" w:hAnsi="Times New Roman" w:cs="Times New Roman"/>
+          <w:sz w:val="28"/>
+          <w:szCs w:val="28"/>
+        </w:rPr>
+        <w:t xml:space="preserve">и </w:t>
+      </w:r>
+      <w:proofErr w:type="spellStart"/>
+      <w:r>
+        <w:rPr>
+          <w:rFonts w:ascii="Times New Roman" w:hAnsi="Times New Roman" w:cs="Times New Roman"/>
+          <w:i/>
+          <w:iCs/>
+          <w:sz w:val="28"/>
+          <w:szCs w:val="28"/>
+          <w:lang w:val="en-US"/>
+        </w:rPr>
+        <w:t>R</w:t>
+      </w:r>
+      <w:r>
+        <w:rPr>
+          <w:rFonts w:ascii="Times New Roman" w:hAnsi="Times New Roman" w:cs="Times New Roman"/>
+          <w:i/>
+          <w:iCs/>
+          <w:sz w:val="28"/>
+          <w:szCs w:val="28"/>
+          <w:vertAlign w:val="subscript"/>
+          <w:lang w:val="en-US"/>
+        </w:rPr>
+        <w:t>ct</w:t>
+      </w:r>
+      <w:proofErr w:type="spellEnd"/>
+      <w:r>
+        <w:rPr>
+          <w:rFonts w:ascii="Times New Roman" w:hAnsi="Times New Roman" w:cs="Times New Roman"/>
+          <w:sz w:val="28"/>
+          <w:szCs w:val="28"/>
+        </w:rPr>
+        <w:t xml:space="preserve"> </w:t>
+      </w:r>
+      <w:r>
+        <w:rPr>
+          <w:rFonts w:ascii="Times New Roman" w:hAnsi="Times New Roman" w:cs="Times New Roman"/>
+          <w:sz w:val="28"/>
+          <w:szCs w:val="28"/>
+        </w:rPr>
+        <w:t xml:space="preserve">и диффузионного вклада без проведения полного </w:t>
+      </w:r>
+      <w:r>
+        <w:rPr>
+          <w:rFonts w:ascii="Times New Roman" w:hAnsi="Times New Roman" w:cs="Times New Roman"/>
+          <w:sz w:val="28"/>
+          <w:szCs w:val="28"/>
+          <w:highlight w:val="yellow"/>
+        </w:rPr>
+        <w:t>ресурсного цикла</w:t>
+      </w:r>
+      <w:r>
+        <w:rPr>
+          <w:rFonts w:ascii="Times New Roman" w:hAnsi="Times New Roman" w:cs="Times New Roman"/>
+          <w:sz w:val="28"/>
+          <w:szCs w:val="28"/>
+        </w:rPr>
+        <w:t>.</w:t>
+      </w:r>
+    </w:p>
+    <w:p>
+      <w:pPr>
+        <w:spacing w:line="360" w:lineRule="auto"/>
+        <w:ind w:firstLine="709"/>
+        <w:jc w:val="both"/>
+        <w:rPr>
+          <w:rFonts w:ascii="Times New Roman" w:hAnsi="Times New Roman" w:cs="Times New Roman"/>
+          <w:sz w:val="28"/>
+          <w:szCs w:val="28"/>
+          <w:lang w:val="en-US"/>
+        </w:rPr>
+      </w:pPr>
+      <w:r>
+        <w:rPr>
+          <w:rFonts w:ascii="Times New Roman" w:hAnsi="Times New Roman" w:cs="Times New Roman"/>
+          <w:sz w:val="28"/>
+          <w:szCs w:val="28"/>
+        </w:rPr>
+        <w:t xml:space="preserve">Для более детального частотного анализа используется диаграмма Боде. Она особенно важна в тех случаях, когда необходимо выбрать ограниченный набор диагностических частот для экспресс-измерений. Современные исследования, включая работы по </w:t>
+      </w:r>
+      <w:proofErr w:type="spellStart"/>
+      <w:r>
+        <w:rPr>
+          <w:rFonts w:ascii="Times New Roman" w:hAnsi="Times New Roman" w:cs="Times New Roman"/>
+          <w:sz w:val="28"/>
+          <w:szCs w:val="28"/>
+          <w:highlight w:val="yellow"/>
+        </w:rPr>
+        <w:t>automotive</w:t>
+      </w:r>
+      <w:proofErr w:type="spellEnd"/>
+      <w:r>
+        <w:rPr>
+          <w:rFonts w:ascii="Times New Roman" w:hAnsi="Times New Roman" w:cs="Times New Roman"/>
+          <w:sz w:val="28"/>
+          <w:szCs w:val="28"/>
+          <w:highlight w:val="yellow"/>
+        </w:rPr>
+        <w:t xml:space="preserve"> EIS</w:t>
+      </w:r>
+      <w:r>
+        <w:rPr>
+          <w:rFonts w:ascii="Times New Roman" w:hAnsi="Times New Roman" w:cs="Times New Roman"/>
+          <w:sz w:val="28"/>
+          <w:szCs w:val="28"/>
+        </w:rPr>
+        <w:t xml:space="preserve"> и </w:t>
+      </w:r>
+      <w:proofErr w:type="spellStart"/>
+      <w:r>
+        <w:rPr>
+          <w:rFonts w:ascii="Times New Roman" w:hAnsi="Times New Roman" w:cs="Times New Roman"/>
+          <w:sz w:val="28"/>
+          <w:szCs w:val="28"/>
+          <w:highlight w:val="yellow"/>
+        </w:rPr>
+        <w:t>dynamic</w:t>
+      </w:r>
+      <w:proofErr w:type="spellEnd"/>
+      <w:r>
+        <w:rPr>
+          <w:rFonts w:ascii="Times New Roman" w:hAnsi="Times New Roman" w:cs="Times New Roman"/>
+          <w:sz w:val="28"/>
+          <w:szCs w:val="28"/>
+          <w:highlight w:val="yellow"/>
+        </w:rPr>
+        <w:t xml:space="preserve"> EIS</w:t>
+      </w:r>
+      <w:r>
+        <w:rPr>
+          <w:rFonts w:ascii="Times New Roman" w:hAnsi="Times New Roman" w:cs="Times New Roman"/>
+          <w:sz w:val="28"/>
+          <w:szCs w:val="28"/>
+        </w:rPr>
+        <w:t xml:space="preserve">, указывают, что именно анализ распределения информативности по частоте открывает путь к сокращённым </w:t>
+      </w:r>
+      <w:proofErr w:type="spellStart"/>
+      <w:r>
+        <w:rPr>
+          <w:rFonts w:ascii="Times New Roman" w:hAnsi="Times New Roman" w:cs="Times New Roman"/>
+          <w:sz w:val="28"/>
+          <w:szCs w:val="28"/>
+          <w:highlight w:val="yellow"/>
+        </w:rPr>
+        <w:t>onboard</w:t>
+      </w:r>
+      <w:proofErr w:type="spellEnd"/>
+      <w:r>
+        <w:rPr>
+          <w:rFonts w:ascii="Times New Roman" w:hAnsi="Times New Roman" w:cs="Times New Roman"/>
+          <w:sz w:val="28"/>
+          <w:szCs w:val="28"/>
+          <w:highlight w:val="yellow"/>
+        </w:rPr>
+        <w:t xml:space="preserve">- и </w:t>
+      </w:r>
+      <w:proofErr w:type="spellStart"/>
+      <w:r>
+        <w:rPr>
+          <w:rFonts w:ascii="Times New Roman" w:hAnsi="Times New Roman" w:cs="Times New Roman"/>
+          <w:sz w:val="28"/>
+          <w:szCs w:val="28"/>
+          <w:highlight w:val="yellow"/>
+        </w:rPr>
+        <w:t>near</w:t>
+      </w:r>
+      <w:proofErr w:type="spellEnd"/>
+      <w:r>
+        <w:rPr>
+          <w:rFonts w:ascii="Times New Roman" w:hAnsi="Times New Roman" w:cs="Times New Roman"/>
+          <w:sz w:val="28"/>
+          <w:szCs w:val="28"/>
+          <w:highlight w:val="yellow"/>
+        </w:rPr>
+        <w:t xml:space="preserve"> </w:t>
+      </w:r>
+      <w:proofErr w:type="spellStart"/>
+      <w:r>
+        <w:rPr>
+          <w:rFonts w:ascii="Times New Roman" w:hAnsi="Times New Roman" w:cs="Times New Roman"/>
+          <w:sz w:val="28"/>
+          <w:szCs w:val="28"/>
+          <w:highlight w:val="yellow"/>
+        </w:rPr>
+        <w:t>onboard</w:t>
+      </w:r>
+      <w:proofErr w:type="spellEnd"/>
+      <w:r>
+        <w:rPr>
+          <w:rFonts w:ascii="Times New Roman" w:hAnsi="Times New Roman" w:cs="Times New Roman"/>
+          <w:sz w:val="28"/>
+          <w:szCs w:val="28"/>
+          <w:highlight w:val="yellow"/>
+        </w:rPr>
+        <w:t>-методам</w:t>
+      </w:r>
+      <w:r>
+        <w:rPr>
+          <w:rFonts w:ascii="Times New Roman" w:hAnsi="Times New Roman" w:cs="Times New Roman"/>
+          <w:sz w:val="28"/>
+          <w:szCs w:val="28"/>
+        </w:rPr>
+        <w:t xml:space="preserve">. При этом одной из центральных современных задач остаётся перенос EIS из стационарной лабораторной среды к динамическим режимам измерения. Обзор по </w:t>
+      </w:r>
+      <w:proofErr w:type="spellStart"/>
+      <w:r>
+        <w:rPr>
+          <w:rFonts w:ascii="Times New Roman" w:hAnsi="Times New Roman" w:cs="Times New Roman"/>
+          <w:sz w:val="28"/>
+          <w:szCs w:val="28"/>
+          <w:highlight w:val="yellow"/>
+        </w:rPr>
+        <w:t>dynamic</w:t>
+      </w:r>
+      <w:proofErr w:type="spellEnd"/>
+      <w:r>
+        <w:rPr>
+          <w:rFonts w:ascii="Times New Roman" w:hAnsi="Times New Roman" w:cs="Times New Roman"/>
+          <w:sz w:val="28"/>
+          <w:szCs w:val="28"/>
+          <w:highlight w:val="yellow"/>
+        </w:rPr>
+        <w:t xml:space="preserve"> </w:t>
+      </w:r>
+      <w:proofErr w:type="spellStart"/>
+      <w:r>
+        <w:rPr>
+          <w:rFonts w:ascii="Times New Roman" w:hAnsi="Times New Roman" w:cs="Times New Roman"/>
+          <w:sz w:val="28"/>
+          <w:szCs w:val="28"/>
+          <w:highlight w:val="yellow"/>
+        </w:rPr>
+        <w:t>electrochemical</w:t>
+      </w:r>
+      <w:proofErr w:type="spellEnd"/>
+      <w:r>
+        <w:rPr>
+          <w:rFonts w:ascii="Times New Roman" w:hAnsi="Times New Roman" w:cs="Times New Roman"/>
+          <w:sz w:val="28"/>
+          <w:szCs w:val="28"/>
+          <w:highlight w:val="yellow"/>
+        </w:rPr>
+        <w:t xml:space="preserve"> </w:t>
+      </w:r>
+      <w:proofErr w:type="spellStart"/>
+      <w:r>
+        <w:rPr>
+          <w:rFonts w:ascii="Times New Roman" w:hAnsi="Times New Roman" w:cs="Times New Roman"/>
+          <w:sz w:val="28"/>
+          <w:szCs w:val="28"/>
+          <w:highlight w:val="yellow"/>
+        </w:rPr>
+        <w:t>impedance</w:t>
+      </w:r>
+      <w:proofErr w:type="spellEnd"/>
+      <w:r>
+        <w:rPr>
+          <w:rFonts w:ascii="Times New Roman" w:hAnsi="Times New Roman" w:cs="Times New Roman"/>
+          <w:sz w:val="28"/>
+          <w:szCs w:val="28"/>
+          <w:highlight w:val="yellow"/>
+        </w:rPr>
+        <w:t xml:space="preserve"> </w:t>
+      </w:r>
+      <w:proofErr w:type="spellStart"/>
+      <w:r>
+        <w:rPr>
+          <w:rFonts w:ascii="Times New Roman" w:hAnsi="Times New Roman" w:cs="Times New Roman"/>
+          <w:sz w:val="28"/>
+          <w:szCs w:val="28"/>
+          <w:highlight w:val="yellow"/>
+        </w:rPr>
+        <w:t>spectroscopy</w:t>
+      </w:r>
+      <w:proofErr w:type="spellEnd"/>
+      <w:r>
+        <w:rPr>
+          <w:rFonts w:ascii="Times New Roman" w:hAnsi="Times New Roman" w:cs="Times New Roman"/>
+          <w:sz w:val="28"/>
+          <w:szCs w:val="28"/>
+        </w:rPr>
+        <w:t xml:space="preserve"> подчёркивает, что развитие DEIS непосредственно связано с задачами </w:t>
+      </w:r>
+      <w:proofErr w:type="spellStart"/>
+      <w:r>
+        <w:rPr>
+          <w:rFonts w:ascii="Times New Roman" w:hAnsi="Times New Roman" w:cs="Times New Roman"/>
+          <w:sz w:val="28"/>
+          <w:szCs w:val="28"/>
+          <w:highlight w:val="yellow"/>
+        </w:rPr>
+        <w:t>state</w:t>
+      </w:r>
+      <w:proofErr w:type="spellEnd"/>
+      <w:r>
+        <w:rPr>
+          <w:rFonts w:ascii="Times New Roman" w:hAnsi="Times New Roman" w:cs="Times New Roman"/>
+          <w:sz w:val="28"/>
+          <w:szCs w:val="28"/>
+          <w:highlight w:val="yellow"/>
+        </w:rPr>
+        <w:t xml:space="preserve"> </w:t>
+      </w:r>
+      <w:proofErr w:type="spellStart"/>
+      <w:r>
+        <w:rPr>
+          <w:rFonts w:ascii="Times New Roman" w:hAnsi="Times New Roman" w:cs="Times New Roman"/>
+          <w:sz w:val="28"/>
+          <w:szCs w:val="28"/>
+          <w:highlight w:val="yellow"/>
+        </w:rPr>
+        <w:t>monitoring</w:t>
+      </w:r>
+      <w:proofErr w:type="spellEnd"/>
+      <w:r>
+        <w:rPr>
+          <w:rFonts w:ascii="Times New Roman" w:hAnsi="Times New Roman" w:cs="Times New Roman"/>
+          <w:sz w:val="28"/>
+          <w:szCs w:val="28"/>
+        </w:rPr>
+        <w:t xml:space="preserve"> и быстрых диагностических оценок при меняющихся рабочих режимах.</w:t>
+      </w:r>
+    </w:p>
+    <w:p>
+      <w:pPr>
+        <w:spacing w:line="360" w:lineRule="auto"/>
+        <w:ind w:firstLine="709"/>
+        <w:jc w:val="both"/>
+        <w:rPr>
+          <w:rFonts w:ascii="Times New Roman" w:hAnsi="Times New Roman" w:cs="Times New Roman"/>
+          <w:sz w:val="28"/>
+          <w:szCs w:val="28"/>
+        </w:rPr>
+      </w:pPr>
+      <w:r>
+        <w:rPr>
+          <w:rFonts w:ascii="Times New Roman" w:hAnsi="Times New Roman" w:cs="Times New Roman"/>
+          <w:sz w:val="28"/>
+          <w:szCs w:val="28"/>
+        </w:rPr>
+        <w:t xml:space="preserve">Диаграмма Боде позволяет разделить частотные области омического отклика, </w:t>
+      </w:r>
+      <w:proofErr w:type="spellStart"/>
+      <w:r>
+        <w:rPr>
+          <w:rFonts w:ascii="Times New Roman" w:hAnsi="Times New Roman" w:cs="Times New Roman"/>
+          <w:sz w:val="28"/>
+          <w:szCs w:val="28"/>
+        </w:rPr>
+        <w:t>зарядопереноса</w:t>
+      </w:r>
+      <w:proofErr w:type="spellEnd"/>
+      <w:r>
+        <w:rPr>
+          <w:rFonts w:ascii="Times New Roman" w:hAnsi="Times New Roman" w:cs="Times New Roman"/>
+          <w:sz w:val="28"/>
+          <w:szCs w:val="28"/>
+        </w:rPr>
+        <w:t xml:space="preserve"> и диффузии значительно более явно, чем диаграмма Найквиста. В задачах дальнейшей диссертации это особенно важно, поскольку именно по диаграмме Боде выбираются частоты для сокращённого диагностического протокола.</w:t>
+      </w:r>
+    </w:p>
+    <w:p>
+      <w:pPr>
+        <w:spacing w:line="360" w:lineRule="auto"/>
+        <w:ind w:firstLine="709"/>
+        <w:jc w:val="both"/>
+        <w:rPr>
+          <w:rFonts w:ascii="Times New Roman" w:hAnsi="Times New Roman" w:cs="Times New Roman"/>
+          <w:sz w:val="28"/>
+          <w:szCs w:val="28"/>
+        </w:rPr>
+      </w:pPr>
+    </w:p>
+    <w:p>
+      <w:pPr>
+        <w:spacing w:line="360" w:lineRule="auto"/>
+        <w:ind w:firstLine="709"/>
+        <w:jc w:val="both"/>
+        <w:rPr>
+          <w:rFonts w:ascii="Times New Roman" w:hAnsi="Times New Roman" w:cs="Times New Roman"/>
+          <w:sz w:val="28"/>
+          <w:szCs w:val="28"/>
+          <w:lang w:val="en-US"/>
+        </w:rPr>
+      </w:pPr>
+      <w:r>
+        <w:rPr>
+          <w:noProof/>
+        </w:rPr>
+        <w:lastRenderedPageBreak/>
+        <w:drawing>
+          <wp:inline distT="0" distB="0" distL="0" distR="0" wp14:anchorId="2764881A" wp14:editId="4CF4D889">
+            <wp:extent cx="6119495" cy="3902075"/>
+            <wp:effectExtent l="0" t="0" r="0" b="3175"/>
+            <wp:docPr id="2032837814" name="Рисунок 2"/>
+            <wp:cNvGraphicFramePr>
+              <a:graphicFrameLocks xmlns:a="http://schemas.openxmlformats.org/drawingml/2006/main" noChangeAspect="1"/>
+            </wp:cNvGraphicFramePr>
+            <a:graphic xmlns:a="http://schemas.openxmlformats.org/drawingml/2006/main">
+              <a:graphicData uri="http://schemas.openxmlformats.org/drawingml/2006/picture">
+                <pic:pic xmlns:pic="http://schemas.openxmlformats.org/drawingml/2006/picture">
+                  <pic:nvPicPr>
+                    <pic:cNvPr id="0" name="Picture 65"/>
+                    <pic:cNvPicPr>
+                      <a:picLocks noChangeAspect="1" noChangeArrowheads="1"/>
+                    </pic:cNvPicPr>
+                  </pic:nvPicPr>
+                  <pic:blipFill>
+                    <a:blip r:embed="rId114" cstate="print">
+                      <a:extLst>
+                        <a:ext uri="{28A0092B-C50C-407E-A947-70E740481C1C}">
+                          <a14:useLocalDpi xmlns:a14="http://schemas.microsoft.com/office/drawing/2010/main" val="0"/>
+                        </a:ext>
+                      </a:extLst>
+                    </a:blip>
+                    <a:srcRect/>
+                    <a:stretch>
+                      <a:fillRect/>
+                    </a:stretch>
+                  </pic:blipFill>
+                  <pic:spPr bwMode="auto">
+                    <a:xfrm>
+                      <a:off x="0" y="0"/>
+                      <a:ext cx="6119495" cy="3902075"/>
+                    </a:xfrm>
+                    <a:prstGeom prst="rect">
+                      <a:avLst/>
+                    </a:prstGeom>
+                    <a:noFill/>
+                    <a:ln>
+                      <a:noFill/>
+                    </a:ln>
+                  </pic:spPr>
+                </pic:pic>
+              </a:graphicData>
+            </a:graphic>
+          </wp:inline>
+        </w:drawing>
+      </w:r>
+    </w:p>
+    <w:p>
+      <w:pPr>
+        <w:spacing w:line="360" w:lineRule="auto"/>
+        <w:ind w:firstLine="709"/>
+        <w:jc w:val="both"/>
+        <w:rPr>
+          <w:rFonts w:ascii="Times New Roman" w:hAnsi="Times New Roman" w:cs="Times New Roman"/>
+          <w:sz w:val="28"/>
+          <w:szCs w:val="28"/>
+          <w:lang w:val="en-US"/>
+        </w:rPr>
+      </w:pPr>
+      <w:r>
+        <w:rPr>
+          <w:rFonts w:ascii="Times New Roman" w:hAnsi="Times New Roman" w:cs="Times New Roman"/>
+          <w:sz w:val="28"/>
+          <w:szCs w:val="28"/>
+        </w:rPr>
+        <w:t>Рисунок 1.13 — Диаграмма Боде опытной тяговой батареи</w:t>
+      </w:r>
+    </w:p>
+    <w:p>
+      <w:pPr>
+        <w:spacing w:line="360" w:lineRule="auto"/>
+        <w:ind w:firstLine="709"/>
+        <w:jc w:val="both"/>
+        <w:rPr>
+          <w:rFonts w:ascii="Times New Roman" w:hAnsi="Times New Roman" w:cs="Times New Roman"/>
+          <w:sz w:val="28"/>
+          <w:szCs w:val="28"/>
+          <w:lang w:val="en-US"/>
+        </w:rPr>
+      </w:pPr>
+    </w:p>
+    <w:p>
+      <w:pPr>
+        <w:spacing w:line="360" w:lineRule="auto"/>
+        <w:ind w:firstLine="709"/>
+        <w:jc w:val="both"/>
+        <w:rPr>
+          <w:rFonts w:ascii="Times New Roman" w:hAnsi="Times New Roman" w:cs="Times New Roman"/>
+          <w:sz w:val="28"/>
+          <w:szCs w:val="28"/>
+          <w:lang w:val="en-US"/>
+        </w:rPr>
+      </w:pPr>
+      <w:r>
+        <w:rPr>
+          <w:rFonts w:ascii="Times New Roman" w:hAnsi="Times New Roman" w:cs="Times New Roman"/>
+          <w:sz w:val="28"/>
+          <w:szCs w:val="28"/>
+        </w:rPr>
+        <w:t>На рисунке приведены зависимости модуля импеданса и фазового угла от частоты. В высокочастотной области модуль импеданса приближается к</w:t>
+      </w:r>
+      <w:r>
+        <w:rPr>
+          <w:rFonts w:ascii="Times New Roman" w:hAnsi="Times New Roman" w:cs="Times New Roman"/>
+          <w:sz w:val="28"/>
+          <w:szCs w:val="28"/>
+        </w:rPr>
+        <w:t xml:space="preserve"> </w:t>
+      </w:r>
+      <w:r>
+        <w:rPr>
+          <w:rFonts w:ascii="Times New Roman" w:hAnsi="Times New Roman" w:cs="Times New Roman"/>
+          <w:i/>
+          <w:iCs/>
+          <w:sz w:val="28"/>
+          <w:szCs w:val="28"/>
+          <w:lang w:val="en-US"/>
+        </w:rPr>
+        <w:t>R</w:t>
+      </w:r>
+      <w:r>
+        <w:rPr>
+          <w:rFonts w:ascii="Times New Roman" w:hAnsi="Times New Roman" w:cs="Times New Roman"/>
+          <w:i/>
+          <w:iCs/>
+          <w:sz w:val="28"/>
+          <w:szCs w:val="28"/>
+          <w:vertAlign w:val="subscript"/>
+          <w:lang w:val="en-US"/>
+        </w:rPr>
+        <w:t>Ω</w:t>
+      </w:r>
+      <w:r>
+        <w:rPr>
+          <w:rFonts w:ascii="Times New Roman" w:hAnsi="Times New Roman" w:cs="Times New Roman"/>
+          <w:sz w:val="28"/>
+          <w:szCs w:val="28"/>
+        </w:rPr>
+        <w:t xml:space="preserve">, </w:t>
+      </w:r>
+      <w:r>
+        <w:rPr>
+          <w:rFonts w:ascii="Times New Roman" w:hAnsi="Times New Roman" w:cs="Times New Roman"/>
+          <w:sz w:val="28"/>
+          <w:szCs w:val="28"/>
+        </w:rPr>
+        <w:t>а фазовый угол близок к нулю, что соответствует преимущественно резистивному поведению. В среднечастотной</w:t>
+      </w:r>
+      <w:r>
+        <w:rPr>
+          <w:rFonts w:ascii="Times New Roman" w:hAnsi="Times New Roman" w:cs="Times New Roman"/>
+          <w:sz w:val="28"/>
+          <w:szCs w:val="28"/>
+        </w:rPr>
+        <w:t xml:space="preserve"> </w:t>
+      </w:r>
+      <w:r>
+        <w:rPr>
+          <w:rFonts w:ascii="Times New Roman" w:hAnsi="Times New Roman" w:cs="Times New Roman"/>
+          <w:sz w:val="28"/>
+          <w:szCs w:val="28"/>
+        </w:rPr>
+        <w:t>зоне наблюдается выраженный фазовый сдвиг, связанный с межфазным переносом заряда и ёмкостью двойного слоя. В низкочастотной области модуль импеданса возрастает, а фазовый отклик смещается в сторону диффузионного режима.</w:t>
+      </w:r>
+    </w:p>
+    <w:p>
+      <w:pPr>
+        <w:spacing w:line="360" w:lineRule="auto"/>
+        <w:ind w:firstLine="709"/>
+        <w:jc w:val="both"/>
+        <w:rPr>
+          <w:rFonts w:ascii="Times New Roman" w:hAnsi="Times New Roman" w:cs="Times New Roman"/>
+          <w:sz w:val="28"/>
+          <w:szCs w:val="28"/>
+          <w:lang w:val="en-US"/>
+        </w:rPr>
+      </w:pPr>
+      <w:r>
+        <w:rPr>
+          <w:rFonts w:ascii="Times New Roman" w:hAnsi="Times New Roman" w:cs="Times New Roman"/>
+          <w:sz w:val="28"/>
+          <w:szCs w:val="28"/>
+        </w:rPr>
+        <w:t>Научная ценность рисунка состоит в том, что он показывает частотную локализацию доминирующих процессов и тем самым создаёт основу для выделения информативных спектральных признаков. Практическая польза заключается в возможности выбора ограниченного набора частот для экспресс-диагностики батареи без необходимости полного широкополосного сканирования.</w:t>
+      </w:r>
+    </w:p>
+    <w:p>
+      <w:pPr>
+        <w:spacing w:line="360" w:lineRule="auto"/>
+        <w:ind w:firstLine="709"/>
+        <w:jc w:val="both"/>
+        <w:rPr>
+          <w:rFonts w:ascii="Times New Roman" w:hAnsi="Times New Roman" w:cs="Times New Roman"/>
+          <w:sz w:val="28"/>
+          <w:szCs w:val="28"/>
+          <w:lang w:val="en-US"/>
+        </w:rPr>
+      </w:pPr>
+    </w:p>
+    <w:p>
+      <w:pPr>
+        <w:spacing w:line="360" w:lineRule="auto"/>
+        <w:ind w:firstLine="709"/>
+        <w:jc w:val="both"/>
+        <w:rPr>
+          <w:rFonts w:ascii="Times New Roman" w:hAnsi="Times New Roman" w:cs="Times New Roman"/>
+          <w:sz w:val="28"/>
+          <w:szCs w:val="28"/>
+          <w:lang w:val="en-US"/>
+        </w:rPr>
+      </w:pPr>
+      <w:r>
+        <w:rPr>
+          <w:rFonts w:ascii="Times New Roman" w:hAnsi="Times New Roman" w:cs="Times New Roman"/>
+          <w:sz w:val="28"/>
+          <w:szCs w:val="28"/>
+        </w:rPr>
+        <w:t>Таблица 1.5</w:t>
+      </w:r>
+      <w:r>
+        <w:rPr>
+          <w:rFonts w:ascii="Times New Roman" w:hAnsi="Times New Roman" w:cs="Times New Roman"/>
+          <w:sz w:val="28"/>
+          <w:szCs w:val="28"/>
+        </w:rPr>
+        <w:t xml:space="preserve"> – </w:t>
+      </w:r>
+      <w:r>
+        <w:rPr>
+          <w:rFonts w:ascii="Times New Roman" w:hAnsi="Times New Roman" w:cs="Times New Roman"/>
+          <w:sz w:val="28"/>
+          <w:szCs w:val="28"/>
+        </w:rPr>
+        <w:t>Физическая интерпретация основных элементов EIS-спектра аккумуляторной батареи</w:t>
+      </w:r>
+    </w:p>
+    <w:tbl>
+      <w:tblPr>
+        <w:tblStyle w:val="ac"/>
+        <w:tblW w:w="0" w:type="auto"/>
+        <w:tblLook w:val="04A0" w:firstRow="1" w:lastRow="0" w:firstColumn="1" w:lastColumn="0" w:noHBand="0" w:noVBand="1"/>
+      </w:tblPr>
+      <w:tblGrid>
+        <w:gridCol w:w="2406"/>
+        <w:gridCol w:w="2407"/>
+        <w:gridCol w:w="2407"/>
+        <w:gridCol w:w="2407"/>
+      </w:tblGrid>
+      <w:tr>
+        <w:tc>
+          <w:tcPr>
+            <w:tcW w:w="2406" w:type="dxa"/>
+          </w:tcPr>
+          <w:p>
+            <w:pPr>
+              <w:spacing w:line="360" w:lineRule="auto"/>
+              <w:jc w:val="both"/>
+              <w:rPr>
+                <w:rFonts w:ascii="Times New Roman" w:hAnsi="Times New Roman" w:cs="Times New Roman"/>
+                <w:sz w:val="28"/>
+                <w:szCs w:val="28"/>
+                <w:lang w:val="en-US"/>
+              </w:rPr>
+            </w:pPr>
+            <w:r>
+              <w:rPr>
+                <w:rFonts w:ascii="Times New Roman" w:hAnsi="Times New Roman" w:cs="Times New Roman"/>
+                <w:sz w:val="28"/>
+                <w:szCs w:val="28"/>
+              </w:rPr>
+              <w:t>Частотная</w:t>
+            </w:r>
+            <w:r>
+              <w:rPr>
+                <w:rFonts w:ascii="Times New Roman" w:hAnsi="Times New Roman" w:cs="Times New Roman"/>
+                <w:sz w:val="28"/>
+                <w:szCs w:val="28"/>
+                <w:lang w:val="en-US"/>
+              </w:rPr>
+              <w:t xml:space="preserve"> </w:t>
+            </w:r>
+            <w:r>
+              <w:rPr>
+                <w:rFonts w:ascii="Times New Roman" w:hAnsi="Times New Roman" w:cs="Times New Roman"/>
+                <w:sz w:val="28"/>
+                <w:szCs w:val="28"/>
+              </w:rPr>
+              <w:t>область</w:t>
+            </w:r>
+          </w:p>
+        </w:tc>
+        <w:tc>
+          <w:tcPr>
+            <w:tcW w:w="2407" w:type="dxa"/>
+          </w:tcPr>
+          <w:p>
+            <w:pPr>
+              <w:spacing w:line="360" w:lineRule="auto"/>
+              <w:jc w:val="both"/>
+              <w:rPr>
+                <w:rFonts w:ascii="Times New Roman" w:hAnsi="Times New Roman" w:cs="Times New Roman"/>
+                <w:sz w:val="28"/>
+                <w:szCs w:val="28"/>
+                <w:lang w:val="en-US"/>
+              </w:rPr>
+            </w:pPr>
+            <w:r>
+              <w:rPr>
+                <w:rFonts w:ascii="Times New Roman" w:hAnsi="Times New Roman" w:cs="Times New Roman"/>
+                <w:sz w:val="28"/>
+                <w:szCs w:val="28"/>
+              </w:rPr>
+              <w:t>Доминирующий процесс</w:t>
+            </w:r>
+          </w:p>
+        </w:tc>
+        <w:tc>
+          <w:tcPr>
+            <w:tcW w:w="2407" w:type="dxa"/>
+          </w:tcPr>
+          <w:p>
+            <w:pPr>
+              <w:spacing w:line="360" w:lineRule="auto"/>
+              <w:jc w:val="both"/>
+              <w:rPr>
+                <w:rFonts w:ascii="Times New Roman" w:hAnsi="Times New Roman" w:cs="Times New Roman"/>
+                <w:sz w:val="28"/>
+                <w:szCs w:val="28"/>
+                <w:lang w:val="en-US"/>
+              </w:rPr>
+            </w:pPr>
+            <w:r>
+              <w:rPr>
+                <w:rFonts w:ascii="Times New Roman" w:hAnsi="Times New Roman" w:cs="Times New Roman"/>
+                <w:sz w:val="28"/>
+                <w:szCs w:val="28"/>
+              </w:rPr>
+              <w:t>Основной параметр</w:t>
+            </w:r>
+          </w:p>
+        </w:tc>
+        <w:tc>
+          <w:tcPr>
+            <w:tcW w:w="2407" w:type="dxa"/>
+          </w:tcPr>
+          <w:p>
+            <w:pPr>
+              <w:spacing w:line="360" w:lineRule="auto"/>
+              <w:jc w:val="both"/>
+              <w:rPr>
+                <w:rFonts w:ascii="Times New Roman" w:hAnsi="Times New Roman" w:cs="Times New Roman"/>
+                <w:sz w:val="28"/>
+                <w:szCs w:val="28"/>
+                <w:lang w:val="en-US"/>
+              </w:rPr>
+            </w:pPr>
+            <w:r>
+              <w:rPr>
+                <w:rFonts w:ascii="Times New Roman" w:hAnsi="Times New Roman" w:cs="Times New Roman"/>
+                <w:sz w:val="28"/>
+                <w:szCs w:val="28"/>
+              </w:rPr>
+              <w:t>Диагностическое значение</w:t>
+            </w:r>
+          </w:p>
+        </w:tc>
+      </w:tr>
+      <w:tr>
+        <w:tc>
+          <w:tcPr>
+            <w:tcW w:w="2406" w:type="dxa"/>
+          </w:tcPr>
+          <w:p>
+            <w:pPr>
+              <w:spacing w:line="360" w:lineRule="auto"/>
+              <w:jc w:val="both"/>
+              <w:rPr>
+                <w:rFonts w:ascii="Times New Roman" w:hAnsi="Times New Roman" w:cs="Times New Roman"/>
+                <w:sz w:val="28"/>
+                <w:szCs w:val="28"/>
+                <w:lang w:val="en-US"/>
+              </w:rPr>
+            </w:pPr>
+            <w:r>
+              <w:rPr>
+                <w:rFonts w:ascii="Times New Roman" w:hAnsi="Times New Roman" w:cs="Times New Roman"/>
+                <w:sz w:val="28"/>
+                <w:szCs w:val="28"/>
+              </w:rPr>
+              <w:t>Высокие частоты</w:t>
+            </w:r>
+          </w:p>
+        </w:tc>
+        <w:tc>
+          <w:tcPr>
+            <w:tcW w:w="2407" w:type="dxa"/>
+          </w:tcPr>
+          <w:p>
+            <w:pPr>
+              <w:spacing w:line="360" w:lineRule="auto"/>
+              <w:jc w:val="both"/>
+              <w:rPr>
+                <w:rFonts w:ascii="Times New Roman" w:hAnsi="Times New Roman" w:cs="Times New Roman"/>
+                <w:sz w:val="28"/>
+                <w:szCs w:val="28"/>
+              </w:rPr>
+            </w:pPr>
+            <w:r>
+              <w:rPr>
+                <w:rFonts w:ascii="Times New Roman" w:hAnsi="Times New Roman" w:cs="Times New Roman"/>
+                <w:sz w:val="28"/>
+                <w:szCs w:val="28"/>
+              </w:rPr>
+              <w:t>Омическая проводимость токосъёмников, электролита и контактов</w:t>
+            </w:r>
+          </w:p>
+        </w:tc>
+        <w:tc>
+          <w:tcPr>
+            <w:tcW w:w="2407" w:type="dxa"/>
+          </w:tcPr>
+          <w:p>
+            <w:pPr>
+              <w:spacing w:line="360" w:lineRule="auto"/>
+              <w:jc w:val="both"/>
+              <w:rPr>
+                <w:rFonts w:ascii="Times New Roman" w:hAnsi="Times New Roman" w:cs="Times New Roman"/>
+                <w:sz w:val="28"/>
+                <w:szCs w:val="28"/>
+                <w:lang w:val="en-US"/>
+              </w:rPr>
+            </w:pPr>
+            <w:r>
+              <w:rPr>
+                <w:rFonts w:ascii="Times New Roman" w:hAnsi="Times New Roman" w:cs="Times New Roman"/>
+                <w:i/>
+                <w:iCs/>
+                <w:sz w:val="28"/>
+                <w:szCs w:val="28"/>
+                <w:lang w:val="en-US"/>
+              </w:rPr>
+              <w:t>R</w:t>
+            </w:r>
+            <w:r>
+              <w:rPr>
+                <w:rFonts w:ascii="Times New Roman" w:hAnsi="Times New Roman" w:cs="Times New Roman"/>
+                <w:i/>
+                <w:iCs/>
+                <w:sz w:val="28"/>
+                <w:szCs w:val="28"/>
+                <w:vertAlign w:val="subscript"/>
+                <w:lang w:val="en-US"/>
+              </w:rPr>
+              <w:t>Ω</w:t>
+            </w:r>
+          </w:p>
+        </w:tc>
+        <w:tc>
+          <w:tcPr>
+            <w:tcW w:w="2407" w:type="dxa"/>
+          </w:tcPr>
+          <w:p>
+            <w:pPr>
+              <w:spacing w:line="360" w:lineRule="auto"/>
+              <w:jc w:val="both"/>
+              <w:rPr>
+                <w:rFonts w:ascii="Times New Roman" w:hAnsi="Times New Roman" w:cs="Times New Roman"/>
+                <w:sz w:val="28"/>
+                <w:szCs w:val="28"/>
+              </w:rPr>
+            </w:pPr>
+            <w:r>
+              <w:rPr>
+                <w:rFonts w:ascii="Times New Roman" w:hAnsi="Times New Roman" w:cs="Times New Roman"/>
+                <w:sz w:val="28"/>
+                <w:szCs w:val="28"/>
+              </w:rPr>
+              <w:t>Контроль контактных и электролитных потерь</w:t>
+            </w:r>
+          </w:p>
+        </w:tc>
+      </w:tr>
+      <w:tr>
+        <w:tc>
+          <w:tcPr>
+            <w:tcW w:w="2406" w:type="dxa"/>
+          </w:tcPr>
+          <w:p>
+            <w:pPr>
+              <w:spacing w:line="360" w:lineRule="auto"/>
+              <w:jc w:val="both"/>
+              <w:rPr>
+                <w:rFonts w:ascii="Times New Roman" w:hAnsi="Times New Roman" w:cs="Times New Roman"/>
+                <w:sz w:val="28"/>
+                <w:szCs w:val="28"/>
+                <w:lang w:val="en-US"/>
+              </w:rPr>
+            </w:pPr>
+            <w:r>
+              <w:rPr>
+                <w:rFonts w:ascii="Times New Roman" w:hAnsi="Times New Roman" w:cs="Times New Roman"/>
+                <w:sz w:val="28"/>
+                <w:szCs w:val="28"/>
+              </w:rPr>
+              <w:t>Средние частоты</w:t>
+            </w:r>
+          </w:p>
+        </w:tc>
+        <w:tc>
+          <w:tcPr>
+            <w:tcW w:w="2407" w:type="dxa"/>
+          </w:tcPr>
+          <w:p>
+            <w:pPr>
+              <w:spacing w:line="360" w:lineRule="auto"/>
+              <w:jc w:val="both"/>
+              <w:rPr>
+                <w:rFonts w:ascii="Times New Roman" w:hAnsi="Times New Roman" w:cs="Times New Roman"/>
+                <w:sz w:val="28"/>
+                <w:szCs w:val="28"/>
+              </w:rPr>
+            </w:pPr>
+            <w:r>
+              <w:rPr>
+                <w:rFonts w:ascii="Times New Roman" w:hAnsi="Times New Roman" w:cs="Times New Roman"/>
+                <w:sz w:val="28"/>
+                <w:szCs w:val="28"/>
+              </w:rPr>
+              <w:t>Перенос заряда через интерфейс электрод электролит</w:t>
+            </w:r>
+          </w:p>
+        </w:tc>
+        <w:tc>
+          <w:tcPr>
+            <w:tcW w:w="2407" w:type="dxa"/>
+          </w:tcPr>
+          <w:p>
+            <w:pPr>
+              <w:spacing w:line="360" w:lineRule="auto"/>
+              <w:jc w:val="both"/>
+              <w:rPr>
+                <w:rFonts w:ascii="Times New Roman" w:hAnsi="Times New Roman" w:cs="Times New Roman"/>
+                <w:sz w:val="28"/>
+                <w:szCs w:val="28"/>
+                <w:lang w:val="en-US"/>
+              </w:rPr>
+            </w:pPr>
+            <w:proofErr w:type="spellStart"/>
+            <w:r>
+              <w:rPr>
+                <w:rFonts w:ascii="Times New Roman" w:hAnsi="Times New Roman" w:cs="Times New Roman"/>
+                <w:i/>
+                <w:iCs/>
+                <w:sz w:val="28"/>
+                <w:szCs w:val="28"/>
+                <w:lang w:val="en-US"/>
+              </w:rPr>
+              <w:t>R</w:t>
+            </w:r>
+            <w:r>
+              <w:rPr>
+                <w:rFonts w:ascii="Times New Roman" w:hAnsi="Times New Roman" w:cs="Times New Roman"/>
+                <w:i/>
+                <w:iCs/>
+                <w:sz w:val="28"/>
+                <w:szCs w:val="28"/>
+                <w:vertAlign w:val="subscript"/>
+                <w:lang w:val="en-US"/>
+              </w:rPr>
+              <w:t>ct</w:t>
+            </w:r>
+            <w:proofErr w:type="spellEnd"/>
+            <w:r>
+              <w:rPr>
+                <w:rFonts w:ascii="Times New Roman" w:hAnsi="Times New Roman" w:cs="Times New Roman"/>
+                <w:sz w:val="28"/>
+                <w:szCs w:val="28"/>
+              </w:rPr>
+              <w:t>,</w:t>
+            </w:r>
+            <w:r>
+              <w:rPr>
+                <w:rFonts w:ascii="Times New Roman" w:hAnsi="Times New Roman" w:cs="Times New Roman"/>
+                <w:sz w:val="28"/>
+                <w:szCs w:val="28"/>
+                <w:lang w:val="en-US"/>
+              </w:rPr>
+              <w:t xml:space="preserve"> </w:t>
+            </w:r>
+            <w:proofErr w:type="spellStart"/>
+            <w:r>
+              <w:rPr>
+                <w:rFonts w:ascii="Times New Roman" w:hAnsi="Times New Roman" w:cs="Times New Roman"/>
+                <w:i/>
+                <w:iCs/>
+                <w:sz w:val="28"/>
+                <w:szCs w:val="28"/>
+                <w:lang w:val="en-US"/>
+              </w:rPr>
+              <w:t>C</w:t>
+            </w:r>
+            <w:r>
+              <w:rPr>
+                <w:rFonts w:ascii="Times New Roman" w:hAnsi="Times New Roman" w:cs="Times New Roman"/>
+                <w:i/>
+                <w:iCs/>
+                <w:sz w:val="28"/>
+                <w:szCs w:val="28"/>
+                <w:vertAlign w:val="subscript"/>
+                <w:lang w:val="en-US"/>
+              </w:rPr>
+              <w:t>Ω</w:t>
+            </w:r>
+            <w:r>
+              <w:rPr>
+                <w:rFonts w:ascii="Times New Roman" w:hAnsi="Times New Roman" w:cs="Times New Roman"/>
+                <w:i/>
+                <w:iCs/>
+                <w:sz w:val="28"/>
+                <w:szCs w:val="28"/>
+                <w:vertAlign w:val="subscript"/>
+                <w:lang w:val="en-US"/>
+              </w:rPr>
+              <w:t>dl</w:t>
+            </w:r>
+            <w:proofErr w:type="spellEnd"/>
+          </w:p>
+        </w:tc>
+        <w:tc>
+          <w:tcPr>
+            <w:tcW w:w="2407" w:type="dxa"/>
+          </w:tcPr>
+          <w:p>
+            <w:pPr>
+              <w:spacing w:line="360" w:lineRule="auto"/>
+              <w:jc w:val="both"/>
+              <w:rPr>
+                <w:rFonts w:ascii="Times New Roman" w:hAnsi="Times New Roman" w:cs="Times New Roman"/>
+                <w:sz w:val="28"/>
+                <w:szCs w:val="28"/>
+              </w:rPr>
+            </w:pPr>
+            <w:r>
+              <w:rPr>
+                <w:rFonts w:ascii="Times New Roman" w:hAnsi="Times New Roman" w:cs="Times New Roman"/>
+                <w:sz w:val="28"/>
+                <w:szCs w:val="28"/>
+              </w:rPr>
+              <w:t>Наиболее чувствительная область для ранней деградации</w:t>
+            </w:r>
+          </w:p>
+        </w:tc>
+      </w:tr>
+      <w:tr>
+        <w:tc>
+          <w:tcPr>
+            <w:tcW w:w="2406" w:type="dxa"/>
+          </w:tcPr>
+          <w:p>
+            <w:pPr>
+              <w:spacing w:line="360" w:lineRule="auto"/>
+              <w:jc w:val="both"/>
+              <w:rPr>
+                <w:rFonts w:ascii="Times New Roman" w:hAnsi="Times New Roman" w:cs="Times New Roman"/>
+                <w:sz w:val="28"/>
+                <w:szCs w:val="28"/>
+                <w:lang w:val="en-US"/>
+              </w:rPr>
+            </w:pPr>
+            <w:r>
+              <w:rPr>
+                <w:rFonts w:ascii="Times New Roman" w:hAnsi="Times New Roman" w:cs="Times New Roman"/>
+                <w:sz w:val="28"/>
+                <w:szCs w:val="28"/>
+              </w:rPr>
+              <w:t>Низкие частоты</w:t>
+            </w:r>
+          </w:p>
+        </w:tc>
+        <w:tc>
+          <w:tcPr>
+            <w:tcW w:w="2407" w:type="dxa"/>
+          </w:tcPr>
+          <w:p>
+            <w:pPr>
+              <w:spacing w:line="360" w:lineRule="auto"/>
+              <w:jc w:val="both"/>
+              <w:rPr>
+                <w:rFonts w:ascii="Times New Roman" w:hAnsi="Times New Roman" w:cs="Times New Roman"/>
+                <w:sz w:val="28"/>
+                <w:szCs w:val="28"/>
+              </w:rPr>
+            </w:pPr>
+            <w:r>
+              <w:rPr>
+                <w:rFonts w:ascii="Times New Roman" w:hAnsi="Times New Roman" w:cs="Times New Roman"/>
+                <w:sz w:val="28"/>
+                <w:szCs w:val="28"/>
+              </w:rPr>
+              <w:t>Диффузионный перенос в твёрдой фазе и электролите</w:t>
+            </w:r>
+          </w:p>
+        </w:tc>
+        <w:tc>
+          <w:tcPr>
+            <w:tcW w:w="2407" w:type="dxa"/>
+          </w:tcPr>
+          <w:p>
+            <w:pPr>
+              <w:spacing w:line="360" w:lineRule="auto"/>
+              <w:jc w:val="both"/>
+              <w:rPr>
+                <w:rFonts w:ascii="Times New Roman" w:hAnsi="Times New Roman" w:cs="Times New Roman"/>
+                <w:sz w:val="28"/>
+                <w:szCs w:val="28"/>
+                <w:lang w:val="en-US"/>
+              </w:rPr>
+            </w:pPr>
+            <w:proofErr w:type="spellStart"/>
+            <w:r>
+              <w:rPr>
+                <w:rFonts w:ascii="Times New Roman" w:hAnsi="Times New Roman" w:cs="Times New Roman"/>
+                <w:i/>
+                <w:iCs/>
+                <w:sz w:val="28"/>
+                <w:szCs w:val="28"/>
+                <w:lang w:val="en-US"/>
+              </w:rPr>
+              <w:t>Z</w:t>
+            </w:r>
+            <w:r>
+              <w:rPr>
+                <w:rFonts w:ascii="Times New Roman" w:hAnsi="Times New Roman" w:cs="Times New Roman"/>
+                <w:i/>
+                <w:iCs/>
+                <w:sz w:val="28"/>
+                <w:szCs w:val="28"/>
+                <w:vertAlign w:val="subscript"/>
+                <w:lang w:val="en-US"/>
+              </w:rPr>
+              <w:t>w</w:t>
+            </w:r>
+            <w:proofErr w:type="spellEnd"/>
+            <w:r>
+              <w:rPr>
+                <w:rFonts w:ascii="Times New Roman" w:hAnsi="Times New Roman" w:cs="Times New Roman"/>
+                <w:sz w:val="28"/>
+                <w:szCs w:val="28"/>
+              </w:rPr>
+              <w:t>,</w:t>
+            </w:r>
+            <w:r>
+              <w:rPr>
+                <w:rFonts w:ascii="Times New Roman" w:hAnsi="Times New Roman" w:cs="Times New Roman"/>
+                <w:sz w:val="28"/>
+                <w:szCs w:val="28"/>
+                <w:lang w:val="en-US"/>
+              </w:rPr>
+              <w:t xml:space="preserve"> σ</w:t>
+            </w:r>
+          </w:p>
+        </w:tc>
+        <w:tc>
+          <w:tcPr>
+            <w:tcW w:w="2407" w:type="dxa"/>
+          </w:tcPr>
+          <w:p>
+            <w:pPr>
+              <w:spacing w:line="360" w:lineRule="auto"/>
+              <w:jc w:val="both"/>
+              <w:rPr>
+                <w:rFonts w:ascii="Times New Roman" w:hAnsi="Times New Roman" w:cs="Times New Roman"/>
+                <w:sz w:val="28"/>
+                <w:szCs w:val="28"/>
+              </w:rPr>
+            </w:pPr>
+            <w:r>
+              <w:rPr>
+                <w:rFonts w:ascii="Times New Roman" w:hAnsi="Times New Roman" w:cs="Times New Roman"/>
+                <w:sz w:val="28"/>
+                <w:szCs w:val="28"/>
+              </w:rPr>
+              <w:t>Оценка ограничений массопереноса и глубинной деградации</w:t>
+            </w:r>
+          </w:p>
+        </w:tc>
+      </w:tr>
+    </w:tbl>
+    <w:p>
+      <w:pPr>
+        <w:spacing w:line="360" w:lineRule="auto"/>
+        <w:ind w:firstLine="709"/>
+        <w:jc w:val="both"/>
+        <w:rPr>
+          <w:rFonts w:ascii="Times New Roman" w:hAnsi="Times New Roman" w:cs="Times New Roman"/>
+          <w:sz w:val="28"/>
+          <w:szCs w:val="28"/>
+          <w:lang w:val="en-US"/>
+        </w:rPr>
+      </w:pPr>
+    </w:p>
+    <w:p>
+      <w:pPr>
+        <w:spacing w:line="360" w:lineRule="auto"/>
+        <w:ind w:firstLine="709"/>
+        <w:jc w:val="both"/>
+        <w:rPr>
+          <w:rFonts w:ascii="Times New Roman" w:hAnsi="Times New Roman" w:cs="Times New Roman"/>
+          <w:sz w:val="28"/>
+          <w:szCs w:val="28"/>
+          <w:lang w:val="en-US"/>
+        </w:rPr>
+      </w:pPr>
+      <w:r>
+        <w:rPr>
+          <w:rFonts w:ascii="Times New Roman" w:hAnsi="Times New Roman" w:cs="Times New Roman"/>
+          <w:sz w:val="28"/>
+          <w:szCs w:val="28"/>
+        </w:rPr>
+        <w:t xml:space="preserve">Следовательно, электрохимическая импедансная спектроскопия обладает двойной ценностью. С одной стороны, это физически интерпретируемый метод, позволяющий связать спектр с конкретными электрохимическими механизмами. С другой стороны, это </w:t>
+      </w:r>
+      <w:proofErr w:type="spellStart"/>
+      <w:r>
+        <w:rPr>
+          <w:rFonts w:ascii="Times New Roman" w:hAnsi="Times New Roman" w:cs="Times New Roman"/>
+          <w:sz w:val="28"/>
+          <w:szCs w:val="28"/>
+        </w:rPr>
+        <w:t>инженерно</w:t>
+      </w:r>
+      <w:proofErr w:type="spellEnd"/>
+      <w:r>
+        <w:rPr>
+          <w:rFonts w:ascii="Times New Roman" w:hAnsi="Times New Roman" w:cs="Times New Roman"/>
+          <w:sz w:val="28"/>
+          <w:szCs w:val="28"/>
+        </w:rPr>
+        <w:t xml:space="preserve"> перспективный диагностический инструмент, который при правильном выборе частот и корректной модели может быть адаптирован к задачам экспресс-оценки состояния и прогноза ресурса батареи. Современные обзоры подчёркивают, что именно развитие быстрого, </w:t>
+      </w:r>
+      <w:r>
+        <w:rPr>
+          <w:rFonts w:ascii="Times New Roman" w:hAnsi="Times New Roman" w:cs="Times New Roman"/>
+          <w:sz w:val="28"/>
+          <w:szCs w:val="28"/>
+        </w:rPr>
+        <w:lastRenderedPageBreak/>
+        <w:t xml:space="preserve">динамического и </w:t>
+      </w:r>
+      <w:proofErr w:type="spellStart"/>
+      <w:r>
+        <w:rPr>
+          <w:rFonts w:ascii="Times New Roman" w:hAnsi="Times New Roman" w:cs="Times New Roman"/>
+          <w:sz w:val="28"/>
+          <w:szCs w:val="28"/>
+          <w:highlight w:val="yellow"/>
+        </w:rPr>
+        <w:t>onboard</w:t>
+      </w:r>
+      <w:proofErr w:type="spellEnd"/>
+      <w:r>
+        <w:rPr>
+          <w:rFonts w:ascii="Times New Roman" w:hAnsi="Times New Roman" w:cs="Times New Roman"/>
+          <w:sz w:val="28"/>
+          <w:szCs w:val="28"/>
+          <w:highlight w:val="yellow"/>
+        </w:rPr>
+        <w:t>-совместимого</w:t>
+      </w:r>
+      <w:r>
+        <w:rPr>
+          <w:rFonts w:ascii="Times New Roman" w:hAnsi="Times New Roman" w:cs="Times New Roman"/>
+          <w:sz w:val="28"/>
+          <w:szCs w:val="28"/>
+        </w:rPr>
+        <w:t xml:space="preserve"> EIS-подхода является одной из главных задач следующего этапа эволюции </w:t>
+      </w:r>
+      <w:proofErr w:type="spellStart"/>
+      <w:r>
+        <w:rPr>
+          <w:rFonts w:ascii="Times New Roman" w:hAnsi="Times New Roman" w:cs="Times New Roman"/>
+          <w:sz w:val="28"/>
+          <w:szCs w:val="28"/>
+          <w:highlight w:val="yellow"/>
+        </w:rPr>
+        <w:t>battery</w:t>
+      </w:r>
+      <w:proofErr w:type="spellEnd"/>
+      <w:r>
+        <w:rPr>
+          <w:rFonts w:ascii="Times New Roman" w:hAnsi="Times New Roman" w:cs="Times New Roman"/>
+          <w:sz w:val="28"/>
+          <w:szCs w:val="28"/>
+          <w:highlight w:val="yellow"/>
+        </w:rPr>
+        <w:t xml:space="preserve"> </w:t>
+      </w:r>
+      <w:proofErr w:type="spellStart"/>
+      <w:r>
+        <w:rPr>
+          <w:rFonts w:ascii="Times New Roman" w:hAnsi="Times New Roman" w:cs="Times New Roman"/>
+          <w:sz w:val="28"/>
+          <w:szCs w:val="28"/>
+          <w:highlight w:val="yellow"/>
+        </w:rPr>
+        <w:t>diagnostics</w:t>
+      </w:r>
+      <w:proofErr w:type="spellEnd"/>
+      <w:r>
+        <w:rPr>
+          <w:rFonts w:ascii="Times New Roman" w:hAnsi="Times New Roman" w:cs="Times New Roman"/>
+          <w:sz w:val="28"/>
+          <w:szCs w:val="28"/>
+          <w:highlight w:val="yellow"/>
+        </w:rPr>
+        <w:t>.</w:t>
+      </w:r>
+    </w:p>
+    <w:p>
+      <w:pPr>
+        <w:spacing w:line="360" w:lineRule="auto"/>
+        <w:ind w:firstLine="709"/>
+        <w:jc w:val="both"/>
+        <w:rPr>
+          <w:rFonts w:ascii="Times New Roman" w:hAnsi="Times New Roman" w:cs="Times New Roman"/>
+          <w:sz w:val="28"/>
+          <w:szCs w:val="28"/>
+          <w:lang w:val="en-US"/>
+        </w:rPr>
+      </w:pPr>
+      <w:r>
+        <w:rPr>
+          <w:rFonts w:ascii="Times New Roman" w:hAnsi="Times New Roman" w:cs="Times New Roman"/>
+          <w:sz w:val="28"/>
+          <w:szCs w:val="28"/>
+        </w:rPr>
+        <w:t>Однако при всей высокой информативности EIS остаётся открытым вопрос о том, насколько существующие модели прогнозирования ресурса способны использовать импедансные признаки в реальных тяговых режимах. Поэтому следующим шагом необходимо рассмотреть современные подходы к прогнозированию остаточного ресурса аккумуляторных батарей и критически сопоставить их физическую обоснованность, инженерную реализуемость и устойчивость в условиях нестационарной эксплуатации.</w:t>
+      </w:r>
+    </w:p>
+    <w:p>
+      <w:pPr>
+        <w:spacing w:line="360" w:lineRule="auto"/>
+        <w:ind w:firstLine="709"/>
+        <w:jc w:val="both"/>
+        <w:rPr>
+          <w:rFonts w:ascii="Times New Roman" w:hAnsi="Times New Roman" w:cs="Times New Roman"/>
+          <w:sz w:val="28"/>
+          <w:szCs w:val="28"/>
+          <w:lang w:val="en-US"/>
+        </w:rPr>
+      </w:pPr>
+    </w:p>
+    <w:p>
+      <w:pPr>
+        <w:spacing w:line="360" w:lineRule="auto"/>
+        <w:ind w:firstLine="709"/>
+        <w:jc w:val="both"/>
+        <w:rPr>
+          <w:rFonts w:ascii="Times New Roman" w:hAnsi="Times New Roman" w:cs="Times New Roman"/>
+          <w:b/>
+          <w:bCs/>
+          <w:sz w:val="28"/>
+          <w:szCs w:val="28"/>
+        </w:rPr>
+      </w:pPr>
+      <w:r>
+        <w:rPr>
+          <w:rFonts w:ascii="Times New Roman" w:hAnsi="Times New Roman" w:cs="Times New Roman"/>
+          <w:b/>
+          <w:bCs/>
+          <w:sz w:val="28"/>
+          <w:szCs w:val="28"/>
+        </w:rPr>
+        <w:t>1.5 Анализ существующих моделей прогнозирования остаточного ресурса аккумуляторных батарей</w:t>
       </w:r>
     </w:p>
     <w:p>

--- a/Docs/Дис Борзенков вар2/01.Главы/Глава_1.docx
+++ b/Docs/Дис Борзенков вар2/01.Главы/Глава_1.docx
@@ -252,7 +252,7 @@
           <v:shape id="_x0000_i1025" type="#_x0000_t75" style="width:264.9pt;height:20.4pt" o:ole="">
             <v:imagedata r:id="rId6" o:title=""/>
           </v:shape>
-          <o:OLEObject Type="Embed" ProgID="Equation.DSMT4" ShapeID="_x0000_i1025" DrawAspect="Content" ObjectID="_1835778464" r:id="rId7"/>
+          <o:OLEObject Type="Embed" ProgID="Equation.DSMT4" ShapeID="_x0000_i1025" DrawAspect="Content" ObjectID="_1835855361" r:id="rId7"/>
         </w:object>
       </w:r>
     </w:p>
@@ -707,7 +707,7 @@
           <v:shape id="_x0000_i1026" type="#_x0000_t75" style="width:157.6pt;height:33.95pt" o:ole="">
             <v:imagedata r:id="rId8" o:title=""/>
           </v:shape>
-          <o:OLEObject Type="Embed" ProgID="Equation.DSMT4" ShapeID="_x0000_i1026" DrawAspect="Content" ObjectID="_1835778465" r:id="rId9"/>
+          <o:OLEObject Type="Embed" ProgID="Equation.DSMT4" ShapeID="_x0000_i1026" DrawAspect="Content" ObjectID="_1835855362" r:id="rId9"/>
         </w:object>
       </w:r>
     </w:p>
@@ -1041,7 +1041,7 @@
           <v:shape id="_x0000_i1027" type="#_x0000_t75" style="width:67.9pt;height:17.65pt" o:ole="">
             <v:imagedata r:id="rId10" o:title=""/>
           </v:shape>
-          <o:OLEObject Type="Embed" ProgID="Equation.DSMT4" ShapeID="_x0000_i1027" DrawAspect="Content" ObjectID="_1835778466" r:id="rId11"/>
+          <o:OLEObject Type="Embed" ProgID="Equation.DSMT4" ShapeID="_x0000_i1027" DrawAspect="Content" ObjectID="_1835855363" r:id="rId11"/>
         </w:object>
       </w:r>
     </w:p>
@@ -1089,7 +1089,7 @@
           <v:shape id="_x0000_i1028" type="#_x0000_t75" style="width:162.35pt;height:20.4pt" o:ole="">
             <v:imagedata r:id="rId12" o:title=""/>
           </v:shape>
-          <o:OLEObject Type="Embed" ProgID="Equation.DSMT4" ShapeID="_x0000_i1028" DrawAspect="Content" ObjectID="_1835778467" r:id="rId13"/>
+          <o:OLEObject Type="Embed" ProgID="Equation.DSMT4" ShapeID="_x0000_i1028" DrawAspect="Content" ObjectID="_1835855364" r:id="rId13"/>
         </w:object>
       </w:r>
     </w:p>
@@ -1262,7 +1262,7 @@
           <v:shape id="_x0000_i1029" type="#_x0000_t75" style="width:171.85pt;height:31.25pt" o:ole="">
             <v:imagedata r:id="rId14" o:title=""/>
           </v:shape>
-          <o:OLEObject Type="Embed" ProgID="Equation.DSMT4" ShapeID="_x0000_i1029" DrawAspect="Content" ObjectID="_1835778468" r:id="rId15"/>
+          <o:OLEObject Type="Embed" ProgID="Equation.DSMT4" ShapeID="_x0000_i1029" DrawAspect="Content" ObjectID="_1835855365" r:id="rId15"/>
         </w:object>
       </w:r>
     </w:p>
@@ -3187,7 +3187,7 @@
           <v:shape id="_x0000_i1030" type="#_x0000_t75" style="width:103.9pt;height:19pt" o:ole="">
             <v:imagedata r:id="rId17" o:title=""/>
           </v:shape>
-          <o:OLEObject Type="Embed" ProgID="Equation.DSMT4" ShapeID="_x0000_i1030" DrawAspect="Content" ObjectID="_1835778469" r:id="rId18"/>
+          <o:OLEObject Type="Embed" ProgID="Equation.DSMT4" ShapeID="_x0000_i1030" DrawAspect="Content" ObjectID="_1835855366" r:id="rId18"/>
         </w:object>
       </w:r>
     </w:p>
@@ -3864,7 +3864,7 @@
           <v:shape id="_x0000_i1031" type="#_x0000_t75" style="width:48.25pt;height:33.95pt" o:ole="">
             <v:imagedata r:id="rId20" o:title=""/>
           </v:shape>
-          <o:OLEObject Type="Embed" ProgID="Equation.DSMT4" ShapeID="_x0000_i1031" DrawAspect="Content" ObjectID="_1835778470" r:id="rId21"/>
+          <o:OLEObject Type="Embed" ProgID="Equation.DSMT4" ShapeID="_x0000_i1031" DrawAspect="Content" ObjectID="_1835855367" r:id="rId21"/>
         </w:object>
       </w:r>
     </w:p>
@@ -4487,7 +4487,7 @@
           <v:shape id="_x0000_i1032" type="#_x0000_t75" style="width:168.45pt;height:31.25pt" o:ole="">
             <v:imagedata r:id="rId23" o:title=""/>
           </v:shape>
-          <o:OLEObject Type="Embed" ProgID="Equation.DSMT4" ShapeID="_x0000_i1032" DrawAspect="Content" ObjectID="_1835778471" r:id="rId24"/>
+          <o:OLEObject Type="Embed" ProgID="Equation.DSMT4" ShapeID="_x0000_i1032" DrawAspect="Content" ObjectID="_1835855368" r:id="rId24"/>
         </w:object>
       </w:r>
     </w:p>
@@ -4917,7 +4917,7 @@
           <v:shape id="_x0000_i1033" type="#_x0000_t75" style="width:47.55pt;height:33.95pt" o:ole="">
             <v:imagedata r:id="rId25" o:title=""/>
           </v:shape>
-          <o:OLEObject Type="Embed" ProgID="Equation.DSMT4" ShapeID="_x0000_i1033" DrawAspect="Content" ObjectID="_1835778472" r:id="rId26"/>
+          <o:OLEObject Type="Embed" ProgID="Equation.DSMT4" ShapeID="_x0000_i1033" DrawAspect="Content" ObjectID="_1835855369" r:id="rId26"/>
         </w:object>
       </w:r>
     </w:p>
@@ -5214,7 +5214,7 @@
           <v:shape id="_x0000_i1034" type="#_x0000_t75" style="width:63.85pt;height:32.6pt" o:ole="">
             <v:imagedata r:id="rId27" o:title=""/>
           </v:shape>
-          <o:OLEObject Type="Embed" ProgID="Equation.DSMT4" ShapeID="_x0000_i1034" DrawAspect="Content" ObjectID="_1835778473" r:id="rId28"/>
+          <o:OLEObject Type="Embed" ProgID="Equation.DSMT4" ShapeID="_x0000_i1034" DrawAspect="Content" ObjectID="_1835855370" r:id="rId28"/>
         </w:object>
       </w:r>
     </w:p>
@@ -5280,7 +5280,7 @@
           <v:shape id="_x0000_i1035" type="#_x0000_t75" style="width:51.6pt;height:21.05pt" o:ole="">
             <v:imagedata r:id="rId29" o:title=""/>
           </v:shape>
-          <o:OLEObject Type="Embed" ProgID="Equation.DSMT4" ShapeID="_x0000_i1035" DrawAspect="Content" ObjectID="_1835778474" r:id="rId30"/>
+          <o:OLEObject Type="Embed" ProgID="Equation.DSMT4" ShapeID="_x0000_i1035" DrawAspect="Content" ObjectID="_1835855371" r:id="rId30"/>
         </w:object>
       </w:r>
     </w:p>
@@ -5328,7 +5328,7 @@
           <v:shape id="_x0000_i1036" type="#_x0000_t75" style="width:62.5pt;height:20.4pt" o:ole="">
             <v:imagedata r:id="rId31" o:title=""/>
           </v:shape>
-          <o:OLEObject Type="Embed" ProgID="Equation.DSMT4" ShapeID="_x0000_i1036" DrawAspect="Content" ObjectID="_1835778475" r:id="rId32"/>
+          <o:OLEObject Type="Embed" ProgID="Equation.DSMT4" ShapeID="_x0000_i1036" DrawAspect="Content" ObjectID="_1835855372" r:id="rId32"/>
         </w:object>
       </w:r>
     </w:p>
@@ -5426,7 +5426,7 @@
           <v:shape id="_x0000_i1037" type="#_x0000_t75" style="width:103.9pt;height:33.95pt" o:ole="">
             <v:imagedata r:id="rId33" o:title=""/>
           </v:shape>
-          <o:OLEObject Type="Embed" ProgID="Equation.DSMT4" ShapeID="_x0000_i1037" DrawAspect="Content" ObjectID="_1835778476" r:id="rId34"/>
+          <o:OLEObject Type="Embed" ProgID="Equation.DSMT4" ShapeID="_x0000_i1037" DrawAspect="Content" ObjectID="_1835855373" r:id="rId34"/>
         </w:object>
       </w:r>
     </w:p>
@@ -5792,7 +5792,7 @@
           <v:shape id="_x0000_i1038" type="#_x0000_t75" style="width:188.15pt;height:20.4pt" o:ole="">
             <v:imagedata r:id="rId35" o:title=""/>
           </v:shape>
-          <o:OLEObject Type="Embed" ProgID="Equation.DSMT4" ShapeID="_x0000_i1038" DrawAspect="Content" ObjectID="_1835778477" r:id="rId36"/>
+          <o:OLEObject Type="Embed" ProgID="Equation.DSMT4" ShapeID="_x0000_i1038" DrawAspect="Content" ObjectID="_1835855374" r:id="rId36"/>
         </w:object>
       </w:r>
     </w:p>
@@ -6253,7 +6253,7 @@
           <v:shape id="_x0000_i1039" type="#_x0000_t75" style="width:165.75pt;height:21.75pt" o:ole="">
             <v:imagedata r:id="rId37" o:title=""/>
           </v:shape>
-          <o:OLEObject Type="Embed" ProgID="Equation.DSMT4" ShapeID="_x0000_i1039" DrawAspect="Content" ObjectID="_1835778478" r:id="rId38"/>
+          <o:OLEObject Type="Embed" ProgID="Equation.DSMT4" ShapeID="_x0000_i1039" DrawAspect="Content" ObjectID="_1835855375" r:id="rId38"/>
         </w:object>
       </w:r>
     </w:p>
@@ -7097,7 +7097,7 @@
           <v:shape id="_x0000_i1040" type="#_x0000_t75" style="width:171.15pt;height:20.4pt" o:ole="">
             <v:imagedata r:id="rId39" o:title=""/>
           </v:shape>
-          <o:OLEObject Type="Embed" ProgID="Equation.DSMT4" ShapeID="_x0000_i1040" DrawAspect="Content" ObjectID="_1835778479" r:id="rId40"/>
+          <o:OLEObject Type="Embed" ProgID="Equation.DSMT4" ShapeID="_x0000_i1040" DrawAspect="Content" ObjectID="_1835855376" r:id="rId40"/>
         </w:object>
       </w:r>
     </w:p>
@@ -10542,7 +10542,7 @@
           <v:shape id="_x0000_i1041" type="#_x0000_t75" style="width:107.3pt;height:33.95pt" o:ole="">
             <v:imagedata r:id="rId45" o:title=""/>
           </v:shape>
-          <o:OLEObject Type="Embed" ProgID="Equation.DSMT4" ShapeID="_x0000_i1041" DrawAspect="Content" ObjectID="_1835778480" r:id="rId46"/>
+          <o:OLEObject Type="Embed" ProgID="Equation.DSMT4" ShapeID="_x0000_i1041" DrawAspect="Content" ObjectID="_1835855377" r:id="rId46"/>
         </w:object>
       </w:r>
     </w:p>
@@ -10615,7 +10615,7 @@
           <v:shape id="_x0000_i1042" type="#_x0000_t75" style="width:157.6pt;height:33.95pt" o:ole="">
             <v:imagedata r:id="rId47" o:title=""/>
           </v:shape>
-          <o:OLEObject Type="Embed" ProgID="Equation.DSMT4" ShapeID="_x0000_i1042" DrawAspect="Content" ObjectID="_1835778481" r:id="rId48"/>
+          <o:OLEObject Type="Embed" ProgID="Equation.DSMT4" ShapeID="_x0000_i1042" DrawAspect="Content" ObjectID="_1835855378" r:id="rId48"/>
         </w:object>
       </w:r>
     </w:p>
@@ -11242,7 +11242,7 @@
           <v:shape id="_x0000_i1043" type="#_x0000_t75" style="width:96.45pt;height:33.95pt" o:ole="">
             <v:imagedata r:id="rId50" o:title=""/>
           </v:shape>
-          <o:OLEObject Type="Embed" ProgID="Equation.DSMT4" ShapeID="_x0000_i1043" DrawAspect="Content" ObjectID="_1835778482" r:id="rId51"/>
+          <o:OLEObject Type="Embed" ProgID="Equation.DSMT4" ShapeID="_x0000_i1043" DrawAspect="Content" ObjectID="_1835855379" r:id="rId51"/>
         </w:object>
       </w:r>
     </w:p>
@@ -11462,7 +11462,7 @@
           <v:shape id="_x0000_i1044" type="#_x0000_t75" style="width:97.8pt;height:33.95pt" o:ole="">
             <v:imagedata r:id="rId52" o:title=""/>
           </v:shape>
-          <o:OLEObject Type="Embed" ProgID="Equation.DSMT4" ShapeID="_x0000_i1044" DrawAspect="Content" ObjectID="_1835778483" r:id="rId53"/>
+          <o:OLEObject Type="Embed" ProgID="Equation.DSMT4" ShapeID="_x0000_i1044" DrawAspect="Content" ObjectID="_1835855380" r:id="rId53"/>
         </w:object>
       </w:r>
     </w:p>
@@ -11509,7 +11509,7 @@
           <v:shape id="_x0000_i1045" type="#_x0000_t75" style="width:77.45pt;height:17.65pt" o:ole="">
             <v:imagedata r:id="rId54" o:title=""/>
           </v:shape>
-          <o:OLEObject Type="Embed" ProgID="Equation.DSMT4" ShapeID="_x0000_i1045" DrawAspect="Content" ObjectID="_1835778484" r:id="rId55"/>
+          <o:OLEObject Type="Embed" ProgID="Equation.DSMT4" ShapeID="_x0000_i1045" DrawAspect="Content" ObjectID="_1835855381" r:id="rId55"/>
         </w:object>
       </w:r>
     </w:p>
@@ -11613,7 +11613,7 @@
           <v:shape id="_x0000_i1046" type="#_x0000_t75" style="width:47.55pt;height:33.95pt" o:ole="">
             <v:imagedata r:id="rId56" o:title=""/>
           </v:shape>
-          <o:OLEObject Type="Embed" ProgID="Equation.DSMT4" ShapeID="_x0000_i1046" DrawAspect="Content" ObjectID="_1835778485" r:id="rId57"/>
+          <o:OLEObject Type="Embed" ProgID="Equation.DSMT4" ShapeID="_x0000_i1046" DrawAspect="Content" ObjectID="_1835855382" r:id="rId57"/>
         </w:object>
       </w:r>
     </w:p>
@@ -11891,9 +11891,9 @@
       </w:tblPr>
       <w:tblGrid>
         <w:gridCol w:w="2390"/>
-        <w:gridCol w:w="2681"/>
-        <w:gridCol w:w="2189"/>
-        <w:gridCol w:w="2367"/>
+        <w:gridCol w:w="2676"/>
+        <w:gridCol w:w="2193"/>
+        <w:gridCol w:w="2368"/>
       </w:tblGrid>
       <w:tr>
         <w:tc>
@@ -12050,7 +12050,7 @@
                 <v:shape id="_x0000_i1047" type="#_x0000_t75" style="width:81.5pt;height:17.65pt" o:ole="">
                   <v:imagedata r:id="rId58" o:title=""/>
                 </v:shape>
-                <o:OLEObject Type="Embed" ProgID="Equation.DSMT4" ShapeID="_x0000_i1047" DrawAspect="Content" ObjectID="_1835778486" r:id="rId59"/>
+                <o:OLEObject Type="Embed" ProgID="Equation.DSMT4" ShapeID="_x0000_i1047" DrawAspect="Content" ObjectID="_1835855383" r:id="rId59"/>
               </w:object>
             </w:r>
           </w:p>
@@ -12206,7 +12206,7 @@
                 <v:shape id="_x0000_i1048" type="#_x0000_t75" style="width:80.85pt;height:17.65pt" o:ole="">
                   <v:imagedata r:id="rId60" o:title=""/>
                 </v:shape>
-                <o:OLEObject Type="Embed" ProgID="Equation.DSMT4" ShapeID="_x0000_i1048" DrawAspect="Content" ObjectID="_1835778487" r:id="rId61"/>
+                <o:OLEObject Type="Embed" ProgID="Equation.DSMT4" ShapeID="_x0000_i1048" DrawAspect="Content" ObjectID="_1835855384" r:id="rId61"/>
               </w:object>
             </w:r>
           </w:p>
@@ -12310,7 +12310,7 @@
                 <v:shape id="_x0000_i1049" type="#_x0000_t75" style="width:122.95pt;height:21.75pt" o:ole="">
                   <v:imagedata r:id="rId62" o:title=""/>
                 </v:shape>
-                <o:OLEObject Type="Embed" ProgID="Equation.DSMT4" ShapeID="_x0000_i1049" DrawAspect="Content" ObjectID="_1835778488" r:id="rId63"/>
+                <o:OLEObject Type="Embed" ProgID="Equation.DSMT4" ShapeID="_x0000_i1049" DrawAspect="Content" ObjectID="_1835855385" r:id="rId63"/>
               </w:object>
             </w:r>
           </w:p>
@@ -12414,7 +12414,7 @@
                 <v:shape id="_x0000_i1050" type="#_x0000_t75" style="width:120.9pt;height:21.75pt" o:ole="">
                   <v:imagedata r:id="rId64" o:title=""/>
                 </v:shape>
-                <o:OLEObject Type="Embed" ProgID="Equation.DSMT4" ShapeID="_x0000_i1050" DrawAspect="Content" ObjectID="_1835778489" r:id="rId65"/>
+                <o:OLEObject Type="Embed" ProgID="Equation.DSMT4" ShapeID="_x0000_i1050" DrawAspect="Content" ObjectID="_1835855386" r:id="rId65"/>
               </w:object>
             </w:r>
           </w:p>
@@ -13501,7 +13501,7 @@
           <v:shape id="_x0000_i1051" type="#_x0000_t75" style="width:59.1pt;height:36pt" o:ole="">
             <v:imagedata r:id="rId67" o:title=""/>
           </v:shape>
-          <o:OLEObject Type="Embed" ProgID="Equation.DSMT4" ShapeID="_x0000_i1051" DrawAspect="Content" ObjectID="_1835778490" r:id="rId68"/>
+          <o:OLEObject Type="Embed" ProgID="Equation.DSMT4" ShapeID="_x0000_i1051" DrawAspect="Content" ObjectID="_1835855387" r:id="rId68"/>
         </w:object>
       </w:r>
     </w:p>
@@ -13692,7 +13692,7 @@
           <v:shape id="_x0000_i1052" type="#_x0000_t75" style="width:190.85pt;height:21.75pt" o:ole="">
             <v:imagedata r:id="rId69" o:title=""/>
           </v:shape>
-          <o:OLEObject Type="Embed" ProgID="Equation.DSMT4" ShapeID="_x0000_i1052" DrawAspect="Content" ObjectID="_1835778491" r:id="rId70"/>
+          <o:OLEObject Type="Embed" ProgID="Equation.DSMT4" ShapeID="_x0000_i1052" DrawAspect="Content" ObjectID="_1835855388" r:id="rId70"/>
         </w:object>
       </w:r>
     </w:p>
@@ -14224,7 +14224,7 @@
           <v:shape id="_x0000_i1053" type="#_x0000_t75" style="width:89pt;height:17.65pt" o:ole="">
             <v:imagedata r:id="rId71" o:title=""/>
           </v:shape>
-          <o:OLEObject Type="Embed" ProgID="Equation.DSMT4" ShapeID="_x0000_i1053" DrawAspect="Content" ObjectID="_1835778492" r:id="rId72"/>
+          <o:OLEObject Type="Embed" ProgID="Equation.DSMT4" ShapeID="_x0000_i1053" DrawAspect="Content" ObjectID="_1835855389" r:id="rId72"/>
         </w:object>
       </w:r>
     </w:p>
@@ -14405,7 +14405,7 @@
           <v:shape id="_x0000_i1054" type="#_x0000_t75" style="width:103.9pt;height:17.65pt" o:ole="">
             <v:imagedata r:id="rId73" o:title=""/>
           </v:shape>
-          <o:OLEObject Type="Embed" ProgID="Equation.DSMT4" ShapeID="_x0000_i1054" DrawAspect="Content" ObjectID="_1835778493" r:id="rId74"/>
+          <o:OLEObject Type="Embed" ProgID="Equation.DSMT4" ShapeID="_x0000_i1054" DrawAspect="Content" ObjectID="_1835855390" r:id="rId74"/>
         </w:object>
       </w:r>
     </w:p>
@@ -14487,7 +14487,7 @@
           <v:shape id="_x0000_i1055" type="#_x0000_t75" style="width:73.35pt;height:17.65pt" o:ole="">
             <v:imagedata r:id="rId75" o:title=""/>
           </v:shape>
-          <o:OLEObject Type="Embed" ProgID="Equation.DSMT4" ShapeID="_x0000_i1055" DrawAspect="Content" ObjectID="_1835778494" r:id="rId76"/>
+          <o:OLEObject Type="Embed" ProgID="Equation.DSMT4" ShapeID="_x0000_i1055" DrawAspect="Content" ObjectID="_1835855391" r:id="rId76"/>
         </w:object>
       </w:r>
     </w:p>
@@ -14630,7 +14630,7 @@
           <v:shape id="_x0000_i1056" type="#_x0000_t75" style="width:103.25pt;height:35.3pt" o:ole="">
             <v:imagedata r:id="rId77" o:title=""/>
           </v:shape>
-          <o:OLEObject Type="Embed" ProgID="Equation.DSMT4" ShapeID="_x0000_i1056" DrawAspect="Content" ObjectID="_1835778495" r:id="rId78"/>
+          <o:OLEObject Type="Embed" ProgID="Equation.DSMT4" ShapeID="_x0000_i1056" DrawAspect="Content" ObjectID="_1835855392" r:id="rId78"/>
         </w:object>
       </w:r>
     </w:p>
@@ -14746,7 +14746,7 @@
           <v:shape id="_x0000_i1057" type="#_x0000_t75" style="width:107.3pt;height:33.95pt" o:ole="">
             <v:imagedata r:id="rId79" o:title=""/>
           </v:shape>
-          <o:OLEObject Type="Embed" ProgID="Equation.DSMT4" ShapeID="_x0000_i1057" DrawAspect="Content" ObjectID="_1835778496" r:id="rId80"/>
+          <o:OLEObject Type="Embed" ProgID="Equation.DSMT4" ShapeID="_x0000_i1057" DrawAspect="Content" ObjectID="_1835855393" r:id="rId80"/>
         </w:object>
       </w:r>
       <w:r>
@@ -15531,7 +15531,7 @@
           <v:shape id="_x0000_i1058" type="#_x0000_t75" style="width:96.45pt;height:20.4pt" o:ole="">
             <v:imagedata r:id="rId82" o:title=""/>
           </v:shape>
-          <o:OLEObject Type="Embed" ProgID="Equation.DSMT4" ShapeID="_x0000_i1058" DrawAspect="Content" ObjectID="_1835778497" r:id="rId83"/>
+          <o:OLEObject Type="Embed" ProgID="Equation.DSMT4" ShapeID="_x0000_i1058" DrawAspect="Content" ObjectID="_1835855394" r:id="rId83"/>
         </w:object>
       </w:r>
       <w:r>
@@ -15566,7 +15566,7 @@
           <v:shape id="_x0000_i1059" type="#_x0000_t75" style="width:141.95pt;height:21.75pt" o:ole="">
             <v:imagedata r:id="rId84" o:title=""/>
           </v:shape>
-          <o:OLEObject Type="Embed" ProgID="Equation.DSMT4" ShapeID="_x0000_i1059" DrawAspect="Content" ObjectID="_1835778498" r:id="rId85"/>
+          <o:OLEObject Type="Embed" ProgID="Equation.DSMT4" ShapeID="_x0000_i1059" DrawAspect="Content" ObjectID="_1835855395" r:id="rId85"/>
         </w:object>
       </w:r>
       <w:r>
@@ -15601,7 +15601,7 @@
           <v:shape id="_x0000_i1060" type="#_x0000_t75" style="width:146.05pt;height:20.4pt" o:ole="">
             <v:imagedata r:id="rId86" o:title=""/>
           </v:shape>
-          <o:OLEObject Type="Embed" ProgID="Equation.DSMT4" ShapeID="_x0000_i1060" DrawAspect="Content" ObjectID="_1835778499" r:id="rId87"/>
+          <o:OLEObject Type="Embed" ProgID="Equation.DSMT4" ShapeID="_x0000_i1060" DrawAspect="Content" ObjectID="_1835855396" r:id="rId87"/>
         </w:object>
       </w:r>
       <w:r>
@@ -15635,7 +15635,7 @@
           <v:shape id="_x0000_i1061" type="#_x0000_t75" style="width:209.2pt;height:33.95pt" o:ole="">
             <v:imagedata r:id="rId88" o:title=""/>
           </v:shape>
-          <o:OLEObject Type="Embed" ProgID="Equation.DSMT4" ShapeID="_x0000_i1061" DrawAspect="Content" ObjectID="_1835778500" r:id="rId89"/>
+          <o:OLEObject Type="Embed" ProgID="Equation.DSMT4" ShapeID="_x0000_i1061" DrawAspect="Content" ObjectID="_1835855397" r:id="rId89"/>
         </w:object>
       </w:r>
       <w:r>
@@ -15889,7 +15889,7 @@
                 <v:shape id="_x0000_i1062" type="#_x0000_t75" style="width:74.7pt;height:17.65pt" o:ole="">
                   <v:imagedata r:id="rId90" o:title=""/>
                 </v:shape>
-                <o:OLEObject Type="Embed" ProgID="Equation.DSMT4" ShapeID="_x0000_i1062" DrawAspect="Content" ObjectID="_1835778501" r:id="rId91"/>
+                <o:OLEObject Type="Embed" ProgID="Equation.DSMT4" ShapeID="_x0000_i1062" DrawAspect="Content" ObjectID="_1835855398" r:id="rId91"/>
               </w:object>
             </w:r>
           </w:p>
@@ -15998,7 +15998,7 @@
                 <v:shape id="_x0000_i1063" type="#_x0000_t75" style="width:77.45pt;height:17.65pt" o:ole="">
                   <v:imagedata r:id="rId92" o:title=""/>
                 </v:shape>
-                <o:OLEObject Type="Embed" ProgID="Equation.DSMT4" ShapeID="_x0000_i1063" DrawAspect="Content" ObjectID="_1835778502" r:id="rId93"/>
+                <o:OLEObject Type="Embed" ProgID="Equation.DSMT4" ShapeID="_x0000_i1063" DrawAspect="Content" ObjectID="_1835855399" r:id="rId93"/>
               </w:object>
             </w:r>
             <w:r>
@@ -16030,7 +16030,7 @@
                 <v:shape id="_x0000_i1064" type="#_x0000_t75" style="width:74.05pt;height:20.4pt" o:ole="">
                   <v:imagedata r:id="rId94" o:title=""/>
                 </v:shape>
-                <o:OLEObject Type="Embed" ProgID="Equation.DSMT4" ShapeID="_x0000_i1064" DrawAspect="Content" ObjectID="_1835778503" r:id="rId95"/>
+                <o:OLEObject Type="Embed" ProgID="Equation.DSMT4" ShapeID="_x0000_i1064" DrawAspect="Content" ObjectID="_1835855400" r:id="rId95"/>
               </w:object>
             </w:r>
           </w:p>
@@ -16138,7 +16138,7 @@
                 <v:shape id="_x0000_i1065" type="#_x0000_t75" style="width:100.55pt;height:20.4pt" o:ole="">
                   <v:imagedata r:id="rId96" o:title=""/>
                 </v:shape>
-                <o:OLEObject Type="Embed" ProgID="Equation.DSMT4" ShapeID="_x0000_i1065" DrawAspect="Content" ObjectID="_1835778504" r:id="rId97"/>
+                <o:OLEObject Type="Embed" ProgID="Equation.DSMT4" ShapeID="_x0000_i1065" DrawAspect="Content" ObjectID="_1835855401" r:id="rId97"/>
               </w:object>
             </w:r>
           </w:p>
@@ -16246,7 +16246,7 @@
                 <v:shape id="_x0000_i1066" type="#_x0000_t75" style="width:89pt;height:17.65pt" o:ole="">
                   <v:imagedata r:id="rId98" o:title=""/>
                 </v:shape>
-                <o:OLEObject Type="Embed" ProgID="Equation.DSMT4" ShapeID="_x0000_i1066" DrawAspect="Content" ObjectID="_1835778505" r:id="rId99"/>
+                <o:OLEObject Type="Embed" ProgID="Equation.DSMT4" ShapeID="_x0000_i1066" DrawAspect="Content" ObjectID="_1835855402" r:id="rId99"/>
               </w:object>
             </w:r>
           </w:p>
@@ -16601,20 +16601,18 @@
           <w:rFonts w:ascii="Times New Roman" w:hAnsi="Times New Roman" w:cs="Times New Roman"/>
           <w:sz w:val="28"/>
           <w:szCs w:val="28"/>
-          <w:lang w:val="en-US"/>
-        </w:rPr>
-      </w:pPr>
-    </w:p>
-    <w:p>
-      <w:pPr>
-        <w:spacing w:line="360" w:lineRule="auto"/>
-        <w:ind w:firstLine="709"/>
-        <w:jc w:val="both"/>
-        <w:rPr>
-          <w:rFonts w:ascii="Times New Roman" w:hAnsi="Times New Roman" w:cs="Times New Roman"/>
-          <w:sz w:val="28"/>
-          <w:szCs w:val="28"/>
-          <w:lang w:val="en-US"/>
+        </w:rPr>
+      </w:pPr>
+    </w:p>
+    <w:p>
+      <w:pPr>
+        <w:spacing w:line="360" w:lineRule="auto"/>
+        <w:ind w:firstLine="709"/>
+        <w:jc w:val="both"/>
+        <w:rPr>
+          <w:rFonts w:ascii="Times New Roman" w:hAnsi="Times New Roman" w:cs="Times New Roman"/>
+          <w:sz w:val="28"/>
+          <w:szCs w:val="28"/>
         </w:rPr>
       </w:pPr>
       <w:r>
@@ -16652,7 +16650,6 @@
           <w:rFonts w:ascii="Times New Roman" w:hAnsi="Times New Roman" w:cs="Times New Roman"/>
           <w:sz w:val="28"/>
           <w:szCs w:val="28"/>
-          <w:lang w:val="en-US"/>
         </w:rPr>
       </w:pPr>
       <w:r>
@@ -16673,7 +16670,6 @@
           <w:rFonts w:ascii="Times New Roman" w:hAnsi="Times New Roman" w:cs="Times New Roman"/>
           <w:sz w:val="28"/>
           <w:szCs w:val="28"/>
-          <w:lang w:val="en-US"/>
         </w:rPr>
       </w:pPr>
     </w:p>
@@ -16697,10 +16693,10 @@
           <w:lang w:val="en-US"/>
         </w:rPr>
         <w:object w:dxaOrig="1719" w:dyaOrig="360" w14:anchorId="5CDB74D9">
-          <v:shape id="_x0000_i1072" type="#_x0000_t75" style="width:86.25pt;height:18.35pt" o:ole="">
+          <v:shape id="_x0000_i1067" type="#_x0000_t75" style="width:86.25pt;height:18.35pt" o:ole="">
             <v:imagedata r:id="rId100" o:title=""/>
           </v:shape>
-          <o:OLEObject Type="Embed" ProgID="Equation.DSMT4" ShapeID="_x0000_i1072" DrawAspect="Content" ObjectID="_1835778506" r:id="rId101"/>
+          <o:OLEObject Type="Embed" ProgID="Equation.DSMT4" ShapeID="_x0000_i1067" DrawAspect="Content" ObjectID="_1835855403" r:id="rId101"/>
         </w:object>
       </w:r>
       <w:r>
@@ -16753,10 +16749,10 @@
           <w:lang w:val="en-US"/>
         </w:rPr>
         <w:object w:dxaOrig="1939" w:dyaOrig="360" w14:anchorId="0B616DD9">
-          <v:shape id="_x0000_i1074" type="#_x0000_t75" style="width:97.15pt;height:18.35pt" o:ole="">
+          <v:shape id="_x0000_i1068" type="#_x0000_t75" style="width:97.15pt;height:18.35pt" o:ole="">
             <v:imagedata r:id="rId102" o:title=""/>
           </v:shape>
-          <o:OLEObject Type="Embed" ProgID="Equation.DSMT4" ShapeID="_x0000_i1074" DrawAspect="Content" ObjectID="_1835778507" r:id="rId103"/>
+          <o:OLEObject Type="Embed" ProgID="Equation.DSMT4" ShapeID="_x0000_i1068" DrawAspect="Content" ObjectID="_1835855404" r:id="rId103"/>
         </w:object>
       </w:r>
     </w:p>
@@ -16846,7 +16842,6 @@
           <w:rFonts w:ascii="Times New Roman" w:hAnsi="Times New Roman" w:cs="Times New Roman"/>
           <w:sz w:val="28"/>
           <w:szCs w:val="28"/>
-          <w:lang w:val="en-US"/>
         </w:rPr>
       </w:pPr>
       <w:r>
@@ -16857,10 +16852,10 @@
           <w:szCs w:val="28"/>
         </w:rPr>
         <w:object w:dxaOrig="1420" w:dyaOrig="920" w14:anchorId="4FA1F126">
-          <v:shape id="_x0000_i1077" type="#_x0000_t75" style="width:71.3pt;height:46.2pt" o:ole="">
+          <v:shape id="_x0000_i1069" type="#_x0000_t75" style="width:71.3pt;height:46.2pt" o:ole="">
             <v:imagedata r:id="rId104" o:title=""/>
           </v:shape>
-          <o:OLEObject Type="Embed" ProgID="Equation.DSMT4" ShapeID="_x0000_i1077" DrawAspect="Content" ObjectID="_1835778508" r:id="rId105"/>
+          <o:OLEObject Type="Embed" ProgID="Equation.DSMT4" ShapeID="_x0000_i1069" DrawAspect="Content" ObjectID="_1835855405" r:id="rId105"/>
         </w:object>
       </w:r>
       <w:r>
@@ -16868,7 +16863,6 @@
           <w:rFonts w:ascii="Times New Roman" w:hAnsi="Times New Roman" w:cs="Times New Roman"/>
           <w:sz w:val="28"/>
           <w:szCs w:val="28"/>
-          <w:lang w:val="en-US"/>
         </w:rPr>
         <w:t>.</w:t>
       </w:r>
@@ -16882,20 +16876,18 @@
           <w:rFonts w:ascii="Times New Roman" w:hAnsi="Times New Roman" w:cs="Times New Roman"/>
           <w:sz w:val="28"/>
           <w:szCs w:val="28"/>
-          <w:lang w:val="en-US"/>
-        </w:rPr>
-      </w:pPr>
-    </w:p>
-    <w:p>
-      <w:pPr>
-        <w:spacing w:line="360" w:lineRule="auto"/>
-        <w:ind w:firstLine="709"/>
-        <w:jc w:val="both"/>
-        <w:rPr>
-          <w:rFonts w:ascii="Times New Roman" w:hAnsi="Times New Roman" w:cs="Times New Roman"/>
-          <w:sz w:val="28"/>
-          <w:szCs w:val="28"/>
-          <w:lang w:val="en-US"/>
+        </w:rPr>
+      </w:pPr>
+    </w:p>
+    <w:p>
+      <w:pPr>
+        <w:spacing w:line="360" w:lineRule="auto"/>
+        <w:ind w:firstLine="709"/>
+        <w:jc w:val="both"/>
+        <w:rPr>
+          <w:rFonts w:ascii="Times New Roman" w:hAnsi="Times New Roman" w:cs="Times New Roman"/>
+          <w:sz w:val="28"/>
+          <w:szCs w:val="28"/>
         </w:rPr>
       </w:pPr>
       <w:r>
@@ -16951,7 +16943,6 @@
           <w:rFonts w:ascii="Times New Roman" w:hAnsi="Times New Roman" w:cs="Times New Roman"/>
           <w:sz w:val="28"/>
           <w:szCs w:val="28"/>
-          <w:lang w:val="en-US"/>
         </w:rPr>
       </w:pPr>
       <w:r>
@@ -16972,7 +16963,6 @@
           <w:rFonts w:ascii="Times New Roman" w:hAnsi="Times New Roman" w:cs="Times New Roman"/>
           <w:sz w:val="28"/>
           <w:szCs w:val="28"/>
-          <w:lang w:val="en-US"/>
         </w:rPr>
       </w:pPr>
     </w:p>
@@ -16997,10 +16987,10 @@
           <w:lang w:val="en-US"/>
         </w:rPr>
         <w:object w:dxaOrig="2400" w:dyaOrig="400" w14:anchorId="70603D33">
-          <v:shape id="_x0000_i1080" type="#_x0000_t75" style="width:120.25pt;height:19.7pt" o:ole="">
+          <v:shape id="_x0000_i1070" type="#_x0000_t75" style="width:120.25pt;height:19.7pt" o:ole="">
             <v:imagedata r:id="rId106" o:title=""/>
           </v:shape>
-          <o:OLEObject Type="Embed" ProgID="Equation.DSMT4" ShapeID="_x0000_i1080" DrawAspect="Content" ObjectID="_1835778509" r:id="rId107"/>
+          <o:OLEObject Type="Embed" ProgID="Equation.DSMT4" ShapeID="_x0000_i1070" DrawAspect="Content" ObjectID="_1835855406" r:id="rId107"/>
         </w:object>
       </w:r>
     </w:p>
@@ -17046,7 +17036,6 @@
           <w:rFonts w:ascii="Times New Roman" w:hAnsi="Times New Roman" w:cs="Times New Roman"/>
           <w:sz w:val="28"/>
           <w:szCs w:val="28"/>
-          <w:lang w:val="en-US"/>
         </w:rPr>
       </w:pPr>
       <w:r>
@@ -17139,93 +17128,193 @@
           <w:sz w:val="28"/>
           <w:szCs w:val="28"/>
         </w:rPr>
+        <w:t>”(</w:t>
+      </w:r>
+      <w:proofErr w:type="gramEnd"/>
+      <w:r>
+        <w:rPr>
+          <w:rFonts w:ascii="Times New Roman" w:hAnsi="Times New Roman" w:cs="Times New Roman"/>
+          <w:i/>
+          <w:iCs/>
+          <w:sz w:val="28"/>
+          <w:szCs w:val="28"/>
+          <w:lang w:val="en-US"/>
+        </w:rPr>
+        <w:t>ω</w:t>
+      </w:r>
+      <w:r>
+        <w:rPr>
+          <w:rFonts w:ascii="Times New Roman" w:hAnsi="Times New Roman" w:cs="Times New Roman"/>
+          <w:i/>
+          <w:iCs/>
+          <w:sz w:val="28"/>
+          <w:szCs w:val="28"/>
+        </w:rPr>
+        <w:t>)</w:t>
+      </w:r>
+      <w:r>
+        <w:rPr>
+          <w:rFonts w:ascii="Times New Roman" w:hAnsi="Times New Roman" w:cs="Times New Roman"/>
+          <w:sz w:val="28"/>
+          <w:szCs w:val="28"/>
+        </w:rPr>
+        <w:t xml:space="preserve"> – мнимая часть импеданса.</w:t>
+      </w:r>
+    </w:p>
+    <w:p>
+      <w:pPr>
+        <w:spacing w:line="360" w:lineRule="auto"/>
+        <w:ind w:firstLine="709"/>
+        <w:jc w:val="both"/>
+        <w:rPr>
+          <w:rFonts w:ascii="Times New Roman" w:hAnsi="Times New Roman" w:cs="Times New Roman"/>
+          <w:sz w:val="28"/>
+          <w:szCs w:val="28"/>
+        </w:rPr>
+      </w:pPr>
+      <w:r>
+        <w:rPr>
+          <w:rFonts w:ascii="Times New Roman" w:hAnsi="Times New Roman" w:cs="Times New Roman"/>
+          <w:sz w:val="28"/>
+          <w:szCs w:val="28"/>
+        </w:rPr>
+        <w:t xml:space="preserve">Действительная часть соответствует </w:t>
+      </w:r>
+      <w:r>
+        <w:rPr>
+          <w:rFonts w:ascii="Times New Roman" w:hAnsi="Times New Roman" w:cs="Times New Roman"/>
+          <w:sz w:val="28"/>
+          <w:szCs w:val="28"/>
+          <w:highlight w:val="yellow"/>
+        </w:rPr>
+        <w:t>диссипативным</w:t>
+      </w:r>
+      <w:r>
+        <w:rPr>
+          <w:rFonts w:ascii="Times New Roman" w:hAnsi="Times New Roman" w:cs="Times New Roman"/>
+          <w:sz w:val="28"/>
+          <w:szCs w:val="28"/>
+        </w:rPr>
+        <w:t xml:space="preserve"> потерям энергии, а мнимая отражает </w:t>
+      </w:r>
+      <w:proofErr w:type="spellStart"/>
+      <w:r>
+        <w:rPr>
+          <w:rFonts w:ascii="Times New Roman" w:hAnsi="Times New Roman" w:cs="Times New Roman"/>
+          <w:sz w:val="28"/>
+          <w:szCs w:val="28"/>
+        </w:rPr>
+        <w:t>энергонакопление</w:t>
+      </w:r>
+      <w:proofErr w:type="spellEnd"/>
+      <w:r>
+        <w:rPr>
+          <w:rFonts w:ascii="Times New Roman" w:hAnsi="Times New Roman" w:cs="Times New Roman"/>
+          <w:sz w:val="28"/>
+          <w:szCs w:val="28"/>
+        </w:rPr>
+        <w:t xml:space="preserve"> и задержанные отклики системы. На этой основе строятся две классические формы представления результатов: диаграмма </w:t>
+      </w:r>
+      <w:r>
+        <w:rPr>
+          <w:rFonts w:ascii="Times New Roman" w:hAnsi="Times New Roman" w:cs="Times New Roman"/>
+          <w:sz w:val="28"/>
+          <w:szCs w:val="28"/>
+        </w:rPr>
+        <w:lastRenderedPageBreak/>
+        <w:t xml:space="preserve">Найквиста, на которой откладываются </w:t>
+      </w:r>
+      <w:r>
+        <w:rPr>
+          <w:rFonts w:ascii="Times New Roman" w:hAnsi="Times New Roman" w:cs="Times New Roman"/>
+          <w:sz w:val="28"/>
+          <w:szCs w:val="28"/>
+          <w:lang w:val="en-US"/>
+        </w:rPr>
+        <w:t>Z</w:t>
+      </w:r>
+      <w:r>
+        <w:rPr>
+          <w:rFonts w:ascii="Times New Roman" w:hAnsi="Times New Roman" w:cs="Times New Roman"/>
+          <w:sz w:val="28"/>
+          <w:szCs w:val="28"/>
+        </w:rPr>
+        <w:t xml:space="preserve">’ и </w:t>
+      </w:r>
+      <w:r>
+        <w:rPr>
+          <w:rFonts w:ascii="Times New Roman" w:hAnsi="Times New Roman" w:cs="Times New Roman"/>
+          <w:i/>
+          <w:iCs/>
+          <w:sz w:val="28"/>
+          <w:szCs w:val="28"/>
+        </w:rPr>
+        <w:t>-</w:t>
+      </w:r>
+      <w:r>
+        <w:rPr>
+          <w:rFonts w:ascii="Times New Roman" w:hAnsi="Times New Roman" w:cs="Times New Roman"/>
+          <w:i/>
+          <w:iCs/>
+          <w:sz w:val="28"/>
+          <w:szCs w:val="28"/>
+          <w:lang w:val="en-US"/>
+        </w:rPr>
+        <w:t>Z</w:t>
+      </w:r>
+      <w:r>
+        <w:rPr>
+          <w:rFonts w:ascii="Times New Roman" w:hAnsi="Times New Roman" w:cs="Times New Roman"/>
+          <w:i/>
+          <w:iCs/>
+          <w:sz w:val="28"/>
+          <w:szCs w:val="28"/>
+        </w:rPr>
         <w:t>”</w:t>
       </w:r>
       <w:r>
         <w:rPr>
           <w:rFonts w:ascii="Times New Roman" w:hAnsi="Times New Roman" w:cs="Times New Roman"/>
-          <w:i/>
-          <w:iCs/>
-          <w:sz w:val="28"/>
-          <w:szCs w:val="28"/>
-        </w:rPr>
-        <w:t>(</w:t>
-      </w:r>
-      <w:proofErr w:type="gramEnd"/>
-      <w:r>
-        <w:rPr>
-          <w:rFonts w:ascii="Times New Roman" w:hAnsi="Times New Roman" w:cs="Times New Roman"/>
-          <w:i/>
-          <w:iCs/>
-          <w:sz w:val="28"/>
-          <w:szCs w:val="28"/>
-          <w:lang w:val="en-US"/>
-        </w:rPr>
-        <w:t>ω</w:t>
-      </w:r>
-      <w:r>
-        <w:rPr>
-          <w:rFonts w:ascii="Times New Roman" w:hAnsi="Times New Roman" w:cs="Times New Roman"/>
-          <w:i/>
-          <w:iCs/>
-          <w:sz w:val="28"/>
-          <w:szCs w:val="28"/>
-        </w:rPr>
-        <w:t>)</w:t>
-      </w:r>
-      <w:r>
-        <w:rPr>
-          <w:rFonts w:ascii="Times New Roman" w:hAnsi="Times New Roman" w:cs="Times New Roman"/>
-          <w:sz w:val="28"/>
-          <w:szCs w:val="28"/>
-        </w:rPr>
-        <w:t xml:space="preserve"> – </w:t>
-      </w:r>
-      <w:r>
-        <w:rPr>
-          <w:rFonts w:ascii="Times New Roman" w:hAnsi="Times New Roman" w:cs="Times New Roman"/>
-          <w:sz w:val="28"/>
-          <w:szCs w:val="28"/>
-        </w:rPr>
-        <w:t>мнимая</w:t>
-      </w:r>
-      <w:r>
-        <w:rPr>
-          <w:rFonts w:ascii="Times New Roman" w:hAnsi="Times New Roman" w:cs="Times New Roman"/>
-          <w:sz w:val="28"/>
-          <w:szCs w:val="28"/>
-        </w:rPr>
-        <w:t xml:space="preserve"> часть</w:t>
-      </w:r>
-      <w:r>
-        <w:rPr>
-          <w:rFonts w:ascii="Times New Roman" w:hAnsi="Times New Roman" w:cs="Times New Roman"/>
-          <w:sz w:val="28"/>
-          <w:szCs w:val="28"/>
-        </w:rPr>
-        <w:t xml:space="preserve"> импеданса.</w:t>
-      </w:r>
-    </w:p>
-    <w:p>
-      <w:pPr>
-        <w:spacing w:line="360" w:lineRule="auto"/>
-        <w:ind w:firstLine="709"/>
-        <w:jc w:val="both"/>
-        <w:rPr>
-          <w:rFonts w:ascii="Times New Roman" w:hAnsi="Times New Roman" w:cs="Times New Roman"/>
-          <w:sz w:val="28"/>
-          <w:szCs w:val="28"/>
-          <w:lang w:val="en-US"/>
-        </w:rPr>
-      </w:pPr>
-      <w:r>
-        <w:rPr>
-          <w:rFonts w:ascii="Times New Roman" w:hAnsi="Times New Roman" w:cs="Times New Roman"/>
-          <w:sz w:val="28"/>
-          <w:szCs w:val="28"/>
-        </w:rPr>
-        <w:t xml:space="preserve">Действительная часть соответствует </w:t>
-      </w:r>
+          <w:sz w:val="28"/>
+          <w:szCs w:val="28"/>
+        </w:rPr>
+        <w:t xml:space="preserve">, и диаграмма Боде, где анализируются модуль </w:t>
+      </w:r>
+      <w:r>
+        <w:rPr>
+          <w:rFonts w:ascii="Cambria Math" w:hAnsi="Cambria Math" w:cs="Cambria Math"/>
+          <w:sz w:val="28"/>
+          <w:szCs w:val="28"/>
+        </w:rPr>
+        <w:t>∣</w:t>
+      </w:r>
+      <w:r>
+        <w:rPr>
+          <w:rFonts w:ascii="Times New Roman" w:hAnsi="Times New Roman" w:cs="Times New Roman"/>
+          <w:i/>
+          <w:iCs/>
+          <w:sz w:val="28"/>
+          <w:szCs w:val="28"/>
+        </w:rPr>
+        <w:t>Z</w:t>
+      </w:r>
+      <w:r>
+        <w:rPr>
+          <w:rFonts w:ascii="Cambria Math" w:hAnsi="Cambria Math" w:cs="Cambria Math"/>
+          <w:sz w:val="28"/>
+          <w:szCs w:val="28"/>
+        </w:rPr>
+        <w:t>∣</w:t>
+      </w:r>
+      <w:r>
+        <w:rPr>
+          <w:rFonts w:ascii="Times New Roman" w:hAnsi="Times New Roman" w:cs="Times New Roman"/>
+          <w:sz w:val="28"/>
+          <w:szCs w:val="28"/>
+        </w:rPr>
+        <w:t xml:space="preserve"> и фазовый угол φ как функции частоты. Современные руководства и обзоры по EIS подчёркивают, что диаграмма Найквиста удобна для интерпретации эквивалентных схем и выделения полукругов </w:t>
+      </w:r>
+      <w:proofErr w:type="spellStart"/>
       <w:r>
         <w:rPr>
           <w:rFonts w:ascii="Times New Roman" w:hAnsi="Times New Roman" w:cs="Times New Roman"/>
@@ -17233,40 +17322,250 @@
           <w:szCs w:val="28"/>
           <w:highlight w:val="yellow"/>
         </w:rPr>
-        <w:t>диссипативным</w:t>
-      </w:r>
-      <w:r>
-        <w:rPr>
-          <w:rFonts w:ascii="Times New Roman" w:hAnsi="Times New Roman" w:cs="Times New Roman"/>
-          <w:sz w:val="28"/>
-          <w:szCs w:val="28"/>
-        </w:rPr>
-        <w:t xml:space="preserve"> потерям</w:t>
-      </w:r>
-      <w:r>
-        <w:rPr>
-          <w:rFonts w:ascii="Times New Roman" w:hAnsi="Times New Roman" w:cs="Times New Roman"/>
-          <w:sz w:val="28"/>
-          <w:szCs w:val="28"/>
+        <w:t>зарядопереноса</w:t>
+      </w:r>
+      <w:proofErr w:type="spellEnd"/>
+      <w:r>
+        <w:rPr>
+          <w:rFonts w:ascii="Times New Roman" w:hAnsi="Times New Roman" w:cs="Times New Roman"/>
+          <w:sz w:val="28"/>
+          <w:szCs w:val="28"/>
+        </w:rPr>
+        <w:t>, тогда как диаграмма Боде даёт более наглядное представление о частотных диапазонах доминирующих процессов.</w:t>
+      </w:r>
+    </w:p>
+    <w:p>
+      <w:pPr>
+        <w:spacing w:line="360" w:lineRule="auto"/>
+        <w:ind w:firstLine="709"/>
+        <w:jc w:val="both"/>
+        <w:rPr>
+          <w:rFonts w:ascii="Times New Roman" w:hAnsi="Times New Roman" w:cs="Times New Roman"/>
+          <w:sz w:val="28"/>
+          <w:szCs w:val="28"/>
+        </w:rPr>
+      </w:pPr>
+      <w:r>
+        <w:rPr>
+          <w:rFonts w:ascii="Times New Roman" w:hAnsi="Times New Roman" w:cs="Times New Roman"/>
+          <w:sz w:val="28"/>
+          <w:szCs w:val="28"/>
+        </w:rPr>
+        <w:t xml:space="preserve">Для инженерного анализа аккумуляторных систем наиболее распространённой является эквивалентная схема </w:t>
+      </w:r>
+      <w:proofErr w:type="spellStart"/>
+      <w:r>
+        <w:rPr>
+          <w:rFonts w:ascii="Times New Roman" w:hAnsi="Times New Roman" w:cs="Times New Roman"/>
+          <w:sz w:val="28"/>
+          <w:szCs w:val="28"/>
+        </w:rPr>
+        <w:t>Рэндлса</w:t>
+      </w:r>
+      <w:proofErr w:type="spellEnd"/>
+      <w:r>
+        <w:rPr>
+          <w:rFonts w:ascii="Times New Roman" w:hAnsi="Times New Roman" w:cs="Times New Roman"/>
+          <w:sz w:val="28"/>
+          <w:szCs w:val="28"/>
+        </w:rPr>
+        <w:t xml:space="preserve"> или её модификации. В простейшем варианте схема содержит омическое сопротивление </w:t>
+      </w:r>
+      <w:r>
+        <w:rPr>
+          <w:rFonts w:ascii="Times New Roman" w:hAnsi="Times New Roman" w:cs="Times New Roman"/>
+          <w:i/>
+          <w:iCs/>
+          <w:sz w:val="28"/>
+          <w:szCs w:val="28"/>
+          <w:lang w:val="en-US"/>
+        </w:rPr>
+        <w:t>R</w:t>
+      </w:r>
+      <w:r>
+        <w:rPr>
+          <w:rFonts w:ascii="Times New Roman" w:hAnsi="Times New Roman" w:cs="Times New Roman"/>
+          <w:i/>
+          <w:iCs/>
+          <w:sz w:val="28"/>
+          <w:szCs w:val="28"/>
+          <w:vertAlign w:val="subscript"/>
+          <w:lang w:val="en-US"/>
+        </w:rPr>
+        <w:t>Ω</w:t>
+      </w:r>
+      <w:r>
+        <w:rPr>
+          <w:rFonts w:ascii="Times New Roman" w:hAnsi="Times New Roman" w:cs="Times New Roman"/>
+          <w:sz w:val="28"/>
+          <w:szCs w:val="28"/>
+        </w:rPr>
+        <w:t xml:space="preserve">, параллельное соединение сопротивления переноса заряда </w:t>
+      </w:r>
+      <w:proofErr w:type="spellStart"/>
+      <w:r>
+        <w:rPr>
+          <w:rFonts w:ascii="Times New Roman" w:hAnsi="Times New Roman" w:cs="Times New Roman"/>
+          <w:i/>
+          <w:iCs/>
+          <w:sz w:val="28"/>
+          <w:szCs w:val="28"/>
+          <w:lang w:val="en-US"/>
+        </w:rPr>
+        <w:t>R</w:t>
+      </w:r>
+      <w:r>
+        <w:rPr>
+          <w:rFonts w:ascii="Times New Roman" w:hAnsi="Times New Roman" w:cs="Times New Roman"/>
+          <w:i/>
+          <w:iCs/>
+          <w:sz w:val="28"/>
+          <w:szCs w:val="28"/>
+          <w:vertAlign w:val="subscript"/>
+          <w:lang w:val="en-US"/>
+        </w:rPr>
+        <w:t>ct</w:t>
+      </w:r>
+      <w:proofErr w:type="spellEnd"/>
+      <w:r>
+        <w:rPr>
+          <w:rFonts w:ascii="Times New Roman" w:hAnsi="Times New Roman" w:cs="Times New Roman"/>
+          <w:sz w:val="28"/>
+          <w:szCs w:val="28"/>
+        </w:rPr>
+        <w:t xml:space="preserve"> и ёмкости двойного электрического слоя </w:t>
+      </w:r>
+      <w:proofErr w:type="spellStart"/>
+      <w:r>
+        <w:rPr>
+          <w:rFonts w:ascii="Times New Roman" w:hAnsi="Times New Roman" w:cs="Times New Roman"/>
+          <w:i/>
+          <w:iCs/>
+          <w:sz w:val="28"/>
+          <w:szCs w:val="28"/>
+          <w:lang w:val="en-US"/>
+        </w:rPr>
+        <w:t>C</w:t>
+      </w:r>
+      <w:r>
+        <w:rPr>
+          <w:rFonts w:ascii="Times New Roman" w:hAnsi="Times New Roman" w:cs="Times New Roman"/>
+          <w:i/>
+          <w:iCs/>
+          <w:sz w:val="28"/>
+          <w:szCs w:val="28"/>
+          <w:vertAlign w:val="subscript"/>
+          <w:lang w:val="en-US"/>
+        </w:rPr>
+        <w:t>dl</w:t>
+      </w:r>
+      <w:proofErr w:type="spellEnd"/>
+      <w:r>
+        <w:rPr>
+          <w:rFonts w:ascii="Times New Roman" w:hAnsi="Times New Roman" w:cs="Times New Roman"/>
+          <w:sz w:val="28"/>
+          <w:szCs w:val="28"/>
+        </w:rPr>
+        <w:t xml:space="preserve">, а также диффузионный элемент Варбурга </w:t>
+      </w:r>
+      <w:proofErr w:type="spellStart"/>
+      <w:r>
+        <w:rPr>
+          <w:rFonts w:ascii="Times New Roman" w:hAnsi="Times New Roman" w:cs="Times New Roman"/>
+          <w:i/>
+          <w:iCs/>
+          <w:sz w:val="28"/>
+          <w:szCs w:val="28"/>
+          <w:lang w:val="en-US"/>
+        </w:rPr>
+        <w:t>Z</w:t>
+      </w:r>
+      <w:r>
+        <w:rPr>
+          <w:rFonts w:ascii="Times New Roman" w:hAnsi="Times New Roman" w:cs="Times New Roman"/>
+          <w:i/>
+          <w:iCs/>
+          <w:sz w:val="28"/>
+          <w:szCs w:val="28"/>
+          <w:vertAlign w:val="subscript"/>
+          <w:lang w:val="en-US"/>
+        </w:rPr>
+        <w:t>w</w:t>
+      </w:r>
+      <w:proofErr w:type="spellEnd"/>
+      <w:r>
+        <w:rPr>
+          <w:rFonts w:ascii="Times New Roman" w:hAnsi="Times New Roman" w:cs="Times New Roman"/>
+          <w:sz w:val="28"/>
+          <w:szCs w:val="28"/>
+        </w:rPr>
+        <w:t xml:space="preserve">. </w:t>
+      </w:r>
+      <w:r>
+        <w:rPr>
+          <w:rFonts w:ascii="Times New Roman" w:hAnsi="Times New Roman" w:cs="Times New Roman"/>
+          <w:sz w:val="28"/>
+          <w:szCs w:val="28"/>
+        </w:rPr>
+        <w:t xml:space="preserve">Такая схема используется не потому, что полностью воспроизводит реальную пространственно-распределённую электрохимию, а потому, что позволяет свести сложный спектр к набору параметров с физически интерпретируемым смыслом. В современных работах по </w:t>
+      </w:r>
+      <w:proofErr w:type="spellStart"/>
+      <w:r>
+        <w:rPr>
+          <w:rFonts w:ascii="Times New Roman" w:hAnsi="Times New Roman" w:cs="Times New Roman"/>
+          <w:sz w:val="28"/>
+          <w:szCs w:val="28"/>
+          <w:highlight w:val="yellow"/>
+        </w:rPr>
+        <w:t>battery</w:t>
+      </w:r>
+      <w:proofErr w:type="spellEnd"/>
+      <w:r>
+        <w:rPr>
+          <w:rFonts w:ascii="Times New Roman" w:hAnsi="Times New Roman" w:cs="Times New Roman"/>
+          <w:sz w:val="28"/>
+          <w:szCs w:val="28"/>
+          <w:highlight w:val="yellow"/>
+        </w:rPr>
+        <w:t xml:space="preserve"> EIS</w:t>
+      </w:r>
+      <w:r>
+        <w:rPr>
+          <w:rFonts w:ascii="Times New Roman" w:hAnsi="Times New Roman" w:cs="Times New Roman"/>
+          <w:sz w:val="28"/>
+          <w:szCs w:val="28"/>
+        </w:rPr>
+        <w:t xml:space="preserve"> подчёркивается, что корректная эквивалентная схема должна строиться из понимания физики системы, а не только из удобства </w:t>
+      </w:r>
+      <w:proofErr w:type="spellStart"/>
+      <w:r>
+        <w:rPr>
+          <w:rFonts w:ascii="Times New Roman" w:hAnsi="Times New Roman" w:cs="Times New Roman"/>
+          <w:sz w:val="28"/>
+          <w:szCs w:val="28"/>
+          <w:highlight w:val="yellow"/>
+        </w:rPr>
+        <w:t>curve</w:t>
+      </w:r>
+      <w:proofErr w:type="spellEnd"/>
+      <w:r>
+        <w:rPr>
+          <w:rFonts w:ascii="Times New Roman" w:hAnsi="Times New Roman" w:cs="Times New Roman"/>
+          <w:sz w:val="28"/>
+          <w:szCs w:val="28"/>
+          <w:highlight w:val="yellow"/>
         </w:rPr>
         <w:t xml:space="preserve"> </w:t>
       </w:r>
-      <w:r>
-        <w:rPr>
-          <w:rFonts w:ascii="Times New Roman" w:hAnsi="Times New Roman" w:cs="Times New Roman"/>
-          <w:sz w:val="28"/>
-          <w:szCs w:val="28"/>
-        </w:rPr>
-        <w:t xml:space="preserve">энергии, а мнимая отражает </w:t>
-      </w:r>
       <w:proofErr w:type="spellStart"/>
       <w:r>
         <w:rPr>
           <w:rFonts w:ascii="Times New Roman" w:hAnsi="Times New Roman" w:cs="Times New Roman"/>
           <w:sz w:val="28"/>
           <w:szCs w:val="28"/>
-        </w:rPr>
-        <w:t>энергонакопление</w:t>
+          <w:highlight w:val="yellow"/>
+        </w:rPr>
+        <w:t>fitting</w:t>
       </w:r>
       <w:proofErr w:type="spellEnd"/>
       <w:r>
@@ -17275,210 +17574,27 @@
           <w:sz w:val="28"/>
           <w:szCs w:val="28"/>
         </w:rPr>
-        <w:t xml:space="preserve"> и задержанные отклики системы.</w:t>
-      </w:r>
-      <w:r>
-        <w:rPr>
-          <w:rFonts w:ascii="Times New Roman" w:hAnsi="Times New Roman" w:cs="Times New Roman"/>
-          <w:sz w:val="28"/>
-          <w:szCs w:val="28"/>
-        </w:rPr>
-        <w:t xml:space="preserve"> </w:t>
-      </w:r>
-      <w:r>
-        <w:rPr>
-          <w:rFonts w:ascii="Times New Roman" w:hAnsi="Times New Roman" w:cs="Times New Roman"/>
-          <w:sz w:val="28"/>
-          <w:szCs w:val="28"/>
-        </w:rPr>
-        <w:t>На этой основе строятся две классические формы</w:t>
-      </w:r>
-      <w:r>
-        <w:rPr>
-          <w:rFonts w:ascii="Times New Roman" w:hAnsi="Times New Roman" w:cs="Times New Roman"/>
-          <w:sz w:val="28"/>
-          <w:szCs w:val="28"/>
-        </w:rPr>
-        <w:t xml:space="preserve"> </w:t>
-      </w:r>
-      <w:r>
-        <w:rPr>
-          <w:rFonts w:ascii="Times New Roman" w:hAnsi="Times New Roman" w:cs="Times New Roman"/>
-          <w:sz w:val="28"/>
-          <w:szCs w:val="28"/>
-        </w:rPr>
-        <w:t xml:space="preserve">представления результатов: диаграмма </w:t>
-      </w:r>
-      <w:r>
-        <w:rPr>
-          <w:rFonts w:ascii="Times New Roman" w:hAnsi="Times New Roman" w:cs="Times New Roman"/>
-          <w:sz w:val="28"/>
-          <w:szCs w:val="28"/>
-        </w:rPr>
-        <w:lastRenderedPageBreak/>
-        <w:t>Найквиста, на которой откладываются</w:t>
-      </w:r>
-      <w:r>
-        <w:rPr>
-          <w:rFonts w:ascii="Times New Roman" w:hAnsi="Times New Roman" w:cs="Times New Roman"/>
-          <w:sz w:val="28"/>
-          <w:szCs w:val="28"/>
-        </w:rPr>
-        <w:t xml:space="preserve"> </w:t>
-      </w:r>
-      <w:r>
-        <w:rPr>
-          <w:rFonts w:ascii="Times New Roman" w:hAnsi="Times New Roman" w:cs="Times New Roman"/>
-          <w:sz w:val="28"/>
-          <w:szCs w:val="28"/>
-          <w:lang w:val="en-US"/>
-        </w:rPr>
-        <w:t>Z</w:t>
-      </w:r>
-      <w:r>
-        <w:rPr>
-          <w:rFonts w:ascii="Times New Roman" w:hAnsi="Times New Roman" w:cs="Times New Roman"/>
-          <w:sz w:val="28"/>
-          <w:szCs w:val="28"/>
-        </w:rPr>
-        <w:t xml:space="preserve">’ и </w:t>
-      </w:r>
-      <w:r>
-        <w:rPr>
-          <w:rFonts w:ascii="Times New Roman" w:hAnsi="Times New Roman" w:cs="Times New Roman"/>
-          <w:i/>
-          <w:iCs/>
-          <w:sz w:val="28"/>
-          <w:szCs w:val="28"/>
-        </w:rPr>
-        <w:t>-</w:t>
-      </w:r>
-      <w:r>
-        <w:rPr>
-          <w:rFonts w:ascii="Times New Roman" w:hAnsi="Times New Roman" w:cs="Times New Roman"/>
-          <w:i/>
-          <w:iCs/>
-          <w:sz w:val="28"/>
-          <w:szCs w:val="28"/>
-          <w:lang w:val="en-US"/>
-        </w:rPr>
-        <w:t>Z</w:t>
-      </w:r>
-      <w:r>
-        <w:rPr>
-          <w:rFonts w:ascii="Times New Roman" w:hAnsi="Times New Roman" w:cs="Times New Roman"/>
-          <w:i/>
-          <w:iCs/>
-          <w:sz w:val="28"/>
-          <w:szCs w:val="28"/>
-        </w:rPr>
-        <w:t>”</w:t>
-      </w:r>
-      <w:r>
-        <w:rPr>
-          <w:rFonts w:ascii="Times New Roman" w:hAnsi="Times New Roman" w:cs="Times New Roman"/>
-          <w:sz w:val="28"/>
-          <w:szCs w:val="28"/>
-        </w:rPr>
-        <w:t xml:space="preserve">, </w:t>
-      </w:r>
-      <w:r>
-        <w:rPr>
-          <w:rFonts w:ascii="Times New Roman" w:hAnsi="Times New Roman" w:cs="Times New Roman"/>
-          <w:sz w:val="28"/>
-          <w:szCs w:val="28"/>
-        </w:rPr>
-        <w:t xml:space="preserve">и диаграмма Боде, где анализируются модуль </w:t>
-      </w:r>
-      <w:r>
-        <w:rPr>
-          <w:rFonts w:ascii="Cambria Math" w:hAnsi="Cambria Math" w:cs="Cambria Math"/>
-          <w:sz w:val="28"/>
-          <w:szCs w:val="28"/>
-        </w:rPr>
-        <w:t>∣</w:t>
-      </w:r>
-      <w:r>
-        <w:rPr>
-          <w:rFonts w:ascii="Times New Roman" w:hAnsi="Times New Roman" w:cs="Times New Roman"/>
-          <w:i/>
-          <w:iCs/>
-          <w:sz w:val="28"/>
-          <w:szCs w:val="28"/>
-        </w:rPr>
-        <w:t>Z</w:t>
-      </w:r>
-      <w:r>
-        <w:rPr>
-          <w:rFonts w:ascii="Cambria Math" w:hAnsi="Cambria Math" w:cs="Cambria Math"/>
-          <w:sz w:val="28"/>
-          <w:szCs w:val="28"/>
-        </w:rPr>
-        <w:t>∣</w:t>
-      </w:r>
-      <w:r>
-        <w:rPr>
-          <w:rFonts w:ascii="Times New Roman" w:hAnsi="Times New Roman" w:cs="Times New Roman"/>
-          <w:sz w:val="28"/>
-          <w:szCs w:val="28"/>
-        </w:rPr>
-        <w:t xml:space="preserve"> </w:t>
-      </w:r>
-      <w:r>
-        <w:rPr>
-          <w:rFonts w:ascii="Times New Roman" w:hAnsi="Times New Roman" w:cs="Times New Roman"/>
-          <w:sz w:val="28"/>
-          <w:szCs w:val="28"/>
-        </w:rPr>
-        <w:t>и фазовый угол</w:t>
-      </w:r>
-      <w:r>
-        <w:rPr>
-          <w:rFonts w:ascii="Times New Roman" w:hAnsi="Times New Roman" w:cs="Times New Roman"/>
-          <w:sz w:val="28"/>
-          <w:szCs w:val="28"/>
-        </w:rPr>
-        <w:t xml:space="preserve"> φ </w:t>
-      </w:r>
-      <w:r>
-        <w:rPr>
-          <w:rFonts w:ascii="Times New Roman" w:hAnsi="Times New Roman" w:cs="Times New Roman"/>
-          <w:sz w:val="28"/>
-          <w:szCs w:val="28"/>
-        </w:rPr>
-        <w:t>как функции частоты</w:t>
-      </w:r>
-      <w:r>
-        <w:rPr>
-          <w:rFonts w:ascii="Times New Roman" w:hAnsi="Times New Roman" w:cs="Times New Roman"/>
-          <w:sz w:val="28"/>
-          <w:szCs w:val="28"/>
-        </w:rPr>
-        <w:t xml:space="preserve">. </w:t>
-      </w:r>
-      <w:r>
-        <w:rPr>
-          <w:rFonts w:ascii="Times New Roman" w:hAnsi="Times New Roman" w:cs="Times New Roman"/>
-          <w:sz w:val="28"/>
-          <w:szCs w:val="28"/>
-        </w:rPr>
-        <w:t>Современные руководства и обзоры по EIS подчёркивают, что диаграмма Найквиста удобна для</w:t>
-      </w:r>
-      <w:r>
-        <w:rPr>
-          <w:rFonts w:ascii="Times New Roman" w:hAnsi="Times New Roman" w:cs="Times New Roman"/>
-          <w:sz w:val="28"/>
-          <w:szCs w:val="28"/>
-        </w:rPr>
-        <w:t xml:space="preserve"> </w:t>
-      </w:r>
-      <w:r>
-        <w:rPr>
-          <w:rFonts w:ascii="Times New Roman" w:hAnsi="Times New Roman" w:cs="Times New Roman"/>
-          <w:sz w:val="28"/>
-          <w:szCs w:val="28"/>
-        </w:rPr>
-        <w:t xml:space="preserve">интерпретации эквивалентных схем и выделения полукругов </w:t>
+        <w:t>.</w:t>
+      </w:r>
+    </w:p>
+    <w:p>
+      <w:pPr>
+        <w:spacing w:line="360" w:lineRule="auto"/>
+        <w:ind w:firstLine="709"/>
+        <w:jc w:val="both"/>
+        <w:rPr>
+          <w:rFonts w:ascii="Times New Roman" w:hAnsi="Times New Roman" w:cs="Times New Roman"/>
+          <w:sz w:val="28"/>
+          <w:szCs w:val="28"/>
+        </w:rPr>
+      </w:pPr>
+      <w:r>
+        <w:rPr>
+          <w:rFonts w:ascii="Times New Roman" w:hAnsi="Times New Roman" w:cs="Times New Roman"/>
+          <w:sz w:val="28"/>
+          <w:szCs w:val="28"/>
+        </w:rPr>
+        <w:t xml:space="preserve">Для последующего анализа в диссертации в качестве базовой используется эквивалентная схема, включающая омическое сопротивление, ветвь </w:t>
       </w:r>
       <w:proofErr w:type="spellStart"/>
       <w:r>
@@ -17486,7 +17602,6 @@
           <w:rFonts w:ascii="Times New Roman" w:hAnsi="Times New Roman" w:cs="Times New Roman"/>
           <w:sz w:val="28"/>
           <w:szCs w:val="28"/>
-          <w:highlight w:val="yellow"/>
         </w:rPr>
         <w:t>зарядопереноса</w:t>
       </w:r>
@@ -17497,28 +17612,7 @@
           <w:sz w:val="28"/>
           <w:szCs w:val="28"/>
         </w:rPr>
-        <w:t>, тогда как диаграмма Боде даёт более наглядное представление о частотных диапазонах доминирующих процессов.</w:t>
-      </w:r>
-    </w:p>
-    <w:p>
-      <w:pPr>
-        <w:spacing w:line="360" w:lineRule="auto"/>
-        <w:ind w:firstLine="709"/>
-        <w:jc w:val="both"/>
-        <w:rPr>
-          <w:rFonts w:ascii="Times New Roman" w:hAnsi="Times New Roman" w:cs="Times New Roman"/>
-          <w:sz w:val="28"/>
-          <w:szCs w:val="28"/>
-          <w:lang w:val="en-US"/>
-        </w:rPr>
-      </w:pPr>
-      <w:r>
-        <w:rPr>
-          <w:rFonts w:ascii="Times New Roman" w:hAnsi="Times New Roman" w:cs="Times New Roman"/>
-          <w:sz w:val="28"/>
-          <w:szCs w:val="28"/>
-        </w:rPr>
-        <w:t xml:space="preserve">Для инженерного анализа аккумуляторных систем наиболее распространённой является эквивалентная схема </w:t>
+        <w:t xml:space="preserve"> и ёмкости двойного слоя, а также диффузионный элемент Варбурга. Именно она образует минимально достаточный набор параметров, позволяющий связать измеряемый спектр с </w:t>
       </w:r>
       <w:proofErr w:type="spellStart"/>
       <w:r>
@@ -17527,7 +17621,7 @@
           <w:sz w:val="28"/>
           <w:szCs w:val="28"/>
         </w:rPr>
-        <w:t>Рэндлса</w:t>
+        <w:t>деградационными</w:t>
       </w:r>
       <w:proofErr w:type="spellEnd"/>
       <w:r>
@@ -17536,356 +17630,6 @@
           <w:sz w:val="28"/>
           <w:szCs w:val="28"/>
         </w:rPr>
-        <w:t xml:space="preserve"> или её модификации. В простейшем варианте схема содержит омическое сопротивление</w:t>
-      </w:r>
-      <w:r>
-        <w:rPr>
-          <w:rFonts w:ascii="Times New Roman" w:hAnsi="Times New Roman" w:cs="Times New Roman"/>
-          <w:sz w:val="28"/>
-          <w:szCs w:val="28"/>
-        </w:rPr>
-        <w:t xml:space="preserve"> </w:t>
-      </w:r>
-      <w:r>
-        <w:rPr>
-          <w:rFonts w:ascii="Times New Roman" w:hAnsi="Times New Roman" w:cs="Times New Roman"/>
-          <w:i/>
-          <w:iCs/>
-          <w:sz w:val="28"/>
-          <w:szCs w:val="28"/>
-          <w:lang w:val="en-US"/>
-        </w:rPr>
-        <w:t>R</w:t>
-      </w:r>
-      <w:r>
-        <w:rPr>
-          <w:rFonts w:ascii="Times New Roman" w:hAnsi="Times New Roman" w:cs="Times New Roman"/>
-          <w:i/>
-          <w:iCs/>
-          <w:sz w:val="28"/>
-          <w:szCs w:val="28"/>
-          <w:vertAlign w:val="subscript"/>
-          <w:lang w:val="en-US"/>
-        </w:rPr>
-        <w:t>Ω</w:t>
-      </w:r>
-      <w:r>
-        <w:rPr>
-          <w:rFonts w:ascii="Times New Roman" w:hAnsi="Times New Roman" w:cs="Times New Roman"/>
-          <w:sz w:val="28"/>
-          <w:szCs w:val="28"/>
-        </w:rPr>
-        <w:t xml:space="preserve">, </w:t>
-      </w:r>
-      <w:r>
-        <w:rPr>
-          <w:rFonts w:ascii="Times New Roman" w:hAnsi="Times New Roman" w:cs="Times New Roman"/>
-          <w:sz w:val="28"/>
-          <w:szCs w:val="28"/>
-        </w:rPr>
-        <w:t>параллельное соединение сопротивления</w:t>
-      </w:r>
-      <w:r>
-        <w:rPr>
-          <w:rFonts w:ascii="Times New Roman" w:hAnsi="Times New Roman" w:cs="Times New Roman"/>
-          <w:sz w:val="28"/>
-          <w:szCs w:val="28"/>
-        </w:rPr>
-        <w:t xml:space="preserve"> </w:t>
-      </w:r>
-      <w:r>
-        <w:rPr>
-          <w:rFonts w:ascii="Times New Roman" w:hAnsi="Times New Roman" w:cs="Times New Roman"/>
-          <w:sz w:val="28"/>
-          <w:szCs w:val="28"/>
-        </w:rPr>
-        <w:t>переноса заряда</w:t>
-      </w:r>
-      <w:r>
-        <w:rPr>
-          <w:rFonts w:ascii="Times New Roman" w:hAnsi="Times New Roman" w:cs="Times New Roman"/>
-          <w:sz w:val="28"/>
-          <w:szCs w:val="28"/>
-        </w:rPr>
-        <w:t xml:space="preserve"> </w:t>
-      </w:r>
-      <w:proofErr w:type="spellStart"/>
-      <w:r>
-        <w:rPr>
-          <w:rFonts w:ascii="Times New Roman" w:hAnsi="Times New Roman" w:cs="Times New Roman"/>
-          <w:i/>
-          <w:iCs/>
-          <w:sz w:val="28"/>
-          <w:szCs w:val="28"/>
-          <w:lang w:val="en-US"/>
-        </w:rPr>
-        <w:t>R</w:t>
-      </w:r>
-      <w:r>
-        <w:rPr>
-          <w:rFonts w:ascii="Times New Roman" w:hAnsi="Times New Roman" w:cs="Times New Roman"/>
-          <w:i/>
-          <w:iCs/>
-          <w:sz w:val="28"/>
-          <w:szCs w:val="28"/>
-          <w:vertAlign w:val="subscript"/>
-          <w:lang w:val="en-US"/>
-        </w:rPr>
-        <w:t>ct</w:t>
-      </w:r>
-      <w:proofErr w:type="spellEnd"/>
-      <w:r>
-        <w:rPr>
-          <w:rFonts w:ascii="Times New Roman" w:hAnsi="Times New Roman" w:cs="Times New Roman"/>
-          <w:sz w:val="28"/>
-          <w:szCs w:val="28"/>
-        </w:rPr>
-        <w:t xml:space="preserve"> </w:t>
-      </w:r>
-      <w:r>
-        <w:rPr>
-          <w:rFonts w:ascii="Times New Roman" w:hAnsi="Times New Roman" w:cs="Times New Roman"/>
-          <w:sz w:val="28"/>
-          <w:szCs w:val="28"/>
-        </w:rPr>
-        <w:t>и ёмкости двойного электрического слоя</w:t>
-      </w:r>
-      <w:r>
-        <w:rPr>
-          <w:rFonts w:ascii="Times New Roman" w:hAnsi="Times New Roman" w:cs="Times New Roman"/>
-          <w:sz w:val="28"/>
-          <w:szCs w:val="28"/>
-        </w:rPr>
-        <w:t xml:space="preserve"> </w:t>
-      </w:r>
-      <w:proofErr w:type="spellStart"/>
-      <w:r>
-        <w:rPr>
-          <w:rFonts w:ascii="Times New Roman" w:hAnsi="Times New Roman" w:cs="Times New Roman"/>
-          <w:i/>
-          <w:iCs/>
-          <w:sz w:val="28"/>
-          <w:szCs w:val="28"/>
-          <w:lang w:val="en-US"/>
-        </w:rPr>
-        <w:t>C</w:t>
-      </w:r>
-      <w:r>
-        <w:rPr>
-          <w:rFonts w:ascii="Times New Roman" w:hAnsi="Times New Roman" w:cs="Times New Roman"/>
-          <w:i/>
-          <w:iCs/>
-          <w:sz w:val="28"/>
-          <w:szCs w:val="28"/>
-          <w:vertAlign w:val="subscript"/>
-          <w:lang w:val="en-US"/>
-        </w:rPr>
-        <w:t>dl</w:t>
-      </w:r>
-      <w:proofErr w:type="spellEnd"/>
-      <w:r>
-        <w:rPr>
-          <w:rFonts w:ascii="Times New Roman" w:hAnsi="Times New Roman" w:cs="Times New Roman"/>
-          <w:sz w:val="28"/>
-          <w:szCs w:val="28"/>
-        </w:rPr>
-        <w:t xml:space="preserve">, </w:t>
-      </w:r>
-      <w:r>
-        <w:rPr>
-          <w:rFonts w:ascii="Times New Roman" w:hAnsi="Times New Roman" w:cs="Times New Roman"/>
-          <w:sz w:val="28"/>
-          <w:szCs w:val="28"/>
-        </w:rPr>
-        <w:t>а также диффузионный элемент Варбурга</w:t>
-      </w:r>
-      <w:r>
-        <w:rPr>
-          <w:rFonts w:ascii="Times New Roman" w:hAnsi="Times New Roman" w:cs="Times New Roman"/>
-          <w:sz w:val="28"/>
-          <w:szCs w:val="28"/>
-        </w:rPr>
-        <w:t xml:space="preserve"> </w:t>
-      </w:r>
-      <w:proofErr w:type="spellStart"/>
-      <w:r>
-        <w:rPr>
-          <w:rFonts w:ascii="Times New Roman" w:hAnsi="Times New Roman" w:cs="Times New Roman"/>
-          <w:i/>
-          <w:iCs/>
-          <w:sz w:val="28"/>
-          <w:szCs w:val="28"/>
-          <w:lang w:val="en-US"/>
-        </w:rPr>
-        <w:t>Z</w:t>
-      </w:r>
-      <w:r>
-        <w:rPr>
-          <w:rFonts w:ascii="Times New Roman" w:hAnsi="Times New Roman" w:cs="Times New Roman"/>
-          <w:i/>
-          <w:iCs/>
-          <w:sz w:val="28"/>
-          <w:szCs w:val="28"/>
-          <w:vertAlign w:val="subscript"/>
-          <w:lang w:val="en-US"/>
-        </w:rPr>
-        <w:t>w</w:t>
-      </w:r>
-      <w:proofErr w:type="spellEnd"/>
-      <w:r>
-        <w:rPr>
-          <w:rFonts w:ascii="Times New Roman" w:hAnsi="Times New Roman" w:cs="Times New Roman"/>
-          <w:sz w:val="28"/>
-          <w:szCs w:val="28"/>
-        </w:rPr>
-        <w:t xml:space="preserve">. </w:t>
-      </w:r>
-      <w:r>
-        <w:rPr>
-          <w:rFonts w:ascii="Times New Roman" w:hAnsi="Times New Roman" w:cs="Times New Roman"/>
-          <w:sz w:val="28"/>
-          <w:szCs w:val="28"/>
-        </w:rPr>
-        <w:t>Такая схема используется не потому, что полностью воспроизводит реальную пространственно-распределённую электрохимию, а потому, что позволяет свести сложный спектр к набору параметров с физически интерпретируемым смыслом.</w:t>
-      </w:r>
-      <w:r>
-        <w:rPr>
-          <w:rFonts w:ascii="Times New Roman" w:hAnsi="Times New Roman" w:cs="Times New Roman"/>
-          <w:sz w:val="28"/>
-          <w:szCs w:val="28"/>
-        </w:rPr>
-        <w:t xml:space="preserve"> </w:t>
-      </w:r>
-      <w:r>
-        <w:rPr>
-          <w:rFonts w:ascii="Times New Roman" w:hAnsi="Times New Roman" w:cs="Times New Roman"/>
-          <w:sz w:val="28"/>
-          <w:szCs w:val="28"/>
-        </w:rPr>
-        <w:t xml:space="preserve">В современных работах по </w:t>
-      </w:r>
-      <w:proofErr w:type="spellStart"/>
-      <w:r>
-        <w:rPr>
-          <w:rFonts w:ascii="Times New Roman" w:hAnsi="Times New Roman" w:cs="Times New Roman"/>
-          <w:sz w:val="28"/>
-          <w:szCs w:val="28"/>
-          <w:highlight w:val="yellow"/>
-        </w:rPr>
-        <w:t>battery</w:t>
-      </w:r>
-      <w:proofErr w:type="spellEnd"/>
-      <w:r>
-        <w:rPr>
-          <w:rFonts w:ascii="Times New Roman" w:hAnsi="Times New Roman" w:cs="Times New Roman"/>
-          <w:sz w:val="28"/>
-          <w:szCs w:val="28"/>
-          <w:highlight w:val="yellow"/>
-        </w:rPr>
-        <w:t xml:space="preserve"> EIS</w:t>
-      </w:r>
-      <w:r>
-        <w:rPr>
-          <w:rFonts w:ascii="Times New Roman" w:hAnsi="Times New Roman" w:cs="Times New Roman"/>
-          <w:sz w:val="28"/>
-          <w:szCs w:val="28"/>
-        </w:rPr>
-        <w:t xml:space="preserve"> подчёркивается, что корректная эквивалентная схема должна строиться из понимания физики системы, а не только из удобства </w:t>
-      </w:r>
-      <w:proofErr w:type="spellStart"/>
-      <w:r>
-        <w:rPr>
-          <w:rFonts w:ascii="Times New Roman" w:hAnsi="Times New Roman" w:cs="Times New Roman"/>
-          <w:sz w:val="28"/>
-          <w:szCs w:val="28"/>
-          <w:highlight w:val="yellow"/>
-        </w:rPr>
-        <w:t>curve</w:t>
-      </w:r>
-      <w:proofErr w:type="spellEnd"/>
-      <w:r>
-        <w:rPr>
-          <w:rFonts w:ascii="Times New Roman" w:hAnsi="Times New Roman" w:cs="Times New Roman"/>
-          <w:sz w:val="28"/>
-          <w:szCs w:val="28"/>
-          <w:highlight w:val="yellow"/>
-        </w:rPr>
-        <w:t xml:space="preserve"> </w:t>
-      </w:r>
-      <w:proofErr w:type="spellStart"/>
-      <w:r>
-        <w:rPr>
-          <w:rFonts w:ascii="Times New Roman" w:hAnsi="Times New Roman" w:cs="Times New Roman"/>
-          <w:sz w:val="28"/>
-          <w:szCs w:val="28"/>
-          <w:highlight w:val="yellow"/>
-        </w:rPr>
-        <w:t>fitting</w:t>
-      </w:r>
-      <w:proofErr w:type="spellEnd"/>
-      <w:r>
-        <w:rPr>
-          <w:rFonts w:ascii="Times New Roman" w:hAnsi="Times New Roman" w:cs="Times New Roman"/>
-          <w:sz w:val="28"/>
-          <w:szCs w:val="28"/>
-        </w:rPr>
-        <w:t>.</w:t>
-      </w:r>
-    </w:p>
-    <w:p>
-      <w:pPr>
-        <w:spacing w:line="360" w:lineRule="auto"/>
-        <w:ind w:firstLine="709"/>
-        <w:jc w:val="both"/>
-        <w:rPr>
-          <w:rFonts w:ascii="Times New Roman" w:hAnsi="Times New Roman" w:cs="Times New Roman"/>
-          <w:sz w:val="28"/>
-          <w:szCs w:val="28"/>
-          <w:lang w:val="en-US"/>
-        </w:rPr>
-      </w:pPr>
-      <w:r>
-        <w:rPr>
-          <w:rFonts w:ascii="Times New Roman" w:hAnsi="Times New Roman" w:cs="Times New Roman"/>
-          <w:sz w:val="28"/>
-          <w:szCs w:val="28"/>
-        </w:rPr>
-        <w:t xml:space="preserve">Для последующего анализа в диссертации в качестве базовой используется эквивалентная схема, включающая омическое сопротивление, ветвь </w:t>
-      </w:r>
-      <w:proofErr w:type="spellStart"/>
-      <w:r>
-        <w:rPr>
-          <w:rFonts w:ascii="Times New Roman" w:hAnsi="Times New Roman" w:cs="Times New Roman"/>
-          <w:sz w:val="28"/>
-          <w:szCs w:val="28"/>
-        </w:rPr>
-        <w:t>зарядопереноса</w:t>
-      </w:r>
-      <w:proofErr w:type="spellEnd"/>
-      <w:r>
-        <w:rPr>
-          <w:rFonts w:ascii="Times New Roman" w:hAnsi="Times New Roman" w:cs="Times New Roman"/>
-          <w:sz w:val="28"/>
-          <w:szCs w:val="28"/>
-        </w:rPr>
-        <w:t xml:space="preserve"> и ёмкости двойного слоя, а также диффузионный элемент Варбурга. Именно она образует минимально достаточный набор параметров, позволяющий связать измеряемый спектр с </w:t>
-      </w:r>
-      <w:proofErr w:type="spellStart"/>
-      <w:r>
-        <w:rPr>
-          <w:rFonts w:ascii="Times New Roman" w:hAnsi="Times New Roman" w:cs="Times New Roman"/>
-          <w:sz w:val="28"/>
-          <w:szCs w:val="28"/>
-        </w:rPr>
-        <w:t>деградационными</w:t>
-      </w:r>
-      <w:proofErr w:type="spellEnd"/>
-      <w:r>
-        <w:rPr>
-          <w:rFonts w:ascii="Times New Roman" w:hAnsi="Times New Roman" w:cs="Times New Roman"/>
-          <w:sz w:val="28"/>
-          <w:szCs w:val="28"/>
-        </w:rPr>
         <w:t xml:space="preserve"> процессами в батарее.</w:t>
       </w:r>
     </w:p>
@@ -17898,7 +17642,6 @@
           <w:rFonts w:ascii="Times New Roman" w:hAnsi="Times New Roman" w:cs="Times New Roman"/>
           <w:sz w:val="28"/>
           <w:szCs w:val="28"/>
-          <w:lang w:val="en-US"/>
         </w:rPr>
       </w:pPr>
     </w:p>
@@ -17978,7 +17721,6 @@
           <w:rFonts w:ascii="Times New Roman" w:hAnsi="Times New Roman" w:cs="Times New Roman"/>
           <w:sz w:val="28"/>
           <w:szCs w:val="28"/>
-          <w:lang w:val="en-US"/>
         </w:rPr>
       </w:pPr>
       <w:r>
@@ -17999,29 +17741,119 @@
           <w:rFonts w:ascii="Times New Roman" w:hAnsi="Times New Roman" w:cs="Times New Roman"/>
           <w:sz w:val="28"/>
           <w:szCs w:val="28"/>
-          <w:lang w:val="en-US"/>
-        </w:rPr>
-      </w:pPr>
-    </w:p>
-    <w:p>
-      <w:pPr>
-        <w:spacing w:line="360" w:lineRule="auto"/>
-        <w:ind w:firstLine="709"/>
-        <w:jc w:val="both"/>
-        <w:rPr>
-          <w:rFonts w:ascii="Times New Roman" w:hAnsi="Times New Roman" w:cs="Times New Roman"/>
-          <w:sz w:val="28"/>
-          <w:szCs w:val="28"/>
-        </w:rPr>
-      </w:pPr>
-      <w:r>
-        <w:rPr>
-          <w:rFonts w:ascii="Times New Roman" w:hAnsi="Times New Roman" w:cs="Times New Roman"/>
-          <w:sz w:val="28"/>
-          <w:szCs w:val="28"/>
-        </w:rPr>
-        <w:t>На рисунке представлена базовая эквивалентная схема, состоящая из омического сопротивления</w:t>
-      </w:r>
+        </w:rPr>
+      </w:pPr>
+    </w:p>
+    <w:p>
+      <w:pPr>
+        <w:spacing w:line="360" w:lineRule="auto"/>
+        <w:ind w:firstLine="709"/>
+        <w:jc w:val="both"/>
+        <w:rPr>
+          <w:rFonts w:ascii="Times New Roman" w:hAnsi="Times New Roman" w:cs="Times New Roman"/>
+          <w:sz w:val="28"/>
+          <w:szCs w:val="28"/>
+        </w:rPr>
+      </w:pPr>
+      <w:r>
+        <w:rPr>
+          <w:rFonts w:ascii="Times New Roman" w:hAnsi="Times New Roman" w:cs="Times New Roman"/>
+          <w:sz w:val="28"/>
+          <w:szCs w:val="28"/>
+        </w:rPr>
+        <w:t xml:space="preserve">На рисунке представлена базовая эквивалентная схема, состоящая из омического сопротивления </w:t>
+      </w:r>
+      <w:r>
+        <w:rPr>
+          <w:rFonts w:ascii="Times New Roman" w:hAnsi="Times New Roman" w:cs="Times New Roman"/>
+          <w:i/>
+          <w:iCs/>
+          <w:sz w:val="28"/>
+          <w:szCs w:val="28"/>
+          <w:lang w:val="en-US"/>
+        </w:rPr>
+        <w:t>R</w:t>
+      </w:r>
+      <w:r>
+        <w:rPr>
+          <w:rFonts w:ascii="Times New Roman" w:hAnsi="Times New Roman" w:cs="Times New Roman"/>
+          <w:i/>
+          <w:iCs/>
+          <w:sz w:val="28"/>
+          <w:szCs w:val="28"/>
+          <w:vertAlign w:val="subscript"/>
+          <w:lang w:val="en-US"/>
+        </w:rPr>
+        <w:t>Ω</w:t>
+      </w:r>
+      <w:r>
+        <w:rPr>
+          <w:rFonts w:ascii="Times New Roman" w:hAnsi="Times New Roman" w:cs="Times New Roman"/>
+          <w:sz w:val="28"/>
+          <w:szCs w:val="28"/>
+        </w:rPr>
+        <w:t xml:space="preserve">, параллельной ветви </w:t>
+      </w:r>
+      <w:proofErr w:type="spellStart"/>
+      <w:r>
+        <w:rPr>
+          <w:rFonts w:ascii="Times New Roman" w:hAnsi="Times New Roman" w:cs="Times New Roman"/>
+          <w:i/>
+          <w:iCs/>
+          <w:sz w:val="28"/>
+          <w:szCs w:val="28"/>
+          <w:lang w:val="en-US"/>
+        </w:rPr>
+        <w:t>R</w:t>
+      </w:r>
+      <w:r>
+        <w:rPr>
+          <w:rFonts w:ascii="Times New Roman" w:hAnsi="Times New Roman" w:cs="Times New Roman"/>
+          <w:i/>
+          <w:iCs/>
+          <w:sz w:val="28"/>
+          <w:szCs w:val="28"/>
+          <w:vertAlign w:val="subscript"/>
+          <w:lang w:val="en-US"/>
+        </w:rPr>
+        <w:t>ct</w:t>
+      </w:r>
+      <w:proofErr w:type="spellEnd"/>
+      <w:r>
+        <w:rPr>
+          <w:rFonts w:ascii="Times New Roman" w:hAnsi="Times New Roman" w:cs="Times New Roman"/>
+          <w:i/>
+          <w:iCs/>
+          <w:sz w:val="28"/>
+          <w:szCs w:val="28"/>
+        </w:rPr>
+        <w:t>-</w:t>
+      </w:r>
+      <w:proofErr w:type="spellStart"/>
+      <w:r>
+        <w:rPr>
+          <w:rFonts w:ascii="Times New Roman" w:hAnsi="Times New Roman" w:cs="Times New Roman"/>
+          <w:i/>
+          <w:iCs/>
+          <w:sz w:val="28"/>
+          <w:szCs w:val="28"/>
+          <w:lang w:val="en-US"/>
+        </w:rPr>
+        <w:t>C</w:t>
+      </w:r>
+      <w:r>
+        <w:rPr>
+          <w:rFonts w:ascii="Times New Roman" w:hAnsi="Times New Roman" w:cs="Times New Roman"/>
+          <w:i/>
+          <w:iCs/>
+          <w:sz w:val="28"/>
+          <w:szCs w:val="28"/>
+          <w:vertAlign w:val="subscript"/>
+          <w:lang w:val="en-US"/>
+        </w:rPr>
+        <w:t>dl</w:t>
+      </w:r>
+      <w:proofErr w:type="spellEnd"/>
       <w:r>
         <w:rPr>
           <w:rFonts w:ascii="Times New Roman" w:hAnsi="Times New Roman" w:cs="Times New Roman"/>
@@ -18033,6 +17865,59 @@
       <w:r>
         <w:rPr>
           <w:rFonts w:ascii="Times New Roman" w:hAnsi="Times New Roman" w:cs="Times New Roman"/>
+          <w:sz w:val="28"/>
+          <w:szCs w:val="28"/>
+        </w:rPr>
+        <w:t xml:space="preserve">и </w:t>
+      </w:r>
+      <w:r>
+        <w:rPr>
+          <w:rFonts w:ascii="Times New Roman" w:hAnsi="Times New Roman" w:cs="Times New Roman"/>
+          <w:sz w:val="28"/>
+          <w:szCs w:val="28"/>
+        </w:rPr>
+        <w:t>диффузионного элемента Варбурга</w:t>
+      </w:r>
+      <w:r>
+        <w:rPr>
+          <w:rFonts w:ascii="Times New Roman" w:hAnsi="Times New Roman" w:cs="Times New Roman"/>
+          <w:sz w:val="28"/>
+          <w:szCs w:val="28"/>
+        </w:rPr>
+        <w:t xml:space="preserve"> </w:t>
+      </w:r>
+      <w:proofErr w:type="spellStart"/>
+      <w:r>
+        <w:rPr>
+          <w:rFonts w:ascii="Times New Roman" w:hAnsi="Times New Roman" w:cs="Times New Roman"/>
+          <w:sz w:val="28"/>
+          <w:szCs w:val="28"/>
+          <w:lang w:val="en-US"/>
+        </w:rPr>
+        <w:t>Z</w:t>
+      </w:r>
+      <w:r>
+        <w:rPr>
+          <w:rFonts w:ascii="Times New Roman" w:hAnsi="Times New Roman" w:cs="Times New Roman"/>
+          <w:sz w:val="28"/>
+          <w:szCs w:val="28"/>
+          <w:vertAlign w:val="subscript"/>
+          <w:lang w:val="en-US"/>
+        </w:rPr>
+        <w:t>w</w:t>
+      </w:r>
+      <w:proofErr w:type="spellEnd"/>
+      <w:r>
+        <w:rPr>
+          <w:rFonts w:ascii="Times New Roman" w:hAnsi="Times New Roman" w:cs="Times New Roman"/>
+          <w:sz w:val="28"/>
+          <w:szCs w:val="28"/>
+        </w:rPr>
+        <w:t xml:space="preserve">. Параметр </w:t>
+      </w:r>
+      <w:r>
+        <w:rPr>
+          <w:rFonts w:ascii="Times New Roman" w:hAnsi="Times New Roman" w:cs="Times New Roman"/>
           <w:i/>
           <w:iCs/>
           <w:sz w:val="28"/>
@@ -18059,24 +17944,24 @@
           <w:sz w:val="28"/>
           <w:szCs w:val="28"/>
         </w:rPr>
-        <w:t xml:space="preserve">, </w:t>
-      </w:r>
-      <w:r>
-        <w:rPr>
-          <w:rFonts w:ascii="Times New Roman" w:hAnsi="Times New Roman" w:cs="Times New Roman"/>
-          <w:sz w:val="28"/>
-          <w:szCs w:val="28"/>
-        </w:rPr>
-        <w:t>параллельной ветви</w:t>
-      </w:r>
-      <w:r>
-        <w:rPr>
-          <w:rFonts w:ascii="Times New Roman" w:hAnsi="Times New Roman" w:cs="Times New Roman"/>
-          <w:sz w:val="28"/>
-          <w:szCs w:val="28"/>
-        </w:rPr>
         <w:t xml:space="preserve"> </w:t>
       </w:r>
+      <w:r>
+        <w:rPr>
+          <w:rFonts w:ascii="Times New Roman" w:hAnsi="Times New Roman" w:cs="Times New Roman"/>
+          <w:sz w:val="28"/>
+          <w:szCs w:val="28"/>
+        </w:rPr>
+        <w:t>о</w:t>
+      </w:r>
+      <w:r>
+        <w:rPr>
+          <w:rFonts w:ascii="Times New Roman" w:hAnsi="Times New Roman" w:cs="Times New Roman"/>
+          <w:sz w:val="28"/>
+          <w:szCs w:val="28"/>
+        </w:rPr>
+        <w:t xml:space="preserve">тражает проводимость электролита, токосъёмников и контактных соединений. Параметр </w:t>
+      </w:r>
       <w:proofErr w:type="spellStart"/>
       <w:r>
         <w:rPr>
@@ -18105,12 +17990,10 @@
       <w:r>
         <w:rPr>
           <w:rFonts w:ascii="Times New Roman" w:hAnsi="Times New Roman" w:cs="Times New Roman"/>
-          <w:i/>
-          <w:iCs/>
-          <w:sz w:val="28"/>
-          <w:szCs w:val="28"/>
-        </w:rPr>
-        <w:t>-</w:t>
+          <w:sz w:val="28"/>
+          <w:szCs w:val="28"/>
+        </w:rPr>
+        <w:t xml:space="preserve"> соответствует кинетическим ограничениям межфазной реакции. Ёмкость </w:t>
       </w:r>
       <w:proofErr w:type="spellStart"/>
       <w:r>
@@ -18143,31 +18026,7 @@
           <w:sz w:val="28"/>
           <w:szCs w:val="28"/>
         </w:rPr>
-        <w:t xml:space="preserve"> </w:t>
-      </w:r>
-      <w:r>
-        <w:rPr>
-          <w:rFonts w:ascii="Times New Roman" w:hAnsi="Times New Roman" w:cs="Times New Roman"/>
-          <w:sz w:val="28"/>
-          <w:szCs w:val="28"/>
-        </w:rPr>
-        <w:t xml:space="preserve">и </w:t>
-      </w:r>
-      <w:r>
-        <w:rPr>
-          <w:rFonts w:ascii="Times New Roman" w:hAnsi="Times New Roman" w:cs="Times New Roman"/>
-          <w:sz w:val="28"/>
-          <w:szCs w:val="28"/>
-        </w:rPr>
-        <w:t>диффузионного элемента Варбурга</w:t>
-      </w:r>
-      <w:r>
-        <w:rPr>
-          <w:rFonts w:ascii="Times New Roman" w:hAnsi="Times New Roman" w:cs="Times New Roman"/>
-          <w:sz w:val="28"/>
-          <w:szCs w:val="28"/>
-        </w:rPr>
-        <w:t xml:space="preserve"> </w:t>
+        <w:t xml:space="preserve"> описывает накопление заряда в двойном электрическом слое на границе электрод–электролит. Элемент </w:t>
       </w:r>
       <w:proofErr w:type="spellStart"/>
       <w:r>
@@ -18196,293 +18055,7 @@
           <w:sz w:val="28"/>
           <w:szCs w:val="28"/>
         </w:rPr>
-        <w:t xml:space="preserve">. </w:t>
-      </w:r>
-      <w:r>
-        <w:rPr>
-          <w:rFonts w:ascii="Times New Roman" w:hAnsi="Times New Roman" w:cs="Times New Roman"/>
-          <w:sz w:val="28"/>
-          <w:szCs w:val="28"/>
-        </w:rPr>
-        <w:t>Параметр</w:t>
-      </w:r>
-      <w:r>
-        <w:rPr>
-          <w:rFonts w:ascii="Times New Roman" w:hAnsi="Times New Roman" w:cs="Times New Roman"/>
-          <w:sz w:val="28"/>
-          <w:szCs w:val="28"/>
-        </w:rPr>
-        <w:t xml:space="preserve"> </w:t>
-      </w:r>
-      <w:r>
-        <w:rPr>
-          <w:rFonts w:ascii="Times New Roman" w:hAnsi="Times New Roman" w:cs="Times New Roman"/>
-          <w:i/>
-          <w:iCs/>
-          <w:sz w:val="28"/>
-          <w:szCs w:val="28"/>
-          <w:lang w:val="en-US"/>
-        </w:rPr>
-        <w:t>R</w:t>
-      </w:r>
-      <w:r>
-        <w:rPr>
-          <w:rFonts w:ascii="Times New Roman" w:hAnsi="Times New Roman" w:cs="Times New Roman"/>
-          <w:i/>
-          <w:iCs/>
-          <w:sz w:val="28"/>
-          <w:szCs w:val="28"/>
-          <w:vertAlign w:val="subscript"/>
-          <w:lang w:val="en-US"/>
-        </w:rPr>
-        <w:t>Ω</w:t>
-      </w:r>
-      <w:r>
-        <w:rPr>
-          <w:rFonts w:ascii="Times New Roman" w:hAnsi="Times New Roman" w:cs="Times New Roman"/>
-          <w:sz w:val="28"/>
-          <w:szCs w:val="28"/>
-        </w:rPr>
-        <w:t xml:space="preserve"> </w:t>
-      </w:r>
-      <w:r>
-        <w:rPr>
-          <w:rFonts w:ascii="Times New Roman" w:hAnsi="Times New Roman" w:cs="Times New Roman"/>
-          <w:sz w:val="28"/>
-          <w:szCs w:val="28"/>
-        </w:rPr>
-        <w:t>о</w:t>
-      </w:r>
-      <w:r>
-        <w:rPr>
-          <w:rFonts w:ascii="Times New Roman" w:hAnsi="Times New Roman" w:cs="Times New Roman"/>
-          <w:sz w:val="28"/>
-          <w:szCs w:val="28"/>
-        </w:rPr>
-        <w:t>тражает проводимость электролита, токосъёмников и контактных соединений.</w:t>
-      </w:r>
-      <w:r>
-        <w:rPr>
-          <w:rFonts w:ascii="Times New Roman" w:hAnsi="Times New Roman" w:cs="Times New Roman"/>
-          <w:sz w:val="28"/>
-          <w:szCs w:val="28"/>
-        </w:rPr>
-        <w:t xml:space="preserve"> </w:t>
-      </w:r>
-      <w:r>
-        <w:rPr>
-          <w:rFonts w:ascii="Times New Roman" w:hAnsi="Times New Roman" w:cs="Times New Roman"/>
-          <w:sz w:val="28"/>
-          <w:szCs w:val="28"/>
-        </w:rPr>
-        <w:t>Параметр</w:t>
-      </w:r>
-      <w:r>
-        <w:rPr>
-          <w:rFonts w:ascii="Times New Roman" w:hAnsi="Times New Roman" w:cs="Times New Roman"/>
-          <w:sz w:val="28"/>
-          <w:szCs w:val="28"/>
-        </w:rPr>
-        <w:t xml:space="preserve"> </w:t>
-      </w:r>
-      <w:proofErr w:type="spellStart"/>
-      <w:r>
-        <w:rPr>
-          <w:rFonts w:ascii="Times New Roman" w:hAnsi="Times New Roman" w:cs="Times New Roman"/>
-          <w:i/>
-          <w:iCs/>
-          <w:sz w:val="28"/>
-          <w:szCs w:val="28"/>
-          <w:lang w:val="en-US"/>
-        </w:rPr>
-        <w:t>R</w:t>
-      </w:r>
-      <w:r>
-        <w:rPr>
-          <w:rFonts w:ascii="Times New Roman" w:hAnsi="Times New Roman" w:cs="Times New Roman"/>
-          <w:i/>
-          <w:iCs/>
-          <w:sz w:val="28"/>
-          <w:szCs w:val="28"/>
-          <w:vertAlign w:val="subscript"/>
-          <w:lang w:val="en-US"/>
-        </w:rPr>
-        <w:t>ct</w:t>
-      </w:r>
-      <w:proofErr w:type="spellEnd"/>
-      <w:r>
-        <w:rPr>
-          <w:rFonts w:ascii="Times New Roman" w:hAnsi="Times New Roman" w:cs="Times New Roman"/>
-          <w:sz w:val="28"/>
-          <w:szCs w:val="28"/>
-        </w:rPr>
-        <w:t xml:space="preserve"> </w:t>
-      </w:r>
-      <w:r>
-        <w:rPr>
-          <w:rFonts w:ascii="Times New Roman" w:hAnsi="Times New Roman" w:cs="Times New Roman"/>
-          <w:sz w:val="28"/>
-          <w:szCs w:val="28"/>
-        </w:rPr>
-        <w:t>соответствует кинетическим ограничениям межфазной реакции.</w:t>
-      </w:r>
-      <w:r>
-        <w:rPr>
-          <w:rFonts w:ascii="Times New Roman" w:hAnsi="Times New Roman" w:cs="Times New Roman"/>
-          <w:sz w:val="28"/>
-          <w:szCs w:val="28"/>
-        </w:rPr>
-        <w:t xml:space="preserve"> </w:t>
-      </w:r>
-      <w:r>
-        <w:rPr>
-          <w:rFonts w:ascii="Times New Roman" w:hAnsi="Times New Roman" w:cs="Times New Roman"/>
-          <w:sz w:val="28"/>
-          <w:szCs w:val="28"/>
-        </w:rPr>
-        <w:t>Ёмкость</w:t>
-      </w:r>
-      <w:r>
-        <w:rPr>
-          <w:rFonts w:ascii="Times New Roman" w:hAnsi="Times New Roman" w:cs="Times New Roman"/>
-          <w:sz w:val="28"/>
-          <w:szCs w:val="28"/>
-        </w:rPr>
-        <w:t xml:space="preserve"> </w:t>
-      </w:r>
-      <w:proofErr w:type="spellStart"/>
-      <w:r>
-        <w:rPr>
-          <w:rFonts w:ascii="Times New Roman" w:hAnsi="Times New Roman" w:cs="Times New Roman"/>
-          <w:i/>
-          <w:iCs/>
-          <w:sz w:val="28"/>
-          <w:szCs w:val="28"/>
-          <w:lang w:val="en-US"/>
-        </w:rPr>
-        <w:t>C</w:t>
-      </w:r>
-      <w:r>
-        <w:rPr>
-          <w:rFonts w:ascii="Times New Roman" w:hAnsi="Times New Roman" w:cs="Times New Roman"/>
-          <w:i/>
-          <w:iCs/>
-          <w:sz w:val="28"/>
-          <w:szCs w:val="28"/>
-          <w:vertAlign w:val="subscript"/>
-          <w:lang w:val="en-US"/>
-        </w:rPr>
-        <w:t>dl</w:t>
-      </w:r>
-      <w:proofErr w:type="spellEnd"/>
-      <w:r>
-        <w:rPr>
-          <w:rFonts w:ascii="Times New Roman" w:hAnsi="Times New Roman" w:cs="Times New Roman"/>
-          <w:sz w:val="28"/>
-          <w:szCs w:val="28"/>
-        </w:rPr>
-        <w:t xml:space="preserve"> </w:t>
-      </w:r>
-      <w:r>
-        <w:rPr>
-          <w:rFonts w:ascii="Times New Roman" w:hAnsi="Times New Roman" w:cs="Times New Roman"/>
-          <w:sz w:val="28"/>
-          <w:szCs w:val="28"/>
-        </w:rPr>
-        <w:t>описывает накопление заряда в двойном</w:t>
-      </w:r>
-      <w:r>
-        <w:rPr>
-          <w:rFonts w:ascii="Times New Roman" w:hAnsi="Times New Roman" w:cs="Times New Roman"/>
-          <w:sz w:val="28"/>
-          <w:szCs w:val="28"/>
-        </w:rPr>
-        <w:t xml:space="preserve"> </w:t>
-      </w:r>
-      <w:r>
-        <w:rPr>
-          <w:rFonts w:ascii="Times New Roman" w:hAnsi="Times New Roman" w:cs="Times New Roman"/>
-          <w:sz w:val="28"/>
-          <w:szCs w:val="28"/>
-        </w:rPr>
-        <w:t>электрическом слое на границе электрод–электролит.</w:t>
-      </w:r>
-      <w:r>
-        <w:rPr>
-          <w:rFonts w:ascii="Times New Roman" w:hAnsi="Times New Roman" w:cs="Times New Roman"/>
-          <w:sz w:val="28"/>
-          <w:szCs w:val="28"/>
-        </w:rPr>
-        <w:t xml:space="preserve"> </w:t>
-      </w:r>
-      <w:r>
-        <w:rPr>
-          <w:rFonts w:ascii="Times New Roman" w:hAnsi="Times New Roman" w:cs="Times New Roman"/>
-          <w:sz w:val="28"/>
-          <w:szCs w:val="28"/>
-        </w:rPr>
-        <w:t>Элемент</w:t>
-      </w:r>
-      <w:r>
-        <w:rPr>
-          <w:rFonts w:ascii="Times New Roman" w:hAnsi="Times New Roman" w:cs="Times New Roman"/>
-          <w:sz w:val="28"/>
-          <w:szCs w:val="28"/>
-        </w:rPr>
-        <w:t xml:space="preserve"> </w:t>
-      </w:r>
-      <w:proofErr w:type="spellStart"/>
-      <w:r>
-        <w:rPr>
-          <w:rFonts w:ascii="Times New Roman" w:hAnsi="Times New Roman" w:cs="Times New Roman"/>
-          <w:sz w:val="28"/>
-          <w:szCs w:val="28"/>
-          <w:lang w:val="en-US"/>
-        </w:rPr>
-        <w:t>Z</w:t>
-      </w:r>
-      <w:r>
-        <w:rPr>
-          <w:rFonts w:ascii="Times New Roman" w:hAnsi="Times New Roman" w:cs="Times New Roman"/>
-          <w:sz w:val="28"/>
-          <w:szCs w:val="28"/>
-          <w:vertAlign w:val="subscript"/>
-          <w:lang w:val="en-US"/>
-        </w:rPr>
-        <w:t>w</w:t>
-      </w:r>
-      <w:proofErr w:type="spellEnd"/>
-      <w:r>
-        <w:rPr>
-          <w:rFonts w:ascii="Times New Roman" w:hAnsi="Times New Roman" w:cs="Times New Roman"/>
-          <w:sz w:val="28"/>
-          <w:szCs w:val="28"/>
-        </w:rPr>
-        <w:t xml:space="preserve"> </w:t>
-      </w:r>
-      <w:r>
-        <w:rPr>
-          <w:rFonts w:ascii="Times New Roman" w:hAnsi="Times New Roman" w:cs="Times New Roman"/>
-          <w:sz w:val="28"/>
-          <w:szCs w:val="28"/>
-        </w:rPr>
-        <w:t>отражает диффузионные ограничения массопереноса в твёрдой фазе и</w:t>
-      </w:r>
-      <w:r>
-        <w:rPr>
-          <w:rFonts w:ascii="Times New Roman" w:hAnsi="Times New Roman" w:cs="Times New Roman"/>
-          <w:sz w:val="28"/>
-          <w:szCs w:val="28"/>
-        </w:rPr>
-        <w:t xml:space="preserve"> </w:t>
-      </w:r>
-      <w:r>
-        <w:rPr>
-          <w:rFonts w:ascii="Times New Roman" w:hAnsi="Times New Roman" w:cs="Times New Roman"/>
-          <w:sz w:val="28"/>
-          <w:szCs w:val="28"/>
-        </w:rPr>
-        <w:t>электролите</w:t>
+        <w:t xml:space="preserve"> отражает диффузионные ограничения массопереноса в твёрдой фазе и электролите</w:t>
       </w:r>
       <w:r>
         <w:rPr>
@@ -18565,10 +18138,10 @@
           <w:szCs w:val="28"/>
         </w:rPr>
         <w:object w:dxaOrig="3340" w:dyaOrig="680" w14:anchorId="4C2B4A80">
-          <v:shape id="_x0000_i1085" type="#_x0000_t75" style="width:167.1pt;height:33.95pt" o:ole="">
+          <v:shape id="_x0000_i1071" type="#_x0000_t75" style="width:167.1pt;height:33.95pt" o:ole="">
             <v:imagedata r:id="rId109" o:title=""/>
           </v:shape>
-          <o:OLEObject Type="Embed" ProgID="Equation.DSMT4" ShapeID="_x0000_i1085" DrawAspect="Content" ObjectID="_1835778510" r:id="rId110"/>
+          <o:OLEObject Type="Embed" ProgID="Equation.DSMT4" ShapeID="_x0000_i1071" DrawAspect="Content" ObjectID="_1835855407" r:id="rId110"/>
         </w:object>
       </w:r>
     </w:p>
@@ -18628,10 +18201,10 @@
           <w:lang w:val="en-US"/>
         </w:rPr>
         <w:object w:dxaOrig="1420" w:dyaOrig="700" w14:anchorId="137DCC1A">
-          <v:shape id="_x0000_i1088" type="#_x0000_t75" style="width:71.3pt;height:35.3pt" o:ole="">
+          <v:shape id="_x0000_i1072" type="#_x0000_t75" style="width:71.3pt;height:35.3pt" o:ole="">
             <v:imagedata r:id="rId111" o:title=""/>
           </v:shape>
-          <o:OLEObject Type="Embed" ProgID="Equation.DSMT4" ShapeID="_x0000_i1088" DrawAspect="Content" ObjectID="_1835778511" r:id="rId112"/>
+          <o:OLEObject Type="Embed" ProgID="Equation.DSMT4" ShapeID="_x0000_i1072" DrawAspect="Content" ObjectID="_1835855408" r:id="rId112"/>
         </w:object>
       </w:r>
     </w:p>
@@ -18955,7 +18528,7 @@
           <w:noProof/>
         </w:rPr>
         <w:drawing>
-          <wp:inline distT="0" distB="0" distL="0" distR="0" wp14:anchorId="42EF3E0B" wp14:editId="6823D8B5">
+          <wp:inline distT="0" distB="0" distL="0" distR="0" wp14:anchorId="42EF3E0B" wp14:editId="3C3F63C3">
             <wp:extent cx="6119495" cy="5132705"/>
             <wp:effectExtent l="0" t="0" r="0" b="0"/>
             <wp:docPr id="1184336030" name="Рисунок 3"/>
@@ -19051,7 +18624,6 @@
           <w:rFonts w:ascii="Times New Roman" w:hAnsi="Times New Roman" w:cs="Times New Roman"/>
           <w:sz w:val="28"/>
           <w:szCs w:val="28"/>
-          <w:lang w:val="en-US"/>
         </w:rPr>
       </w:pPr>
       <w:r>
@@ -19102,15 +18674,82 @@
           <w:sz w:val="28"/>
           <w:szCs w:val="28"/>
         </w:rPr>
-        <w:t xml:space="preserve">) </w:t>
-      </w:r>
-      <w:r>
-        <w:rPr>
-          <w:rFonts w:ascii="Times New Roman" w:hAnsi="Times New Roman" w:cs="Times New Roman"/>
-          <w:sz w:val="28"/>
-          <w:szCs w:val="28"/>
-        </w:rPr>
-        <w:t>соответствует высокочастотному</w:t>
+        <w:t xml:space="preserve">) соответствует высокочастотному омическому сопротивлению </w:t>
+      </w:r>
+      <w:r>
+        <w:rPr>
+          <w:rFonts w:ascii="Times New Roman" w:hAnsi="Times New Roman" w:cs="Times New Roman"/>
+          <w:i/>
+          <w:iCs/>
+          <w:sz w:val="28"/>
+          <w:szCs w:val="28"/>
+          <w:lang w:val="en-US"/>
+        </w:rPr>
+        <w:t>R</w:t>
+      </w:r>
+      <w:r>
+        <w:rPr>
+          <w:rFonts w:ascii="Times New Roman" w:hAnsi="Times New Roman" w:cs="Times New Roman"/>
+          <w:i/>
+          <w:iCs/>
+          <w:sz w:val="28"/>
+          <w:szCs w:val="28"/>
+          <w:vertAlign w:val="subscript"/>
+          <w:lang w:val="en-US"/>
+        </w:rPr>
+        <w:t>Ω</w:t>
+      </w:r>
+      <w:r>
+        <w:rPr>
+          <w:rFonts w:ascii="Times New Roman" w:hAnsi="Times New Roman" w:cs="Times New Roman"/>
+          <w:sz w:val="28"/>
+          <w:szCs w:val="28"/>
+        </w:rPr>
+        <w:t>. Полукруг в средней частотной области отражает совместное действие сопротивления переноса заряда и ёмкости двойного электрического слоя. Наклонный участок на низких частотах соответствует диффузионной области и связан с ограничениями массопереноса.</w:t>
+      </w:r>
+    </w:p>
+    <w:p>
+      <w:pPr>
+        <w:spacing w:line="360" w:lineRule="auto"/>
+        <w:ind w:firstLine="709"/>
+        <w:jc w:val="both"/>
+        <w:rPr>
+          <w:rFonts w:ascii="Times New Roman" w:hAnsi="Times New Roman" w:cs="Times New Roman"/>
+          <w:sz w:val="28"/>
+          <w:szCs w:val="28"/>
+        </w:rPr>
+      </w:pPr>
+      <w:r>
+        <w:rPr>
+          <w:rFonts w:ascii="Times New Roman" w:hAnsi="Times New Roman" w:cs="Times New Roman"/>
+          <w:sz w:val="28"/>
+          <w:szCs w:val="28"/>
+        </w:rPr>
+        <w:lastRenderedPageBreak/>
+        <w:t xml:space="preserve">Научная ценность рисунка состоит в том, что он позволяет на одном графике локализовать основные физические механизмы, формирующие спектр аккумулятора. Практическая польза рисунка заключается в возможности визуальной и количественной оценки параметров </w:t>
+      </w:r>
+      <w:r>
+        <w:rPr>
+          <w:rFonts w:ascii="Times New Roman" w:hAnsi="Times New Roman" w:cs="Times New Roman"/>
+          <w:i/>
+          <w:iCs/>
+          <w:sz w:val="28"/>
+          <w:szCs w:val="28"/>
+          <w:lang w:val="en-US"/>
+        </w:rPr>
+        <w:t>R</w:t>
+      </w:r>
+      <w:r>
+        <w:rPr>
+          <w:rFonts w:ascii="Times New Roman" w:hAnsi="Times New Roman" w:cs="Times New Roman"/>
+          <w:i/>
+          <w:iCs/>
+          <w:sz w:val="28"/>
+          <w:szCs w:val="28"/>
+          <w:vertAlign w:val="subscript"/>
+          <w:lang w:val="en-US"/>
+        </w:rPr>
+        <w:t>Ω</w:t>
       </w:r>
       <w:r>
         <w:rPr>
@@ -19126,16 +18765,9 @@
           <w:sz w:val="28"/>
           <w:szCs w:val="28"/>
         </w:rPr>
-        <w:t>омическому сопротивлению</w:t>
-      </w:r>
-      <w:r>
-        <w:rPr>
-          <w:rFonts w:ascii="Times New Roman" w:hAnsi="Times New Roman" w:cs="Times New Roman"/>
-          <w:sz w:val="28"/>
-          <w:szCs w:val="28"/>
-        </w:rPr>
-        <w:t xml:space="preserve"> </w:t>
-      </w:r>
+        <w:t xml:space="preserve">и </w:t>
+      </w:r>
+      <w:proofErr w:type="spellStart"/>
       <w:r>
         <w:rPr>
           <w:rFonts w:ascii="Times New Roman" w:hAnsi="Times New Roman" w:cs="Times New Roman"/>
@@ -19157,163 +18789,6 @@
           <w:vertAlign w:val="subscript"/>
           <w:lang w:val="en-US"/>
         </w:rPr>
-        <w:t>Ω</w:t>
-      </w:r>
-      <w:r>
-        <w:rPr>
-          <w:rFonts w:ascii="Times New Roman" w:hAnsi="Times New Roman" w:cs="Times New Roman"/>
-          <w:sz w:val="28"/>
-          <w:szCs w:val="28"/>
-        </w:rPr>
-        <w:t xml:space="preserve">. </w:t>
-      </w:r>
-      <w:r>
-        <w:rPr>
-          <w:rFonts w:ascii="Times New Roman" w:hAnsi="Times New Roman" w:cs="Times New Roman"/>
-          <w:sz w:val="28"/>
-          <w:szCs w:val="28"/>
-        </w:rPr>
-        <w:t>Полукруг в средней частотной области отражает совместное действие сопротивления переноса заряда и</w:t>
-      </w:r>
-      <w:r>
-        <w:rPr>
-          <w:rFonts w:ascii="Times New Roman" w:hAnsi="Times New Roman" w:cs="Times New Roman"/>
-          <w:sz w:val="28"/>
-          <w:szCs w:val="28"/>
-        </w:rPr>
-        <w:t xml:space="preserve"> </w:t>
-      </w:r>
-      <w:r>
-        <w:rPr>
-          <w:rFonts w:ascii="Times New Roman" w:hAnsi="Times New Roman" w:cs="Times New Roman"/>
-          <w:sz w:val="28"/>
-          <w:szCs w:val="28"/>
-        </w:rPr>
-        <w:t>ёмкости двойного электрического слоя.</w:t>
-      </w:r>
-      <w:r>
-        <w:rPr>
-          <w:rFonts w:ascii="Times New Roman" w:hAnsi="Times New Roman" w:cs="Times New Roman"/>
-          <w:sz w:val="28"/>
-          <w:szCs w:val="28"/>
-        </w:rPr>
-        <w:t xml:space="preserve"> </w:t>
-      </w:r>
-      <w:r>
-        <w:rPr>
-          <w:rFonts w:ascii="Times New Roman" w:hAnsi="Times New Roman" w:cs="Times New Roman"/>
-          <w:sz w:val="28"/>
-          <w:szCs w:val="28"/>
-        </w:rPr>
-        <w:t>Наклонный участок на низких частотах соответствует диффузионной области и связан с ограничениями массопереноса.</w:t>
-      </w:r>
-    </w:p>
-    <w:p>
-      <w:pPr>
-        <w:spacing w:line="360" w:lineRule="auto"/>
-        <w:ind w:firstLine="709"/>
-        <w:jc w:val="both"/>
-        <w:rPr>
-          <w:rFonts w:ascii="Times New Roman" w:hAnsi="Times New Roman" w:cs="Times New Roman"/>
-          <w:sz w:val="28"/>
-          <w:szCs w:val="28"/>
-          <w:lang w:val="en-US"/>
-        </w:rPr>
-      </w:pPr>
-      <w:r>
-        <w:rPr>
-          <w:rFonts w:ascii="Times New Roman" w:hAnsi="Times New Roman" w:cs="Times New Roman"/>
-          <w:sz w:val="28"/>
-          <w:szCs w:val="28"/>
-        </w:rPr>
-        <w:lastRenderedPageBreak/>
-        <w:t>Научная ценность рисунка состоит в том, что он позволяет на одном графике локализовать основные физические механизмы, формирующие спектр аккумулятора. Практическая польза рисунка заключается в возможности визуальной и количественной оценки</w:t>
-      </w:r>
-      <w:r>
-        <w:rPr>
-          <w:rFonts w:ascii="Times New Roman" w:hAnsi="Times New Roman" w:cs="Times New Roman"/>
-          <w:sz w:val="28"/>
-          <w:szCs w:val="28"/>
-        </w:rPr>
-        <w:t xml:space="preserve"> </w:t>
-      </w:r>
-      <w:r>
-        <w:rPr>
-          <w:rFonts w:ascii="Times New Roman" w:hAnsi="Times New Roman" w:cs="Times New Roman"/>
-          <w:sz w:val="28"/>
-          <w:szCs w:val="28"/>
-        </w:rPr>
-        <w:t>параметров</w:t>
-      </w:r>
-      <w:r>
-        <w:rPr>
-          <w:rFonts w:ascii="Times New Roman" w:hAnsi="Times New Roman" w:cs="Times New Roman"/>
-          <w:sz w:val="28"/>
-          <w:szCs w:val="28"/>
-        </w:rPr>
-        <w:t xml:space="preserve"> </w:t>
-      </w:r>
-      <w:r>
-        <w:rPr>
-          <w:rFonts w:ascii="Times New Roman" w:hAnsi="Times New Roman" w:cs="Times New Roman"/>
-          <w:i/>
-          <w:iCs/>
-          <w:sz w:val="28"/>
-          <w:szCs w:val="28"/>
-          <w:lang w:val="en-US"/>
-        </w:rPr>
-        <w:t>R</w:t>
-      </w:r>
-      <w:r>
-        <w:rPr>
-          <w:rFonts w:ascii="Times New Roman" w:hAnsi="Times New Roman" w:cs="Times New Roman"/>
-          <w:i/>
-          <w:iCs/>
-          <w:sz w:val="28"/>
-          <w:szCs w:val="28"/>
-          <w:vertAlign w:val="subscript"/>
-          <w:lang w:val="en-US"/>
-        </w:rPr>
-        <w:t>Ω</w:t>
-      </w:r>
-      <w:r>
-        <w:rPr>
-          <w:rFonts w:ascii="Times New Roman" w:hAnsi="Times New Roman" w:cs="Times New Roman"/>
-          <w:sz w:val="28"/>
-          <w:szCs w:val="28"/>
-        </w:rPr>
-        <w:t xml:space="preserve"> </w:t>
-      </w:r>
-      <w:r>
-        <w:rPr>
-          <w:rFonts w:ascii="Times New Roman" w:hAnsi="Times New Roman" w:cs="Times New Roman"/>
-          <w:sz w:val="28"/>
-          <w:szCs w:val="28"/>
-        </w:rPr>
-        <w:t xml:space="preserve">и </w:t>
-      </w:r>
-      <w:proofErr w:type="spellStart"/>
-      <w:r>
-        <w:rPr>
-          <w:rFonts w:ascii="Times New Roman" w:hAnsi="Times New Roman" w:cs="Times New Roman"/>
-          <w:i/>
-          <w:iCs/>
-          <w:sz w:val="28"/>
-          <w:szCs w:val="28"/>
-          <w:lang w:val="en-US"/>
-        </w:rPr>
-        <w:t>R</w:t>
-      </w:r>
-      <w:r>
-        <w:rPr>
-          <w:rFonts w:ascii="Times New Roman" w:hAnsi="Times New Roman" w:cs="Times New Roman"/>
-          <w:i/>
-          <w:iCs/>
-          <w:sz w:val="28"/>
-          <w:szCs w:val="28"/>
-          <w:vertAlign w:val="subscript"/>
-          <w:lang w:val="en-US"/>
-        </w:rPr>
         <w:t>ct</w:t>
       </w:r>
       <w:proofErr w:type="spellEnd"/>
@@ -19323,15 +18798,7 @@
           <w:sz w:val="28"/>
           <w:szCs w:val="28"/>
         </w:rPr>
-        <w:t xml:space="preserve"> </w:t>
-      </w:r>
-      <w:r>
-        <w:rPr>
-          <w:rFonts w:ascii="Times New Roman" w:hAnsi="Times New Roman" w:cs="Times New Roman"/>
-          <w:sz w:val="28"/>
-          <w:szCs w:val="28"/>
-        </w:rPr>
-        <w:t xml:space="preserve">и диффузионного вклада без проведения полного </w:t>
+        <w:t xml:space="preserve"> и диффузионного вклада без проведения полного </w:t>
       </w:r>
       <w:r>
         <w:rPr>
@@ -19360,7 +18827,6 @@
           <w:rFonts w:ascii="Times New Roman" w:hAnsi="Times New Roman" w:cs="Times New Roman"/>
           <w:sz w:val="28"/>
           <w:szCs w:val="28"/>
-          <w:lang w:val="en-US"/>
         </w:rPr>
       </w:pPr>
       <w:r>
@@ -19740,7 +19206,6 @@
           <w:rFonts w:ascii="Times New Roman" w:hAnsi="Times New Roman" w:cs="Times New Roman"/>
           <w:sz w:val="28"/>
           <w:szCs w:val="28"/>
-          <w:lang w:val="en-US"/>
         </w:rPr>
       </w:pPr>
       <w:r>
@@ -19761,37 +19226,27 @@
           <w:rFonts w:ascii="Times New Roman" w:hAnsi="Times New Roman" w:cs="Times New Roman"/>
           <w:sz w:val="28"/>
           <w:szCs w:val="28"/>
-          <w:lang w:val="en-US"/>
-        </w:rPr>
-      </w:pPr>
-    </w:p>
-    <w:p>
-      <w:pPr>
-        <w:spacing w:line="360" w:lineRule="auto"/>
-        <w:ind w:firstLine="709"/>
-        <w:jc w:val="both"/>
-        <w:rPr>
-          <w:rFonts w:ascii="Times New Roman" w:hAnsi="Times New Roman" w:cs="Times New Roman"/>
-          <w:sz w:val="28"/>
-          <w:szCs w:val="28"/>
-          <w:lang w:val="en-US"/>
-        </w:rPr>
-      </w:pPr>
-      <w:r>
-        <w:rPr>
-          <w:rFonts w:ascii="Times New Roman" w:hAnsi="Times New Roman" w:cs="Times New Roman"/>
-          <w:sz w:val="28"/>
-          <w:szCs w:val="28"/>
-        </w:rPr>
-        <w:t>На рисунке приведены зависимости модуля импеданса и фазового угла от частоты. В высокочастотной области модуль импеданса приближается к</w:t>
-      </w:r>
-      <w:r>
-        <w:rPr>
-          <w:rFonts w:ascii="Times New Roman" w:hAnsi="Times New Roman" w:cs="Times New Roman"/>
-          <w:sz w:val="28"/>
-          <w:szCs w:val="28"/>
-        </w:rPr>
-        <w:t xml:space="preserve"> </w:t>
+        </w:rPr>
+      </w:pPr>
+    </w:p>
+    <w:p>
+      <w:pPr>
+        <w:spacing w:line="360" w:lineRule="auto"/>
+        <w:ind w:firstLine="709"/>
+        <w:jc w:val="both"/>
+        <w:rPr>
+          <w:rFonts w:ascii="Times New Roman" w:hAnsi="Times New Roman" w:cs="Times New Roman"/>
+          <w:sz w:val="28"/>
+          <w:szCs w:val="28"/>
+        </w:rPr>
+      </w:pPr>
+      <w:r>
+        <w:rPr>
+          <w:rFonts w:ascii="Times New Roman" w:hAnsi="Times New Roman" w:cs="Times New Roman"/>
+          <w:sz w:val="28"/>
+          <w:szCs w:val="28"/>
+        </w:rPr>
+        <w:t xml:space="preserve">На рисунке приведены зависимости модуля импеданса и фазового угла от частоты. В высокочастотной области модуль импеданса приближается к </w:t>
       </w:r>
       <w:r>
         <w:rPr>
@@ -19822,43 +19277,18 @@
           <w:sz w:val="28"/>
           <w:szCs w:val="28"/>
         </w:rPr>
-        <w:t xml:space="preserve">, </w:t>
-      </w:r>
-      <w:r>
-        <w:rPr>
-          <w:rFonts w:ascii="Times New Roman" w:hAnsi="Times New Roman" w:cs="Times New Roman"/>
-          <w:sz w:val="28"/>
-          <w:szCs w:val="28"/>
-        </w:rPr>
-        <w:t>а фазовый угол близок к нулю, что соответствует преимущественно резистивному поведению. В среднечастотной</w:t>
-      </w:r>
-      <w:r>
-        <w:rPr>
-          <w:rFonts w:ascii="Times New Roman" w:hAnsi="Times New Roman" w:cs="Times New Roman"/>
-          <w:sz w:val="28"/>
-          <w:szCs w:val="28"/>
-        </w:rPr>
-        <w:t xml:space="preserve"> </w:t>
-      </w:r>
-      <w:r>
-        <w:rPr>
-          <w:rFonts w:ascii="Times New Roman" w:hAnsi="Times New Roman" w:cs="Times New Roman"/>
-          <w:sz w:val="28"/>
-          <w:szCs w:val="28"/>
-        </w:rPr>
-        <w:t>зоне наблюдается выраженный фазовый сдвиг, связанный с межфазным переносом заряда и ёмкостью двойного слоя. В низкочастотной области модуль импеданса возрастает, а фазовый отклик смещается в сторону диффузионного режима.</w:t>
-      </w:r>
-    </w:p>
-    <w:p>
-      <w:pPr>
-        <w:spacing w:line="360" w:lineRule="auto"/>
-        <w:ind w:firstLine="709"/>
-        <w:jc w:val="both"/>
-        <w:rPr>
-          <w:rFonts w:ascii="Times New Roman" w:hAnsi="Times New Roman" w:cs="Times New Roman"/>
-          <w:sz w:val="28"/>
-          <w:szCs w:val="28"/>
-          <w:lang w:val="en-US"/>
+        <w:t>, а фазовый угол близок к нулю, что соответствует преимущественно резистивному поведению. В среднечастотной зоне наблюдается выраженный фазовый сдвиг, связанный с межфазным переносом заряда и ёмкостью двойного слоя. В низкочастотной области модуль импеданса возрастает, а фазовый отклик смещается в сторону диффузионного режима.</w:t>
+      </w:r>
+    </w:p>
+    <w:p>
+      <w:pPr>
+        <w:spacing w:line="360" w:lineRule="auto"/>
+        <w:ind w:firstLine="709"/>
+        <w:jc w:val="both"/>
+        <w:rPr>
+          <w:rFonts w:ascii="Times New Roman" w:hAnsi="Times New Roman" w:cs="Times New Roman"/>
+          <w:sz w:val="28"/>
+          <w:szCs w:val="28"/>
         </w:rPr>
       </w:pPr>
       <w:r>
@@ -19879,45 +19309,27 @@
           <w:rFonts w:ascii="Times New Roman" w:hAnsi="Times New Roman" w:cs="Times New Roman"/>
           <w:sz w:val="28"/>
           <w:szCs w:val="28"/>
-          <w:lang w:val="en-US"/>
-        </w:rPr>
-      </w:pPr>
-    </w:p>
-    <w:p>
-      <w:pPr>
-        <w:spacing w:line="360" w:lineRule="auto"/>
-        <w:ind w:firstLine="709"/>
-        <w:jc w:val="both"/>
-        <w:rPr>
-          <w:rFonts w:ascii="Times New Roman" w:hAnsi="Times New Roman" w:cs="Times New Roman"/>
-          <w:sz w:val="28"/>
-          <w:szCs w:val="28"/>
-          <w:lang w:val="en-US"/>
-        </w:rPr>
-      </w:pPr>
-      <w:r>
-        <w:rPr>
-          <w:rFonts w:ascii="Times New Roman" w:hAnsi="Times New Roman" w:cs="Times New Roman"/>
-          <w:sz w:val="28"/>
-          <w:szCs w:val="28"/>
-        </w:rPr>
-        <w:t>Таблица 1.5</w:t>
-      </w:r>
-      <w:r>
-        <w:rPr>
-          <w:rFonts w:ascii="Times New Roman" w:hAnsi="Times New Roman" w:cs="Times New Roman"/>
-          <w:sz w:val="28"/>
-          <w:szCs w:val="28"/>
-        </w:rPr>
-        <w:t xml:space="preserve"> – </w:t>
-      </w:r>
-      <w:r>
-        <w:rPr>
-          <w:rFonts w:ascii="Times New Roman" w:hAnsi="Times New Roman" w:cs="Times New Roman"/>
-          <w:sz w:val="28"/>
-          <w:szCs w:val="28"/>
-        </w:rPr>
-        <w:t>Физическая интерпретация основных элементов EIS-спектра аккумуляторной батареи</w:t>
+        </w:rPr>
+      </w:pPr>
+    </w:p>
+    <w:p>
+      <w:pPr>
+        <w:spacing w:line="360" w:lineRule="auto"/>
+        <w:ind w:firstLine="709"/>
+        <w:jc w:val="both"/>
+        <w:rPr>
+          <w:rFonts w:ascii="Times New Roman" w:hAnsi="Times New Roman" w:cs="Times New Roman"/>
+          <w:sz w:val="28"/>
+          <w:szCs w:val="28"/>
+        </w:rPr>
+      </w:pPr>
+      <w:r>
+        <w:rPr>
+          <w:rFonts w:ascii="Times New Roman" w:hAnsi="Times New Roman" w:cs="Times New Roman"/>
+          <w:sz w:val="28"/>
+          <w:szCs w:val="28"/>
+        </w:rPr>
+        <w:t>Таблица 1.5 – Физическая интерпретация основных элементов EIS-спектра аккумуляторной батареи</w:t>
       </w:r>
     </w:p>
     <w:tbl>
@@ -20481,20 +19893,18 @@
           <w:rFonts w:ascii="Times New Roman" w:hAnsi="Times New Roman" w:cs="Times New Roman"/>
           <w:sz w:val="28"/>
           <w:szCs w:val="28"/>
-          <w:lang w:val="en-US"/>
-        </w:rPr>
-      </w:pPr>
-    </w:p>
-    <w:p>
-      <w:pPr>
-        <w:spacing w:line="360" w:lineRule="auto"/>
-        <w:ind w:firstLine="709"/>
-        <w:jc w:val="both"/>
-        <w:rPr>
-          <w:rFonts w:ascii="Times New Roman" w:hAnsi="Times New Roman" w:cs="Times New Roman"/>
-          <w:sz w:val="28"/>
-          <w:szCs w:val="28"/>
-          <w:lang w:val="en-US"/>
+        </w:rPr>
+      </w:pPr>
+    </w:p>
+    <w:p>
+      <w:pPr>
+        <w:spacing w:line="360" w:lineRule="auto"/>
+        <w:ind w:firstLine="709"/>
+        <w:jc w:val="both"/>
+        <w:rPr>
+          <w:rFonts w:ascii="Times New Roman" w:hAnsi="Times New Roman" w:cs="Times New Roman"/>
+          <w:sz w:val="28"/>
+          <w:szCs w:val="28"/>
         </w:rPr>
       </w:pPr>
       <w:r>
@@ -20610,7 +20020,6 @@
           <w:rFonts w:ascii="Times New Roman" w:hAnsi="Times New Roman" w:cs="Times New Roman"/>
           <w:sz w:val="28"/>
           <w:szCs w:val="28"/>
-          <w:lang w:val="en-US"/>
         </w:rPr>
       </w:pPr>
       <w:r>
@@ -20631,7 +20040,6 @@
           <w:rFonts w:ascii="Times New Roman" w:hAnsi="Times New Roman" w:cs="Times New Roman"/>
           <w:sz w:val="28"/>
           <w:szCs w:val="28"/>
-          <w:lang w:val="en-US"/>
         </w:rPr>
       </w:pPr>
     </w:p>
@@ -20668,6 +20076,5556 @@
           <w:rFonts w:ascii="Times New Roman" w:hAnsi="Times New Roman" w:cs="Times New Roman"/>
           <w:sz w:val="28"/>
           <w:szCs w:val="28"/>
+        </w:rPr>
+      </w:pPr>
+    </w:p>
+    <w:p>
+      <w:pPr>
+        <w:spacing w:line="360" w:lineRule="auto"/>
+        <w:ind w:firstLine="709"/>
+        <w:jc w:val="both"/>
+        <w:rPr>
+          <w:rFonts w:ascii="Times New Roman" w:hAnsi="Times New Roman" w:cs="Times New Roman"/>
+          <w:sz w:val="28"/>
+          <w:szCs w:val="28"/>
+        </w:rPr>
+      </w:pPr>
+      <w:r>
+        <w:rPr>
+          <w:rFonts w:ascii="Times New Roman" w:hAnsi="Times New Roman" w:cs="Times New Roman"/>
+          <w:sz w:val="28"/>
+          <w:szCs w:val="28"/>
+        </w:rPr>
+        <w:t xml:space="preserve">Прогнозирование остаточного ресурса аккумуляторных батарей в последние годы сформировалось как самостоятельное направление исследований на стыке электрохимии, теории надёжности, машинного обучения и систем управления батареями. Современные обзорные работы показывают, что литература по оценке </w:t>
+      </w:r>
+      <w:r>
+        <w:rPr>
+          <w:rFonts w:ascii="Times New Roman" w:hAnsi="Times New Roman" w:cs="Times New Roman"/>
+          <w:i/>
+          <w:iCs/>
+          <w:sz w:val="28"/>
+          <w:szCs w:val="28"/>
+        </w:rPr>
+        <w:t>SOH</w:t>
+      </w:r>
+      <w:r>
+        <w:rPr>
+          <w:rFonts w:ascii="Times New Roman" w:hAnsi="Times New Roman" w:cs="Times New Roman"/>
+          <w:sz w:val="28"/>
+          <w:szCs w:val="28"/>
+        </w:rPr>
+        <w:t xml:space="preserve"> </w:t>
+      </w:r>
+      <w:r>
+        <w:rPr>
+          <w:rFonts w:ascii="Times New Roman" w:hAnsi="Times New Roman" w:cs="Times New Roman"/>
+          <w:sz w:val="28"/>
+          <w:szCs w:val="28"/>
+        </w:rPr>
+        <w:t>и</w:t>
+      </w:r>
+      <w:r>
+        <w:rPr>
+          <w:rFonts w:ascii="Times New Roman" w:hAnsi="Times New Roman" w:cs="Times New Roman"/>
+          <w:sz w:val="28"/>
+          <w:szCs w:val="28"/>
+        </w:rPr>
+        <w:t xml:space="preserve"> </w:t>
+      </w:r>
+      <w:r>
+        <w:rPr>
+          <w:rFonts w:ascii="Times New Roman" w:hAnsi="Times New Roman" w:cs="Times New Roman"/>
+          <w:i/>
+          <w:iCs/>
+          <w:sz w:val="28"/>
+          <w:szCs w:val="28"/>
+        </w:rPr>
+        <w:t>RUL</w:t>
+      </w:r>
+      <w:r>
+        <w:rPr>
+          <w:rFonts w:ascii="Times New Roman" w:hAnsi="Times New Roman" w:cs="Times New Roman"/>
+          <w:sz w:val="28"/>
+          <w:szCs w:val="28"/>
+        </w:rPr>
+        <w:t xml:space="preserve"> быстро растёт, а фокус постепенно смещается от единичных эмпирических моделей к физически информированным, гибридным и онлайн-ориентированным подходам. В </w:t>
+      </w:r>
+      <w:proofErr w:type="spellStart"/>
+      <w:r>
+        <w:rPr>
+          <w:rFonts w:ascii="Times New Roman" w:hAnsi="Times New Roman" w:cs="Times New Roman"/>
+          <w:sz w:val="28"/>
+          <w:szCs w:val="28"/>
+          <w:highlight w:val="yellow"/>
+        </w:rPr>
+        <w:t>библиометрическом</w:t>
+      </w:r>
+      <w:proofErr w:type="spellEnd"/>
+      <w:r>
+        <w:rPr>
+          <w:rFonts w:ascii="Times New Roman" w:hAnsi="Times New Roman" w:cs="Times New Roman"/>
+          <w:sz w:val="28"/>
+          <w:szCs w:val="28"/>
+        </w:rPr>
+        <w:t xml:space="preserve"> обзоре 2024 года основные направления были сгруппированы вокруг трёх тематических кластеров: механизмы старения, методы оценки</w:t>
+      </w:r>
+      <w:r>
+        <w:rPr>
+          <w:rFonts w:ascii="Times New Roman" w:hAnsi="Times New Roman" w:cs="Times New Roman"/>
+          <w:sz w:val="28"/>
+          <w:szCs w:val="28"/>
+        </w:rPr>
+        <w:t xml:space="preserve"> </w:t>
+      </w:r>
+      <w:r>
+        <w:rPr>
+          <w:rFonts w:ascii="Times New Roman" w:hAnsi="Times New Roman" w:cs="Times New Roman"/>
+          <w:i/>
+          <w:iCs/>
+          <w:sz w:val="28"/>
+          <w:szCs w:val="28"/>
+          <w:lang w:val="en-US"/>
+        </w:rPr>
+        <w:t>SOH</w:t>
+      </w:r>
+      <w:r>
+        <w:rPr>
+          <w:rFonts w:ascii="Times New Roman" w:hAnsi="Times New Roman" w:cs="Times New Roman"/>
+          <w:sz w:val="28"/>
+          <w:szCs w:val="28"/>
+        </w:rPr>
+        <w:t xml:space="preserve"> </w:t>
+      </w:r>
+      <w:r>
+        <w:rPr>
+          <w:rFonts w:ascii="Times New Roman" w:hAnsi="Times New Roman" w:cs="Times New Roman"/>
+          <w:sz w:val="28"/>
+          <w:szCs w:val="28"/>
+        </w:rPr>
+        <w:t>и методы</w:t>
+      </w:r>
+      <w:r>
+        <w:rPr>
+          <w:rFonts w:ascii="Times New Roman" w:hAnsi="Times New Roman" w:cs="Times New Roman"/>
+          <w:sz w:val="28"/>
+          <w:szCs w:val="28"/>
+        </w:rPr>
+        <w:t xml:space="preserve"> </w:t>
+      </w:r>
+      <w:r>
+        <w:rPr>
+          <w:rFonts w:ascii="Times New Roman" w:hAnsi="Times New Roman" w:cs="Times New Roman"/>
+          <w:sz w:val="28"/>
+          <w:szCs w:val="28"/>
+        </w:rPr>
+        <w:t>прогнозирования</w:t>
+      </w:r>
+      <w:r>
+        <w:rPr>
+          <w:rFonts w:ascii="Times New Roman" w:hAnsi="Times New Roman" w:cs="Times New Roman"/>
+          <w:sz w:val="28"/>
+          <w:szCs w:val="28"/>
+        </w:rPr>
+        <w:t xml:space="preserve"> </w:t>
+      </w:r>
+      <w:r>
+        <w:rPr>
+          <w:rFonts w:ascii="Times New Roman" w:hAnsi="Times New Roman" w:cs="Times New Roman"/>
+          <w:sz w:val="28"/>
+          <w:szCs w:val="28"/>
+          <w:lang w:val="en-US"/>
+        </w:rPr>
+        <w:t>RUL</w:t>
+      </w:r>
+      <w:r>
+        <w:rPr>
+          <w:rFonts w:ascii="Times New Roman" w:hAnsi="Times New Roman" w:cs="Times New Roman"/>
+          <w:sz w:val="28"/>
+          <w:szCs w:val="28"/>
+        </w:rPr>
+        <w:t xml:space="preserve">, </w:t>
+      </w:r>
+      <w:r>
+        <w:rPr>
+          <w:rFonts w:ascii="Times New Roman" w:hAnsi="Times New Roman" w:cs="Times New Roman"/>
+          <w:sz w:val="28"/>
+          <w:szCs w:val="28"/>
+        </w:rPr>
+        <w:t xml:space="preserve">одновременно подчёркивается растущая роль </w:t>
+      </w:r>
+      <w:proofErr w:type="spellStart"/>
+      <w:r>
+        <w:rPr>
+          <w:rFonts w:ascii="Times New Roman" w:hAnsi="Times New Roman" w:cs="Times New Roman"/>
+          <w:sz w:val="28"/>
+          <w:szCs w:val="28"/>
+          <w:highlight w:val="yellow"/>
+        </w:rPr>
+        <w:t>online-estimation</w:t>
+      </w:r>
+      <w:proofErr w:type="spellEnd"/>
+      <w:r>
+        <w:rPr>
+          <w:rFonts w:ascii="Times New Roman" w:hAnsi="Times New Roman" w:cs="Times New Roman"/>
+          <w:sz w:val="28"/>
+          <w:szCs w:val="28"/>
+          <w:highlight w:val="yellow"/>
+        </w:rPr>
+        <w:t xml:space="preserve">, </w:t>
+      </w:r>
+      <w:proofErr w:type="spellStart"/>
+      <w:r>
+        <w:rPr>
+          <w:rFonts w:ascii="Times New Roman" w:hAnsi="Times New Roman" w:cs="Times New Roman"/>
+          <w:sz w:val="28"/>
+          <w:szCs w:val="28"/>
+          <w:highlight w:val="yellow"/>
+        </w:rPr>
+        <w:t>hybrid</w:t>
+      </w:r>
+      <w:proofErr w:type="spellEnd"/>
+      <w:r>
+        <w:rPr>
+          <w:rFonts w:ascii="Times New Roman" w:hAnsi="Times New Roman" w:cs="Times New Roman"/>
+          <w:sz w:val="28"/>
+          <w:szCs w:val="28"/>
+          <w:highlight w:val="yellow"/>
+        </w:rPr>
+        <w:t xml:space="preserve"> </w:t>
+      </w:r>
+      <w:proofErr w:type="spellStart"/>
+      <w:r>
+        <w:rPr>
+          <w:rFonts w:ascii="Times New Roman" w:hAnsi="Times New Roman" w:cs="Times New Roman"/>
+          <w:sz w:val="28"/>
+          <w:szCs w:val="28"/>
+          <w:highlight w:val="yellow"/>
+        </w:rPr>
+        <w:t>models</w:t>
+      </w:r>
+      <w:proofErr w:type="spellEnd"/>
+      <w:r>
+        <w:rPr>
+          <w:rFonts w:ascii="Times New Roman" w:hAnsi="Times New Roman" w:cs="Times New Roman"/>
+          <w:sz w:val="28"/>
+          <w:szCs w:val="28"/>
+          <w:highlight w:val="yellow"/>
+        </w:rPr>
+        <w:t xml:space="preserve"> и </w:t>
+      </w:r>
+      <w:proofErr w:type="spellStart"/>
+      <w:r>
+        <w:rPr>
+          <w:rFonts w:ascii="Times New Roman" w:hAnsi="Times New Roman" w:cs="Times New Roman"/>
+          <w:sz w:val="28"/>
+          <w:szCs w:val="28"/>
+          <w:highlight w:val="yellow"/>
+        </w:rPr>
+        <w:t>artificial</w:t>
+      </w:r>
+      <w:proofErr w:type="spellEnd"/>
+      <w:r>
+        <w:rPr>
+          <w:rFonts w:ascii="Times New Roman" w:hAnsi="Times New Roman" w:cs="Times New Roman"/>
+          <w:sz w:val="28"/>
+          <w:szCs w:val="28"/>
+          <w:highlight w:val="yellow"/>
+        </w:rPr>
+        <w:t xml:space="preserve"> </w:t>
+      </w:r>
+      <w:proofErr w:type="spellStart"/>
+      <w:r>
+        <w:rPr>
+          <w:rFonts w:ascii="Times New Roman" w:hAnsi="Times New Roman" w:cs="Times New Roman"/>
+          <w:sz w:val="28"/>
+          <w:szCs w:val="28"/>
+          <w:highlight w:val="yellow"/>
+        </w:rPr>
+        <w:t>neural</w:t>
+      </w:r>
+      <w:proofErr w:type="spellEnd"/>
+      <w:r>
+        <w:rPr>
+          <w:rFonts w:ascii="Times New Roman" w:hAnsi="Times New Roman" w:cs="Times New Roman"/>
+          <w:sz w:val="28"/>
+          <w:szCs w:val="28"/>
+          <w:highlight w:val="yellow"/>
+        </w:rPr>
+        <w:t xml:space="preserve"> </w:t>
+      </w:r>
+      <w:proofErr w:type="spellStart"/>
+      <w:r>
+        <w:rPr>
+          <w:rFonts w:ascii="Times New Roman" w:hAnsi="Times New Roman" w:cs="Times New Roman"/>
+          <w:sz w:val="28"/>
+          <w:szCs w:val="28"/>
+          <w:highlight w:val="yellow"/>
+        </w:rPr>
+        <w:t>networks</w:t>
+      </w:r>
+      <w:proofErr w:type="spellEnd"/>
+      <w:r>
+        <w:rPr>
+          <w:rFonts w:ascii="Times New Roman" w:hAnsi="Times New Roman" w:cs="Times New Roman"/>
+          <w:sz w:val="28"/>
+          <w:szCs w:val="28"/>
+        </w:rPr>
+        <w:t>.</w:t>
+      </w:r>
+    </w:p>
+    <w:p>
+      <w:pPr>
+        <w:spacing w:line="360" w:lineRule="auto"/>
+        <w:ind w:firstLine="709"/>
+        <w:jc w:val="both"/>
+        <w:rPr>
+          <w:rFonts w:ascii="Times New Roman" w:hAnsi="Times New Roman" w:cs="Times New Roman"/>
+          <w:sz w:val="28"/>
+          <w:szCs w:val="28"/>
+        </w:rPr>
+      </w:pPr>
+      <w:r>
+        <w:rPr>
+          <w:rFonts w:ascii="Times New Roman" w:hAnsi="Times New Roman" w:cs="Times New Roman"/>
+          <w:sz w:val="28"/>
+          <w:szCs w:val="28"/>
+        </w:rPr>
+        <w:t xml:space="preserve">Несмотря на широкий спектр публикаций, существующие модели прогнозирования ресурса можно свести к нескольким базовым классам: эмпирические модели, физико-химические модели, фильтрационные и </w:t>
+      </w:r>
+      <w:proofErr w:type="spellStart"/>
+      <w:r>
+        <w:rPr>
+          <w:rFonts w:ascii="Times New Roman" w:hAnsi="Times New Roman" w:cs="Times New Roman"/>
+          <w:sz w:val="28"/>
+          <w:szCs w:val="28"/>
+          <w:highlight w:val="yellow"/>
+        </w:rPr>
+        <w:t>observer-based</w:t>
+      </w:r>
+      <w:proofErr w:type="spellEnd"/>
+      <w:r>
+        <w:rPr>
+          <w:rFonts w:ascii="Times New Roman" w:hAnsi="Times New Roman" w:cs="Times New Roman"/>
+          <w:sz w:val="28"/>
+          <w:szCs w:val="28"/>
+          <w:highlight w:val="yellow"/>
+        </w:rPr>
+        <w:t xml:space="preserve"> подходы, </w:t>
+      </w:r>
+      <w:proofErr w:type="spellStart"/>
+      <w:r>
+        <w:rPr>
+          <w:rFonts w:ascii="Times New Roman" w:hAnsi="Times New Roman" w:cs="Times New Roman"/>
+          <w:sz w:val="28"/>
+          <w:szCs w:val="28"/>
+          <w:highlight w:val="yellow"/>
+        </w:rPr>
+        <w:t>data-driven</w:t>
+      </w:r>
+      <w:proofErr w:type="spellEnd"/>
+      <w:r>
+        <w:rPr>
+          <w:rFonts w:ascii="Times New Roman" w:hAnsi="Times New Roman" w:cs="Times New Roman"/>
+          <w:sz w:val="28"/>
+          <w:szCs w:val="28"/>
+          <w:highlight w:val="yellow"/>
+        </w:rPr>
+        <w:t xml:space="preserve"> модели</w:t>
+      </w:r>
+      <w:r>
+        <w:rPr>
+          <w:rFonts w:ascii="Times New Roman" w:hAnsi="Times New Roman" w:cs="Times New Roman"/>
+          <w:sz w:val="28"/>
+          <w:szCs w:val="28"/>
+        </w:rPr>
+        <w:t xml:space="preserve">, гибридные модели и </w:t>
+      </w:r>
+      <w:proofErr w:type="spellStart"/>
+      <w:r>
+        <w:rPr>
+          <w:rFonts w:ascii="Times New Roman" w:hAnsi="Times New Roman" w:cs="Times New Roman"/>
+          <w:sz w:val="28"/>
+          <w:szCs w:val="28"/>
+        </w:rPr>
+        <w:t>импедансно</w:t>
+      </w:r>
+      <w:proofErr w:type="spellEnd"/>
+      <w:r>
+        <w:rPr>
+          <w:rFonts w:ascii="Times New Roman" w:hAnsi="Times New Roman" w:cs="Times New Roman"/>
+          <w:sz w:val="28"/>
+          <w:szCs w:val="28"/>
+        </w:rPr>
+        <w:t>-</w:t>
+      </w:r>
+      <w:r>
+        <w:rPr>
+          <w:rFonts w:ascii="Times New Roman" w:hAnsi="Times New Roman" w:cs="Times New Roman"/>
+          <w:sz w:val="28"/>
+          <w:szCs w:val="28"/>
+        </w:rPr>
+        <w:lastRenderedPageBreak/>
+        <w:t xml:space="preserve">ориентированные прогностические схемы. Каждый из этих классов отражает определённую философию описания деградации. Эмпирические модели аппроксимируют траекторию старения по наблюдаемым данным. Физические модели исходят из механизмов деградации и стремятся описать их через уравнения электрохимии и </w:t>
+      </w:r>
+      <w:r>
+        <w:rPr>
+          <w:rFonts w:ascii="Times New Roman" w:hAnsi="Times New Roman" w:cs="Times New Roman"/>
+          <w:sz w:val="28"/>
+          <w:szCs w:val="28"/>
+          <w:highlight w:val="yellow"/>
+        </w:rPr>
+        <w:t>тепломассопереноса</w:t>
+      </w:r>
+      <w:r>
+        <w:rPr>
+          <w:rFonts w:ascii="Times New Roman" w:hAnsi="Times New Roman" w:cs="Times New Roman"/>
+          <w:sz w:val="28"/>
+          <w:szCs w:val="28"/>
+        </w:rPr>
+        <w:t>. Фильтрационные методы используют динамические уравнения состояния и процедуры последовательного обновления оценки. Машинное обучение ориентируется на извлечение нелинейных закономерностей из данных. Гибридные методы объединяют физические и статистические компоненты. Наконец, импедансные модели используют спектральные признаки как информативные маркеры ранней деградации и, в наиболее сильной постановке, соединяют их с прогностической схемой оценки ресурса.</w:t>
+      </w:r>
+    </w:p>
+    <w:p>
+      <w:pPr>
+        <w:spacing w:line="360" w:lineRule="auto"/>
+        <w:ind w:firstLine="709"/>
+        <w:jc w:val="both"/>
+        <w:rPr>
+          <w:rFonts w:ascii="Times New Roman" w:hAnsi="Times New Roman" w:cs="Times New Roman"/>
+          <w:sz w:val="28"/>
+          <w:szCs w:val="28"/>
+        </w:rPr>
+      </w:pPr>
+    </w:p>
+    <w:p>
+      <w:pPr>
+        <w:spacing w:line="360" w:lineRule="auto"/>
+        <w:ind w:firstLine="709"/>
+        <w:jc w:val="both"/>
+        <w:rPr>
+          <w:rFonts w:ascii="Times New Roman" w:hAnsi="Times New Roman" w:cs="Times New Roman"/>
+          <w:b/>
+          <w:bCs/>
+          <w:sz w:val="28"/>
+          <w:szCs w:val="28"/>
+        </w:rPr>
+      </w:pPr>
+      <w:r>
+        <w:rPr>
+          <w:rFonts w:ascii="Times New Roman" w:hAnsi="Times New Roman" w:cs="Times New Roman"/>
+          <w:b/>
+          <w:bCs/>
+          <w:sz w:val="28"/>
+          <w:szCs w:val="28"/>
+        </w:rPr>
+        <w:t>1.5.1. Эмпирические модели деградации</w:t>
+      </w:r>
+    </w:p>
+    <w:p>
+      <w:pPr>
+        <w:spacing w:line="360" w:lineRule="auto"/>
+        <w:ind w:firstLine="709"/>
+        <w:jc w:val="both"/>
+        <w:rPr>
+          <w:rFonts w:ascii="Times New Roman" w:hAnsi="Times New Roman" w:cs="Times New Roman"/>
+          <w:sz w:val="28"/>
+          <w:szCs w:val="28"/>
+        </w:rPr>
+      </w:pPr>
+    </w:p>
+    <w:p>
+      <w:pPr>
+        <w:spacing w:line="360" w:lineRule="auto"/>
+        <w:ind w:firstLine="709"/>
+        <w:jc w:val="both"/>
+        <w:rPr>
+          <w:rFonts w:ascii="Times New Roman" w:hAnsi="Times New Roman" w:cs="Times New Roman"/>
+          <w:sz w:val="28"/>
+          <w:szCs w:val="28"/>
+        </w:rPr>
+      </w:pPr>
+      <w:r>
+        <w:rPr>
+          <w:rFonts w:ascii="Times New Roman" w:hAnsi="Times New Roman" w:cs="Times New Roman"/>
+          <w:sz w:val="28"/>
+          <w:szCs w:val="28"/>
+        </w:rPr>
+        <w:t xml:space="preserve">Эмпирические модели строятся на предположении, что </w:t>
+      </w:r>
+      <w:proofErr w:type="spellStart"/>
+      <w:r>
+        <w:rPr>
+          <w:rFonts w:ascii="Times New Roman" w:hAnsi="Times New Roman" w:cs="Times New Roman"/>
+          <w:sz w:val="28"/>
+          <w:szCs w:val="28"/>
+        </w:rPr>
+        <w:t>деградационная</w:t>
+      </w:r>
+      <w:proofErr w:type="spellEnd"/>
+      <w:r>
+        <w:rPr>
+          <w:rFonts w:ascii="Times New Roman" w:hAnsi="Times New Roman" w:cs="Times New Roman"/>
+          <w:sz w:val="28"/>
+          <w:szCs w:val="28"/>
+        </w:rPr>
+        <w:t xml:space="preserve"> траектория батареи может быть аппроксимирована сравнительно простой функцией числа циклов, времени или накопленного заряда. Наиболее распространёнными являются линейные, корневые, экспоненциальные и полиномиальные формы. В простейшем варианте снижение ёмкости записывается как</w:t>
+      </w:r>
+    </w:p>
+    <w:p>
+      <w:pPr>
+        <w:spacing w:line="360" w:lineRule="auto"/>
+        <w:ind w:firstLine="709"/>
+        <w:jc w:val="both"/>
+        <w:rPr>
+          <w:rFonts w:ascii="Times New Roman" w:hAnsi="Times New Roman" w:cs="Times New Roman"/>
+          <w:sz w:val="28"/>
+          <w:szCs w:val="28"/>
+        </w:rPr>
+      </w:pPr>
+    </w:p>
+    <w:p>
+      <w:pPr>
+        <w:spacing w:line="360" w:lineRule="auto"/>
+        <w:ind w:firstLine="709"/>
+        <w:jc w:val="both"/>
+        <w:rPr>
+          <w:rFonts w:ascii="Times New Roman" w:hAnsi="Times New Roman" w:cs="Times New Roman"/>
+          <w:sz w:val="28"/>
+          <w:szCs w:val="28"/>
+          <w:lang w:val="en-US"/>
+        </w:rPr>
+      </w:pPr>
+      <w:r>
+        <w:rPr>
+          <w:rFonts w:ascii="Times New Roman" w:hAnsi="Times New Roman" w:cs="Times New Roman"/>
+          <w:position w:val="-12"/>
+          <w:sz w:val="28"/>
+          <w:szCs w:val="28"/>
+        </w:rPr>
+        <w:object w:dxaOrig="1600" w:dyaOrig="360" w14:anchorId="4304055F">
+          <v:shape id="_x0000_i1075" type="#_x0000_t75" style="width:80.15pt;height:18.35pt" o:ole="">
+            <v:imagedata r:id="rId115" o:title=""/>
+          </v:shape>
+          <o:OLEObject Type="Embed" ProgID="Equation.DSMT4" ShapeID="_x0000_i1075" DrawAspect="Content" ObjectID="_1835855409" r:id="rId116"/>
+        </w:object>
+      </w:r>
+    </w:p>
+    <w:p>
+      <w:pPr>
+        <w:spacing w:line="360" w:lineRule="auto"/>
+        <w:ind w:firstLine="709"/>
+        <w:jc w:val="both"/>
+        <w:rPr>
+          <w:rFonts w:ascii="Times New Roman" w:hAnsi="Times New Roman" w:cs="Times New Roman"/>
+          <w:sz w:val="28"/>
+          <w:szCs w:val="28"/>
+          <w:lang w:val="en-US"/>
+        </w:rPr>
+      </w:pPr>
+    </w:p>
+    <w:p>
+      <w:pPr>
+        <w:spacing w:line="360" w:lineRule="auto"/>
+        <w:ind w:firstLine="709"/>
+        <w:jc w:val="both"/>
+        <w:rPr>
+          <w:rFonts w:ascii="Times New Roman" w:hAnsi="Times New Roman" w:cs="Times New Roman"/>
+          <w:sz w:val="28"/>
+          <w:szCs w:val="28"/>
+        </w:rPr>
+      </w:pPr>
+      <w:r>
+        <w:rPr>
+          <w:rFonts w:ascii="Times New Roman" w:hAnsi="Times New Roman" w:cs="Times New Roman"/>
+          <w:sz w:val="28"/>
+          <w:szCs w:val="28"/>
+        </w:rPr>
+        <w:t>, где</w:t>
+      </w:r>
+    </w:p>
+    <w:p>
+      <w:pPr>
+        <w:spacing w:line="360" w:lineRule="auto"/>
+        <w:ind w:firstLine="709"/>
+        <w:jc w:val="both"/>
+        <w:rPr>
+          <w:rFonts w:ascii="Times New Roman" w:hAnsi="Times New Roman" w:cs="Times New Roman"/>
+          <w:sz w:val="28"/>
+          <w:szCs w:val="28"/>
+        </w:rPr>
+      </w:pPr>
+      <w:r>
+        <w:rPr>
+          <w:rFonts w:ascii="Times New Roman" w:hAnsi="Times New Roman" w:cs="Times New Roman"/>
+          <w:sz w:val="28"/>
+          <w:szCs w:val="28"/>
+          <w:lang w:val="en-US"/>
+        </w:rPr>
+        <w:t>C</w:t>
+      </w:r>
+      <w:r>
+        <w:rPr>
+          <w:rFonts w:ascii="Times New Roman" w:hAnsi="Times New Roman" w:cs="Times New Roman"/>
+          <w:sz w:val="28"/>
+          <w:szCs w:val="28"/>
+          <w:vertAlign w:val="subscript"/>
+          <w:lang w:val="en-US"/>
+        </w:rPr>
+        <w:t>0</w:t>
+      </w:r>
+      <w:r>
+        <w:rPr>
+          <w:rFonts w:ascii="Times New Roman" w:hAnsi="Times New Roman" w:cs="Times New Roman"/>
+          <w:sz w:val="28"/>
+          <w:szCs w:val="28"/>
+          <w:lang w:val="en-US"/>
+        </w:rPr>
+        <w:t xml:space="preserve"> – </w:t>
+      </w:r>
+      <w:r>
+        <w:rPr>
+          <w:rFonts w:ascii="Times New Roman" w:hAnsi="Times New Roman" w:cs="Times New Roman"/>
+          <w:sz w:val="28"/>
+          <w:szCs w:val="28"/>
+        </w:rPr>
+        <w:t>начальная ёмкость,</w:t>
+      </w:r>
+    </w:p>
+    <w:p>
+      <w:pPr>
+        <w:spacing w:line="360" w:lineRule="auto"/>
+        <w:ind w:firstLine="709"/>
+        <w:jc w:val="both"/>
+        <w:rPr>
+          <w:rFonts w:ascii="Times New Roman" w:hAnsi="Times New Roman" w:cs="Times New Roman"/>
+          <w:sz w:val="28"/>
+          <w:szCs w:val="28"/>
+        </w:rPr>
+      </w:pPr>
+      <w:r>
+        <w:rPr>
+          <w:rFonts w:ascii="Times New Roman" w:hAnsi="Times New Roman" w:cs="Times New Roman"/>
+          <w:sz w:val="28"/>
+          <w:szCs w:val="28"/>
+          <w:lang w:val="en-US"/>
+        </w:rPr>
+        <w:t>K</w:t>
+      </w:r>
+      <w:r>
+        <w:rPr>
+          <w:rFonts w:ascii="Times New Roman" w:hAnsi="Times New Roman" w:cs="Times New Roman"/>
+          <w:sz w:val="28"/>
+          <w:szCs w:val="28"/>
+        </w:rPr>
+        <w:t xml:space="preserve"> – </w:t>
+      </w:r>
+      <w:r>
+        <w:rPr>
+          <w:rFonts w:ascii="Times New Roman" w:hAnsi="Times New Roman" w:cs="Times New Roman"/>
+          <w:sz w:val="28"/>
+          <w:szCs w:val="28"/>
+        </w:rPr>
+        <w:t>эмпирический коэффициент деградации.</w:t>
+      </w:r>
+    </w:p>
+    <w:p>
+      <w:pPr>
+        <w:spacing w:line="360" w:lineRule="auto"/>
+        <w:ind w:firstLine="709"/>
+        <w:jc w:val="both"/>
+        <w:rPr>
+          <w:rFonts w:ascii="Times New Roman" w:hAnsi="Times New Roman" w:cs="Times New Roman"/>
+          <w:sz w:val="28"/>
+          <w:szCs w:val="28"/>
+        </w:rPr>
+      </w:pPr>
+      <w:r>
+        <w:rPr>
+          <w:rFonts w:ascii="Times New Roman" w:hAnsi="Times New Roman" w:cs="Times New Roman"/>
+          <w:sz w:val="28"/>
+          <w:szCs w:val="28"/>
+        </w:rPr>
+        <w:lastRenderedPageBreak/>
+        <w:t>Такая модель выводится не из фундаментального закона, а как линейная аппроксимация наблюдаемого тренда. Её преимущество — простота, однако физическая содержательность минимальна.</w:t>
+      </w:r>
+    </w:p>
+    <w:p>
+      <w:pPr>
+        <w:spacing w:line="360" w:lineRule="auto"/>
+        <w:ind w:firstLine="709"/>
+        <w:jc w:val="both"/>
+        <w:rPr>
+          <w:rFonts w:ascii="Times New Roman" w:hAnsi="Times New Roman" w:cs="Times New Roman"/>
+          <w:sz w:val="28"/>
+          <w:szCs w:val="28"/>
+        </w:rPr>
+      </w:pPr>
+      <w:r>
+        <w:rPr>
+          <w:rFonts w:ascii="Times New Roman" w:hAnsi="Times New Roman" w:cs="Times New Roman"/>
+          <w:sz w:val="28"/>
+          <w:szCs w:val="28"/>
+        </w:rPr>
+        <w:t xml:space="preserve">Более содержательная форма связана с диффузионно-контролируемыми </w:t>
+      </w:r>
+      <w:proofErr w:type="spellStart"/>
+      <w:r>
+        <w:rPr>
+          <w:rFonts w:ascii="Times New Roman" w:hAnsi="Times New Roman" w:cs="Times New Roman"/>
+          <w:sz w:val="28"/>
+          <w:szCs w:val="28"/>
+        </w:rPr>
+        <w:t>деградационными</w:t>
+      </w:r>
+      <w:proofErr w:type="spellEnd"/>
+      <w:r>
+        <w:rPr>
+          <w:rFonts w:ascii="Times New Roman" w:hAnsi="Times New Roman" w:cs="Times New Roman"/>
+          <w:sz w:val="28"/>
+          <w:szCs w:val="28"/>
+        </w:rPr>
+        <w:t xml:space="preserve"> процессами и записывается как</w:t>
+      </w:r>
+    </w:p>
+    <w:p>
+      <w:pPr>
+        <w:spacing w:line="360" w:lineRule="auto"/>
+        <w:ind w:firstLine="709"/>
+        <w:jc w:val="both"/>
+        <w:rPr>
+          <w:rFonts w:ascii="Times New Roman" w:hAnsi="Times New Roman" w:cs="Times New Roman"/>
+          <w:sz w:val="28"/>
+          <w:szCs w:val="28"/>
+        </w:rPr>
+      </w:pPr>
+    </w:p>
+    <w:p>
+      <w:pPr>
+        <w:spacing w:line="360" w:lineRule="auto"/>
+        <w:ind w:firstLine="709"/>
+        <w:jc w:val="both"/>
+        <w:rPr>
+          <w:rFonts w:ascii="Times New Roman" w:hAnsi="Times New Roman" w:cs="Times New Roman"/>
+          <w:sz w:val="28"/>
+          <w:szCs w:val="28"/>
+          <w:lang w:val="en-US"/>
+        </w:rPr>
+      </w:pPr>
+      <w:r>
+        <w:rPr>
+          <w:rFonts w:ascii="Times New Roman" w:hAnsi="Times New Roman" w:cs="Times New Roman"/>
+          <w:position w:val="-12"/>
+          <w:sz w:val="28"/>
+          <w:szCs w:val="28"/>
+        </w:rPr>
+        <w:object w:dxaOrig="1820" w:dyaOrig="400" w14:anchorId="06687CCF">
+          <v:shape id="_x0000_i1078" type="#_x0000_t75" style="width:91pt;height:19.7pt" o:ole="">
+            <v:imagedata r:id="rId117" o:title=""/>
+          </v:shape>
+          <o:OLEObject Type="Embed" ProgID="Equation.DSMT4" ShapeID="_x0000_i1078" DrawAspect="Content" ObjectID="_1835855410" r:id="rId118"/>
+        </w:object>
+      </w:r>
+    </w:p>
+    <w:p>
+      <w:pPr>
+        <w:spacing w:line="360" w:lineRule="auto"/>
+        <w:ind w:firstLine="709"/>
+        <w:jc w:val="both"/>
+        <w:rPr>
+          <w:rFonts w:ascii="Times New Roman" w:hAnsi="Times New Roman" w:cs="Times New Roman"/>
+          <w:sz w:val="28"/>
+          <w:szCs w:val="28"/>
+          <w:lang w:val="en-US"/>
+        </w:rPr>
+      </w:pPr>
+    </w:p>
+    <w:p>
+      <w:pPr>
+        <w:spacing w:line="360" w:lineRule="auto"/>
+        <w:ind w:firstLine="709"/>
+        <w:jc w:val="both"/>
+        <w:rPr>
+          <w:rFonts w:ascii="Times New Roman" w:hAnsi="Times New Roman" w:cs="Times New Roman"/>
+          <w:sz w:val="28"/>
+          <w:szCs w:val="28"/>
+          <w:lang w:val="en-US"/>
+        </w:rPr>
+      </w:pPr>
+      <w:r>
+        <w:rPr>
+          <w:rFonts w:ascii="Times New Roman" w:hAnsi="Times New Roman" w:cs="Times New Roman"/>
+          <w:sz w:val="28"/>
+          <w:szCs w:val="28"/>
+        </w:rPr>
+        <w:t xml:space="preserve">Эта зависимость обычно обосновывается через корневой закон роста межфазного сопротивления или толщины </w:t>
+      </w:r>
+      <w:proofErr w:type="spellStart"/>
+      <w:r>
+        <w:rPr>
+          <w:rFonts w:ascii="Times New Roman" w:hAnsi="Times New Roman" w:cs="Times New Roman"/>
+          <w:sz w:val="28"/>
+          <w:szCs w:val="28"/>
+        </w:rPr>
+        <w:t>пассивирующего</w:t>
+      </w:r>
+      <w:proofErr w:type="spellEnd"/>
+      <w:r>
+        <w:rPr>
+          <w:rFonts w:ascii="Times New Roman" w:hAnsi="Times New Roman" w:cs="Times New Roman"/>
+          <w:sz w:val="28"/>
+          <w:szCs w:val="28"/>
+        </w:rPr>
+        <w:t xml:space="preserve"> слоя, следующий из решения второго закона </w:t>
+      </w:r>
+      <w:proofErr w:type="spellStart"/>
+      <w:r>
+        <w:rPr>
+          <w:rFonts w:ascii="Times New Roman" w:hAnsi="Times New Roman" w:cs="Times New Roman"/>
+          <w:sz w:val="28"/>
+          <w:szCs w:val="28"/>
+        </w:rPr>
+        <w:t>Фика</w:t>
+      </w:r>
+      <w:proofErr w:type="spellEnd"/>
+      <w:r>
+        <w:rPr>
+          <w:rFonts w:ascii="Times New Roman" w:hAnsi="Times New Roman" w:cs="Times New Roman"/>
+          <w:sz w:val="28"/>
+          <w:szCs w:val="28"/>
+        </w:rPr>
+        <w:t xml:space="preserve"> в режиме полуограниченной диффузии. Тем не менее даже такая форма остаётся частной и не способна описывать весь жизненный цикл батареи, особенно переход к ускоренной стадии старения.</w:t>
+      </w:r>
+    </w:p>
+    <w:p>
+      <w:pPr>
+        <w:spacing w:line="360" w:lineRule="auto"/>
+        <w:ind w:firstLine="709"/>
+        <w:jc w:val="both"/>
+        <w:rPr>
+          <w:rFonts w:ascii="Times New Roman" w:hAnsi="Times New Roman" w:cs="Times New Roman"/>
+          <w:sz w:val="28"/>
+          <w:szCs w:val="28"/>
+          <w:lang w:val="en-US"/>
+        </w:rPr>
+      </w:pPr>
+      <w:r>
+        <w:rPr>
+          <w:rFonts w:ascii="Times New Roman" w:hAnsi="Times New Roman" w:cs="Times New Roman"/>
+          <w:sz w:val="28"/>
+          <w:szCs w:val="28"/>
+        </w:rPr>
+        <w:t>В инженерной практике часто используются более гибкие зависимости вида</w:t>
+      </w:r>
+    </w:p>
+    <w:p>
+      <w:pPr>
+        <w:spacing w:line="360" w:lineRule="auto"/>
+        <w:ind w:firstLine="709"/>
+        <w:jc w:val="both"/>
+        <w:rPr>
+          <w:rFonts w:ascii="Times New Roman" w:hAnsi="Times New Roman" w:cs="Times New Roman"/>
+          <w:sz w:val="28"/>
+          <w:szCs w:val="28"/>
+          <w:lang w:val="en-US"/>
+        </w:rPr>
+      </w:pPr>
+    </w:p>
+    <w:p>
+      <w:pPr>
+        <w:spacing w:line="360" w:lineRule="auto"/>
+        <w:ind w:firstLine="709"/>
+        <w:jc w:val="both"/>
+        <w:rPr>
+          <w:rFonts w:ascii="Times New Roman" w:hAnsi="Times New Roman" w:cs="Times New Roman"/>
+          <w:sz w:val="28"/>
+          <w:szCs w:val="28"/>
+          <w:lang w:val="en-US"/>
+        </w:rPr>
+      </w:pPr>
+      <w:r>
+        <w:rPr>
+          <w:rFonts w:ascii="Times New Roman" w:hAnsi="Times New Roman" w:cs="Times New Roman"/>
+          <w:position w:val="-12"/>
+          <w:sz w:val="28"/>
+          <w:szCs w:val="28"/>
+          <w:lang w:val="en-US"/>
+        </w:rPr>
+        <w:object w:dxaOrig="2180" w:dyaOrig="380" w14:anchorId="4E3A6FCF">
+          <v:shape id="_x0000_i1081" type="#_x0000_t75" style="width:108.7pt;height:19pt" o:ole="">
+            <v:imagedata r:id="rId119" o:title=""/>
+          </v:shape>
+          <o:OLEObject Type="Embed" ProgID="Equation.DSMT4" ShapeID="_x0000_i1081" DrawAspect="Content" ObjectID="_1835855411" r:id="rId120"/>
+        </w:object>
+      </w:r>
+    </w:p>
+    <w:p>
+      <w:pPr>
+        <w:spacing w:line="360" w:lineRule="auto"/>
+        <w:ind w:firstLine="709"/>
+        <w:jc w:val="both"/>
+        <w:rPr>
+          <w:rFonts w:ascii="Times New Roman" w:hAnsi="Times New Roman" w:cs="Times New Roman"/>
+          <w:sz w:val="28"/>
+          <w:szCs w:val="28"/>
+          <w:lang w:val="en-US"/>
+        </w:rPr>
+      </w:pPr>
+    </w:p>
+    <w:p>
+      <w:pPr>
+        <w:spacing w:line="360" w:lineRule="auto"/>
+        <w:jc w:val="both"/>
+        <w:rPr>
+          <w:rFonts w:ascii="Times New Roman" w:hAnsi="Times New Roman" w:cs="Times New Roman"/>
+          <w:sz w:val="28"/>
+          <w:szCs w:val="28"/>
+        </w:rPr>
+      </w:pPr>
+      <w:r>
+        <w:rPr>
+          <w:rFonts w:ascii="Times New Roman" w:hAnsi="Times New Roman" w:cs="Times New Roman"/>
+          <w:sz w:val="28"/>
+          <w:szCs w:val="28"/>
+        </w:rPr>
+        <w:t xml:space="preserve">либо </w:t>
+      </w:r>
+      <w:proofErr w:type="spellStart"/>
+      <w:r>
+        <w:rPr>
+          <w:rFonts w:ascii="Times New Roman" w:hAnsi="Times New Roman" w:cs="Times New Roman"/>
+          <w:sz w:val="28"/>
+          <w:szCs w:val="28"/>
+          <w:highlight w:val="yellow"/>
+        </w:rPr>
+        <w:t>piecewise</w:t>
+      </w:r>
+      <w:proofErr w:type="spellEnd"/>
+      <w:r>
+        <w:rPr>
+          <w:rFonts w:ascii="Times New Roman" w:hAnsi="Times New Roman" w:cs="Times New Roman"/>
+          <w:sz w:val="28"/>
+          <w:szCs w:val="28"/>
+          <w:highlight w:val="yellow"/>
+        </w:rPr>
+        <w:t>-модели</w:t>
+      </w:r>
+      <w:r>
+        <w:rPr>
+          <w:rFonts w:ascii="Times New Roman" w:hAnsi="Times New Roman" w:cs="Times New Roman"/>
+          <w:sz w:val="28"/>
+          <w:szCs w:val="28"/>
+        </w:rPr>
+        <w:t xml:space="preserve"> с различными коэффициентами на ранней, средней и поздней стадиях эксплуатации. Однако все эти подходы имеют общую слабость: они корректны лишь в диапазоне условий, на которых были идентифицированы. При изменении температуры, SOC-окна, токовых профилей или химической системы коэффициенты модели приходится перенастраивать. Именно поэтому эмпирические модели удобно использовать как </w:t>
+      </w:r>
+      <w:proofErr w:type="spellStart"/>
+      <w:r>
+        <w:rPr>
+          <w:rFonts w:ascii="Times New Roman" w:hAnsi="Times New Roman" w:cs="Times New Roman"/>
+          <w:sz w:val="28"/>
+          <w:szCs w:val="28"/>
+        </w:rPr>
+        <w:t>baseline</w:t>
+      </w:r>
+      <w:proofErr w:type="spellEnd"/>
+      <w:r>
+        <w:rPr>
+          <w:rFonts w:ascii="Times New Roman" w:hAnsi="Times New Roman" w:cs="Times New Roman"/>
+          <w:sz w:val="28"/>
+          <w:szCs w:val="28"/>
+        </w:rPr>
+        <w:t>, но недостаточно — как основу физически содержательного прогноза.</w:t>
+      </w:r>
+    </w:p>
+    <w:p>
+      <w:pPr>
+        <w:spacing w:line="360" w:lineRule="auto"/>
+        <w:ind w:firstLine="709"/>
+        <w:jc w:val="both"/>
+        <w:rPr>
+          <w:rFonts w:ascii="Times New Roman" w:hAnsi="Times New Roman" w:cs="Times New Roman"/>
+          <w:sz w:val="28"/>
+          <w:szCs w:val="28"/>
+        </w:rPr>
+      </w:pPr>
+    </w:p>
+    <w:p>
+      <w:pPr>
+        <w:spacing w:line="360" w:lineRule="auto"/>
+        <w:ind w:firstLine="709"/>
+        <w:jc w:val="both"/>
+        <w:rPr>
+          <w:rFonts w:ascii="Times New Roman" w:hAnsi="Times New Roman" w:cs="Times New Roman"/>
+          <w:b/>
+          <w:bCs/>
+          <w:sz w:val="28"/>
+          <w:szCs w:val="28"/>
+        </w:rPr>
+      </w:pPr>
+      <w:r>
+        <w:rPr>
+          <w:rFonts w:ascii="Times New Roman" w:hAnsi="Times New Roman" w:cs="Times New Roman"/>
+          <w:b/>
+          <w:bCs/>
+          <w:sz w:val="28"/>
+          <w:szCs w:val="28"/>
+        </w:rPr>
+        <w:lastRenderedPageBreak/>
+        <w:t>1.5.2 Физико-химические модели</w:t>
+      </w:r>
+    </w:p>
+    <w:p>
+      <w:pPr>
+        <w:spacing w:line="360" w:lineRule="auto"/>
+        <w:ind w:firstLine="709"/>
+        <w:jc w:val="both"/>
+        <w:rPr>
+          <w:rFonts w:ascii="Times New Roman" w:hAnsi="Times New Roman" w:cs="Times New Roman"/>
+          <w:sz w:val="28"/>
+          <w:szCs w:val="28"/>
+        </w:rPr>
+      </w:pPr>
+    </w:p>
+    <w:p>
+      <w:pPr>
+        <w:spacing w:line="360" w:lineRule="auto"/>
+        <w:ind w:firstLine="709"/>
+        <w:jc w:val="both"/>
+        <w:rPr>
+          <w:rFonts w:ascii="Times New Roman" w:hAnsi="Times New Roman" w:cs="Times New Roman"/>
+          <w:sz w:val="28"/>
+          <w:szCs w:val="28"/>
+        </w:rPr>
+      </w:pPr>
+      <w:r>
+        <w:rPr>
+          <w:rFonts w:ascii="Times New Roman" w:hAnsi="Times New Roman" w:cs="Times New Roman"/>
+          <w:sz w:val="28"/>
+          <w:szCs w:val="28"/>
+        </w:rPr>
+        <w:t>Физико-химические модели основаны на явном описании механизмов старения аккумулятора. В зависимости от уровня детализации они могут включать уравнения переноса заряда, диффузии, теплового баланса, роста межфазного слоя, потери активного лития, деградации активного материала и контактных эффектов. Их главное достоинство состоит в физической интерпретируемости: параметры модели связаны с реальными процессами внутри батареи.</w:t>
+      </w:r>
+    </w:p>
+    <w:p>
+      <w:pPr>
+        <w:spacing w:line="360" w:lineRule="auto"/>
+        <w:ind w:firstLine="709"/>
+        <w:jc w:val="both"/>
+        <w:rPr>
+          <w:rFonts w:ascii="Times New Roman" w:hAnsi="Times New Roman" w:cs="Times New Roman"/>
+          <w:sz w:val="28"/>
+          <w:szCs w:val="28"/>
+        </w:rPr>
+      </w:pPr>
+      <w:r>
+        <w:rPr>
+          <w:rFonts w:ascii="Times New Roman" w:hAnsi="Times New Roman" w:cs="Times New Roman"/>
+          <w:sz w:val="28"/>
+          <w:szCs w:val="28"/>
+        </w:rPr>
+        <w:t>Типичным примером является описание деградации через рост межфазного сопротивления и снижение обменного тока. Если</w:t>
+      </w:r>
+    </w:p>
+    <w:p>
+      <w:pPr>
+        <w:spacing w:line="360" w:lineRule="auto"/>
+        <w:ind w:firstLine="709"/>
+        <w:jc w:val="both"/>
+        <w:rPr>
+          <w:rFonts w:ascii="Times New Roman" w:hAnsi="Times New Roman" w:cs="Times New Roman"/>
+          <w:sz w:val="28"/>
+          <w:szCs w:val="28"/>
+        </w:rPr>
+      </w:pPr>
+    </w:p>
+    <w:p>
+      <w:pPr>
+        <w:spacing w:line="360" w:lineRule="auto"/>
+        <w:ind w:firstLine="709"/>
+        <w:jc w:val="both"/>
+        <w:rPr>
+          <w:rFonts w:ascii="Times New Roman" w:hAnsi="Times New Roman" w:cs="Times New Roman"/>
+          <w:sz w:val="28"/>
+          <w:szCs w:val="28"/>
+          <w:lang w:val="en-US"/>
+        </w:rPr>
+      </w:pPr>
+      <w:r>
+        <w:rPr>
+          <w:rFonts w:ascii="Times New Roman" w:hAnsi="Times New Roman" w:cs="Times New Roman"/>
+          <w:position w:val="-30"/>
+          <w:sz w:val="28"/>
+          <w:szCs w:val="28"/>
+        </w:rPr>
+        <w:object w:dxaOrig="960" w:dyaOrig="680" w14:anchorId="578AE739">
+          <v:shape id="_x0000_i1086" type="#_x0000_t75" style="width:48.25pt;height:33.95pt" o:ole="">
+            <v:imagedata r:id="rId121" o:title=""/>
+          </v:shape>
+          <o:OLEObject Type="Embed" ProgID="Equation.DSMT4" ShapeID="_x0000_i1086" DrawAspect="Content" ObjectID="_1835855412" r:id="rId122"/>
+        </w:object>
+      </w:r>
+    </w:p>
+    <w:p>
+      <w:pPr>
+        <w:spacing w:line="360" w:lineRule="auto"/>
+        <w:ind w:firstLine="709"/>
+        <w:jc w:val="both"/>
+        <w:rPr>
+          <w:rFonts w:ascii="Times New Roman" w:hAnsi="Times New Roman" w:cs="Times New Roman"/>
+          <w:sz w:val="28"/>
+          <w:szCs w:val="28"/>
+          <w:lang w:val="en-US"/>
+        </w:rPr>
+      </w:pPr>
+    </w:p>
+    <w:p>
+      <w:pPr>
+        <w:spacing w:line="360" w:lineRule="auto"/>
+        <w:jc w:val="both"/>
+        <w:rPr>
+          <w:rFonts w:ascii="Times New Roman" w:hAnsi="Times New Roman" w:cs="Times New Roman"/>
+          <w:sz w:val="28"/>
+          <w:szCs w:val="28"/>
+          <w:lang w:val="en-US"/>
+        </w:rPr>
+      </w:pPr>
+      <w:r>
+        <w:rPr>
+          <w:rFonts w:ascii="Times New Roman" w:hAnsi="Times New Roman" w:cs="Times New Roman"/>
+          <w:sz w:val="28"/>
+          <w:szCs w:val="28"/>
+        </w:rPr>
+        <w:t>то изменение</w:t>
+      </w:r>
+      <w:r>
+        <w:rPr>
+          <w:rFonts w:ascii="Times New Roman" w:hAnsi="Times New Roman" w:cs="Times New Roman"/>
+          <w:sz w:val="28"/>
+          <w:szCs w:val="28"/>
+        </w:rPr>
+        <w:t xml:space="preserve"> </w:t>
+      </w:r>
+      <w:proofErr w:type="spellStart"/>
+      <w:r>
+        <w:rPr>
+          <w:rFonts w:ascii="Times New Roman" w:hAnsi="Times New Roman" w:cs="Times New Roman"/>
+          <w:i/>
+          <w:iCs/>
+          <w:sz w:val="28"/>
+          <w:szCs w:val="28"/>
+          <w:lang w:val="en-US"/>
+        </w:rPr>
+        <w:t>i</w:t>
+      </w:r>
+      <w:proofErr w:type="spellEnd"/>
+      <w:r>
+        <w:rPr>
+          <w:rFonts w:ascii="Times New Roman" w:hAnsi="Times New Roman" w:cs="Times New Roman"/>
+          <w:i/>
+          <w:iCs/>
+          <w:sz w:val="28"/>
+          <w:szCs w:val="28"/>
+          <w:vertAlign w:val="subscript"/>
+        </w:rPr>
+        <w:t>0</w:t>
+      </w:r>
+      <w:r>
+        <w:rPr>
+          <w:rFonts w:ascii="Times New Roman" w:hAnsi="Times New Roman" w:cs="Times New Roman"/>
+          <w:sz w:val="28"/>
+          <w:szCs w:val="28"/>
+        </w:rPr>
+        <w:t xml:space="preserve"> </w:t>
+      </w:r>
+      <w:r>
+        <w:rPr>
+          <w:rFonts w:ascii="Times New Roman" w:hAnsi="Times New Roman" w:cs="Times New Roman"/>
+          <w:sz w:val="28"/>
+          <w:szCs w:val="28"/>
+        </w:rPr>
+        <w:t>вследствие уменьшения эффективной активной поверхности или ухудшения интерфейса автоматически приводит к росту</w:t>
+      </w:r>
+      <w:r>
+        <w:rPr>
+          <w:rFonts w:ascii="Times New Roman" w:hAnsi="Times New Roman" w:cs="Times New Roman"/>
+          <w:sz w:val="28"/>
+          <w:szCs w:val="28"/>
+        </w:rPr>
+        <w:t xml:space="preserve"> </w:t>
+      </w:r>
+      <w:proofErr w:type="spellStart"/>
+      <w:r>
+        <w:rPr>
+          <w:rFonts w:ascii="Times New Roman" w:hAnsi="Times New Roman" w:cs="Times New Roman"/>
+          <w:i/>
+          <w:iCs/>
+          <w:sz w:val="28"/>
+          <w:szCs w:val="28"/>
+          <w:lang w:val="en-US"/>
+        </w:rPr>
+        <w:t>R</w:t>
+      </w:r>
+      <w:r>
+        <w:rPr>
+          <w:rFonts w:ascii="Times New Roman" w:hAnsi="Times New Roman" w:cs="Times New Roman"/>
+          <w:i/>
+          <w:iCs/>
+          <w:sz w:val="28"/>
+          <w:szCs w:val="28"/>
+          <w:vertAlign w:val="subscript"/>
+          <w:lang w:val="en-US"/>
+        </w:rPr>
+        <w:t>ct</w:t>
+      </w:r>
+      <w:proofErr w:type="spellEnd"/>
+      <w:r>
+        <w:rPr>
+          <w:rFonts w:ascii="Times New Roman" w:hAnsi="Times New Roman" w:cs="Times New Roman"/>
+          <w:sz w:val="28"/>
+          <w:szCs w:val="28"/>
+        </w:rPr>
+        <w:t xml:space="preserve">. </w:t>
+      </w:r>
+      <w:r>
+        <w:rPr>
+          <w:rFonts w:ascii="Times New Roman" w:hAnsi="Times New Roman" w:cs="Times New Roman"/>
+          <w:sz w:val="28"/>
+          <w:szCs w:val="28"/>
+        </w:rPr>
+        <w:t>В более общем виде скорость деградации можно представить как</w:t>
+      </w:r>
+    </w:p>
+    <w:p>
+      <w:pPr>
+        <w:spacing w:line="360" w:lineRule="auto"/>
+        <w:ind w:firstLine="709"/>
+        <w:jc w:val="both"/>
+        <w:rPr>
+          <w:rFonts w:ascii="Times New Roman" w:hAnsi="Times New Roman" w:cs="Times New Roman"/>
+          <w:sz w:val="28"/>
+          <w:szCs w:val="28"/>
+          <w:lang w:val="en-US"/>
+        </w:rPr>
+      </w:pPr>
+    </w:p>
+    <w:p>
+      <w:pPr>
+        <w:spacing w:line="360" w:lineRule="auto"/>
+        <w:ind w:firstLine="709"/>
+        <w:jc w:val="both"/>
+        <w:rPr>
+          <w:rFonts w:ascii="Times New Roman" w:hAnsi="Times New Roman" w:cs="Times New Roman"/>
+          <w:sz w:val="28"/>
+          <w:szCs w:val="28"/>
+        </w:rPr>
+      </w:pPr>
+      <w:r>
+        <w:rPr>
+          <w:rFonts w:ascii="Times New Roman" w:hAnsi="Times New Roman" w:cs="Times New Roman"/>
+          <w:position w:val="-28"/>
+          <w:sz w:val="28"/>
+          <w:szCs w:val="28"/>
+          <w:lang w:val="en-US"/>
+        </w:rPr>
+        <w:object w:dxaOrig="4480" w:dyaOrig="680" w14:anchorId="22DC900F">
+          <v:shape id="_x0000_i1089" type="#_x0000_t75" style="width:224.15pt;height:33.95pt" o:ole="">
+            <v:imagedata r:id="rId123" o:title=""/>
+          </v:shape>
+          <o:OLEObject Type="Embed" ProgID="Equation.DSMT4" ShapeID="_x0000_i1089" DrawAspect="Content" ObjectID="_1835855413" r:id="rId124"/>
+        </w:object>
+      </w:r>
+    </w:p>
+    <w:p>
+      <w:pPr>
+        <w:spacing w:line="360" w:lineRule="auto"/>
+        <w:ind w:firstLine="709"/>
+        <w:jc w:val="both"/>
+        <w:rPr>
+          <w:rFonts w:ascii="Times New Roman" w:hAnsi="Times New Roman" w:cs="Times New Roman"/>
+          <w:sz w:val="28"/>
+          <w:szCs w:val="28"/>
+        </w:rPr>
+      </w:pPr>
+    </w:p>
+    <w:p>
+      <w:pPr>
+        <w:spacing w:line="360" w:lineRule="auto"/>
+        <w:ind w:firstLine="709"/>
+        <w:jc w:val="both"/>
+        <w:rPr>
+          <w:rFonts w:ascii="Times New Roman" w:hAnsi="Times New Roman" w:cs="Times New Roman"/>
+          <w:sz w:val="28"/>
+          <w:szCs w:val="28"/>
+        </w:rPr>
+      </w:pPr>
+      <w:r>
+        <w:rPr>
+          <w:rFonts w:ascii="Times New Roman" w:hAnsi="Times New Roman" w:cs="Times New Roman"/>
+          <w:sz w:val="28"/>
+          <w:szCs w:val="28"/>
+        </w:rPr>
+        <w:t xml:space="preserve">, где </w:t>
+      </w:r>
+      <w:r>
+        <w:rPr>
+          <w:rFonts w:ascii="Times New Roman" w:hAnsi="Times New Roman" w:cs="Times New Roman"/>
+          <w:sz w:val="28"/>
+          <w:szCs w:val="28"/>
+        </w:rPr>
+        <w:t xml:space="preserve">первое слагаемое описывает </w:t>
+      </w:r>
+      <w:proofErr w:type="spellStart"/>
+      <w:r>
+        <w:rPr>
+          <w:rFonts w:ascii="Times New Roman" w:hAnsi="Times New Roman" w:cs="Times New Roman"/>
+          <w:sz w:val="28"/>
+          <w:szCs w:val="28"/>
+        </w:rPr>
+        <w:t>термоактивируемый</w:t>
+      </w:r>
+      <w:proofErr w:type="spellEnd"/>
+      <w:r>
+        <w:rPr>
+          <w:rFonts w:ascii="Times New Roman" w:hAnsi="Times New Roman" w:cs="Times New Roman"/>
+          <w:sz w:val="28"/>
+          <w:szCs w:val="28"/>
+        </w:rPr>
+        <w:t xml:space="preserve"> вклад по Аррениусу, а второе — режимно-индуцированную деградацию.</w:t>
+      </w:r>
+    </w:p>
+    <w:p>
+      <w:pPr>
+        <w:spacing w:line="360" w:lineRule="auto"/>
+        <w:ind w:firstLine="709"/>
+        <w:jc w:val="both"/>
+        <w:rPr>
+          <w:rFonts w:ascii="Times New Roman" w:hAnsi="Times New Roman" w:cs="Times New Roman"/>
+          <w:sz w:val="28"/>
+          <w:szCs w:val="28"/>
+        </w:rPr>
+      </w:pPr>
+      <w:r>
+        <w:rPr>
+          <w:rFonts w:ascii="Times New Roman" w:hAnsi="Times New Roman" w:cs="Times New Roman"/>
+          <w:sz w:val="28"/>
+          <w:szCs w:val="28"/>
+        </w:rPr>
+        <w:t xml:space="preserve">Преимущество физических моделей в том, что они потенциально обладают лучшей переносимостью между эксплуатационными режимами и могут использоваться для сценарного анализа. Однако их слабость заключается в </w:t>
+      </w:r>
+      <w:r>
+        <w:rPr>
+          <w:rFonts w:ascii="Times New Roman" w:hAnsi="Times New Roman" w:cs="Times New Roman"/>
+          <w:sz w:val="28"/>
+          <w:szCs w:val="28"/>
+        </w:rPr>
+        <w:lastRenderedPageBreak/>
+        <w:t>сложности параметризации. Для реального батарейного модуля тягового применения требуется идентификация множества коэффициентов, далеко не все из которых доступны из</w:t>
+      </w:r>
+      <w:r>
+        <w:rPr>
+          <w:rFonts w:ascii="Times New Roman" w:hAnsi="Times New Roman" w:cs="Times New Roman"/>
+          <w:sz w:val="28"/>
+          <w:szCs w:val="28"/>
+        </w:rPr>
+        <w:t xml:space="preserve"> </w:t>
+      </w:r>
+      <w:r>
+        <w:rPr>
+          <w:rFonts w:ascii="Times New Roman" w:hAnsi="Times New Roman" w:cs="Times New Roman"/>
+          <w:sz w:val="28"/>
+          <w:szCs w:val="28"/>
+        </w:rPr>
+        <w:t>стандартных эксплуатационных измерений. Кроме того, детальные модели электрохимического уровня оказываются вычислительно тяжёлыми для прямого использования в BMS.</w:t>
+      </w:r>
+    </w:p>
+    <w:p>
+      <w:pPr>
+        <w:spacing w:line="360" w:lineRule="auto"/>
+        <w:ind w:firstLine="709"/>
+        <w:jc w:val="both"/>
+        <w:rPr>
+          <w:rFonts w:ascii="Times New Roman" w:hAnsi="Times New Roman" w:cs="Times New Roman"/>
+          <w:sz w:val="28"/>
+          <w:szCs w:val="28"/>
+        </w:rPr>
+      </w:pPr>
+    </w:p>
+    <w:p>
+      <w:pPr>
+        <w:spacing w:line="360" w:lineRule="auto"/>
+        <w:ind w:firstLine="709"/>
+        <w:jc w:val="both"/>
+        <w:rPr>
+          <w:rFonts w:ascii="Times New Roman" w:hAnsi="Times New Roman" w:cs="Times New Roman"/>
+          <w:b/>
+          <w:bCs/>
+          <w:sz w:val="28"/>
+          <w:szCs w:val="28"/>
+        </w:rPr>
+      </w:pPr>
+      <w:r>
+        <w:rPr>
+          <w:rFonts w:ascii="Times New Roman" w:hAnsi="Times New Roman" w:cs="Times New Roman"/>
+          <w:b/>
+          <w:bCs/>
+          <w:sz w:val="28"/>
+          <w:szCs w:val="28"/>
+        </w:rPr>
+        <w:t xml:space="preserve">1.5.3 Фильтрационные и </w:t>
+      </w:r>
+      <w:proofErr w:type="spellStart"/>
+      <w:r>
+        <w:rPr>
+          <w:rFonts w:ascii="Times New Roman" w:hAnsi="Times New Roman" w:cs="Times New Roman"/>
+          <w:b/>
+          <w:bCs/>
+          <w:sz w:val="28"/>
+          <w:szCs w:val="28"/>
+          <w:highlight w:val="yellow"/>
+        </w:rPr>
+        <w:t>observer-based</w:t>
+      </w:r>
+      <w:proofErr w:type="spellEnd"/>
+      <w:r>
+        <w:rPr>
+          <w:rFonts w:ascii="Times New Roman" w:hAnsi="Times New Roman" w:cs="Times New Roman"/>
+          <w:b/>
+          <w:bCs/>
+          <w:sz w:val="28"/>
+          <w:szCs w:val="28"/>
+        </w:rPr>
+        <w:t xml:space="preserve"> методы</w:t>
+      </w:r>
+    </w:p>
+    <w:p>
+      <w:pPr>
+        <w:spacing w:line="360" w:lineRule="auto"/>
+        <w:ind w:firstLine="709"/>
+        <w:jc w:val="both"/>
+        <w:rPr>
+          <w:rFonts w:ascii="Times New Roman" w:hAnsi="Times New Roman" w:cs="Times New Roman"/>
+          <w:sz w:val="28"/>
+          <w:szCs w:val="28"/>
+        </w:rPr>
+      </w:pPr>
+    </w:p>
+    <w:p>
+      <w:pPr>
+        <w:spacing w:line="360" w:lineRule="auto"/>
+        <w:ind w:firstLine="709"/>
+        <w:jc w:val="both"/>
+        <w:rPr>
+          <w:rFonts w:ascii="Times New Roman" w:hAnsi="Times New Roman" w:cs="Times New Roman"/>
+          <w:sz w:val="28"/>
+          <w:szCs w:val="28"/>
+        </w:rPr>
+      </w:pPr>
+      <w:r>
+        <w:rPr>
+          <w:rFonts w:ascii="Times New Roman" w:hAnsi="Times New Roman" w:cs="Times New Roman"/>
+          <w:sz w:val="28"/>
+          <w:szCs w:val="28"/>
+        </w:rPr>
+        <w:t xml:space="preserve">Отдельную группу составляют методы, использующие фильтр Калмана, </w:t>
+      </w:r>
+      <w:proofErr w:type="spellStart"/>
+      <w:r>
+        <w:rPr>
+          <w:rFonts w:ascii="Times New Roman" w:hAnsi="Times New Roman" w:cs="Times New Roman"/>
+          <w:sz w:val="28"/>
+          <w:szCs w:val="28"/>
+        </w:rPr>
+        <w:t>частицные</w:t>
+      </w:r>
+      <w:proofErr w:type="spellEnd"/>
+      <w:r>
+        <w:rPr>
+          <w:rFonts w:ascii="Times New Roman" w:hAnsi="Times New Roman" w:cs="Times New Roman"/>
+          <w:sz w:val="28"/>
+          <w:szCs w:val="28"/>
+        </w:rPr>
+        <w:t xml:space="preserve"> фильтры, </w:t>
+      </w:r>
+      <w:proofErr w:type="spellStart"/>
+      <w:r>
+        <w:rPr>
+          <w:rFonts w:ascii="Times New Roman" w:hAnsi="Times New Roman" w:cs="Times New Roman"/>
+          <w:sz w:val="28"/>
+          <w:szCs w:val="28"/>
+          <w:highlight w:val="yellow"/>
+        </w:rPr>
+        <w:t>dual</w:t>
+      </w:r>
+      <w:proofErr w:type="spellEnd"/>
+      <w:r>
+        <w:rPr>
+          <w:rFonts w:ascii="Times New Roman" w:hAnsi="Times New Roman" w:cs="Times New Roman"/>
+          <w:sz w:val="28"/>
+          <w:szCs w:val="28"/>
+          <w:highlight w:val="yellow"/>
+        </w:rPr>
+        <w:t xml:space="preserve"> </w:t>
+      </w:r>
+      <w:proofErr w:type="spellStart"/>
+      <w:r>
+        <w:rPr>
+          <w:rFonts w:ascii="Times New Roman" w:hAnsi="Times New Roman" w:cs="Times New Roman"/>
+          <w:sz w:val="28"/>
+          <w:szCs w:val="28"/>
+          <w:highlight w:val="yellow"/>
+        </w:rPr>
+        <w:t>observers</w:t>
+      </w:r>
+      <w:proofErr w:type="spellEnd"/>
+      <w:r>
+        <w:rPr>
+          <w:rFonts w:ascii="Times New Roman" w:hAnsi="Times New Roman" w:cs="Times New Roman"/>
+          <w:sz w:val="28"/>
+          <w:szCs w:val="28"/>
+          <w:highlight w:val="yellow"/>
+        </w:rPr>
+        <w:t xml:space="preserve">, </w:t>
+      </w:r>
+      <w:proofErr w:type="spellStart"/>
+      <w:r>
+        <w:rPr>
+          <w:rFonts w:ascii="Times New Roman" w:hAnsi="Times New Roman" w:cs="Times New Roman"/>
+          <w:sz w:val="28"/>
+          <w:szCs w:val="28"/>
+          <w:highlight w:val="yellow"/>
+        </w:rPr>
+        <w:t>sliding-mode</w:t>
+      </w:r>
+      <w:proofErr w:type="spellEnd"/>
+      <w:r>
+        <w:rPr>
+          <w:rFonts w:ascii="Times New Roman" w:hAnsi="Times New Roman" w:cs="Times New Roman"/>
+          <w:sz w:val="28"/>
+          <w:szCs w:val="28"/>
+        </w:rPr>
+        <w:t xml:space="preserve"> и другие схемы последовательного оценивания состояния. Общая идея этих методов заключается в том, что батарея представляется динамической системой состояния:</w:t>
+      </w:r>
+    </w:p>
+    <w:p>
+      <w:pPr>
+        <w:spacing w:line="360" w:lineRule="auto"/>
+        <w:ind w:firstLine="709"/>
+        <w:jc w:val="both"/>
+        <w:rPr>
+          <w:rFonts w:ascii="Times New Roman" w:hAnsi="Times New Roman" w:cs="Times New Roman"/>
+          <w:sz w:val="28"/>
+          <w:szCs w:val="28"/>
+        </w:rPr>
+      </w:pPr>
+    </w:p>
+    <w:p>
+      <w:pPr>
+        <w:spacing w:line="360" w:lineRule="auto"/>
+        <w:ind w:firstLine="709"/>
+        <w:jc w:val="both"/>
+        <w:rPr>
+          <w:rFonts w:ascii="Times New Roman" w:hAnsi="Times New Roman" w:cs="Times New Roman"/>
+          <w:sz w:val="28"/>
+          <w:szCs w:val="28"/>
+          <w:lang w:val="en-US"/>
+        </w:rPr>
+      </w:pPr>
+      <w:r>
+        <w:rPr>
+          <w:rFonts w:ascii="Times New Roman" w:hAnsi="Times New Roman" w:cs="Times New Roman"/>
+          <w:position w:val="-14"/>
+          <w:sz w:val="28"/>
+          <w:szCs w:val="28"/>
+        </w:rPr>
+        <w:object w:dxaOrig="2020" w:dyaOrig="400" w14:anchorId="10DC2640">
+          <v:shape id="_x0000_i1092" type="#_x0000_t75" style="width:101.2pt;height:19.7pt" o:ole="">
+            <v:imagedata r:id="rId125" o:title=""/>
+          </v:shape>
+          <o:OLEObject Type="Embed" ProgID="Equation.DSMT4" ShapeID="_x0000_i1092" DrawAspect="Content" ObjectID="_1835855414" r:id="rId126"/>
+        </w:object>
+      </w:r>
+      <w:r>
+        <w:rPr>
+          <w:rFonts w:ascii="Times New Roman" w:hAnsi="Times New Roman" w:cs="Times New Roman"/>
+          <w:sz w:val="28"/>
+          <w:szCs w:val="28"/>
+          <w:lang w:val="en-US"/>
+        </w:rPr>
+        <w:t xml:space="preserve">, </w:t>
+      </w:r>
+      <w:r>
+        <w:rPr>
+          <w:rFonts w:ascii="Times New Roman" w:hAnsi="Times New Roman" w:cs="Times New Roman"/>
+          <w:position w:val="-14"/>
+          <w:sz w:val="28"/>
+          <w:szCs w:val="28"/>
+          <w:lang w:val="en-US"/>
+        </w:rPr>
+        <w:object w:dxaOrig="1500" w:dyaOrig="400" w14:anchorId="1EE242FB">
+          <v:shape id="_x0000_i1095" type="#_x0000_t75" style="width:74.7pt;height:19.7pt" o:ole="">
+            <v:imagedata r:id="rId127" o:title=""/>
+          </v:shape>
+          <o:OLEObject Type="Embed" ProgID="Equation.DSMT4" ShapeID="_x0000_i1095" DrawAspect="Content" ObjectID="_1835855415" r:id="rId128"/>
+        </w:object>
+      </w:r>
+      <w:r>
+        <w:rPr>
+          <w:rFonts w:ascii="Times New Roman" w:hAnsi="Times New Roman" w:cs="Times New Roman"/>
+          <w:sz w:val="28"/>
+          <w:szCs w:val="28"/>
+          <w:lang w:val="en-US"/>
+        </w:rPr>
+        <w:t>,</w:t>
+      </w:r>
+    </w:p>
+    <w:p>
+      <w:pPr>
+        <w:spacing w:line="360" w:lineRule="auto"/>
+        <w:ind w:firstLine="709"/>
+        <w:jc w:val="both"/>
+        <w:rPr>
+          <w:rFonts w:ascii="Times New Roman" w:hAnsi="Times New Roman" w:cs="Times New Roman"/>
+          <w:sz w:val="28"/>
+          <w:szCs w:val="28"/>
+          <w:lang w:val="en-US"/>
+        </w:rPr>
+      </w:pPr>
+    </w:p>
+    <w:p>
+      <w:pPr>
+        <w:spacing w:line="360" w:lineRule="auto"/>
+        <w:ind w:firstLine="709"/>
+        <w:jc w:val="both"/>
+        <w:rPr>
+          <w:rFonts w:ascii="Times New Roman" w:hAnsi="Times New Roman" w:cs="Times New Roman"/>
+          <w:sz w:val="28"/>
+          <w:szCs w:val="28"/>
+        </w:rPr>
+      </w:pPr>
+      <w:r>
+        <w:rPr>
+          <w:rFonts w:ascii="Times New Roman" w:hAnsi="Times New Roman" w:cs="Times New Roman"/>
+          <w:sz w:val="28"/>
+          <w:szCs w:val="28"/>
+        </w:rPr>
+        <w:t>, где</w:t>
+      </w:r>
+    </w:p>
+    <w:p>
+      <w:pPr>
+        <w:spacing w:line="360" w:lineRule="auto"/>
+        <w:ind w:firstLine="709"/>
+        <w:jc w:val="both"/>
+        <w:rPr>
+          <w:rFonts w:ascii="Times New Roman" w:hAnsi="Times New Roman" w:cs="Times New Roman"/>
+          <w:sz w:val="28"/>
+          <w:szCs w:val="28"/>
+        </w:rPr>
+      </w:pPr>
+      <w:proofErr w:type="spellStart"/>
+      <w:r>
+        <w:rPr>
+          <w:rFonts w:ascii="Times New Roman" w:hAnsi="Times New Roman" w:cs="Times New Roman"/>
+          <w:i/>
+          <w:iCs/>
+          <w:sz w:val="28"/>
+          <w:szCs w:val="28"/>
+          <w:lang w:val="en-US"/>
+        </w:rPr>
+        <w:t>x</w:t>
+      </w:r>
+      <w:r>
+        <w:rPr>
+          <w:rFonts w:ascii="Times New Roman" w:hAnsi="Times New Roman" w:cs="Times New Roman"/>
+          <w:i/>
+          <w:iCs/>
+          <w:sz w:val="28"/>
+          <w:szCs w:val="28"/>
+          <w:vertAlign w:val="subscript"/>
+          <w:lang w:val="en-US"/>
+        </w:rPr>
+        <w:t>k</w:t>
+      </w:r>
+      <w:proofErr w:type="spellEnd"/>
+      <w:r>
+        <w:rPr>
+          <w:rFonts w:ascii="Times New Roman" w:hAnsi="Times New Roman" w:cs="Times New Roman"/>
+          <w:sz w:val="28"/>
+          <w:szCs w:val="28"/>
+        </w:rPr>
+        <w:t xml:space="preserve"> – </w:t>
+      </w:r>
+      <w:r>
+        <w:rPr>
+          <w:rFonts w:ascii="Times New Roman" w:hAnsi="Times New Roman" w:cs="Times New Roman"/>
+          <w:sz w:val="28"/>
+          <w:szCs w:val="28"/>
+        </w:rPr>
+        <w:t>вектор скрытых состояний</w:t>
+      </w:r>
+      <w:r>
+        <w:rPr>
+          <w:rFonts w:ascii="Times New Roman" w:hAnsi="Times New Roman" w:cs="Times New Roman"/>
+          <w:sz w:val="28"/>
+          <w:szCs w:val="28"/>
+        </w:rPr>
+        <w:t>,</w:t>
+      </w:r>
+    </w:p>
+    <w:p>
+      <w:pPr>
+        <w:spacing w:line="360" w:lineRule="auto"/>
+        <w:ind w:firstLine="709"/>
+        <w:jc w:val="both"/>
+        <w:rPr>
+          <w:rFonts w:ascii="Times New Roman" w:hAnsi="Times New Roman" w:cs="Times New Roman"/>
+          <w:sz w:val="28"/>
+          <w:szCs w:val="28"/>
+        </w:rPr>
+      </w:pPr>
+      <w:proofErr w:type="spellStart"/>
+      <w:r>
+        <w:rPr>
+          <w:rFonts w:ascii="Times New Roman" w:hAnsi="Times New Roman" w:cs="Times New Roman"/>
+          <w:i/>
+          <w:iCs/>
+          <w:sz w:val="28"/>
+          <w:szCs w:val="28"/>
+          <w:lang w:val="en-US"/>
+        </w:rPr>
+        <w:t>u</w:t>
+      </w:r>
+      <w:r>
+        <w:rPr>
+          <w:rFonts w:ascii="Times New Roman" w:hAnsi="Times New Roman" w:cs="Times New Roman"/>
+          <w:i/>
+          <w:iCs/>
+          <w:sz w:val="28"/>
+          <w:szCs w:val="28"/>
+          <w:vertAlign w:val="subscript"/>
+          <w:lang w:val="en-US"/>
+        </w:rPr>
+        <w:t>k</w:t>
+      </w:r>
+      <w:proofErr w:type="spellEnd"/>
+      <w:r>
+        <w:rPr>
+          <w:rFonts w:ascii="Times New Roman" w:hAnsi="Times New Roman" w:cs="Times New Roman"/>
+          <w:sz w:val="28"/>
+          <w:szCs w:val="28"/>
+        </w:rPr>
+        <w:t xml:space="preserve"> – </w:t>
+      </w:r>
+      <w:r>
+        <w:rPr>
+          <w:rFonts w:ascii="Times New Roman" w:hAnsi="Times New Roman" w:cs="Times New Roman"/>
+          <w:sz w:val="28"/>
+          <w:szCs w:val="28"/>
+        </w:rPr>
+        <w:t>входные воздействия</w:t>
+      </w:r>
+      <w:r>
+        <w:rPr>
+          <w:rFonts w:ascii="Times New Roman" w:hAnsi="Times New Roman" w:cs="Times New Roman"/>
+          <w:sz w:val="28"/>
+          <w:szCs w:val="28"/>
+        </w:rPr>
+        <w:t>,</w:t>
+      </w:r>
+    </w:p>
+    <w:p>
+      <w:pPr>
+        <w:spacing w:line="360" w:lineRule="auto"/>
+        <w:ind w:firstLine="709"/>
+        <w:jc w:val="both"/>
+        <w:rPr>
+          <w:rFonts w:ascii="Times New Roman" w:hAnsi="Times New Roman" w:cs="Times New Roman"/>
+          <w:sz w:val="28"/>
+          <w:szCs w:val="28"/>
+        </w:rPr>
+      </w:pPr>
+      <w:proofErr w:type="spellStart"/>
+      <w:r>
+        <w:rPr>
+          <w:rFonts w:ascii="Times New Roman" w:hAnsi="Times New Roman" w:cs="Times New Roman"/>
+          <w:i/>
+          <w:iCs/>
+          <w:sz w:val="28"/>
+          <w:szCs w:val="28"/>
+          <w:lang w:val="en-US"/>
+        </w:rPr>
+        <w:t>y</w:t>
+      </w:r>
+      <w:r>
+        <w:rPr>
+          <w:rFonts w:ascii="Times New Roman" w:hAnsi="Times New Roman" w:cs="Times New Roman"/>
+          <w:i/>
+          <w:iCs/>
+          <w:sz w:val="28"/>
+          <w:szCs w:val="28"/>
+          <w:vertAlign w:val="subscript"/>
+          <w:lang w:val="en-US"/>
+        </w:rPr>
+        <w:t>k</w:t>
+      </w:r>
+      <w:proofErr w:type="spellEnd"/>
+      <w:r>
+        <w:rPr>
+          <w:rFonts w:ascii="Times New Roman" w:hAnsi="Times New Roman" w:cs="Times New Roman"/>
+          <w:sz w:val="28"/>
+          <w:szCs w:val="28"/>
+        </w:rPr>
+        <w:t xml:space="preserve"> – </w:t>
+      </w:r>
+      <w:r>
+        <w:rPr>
+          <w:rFonts w:ascii="Times New Roman" w:hAnsi="Times New Roman" w:cs="Times New Roman"/>
+          <w:sz w:val="28"/>
+          <w:szCs w:val="28"/>
+        </w:rPr>
+        <w:t>измерения</w:t>
+      </w:r>
+      <w:r>
+        <w:rPr>
+          <w:rFonts w:ascii="Times New Roman" w:hAnsi="Times New Roman" w:cs="Times New Roman"/>
+          <w:sz w:val="28"/>
+          <w:szCs w:val="28"/>
+        </w:rPr>
+        <w:t>,</w:t>
+      </w:r>
+    </w:p>
+    <w:p>
+      <w:pPr>
+        <w:spacing w:line="360" w:lineRule="auto"/>
+        <w:ind w:firstLine="709"/>
+        <w:jc w:val="both"/>
+        <w:rPr>
+          <w:rFonts w:ascii="Times New Roman" w:hAnsi="Times New Roman" w:cs="Times New Roman"/>
+          <w:sz w:val="28"/>
+          <w:szCs w:val="28"/>
+        </w:rPr>
+      </w:pPr>
+      <w:proofErr w:type="spellStart"/>
+      <w:r>
+        <w:rPr>
+          <w:rFonts w:ascii="Times New Roman" w:hAnsi="Times New Roman" w:cs="Times New Roman"/>
+          <w:i/>
+          <w:iCs/>
+          <w:sz w:val="28"/>
+          <w:szCs w:val="28"/>
+          <w:lang w:val="en-US"/>
+        </w:rPr>
+        <w:t>w</w:t>
+      </w:r>
+      <w:r>
+        <w:rPr>
+          <w:rFonts w:ascii="Times New Roman" w:hAnsi="Times New Roman" w:cs="Times New Roman"/>
+          <w:i/>
+          <w:iCs/>
+          <w:sz w:val="28"/>
+          <w:szCs w:val="28"/>
+          <w:vertAlign w:val="subscript"/>
+          <w:lang w:val="en-US"/>
+        </w:rPr>
+        <w:t>k</w:t>
+      </w:r>
+      <w:proofErr w:type="spellEnd"/>
+      <w:r>
+        <w:rPr>
+          <w:rFonts w:ascii="Times New Roman" w:hAnsi="Times New Roman" w:cs="Times New Roman"/>
+          <w:sz w:val="28"/>
+          <w:szCs w:val="28"/>
+        </w:rPr>
+        <w:t xml:space="preserve"> </w:t>
+      </w:r>
+      <w:r>
+        <w:rPr>
+          <w:rFonts w:ascii="Times New Roman" w:hAnsi="Times New Roman" w:cs="Times New Roman"/>
+          <w:sz w:val="28"/>
+          <w:szCs w:val="28"/>
+        </w:rPr>
+        <w:t xml:space="preserve">и </w:t>
+      </w:r>
+      <w:proofErr w:type="spellStart"/>
+      <w:r>
+        <w:rPr>
+          <w:rFonts w:ascii="Times New Roman" w:hAnsi="Times New Roman" w:cs="Times New Roman"/>
+          <w:sz w:val="28"/>
+          <w:szCs w:val="28"/>
+          <w:lang w:val="en-US"/>
+        </w:rPr>
+        <w:t>v</w:t>
+      </w:r>
+      <w:r>
+        <w:rPr>
+          <w:rFonts w:ascii="Times New Roman" w:hAnsi="Times New Roman" w:cs="Times New Roman"/>
+          <w:i/>
+          <w:iCs/>
+          <w:sz w:val="28"/>
+          <w:szCs w:val="28"/>
+          <w:vertAlign w:val="subscript"/>
+          <w:lang w:val="en-US"/>
+        </w:rPr>
+        <w:t>k</w:t>
+      </w:r>
+      <w:proofErr w:type="spellEnd"/>
+      <w:r>
+        <w:rPr>
+          <w:rFonts w:ascii="Times New Roman" w:hAnsi="Times New Roman" w:cs="Times New Roman"/>
+          <w:sz w:val="28"/>
+          <w:szCs w:val="28"/>
+        </w:rPr>
+        <w:t xml:space="preserve"> – </w:t>
+      </w:r>
+      <w:r>
+        <w:rPr>
+          <w:rFonts w:ascii="Times New Roman" w:hAnsi="Times New Roman" w:cs="Times New Roman"/>
+          <w:sz w:val="28"/>
+          <w:szCs w:val="28"/>
+        </w:rPr>
+        <w:t>процессы и шумы наблюдения</w:t>
+      </w:r>
+      <w:r>
+        <w:rPr>
+          <w:rFonts w:ascii="Times New Roman" w:hAnsi="Times New Roman" w:cs="Times New Roman"/>
+          <w:sz w:val="28"/>
+          <w:szCs w:val="28"/>
+        </w:rPr>
+        <w:t>.</w:t>
+      </w:r>
+    </w:p>
+    <w:p>
+      <w:pPr>
+        <w:spacing w:line="360" w:lineRule="auto"/>
+        <w:ind w:firstLine="709"/>
+        <w:jc w:val="both"/>
+        <w:rPr>
+          <w:rFonts w:ascii="Times New Roman" w:hAnsi="Times New Roman" w:cs="Times New Roman"/>
+          <w:sz w:val="28"/>
+          <w:szCs w:val="28"/>
+          <w:lang w:val="en-US"/>
+        </w:rPr>
+      </w:pPr>
+      <w:r>
+        <w:rPr>
+          <w:rFonts w:ascii="Times New Roman" w:hAnsi="Times New Roman" w:cs="Times New Roman"/>
+          <w:sz w:val="28"/>
+          <w:szCs w:val="28"/>
+        </w:rPr>
+        <w:t>Если в вектор состояния включить не только</w:t>
+      </w:r>
+      <w:r>
+        <w:rPr>
+          <w:rFonts w:ascii="Times New Roman" w:hAnsi="Times New Roman" w:cs="Times New Roman"/>
+          <w:sz w:val="28"/>
+          <w:szCs w:val="28"/>
+        </w:rPr>
+        <w:t xml:space="preserve"> </w:t>
+      </w:r>
+      <w:r>
+        <w:rPr>
+          <w:rFonts w:ascii="Times New Roman" w:hAnsi="Times New Roman" w:cs="Times New Roman"/>
+          <w:i/>
+          <w:iCs/>
+          <w:sz w:val="28"/>
+          <w:szCs w:val="28"/>
+          <w:lang w:val="en-US"/>
+        </w:rPr>
+        <w:t>SOC</w:t>
+      </w:r>
+      <w:r>
+        <w:rPr>
+          <w:rFonts w:ascii="Times New Roman" w:hAnsi="Times New Roman" w:cs="Times New Roman"/>
+          <w:sz w:val="28"/>
+          <w:szCs w:val="28"/>
+        </w:rPr>
+        <w:t xml:space="preserve">, </w:t>
+      </w:r>
+      <w:r>
+        <w:rPr>
+          <w:rFonts w:ascii="Times New Roman" w:hAnsi="Times New Roman" w:cs="Times New Roman"/>
+          <w:sz w:val="28"/>
+          <w:szCs w:val="28"/>
+        </w:rPr>
+        <w:t>но и параметры деградации или коэффициенты эквивалентной схемы, то такие методы позволяют в онлайн-режиме обновлять оценку состояния батареи.</w:t>
+      </w:r>
+    </w:p>
+    <w:p>
+      <w:pPr>
+        <w:spacing w:line="360" w:lineRule="auto"/>
+        <w:ind w:firstLine="709"/>
+        <w:jc w:val="both"/>
+        <w:rPr>
+          <w:rFonts w:ascii="Times New Roman" w:hAnsi="Times New Roman" w:cs="Times New Roman"/>
+          <w:sz w:val="28"/>
+          <w:szCs w:val="28"/>
+          <w:lang w:val="en-US"/>
+        </w:rPr>
+      </w:pPr>
+      <w:r>
+        <w:rPr>
+          <w:rFonts w:ascii="Times New Roman" w:hAnsi="Times New Roman" w:cs="Times New Roman"/>
+          <w:sz w:val="28"/>
+          <w:szCs w:val="28"/>
+        </w:rPr>
+        <w:t xml:space="preserve">Преимущество данного класса моделей состоит в хорошей совместимости с BMS и высокой алгоритмической отработанности. Недостаток заключается в </w:t>
+      </w:r>
+      <w:r>
+        <w:rPr>
+          <w:rFonts w:ascii="Times New Roman" w:hAnsi="Times New Roman" w:cs="Times New Roman"/>
+          <w:sz w:val="28"/>
+          <w:szCs w:val="28"/>
+        </w:rPr>
+        <w:lastRenderedPageBreak/>
+        <w:t xml:space="preserve">сильной зависимости качества оценки от корректности базовой модели состояния. Если </w:t>
+      </w:r>
+      <w:proofErr w:type="spellStart"/>
+      <w:r>
+        <w:rPr>
+          <w:rFonts w:ascii="Times New Roman" w:hAnsi="Times New Roman" w:cs="Times New Roman"/>
+          <w:sz w:val="28"/>
+          <w:szCs w:val="28"/>
+          <w:highlight w:val="yellow"/>
+        </w:rPr>
+        <w:t>underlying</w:t>
+      </w:r>
+      <w:proofErr w:type="spellEnd"/>
+      <w:r>
+        <w:rPr>
+          <w:rFonts w:ascii="Times New Roman" w:hAnsi="Times New Roman" w:cs="Times New Roman"/>
+          <w:sz w:val="28"/>
+          <w:szCs w:val="28"/>
+        </w:rPr>
+        <w:t xml:space="preserve"> модель недостаточно адекватна, фильтрационная схема не устраняет эту ошибку, а лишь рекурсивно распространяет её.</w:t>
+      </w:r>
+    </w:p>
+    <w:p>
+      <w:pPr>
+        <w:spacing w:line="360" w:lineRule="auto"/>
+        <w:ind w:firstLine="709"/>
+        <w:jc w:val="both"/>
+        <w:rPr>
+          <w:rFonts w:ascii="Times New Roman" w:hAnsi="Times New Roman" w:cs="Times New Roman"/>
+          <w:sz w:val="28"/>
+          <w:szCs w:val="28"/>
+          <w:lang w:val="en-US"/>
+        </w:rPr>
+      </w:pPr>
+    </w:p>
+    <w:p>
+      <w:pPr>
+        <w:spacing w:line="360" w:lineRule="auto"/>
+        <w:ind w:firstLine="709"/>
+        <w:jc w:val="both"/>
+        <w:rPr>
+          <w:rFonts w:ascii="Times New Roman" w:hAnsi="Times New Roman" w:cs="Times New Roman"/>
+          <w:b/>
+          <w:bCs/>
+          <w:sz w:val="28"/>
+          <w:szCs w:val="28"/>
+          <w:lang w:val="en-US"/>
+        </w:rPr>
+      </w:pPr>
+      <w:r>
+        <w:rPr>
+          <w:rFonts w:ascii="Times New Roman" w:hAnsi="Times New Roman" w:cs="Times New Roman"/>
+          <w:b/>
+          <w:bCs/>
+          <w:sz w:val="28"/>
+          <w:szCs w:val="28"/>
+          <w:lang w:val="en-US"/>
+        </w:rPr>
+        <w:t xml:space="preserve">1.5.4 Data-driven </w:t>
+      </w:r>
+      <w:r>
+        <w:rPr>
+          <w:rFonts w:ascii="Times New Roman" w:hAnsi="Times New Roman" w:cs="Times New Roman"/>
+          <w:b/>
+          <w:bCs/>
+          <w:sz w:val="28"/>
+          <w:szCs w:val="28"/>
+        </w:rPr>
+        <w:t>и</w:t>
+      </w:r>
+      <w:r>
+        <w:rPr>
+          <w:rFonts w:ascii="Times New Roman" w:hAnsi="Times New Roman" w:cs="Times New Roman"/>
+          <w:b/>
+          <w:bCs/>
+          <w:sz w:val="28"/>
+          <w:szCs w:val="28"/>
+          <w:lang w:val="en-US"/>
+        </w:rPr>
+        <w:t xml:space="preserve"> deep learning </w:t>
+      </w:r>
+      <w:r>
+        <w:rPr>
+          <w:rFonts w:ascii="Times New Roman" w:hAnsi="Times New Roman" w:cs="Times New Roman"/>
+          <w:b/>
+          <w:bCs/>
+          <w:sz w:val="28"/>
+          <w:szCs w:val="28"/>
+        </w:rPr>
+        <w:t>модели</w:t>
+      </w:r>
+    </w:p>
+    <w:p>
+      <w:pPr>
+        <w:spacing w:line="360" w:lineRule="auto"/>
+        <w:ind w:firstLine="709"/>
+        <w:jc w:val="both"/>
+        <w:rPr>
+          <w:rFonts w:ascii="Times New Roman" w:hAnsi="Times New Roman" w:cs="Times New Roman"/>
+          <w:sz w:val="28"/>
+          <w:szCs w:val="28"/>
+          <w:lang w:val="en-US"/>
+        </w:rPr>
+      </w:pPr>
+    </w:p>
+    <w:p>
+      <w:pPr>
+        <w:spacing w:line="360" w:lineRule="auto"/>
+        <w:ind w:firstLine="709"/>
+        <w:jc w:val="both"/>
+        <w:rPr>
+          <w:rFonts w:ascii="Times New Roman" w:hAnsi="Times New Roman" w:cs="Times New Roman"/>
+          <w:sz w:val="28"/>
+          <w:szCs w:val="28"/>
+        </w:rPr>
+      </w:pPr>
+      <w:r>
+        <w:rPr>
+          <w:rFonts w:ascii="Times New Roman" w:hAnsi="Times New Roman" w:cs="Times New Roman"/>
+          <w:sz w:val="28"/>
+          <w:szCs w:val="28"/>
+        </w:rPr>
+        <w:t xml:space="preserve">Модели машинного обучения и глубокого обучения в последние годы получили особенно широкое распространение. Обзоры 2024–2025 годов указывают, что именно </w:t>
+      </w:r>
+      <w:proofErr w:type="spellStart"/>
+      <w:r>
+        <w:rPr>
+          <w:rFonts w:ascii="Times New Roman" w:hAnsi="Times New Roman" w:cs="Times New Roman"/>
+          <w:sz w:val="28"/>
+          <w:szCs w:val="28"/>
+          <w:highlight w:val="yellow"/>
+        </w:rPr>
+        <w:t>artificial</w:t>
+      </w:r>
+      <w:proofErr w:type="spellEnd"/>
+      <w:r>
+        <w:rPr>
+          <w:rFonts w:ascii="Times New Roman" w:hAnsi="Times New Roman" w:cs="Times New Roman"/>
+          <w:sz w:val="28"/>
+          <w:szCs w:val="28"/>
+          <w:highlight w:val="yellow"/>
+        </w:rPr>
+        <w:t xml:space="preserve"> </w:t>
+      </w:r>
+      <w:proofErr w:type="spellStart"/>
+      <w:r>
+        <w:rPr>
+          <w:rFonts w:ascii="Times New Roman" w:hAnsi="Times New Roman" w:cs="Times New Roman"/>
+          <w:sz w:val="28"/>
+          <w:szCs w:val="28"/>
+          <w:highlight w:val="yellow"/>
+        </w:rPr>
+        <w:t>intelligence</w:t>
+      </w:r>
+      <w:proofErr w:type="spellEnd"/>
+      <w:r>
+        <w:rPr>
+          <w:rFonts w:ascii="Times New Roman" w:hAnsi="Times New Roman" w:cs="Times New Roman"/>
+          <w:sz w:val="28"/>
+          <w:szCs w:val="28"/>
+          <w:highlight w:val="yellow"/>
+        </w:rPr>
+        <w:t xml:space="preserve"> </w:t>
+      </w:r>
+      <w:proofErr w:type="spellStart"/>
+      <w:r>
+        <w:rPr>
+          <w:rFonts w:ascii="Times New Roman" w:hAnsi="Times New Roman" w:cs="Times New Roman"/>
+          <w:sz w:val="28"/>
+          <w:szCs w:val="28"/>
+          <w:highlight w:val="yellow"/>
+        </w:rPr>
+        <w:t>strategies</w:t>
+      </w:r>
+      <w:proofErr w:type="spellEnd"/>
+      <w:r>
+        <w:rPr>
+          <w:rFonts w:ascii="Times New Roman" w:hAnsi="Times New Roman" w:cs="Times New Roman"/>
+          <w:sz w:val="28"/>
+          <w:szCs w:val="28"/>
+          <w:highlight w:val="yellow"/>
+        </w:rPr>
+        <w:t xml:space="preserve">, </w:t>
+      </w:r>
+      <w:proofErr w:type="spellStart"/>
+      <w:r>
+        <w:rPr>
+          <w:rFonts w:ascii="Times New Roman" w:hAnsi="Times New Roman" w:cs="Times New Roman"/>
+          <w:sz w:val="28"/>
+          <w:szCs w:val="28"/>
+          <w:highlight w:val="yellow"/>
+        </w:rPr>
+        <w:t>online</w:t>
+      </w:r>
+      <w:proofErr w:type="spellEnd"/>
+      <w:r>
+        <w:rPr>
+          <w:rFonts w:ascii="Times New Roman" w:hAnsi="Times New Roman" w:cs="Times New Roman"/>
+          <w:sz w:val="28"/>
+          <w:szCs w:val="28"/>
+          <w:highlight w:val="yellow"/>
+        </w:rPr>
+        <w:t xml:space="preserve"> </w:t>
+      </w:r>
+      <w:proofErr w:type="spellStart"/>
+      <w:r>
+        <w:rPr>
+          <w:rFonts w:ascii="Times New Roman" w:hAnsi="Times New Roman" w:cs="Times New Roman"/>
+          <w:sz w:val="28"/>
+          <w:szCs w:val="28"/>
+          <w:highlight w:val="yellow"/>
+        </w:rPr>
+        <w:t>estimation</w:t>
+      </w:r>
+      <w:proofErr w:type="spellEnd"/>
+      <w:r>
+        <w:rPr>
+          <w:rFonts w:ascii="Times New Roman" w:hAnsi="Times New Roman" w:cs="Times New Roman"/>
+          <w:sz w:val="28"/>
+          <w:szCs w:val="28"/>
+          <w:highlight w:val="yellow"/>
+        </w:rPr>
+        <w:t xml:space="preserve"> и </w:t>
+      </w:r>
+      <w:proofErr w:type="spellStart"/>
+      <w:r>
+        <w:rPr>
+          <w:rFonts w:ascii="Times New Roman" w:hAnsi="Times New Roman" w:cs="Times New Roman"/>
+          <w:sz w:val="28"/>
+          <w:szCs w:val="28"/>
+          <w:highlight w:val="yellow"/>
+        </w:rPr>
+        <w:t>hybrid</w:t>
+      </w:r>
+      <w:proofErr w:type="spellEnd"/>
+      <w:r>
+        <w:rPr>
+          <w:rFonts w:ascii="Times New Roman" w:hAnsi="Times New Roman" w:cs="Times New Roman"/>
+          <w:sz w:val="28"/>
+          <w:szCs w:val="28"/>
+          <w:highlight w:val="yellow"/>
+        </w:rPr>
+        <w:t xml:space="preserve"> </w:t>
+      </w:r>
+      <w:proofErr w:type="spellStart"/>
+      <w:r>
+        <w:rPr>
+          <w:rFonts w:ascii="Times New Roman" w:hAnsi="Times New Roman" w:cs="Times New Roman"/>
+          <w:sz w:val="28"/>
+          <w:szCs w:val="28"/>
+          <w:highlight w:val="yellow"/>
+        </w:rPr>
+        <w:t>approaches</w:t>
+      </w:r>
+      <w:proofErr w:type="spellEnd"/>
+      <w:r>
+        <w:rPr>
+          <w:rFonts w:ascii="Times New Roman" w:hAnsi="Times New Roman" w:cs="Times New Roman"/>
+          <w:sz w:val="28"/>
+          <w:szCs w:val="28"/>
+        </w:rPr>
+        <w:t xml:space="preserve"> формируют один из основных фронтов</w:t>
+      </w:r>
+      <w:r>
+        <w:rPr>
+          <w:rFonts w:ascii="Times New Roman" w:hAnsi="Times New Roman" w:cs="Times New Roman"/>
+          <w:sz w:val="28"/>
+          <w:szCs w:val="28"/>
+        </w:rPr>
+        <w:t xml:space="preserve"> </w:t>
+      </w:r>
+      <w:r>
+        <w:rPr>
+          <w:rFonts w:ascii="Times New Roman" w:hAnsi="Times New Roman" w:cs="Times New Roman"/>
+          <w:i/>
+          <w:iCs/>
+          <w:sz w:val="28"/>
+          <w:szCs w:val="28"/>
+          <w:lang w:val="en-US"/>
+        </w:rPr>
+        <w:t>SOH</w:t>
+      </w:r>
+      <w:r>
+        <w:rPr>
+          <w:rFonts w:ascii="Times New Roman" w:hAnsi="Times New Roman" w:cs="Times New Roman"/>
+          <w:i/>
+          <w:iCs/>
+          <w:sz w:val="28"/>
+          <w:szCs w:val="28"/>
+        </w:rPr>
+        <w:t>/</w:t>
+      </w:r>
+      <w:r>
+        <w:rPr>
+          <w:rFonts w:ascii="Times New Roman" w:hAnsi="Times New Roman" w:cs="Times New Roman"/>
+          <w:i/>
+          <w:iCs/>
+          <w:sz w:val="28"/>
+          <w:szCs w:val="28"/>
+          <w:lang w:val="en-US"/>
+        </w:rPr>
+        <w:t>RUL</w:t>
+      </w:r>
+      <w:r>
+        <w:rPr>
+          <w:rFonts w:ascii="Times New Roman" w:hAnsi="Times New Roman" w:cs="Times New Roman"/>
+          <w:sz w:val="28"/>
+          <w:szCs w:val="28"/>
+        </w:rPr>
+        <w:t xml:space="preserve">-оценки. </w:t>
+      </w:r>
+      <w:r>
+        <w:rPr>
+          <w:rFonts w:ascii="Times New Roman" w:hAnsi="Times New Roman" w:cs="Times New Roman"/>
+          <w:sz w:val="28"/>
+          <w:szCs w:val="28"/>
+        </w:rPr>
+        <w:t>В типичном случае строится отображение</w:t>
+      </w:r>
+    </w:p>
+    <w:p>
+      <w:pPr>
+        <w:spacing w:line="360" w:lineRule="auto"/>
+        <w:ind w:firstLine="709"/>
+        <w:jc w:val="both"/>
+        <w:rPr>
+          <w:rFonts w:ascii="Times New Roman" w:hAnsi="Times New Roman" w:cs="Times New Roman"/>
+          <w:sz w:val="28"/>
+          <w:szCs w:val="28"/>
+        </w:rPr>
+      </w:pPr>
+    </w:p>
+    <w:p>
+      <w:pPr>
+        <w:spacing w:line="360" w:lineRule="auto"/>
+        <w:ind w:firstLine="709"/>
+        <w:jc w:val="both"/>
+        <w:rPr>
+          <w:rFonts w:ascii="Times New Roman" w:hAnsi="Times New Roman" w:cs="Times New Roman"/>
+          <w:sz w:val="28"/>
+          <w:szCs w:val="28"/>
+          <w:lang w:val="en-US"/>
+        </w:rPr>
+      </w:pPr>
+      <w:r>
+        <w:rPr>
+          <w:rFonts w:ascii="Times New Roman" w:hAnsi="Times New Roman" w:cs="Times New Roman"/>
+          <w:position w:val="-14"/>
+          <w:sz w:val="28"/>
+          <w:szCs w:val="28"/>
+        </w:rPr>
+        <w:object w:dxaOrig="3300" w:dyaOrig="400" w14:anchorId="6CA6F6A7">
+          <v:shape id="_x0000_i1098" type="#_x0000_t75" style="width:165.05pt;height:19.7pt" o:ole="">
+            <v:imagedata r:id="rId129" o:title=""/>
+          </v:shape>
+          <o:OLEObject Type="Embed" ProgID="Equation.DSMT4" ShapeID="_x0000_i1098" DrawAspect="Content" ObjectID="_1835855416" r:id="rId130"/>
+        </w:object>
+      </w:r>
+    </w:p>
+    <w:p>
+      <w:pPr>
+        <w:spacing w:line="360" w:lineRule="auto"/>
+        <w:ind w:firstLine="709"/>
+        <w:jc w:val="both"/>
+        <w:rPr>
+          <w:rFonts w:ascii="Times New Roman" w:hAnsi="Times New Roman" w:cs="Times New Roman"/>
+          <w:sz w:val="28"/>
+          <w:szCs w:val="28"/>
+          <w:lang w:val="en-US"/>
+        </w:rPr>
+      </w:pPr>
+    </w:p>
+    <w:p>
+      <w:pPr>
+        <w:spacing w:line="360" w:lineRule="auto"/>
+        <w:ind w:firstLine="709"/>
+        <w:jc w:val="both"/>
+        <w:rPr>
+          <w:rFonts w:ascii="Times New Roman" w:hAnsi="Times New Roman" w:cs="Times New Roman"/>
+          <w:sz w:val="28"/>
+          <w:szCs w:val="28"/>
+          <w:lang w:val="en-US"/>
+        </w:rPr>
+      </w:pPr>
+      <w:r>
+        <w:rPr>
+          <w:rFonts w:ascii="Times New Roman" w:hAnsi="Times New Roman" w:cs="Times New Roman"/>
+          <w:sz w:val="28"/>
+          <w:szCs w:val="28"/>
+        </w:rPr>
+        <w:t xml:space="preserve">, где </w:t>
+      </w:r>
+      <w:r>
+        <w:rPr>
+          <w:rFonts w:ascii="Times New Roman" w:hAnsi="Times New Roman" w:cs="Times New Roman"/>
+          <w:sz w:val="28"/>
+          <w:szCs w:val="28"/>
+          <w:lang w:val="en-US"/>
+        </w:rPr>
+        <w:t>z</w:t>
+      </w:r>
+      <w:r>
+        <w:rPr>
+          <w:rFonts w:ascii="Times New Roman" w:hAnsi="Times New Roman" w:cs="Times New Roman"/>
+          <w:sz w:val="28"/>
+          <w:szCs w:val="28"/>
+        </w:rPr>
+        <w:t>(</w:t>
+      </w:r>
+      <w:r>
+        <w:rPr>
+          <w:rFonts w:ascii="Times New Roman" w:hAnsi="Times New Roman" w:cs="Times New Roman"/>
+          <w:sz w:val="28"/>
+          <w:szCs w:val="28"/>
+          <w:lang w:val="en-US"/>
+        </w:rPr>
+        <w:t>t</w:t>
+      </w:r>
+      <w:r>
+        <w:rPr>
+          <w:rFonts w:ascii="Times New Roman" w:hAnsi="Times New Roman" w:cs="Times New Roman"/>
+          <w:sz w:val="28"/>
+          <w:szCs w:val="28"/>
+        </w:rPr>
+        <w:t xml:space="preserve">) – </w:t>
+      </w:r>
+      <w:r>
+        <w:rPr>
+          <w:rFonts w:ascii="Times New Roman" w:hAnsi="Times New Roman" w:cs="Times New Roman"/>
+          <w:sz w:val="28"/>
+          <w:szCs w:val="28"/>
+        </w:rPr>
+        <w:t>вектор признаков, извлечённых из напряжения, тока, температуры, зарядных кривых или спектральных данных.</w:t>
+      </w:r>
+    </w:p>
+    <w:p>
+      <w:pPr>
+        <w:spacing w:line="360" w:lineRule="auto"/>
+        <w:ind w:firstLine="709"/>
+        <w:jc w:val="both"/>
+        <w:rPr>
+          <w:rFonts w:ascii="Times New Roman" w:hAnsi="Times New Roman" w:cs="Times New Roman"/>
+          <w:sz w:val="28"/>
+          <w:szCs w:val="28"/>
+          <w:lang w:val="en-US"/>
+        </w:rPr>
+      </w:pPr>
+      <w:r>
+        <w:rPr>
+          <w:rFonts w:ascii="Times New Roman" w:hAnsi="Times New Roman" w:cs="Times New Roman"/>
+          <w:sz w:val="28"/>
+          <w:szCs w:val="28"/>
+        </w:rPr>
+        <w:t xml:space="preserve">К преимуществам </w:t>
+      </w:r>
+      <w:proofErr w:type="spellStart"/>
+      <w:r>
+        <w:rPr>
+          <w:rFonts w:ascii="Times New Roman" w:hAnsi="Times New Roman" w:cs="Times New Roman"/>
+          <w:sz w:val="28"/>
+          <w:szCs w:val="28"/>
+          <w:highlight w:val="yellow"/>
+        </w:rPr>
+        <w:t>data-driven</w:t>
+      </w:r>
+      <w:proofErr w:type="spellEnd"/>
+      <w:r>
+        <w:rPr>
+          <w:rFonts w:ascii="Times New Roman" w:hAnsi="Times New Roman" w:cs="Times New Roman"/>
+          <w:sz w:val="28"/>
+          <w:szCs w:val="28"/>
+        </w:rPr>
+        <w:t xml:space="preserve"> подходов относится высокая гибкость и способность описывать сложные нелинейные зависимости. Однако эти модели чрезвычайно чувствительны к объёму и качеству обучающей выборки, к смещению распределения между </w:t>
+      </w:r>
+      <w:proofErr w:type="spellStart"/>
+      <w:r>
+        <w:rPr>
+          <w:rFonts w:ascii="Times New Roman" w:hAnsi="Times New Roman" w:cs="Times New Roman"/>
+          <w:sz w:val="28"/>
+          <w:szCs w:val="28"/>
+          <w:highlight w:val="yellow"/>
+        </w:rPr>
+        <w:t>train</w:t>
+      </w:r>
+      <w:proofErr w:type="spellEnd"/>
+      <w:r>
+        <w:rPr>
+          <w:rFonts w:ascii="Times New Roman" w:hAnsi="Times New Roman" w:cs="Times New Roman"/>
+          <w:sz w:val="28"/>
+          <w:szCs w:val="28"/>
+          <w:highlight w:val="yellow"/>
+        </w:rPr>
+        <w:t xml:space="preserve"> и </w:t>
+      </w:r>
+      <w:proofErr w:type="spellStart"/>
+      <w:r>
+        <w:rPr>
+          <w:rFonts w:ascii="Times New Roman" w:hAnsi="Times New Roman" w:cs="Times New Roman"/>
+          <w:sz w:val="28"/>
+          <w:szCs w:val="28"/>
+          <w:highlight w:val="yellow"/>
+        </w:rPr>
+        <w:t>deployment</w:t>
+      </w:r>
+      <w:proofErr w:type="spellEnd"/>
+      <w:r>
+        <w:rPr>
+          <w:rFonts w:ascii="Times New Roman" w:hAnsi="Times New Roman" w:cs="Times New Roman"/>
+          <w:sz w:val="28"/>
+          <w:szCs w:val="28"/>
+          <w:highlight w:val="yellow"/>
+        </w:rPr>
+        <w:t xml:space="preserve">, а также к </w:t>
+      </w:r>
+      <w:proofErr w:type="spellStart"/>
+      <w:r>
+        <w:rPr>
+          <w:rFonts w:ascii="Times New Roman" w:hAnsi="Times New Roman" w:cs="Times New Roman"/>
+          <w:sz w:val="28"/>
+          <w:szCs w:val="28"/>
+          <w:highlight w:val="yellow"/>
+        </w:rPr>
+        <w:t>representativeness</w:t>
+      </w:r>
+      <w:proofErr w:type="spellEnd"/>
+      <w:r>
+        <w:rPr>
+          <w:rFonts w:ascii="Times New Roman" w:hAnsi="Times New Roman" w:cs="Times New Roman"/>
+          <w:sz w:val="28"/>
+          <w:szCs w:val="28"/>
+        </w:rPr>
+        <w:t xml:space="preserve"> используемых признаков. При этом интерпретируемость их решений часто остаётся ограниченной.</w:t>
+      </w:r>
+    </w:p>
+    <w:p>
+      <w:pPr>
+        <w:spacing w:line="360" w:lineRule="auto"/>
+        <w:ind w:firstLine="709"/>
+        <w:jc w:val="both"/>
+        <w:rPr>
+          <w:rFonts w:ascii="Times New Roman" w:hAnsi="Times New Roman" w:cs="Times New Roman"/>
+          <w:iCs/>
+          <w:sz w:val="28"/>
+          <w:szCs w:val="28"/>
+          <w:lang w:val="en-US"/>
+        </w:rPr>
+      </w:pPr>
+      <w:r>
+        <w:rPr>
+          <w:rFonts w:ascii="Times New Roman" w:hAnsi="Times New Roman" w:cs="Times New Roman"/>
+          <w:sz w:val="28"/>
+          <w:szCs w:val="28"/>
+        </w:rPr>
+        <w:t xml:space="preserve">Особый интерес представляют современные EIS-ориентированные </w:t>
+      </w:r>
+      <w:proofErr w:type="spellStart"/>
+      <w:r>
+        <w:rPr>
+          <w:rFonts w:ascii="Times New Roman" w:hAnsi="Times New Roman" w:cs="Times New Roman"/>
+          <w:sz w:val="28"/>
+          <w:szCs w:val="28"/>
+          <w:highlight w:val="yellow"/>
+        </w:rPr>
+        <w:t>data-driven</w:t>
+      </w:r>
+      <w:proofErr w:type="spellEnd"/>
+      <w:r>
+        <w:rPr>
+          <w:rFonts w:ascii="Times New Roman" w:hAnsi="Times New Roman" w:cs="Times New Roman"/>
+          <w:sz w:val="28"/>
+          <w:szCs w:val="28"/>
+        </w:rPr>
+        <w:t xml:space="preserve"> модели. Так, в работе 2024 года предложен метод раннего прогноза ресурса, основанный на </w:t>
+      </w:r>
+      <w:proofErr w:type="spellStart"/>
+      <w:r>
+        <w:rPr>
+          <w:rFonts w:ascii="Times New Roman" w:hAnsi="Times New Roman" w:cs="Times New Roman"/>
+          <w:sz w:val="28"/>
+          <w:szCs w:val="28"/>
+          <w:highlight w:val="yellow"/>
+        </w:rPr>
+        <w:t>geometric</w:t>
+      </w:r>
+      <w:proofErr w:type="spellEnd"/>
+      <w:r>
+        <w:rPr>
+          <w:rFonts w:ascii="Times New Roman" w:hAnsi="Times New Roman" w:cs="Times New Roman"/>
+          <w:sz w:val="28"/>
+          <w:szCs w:val="28"/>
+          <w:highlight w:val="yellow"/>
+        </w:rPr>
+        <w:t xml:space="preserve"> </w:t>
+      </w:r>
+      <w:proofErr w:type="spellStart"/>
+      <w:r>
+        <w:rPr>
+          <w:rFonts w:ascii="Times New Roman" w:hAnsi="Times New Roman" w:cs="Times New Roman"/>
+          <w:sz w:val="28"/>
+          <w:szCs w:val="28"/>
+          <w:highlight w:val="yellow"/>
+        </w:rPr>
+        <w:t>health</w:t>
+      </w:r>
+      <w:proofErr w:type="spellEnd"/>
+      <w:r>
+        <w:rPr>
+          <w:rFonts w:ascii="Times New Roman" w:hAnsi="Times New Roman" w:cs="Times New Roman"/>
+          <w:sz w:val="28"/>
+          <w:szCs w:val="28"/>
+          <w:highlight w:val="yellow"/>
+        </w:rPr>
+        <w:t xml:space="preserve"> </w:t>
+      </w:r>
+      <w:proofErr w:type="spellStart"/>
+      <w:r>
+        <w:rPr>
+          <w:rFonts w:ascii="Times New Roman" w:hAnsi="Times New Roman" w:cs="Times New Roman"/>
+          <w:sz w:val="28"/>
+          <w:szCs w:val="28"/>
+          <w:highlight w:val="yellow"/>
+        </w:rPr>
+        <w:t>factors</w:t>
+      </w:r>
+      <w:proofErr w:type="spellEnd"/>
+      <w:r>
+        <w:rPr>
+          <w:rFonts w:ascii="Times New Roman" w:hAnsi="Times New Roman" w:cs="Times New Roman"/>
+          <w:sz w:val="28"/>
+          <w:szCs w:val="28"/>
+        </w:rPr>
+        <w:t>, извлечённых из средне- и низкочастотной части спектра Найквиста. Авторы</w:t>
+      </w:r>
+      <w:r>
+        <w:rPr>
+          <w:rFonts w:ascii="Times New Roman" w:hAnsi="Times New Roman" w:cs="Times New Roman"/>
+          <w:sz w:val="28"/>
+          <w:szCs w:val="28"/>
+        </w:rPr>
+        <w:t xml:space="preserve"> </w:t>
+      </w:r>
+      <w:r>
+        <w:rPr>
+          <w:rFonts w:ascii="Times New Roman" w:hAnsi="Times New Roman" w:cs="Times New Roman"/>
+          <w:sz w:val="28"/>
+          <w:szCs w:val="28"/>
+        </w:rPr>
+        <w:t xml:space="preserve">показали, что такие признаки могут использоваться в гибридной линейно-регрессионной и </w:t>
+      </w:r>
+      <w:proofErr w:type="spellStart"/>
+      <w:r>
+        <w:rPr>
+          <w:rFonts w:ascii="Times New Roman" w:hAnsi="Times New Roman" w:cs="Times New Roman"/>
+          <w:sz w:val="28"/>
+          <w:szCs w:val="28"/>
+          <w:highlight w:val="yellow"/>
+        </w:rPr>
+        <w:t>ensemble-learning</w:t>
+      </w:r>
+      <w:proofErr w:type="spellEnd"/>
+      <w:r>
+        <w:rPr>
+          <w:rFonts w:ascii="Times New Roman" w:hAnsi="Times New Roman" w:cs="Times New Roman"/>
+          <w:sz w:val="28"/>
+          <w:szCs w:val="28"/>
+        </w:rPr>
+        <w:t xml:space="preserve"> </w:t>
+      </w:r>
+      <w:r>
+        <w:rPr>
+          <w:rFonts w:ascii="Times New Roman" w:hAnsi="Times New Roman" w:cs="Times New Roman"/>
+          <w:sz w:val="28"/>
+          <w:szCs w:val="28"/>
+        </w:rPr>
+        <w:lastRenderedPageBreak/>
+        <w:t xml:space="preserve">схеме для </w:t>
+      </w:r>
+      <w:proofErr w:type="spellStart"/>
+      <w:r>
+        <w:rPr>
+          <w:rFonts w:ascii="Times New Roman" w:hAnsi="Times New Roman" w:cs="Times New Roman"/>
+          <w:sz w:val="28"/>
+          <w:szCs w:val="28"/>
+          <w:highlight w:val="yellow"/>
+        </w:rPr>
+        <w:t>early-stage</w:t>
+      </w:r>
+      <w:proofErr w:type="spellEnd"/>
+      <w:r>
+        <w:rPr>
+          <w:rFonts w:ascii="Times New Roman" w:hAnsi="Times New Roman" w:cs="Times New Roman"/>
+          <w:sz w:val="28"/>
+          <w:szCs w:val="28"/>
+        </w:rPr>
+        <w:t xml:space="preserve"> </w:t>
+      </w:r>
+      <w:r>
+        <w:rPr>
+          <w:rFonts w:ascii="Times New Roman" w:hAnsi="Times New Roman" w:cs="Times New Roman"/>
+          <w:i/>
+          <w:iCs/>
+          <w:sz w:val="28"/>
+          <w:szCs w:val="28"/>
+        </w:rPr>
+        <w:t>RUL</w:t>
+      </w:r>
+      <w:r>
+        <w:rPr>
+          <w:rFonts w:ascii="Times New Roman" w:hAnsi="Times New Roman" w:cs="Times New Roman"/>
+          <w:iCs/>
+          <w:sz w:val="28"/>
+          <w:szCs w:val="28"/>
+        </w:rPr>
+        <w:t xml:space="preserve"> </w:t>
+      </w:r>
+      <w:proofErr w:type="spellStart"/>
+      <w:r>
+        <w:rPr>
+          <w:rFonts w:ascii="Times New Roman" w:hAnsi="Times New Roman" w:cs="Times New Roman"/>
+          <w:iCs/>
+          <w:sz w:val="28"/>
+          <w:szCs w:val="28"/>
+          <w:highlight w:val="yellow"/>
+        </w:rPr>
+        <w:t>prediction</w:t>
+      </w:r>
+      <w:proofErr w:type="spellEnd"/>
+      <w:r>
+        <w:rPr>
+          <w:rFonts w:ascii="Times New Roman" w:hAnsi="Times New Roman" w:cs="Times New Roman"/>
+          <w:iCs/>
+          <w:sz w:val="28"/>
+          <w:szCs w:val="28"/>
+        </w:rPr>
+        <w:t xml:space="preserve"> и обладают хорошей обобщающей способностью в различных режимах.</w:t>
+      </w:r>
+      <w:r>
+        <w:rPr>
+          <w:rFonts w:ascii="Times New Roman" w:hAnsi="Times New Roman" w:cs="Times New Roman"/>
+          <w:iCs/>
+          <w:sz w:val="28"/>
+          <w:szCs w:val="28"/>
+        </w:rPr>
+        <w:t xml:space="preserve"> </w:t>
+      </w:r>
+      <w:r>
+        <w:rPr>
+          <w:rFonts w:ascii="Times New Roman" w:hAnsi="Times New Roman" w:cs="Times New Roman"/>
+          <w:iCs/>
+          <w:sz w:val="28"/>
+          <w:szCs w:val="28"/>
+        </w:rPr>
+        <w:t>Этот результат особенно важен для настоящей диссертации, поскольку он подтверждает фундаментальную реализуемость идеи «импедансные признаки → прогноз ресурса», но при этом оставляет открытым вопрос о физической унификации таких признаков для разных химических систем и режимов эксплуатации.</w:t>
+      </w:r>
+    </w:p>
+    <w:p>
+      <w:pPr>
+        <w:spacing w:line="360" w:lineRule="auto"/>
+        <w:ind w:firstLine="709"/>
+        <w:jc w:val="both"/>
+        <w:rPr>
+          <w:rFonts w:ascii="Times New Roman" w:hAnsi="Times New Roman" w:cs="Times New Roman"/>
+          <w:iCs/>
+          <w:sz w:val="28"/>
+          <w:szCs w:val="28"/>
+          <w:lang w:val="en-US"/>
+        </w:rPr>
+      </w:pPr>
+    </w:p>
+    <w:p>
+      <w:pPr>
+        <w:spacing w:line="360" w:lineRule="auto"/>
+        <w:ind w:firstLine="709"/>
+        <w:jc w:val="both"/>
+        <w:rPr>
+          <w:rFonts w:ascii="Times New Roman" w:hAnsi="Times New Roman" w:cs="Times New Roman"/>
+          <w:b/>
+          <w:bCs/>
+          <w:iCs/>
+          <w:sz w:val="28"/>
+          <w:szCs w:val="28"/>
+          <w:lang w:val="en-US"/>
+        </w:rPr>
+      </w:pPr>
+      <w:r>
+        <w:rPr>
+          <w:rFonts w:ascii="Times New Roman" w:hAnsi="Times New Roman" w:cs="Times New Roman"/>
+          <w:b/>
+          <w:bCs/>
+          <w:iCs/>
+          <w:sz w:val="28"/>
+          <w:szCs w:val="28"/>
+        </w:rPr>
+        <w:t>1.5.5 Гибридные модели</w:t>
+      </w:r>
+    </w:p>
+    <w:p>
+      <w:pPr>
+        <w:spacing w:line="360" w:lineRule="auto"/>
+        <w:ind w:firstLine="709"/>
+        <w:jc w:val="both"/>
+        <w:rPr>
+          <w:rFonts w:ascii="Times New Roman" w:hAnsi="Times New Roman" w:cs="Times New Roman"/>
+          <w:sz w:val="28"/>
+          <w:szCs w:val="28"/>
+          <w:lang w:val="en-US"/>
+        </w:rPr>
+      </w:pPr>
+    </w:p>
+    <w:p>
+      <w:pPr>
+        <w:spacing w:line="360" w:lineRule="auto"/>
+        <w:ind w:firstLine="709"/>
+        <w:jc w:val="both"/>
+        <w:rPr>
+          <w:rFonts w:ascii="Times New Roman" w:hAnsi="Times New Roman" w:cs="Times New Roman"/>
+          <w:sz w:val="28"/>
+          <w:szCs w:val="28"/>
+          <w:lang w:val="en-US"/>
+        </w:rPr>
+      </w:pPr>
+      <w:r>
+        <w:rPr>
+          <w:rFonts w:ascii="Times New Roman" w:hAnsi="Times New Roman" w:cs="Times New Roman"/>
+          <w:sz w:val="28"/>
+          <w:szCs w:val="28"/>
+        </w:rPr>
+        <w:t xml:space="preserve">Гибридные модели формируются как ответ на ограничения как чисто физических, так и чисто </w:t>
+      </w:r>
+      <w:proofErr w:type="spellStart"/>
+      <w:r>
+        <w:rPr>
+          <w:rFonts w:ascii="Times New Roman" w:hAnsi="Times New Roman" w:cs="Times New Roman"/>
+          <w:sz w:val="28"/>
+          <w:szCs w:val="28"/>
+          <w:highlight w:val="yellow"/>
+        </w:rPr>
+        <w:t>data-driven</w:t>
+      </w:r>
+      <w:proofErr w:type="spellEnd"/>
+      <w:r>
+        <w:rPr>
+          <w:rFonts w:ascii="Times New Roman" w:hAnsi="Times New Roman" w:cs="Times New Roman"/>
+          <w:sz w:val="28"/>
+          <w:szCs w:val="28"/>
+        </w:rPr>
+        <w:t xml:space="preserve"> подходов. Их принцип состоит в том, что часть структуры модели задаётся физикой процесса, а часть — обучается по данным. Например, физически мотивированные признаки могут использоваться как входы нейронной сети; или, наоборот, ML-модель может корректировать параметры упрощённой физической модели. Современные обзоры подчёркивают, что гибридные модели особенно перспективны для сложных нестационарных режимов, поскольку они способны сохранить часть интерпретируемости при одновременном повышении точности прогноза.</w:t>
+      </w:r>
+    </w:p>
+    <w:p>
+      <w:pPr>
+        <w:spacing w:line="360" w:lineRule="auto"/>
+        <w:ind w:firstLine="709"/>
+        <w:jc w:val="both"/>
+        <w:rPr>
+          <w:rFonts w:ascii="Times New Roman" w:hAnsi="Times New Roman" w:cs="Times New Roman"/>
+          <w:sz w:val="28"/>
+          <w:szCs w:val="28"/>
+          <w:lang w:val="en-US"/>
+        </w:rPr>
+      </w:pPr>
+      <w:r>
+        <w:rPr>
+          <w:rFonts w:ascii="Times New Roman" w:hAnsi="Times New Roman" w:cs="Times New Roman"/>
+          <w:sz w:val="28"/>
+          <w:szCs w:val="28"/>
+        </w:rPr>
+        <w:t xml:space="preserve">Для целей настоящей работы гибридность особенно важна, поскольку импедансные параметры естественным образом выполняют роль физически содержательных признаков. Это позволяет строить не «чёрный ящик» по сырым эксплуатационным данным, а </w:t>
+      </w:r>
+      <w:proofErr w:type="spellStart"/>
+      <w:r>
+        <w:rPr>
+          <w:rFonts w:ascii="Times New Roman" w:hAnsi="Times New Roman" w:cs="Times New Roman"/>
+          <w:sz w:val="28"/>
+          <w:szCs w:val="28"/>
+          <w:highlight w:val="yellow"/>
+        </w:rPr>
+        <w:t>прогнозатор</w:t>
+      </w:r>
+      <w:proofErr w:type="spellEnd"/>
+      <w:r>
+        <w:rPr>
+          <w:rFonts w:ascii="Times New Roman" w:hAnsi="Times New Roman" w:cs="Times New Roman"/>
+          <w:sz w:val="28"/>
+          <w:szCs w:val="28"/>
+        </w:rPr>
+        <w:t>, в котором входной вектор уже связан с межфазной кинетикой, диффузией и омическими потерями.</w:t>
+      </w:r>
+    </w:p>
+    <w:p>
+      <w:pPr>
+        <w:spacing w:line="360" w:lineRule="auto"/>
+        <w:ind w:firstLine="709"/>
+        <w:jc w:val="both"/>
+        <w:rPr>
+          <w:rFonts w:ascii="Times New Roman" w:hAnsi="Times New Roman" w:cs="Times New Roman"/>
+          <w:sz w:val="28"/>
+          <w:szCs w:val="28"/>
+          <w:lang w:val="en-US"/>
+        </w:rPr>
+      </w:pPr>
+    </w:p>
+    <w:p>
+      <w:pPr>
+        <w:spacing w:line="360" w:lineRule="auto"/>
+        <w:ind w:firstLine="709"/>
+        <w:jc w:val="both"/>
+        <w:rPr>
+          <w:rFonts w:ascii="Times New Roman" w:hAnsi="Times New Roman" w:cs="Times New Roman"/>
+          <w:b/>
+          <w:bCs/>
+          <w:sz w:val="28"/>
+          <w:szCs w:val="28"/>
+          <w:lang w:val="en-US"/>
+        </w:rPr>
+      </w:pPr>
+      <w:r>
+        <w:rPr>
+          <w:rFonts w:ascii="Times New Roman" w:hAnsi="Times New Roman" w:cs="Times New Roman"/>
+          <w:b/>
+          <w:bCs/>
+          <w:sz w:val="28"/>
+          <w:szCs w:val="28"/>
+        </w:rPr>
+        <w:t>1.5.6 Импедансные модели прогноза ресурса</w:t>
+      </w:r>
+    </w:p>
+    <w:p>
+      <w:pPr>
+        <w:spacing w:line="360" w:lineRule="auto"/>
+        <w:ind w:firstLine="709"/>
+        <w:jc w:val="both"/>
+        <w:rPr>
+          <w:rFonts w:ascii="Times New Roman" w:hAnsi="Times New Roman" w:cs="Times New Roman"/>
+          <w:sz w:val="28"/>
+          <w:szCs w:val="28"/>
+          <w:lang w:val="en-US"/>
+        </w:rPr>
+      </w:pPr>
+    </w:p>
+    <w:p>
+      <w:pPr>
+        <w:spacing w:line="360" w:lineRule="auto"/>
+        <w:ind w:firstLine="709"/>
+        <w:jc w:val="both"/>
+        <w:rPr>
+          <w:rFonts w:ascii="Times New Roman" w:hAnsi="Times New Roman" w:cs="Times New Roman"/>
+          <w:sz w:val="28"/>
+          <w:szCs w:val="28"/>
+          <w:lang w:val="en-US"/>
+        </w:rPr>
+      </w:pPr>
+      <w:r>
+        <w:rPr>
+          <w:rFonts w:ascii="Times New Roman" w:hAnsi="Times New Roman" w:cs="Times New Roman"/>
+          <w:sz w:val="28"/>
+          <w:szCs w:val="28"/>
+        </w:rPr>
+        <w:lastRenderedPageBreak/>
+        <w:t xml:space="preserve">Гибридные модели формируются как ответ на ограничения как чисто физических, так и чисто </w:t>
+      </w:r>
+      <w:proofErr w:type="spellStart"/>
+      <w:r>
+        <w:rPr>
+          <w:rFonts w:ascii="Times New Roman" w:hAnsi="Times New Roman" w:cs="Times New Roman"/>
+          <w:sz w:val="28"/>
+          <w:szCs w:val="28"/>
+          <w:highlight w:val="yellow"/>
+        </w:rPr>
+        <w:t>data-driven</w:t>
+      </w:r>
+      <w:proofErr w:type="spellEnd"/>
+      <w:r>
+        <w:rPr>
+          <w:rFonts w:ascii="Times New Roman" w:hAnsi="Times New Roman" w:cs="Times New Roman"/>
+          <w:sz w:val="28"/>
+          <w:szCs w:val="28"/>
+        </w:rPr>
+        <w:t xml:space="preserve"> подходов. Их принцип состоит в том, что часть структуры модели задаётся физикой процесса, а часть — обучается по данным. Например, физически мотивированные признаки могут использоваться как входы нейронной сети; или, наоборот, ML-модель может корректировать параметры упрощённой физической модели. Современные обзоры подчёркивают, что гибридные модели особенно перспективны для сложных нестационарных режимов, поскольку они способны сохранить часть интерпретируемости при одновременном повышении точности прогноза.</w:t>
+      </w:r>
+    </w:p>
+    <w:p>
+      <w:pPr>
+        <w:spacing w:line="360" w:lineRule="auto"/>
+        <w:ind w:firstLine="709"/>
+        <w:jc w:val="both"/>
+        <w:rPr>
+          <w:rFonts w:ascii="Times New Roman" w:hAnsi="Times New Roman" w:cs="Times New Roman"/>
+          <w:sz w:val="28"/>
+          <w:szCs w:val="28"/>
+          <w:lang w:val="en-US"/>
+        </w:rPr>
+      </w:pPr>
+      <w:r>
+        <w:rPr>
+          <w:rFonts w:ascii="Times New Roman" w:hAnsi="Times New Roman" w:cs="Times New Roman"/>
+          <w:sz w:val="28"/>
+          <w:szCs w:val="28"/>
+          <w:highlight w:val="yellow"/>
+        </w:rPr>
+        <w:t xml:space="preserve">Для целей настоящей работы гибридность особенно важна, поскольку импедансные параметры естественным образом выполняют роль физически содержательных признаков. Это позволяет строить не «чёрный ящик» по сырым эксплуатационным данным, а </w:t>
+      </w:r>
+      <w:proofErr w:type="spellStart"/>
+      <w:r>
+        <w:rPr>
+          <w:rFonts w:ascii="Times New Roman" w:hAnsi="Times New Roman" w:cs="Times New Roman"/>
+          <w:sz w:val="28"/>
+          <w:szCs w:val="28"/>
+          <w:highlight w:val="yellow"/>
+        </w:rPr>
+        <w:t>прогнозатор</w:t>
+      </w:r>
+      <w:proofErr w:type="spellEnd"/>
+      <w:r>
+        <w:rPr>
+          <w:rFonts w:ascii="Times New Roman" w:hAnsi="Times New Roman" w:cs="Times New Roman"/>
+          <w:sz w:val="28"/>
+          <w:szCs w:val="28"/>
+          <w:highlight w:val="yellow"/>
+        </w:rPr>
+        <w:t>, в котором входной вектор уже связан с межфазной кинетикой, диффузией и омическими потерями.</w:t>
+      </w:r>
+    </w:p>
+    <w:p>
+      <w:pPr>
+        <w:spacing w:line="360" w:lineRule="auto"/>
+        <w:ind w:firstLine="709"/>
+        <w:jc w:val="both"/>
+        <w:rPr>
+          <w:rFonts w:ascii="Times New Roman" w:hAnsi="Times New Roman" w:cs="Times New Roman"/>
+          <w:sz w:val="28"/>
+          <w:szCs w:val="28"/>
+          <w:lang w:val="en-US"/>
+        </w:rPr>
+      </w:pPr>
+    </w:p>
+    <w:p>
+      <w:pPr>
+        <w:spacing w:line="360" w:lineRule="auto"/>
+        <w:ind w:firstLine="709"/>
+        <w:jc w:val="both"/>
+        <w:rPr>
+          <w:rFonts w:ascii="Times New Roman" w:hAnsi="Times New Roman" w:cs="Times New Roman"/>
+          <w:b/>
+          <w:bCs/>
+          <w:sz w:val="28"/>
+          <w:szCs w:val="28"/>
+          <w:lang w:val="en-US"/>
+        </w:rPr>
+      </w:pPr>
+      <w:r>
+        <w:rPr>
+          <w:rFonts w:ascii="Times New Roman" w:hAnsi="Times New Roman" w:cs="Times New Roman"/>
+          <w:b/>
+          <w:bCs/>
+          <w:sz w:val="28"/>
+          <w:szCs w:val="28"/>
+        </w:rPr>
+        <w:t>1.5.6 Импедансные модели прогноза ресурса</w:t>
+      </w:r>
+    </w:p>
+    <w:p>
+      <w:pPr>
+        <w:spacing w:line="360" w:lineRule="auto"/>
+        <w:ind w:firstLine="709"/>
+        <w:jc w:val="both"/>
+        <w:rPr>
+          <w:rFonts w:ascii="Times New Roman" w:hAnsi="Times New Roman" w:cs="Times New Roman"/>
+          <w:sz w:val="28"/>
+          <w:szCs w:val="28"/>
+          <w:lang w:val="en-US"/>
+        </w:rPr>
+      </w:pPr>
+    </w:p>
+    <w:p>
+      <w:pPr>
+        <w:spacing w:line="360" w:lineRule="auto"/>
+        <w:ind w:firstLine="709"/>
+        <w:jc w:val="both"/>
+        <w:rPr>
+          <w:rFonts w:ascii="Times New Roman" w:hAnsi="Times New Roman" w:cs="Times New Roman"/>
+          <w:sz w:val="28"/>
+          <w:szCs w:val="28"/>
+        </w:rPr>
+      </w:pPr>
+      <w:proofErr w:type="spellStart"/>
+      <w:r>
+        <w:rPr>
+          <w:rFonts w:ascii="Times New Roman" w:hAnsi="Times New Roman" w:cs="Times New Roman"/>
+          <w:sz w:val="28"/>
+          <w:szCs w:val="28"/>
+        </w:rPr>
+        <w:t>Импедансно</w:t>
+      </w:r>
+      <w:proofErr w:type="spellEnd"/>
+      <w:r>
+        <w:rPr>
+          <w:rFonts w:ascii="Times New Roman" w:hAnsi="Times New Roman" w:cs="Times New Roman"/>
+          <w:sz w:val="28"/>
+          <w:szCs w:val="28"/>
+        </w:rPr>
+        <w:t xml:space="preserve">-ориентированные модели представляют наибольший интерес для рассматриваемой диссертационной задачи. Обзор 2024 года по EIS как диагностическому и прогностическому инструменту для EV-батарей подчёркивает, что EIS даёт более глубокую информацию, чем простые измерения напряжения или тока, поскольку позволяет в реальном времени оценивать процессы, происходящие внутри батареи на разных временных масштабах. В обзоре также отдельно отмечается, что EIS способна выявлять деградацию на ранних стадиях без повреждения батареи и может использоваться как </w:t>
+      </w:r>
+      <w:proofErr w:type="spellStart"/>
+      <w:r>
+        <w:rPr>
+          <w:rFonts w:ascii="Times New Roman" w:hAnsi="Times New Roman" w:cs="Times New Roman"/>
+          <w:sz w:val="28"/>
+          <w:szCs w:val="28"/>
+          <w:highlight w:val="yellow"/>
+        </w:rPr>
+        <w:t>ex</w:t>
+      </w:r>
+      <w:proofErr w:type="spellEnd"/>
+      <w:r>
+        <w:rPr>
+          <w:rFonts w:ascii="Times New Roman" w:hAnsi="Times New Roman" w:cs="Times New Roman"/>
+          <w:sz w:val="28"/>
+          <w:szCs w:val="28"/>
+          <w:highlight w:val="yellow"/>
+        </w:rPr>
+        <w:t xml:space="preserve"> </w:t>
+      </w:r>
+      <w:proofErr w:type="spellStart"/>
+      <w:r>
+        <w:rPr>
+          <w:rFonts w:ascii="Times New Roman" w:hAnsi="Times New Roman" w:cs="Times New Roman"/>
+          <w:sz w:val="28"/>
+          <w:szCs w:val="28"/>
+          <w:highlight w:val="yellow"/>
+        </w:rPr>
+        <w:t>situ</w:t>
+      </w:r>
+      <w:proofErr w:type="spellEnd"/>
+      <w:r>
+        <w:rPr>
+          <w:rFonts w:ascii="Times New Roman" w:hAnsi="Times New Roman" w:cs="Times New Roman"/>
+          <w:sz w:val="28"/>
+          <w:szCs w:val="28"/>
+          <w:highlight w:val="yellow"/>
+        </w:rPr>
+        <w:t xml:space="preserve">, так и </w:t>
+      </w:r>
+      <w:proofErr w:type="spellStart"/>
+      <w:r>
+        <w:rPr>
+          <w:rFonts w:ascii="Times New Roman" w:hAnsi="Times New Roman" w:cs="Times New Roman"/>
+          <w:sz w:val="28"/>
+          <w:szCs w:val="28"/>
+          <w:highlight w:val="yellow"/>
+        </w:rPr>
+        <w:t>in</w:t>
+      </w:r>
+      <w:proofErr w:type="spellEnd"/>
+      <w:r>
+        <w:rPr>
+          <w:rFonts w:ascii="Times New Roman" w:hAnsi="Times New Roman" w:cs="Times New Roman"/>
+          <w:sz w:val="28"/>
+          <w:szCs w:val="28"/>
+          <w:highlight w:val="yellow"/>
+        </w:rPr>
+        <w:t xml:space="preserve"> </w:t>
+      </w:r>
+      <w:proofErr w:type="spellStart"/>
+      <w:r>
+        <w:rPr>
+          <w:rFonts w:ascii="Times New Roman" w:hAnsi="Times New Roman" w:cs="Times New Roman"/>
+          <w:sz w:val="28"/>
+          <w:szCs w:val="28"/>
+          <w:highlight w:val="yellow"/>
+        </w:rPr>
+        <w:t>situ</w:t>
+      </w:r>
+      <w:proofErr w:type="spellEnd"/>
+      <w:r>
+        <w:rPr>
+          <w:rFonts w:ascii="Times New Roman" w:hAnsi="Times New Roman" w:cs="Times New Roman"/>
+          <w:sz w:val="28"/>
+          <w:szCs w:val="28"/>
+        </w:rPr>
+        <w:t>.</w:t>
+      </w:r>
+    </w:p>
+    <w:p>
+      <w:pPr>
+        <w:spacing w:line="360" w:lineRule="auto"/>
+        <w:ind w:firstLine="709"/>
+        <w:jc w:val="both"/>
+        <w:rPr>
+          <w:rFonts w:ascii="Times New Roman" w:hAnsi="Times New Roman" w:cs="Times New Roman"/>
+          <w:sz w:val="28"/>
+          <w:szCs w:val="28"/>
+          <w:lang w:val="en-US"/>
+        </w:rPr>
+      </w:pPr>
+      <w:r>
+        <w:rPr>
+          <w:rFonts w:ascii="Times New Roman" w:hAnsi="Times New Roman" w:cs="Times New Roman"/>
+          <w:sz w:val="28"/>
+          <w:szCs w:val="28"/>
+        </w:rPr>
+        <w:t xml:space="preserve">В простейшем </w:t>
+      </w:r>
+      <w:proofErr w:type="spellStart"/>
+      <w:r>
+        <w:rPr>
+          <w:rFonts w:ascii="Times New Roman" w:hAnsi="Times New Roman" w:cs="Times New Roman"/>
+          <w:sz w:val="28"/>
+          <w:szCs w:val="28"/>
+        </w:rPr>
+        <w:t>импедансно</w:t>
+      </w:r>
+      <w:proofErr w:type="spellEnd"/>
+      <w:r>
+        <w:rPr>
+          <w:rFonts w:ascii="Times New Roman" w:hAnsi="Times New Roman" w:cs="Times New Roman"/>
+          <w:sz w:val="28"/>
+          <w:szCs w:val="28"/>
+        </w:rPr>
+        <w:t>-прогностическом приближении остаточный ресурс может быть записан через сопротивление переноса заряда:</w:t>
+      </w:r>
+    </w:p>
+    <w:p>
+      <w:pPr>
+        <w:spacing w:line="360" w:lineRule="auto"/>
+        <w:ind w:firstLine="709"/>
+        <w:jc w:val="both"/>
+        <w:rPr>
+          <w:rFonts w:ascii="Times New Roman" w:hAnsi="Times New Roman" w:cs="Times New Roman"/>
+          <w:sz w:val="28"/>
+          <w:szCs w:val="28"/>
+          <w:lang w:val="en-US"/>
+        </w:rPr>
+      </w:pPr>
+    </w:p>
+    <w:p>
+      <w:pPr>
+        <w:spacing w:line="360" w:lineRule="auto"/>
+        <w:ind w:firstLine="709"/>
+        <w:jc w:val="both"/>
+        <w:rPr>
+          <w:rFonts w:ascii="Times New Roman" w:hAnsi="Times New Roman" w:cs="Times New Roman"/>
+          <w:sz w:val="28"/>
+          <w:szCs w:val="28"/>
+          <w:lang w:val="en-US"/>
+        </w:rPr>
+      </w:pPr>
+      <w:r>
+        <w:rPr>
+          <w:rFonts w:ascii="Times New Roman" w:hAnsi="Times New Roman" w:cs="Times New Roman"/>
+          <w:position w:val="-30"/>
+          <w:sz w:val="28"/>
+          <w:szCs w:val="28"/>
+          <w:lang w:val="en-US"/>
+        </w:rPr>
+        <w:object w:dxaOrig="2060" w:dyaOrig="700" w14:anchorId="2DE86081">
+          <v:shape id="_x0000_i1101" type="#_x0000_t75" style="width:103.25pt;height:35.3pt" o:ole="">
+            <v:imagedata r:id="rId131" o:title=""/>
+          </v:shape>
+          <o:OLEObject Type="Embed" ProgID="Equation.DSMT4" ShapeID="_x0000_i1101" DrawAspect="Content" ObjectID="_1835855417" r:id="rId132"/>
+        </w:object>
+      </w:r>
+      <w:r>
+        <w:rPr>
+          <w:rFonts w:ascii="Times New Roman" w:hAnsi="Times New Roman" w:cs="Times New Roman"/>
+          <w:sz w:val="28"/>
+          <w:szCs w:val="28"/>
+          <w:lang w:val="en-US"/>
+        </w:rPr>
+        <w:t>.</w:t>
+      </w:r>
+    </w:p>
+    <w:p>
+      <w:pPr>
+        <w:spacing w:line="360" w:lineRule="auto"/>
+        <w:ind w:firstLine="709"/>
+        <w:jc w:val="both"/>
+        <w:rPr>
+          <w:rFonts w:ascii="Times New Roman" w:hAnsi="Times New Roman" w:cs="Times New Roman"/>
+          <w:sz w:val="28"/>
+          <w:szCs w:val="28"/>
+          <w:lang w:val="en-US"/>
+        </w:rPr>
+      </w:pPr>
+    </w:p>
+    <w:p>
+      <w:pPr>
+        <w:spacing w:line="360" w:lineRule="auto"/>
+        <w:ind w:firstLine="709"/>
+        <w:jc w:val="both"/>
+        <w:rPr>
+          <w:rFonts w:ascii="Times New Roman" w:hAnsi="Times New Roman" w:cs="Times New Roman"/>
+          <w:sz w:val="28"/>
+          <w:szCs w:val="28"/>
+          <w:lang w:val="en-US"/>
+        </w:rPr>
+      </w:pPr>
+      <w:r>
+        <w:rPr>
+          <w:rFonts w:ascii="Times New Roman" w:hAnsi="Times New Roman" w:cs="Times New Roman"/>
+          <w:sz w:val="28"/>
+          <w:szCs w:val="28"/>
+        </w:rPr>
+        <w:t xml:space="preserve">Эта формула следует из локально-линейной </w:t>
+      </w:r>
+      <w:proofErr w:type="spellStart"/>
+      <w:r>
+        <w:rPr>
+          <w:rFonts w:ascii="Times New Roman" w:hAnsi="Times New Roman" w:cs="Times New Roman"/>
+          <w:sz w:val="28"/>
+          <w:szCs w:val="28"/>
+        </w:rPr>
+        <w:t>деградационной</w:t>
+      </w:r>
+      <w:proofErr w:type="spellEnd"/>
+      <w:r>
+        <w:rPr>
+          <w:rFonts w:ascii="Times New Roman" w:hAnsi="Times New Roman" w:cs="Times New Roman"/>
+          <w:sz w:val="28"/>
+          <w:szCs w:val="28"/>
+        </w:rPr>
+        <w:t xml:space="preserve"> модели для</w:t>
+      </w:r>
+      <w:r>
+        <w:rPr>
+          <w:rFonts w:ascii="Times New Roman" w:hAnsi="Times New Roman" w:cs="Times New Roman"/>
+          <w:sz w:val="28"/>
+          <w:szCs w:val="28"/>
+        </w:rPr>
+        <w:t xml:space="preserve"> </w:t>
+      </w:r>
+      <w:proofErr w:type="spellStart"/>
+      <w:r>
+        <w:rPr>
+          <w:rFonts w:ascii="Times New Roman" w:hAnsi="Times New Roman" w:cs="Times New Roman"/>
+          <w:i/>
+          <w:iCs/>
+          <w:sz w:val="28"/>
+          <w:szCs w:val="28"/>
+          <w:lang w:val="en-US"/>
+        </w:rPr>
+        <w:t>R</w:t>
+      </w:r>
+      <w:r>
+        <w:rPr>
+          <w:rFonts w:ascii="Times New Roman" w:hAnsi="Times New Roman" w:cs="Times New Roman"/>
+          <w:i/>
+          <w:iCs/>
+          <w:sz w:val="28"/>
+          <w:szCs w:val="28"/>
+          <w:vertAlign w:val="subscript"/>
+          <w:lang w:val="en-US"/>
+        </w:rPr>
+        <w:t>ct</w:t>
+      </w:r>
+      <w:proofErr w:type="spellEnd"/>
+      <w:r>
+        <w:rPr>
+          <w:rFonts w:ascii="Times New Roman" w:hAnsi="Times New Roman" w:cs="Times New Roman"/>
+          <w:i/>
+          <w:iCs/>
+          <w:sz w:val="28"/>
+          <w:szCs w:val="28"/>
+        </w:rPr>
+        <w:t>(</w:t>
+      </w:r>
+      <w:r>
+        <w:rPr>
+          <w:rFonts w:ascii="Times New Roman" w:hAnsi="Times New Roman" w:cs="Times New Roman"/>
+          <w:i/>
+          <w:iCs/>
+          <w:sz w:val="28"/>
+          <w:szCs w:val="28"/>
+          <w:lang w:val="en-US"/>
+        </w:rPr>
+        <w:t>N</w:t>
+      </w:r>
+      <w:r>
+        <w:rPr>
+          <w:rFonts w:ascii="Times New Roman" w:hAnsi="Times New Roman" w:cs="Times New Roman"/>
+          <w:i/>
+          <w:iCs/>
+          <w:sz w:val="28"/>
+          <w:szCs w:val="28"/>
+        </w:rPr>
+        <w:t>)</w:t>
+      </w:r>
+      <w:r>
+        <w:rPr>
+          <w:rFonts w:ascii="Times New Roman" w:hAnsi="Times New Roman" w:cs="Times New Roman"/>
+          <w:sz w:val="28"/>
+          <w:szCs w:val="28"/>
+        </w:rPr>
+        <w:t xml:space="preserve">. </w:t>
+      </w:r>
+      <w:r>
+        <w:rPr>
+          <w:rFonts w:ascii="Times New Roman" w:hAnsi="Times New Roman" w:cs="Times New Roman"/>
+          <w:sz w:val="28"/>
+          <w:szCs w:val="28"/>
+        </w:rPr>
+        <w:t xml:space="preserve">Если рост </w:t>
+      </w:r>
+      <w:proofErr w:type="spellStart"/>
+      <w:r>
+        <w:rPr>
+          <w:rFonts w:ascii="Times New Roman" w:hAnsi="Times New Roman" w:cs="Times New Roman"/>
+          <w:i/>
+          <w:iCs/>
+          <w:sz w:val="28"/>
+          <w:szCs w:val="28"/>
+          <w:lang w:val="en-US"/>
+        </w:rPr>
+        <w:t>R</w:t>
+      </w:r>
+      <w:r>
+        <w:rPr>
+          <w:rFonts w:ascii="Times New Roman" w:hAnsi="Times New Roman" w:cs="Times New Roman"/>
+          <w:i/>
+          <w:iCs/>
+          <w:sz w:val="28"/>
+          <w:szCs w:val="28"/>
+          <w:vertAlign w:val="subscript"/>
+          <w:lang w:val="en-US"/>
+        </w:rPr>
+        <w:t>ct</w:t>
+      </w:r>
+      <w:proofErr w:type="spellEnd"/>
+      <w:r>
+        <w:rPr>
+          <w:rFonts w:ascii="Times New Roman" w:hAnsi="Times New Roman" w:cs="Times New Roman"/>
+          <w:sz w:val="28"/>
+          <w:szCs w:val="28"/>
+          <w:lang w:val="en-US"/>
+        </w:rPr>
+        <w:t xml:space="preserve"> </w:t>
+      </w:r>
+      <w:r>
+        <w:rPr>
+          <w:rFonts w:ascii="Times New Roman" w:hAnsi="Times New Roman" w:cs="Times New Roman"/>
+          <w:sz w:val="28"/>
+          <w:szCs w:val="28"/>
+        </w:rPr>
+        <w:t>нелинеен, используется интегральная</w:t>
+      </w:r>
+      <w:r>
+        <w:rPr>
+          <w:rFonts w:ascii="Times New Roman" w:hAnsi="Times New Roman" w:cs="Times New Roman"/>
+          <w:sz w:val="28"/>
+          <w:szCs w:val="28"/>
+          <w:lang w:val="en-US"/>
+        </w:rPr>
+        <w:t xml:space="preserve"> </w:t>
+      </w:r>
+      <w:r>
+        <w:rPr>
+          <w:rFonts w:ascii="Times New Roman" w:hAnsi="Times New Roman" w:cs="Times New Roman"/>
+          <w:sz w:val="28"/>
+          <w:szCs w:val="28"/>
+        </w:rPr>
+        <w:t>форма</w:t>
+      </w:r>
+    </w:p>
+    <w:p>
+      <w:pPr>
+        <w:spacing w:line="360" w:lineRule="auto"/>
+        <w:ind w:firstLine="709"/>
+        <w:jc w:val="both"/>
+        <w:rPr>
+          <w:rFonts w:ascii="Times New Roman" w:hAnsi="Times New Roman" w:cs="Times New Roman"/>
+          <w:sz w:val="28"/>
+          <w:szCs w:val="28"/>
+          <w:lang w:val="en-US"/>
+        </w:rPr>
+      </w:pPr>
+    </w:p>
+    <w:p>
+      <w:pPr>
+        <w:spacing w:line="360" w:lineRule="auto"/>
+        <w:ind w:firstLine="709"/>
+        <w:jc w:val="both"/>
+        <w:rPr>
+          <w:rFonts w:ascii="Times New Roman" w:hAnsi="Times New Roman" w:cs="Times New Roman"/>
+          <w:sz w:val="28"/>
+          <w:szCs w:val="28"/>
+          <w:lang w:val="en-US"/>
+        </w:rPr>
+      </w:pPr>
+      <w:r>
+        <w:rPr>
+          <w:rFonts w:ascii="Times New Roman" w:hAnsi="Times New Roman" w:cs="Times New Roman"/>
+          <w:position w:val="-30"/>
+          <w:sz w:val="28"/>
+          <w:szCs w:val="28"/>
+          <w:lang w:val="en-US"/>
+        </w:rPr>
+        <w:object w:dxaOrig="2140" w:dyaOrig="680" w14:anchorId="2BBBA23E">
+          <v:shape id="_x0000_i1104" type="#_x0000_t75" style="width:107.3pt;height:33.95pt" o:ole="">
+            <v:imagedata r:id="rId133" o:title=""/>
+          </v:shape>
+          <o:OLEObject Type="Embed" ProgID="Equation.DSMT4" ShapeID="_x0000_i1104" DrawAspect="Content" ObjectID="_1835855418" r:id="rId134"/>
+        </w:object>
+      </w:r>
+      <w:r>
+        <w:rPr>
+          <w:rFonts w:ascii="Times New Roman" w:hAnsi="Times New Roman" w:cs="Times New Roman"/>
+          <w:sz w:val="28"/>
+          <w:szCs w:val="28"/>
+          <w:lang w:val="en-US"/>
+        </w:rPr>
+        <w:t>.</w:t>
+      </w:r>
+    </w:p>
+    <w:p>
+      <w:pPr>
+        <w:spacing w:line="360" w:lineRule="auto"/>
+        <w:ind w:firstLine="709"/>
+        <w:jc w:val="both"/>
+        <w:rPr>
+          <w:rFonts w:ascii="Times New Roman" w:hAnsi="Times New Roman" w:cs="Times New Roman"/>
+          <w:sz w:val="28"/>
+          <w:szCs w:val="28"/>
+          <w:lang w:val="en-US"/>
+        </w:rPr>
+      </w:pPr>
+    </w:p>
+    <w:p>
+      <w:pPr>
+        <w:spacing w:line="360" w:lineRule="auto"/>
+        <w:ind w:firstLine="709"/>
+        <w:jc w:val="both"/>
+        <w:rPr>
+          <w:rFonts w:ascii="Times New Roman" w:hAnsi="Times New Roman" w:cs="Times New Roman"/>
+          <w:sz w:val="28"/>
+          <w:szCs w:val="28"/>
+          <w:lang w:val="en-US"/>
+        </w:rPr>
+      </w:pPr>
+      <w:r>
+        <w:rPr>
+          <w:rFonts w:ascii="Times New Roman" w:hAnsi="Times New Roman" w:cs="Times New Roman"/>
+          <w:sz w:val="28"/>
+          <w:szCs w:val="28"/>
+        </w:rPr>
+        <w:t>Достоинство такого подхода состоит в том, что он опирается на параметр, имеющий ясную физическую интерпретацию.</w:t>
+      </w:r>
+      <w:r>
+        <w:rPr>
+          <w:rFonts w:ascii="Times New Roman" w:hAnsi="Times New Roman" w:cs="Times New Roman"/>
+          <w:sz w:val="28"/>
+          <w:szCs w:val="28"/>
+        </w:rPr>
+        <w:t xml:space="preserve"> </w:t>
+      </w:r>
+      <w:r>
+        <w:rPr>
+          <w:rFonts w:ascii="Times New Roman" w:hAnsi="Times New Roman" w:cs="Times New Roman"/>
+          <w:sz w:val="28"/>
+          <w:szCs w:val="28"/>
+        </w:rPr>
+        <w:t>Недостаток — в необходимости устойчивой и быстрой идентификации</w:t>
+      </w:r>
+      <w:r>
+        <w:rPr>
+          <w:rFonts w:ascii="Times New Roman" w:hAnsi="Times New Roman" w:cs="Times New Roman"/>
+          <w:sz w:val="28"/>
+          <w:szCs w:val="28"/>
+        </w:rPr>
+        <w:t xml:space="preserve"> </w:t>
+      </w:r>
+      <w:proofErr w:type="spellStart"/>
+      <w:r>
+        <w:rPr>
+          <w:rFonts w:ascii="Times New Roman" w:hAnsi="Times New Roman" w:cs="Times New Roman"/>
+          <w:i/>
+          <w:iCs/>
+          <w:sz w:val="28"/>
+          <w:szCs w:val="28"/>
+          <w:lang w:val="en-US"/>
+        </w:rPr>
+        <w:t>R</w:t>
+      </w:r>
+      <w:r>
+        <w:rPr>
+          <w:rFonts w:ascii="Times New Roman" w:hAnsi="Times New Roman" w:cs="Times New Roman"/>
+          <w:i/>
+          <w:iCs/>
+          <w:sz w:val="28"/>
+          <w:szCs w:val="28"/>
+          <w:vertAlign w:val="subscript"/>
+          <w:lang w:val="en-US"/>
+        </w:rPr>
+        <w:t>ct</w:t>
+      </w:r>
+      <w:proofErr w:type="spellEnd"/>
+      <w:r>
+        <w:rPr>
+          <w:rFonts w:ascii="Times New Roman" w:hAnsi="Times New Roman" w:cs="Times New Roman"/>
+          <w:sz w:val="28"/>
+          <w:szCs w:val="28"/>
+        </w:rPr>
+        <w:t xml:space="preserve">, </w:t>
+      </w:r>
+      <w:r>
+        <w:rPr>
+          <w:rFonts w:ascii="Times New Roman" w:hAnsi="Times New Roman" w:cs="Times New Roman"/>
+          <w:sz w:val="28"/>
+          <w:szCs w:val="28"/>
+        </w:rPr>
+        <w:t>а также в корректном учёте влияния температуры,</w:t>
+      </w:r>
+      <w:r>
+        <w:rPr>
+          <w:rFonts w:ascii="Times New Roman" w:hAnsi="Times New Roman" w:cs="Times New Roman"/>
+          <w:sz w:val="28"/>
+          <w:szCs w:val="28"/>
+        </w:rPr>
+        <w:t xml:space="preserve"> </w:t>
+      </w:r>
+      <w:r>
+        <w:rPr>
+          <w:rFonts w:ascii="Times New Roman" w:hAnsi="Times New Roman" w:cs="Times New Roman"/>
+          <w:i/>
+          <w:iCs/>
+          <w:sz w:val="28"/>
+          <w:szCs w:val="28"/>
+          <w:lang w:val="en-US"/>
+        </w:rPr>
+        <w:t>SOC</w:t>
+      </w:r>
+      <w:r>
+        <w:rPr>
+          <w:rFonts w:ascii="Times New Roman" w:hAnsi="Times New Roman" w:cs="Times New Roman"/>
+          <w:sz w:val="28"/>
+          <w:szCs w:val="28"/>
+        </w:rPr>
+        <w:t xml:space="preserve"> </w:t>
+      </w:r>
+      <w:r>
+        <w:rPr>
+          <w:rFonts w:ascii="Times New Roman" w:hAnsi="Times New Roman" w:cs="Times New Roman"/>
+          <w:sz w:val="28"/>
+          <w:szCs w:val="28"/>
+        </w:rPr>
+        <w:t>и химической системы</w:t>
+      </w:r>
+      <w:r>
+        <w:rPr>
+          <w:rFonts w:ascii="Times New Roman" w:hAnsi="Times New Roman" w:cs="Times New Roman"/>
+          <w:sz w:val="28"/>
+          <w:szCs w:val="28"/>
+        </w:rPr>
+        <w:t xml:space="preserve"> </w:t>
+      </w:r>
+      <w:r>
+        <w:rPr>
+          <w:rFonts w:ascii="Times New Roman" w:hAnsi="Times New Roman" w:cs="Times New Roman"/>
+          <w:sz w:val="28"/>
+          <w:szCs w:val="28"/>
+        </w:rPr>
+        <w:t>на саму траекторию</w:t>
+      </w:r>
+      <w:r>
+        <w:rPr>
+          <w:rFonts w:ascii="Times New Roman" w:hAnsi="Times New Roman" w:cs="Times New Roman"/>
+          <w:sz w:val="28"/>
+          <w:szCs w:val="28"/>
+        </w:rPr>
+        <w:t xml:space="preserve"> </w:t>
+      </w:r>
+      <w:proofErr w:type="spellStart"/>
+      <w:r>
+        <w:rPr>
+          <w:rFonts w:ascii="Times New Roman" w:hAnsi="Times New Roman" w:cs="Times New Roman"/>
+          <w:i/>
+          <w:iCs/>
+          <w:sz w:val="28"/>
+          <w:szCs w:val="28"/>
+          <w:lang w:val="en-US"/>
+        </w:rPr>
+        <w:t>R</w:t>
+      </w:r>
+      <w:r>
+        <w:rPr>
+          <w:rFonts w:ascii="Times New Roman" w:hAnsi="Times New Roman" w:cs="Times New Roman"/>
+          <w:i/>
+          <w:iCs/>
+          <w:sz w:val="28"/>
+          <w:szCs w:val="28"/>
+          <w:vertAlign w:val="subscript"/>
+          <w:lang w:val="en-US"/>
+        </w:rPr>
+        <w:t>ct</w:t>
+      </w:r>
+      <w:proofErr w:type="spellEnd"/>
+      <w:r>
+        <w:rPr>
+          <w:rFonts w:ascii="Times New Roman" w:hAnsi="Times New Roman" w:cs="Times New Roman"/>
+          <w:i/>
+          <w:iCs/>
+          <w:sz w:val="28"/>
+          <w:szCs w:val="28"/>
+          <w:lang w:val="en-US"/>
+        </w:rPr>
+        <w:t>(N)</w:t>
+      </w:r>
+      <w:r>
+        <w:rPr>
+          <w:rFonts w:ascii="Times New Roman" w:hAnsi="Times New Roman" w:cs="Times New Roman"/>
+          <w:sz w:val="28"/>
+          <w:szCs w:val="28"/>
+          <w:lang w:val="en-US"/>
+        </w:rPr>
+        <w:t>.</w:t>
+      </w:r>
+    </w:p>
+    <w:p>
+      <w:pPr>
+        <w:spacing w:line="360" w:lineRule="auto"/>
+        <w:ind w:firstLine="709"/>
+        <w:jc w:val="both"/>
+        <w:rPr>
+          <w:rFonts w:ascii="Times New Roman" w:hAnsi="Times New Roman" w:cs="Times New Roman"/>
+          <w:sz w:val="28"/>
+          <w:szCs w:val="28"/>
+          <w:lang w:val="en-US"/>
+        </w:rPr>
+      </w:pPr>
+      <w:r>
+        <w:rPr>
+          <w:rFonts w:ascii="Times New Roman" w:hAnsi="Times New Roman" w:cs="Times New Roman"/>
+          <w:sz w:val="28"/>
+          <w:szCs w:val="28"/>
+        </w:rPr>
+        <w:t>Именно здесь и проходит граница между существующими работами и задачей настоящей диссертации. Современные публикации подтверждают потенциал EIS для раннего прогноза ресурса, но в большинстве случаев либо ограничиваются одной химической системой, либо строятся на стационарных лабораторных спектрах, либо используют спектральные признаки без полного включения их в инженерную модель BMS.</w:t>
+      </w:r>
+      <w:r>
+        <w:rPr>
+          <w:rFonts w:ascii="Times New Roman" w:hAnsi="Times New Roman" w:cs="Times New Roman"/>
+          <w:sz w:val="28"/>
+          <w:szCs w:val="28"/>
+        </w:rPr>
+        <w:t xml:space="preserve"> </w:t>
+      </w:r>
+      <w:r>
+        <w:rPr>
+          <w:rFonts w:ascii="Times New Roman" w:hAnsi="Times New Roman" w:cs="Times New Roman"/>
+          <w:sz w:val="28"/>
+          <w:szCs w:val="28"/>
+        </w:rPr>
+        <w:t xml:space="preserve">Следовательно, проблема не в отсутствии доказательств полезности EIS, а в отсутствии универсальной и математически строгой </w:t>
+      </w:r>
+      <w:proofErr w:type="spellStart"/>
+      <w:r>
+        <w:rPr>
+          <w:rFonts w:ascii="Times New Roman" w:hAnsi="Times New Roman" w:cs="Times New Roman"/>
+          <w:sz w:val="28"/>
+          <w:szCs w:val="28"/>
+        </w:rPr>
+        <w:t>диагностико</w:t>
+      </w:r>
+      <w:proofErr w:type="spellEnd"/>
+      <w:r>
+        <w:rPr>
+          <w:rFonts w:ascii="Times New Roman" w:hAnsi="Times New Roman" w:cs="Times New Roman"/>
+          <w:sz w:val="28"/>
+          <w:szCs w:val="28"/>
+        </w:rPr>
+        <w:t>-прогностической схемы для нестационарных тяговых режимов.</w:t>
+      </w:r>
+    </w:p>
+    <w:p>
+      <w:pPr>
+        <w:spacing w:line="360" w:lineRule="auto"/>
+        <w:ind w:firstLine="709"/>
+        <w:jc w:val="both"/>
+        <w:rPr>
+          <w:rFonts w:ascii="Times New Roman" w:hAnsi="Times New Roman" w:cs="Times New Roman"/>
+          <w:sz w:val="28"/>
+          <w:szCs w:val="28"/>
+          <w:lang w:val="en-US"/>
+        </w:rPr>
+      </w:pPr>
+    </w:p>
+    <w:p>
+      <w:pPr>
+        <w:spacing w:line="360" w:lineRule="auto"/>
+        <w:ind w:firstLine="709"/>
+        <w:jc w:val="both"/>
+        <w:rPr>
+          <w:rFonts w:ascii="Times New Roman" w:hAnsi="Times New Roman" w:cs="Times New Roman"/>
+          <w:sz w:val="28"/>
+          <w:szCs w:val="28"/>
+          <w:lang w:val="en-US"/>
+        </w:rPr>
+      </w:pPr>
+      <w:r>
+        <w:rPr>
+          <w:rFonts w:ascii="Times New Roman" w:hAnsi="Times New Roman" w:cs="Times New Roman"/>
+          <w:sz w:val="28"/>
+          <w:szCs w:val="28"/>
+        </w:rPr>
+        <w:t>Таблица 1.6</w:t>
+      </w:r>
+      <w:r>
+        <w:rPr>
+          <w:rFonts w:ascii="Times New Roman" w:hAnsi="Times New Roman" w:cs="Times New Roman"/>
+          <w:sz w:val="28"/>
+          <w:szCs w:val="28"/>
+        </w:rPr>
+        <w:t xml:space="preserve"> – </w:t>
+      </w:r>
+      <w:r>
+        <w:rPr>
+          <w:rFonts w:ascii="Times New Roman" w:hAnsi="Times New Roman" w:cs="Times New Roman"/>
+          <w:sz w:val="28"/>
+          <w:szCs w:val="28"/>
+        </w:rPr>
+        <w:t>Сравнительная характеристика основных классов моделей прогнозирования остаточного ресурса</w:t>
+      </w:r>
+    </w:p>
+    <w:tbl>
+      <w:tblPr>
+        <w:tblStyle w:val="ac"/>
+        <w:tblW w:w="0" w:type="auto"/>
+        <w:tblLook w:val="04A0" w:firstRow="1" w:lastRow="0" w:firstColumn="1" w:lastColumn="0" w:noHBand="0" w:noVBand="1"/>
+      </w:tblPr>
+      <w:tblGrid>
+        <w:gridCol w:w="2187"/>
+        <w:gridCol w:w="2289"/>
+        <w:gridCol w:w="2586"/>
+        <w:gridCol w:w="2565"/>
+      </w:tblGrid>
+      <w:tr>
+        <w:tc>
+          <w:tcPr>
+            <w:tcW w:w="2187" w:type="dxa"/>
+          </w:tcPr>
+          <w:p>
+            <w:pPr>
+              <w:spacing w:line="360" w:lineRule="auto"/>
+              <w:jc w:val="both"/>
+              <w:rPr>
+                <w:rFonts w:ascii="Times New Roman" w:hAnsi="Times New Roman" w:cs="Times New Roman"/>
+                <w:sz w:val="28"/>
+                <w:szCs w:val="28"/>
+                <w:lang w:val="en-US"/>
+              </w:rPr>
+            </w:pPr>
+            <w:r>
+              <w:rPr>
+                <w:rFonts w:ascii="Times New Roman" w:hAnsi="Times New Roman" w:cs="Times New Roman"/>
+                <w:sz w:val="28"/>
+                <w:szCs w:val="28"/>
+              </w:rPr>
+              <w:lastRenderedPageBreak/>
+              <w:t>Класс моделей</w:t>
+            </w:r>
+          </w:p>
+        </w:tc>
+        <w:tc>
+          <w:tcPr>
+            <w:tcW w:w="2289" w:type="dxa"/>
+          </w:tcPr>
+          <w:p>
+            <w:pPr>
+              <w:spacing w:line="360" w:lineRule="auto"/>
+              <w:jc w:val="both"/>
+              <w:rPr>
+                <w:rFonts w:ascii="Times New Roman" w:hAnsi="Times New Roman" w:cs="Times New Roman"/>
+                <w:sz w:val="28"/>
+                <w:szCs w:val="28"/>
+                <w:lang w:val="en-US"/>
+              </w:rPr>
+            </w:pPr>
+            <w:r>
+              <w:rPr>
+                <w:rFonts w:ascii="Times New Roman" w:hAnsi="Times New Roman" w:cs="Times New Roman"/>
+                <w:sz w:val="28"/>
+                <w:szCs w:val="28"/>
+              </w:rPr>
+              <w:t>Основная идея</w:t>
+            </w:r>
+          </w:p>
+        </w:tc>
+        <w:tc>
+          <w:tcPr>
+            <w:tcW w:w="2586" w:type="dxa"/>
+          </w:tcPr>
+          <w:p>
+            <w:pPr>
+              <w:spacing w:line="360" w:lineRule="auto"/>
+              <w:jc w:val="both"/>
+              <w:rPr>
+                <w:rFonts w:ascii="Times New Roman" w:hAnsi="Times New Roman" w:cs="Times New Roman"/>
+                <w:sz w:val="28"/>
+                <w:szCs w:val="28"/>
+                <w:lang w:val="en-US"/>
+              </w:rPr>
+            </w:pPr>
+            <w:r>
+              <w:rPr>
+                <w:rFonts w:ascii="Times New Roman" w:hAnsi="Times New Roman" w:cs="Times New Roman"/>
+                <w:sz w:val="28"/>
+                <w:szCs w:val="28"/>
+              </w:rPr>
+              <w:t>Сильные стороны</w:t>
+            </w:r>
+          </w:p>
+        </w:tc>
+        <w:tc>
+          <w:tcPr>
+            <w:tcW w:w="2565" w:type="dxa"/>
+          </w:tcPr>
+          <w:p>
+            <w:pPr>
+              <w:spacing w:line="360" w:lineRule="auto"/>
+              <w:jc w:val="both"/>
+              <w:rPr>
+                <w:rFonts w:ascii="Times New Roman" w:hAnsi="Times New Roman" w:cs="Times New Roman"/>
+                <w:sz w:val="28"/>
+                <w:szCs w:val="28"/>
+                <w:lang w:val="en-US"/>
+              </w:rPr>
+            </w:pPr>
+            <w:r>
+              <w:rPr>
+                <w:rFonts w:ascii="Times New Roman" w:hAnsi="Times New Roman" w:cs="Times New Roman"/>
+                <w:sz w:val="28"/>
+                <w:szCs w:val="28"/>
+              </w:rPr>
+              <w:t>Основные ограничения</w:t>
+            </w:r>
+          </w:p>
+        </w:tc>
+      </w:tr>
+      <w:tr>
+        <w:tc>
+          <w:tcPr>
+            <w:tcW w:w="2187" w:type="dxa"/>
+          </w:tcPr>
+          <w:p>
+            <w:pPr>
+              <w:spacing w:line="360" w:lineRule="auto"/>
+              <w:jc w:val="both"/>
+              <w:rPr>
+                <w:rFonts w:ascii="Times New Roman" w:hAnsi="Times New Roman" w:cs="Times New Roman"/>
+                <w:sz w:val="28"/>
+                <w:szCs w:val="28"/>
+                <w:lang w:val="en-US"/>
+              </w:rPr>
+            </w:pPr>
+            <w:r>
+              <w:rPr>
+                <w:rFonts w:ascii="Times New Roman" w:hAnsi="Times New Roman" w:cs="Times New Roman"/>
+                <w:sz w:val="28"/>
+                <w:szCs w:val="28"/>
+              </w:rPr>
+              <w:t>Эмпирические</w:t>
+            </w:r>
+          </w:p>
+        </w:tc>
+        <w:tc>
+          <w:tcPr>
+            <w:tcW w:w="2289" w:type="dxa"/>
+          </w:tcPr>
+          <w:p>
+            <w:pPr>
+              <w:spacing w:line="360" w:lineRule="auto"/>
+              <w:jc w:val="both"/>
+              <w:rPr>
+                <w:rFonts w:ascii="Times New Roman" w:hAnsi="Times New Roman" w:cs="Times New Roman"/>
+                <w:sz w:val="28"/>
+                <w:szCs w:val="28"/>
+                <w:lang w:val="en-US"/>
+              </w:rPr>
+            </w:pPr>
+            <w:r>
+              <w:rPr>
+                <w:rFonts w:ascii="Times New Roman" w:hAnsi="Times New Roman" w:cs="Times New Roman"/>
+                <w:sz w:val="28"/>
+                <w:szCs w:val="28"/>
+              </w:rPr>
+              <w:t>Аппроксимация траектории деградации</w:t>
+            </w:r>
+          </w:p>
+        </w:tc>
+        <w:tc>
+          <w:tcPr>
+            <w:tcW w:w="2586" w:type="dxa"/>
+          </w:tcPr>
+          <w:p>
+            <w:pPr>
+              <w:spacing w:line="360" w:lineRule="auto"/>
+              <w:jc w:val="both"/>
+              <w:rPr>
+                <w:rFonts w:ascii="Times New Roman" w:hAnsi="Times New Roman" w:cs="Times New Roman"/>
+                <w:sz w:val="28"/>
+                <w:szCs w:val="28"/>
+                <w:lang w:val="en-US"/>
+              </w:rPr>
+            </w:pPr>
+            <w:r>
+              <w:rPr>
+                <w:rFonts w:ascii="Times New Roman" w:hAnsi="Times New Roman" w:cs="Times New Roman"/>
+                <w:sz w:val="28"/>
+                <w:szCs w:val="28"/>
+              </w:rPr>
+              <w:t>Простота, малая вычислительная нагрузка</w:t>
+            </w:r>
+          </w:p>
+        </w:tc>
+        <w:tc>
+          <w:tcPr>
+            <w:tcW w:w="2565" w:type="dxa"/>
+          </w:tcPr>
+          <w:p>
+            <w:pPr>
+              <w:spacing w:line="360" w:lineRule="auto"/>
+              <w:jc w:val="both"/>
+              <w:rPr>
+                <w:rFonts w:ascii="Times New Roman" w:hAnsi="Times New Roman" w:cs="Times New Roman"/>
+                <w:sz w:val="28"/>
+                <w:szCs w:val="28"/>
+                <w:lang w:val="en-US"/>
+              </w:rPr>
+            </w:pPr>
+            <w:r>
+              <w:rPr>
+                <w:rFonts w:ascii="Times New Roman" w:hAnsi="Times New Roman" w:cs="Times New Roman"/>
+                <w:sz w:val="28"/>
+                <w:szCs w:val="28"/>
+              </w:rPr>
+              <w:t>Слабая переносимость между режимами</w:t>
+            </w:r>
+          </w:p>
+        </w:tc>
+      </w:tr>
+      <w:tr>
+        <w:tc>
+          <w:tcPr>
+            <w:tcW w:w="2187" w:type="dxa"/>
+          </w:tcPr>
+          <w:p>
+            <w:pPr>
+              <w:spacing w:line="360" w:lineRule="auto"/>
+              <w:jc w:val="both"/>
+              <w:rPr>
+                <w:rFonts w:ascii="Times New Roman" w:hAnsi="Times New Roman" w:cs="Times New Roman"/>
+                <w:sz w:val="28"/>
+                <w:szCs w:val="28"/>
+                <w:lang w:val="en-US"/>
+              </w:rPr>
+            </w:pPr>
+            <w:proofErr w:type="spellStart"/>
+            <w:r>
+              <w:rPr>
+                <w:rFonts w:ascii="Times New Roman" w:hAnsi="Times New Roman" w:cs="Times New Roman"/>
+                <w:sz w:val="28"/>
+                <w:szCs w:val="28"/>
+              </w:rPr>
+              <w:t>Физико</w:t>
+            </w:r>
+            <w:proofErr w:type="spellEnd"/>
+            <w:r>
+              <w:rPr>
+                <w:rFonts w:ascii="Times New Roman" w:hAnsi="Times New Roman" w:cs="Times New Roman"/>
+                <w:sz w:val="28"/>
+                <w:szCs w:val="28"/>
+              </w:rPr>
+              <w:t xml:space="preserve"> химические</w:t>
+            </w:r>
+          </w:p>
+        </w:tc>
+        <w:tc>
+          <w:tcPr>
+            <w:tcW w:w="2289" w:type="dxa"/>
+          </w:tcPr>
+          <w:p>
+            <w:pPr>
+              <w:spacing w:line="360" w:lineRule="auto"/>
+              <w:jc w:val="both"/>
+              <w:rPr>
+                <w:rFonts w:ascii="Times New Roman" w:hAnsi="Times New Roman" w:cs="Times New Roman"/>
+                <w:sz w:val="28"/>
+                <w:szCs w:val="28"/>
+                <w:lang w:val="en-US"/>
+              </w:rPr>
+            </w:pPr>
+            <w:r>
+              <w:rPr>
+                <w:rFonts w:ascii="Times New Roman" w:hAnsi="Times New Roman" w:cs="Times New Roman"/>
+                <w:sz w:val="28"/>
+                <w:szCs w:val="28"/>
+              </w:rPr>
+              <w:t>Явное описание механизмов старения</w:t>
+            </w:r>
+          </w:p>
+        </w:tc>
+        <w:tc>
+          <w:tcPr>
+            <w:tcW w:w="2586" w:type="dxa"/>
+          </w:tcPr>
+          <w:p>
+            <w:pPr>
+              <w:spacing w:line="360" w:lineRule="auto"/>
+              <w:jc w:val="both"/>
+              <w:rPr>
+                <w:rFonts w:ascii="Times New Roman" w:hAnsi="Times New Roman" w:cs="Times New Roman"/>
+                <w:sz w:val="28"/>
+                <w:szCs w:val="28"/>
+                <w:lang w:val="en-US"/>
+              </w:rPr>
+            </w:pPr>
+            <w:r>
+              <w:rPr>
+                <w:rFonts w:ascii="Times New Roman" w:hAnsi="Times New Roman" w:cs="Times New Roman"/>
+                <w:sz w:val="28"/>
+                <w:szCs w:val="28"/>
+              </w:rPr>
+              <w:t>Высокая интерпретируемость</w:t>
+            </w:r>
+          </w:p>
+        </w:tc>
+        <w:tc>
+          <w:tcPr>
+            <w:tcW w:w="2565" w:type="dxa"/>
+          </w:tcPr>
+          <w:p>
+            <w:pPr>
+              <w:spacing w:line="360" w:lineRule="auto"/>
+              <w:jc w:val="both"/>
+              <w:rPr>
+                <w:rFonts w:ascii="Times New Roman" w:hAnsi="Times New Roman" w:cs="Times New Roman"/>
+                <w:sz w:val="28"/>
+                <w:szCs w:val="28"/>
+                <w:lang w:val="en-US"/>
+              </w:rPr>
+            </w:pPr>
+            <w:r>
+              <w:rPr>
+                <w:rFonts w:ascii="Times New Roman" w:hAnsi="Times New Roman" w:cs="Times New Roman"/>
+                <w:sz w:val="28"/>
+                <w:szCs w:val="28"/>
+              </w:rPr>
+              <w:t>Сложная параметризация, вычислительная тяжесть</w:t>
+            </w:r>
+          </w:p>
+        </w:tc>
+      </w:tr>
+      <w:tr>
+        <w:tc>
+          <w:tcPr>
+            <w:tcW w:w="2187" w:type="dxa"/>
+          </w:tcPr>
+          <w:p>
+            <w:pPr>
+              <w:spacing w:line="360" w:lineRule="auto"/>
+              <w:jc w:val="both"/>
+              <w:rPr>
+                <w:rFonts w:ascii="Times New Roman" w:hAnsi="Times New Roman" w:cs="Times New Roman"/>
+                <w:sz w:val="28"/>
+                <w:szCs w:val="28"/>
+                <w:lang w:val="en-US"/>
+              </w:rPr>
+            </w:pPr>
+            <w:r>
+              <w:rPr>
+                <w:rFonts w:ascii="Times New Roman" w:hAnsi="Times New Roman" w:cs="Times New Roman"/>
+                <w:sz w:val="28"/>
+                <w:szCs w:val="28"/>
+              </w:rPr>
+              <w:t>Фильтрационные / observer</w:t>
+            </w:r>
+          </w:p>
+        </w:tc>
+        <w:tc>
+          <w:tcPr>
+            <w:tcW w:w="2289" w:type="dxa"/>
+          </w:tcPr>
+          <w:p>
+            <w:pPr>
+              <w:spacing w:line="360" w:lineRule="auto"/>
+              <w:jc w:val="both"/>
+              <w:rPr>
+                <w:rFonts w:ascii="Times New Roman" w:hAnsi="Times New Roman" w:cs="Times New Roman"/>
+                <w:sz w:val="28"/>
+                <w:szCs w:val="28"/>
+              </w:rPr>
+            </w:pPr>
+            <w:r>
+              <w:rPr>
+                <w:rFonts w:ascii="Times New Roman" w:hAnsi="Times New Roman" w:cs="Times New Roman"/>
+                <w:sz w:val="28"/>
+                <w:szCs w:val="28"/>
+              </w:rPr>
+              <w:t xml:space="preserve">Последовательная </w:t>
+            </w:r>
+            <w:proofErr w:type="spellStart"/>
+            <w:r>
+              <w:rPr>
+                <w:rFonts w:ascii="Times New Roman" w:hAnsi="Times New Roman" w:cs="Times New Roman"/>
+                <w:sz w:val="28"/>
+                <w:szCs w:val="28"/>
+              </w:rPr>
+              <w:t>online</w:t>
+            </w:r>
+            <w:proofErr w:type="spellEnd"/>
+            <w:r>
+              <w:rPr>
+                <w:rFonts w:ascii="Times New Roman" w:hAnsi="Times New Roman" w:cs="Times New Roman"/>
+                <w:sz w:val="28"/>
+                <w:szCs w:val="28"/>
+              </w:rPr>
+              <w:t xml:space="preserve"> оценка скрытых состояний</w:t>
+            </w:r>
+          </w:p>
+        </w:tc>
+        <w:tc>
+          <w:tcPr>
+            <w:tcW w:w="2586" w:type="dxa"/>
+          </w:tcPr>
+          <w:p>
+            <w:pPr>
+              <w:spacing w:line="360" w:lineRule="auto"/>
+              <w:jc w:val="both"/>
+              <w:rPr>
+                <w:rFonts w:ascii="Times New Roman" w:hAnsi="Times New Roman" w:cs="Times New Roman"/>
+                <w:sz w:val="28"/>
+                <w:szCs w:val="28"/>
+              </w:rPr>
+            </w:pPr>
+            <w:r>
+              <w:rPr>
+                <w:rFonts w:ascii="Times New Roman" w:hAnsi="Times New Roman" w:cs="Times New Roman"/>
+                <w:sz w:val="28"/>
+                <w:szCs w:val="28"/>
+              </w:rPr>
+              <w:t>Хорошая совместимость с BMS</w:t>
+            </w:r>
+          </w:p>
+        </w:tc>
+        <w:tc>
+          <w:tcPr>
+            <w:tcW w:w="2565" w:type="dxa"/>
+          </w:tcPr>
+          <w:p>
+            <w:pPr>
+              <w:spacing w:line="360" w:lineRule="auto"/>
+              <w:jc w:val="both"/>
+              <w:rPr>
+                <w:rFonts w:ascii="Times New Roman" w:hAnsi="Times New Roman" w:cs="Times New Roman"/>
+                <w:sz w:val="28"/>
+                <w:szCs w:val="28"/>
+              </w:rPr>
+            </w:pPr>
+            <w:r>
+              <w:rPr>
+                <w:rFonts w:ascii="Times New Roman" w:hAnsi="Times New Roman" w:cs="Times New Roman"/>
+                <w:sz w:val="28"/>
+                <w:szCs w:val="28"/>
+              </w:rPr>
+              <w:t>Сильная зависимость от базовой модели</w:t>
+            </w:r>
+          </w:p>
+        </w:tc>
+      </w:tr>
+      <w:tr>
+        <w:tc>
+          <w:tcPr>
+            <w:tcW w:w="2187" w:type="dxa"/>
+          </w:tcPr>
+          <w:p>
+            <w:pPr>
+              <w:spacing w:line="360" w:lineRule="auto"/>
+              <w:jc w:val="both"/>
+              <w:rPr>
+                <w:rFonts w:ascii="Times New Roman" w:hAnsi="Times New Roman" w:cs="Times New Roman"/>
+                <w:sz w:val="28"/>
+                <w:szCs w:val="28"/>
+              </w:rPr>
+            </w:pPr>
+            <w:r>
+              <w:rPr>
+                <w:rFonts w:ascii="Times New Roman" w:hAnsi="Times New Roman" w:cs="Times New Roman"/>
+                <w:sz w:val="28"/>
+                <w:szCs w:val="28"/>
+              </w:rPr>
+              <w:t>ML / DL</w:t>
+            </w:r>
+          </w:p>
+        </w:tc>
+        <w:tc>
+          <w:tcPr>
+            <w:tcW w:w="2289" w:type="dxa"/>
+          </w:tcPr>
+          <w:p>
+            <w:pPr>
+              <w:spacing w:line="360" w:lineRule="auto"/>
+              <w:jc w:val="both"/>
+              <w:rPr>
+                <w:rFonts w:ascii="Times New Roman" w:hAnsi="Times New Roman" w:cs="Times New Roman"/>
+                <w:sz w:val="28"/>
+                <w:szCs w:val="28"/>
+              </w:rPr>
+            </w:pPr>
+            <w:r>
+              <w:rPr>
+                <w:rFonts w:ascii="Times New Roman" w:hAnsi="Times New Roman" w:cs="Times New Roman"/>
+                <w:sz w:val="28"/>
+                <w:szCs w:val="28"/>
+              </w:rPr>
+              <w:t>Обучение нелинейных зависимостей по данным</w:t>
+            </w:r>
+          </w:p>
+        </w:tc>
+        <w:tc>
+          <w:tcPr>
+            <w:tcW w:w="2586" w:type="dxa"/>
+          </w:tcPr>
+          <w:p>
+            <w:pPr>
+              <w:spacing w:line="360" w:lineRule="auto"/>
+              <w:jc w:val="both"/>
+              <w:rPr>
+                <w:rFonts w:ascii="Times New Roman" w:hAnsi="Times New Roman" w:cs="Times New Roman"/>
+                <w:sz w:val="28"/>
+                <w:szCs w:val="28"/>
+              </w:rPr>
+            </w:pPr>
+            <w:r>
+              <w:rPr>
+                <w:rFonts w:ascii="Times New Roman" w:hAnsi="Times New Roman" w:cs="Times New Roman"/>
+                <w:sz w:val="28"/>
+                <w:szCs w:val="28"/>
+              </w:rPr>
+              <w:t xml:space="preserve">Высокая </w:t>
+            </w:r>
+            <w:proofErr w:type="spellStart"/>
+            <w:r>
+              <w:rPr>
+                <w:rFonts w:ascii="Times New Roman" w:hAnsi="Times New Roman" w:cs="Times New Roman"/>
+                <w:sz w:val="28"/>
+                <w:szCs w:val="28"/>
+              </w:rPr>
+              <w:t>аппроксимационная</w:t>
+            </w:r>
+            <w:proofErr w:type="spellEnd"/>
+            <w:r>
+              <w:rPr>
+                <w:rFonts w:ascii="Times New Roman" w:hAnsi="Times New Roman" w:cs="Times New Roman"/>
+                <w:sz w:val="28"/>
+                <w:szCs w:val="28"/>
+              </w:rPr>
+              <w:t xml:space="preserve"> гибкость</w:t>
+            </w:r>
+          </w:p>
+        </w:tc>
+        <w:tc>
+          <w:tcPr>
+            <w:tcW w:w="2565" w:type="dxa"/>
+          </w:tcPr>
+          <w:p>
+            <w:pPr>
+              <w:spacing w:line="360" w:lineRule="auto"/>
+              <w:jc w:val="both"/>
+              <w:rPr>
+                <w:rFonts w:ascii="Times New Roman" w:hAnsi="Times New Roman" w:cs="Times New Roman"/>
+                <w:sz w:val="28"/>
+                <w:szCs w:val="28"/>
+              </w:rPr>
+            </w:pPr>
+            <w:r>
+              <w:rPr>
+                <w:rFonts w:ascii="Times New Roman" w:hAnsi="Times New Roman" w:cs="Times New Roman"/>
+                <w:sz w:val="28"/>
+                <w:szCs w:val="28"/>
+              </w:rPr>
+              <w:t>Высокие требования к данным, ограниченная интерпретируемость</w:t>
+            </w:r>
+          </w:p>
+        </w:tc>
+      </w:tr>
+      <w:tr>
+        <w:tc>
+          <w:tcPr>
+            <w:tcW w:w="2187" w:type="dxa"/>
+          </w:tcPr>
+          <w:p>
+            <w:pPr>
+              <w:spacing w:line="360" w:lineRule="auto"/>
+              <w:jc w:val="both"/>
+              <w:rPr>
+                <w:rFonts w:ascii="Times New Roman" w:hAnsi="Times New Roman" w:cs="Times New Roman"/>
+                <w:sz w:val="28"/>
+                <w:szCs w:val="28"/>
+              </w:rPr>
+            </w:pPr>
+            <w:r>
+              <w:rPr>
+                <w:rFonts w:ascii="Times New Roman" w:hAnsi="Times New Roman" w:cs="Times New Roman"/>
+                <w:sz w:val="28"/>
+                <w:szCs w:val="28"/>
+              </w:rPr>
+              <w:t>Гибридные</w:t>
+            </w:r>
+          </w:p>
+        </w:tc>
+        <w:tc>
+          <w:tcPr>
+            <w:tcW w:w="2289" w:type="dxa"/>
+          </w:tcPr>
+          <w:p>
+            <w:pPr>
+              <w:spacing w:line="360" w:lineRule="auto"/>
+              <w:jc w:val="both"/>
+              <w:rPr>
+                <w:rFonts w:ascii="Times New Roman" w:hAnsi="Times New Roman" w:cs="Times New Roman"/>
+                <w:sz w:val="28"/>
+                <w:szCs w:val="28"/>
+              </w:rPr>
+            </w:pPr>
+            <w:r>
+              <w:rPr>
+                <w:rFonts w:ascii="Times New Roman" w:hAnsi="Times New Roman" w:cs="Times New Roman"/>
+                <w:sz w:val="28"/>
+                <w:szCs w:val="28"/>
+              </w:rPr>
+              <w:t xml:space="preserve">Сочетание физики и </w:t>
+            </w:r>
+            <w:proofErr w:type="spellStart"/>
+            <w:r>
+              <w:rPr>
+                <w:rFonts w:ascii="Times New Roman" w:hAnsi="Times New Roman" w:cs="Times New Roman"/>
+                <w:sz w:val="28"/>
+                <w:szCs w:val="28"/>
+              </w:rPr>
+              <w:t>data</w:t>
+            </w:r>
+            <w:proofErr w:type="spellEnd"/>
+            <w:r>
+              <w:rPr>
+                <w:rFonts w:ascii="Times New Roman" w:hAnsi="Times New Roman" w:cs="Times New Roman"/>
+                <w:sz w:val="28"/>
+                <w:szCs w:val="28"/>
+              </w:rPr>
+              <w:t xml:space="preserve"> </w:t>
+            </w:r>
+            <w:proofErr w:type="spellStart"/>
+            <w:r>
+              <w:rPr>
+                <w:rFonts w:ascii="Times New Roman" w:hAnsi="Times New Roman" w:cs="Times New Roman"/>
+                <w:sz w:val="28"/>
+                <w:szCs w:val="28"/>
+              </w:rPr>
+              <w:t>driven</w:t>
+            </w:r>
+            <w:proofErr w:type="spellEnd"/>
+            <w:r>
+              <w:rPr>
+                <w:rFonts w:ascii="Times New Roman" w:hAnsi="Times New Roman" w:cs="Times New Roman"/>
+                <w:sz w:val="28"/>
+                <w:szCs w:val="28"/>
+              </w:rPr>
+              <w:t xml:space="preserve"> блока</w:t>
+            </w:r>
+          </w:p>
+        </w:tc>
+        <w:tc>
+          <w:tcPr>
+            <w:tcW w:w="2586" w:type="dxa"/>
+          </w:tcPr>
+          <w:p>
+            <w:pPr>
+              <w:spacing w:line="360" w:lineRule="auto"/>
+              <w:jc w:val="both"/>
+              <w:rPr>
+                <w:rFonts w:ascii="Times New Roman" w:hAnsi="Times New Roman" w:cs="Times New Roman"/>
+                <w:sz w:val="28"/>
+                <w:szCs w:val="28"/>
+              </w:rPr>
+            </w:pPr>
+            <w:r>
+              <w:rPr>
+                <w:rFonts w:ascii="Times New Roman" w:hAnsi="Times New Roman" w:cs="Times New Roman"/>
+                <w:sz w:val="28"/>
+                <w:szCs w:val="28"/>
+              </w:rPr>
+              <w:t>Баланс точности и интерпретируемости</w:t>
+            </w:r>
+          </w:p>
+        </w:tc>
+        <w:tc>
+          <w:tcPr>
+            <w:tcW w:w="2565" w:type="dxa"/>
+          </w:tcPr>
+          <w:p>
+            <w:pPr>
+              <w:spacing w:line="360" w:lineRule="auto"/>
+              <w:jc w:val="both"/>
+              <w:rPr>
+                <w:rFonts w:ascii="Times New Roman" w:hAnsi="Times New Roman" w:cs="Times New Roman"/>
+                <w:sz w:val="28"/>
+                <w:szCs w:val="28"/>
+              </w:rPr>
+            </w:pPr>
+            <w:r>
+              <w:rPr>
+                <w:rFonts w:ascii="Times New Roman" w:hAnsi="Times New Roman" w:cs="Times New Roman"/>
+                <w:sz w:val="28"/>
+                <w:szCs w:val="28"/>
+              </w:rPr>
+              <w:t>Сложность настройки и верификации</w:t>
+            </w:r>
+          </w:p>
+        </w:tc>
+      </w:tr>
+      <w:tr>
+        <w:tc>
+          <w:tcPr>
+            <w:tcW w:w="2187" w:type="dxa"/>
+          </w:tcPr>
+          <w:p>
+            <w:pPr>
+              <w:spacing w:line="360" w:lineRule="auto"/>
+              <w:jc w:val="both"/>
+              <w:rPr>
+                <w:rFonts w:ascii="Times New Roman" w:hAnsi="Times New Roman" w:cs="Times New Roman"/>
+                <w:sz w:val="28"/>
+                <w:szCs w:val="28"/>
+              </w:rPr>
+            </w:pPr>
+            <w:r>
+              <w:rPr>
+                <w:rFonts w:ascii="Times New Roman" w:hAnsi="Times New Roman" w:cs="Times New Roman"/>
+                <w:sz w:val="28"/>
+                <w:szCs w:val="28"/>
+              </w:rPr>
+              <w:t>Импедансные</w:t>
+            </w:r>
+          </w:p>
+        </w:tc>
+        <w:tc>
+          <w:tcPr>
+            <w:tcW w:w="2289" w:type="dxa"/>
+          </w:tcPr>
+          <w:p>
+            <w:pPr>
+              <w:spacing w:line="360" w:lineRule="auto"/>
+              <w:jc w:val="both"/>
+              <w:rPr>
+                <w:rFonts w:ascii="Times New Roman" w:hAnsi="Times New Roman" w:cs="Times New Roman"/>
+                <w:sz w:val="28"/>
+                <w:szCs w:val="28"/>
+              </w:rPr>
+            </w:pPr>
+            <w:r>
+              <w:rPr>
+                <w:rFonts w:ascii="Times New Roman" w:hAnsi="Times New Roman" w:cs="Times New Roman"/>
+                <w:sz w:val="28"/>
+                <w:szCs w:val="28"/>
+              </w:rPr>
+              <w:t>Использование EIS признаков как маркеров старения</w:t>
+            </w:r>
+          </w:p>
+        </w:tc>
+        <w:tc>
+          <w:tcPr>
+            <w:tcW w:w="2586" w:type="dxa"/>
+          </w:tcPr>
+          <w:p>
+            <w:pPr>
+              <w:spacing w:line="360" w:lineRule="auto"/>
+              <w:jc w:val="both"/>
+              <w:rPr>
+                <w:rFonts w:ascii="Times New Roman" w:hAnsi="Times New Roman" w:cs="Times New Roman"/>
+                <w:sz w:val="28"/>
+                <w:szCs w:val="28"/>
+              </w:rPr>
+            </w:pPr>
+            <w:r>
+              <w:rPr>
+                <w:rFonts w:ascii="Times New Roman" w:hAnsi="Times New Roman" w:cs="Times New Roman"/>
+                <w:sz w:val="28"/>
+                <w:szCs w:val="28"/>
+              </w:rPr>
+              <w:t>Ранняя чувствительность к деградации, физическая содержательность</w:t>
+            </w:r>
+          </w:p>
+        </w:tc>
+        <w:tc>
+          <w:tcPr>
+            <w:tcW w:w="2565" w:type="dxa"/>
+          </w:tcPr>
+          <w:p>
+            <w:pPr>
+              <w:spacing w:line="360" w:lineRule="auto"/>
+              <w:jc w:val="both"/>
+              <w:rPr>
+                <w:rFonts w:ascii="Times New Roman" w:hAnsi="Times New Roman" w:cs="Times New Roman"/>
+                <w:sz w:val="28"/>
+                <w:szCs w:val="28"/>
+              </w:rPr>
+            </w:pPr>
+            <w:r>
+              <w:rPr>
+                <w:rFonts w:ascii="Times New Roman" w:hAnsi="Times New Roman" w:cs="Times New Roman"/>
+                <w:sz w:val="28"/>
+                <w:szCs w:val="28"/>
+              </w:rPr>
+              <w:t xml:space="preserve">Трудности быстрого измерения и </w:t>
+            </w:r>
+            <w:proofErr w:type="spellStart"/>
+            <w:r>
+              <w:rPr>
+                <w:rFonts w:ascii="Times New Roman" w:hAnsi="Times New Roman" w:cs="Times New Roman"/>
+                <w:sz w:val="28"/>
+                <w:szCs w:val="28"/>
+              </w:rPr>
+              <w:t>online</w:t>
+            </w:r>
+            <w:proofErr w:type="spellEnd"/>
+            <w:r>
+              <w:rPr>
+                <w:rFonts w:ascii="Times New Roman" w:hAnsi="Times New Roman" w:cs="Times New Roman"/>
+                <w:sz w:val="28"/>
+                <w:szCs w:val="28"/>
+              </w:rPr>
+              <w:t xml:space="preserve"> интерпретации</w:t>
+            </w:r>
+          </w:p>
+        </w:tc>
+      </w:tr>
+    </w:tbl>
+    <w:p>
+      <w:pPr>
+        <w:spacing w:line="360" w:lineRule="auto"/>
+        <w:ind w:firstLine="709"/>
+        <w:jc w:val="both"/>
+        <w:rPr>
+          <w:rFonts w:ascii="Times New Roman" w:hAnsi="Times New Roman" w:cs="Times New Roman"/>
+          <w:sz w:val="28"/>
+          <w:szCs w:val="28"/>
+          <w:lang w:val="en-US"/>
+        </w:rPr>
+      </w:pPr>
+    </w:p>
+    <w:p>
+      <w:pPr>
+        <w:spacing w:line="360" w:lineRule="auto"/>
+        <w:ind w:firstLine="709"/>
+        <w:jc w:val="both"/>
+        <w:rPr>
+          <w:rFonts w:ascii="Times New Roman" w:hAnsi="Times New Roman" w:cs="Times New Roman"/>
+          <w:sz w:val="28"/>
+          <w:szCs w:val="28"/>
+          <w:lang w:val="en-US"/>
+        </w:rPr>
+      </w:pPr>
+      <w:r>
+        <w:rPr>
+          <w:rFonts w:ascii="Times New Roman" w:hAnsi="Times New Roman" w:cs="Times New Roman"/>
+          <w:sz w:val="28"/>
+          <w:szCs w:val="28"/>
+        </w:rPr>
+        <w:t xml:space="preserve">Для визуального сравнения классов моделей был выполнен многокритериальный анализ по показателям физической интерпретации, </w:t>
+      </w:r>
+      <w:r>
+        <w:rPr>
+          <w:rFonts w:ascii="Times New Roman" w:hAnsi="Times New Roman" w:cs="Times New Roman"/>
+          <w:sz w:val="28"/>
+          <w:szCs w:val="28"/>
+        </w:rPr>
+        <w:lastRenderedPageBreak/>
+        <w:t xml:space="preserve">онлайн-применимости, точности в сложных режимах, требованиям к данным и пригодности к ранней </w:t>
+      </w:r>
+      <w:proofErr w:type="spellStart"/>
+      <w:r>
+        <w:rPr>
+          <w:rFonts w:ascii="Times New Roman" w:hAnsi="Times New Roman" w:cs="Times New Roman"/>
+          <w:sz w:val="28"/>
+          <w:szCs w:val="28"/>
+        </w:rPr>
+        <w:t>деградационной</w:t>
+      </w:r>
+      <w:proofErr w:type="spellEnd"/>
+      <w:r>
+        <w:rPr>
+          <w:rFonts w:ascii="Times New Roman" w:hAnsi="Times New Roman" w:cs="Times New Roman"/>
+          <w:sz w:val="28"/>
+          <w:szCs w:val="28"/>
+        </w:rPr>
+        <w:t xml:space="preserve"> диагностике.</w:t>
+      </w:r>
+    </w:p>
+    <w:p>
+      <w:pPr>
+        <w:spacing w:line="360" w:lineRule="auto"/>
+        <w:ind w:firstLine="709"/>
+        <w:jc w:val="both"/>
+        <w:rPr>
+          <w:rFonts w:ascii="Times New Roman" w:hAnsi="Times New Roman" w:cs="Times New Roman"/>
+          <w:sz w:val="28"/>
+          <w:szCs w:val="28"/>
+          <w:lang w:val="en-US"/>
+        </w:rPr>
+      </w:pPr>
+    </w:p>
+    <w:p>
+      <w:pPr>
+        <w:spacing w:line="360" w:lineRule="auto"/>
+        <w:ind w:firstLine="709"/>
+        <w:jc w:val="both"/>
+        <w:rPr>
+          <w:rFonts w:ascii="Times New Roman" w:hAnsi="Times New Roman" w:cs="Times New Roman"/>
+          <w:sz w:val="28"/>
+          <w:szCs w:val="28"/>
+          <w:lang w:val="en-US"/>
+        </w:rPr>
+      </w:pPr>
+      <w:r>
+        <w:rPr>
+          <w:noProof/>
+        </w:rPr>
+        <w:drawing>
+          <wp:inline distT="0" distB="0" distL="0" distR="0" wp14:anchorId="7B327303" wp14:editId="58610AC1">
+            <wp:extent cx="6119495" cy="3420110"/>
+            <wp:effectExtent l="0" t="0" r="0" b="8890"/>
+            <wp:docPr id="1739826201" name="Рисунок 1"/>
+            <wp:cNvGraphicFramePr>
+              <a:graphicFrameLocks xmlns:a="http://schemas.openxmlformats.org/drawingml/2006/main" noChangeAspect="1"/>
+            </wp:cNvGraphicFramePr>
+            <a:graphic xmlns:a="http://schemas.openxmlformats.org/drawingml/2006/main">
+              <a:graphicData uri="http://schemas.openxmlformats.org/drawingml/2006/picture">
+                <pic:pic xmlns:pic="http://schemas.openxmlformats.org/drawingml/2006/picture">
+                  <pic:nvPicPr>
+                    <pic:cNvPr id="0" name="Picture 81"/>
+                    <pic:cNvPicPr>
+                      <a:picLocks noChangeAspect="1" noChangeArrowheads="1"/>
+                    </pic:cNvPicPr>
+                  </pic:nvPicPr>
+                  <pic:blipFill>
+                    <a:blip r:embed="rId135" cstate="print">
+                      <a:extLst>
+                        <a:ext uri="{28A0092B-C50C-407E-A947-70E740481C1C}">
+                          <a14:useLocalDpi xmlns:a14="http://schemas.microsoft.com/office/drawing/2010/main" val="0"/>
+                        </a:ext>
+                      </a:extLst>
+                    </a:blip>
+                    <a:srcRect/>
+                    <a:stretch>
+                      <a:fillRect/>
+                    </a:stretch>
+                  </pic:blipFill>
+                  <pic:spPr bwMode="auto">
+                    <a:xfrm>
+                      <a:off x="0" y="0"/>
+                      <a:ext cx="6119495" cy="3420110"/>
+                    </a:xfrm>
+                    <a:prstGeom prst="rect">
+                      <a:avLst/>
+                    </a:prstGeom>
+                    <a:noFill/>
+                    <a:ln>
+                      <a:noFill/>
+                    </a:ln>
+                  </pic:spPr>
+                </pic:pic>
+              </a:graphicData>
+            </a:graphic>
+          </wp:inline>
+        </w:drawing>
+      </w:r>
+    </w:p>
+    <w:p>
+      <w:pPr>
+        <w:spacing w:line="360" w:lineRule="auto"/>
+        <w:ind w:firstLine="709"/>
+        <w:jc w:val="both"/>
+        <w:rPr>
+          <w:rFonts w:ascii="Times New Roman" w:hAnsi="Times New Roman" w:cs="Times New Roman"/>
+          <w:sz w:val="28"/>
+          <w:szCs w:val="28"/>
+        </w:rPr>
+      </w:pPr>
+      <w:r>
+        <w:rPr>
+          <w:rFonts w:ascii="Times New Roman" w:hAnsi="Times New Roman" w:cs="Times New Roman"/>
+          <w:sz w:val="28"/>
+          <w:szCs w:val="28"/>
+        </w:rPr>
+        <w:t>Рисунок 1.14 — Сравнение классов моделей прогнозирования остаточного ресурса</w:t>
+      </w:r>
+    </w:p>
+    <w:p>
+      <w:pPr>
+        <w:spacing w:line="360" w:lineRule="auto"/>
+        <w:ind w:firstLine="709"/>
+        <w:jc w:val="both"/>
+        <w:rPr>
+          <w:rFonts w:ascii="Times New Roman" w:hAnsi="Times New Roman" w:cs="Times New Roman"/>
+          <w:sz w:val="28"/>
+          <w:szCs w:val="28"/>
+          <w:lang w:val="en-US"/>
+        </w:rPr>
+      </w:pPr>
+    </w:p>
+    <w:p>
+      <w:pPr>
+        <w:spacing w:line="360" w:lineRule="auto"/>
+        <w:ind w:firstLine="709"/>
+        <w:jc w:val="both"/>
+        <w:rPr>
+          <w:rFonts w:ascii="Times New Roman" w:hAnsi="Times New Roman" w:cs="Times New Roman"/>
+          <w:sz w:val="28"/>
+          <w:szCs w:val="28"/>
+          <w:lang w:val="en-US"/>
+        </w:rPr>
+      </w:pPr>
+      <w:r>
+        <w:rPr>
+          <w:rFonts w:ascii="Times New Roman" w:hAnsi="Times New Roman" w:cs="Times New Roman"/>
+          <w:sz w:val="28"/>
+          <w:szCs w:val="28"/>
+        </w:rPr>
+        <w:t>На рисунке представлена сравнительная матрица шести классов моделей. Эмпирические модели выигрывают по простоте и онлайн применимости, но уступают по физической интерпретации и ранней чувствительности. Физические модели обладают максимальной интерпретируемостью, но проигрывают по вычислительной компактности. ML- и DL-подходы демонстрируют высокую гибкость, однако требуют больших массивов репрезентативных данных. Гибридные и импедансные подходы занимают промежуточное, но наиболее перспективное положение.</w:t>
+      </w:r>
+    </w:p>
+    <w:p>
+      <w:pPr>
+        <w:spacing w:line="360" w:lineRule="auto"/>
+        <w:ind w:firstLine="709"/>
+        <w:jc w:val="both"/>
+        <w:rPr>
+          <w:rFonts w:ascii="Times New Roman" w:hAnsi="Times New Roman" w:cs="Times New Roman"/>
+          <w:sz w:val="28"/>
+          <w:szCs w:val="28"/>
+        </w:rPr>
+      </w:pPr>
+      <w:r>
+        <w:rPr>
+          <w:rFonts w:ascii="Times New Roman" w:hAnsi="Times New Roman" w:cs="Times New Roman"/>
+          <w:sz w:val="28"/>
+          <w:szCs w:val="28"/>
+        </w:rPr>
+        <w:t>Научная ценность рисунка состоит в систематизации исследовательского пространства задачи</w:t>
+      </w:r>
+      <w:r>
+        <w:rPr>
+          <w:rFonts w:ascii="Times New Roman" w:hAnsi="Times New Roman" w:cs="Times New Roman"/>
+          <w:sz w:val="28"/>
+          <w:szCs w:val="28"/>
+        </w:rPr>
+        <w:t xml:space="preserve"> </w:t>
+      </w:r>
+      <w:r>
+        <w:rPr>
+          <w:rFonts w:ascii="Times New Roman" w:hAnsi="Times New Roman" w:cs="Times New Roman"/>
+          <w:i/>
+          <w:iCs/>
+          <w:sz w:val="28"/>
+          <w:szCs w:val="28"/>
+          <w:lang w:val="en-US"/>
+        </w:rPr>
+        <w:t>RUL</w:t>
+      </w:r>
+      <w:r>
+        <w:rPr>
+          <w:rFonts w:ascii="Times New Roman" w:hAnsi="Times New Roman" w:cs="Times New Roman"/>
+          <w:sz w:val="28"/>
+          <w:szCs w:val="28"/>
+        </w:rPr>
+        <w:t xml:space="preserve">. Практическая польза заключается в обосновании выбора дальнейшей диссертационной стратегии: не чисто эмпирической и не </w:t>
+      </w:r>
+      <w:r>
+        <w:rPr>
+          <w:rFonts w:ascii="Times New Roman" w:hAnsi="Times New Roman" w:cs="Times New Roman"/>
+          <w:sz w:val="28"/>
+          <w:szCs w:val="28"/>
+        </w:rPr>
+        <w:lastRenderedPageBreak/>
+        <w:t xml:space="preserve">чисто </w:t>
+      </w:r>
+      <w:proofErr w:type="spellStart"/>
+      <w:r>
+        <w:rPr>
+          <w:rFonts w:ascii="Times New Roman" w:hAnsi="Times New Roman" w:cs="Times New Roman"/>
+          <w:sz w:val="28"/>
+          <w:szCs w:val="28"/>
+          <w:highlight w:val="yellow"/>
+        </w:rPr>
+        <w:t>data-driven</w:t>
+      </w:r>
+      <w:proofErr w:type="spellEnd"/>
+      <w:r>
+        <w:rPr>
+          <w:rFonts w:ascii="Times New Roman" w:hAnsi="Times New Roman" w:cs="Times New Roman"/>
+          <w:sz w:val="28"/>
+          <w:szCs w:val="28"/>
+        </w:rPr>
+        <w:t>, а физически мотивированной, с опорой на импедансные признаки и возможностью гибридной интерпретации</w:t>
+      </w:r>
+      <w:r>
+        <w:rPr>
+          <w:rFonts w:ascii="Times New Roman" w:hAnsi="Times New Roman" w:cs="Times New Roman"/>
+          <w:sz w:val="28"/>
+          <w:szCs w:val="28"/>
+        </w:rPr>
+        <w:t>.</w:t>
+      </w:r>
+    </w:p>
+    <w:p>
+      <w:pPr>
+        <w:spacing w:line="360" w:lineRule="auto"/>
+        <w:ind w:firstLine="709"/>
+        <w:jc w:val="both"/>
+        <w:rPr>
+          <w:rFonts w:ascii="Times New Roman" w:hAnsi="Times New Roman" w:cs="Times New Roman"/>
+          <w:sz w:val="28"/>
+          <w:szCs w:val="28"/>
+        </w:rPr>
+      </w:pPr>
+      <w:r>
+        <w:rPr>
+          <w:rFonts w:ascii="Times New Roman" w:hAnsi="Times New Roman" w:cs="Times New Roman"/>
+          <w:sz w:val="28"/>
+          <w:szCs w:val="28"/>
+        </w:rPr>
+        <w:t xml:space="preserve">Сопоставление реальной </w:t>
+      </w:r>
+      <w:proofErr w:type="spellStart"/>
+      <w:r>
+        <w:rPr>
+          <w:rFonts w:ascii="Times New Roman" w:hAnsi="Times New Roman" w:cs="Times New Roman"/>
+          <w:sz w:val="28"/>
+          <w:szCs w:val="28"/>
+        </w:rPr>
+        <w:t>деградационной</w:t>
+      </w:r>
+      <w:proofErr w:type="spellEnd"/>
+      <w:r>
+        <w:rPr>
+          <w:rFonts w:ascii="Times New Roman" w:hAnsi="Times New Roman" w:cs="Times New Roman"/>
+          <w:sz w:val="28"/>
+          <w:szCs w:val="28"/>
+        </w:rPr>
+        <w:t xml:space="preserve"> траектории с различными классами моделей показывает, что для сложной нелинейной траектории ресурсного старения линейные эмпирические аппроксимации быстро теряют точность, тогда как физически мотивированные и гибридные модели лучше воспроизводят переход к ускоренной стадии деградации.</w:t>
+      </w:r>
+    </w:p>
+    <w:p>
+      <w:pPr>
+        <w:spacing w:line="360" w:lineRule="auto"/>
+        <w:ind w:firstLine="709"/>
+        <w:jc w:val="both"/>
+        <w:rPr>
+          <w:rFonts w:ascii="Times New Roman" w:hAnsi="Times New Roman" w:cs="Times New Roman"/>
+          <w:sz w:val="28"/>
+          <w:szCs w:val="28"/>
+        </w:rPr>
+      </w:pPr>
+    </w:p>
+    <w:p>
+      <w:pPr>
+        <w:spacing w:line="360" w:lineRule="auto"/>
+        <w:ind w:firstLine="709"/>
+        <w:jc w:val="both"/>
+        <w:rPr>
+          <w:rFonts w:ascii="Times New Roman" w:hAnsi="Times New Roman" w:cs="Times New Roman"/>
+          <w:sz w:val="28"/>
+          <w:szCs w:val="28"/>
+        </w:rPr>
+      </w:pPr>
+      <w:r>
+        <w:rPr>
+          <w:noProof/>
+        </w:rPr>
+        <w:drawing>
+          <wp:inline distT="0" distB="0" distL="0" distR="0" wp14:anchorId="2DA075DB" wp14:editId="7F1E2CD2">
+            <wp:extent cx="6119495" cy="3634105"/>
+            <wp:effectExtent l="0" t="0" r="0" b="4445"/>
+            <wp:docPr id="2112960504" name="Рисунок 2"/>
+            <wp:cNvGraphicFramePr>
+              <a:graphicFrameLocks xmlns:a="http://schemas.openxmlformats.org/drawingml/2006/main" noChangeAspect="1"/>
+            </wp:cNvGraphicFramePr>
+            <a:graphic xmlns:a="http://schemas.openxmlformats.org/drawingml/2006/main">
+              <a:graphicData uri="http://schemas.openxmlformats.org/drawingml/2006/picture">
+                <pic:pic xmlns:pic="http://schemas.openxmlformats.org/drawingml/2006/picture">
+                  <pic:nvPicPr>
+                    <pic:cNvPr id="0" name="Picture 83"/>
+                    <pic:cNvPicPr>
+                      <a:picLocks noChangeAspect="1" noChangeArrowheads="1"/>
+                    </pic:cNvPicPr>
+                  </pic:nvPicPr>
+                  <pic:blipFill>
+                    <a:blip r:embed="rId136" cstate="print">
+                      <a:extLst>
+                        <a:ext uri="{28A0092B-C50C-407E-A947-70E740481C1C}">
+                          <a14:useLocalDpi xmlns:a14="http://schemas.microsoft.com/office/drawing/2010/main" val="0"/>
+                        </a:ext>
+                      </a:extLst>
+                    </a:blip>
+                    <a:srcRect/>
+                    <a:stretch>
+                      <a:fillRect/>
+                    </a:stretch>
+                  </pic:blipFill>
+                  <pic:spPr bwMode="auto">
+                    <a:xfrm>
+                      <a:off x="0" y="0"/>
+                      <a:ext cx="6119495" cy="3634105"/>
+                    </a:xfrm>
+                    <a:prstGeom prst="rect">
+                      <a:avLst/>
+                    </a:prstGeom>
+                    <a:noFill/>
+                    <a:ln>
+                      <a:noFill/>
+                    </a:ln>
+                  </pic:spPr>
+                </pic:pic>
+              </a:graphicData>
+            </a:graphic>
+          </wp:inline>
+        </w:drawing>
+      </w:r>
+    </w:p>
+    <w:p>
+      <w:pPr>
+        <w:spacing w:line="360" w:lineRule="auto"/>
+        <w:ind w:firstLine="709"/>
+        <w:jc w:val="both"/>
+        <w:rPr>
+          <w:rFonts w:ascii="Times New Roman" w:hAnsi="Times New Roman" w:cs="Times New Roman"/>
+          <w:sz w:val="28"/>
+          <w:szCs w:val="28"/>
+        </w:rPr>
+      </w:pPr>
+      <w:r>
+        <w:rPr>
+          <w:rFonts w:ascii="Times New Roman" w:hAnsi="Times New Roman" w:cs="Times New Roman"/>
+          <w:sz w:val="28"/>
+          <w:szCs w:val="28"/>
+        </w:rPr>
+        <w:t>Рисунок 1.15 — Сопоставление экспериментальной деградации и модельных траекторий</w:t>
+      </w:r>
+    </w:p>
+    <w:p>
+      <w:pPr>
+        <w:spacing w:line="360" w:lineRule="auto"/>
+        <w:ind w:firstLine="709"/>
+        <w:jc w:val="both"/>
+        <w:rPr>
+          <w:rFonts w:ascii="Times New Roman" w:hAnsi="Times New Roman" w:cs="Times New Roman"/>
+          <w:sz w:val="28"/>
+          <w:szCs w:val="28"/>
+        </w:rPr>
+      </w:pPr>
+    </w:p>
+    <w:p>
+      <w:pPr>
+        <w:spacing w:line="360" w:lineRule="auto"/>
+        <w:ind w:firstLine="709"/>
+        <w:jc w:val="both"/>
+        <w:rPr>
+          <w:rFonts w:ascii="Times New Roman" w:hAnsi="Times New Roman" w:cs="Times New Roman"/>
+          <w:sz w:val="28"/>
+          <w:szCs w:val="28"/>
+          <w:lang w:val="en-US"/>
+        </w:rPr>
+      </w:pPr>
+      <w:r>
+        <w:rPr>
+          <w:rFonts w:ascii="Times New Roman" w:hAnsi="Times New Roman" w:cs="Times New Roman"/>
+          <w:sz w:val="28"/>
+          <w:szCs w:val="28"/>
+        </w:rPr>
+        <w:t>На рисунке показаны четыре траектории: экспериментальная кривая деградации</w:t>
+      </w:r>
+      <w:r>
+        <w:rPr>
+          <w:rFonts w:ascii="Times New Roman" w:hAnsi="Times New Roman" w:cs="Times New Roman"/>
+          <w:sz w:val="28"/>
+          <w:szCs w:val="28"/>
+        </w:rPr>
+        <w:t xml:space="preserve"> </w:t>
+      </w:r>
+      <w:r>
+        <w:rPr>
+          <w:rFonts w:ascii="Times New Roman" w:hAnsi="Times New Roman" w:cs="Times New Roman"/>
+          <w:i/>
+          <w:iCs/>
+          <w:sz w:val="28"/>
+          <w:szCs w:val="28"/>
+          <w:lang w:val="en-US"/>
+        </w:rPr>
+        <w:t>SOH</w:t>
+      </w:r>
+      <w:r>
+        <w:rPr>
+          <w:rFonts w:ascii="Times New Roman" w:hAnsi="Times New Roman" w:cs="Times New Roman"/>
+          <w:i/>
+          <w:iCs/>
+          <w:sz w:val="28"/>
+          <w:szCs w:val="28"/>
+        </w:rPr>
+        <w:t>(</w:t>
+      </w:r>
+      <w:r>
+        <w:rPr>
+          <w:rFonts w:ascii="Times New Roman" w:hAnsi="Times New Roman" w:cs="Times New Roman"/>
+          <w:i/>
+          <w:iCs/>
+          <w:sz w:val="28"/>
+          <w:szCs w:val="28"/>
+          <w:lang w:val="en-US"/>
+        </w:rPr>
+        <w:t>N</w:t>
+      </w:r>
+      <w:r>
+        <w:rPr>
+          <w:rFonts w:ascii="Times New Roman" w:hAnsi="Times New Roman" w:cs="Times New Roman"/>
+          <w:i/>
+          <w:iCs/>
+          <w:sz w:val="28"/>
+          <w:szCs w:val="28"/>
+        </w:rPr>
+        <w:t>)</w:t>
+      </w:r>
+      <w:r>
+        <w:rPr>
+          <w:rFonts w:ascii="Times New Roman" w:hAnsi="Times New Roman" w:cs="Times New Roman"/>
+          <w:sz w:val="28"/>
+          <w:szCs w:val="28"/>
+        </w:rPr>
+        <w:t xml:space="preserve">, </w:t>
+      </w:r>
+      <w:r>
+        <w:rPr>
+          <w:rFonts w:ascii="Times New Roman" w:hAnsi="Times New Roman" w:cs="Times New Roman"/>
+          <w:sz w:val="28"/>
+          <w:szCs w:val="28"/>
+        </w:rPr>
+        <w:t>эмпирическая линейная модель, физическая модель и гибридная/импедансная модель.</w:t>
+      </w:r>
+      <w:r>
+        <w:rPr>
+          <w:rFonts w:ascii="Times New Roman" w:hAnsi="Times New Roman" w:cs="Times New Roman"/>
+          <w:sz w:val="28"/>
+          <w:szCs w:val="28"/>
+        </w:rPr>
+        <w:t xml:space="preserve"> </w:t>
+      </w:r>
+      <w:r>
+        <w:rPr>
+          <w:rFonts w:ascii="Times New Roman" w:hAnsi="Times New Roman" w:cs="Times New Roman"/>
+          <w:sz w:val="28"/>
+          <w:szCs w:val="28"/>
+        </w:rPr>
+        <w:t xml:space="preserve">Хорошо видно, что линейная модель систематически переоценивает остаточный ресурс, поскольку не учитывает ускорение деградации на поздней стадии. Физическая модель значительно лучше </w:t>
+      </w:r>
+      <w:r>
+        <w:rPr>
+          <w:rFonts w:ascii="Times New Roman" w:hAnsi="Times New Roman" w:cs="Times New Roman"/>
+          <w:sz w:val="28"/>
+          <w:szCs w:val="28"/>
+        </w:rPr>
+        <w:lastRenderedPageBreak/>
+        <w:t>воспроизводит форму траектории, а гибридная/импедансная модель практически совпадает с экспериментальной кривой вблизи критического участка.</w:t>
+      </w:r>
+    </w:p>
+    <w:p>
+      <w:pPr>
+        <w:spacing w:line="360" w:lineRule="auto"/>
+        <w:ind w:firstLine="709"/>
+        <w:jc w:val="both"/>
+        <w:rPr>
+          <w:rFonts w:ascii="Times New Roman" w:hAnsi="Times New Roman" w:cs="Times New Roman"/>
+          <w:sz w:val="28"/>
+          <w:szCs w:val="28"/>
+          <w:lang w:val="en-US"/>
+        </w:rPr>
+      </w:pPr>
+      <w:r>
+        <w:rPr>
+          <w:rFonts w:ascii="Times New Roman" w:hAnsi="Times New Roman" w:cs="Times New Roman"/>
+          <w:sz w:val="28"/>
+          <w:szCs w:val="28"/>
+        </w:rPr>
+        <w:t xml:space="preserve">Научная ценность рисунка заключается в том, что он демонстрирует принципиальную недостаточность линейных </w:t>
+      </w:r>
+      <w:proofErr w:type="spellStart"/>
+      <w:r>
+        <w:rPr>
+          <w:rFonts w:ascii="Times New Roman" w:hAnsi="Times New Roman" w:cs="Times New Roman"/>
+          <w:sz w:val="28"/>
+          <w:szCs w:val="28"/>
+        </w:rPr>
+        <w:t>деградационных</w:t>
+      </w:r>
+      <w:proofErr w:type="spellEnd"/>
+      <w:r>
+        <w:rPr>
+          <w:rFonts w:ascii="Times New Roman" w:hAnsi="Times New Roman" w:cs="Times New Roman"/>
+          <w:sz w:val="28"/>
+          <w:szCs w:val="28"/>
+        </w:rPr>
+        <w:t xml:space="preserve"> аппроксимаций для задач точного </w:t>
+      </w:r>
+      <w:proofErr w:type="spellStart"/>
+      <w:r>
+        <w:rPr>
+          <w:rFonts w:ascii="Times New Roman" w:hAnsi="Times New Roman" w:cs="Times New Roman"/>
+          <w:sz w:val="28"/>
+          <w:szCs w:val="28"/>
+        </w:rPr>
+        <w:t>ресурсо</w:t>
+      </w:r>
+      <w:proofErr w:type="spellEnd"/>
+      <w:r>
+        <w:rPr>
+          <w:rFonts w:ascii="Times New Roman" w:hAnsi="Times New Roman" w:cs="Times New Roman"/>
+          <w:sz w:val="28"/>
+          <w:szCs w:val="28"/>
+        </w:rPr>
+        <w:t xml:space="preserve">-прогноза. Практическая ценность состоит в подтверждении целесообразности перехода к </w:t>
+      </w:r>
+      <w:proofErr w:type="spellStart"/>
+      <w:r>
+        <w:rPr>
+          <w:rFonts w:ascii="Times New Roman" w:hAnsi="Times New Roman" w:cs="Times New Roman"/>
+          <w:sz w:val="28"/>
+          <w:szCs w:val="28"/>
+        </w:rPr>
+        <w:t>импедансно</w:t>
+      </w:r>
+      <w:proofErr w:type="spellEnd"/>
+      <w:r>
+        <w:rPr>
+          <w:rFonts w:ascii="Times New Roman" w:hAnsi="Times New Roman" w:cs="Times New Roman"/>
+          <w:sz w:val="28"/>
+          <w:szCs w:val="28"/>
+        </w:rPr>
+        <w:t>-ориентированной и гибридной структуре модели.</w:t>
+      </w:r>
+    </w:p>
+    <w:p>
+      <w:pPr>
+        <w:spacing w:line="360" w:lineRule="auto"/>
+        <w:ind w:firstLine="709"/>
+        <w:jc w:val="both"/>
+        <w:rPr>
+          <w:rFonts w:ascii="Times New Roman" w:hAnsi="Times New Roman" w:cs="Times New Roman"/>
+          <w:sz w:val="28"/>
+          <w:szCs w:val="28"/>
+          <w:lang w:val="en-US"/>
+        </w:rPr>
+      </w:pPr>
+      <w:r>
+        <w:rPr>
+          <w:rFonts w:ascii="Times New Roman" w:hAnsi="Times New Roman" w:cs="Times New Roman"/>
+          <w:sz w:val="28"/>
+          <w:szCs w:val="28"/>
+        </w:rPr>
+        <w:t>Для оценки относительной практической эффективности разных классов моделей на смешанном наборе тяговых и лабораторных сценариев была выполнена нормированная оценка средней ошибки прогноза</w:t>
+      </w:r>
+      <w:r>
+        <w:rPr>
+          <w:rFonts w:ascii="Times New Roman" w:hAnsi="Times New Roman" w:cs="Times New Roman"/>
+          <w:sz w:val="28"/>
+          <w:szCs w:val="28"/>
+        </w:rPr>
+        <w:t xml:space="preserve"> </w:t>
+      </w:r>
+      <w:r>
+        <w:rPr>
+          <w:rFonts w:ascii="Times New Roman" w:hAnsi="Times New Roman" w:cs="Times New Roman"/>
+          <w:i/>
+          <w:iCs/>
+          <w:sz w:val="28"/>
+          <w:szCs w:val="28"/>
+          <w:lang w:val="en-US"/>
+        </w:rPr>
+        <w:t>RUL</w:t>
+      </w:r>
+      <w:r>
+        <w:rPr>
+          <w:rFonts w:ascii="Times New Roman" w:hAnsi="Times New Roman" w:cs="Times New Roman"/>
+          <w:sz w:val="28"/>
+          <w:szCs w:val="28"/>
+        </w:rPr>
+        <w:t>.</w:t>
+      </w:r>
+    </w:p>
+    <w:p>
+      <w:pPr>
+        <w:spacing w:line="360" w:lineRule="auto"/>
+        <w:ind w:firstLine="709"/>
+        <w:jc w:val="both"/>
+        <w:rPr>
+          <w:rFonts w:ascii="Times New Roman" w:hAnsi="Times New Roman" w:cs="Times New Roman"/>
+          <w:sz w:val="28"/>
+          <w:szCs w:val="28"/>
+          <w:lang w:val="en-US"/>
+        </w:rPr>
+      </w:pPr>
+    </w:p>
+    <w:p>
+      <w:pPr>
+        <w:spacing w:line="360" w:lineRule="auto"/>
+        <w:ind w:firstLine="709"/>
+        <w:jc w:val="both"/>
+        <w:rPr>
+          <w:rFonts w:ascii="Times New Roman" w:hAnsi="Times New Roman" w:cs="Times New Roman"/>
+          <w:sz w:val="28"/>
+          <w:szCs w:val="28"/>
+          <w:lang w:val="en-US"/>
+        </w:rPr>
+      </w:pPr>
+      <w:r>
+        <w:rPr>
+          <w:noProof/>
+        </w:rPr>
+        <w:drawing>
+          <wp:inline distT="0" distB="0" distL="0" distR="0" wp14:anchorId="7E4E79CD" wp14:editId="3473F6F2">
+            <wp:extent cx="6119495" cy="3331210"/>
+            <wp:effectExtent l="0" t="0" r="0" b="2540"/>
+            <wp:docPr id="1797455630" name="Рисунок 3"/>
+            <wp:cNvGraphicFramePr>
+              <a:graphicFrameLocks xmlns:a="http://schemas.openxmlformats.org/drawingml/2006/main" noChangeAspect="1"/>
+            </wp:cNvGraphicFramePr>
+            <a:graphic xmlns:a="http://schemas.openxmlformats.org/drawingml/2006/main">
+              <a:graphicData uri="http://schemas.openxmlformats.org/drawingml/2006/picture">
+                <pic:pic xmlns:pic="http://schemas.openxmlformats.org/drawingml/2006/picture">
+                  <pic:nvPicPr>
+                    <pic:cNvPr id="0" name="Picture 85"/>
+                    <pic:cNvPicPr>
+                      <a:picLocks noChangeAspect="1" noChangeArrowheads="1"/>
+                    </pic:cNvPicPr>
+                  </pic:nvPicPr>
+                  <pic:blipFill>
+                    <a:blip r:embed="rId137" cstate="print">
+                      <a:extLst>
+                        <a:ext uri="{28A0092B-C50C-407E-A947-70E740481C1C}">
+                          <a14:useLocalDpi xmlns:a14="http://schemas.microsoft.com/office/drawing/2010/main" val="0"/>
+                        </a:ext>
+                      </a:extLst>
+                    </a:blip>
+                    <a:srcRect/>
+                    <a:stretch>
+                      <a:fillRect/>
+                    </a:stretch>
+                  </pic:blipFill>
+                  <pic:spPr bwMode="auto">
+                    <a:xfrm>
+                      <a:off x="0" y="0"/>
+                      <a:ext cx="6119495" cy="3331210"/>
+                    </a:xfrm>
+                    <a:prstGeom prst="rect">
+                      <a:avLst/>
+                    </a:prstGeom>
+                    <a:noFill/>
+                    <a:ln>
+                      <a:noFill/>
+                    </a:ln>
+                  </pic:spPr>
+                </pic:pic>
+              </a:graphicData>
+            </a:graphic>
+          </wp:inline>
+        </w:drawing>
+      </w:r>
+    </w:p>
+    <w:p>
+      <w:pPr>
+        <w:spacing w:line="360" w:lineRule="auto"/>
+        <w:ind w:firstLine="709"/>
+        <w:jc w:val="both"/>
+        <w:rPr>
+          <w:rFonts w:ascii="Times New Roman" w:hAnsi="Times New Roman" w:cs="Times New Roman"/>
+          <w:sz w:val="28"/>
+          <w:szCs w:val="28"/>
+          <w:lang w:val="en-US"/>
+        </w:rPr>
+      </w:pPr>
+      <w:r>
+        <w:rPr>
+          <w:rFonts w:ascii="Times New Roman" w:hAnsi="Times New Roman" w:cs="Times New Roman"/>
+          <w:sz w:val="28"/>
+          <w:szCs w:val="28"/>
+        </w:rPr>
+        <w:t>Рисунок 1.16 — Сравнительная точность классов моделей на смешанном испытательном наборе</w:t>
+      </w:r>
+    </w:p>
+    <w:p>
+      <w:pPr>
+        <w:spacing w:line="360" w:lineRule="auto"/>
+        <w:ind w:firstLine="709"/>
+        <w:jc w:val="both"/>
+        <w:rPr>
+          <w:rFonts w:ascii="Times New Roman" w:hAnsi="Times New Roman" w:cs="Times New Roman"/>
+          <w:sz w:val="28"/>
+          <w:szCs w:val="28"/>
+          <w:lang w:val="en-US"/>
+        </w:rPr>
+      </w:pPr>
+    </w:p>
+    <w:p>
+      <w:pPr>
+        <w:spacing w:line="360" w:lineRule="auto"/>
+        <w:ind w:firstLine="709"/>
+        <w:jc w:val="both"/>
+        <w:rPr>
+          <w:rFonts w:ascii="Times New Roman" w:hAnsi="Times New Roman" w:cs="Times New Roman"/>
+          <w:sz w:val="28"/>
+          <w:szCs w:val="28"/>
+          <w:lang w:val="en-US"/>
+        </w:rPr>
+      </w:pPr>
+      <w:r>
+        <w:rPr>
+          <w:rFonts w:ascii="Times New Roman" w:hAnsi="Times New Roman" w:cs="Times New Roman"/>
+          <w:sz w:val="28"/>
+          <w:szCs w:val="28"/>
+        </w:rPr>
+        <w:t xml:space="preserve">На рисунке приведены усреднённые ошибки прогноза остаточного ресурса для различных классов моделей. Наибольшая ошибка наблюдается у эмпирических моделей, наименьшая — у импедансных и гибридных. Это не </w:t>
+      </w:r>
+      <w:r>
+        <w:rPr>
+          <w:rFonts w:ascii="Times New Roman" w:hAnsi="Times New Roman" w:cs="Times New Roman"/>
+          <w:sz w:val="28"/>
+          <w:szCs w:val="28"/>
+        </w:rPr>
+        <w:lastRenderedPageBreak/>
+        <w:t>означает безусловного превосходства последних во всех задачах, однако подтверждает их преимущество в ситуациях, где критично раннее распознавание деградации и корректное описание нелинейного изменения состояния батареи.</w:t>
+      </w:r>
+    </w:p>
+    <w:p>
+      <w:pPr>
+        <w:spacing w:line="360" w:lineRule="auto"/>
+        <w:ind w:firstLine="709"/>
+        <w:jc w:val="both"/>
+        <w:rPr>
+          <w:rFonts w:ascii="Times New Roman" w:hAnsi="Times New Roman" w:cs="Times New Roman"/>
+          <w:sz w:val="28"/>
+          <w:szCs w:val="28"/>
+          <w:lang w:val="en-US"/>
+        </w:rPr>
+      </w:pPr>
+      <w:r>
+        <w:rPr>
+          <w:rFonts w:ascii="Times New Roman" w:hAnsi="Times New Roman" w:cs="Times New Roman"/>
+          <w:sz w:val="28"/>
+          <w:szCs w:val="28"/>
+        </w:rPr>
+        <w:t>Научная ценность рисунка состоит в том, что он количественно связывает классы моделей с их ожидаемой прогностической эффективностью. Практическая ценность заключается в выборе рационального направления дальнейшей разработки: для тяговых аккумуляторных батарей наиболее перспективными являются модели, включающие физически интерпретируемые импедансные признаки.</w:t>
+      </w:r>
+    </w:p>
+    <w:p>
+      <w:pPr>
+        <w:spacing w:line="360" w:lineRule="auto"/>
+        <w:ind w:firstLine="709"/>
+        <w:jc w:val="both"/>
+        <w:rPr>
+          <w:rFonts w:ascii="Times New Roman" w:hAnsi="Times New Roman" w:cs="Times New Roman"/>
+          <w:sz w:val="28"/>
+          <w:szCs w:val="28"/>
+          <w:lang w:val="en-US"/>
+        </w:rPr>
+      </w:pPr>
+      <w:r>
+        <w:rPr>
+          <w:rFonts w:ascii="Times New Roman" w:hAnsi="Times New Roman" w:cs="Times New Roman"/>
+          <w:sz w:val="28"/>
+          <w:szCs w:val="28"/>
+        </w:rPr>
+        <w:t xml:space="preserve">Таким образом, анализ существующих моделей прогнозирования остаточного ресурса показывает, что ни один класс методов не обеспечивает одновременно полной физической интерпретируемости, устойчивости к сложным нестационарным режимам, низкой вычислительной сложности и высокой чувствительности к ранним стадиям деградации. Эмпирические модели слишком грубы, физические — слишком сложны для прямого внедрения, чисто </w:t>
+      </w:r>
+      <w:proofErr w:type="spellStart"/>
+      <w:r>
+        <w:rPr>
+          <w:rFonts w:ascii="Times New Roman" w:hAnsi="Times New Roman" w:cs="Times New Roman"/>
+          <w:sz w:val="28"/>
+          <w:szCs w:val="28"/>
+        </w:rPr>
+        <w:t>data-driven</w:t>
+      </w:r>
+      <w:proofErr w:type="spellEnd"/>
+      <w:r>
+        <w:rPr>
+          <w:rFonts w:ascii="Times New Roman" w:hAnsi="Times New Roman" w:cs="Times New Roman"/>
+          <w:sz w:val="28"/>
+          <w:szCs w:val="28"/>
+        </w:rPr>
+        <w:t xml:space="preserve"> подходы слишком чувствительны к данным и слабо интерпретируемы. Наиболее перспективным направлением является </w:t>
+      </w:r>
+      <w:proofErr w:type="spellStart"/>
+      <w:r>
+        <w:rPr>
+          <w:rFonts w:ascii="Times New Roman" w:hAnsi="Times New Roman" w:cs="Times New Roman"/>
+          <w:sz w:val="28"/>
+          <w:szCs w:val="28"/>
+        </w:rPr>
+        <w:t>импедансно</w:t>
+      </w:r>
+      <w:proofErr w:type="spellEnd"/>
+      <w:r>
+        <w:rPr>
+          <w:rFonts w:ascii="Times New Roman" w:hAnsi="Times New Roman" w:cs="Times New Roman"/>
+          <w:sz w:val="28"/>
+          <w:szCs w:val="28"/>
+        </w:rPr>
+        <w:t>-ориентированная и гибридная постановка, в которой физически содержательные спектральные признаки соединяются с прогностической моделью ресурса. Именно это направление и образует научную основу настоящей диссертационной работы.</w:t>
+      </w:r>
+    </w:p>
+    <w:p>
+      <w:pPr>
+        <w:spacing w:line="360" w:lineRule="auto"/>
+        <w:ind w:firstLine="709"/>
+        <w:jc w:val="both"/>
+        <w:rPr>
+          <w:rFonts w:ascii="Times New Roman" w:hAnsi="Times New Roman" w:cs="Times New Roman"/>
+          <w:sz w:val="28"/>
+          <w:szCs w:val="28"/>
+          <w:lang w:val="en-US"/>
+        </w:rPr>
+      </w:pPr>
+    </w:p>
+    <w:p>
+      <w:pPr>
+        <w:spacing w:line="360" w:lineRule="auto"/>
+        <w:ind w:firstLine="709"/>
+        <w:jc w:val="both"/>
+        <w:rPr>
+          <w:rFonts w:ascii="Times New Roman" w:hAnsi="Times New Roman" w:cs="Times New Roman"/>
+          <w:sz w:val="28"/>
+          <w:szCs w:val="28"/>
+          <w:lang w:val="en-US"/>
+        </w:rPr>
+      </w:pPr>
+    </w:p>
+    <w:p>
+      <w:pPr>
+        <w:spacing w:line="360" w:lineRule="auto"/>
+        <w:ind w:firstLine="709"/>
+        <w:jc w:val="both"/>
+        <w:rPr>
+          <w:rFonts w:ascii="Times New Roman" w:hAnsi="Times New Roman" w:cs="Times New Roman"/>
+          <w:sz w:val="28"/>
+          <w:szCs w:val="28"/>
+          <w:lang w:val="en-US"/>
         </w:rPr>
       </w:pPr>
     </w:p>

--- a/Docs/Дис Борзенков вар2/01.Главы/Глава_1.docx
+++ b/Docs/Дис Борзенков вар2/01.Главы/Глава_1.docx
@@ -252,7 +252,7 @@
           <v:shape id="_x0000_i1025" type="#_x0000_t75" style="width:264.9pt;height:20.4pt" o:ole="">
             <v:imagedata r:id="rId6" o:title=""/>
           </v:shape>
-          <o:OLEObject Type="Embed" ProgID="Equation.DSMT4" ShapeID="_x0000_i1025" DrawAspect="Content" ObjectID="_1835855361" r:id="rId7"/>
+          <o:OLEObject Type="Embed" ProgID="Equation.DSMT4" ShapeID="_x0000_i1025" DrawAspect="Content" ObjectID="_1835857014" r:id="rId7"/>
         </w:object>
       </w:r>
     </w:p>
@@ -707,7 +707,7 @@
           <v:shape id="_x0000_i1026" type="#_x0000_t75" style="width:157.6pt;height:33.95pt" o:ole="">
             <v:imagedata r:id="rId8" o:title=""/>
           </v:shape>
-          <o:OLEObject Type="Embed" ProgID="Equation.DSMT4" ShapeID="_x0000_i1026" DrawAspect="Content" ObjectID="_1835855362" r:id="rId9"/>
+          <o:OLEObject Type="Embed" ProgID="Equation.DSMT4" ShapeID="_x0000_i1026" DrawAspect="Content" ObjectID="_1835857015" r:id="rId9"/>
         </w:object>
       </w:r>
     </w:p>
@@ -1041,7 +1041,7 @@
           <v:shape id="_x0000_i1027" type="#_x0000_t75" style="width:67.9pt;height:17.65pt" o:ole="">
             <v:imagedata r:id="rId10" o:title=""/>
           </v:shape>
-          <o:OLEObject Type="Embed" ProgID="Equation.DSMT4" ShapeID="_x0000_i1027" DrawAspect="Content" ObjectID="_1835855363" r:id="rId11"/>
+          <o:OLEObject Type="Embed" ProgID="Equation.DSMT4" ShapeID="_x0000_i1027" DrawAspect="Content" ObjectID="_1835857016" r:id="rId11"/>
         </w:object>
       </w:r>
     </w:p>
@@ -1089,7 +1089,7 @@
           <v:shape id="_x0000_i1028" type="#_x0000_t75" style="width:162.35pt;height:20.4pt" o:ole="">
             <v:imagedata r:id="rId12" o:title=""/>
           </v:shape>
-          <o:OLEObject Type="Embed" ProgID="Equation.DSMT4" ShapeID="_x0000_i1028" DrawAspect="Content" ObjectID="_1835855364" r:id="rId13"/>
+          <o:OLEObject Type="Embed" ProgID="Equation.DSMT4" ShapeID="_x0000_i1028" DrawAspect="Content" ObjectID="_1835857017" r:id="rId13"/>
         </w:object>
       </w:r>
     </w:p>
@@ -1262,7 +1262,7 @@
           <v:shape id="_x0000_i1029" type="#_x0000_t75" style="width:171.85pt;height:31.25pt" o:ole="">
             <v:imagedata r:id="rId14" o:title=""/>
           </v:shape>
-          <o:OLEObject Type="Embed" ProgID="Equation.DSMT4" ShapeID="_x0000_i1029" DrawAspect="Content" ObjectID="_1835855365" r:id="rId15"/>
+          <o:OLEObject Type="Embed" ProgID="Equation.DSMT4" ShapeID="_x0000_i1029" DrawAspect="Content" ObjectID="_1835857018" r:id="rId15"/>
         </w:object>
       </w:r>
     </w:p>
@@ -3187,7 +3187,7 @@
           <v:shape id="_x0000_i1030" type="#_x0000_t75" style="width:103.9pt;height:19pt" o:ole="">
             <v:imagedata r:id="rId17" o:title=""/>
           </v:shape>
-          <o:OLEObject Type="Embed" ProgID="Equation.DSMT4" ShapeID="_x0000_i1030" DrawAspect="Content" ObjectID="_1835855366" r:id="rId18"/>
+          <o:OLEObject Type="Embed" ProgID="Equation.DSMT4" ShapeID="_x0000_i1030" DrawAspect="Content" ObjectID="_1835857019" r:id="rId18"/>
         </w:object>
       </w:r>
     </w:p>
@@ -3864,7 +3864,7 @@
           <v:shape id="_x0000_i1031" type="#_x0000_t75" style="width:48.25pt;height:33.95pt" o:ole="">
             <v:imagedata r:id="rId20" o:title=""/>
           </v:shape>
-          <o:OLEObject Type="Embed" ProgID="Equation.DSMT4" ShapeID="_x0000_i1031" DrawAspect="Content" ObjectID="_1835855367" r:id="rId21"/>
+          <o:OLEObject Type="Embed" ProgID="Equation.DSMT4" ShapeID="_x0000_i1031" DrawAspect="Content" ObjectID="_1835857020" r:id="rId21"/>
         </w:object>
       </w:r>
     </w:p>
@@ -4487,7 +4487,7 @@
           <v:shape id="_x0000_i1032" type="#_x0000_t75" style="width:168.45pt;height:31.25pt" o:ole="">
             <v:imagedata r:id="rId23" o:title=""/>
           </v:shape>
-          <o:OLEObject Type="Embed" ProgID="Equation.DSMT4" ShapeID="_x0000_i1032" DrawAspect="Content" ObjectID="_1835855368" r:id="rId24"/>
+          <o:OLEObject Type="Embed" ProgID="Equation.DSMT4" ShapeID="_x0000_i1032" DrawAspect="Content" ObjectID="_1835857021" r:id="rId24"/>
         </w:object>
       </w:r>
     </w:p>
@@ -4917,7 +4917,7 @@
           <v:shape id="_x0000_i1033" type="#_x0000_t75" style="width:47.55pt;height:33.95pt" o:ole="">
             <v:imagedata r:id="rId25" o:title=""/>
           </v:shape>
-          <o:OLEObject Type="Embed" ProgID="Equation.DSMT4" ShapeID="_x0000_i1033" DrawAspect="Content" ObjectID="_1835855369" r:id="rId26"/>
+          <o:OLEObject Type="Embed" ProgID="Equation.DSMT4" ShapeID="_x0000_i1033" DrawAspect="Content" ObjectID="_1835857022" r:id="rId26"/>
         </w:object>
       </w:r>
     </w:p>
@@ -5214,7 +5214,7 @@
           <v:shape id="_x0000_i1034" type="#_x0000_t75" style="width:63.85pt;height:32.6pt" o:ole="">
             <v:imagedata r:id="rId27" o:title=""/>
           </v:shape>
-          <o:OLEObject Type="Embed" ProgID="Equation.DSMT4" ShapeID="_x0000_i1034" DrawAspect="Content" ObjectID="_1835855370" r:id="rId28"/>
+          <o:OLEObject Type="Embed" ProgID="Equation.DSMT4" ShapeID="_x0000_i1034" DrawAspect="Content" ObjectID="_1835857023" r:id="rId28"/>
         </w:object>
       </w:r>
     </w:p>
@@ -5280,7 +5280,7 @@
           <v:shape id="_x0000_i1035" type="#_x0000_t75" style="width:51.6pt;height:21.05pt" o:ole="">
             <v:imagedata r:id="rId29" o:title=""/>
           </v:shape>
-          <o:OLEObject Type="Embed" ProgID="Equation.DSMT4" ShapeID="_x0000_i1035" DrawAspect="Content" ObjectID="_1835855371" r:id="rId30"/>
+          <o:OLEObject Type="Embed" ProgID="Equation.DSMT4" ShapeID="_x0000_i1035" DrawAspect="Content" ObjectID="_1835857024" r:id="rId30"/>
         </w:object>
       </w:r>
     </w:p>
@@ -5328,7 +5328,7 @@
           <v:shape id="_x0000_i1036" type="#_x0000_t75" style="width:62.5pt;height:20.4pt" o:ole="">
             <v:imagedata r:id="rId31" o:title=""/>
           </v:shape>
-          <o:OLEObject Type="Embed" ProgID="Equation.DSMT4" ShapeID="_x0000_i1036" DrawAspect="Content" ObjectID="_1835855372" r:id="rId32"/>
+          <o:OLEObject Type="Embed" ProgID="Equation.DSMT4" ShapeID="_x0000_i1036" DrawAspect="Content" ObjectID="_1835857025" r:id="rId32"/>
         </w:object>
       </w:r>
     </w:p>
@@ -5426,7 +5426,7 @@
           <v:shape id="_x0000_i1037" type="#_x0000_t75" style="width:103.9pt;height:33.95pt" o:ole="">
             <v:imagedata r:id="rId33" o:title=""/>
           </v:shape>
-          <o:OLEObject Type="Embed" ProgID="Equation.DSMT4" ShapeID="_x0000_i1037" DrawAspect="Content" ObjectID="_1835855373" r:id="rId34"/>
+          <o:OLEObject Type="Embed" ProgID="Equation.DSMT4" ShapeID="_x0000_i1037" DrawAspect="Content" ObjectID="_1835857026" r:id="rId34"/>
         </w:object>
       </w:r>
     </w:p>
@@ -5792,7 +5792,7 @@
           <v:shape id="_x0000_i1038" type="#_x0000_t75" style="width:188.15pt;height:20.4pt" o:ole="">
             <v:imagedata r:id="rId35" o:title=""/>
           </v:shape>
-          <o:OLEObject Type="Embed" ProgID="Equation.DSMT4" ShapeID="_x0000_i1038" DrawAspect="Content" ObjectID="_1835855374" r:id="rId36"/>
+          <o:OLEObject Type="Embed" ProgID="Equation.DSMT4" ShapeID="_x0000_i1038" DrawAspect="Content" ObjectID="_1835857027" r:id="rId36"/>
         </w:object>
       </w:r>
     </w:p>
@@ -6253,7 +6253,7 @@
           <v:shape id="_x0000_i1039" type="#_x0000_t75" style="width:165.75pt;height:21.75pt" o:ole="">
             <v:imagedata r:id="rId37" o:title=""/>
           </v:shape>
-          <o:OLEObject Type="Embed" ProgID="Equation.DSMT4" ShapeID="_x0000_i1039" DrawAspect="Content" ObjectID="_1835855375" r:id="rId38"/>
+          <o:OLEObject Type="Embed" ProgID="Equation.DSMT4" ShapeID="_x0000_i1039" DrawAspect="Content" ObjectID="_1835857028" r:id="rId38"/>
         </w:object>
       </w:r>
     </w:p>
@@ -7097,7 +7097,7 @@
           <v:shape id="_x0000_i1040" type="#_x0000_t75" style="width:171.15pt;height:20.4pt" o:ole="">
             <v:imagedata r:id="rId39" o:title=""/>
           </v:shape>
-          <o:OLEObject Type="Embed" ProgID="Equation.DSMT4" ShapeID="_x0000_i1040" DrawAspect="Content" ObjectID="_1835855376" r:id="rId40"/>
+          <o:OLEObject Type="Embed" ProgID="Equation.DSMT4" ShapeID="_x0000_i1040" DrawAspect="Content" ObjectID="_1835857029" r:id="rId40"/>
         </w:object>
       </w:r>
     </w:p>
@@ -10542,7 +10542,7 @@
           <v:shape id="_x0000_i1041" type="#_x0000_t75" style="width:107.3pt;height:33.95pt" o:ole="">
             <v:imagedata r:id="rId45" o:title=""/>
           </v:shape>
-          <o:OLEObject Type="Embed" ProgID="Equation.DSMT4" ShapeID="_x0000_i1041" DrawAspect="Content" ObjectID="_1835855377" r:id="rId46"/>
+          <o:OLEObject Type="Embed" ProgID="Equation.DSMT4" ShapeID="_x0000_i1041" DrawAspect="Content" ObjectID="_1835857030" r:id="rId46"/>
         </w:object>
       </w:r>
     </w:p>
@@ -10615,7 +10615,7 @@
           <v:shape id="_x0000_i1042" type="#_x0000_t75" style="width:157.6pt;height:33.95pt" o:ole="">
             <v:imagedata r:id="rId47" o:title=""/>
           </v:shape>
-          <o:OLEObject Type="Embed" ProgID="Equation.DSMT4" ShapeID="_x0000_i1042" DrawAspect="Content" ObjectID="_1835855378" r:id="rId48"/>
+          <o:OLEObject Type="Embed" ProgID="Equation.DSMT4" ShapeID="_x0000_i1042" DrawAspect="Content" ObjectID="_1835857031" r:id="rId48"/>
         </w:object>
       </w:r>
     </w:p>
@@ -11242,7 +11242,7 @@
           <v:shape id="_x0000_i1043" type="#_x0000_t75" style="width:96.45pt;height:33.95pt" o:ole="">
             <v:imagedata r:id="rId50" o:title=""/>
           </v:shape>
-          <o:OLEObject Type="Embed" ProgID="Equation.DSMT4" ShapeID="_x0000_i1043" DrawAspect="Content" ObjectID="_1835855379" r:id="rId51"/>
+          <o:OLEObject Type="Embed" ProgID="Equation.DSMT4" ShapeID="_x0000_i1043" DrawAspect="Content" ObjectID="_1835857032" r:id="rId51"/>
         </w:object>
       </w:r>
     </w:p>
@@ -11462,7 +11462,7 @@
           <v:shape id="_x0000_i1044" type="#_x0000_t75" style="width:97.8pt;height:33.95pt" o:ole="">
             <v:imagedata r:id="rId52" o:title=""/>
           </v:shape>
-          <o:OLEObject Type="Embed" ProgID="Equation.DSMT4" ShapeID="_x0000_i1044" DrawAspect="Content" ObjectID="_1835855380" r:id="rId53"/>
+          <o:OLEObject Type="Embed" ProgID="Equation.DSMT4" ShapeID="_x0000_i1044" DrawAspect="Content" ObjectID="_1835857033" r:id="rId53"/>
         </w:object>
       </w:r>
     </w:p>
@@ -11509,7 +11509,7 @@
           <v:shape id="_x0000_i1045" type="#_x0000_t75" style="width:77.45pt;height:17.65pt" o:ole="">
             <v:imagedata r:id="rId54" o:title=""/>
           </v:shape>
-          <o:OLEObject Type="Embed" ProgID="Equation.DSMT4" ShapeID="_x0000_i1045" DrawAspect="Content" ObjectID="_1835855381" r:id="rId55"/>
+          <o:OLEObject Type="Embed" ProgID="Equation.DSMT4" ShapeID="_x0000_i1045" DrawAspect="Content" ObjectID="_1835857034" r:id="rId55"/>
         </w:object>
       </w:r>
     </w:p>
@@ -11613,7 +11613,7 @@
           <v:shape id="_x0000_i1046" type="#_x0000_t75" style="width:47.55pt;height:33.95pt" o:ole="">
             <v:imagedata r:id="rId56" o:title=""/>
           </v:shape>
-          <o:OLEObject Type="Embed" ProgID="Equation.DSMT4" ShapeID="_x0000_i1046" DrawAspect="Content" ObjectID="_1835855382" r:id="rId57"/>
+          <o:OLEObject Type="Embed" ProgID="Equation.DSMT4" ShapeID="_x0000_i1046" DrawAspect="Content" ObjectID="_1835857035" r:id="rId57"/>
         </w:object>
       </w:r>
     </w:p>
@@ -12050,7 +12050,7 @@
                 <v:shape id="_x0000_i1047" type="#_x0000_t75" style="width:81.5pt;height:17.65pt" o:ole="">
                   <v:imagedata r:id="rId58" o:title=""/>
                 </v:shape>
-                <o:OLEObject Type="Embed" ProgID="Equation.DSMT4" ShapeID="_x0000_i1047" DrawAspect="Content" ObjectID="_1835855383" r:id="rId59"/>
+                <o:OLEObject Type="Embed" ProgID="Equation.DSMT4" ShapeID="_x0000_i1047" DrawAspect="Content" ObjectID="_1835857036" r:id="rId59"/>
               </w:object>
             </w:r>
           </w:p>
@@ -12206,7 +12206,7 @@
                 <v:shape id="_x0000_i1048" type="#_x0000_t75" style="width:80.85pt;height:17.65pt" o:ole="">
                   <v:imagedata r:id="rId60" o:title=""/>
                 </v:shape>
-                <o:OLEObject Type="Embed" ProgID="Equation.DSMT4" ShapeID="_x0000_i1048" DrawAspect="Content" ObjectID="_1835855384" r:id="rId61"/>
+                <o:OLEObject Type="Embed" ProgID="Equation.DSMT4" ShapeID="_x0000_i1048" DrawAspect="Content" ObjectID="_1835857037" r:id="rId61"/>
               </w:object>
             </w:r>
           </w:p>
@@ -12310,7 +12310,7 @@
                 <v:shape id="_x0000_i1049" type="#_x0000_t75" style="width:122.95pt;height:21.75pt" o:ole="">
                   <v:imagedata r:id="rId62" o:title=""/>
                 </v:shape>
-                <o:OLEObject Type="Embed" ProgID="Equation.DSMT4" ShapeID="_x0000_i1049" DrawAspect="Content" ObjectID="_1835855385" r:id="rId63"/>
+                <o:OLEObject Type="Embed" ProgID="Equation.DSMT4" ShapeID="_x0000_i1049" DrawAspect="Content" ObjectID="_1835857038" r:id="rId63"/>
               </w:object>
             </w:r>
           </w:p>
@@ -12414,7 +12414,7 @@
                 <v:shape id="_x0000_i1050" type="#_x0000_t75" style="width:120.9pt;height:21.75pt" o:ole="">
                   <v:imagedata r:id="rId64" o:title=""/>
                 </v:shape>
-                <o:OLEObject Type="Embed" ProgID="Equation.DSMT4" ShapeID="_x0000_i1050" DrawAspect="Content" ObjectID="_1835855386" r:id="rId65"/>
+                <o:OLEObject Type="Embed" ProgID="Equation.DSMT4" ShapeID="_x0000_i1050" DrawAspect="Content" ObjectID="_1835857039" r:id="rId65"/>
               </w:object>
             </w:r>
           </w:p>
@@ -13501,7 +13501,7 @@
           <v:shape id="_x0000_i1051" type="#_x0000_t75" style="width:59.1pt;height:36pt" o:ole="">
             <v:imagedata r:id="rId67" o:title=""/>
           </v:shape>
-          <o:OLEObject Type="Embed" ProgID="Equation.DSMT4" ShapeID="_x0000_i1051" DrawAspect="Content" ObjectID="_1835855387" r:id="rId68"/>
+          <o:OLEObject Type="Embed" ProgID="Equation.DSMT4" ShapeID="_x0000_i1051" DrawAspect="Content" ObjectID="_1835857040" r:id="rId68"/>
         </w:object>
       </w:r>
     </w:p>
@@ -13692,7 +13692,7 @@
           <v:shape id="_x0000_i1052" type="#_x0000_t75" style="width:190.85pt;height:21.75pt" o:ole="">
             <v:imagedata r:id="rId69" o:title=""/>
           </v:shape>
-          <o:OLEObject Type="Embed" ProgID="Equation.DSMT4" ShapeID="_x0000_i1052" DrawAspect="Content" ObjectID="_1835855388" r:id="rId70"/>
+          <o:OLEObject Type="Embed" ProgID="Equation.DSMT4" ShapeID="_x0000_i1052" DrawAspect="Content" ObjectID="_1835857041" r:id="rId70"/>
         </w:object>
       </w:r>
     </w:p>
@@ -14224,7 +14224,7 @@
           <v:shape id="_x0000_i1053" type="#_x0000_t75" style="width:89pt;height:17.65pt" o:ole="">
             <v:imagedata r:id="rId71" o:title=""/>
           </v:shape>
-          <o:OLEObject Type="Embed" ProgID="Equation.DSMT4" ShapeID="_x0000_i1053" DrawAspect="Content" ObjectID="_1835855389" r:id="rId72"/>
+          <o:OLEObject Type="Embed" ProgID="Equation.DSMT4" ShapeID="_x0000_i1053" DrawAspect="Content" ObjectID="_1835857042" r:id="rId72"/>
         </w:object>
       </w:r>
     </w:p>
@@ -14405,7 +14405,7 @@
           <v:shape id="_x0000_i1054" type="#_x0000_t75" style="width:103.9pt;height:17.65pt" o:ole="">
             <v:imagedata r:id="rId73" o:title=""/>
           </v:shape>
-          <o:OLEObject Type="Embed" ProgID="Equation.DSMT4" ShapeID="_x0000_i1054" DrawAspect="Content" ObjectID="_1835855390" r:id="rId74"/>
+          <o:OLEObject Type="Embed" ProgID="Equation.DSMT4" ShapeID="_x0000_i1054" DrawAspect="Content" ObjectID="_1835857043" r:id="rId74"/>
         </w:object>
       </w:r>
     </w:p>
@@ -14487,7 +14487,7 @@
           <v:shape id="_x0000_i1055" type="#_x0000_t75" style="width:73.35pt;height:17.65pt" o:ole="">
             <v:imagedata r:id="rId75" o:title=""/>
           </v:shape>
-          <o:OLEObject Type="Embed" ProgID="Equation.DSMT4" ShapeID="_x0000_i1055" DrawAspect="Content" ObjectID="_1835855391" r:id="rId76"/>
+          <o:OLEObject Type="Embed" ProgID="Equation.DSMT4" ShapeID="_x0000_i1055" DrawAspect="Content" ObjectID="_1835857044" r:id="rId76"/>
         </w:object>
       </w:r>
     </w:p>
@@ -14630,7 +14630,7 @@
           <v:shape id="_x0000_i1056" type="#_x0000_t75" style="width:103.25pt;height:35.3pt" o:ole="">
             <v:imagedata r:id="rId77" o:title=""/>
           </v:shape>
-          <o:OLEObject Type="Embed" ProgID="Equation.DSMT4" ShapeID="_x0000_i1056" DrawAspect="Content" ObjectID="_1835855392" r:id="rId78"/>
+          <o:OLEObject Type="Embed" ProgID="Equation.DSMT4" ShapeID="_x0000_i1056" DrawAspect="Content" ObjectID="_1835857045" r:id="rId78"/>
         </w:object>
       </w:r>
     </w:p>
@@ -14746,7 +14746,7 @@
           <v:shape id="_x0000_i1057" type="#_x0000_t75" style="width:107.3pt;height:33.95pt" o:ole="">
             <v:imagedata r:id="rId79" o:title=""/>
           </v:shape>
-          <o:OLEObject Type="Embed" ProgID="Equation.DSMT4" ShapeID="_x0000_i1057" DrawAspect="Content" ObjectID="_1835855393" r:id="rId80"/>
+          <o:OLEObject Type="Embed" ProgID="Equation.DSMT4" ShapeID="_x0000_i1057" DrawAspect="Content" ObjectID="_1835857046" r:id="rId80"/>
         </w:object>
       </w:r>
       <w:r>
@@ -15531,7 +15531,7 @@
           <v:shape id="_x0000_i1058" type="#_x0000_t75" style="width:96.45pt;height:20.4pt" o:ole="">
             <v:imagedata r:id="rId82" o:title=""/>
           </v:shape>
-          <o:OLEObject Type="Embed" ProgID="Equation.DSMT4" ShapeID="_x0000_i1058" DrawAspect="Content" ObjectID="_1835855394" r:id="rId83"/>
+          <o:OLEObject Type="Embed" ProgID="Equation.DSMT4" ShapeID="_x0000_i1058" DrawAspect="Content" ObjectID="_1835857047" r:id="rId83"/>
         </w:object>
       </w:r>
       <w:r>
@@ -15566,7 +15566,7 @@
           <v:shape id="_x0000_i1059" type="#_x0000_t75" style="width:141.95pt;height:21.75pt" o:ole="">
             <v:imagedata r:id="rId84" o:title=""/>
           </v:shape>
-          <o:OLEObject Type="Embed" ProgID="Equation.DSMT4" ShapeID="_x0000_i1059" DrawAspect="Content" ObjectID="_1835855395" r:id="rId85"/>
+          <o:OLEObject Type="Embed" ProgID="Equation.DSMT4" ShapeID="_x0000_i1059" DrawAspect="Content" ObjectID="_1835857048" r:id="rId85"/>
         </w:object>
       </w:r>
       <w:r>
@@ -15601,7 +15601,7 @@
           <v:shape id="_x0000_i1060" type="#_x0000_t75" style="width:146.05pt;height:20.4pt" o:ole="">
             <v:imagedata r:id="rId86" o:title=""/>
           </v:shape>
-          <o:OLEObject Type="Embed" ProgID="Equation.DSMT4" ShapeID="_x0000_i1060" DrawAspect="Content" ObjectID="_1835855396" r:id="rId87"/>
+          <o:OLEObject Type="Embed" ProgID="Equation.DSMT4" ShapeID="_x0000_i1060" DrawAspect="Content" ObjectID="_1835857049" r:id="rId87"/>
         </w:object>
       </w:r>
       <w:r>
@@ -15635,7 +15635,7 @@
           <v:shape id="_x0000_i1061" type="#_x0000_t75" style="width:209.2pt;height:33.95pt" o:ole="">
             <v:imagedata r:id="rId88" o:title=""/>
           </v:shape>
-          <o:OLEObject Type="Embed" ProgID="Equation.DSMT4" ShapeID="_x0000_i1061" DrawAspect="Content" ObjectID="_1835855397" r:id="rId89"/>
+          <o:OLEObject Type="Embed" ProgID="Equation.DSMT4" ShapeID="_x0000_i1061" DrawAspect="Content" ObjectID="_1835857050" r:id="rId89"/>
         </w:object>
       </w:r>
       <w:r>
@@ -15889,7 +15889,7 @@
                 <v:shape id="_x0000_i1062" type="#_x0000_t75" style="width:74.7pt;height:17.65pt" o:ole="">
                   <v:imagedata r:id="rId90" o:title=""/>
                 </v:shape>
-                <o:OLEObject Type="Embed" ProgID="Equation.DSMT4" ShapeID="_x0000_i1062" DrawAspect="Content" ObjectID="_1835855398" r:id="rId91"/>
+                <o:OLEObject Type="Embed" ProgID="Equation.DSMT4" ShapeID="_x0000_i1062" DrawAspect="Content" ObjectID="_1835857051" r:id="rId91"/>
               </w:object>
             </w:r>
           </w:p>
@@ -15998,7 +15998,7 @@
                 <v:shape id="_x0000_i1063" type="#_x0000_t75" style="width:77.45pt;height:17.65pt" o:ole="">
                   <v:imagedata r:id="rId92" o:title=""/>
                 </v:shape>
-                <o:OLEObject Type="Embed" ProgID="Equation.DSMT4" ShapeID="_x0000_i1063" DrawAspect="Content" ObjectID="_1835855399" r:id="rId93"/>
+                <o:OLEObject Type="Embed" ProgID="Equation.DSMT4" ShapeID="_x0000_i1063" DrawAspect="Content" ObjectID="_1835857052" r:id="rId93"/>
               </w:object>
             </w:r>
             <w:r>
@@ -16030,7 +16030,7 @@
                 <v:shape id="_x0000_i1064" type="#_x0000_t75" style="width:74.05pt;height:20.4pt" o:ole="">
                   <v:imagedata r:id="rId94" o:title=""/>
                 </v:shape>
-                <o:OLEObject Type="Embed" ProgID="Equation.DSMT4" ShapeID="_x0000_i1064" DrawAspect="Content" ObjectID="_1835855400" r:id="rId95"/>
+                <o:OLEObject Type="Embed" ProgID="Equation.DSMT4" ShapeID="_x0000_i1064" DrawAspect="Content" ObjectID="_1835857053" r:id="rId95"/>
               </w:object>
             </w:r>
           </w:p>
@@ -16138,7 +16138,7 @@
                 <v:shape id="_x0000_i1065" type="#_x0000_t75" style="width:100.55pt;height:20.4pt" o:ole="">
                   <v:imagedata r:id="rId96" o:title=""/>
                 </v:shape>
-                <o:OLEObject Type="Embed" ProgID="Equation.DSMT4" ShapeID="_x0000_i1065" DrawAspect="Content" ObjectID="_1835855401" r:id="rId97"/>
+                <o:OLEObject Type="Embed" ProgID="Equation.DSMT4" ShapeID="_x0000_i1065" DrawAspect="Content" ObjectID="_1835857054" r:id="rId97"/>
               </w:object>
             </w:r>
           </w:p>
@@ -16246,7 +16246,7 @@
                 <v:shape id="_x0000_i1066" type="#_x0000_t75" style="width:89pt;height:17.65pt" o:ole="">
                   <v:imagedata r:id="rId98" o:title=""/>
                 </v:shape>
-                <o:OLEObject Type="Embed" ProgID="Equation.DSMT4" ShapeID="_x0000_i1066" DrawAspect="Content" ObjectID="_1835855402" r:id="rId99"/>
+                <o:OLEObject Type="Embed" ProgID="Equation.DSMT4" ShapeID="_x0000_i1066" DrawAspect="Content" ObjectID="_1835857055" r:id="rId99"/>
               </w:object>
             </w:r>
           </w:p>
@@ -16696,7 +16696,7 @@
           <v:shape id="_x0000_i1067" type="#_x0000_t75" style="width:86.25pt;height:18.35pt" o:ole="">
             <v:imagedata r:id="rId100" o:title=""/>
           </v:shape>
-          <o:OLEObject Type="Embed" ProgID="Equation.DSMT4" ShapeID="_x0000_i1067" DrawAspect="Content" ObjectID="_1835855403" r:id="rId101"/>
+          <o:OLEObject Type="Embed" ProgID="Equation.DSMT4" ShapeID="_x0000_i1067" DrawAspect="Content" ObjectID="_1835857056" r:id="rId101"/>
         </w:object>
       </w:r>
       <w:r>
@@ -16752,7 +16752,7 @@
           <v:shape id="_x0000_i1068" type="#_x0000_t75" style="width:97.15pt;height:18.35pt" o:ole="">
             <v:imagedata r:id="rId102" o:title=""/>
           </v:shape>
-          <o:OLEObject Type="Embed" ProgID="Equation.DSMT4" ShapeID="_x0000_i1068" DrawAspect="Content" ObjectID="_1835855404" r:id="rId103"/>
+          <o:OLEObject Type="Embed" ProgID="Equation.DSMT4" ShapeID="_x0000_i1068" DrawAspect="Content" ObjectID="_1835857057" r:id="rId103"/>
         </w:object>
       </w:r>
     </w:p>
@@ -16855,7 +16855,7 @@
           <v:shape id="_x0000_i1069" type="#_x0000_t75" style="width:71.3pt;height:46.2pt" o:ole="">
             <v:imagedata r:id="rId104" o:title=""/>
           </v:shape>
-          <o:OLEObject Type="Embed" ProgID="Equation.DSMT4" ShapeID="_x0000_i1069" DrawAspect="Content" ObjectID="_1835855405" r:id="rId105"/>
+          <o:OLEObject Type="Embed" ProgID="Equation.DSMT4" ShapeID="_x0000_i1069" DrawAspect="Content" ObjectID="_1835857058" r:id="rId105"/>
         </w:object>
       </w:r>
       <w:r>
@@ -16990,7 +16990,7 @@
           <v:shape id="_x0000_i1070" type="#_x0000_t75" style="width:120.25pt;height:19.7pt" o:ole="">
             <v:imagedata r:id="rId106" o:title=""/>
           </v:shape>
-          <o:OLEObject Type="Embed" ProgID="Equation.DSMT4" ShapeID="_x0000_i1070" DrawAspect="Content" ObjectID="_1835855406" r:id="rId107"/>
+          <o:OLEObject Type="Embed" ProgID="Equation.DSMT4" ShapeID="_x0000_i1070" DrawAspect="Content" ObjectID="_1835857059" r:id="rId107"/>
         </w:object>
       </w:r>
     </w:p>
@@ -18141,7 +18141,7 @@
           <v:shape id="_x0000_i1071" type="#_x0000_t75" style="width:167.1pt;height:33.95pt" o:ole="">
             <v:imagedata r:id="rId109" o:title=""/>
           </v:shape>
-          <o:OLEObject Type="Embed" ProgID="Equation.DSMT4" ShapeID="_x0000_i1071" DrawAspect="Content" ObjectID="_1835855407" r:id="rId110"/>
+          <o:OLEObject Type="Embed" ProgID="Equation.DSMT4" ShapeID="_x0000_i1071" DrawAspect="Content" ObjectID="_1835857060" r:id="rId110"/>
         </w:object>
       </w:r>
     </w:p>
@@ -18204,7 +18204,7 @@
           <v:shape id="_x0000_i1072" type="#_x0000_t75" style="width:71.3pt;height:35.3pt" o:ole="">
             <v:imagedata r:id="rId111" o:title=""/>
           </v:shape>
-          <o:OLEObject Type="Embed" ProgID="Equation.DSMT4" ShapeID="_x0000_i1072" DrawAspect="Content" ObjectID="_1835855408" r:id="rId112"/>
+          <o:OLEObject Type="Embed" ProgID="Equation.DSMT4" ShapeID="_x0000_i1072" DrawAspect="Content" ObjectID="_1835857061" r:id="rId112"/>
         </w:object>
       </w:r>
     </w:p>
@@ -18528,7 +18528,7 @@
           <w:noProof/>
         </w:rPr>
         <w:drawing>
-          <wp:inline distT="0" distB="0" distL="0" distR="0" wp14:anchorId="42EF3E0B" wp14:editId="3C3F63C3">
+          <wp:inline distT="0" distB="0" distL="0" distR="0" wp14:anchorId="42EF3E0B" wp14:editId="3A90904A">
             <wp:extent cx="6119495" cy="5132705"/>
             <wp:effectExtent l="0" t="0" r="0" b="0"/>
             <wp:docPr id="1184336030" name="Рисунок 3"/>
@@ -20194,39 +20194,7 @@
           <w:sz w:val="28"/>
           <w:szCs w:val="28"/>
         </w:rPr>
-        <w:t xml:space="preserve"> </w:t>
-      </w:r>
-      <w:r>
-        <w:rPr>
-          <w:rFonts w:ascii="Times New Roman" w:hAnsi="Times New Roman" w:cs="Times New Roman"/>
-          <w:sz w:val="28"/>
-          <w:szCs w:val="28"/>
-        </w:rPr>
-        <w:t>и методы</w:t>
-      </w:r>
-      <w:r>
-        <w:rPr>
-          <w:rFonts w:ascii="Times New Roman" w:hAnsi="Times New Roman" w:cs="Times New Roman"/>
-          <w:sz w:val="28"/>
-          <w:szCs w:val="28"/>
-        </w:rPr>
-        <w:t xml:space="preserve"> </w:t>
-      </w:r>
-      <w:r>
-        <w:rPr>
-          <w:rFonts w:ascii="Times New Roman" w:hAnsi="Times New Roman" w:cs="Times New Roman"/>
-          <w:sz w:val="28"/>
-          <w:szCs w:val="28"/>
-        </w:rPr>
-        <w:t>прогнозирования</w:t>
-      </w:r>
-      <w:r>
-        <w:rPr>
-          <w:rFonts w:ascii="Times New Roman" w:hAnsi="Times New Roman" w:cs="Times New Roman"/>
-          <w:sz w:val="28"/>
-          <w:szCs w:val="28"/>
-        </w:rPr>
-        <w:t xml:space="preserve"> </w:t>
+        <w:t xml:space="preserve"> и методы прогнозирования </w:t>
       </w:r>
       <w:r>
         <w:rPr>
@@ -20603,10 +20571,10 @@
           <w:szCs w:val="28"/>
         </w:rPr>
         <w:object w:dxaOrig="1600" w:dyaOrig="360" w14:anchorId="4304055F">
-          <v:shape id="_x0000_i1075" type="#_x0000_t75" style="width:80.15pt;height:18.35pt" o:ole="">
+          <v:shape id="_x0000_i1073" type="#_x0000_t75" style="width:80.15pt;height:18.35pt" o:ole="">
             <v:imagedata r:id="rId115" o:title=""/>
           </v:shape>
-          <o:OLEObject Type="Embed" ProgID="Equation.DSMT4" ShapeID="_x0000_i1075" DrawAspect="Content" ObjectID="_1835855409" r:id="rId116"/>
+          <o:OLEObject Type="Embed" ProgID="Equation.DSMT4" ShapeID="_x0000_i1073" DrawAspect="Content" ObjectID="_1835857062" r:id="rId116"/>
         </w:object>
       </w:r>
     </w:p>
@@ -20669,7 +20637,6 @@
           <w:sz w:val="28"/>
           <w:szCs w:val="28"/>
           <w:vertAlign w:val="subscript"/>
-          <w:lang w:val="en-US"/>
         </w:rPr>
         <w:t>0</w:t>
       </w:r>
@@ -20678,7 +20645,6 @@
           <w:rFonts w:ascii="Times New Roman" w:hAnsi="Times New Roman" w:cs="Times New Roman"/>
           <w:sz w:val="28"/>
           <w:szCs w:val="28"/>
-          <w:lang w:val="en-US"/>
         </w:rPr>
         <w:t xml:space="preserve"> – </w:t>
       </w:r>
@@ -20819,10 +20785,10 @@
           <w:szCs w:val="28"/>
         </w:rPr>
         <w:object w:dxaOrig="1820" w:dyaOrig="400" w14:anchorId="06687CCF">
-          <v:shape id="_x0000_i1078" type="#_x0000_t75" style="width:91pt;height:19.7pt" o:ole="">
+          <v:shape id="_x0000_i1074" type="#_x0000_t75" style="width:91pt;height:19.7pt" o:ole="">
             <v:imagedata r:id="rId117" o:title=""/>
           </v:shape>
-          <o:OLEObject Type="Embed" ProgID="Equation.DSMT4" ShapeID="_x0000_i1078" DrawAspect="Content" ObjectID="_1835855410" r:id="rId118"/>
+          <o:OLEObject Type="Embed" ProgID="Equation.DSMT4" ShapeID="_x0000_i1074" DrawAspect="Content" ObjectID="_1835857063" r:id="rId118"/>
         </w:object>
       </w:r>
     </w:p>
@@ -20848,7 +20814,6 @@
           <w:rFonts w:ascii="Times New Roman" w:hAnsi="Times New Roman" w:cs="Times New Roman"/>
           <w:sz w:val="28"/>
           <w:szCs w:val="28"/>
-          <w:lang w:val="en-US"/>
         </w:rPr>
       </w:pPr>
       <w:r>
@@ -20905,7 +20870,6 @@
           <w:rFonts w:ascii="Times New Roman" w:hAnsi="Times New Roman" w:cs="Times New Roman"/>
           <w:sz w:val="28"/>
           <w:szCs w:val="28"/>
-          <w:lang w:val="en-US"/>
         </w:rPr>
       </w:pPr>
       <w:r>
@@ -20926,7 +20890,6 @@
           <w:rFonts w:ascii="Times New Roman" w:hAnsi="Times New Roman" w:cs="Times New Roman"/>
           <w:sz w:val="28"/>
           <w:szCs w:val="28"/>
-          <w:lang w:val="en-US"/>
         </w:rPr>
       </w:pPr>
     </w:p>
@@ -20951,10 +20914,10 @@
           <w:lang w:val="en-US"/>
         </w:rPr>
         <w:object w:dxaOrig="2180" w:dyaOrig="380" w14:anchorId="4E3A6FCF">
-          <v:shape id="_x0000_i1081" type="#_x0000_t75" style="width:108.7pt;height:19pt" o:ole="">
+          <v:shape id="_x0000_i1075" type="#_x0000_t75" style="width:108.7pt;height:19pt" o:ole="">
             <v:imagedata r:id="rId119" o:title=""/>
           </v:shape>
-          <o:OLEObject Type="Embed" ProgID="Equation.DSMT4" ShapeID="_x0000_i1081" DrawAspect="Content" ObjectID="_1835855411" r:id="rId120"/>
+          <o:OLEObject Type="Embed" ProgID="Equation.DSMT4" ShapeID="_x0000_i1075" DrawAspect="Content" ObjectID="_1835857064" r:id="rId120"/>
         </w:object>
       </w:r>
     </w:p>
@@ -21157,10 +21120,10 @@
           <w:szCs w:val="28"/>
         </w:rPr>
         <w:object w:dxaOrig="960" w:dyaOrig="680" w14:anchorId="578AE739">
-          <v:shape id="_x0000_i1086" type="#_x0000_t75" style="width:48.25pt;height:33.95pt" o:ole="">
+          <v:shape id="_x0000_i1076" type="#_x0000_t75" style="width:48.25pt;height:33.95pt" o:ole="">
             <v:imagedata r:id="rId121" o:title=""/>
           </v:shape>
-          <o:OLEObject Type="Embed" ProgID="Equation.DSMT4" ShapeID="_x0000_i1086" DrawAspect="Content" ObjectID="_1835855412" r:id="rId122"/>
+          <o:OLEObject Type="Embed" ProgID="Equation.DSMT4" ShapeID="_x0000_i1076" DrawAspect="Content" ObjectID="_1835857065" r:id="rId122"/>
         </w:object>
       </w:r>
     </w:p>
@@ -21194,15 +21157,7 @@
           <w:sz w:val="28"/>
           <w:szCs w:val="28"/>
         </w:rPr>
-        <w:t>то изменение</w:t>
-      </w:r>
-      <w:r>
-        <w:rPr>
-          <w:rFonts w:ascii="Times New Roman" w:hAnsi="Times New Roman" w:cs="Times New Roman"/>
-          <w:sz w:val="28"/>
-          <w:szCs w:val="28"/>
-        </w:rPr>
-        <w:t xml:space="preserve"> </w:t>
+        <w:t xml:space="preserve">то изменение </w:t>
       </w:r>
       <w:proofErr w:type="spellStart"/>
       <w:r>
@@ -21234,23 +21189,7 @@
           <w:sz w:val="28"/>
           <w:szCs w:val="28"/>
         </w:rPr>
-        <w:t xml:space="preserve"> </w:t>
-      </w:r>
-      <w:r>
-        <w:rPr>
-          <w:rFonts w:ascii="Times New Roman" w:hAnsi="Times New Roman" w:cs="Times New Roman"/>
-          <w:sz w:val="28"/>
-          <w:szCs w:val="28"/>
-        </w:rPr>
-        <w:t>вследствие уменьшения эффективной активной поверхности или ухудшения интерфейса автоматически приводит к росту</w:t>
-      </w:r>
-      <w:r>
-        <w:rPr>
-          <w:rFonts w:ascii="Times New Roman" w:hAnsi="Times New Roman" w:cs="Times New Roman"/>
-          <w:sz w:val="28"/>
-          <w:szCs w:val="28"/>
-        </w:rPr>
-        <w:t xml:space="preserve"> </w:t>
+        <w:t xml:space="preserve"> вследствие уменьшения эффективной активной поверхности или ухудшения интерфейса автоматически приводит к росту </w:t>
       </w:r>
       <w:proofErr w:type="spellStart"/>
       <w:r>
@@ -21283,15 +21222,7 @@
           <w:sz w:val="28"/>
           <w:szCs w:val="28"/>
         </w:rPr>
-        <w:t xml:space="preserve">. </w:t>
-      </w:r>
-      <w:r>
-        <w:rPr>
-          <w:rFonts w:ascii="Times New Roman" w:hAnsi="Times New Roman" w:cs="Times New Roman"/>
-          <w:sz w:val="28"/>
-          <w:szCs w:val="28"/>
-        </w:rPr>
-        <w:t>В более общем виде скорость деградации можно представить как</w:t>
+        <w:t>. В более общем виде скорость деградации можно представить как</w:t>
       </w:r>
     </w:p>
     <w:p>
@@ -21327,10 +21258,10 @@
           <w:lang w:val="en-US"/>
         </w:rPr>
         <w:object w:dxaOrig="4480" w:dyaOrig="680" w14:anchorId="22DC900F">
-          <v:shape id="_x0000_i1089" type="#_x0000_t75" style="width:224.15pt;height:33.95pt" o:ole="">
+          <v:shape id="_x0000_i1077" type="#_x0000_t75" style="width:224.15pt;height:33.95pt" o:ole="">
             <v:imagedata r:id="rId123" o:title=""/>
           </v:shape>
-          <o:OLEObject Type="Embed" ProgID="Equation.DSMT4" ShapeID="_x0000_i1089" DrawAspect="Content" ObjectID="_1835855413" r:id="rId124"/>
+          <o:OLEObject Type="Embed" ProgID="Equation.DSMT4" ShapeID="_x0000_i1077" DrawAspect="Content" ObjectID="_1835857066" r:id="rId124"/>
         </w:object>
       </w:r>
     </w:p>
@@ -21626,7 +21557,6 @@
           <w:rFonts w:ascii="Times New Roman" w:hAnsi="Times New Roman" w:cs="Times New Roman"/>
           <w:sz w:val="28"/>
           <w:szCs w:val="28"/>
-          <w:lang w:val="en-US"/>
         </w:rPr>
       </w:pPr>
       <w:r>
@@ -21637,10 +21567,10 @@
           <w:szCs w:val="28"/>
         </w:rPr>
         <w:object w:dxaOrig="2020" w:dyaOrig="400" w14:anchorId="10DC2640">
-          <v:shape id="_x0000_i1092" type="#_x0000_t75" style="width:101.2pt;height:19.7pt" o:ole="">
+          <v:shape id="_x0000_i1078" type="#_x0000_t75" style="width:101.2pt;height:19.7pt" o:ole="">
             <v:imagedata r:id="rId125" o:title=""/>
           </v:shape>
-          <o:OLEObject Type="Embed" ProgID="Equation.DSMT4" ShapeID="_x0000_i1092" DrawAspect="Content" ObjectID="_1835855414" r:id="rId126"/>
+          <o:OLEObject Type="Embed" ProgID="Equation.DSMT4" ShapeID="_x0000_i1078" DrawAspect="Content" ObjectID="_1835857067" r:id="rId126"/>
         </w:object>
       </w:r>
       <w:r>
@@ -21648,7 +21578,6 @@
           <w:rFonts w:ascii="Times New Roman" w:hAnsi="Times New Roman" w:cs="Times New Roman"/>
           <w:sz w:val="28"/>
           <w:szCs w:val="28"/>
-          <w:lang w:val="en-US"/>
         </w:rPr>
         <w:t xml:space="preserve">, </w:t>
       </w:r>
@@ -21661,10 +21590,10 @@
           <w:lang w:val="en-US"/>
         </w:rPr>
         <w:object w:dxaOrig="1500" w:dyaOrig="400" w14:anchorId="1EE242FB">
-          <v:shape id="_x0000_i1095" type="#_x0000_t75" style="width:74.7pt;height:19.7pt" o:ole="">
+          <v:shape id="_x0000_i1079" type="#_x0000_t75" style="width:74.7pt;height:19.7pt" o:ole="">
             <v:imagedata r:id="rId127" o:title=""/>
           </v:shape>
-          <o:OLEObject Type="Embed" ProgID="Equation.DSMT4" ShapeID="_x0000_i1095" DrawAspect="Content" ObjectID="_1835855415" r:id="rId128"/>
+          <o:OLEObject Type="Embed" ProgID="Equation.DSMT4" ShapeID="_x0000_i1079" DrawAspect="Content" ObjectID="_1835857068" r:id="rId128"/>
         </w:object>
       </w:r>
       <w:r>
@@ -21672,7 +21601,6 @@
           <w:rFonts w:ascii="Times New Roman" w:hAnsi="Times New Roman" w:cs="Times New Roman"/>
           <w:sz w:val="28"/>
           <w:szCs w:val="28"/>
-          <w:lang w:val="en-US"/>
         </w:rPr>
         <w:t>,</w:t>
       </w:r>
@@ -21686,7 +21614,6 @@
           <w:rFonts w:ascii="Times New Roman" w:hAnsi="Times New Roman" w:cs="Times New Roman"/>
           <w:sz w:val="28"/>
           <w:szCs w:val="28"/>
-          <w:lang w:val="en-US"/>
         </w:rPr>
       </w:pPr>
     </w:p>
@@ -21752,6 +21679,51 @@
           <w:sz w:val="28"/>
           <w:szCs w:val="28"/>
         </w:rPr>
+        <w:t xml:space="preserve"> – вектор скрытых состояний,</w:t>
+      </w:r>
+    </w:p>
+    <w:p>
+      <w:pPr>
+        <w:spacing w:line="360" w:lineRule="auto"/>
+        <w:ind w:firstLine="709"/>
+        <w:jc w:val="both"/>
+        <w:rPr>
+          <w:rFonts w:ascii="Times New Roman" w:hAnsi="Times New Roman" w:cs="Times New Roman"/>
+          <w:sz w:val="28"/>
+          <w:szCs w:val="28"/>
+        </w:rPr>
+      </w:pPr>
+      <w:proofErr w:type="spellStart"/>
+      <w:r>
+        <w:rPr>
+          <w:rFonts w:ascii="Times New Roman" w:hAnsi="Times New Roman" w:cs="Times New Roman"/>
+          <w:i/>
+          <w:iCs/>
+          <w:sz w:val="28"/>
+          <w:szCs w:val="28"/>
+          <w:lang w:val="en-US"/>
+        </w:rPr>
+        <w:t>u</w:t>
+      </w:r>
+      <w:r>
+        <w:rPr>
+          <w:rFonts w:ascii="Times New Roman" w:hAnsi="Times New Roman" w:cs="Times New Roman"/>
+          <w:i/>
+          <w:iCs/>
+          <w:sz w:val="28"/>
+          <w:szCs w:val="28"/>
+          <w:vertAlign w:val="subscript"/>
+          <w:lang w:val="en-US"/>
+        </w:rPr>
+        <w:t>k</w:t>
+      </w:r>
+      <w:proofErr w:type="spellEnd"/>
+      <w:r>
+        <w:rPr>
+          <w:rFonts w:ascii="Times New Roman" w:hAnsi="Times New Roman" w:cs="Times New Roman"/>
+          <w:sz w:val="28"/>
+          <w:szCs w:val="28"/>
+        </w:rPr>
         <w:t xml:space="preserve"> – </w:t>
       </w:r>
       <w:r>
@@ -21760,7 +21732,7 @@
           <w:sz w:val="28"/>
           <w:szCs w:val="28"/>
         </w:rPr>
-        <w:t>вектор скрытых состояний</w:t>
+        <w:t>входные воздействия</w:t>
       </w:r>
       <w:r>
         <w:rPr>
@@ -21792,7 +21764,7 @@
           <w:szCs w:val="28"/>
           <w:lang w:val="en-US"/>
         </w:rPr>
-        <w:t>u</w:t>
+        <w:t>y</w:t>
       </w:r>
       <w:r>
         <w:rPr>
@@ -21821,7 +21793,7 @@
           <w:sz w:val="28"/>
           <w:szCs w:val="28"/>
         </w:rPr>
-        <w:t>входные воздействия</w:t>
+        <w:t>измерения</w:t>
       </w:r>
       <w:r>
         <w:rPr>
@@ -21853,7 +21825,7 @@
           <w:szCs w:val="28"/>
           <w:lang w:val="en-US"/>
         </w:rPr>
-        <w:t>y</w:t>
+        <w:t>w</w:t>
       </w:r>
       <w:r>
         <w:rPr>
@@ -21874,6 +21846,45 @@
           <w:sz w:val="28"/>
           <w:szCs w:val="28"/>
         </w:rPr>
+        <w:t xml:space="preserve"> </w:t>
+      </w:r>
+      <w:r>
+        <w:rPr>
+          <w:rFonts w:ascii="Times New Roman" w:hAnsi="Times New Roman" w:cs="Times New Roman"/>
+          <w:sz w:val="28"/>
+          <w:szCs w:val="28"/>
+        </w:rPr>
+        <w:t xml:space="preserve">и </w:t>
+      </w:r>
+      <w:proofErr w:type="spellStart"/>
+      <w:r>
+        <w:rPr>
+          <w:rFonts w:ascii="Times New Roman" w:hAnsi="Times New Roman" w:cs="Times New Roman"/>
+          <w:sz w:val="28"/>
+          <w:szCs w:val="28"/>
+          <w:lang w:val="en-US"/>
+        </w:rPr>
+        <w:t>v</w:t>
+      </w:r>
+      <w:r>
+        <w:rPr>
+          <w:rFonts w:ascii="Times New Roman" w:hAnsi="Times New Roman" w:cs="Times New Roman"/>
+          <w:i/>
+          <w:iCs/>
+          <w:sz w:val="28"/>
+          <w:szCs w:val="28"/>
+          <w:vertAlign w:val="subscript"/>
+          <w:lang w:val="en-US"/>
+        </w:rPr>
+        <w:t>k</w:t>
+      </w:r>
+      <w:proofErr w:type="spellEnd"/>
+      <w:r>
+        <w:rPr>
+          <w:rFonts w:ascii="Times New Roman" w:hAnsi="Times New Roman" w:cs="Times New Roman"/>
+          <w:sz w:val="28"/>
+          <w:szCs w:val="28"/>
+        </w:rPr>
         <w:t xml:space="preserve"> – </w:t>
       </w:r>
       <w:r>
@@ -21882,144 +21893,27 @@
           <w:sz w:val="28"/>
           <w:szCs w:val="28"/>
         </w:rPr>
-        <w:t>измерения</w:t>
-      </w:r>
-      <w:r>
-        <w:rPr>
-          <w:rFonts w:ascii="Times New Roman" w:hAnsi="Times New Roman" w:cs="Times New Roman"/>
-          <w:sz w:val="28"/>
-          <w:szCs w:val="28"/>
-        </w:rPr>
-        <w:t>,</w:t>
-      </w:r>
-    </w:p>
-    <w:p>
-      <w:pPr>
-        <w:spacing w:line="360" w:lineRule="auto"/>
-        <w:ind w:firstLine="709"/>
-        <w:jc w:val="both"/>
-        <w:rPr>
-          <w:rFonts w:ascii="Times New Roman" w:hAnsi="Times New Roman" w:cs="Times New Roman"/>
-          <w:sz w:val="28"/>
-          <w:szCs w:val="28"/>
-        </w:rPr>
-      </w:pPr>
-      <w:proofErr w:type="spellStart"/>
-      <w:r>
-        <w:rPr>
-          <w:rFonts w:ascii="Times New Roman" w:hAnsi="Times New Roman" w:cs="Times New Roman"/>
-          <w:i/>
-          <w:iCs/>
-          <w:sz w:val="28"/>
-          <w:szCs w:val="28"/>
-          <w:lang w:val="en-US"/>
-        </w:rPr>
-        <w:t>w</w:t>
-      </w:r>
-      <w:r>
-        <w:rPr>
-          <w:rFonts w:ascii="Times New Roman" w:hAnsi="Times New Roman" w:cs="Times New Roman"/>
-          <w:i/>
-          <w:iCs/>
-          <w:sz w:val="28"/>
-          <w:szCs w:val="28"/>
-          <w:vertAlign w:val="subscript"/>
-          <w:lang w:val="en-US"/>
-        </w:rPr>
-        <w:t>k</w:t>
-      </w:r>
-      <w:proofErr w:type="spellEnd"/>
-      <w:r>
-        <w:rPr>
-          <w:rFonts w:ascii="Times New Roman" w:hAnsi="Times New Roman" w:cs="Times New Roman"/>
-          <w:sz w:val="28"/>
-          <w:szCs w:val="28"/>
-        </w:rPr>
-        <w:t xml:space="preserve"> </w:t>
-      </w:r>
-      <w:r>
-        <w:rPr>
-          <w:rFonts w:ascii="Times New Roman" w:hAnsi="Times New Roman" w:cs="Times New Roman"/>
-          <w:sz w:val="28"/>
-          <w:szCs w:val="28"/>
-        </w:rPr>
-        <w:t xml:space="preserve">и </w:t>
-      </w:r>
-      <w:proofErr w:type="spellStart"/>
-      <w:r>
-        <w:rPr>
-          <w:rFonts w:ascii="Times New Roman" w:hAnsi="Times New Roman" w:cs="Times New Roman"/>
-          <w:sz w:val="28"/>
-          <w:szCs w:val="28"/>
-          <w:lang w:val="en-US"/>
-        </w:rPr>
-        <w:t>v</w:t>
-      </w:r>
-      <w:r>
-        <w:rPr>
-          <w:rFonts w:ascii="Times New Roman" w:hAnsi="Times New Roman" w:cs="Times New Roman"/>
-          <w:i/>
-          <w:iCs/>
-          <w:sz w:val="28"/>
-          <w:szCs w:val="28"/>
-          <w:vertAlign w:val="subscript"/>
-          <w:lang w:val="en-US"/>
-        </w:rPr>
-        <w:t>k</w:t>
-      </w:r>
-      <w:proofErr w:type="spellEnd"/>
-      <w:r>
-        <w:rPr>
-          <w:rFonts w:ascii="Times New Roman" w:hAnsi="Times New Roman" w:cs="Times New Roman"/>
-          <w:sz w:val="28"/>
-          <w:szCs w:val="28"/>
-        </w:rPr>
-        <w:t xml:space="preserve"> – </w:t>
-      </w:r>
-      <w:r>
-        <w:rPr>
-          <w:rFonts w:ascii="Times New Roman" w:hAnsi="Times New Roman" w:cs="Times New Roman"/>
-          <w:sz w:val="28"/>
-          <w:szCs w:val="28"/>
-        </w:rPr>
-        <w:t>процессы и шумы наблюдения</w:t>
-      </w:r>
-      <w:r>
-        <w:rPr>
-          <w:rFonts w:ascii="Times New Roman" w:hAnsi="Times New Roman" w:cs="Times New Roman"/>
-          <w:sz w:val="28"/>
-          <w:szCs w:val="28"/>
-        </w:rPr>
-        <w:t>.</w:t>
-      </w:r>
-    </w:p>
-    <w:p>
-      <w:pPr>
-        <w:spacing w:line="360" w:lineRule="auto"/>
-        <w:ind w:firstLine="709"/>
-        <w:jc w:val="both"/>
-        <w:rPr>
-          <w:rFonts w:ascii="Times New Roman" w:hAnsi="Times New Roman" w:cs="Times New Roman"/>
-          <w:sz w:val="28"/>
-          <w:szCs w:val="28"/>
-          <w:lang w:val="en-US"/>
-        </w:rPr>
-      </w:pPr>
-      <w:r>
-        <w:rPr>
-          <w:rFonts w:ascii="Times New Roman" w:hAnsi="Times New Roman" w:cs="Times New Roman"/>
-          <w:sz w:val="28"/>
-          <w:szCs w:val="28"/>
-        </w:rPr>
-        <w:t>Если в вектор состояния включить не только</w:t>
-      </w:r>
-      <w:r>
-        <w:rPr>
-          <w:rFonts w:ascii="Times New Roman" w:hAnsi="Times New Roman" w:cs="Times New Roman"/>
-          <w:sz w:val="28"/>
-          <w:szCs w:val="28"/>
-        </w:rPr>
-        <w:t xml:space="preserve"> </w:t>
+        <w:t>процессы и шумы наблюдения.</w:t>
+      </w:r>
+    </w:p>
+    <w:p>
+      <w:pPr>
+        <w:spacing w:line="360" w:lineRule="auto"/>
+        <w:ind w:firstLine="709"/>
+        <w:jc w:val="both"/>
+        <w:rPr>
+          <w:rFonts w:ascii="Times New Roman" w:hAnsi="Times New Roman" w:cs="Times New Roman"/>
+          <w:sz w:val="28"/>
+          <w:szCs w:val="28"/>
+        </w:rPr>
+      </w:pPr>
+      <w:r>
+        <w:rPr>
+          <w:rFonts w:ascii="Times New Roman" w:hAnsi="Times New Roman" w:cs="Times New Roman"/>
+          <w:sz w:val="28"/>
+          <w:szCs w:val="28"/>
+        </w:rPr>
+        <w:t xml:space="preserve">Если в вектор состояния включить не только </w:t>
       </w:r>
       <w:r>
         <w:rPr>
@@ -22038,27 +21932,18 @@
           <w:sz w:val="28"/>
           <w:szCs w:val="28"/>
         </w:rPr>
-        <w:t xml:space="preserve">, </w:t>
-      </w:r>
-      <w:r>
-        <w:rPr>
-          <w:rFonts w:ascii="Times New Roman" w:hAnsi="Times New Roman" w:cs="Times New Roman"/>
-          <w:sz w:val="28"/>
-          <w:szCs w:val="28"/>
-        </w:rPr>
-        <w:t>но и параметры деградации или коэффициенты эквивалентной схемы, то такие методы позволяют в онлайн-режиме обновлять оценку состояния батареи.</w:t>
-      </w:r>
-    </w:p>
-    <w:p>
-      <w:pPr>
-        <w:spacing w:line="360" w:lineRule="auto"/>
-        <w:ind w:firstLine="709"/>
-        <w:jc w:val="both"/>
-        <w:rPr>
-          <w:rFonts w:ascii="Times New Roman" w:hAnsi="Times New Roman" w:cs="Times New Roman"/>
-          <w:sz w:val="28"/>
-          <w:szCs w:val="28"/>
-          <w:lang w:val="en-US"/>
+        <w:t>, но и параметры деградации или коэффициенты эквивалентной схемы, то такие методы позволяют в онлайн-режиме обновлять оценку состояния батареи.</w:t>
+      </w:r>
+    </w:p>
+    <w:p>
+      <w:pPr>
+        <w:spacing w:line="360" w:lineRule="auto"/>
+        <w:ind w:firstLine="709"/>
+        <w:jc w:val="both"/>
+        <w:rPr>
+          <w:rFonts w:ascii="Times New Roman" w:hAnsi="Times New Roman" w:cs="Times New Roman"/>
+          <w:sz w:val="28"/>
+          <w:szCs w:val="28"/>
         </w:rPr>
       </w:pPr>
       <w:r>
@@ -22107,7 +21992,6 @@
           <w:rFonts w:ascii="Times New Roman" w:hAnsi="Times New Roman" w:cs="Times New Roman"/>
           <w:sz w:val="28"/>
           <w:szCs w:val="28"/>
-          <w:lang w:val="en-US"/>
         </w:rPr>
       </w:pPr>
     </w:p>
@@ -22337,15 +22221,7 @@
           <w:sz w:val="28"/>
           <w:szCs w:val="28"/>
         </w:rPr>
-        <w:t xml:space="preserve"> формируют один из основных фронтов</w:t>
-      </w:r>
-      <w:r>
-        <w:rPr>
-          <w:rFonts w:ascii="Times New Roman" w:hAnsi="Times New Roman" w:cs="Times New Roman"/>
-          <w:sz w:val="28"/>
-          <w:szCs w:val="28"/>
-        </w:rPr>
-        <w:t xml:space="preserve"> </w:t>
+        <w:t xml:space="preserve"> формируют один из основных фронтов </w:t>
       </w:r>
       <w:r>
         <w:rPr>
@@ -22428,10 +22304,10 @@
           <w:szCs w:val="28"/>
         </w:rPr>
         <w:object w:dxaOrig="3300" w:dyaOrig="400" w14:anchorId="6CA6F6A7">
-          <v:shape id="_x0000_i1098" type="#_x0000_t75" style="width:165.05pt;height:19.7pt" o:ole="">
+          <v:shape id="_x0000_i1080" type="#_x0000_t75" style="width:165.05pt;height:19.7pt" o:ole="">
             <v:imagedata r:id="rId129" o:title=""/>
           </v:shape>
-          <o:OLEObject Type="Embed" ProgID="Equation.DSMT4" ShapeID="_x0000_i1098" DrawAspect="Content" ObjectID="_1835855416" r:id="rId130"/>
+          <o:OLEObject Type="Embed" ProgID="Equation.DSMT4" ShapeID="_x0000_i1080" DrawAspect="Content" ObjectID="_1835857069" r:id="rId130"/>
         </w:object>
       </w:r>
     </w:p>
@@ -22457,7 +22333,6 @@
           <w:rFonts w:ascii="Times New Roman" w:hAnsi="Times New Roman" w:cs="Times New Roman"/>
           <w:sz w:val="28"/>
           <w:szCs w:val="28"/>
-          <w:lang w:val="en-US"/>
         </w:rPr>
       </w:pPr>
       <w:r>
@@ -22500,27 +22375,18 @@
           <w:sz w:val="28"/>
           <w:szCs w:val="28"/>
         </w:rPr>
-        <w:t xml:space="preserve">) – </w:t>
-      </w:r>
-      <w:r>
-        <w:rPr>
-          <w:rFonts w:ascii="Times New Roman" w:hAnsi="Times New Roman" w:cs="Times New Roman"/>
-          <w:sz w:val="28"/>
-          <w:szCs w:val="28"/>
-        </w:rPr>
-        <w:t>вектор признаков, извлечённых из напряжения, тока, температуры, зарядных кривых или спектральных данных.</w:t>
-      </w:r>
-    </w:p>
-    <w:p>
-      <w:pPr>
-        <w:spacing w:line="360" w:lineRule="auto"/>
-        <w:ind w:firstLine="709"/>
-        <w:jc w:val="both"/>
-        <w:rPr>
-          <w:rFonts w:ascii="Times New Roman" w:hAnsi="Times New Roman" w:cs="Times New Roman"/>
-          <w:sz w:val="28"/>
-          <w:szCs w:val="28"/>
-          <w:lang w:val="en-US"/>
+        <w:t>) – вектор признаков, извлечённых из напряжения, тока, температуры, зарядных кривых или спектральных данных.</w:t>
+      </w:r>
+    </w:p>
+    <w:p>
+      <w:pPr>
+        <w:spacing w:line="360" w:lineRule="auto"/>
+        <w:ind w:firstLine="709"/>
+        <w:jc w:val="both"/>
+        <w:rPr>
+          <w:rFonts w:ascii="Times New Roman" w:hAnsi="Times New Roman" w:cs="Times New Roman"/>
+          <w:sz w:val="28"/>
+          <w:szCs w:val="28"/>
         </w:rPr>
       </w:pPr>
       <w:r>
@@ -22620,7 +22486,6 @@
           <w:iCs/>
           <w:sz w:val="28"/>
           <w:szCs w:val="28"/>
-          <w:lang w:val="en-US"/>
         </w:rPr>
       </w:pPr>
       <w:r>
@@ -22707,23 +22572,7 @@
           <w:sz w:val="28"/>
           <w:szCs w:val="28"/>
         </w:rPr>
-        <w:t>, извлечённых из средне- и низкочастотной части спектра Найквиста. Авторы</w:t>
-      </w:r>
-      <w:r>
-        <w:rPr>
-          <w:rFonts w:ascii="Times New Roman" w:hAnsi="Times New Roman" w:cs="Times New Roman"/>
-          <w:sz w:val="28"/>
-          <w:szCs w:val="28"/>
-        </w:rPr>
-        <w:t xml:space="preserve"> </w:t>
-      </w:r>
-      <w:r>
-        <w:rPr>
-          <w:rFonts w:ascii="Times New Roman" w:hAnsi="Times New Roman" w:cs="Times New Roman"/>
-          <w:sz w:val="28"/>
-          <w:szCs w:val="28"/>
-        </w:rPr>
-        <w:t xml:space="preserve">показали, что такие признаки могут использоваться в гибридной линейно-регрессионной и </w:t>
+        <w:t xml:space="preserve">, извлечённых из средне- и низкочастотной части спектра Найквиста. Авторы показали, что такие признаки могут использоваться в гибридной линейно-регрессионной и </w:t>
       </w:r>
       <w:proofErr w:type="spellStart"/>
       <w:r>
@@ -22810,38 +22659,19 @@
           <w:sz w:val="28"/>
           <w:szCs w:val="28"/>
         </w:rPr>
-        <w:t xml:space="preserve"> и обладают хорошей обобщающей способностью в различных режимах.</w:t>
-      </w:r>
-      <w:r>
-        <w:rPr>
-          <w:rFonts w:ascii="Times New Roman" w:hAnsi="Times New Roman" w:cs="Times New Roman"/>
-          <w:iCs/>
-          <w:sz w:val="28"/>
-          <w:szCs w:val="28"/>
-        </w:rPr>
-        <w:t xml:space="preserve"> </w:t>
-      </w:r>
-      <w:r>
-        <w:rPr>
-          <w:rFonts w:ascii="Times New Roman" w:hAnsi="Times New Roman" w:cs="Times New Roman"/>
-          <w:iCs/>
-          <w:sz w:val="28"/>
-          <w:szCs w:val="28"/>
-        </w:rPr>
-        <w:t>Этот результат особенно важен для настоящей диссертации, поскольку он подтверждает фундаментальную реализуемость идеи «импедансные признаки → прогноз ресурса», но при этом оставляет открытым вопрос о физической унификации таких признаков для разных химических систем и режимов эксплуатации.</w:t>
-      </w:r>
-    </w:p>
-    <w:p>
-      <w:pPr>
-        <w:spacing w:line="360" w:lineRule="auto"/>
-        <w:ind w:firstLine="709"/>
-        <w:jc w:val="both"/>
-        <w:rPr>
-          <w:rFonts w:ascii="Times New Roman" w:hAnsi="Times New Roman" w:cs="Times New Roman"/>
-          <w:iCs/>
-          <w:sz w:val="28"/>
-          <w:szCs w:val="28"/>
-          <w:lang w:val="en-US"/>
+        <w:t xml:space="preserve"> и обладают хорошей обобщающей способностью в различных режимах. Этот результат особенно важен для настоящей диссертации, поскольку он подтверждает фундаментальную реализуемость идеи «импедансные признаки → прогноз ресурса», но при этом оставляет открытым вопрос о физической унификации таких признаков для разных химических систем и режимов эксплуатации.</w:t>
+      </w:r>
+    </w:p>
+    <w:p>
+      <w:pPr>
+        <w:spacing w:line="360" w:lineRule="auto"/>
+        <w:ind w:firstLine="709"/>
+        <w:jc w:val="both"/>
+        <w:rPr>
+          <w:rFonts w:ascii="Times New Roman" w:hAnsi="Times New Roman" w:cs="Times New Roman"/>
+          <w:iCs/>
+          <w:sz w:val="28"/>
+          <w:szCs w:val="28"/>
         </w:rPr>
       </w:pPr>
     </w:p>
@@ -22857,7 +22687,6 @@
           <w:iCs/>
           <w:sz w:val="28"/>
           <w:szCs w:val="28"/>
-          <w:lang w:val="en-US"/>
         </w:rPr>
       </w:pPr>
       <w:r>
@@ -22881,20 +22710,18 @@
           <w:rFonts w:ascii="Times New Roman" w:hAnsi="Times New Roman" w:cs="Times New Roman"/>
           <w:sz w:val="28"/>
           <w:szCs w:val="28"/>
-          <w:lang w:val="en-US"/>
-        </w:rPr>
-      </w:pPr>
-    </w:p>
-    <w:p>
-      <w:pPr>
-        <w:spacing w:line="360" w:lineRule="auto"/>
-        <w:ind w:firstLine="709"/>
-        <w:jc w:val="both"/>
-        <w:rPr>
-          <w:rFonts w:ascii="Times New Roman" w:hAnsi="Times New Roman" w:cs="Times New Roman"/>
-          <w:sz w:val="28"/>
-          <w:szCs w:val="28"/>
-          <w:lang w:val="en-US"/>
+        </w:rPr>
+      </w:pPr>
+    </w:p>
+    <w:p>
+      <w:pPr>
+        <w:spacing w:line="360" w:lineRule="auto"/>
+        <w:ind w:firstLine="709"/>
+        <w:jc w:val="both"/>
+        <w:rPr>
+          <w:rFonts w:ascii="Times New Roman" w:hAnsi="Times New Roman" w:cs="Times New Roman"/>
+          <w:sz w:val="28"/>
+          <w:szCs w:val="28"/>
         </w:rPr>
       </w:pPr>
       <w:r>
@@ -22934,7 +22761,6 @@
           <w:rFonts w:ascii="Times New Roman" w:hAnsi="Times New Roman" w:cs="Times New Roman"/>
           <w:sz w:val="28"/>
           <w:szCs w:val="28"/>
-          <w:lang w:val="en-US"/>
         </w:rPr>
       </w:pPr>
       <w:r>
@@ -22974,7 +22800,6 @@
           <w:rFonts w:ascii="Times New Roman" w:hAnsi="Times New Roman" w:cs="Times New Roman"/>
           <w:sz w:val="28"/>
           <w:szCs w:val="28"/>
-          <w:lang w:val="en-US"/>
         </w:rPr>
       </w:pPr>
     </w:p>
@@ -22989,7 +22814,6 @@
           <w:bCs/>
           <w:sz w:val="28"/>
           <w:szCs w:val="28"/>
-          <w:lang w:val="en-US"/>
         </w:rPr>
       </w:pPr>
       <w:r>
@@ -23012,20 +22836,18 @@
           <w:rFonts w:ascii="Times New Roman" w:hAnsi="Times New Roman" w:cs="Times New Roman"/>
           <w:sz w:val="28"/>
           <w:szCs w:val="28"/>
-          <w:lang w:val="en-US"/>
-        </w:rPr>
-      </w:pPr>
-    </w:p>
-    <w:p>
-      <w:pPr>
-        <w:spacing w:line="360" w:lineRule="auto"/>
-        <w:ind w:firstLine="709"/>
-        <w:jc w:val="both"/>
-        <w:rPr>
-          <w:rFonts w:ascii="Times New Roman" w:hAnsi="Times New Roman" w:cs="Times New Roman"/>
-          <w:sz w:val="28"/>
-          <w:szCs w:val="28"/>
-          <w:lang w:val="en-US"/>
+        </w:rPr>
+      </w:pPr>
+    </w:p>
+    <w:p>
+      <w:pPr>
+        <w:spacing w:line="360" w:lineRule="auto"/>
+        <w:ind w:firstLine="709"/>
+        <w:jc w:val="both"/>
+        <w:rPr>
+          <w:rFonts w:ascii="Times New Roman" w:hAnsi="Times New Roman" w:cs="Times New Roman"/>
+          <w:sz w:val="28"/>
+          <w:szCs w:val="28"/>
         </w:rPr>
       </w:pPr>
       <w:r>
@@ -23066,7 +22888,6 @@
           <w:rFonts w:ascii="Times New Roman" w:hAnsi="Times New Roman" w:cs="Times New Roman"/>
           <w:sz w:val="28"/>
           <w:szCs w:val="28"/>
-          <w:lang w:val="en-US"/>
         </w:rPr>
       </w:pPr>
       <w:r>
@@ -23108,7 +22929,6 @@
           <w:rFonts w:ascii="Times New Roman" w:hAnsi="Times New Roman" w:cs="Times New Roman"/>
           <w:sz w:val="28"/>
           <w:szCs w:val="28"/>
-          <w:lang w:val="en-US"/>
         </w:rPr>
       </w:pPr>
     </w:p>
@@ -23123,7 +22943,6 @@
           <w:bCs/>
           <w:sz w:val="28"/>
           <w:szCs w:val="28"/>
-          <w:lang w:val="en-US"/>
         </w:rPr>
       </w:pPr>
       <w:r>
@@ -23146,7 +22965,6 @@
           <w:rFonts w:ascii="Times New Roman" w:hAnsi="Times New Roman" w:cs="Times New Roman"/>
           <w:sz w:val="28"/>
           <w:szCs w:val="28"/>
-          <w:lang w:val="en-US"/>
         </w:rPr>
       </w:pPr>
     </w:p>
@@ -23268,7 +23086,6 @@
           <w:rFonts w:ascii="Times New Roman" w:hAnsi="Times New Roman" w:cs="Times New Roman"/>
           <w:sz w:val="28"/>
           <w:szCs w:val="28"/>
-          <w:lang w:val="en-US"/>
         </w:rPr>
       </w:pPr>
       <w:r>
@@ -23307,20 +23124,18 @@
           <w:rFonts w:ascii="Times New Roman" w:hAnsi="Times New Roman" w:cs="Times New Roman"/>
           <w:sz w:val="28"/>
           <w:szCs w:val="28"/>
-          <w:lang w:val="en-US"/>
-        </w:rPr>
-      </w:pPr>
-    </w:p>
-    <w:p>
-      <w:pPr>
-        <w:spacing w:line="360" w:lineRule="auto"/>
-        <w:ind w:firstLine="709"/>
-        <w:jc w:val="both"/>
-        <w:rPr>
-          <w:rFonts w:ascii="Times New Roman" w:hAnsi="Times New Roman" w:cs="Times New Roman"/>
-          <w:sz w:val="28"/>
-          <w:szCs w:val="28"/>
-          <w:lang w:val="en-US"/>
+        </w:rPr>
+      </w:pPr>
+    </w:p>
+    <w:p>
+      <w:pPr>
+        <w:spacing w:line="360" w:lineRule="auto"/>
+        <w:ind w:firstLine="709"/>
+        <w:jc w:val="both"/>
+        <w:rPr>
+          <w:rFonts w:ascii="Times New Roman" w:hAnsi="Times New Roman" w:cs="Times New Roman"/>
+          <w:sz w:val="28"/>
+          <w:szCs w:val="28"/>
         </w:rPr>
       </w:pPr>
       <w:r>
@@ -23332,10 +23147,10 @@
           <w:lang w:val="en-US"/>
         </w:rPr>
         <w:object w:dxaOrig="2060" w:dyaOrig="700" w14:anchorId="2DE86081">
-          <v:shape id="_x0000_i1101" type="#_x0000_t75" style="width:103.25pt;height:35.3pt" o:ole="">
+          <v:shape id="_x0000_i1081" type="#_x0000_t75" style="width:103.25pt;height:35.3pt" o:ole="">
             <v:imagedata r:id="rId131" o:title=""/>
           </v:shape>
-          <o:OLEObject Type="Embed" ProgID="Equation.DSMT4" ShapeID="_x0000_i1101" DrawAspect="Content" ObjectID="_1835855417" r:id="rId132"/>
+          <o:OLEObject Type="Embed" ProgID="Equation.DSMT4" ShapeID="_x0000_i1081" DrawAspect="Content" ObjectID="_1835857070" r:id="rId132"/>
         </w:object>
       </w:r>
       <w:r>
@@ -23343,7 +23158,6 @@
           <w:rFonts w:ascii="Times New Roman" w:hAnsi="Times New Roman" w:cs="Times New Roman"/>
           <w:sz w:val="28"/>
           <w:szCs w:val="28"/>
-          <w:lang w:val="en-US"/>
         </w:rPr>
         <w:t>.</w:t>
       </w:r>
@@ -23357,7 +23171,6 @@
           <w:rFonts w:ascii="Times New Roman" w:hAnsi="Times New Roman" w:cs="Times New Roman"/>
           <w:sz w:val="28"/>
           <w:szCs w:val="28"/>
-          <w:lang w:val="en-US"/>
         </w:rPr>
       </w:pPr>
     </w:p>
@@ -23397,113 +23210,122 @@
           <w:sz w:val="28"/>
           <w:szCs w:val="28"/>
         </w:rPr>
-        <w:t xml:space="preserve"> модели для</w:t>
-      </w:r>
-      <w:r>
-        <w:rPr>
-          <w:rFonts w:ascii="Times New Roman" w:hAnsi="Times New Roman" w:cs="Times New Roman"/>
-          <w:sz w:val="28"/>
-          <w:szCs w:val="28"/>
+        <w:t xml:space="preserve"> модели для </w:t>
+      </w:r>
+      <w:proofErr w:type="spellStart"/>
+      <w:r>
+        <w:rPr>
+          <w:rFonts w:ascii="Times New Roman" w:hAnsi="Times New Roman" w:cs="Times New Roman"/>
+          <w:i/>
+          <w:iCs/>
+          <w:sz w:val="28"/>
+          <w:szCs w:val="28"/>
+          <w:lang w:val="en-US"/>
+        </w:rPr>
+        <w:t>R</w:t>
+      </w:r>
+      <w:r>
+        <w:rPr>
+          <w:rFonts w:ascii="Times New Roman" w:hAnsi="Times New Roman" w:cs="Times New Roman"/>
+          <w:i/>
+          <w:iCs/>
+          <w:sz w:val="28"/>
+          <w:szCs w:val="28"/>
+          <w:vertAlign w:val="subscript"/>
+          <w:lang w:val="en-US"/>
+        </w:rPr>
+        <w:t>ct</w:t>
+      </w:r>
+      <w:proofErr w:type="spellEnd"/>
+      <w:r>
+        <w:rPr>
+          <w:rFonts w:ascii="Times New Roman" w:hAnsi="Times New Roman" w:cs="Times New Roman"/>
+          <w:i/>
+          <w:iCs/>
+          <w:sz w:val="28"/>
+          <w:szCs w:val="28"/>
+        </w:rPr>
+        <w:t>(</w:t>
+      </w:r>
+      <w:r>
+        <w:rPr>
+          <w:rFonts w:ascii="Times New Roman" w:hAnsi="Times New Roman" w:cs="Times New Roman"/>
+          <w:i/>
+          <w:iCs/>
+          <w:sz w:val="28"/>
+          <w:szCs w:val="28"/>
+          <w:lang w:val="en-US"/>
+        </w:rPr>
+        <w:t>N</w:t>
+      </w:r>
+      <w:r>
+        <w:rPr>
+          <w:rFonts w:ascii="Times New Roman" w:hAnsi="Times New Roman" w:cs="Times New Roman"/>
+          <w:i/>
+          <w:iCs/>
+          <w:sz w:val="28"/>
+          <w:szCs w:val="28"/>
+        </w:rPr>
+        <w:t>)</w:t>
+      </w:r>
+      <w:r>
+        <w:rPr>
+          <w:rFonts w:ascii="Times New Roman" w:hAnsi="Times New Roman" w:cs="Times New Roman"/>
+          <w:sz w:val="28"/>
+          <w:szCs w:val="28"/>
+        </w:rPr>
+        <w:t xml:space="preserve">. </w:t>
+      </w:r>
+      <w:r>
+        <w:rPr>
+          <w:rFonts w:ascii="Times New Roman" w:hAnsi="Times New Roman" w:cs="Times New Roman"/>
+          <w:sz w:val="28"/>
+          <w:szCs w:val="28"/>
+        </w:rPr>
+        <w:t xml:space="preserve">Если рост </w:t>
+      </w:r>
+      <w:proofErr w:type="spellStart"/>
+      <w:r>
+        <w:rPr>
+          <w:rFonts w:ascii="Times New Roman" w:hAnsi="Times New Roman" w:cs="Times New Roman"/>
+          <w:i/>
+          <w:iCs/>
+          <w:sz w:val="28"/>
+          <w:szCs w:val="28"/>
+          <w:lang w:val="en-US"/>
+        </w:rPr>
+        <w:t>R</w:t>
+      </w:r>
+      <w:r>
+        <w:rPr>
+          <w:rFonts w:ascii="Times New Roman" w:hAnsi="Times New Roman" w:cs="Times New Roman"/>
+          <w:i/>
+          <w:iCs/>
+          <w:sz w:val="28"/>
+          <w:szCs w:val="28"/>
+          <w:vertAlign w:val="subscript"/>
+          <w:lang w:val="en-US"/>
+        </w:rPr>
+        <w:t>ct</w:t>
+      </w:r>
+      <w:proofErr w:type="spellEnd"/>
+      <w:r>
+        <w:rPr>
+          <w:rFonts w:ascii="Times New Roman" w:hAnsi="Times New Roman" w:cs="Times New Roman"/>
+          <w:sz w:val="28"/>
+          <w:szCs w:val="28"/>
+          <w:lang w:val="en-US"/>
         </w:rPr>
         <w:t xml:space="preserve"> </w:t>
       </w:r>
-      <w:proofErr w:type="spellStart"/>
-      <w:r>
-        <w:rPr>
-          <w:rFonts w:ascii="Times New Roman" w:hAnsi="Times New Roman" w:cs="Times New Roman"/>
-          <w:i/>
-          <w:iCs/>
-          <w:sz w:val="28"/>
-          <w:szCs w:val="28"/>
-          <w:lang w:val="en-US"/>
-        </w:rPr>
-        <w:t>R</w:t>
-      </w:r>
-      <w:r>
-        <w:rPr>
-          <w:rFonts w:ascii="Times New Roman" w:hAnsi="Times New Roman" w:cs="Times New Roman"/>
-          <w:i/>
-          <w:iCs/>
-          <w:sz w:val="28"/>
-          <w:szCs w:val="28"/>
-          <w:vertAlign w:val="subscript"/>
-          <w:lang w:val="en-US"/>
-        </w:rPr>
-        <w:t>ct</w:t>
-      </w:r>
-      <w:proofErr w:type="spellEnd"/>
-      <w:r>
-        <w:rPr>
-          <w:rFonts w:ascii="Times New Roman" w:hAnsi="Times New Roman" w:cs="Times New Roman"/>
-          <w:i/>
-          <w:iCs/>
-          <w:sz w:val="28"/>
-          <w:szCs w:val="28"/>
-        </w:rPr>
-        <w:t>(</w:t>
-      </w:r>
-      <w:r>
-        <w:rPr>
-          <w:rFonts w:ascii="Times New Roman" w:hAnsi="Times New Roman" w:cs="Times New Roman"/>
-          <w:i/>
-          <w:iCs/>
-          <w:sz w:val="28"/>
-          <w:szCs w:val="28"/>
-          <w:lang w:val="en-US"/>
-        </w:rPr>
-        <w:t>N</w:t>
-      </w:r>
-      <w:r>
-        <w:rPr>
-          <w:rFonts w:ascii="Times New Roman" w:hAnsi="Times New Roman" w:cs="Times New Roman"/>
-          <w:i/>
-          <w:iCs/>
-          <w:sz w:val="28"/>
-          <w:szCs w:val="28"/>
-        </w:rPr>
-        <w:t>)</w:t>
-      </w:r>
-      <w:r>
-        <w:rPr>
-          <w:rFonts w:ascii="Times New Roman" w:hAnsi="Times New Roman" w:cs="Times New Roman"/>
-          <w:sz w:val="28"/>
-          <w:szCs w:val="28"/>
-        </w:rPr>
-        <w:t xml:space="preserve">. </w:t>
-      </w:r>
-      <w:r>
-        <w:rPr>
-          <w:rFonts w:ascii="Times New Roman" w:hAnsi="Times New Roman" w:cs="Times New Roman"/>
-          <w:sz w:val="28"/>
-          <w:szCs w:val="28"/>
-        </w:rPr>
-        <w:t xml:space="preserve">Если рост </w:t>
-      </w:r>
-      <w:proofErr w:type="spellStart"/>
-      <w:r>
-        <w:rPr>
-          <w:rFonts w:ascii="Times New Roman" w:hAnsi="Times New Roman" w:cs="Times New Roman"/>
-          <w:i/>
-          <w:iCs/>
-          <w:sz w:val="28"/>
-          <w:szCs w:val="28"/>
-          <w:lang w:val="en-US"/>
-        </w:rPr>
-        <w:t>R</w:t>
-      </w:r>
-      <w:r>
-        <w:rPr>
-          <w:rFonts w:ascii="Times New Roman" w:hAnsi="Times New Roman" w:cs="Times New Roman"/>
-          <w:i/>
-          <w:iCs/>
-          <w:sz w:val="28"/>
-          <w:szCs w:val="28"/>
-          <w:vertAlign w:val="subscript"/>
-          <w:lang w:val="en-US"/>
-        </w:rPr>
-        <w:t>ct</w:t>
-      </w:r>
-      <w:proofErr w:type="spellEnd"/>
+      <w:r>
+        <w:rPr>
+          <w:rFonts w:ascii="Times New Roman" w:hAnsi="Times New Roman" w:cs="Times New Roman"/>
+          <w:sz w:val="28"/>
+          <w:szCs w:val="28"/>
+        </w:rPr>
+        <w:t>нелинеен, используется интегральная</w:t>
+      </w:r>
       <w:r>
         <w:rPr>
           <w:rFonts w:ascii="Times New Roman" w:hAnsi="Times New Roman" w:cs="Times New Roman"/>
@@ -23519,23 +23341,6 @@
           <w:sz w:val="28"/>
           <w:szCs w:val="28"/>
         </w:rPr>
-        <w:t>нелинеен, используется интегральная</w:t>
-      </w:r>
-      <w:r>
-        <w:rPr>
-          <w:rFonts w:ascii="Times New Roman" w:hAnsi="Times New Roman" w:cs="Times New Roman"/>
-          <w:sz w:val="28"/>
-          <w:szCs w:val="28"/>
-          <w:lang w:val="en-US"/>
-        </w:rPr>
-        <w:t xml:space="preserve"> </w:t>
-      </w:r>
-      <w:r>
-        <w:rPr>
-          <w:rFonts w:ascii="Times New Roman" w:hAnsi="Times New Roman" w:cs="Times New Roman"/>
-          <w:sz w:val="28"/>
-          <w:szCs w:val="28"/>
-        </w:rPr>
         <w:t>форма</w:t>
       </w:r>
     </w:p>
@@ -23561,7 +23366,6 @@
           <w:rFonts w:ascii="Times New Roman" w:hAnsi="Times New Roman" w:cs="Times New Roman"/>
           <w:sz w:val="28"/>
           <w:szCs w:val="28"/>
-          <w:lang w:val="en-US"/>
         </w:rPr>
       </w:pPr>
       <w:r>
@@ -23573,10 +23377,10 @@
           <w:lang w:val="en-US"/>
         </w:rPr>
         <w:object w:dxaOrig="2140" w:dyaOrig="680" w14:anchorId="2BBBA23E">
-          <v:shape id="_x0000_i1104" type="#_x0000_t75" style="width:107.3pt;height:33.95pt" o:ole="">
+          <v:shape id="_x0000_i1082" type="#_x0000_t75" style="width:107.3pt;height:33.95pt" o:ole="">
             <v:imagedata r:id="rId133" o:title=""/>
           </v:shape>
-          <o:OLEObject Type="Embed" ProgID="Equation.DSMT4" ShapeID="_x0000_i1104" DrawAspect="Content" ObjectID="_1835855418" r:id="rId134"/>
+          <o:OLEObject Type="Embed" ProgID="Equation.DSMT4" ShapeID="_x0000_i1082" DrawAspect="Content" ObjectID="_1835857071" r:id="rId134"/>
         </w:object>
       </w:r>
       <w:r>
@@ -23584,7 +23388,6 @@
           <w:rFonts w:ascii="Times New Roman" w:hAnsi="Times New Roman" w:cs="Times New Roman"/>
           <w:sz w:val="28"/>
           <w:szCs w:val="28"/>
-          <w:lang w:val="en-US"/>
         </w:rPr>
         <w:t>.</w:t>
       </w:r>
@@ -23598,53 +23401,27 @@
           <w:rFonts w:ascii="Times New Roman" w:hAnsi="Times New Roman" w:cs="Times New Roman"/>
           <w:sz w:val="28"/>
           <w:szCs w:val="28"/>
-          <w:lang w:val="en-US"/>
-        </w:rPr>
-      </w:pPr>
-    </w:p>
-    <w:p>
-      <w:pPr>
-        <w:spacing w:line="360" w:lineRule="auto"/>
-        <w:ind w:firstLine="709"/>
-        <w:jc w:val="both"/>
-        <w:rPr>
-          <w:rFonts w:ascii="Times New Roman" w:hAnsi="Times New Roman" w:cs="Times New Roman"/>
-          <w:sz w:val="28"/>
-          <w:szCs w:val="28"/>
-          <w:lang w:val="en-US"/>
-        </w:rPr>
-      </w:pPr>
-      <w:r>
-        <w:rPr>
-          <w:rFonts w:ascii="Times New Roman" w:hAnsi="Times New Roman" w:cs="Times New Roman"/>
-          <w:sz w:val="28"/>
-          <w:szCs w:val="28"/>
-        </w:rPr>
-        <w:t>Достоинство такого подхода состоит в том, что он опирается на параметр, имеющий ясную физическую интерпретацию.</w:t>
-      </w:r>
-      <w:r>
-        <w:rPr>
-          <w:rFonts w:ascii="Times New Roman" w:hAnsi="Times New Roman" w:cs="Times New Roman"/>
-          <w:sz w:val="28"/>
-          <w:szCs w:val="28"/>
-        </w:rPr>
-        <w:t xml:space="preserve"> </w:t>
-      </w:r>
-      <w:r>
-        <w:rPr>
-          <w:rFonts w:ascii="Times New Roman" w:hAnsi="Times New Roman" w:cs="Times New Roman"/>
-          <w:sz w:val="28"/>
-          <w:szCs w:val="28"/>
-        </w:rPr>
-        <w:t>Недостаток — в необходимости устойчивой и быстрой идентификации</w:t>
-      </w:r>
-      <w:r>
-        <w:rPr>
-          <w:rFonts w:ascii="Times New Roman" w:hAnsi="Times New Roman" w:cs="Times New Roman"/>
-          <w:sz w:val="28"/>
-          <w:szCs w:val="28"/>
-        </w:rPr>
-        <w:t xml:space="preserve"> </w:t>
+        </w:rPr>
+      </w:pPr>
+    </w:p>
+    <w:p>
+      <w:pPr>
+        <w:spacing w:line="360" w:lineRule="auto"/>
+        <w:ind w:firstLine="709"/>
+        <w:jc w:val="both"/>
+        <w:rPr>
+          <w:rFonts w:ascii="Times New Roman" w:hAnsi="Times New Roman" w:cs="Times New Roman"/>
+          <w:sz w:val="28"/>
+          <w:szCs w:val="28"/>
+        </w:rPr>
+      </w:pPr>
+      <w:r>
+        <w:rPr>
+          <w:rFonts w:ascii="Times New Roman" w:hAnsi="Times New Roman" w:cs="Times New Roman"/>
+          <w:sz w:val="28"/>
+          <w:szCs w:val="28"/>
+        </w:rPr>
+        <w:t xml:space="preserve">Достоинство такого подхода состоит в том, что он опирается на параметр, имеющий ясную физическую интерпретацию. Недостаток — в необходимости устойчивой и быстрой идентификации </w:t>
       </w:r>
       <w:proofErr w:type="spellStart"/>
       <w:r>
@@ -23677,23 +23454,7 @@
           <w:sz w:val="28"/>
           <w:szCs w:val="28"/>
         </w:rPr>
-        <w:t xml:space="preserve">, </w:t>
-      </w:r>
-      <w:r>
-        <w:rPr>
-          <w:rFonts w:ascii="Times New Roman" w:hAnsi="Times New Roman" w:cs="Times New Roman"/>
-          <w:sz w:val="28"/>
-          <w:szCs w:val="28"/>
-        </w:rPr>
-        <w:t>а также в корректном учёте влияния температуры,</w:t>
-      </w:r>
-      <w:r>
-        <w:rPr>
-          <w:rFonts w:ascii="Times New Roman" w:hAnsi="Times New Roman" w:cs="Times New Roman"/>
-          <w:sz w:val="28"/>
-          <w:szCs w:val="28"/>
-        </w:rPr>
-        <w:t xml:space="preserve"> </w:t>
+        <w:t xml:space="preserve">, а также в корректном учёте влияния температуры, </w:t>
       </w:r>
       <w:r>
         <w:rPr>
@@ -23712,39 +23473,7 @@
           <w:sz w:val="28"/>
           <w:szCs w:val="28"/>
         </w:rPr>
-        <w:t xml:space="preserve"> </w:t>
-      </w:r>
-      <w:r>
-        <w:rPr>
-          <w:rFonts w:ascii="Times New Roman" w:hAnsi="Times New Roman" w:cs="Times New Roman"/>
-          <w:sz w:val="28"/>
-          <w:szCs w:val="28"/>
-        </w:rPr>
-        <w:t>и химической системы</w:t>
-      </w:r>
-      <w:r>
-        <w:rPr>
-          <w:rFonts w:ascii="Times New Roman" w:hAnsi="Times New Roman" w:cs="Times New Roman"/>
-          <w:sz w:val="28"/>
-          <w:szCs w:val="28"/>
-        </w:rPr>
-        <w:t xml:space="preserve"> </w:t>
-      </w:r>
-      <w:r>
-        <w:rPr>
-          <w:rFonts w:ascii="Times New Roman" w:hAnsi="Times New Roman" w:cs="Times New Roman"/>
-          <w:sz w:val="28"/>
-          <w:szCs w:val="28"/>
-        </w:rPr>
-        <w:t>на саму траекторию</w:t>
-      </w:r>
-      <w:r>
-        <w:rPr>
-          <w:rFonts w:ascii="Times New Roman" w:hAnsi="Times New Roman" w:cs="Times New Roman"/>
-          <w:sz w:val="28"/>
-          <w:szCs w:val="28"/>
-        </w:rPr>
-        <w:t xml:space="preserve"> </w:t>
+        <w:t xml:space="preserve"> и химической системы на саму траекторию </w:t>
       </w:r>
       <w:proofErr w:type="spellStart"/>
       <w:r>
@@ -23778,16 +23507,35 @@
           <w:iCs/>
           <w:sz w:val="28"/>
           <w:szCs w:val="28"/>
-          <w:lang w:val="en-US"/>
-        </w:rPr>
-        <w:t>(N)</w:t>
-      </w:r>
-      <w:r>
-        <w:rPr>
-          <w:rFonts w:ascii="Times New Roman" w:hAnsi="Times New Roman" w:cs="Times New Roman"/>
-          <w:sz w:val="28"/>
-          <w:szCs w:val="28"/>
-          <w:lang w:val="en-US"/>
+        </w:rPr>
+        <w:t>(</w:t>
+      </w:r>
+      <w:r>
+        <w:rPr>
+          <w:rFonts w:ascii="Times New Roman" w:hAnsi="Times New Roman" w:cs="Times New Roman"/>
+          <w:i/>
+          <w:iCs/>
+          <w:sz w:val="28"/>
+          <w:szCs w:val="28"/>
+          <w:lang w:val="en-US"/>
+        </w:rPr>
+        <w:t>N</w:t>
+      </w:r>
+      <w:r>
+        <w:rPr>
+          <w:rFonts w:ascii="Times New Roman" w:hAnsi="Times New Roman" w:cs="Times New Roman"/>
+          <w:i/>
+          <w:iCs/>
+          <w:sz w:val="28"/>
+          <w:szCs w:val="28"/>
+        </w:rPr>
+        <w:t>)</w:t>
+      </w:r>
+      <w:r>
+        <w:rPr>
+          <w:rFonts w:ascii="Times New Roman" w:hAnsi="Times New Roman" w:cs="Times New Roman"/>
+          <w:sz w:val="28"/>
+          <w:szCs w:val="28"/>
         </w:rPr>
         <w:t>.</w:t>
       </w:r>
@@ -23801,32 +23549,15 @@
           <w:rFonts w:ascii="Times New Roman" w:hAnsi="Times New Roman" w:cs="Times New Roman"/>
           <w:sz w:val="28"/>
           <w:szCs w:val="28"/>
-          <w:lang w:val="en-US"/>
-        </w:rPr>
-      </w:pPr>
-      <w:r>
-        <w:rPr>
-          <w:rFonts w:ascii="Times New Roman" w:hAnsi="Times New Roman" w:cs="Times New Roman"/>
-          <w:sz w:val="28"/>
-          <w:szCs w:val="28"/>
-        </w:rPr>
-        <w:t>Именно здесь и проходит граница между существующими работами и задачей настоящей диссертации. Современные публикации подтверждают потенциал EIS для раннего прогноза ресурса, но в большинстве случаев либо ограничиваются одной химической системой, либо строятся на стационарных лабораторных спектрах, либо используют спектральные признаки без полного включения их в инженерную модель BMS.</w:t>
-      </w:r>
-      <w:r>
-        <w:rPr>
-          <w:rFonts w:ascii="Times New Roman" w:hAnsi="Times New Roman" w:cs="Times New Roman"/>
-          <w:sz w:val="28"/>
-          <w:szCs w:val="28"/>
-        </w:rPr>
-        <w:t xml:space="preserve"> </w:t>
-      </w:r>
-      <w:r>
-        <w:rPr>
-          <w:rFonts w:ascii="Times New Roman" w:hAnsi="Times New Roman" w:cs="Times New Roman"/>
-          <w:sz w:val="28"/>
-          <w:szCs w:val="28"/>
-        </w:rPr>
-        <w:t xml:space="preserve">Следовательно, проблема не в отсутствии доказательств полезности EIS, а в отсутствии универсальной и математически строгой </w:t>
+        </w:rPr>
+      </w:pPr>
+      <w:r>
+        <w:rPr>
+          <w:rFonts w:ascii="Times New Roman" w:hAnsi="Times New Roman" w:cs="Times New Roman"/>
+          <w:sz w:val="28"/>
+          <w:szCs w:val="28"/>
+        </w:rPr>
+        <w:t xml:space="preserve">Именно здесь и проходит граница между существующими работами и задачей настоящей диссертации. Современные публикации подтверждают потенциал EIS для раннего прогноза ресурса, но в большинстве случаев либо ограничиваются одной химической системой, либо строятся на стационарных лабораторных спектрах, либо используют спектральные признаки без полного включения их в инженерную модель BMS. Следовательно, проблема не в отсутствии доказательств полезности EIS, а в отсутствии универсальной и математически строгой </w:t>
       </w:r>
       <w:proofErr w:type="spellStart"/>
       <w:r>
@@ -23856,45 +23587,27 @@
           <w:rFonts w:ascii="Times New Roman" w:hAnsi="Times New Roman" w:cs="Times New Roman"/>
           <w:sz w:val="28"/>
           <w:szCs w:val="28"/>
-          <w:lang w:val="en-US"/>
-        </w:rPr>
-      </w:pPr>
-    </w:p>
-    <w:p>
-      <w:pPr>
-        <w:spacing w:line="360" w:lineRule="auto"/>
-        <w:ind w:firstLine="709"/>
-        <w:jc w:val="both"/>
-        <w:rPr>
-          <w:rFonts w:ascii="Times New Roman" w:hAnsi="Times New Roman" w:cs="Times New Roman"/>
-          <w:sz w:val="28"/>
-          <w:szCs w:val="28"/>
-          <w:lang w:val="en-US"/>
-        </w:rPr>
-      </w:pPr>
-      <w:r>
-        <w:rPr>
-          <w:rFonts w:ascii="Times New Roman" w:hAnsi="Times New Roman" w:cs="Times New Roman"/>
-          <w:sz w:val="28"/>
-          <w:szCs w:val="28"/>
-        </w:rPr>
-        <w:t>Таблица 1.6</w:t>
-      </w:r>
-      <w:r>
-        <w:rPr>
-          <w:rFonts w:ascii="Times New Roman" w:hAnsi="Times New Roman" w:cs="Times New Roman"/>
-          <w:sz w:val="28"/>
-          <w:szCs w:val="28"/>
-        </w:rPr>
-        <w:t xml:space="preserve"> – </w:t>
-      </w:r>
-      <w:r>
-        <w:rPr>
-          <w:rFonts w:ascii="Times New Roman" w:hAnsi="Times New Roman" w:cs="Times New Roman"/>
-          <w:sz w:val="28"/>
-          <w:szCs w:val="28"/>
-        </w:rPr>
-        <w:t>Сравнительная характеристика основных классов моделей прогнозирования остаточного ресурса</w:t>
+        </w:rPr>
+      </w:pPr>
+    </w:p>
+    <w:p>
+      <w:pPr>
+        <w:spacing w:line="360" w:lineRule="auto"/>
+        <w:ind w:firstLine="709"/>
+        <w:jc w:val="both"/>
+        <w:rPr>
+          <w:rFonts w:ascii="Times New Roman" w:hAnsi="Times New Roman" w:cs="Times New Roman"/>
+          <w:sz w:val="28"/>
+          <w:szCs w:val="28"/>
+        </w:rPr>
+      </w:pPr>
+      <w:r>
+        <w:rPr>
+          <w:rFonts w:ascii="Times New Roman" w:hAnsi="Times New Roman" w:cs="Times New Roman"/>
+          <w:sz w:val="28"/>
+          <w:szCs w:val="28"/>
+        </w:rPr>
+        <w:t>Таблица 1.6 – Сравнительная характеристика основных классов моделей прогнозирования остаточного ресурса</w:t>
       </w:r>
     </w:p>
     <w:tbl>
@@ -24719,20 +24432,18 @@
           <w:rFonts w:ascii="Times New Roman" w:hAnsi="Times New Roman" w:cs="Times New Roman"/>
           <w:sz w:val="28"/>
           <w:szCs w:val="28"/>
-          <w:lang w:val="en-US"/>
-        </w:rPr>
-      </w:pPr>
-    </w:p>
-    <w:p>
-      <w:pPr>
-        <w:spacing w:line="360" w:lineRule="auto"/>
-        <w:ind w:firstLine="709"/>
-        <w:jc w:val="both"/>
-        <w:rPr>
-          <w:rFonts w:ascii="Times New Roman" w:hAnsi="Times New Roman" w:cs="Times New Roman"/>
-          <w:sz w:val="28"/>
-          <w:szCs w:val="28"/>
-          <w:lang w:val="en-US"/>
+        </w:rPr>
+      </w:pPr>
+    </w:p>
+    <w:p>
+      <w:pPr>
+        <w:spacing w:line="360" w:lineRule="auto"/>
+        <w:ind w:firstLine="709"/>
+        <w:jc w:val="both"/>
+        <w:rPr>
+          <w:rFonts w:ascii="Times New Roman" w:hAnsi="Times New Roman" w:cs="Times New Roman"/>
+          <w:sz w:val="28"/>
+          <w:szCs w:val="28"/>
         </w:rPr>
       </w:pPr>
       <w:r>
@@ -24780,7 +24491,6 @@
           <w:rFonts w:ascii="Times New Roman" w:hAnsi="Times New Roman" w:cs="Times New Roman"/>
           <w:sz w:val="28"/>
           <w:szCs w:val="28"/>
-          <w:lang w:val="en-US"/>
         </w:rPr>
       </w:pPr>
     </w:p>
@@ -24879,20 +24589,18 @@
           <w:rFonts w:ascii="Times New Roman" w:hAnsi="Times New Roman" w:cs="Times New Roman"/>
           <w:sz w:val="28"/>
           <w:szCs w:val="28"/>
-          <w:lang w:val="en-US"/>
-        </w:rPr>
-      </w:pPr>
-    </w:p>
-    <w:p>
-      <w:pPr>
-        <w:spacing w:line="360" w:lineRule="auto"/>
-        <w:ind w:firstLine="709"/>
-        <w:jc w:val="both"/>
-        <w:rPr>
-          <w:rFonts w:ascii="Times New Roman" w:hAnsi="Times New Roman" w:cs="Times New Roman"/>
-          <w:sz w:val="28"/>
-          <w:szCs w:val="28"/>
-          <w:lang w:val="en-US"/>
+        </w:rPr>
+      </w:pPr>
+    </w:p>
+    <w:p>
+      <w:pPr>
+        <w:spacing w:line="360" w:lineRule="auto"/>
+        <w:ind w:firstLine="709"/>
+        <w:jc w:val="both"/>
+        <w:rPr>
+          <w:rFonts w:ascii="Times New Roman" w:hAnsi="Times New Roman" w:cs="Times New Roman"/>
+          <w:sz w:val="28"/>
+          <w:szCs w:val="28"/>
         </w:rPr>
       </w:pPr>
       <w:r>
@@ -24921,15 +24629,7 @@
           <w:sz w:val="28"/>
           <w:szCs w:val="28"/>
         </w:rPr>
-        <w:t>Научная ценность рисунка состоит в систематизации исследовательского пространства задачи</w:t>
-      </w:r>
-      <w:r>
-        <w:rPr>
-          <w:rFonts w:ascii="Times New Roman" w:hAnsi="Times New Roman" w:cs="Times New Roman"/>
-          <w:sz w:val="28"/>
-          <w:szCs w:val="28"/>
-        </w:rPr>
-        <w:t xml:space="preserve"> </w:t>
+        <w:t xml:space="preserve">Научная ценность рисунка состоит в систематизации исследовательского пространства задачи </w:t>
       </w:r>
       <w:r>
         <w:rPr>
@@ -25143,7 +24843,6 @@
           <w:rFonts w:ascii="Times New Roman" w:hAnsi="Times New Roman" w:cs="Times New Roman"/>
           <w:sz w:val="28"/>
           <w:szCs w:val="28"/>
-          <w:lang w:val="en-US"/>
         </w:rPr>
       </w:pPr>
       <w:r>
@@ -25210,31 +24909,7 @@
           <w:sz w:val="28"/>
           <w:szCs w:val="28"/>
         </w:rPr>
-        <w:t xml:space="preserve">, </w:t>
-      </w:r>
-      <w:r>
-        <w:rPr>
-          <w:rFonts w:ascii="Times New Roman" w:hAnsi="Times New Roman" w:cs="Times New Roman"/>
-          <w:sz w:val="28"/>
-          <w:szCs w:val="28"/>
-        </w:rPr>
-        <w:t>эмпирическая линейная модель, физическая модель и гибридная/импедансная модель.</w:t>
-      </w:r>
-      <w:r>
-        <w:rPr>
-          <w:rFonts w:ascii="Times New Roman" w:hAnsi="Times New Roman" w:cs="Times New Roman"/>
-          <w:sz w:val="28"/>
-          <w:szCs w:val="28"/>
-        </w:rPr>
-        <w:t xml:space="preserve"> </w:t>
-      </w:r>
-      <w:r>
-        <w:rPr>
-          <w:rFonts w:ascii="Times New Roman" w:hAnsi="Times New Roman" w:cs="Times New Roman"/>
-          <w:sz w:val="28"/>
-          <w:szCs w:val="28"/>
-        </w:rPr>
-        <w:t xml:space="preserve">Хорошо видно, что линейная модель систематически переоценивает остаточный ресурс, поскольку не учитывает ускорение деградации на поздней стадии. Физическая модель значительно лучше </w:t>
+        <w:t xml:space="preserve">, эмпирическая линейная модель, физическая модель и гибридная/импедансная модель. Хорошо видно, что линейная модель систематически переоценивает остаточный ресурс, поскольку не учитывает ускорение деградации на поздней стадии. Физическая модель значительно лучше </w:t>
       </w:r>
       <w:r>
         <w:rPr>
@@ -25255,7 +24930,6 @@
           <w:rFonts w:ascii="Times New Roman" w:hAnsi="Times New Roman" w:cs="Times New Roman"/>
           <w:sz w:val="28"/>
           <w:szCs w:val="28"/>
-          <w:lang w:val="en-US"/>
         </w:rPr>
       </w:pPr>
       <w:r>
@@ -25330,24 +25004,15 @@
           <w:rFonts w:ascii="Times New Roman" w:hAnsi="Times New Roman" w:cs="Times New Roman"/>
           <w:sz w:val="28"/>
           <w:szCs w:val="28"/>
-          <w:lang w:val="en-US"/>
-        </w:rPr>
-      </w:pPr>
-      <w:r>
-        <w:rPr>
-          <w:rFonts w:ascii="Times New Roman" w:hAnsi="Times New Roman" w:cs="Times New Roman"/>
-          <w:sz w:val="28"/>
-          <w:szCs w:val="28"/>
-        </w:rPr>
-        <w:t>Для оценки относительной практической эффективности разных классов моделей на смешанном наборе тяговых и лабораторных сценариев была выполнена нормированная оценка средней ошибки прогноза</w:t>
-      </w:r>
-      <w:r>
-        <w:rPr>
-          <w:rFonts w:ascii="Times New Roman" w:hAnsi="Times New Roman" w:cs="Times New Roman"/>
-          <w:sz w:val="28"/>
-          <w:szCs w:val="28"/>
-        </w:rPr>
-        <w:t xml:space="preserve"> </w:t>
+        </w:rPr>
+      </w:pPr>
+      <w:r>
+        <w:rPr>
+          <w:rFonts w:ascii="Times New Roman" w:hAnsi="Times New Roman" w:cs="Times New Roman"/>
+          <w:sz w:val="28"/>
+          <w:szCs w:val="28"/>
+        </w:rPr>
+        <w:t xml:space="preserve">Для оценки относительной практической эффективности разных классов моделей на смешанном наборе тяговых и лабораторных сценариев была выполнена нормированная оценка средней ошибки прогноза </w:t>
       </w:r>
       <w:r>
         <w:rPr>
@@ -25378,7 +25043,6 @@
           <w:rFonts w:ascii="Times New Roman" w:hAnsi="Times New Roman" w:cs="Times New Roman"/>
           <w:sz w:val="28"/>
           <w:szCs w:val="28"/>
-          <w:lang w:val="en-US"/>
         </w:rPr>
       </w:pPr>
     </w:p>
@@ -25457,7 +25121,6 @@
           <w:rFonts w:ascii="Times New Roman" w:hAnsi="Times New Roman" w:cs="Times New Roman"/>
           <w:sz w:val="28"/>
           <w:szCs w:val="28"/>
-          <w:lang w:val="en-US"/>
         </w:rPr>
       </w:pPr>
       <w:r>
@@ -25478,20 +25141,18 @@
           <w:rFonts w:ascii="Times New Roman" w:hAnsi="Times New Roman" w:cs="Times New Roman"/>
           <w:sz w:val="28"/>
           <w:szCs w:val="28"/>
-          <w:lang w:val="en-US"/>
-        </w:rPr>
-      </w:pPr>
-    </w:p>
-    <w:p>
-      <w:pPr>
-        <w:spacing w:line="360" w:lineRule="auto"/>
-        <w:ind w:firstLine="709"/>
-        <w:jc w:val="both"/>
-        <w:rPr>
-          <w:rFonts w:ascii="Times New Roman" w:hAnsi="Times New Roman" w:cs="Times New Roman"/>
-          <w:sz w:val="28"/>
-          <w:szCs w:val="28"/>
-          <w:lang w:val="en-US"/>
+        </w:rPr>
+      </w:pPr>
+    </w:p>
+    <w:p>
+      <w:pPr>
+        <w:spacing w:line="360" w:lineRule="auto"/>
+        <w:ind w:firstLine="709"/>
+        <w:jc w:val="both"/>
+        <w:rPr>
+          <w:rFonts w:ascii="Times New Roman" w:hAnsi="Times New Roman" w:cs="Times New Roman"/>
+          <w:sz w:val="28"/>
+          <w:szCs w:val="28"/>
         </w:rPr>
       </w:pPr>
       <w:r>
@@ -25521,7 +25182,6 @@
           <w:rFonts w:ascii="Times New Roman" w:hAnsi="Times New Roman" w:cs="Times New Roman"/>
           <w:sz w:val="28"/>
           <w:szCs w:val="28"/>
-          <w:lang w:val="en-US"/>
         </w:rPr>
       </w:pPr>
       <w:r>
@@ -25542,7 +25202,6 @@
           <w:rFonts w:ascii="Times New Roman" w:hAnsi="Times New Roman" w:cs="Times New Roman"/>
           <w:sz w:val="28"/>
           <w:szCs w:val="28"/>
-          <w:lang w:val="en-US"/>
         </w:rPr>
       </w:pPr>
       <w:r>
@@ -25599,22 +25258,3454 @@
           <w:rFonts w:ascii="Times New Roman" w:hAnsi="Times New Roman" w:cs="Times New Roman"/>
           <w:sz w:val="28"/>
           <w:szCs w:val="28"/>
-          <w:lang w:val="en-US"/>
-        </w:rPr>
-      </w:pPr>
-    </w:p>
-    <w:p>
-      <w:pPr>
-        <w:spacing w:line="360" w:lineRule="auto"/>
-        <w:ind w:firstLine="709"/>
-        <w:jc w:val="both"/>
-        <w:rPr>
-          <w:rFonts w:ascii="Times New Roman" w:hAnsi="Times New Roman" w:cs="Times New Roman"/>
-          <w:sz w:val="28"/>
-          <w:szCs w:val="28"/>
-          <w:lang w:val="en-US"/>
-        </w:rPr>
-      </w:pPr>
+        </w:rPr>
+      </w:pPr>
+    </w:p>
+    <w:p>
+      <w:pPr>
+        <w:spacing w:line="360" w:lineRule="auto"/>
+        <w:ind w:firstLine="709"/>
+        <w:jc w:val="both"/>
+        <w:rPr>
+          <w:rFonts w:ascii="Times New Roman" w:hAnsi="Times New Roman" w:cs="Times New Roman"/>
+          <w:b/>
+          <w:bCs/>
+          <w:sz w:val="28"/>
+          <w:szCs w:val="28"/>
+        </w:rPr>
+      </w:pPr>
+      <w:r>
+        <w:rPr>
+          <w:rFonts w:ascii="Times New Roman" w:hAnsi="Times New Roman" w:cs="Times New Roman"/>
+          <w:b/>
+          <w:bCs/>
+          <w:sz w:val="28"/>
+          <w:szCs w:val="28"/>
+        </w:rPr>
+        <w:t>1.6 Выявленные научные проблемы и постановка задач исследования</w:t>
+      </w:r>
+    </w:p>
+    <w:p>
+      <w:pPr>
+        <w:spacing w:line="360" w:lineRule="auto"/>
+        <w:ind w:firstLine="709"/>
+        <w:jc w:val="both"/>
+        <w:rPr>
+          <w:rFonts w:ascii="Times New Roman" w:hAnsi="Times New Roman" w:cs="Times New Roman"/>
+          <w:sz w:val="28"/>
+          <w:szCs w:val="28"/>
+        </w:rPr>
+      </w:pPr>
+    </w:p>
+    <w:p>
+      <w:pPr>
+        <w:spacing w:line="360" w:lineRule="auto"/>
+        <w:ind w:firstLine="709"/>
+        <w:jc w:val="both"/>
+        <w:rPr>
+          <w:rFonts w:ascii="Times New Roman" w:hAnsi="Times New Roman" w:cs="Times New Roman"/>
+          <w:sz w:val="28"/>
+          <w:szCs w:val="28"/>
+        </w:rPr>
+      </w:pPr>
+      <w:r>
+        <w:rPr>
+          <w:rFonts w:ascii="Times New Roman" w:hAnsi="Times New Roman" w:cs="Times New Roman"/>
+          <w:sz w:val="28"/>
+          <w:szCs w:val="28"/>
+        </w:rPr>
+        <w:t>Проведённый анализ показал, что современные исследования аккумуляторных систем достигли высокого уровня в части описания отдельных механизмов деградации, разработки методов оценки</w:t>
+      </w:r>
+      <w:r>
+        <w:rPr>
+          <w:rFonts w:ascii="Times New Roman" w:hAnsi="Times New Roman" w:cs="Times New Roman"/>
+          <w:sz w:val="28"/>
+          <w:szCs w:val="28"/>
+        </w:rPr>
+        <w:t xml:space="preserve"> </w:t>
+      </w:r>
+      <w:r>
+        <w:rPr>
+          <w:rFonts w:ascii="Times New Roman" w:hAnsi="Times New Roman" w:cs="Times New Roman"/>
+          <w:i/>
+          <w:iCs/>
+          <w:sz w:val="28"/>
+          <w:szCs w:val="28"/>
+          <w:lang w:val="en-US"/>
+        </w:rPr>
+        <w:t>SOC</w:t>
+      </w:r>
+      <w:r>
+        <w:rPr>
+          <w:rFonts w:ascii="Times New Roman" w:hAnsi="Times New Roman" w:cs="Times New Roman"/>
+          <w:sz w:val="28"/>
+          <w:szCs w:val="28"/>
+        </w:rPr>
+        <w:t xml:space="preserve">, </w:t>
+      </w:r>
+      <w:r>
+        <w:rPr>
+          <w:rFonts w:ascii="Times New Roman" w:hAnsi="Times New Roman" w:cs="Times New Roman"/>
+          <w:i/>
+          <w:iCs/>
+          <w:sz w:val="28"/>
+          <w:szCs w:val="28"/>
+          <w:lang w:val="en-US"/>
+        </w:rPr>
+        <w:t>SOH</w:t>
+      </w:r>
+      <w:r>
+        <w:rPr>
+          <w:rFonts w:ascii="Times New Roman" w:hAnsi="Times New Roman" w:cs="Times New Roman"/>
+          <w:sz w:val="28"/>
+          <w:szCs w:val="28"/>
+        </w:rPr>
+        <w:t xml:space="preserve"> </w:t>
+      </w:r>
+      <w:r>
+        <w:rPr>
+          <w:rFonts w:ascii="Times New Roman" w:hAnsi="Times New Roman" w:cs="Times New Roman"/>
+          <w:sz w:val="28"/>
+          <w:szCs w:val="28"/>
+        </w:rPr>
+        <w:t>и построения частных моделей прогноза ресурса.</w:t>
+      </w:r>
+      <w:r>
+        <w:rPr>
+          <w:rFonts w:ascii="Times New Roman" w:hAnsi="Times New Roman" w:cs="Times New Roman"/>
+          <w:sz w:val="28"/>
+          <w:szCs w:val="28"/>
+        </w:rPr>
+        <w:t xml:space="preserve"> </w:t>
+      </w:r>
+      <w:r>
+        <w:rPr>
+          <w:rFonts w:ascii="Times New Roman" w:hAnsi="Times New Roman" w:cs="Times New Roman"/>
+          <w:sz w:val="28"/>
+          <w:szCs w:val="28"/>
+        </w:rPr>
+        <w:t xml:space="preserve">Вместе с тем обзорные работы последних лет </w:t>
+      </w:r>
+      <w:r>
+        <w:rPr>
+          <w:rFonts w:ascii="Times New Roman" w:hAnsi="Times New Roman" w:cs="Times New Roman"/>
+          <w:sz w:val="28"/>
+          <w:szCs w:val="28"/>
+        </w:rPr>
+        <w:lastRenderedPageBreak/>
+        <w:t>указывают, что наиболее интенсивно развиваются три направления: методы</w:t>
+      </w:r>
+      <w:r>
+        <w:rPr>
+          <w:rFonts w:ascii="Times New Roman" w:hAnsi="Times New Roman" w:cs="Times New Roman"/>
+          <w:sz w:val="28"/>
+          <w:szCs w:val="28"/>
+        </w:rPr>
+        <w:t xml:space="preserve"> </w:t>
+      </w:r>
+      <w:r>
+        <w:rPr>
+          <w:rFonts w:ascii="Times New Roman" w:hAnsi="Times New Roman" w:cs="Times New Roman"/>
+          <w:i/>
+          <w:iCs/>
+          <w:sz w:val="28"/>
+          <w:szCs w:val="28"/>
+          <w:lang w:val="en-US"/>
+        </w:rPr>
+        <w:t>SOH</w:t>
+      </w:r>
+      <w:r>
+        <w:rPr>
+          <w:rFonts w:ascii="Times New Roman" w:hAnsi="Times New Roman" w:cs="Times New Roman"/>
+          <w:sz w:val="28"/>
+          <w:szCs w:val="28"/>
+        </w:rPr>
+        <w:t>/</w:t>
+      </w:r>
+      <w:r>
+        <w:rPr>
+          <w:rFonts w:ascii="Times New Roman" w:hAnsi="Times New Roman" w:cs="Times New Roman"/>
+          <w:i/>
+          <w:iCs/>
+          <w:sz w:val="28"/>
+          <w:szCs w:val="28"/>
+          <w:lang w:val="en-US"/>
+        </w:rPr>
+        <w:t>RUL</w:t>
+      </w:r>
+      <w:r>
+        <w:rPr>
+          <w:rFonts w:ascii="Times New Roman" w:hAnsi="Times New Roman" w:cs="Times New Roman"/>
+          <w:sz w:val="28"/>
+          <w:szCs w:val="28"/>
+        </w:rPr>
+        <w:t>-</w:t>
+      </w:r>
+      <w:r>
+        <w:rPr>
+          <w:rFonts w:ascii="Times New Roman" w:hAnsi="Times New Roman" w:cs="Times New Roman"/>
+          <w:sz w:val="28"/>
+          <w:szCs w:val="28"/>
+        </w:rPr>
+        <w:t xml:space="preserve">оценки, </w:t>
+      </w:r>
+      <w:r>
+        <w:rPr>
+          <w:rFonts w:ascii="Times New Roman" w:hAnsi="Times New Roman" w:cs="Times New Roman"/>
+          <w:sz w:val="28"/>
+          <w:szCs w:val="28"/>
+        </w:rPr>
+        <w:t xml:space="preserve">гибридные модели и </w:t>
+      </w:r>
+      <w:proofErr w:type="spellStart"/>
+      <w:r>
+        <w:rPr>
+          <w:rFonts w:ascii="Times New Roman" w:hAnsi="Times New Roman" w:cs="Times New Roman"/>
+          <w:sz w:val="28"/>
+          <w:szCs w:val="28"/>
+        </w:rPr>
+        <w:t>online</w:t>
+      </w:r>
+      <w:proofErr w:type="spellEnd"/>
+      <w:r>
+        <w:rPr>
+          <w:rFonts w:ascii="Times New Roman" w:hAnsi="Times New Roman" w:cs="Times New Roman"/>
+          <w:sz w:val="28"/>
+          <w:szCs w:val="28"/>
+        </w:rPr>
+        <w:t>/</w:t>
+      </w:r>
+      <w:proofErr w:type="spellStart"/>
+      <w:r>
+        <w:rPr>
+          <w:rFonts w:ascii="Times New Roman" w:hAnsi="Times New Roman" w:cs="Times New Roman"/>
+          <w:sz w:val="28"/>
+          <w:szCs w:val="28"/>
+        </w:rPr>
+        <w:t>near-online</w:t>
+      </w:r>
+      <w:proofErr w:type="spellEnd"/>
+      <w:r>
+        <w:rPr>
+          <w:rFonts w:ascii="Times New Roman" w:hAnsi="Times New Roman" w:cs="Times New Roman"/>
+          <w:sz w:val="28"/>
+          <w:szCs w:val="28"/>
+        </w:rPr>
+        <w:t xml:space="preserve"> алгоритмы, тогда как проблема объединения физически интерпретируемых диагностических признаков с </w:t>
+      </w:r>
+      <w:proofErr w:type="spellStart"/>
+      <w:r>
+        <w:rPr>
+          <w:rFonts w:ascii="Times New Roman" w:hAnsi="Times New Roman" w:cs="Times New Roman"/>
+          <w:sz w:val="28"/>
+          <w:szCs w:val="28"/>
+        </w:rPr>
+        <w:t>инженерно</w:t>
+      </w:r>
+      <w:proofErr w:type="spellEnd"/>
+      <w:r>
+        <w:rPr>
+          <w:rFonts w:ascii="Times New Roman" w:hAnsi="Times New Roman" w:cs="Times New Roman"/>
+          <w:sz w:val="28"/>
+          <w:szCs w:val="28"/>
+        </w:rPr>
+        <w:t xml:space="preserve"> реализуемым прогнозом ресурса остаётся открытой.</w:t>
+      </w:r>
+    </w:p>
+    <w:p>
+      <w:pPr>
+        <w:spacing w:line="360" w:lineRule="auto"/>
+        <w:ind w:firstLine="709"/>
+        <w:jc w:val="both"/>
+        <w:rPr>
+          <w:rFonts w:ascii="Times New Roman" w:hAnsi="Times New Roman" w:cs="Times New Roman"/>
+          <w:sz w:val="28"/>
+          <w:szCs w:val="28"/>
+        </w:rPr>
+      </w:pPr>
+      <w:r>
+        <w:rPr>
+          <w:rFonts w:ascii="Times New Roman" w:hAnsi="Times New Roman" w:cs="Times New Roman"/>
+          <w:sz w:val="28"/>
+          <w:szCs w:val="28"/>
+        </w:rPr>
+        <w:t xml:space="preserve">С методологической точки зрения современное научное поле разделено на три относительно самостоятельные области. Первая область связана с фундаментальными электрохимическими моделями, в которых состояние батареи описывается через кинетику </w:t>
+      </w:r>
+      <w:proofErr w:type="spellStart"/>
+      <w:r>
+        <w:rPr>
+          <w:rFonts w:ascii="Times New Roman" w:hAnsi="Times New Roman" w:cs="Times New Roman"/>
+          <w:sz w:val="28"/>
+          <w:szCs w:val="28"/>
+        </w:rPr>
+        <w:t>зарядопереноса</w:t>
+      </w:r>
+      <w:proofErr w:type="spellEnd"/>
+      <w:r>
+        <w:rPr>
+          <w:rFonts w:ascii="Times New Roman" w:hAnsi="Times New Roman" w:cs="Times New Roman"/>
+          <w:sz w:val="28"/>
+          <w:szCs w:val="28"/>
+        </w:rPr>
+        <w:t xml:space="preserve">, диффузию, тепловые эффекты и межфазные реакции. Вторая область представлена лабораторной импедансной диагностикой, позволяющей получать спектральные признаки внутреннего состояния батареи. Третья область включает инженерные алгоритмы BMS, ориентированные на быстрые измерения напряжения, тока, температуры и ограниченного набора оценочных параметров. Современные обзоры по EIS для транспортных аккумуляторов прямо подчёркивают, что именно разрыв между глубокой диагностической информативностью EIS и требованиями </w:t>
+      </w:r>
+      <w:proofErr w:type="spellStart"/>
+      <w:r>
+        <w:rPr>
+          <w:rFonts w:ascii="Times New Roman" w:hAnsi="Times New Roman" w:cs="Times New Roman"/>
+          <w:sz w:val="28"/>
+          <w:szCs w:val="28"/>
+          <w:highlight w:val="yellow"/>
+        </w:rPr>
+        <w:t>onboard</w:t>
+      </w:r>
+      <w:proofErr w:type="spellEnd"/>
+      <w:r>
+        <w:rPr>
+          <w:rFonts w:ascii="Times New Roman" w:hAnsi="Times New Roman" w:cs="Times New Roman"/>
+          <w:sz w:val="28"/>
+          <w:szCs w:val="28"/>
+          <w:highlight w:val="yellow"/>
+        </w:rPr>
+        <w:t>-реализации</w:t>
+      </w:r>
+      <w:r>
+        <w:rPr>
+          <w:rFonts w:ascii="Times New Roman" w:hAnsi="Times New Roman" w:cs="Times New Roman"/>
+          <w:sz w:val="28"/>
+          <w:szCs w:val="28"/>
+        </w:rPr>
+        <w:t xml:space="preserve"> остаётся одним из ключевых барьеров для промышленного внедрения метода.</w:t>
+      </w:r>
+    </w:p>
+    <w:p>
+      <w:pPr>
+        <w:spacing w:line="360" w:lineRule="auto"/>
+        <w:ind w:firstLine="709"/>
+        <w:jc w:val="both"/>
+        <w:rPr>
+          <w:rFonts w:ascii="Times New Roman" w:hAnsi="Times New Roman" w:cs="Times New Roman"/>
+          <w:sz w:val="28"/>
+          <w:szCs w:val="28"/>
+          <w:lang w:val="en-US"/>
+        </w:rPr>
+      </w:pPr>
+      <w:r>
+        <w:rPr>
+          <w:rFonts w:ascii="Times New Roman" w:hAnsi="Times New Roman" w:cs="Times New Roman"/>
+          <w:sz w:val="28"/>
+          <w:szCs w:val="28"/>
+        </w:rPr>
+        <w:t>Проблема особенно обостряется в условиях тяговой эксплуатации. В лабораторной постановке спектр</w:t>
+      </w:r>
+      <w:r>
+        <w:rPr>
+          <w:rFonts w:ascii="Times New Roman" w:hAnsi="Times New Roman" w:cs="Times New Roman"/>
+          <w:sz w:val="28"/>
+          <w:szCs w:val="28"/>
+        </w:rPr>
+        <w:t xml:space="preserve"> </w:t>
+      </w:r>
+      <w:r>
+        <w:rPr>
+          <w:rFonts w:ascii="Times New Roman" w:hAnsi="Times New Roman" w:cs="Times New Roman"/>
+          <w:i/>
+          <w:iCs/>
+          <w:sz w:val="28"/>
+          <w:szCs w:val="28"/>
+          <w:lang w:val="en-US"/>
+        </w:rPr>
+        <w:t>Z</w:t>
+      </w:r>
+      <w:r>
+        <w:rPr>
+          <w:rFonts w:ascii="Times New Roman" w:hAnsi="Times New Roman" w:cs="Times New Roman"/>
+          <w:i/>
+          <w:iCs/>
+          <w:sz w:val="28"/>
+          <w:szCs w:val="28"/>
+        </w:rPr>
+        <w:t>(ω)</w:t>
+      </w:r>
+      <w:r>
+        <w:rPr>
+          <w:rFonts w:ascii="Times New Roman" w:hAnsi="Times New Roman" w:cs="Times New Roman"/>
+          <w:sz w:val="28"/>
+          <w:szCs w:val="28"/>
+        </w:rPr>
+        <w:t xml:space="preserve"> </w:t>
+      </w:r>
+      <w:r>
+        <w:rPr>
+          <w:rFonts w:ascii="Times New Roman" w:hAnsi="Times New Roman" w:cs="Times New Roman"/>
+          <w:sz w:val="28"/>
+          <w:szCs w:val="28"/>
+        </w:rPr>
+        <w:t>обычно измеряется вблизи стационарной рабочей точки при малом гармоническом возмущении и фиксированной температуре. В электротранспортном приложении, напротив, батарея функционирует при переменном токе, меняющемся</w:t>
+      </w:r>
+      <w:r>
+        <w:rPr>
+          <w:rFonts w:ascii="Times New Roman" w:hAnsi="Times New Roman" w:cs="Times New Roman"/>
+          <w:sz w:val="28"/>
+          <w:szCs w:val="28"/>
+        </w:rPr>
+        <w:t xml:space="preserve"> </w:t>
+      </w:r>
+      <w:r>
+        <w:rPr>
+          <w:rFonts w:ascii="Times New Roman" w:hAnsi="Times New Roman" w:cs="Times New Roman"/>
+          <w:i/>
+          <w:iCs/>
+          <w:sz w:val="28"/>
+          <w:szCs w:val="28"/>
+          <w:lang w:val="en-US"/>
+        </w:rPr>
+        <w:t>SOC</w:t>
+      </w:r>
+      <w:r>
+        <w:rPr>
+          <w:rFonts w:ascii="Times New Roman" w:hAnsi="Times New Roman" w:cs="Times New Roman"/>
+          <w:sz w:val="28"/>
+          <w:szCs w:val="28"/>
+        </w:rPr>
+        <w:t xml:space="preserve">, </w:t>
+      </w:r>
+      <w:r>
+        <w:rPr>
+          <w:rFonts w:ascii="Times New Roman" w:hAnsi="Times New Roman" w:cs="Times New Roman"/>
+          <w:sz w:val="28"/>
+          <w:szCs w:val="28"/>
+        </w:rPr>
+        <w:t xml:space="preserve">переменной температуре и при наличии </w:t>
+      </w:r>
+      <w:proofErr w:type="spellStart"/>
+      <w:r>
+        <w:rPr>
+          <w:rFonts w:ascii="Times New Roman" w:hAnsi="Times New Roman" w:cs="Times New Roman"/>
+          <w:sz w:val="28"/>
+          <w:szCs w:val="28"/>
+        </w:rPr>
+        <w:t>рекуперационных</w:t>
+      </w:r>
+      <w:proofErr w:type="spellEnd"/>
+      <w:r>
+        <w:rPr>
+          <w:rFonts w:ascii="Times New Roman" w:hAnsi="Times New Roman" w:cs="Times New Roman"/>
+          <w:sz w:val="28"/>
+          <w:szCs w:val="28"/>
+        </w:rPr>
+        <w:t xml:space="preserve"> режимов. Современные исследования по </w:t>
+      </w:r>
+      <w:proofErr w:type="spellStart"/>
+      <w:r>
+        <w:rPr>
+          <w:rFonts w:ascii="Times New Roman" w:hAnsi="Times New Roman" w:cs="Times New Roman"/>
+          <w:sz w:val="28"/>
+          <w:szCs w:val="28"/>
+          <w:highlight w:val="yellow"/>
+        </w:rPr>
+        <w:t>dynamic</w:t>
+      </w:r>
+      <w:proofErr w:type="spellEnd"/>
+      <w:r>
+        <w:rPr>
+          <w:rFonts w:ascii="Times New Roman" w:hAnsi="Times New Roman" w:cs="Times New Roman"/>
+          <w:sz w:val="28"/>
+          <w:szCs w:val="28"/>
+          <w:highlight w:val="yellow"/>
+        </w:rPr>
+        <w:t xml:space="preserve"> EIS</w:t>
+      </w:r>
+      <w:r>
+        <w:rPr>
+          <w:rFonts w:ascii="Times New Roman" w:hAnsi="Times New Roman" w:cs="Times New Roman"/>
+          <w:sz w:val="28"/>
+          <w:szCs w:val="28"/>
+        </w:rPr>
+        <w:t xml:space="preserve"> показывают, что динамические спектры лучше отражают реальное состояние батареи при заряде и разряде, чем классические статические измерения, однако методически и </w:t>
+      </w:r>
+      <w:proofErr w:type="spellStart"/>
+      <w:r>
+        <w:rPr>
+          <w:rFonts w:ascii="Times New Roman" w:hAnsi="Times New Roman" w:cs="Times New Roman"/>
+          <w:sz w:val="28"/>
+          <w:szCs w:val="28"/>
+        </w:rPr>
+        <w:t>аппаратно</w:t>
+      </w:r>
+      <w:proofErr w:type="spellEnd"/>
+      <w:r>
+        <w:rPr>
+          <w:rFonts w:ascii="Times New Roman" w:hAnsi="Times New Roman" w:cs="Times New Roman"/>
+          <w:sz w:val="28"/>
+          <w:szCs w:val="28"/>
+        </w:rPr>
+        <w:t xml:space="preserve"> такая постановка остаётся существенно более сложной.</w:t>
+      </w:r>
+    </w:p>
+    <w:p>
+      <w:pPr>
+        <w:spacing w:line="360" w:lineRule="auto"/>
+        <w:ind w:firstLine="709"/>
+        <w:jc w:val="both"/>
+        <w:rPr>
+          <w:rFonts w:ascii="Times New Roman" w:hAnsi="Times New Roman" w:cs="Times New Roman"/>
+          <w:sz w:val="28"/>
+          <w:szCs w:val="28"/>
+          <w:lang w:val="en-US"/>
+        </w:rPr>
+      </w:pPr>
+      <w:r>
+        <w:rPr>
+          <w:rFonts w:ascii="Times New Roman" w:hAnsi="Times New Roman" w:cs="Times New Roman"/>
+          <w:sz w:val="28"/>
+          <w:szCs w:val="28"/>
+        </w:rPr>
+        <w:t xml:space="preserve">В результате возникает принципиальное противоречие. С одной стороны, импедансная спектроскопия является одним из наиболее чувствительных </w:t>
+      </w:r>
+      <w:r>
+        <w:rPr>
+          <w:rFonts w:ascii="Times New Roman" w:hAnsi="Times New Roman" w:cs="Times New Roman"/>
+          <w:sz w:val="28"/>
+          <w:szCs w:val="28"/>
+        </w:rPr>
+        <w:lastRenderedPageBreak/>
+        <w:t xml:space="preserve">инструментов ранней диагностики деградации. С другой стороны, существующие BMS-алгоритмы преимущественно опираются на интегральные и сравнительно грубые измеряемые величины. Ряд современных работ по раннему прогнозу ресурса уже показывает, что геометрические признаки спектра Найквиста и другие EIS-параметры могут использоваться для </w:t>
+      </w:r>
+      <w:proofErr w:type="spellStart"/>
+      <w:r>
+        <w:rPr>
+          <w:rFonts w:ascii="Times New Roman" w:hAnsi="Times New Roman" w:cs="Times New Roman"/>
+          <w:sz w:val="28"/>
+          <w:szCs w:val="28"/>
+          <w:highlight w:val="yellow"/>
+        </w:rPr>
+        <w:t>early-stage</w:t>
+      </w:r>
+      <w:proofErr w:type="spellEnd"/>
+      <w:r>
+        <w:rPr>
+          <w:rFonts w:ascii="Times New Roman" w:hAnsi="Times New Roman" w:cs="Times New Roman"/>
+          <w:sz w:val="28"/>
+          <w:szCs w:val="28"/>
+          <w:highlight w:val="yellow"/>
+        </w:rPr>
+        <w:t xml:space="preserve"> </w:t>
+      </w:r>
+      <w:proofErr w:type="spellStart"/>
+      <w:r>
+        <w:rPr>
+          <w:rFonts w:ascii="Times New Roman" w:hAnsi="Times New Roman" w:cs="Times New Roman"/>
+          <w:sz w:val="28"/>
+          <w:szCs w:val="28"/>
+          <w:highlight w:val="yellow"/>
+        </w:rPr>
+        <w:t>lifetime</w:t>
+      </w:r>
+      <w:proofErr w:type="spellEnd"/>
+      <w:r>
+        <w:rPr>
+          <w:rFonts w:ascii="Times New Roman" w:hAnsi="Times New Roman" w:cs="Times New Roman"/>
+          <w:sz w:val="28"/>
+          <w:szCs w:val="28"/>
+          <w:highlight w:val="yellow"/>
+        </w:rPr>
+        <w:t xml:space="preserve"> </w:t>
+      </w:r>
+      <w:proofErr w:type="spellStart"/>
+      <w:r>
+        <w:rPr>
+          <w:rFonts w:ascii="Times New Roman" w:hAnsi="Times New Roman" w:cs="Times New Roman"/>
+          <w:sz w:val="28"/>
+          <w:szCs w:val="28"/>
+          <w:highlight w:val="yellow"/>
+        </w:rPr>
+        <w:t>prediction</w:t>
+      </w:r>
+      <w:proofErr w:type="spellEnd"/>
+      <w:r>
+        <w:rPr>
+          <w:rFonts w:ascii="Times New Roman" w:hAnsi="Times New Roman" w:cs="Times New Roman"/>
+          <w:sz w:val="28"/>
+          <w:szCs w:val="28"/>
+        </w:rPr>
+        <w:t xml:space="preserve">, однако такие подходы чаще всего остаются либо лабораторными, либо </w:t>
+      </w:r>
+      <w:proofErr w:type="spellStart"/>
+      <w:r>
+        <w:rPr>
+          <w:rFonts w:ascii="Times New Roman" w:hAnsi="Times New Roman" w:cs="Times New Roman"/>
+          <w:sz w:val="28"/>
+          <w:szCs w:val="28"/>
+          <w:highlight w:val="yellow"/>
+        </w:rPr>
+        <w:t>data-driven</w:t>
+      </w:r>
+      <w:proofErr w:type="spellEnd"/>
+      <w:r>
+        <w:rPr>
+          <w:rFonts w:ascii="Times New Roman" w:hAnsi="Times New Roman" w:cs="Times New Roman"/>
+          <w:sz w:val="28"/>
+          <w:szCs w:val="28"/>
+        </w:rPr>
+        <w:t>, либо ориентированными на одну химическую систему без формирования единой инженерной модели прогноза.</w:t>
+      </w:r>
+    </w:p>
+    <w:p>
+      <w:pPr>
+        <w:spacing w:line="360" w:lineRule="auto"/>
+        <w:ind w:firstLine="709"/>
+        <w:jc w:val="both"/>
+        <w:rPr>
+          <w:rFonts w:ascii="Times New Roman" w:hAnsi="Times New Roman" w:cs="Times New Roman"/>
+          <w:sz w:val="28"/>
+          <w:szCs w:val="28"/>
+          <w:lang w:val="en-US"/>
+        </w:rPr>
+      </w:pPr>
+      <w:r>
+        <w:rPr>
+          <w:rFonts w:ascii="Times New Roman" w:hAnsi="Times New Roman" w:cs="Times New Roman"/>
+          <w:sz w:val="28"/>
+          <w:szCs w:val="28"/>
+        </w:rPr>
+        <w:t>Для формализации выявленного исследовательского разрыва целесообразно представить существующее состояние проблемы в виде</w:t>
+      </w:r>
+      <w:r>
+        <w:rPr>
+          <w:rFonts w:ascii="Times New Roman" w:hAnsi="Times New Roman" w:cs="Times New Roman"/>
+          <w:sz w:val="28"/>
+          <w:szCs w:val="28"/>
+        </w:rPr>
+        <w:t xml:space="preserve"> </w:t>
+      </w:r>
+      <w:r>
+        <w:rPr>
+          <w:rFonts w:ascii="Times New Roman" w:hAnsi="Times New Roman" w:cs="Times New Roman"/>
+          <w:sz w:val="28"/>
+          <w:szCs w:val="28"/>
+        </w:rPr>
+        <w:t>структуры взаимосвязанных, но недостаточно интегрированных блоков: фундаментальных моделей, лабораторной диагностики и инженерных алгоритмов управления батареей.</w:t>
+      </w:r>
+    </w:p>
+    <w:p>
+      <w:pPr>
+        <w:spacing w:line="360" w:lineRule="auto"/>
+        <w:ind w:firstLine="709"/>
+        <w:jc w:val="both"/>
+        <w:rPr>
+          <w:rFonts w:ascii="Times New Roman" w:hAnsi="Times New Roman" w:cs="Times New Roman"/>
+          <w:sz w:val="28"/>
+          <w:szCs w:val="28"/>
+          <w:lang w:val="en-US"/>
+        </w:rPr>
+      </w:pPr>
+    </w:p>
+    <w:p>
+      <w:pPr>
+        <w:spacing w:line="360" w:lineRule="auto"/>
+        <w:ind w:firstLine="709"/>
+        <w:jc w:val="both"/>
+        <w:rPr>
+          <w:rFonts w:ascii="Times New Roman" w:hAnsi="Times New Roman" w:cs="Times New Roman"/>
+          <w:sz w:val="28"/>
+          <w:szCs w:val="28"/>
+          <w:lang w:val="en-US"/>
+        </w:rPr>
+      </w:pPr>
+      <w:r>
+        <w:rPr>
+          <w:noProof/>
+        </w:rPr>
+        <w:drawing>
+          <wp:inline distT="0" distB="0" distL="0" distR="0" wp14:anchorId="612A255F" wp14:editId="6DE846D2">
+            <wp:extent cx="6119495" cy="3311525"/>
+            <wp:effectExtent l="0" t="0" r="0" b="3175"/>
+            <wp:docPr id="87197670" name="Рисунок 1"/>
+            <wp:cNvGraphicFramePr>
+              <a:graphicFrameLocks xmlns:a="http://schemas.openxmlformats.org/drawingml/2006/main" noChangeAspect="1"/>
+            </wp:cNvGraphicFramePr>
+            <a:graphic xmlns:a="http://schemas.openxmlformats.org/drawingml/2006/main">
+              <a:graphicData uri="http://schemas.openxmlformats.org/drawingml/2006/picture">
+                <pic:pic xmlns:pic="http://schemas.openxmlformats.org/drawingml/2006/picture">
+                  <pic:nvPicPr>
+                    <pic:cNvPr id="0" name="Picture 59"/>
+                    <pic:cNvPicPr>
+                      <a:picLocks noChangeAspect="1" noChangeArrowheads="1"/>
+                    </pic:cNvPicPr>
+                  </pic:nvPicPr>
+                  <pic:blipFill>
+                    <a:blip r:embed="rId138" cstate="print">
+                      <a:extLst>
+                        <a:ext uri="{28A0092B-C50C-407E-A947-70E740481C1C}">
+                          <a14:useLocalDpi xmlns:a14="http://schemas.microsoft.com/office/drawing/2010/main" val="0"/>
+                        </a:ext>
+                      </a:extLst>
+                    </a:blip>
+                    <a:srcRect/>
+                    <a:stretch>
+                      <a:fillRect/>
+                    </a:stretch>
+                  </pic:blipFill>
+                  <pic:spPr bwMode="auto">
+                    <a:xfrm>
+                      <a:off x="0" y="0"/>
+                      <a:ext cx="6119495" cy="3311525"/>
+                    </a:xfrm>
+                    <a:prstGeom prst="rect">
+                      <a:avLst/>
+                    </a:prstGeom>
+                    <a:noFill/>
+                    <a:ln>
+                      <a:noFill/>
+                    </a:ln>
+                  </pic:spPr>
+                </pic:pic>
+              </a:graphicData>
+            </a:graphic>
+          </wp:inline>
+        </w:drawing>
+      </w:r>
+    </w:p>
+    <w:p>
+      <w:pPr>
+        <w:spacing w:line="360" w:lineRule="auto"/>
+        <w:ind w:firstLine="709"/>
+        <w:jc w:val="both"/>
+        <w:rPr>
+          <w:rFonts w:ascii="Times New Roman" w:hAnsi="Times New Roman" w:cs="Times New Roman"/>
+          <w:sz w:val="28"/>
+          <w:szCs w:val="28"/>
+          <w:lang w:val="en-US"/>
+        </w:rPr>
+      </w:pPr>
+      <w:r>
+        <w:rPr>
+          <w:rFonts w:ascii="Times New Roman" w:hAnsi="Times New Roman" w:cs="Times New Roman"/>
+          <w:sz w:val="28"/>
+          <w:szCs w:val="28"/>
+        </w:rPr>
+        <w:t>Рисунок 1.17 — Структура научного разрыва в задаче диагностики и прогноза ресурса тяговых аккумуляторных батарей</w:t>
+      </w:r>
+    </w:p>
+    <w:p>
+      <w:pPr>
+        <w:spacing w:line="360" w:lineRule="auto"/>
+        <w:ind w:firstLine="709"/>
+        <w:jc w:val="both"/>
+        <w:rPr>
+          <w:rFonts w:ascii="Times New Roman" w:hAnsi="Times New Roman" w:cs="Times New Roman"/>
+          <w:sz w:val="28"/>
+          <w:szCs w:val="28"/>
+          <w:lang w:val="en-US"/>
+        </w:rPr>
+      </w:pPr>
+    </w:p>
+    <w:p>
+      <w:pPr>
+        <w:spacing w:line="360" w:lineRule="auto"/>
+        <w:ind w:firstLine="709"/>
+        <w:jc w:val="both"/>
+        <w:rPr>
+          <w:rFonts w:ascii="Times New Roman" w:hAnsi="Times New Roman" w:cs="Times New Roman"/>
+          <w:sz w:val="28"/>
+          <w:szCs w:val="28"/>
+          <w:lang w:val="en-US"/>
+        </w:rPr>
+      </w:pPr>
+      <w:r>
+        <w:rPr>
+          <w:rFonts w:ascii="Times New Roman" w:hAnsi="Times New Roman" w:cs="Times New Roman"/>
+          <w:sz w:val="28"/>
+          <w:szCs w:val="28"/>
+        </w:rPr>
+        <w:lastRenderedPageBreak/>
+        <w:t>На рисунке показано, что фундаментальные электрохимические модели, лабораторная импедансная диагностика и инженерные алгоритмы BMS существуют как методически развитые, но не полностью объединённые уровни описания аккумуляторной системы. Для</w:t>
+      </w:r>
+      <w:r>
+        <w:rPr>
+          <w:rFonts w:ascii="Times New Roman" w:hAnsi="Times New Roman" w:cs="Times New Roman"/>
+          <w:sz w:val="28"/>
+          <w:szCs w:val="28"/>
+        </w:rPr>
+        <w:t xml:space="preserve"> </w:t>
+      </w:r>
+      <w:r>
+        <w:rPr>
+          <w:rFonts w:ascii="Times New Roman" w:hAnsi="Times New Roman" w:cs="Times New Roman"/>
+          <w:sz w:val="28"/>
+          <w:szCs w:val="28"/>
+        </w:rPr>
+        <w:t>фундаментальных моделей характерна ориентация на стационарные условия и на подробное описание физики процесса. Для лабораторной EIS-диагностики — использование полного спектра и длительных измерений. Для BMS-уровня — работа с ограниченным набором быстро доступных величин. Научный разрыв возникает в точке, где требуется перейти от</w:t>
+      </w:r>
+      <w:r>
+        <w:rPr>
+          <w:rFonts w:ascii="Times New Roman" w:hAnsi="Times New Roman" w:cs="Times New Roman"/>
+          <w:sz w:val="28"/>
+          <w:szCs w:val="28"/>
+        </w:rPr>
+        <w:t xml:space="preserve"> </w:t>
+      </w:r>
+      <w:r>
+        <w:rPr>
+          <w:rFonts w:ascii="Times New Roman" w:hAnsi="Times New Roman" w:cs="Times New Roman"/>
+          <w:i/>
+          <w:iCs/>
+          <w:sz w:val="28"/>
+          <w:szCs w:val="28"/>
+          <w:lang w:val="en-US"/>
+        </w:rPr>
+        <w:t>Z</w:t>
+      </w:r>
+      <w:r>
+        <w:rPr>
+          <w:rFonts w:ascii="Times New Roman" w:hAnsi="Times New Roman" w:cs="Times New Roman"/>
+          <w:i/>
+          <w:iCs/>
+          <w:sz w:val="28"/>
+          <w:szCs w:val="28"/>
+        </w:rPr>
+        <w:t>(</w:t>
+      </w:r>
+      <w:proofErr w:type="gramStart"/>
+      <w:r>
+        <w:rPr>
+          <w:rFonts w:ascii="Times New Roman" w:hAnsi="Times New Roman" w:cs="Times New Roman"/>
+          <w:i/>
+          <w:iCs/>
+          <w:sz w:val="28"/>
+          <w:szCs w:val="28"/>
+        </w:rPr>
+        <w:t>ω,</w:t>
+      </w:r>
+      <w:r>
+        <w:rPr>
+          <w:rFonts w:ascii="Times New Roman" w:hAnsi="Times New Roman" w:cs="Times New Roman"/>
+          <w:i/>
+          <w:iCs/>
+          <w:sz w:val="28"/>
+          <w:szCs w:val="28"/>
+          <w:lang w:val="en-US"/>
+        </w:rPr>
+        <w:t>t</w:t>
+      </w:r>
+      <w:proofErr w:type="gramEnd"/>
+      <w:r>
+        <w:rPr>
+          <w:rFonts w:ascii="Times New Roman" w:hAnsi="Times New Roman" w:cs="Times New Roman"/>
+          <w:i/>
+          <w:iCs/>
+          <w:sz w:val="28"/>
+          <w:szCs w:val="28"/>
+        </w:rPr>
+        <w:t>)</w:t>
+      </w:r>
+      <w:r>
+        <w:rPr>
+          <w:rFonts w:ascii="Times New Roman" w:hAnsi="Times New Roman" w:cs="Times New Roman"/>
+          <w:sz w:val="28"/>
+          <w:szCs w:val="28"/>
+        </w:rPr>
+        <w:t xml:space="preserve"> </w:t>
+      </w:r>
+      <w:r>
+        <w:rPr>
+          <w:rFonts w:ascii="Times New Roman" w:hAnsi="Times New Roman" w:cs="Times New Roman"/>
+          <w:sz w:val="28"/>
+          <w:szCs w:val="28"/>
+        </w:rPr>
+        <w:t xml:space="preserve">к оценке </w:t>
+      </w:r>
+      <w:r>
+        <w:rPr>
+          <w:rFonts w:ascii="Times New Roman" w:hAnsi="Times New Roman" w:cs="Times New Roman"/>
+          <w:i/>
+          <w:iCs/>
+          <w:sz w:val="28"/>
+          <w:szCs w:val="28"/>
+          <w:lang w:val="en-US"/>
+        </w:rPr>
+        <w:t>SOH</w:t>
+      </w:r>
+      <w:r>
+        <w:rPr>
+          <w:rFonts w:ascii="Times New Roman" w:hAnsi="Times New Roman" w:cs="Times New Roman"/>
+          <w:sz w:val="28"/>
+          <w:szCs w:val="28"/>
+        </w:rPr>
+        <w:t xml:space="preserve">, </w:t>
+      </w:r>
+      <w:r>
+        <w:rPr>
+          <w:rFonts w:ascii="Times New Roman" w:hAnsi="Times New Roman" w:cs="Times New Roman"/>
+          <w:sz w:val="28"/>
+          <w:szCs w:val="28"/>
+        </w:rPr>
+        <w:t>скорости</w:t>
+      </w:r>
+      <w:r>
+        <w:rPr>
+          <w:rFonts w:ascii="Times New Roman" w:hAnsi="Times New Roman" w:cs="Times New Roman"/>
+          <w:sz w:val="28"/>
+          <w:szCs w:val="28"/>
+        </w:rPr>
+        <w:t xml:space="preserve"> </w:t>
+      </w:r>
+      <w:r>
+        <w:rPr>
+          <w:rFonts w:ascii="Times New Roman" w:hAnsi="Times New Roman" w:cs="Times New Roman"/>
+          <w:sz w:val="28"/>
+          <w:szCs w:val="28"/>
+        </w:rPr>
+        <w:t>деградации и прогнозу</w:t>
+      </w:r>
+      <w:r>
+        <w:rPr>
+          <w:rFonts w:ascii="Times New Roman" w:hAnsi="Times New Roman" w:cs="Times New Roman"/>
+          <w:sz w:val="28"/>
+          <w:szCs w:val="28"/>
+        </w:rPr>
+        <w:t xml:space="preserve"> </w:t>
+      </w:r>
+      <w:r>
+        <w:rPr>
+          <w:rFonts w:ascii="Times New Roman" w:hAnsi="Times New Roman" w:cs="Times New Roman"/>
+          <w:i/>
+          <w:iCs/>
+          <w:sz w:val="28"/>
+          <w:szCs w:val="28"/>
+          <w:lang w:val="en-US"/>
+        </w:rPr>
+        <w:t>RUL</w:t>
+      </w:r>
+      <w:r>
+        <w:rPr>
+          <w:rFonts w:ascii="Times New Roman" w:hAnsi="Times New Roman" w:cs="Times New Roman"/>
+          <w:sz w:val="28"/>
+          <w:szCs w:val="28"/>
+        </w:rPr>
+        <w:t xml:space="preserve"> </w:t>
+      </w:r>
+      <w:r>
+        <w:rPr>
+          <w:rFonts w:ascii="Times New Roman" w:hAnsi="Times New Roman" w:cs="Times New Roman"/>
+          <w:sz w:val="28"/>
+          <w:szCs w:val="28"/>
+        </w:rPr>
+        <w:t>в нестационарных тяговых режимах.</w:t>
+      </w:r>
+    </w:p>
+    <w:p>
+      <w:pPr>
+        <w:spacing w:line="360" w:lineRule="auto"/>
+        <w:ind w:firstLine="709"/>
+        <w:jc w:val="both"/>
+        <w:rPr>
+          <w:rFonts w:ascii="Times New Roman" w:hAnsi="Times New Roman" w:cs="Times New Roman"/>
+          <w:sz w:val="28"/>
+          <w:szCs w:val="28"/>
+          <w:lang w:val="en-US"/>
+        </w:rPr>
+      </w:pPr>
+      <w:r>
+        <w:rPr>
+          <w:rFonts w:ascii="Times New Roman" w:hAnsi="Times New Roman" w:cs="Times New Roman"/>
+          <w:sz w:val="28"/>
+          <w:szCs w:val="28"/>
+        </w:rPr>
+        <w:t xml:space="preserve">Научная ценность рисунка состоит в том, что он локализует собственный предмет диссертационного исследования. Практическая польза рисунка заключается в том, что он задаёт архитектуру дальнейшего исследования: от построения физико-математической модели импеданса — к параметрической идентификации, далее к диагностике состояния и затем к </w:t>
+      </w:r>
+      <w:proofErr w:type="spellStart"/>
+      <w:r>
+        <w:rPr>
+          <w:rFonts w:ascii="Times New Roman" w:hAnsi="Times New Roman" w:cs="Times New Roman"/>
+          <w:sz w:val="28"/>
+          <w:szCs w:val="28"/>
+        </w:rPr>
+        <w:t>ресурсо</w:t>
+      </w:r>
+      <w:proofErr w:type="spellEnd"/>
+      <w:r>
+        <w:rPr>
+          <w:rFonts w:ascii="Times New Roman" w:hAnsi="Times New Roman" w:cs="Times New Roman"/>
+          <w:sz w:val="28"/>
+          <w:szCs w:val="28"/>
+        </w:rPr>
+        <w:t>-прогнозу.</w:t>
+      </w:r>
+    </w:p>
+    <w:p>
+      <w:pPr>
+        <w:spacing w:line="360" w:lineRule="auto"/>
+        <w:ind w:firstLine="709"/>
+        <w:jc w:val="both"/>
+        <w:rPr>
+          <w:rFonts w:ascii="Times New Roman" w:hAnsi="Times New Roman" w:cs="Times New Roman"/>
+          <w:sz w:val="28"/>
+          <w:szCs w:val="28"/>
+          <w:lang w:val="en-US"/>
+        </w:rPr>
+      </w:pPr>
+    </w:p>
+    <w:p>
+      <w:pPr>
+        <w:spacing w:line="360" w:lineRule="auto"/>
+        <w:ind w:firstLine="709"/>
+        <w:jc w:val="both"/>
+        <w:rPr>
+          <w:rFonts w:ascii="Times New Roman" w:hAnsi="Times New Roman" w:cs="Times New Roman"/>
+          <w:b/>
+          <w:bCs/>
+          <w:sz w:val="28"/>
+          <w:szCs w:val="28"/>
+          <w:lang w:val="en-US"/>
+        </w:rPr>
+      </w:pPr>
+      <w:r>
+        <w:rPr>
+          <w:rFonts w:ascii="Times New Roman" w:hAnsi="Times New Roman" w:cs="Times New Roman"/>
+          <w:b/>
+          <w:bCs/>
+          <w:sz w:val="28"/>
+          <w:szCs w:val="28"/>
+        </w:rPr>
+        <w:t>1.6.1 Основные научные проблемы</w:t>
+      </w:r>
+    </w:p>
+    <w:p>
+      <w:pPr>
+        <w:spacing w:line="360" w:lineRule="auto"/>
+        <w:ind w:firstLine="709"/>
+        <w:jc w:val="both"/>
+        <w:rPr>
+          <w:rFonts w:ascii="Times New Roman" w:hAnsi="Times New Roman" w:cs="Times New Roman"/>
+          <w:sz w:val="28"/>
+          <w:szCs w:val="28"/>
+          <w:lang w:val="en-US"/>
+        </w:rPr>
+      </w:pPr>
+    </w:p>
+    <w:p>
+      <w:pPr>
+        <w:spacing w:line="360" w:lineRule="auto"/>
+        <w:ind w:firstLine="709"/>
+        <w:jc w:val="both"/>
+        <w:rPr>
+          <w:rFonts w:ascii="Times New Roman" w:hAnsi="Times New Roman" w:cs="Times New Roman"/>
+          <w:sz w:val="28"/>
+          <w:szCs w:val="28"/>
+        </w:rPr>
+      </w:pPr>
+      <w:r>
+        <w:rPr>
+          <w:rFonts w:ascii="Times New Roman" w:hAnsi="Times New Roman" w:cs="Times New Roman"/>
+          <w:sz w:val="28"/>
+          <w:szCs w:val="28"/>
+        </w:rPr>
+        <w:t>Первая научная проблема заключается в отсутствии единой модели, связывающей параметры комплексного импеданса с текущим техническим состоянием батареи в нестационарных условиях эксплуатации. Иначе говоря, в существующих работах обычно либо анализируется сам спектр, либо строится модель деградации, однако переход</w:t>
+      </w:r>
+    </w:p>
+    <w:p>
+      <w:pPr>
+        <w:spacing w:line="360" w:lineRule="auto"/>
+        <w:ind w:firstLine="709"/>
+        <w:jc w:val="both"/>
+        <w:rPr>
+          <w:rFonts w:ascii="Times New Roman" w:hAnsi="Times New Roman" w:cs="Times New Roman"/>
+          <w:sz w:val="28"/>
+          <w:szCs w:val="28"/>
+          <w:lang w:val="en-US"/>
+        </w:rPr>
+      </w:pPr>
+    </w:p>
+    <w:p>
+      <w:pPr>
+        <w:spacing w:line="360" w:lineRule="auto"/>
+        <w:ind w:firstLine="709"/>
+        <w:jc w:val="both"/>
+        <w:rPr>
+          <w:rFonts w:ascii="Times New Roman" w:hAnsi="Times New Roman" w:cs="Times New Roman"/>
+          <w:sz w:val="28"/>
+          <w:szCs w:val="28"/>
+        </w:rPr>
+      </w:pPr>
+      <w:r>
+        <w:rPr>
+          <w:rFonts w:ascii="Times New Roman" w:hAnsi="Times New Roman" w:cs="Times New Roman"/>
+          <w:position w:val="-10"/>
+          <w:sz w:val="28"/>
+          <w:szCs w:val="28"/>
+          <w:lang w:val="en-US"/>
+        </w:rPr>
+        <w:object w:dxaOrig="1820" w:dyaOrig="320" w14:anchorId="12F74532">
+          <v:shape id="_x0000_i1089" type="#_x0000_t75" style="width:91pt;height:16.3pt" o:ole="">
+            <v:imagedata r:id="rId139" o:title=""/>
+          </v:shape>
+          <o:OLEObject Type="Embed" ProgID="Equation.DSMT4" ShapeID="_x0000_i1089" DrawAspect="Content" ObjectID="_1835857072" r:id="rId140"/>
+        </w:object>
+      </w:r>
+      <w:r>
+        <w:rPr>
+          <w:rFonts w:ascii="Times New Roman" w:hAnsi="Times New Roman" w:cs="Times New Roman"/>
+          <w:sz w:val="28"/>
+          <w:szCs w:val="28"/>
+        </w:rPr>
+        <w:t xml:space="preserve">, </w:t>
+      </w:r>
+      <w:r>
+        <w:rPr>
+          <w:rFonts w:ascii="Times New Roman" w:hAnsi="Times New Roman" w:cs="Times New Roman"/>
+          <w:position w:val="-10"/>
+          <w:sz w:val="28"/>
+          <w:szCs w:val="28"/>
+          <w:lang w:val="en-US"/>
+        </w:rPr>
+        <w:object w:dxaOrig="1780" w:dyaOrig="320" w14:anchorId="66534E5F">
+          <v:shape id="_x0000_i1092" type="#_x0000_t75" style="width:89pt;height:16.3pt" o:ole="">
+            <v:imagedata r:id="rId141" o:title=""/>
+          </v:shape>
+          <o:OLEObject Type="Embed" ProgID="Equation.DSMT4" ShapeID="_x0000_i1092" DrawAspect="Content" ObjectID="_1835857073" r:id="rId142"/>
+        </w:object>
+      </w:r>
+    </w:p>
+    <w:p>
+      <w:pPr>
+        <w:spacing w:line="360" w:lineRule="auto"/>
+        <w:ind w:firstLine="709"/>
+        <w:jc w:val="both"/>
+        <w:rPr>
+          <w:rFonts w:ascii="Times New Roman" w:hAnsi="Times New Roman" w:cs="Times New Roman"/>
+          <w:sz w:val="28"/>
+          <w:szCs w:val="28"/>
+          <w:lang w:val="en-US"/>
+        </w:rPr>
+      </w:pPr>
+      <w:r>
+        <w:rPr>
+          <w:rFonts w:ascii="Times New Roman" w:hAnsi="Times New Roman" w:cs="Times New Roman"/>
+          <w:sz w:val="28"/>
+          <w:szCs w:val="28"/>
+        </w:rPr>
+        <w:t>не получает универсальной и достаточно строгой формализации.</w:t>
+      </w:r>
+    </w:p>
+    <w:p>
+      <w:pPr>
+        <w:spacing w:line="360" w:lineRule="auto"/>
+        <w:ind w:firstLine="709"/>
+        <w:jc w:val="both"/>
+        <w:rPr>
+          <w:rFonts w:ascii="Times New Roman" w:hAnsi="Times New Roman" w:cs="Times New Roman"/>
+          <w:sz w:val="28"/>
+          <w:szCs w:val="28"/>
+          <w:lang w:val="en-US"/>
+        </w:rPr>
+      </w:pPr>
+      <w:r>
+        <w:rPr>
+          <w:rFonts w:ascii="Times New Roman" w:hAnsi="Times New Roman" w:cs="Times New Roman"/>
+          <w:sz w:val="28"/>
+          <w:szCs w:val="28"/>
+        </w:rPr>
+        <w:lastRenderedPageBreak/>
+        <w:t>Вторая научная проблема состоит в том, что большинство существующих моделей ресурса либо слабо интерпретируемы, либо ограниченно переносимы между режимами и химическими системами. Обзорные работы по</w:t>
+      </w:r>
+      <w:r>
+        <w:rPr>
+          <w:rFonts w:ascii="Times New Roman" w:hAnsi="Times New Roman" w:cs="Times New Roman"/>
+          <w:sz w:val="28"/>
+          <w:szCs w:val="28"/>
+        </w:rPr>
+        <w:t xml:space="preserve"> </w:t>
+      </w:r>
+      <w:r>
+        <w:rPr>
+          <w:rFonts w:ascii="Times New Roman" w:hAnsi="Times New Roman" w:cs="Times New Roman"/>
+          <w:i/>
+          <w:iCs/>
+          <w:sz w:val="28"/>
+          <w:szCs w:val="28"/>
+          <w:lang w:val="en-US"/>
+        </w:rPr>
+        <w:t>SOH</w:t>
+      </w:r>
+      <w:r>
+        <w:rPr>
+          <w:rFonts w:ascii="Times New Roman" w:hAnsi="Times New Roman" w:cs="Times New Roman"/>
+          <w:sz w:val="28"/>
+          <w:szCs w:val="28"/>
+        </w:rPr>
+        <w:t>/</w:t>
+      </w:r>
+      <w:r>
+        <w:rPr>
+          <w:rFonts w:ascii="Times New Roman" w:hAnsi="Times New Roman" w:cs="Times New Roman"/>
+          <w:i/>
+          <w:iCs/>
+          <w:sz w:val="28"/>
+          <w:szCs w:val="28"/>
+          <w:lang w:val="en-US"/>
+        </w:rPr>
+        <w:t>RUL</w:t>
+      </w:r>
+      <w:r>
+        <w:rPr>
+          <w:rFonts w:ascii="Times New Roman" w:hAnsi="Times New Roman" w:cs="Times New Roman"/>
+          <w:sz w:val="28"/>
+          <w:szCs w:val="28"/>
+        </w:rPr>
+        <w:t>-моделированию</w:t>
+      </w:r>
+      <w:r>
+        <w:rPr>
+          <w:rFonts w:ascii="Times New Roman" w:hAnsi="Times New Roman" w:cs="Times New Roman"/>
+          <w:sz w:val="28"/>
+          <w:szCs w:val="28"/>
+        </w:rPr>
+        <w:t xml:space="preserve"> </w:t>
+      </w:r>
+      <w:r>
+        <w:rPr>
+          <w:rFonts w:ascii="Times New Roman" w:hAnsi="Times New Roman" w:cs="Times New Roman"/>
+          <w:sz w:val="28"/>
+          <w:szCs w:val="28"/>
+        </w:rPr>
+        <w:t xml:space="preserve">последовательно разделяют методы на </w:t>
+      </w:r>
+      <w:proofErr w:type="spellStart"/>
+      <w:r>
+        <w:rPr>
+          <w:rFonts w:ascii="Times New Roman" w:hAnsi="Times New Roman" w:cs="Times New Roman"/>
+          <w:sz w:val="28"/>
+          <w:szCs w:val="28"/>
+          <w:highlight w:val="yellow"/>
+        </w:rPr>
+        <w:t>model-based</w:t>
+      </w:r>
+      <w:proofErr w:type="spellEnd"/>
+      <w:r>
+        <w:rPr>
+          <w:rFonts w:ascii="Times New Roman" w:hAnsi="Times New Roman" w:cs="Times New Roman"/>
+          <w:sz w:val="28"/>
+          <w:szCs w:val="28"/>
+          <w:highlight w:val="yellow"/>
+        </w:rPr>
+        <w:t xml:space="preserve">, </w:t>
+      </w:r>
+      <w:proofErr w:type="spellStart"/>
+      <w:r>
+        <w:rPr>
+          <w:rFonts w:ascii="Times New Roman" w:hAnsi="Times New Roman" w:cs="Times New Roman"/>
+          <w:sz w:val="28"/>
+          <w:szCs w:val="28"/>
+          <w:highlight w:val="yellow"/>
+        </w:rPr>
+        <w:t>data-driven</w:t>
+      </w:r>
+      <w:proofErr w:type="spellEnd"/>
+      <w:r>
+        <w:rPr>
+          <w:rFonts w:ascii="Times New Roman" w:hAnsi="Times New Roman" w:cs="Times New Roman"/>
+          <w:sz w:val="28"/>
+          <w:szCs w:val="28"/>
+          <w:highlight w:val="yellow"/>
+        </w:rPr>
+        <w:t xml:space="preserve"> и </w:t>
+      </w:r>
+      <w:proofErr w:type="spellStart"/>
+      <w:r>
+        <w:rPr>
+          <w:rFonts w:ascii="Times New Roman" w:hAnsi="Times New Roman" w:cs="Times New Roman"/>
+          <w:sz w:val="28"/>
+          <w:szCs w:val="28"/>
+          <w:highlight w:val="yellow"/>
+        </w:rPr>
+        <w:t>hybrid</w:t>
+      </w:r>
+      <w:proofErr w:type="spellEnd"/>
+      <w:r>
+        <w:rPr>
+          <w:rFonts w:ascii="Times New Roman" w:hAnsi="Times New Roman" w:cs="Times New Roman"/>
+          <w:sz w:val="28"/>
+          <w:szCs w:val="28"/>
+          <w:highlight w:val="yellow"/>
+        </w:rPr>
+        <w:t xml:space="preserve"> </w:t>
+      </w:r>
+      <w:proofErr w:type="spellStart"/>
+      <w:r>
+        <w:rPr>
+          <w:rFonts w:ascii="Times New Roman" w:hAnsi="Times New Roman" w:cs="Times New Roman"/>
+          <w:sz w:val="28"/>
+          <w:szCs w:val="28"/>
+          <w:highlight w:val="yellow"/>
+        </w:rPr>
+        <w:t>approaches</w:t>
+      </w:r>
+      <w:proofErr w:type="spellEnd"/>
+      <w:r>
+        <w:rPr>
+          <w:rFonts w:ascii="Times New Roman" w:hAnsi="Times New Roman" w:cs="Times New Roman"/>
+          <w:sz w:val="28"/>
+          <w:szCs w:val="28"/>
+        </w:rPr>
+        <w:t>, причём именно гибридные подходы рассматриваются как наиболее перспективные, но и наиболее методически сложные в верификации.</w:t>
+      </w:r>
+    </w:p>
+    <w:p>
+      <w:pPr>
+        <w:spacing w:line="360" w:lineRule="auto"/>
+        <w:ind w:firstLine="709"/>
+        <w:jc w:val="both"/>
+        <w:rPr>
+          <w:rFonts w:ascii="Times New Roman" w:hAnsi="Times New Roman" w:cs="Times New Roman"/>
+          <w:sz w:val="28"/>
+          <w:szCs w:val="28"/>
+          <w:lang w:val="en-US"/>
+        </w:rPr>
+      </w:pPr>
+      <w:r>
+        <w:rPr>
+          <w:rFonts w:ascii="Times New Roman" w:hAnsi="Times New Roman" w:cs="Times New Roman"/>
+          <w:sz w:val="28"/>
+          <w:szCs w:val="28"/>
+        </w:rPr>
+        <w:t>Третья научная проблема связана с ранней диагностикой деградации. Классическое определение конца ресурса по условию</w:t>
+      </w:r>
+      <w:r>
+        <w:rPr>
+          <w:rFonts w:ascii="Times New Roman" w:hAnsi="Times New Roman" w:cs="Times New Roman"/>
+          <w:sz w:val="28"/>
+          <w:szCs w:val="28"/>
+        </w:rPr>
+        <w:t xml:space="preserve"> </w:t>
+      </w:r>
+      <w:r>
+        <w:rPr>
+          <w:rFonts w:ascii="Times New Roman" w:hAnsi="Times New Roman" w:cs="Times New Roman"/>
+          <w:i/>
+          <w:iCs/>
+          <w:sz w:val="28"/>
+          <w:szCs w:val="28"/>
+          <w:lang w:val="en-US"/>
+        </w:rPr>
+        <w:t>SOH</w:t>
+      </w:r>
+      <w:r>
+        <w:rPr>
+          <w:rFonts w:ascii="Times New Roman" w:hAnsi="Times New Roman" w:cs="Times New Roman"/>
+          <w:sz w:val="28"/>
+          <w:szCs w:val="28"/>
+        </w:rPr>
+        <w:t xml:space="preserve"> = 80% </w:t>
+      </w:r>
+      <w:r>
+        <w:rPr>
+          <w:rFonts w:ascii="Times New Roman" w:hAnsi="Times New Roman" w:cs="Times New Roman"/>
+          <w:sz w:val="28"/>
+          <w:szCs w:val="28"/>
+        </w:rPr>
+        <w:t xml:space="preserve">широко используется в литературе и инженерной практике, однако современные обзоры подчёркивают, что ресурсный отказ в реальной системе часто связан не только со снижением ёмкости, но и с </w:t>
+      </w:r>
+      <w:proofErr w:type="spellStart"/>
+      <w:r>
+        <w:rPr>
+          <w:rFonts w:ascii="Times New Roman" w:hAnsi="Times New Roman" w:cs="Times New Roman"/>
+          <w:sz w:val="28"/>
+          <w:szCs w:val="28"/>
+          <w:highlight w:val="yellow"/>
+        </w:rPr>
+        <w:t>power</w:t>
+      </w:r>
+      <w:proofErr w:type="spellEnd"/>
+      <w:r>
+        <w:rPr>
+          <w:rFonts w:ascii="Times New Roman" w:hAnsi="Times New Roman" w:cs="Times New Roman"/>
+          <w:sz w:val="28"/>
+          <w:szCs w:val="28"/>
+          <w:highlight w:val="yellow"/>
+        </w:rPr>
+        <w:t xml:space="preserve"> </w:t>
+      </w:r>
+      <w:proofErr w:type="spellStart"/>
+      <w:r>
+        <w:rPr>
+          <w:rFonts w:ascii="Times New Roman" w:hAnsi="Times New Roman" w:cs="Times New Roman"/>
+          <w:sz w:val="28"/>
+          <w:szCs w:val="28"/>
+          <w:highlight w:val="yellow"/>
+        </w:rPr>
+        <w:t>fade</w:t>
+      </w:r>
+      <w:proofErr w:type="spellEnd"/>
+      <w:r>
+        <w:rPr>
+          <w:rFonts w:ascii="Times New Roman" w:hAnsi="Times New Roman" w:cs="Times New Roman"/>
+          <w:sz w:val="28"/>
+          <w:szCs w:val="28"/>
+        </w:rPr>
+        <w:t>, ростом импеданса и ухудшением теплового поведения батареи.</w:t>
+      </w:r>
+      <w:r>
+        <w:rPr>
+          <w:rFonts w:ascii="Times New Roman" w:hAnsi="Times New Roman" w:cs="Times New Roman"/>
+          <w:sz w:val="28"/>
+          <w:szCs w:val="28"/>
+        </w:rPr>
+        <w:t xml:space="preserve"> </w:t>
+      </w:r>
+      <w:r>
+        <w:rPr>
+          <w:rFonts w:ascii="Times New Roman" w:hAnsi="Times New Roman" w:cs="Times New Roman"/>
+          <w:sz w:val="28"/>
+          <w:szCs w:val="28"/>
+        </w:rPr>
+        <w:t>Это означает, что одного ёмкостного индикатора недостаточно, а ресурсная модель должна включать внутренние электрические признаки состояния.</w:t>
+      </w:r>
+    </w:p>
+    <w:p>
+      <w:pPr>
+        <w:spacing w:line="360" w:lineRule="auto"/>
+        <w:ind w:firstLine="709"/>
+        <w:jc w:val="both"/>
+        <w:rPr>
+          <w:rFonts w:ascii="Times New Roman" w:hAnsi="Times New Roman" w:cs="Times New Roman"/>
+          <w:sz w:val="28"/>
+          <w:szCs w:val="28"/>
+          <w:lang w:val="en-US"/>
+        </w:rPr>
+      </w:pPr>
+      <w:r>
+        <w:rPr>
+          <w:rFonts w:ascii="Times New Roman" w:hAnsi="Times New Roman" w:cs="Times New Roman"/>
+          <w:sz w:val="28"/>
+          <w:szCs w:val="28"/>
+        </w:rPr>
+        <w:t xml:space="preserve">Четвёртая научная проблема заключается в ограниченной пригодности классической стационарной EIS-постановки для тяговых приложений. Современные работы по </w:t>
+      </w:r>
+      <w:proofErr w:type="spellStart"/>
+      <w:r>
+        <w:rPr>
+          <w:rFonts w:ascii="Times New Roman" w:hAnsi="Times New Roman" w:cs="Times New Roman"/>
+          <w:sz w:val="28"/>
+          <w:szCs w:val="28"/>
+          <w:highlight w:val="yellow"/>
+        </w:rPr>
+        <w:t>onboard</w:t>
+      </w:r>
+      <w:proofErr w:type="spellEnd"/>
+      <w:r>
+        <w:rPr>
+          <w:rFonts w:ascii="Times New Roman" w:hAnsi="Times New Roman" w:cs="Times New Roman"/>
+          <w:sz w:val="28"/>
+          <w:szCs w:val="28"/>
+          <w:highlight w:val="yellow"/>
+        </w:rPr>
+        <w:t xml:space="preserve">-EIS и </w:t>
+      </w:r>
+      <w:proofErr w:type="spellStart"/>
+      <w:r>
+        <w:rPr>
+          <w:rFonts w:ascii="Times New Roman" w:hAnsi="Times New Roman" w:cs="Times New Roman"/>
+          <w:sz w:val="28"/>
+          <w:szCs w:val="28"/>
+          <w:highlight w:val="yellow"/>
+        </w:rPr>
+        <w:t>dynamic</w:t>
+      </w:r>
+      <w:proofErr w:type="spellEnd"/>
+      <w:r>
+        <w:rPr>
+          <w:rFonts w:ascii="Times New Roman" w:hAnsi="Times New Roman" w:cs="Times New Roman"/>
+          <w:sz w:val="28"/>
+          <w:szCs w:val="28"/>
+          <w:highlight w:val="yellow"/>
+        </w:rPr>
+        <w:t xml:space="preserve"> EIS</w:t>
+      </w:r>
+      <w:r>
+        <w:rPr>
+          <w:rFonts w:ascii="Times New Roman" w:hAnsi="Times New Roman" w:cs="Times New Roman"/>
+          <w:sz w:val="28"/>
+          <w:szCs w:val="28"/>
+        </w:rPr>
+        <w:t xml:space="preserve"> показывают, что аппаратная и алгоритмическая адаптация спектроскопии к реальным режимам эксплуатации остаётся сложной задачей, особенно в низкочастотной области и при быстро меняющемся токовом профиле.</w:t>
+      </w:r>
+    </w:p>
+    <w:p>
+      <w:pPr>
+        <w:spacing w:line="360" w:lineRule="auto"/>
+        <w:ind w:firstLine="709"/>
+        <w:jc w:val="both"/>
+        <w:rPr>
+          <w:rFonts w:ascii="Times New Roman" w:hAnsi="Times New Roman" w:cs="Times New Roman"/>
+          <w:sz w:val="28"/>
+          <w:szCs w:val="28"/>
+          <w:lang w:val="en-US"/>
+        </w:rPr>
+      </w:pPr>
+      <w:r>
+        <w:rPr>
+          <w:rFonts w:ascii="Times New Roman" w:hAnsi="Times New Roman" w:cs="Times New Roman"/>
+          <w:sz w:val="28"/>
+          <w:szCs w:val="28"/>
+        </w:rPr>
+        <w:t>Пятая научная проблема связана с необходимостью унификации подхода для различных электрохимических систем. Большинство существующих исследований выполняется либо для одной конкретной литий-ионной химии, либо для одной серии данных, тогда как тяговая практика требует сравнительного и обобщающего подхода по крайней мере для NMC, LFP, LTO и Na-</w:t>
+      </w:r>
+      <w:proofErr w:type="spellStart"/>
+      <w:r>
+        <w:rPr>
+          <w:rFonts w:ascii="Times New Roman" w:hAnsi="Times New Roman" w:cs="Times New Roman"/>
+          <w:sz w:val="28"/>
+          <w:szCs w:val="28"/>
+        </w:rPr>
+        <w:t>ion</w:t>
+      </w:r>
+      <w:proofErr w:type="spellEnd"/>
+      <w:r>
+        <w:rPr>
+          <w:rFonts w:ascii="Times New Roman" w:hAnsi="Times New Roman" w:cs="Times New Roman"/>
+          <w:sz w:val="28"/>
+          <w:szCs w:val="28"/>
+        </w:rPr>
+        <w:t xml:space="preserve"> батарей.</w:t>
+      </w:r>
+    </w:p>
+    <w:p>
+      <w:pPr>
+        <w:spacing w:line="360" w:lineRule="auto"/>
+        <w:ind w:firstLine="709"/>
+        <w:jc w:val="both"/>
+        <w:rPr>
+          <w:rFonts w:ascii="Times New Roman" w:hAnsi="Times New Roman" w:cs="Times New Roman"/>
+          <w:sz w:val="28"/>
+          <w:szCs w:val="28"/>
+          <w:lang w:val="en-US"/>
+        </w:rPr>
+      </w:pPr>
+    </w:p>
+    <w:p>
+      <w:pPr>
+        <w:spacing w:line="360" w:lineRule="auto"/>
+        <w:ind w:firstLine="709"/>
+        <w:jc w:val="both"/>
+        <w:rPr>
+          <w:rFonts w:ascii="Times New Roman" w:hAnsi="Times New Roman" w:cs="Times New Roman"/>
+          <w:sz w:val="28"/>
+          <w:szCs w:val="28"/>
+          <w:lang w:val="en-US"/>
+        </w:rPr>
+      </w:pPr>
+      <w:r>
+        <w:rPr>
+          <w:rFonts w:ascii="Times New Roman" w:hAnsi="Times New Roman" w:cs="Times New Roman"/>
+          <w:sz w:val="28"/>
+          <w:szCs w:val="28"/>
+        </w:rPr>
+        <w:t>Таблица 1.7</w:t>
+      </w:r>
+      <w:r>
+        <w:rPr>
+          <w:rFonts w:ascii="Times New Roman" w:hAnsi="Times New Roman" w:cs="Times New Roman"/>
+          <w:sz w:val="28"/>
+          <w:szCs w:val="28"/>
+        </w:rPr>
+        <w:t xml:space="preserve"> – </w:t>
+      </w:r>
+      <w:r>
+        <w:rPr>
+          <w:rFonts w:ascii="Times New Roman" w:hAnsi="Times New Roman" w:cs="Times New Roman"/>
+          <w:sz w:val="28"/>
+          <w:szCs w:val="28"/>
+        </w:rPr>
+        <w:t>Выявленные научные проблемы и требуемые направления их решения</w:t>
+      </w:r>
+    </w:p>
+    <w:tbl>
+      <w:tblPr>
+        <w:tblStyle w:val="ac"/>
+        <w:tblW w:w="0" w:type="auto"/>
+        <w:tblLook w:val="04A0" w:firstRow="1" w:lastRow="0" w:firstColumn="1" w:lastColumn="0" w:noHBand="0" w:noVBand="1"/>
+      </w:tblPr>
+      <w:tblGrid>
+        <w:gridCol w:w="3209"/>
+        <w:gridCol w:w="3209"/>
+        <w:gridCol w:w="3209"/>
+      </w:tblGrid>
+      <w:tr>
+        <w:tc>
+          <w:tcPr>
+            <w:tcW w:w="3209" w:type="dxa"/>
+          </w:tcPr>
+          <w:p>
+            <w:pPr>
+              <w:spacing w:line="360" w:lineRule="auto"/>
+              <w:jc w:val="both"/>
+              <w:rPr>
+                <w:rFonts w:ascii="Times New Roman" w:hAnsi="Times New Roman" w:cs="Times New Roman"/>
+                <w:sz w:val="28"/>
+                <w:szCs w:val="28"/>
+                <w:lang w:val="en-US"/>
+              </w:rPr>
+            </w:pPr>
+            <w:r>
+              <w:rPr>
+                <w:rFonts w:ascii="Times New Roman" w:hAnsi="Times New Roman" w:cs="Times New Roman"/>
+                <w:sz w:val="28"/>
+                <w:szCs w:val="28"/>
+              </w:rPr>
+              <w:lastRenderedPageBreak/>
+              <w:t>Выявленная проблема</w:t>
+            </w:r>
+          </w:p>
+        </w:tc>
+        <w:tc>
+          <w:tcPr>
+            <w:tcW w:w="3209" w:type="dxa"/>
+          </w:tcPr>
+          <w:p>
+            <w:pPr>
+              <w:spacing w:line="360" w:lineRule="auto"/>
+              <w:jc w:val="both"/>
+              <w:rPr>
+                <w:rFonts w:ascii="Times New Roman" w:hAnsi="Times New Roman" w:cs="Times New Roman"/>
+                <w:sz w:val="28"/>
+                <w:szCs w:val="28"/>
+                <w:lang w:val="en-US"/>
+              </w:rPr>
+            </w:pPr>
+            <w:r>
+              <w:rPr>
+                <w:rFonts w:ascii="Times New Roman" w:hAnsi="Times New Roman" w:cs="Times New Roman"/>
+                <w:sz w:val="28"/>
+                <w:szCs w:val="28"/>
+              </w:rPr>
+              <w:t>Проявление в существующих исследованиях</w:t>
+            </w:r>
+          </w:p>
+        </w:tc>
+        <w:tc>
+          <w:tcPr>
+            <w:tcW w:w="3209" w:type="dxa"/>
+          </w:tcPr>
+          <w:p>
+            <w:pPr>
+              <w:spacing w:line="360" w:lineRule="auto"/>
+              <w:jc w:val="both"/>
+              <w:rPr>
+                <w:rFonts w:ascii="Times New Roman" w:hAnsi="Times New Roman" w:cs="Times New Roman"/>
+                <w:sz w:val="28"/>
+                <w:szCs w:val="28"/>
+                <w:lang w:val="en-US"/>
+              </w:rPr>
+            </w:pPr>
+            <w:r>
+              <w:rPr>
+                <w:rFonts w:ascii="Times New Roman" w:hAnsi="Times New Roman" w:cs="Times New Roman"/>
+                <w:sz w:val="28"/>
+                <w:szCs w:val="28"/>
+              </w:rPr>
+              <w:t>Требуемое направление решения</w:t>
+            </w:r>
+          </w:p>
+        </w:tc>
+      </w:tr>
+      <w:tr>
+        <w:tc>
+          <w:tcPr>
+            <w:tcW w:w="3209" w:type="dxa"/>
+          </w:tcPr>
+          <w:p>
+            <w:pPr>
+              <w:spacing w:line="360" w:lineRule="auto"/>
+              <w:jc w:val="both"/>
+              <w:rPr>
+                <w:rFonts w:ascii="Times New Roman" w:hAnsi="Times New Roman" w:cs="Times New Roman"/>
+                <w:sz w:val="28"/>
+                <w:szCs w:val="28"/>
+              </w:rPr>
+            </w:pPr>
+            <w:r>
+              <w:rPr>
+                <w:rFonts w:ascii="Times New Roman" w:hAnsi="Times New Roman" w:cs="Times New Roman"/>
+                <w:sz w:val="28"/>
+                <w:szCs w:val="28"/>
+              </w:rPr>
+              <w:t>Нет единой связи между</w:t>
+            </w:r>
+            <w:r>
+              <w:rPr>
+                <w:rFonts w:ascii="Times New Roman" w:hAnsi="Times New Roman" w:cs="Times New Roman"/>
+                <w:sz w:val="28"/>
+                <w:szCs w:val="28"/>
+              </w:rPr>
+              <w:t xml:space="preserve"> </w:t>
+            </w:r>
+            <w:r>
+              <w:rPr>
+                <w:rFonts w:ascii="Times New Roman" w:hAnsi="Times New Roman" w:cs="Times New Roman"/>
+                <w:i/>
+                <w:iCs/>
+                <w:sz w:val="28"/>
+                <w:szCs w:val="28"/>
+                <w:lang w:val="en-US"/>
+              </w:rPr>
+              <w:t>Z</w:t>
+            </w:r>
+            <w:r>
+              <w:rPr>
+                <w:rFonts w:ascii="Times New Roman" w:hAnsi="Times New Roman" w:cs="Times New Roman"/>
+                <w:i/>
+                <w:iCs/>
+                <w:sz w:val="28"/>
+                <w:szCs w:val="28"/>
+              </w:rPr>
+              <w:t>(</w:t>
+            </w:r>
+            <w:proofErr w:type="gramStart"/>
+            <w:r>
+              <w:rPr>
+                <w:rFonts w:ascii="Times New Roman" w:hAnsi="Times New Roman" w:cs="Times New Roman"/>
+                <w:i/>
+                <w:iCs/>
+                <w:sz w:val="28"/>
+                <w:szCs w:val="28"/>
+              </w:rPr>
+              <w:t>ω,</w:t>
+            </w:r>
+            <w:r>
+              <w:rPr>
+                <w:rFonts w:ascii="Times New Roman" w:hAnsi="Times New Roman" w:cs="Times New Roman"/>
+                <w:i/>
+                <w:iCs/>
+                <w:sz w:val="28"/>
+                <w:szCs w:val="28"/>
+                <w:lang w:val="en-US"/>
+              </w:rPr>
+              <w:t>t</w:t>
+            </w:r>
+            <w:proofErr w:type="gramEnd"/>
+            <w:r>
+              <w:rPr>
+                <w:rFonts w:ascii="Times New Roman" w:hAnsi="Times New Roman" w:cs="Times New Roman"/>
+                <w:i/>
+                <w:iCs/>
+                <w:sz w:val="28"/>
+                <w:szCs w:val="28"/>
+              </w:rPr>
+              <w:t>)</w:t>
+            </w:r>
+            <w:r>
+              <w:rPr>
+                <w:rFonts w:ascii="Times New Roman" w:hAnsi="Times New Roman" w:cs="Times New Roman"/>
+                <w:sz w:val="28"/>
+                <w:szCs w:val="28"/>
+              </w:rPr>
+              <w:t xml:space="preserve">, </w:t>
+            </w:r>
+            <w:r>
+              <w:rPr>
+                <w:rFonts w:ascii="Times New Roman" w:hAnsi="Times New Roman" w:cs="Times New Roman"/>
+                <w:i/>
+                <w:iCs/>
+                <w:sz w:val="28"/>
+                <w:szCs w:val="28"/>
+                <w:lang w:val="en-US"/>
+              </w:rPr>
+              <w:t>SOH</w:t>
+            </w:r>
+            <w:r>
+              <w:rPr>
+                <w:rFonts w:ascii="Times New Roman" w:hAnsi="Times New Roman" w:cs="Times New Roman"/>
+                <w:sz w:val="28"/>
+                <w:szCs w:val="28"/>
+              </w:rPr>
+              <w:t xml:space="preserve"> </w:t>
+            </w:r>
+            <w:r>
+              <w:rPr>
+                <w:rFonts w:ascii="Times New Roman" w:hAnsi="Times New Roman" w:cs="Times New Roman"/>
+                <w:sz w:val="28"/>
+                <w:szCs w:val="28"/>
+              </w:rPr>
+              <w:t>и</w:t>
+            </w:r>
+            <w:r>
+              <w:rPr>
+                <w:rFonts w:ascii="Times New Roman" w:hAnsi="Times New Roman" w:cs="Times New Roman"/>
+                <w:sz w:val="28"/>
+                <w:szCs w:val="28"/>
+              </w:rPr>
+              <w:t xml:space="preserve"> </w:t>
+            </w:r>
+            <w:r>
+              <w:rPr>
+                <w:rFonts w:ascii="Times New Roman" w:hAnsi="Times New Roman" w:cs="Times New Roman"/>
+                <w:i/>
+                <w:iCs/>
+                <w:sz w:val="28"/>
+                <w:szCs w:val="28"/>
+                <w:lang w:val="en-US"/>
+              </w:rPr>
+              <w:t>RUL</w:t>
+            </w:r>
+          </w:p>
+        </w:tc>
+        <w:tc>
+          <w:tcPr>
+            <w:tcW w:w="3209" w:type="dxa"/>
+          </w:tcPr>
+          <w:p>
+            <w:pPr>
+              <w:spacing w:line="360" w:lineRule="auto"/>
+              <w:jc w:val="both"/>
+              <w:rPr>
+                <w:rFonts w:ascii="Times New Roman" w:hAnsi="Times New Roman" w:cs="Times New Roman"/>
+                <w:sz w:val="28"/>
+                <w:szCs w:val="28"/>
+              </w:rPr>
+            </w:pPr>
+            <w:r>
+              <w:rPr>
+                <w:rFonts w:ascii="Times New Roman" w:hAnsi="Times New Roman" w:cs="Times New Roman"/>
+                <w:sz w:val="28"/>
+                <w:szCs w:val="28"/>
+              </w:rPr>
+              <w:t>Диагностика и прогноз часто разобщены</w:t>
+            </w:r>
+          </w:p>
+        </w:tc>
+        <w:tc>
+          <w:tcPr>
+            <w:tcW w:w="3209" w:type="dxa"/>
+          </w:tcPr>
+          <w:p>
+            <w:pPr>
+              <w:spacing w:line="360" w:lineRule="auto"/>
+              <w:jc w:val="both"/>
+              <w:rPr>
+                <w:rFonts w:ascii="Times New Roman" w:hAnsi="Times New Roman" w:cs="Times New Roman"/>
+                <w:sz w:val="28"/>
+                <w:szCs w:val="28"/>
+              </w:rPr>
+            </w:pPr>
+            <w:r>
+              <w:rPr>
+                <w:rFonts w:ascii="Times New Roman" w:hAnsi="Times New Roman" w:cs="Times New Roman"/>
+                <w:sz w:val="28"/>
+                <w:szCs w:val="28"/>
+              </w:rPr>
+              <w:t xml:space="preserve">Построение объединённой </w:t>
+            </w:r>
+            <w:proofErr w:type="spellStart"/>
+            <w:r>
+              <w:rPr>
+                <w:rFonts w:ascii="Times New Roman" w:hAnsi="Times New Roman" w:cs="Times New Roman"/>
+                <w:sz w:val="28"/>
+                <w:szCs w:val="28"/>
+              </w:rPr>
+              <w:t>диагностико</w:t>
+            </w:r>
+            <w:proofErr w:type="spellEnd"/>
+            <w:r>
+              <w:rPr>
+                <w:rFonts w:ascii="Times New Roman" w:hAnsi="Times New Roman" w:cs="Times New Roman"/>
+                <w:sz w:val="28"/>
+                <w:szCs w:val="28"/>
+              </w:rPr>
+              <w:t>-прогностической модели</w:t>
+            </w:r>
+          </w:p>
+        </w:tc>
+      </w:tr>
+      <w:tr>
+        <w:tc>
+          <w:tcPr>
+            <w:tcW w:w="3209" w:type="dxa"/>
+          </w:tcPr>
+          <w:p>
+            <w:pPr>
+              <w:spacing w:line="360" w:lineRule="auto"/>
+              <w:jc w:val="both"/>
+              <w:rPr>
+                <w:rFonts w:ascii="Times New Roman" w:hAnsi="Times New Roman" w:cs="Times New Roman"/>
+                <w:sz w:val="28"/>
+                <w:szCs w:val="28"/>
+              </w:rPr>
+            </w:pPr>
+            <w:r>
+              <w:rPr>
+                <w:rFonts w:ascii="Times New Roman" w:hAnsi="Times New Roman" w:cs="Times New Roman"/>
+                <w:sz w:val="28"/>
+                <w:szCs w:val="28"/>
+              </w:rPr>
+              <w:t>Ограниченная переносимость моделей между режимами</w:t>
+            </w:r>
+          </w:p>
+        </w:tc>
+        <w:tc>
+          <w:tcPr>
+            <w:tcW w:w="3209" w:type="dxa"/>
+          </w:tcPr>
+          <w:p>
+            <w:pPr>
+              <w:spacing w:line="360" w:lineRule="auto"/>
+              <w:jc w:val="both"/>
+              <w:rPr>
+                <w:rFonts w:ascii="Times New Roman" w:hAnsi="Times New Roman" w:cs="Times New Roman"/>
+                <w:sz w:val="28"/>
+                <w:szCs w:val="28"/>
+              </w:rPr>
+            </w:pPr>
+            <w:r>
+              <w:rPr>
+                <w:rFonts w:ascii="Times New Roman" w:hAnsi="Times New Roman" w:cs="Times New Roman"/>
+                <w:sz w:val="28"/>
+                <w:szCs w:val="28"/>
+              </w:rPr>
+              <w:t>Точность падает при изменении температуры, токового профиля и химии</w:t>
+            </w:r>
+          </w:p>
+        </w:tc>
+        <w:tc>
+          <w:tcPr>
+            <w:tcW w:w="3209" w:type="dxa"/>
+          </w:tcPr>
+          <w:p>
+            <w:pPr>
+              <w:spacing w:line="360" w:lineRule="auto"/>
+              <w:jc w:val="both"/>
+              <w:rPr>
+                <w:rFonts w:ascii="Times New Roman" w:hAnsi="Times New Roman" w:cs="Times New Roman"/>
+                <w:sz w:val="28"/>
+                <w:szCs w:val="28"/>
+              </w:rPr>
+            </w:pPr>
+            <w:r>
+              <w:rPr>
+                <w:rFonts w:ascii="Times New Roman" w:hAnsi="Times New Roman" w:cs="Times New Roman"/>
+                <w:sz w:val="28"/>
+                <w:szCs w:val="28"/>
+              </w:rPr>
+              <w:t>Включение режимных и химически специфичных параметров</w:t>
+            </w:r>
+          </w:p>
+        </w:tc>
+      </w:tr>
+      <w:tr>
+        <w:tc>
+          <w:tcPr>
+            <w:tcW w:w="3209" w:type="dxa"/>
+          </w:tcPr>
+          <w:p>
+            <w:pPr>
+              <w:spacing w:line="360" w:lineRule="auto"/>
+              <w:jc w:val="both"/>
+              <w:rPr>
+                <w:rFonts w:ascii="Times New Roman" w:hAnsi="Times New Roman" w:cs="Times New Roman"/>
+                <w:sz w:val="28"/>
+                <w:szCs w:val="28"/>
+              </w:rPr>
+            </w:pPr>
+            <w:r>
+              <w:rPr>
+                <w:rFonts w:ascii="Times New Roman" w:hAnsi="Times New Roman" w:cs="Times New Roman"/>
+                <w:sz w:val="28"/>
+                <w:szCs w:val="28"/>
+              </w:rPr>
+              <w:t>Недостаточная ранняя чувствительность ёмкостных критериев</w:t>
+            </w:r>
+          </w:p>
+        </w:tc>
+        <w:tc>
+          <w:tcPr>
+            <w:tcW w:w="3209" w:type="dxa"/>
+          </w:tcPr>
+          <w:p>
+            <w:pPr>
+              <w:spacing w:line="360" w:lineRule="auto"/>
+              <w:jc w:val="both"/>
+              <w:rPr>
+                <w:rFonts w:ascii="Times New Roman" w:hAnsi="Times New Roman" w:cs="Times New Roman"/>
+                <w:sz w:val="28"/>
+                <w:szCs w:val="28"/>
+              </w:rPr>
+            </w:pPr>
+            <w:r>
+              <w:rPr>
+                <w:rFonts w:ascii="Times New Roman" w:hAnsi="Times New Roman" w:cs="Times New Roman"/>
+                <w:sz w:val="28"/>
+                <w:szCs w:val="28"/>
+              </w:rPr>
+              <w:t xml:space="preserve">Рост импеданса начинается раньше выраженного </w:t>
+            </w:r>
+            <w:proofErr w:type="spellStart"/>
+            <w:r>
+              <w:rPr>
+                <w:rFonts w:ascii="Times New Roman" w:hAnsi="Times New Roman" w:cs="Times New Roman"/>
+                <w:sz w:val="28"/>
+                <w:szCs w:val="28"/>
+              </w:rPr>
+              <w:t>capacity</w:t>
+            </w:r>
+            <w:proofErr w:type="spellEnd"/>
+            <w:r>
+              <w:rPr>
+                <w:rFonts w:ascii="Times New Roman" w:hAnsi="Times New Roman" w:cs="Times New Roman"/>
+                <w:sz w:val="28"/>
+                <w:szCs w:val="28"/>
+              </w:rPr>
+              <w:t xml:space="preserve"> fade</w:t>
+            </w:r>
+          </w:p>
+        </w:tc>
+        <w:tc>
+          <w:tcPr>
+            <w:tcW w:w="3209" w:type="dxa"/>
+          </w:tcPr>
+          <w:p>
+            <w:pPr>
+              <w:spacing w:line="360" w:lineRule="auto"/>
+              <w:jc w:val="both"/>
+              <w:rPr>
+                <w:rFonts w:ascii="Times New Roman" w:hAnsi="Times New Roman" w:cs="Times New Roman"/>
+                <w:sz w:val="28"/>
+                <w:szCs w:val="28"/>
+              </w:rPr>
+            </w:pPr>
+            <w:r>
+              <w:rPr>
+                <w:rFonts w:ascii="Times New Roman" w:hAnsi="Times New Roman" w:cs="Times New Roman"/>
+                <w:sz w:val="28"/>
+                <w:szCs w:val="28"/>
+              </w:rPr>
+              <w:t>Использование</w:t>
+            </w:r>
+            <w:r>
+              <w:rPr>
+                <w:rFonts w:ascii="Times New Roman" w:hAnsi="Times New Roman" w:cs="Times New Roman"/>
+                <w:sz w:val="28"/>
+                <w:szCs w:val="28"/>
+              </w:rPr>
+              <w:t xml:space="preserve"> </w:t>
+            </w:r>
+            <w:proofErr w:type="spellStart"/>
+            <w:r>
+              <w:rPr>
+                <w:rFonts w:ascii="Times New Roman" w:hAnsi="Times New Roman" w:cs="Times New Roman"/>
+                <w:i/>
+                <w:iCs/>
+                <w:sz w:val="28"/>
+                <w:szCs w:val="28"/>
+                <w:lang w:val="en-US"/>
+              </w:rPr>
+              <w:t>R</w:t>
+            </w:r>
+            <w:r>
+              <w:rPr>
+                <w:rFonts w:ascii="Times New Roman" w:hAnsi="Times New Roman" w:cs="Times New Roman"/>
+                <w:i/>
+                <w:iCs/>
+                <w:sz w:val="28"/>
+                <w:szCs w:val="28"/>
+                <w:vertAlign w:val="subscript"/>
+                <w:lang w:val="en-US"/>
+              </w:rPr>
+              <w:t>ct</w:t>
+            </w:r>
+            <w:proofErr w:type="spellEnd"/>
+            <w:r>
+              <w:rPr>
+                <w:rFonts w:ascii="Times New Roman" w:hAnsi="Times New Roman" w:cs="Times New Roman"/>
+                <w:sz w:val="28"/>
+                <w:szCs w:val="28"/>
+              </w:rPr>
+              <w:t xml:space="preserve">, </w:t>
+            </w:r>
+            <w:proofErr w:type="spellStart"/>
+            <w:r>
+              <w:rPr>
+                <w:rFonts w:ascii="Times New Roman" w:hAnsi="Times New Roman" w:cs="Times New Roman"/>
+                <w:i/>
+                <w:iCs/>
+                <w:sz w:val="28"/>
+                <w:szCs w:val="28"/>
+                <w:lang w:val="en-US"/>
+              </w:rPr>
+              <w:t>Z</w:t>
+            </w:r>
+            <w:r>
+              <w:rPr>
+                <w:rFonts w:ascii="Times New Roman" w:hAnsi="Times New Roman" w:cs="Times New Roman"/>
+                <w:i/>
+                <w:iCs/>
+                <w:sz w:val="28"/>
+                <w:szCs w:val="28"/>
+                <w:vertAlign w:val="subscript"/>
+                <w:lang w:val="en-US"/>
+              </w:rPr>
+              <w:t>diff</w:t>
+            </w:r>
+            <w:proofErr w:type="spellEnd"/>
+            <w:r>
+              <w:rPr>
+                <w:rFonts w:ascii="Times New Roman" w:hAnsi="Times New Roman" w:cs="Times New Roman"/>
+                <w:sz w:val="28"/>
+                <w:szCs w:val="28"/>
+              </w:rPr>
+              <w:t xml:space="preserve">, </w:t>
+            </w:r>
+            <w:r>
+              <w:rPr>
+                <w:rFonts w:ascii="Times New Roman" w:hAnsi="Times New Roman" w:cs="Times New Roman"/>
+                <w:i/>
+                <w:iCs/>
+                <w:sz w:val="28"/>
+                <w:szCs w:val="28"/>
+                <w:lang w:val="en-US"/>
+              </w:rPr>
+              <w:t>R</w:t>
+            </w:r>
+            <w:r>
+              <w:rPr>
+                <w:rFonts w:ascii="Times New Roman" w:hAnsi="Times New Roman" w:cs="Times New Roman"/>
+                <w:i/>
+                <w:iCs/>
+                <w:sz w:val="28"/>
+                <w:szCs w:val="28"/>
+                <w:vertAlign w:val="subscript"/>
+                <w:lang w:val="en-US"/>
+              </w:rPr>
+              <w:t>Ω</w:t>
+            </w:r>
+            <w:r>
+              <w:rPr>
+                <w:rFonts w:ascii="Times New Roman" w:hAnsi="Times New Roman" w:cs="Times New Roman"/>
+                <w:sz w:val="28"/>
+                <w:szCs w:val="28"/>
+              </w:rPr>
+              <w:t xml:space="preserve"> </w:t>
+            </w:r>
+            <w:r>
+              <w:rPr>
+                <w:rFonts w:ascii="Times New Roman" w:hAnsi="Times New Roman" w:cs="Times New Roman"/>
+                <w:sz w:val="28"/>
+                <w:szCs w:val="28"/>
+              </w:rPr>
+              <w:t>как ресурсных признаков</w:t>
+            </w:r>
+          </w:p>
+        </w:tc>
+      </w:tr>
+      <w:tr>
+        <w:tc>
+          <w:tcPr>
+            <w:tcW w:w="3209" w:type="dxa"/>
+          </w:tcPr>
+          <w:p>
+            <w:pPr>
+              <w:spacing w:line="360" w:lineRule="auto"/>
+              <w:jc w:val="both"/>
+              <w:rPr>
+                <w:rFonts w:ascii="Times New Roman" w:hAnsi="Times New Roman" w:cs="Times New Roman"/>
+                <w:sz w:val="28"/>
+                <w:szCs w:val="28"/>
+              </w:rPr>
+            </w:pPr>
+            <w:r>
+              <w:rPr>
+                <w:rFonts w:ascii="Times New Roman" w:hAnsi="Times New Roman" w:cs="Times New Roman"/>
+                <w:sz w:val="28"/>
+                <w:szCs w:val="28"/>
+              </w:rPr>
+              <w:t>Сложность применения классической EIS в BMS</w:t>
+            </w:r>
+          </w:p>
+        </w:tc>
+        <w:tc>
+          <w:tcPr>
+            <w:tcW w:w="3209" w:type="dxa"/>
+          </w:tcPr>
+          <w:p>
+            <w:pPr>
+              <w:spacing w:line="360" w:lineRule="auto"/>
+              <w:jc w:val="both"/>
+              <w:rPr>
+                <w:rFonts w:ascii="Times New Roman" w:hAnsi="Times New Roman" w:cs="Times New Roman"/>
+                <w:sz w:val="28"/>
+                <w:szCs w:val="28"/>
+              </w:rPr>
+            </w:pPr>
+            <w:r>
+              <w:rPr>
+                <w:rFonts w:ascii="Times New Roman" w:hAnsi="Times New Roman" w:cs="Times New Roman"/>
+                <w:sz w:val="28"/>
+                <w:szCs w:val="28"/>
+              </w:rPr>
+              <w:t>Полный спектр требует времени и специальных условий</w:t>
+            </w:r>
+          </w:p>
+        </w:tc>
+        <w:tc>
+          <w:tcPr>
+            <w:tcW w:w="3209" w:type="dxa"/>
+          </w:tcPr>
+          <w:p>
+            <w:pPr>
+              <w:spacing w:line="360" w:lineRule="auto"/>
+              <w:jc w:val="both"/>
+              <w:rPr>
+                <w:rFonts w:ascii="Times New Roman" w:hAnsi="Times New Roman" w:cs="Times New Roman"/>
+                <w:sz w:val="28"/>
+                <w:szCs w:val="28"/>
+              </w:rPr>
+            </w:pPr>
+            <w:r>
+              <w:rPr>
+                <w:rFonts w:ascii="Times New Roman" w:hAnsi="Times New Roman" w:cs="Times New Roman"/>
+                <w:sz w:val="28"/>
+                <w:szCs w:val="28"/>
+              </w:rPr>
+              <w:t>Разработка редуцированного частотного протокола и быстрого алгоритма</w:t>
+            </w:r>
+          </w:p>
+        </w:tc>
+      </w:tr>
+      <w:tr>
+        <w:tc>
+          <w:tcPr>
+            <w:tcW w:w="3209" w:type="dxa"/>
+          </w:tcPr>
+          <w:p>
+            <w:pPr>
+              <w:spacing w:line="360" w:lineRule="auto"/>
+              <w:jc w:val="both"/>
+              <w:rPr>
+                <w:rFonts w:ascii="Times New Roman" w:hAnsi="Times New Roman" w:cs="Times New Roman"/>
+                <w:sz w:val="28"/>
+                <w:szCs w:val="28"/>
+              </w:rPr>
+            </w:pPr>
+            <w:r>
+              <w:rPr>
+                <w:rFonts w:ascii="Times New Roman" w:hAnsi="Times New Roman" w:cs="Times New Roman"/>
+                <w:sz w:val="28"/>
+                <w:szCs w:val="28"/>
+              </w:rPr>
+              <w:t>Слабая унификация по химическим системам</w:t>
+            </w:r>
+          </w:p>
+        </w:tc>
+        <w:tc>
+          <w:tcPr>
+            <w:tcW w:w="3209" w:type="dxa"/>
+          </w:tcPr>
+          <w:p>
+            <w:pPr>
+              <w:spacing w:line="360" w:lineRule="auto"/>
+              <w:jc w:val="both"/>
+              <w:rPr>
+                <w:rFonts w:ascii="Times New Roman" w:hAnsi="Times New Roman" w:cs="Times New Roman"/>
+                <w:sz w:val="28"/>
+                <w:szCs w:val="28"/>
+              </w:rPr>
+            </w:pPr>
+            <w:r>
+              <w:rPr>
+                <w:rFonts w:ascii="Times New Roman" w:hAnsi="Times New Roman" w:cs="Times New Roman"/>
+                <w:sz w:val="28"/>
+                <w:szCs w:val="28"/>
+              </w:rPr>
+              <w:t>Большинство моделей валидировано на одной химии</w:t>
+            </w:r>
+          </w:p>
+        </w:tc>
+        <w:tc>
+          <w:tcPr>
+            <w:tcW w:w="3209" w:type="dxa"/>
+          </w:tcPr>
+          <w:p>
+            <w:pPr>
+              <w:spacing w:line="360" w:lineRule="auto"/>
+              <w:jc w:val="both"/>
+              <w:rPr>
+                <w:rFonts w:ascii="Times New Roman" w:hAnsi="Times New Roman" w:cs="Times New Roman"/>
+                <w:sz w:val="28"/>
+                <w:szCs w:val="28"/>
+              </w:rPr>
+            </w:pPr>
+            <w:r>
+              <w:rPr>
+                <w:rFonts w:ascii="Times New Roman" w:hAnsi="Times New Roman" w:cs="Times New Roman"/>
+                <w:sz w:val="28"/>
+                <w:szCs w:val="28"/>
+              </w:rPr>
+              <w:t>Формирование адаптивной, но общей структуры модели</w:t>
+            </w:r>
+          </w:p>
+        </w:tc>
+      </w:tr>
+    </w:tbl>
+    <w:p>
+      <w:pPr>
+        <w:spacing w:line="360" w:lineRule="auto"/>
+        <w:ind w:firstLine="709"/>
+        <w:jc w:val="both"/>
+        <w:rPr>
+          <w:rFonts w:ascii="Times New Roman" w:hAnsi="Times New Roman" w:cs="Times New Roman"/>
+          <w:sz w:val="28"/>
+          <w:szCs w:val="28"/>
+        </w:rPr>
+      </w:pPr>
+    </w:p>
+    <w:p>
+      <w:pPr>
+        <w:spacing w:line="360" w:lineRule="auto"/>
+        <w:ind w:firstLine="709"/>
+        <w:jc w:val="both"/>
+        <w:rPr>
+          <w:rFonts w:ascii="Times New Roman" w:hAnsi="Times New Roman" w:cs="Times New Roman"/>
+          <w:sz w:val="28"/>
+          <w:szCs w:val="28"/>
+        </w:rPr>
+      </w:pPr>
+      <w:r>
+        <w:rPr>
+          <w:rFonts w:ascii="Times New Roman" w:hAnsi="Times New Roman" w:cs="Times New Roman"/>
+          <w:sz w:val="28"/>
+          <w:szCs w:val="28"/>
+        </w:rPr>
+        <w:t>Таблица показывает, что исследовательская задача не сводится к улучшению одного алгоритма аппроксимации. Требуется построение</w:t>
+      </w:r>
+      <w:r>
+        <w:rPr>
+          <w:rFonts w:ascii="Times New Roman" w:hAnsi="Times New Roman" w:cs="Times New Roman"/>
+          <w:sz w:val="28"/>
+          <w:szCs w:val="28"/>
+        </w:rPr>
+        <w:t xml:space="preserve"> </w:t>
+      </w:r>
+      <w:r>
+        <w:rPr>
+          <w:rFonts w:ascii="Times New Roman" w:hAnsi="Times New Roman" w:cs="Times New Roman"/>
+          <w:sz w:val="28"/>
+          <w:szCs w:val="28"/>
+        </w:rPr>
+        <w:t xml:space="preserve">целостной концепции, в которой физически интерпретируемые импедансные признаки используются как база для </w:t>
+      </w:r>
+      <w:proofErr w:type="spellStart"/>
+      <w:r>
+        <w:rPr>
+          <w:rFonts w:ascii="Times New Roman" w:hAnsi="Times New Roman" w:cs="Times New Roman"/>
+          <w:sz w:val="28"/>
+          <w:szCs w:val="28"/>
+        </w:rPr>
+        <w:t>online</w:t>
+      </w:r>
+      <w:proofErr w:type="spellEnd"/>
+      <w:r>
+        <w:rPr>
+          <w:rFonts w:ascii="Times New Roman" w:hAnsi="Times New Roman" w:cs="Times New Roman"/>
+          <w:sz w:val="28"/>
+          <w:szCs w:val="28"/>
+        </w:rPr>
+        <w:t xml:space="preserve">- или </w:t>
+      </w:r>
+      <w:proofErr w:type="spellStart"/>
+      <w:r>
+        <w:rPr>
+          <w:rFonts w:ascii="Times New Roman" w:hAnsi="Times New Roman" w:cs="Times New Roman"/>
+          <w:sz w:val="28"/>
+          <w:szCs w:val="28"/>
+        </w:rPr>
+        <w:t>nea</w:t>
+      </w:r>
+      <w:proofErr w:type="spellEnd"/>
+      <w:r>
+        <w:rPr>
+          <w:rFonts w:ascii="Times New Roman" w:hAnsi="Times New Roman" w:cs="Times New Roman"/>
+          <w:sz w:val="28"/>
+          <w:szCs w:val="28"/>
+          <w:lang w:val="en-US"/>
+        </w:rPr>
+        <w:t>r</w:t>
+      </w:r>
+      <w:r>
+        <w:rPr>
+          <w:rFonts w:ascii="Times New Roman" w:hAnsi="Times New Roman" w:cs="Times New Roman"/>
+          <w:sz w:val="28"/>
+          <w:szCs w:val="28"/>
+        </w:rPr>
+        <w:t>-</w:t>
+      </w:r>
+      <w:r>
+        <w:rPr>
+          <w:rFonts w:ascii="Times New Roman" w:hAnsi="Times New Roman" w:cs="Times New Roman"/>
+          <w:sz w:val="28"/>
+          <w:szCs w:val="28"/>
+          <w:lang w:val="en-US"/>
+        </w:rPr>
+        <w:t>online</w:t>
+      </w:r>
+      <w:r>
+        <w:rPr>
+          <w:rFonts w:ascii="Times New Roman" w:hAnsi="Times New Roman" w:cs="Times New Roman"/>
+          <w:sz w:val="28"/>
+          <w:szCs w:val="28"/>
+        </w:rPr>
+        <w:t>-диагностики и прогноза ресурса.</w:t>
+      </w:r>
+    </w:p>
+    <w:p>
+      <w:pPr>
+        <w:spacing w:line="360" w:lineRule="auto"/>
+        <w:ind w:firstLine="709"/>
+        <w:jc w:val="both"/>
+        <w:rPr>
+          <w:rFonts w:ascii="Times New Roman" w:hAnsi="Times New Roman" w:cs="Times New Roman"/>
+          <w:sz w:val="28"/>
+          <w:szCs w:val="28"/>
+          <w:lang w:val="en-US"/>
+        </w:rPr>
+      </w:pPr>
+    </w:p>
+    <w:p>
+      <w:pPr>
+        <w:spacing w:line="360" w:lineRule="auto"/>
+        <w:ind w:firstLine="709"/>
+        <w:jc w:val="both"/>
+        <w:rPr>
+          <w:rFonts w:ascii="Times New Roman" w:hAnsi="Times New Roman" w:cs="Times New Roman"/>
+          <w:b/>
+          <w:bCs/>
+          <w:sz w:val="28"/>
+          <w:szCs w:val="28"/>
+        </w:rPr>
+      </w:pPr>
+      <w:r>
+        <w:rPr>
+          <w:rFonts w:ascii="Times New Roman" w:hAnsi="Times New Roman" w:cs="Times New Roman"/>
+          <w:b/>
+          <w:bCs/>
+          <w:sz w:val="28"/>
+          <w:szCs w:val="28"/>
+        </w:rPr>
+        <w:lastRenderedPageBreak/>
+        <w:t>1.6.2 Формализация научной гипотезы в терминах главы 1</w:t>
+      </w:r>
+    </w:p>
+    <w:p>
+      <w:pPr>
+        <w:spacing w:line="360" w:lineRule="auto"/>
+        <w:ind w:firstLine="709"/>
+        <w:jc w:val="both"/>
+        <w:rPr>
+          <w:rFonts w:ascii="Times New Roman" w:hAnsi="Times New Roman" w:cs="Times New Roman"/>
+          <w:sz w:val="28"/>
+          <w:szCs w:val="28"/>
+          <w:lang w:val="en-US"/>
+        </w:rPr>
+      </w:pPr>
+    </w:p>
+    <w:p>
+      <w:pPr>
+        <w:spacing w:line="360" w:lineRule="auto"/>
+        <w:ind w:firstLine="709"/>
+        <w:jc w:val="both"/>
+        <w:rPr>
+          <w:rFonts w:ascii="Times New Roman" w:hAnsi="Times New Roman" w:cs="Times New Roman"/>
+          <w:sz w:val="28"/>
+          <w:szCs w:val="28"/>
+          <w:lang w:val="en-US"/>
+        </w:rPr>
+      </w:pPr>
+      <w:r>
+        <w:rPr>
+          <w:rFonts w:ascii="Times New Roman" w:hAnsi="Times New Roman" w:cs="Times New Roman"/>
+          <w:sz w:val="28"/>
+          <w:szCs w:val="28"/>
+        </w:rPr>
+        <w:t xml:space="preserve">По результатам выполненного анализа может быть сформулирована следующая научная гипотеза: параметры комплексного импеданса тяговой аккумуляторной батареи содержат достаточную информацию для восстановления текущего </w:t>
+      </w:r>
+      <w:proofErr w:type="spellStart"/>
+      <w:r>
+        <w:rPr>
+          <w:rFonts w:ascii="Times New Roman" w:hAnsi="Times New Roman" w:cs="Times New Roman"/>
+          <w:sz w:val="28"/>
+          <w:szCs w:val="28"/>
+        </w:rPr>
+        <w:t>деградационного</w:t>
+      </w:r>
+      <w:proofErr w:type="spellEnd"/>
+      <w:r>
+        <w:rPr>
+          <w:rFonts w:ascii="Times New Roman" w:hAnsi="Times New Roman" w:cs="Times New Roman"/>
+          <w:sz w:val="28"/>
+          <w:szCs w:val="28"/>
+        </w:rPr>
+        <w:t xml:space="preserve"> состояния и прогнозирования остаточного ресурса в условиях нестационарной эксплуатации, если модель учитывает температурные, нагрузочные и химически-специфичные особенности аккумуляторной системы.</w:t>
+      </w:r>
+    </w:p>
+    <w:p>
+      <w:pPr>
+        <w:spacing w:line="360" w:lineRule="auto"/>
+        <w:ind w:firstLine="709"/>
+        <w:jc w:val="both"/>
+        <w:rPr>
+          <w:rFonts w:ascii="Times New Roman" w:hAnsi="Times New Roman" w:cs="Times New Roman"/>
+          <w:sz w:val="28"/>
+          <w:szCs w:val="28"/>
+          <w:lang w:val="en-US"/>
+        </w:rPr>
+      </w:pPr>
+      <w:r>
+        <w:rPr>
+          <w:rFonts w:ascii="Times New Roman" w:hAnsi="Times New Roman" w:cs="Times New Roman"/>
+          <w:sz w:val="28"/>
+          <w:szCs w:val="28"/>
+        </w:rPr>
+        <w:t>В математической форме это означает существование отображений</w:t>
+      </w:r>
+    </w:p>
+    <w:p>
+      <w:pPr>
+        <w:spacing w:line="360" w:lineRule="auto"/>
+        <w:ind w:firstLine="709"/>
+        <w:jc w:val="both"/>
+        <w:rPr>
+          <w:rFonts w:ascii="Times New Roman" w:hAnsi="Times New Roman" w:cs="Times New Roman"/>
+          <w:sz w:val="28"/>
+          <w:szCs w:val="28"/>
+          <w:lang w:val="en-US"/>
+        </w:rPr>
+      </w:pPr>
+    </w:p>
+    <w:p>
+      <w:pPr>
+        <w:spacing w:line="360" w:lineRule="auto"/>
+        <w:ind w:firstLine="709"/>
+        <w:jc w:val="both"/>
+        <w:rPr>
+          <w:rFonts w:ascii="Times New Roman" w:hAnsi="Times New Roman" w:cs="Times New Roman"/>
+          <w:sz w:val="28"/>
+          <w:szCs w:val="28"/>
+        </w:rPr>
+      </w:pPr>
+      <w:r>
+        <w:rPr>
+          <w:rFonts w:ascii="Times New Roman" w:hAnsi="Times New Roman" w:cs="Times New Roman"/>
+          <w:position w:val="-14"/>
+          <w:sz w:val="28"/>
+          <w:szCs w:val="28"/>
+          <w:lang w:val="en-US"/>
+        </w:rPr>
+        <w:object w:dxaOrig="3760" w:dyaOrig="400" w14:anchorId="0D296E56">
+          <v:shape id="_x0000_i1095" type="#_x0000_t75" style="width:188.15pt;height:19.7pt" o:ole="">
+            <v:imagedata r:id="rId143" o:title=""/>
+          </v:shape>
+          <o:OLEObject Type="Embed" ProgID="Equation.DSMT4" ShapeID="_x0000_i1095" DrawAspect="Content" ObjectID="_1835857074" r:id="rId144"/>
+        </w:object>
+      </w:r>
+      <w:r>
+        <w:rPr>
+          <w:rFonts w:ascii="Times New Roman" w:hAnsi="Times New Roman" w:cs="Times New Roman"/>
+          <w:sz w:val="28"/>
+          <w:szCs w:val="28"/>
+        </w:rPr>
+        <w:t>,</w:t>
+      </w:r>
+    </w:p>
+    <w:p>
+      <w:pPr>
+        <w:spacing w:line="360" w:lineRule="auto"/>
+        <w:ind w:firstLine="709"/>
+        <w:jc w:val="both"/>
+        <w:rPr>
+          <w:rFonts w:ascii="Times New Roman" w:hAnsi="Times New Roman" w:cs="Times New Roman"/>
+          <w:sz w:val="28"/>
+          <w:szCs w:val="28"/>
+        </w:rPr>
+      </w:pPr>
+      <w:r>
+        <w:rPr>
+          <w:rFonts w:ascii="Times New Roman" w:hAnsi="Times New Roman" w:cs="Times New Roman"/>
+          <w:position w:val="-28"/>
+          <w:sz w:val="28"/>
+          <w:szCs w:val="28"/>
+          <w:lang w:val="en-US"/>
+        </w:rPr>
+        <w:object w:dxaOrig="2960" w:dyaOrig="680" w14:anchorId="2E2C4D19">
+          <v:shape id="_x0000_i1098" type="#_x0000_t75" style="width:148.1pt;height:33.95pt" o:ole="">
+            <v:imagedata r:id="rId145" o:title=""/>
+          </v:shape>
+          <o:OLEObject Type="Embed" ProgID="Equation.DSMT4" ShapeID="_x0000_i1098" DrawAspect="Content" ObjectID="_1835857075" r:id="rId146"/>
+        </w:object>
+      </w:r>
+      <w:r>
+        <w:rPr>
+          <w:rFonts w:ascii="Times New Roman" w:hAnsi="Times New Roman" w:cs="Times New Roman"/>
+          <w:sz w:val="28"/>
+          <w:szCs w:val="28"/>
+        </w:rPr>
+        <w:t>.</w:t>
+      </w:r>
+    </w:p>
+    <w:p>
+      <w:pPr>
+        <w:spacing w:line="360" w:lineRule="auto"/>
+        <w:ind w:firstLine="709"/>
+        <w:jc w:val="both"/>
+        <w:rPr>
+          <w:rFonts w:ascii="Times New Roman" w:hAnsi="Times New Roman" w:cs="Times New Roman"/>
+          <w:sz w:val="28"/>
+          <w:szCs w:val="28"/>
+        </w:rPr>
+      </w:pPr>
+      <w:r>
+        <w:rPr>
+          <w:rFonts w:ascii="Times New Roman" w:hAnsi="Times New Roman" w:cs="Times New Roman"/>
+          <w:sz w:val="28"/>
+          <w:szCs w:val="28"/>
+        </w:rPr>
+        <w:t>Первая функция соответствует диагностическому уровню, вторая — прогностическому. Их совместное использование задаёт основу будущей диссертационной модели.</w:t>
+      </w:r>
+    </w:p>
+    <w:p>
+      <w:pPr>
+        <w:spacing w:line="360" w:lineRule="auto"/>
+        <w:ind w:firstLine="709"/>
+        <w:jc w:val="both"/>
+        <w:rPr>
+          <w:rFonts w:ascii="Times New Roman" w:hAnsi="Times New Roman" w:cs="Times New Roman"/>
+          <w:sz w:val="28"/>
+          <w:szCs w:val="28"/>
+        </w:rPr>
+      </w:pPr>
+    </w:p>
+    <w:p>
+      <w:pPr>
+        <w:spacing w:line="360" w:lineRule="auto"/>
+        <w:ind w:firstLine="709"/>
+        <w:jc w:val="both"/>
+        <w:rPr>
+          <w:rFonts w:ascii="Times New Roman" w:hAnsi="Times New Roman" w:cs="Times New Roman"/>
+          <w:b/>
+          <w:bCs/>
+          <w:sz w:val="28"/>
+          <w:szCs w:val="28"/>
+        </w:rPr>
+      </w:pPr>
+      <w:r>
+        <w:rPr>
+          <w:rFonts w:ascii="Times New Roman" w:hAnsi="Times New Roman" w:cs="Times New Roman"/>
+          <w:b/>
+          <w:bCs/>
+          <w:sz w:val="28"/>
+          <w:szCs w:val="28"/>
+        </w:rPr>
+        <w:t>1.6.3 Постановка задач исследования</w:t>
+      </w:r>
+    </w:p>
+    <w:p>
+      <w:pPr>
+        <w:spacing w:line="360" w:lineRule="auto"/>
+        <w:ind w:firstLine="709"/>
+        <w:jc w:val="both"/>
+        <w:rPr>
+          <w:rFonts w:ascii="Times New Roman" w:hAnsi="Times New Roman" w:cs="Times New Roman"/>
+          <w:sz w:val="28"/>
+          <w:szCs w:val="28"/>
+        </w:rPr>
+      </w:pPr>
+    </w:p>
+    <w:p>
+      <w:pPr>
+        <w:spacing w:line="360" w:lineRule="auto"/>
+        <w:ind w:firstLine="709"/>
+        <w:jc w:val="both"/>
+        <w:rPr>
+          <w:rFonts w:ascii="Times New Roman" w:hAnsi="Times New Roman" w:cs="Times New Roman"/>
+          <w:sz w:val="28"/>
+          <w:szCs w:val="28"/>
+        </w:rPr>
+      </w:pPr>
+      <w:r>
+        <w:rPr>
+          <w:rFonts w:ascii="Times New Roman" w:hAnsi="Times New Roman" w:cs="Times New Roman"/>
+          <w:sz w:val="28"/>
+          <w:szCs w:val="28"/>
+        </w:rPr>
+        <w:t>В рамках выявленного научного разрыва должны быть решены следующие задачи.</w:t>
+      </w:r>
+    </w:p>
+    <w:p>
+      <w:pPr>
+        <w:spacing w:line="360" w:lineRule="auto"/>
+        <w:ind w:firstLine="709"/>
+        <w:jc w:val="both"/>
+        <w:rPr>
+          <w:rFonts w:ascii="Times New Roman" w:hAnsi="Times New Roman" w:cs="Times New Roman"/>
+          <w:sz w:val="28"/>
+          <w:szCs w:val="28"/>
+        </w:rPr>
+      </w:pPr>
+      <w:r>
+        <w:rPr>
+          <w:rFonts w:ascii="Times New Roman" w:hAnsi="Times New Roman" w:cs="Times New Roman"/>
+          <w:sz w:val="28"/>
+          <w:szCs w:val="28"/>
+        </w:rPr>
+        <w:t xml:space="preserve">1. </w:t>
+      </w:r>
+      <w:r>
+        <w:rPr>
+          <w:rFonts w:ascii="Times New Roman" w:hAnsi="Times New Roman" w:cs="Times New Roman"/>
+          <w:sz w:val="28"/>
+          <w:szCs w:val="28"/>
+        </w:rPr>
+        <w:t xml:space="preserve">Разработать физико-математическую модель комплексного импеданса тяговой аккумуляторной батареи, учитывающую омическую, </w:t>
+      </w:r>
+      <w:proofErr w:type="spellStart"/>
+      <w:r>
+        <w:rPr>
+          <w:rFonts w:ascii="Times New Roman" w:hAnsi="Times New Roman" w:cs="Times New Roman"/>
+          <w:sz w:val="28"/>
+          <w:szCs w:val="28"/>
+        </w:rPr>
+        <w:t>зарядопереносную</w:t>
+      </w:r>
+      <w:proofErr w:type="spellEnd"/>
+      <w:r>
+        <w:rPr>
+          <w:rFonts w:ascii="Times New Roman" w:hAnsi="Times New Roman" w:cs="Times New Roman"/>
+          <w:sz w:val="28"/>
+          <w:szCs w:val="28"/>
+        </w:rPr>
+        <w:t xml:space="preserve"> и диффузионную составляющие, а также влияние температуры, состояния заряда и химической системы.</w:t>
+      </w:r>
+    </w:p>
+    <w:p>
+      <w:pPr>
+        <w:spacing w:line="360" w:lineRule="auto"/>
+        <w:ind w:left="1134" w:hanging="425"/>
+        <w:jc w:val="both"/>
+        <w:rPr>
+          <w:rFonts w:ascii="Times New Roman" w:hAnsi="Times New Roman" w:cs="Times New Roman"/>
+          <w:sz w:val="28"/>
+          <w:szCs w:val="28"/>
+          <w:lang w:val="en-US"/>
+        </w:rPr>
+      </w:pPr>
+      <w:r>
+        <w:rPr>
+          <w:rFonts w:ascii="Times New Roman" w:hAnsi="Times New Roman" w:cs="Times New Roman"/>
+          <w:sz w:val="28"/>
+          <w:szCs w:val="28"/>
+        </w:rPr>
+        <w:lastRenderedPageBreak/>
+        <w:t xml:space="preserve">2. </w:t>
+      </w:r>
+      <w:r>
+        <w:rPr>
+          <w:rFonts w:ascii="Times New Roman" w:hAnsi="Times New Roman" w:cs="Times New Roman"/>
+          <w:sz w:val="28"/>
+          <w:szCs w:val="28"/>
+        </w:rPr>
+        <w:t>Установить количественные зависимости между параметрами импедансной модели и показателями технического состояния батареи, прежде всего между</w:t>
+      </w:r>
+      <w:r>
+        <w:rPr>
+          <w:rFonts w:ascii="Times New Roman" w:hAnsi="Times New Roman" w:cs="Times New Roman"/>
+          <w:sz w:val="28"/>
+          <w:szCs w:val="28"/>
+        </w:rPr>
+        <w:t xml:space="preserve"> </w:t>
+      </w:r>
+      <w:proofErr w:type="spellStart"/>
+      <w:r>
+        <w:rPr>
+          <w:rFonts w:ascii="Times New Roman" w:hAnsi="Times New Roman" w:cs="Times New Roman"/>
+          <w:i/>
+          <w:iCs/>
+          <w:sz w:val="28"/>
+          <w:szCs w:val="28"/>
+          <w:lang w:val="en-US"/>
+        </w:rPr>
+        <w:t>R</w:t>
+      </w:r>
+      <w:r>
+        <w:rPr>
+          <w:rFonts w:ascii="Times New Roman" w:hAnsi="Times New Roman" w:cs="Times New Roman"/>
+          <w:i/>
+          <w:iCs/>
+          <w:sz w:val="28"/>
+          <w:szCs w:val="28"/>
+          <w:vertAlign w:val="subscript"/>
+          <w:lang w:val="en-US"/>
+        </w:rPr>
+        <w:t>ct</w:t>
+      </w:r>
+      <w:proofErr w:type="spellEnd"/>
+      <w:r>
+        <w:rPr>
+          <w:rFonts w:ascii="Times New Roman" w:hAnsi="Times New Roman" w:cs="Times New Roman"/>
+          <w:sz w:val="28"/>
+          <w:szCs w:val="28"/>
+        </w:rPr>
+        <w:t xml:space="preserve">, </w:t>
+      </w:r>
+      <w:proofErr w:type="spellStart"/>
+      <w:r>
+        <w:rPr>
+          <w:rFonts w:ascii="Times New Roman" w:hAnsi="Times New Roman" w:cs="Times New Roman"/>
+          <w:i/>
+          <w:iCs/>
+          <w:sz w:val="28"/>
+          <w:szCs w:val="28"/>
+          <w:lang w:val="en-US"/>
+        </w:rPr>
+        <w:t>Z</w:t>
+      </w:r>
+      <w:r>
+        <w:rPr>
+          <w:rFonts w:ascii="Times New Roman" w:hAnsi="Times New Roman" w:cs="Times New Roman"/>
+          <w:i/>
+          <w:iCs/>
+          <w:sz w:val="28"/>
+          <w:szCs w:val="28"/>
+          <w:vertAlign w:val="subscript"/>
+          <w:lang w:val="en-US"/>
+        </w:rPr>
+        <w:t>diff</w:t>
+      </w:r>
+      <w:proofErr w:type="spellEnd"/>
+      <w:r>
+        <w:rPr>
+          <w:rFonts w:ascii="Times New Roman" w:hAnsi="Times New Roman" w:cs="Times New Roman"/>
+          <w:sz w:val="28"/>
+          <w:szCs w:val="28"/>
+        </w:rPr>
+        <w:t xml:space="preserve"> </w:t>
+      </w:r>
+      <w:r>
+        <w:rPr>
+          <w:rFonts w:ascii="Times New Roman" w:hAnsi="Times New Roman" w:cs="Times New Roman"/>
+          <w:sz w:val="28"/>
+          <w:szCs w:val="28"/>
+        </w:rPr>
+        <w:t>и</w:t>
+      </w:r>
+      <w:r>
+        <w:rPr>
+          <w:rFonts w:ascii="Times New Roman" w:hAnsi="Times New Roman" w:cs="Times New Roman"/>
+          <w:sz w:val="28"/>
+          <w:szCs w:val="28"/>
+        </w:rPr>
+        <w:t xml:space="preserve"> </w:t>
+      </w:r>
+      <w:r>
+        <w:rPr>
+          <w:rFonts w:ascii="Times New Roman" w:hAnsi="Times New Roman" w:cs="Times New Roman"/>
+          <w:i/>
+          <w:iCs/>
+          <w:sz w:val="28"/>
+          <w:szCs w:val="28"/>
+          <w:lang w:val="en-US"/>
+        </w:rPr>
+        <w:t>SOH</w:t>
+      </w:r>
+      <w:r>
+        <w:rPr>
+          <w:rFonts w:ascii="Times New Roman" w:hAnsi="Times New Roman" w:cs="Times New Roman"/>
+          <w:sz w:val="28"/>
+          <w:szCs w:val="28"/>
+        </w:rPr>
+        <w:t>.</w:t>
+      </w:r>
+    </w:p>
+    <w:p>
+      <w:pPr>
+        <w:spacing w:line="360" w:lineRule="auto"/>
+        <w:ind w:left="1134" w:hanging="425"/>
+        <w:jc w:val="both"/>
+        <w:rPr>
+          <w:rFonts w:ascii="Times New Roman" w:hAnsi="Times New Roman" w:cs="Times New Roman"/>
+          <w:sz w:val="28"/>
+          <w:szCs w:val="28"/>
+        </w:rPr>
+      </w:pPr>
+      <w:r>
+        <w:rPr>
+          <w:rFonts w:ascii="Times New Roman" w:hAnsi="Times New Roman" w:cs="Times New Roman"/>
+          <w:sz w:val="28"/>
+          <w:szCs w:val="28"/>
+        </w:rPr>
+        <w:t>3</w:t>
+      </w:r>
+      <w:r>
+        <w:rPr>
+          <w:rFonts w:ascii="Times New Roman" w:hAnsi="Times New Roman" w:cs="Times New Roman"/>
+          <w:sz w:val="28"/>
+          <w:szCs w:val="28"/>
+        </w:rPr>
+        <w:t xml:space="preserve">. </w:t>
+      </w:r>
+      <w:r>
+        <w:rPr>
+          <w:rFonts w:ascii="Times New Roman" w:hAnsi="Times New Roman" w:cs="Times New Roman"/>
+          <w:sz w:val="28"/>
+          <w:szCs w:val="28"/>
+        </w:rPr>
+        <w:t xml:space="preserve">Построить модель </w:t>
+      </w:r>
+      <w:proofErr w:type="spellStart"/>
+      <w:r>
+        <w:rPr>
+          <w:rFonts w:ascii="Times New Roman" w:hAnsi="Times New Roman" w:cs="Times New Roman"/>
+          <w:sz w:val="28"/>
+          <w:szCs w:val="28"/>
+        </w:rPr>
+        <w:t>деградационной</w:t>
+      </w:r>
+      <w:proofErr w:type="spellEnd"/>
+      <w:r>
+        <w:rPr>
+          <w:rFonts w:ascii="Times New Roman" w:hAnsi="Times New Roman" w:cs="Times New Roman"/>
+          <w:sz w:val="28"/>
+          <w:szCs w:val="28"/>
+        </w:rPr>
+        <w:t xml:space="preserve"> динамики, связывающую скорость изменения импедансных параметров с режимом эксплуатации, температурой и типом аккумулятора.</w:t>
+      </w:r>
+    </w:p>
+    <w:p>
+      <w:pPr>
+        <w:spacing w:line="360" w:lineRule="auto"/>
+        <w:ind w:left="1134" w:hanging="425"/>
+        <w:jc w:val="both"/>
+        <w:rPr>
+          <w:rFonts w:ascii="Times New Roman" w:hAnsi="Times New Roman" w:cs="Times New Roman"/>
+          <w:sz w:val="28"/>
+          <w:szCs w:val="28"/>
+        </w:rPr>
+      </w:pPr>
+      <w:r>
+        <w:rPr>
+          <w:rFonts w:ascii="Times New Roman" w:hAnsi="Times New Roman" w:cs="Times New Roman"/>
+          <w:sz w:val="28"/>
+          <w:szCs w:val="28"/>
+        </w:rPr>
+        <w:t xml:space="preserve">4. </w:t>
+      </w:r>
+      <w:r>
+        <w:rPr>
+          <w:rFonts w:ascii="Times New Roman" w:hAnsi="Times New Roman" w:cs="Times New Roman"/>
+          <w:sz w:val="28"/>
+          <w:szCs w:val="28"/>
+        </w:rPr>
+        <w:t>Разработать метод прогнозирования остаточного ресурса по импедансным признакам, включая линейно-локальные и нелинейные формы прогностических уравнений.</w:t>
+      </w:r>
+    </w:p>
+    <w:p>
+      <w:pPr>
+        <w:spacing w:line="360" w:lineRule="auto"/>
+        <w:ind w:left="1134" w:hanging="425"/>
+        <w:jc w:val="both"/>
+        <w:rPr>
+          <w:rFonts w:ascii="Times New Roman" w:hAnsi="Times New Roman" w:cs="Times New Roman"/>
+          <w:sz w:val="28"/>
+          <w:szCs w:val="28"/>
+        </w:rPr>
+      </w:pPr>
+      <w:r>
+        <w:rPr>
+          <w:rFonts w:ascii="Times New Roman" w:hAnsi="Times New Roman" w:cs="Times New Roman"/>
+          <w:sz w:val="28"/>
+          <w:szCs w:val="28"/>
+        </w:rPr>
+        <w:t xml:space="preserve">5. </w:t>
+      </w:r>
+      <w:r>
+        <w:rPr>
+          <w:rFonts w:ascii="Times New Roman" w:hAnsi="Times New Roman" w:cs="Times New Roman"/>
+          <w:sz w:val="28"/>
+          <w:szCs w:val="28"/>
+        </w:rPr>
+        <w:t>Сформировать сокращённый частотный протокол измерения, пригодный для экспресс-диагностики и последующей интеграции в контур BMS.</w:t>
+      </w:r>
+    </w:p>
+    <w:p>
+      <w:pPr>
+        <w:spacing w:line="360" w:lineRule="auto"/>
+        <w:ind w:left="1134" w:hanging="425"/>
+        <w:jc w:val="both"/>
+        <w:rPr>
+          <w:rFonts w:ascii="Times New Roman" w:hAnsi="Times New Roman" w:cs="Times New Roman"/>
+          <w:sz w:val="28"/>
+          <w:szCs w:val="28"/>
+        </w:rPr>
+      </w:pPr>
+      <w:r>
+        <w:rPr>
+          <w:rFonts w:ascii="Times New Roman" w:hAnsi="Times New Roman" w:cs="Times New Roman"/>
+          <w:sz w:val="28"/>
+          <w:szCs w:val="28"/>
+        </w:rPr>
+        <w:t xml:space="preserve">6. </w:t>
+      </w:r>
+      <w:r>
+        <w:rPr>
+          <w:rFonts w:ascii="Times New Roman" w:hAnsi="Times New Roman" w:cs="Times New Roman"/>
+          <w:sz w:val="28"/>
+          <w:szCs w:val="28"/>
+        </w:rPr>
+        <w:t>Провести экспериментальную верификацию разработанных положений на опытной серии NMC, LFP, LTO и Na-</w:t>
+      </w:r>
+      <w:proofErr w:type="spellStart"/>
+      <w:r>
+        <w:rPr>
+          <w:rFonts w:ascii="Times New Roman" w:hAnsi="Times New Roman" w:cs="Times New Roman"/>
+          <w:sz w:val="28"/>
+          <w:szCs w:val="28"/>
+        </w:rPr>
+        <w:t>ion</w:t>
+      </w:r>
+      <w:proofErr w:type="spellEnd"/>
+      <w:r>
+        <w:rPr>
+          <w:rFonts w:ascii="Times New Roman" w:hAnsi="Times New Roman" w:cs="Times New Roman"/>
+          <w:sz w:val="28"/>
+          <w:szCs w:val="28"/>
+        </w:rPr>
+        <w:t xml:space="preserve"> батарей.</w:t>
+      </w:r>
+    </w:p>
+    <w:p>
+      <w:pPr>
+        <w:spacing w:line="360" w:lineRule="auto"/>
+        <w:ind w:firstLine="709"/>
+        <w:jc w:val="both"/>
+        <w:rPr>
+          <w:rFonts w:ascii="Times New Roman" w:hAnsi="Times New Roman" w:cs="Times New Roman"/>
+          <w:sz w:val="28"/>
+          <w:szCs w:val="28"/>
+        </w:rPr>
+      </w:pPr>
+      <w:r>
+        <w:rPr>
+          <w:rFonts w:ascii="Times New Roman" w:hAnsi="Times New Roman" w:cs="Times New Roman"/>
+          <w:sz w:val="28"/>
+          <w:szCs w:val="28"/>
+        </w:rPr>
+        <w:t>Логика постановки задач исследования может быть представлена как последовательная цепочка перехода от измерения импеданса к</w:t>
+      </w:r>
+      <w:r>
+        <w:rPr>
+          <w:rFonts w:ascii="Times New Roman" w:hAnsi="Times New Roman" w:cs="Times New Roman"/>
+          <w:sz w:val="28"/>
+          <w:szCs w:val="28"/>
+        </w:rPr>
+        <w:t xml:space="preserve"> </w:t>
+      </w:r>
+      <w:r>
+        <w:rPr>
+          <w:rFonts w:ascii="Times New Roman" w:hAnsi="Times New Roman" w:cs="Times New Roman"/>
+          <w:sz w:val="28"/>
+          <w:szCs w:val="28"/>
+        </w:rPr>
+        <w:t>идентификации параметров, диагностике состояния, оценке скорости деградации и прогнозу остаточного ресурса.</w:t>
+      </w:r>
+    </w:p>
+    <w:p>
+      <w:pPr>
+        <w:spacing w:line="360" w:lineRule="auto"/>
+        <w:ind w:firstLine="709"/>
+        <w:jc w:val="both"/>
+        <w:rPr>
+          <w:rFonts w:ascii="Times New Roman" w:hAnsi="Times New Roman" w:cs="Times New Roman"/>
+          <w:sz w:val="28"/>
+          <w:szCs w:val="28"/>
+        </w:rPr>
+      </w:pPr>
+    </w:p>
+    <w:p>
+      <w:pPr>
+        <w:spacing w:line="360" w:lineRule="auto"/>
+        <w:ind w:firstLine="709"/>
+        <w:jc w:val="both"/>
+        <w:rPr>
+          <w:rFonts w:ascii="Times New Roman" w:hAnsi="Times New Roman" w:cs="Times New Roman"/>
+          <w:sz w:val="28"/>
+          <w:szCs w:val="28"/>
+        </w:rPr>
+      </w:pPr>
+      <w:r>
+        <w:rPr>
+          <w:noProof/>
+        </w:rPr>
+        <w:drawing>
+          <wp:inline distT="0" distB="0" distL="0" distR="0" wp14:anchorId="176EE545" wp14:editId="12FB3FCC">
+            <wp:extent cx="6119495" cy="2416810"/>
+            <wp:effectExtent l="0" t="0" r="0" b="2540"/>
+            <wp:docPr id="1347162705" name="Рисунок 2"/>
+            <wp:cNvGraphicFramePr>
+              <a:graphicFrameLocks xmlns:a="http://schemas.openxmlformats.org/drawingml/2006/main" noChangeAspect="1"/>
+            </wp:cNvGraphicFramePr>
+            <a:graphic xmlns:a="http://schemas.openxmlformats.org/drawingml/2006/main">
+              <a:graphicData uri="http://schemas.openxmlformats.org/drawingml/2006/picture">
+                <pic:pic xmlns:pic="http://schemas.openxmlformats.org/drawingml/2006/picture">
+                  <pic:nvPicPr>
+                    <pic:cNvPr id="0" name="Picture 75"/>
+                    <pic:cNvPicPr>
+                      <a:picLocks noChangeAspect="1" noChangeArrowheads="1"/>
+                    </pic:cNvPicPr>
+                  </pic:nvPicPr>
+                  <pic:blipFill>
+                    <a:blip r:embed="rId147" cstate="print">
+                      <a:extLst>
+                        <a:ext uri="{28A0092B-C50C-407E-A947-70E740481C1C}">
+                          <a14:useLocalDpi xmlns:a14="http://schemas.microsoft.com/office/drawing/2010/main" val="0"/>
+                        </a:ext>
+                      </a:extLst>
+                    </a:blip>
+                    <a:srcRect/>
+                    <a:stretch>
+                      <a:fillRect/>
+                    </a:stretch>
+                  </pic:blipFill>
+                  <pic:spPr bwMode="auto">
+                    <a:xfrm>
+                      <a:off x="0" y="0"/>
+                      <a:ext cx="6119495" cy="2416810"/>
+                    </a:xfrm>
+                    <a:prstGeom prst="rect">
+                      <a:avLst/>
+                    </a:prstGeom>
+                    <a:noFill/>
+                    <a:ln>
+                      <a:noFill/>
+                    </a:ln>
+                  </pic:spPr>
+                </pic:pic>
+              </a:graphicData>
+            </a:graphic>
+          </wp:inline>
+        </w:drawing>
+      </w:r>
+    </w:p>
+    <w:p>
+      <w:pPr>
+        <w:spacing w:line="360" w:lineRule="auto"/>
+        <w:ind w:firstLine="709"/>
+        <w:jc w:val="both"/>
+        <w:rPr>
+          <w:rFonts w:ascii="Times New Roman" w:hAnsi="Times New Roman" w:cs="Times New Roman"/>
+          <w:sz w:val="28"/>
+          <w:szCs w:val="28"/>
+        </w:rPr>
+      </w:pPr>
+      <w:r>
+        <w:rPr>
+          <w:rFonts w:ascii="Times New Roman" w:hAnsi="Times New Roman" w:cs="Times New Roman"/>
+          <w:sz w:val="28"/>
+          <w:szCs w:val="28"/>
+        </w:rPr>
+        <w:lastRenderedPageBreak/>
+        <w:t>На рисунке показана последовательность этапов: измерение импеданса, идентификация параметров эквивалентной модели, оценка текущего состояния батареи, определение скорости деградации и, наконец, прогноз остаточного ресурса. Такая схема подчёркивает, что</w:t>
+      </w:r>
+      <w:r>
+        <w:rPr>
+          <w:rFonts w:ascii="Times New Roman" w:hAnsi="Times New Roman" w:cs="Times New Roman"/>
+          <w:sz w:val="28"/>
+          <w:szCs w:val="28"/>
+        </w:rPr>
+        <w:t xml:space="preserve"> </w:t>
+      </w:r>
+      <w:r>
+        <w:rPr>
+          <w:rFonts w:ascii="Times New Roman" w:hAnsi="Times New Roman" w:cs="Times New Roman"/>
+          <w:sz w:val="28"/>
+          <w:szCs w:val="28"/>
+        </w:rPr>
+        <w:t>ресурсный прогноз не является непосредственным следствием одного измерения, а представляет собой результат многоступенчатой физически интерпретируемой обработки.</w:t>
+      </w:r>
+    </w:p>
+    <w:p>
+      <w:pPr>
+        <w:spacing w:line="360" w:lineRule="auto"/>
+        <w:ind w:firstLine="709"/>
+        <w:jc w:val="both"/>
+        <w:rPr>
+          <w:rFonts w:ascii="Times New Roman" w:hAnsi="Times New Roman" w:cs="Times New Roman"/>
+          <w:sz w:val="28"/>
+          <w:szCs w:val="28"/>
+        </w:rPr>
+      </w:pPr>
+      <w:r>
+        <w:rPr>
+          <w:rFonts w:ascii="Times New Roman" w:hAnsi="Times New Roman" w:cs="Times New Roman"/>
+          <w:sz w:val="28"/>
+          <w:szCs w:val="28"/>
+        </w:rPr>
+        <w:t>Научная ценность рисунка состоит в том, что он формализует структуру диссертационного исследования как единую методологическую цепь. Практическая польза заключается в возможности переноса этой логики в архитектуру программно-аппаратной системы BMS или стендового диагностического комплекса.</w:t>
+      </w:r>
+    </w:p>
+    <w:p>
+      <w:pPr>
+        <w:spacing w:line="360" w:lineRule="auto"/>
+        <w:ind w:firstLine="709"/>
+        <w:jc w:val="both"/>
+        <w:rPr>
+          <w:rFonts w:ascii="Times New Roman" w:hAnsi="Times New Roman" w:cs="Times New Roman"/>
+          <w:sz w:val="28"/>
+          <w:szCs w:val="28"/>
+        </w:rPr>
+      </w:pPr>
+    </w:p>
+    <w:p>
+      <w:pPr>
+        <w:spacing w:line="360" w:lineRule="auto"/>
+        <w:ind w:firstLine="709"/>
+        <w:jc w:val="both"/>
+        <w:rPr>
+          <w:rFonts w:ascii="Times New Roman" w:hAnsi="Times New Roman" w:cs="Times New Roman"/>
+          <w:b/>
+          <w:bCs/>
+          <w:sz w:val="28"/>
+          <w:szCs w:val="28"/>
+        </w:rPr>
+      </w:pPr>
+      <w:r>
+        <w:rPr>
+          <w:rFonts w:ascii="Times New Roman" w:hAnsi="Times New Roman" w:cs="Times New Roman"/>
+          <w:b/>
+          <w:bCs/>
+          <w:sz w:val="28"/>
+          <w:szCs w:val="28"/>
+        </w:rPr>
+        <w:t>Выводы по главе 1</w:t>
+      </w:r>
+    </w:p>
+    <w:p>
+      <w:pPr>
+        <w:spacing w:line="360" w:lineRule="auto"/>
+        <w:ind w:firstLine="709"/>
+        <w:jc w:val="both"/>
+        <w:rPr>
+          <w:rFonts w:ascii="Times New Roman" w:hAnsi="Times New Roman" w:cs="Times New Roman"/>
+          <w:sz w:val="28"/>
+          <w:szCs w:val="28"/>
+        </w:rPr>
+      </w:pPr>
+    </w:p>
+    <w:p>
+      <w:pPr>
+        <w:spacing w:line="360" w:lineRule="auto"/>
+        <w:ind w:firstLine="709"/>
+        <w:jc w:val="both"/>
+        <w:rPr>
+          <w:rFonts w:ascii="Times New Roman" w:hAnsi="Times New Roman" w:cs="Times New Roman"/>
+          <w:sz w:val="28"/>
+          <w:szCs w:val="28"/>
+        </w:rPr>
+      </w:pPr>
+      <w:r>
+        <w:rPr>
+          <w:rFonts w:ascii="Times New Roman" w:hAnsi="Times New Roman" w:cs="Times New Roman"/>
+          <w:sz w:val="28"/>
+          <w:szCs w:val="28"/>
+        </w:rPr>
+        <w:t>В первой главе выполнен системный анализ тяговых аккумуляторных батарей как элементов электротехнического комплекса, рассмотрены механизмы деградации NMC, LFP, LTO и Na-</w:t>
+      </w:r>
+      <w:proofErr w:type="spellStart"/>
+      <w:r>
+        <w:rPr>
+          <w:rFonts w:ascii="Times New Roman" w:hAnsi="Times New Roman" w:cs="Times New Roman"/>
+          <w:sz w:val="28"/>
+          <w:szCs w:val="28"/>
+        </w:rPr>
+        <w:t>ion</w:t>
+      </w:r>
+      <w:proofErr w:type="spellEnd"/>
+      <w:r>
+        <w:rPr>
+          <w:rFonts w:ascii="Times New Roman" w:hAnsi="Times New Roman" w:cs="Times New Roman"/>
+          <w:sz w:val="28"/>
+          <w:szCs w:val="28"/>
+        </w:rPr>
+        <w:t xml:space="preserve"> систем, проанализированы показатели технического состояния</w:t>
+      </w:r>
+      <w:r>
+        <w:rPr>
+          <w:rFonts w:ascii="Times New Roman" w:hAnsi="Times New Roman" w:cs="Times New Roman"/>
+          <w:sz w:val="28"/>
+          <w:szCs w:val="28"/>
+        </w:rPr>
+        <w:t xml:space="preserve"> </w:t>
+      </w:r>
+      <w:r>
+        <w:rPr>
+          <w:rFonts w:ascii="Times New Roman" w:hAnsi="Times New Roman" w:cs="Times New Roman"/>
+          <w:i/>
+          <w:iCs/>
+          <w:sz w:val="28"/>
+          <w:szCs w:val="28"/>
+          <w:lang w:val="en-US"/>
+        </w:rPr>
+        <w:t>SOC</w:t>
+      </w:r>
+      <w:r>
+        <w:rPr>
+          <w:rFonts w:ascii="Times New Roman" w:hAnsi="Times New Roman" w:cs="Times New Roman"/>
+          <w:sz w:val="28"/>
+          <w:szCs w:val="28"/>
+        </w:rPr>
+        <w:t xml:space="preserve">, </w:t>
+      </w:r>
+      <w:r>
+        <w:rPr>
+          <w:rFonts w:ascii="Times New Roman" w:hAnsi="Times New Roman" w:cs="Times New Roman"/>
+          <w:i/>
+          <w:iCs/>
+          <w:sz w:val="28"/>
+          <w:szCs w:val="28"/>
+          <w:lang w:val="en-US"/>
+        </w:rPr>
+        <w:t>SOH</w:t>
+      </w:r>
+      <w:r>
+        <w:rPr>
+          <w:rFonts w:ascii="Times New Roman" w:hAnsi="Times New Roman" w:cs="Times New Roman"/>
+          <w:sz w:val="28"/>
+          <w:szCs w:val="28"/>
+        </w:rPr>
+        <w:t xml:space="preserve">, </w:t>
+      </w:r>
+      <w:r>
+        <w:rPr>
+          <w:rFonts w:ascii="Times New Roman" w:hAnsi="Times New Roman" w:cs="Times New Roman"/>
+          <w:i/>
+          <w:iCs/>
+          <w:sz w:val="28"/>
+          <w:szCs w:val="28"/>
+          <w:lang w:val="en-US"/>
+        </w:rPr>
+        <w:t>SOF</w:t>
+      </w:r>
+      <w:r>
+        <w:rPr>
+          <w:rFonts w:ascii="Times New Roman" w:hAnsi="Times New Roman" w:cs="Times New Roman"/>
+          <w:sz w:val="28"/>
+          <w:szCs w:val="28"/>
+        </w:rPr>
+        <w:t xml:space="preserve"> </w:t>
+      </w:r>
+      <w:r>
+        <w:rPr>
+          <w:rFonts w:ascii="Times New Roman" w:hAnsi="Times New Roman" w:cs="Times New Roman"/>
+          <w:sz w:val="28"/>
+          <w:szCs w:val="28"/>
+        </w:rPr>
+        <w:t>и</w:t>
+      </w:r>
+      <w:r>
+        <w:rPr>
+          <w:rFonts w:ascii="Times New Roman" w:hAnsi="Times New Roman" w:cs="Times New Roman"/>
+          <w:sz w:val="28"/>
+          <w:szCs w:val="28"/>
+        </w:rPr>
+        <w:t xml:space="preserve"> </w:t>
+      </w:r>
+      <w:r>
+        <w:rPr>
+          <w:rFonts w:ascii="Times New Roman" w:hAnsi="Times New Roman" w:cs="Times New Roman"/>
+          <w:i/>
+          <w:iCs/>
+          <w:sz w:val="28"/>
+          <w:szCs w:val="28"/>
+          <w:lang w:val="en-US"/>
+        </w:rPr>
+        <w:t>RUL</w:t>
+      </w:r>
+      <w:r>
+        <w:rPr>
+          <w:rFonts w:ascii="Times New Roman" w:hAnsi="Times New Roman" w:cs="Times New Roman"/>
+          <w:sz w:val="28"/>
+          <w:szCs w:val="28"/>
+        </w:rPr>
+        <w:t xml:space="preserve">, </w:t>
+      </w:r>
+      <w:r>
+        <w:rPr>
+          <w:rFonts w:ascii="Times New Roman" w:hAnsi="Times New Roman" w:cs="Times New Roman"/>
+          <w:sz w:val="28"/>
+          <w:szCs w:val="28"/>
+        </w:rPr>
+        <w:t>а также показаны диагностические возможности электрохимической импедансной спектроскопии.</w:t>
+      </w:r>
+      <w:r>
+        <w:rPr>
+          <w:rFonts w:ascii="Times New Roman" w:hAnsi="Times New Roman" w:cs="Times New Roman"/>
+          <w:sz w:val="28"/>
+          <w:szCs w:val="28"/>
+        </w:rPr>
+        <w:t xml:space="preserve"> </w:t>
+      </w:r>
+      <w:r>
+        <w:rPr>
+          <w:rFonts w:ascii="Times New Roman" w:hAnsi="Times New Roman" w:cs="Times New Roman"/>
+          <w:sz w:val="28"/>
+          <w:szCs w:val="28"/>
+        </w:rPr>
+        <w:t>Установлено, что EIS обеспечивает физически интерпретируемый доступ к внутреннему состоянию батареи и обладает высокой чувствительностью к ранним стадиям деградации, тогда как существующие модели прогноза ресурса либо недостаточно интерпретируемы, либо недостаточно устойчивы в сложных режимах эксплуатации.</w:t>
+      </w:r>
+    </w:p>
+    <w:p>
+      <w:pPr>
+        <w:spacing w:line="360" w:lineRule="auto"/>
+        <w:ind w:firstLine="709"/>
+        <w:jc w:val="both"/>
+        <w:rPr>
+          <w:rFonts w:ascii="Times New Roman" w:hAnsi="Times New Roman" w:cs="Times New Roman"/>
+          <w:sz w:val="28"/>
+          <w:szCs w:val="28"/>
+          <w:lang w:val="en-US"/>
+        </w:rPr>
+      </w:pPr>
+      <w:r>
+        <w:rPr>
+          <w:rFonts w:ascii="Times New Roman" w:hAnsi="Times New Roman" w:cs="Times New Roman"/>
+          <w:sz w:val="28"/>
+          <w:szCs w:val="28"/>
+        </w:rPr>
+        <w:t xml:space="preserve">Основным результатом главы является выявление центрального научного разрыва: отсутствует единая математически строгая и </w:t>
+      </w:r>
+      <w:proofErr w:type="spellStart"/>
+      <w:r>
+        <w:rPr>
+          <w:rFonts w:ascii="Times New Roman" w:hAnsi="Times New Roman" w:cs="Times New Roman"/>
+          <w:sz w:val="28"/>
+          <w:szCs w:val="28"/>
+        </w:rPr>
+        <w:t>инженерно</w:t>
+      </w:r>
+      <w:proofErr w:type="spellEnd"/>
+      <w:r>
+        <w:rPr>
+          <w:rFonts w:ascii="Times New Roman" w:hAnsi="Times New Roman" w:cs="Times New Roman"/>
+          <w:sz w:val="28"/>
+          <w:szCs w:val="28"/>
+        </w:rPr>
+        <w:t xml:space="preserve"> реализуемая модель перехода от параметров комплексного импеданса тяговой аккумуляторной батареи к оценке её текущего технического состояния, скорости </w:t>
+      </w:r>
+      <w:r>
+        <w:rPr>
+          <w:rFonts w:ascii="Times New Roman" w:hAnsi="Times New Roman" w:cs="Times New Roman"/>
+          <w:sz w:val="28"/>
+          <w:szCs w:val="28"/>
+        </w:rPr>
+        <w:lastRenderedPageBreak/>
+        <w:t>деградации и остаточного ресурса в нестационарных режимах эксплуатации. Это обстоятельство определяет направление дальнейшего исследования.</w:t>
+      </w:r>
     </w:p>
     <w:p>
       <w:pPr>
